--- a/extra notes.docx
+++ b/extra notes.docx
@@ -13,7 +13,6 @@
           <w:szCs w:val="44"/>
         </w:rPr>
       </w:pPr>
-      <w:proofErr w:type="gramStart"/>
       <w:r>
         <w:rPr>
           <w:b/>
@@ -22,18 +21,7 @@
           <w:sz w:val="44"/>
           <w:szCs w:val="44"/>
         </w:rPr>
-        <w:t>NAME :</w:t>
-      </w:r>
-      <w:proofErr w:type="gramEnd"/>
-      <w:r>
-        <w:rPr>
-          <w:b/>
-          <w:bCs/>
-          <w:color w:val="EE0000"/>
-          <w:sz w:val="44"/>
-          <w:szCs w:val="44"/>
-        </w:rPr>
-        <w:t>- ADEAL FAROOQ LONE</w:t>
+        <w:t>NAME :- ADEAL FAROOQ LONE</w:t>
       </w:r>
     </w:p>
     <w:p>
@@ -304,117 +292,116 @@
           <w:color w:val="2F5496" w:themeColor="accent1" w:themeShade="BF"/>
         </w:rPr>
       </w:pPr>
-      <w:proofErr w:type="gramStart"/>
       <w:r>
         <w:rPr>
           <w:color w:val="2F5496" w:themeColor="accent1" w:themeShade="BF"/>
         </w:rPr>
         <w:lastRenderedPageBreak/>
-        <w:t>Yes</w:t>
-      </w:r>
-      <w:proofErr w:type="gramEnd"/>
-      <w:r>
+        <w:t xml:space="preserve">Yes we should start python .. like tell me everything  .. like why we are using this word .. or why using that that .. what is the need .. what will happen  if we do not write or do something like that </w:t>
+      </w:r>
+    </w:p>
+    <w:p>
+      <w:pPr>
         <w:rPr>
           <w:color w:val="2F5496" w:themeColor="accent1" w:themeShade="BF"/>
         </w:rPr>
-        <w:t xml:space="preserve"> we should start python</w:t>
-      </w:r>
-      <w:proofErr w:type="gramStart"/>
+      </w:pPr>
       <w:r>
         <w:rPr>
           <w:color w:val="2F5496" w:themeColor="accent1" w:themeShade="BF"/>
         </w:rPr>
-        <w:t xml:space="preserve"> ..</w:t>
-      </w:r>
-      <w:proofErr w:type="gramEnd"/>
+        <w:t xml:space="preserve">Like </w:t>
+      </w:r>
+      <w:proofErr w:type="spellStart"/>
       <w:r>
         <w:rPr>
           <w:color w:val="2F5496" w:themeColor="accent1" w:themeShade="BF"/>
         </w:rPr>
-        <w:t xml:space="preserve"> like tell me everything </w:t>
-      </w:r>
-      <w:proofErr w:type="gramStart"/>
+        <w:t>i</w:t>
+      </w:r>
+      <w:proofErr w:type="spellEnd"/>
       <w:r>
         <w:rPr>
           <w:color w:val="2F5496" w:themeColor="accent1" w:themeShade="BF"/>
         </w:rPr>
-        <w:t xml:space="preserve"> ..</w:t>
-      </w:r>
-      <w:proofErr w:type="gramEnd"/>
+        <w:t xml:space="preserve"> will h</w:t>
+      </w:r>
       <w:r>
         <w:rPr>
           <w:color w:val="2F5496" w:themeColor="accent1" w:themeShade="BF"/>
         </w:rPr>
-        <w:t xml:space="preserve"> like why we are using this word</w:t>
-      </w:r>
-      <w:proofErr w:type="gramStart"/>
+        <w:t>a</w:t>
+      </w:r>
       <w:r>
         <w:rPr>
           <w:color w:val="2F5496" w:themeColor="accent1" w:themeShade="BF"/>
         </w:rPr>
-        <w:t xml:space="preserve"> ..</w:t>
-      </w:r>
-      <w:proofErr w:type="gramEnd"/>
+        <w:t>ve you the example like float 0.1 + 0.2 is nor eq</w:t>
+      </w:r>
       <w:r>
         <w:rPr>
           <w:color w:val="2F5496" w:themeColor="accent1" w:themeShade="BF"/>
         </w:rPr>
-        <w:t xml:space="preserve"> or why using that that</w:t>
-      </w:r>
-      <w:proofErr w:type="gramStart"/>
+        <w:t>ua</w:t>
+      </w:r>
       <w:r>
         <w:rPr>
           <w:color w:val="2F5496" w:themeColor="accent1" w:themeShade="BF"/>
         </w:rPr>
-        <w:t xml:space="preserve"> ..</w:t>
-      </w:r>
-      <w:proofErr w:type="gramEnd"/>
-      <w:r>
+        <w:t xml:space="preserve">l to 0.3 why.. like these questions  </w:t>
+      </w:r>
+    </w:p>
+    <w:p>
+      <w:pPr>
         <w:rPr>
           <w:color w:val="2F5496" w:themeColor="accent1" w:themeShade="BF"/>
         </w:rPr>
-        <w:t xml:space="preserve"> what is the need</w:t>
-      </w:r>
-      <w:proofErr w:type="gramStart"/>
+      </w:pPr>
       <w:r>
         <w:rPr>
           <w:color w:val="2F5496" w:themeColor="accent1" w:themeShade="BF"/>
         </w:rPr>
-        <w:t xml:space="preserve"> ..</w:t>
-      </w:r>
-      <w:proofErr w:type="gramEnd"/>
+        <w:t xml:space="preserve">This is just the basic example </w:t>
+      </w:r>
+      <w:proofErr w:type="spellStart"/>
       <w:r>
         <w:rPr>
           <w:color w:val="2F5496" w:themeColor="accent1" w:themeShade="BF"/>
         </w:rPr>
-        <w:t xml:space="preserve"> what will </w:t>
-      </w:r>
-      <w:proofErr w:type="gramStart"/>
+        <w:t>i</w:t>
+      </w:r>
+      <w:proofErr w:type="spellEnd"/>
       <w:r>
         <w:rPr>
           <w:color w:val="2F5496" w:themeColor="accent1" w:themeShade="BF"/>
         </w:rPr>
-        <w:t>happen  if</w:t>
-      </w:r>
-      <w:proofErr w:type="gramEnd"/>
-      <w:r>
+        <w:t xml:space="preserve"> am saying .. you know there are lot of things there ... so we have to go to the core of this .. everything  we need to know ...stack and heap things etc </w:t>
+      </w:r>
+    </w:p>
+    <w:p>
+      <w:pPr>
         <w:rPr>
           <w:color w:val="2F5496" w:themeColor="accent1" w:themeShade="BF"/>
         </w:rPr>
-        <w:t xml:space="preserve"> we do not write or do something like that </w:t>
-      </w:r>
-    </w:p>
-    <w:p>
-      <w:pPr>
+      </w:pPr>
+      <w:r>
         <w:rPr>
           <w:color w:val="2F5496" w:themeColor="accent1" w:themeShade="BF"/>
         </w:rPr>
-      </w:pPr>
-      <w:r>
+        <w:t xml:space="preserve">And everything  in detail </w:t>
+      </w:r>
+    </w:p>
+    <w:p>
+      <w:pPr>
         <w:rPr>
           <w:color w:val="2F5496" w:themeColor="accent1" w:themeShade="BF"/>
         </w:rPr>
-        <w:t xml:space="preserve">Like </w:t>
+      </w:pPr>
+      <w:r>
+        <w:rPr>
+          <w:color w:val="2F5496" w:themeColor="accent1" w:themeShade="BF"/>
+        </w:rPr>
+        <w:t xml:space="preserve">May be you are getting what </w:t>
       </w:r>
       <w:proofErr w:type="spellStart"/>
       <w:r>
@@ -428,212 +415,625 @@
         <w:rPr>
           <w:color w:val="2F5496" w:themeColor="accent1" w:themeShade="BF"/>
         </w:rPr>
-        <w:t xml:space="preserve"> will h</w:t>
-      </w:r>
-      <w:r>
+        <w:t xml:space="preserve"> am trying to say .. like how much deep we have to learn things so that there will be no confusion  in the future as we go onwards</w:t>
+      </w:r>
+    </w:p>
+    <w:p>
+      <w:pPr>
         <w:rPr>
           <w:color w:val="2F5496" w:themeColor="accent1" w:themeShade="BF"/>
         </w:rPr>
-        <w:t>a</w:t>
-      </w:r>
-      <w:r>
-        <w:rPr>
-          <w:color w:val="2F5496" w:themeColor="accent1" w:themeShade="BF"/>
-        </w:rPr>
-        <w:t>ve you the example like float 0.1 + 0.2 is nor eq</w:t>
-      </w:r>
-      <w:r>
-        <w:rPr>
-          <w:color w:val="2F5496" w:themeColor="accent1" w:themeShade="BF"/>
-        </w:rPr>
-        <w:t>ua</w:t>
-      </w:r>
-      <w:r>
-        <w:rPr>
-          <w:color w:val="2F5496" w:themeColor="accent1" w:themeShade="BF"/>
-        </w:rPr>
-        <w:t xml:space="preserve">l to 0.3 </w:t>
-      </w:r>
-      <w:proofErr w:type="gramStart"/>
-      <w:r>
-        <w:rPr>
-          <w:color w:val="2F5496" w:themeColor="accent1" w:themeShade="BF"/>
-        </w:rPr>
-        <w:t>why..</w:t>
-      </w:r>
-      <w:proofErr w:type="gramEnd"/>
-      <w:r>
-        <w:rPr>
-          <w:color w:val="2F5496" w:themeColor="accent1" w:themeShade="BF"/>
-        </w:rPr>
-        <w:t xml:space="preserve"> like these questions  </w:t>
-      </w:r>
-    </w:p>
-    <w:p>
-      <w:pPr>
-        <w:rPr>
-          <w:color w:val="2F5496" w:themeColor="accent1" w:themeShade="BF"/>
-        </w:rPr>
-      </w:pPr>
-      <w:r>
-        <w:rPr>
-          <w:color w:val="2F5496" w:themeColor="accent1" w:themeShade="BF"/>
-        </w:rPr>
-        <w:t xml:space="preserve">This is just the basic example </w:t>
-      </w:r>
-      <w:proofErr w:type="spellStart"/>
-      <w:r>
-        <w:rPr>
-          <w:color w:val="2F5496" w:themeColor="accent1" w:themeShade="BF"/>
-        </w:rPr>
-        <w:t>i</w:t>
-      </w:r>
-      <w:proofErr w:type="spellEnd"/>
-      <w:r>
-        <w:rPr>
-          <w:color w:val="2F5496" w:themeColor="accent1" w:themeShade="BF"/>
-        </w:rPr>
-        <w:t xml:space="preserve"> am saying</w:t>
-      </w:r>
-      <w:proofErr w:type="gramStart"/>
-      <w:r>
-        <w:rPr>
-          <w:color w:val="2F5496" w:themeColor="accent1" w:themeShade="BF"/>
-        </w:rPr>
-        <w:t xml:space="preserve"> ..</w:t>
-      </w:r>
-      <w:proofErr w:type="gramEnd"/>
-      <w:r>
-        <w:rPr>
-          <w:color w:val="2F5496" w:themeColor="accent1" w:themeShade="BF"/>
-        </w:rPr>
-        <w:t xml:space="preserve"> you know there are lot of things there ... so we have to go to the core of this</w:t>
-      </w:r>
-      <w:proofErr w:type="gramStart"/>
-      <w:r>
-        <w:rPr>
-          <w:color w:val="2F5496" w:themeColor="accent1" w:themeShade="BF"/>
-        </w:rPr>
-        <w:t xml:space="preserve"> ..</w:t>
-      </w:r>
-      <w:proofErr w:type="gramEnd"/>
-      <w:r>
-        <w:rPr>
-          <w:color w:val="2F5496" w:themeColor="accent1" w:themeShade="BF"/>
-        </w:rPr>
-        <w:t xml:space="preserve"> </w:t>
-      </w:r>
-      <w:proofErr w:type="gramStart"/>
-      <w:r>
-        <w:rPr>
-          <w:color w:val="2F5496" w:themeColor="accent1" w:themeShade="BF"/>
-        </w:rPr>
-        <w:t>everything  we</w:t>
-      </w:r>
-      <w:proofErr w:type="gramEnd"/>
-      <w:r>
-        <w:rPr>
-          <w:color w:val="2F5496" w:themeColor="accent1" w:themeShade="BF"/>
-        </w:rPr>
-        <w:t xml:space="preserve"> need to know ...stack and heap things etc </w:t>
-      </w:r>
-    </w:p>
-    <w:p>
-      <w:pPr>
-        <w:rPr>
-          <w:color w:val="2F5496" w:themeColor="accent1" w:themeShade="BF"/>
-        </w:rPr>
-      </w:pPr>
-      <w:r>
-        <w:rPr>
-          <w:color w:val="2F5496" w:themeColor="accent1" w:themeShade="BF"/>
-        </w:rPr>
-        <w:t xml:space="preserve">And </w:t>
-      </w:r>
-      <w:proofErr w:type="gramStart"/>
-      <w:r>
-        <w:rPr>
-          <w:color w:val="2F5496" w:themeColor="accent1" w:themeShade="BF"/>
-        </w:rPr>
-        <w:t>everything  in</w:t>
-      </w:r>
-      <w:proofErr w:type="gramEnd"/>
-      <w:r>
-        <w:rPr>
-          <w:color w:val="2F5496" w:themeColor="accent1" w:themeShade="BF"/>
-        </w:rPr>
-        <w:t xml:space="preserve"> detail </w:t>
-      </w:r>
-    </w:p>
-    <w:p>
-      <w:pPr>
-        <w:rPr>
-          <w:color w:val="2F5496" w:themeColor="accent1" w:themeShade="BF"/>
-        </w:rPr>
-      </w:pPr>
-      <w:proofErr w:type="gramStart"/>
-      <w:r>
-        <w:rPr>
-          <w:color w:val="2F5496" w:themeColor="accent1" w:themeShade="BF"/>
-        </w:rPr>
-        <w:t>May be</w:t>
-      </w:r>
-      <w:proofErr w:type="gramEnd"/>
-      <w:r>
-        <w:rPr>
-          <w:color w:val="2F5496" w:themeColor="accent1" w:themeShade="BF"/>
-        </w:rPr>
-        <w:t xml:space="preserve"> you are getting what </w:t>
-      </w:r>
-      <w:proofErr w:type="spellStart"/>
-      <w:r>
-        <w:rPr>
-          <w:color w:val="2F5496" w:themeColor="accent1" w:themeShade="BF"/>
-        </w:rPr>
-        <w:t>i</w:t>
-      </w:r>
-      <w:proofErr w:type="spellEnd"/>
-      <w:r>
-        <w:rPr>
-          <w:color w:val="2F5496" w:themeColor="accent1" w:themeShade="BF"/>
-        </w:rPr>
-        <w:t xml:space="preserve"> am trying to say</w:t>
-      </w:r>
-      <w:proofErr w:type="gramStart"/>
-      <w:r>
-        <w:rPr>
-          <w:color w:val="2F5496" w:themeColor="accent1" w:themeShade="BF"/>
-        </w:rPr>
-        <w:t xml:space="preserve"> ..</w:t>
-      </w:r>
-      <w:proofErr w:type="gramEnd"/>
-      <w:r>
-        <w:rPr>
-          <w:color w:val="2F5496" w:themeColor="accent1" w:themeShade="BF"/>
-        </w:rPr>
-        <w:t xml:space="preserve"> like how much deep we have to learn things so that there will be no </w:t>
-      </w:r>
-      <w:proofErr w:type="gramStart"/>
-      <w:r>
-        <w:rPr>
-          <w:color w:val="2F5496" w:themeColor="accent1" w:themeShade="BF"/>
-        </w:rPr>
-        <w:t>confusion  in</w:t>
-      </w:r>
-      <w:proofErr w:type="gramEnd"/>
-      <w:r>
-        <w:rPr>
-          <w:color w:val="2F5496" w:themeColor="accent1" w:themeShade="BF"/>
-        </w:rPr>
-        <w:t xml:space="preserve"> the future as we go onwards</w:t>
-      </w:r>
-    </w:p>
-    <w:p>
-      <w:pPr>
-        <w:rPr>
-          <w:color w:val="2F5496" w:themeColor="accent1" w:themeShade="BF"/>
-        </w:rPr>
-      </w:pPr>
+      </w:pPr>
+    </w:p>
+    <w:p>
+      <w:pPr>
+        <w:rPr>
+          <w:color w:val="000000" w:themeColor="text1"/>
+        </w:rPr>
+      </w:pPr>
+      <w:r>
+        <w:rPr>
+          <w:color w:val="000000" w:themeColor="text1"/>
+        </w:rPr>
+        <w:t xml:space="preserve">I completely understand you. You don't just want to know </w:t>
+      </w:r>
+      <w:r>
+        <w:rPr>
+          <w:i/>
+          <w:iCs/>
+          <w:color w:val="000000" w:themeColor="text1"/>
+        </w:rPr>
+        <w:t>how</w:t>
+      </w:r>
+      <w:r>
+        <w:rPr>
+          <w:color w:val="000000" w:themeColor="text1"/>
+        </w:rPr>
+        <w:t xml:space="preserve"> to drive the car; you want to know how the engine is built. That is the exact mindset required to become a top-tier ML Engineer. When you just memorize syntax, you break down when things go wrong. When you understand the core, you can debug anything.</w:t>
+      </w:r>
+    </w:p>
+    <w:p>
+      <w:pPr>
+        <w:rPr>
+          <w:color w:val="000000" w:themeColor="text1"/>
+        </w:rPr>
+      </w:pPr>
+      <w:r>
+        <w:rPr>
+          <w:color w:val="000000" w:themeColor="text1"/>
+        </w:rPr>
+        <w:t>Let's tackle your exact examples to show how deep we will go, and then we will set our strategy for learning Python.</w:t>
+      </w:r>
+    </w:p>
+    <w:p>
+      <w:pPr>
+        <w:rPr>
+          <w:b/>
+          <w:bCs/>
+          <w:color w:val="000000" w:themeColor="text1"/>
+        </w:rPr>
+      </w:pPr>
+      <w:r>
+        <w:rPr>
+          <w:b/>
+          <w:bCs/>
+          <w:color w:val="000000" w:themeColor="text1"/>
+        </w:rPr>
+        <w:t>Why 0.1 + 0.2 ≠ 0.3</w:t>
+      </w:r>
+    </w:p>
+    <w:p>
+      <w:pPr>
+        <w:rPr>
+          <w:color w:val="000000" w:themeColor="text1"/>
+        </w:rPr>
+      </w:pPr>
+      <w:r>
+        <w:rPr>
+          <w:color w:val="000000" w:themeColor="text1"/>
+        </w:rPr>
+        <w:t>This is a classic question that stumps many junior developers. The answer lies in how computers physically store numbers.</w:t>
+      </w:r>
+    </w:p>
+    <w:p>
+      <w:pPr>
+        <w:rPr>
+          <w:color w:val="000000" w:themeColor="text1"/>
+        </w:rPr>
+      </w:pPr>
+      <w:r>
+        <w:rPr>
+          <w:color w:val="000000" w:themeColor="text1"/>
+        </w:rPr>
+        <w:t xml:space="preserve">Humans count in </w:t>
+      </w:r>
+      <w:r>
+        <w:rPr>
+          <w:b/>
+          <w:bCs/>
+          <w:color w:val="000000" w:themeColor="text1"/>
+        </w:rPr>
+        <w:t>Base-10</w:t>
+      </w:r>
+      <w:r>
+        <w:rPr>
+          <w:color w:val="000000" w:themeColor="text1"/>
+        </w:rPr>
+        <w:t xml:space="preserve"> (using digits 0 through 9). Computers count in </w:t>
+      </w:r>
+      <w:r>
+        <w:rPr>
+          <w:b/>
+          <w:bCs/>
+          <w:color w:val="000000" w:themeColor="text1"/>
+        </w:rPr>
+        <w:t>Base-2</w:t>
+      </w:r>
+      <w:r>
+        <w:rPr>
+          <w:color w:val="000000" w:themeColor="text1"/>
+        </w:rPr>
+        <w:t xml:space="preserve"> or Binary (using only 0 and 1).</w:t>
+      </w:r>
+    </w:p>
+    <w:p>
+      <w:pPr>
+        <w:rPr>
+          <w:color w:val="000000" w:themeColor="text1"/>
+        </w:rPr>
+      </w:pPr>
+      <w:r>
+        <w:rPr>
+          <w:color w:val="000000" w:themeColor="text1"/>
+        </w:rPr>
+        <w:t>In our Base-10 system, some fractions cannot be represented perfectly. For example, 1/3 is 0.333333... repeating forever. If you only have a small piece of paper, you eventually have to stop writing and round it off to 0.3333. When you do that, you lose a tiny bit of precision.</w:t>
+      </w:r>
+    </w:p>
+    <w:p>
+      <w:pPr>
+        <w:rPr>
+          <w:color w:val="000000" w:themeColor="text1"/>
+        </w:rPr>
+      </w:pPr>
+      <w:r>
+        <w:rPr>
+          <w:color w:val="000000" w:themeColor="text1"/>
+        </w:rPr>
+        <w:t>The exact same thing happens to computers, but in Base-2. In binary, the fraction 1/10 (which is 0.1) cannot be written perfectly. It becomes an infinitely repeating binary decimal. Because the computer's memory is not infinite, it chops the binary number off at a certain point (usually 64 bits).</w:t>
+      </w:r>
+    </w:p>
+    <w:p>
+      <w:pPr>
+        <w:rPr>
+          <w:color w:val="000000" w:themeColor="text1"/>
+        </w:rPr>
+      </w:pPr>
+      <w:r>
+        <w:rPr>
+          <w:color w:val="000000" w:themeColor="text1"/>
+        </w:rPr>
+        <w:t>When you add the chopped-off 0.1 and the chopped-off 0.2, those tiny missing mathematical fragments result in a sum of 0.30000000000000004.</w:t>
+      </w:r>
+    </w:p>
+    <w:p>
+      <w:pPr>
+        <w:rPr>
+          <w:color w:val="000000" w:themeColor="text1"/>
+        </w:rPr>
+      </w:pPr>
+      <w:r>
+        <w:rPr>
+          <w:color w:val="000000" w:themeColor="text1"/>
+        </w:rPr>
+        <w:t>Here is a visualizer so you can see exactly how the computer translates those decimals into bits and chops them off:</w:t>
+      </w:r>
+    </w:p>
+    <w:p>
+      <w:pPr>
+        <w:rPr>
+          <w:b/>
+          <w:bCs/>
+          <w:color w:val="000000" w:themeColor="text1"/>
+        </w:rPr>
+      </w:pPr>
+      <w:r>
+        <w:rPr>
+          <w:b/>
+          <w:bCs/>
+          <w:color w:val="000000" w:themeColor="text1"/>
+        </w:rPr>
+        <w:t>Where Data Lives: The Stack vs. The Heap</w:t>
+      </w:r>
+    </w:p>
+    <w:p>
+      <w:pPr>
+        <w:rPr>
+          <w:color w:val="000000" w:themeColor="text1"/>
+        </w:rPr>
+      </w:pPr>
+      <w:r>
+        <w:rPr>
+          <w:color w:val="000000" w:themeColor="text1"/>
+        </w:rPr>
+        <w:t>When you write a Python script in VS Code on your laptop and hit "run," the operating system gives your program a chunk of RAM (memory) to use. This memory is divided into two main architectural areas:</w:t>
+      </w:r>
+    </w:p>
+    <w:p>
+      <w:pPr>
+        <w:rPr>
+          <w:color w:val="000000" w:themeColor="text1"/>
+        </w:rPr>
+      </w:pPr>
+      <w:r>
+        <w:rPr>
+          <w:color w:val="000000" w:themeColor="text1"/>
+        </w:rPr>
+        <w:lastRenderedPageBreak/>
+        <w:drawing>
+          <wp:inline distT="0" distB="0" distL="0" distR="0" wp14:anchorId="0B38EA43" wp14:editId="0AB7DBDC">
+            <wp:extent cx="5731510" cy="4298950"/>
+            <wp:effectExtent l="0" t="0" r="2540" b="6350"/>
+            <wp:docPr id="268680801" name="Picture 2" descr="Stack vs. Heap Memory Architecture, AI generated"/>
+            <wp:cNvGraphicFramePr>
+              <a:graphicFrameLocks xmlns:a="http://schemas.openxmlformats.org/drawingml/2006/main" noChangeAspect="1"/>
+            </wp:cNvGraphicFramePr>
+            <a:graphic xmlns:a="http://schemas.openxmlformats.org/drawingml/2006/main">
+              <a:graphicData uri="http://schemas.openxmlformats.org/drawingml/2006/picture">
+                <pic:pic xmlns:pic="http://schemas.openxmlformats.org/drawingml/2006/picture">
+                  <pic:nvPicPr>
+                    <pic:cNvPr id="0" name="Picture 6" descr="Stack vs. Heap Memory Architecture, AI generated"/>
+                    <pic:cNvPicPr>
+                      <a:picLocks noChangeAspect="1" noChangeArrowheads="1"/>
+                    </pic:cNvPicPr>
+                  </pic:nvPicPr>
+                  <pic:blipFill>
+                    <a:blip r:embed="rId5">
+                      <a:extLst>
+                        <a:ext uri="{28A0092B-C50C-407E-A947-70E740481C1C}">
+                          <a14:useLocalDpi xmlns:a14="http://schemas.microsoft.com/office/drawing/2010/main" val="0"/>
+                        </a:ext>
+                      </a:extLst>
+                    </a:blip>
+                    <a:srcRect/>
+                    <a:stretch>
+                      <a:fillRect/>
+                    </a:stretch>
+                  </pic:blipFill>
+                  <pic:spPr bwMode="auto">
+                    <a:xfrm>
+                      <a:off x="0" y="0"/>
+                      <a:ext cx="5731510" cy="4298950"/>
+                    </a:xfrm>
+                    <a:prstGeom prst="rect">
+                      <a:avLst/>
+                    </a:prstGeom>
+                    <a:noFill/>
+                    <a:ln>
+                      <a:noFill/>
+                    </a:ln>
+                  </pic:spPr>
+                </pic:pic>
+              </a:graphicData>
+            </a:graphic>
+          </wp:inline>
+        </w:drawing>
+      </w:r>
+    </w:p>
+    <w:p>
+      <w:pPr>
+        <w:rPr>
+          <w:color w:val="000000" w:themeColor="text1"/>
+        </w:rPr>
+      </w:pPr>
+      <w:r>
+        <w:rPr>
+          <w:color w:val="000000" w:themeColor="text1"/>
+        </w:rPr>
+        <w:t>Stack vs. Heap Memory Architecture. Source: Medium</w:t>
+      </w:r>
+    </w:p>
+    <w:p>
+      <w:pPr>
+        <w:rPr>
+          <w:b/>
+          <w:bCs/>
+          <w:color w:val="000000" w:themeColor="text1"/>
+        </w:rPr>
+      </w:pPr>
+      <w:r>
+        <w:rPr>
+          <w:b/>
+          <w:bCs/>
+          <w:color w:val="000000" w:themeColor="text1"/>
+        </w:rPr>
+        <w:t>1. The Stack (Fast, Organized, Temporary)</w:t>
+      </w:r>
+    </w:p>
+    <w:p>
+      <w:pPr>
+        <w:rPr>
+          <w:color w:val="000000" w:themeColor="text1"/>
+        </w:rPr>
+      </w:pPr>
+      <w:r>
+        <w:rPr>
+          <w:color w:val="000000" w:themeColor="text1"/>
+        </w:rPr>
+        <w:t>Think of the Stack like a physical stack of sticky notes. It is highly organized and incredibly fast.</w:t>
+      </w:r>
+    </w:p>
+    <w:p>
+      <w:pPr>
+        <w:numPr>
+          <w:ilvl w:val="0"/>
+          <w:numId w:val="5"/>
+        </w:numPr>
+        <w:rPr>
+          <w:color w:val="000000" w:themeColor="text1"/>
+        </w:rPr>
+      </w:pPr>
+      <w:r>
+        <w:rPr>
+          <w:b/>
+          <w:bCs/>
+          <w:color w:val="000000" w:themeColor="text1"/>
+        </w:rPr>
+        <w:t>What it does:</w:t>
+      </w:r>
+      <w:r>
+        <w:rPr>
+          <w:color w:val="000000" w:themeColor="text1"/>
+        </w:rPr>
+        <w:t xml:space="preserve"> It keeps track of the "execution thread"—meaning it tracks which function your code is running right now.</w:t>
+      </w:r>
+    </w:p>
+    <w:p>
+      <w:pPr>
+        <w:numPr>
+          <w:ilvl w:val="0"/>
+          <w:numId w:val="5"/>
+        </w:numPr>
+        <w:rPr>
+          <w:color w:val="000000" w:themeColor="text1"/>
+        </w:rPr>
+      </w:pPr>
+      <w:r>
+        <w:rPr>
+          <w:b/>
+          <w:bCs/>
+          <w:color w:val="000000" w:themeColor="text1"/>
+        </w:rPr>
+        <w:t>How it works:</w:t>
+      </w:r>
+      <w:r>
+        <w:rPr>
+          <w:color w:val="000000" w:themeColor="text1"/>
+        </w:rPr>
+        <w:t xml:space="preserve"> It operates on a Last-In, First-Out (LIFO) basis. When a function finishes running, its sticky note is ripped off the top and destroyed instantly.</w:t>
+      </w:r>
+    </w:p>
+    <w:p>
+      <w:pPr>
+        <w:numPr>
+          <w:ilvl w:val="0"/>
+          <w:numId w:val="5"/>
+        </w:numPr>
+        <w:rPr>
+          <w:color w:val="000000" w:themeColor="text1"/>
+        </w:rPr>
+      </w:pPr>
+      <w:r>
+        <w:rPr>
+          <w:b/>
+          <w:bCs/>
+          <w:color w:val="000000" w:themeColor="text1"/>
+        </w:rPr>
+        <w:t>What it holds:</w:t>
+      </w:r>
+      <w:r>
+        <w:rPr>
+          <w:color w:val="000000" w:themeColor="text1"/>
+        </w:rPr>
+        <w:t xml:space="preserve"> It only holds very small, predictable things. If you create a simple integer like x = 5, the Stack holds that value.</w:t>
+      </w:r>
+    </w:p>
+    <w:p>
+      <w:pPr>
+        <w:rPr>
+          <w:b/>
+          <w:bCs/>
+          <w:color w:val="000000" w:themeColor="text1"/>
+        </w:rPr>
+      </w:pPr>
+      <w:r>
+        <w:rPr>
+          <w:b/>
+          <w:bCs/>
+          <w:color w:val="000000" w:themeColor="text1"/>
+        </w:rPr>
+        <w:t>2. The Heap (Massive, Slower, Persistent)</w:t>
+      </w:r>
+    </w:p>
+    <w:p>
+      <w:pPr>
+        <w:rPr>
+          <w:color w:val="000000" w:themeColor="text1"/>
+        </w:rPr>
+      </w:pPr>
+      <w:r>
+        <w:rPr>
+          <w:color w:val="000000" w:themeColor="text1"/>
+        </w:rPr>
+        <w:t>Think of the Heap like a giant, slightly messy warehouse.</w:t>
+      </w:r>
+    </w:p>
+    <w:p>
+      <w:pPr>
+        <w:numPr>
+          <w:ilvl w:val="0"/>
+          <w:numId w:val="6"/>
+        </w:numPr>
+        <w:rPr>
+          <w:color w:val="000000" w:themeColor="text1"/>
+        </w:rPr>
+      </w:pPr>
+      <w:r>
+        <w:rPr>
+          <w:b/>
+          <w:bCs/>
+          <w:color w:val="000000" w:themeColor="text1"/>
+        </w:rPr>
+        <w:t>What it does:</w:t>
+      </w:r>
+      <w:r>
+        <w:rPr>
+          <w:color w:val="000000" w:themeColor="text1"/>
+        </w:rPr>
+        <w:t xml:space="preserve"> It holds massive amounts of data that need to stick around longer than a single function call.</w:t>
+      </w:r>
+    </w:p>
+    <w:p>
+      <w:pPr>
+        <w:numPr>
+          <w:ilvl w:val="0"/>
+          <w:numId w:val="6"/>
+        </w:numPr>
+        <w:rPr>
+          <w:color w:val="000000" w:themeColor="text1"/>
+        </w:rPr>
+      </w:pPr>
+      <w:r>
+        <w:rPr>
+          <w:b/>
+          <w:bCs/>
+          <w:color w:val="000000" w:themeColor="text1"/>
+        </w:rPr>
+        <w:t>How it works:</w:t>
+      </w:r>
+      <w:r>
+        <w:rPr>
+          <w:color w:val="000000" w:themeColor="text1"/>
+        </w:rPr>
+        <w:t xml:space="preserve"> If you load a massive dataset of 10,000 images for a Machine Learning model, it goes in the Heap. The computer takes a bit longer to find things here because it has to look up the "address" of where it stored the data.</w:t>
+      </w:r>
+    </w:p>
+    <w:p>
+      <w:pPr>
+        <w:numPr>
+          <w:ilvl w:val="0"/>
+          <w:numId w:val="6"/>
+        </w:numPr>
+        <w:rPr>
+          <w:color w:val="000000" w:themeColor="text1"/>
+        </w:rPr>
+      </w:pPr>
+      <w:r>
+        <w:rPr>
+          <w:b/>
+          <w:bCs/>
+          <w:color w:val="000000" w:themeColor="text1"/>
+        </w:rPr>
+        <w:lastRenderedPageBreak/>
+        <w:t>The Connection:</w:t>
+      </w:r>
+      <w:r>
+        <w:rPr>
+          <w:color w:val="000000" w:themeColor="text1"/>
+        </w:rPr>
+        <w:t xml:space="preserve"> In Python, almost </w:t>
+      </w:r>
+      <w:r>
+        <w:rPr>
+          <w:i/>
+          <w:iCs/>
+          <w:color w:val="000000" w:themeColor="text1"/>
+        </w:rPr>
+        <w:t>everything</w:t>
+      </w:r>
+      <w:r>
+        <w:rPr>
+          <w:color w:val="000000" w:themeColor="text1"/>
+        </w:rPr>
+        <w:t xml:space="preserve"> (lists, dictionaries, ML models) is an object stored in the Heap. The Stack merely holds a tiny "pointer" (like a treasure map coordinate) that tells the computer where to find that massive object in the Heap.</w:t>
+      </w:r>
+    </w:p>
+    <w:p>
+      <w:pPr>
+        <w:rPr>
+          <w:b/>
+          <w:bCs/>
+          <w:color w:val="000000" w:themeColor="text1"/>
+        </w:rPr>
+      </w:pPr>
+      <w:r>
+        <w:rPr>
+          <w:b/>
+          <w:bCs/>
+          <w:color w:val="000000" w:themeColor="text1"/>
+        </w:rPr>
+        <w:t>Our Strategy Moving Forward</w:t>
+      </w:r>
+    </w:p>
+    <w:p>
+      <w:pPr>
+        <w:rPr>
+          <w:color w:val="000000" w:themeColor="text1"/>
+        </w:rPr>
+      </w:pPr>
+      <w:r>
+        <w:rPr>
+          <w:color w:val="000000" w:themeColor="text1"/>
+        </w:rPr>
+        <w:t>If we want to get you to a FAANG level, we will not just write code; we will understand what the hardware is doing.</w:t>
+      </w:r>
+    </w:p>
+    <w:p>
+      <w:pPr>
+        <w:rPr>
+          <w:color w:val="000000" w:themeColor="text1"/>
+        </w:rPr>
+      </w:pPr>
+      <w:r>
+        <w:rPr>
+          <w:color w:val="000000" w:themeColor="text1"/>
+        </w:rPr>
+        <w:t>Here is our plan:</w:t>
+      </w:r>
+    </w:p>
+    <w:p>
+      <w:pPr>
+        <w:numPr>
+          <w:ilvl w:val="0"/>
+          <w:numId w:val="7"/>
+        </w:numPr>
+        <w:rPr>
+          <w:color w:val="000000" w:themeColor="text1"/>
+        </w:rPr>
+      </w:pPr>
+      <w:r>
+        <w:rPr>
+          <w:b/>
+          <w:bCs/>
+          <w:color w:val="000000" w:themeColor="text1"/>
+        </w:rPr>
+        <w:t>Python Fundamentals:</w:t>
+      </w:r>
+      <w:r>
+        <w:rPr>
+          <w:color w:val="000000" w:themeColor="text1"/>
+        </w:rPr>
+        <w:t xml:space="preserve"> We will start writing actual Python code. For every concept (variables, loops, functions), I will explain what is happening in the Stack and Heap.</w:t>
+      </w:r>
+    </w:p>
+    <w:p>
+      <w:pPr>
+        <w:numPr>
+          <w:ilvl w:val="0"/>
+          <w:numId w:val="7"/>
+        </w:numPr>
+        <w:rPr>
+          <w:color w:val="000000" w:themeColor="text1"/>
+        </w:rPr>
+      </w:pPr>
+      <w:r>
+        <w:rPr>
+          <w:b/>
+          <w:bCs/>
+          <w:color w:val="000000" w:themeColor="text1"/>
+        </w:rPr>
+        <w:t>Data Structures:</w:t>
+      </w:r>
+      <w:r>
+        <w:rPr>
+          <w:color w:val="000000" w:themeColor="text1"/>
+        </w:rPr>
+        <w:t xml:space="preserve"> Once you know Python syntax, we will build things like Arrays and Hash Maps from scratch so you know exactly how memory is being allocated.</w:t>
+      </w:r>
+    </w:p>
+    <w:p>
+      <w:pPr>
+        <w:numPr>
+          <w:ilvl w:val="0"/>
+          <w:numId w:val="7"/>
+        </w:numPr>
+        <w:rPr>
+          <w:color w:val="000000" w:themeColor="text1"/>
+        </w:rPr>
+      </w:pPr>
+      <w:r>
+        <w:rPr>
+          <w:b/>
+          <w:bCs/>
+          <w:color w:val="000000" w:themeColor="text1"/>
+        </w:rPr>
+        <w:t>Algorithms:</w:t>
+      </w:r>
+      <w:r>
+        <w:rPr>
+          <w:color w:val="000000" w:themeColor="text1"/>
+        </w:rPr>
+        <w:t xml:space="preserve"> We will learn how to search and sort that memory efficiently.</w:t>
+      </w:r>
     </w:p>
     <w:p>
       <w:pPr>
@@ -1103,6 +1503,304 @@
     </w:lvl>
   </w:abstractNum>
   <w:abstractNum w:abstractNumId="3" w15:restartNumberingAfterBreak="0">
+    <w:nsid w:val="35037B4D"/>
+    <w:multiLevelType w:val="multilevel"/>
+    <w:tmpl w:val="25A45094"/>
+    <w:lvl w:ilvl="0">
+      <w:start w:val="1"/>
+      <w:numFmt w:val="bullet"/>
+      <w:lvlText w:val=""/>
+      <w:lvlJc w:val="left"/>
+      <w:pPr>
+        <w:tabs>
+          <w:tab w:val="num" w:pos="720"/>
+        </w:tabs>
+        <w:ind w:left="720" w:hanging="360"/>
+      </w:pPr>
+      <w:rPr>
+        <w:rFonts w:ascii="Symbol" w:hAnsi="Symbol" w:hint="default"/>
+        <w:sz w:val="20"/>
+      </w:rPr>
+    </w:lvl>
+    <w:lvl w:ilvl="1" w:tentative="1">
+      <w:start w:val="1"/>
+      <w:numFmt w:val="bullet"/>
+      <w:lvlText w:val="o"/>
+      <w:lvlJc w:val="left"/>
+      <w:pPr>
+        <w:tabs>
+          <w:tab w:val="num" w:pos="1440"/>
+        </w:tabs>
+        <w:ind w:left="1440" w:hanging="360"/>
+      </w:pPr>
+      <w:rPr>
+        <w:rFonts w:ascii="Courier New" w:hAnsi="Courier New" w:hint="default"/>
+        <w:sz w:val="20"/>
+      </w:rPr>
+    </w:lvl>
+    <w:lvl w:ilvl="2" w:tentative="1">
+      <w:start w:val="1"/>
+      <w:numFmt w:val="bullet"/>
+      <w:lvlText w:val=""/>
+      <w:lvlJc w:val="left"/>
+      <w:pPr>
+        <w:tabs>
+          <w:tab w:val="num" w:pos="2160"/>
+        </w:tabs>
+        <w:ind w:left="2160" w:hanging="360"/>
+      </w:pPr>
+      <w:rPr>
+        <w:rFonts w:ascii="Wingdings" w:hAnsi="Wingdings" w:hint="default"/>
+        <w:sz w:val="20"/>
+      </w:rPr>
+    </w:lvl>
+    <w:lvl w:ilvl="3" w:tentative="1">
+      <w:start w:val="1"/>
+      <w:numFmt w:val="bullet"/>
+      <w:lvlText w:val=""/>
+      <w:lvlJc w:val="left"/>
+      <w:pPr>
+        <w:tabs>
+          <w:tab w:val="num" w:pos="2880"/>
+        </w:tabs>
+        <w:ind w:left="2880" w:hanging="360"/>
+      </w:pPr>
+      <w:rPr>
+        <w:rFonts w:ascii="Wingdings" w:hAnsi="Wingdings" w:hint="default"/>
+        <w:sz w:val="20"/>
+      </w:rPr>
+    </w:lvl>
+    <w:lvl w:ilvl="4" w:tentative="1">
+      <w:start w:val="1"/>
+      <w:numFmt w:val="bullet"/>
+      <w:lvlText w:val=""/>
+      <w:lvlJc w:val="left"/>
+      <w:pPr>
+        <w:tabs>
+          <w:tab w:val="num" w:pos="3600"/>
+        </w:tabs>
+        <w:ind w:left="3600" w:hanging="360"/>
+      </w:pPr>
+      <w:rPr>
+        <w:rFonts w:ascii="Wingdings" w:hAnsi="Wingdings" w:hint="default"/>
+        <w:sz w:val="20"/>
+      </w:rPr>
+    </w:lvl>
+    <w:lvl w:ilvl="5" w:tentative="1">
+      <w:start w:val="1"/>
+      <w:numFmt w:val="bullet"/>
+      <w:lvlText w:val=""/>
+      <w:lvlJc w:val="left"/>
+      <w:pPr>
+        <w:tabs>
+          <w:tab w:val="num" w:pos="4320"/>
+        </w:tabs>
+        <w:ind w:left="4320" w:hanging="360"/>
+      </w:pPr>
+      <w:rPr>
+        <w:rFonts w:ascii="Wingdings" w:hAnsi="Wingdings" w:hint="default"/>
+        <w:sz w:val="20"/>
+      </w:rPr>
+    </w:lvl>
+    <w:lvl w:ilvl="6" w:tentative="1">
+      <w:start w:val="1"/>
+      <w:numFmt w:val="bullet"/>
+      <w:lvlText w:val=""/>
+      <w:lvlJc w:val="left"/>
+      <w:pPr>
+        <w:tabs>
+          <w:tab w:val="num" w:pos="5040"/>
+        </w:tabs>
+        <w:ind w:left="5040" w:hanging="360"/>
+      </w:pPr>
+      <w:rPr>
+        <w:rFonts w:ascii="Wingdings" w:hAnsi="Wingdings" w:hint="default"/>
+        <w:sz w:val="20"/>
+      </w:rPr>
+    </w:lvl>
+    <w:lvl w:ilvl="7" w:tentative="1">
+      <w:start w:val="1"/>
+      <w:numFmt w:val="bullet"/>
+      <w:lvlText w:val=""/>
+      <w:lvlJc w:val="left"/>
+      <w:pPr>
+        <w:tabs>
+          <w:tab w:val="num" w:pos="5760"/>
+        </w:tabs>
+        <w:ind w:left="5760" w:hanging="360"/>
+      </w:pPr>
+      <w:rPr>
+        <w:rFonts w:ascii="Wingdings" w:hAnsi="Wingdings" w:hint="default"/>
+        <w:sz w:val="20"/>
+      </w:rPr>
+    </w:lvl>
+    <w:lvl w:ilvl="8" w:tentative="1">
+      <w:start w:val="1"/>
+      <w:numFmt w:val="bullet"/>
+      <w:lvlText w:val=""/>
+      <w:lvlJc w:val="left"/>
+      <w:pPr>
+        <w:tabs>
+          <w:tab w:val="num" w:pos="6480"/>
+        </w:tabs>
+        <w:ind w:left="6480" w:hanging="360"/>
+      </w:pPr>
+      <w:rPr>
+        <w:rFonts w:ascii="Wingdings" w:hAnsi="Wingdings" w:hint="default"/>
+        <w:sz w:val="20"/>
+      </w:rPr>
+    </w:lvl>
+  </w:abstractNum>
+  <w:abstractNum w:abstractNumId="4" w15:restartNumberingAfterBreak="0">
+    <w:nsid w:val="368F3C4C"/>
+    <w:multiLevelType w:val="multilevel"/>
+    <w:tmpl w:val="EC5E60B6"/>
+    <w:lvl w:ilvl="0">
+      <w:start w:val="1"/>
+      <w:numFmt w:val="bullet"/>
+      <w:lvlText w:val=""/>
+      <w:lvlJc w:val="left"/>
+      <w:pPr>
+        <w:tabs>
+          <w:tab w:val="num" w:pos="720"/>
+        </w:tabs>
+        <w:ind w:left="720" w:hanging="360"/>
+      </w:pPr>
+      <w:rPr>
+        <w:rFonts w:ascii="Symbol" w:hAnsi="Symbol" w:hint="default"/>
+        <w:sz w:val="20"/>
+      </w:rPr>
+    </w:lvl>
+    <w:lvl w:ilvl="1" w:tentative="1">
+      <w:start w:val="1"/>
+      <w:numFmt w:val="bullet"/>
+      <w:lvlText w:val="o"/>
+      <w:lvlJc w:val="left"/>
+      <w:pPr>
+        <w:tabs>
+          <w:tab w:val="num" w:pos="1440"/>
+        </w:tabs>
+        <w:ind w:left="1440" w:hanging="360"/>
+      </w:pPr>
+      <w:rPr>
+        <w:rFonts w:ascii="Courier New" w:hAnsi="Courier New" w:hint="default"/>
+        <w:sz w:val="20"/>
+      </w:rPr>
+    </w:lvl>
+    <w:lvl w:ilvl="2" w:tentative="1">
+      <w:start w:val="1"/>
+      <w:numFmt w:val="bullet"/>
+      <w:lvlText w:val=""/>
+      <w:lvlJc w:val="left"/>
+      <w:pPr>
+        <w:tabs>
+          <w:tab w:val="num" w:pos="2160"/>
+        </w:tabs>
+        <w:ind w:left="2160" w:hanging="360"/>
+      </w:pPr>
+      <w:rPr>
+        <w:rFonts w:ascii="Wingdings" w:hAnsi="Wingdings" w:hint="default"/>
+        <w:sz w:val="20"/>
+      </w:rPr>
+    </w:lvl>
+    <w:lvl w:ilvl="3" w:tentative="1">
+      <w:start w:val="1"/>
+      <w:numFmt w:val="bullet"/>
+      <w:lvlText w:val=""/>
+      <w:lvlJc w:val="left"/>
+      <w:pPr>
+        <w:tabs>
+          <w:tab w:val="num" w:pos="2880"/>
+        </w:tabs>
+        <w:ind w:left="2880" w:hanging="360"/>
+      </w:pPr>
+      <w:rPr>
+        <w:rFonts w:ascii="Wingdings" w:hAnsi="Wingdings" w:hint="default"/>
+        <w:sz w:val="20"/>
+      </w:rPr>
+    </w:lvl>
+    <w:lvl w:ilvl="4" w:tentative="1">
+      <w:start w:val="1"/>
+      <w:numFmt w:val="bullet"/>
+      <w:lvlText w:val=""/>
+      <w:lvlJc w:val="left"/>
+      <w:pPr>
+        <w:tabs>
+          <w:tab w:val="num" w:pos="3600"/>
+        </w:tabs>
+        <w:ind w:left="3600" w:hanging="360"/>
+      </w:pPr>
+      <w:rPr>
+        <w:rFonts w:ascii="Wingdings" w:hAnsi="Wingdings" w:hint="default"/>
+        <w:sz w:val="20"/>
+      </w:rPr>
+    </w:lvl>
+    <w:lvl w:ilvl="5" w:tentative="1">
+      <w:start w:val="1"/>
+      <w:numFmt w:val="bullet"/>
+      <w:lvlText w:val=""/>
+      <w:lvlJc w:val="left"/>
+      <w:pPr>
+        <w:tabs>
+          <w:tab w:val="num" w:pos="4320"/>
+        </w:tabs>
+        <w:ind w:left="4320" w:hanging="360"/>
+      </w:pPr>
+      <w:rPr>
+        <w:rFonts w:ascii="Wingdings" w:hAnsi="Wingdings" w:hint="default"/>
+        <w:sz w:val="20"/>
+      </w:rPr>
+    </w:lvl>
+    <w:lvl w:ilvl="6" w:tentative="1">
+      <w:start w:val="1"/>
+      <w:numFmt w:val="bullet"/>
+      <w:lvlText w:val=""/>
+      <w:lvlJc w:val="left"/>
+      <w:pPr>
+        <w:tabs>
+          <w:tab w:val="num" w:pos="5040"/>
+        </w:tabs>
+        <w:ind w:left="5040" w:hanging="360"/>
+      </w:pPr>
+      <w:rPr>
+        <w:rFonts w:ascii="Wingdings" w:hAnsi="Wingdings" w:hint="default"/>
+        <w:sz w:val="20"/>
+      </w:rPr>
+    </w:lvl>
+    <w:lvl w:ilvl="7" w:tentative="1">
+      <w:start w:val="1"/>
+      <w:numFmt w:val="bullet"/>
+      <w:lvlText w:val=""/>
+      <w:lvlJc w:val="left"/>
+      <w:pPr>
+        <w:tabs>
+          <w:tab w:val="num" w:pos="5760"/>
+        </w:tabs>
+        <w:ind w:left="5760" w:hanging="360"/>
+      </w:pPr>
+      <w:rPr>
+        <w:rFonts w:ascii="Wingdings" w:hAnsi="Wingdings" w:hint="default"/>
+        <w:sz w:val="20"/>
+      </w:rPr>
+    </w:lvl>
+    <w:lvl w:ilvl="8" w:tentative="1">
+      <w:start w:val="1"/>
+      <w:numFmt w:val="bullet"/>
+      <w:lvlText w:val=""/>
+      <w:lvlJc w:val="left"/>
+      <w:pPr>
+        <w:tabs>
+          <w:tab w:val="num" w:pos="6480"/>
+        </w:tabs>
+        <w:ind w:left="6480" w:hanging="360"/>
+      </w:pPr>
+      <w:rPr>
+        <w:rFonts w:ascii="Wingdings" w:hAnsi="Wingdings" w:hint="default"/>
+        <w:sz w:val="20"/>
+      </w:rPr>
+    </w:lvl>
+  </w:abstractNum>
+  <w:abstractNum w:abstractNumId="5" w15:restartNumberingAfterBreak="0">
     <w:nsid w:val="38525D97"/>
     <w:multiLevelType w:val="multilevel"/>
     <w:tmpl w:val="547C83F2"/>
@@ -1251,8 +1949,121 @@
       </w:rPr>
     </w:lvl>
   </w:abstractNum>
+  <w:abstractNum w:abstractNumId="6" w15:restartNumberingAfterBreak="0">
+    <w:nsid w:val="41907999"/>
+    <w:multiLevelType w:val="multilevel"/>
+    <w:tmpl w:val="65504056"/>
+    <w:lvl w:ilvl="0">
+      <w:start w:val="1"/>
+      <w:numFmt w:val="decimal"/>
+      <w:lvlText w:val="%1."/>
+      <w:lvlJc w:val="left"/>
+      <w:pPr>
+        <w:tabs>
+          <w:tab w:val="num" w:pos="720"/>
+        </w:tabs>
+        <w:ind w:left="720" w:hanging="360"/>
+      </w:pPr>
+    </w:lvl>
+    <w:lvl w:ilvl="1" w:tentative="1">
+      <w:start w:val="1"/>
+      <w:numFmt w:val="decimal"/>
+      <w:lvlText w:val="%2."/>
+      <w:lvlJc w:val="left"/>
+      <w:pPr>
+        <w:tabs>
+          <w:tab w:val="num" w:pos="1440"/>
+        </w:tabs>
+        <w:ind w:left="1440" w:hanging="360"/>
+      </w:pPr>
+    </w:lvl>
+    <w:lvl w:ilvl="2" w:tentative="1">
+      <w:start w:val="1"/>
+      <w:numFmt w:val="decimal"/>
+      <w:lvlText w:val="%3."/>
+      <w:lvlJc w:val="left"/>
+      <w:pPr>
+        <w:tabs>
+          <w:tab w:val="num" w:pos="2160"/>
+        </w:tabs>
+        <w:ind w:left="2160" w:hanging="360"/>
+      </w:pPr>
+    </w:lvl>
+    <w:lvl w:ilvl="3" w:tentative="1">
+      <w:start w:val="1"/>
+      <w:numFmt w:val="decimal"/>
+      <w:lvlText w:val="%4."/>
+      <w:lvlJc w:val="left"/>
+      <w:pPr>
+        <w:tabs>
+          <w:tab w:val="num" w:pos="2880"/>
+        </w:tabs>
+        <w:ind w:left="2880" w:hanging="360"/>
+      </w:pPr>
+    </w:lvl>
+    <w:lvl w:ilvl="4" w:tentative="1">
+      <w:start w:val="1"/>
+      <w:numFmt w:val="decimal"/>
+      <w:lvlText w:val="%5."/>
+      <w:lvlJc w:val="left"/>
+      <w:pPr>
+        <w:tabs>
+          <w:tab w:val="num" w:pos="3600"/>
+        </w:tabs>
+        <w:ind w:left="3600" w:hanging="360"/>
+      </w:pPr>
+    </w:lvl>
+    <w:lvl w:ilvl="5" w:tentative="1">
+      <w:start w:val="1"/>
+      <w:numFmt w:val="decimal"/>
+      <w:lvlText w:val="%6."/>
+      <w:lvlJc w:val="left"/>
+      <w:pPr>
+        <w:tabs>
+          <w:tab w:val="num" w:pos="4320"/>
+        </w:tabs>
+        <w:ind w:left="4320" w:hanging="360"/>
+      </w:pPr>
+    </w:lvl>
+    <w:lvl w:ilvl="6" w:tentative="1">
+      <w:start w:val="1"/>
+      <w:numFmt w:val="decimal"/>
+      <w:lvlText w:val="%7."/>
+      <w:lvlJc w:val="left"/>
+      <w:pPr>
+        <w:tabs>
+          <w:tab w:val="num" w:pos="5040"/>
+        </w:tabs>
+        <w:ind w:left="5040" w:hanging="360"/>
+      </w:pPr>
+    </w:lvl>
+    <w:lvl w:ilvl="7" w:tentative="1">
+      <w:start w:val="1"/>
+      <w:numFmt w:val="decimal"/>
+      <w:lvlText w:val="%8."/>
+      <w:lvlJc w:val="left"/>
+      <w:pPr>
+        <w:tabs>
+          <w:tab w:val="num" w:pos="5760"/>
+        </w:tabs>
+        <w:ind w:left="5760" w:hanging="360"/>
+      </w:pPr>
+    </w:lvl>
+    <w:lvl w:ilvl="8" w:tentative="1">
+      <w:start w:val="1"/>
+      <w:numFmt w:val="decimal"/>
+      <w:lvlText w:val="%9."/>
+      <w:lvlJc w:val="left"/>
+      <w:pPr>
+        <w:tabs>
+          <w:tab w:val="num" w:pos="6480"/>
+        </w:tabs>
+        <w:ind w:left="6480" w:hanging="360"/>
+      </w:pPr>
+    </w:lvl>
+  </w:abstractNum>
   <w:num w:numId="1" w16cid:durableId="1099566421">
-    <w:abstractNumId w:val="3"/>
+    <w:abstractNumId w:val="5"/>
   </w:num>
   <w:num w:numId="2" w16cid:durableId="2116751180">
     <w:abstractNumId w:val="1"/>
@@ -1262,6 +2073,15 @@
   </w:num>
   <w:num w:numId="4" w16cid:durableId="49109621">
     <w:abstractNumId w:val="2"/>
+  </w:num>
+  <w:num w:numId="5" w16cid:durableId="1631398879">
+    <w:abstractNumId w:val="4"/>
+  </w:num>
+  <w:num w:numId="6" w16cid:durableId="1628199336">
+    <w:abstractNumId w:val="3"/>
+  </w:num>
+  <w:num w:numId="7" w16cid:durableId="1074161061">
+    <w:abstractNumId w:val="6"/>
   </w:num>
 </w:numbering>
 </file>

--- a/extra notes.docx
+++ b/extra notes.docx
@@ -13,6 +13,7 @@
           <w:szCs w:val="44"/>
         </w:rPr>
       </w:pPr>
+      <w:proofErr w:type="gramStart"/>
       <w:r>
         <w:rPr>
           <w:b/>
@@ -21,7 +22,18 @@
           <w:sz w:val="44"/>
           <w:szCs w:val="44"/>
         </w:rPr>
-        <w:t>NAME :- ADEAL FAROOQ LONE</w:t>
+        <w:t>NAME :</w:t>
+      </w:r>
+      <w:proofErr w:type="gramEnd"/>
+      <w:r>
+        <w:rPr>
+          <w:b/>
+          <w:bCs/>
+          <w:color w:val="EE0000"/>
+          <w:sz w:val="44"/>
+          <w:szCs w:val="44"/>
+        </w:rPr>
+        <w:t>- ADEAL FAROOQ LONE</w:t>
       </w:r>
     </w:p>
     <w:p>
@@ -290,25 +302,134 @@
       <w:pPr>
         <w:rPr>
           <w:color w:val="2F5496" w:themeColor="accent1" w:themeShade="BF"/>
-        </w:rPr>
-      </w:pPr>
-      <w:r>
-        <w:rPr>
-          <w:color w:val="2F5496" w:themeColor="accent1" w:themeShade="BF"/>
+          <w:highlight w:val="green"/>
+        </w:rPr>
+      </w:pPr>
+      <w:proofErr w:type="gramStart"/>
+      <w:r>
+        <w:rPr>
+          <w:color w:val="2F5496" w:themeColor="accent1" w:themeShade="BF"/>
+          <w:highlight w:val="green"/>
         </w:rPr>
         <w:lastRenderedPageBreak/>
-        <w:t xml:space="preserve">Yes we should start python .. like tell me everything  .. like why we are using this word .. or why using that that .. what is the need .. what will happen  if we do not write or do something like that </w:t>
-      </w:r>
-    </w:p>
-    <w:p>
-      <w:pPr>
-        <w:rPr>
-          <w:color w:val="2F5496" w:themeColor="accent1" w:themeShade="BF"/>
-        </w:rPr>
-      </w:pPr>
-      <w:r>
-        <w:rPr>
-          <w:color w:val="2F5496" w:themeColor="accent1" w:themeShade="BF"/>
+        <w:t>Yes</w:t>
+      </w:r>
+      <w:proofErr w:type="gramEnd"/>
+      <w:r>
+        <w:rPr>
+          <w:color w:val="2F5496" w:themeColor="accent1" w:themeShade="BF"/>
+          <w:highlight w:val="green"/>
+        </w:rPr>
+        <w:t xml:space="preserve"> we should start python</w:t>
+      </w:r>
+      <w:proofErr w:type="gramStart"/>
+      <w:r>
+        <w:rPr>
+          <w:color w:val="2F5496" w:themeColor="accent1" w:themeShade="BF"/>
+          <w:highlight w:val="green"/>
+        </w:rPr>
+        <w:t xml:space="preserve"> ..</w:t>
+      </w:r>
+      <w:proofErr w:type="gramEnd"/>
+      <w:r>
+        <w:rPr>
+          <w:color w:val="2F5496" w:themeColor="accent1" w:themeShade="BF"/>
+          <w:highlight w:val="green"/>
+        </w:rPr>
+        <w:t xml:space="preserve"> like tell me everything </w:t>
+      </w:r>
+      <w:proofErr w:type="gramStart"/>
+      <w:r>
+        <w:rPr>
+          <w:color w:val="2F5496" w:themeColor="accent1" w:themeShade="BF"/>
+          <w:highlight w:val="green"/>
+        </w:rPr>
+        <w:t xml:space="preserve"> ..</w:t>
+      </w:r>
+      <w:proofErr w:type="gramEnd"/>
+      <w:r>
+        <w:rPr>
+          <w:color w:val="2F5496" w:themeColor="accent1" w:themeShade="BF"/>
+          <w:highlight w:val="green"/>
+        </w:rPr>
+        <w:t xml:space="preserve"> like why we are using this word</w:t>
+      </w:r>
+      <w:proofErr w:type="gramStart"/>
+      <w:r>
+        <w:rPr>
+          <w:color w:val="2F5496" w:themeColor="accent1" w:themeShade="BF"/>
+          <w:highlight w:val="green"/>
+        </w:rPr>
+        <w:t xml:space="preserve"> ..</w:t>
+      </w:r>
+      <w:proofErr w:type="gramEnd"/>
+      <w:r>
+        <w:rPr>
+          <w:color w:val="2F5496" w:themeColor="accent1" w:themeShade="BF"/>
+          <w:highlight w:val="green"/>
+        </w:rPr>
+        <w:t xml:space="preserve"> or why using that that</w:t>
+      </w:r>
+      <w:proofErr w:type="gramStart"/>
+      <w:r>
+        <w:rPr>
+          <w:color w:val="2F5496" w:themeColor="accent1" w:themeShade="BF"/>
+          <w:highlight w:val="green"/>
+        </w:rPr>
+        <w:t xml:space="preserve"> ..</w:t>
+      </w:r>
+      <w:proofErr w:type="gramEnd"/>
+      <w:r>
+        <w:rPr>
+          <w:color w:val="2F5496" w:themeColor="accent1" w:themeShade="BF"/>
+          <w:highlight w:val="green"/>
+        </w:rPr>
+        <w:t xml:space="preserve"> what is the need</w:t>
+      </w:r>
+      <w:proofErr w:type="gramStart"/>
+      <w:r>
+        <w:rPr>
+          <w:color w:val="2F5496" w:themeColor="accent1" w:themeShade="BF"/>
+          <w:highlight w:val="green"/>
+        </w:rPr>
+        <w:t xml:space="preserve"> ..</w:t>
+      </w:r>
+      <w:proofErr w:type="gramEnd"/>
+      <w:r>
+        <w:rPr>
+          <w:color w:val="2F5496" w:themeColor="accent1" w:themeShade="BF"/>
+          <w:highlight w:val="green"/>
+        </w:rPr>
+        <w:t xml:space="preserve"> what will </w:t>
+      </w:r>
+      <w:proofErr w:type="gramStart"/>
+      <w:r>
+        <w:rPr>
+          <w:color w:val="2F5496" w:themeColor="accent1" w:themeShade="BF"/>
+          <w:highlight w:val="green"/>
+        </w:rPr>
+        <w:t>happen  if</w:t>
+      </w:r>
+      <w:proofErr w:type="gramEnd"/>
+      <w:r>
+        <w:rPr>
+          <w:color w:val="2F5496" w:themeColor="accent1" w:themeShade="BF"/>
+          <w:highlight w:val="green"/>
+        </w:rPr>
+        <w:t xml:space="preserve"> we do not write or do something like that </w:t>
+      </w:r>
+    </w:p>
+    <w:p>
+      <w:pPr>
+        <w:rPr>
+          <w:color w:val="2F5496" w:themeColor="accent1" w:themeShade="BF"/>
+          <w:highlight w:val="green"/>
+        </w:rPr>
+      </w:pPr>
+      <w:r>
+        <w:rPr>
+          <w:color w:val="2F5496" w:themeColor="accent1" w:themeShade="BF"/>
+          <w:highlight w:val="green"/>
         </w:rPr>
         <w:t xml:space="preserve">Like </w:t>
       </w:r>
@@ -316,6 +437,7 @@
       <w:r>
         <w:rPr>
           <w:color w:val="2F5496" w:themeColor="accent1" w:themeShade="BF"/>
+          <w:highlight w:val="green"/>
         </w:rPr>
         <w:t>i</w:t>
       </w:r>
@@ -323,43 +445,66 @@
       <w:r>
         <w:rPr>
           <w:color w:val="2F5496" w:themeColor="accent1" w:themeShade="BF"/>
+          <w:highlight w:val="green"/>
         </w:rPr>
         <w:t xml:space="preserve"> will h</w:t>
       </w:r>
       <w:r>
         <w:rPr>
           <w:color w:val="2F5496" w:themeColor="accent1" w:themeShade="BF"/>
+          <w:highlight w:val="green"/>
         </w:rPr>
         <w:t>a</w:t>
       </w:r>
       <w:r>
         <w:rPr>
           <w:color w:val="2F5496" w:themeColor="accent1" w:themeShade="BF"/>
+          <w:highlight w:val="green"/>
         </w:rPr>
         <w:t>ve you the example like float 0.1 + 0.2 is nor eq</w:t>
       </w:r>
       <w:r>
         <w:rPr>
           <w:color w:val="2F5496" w:themeColor="accent1" w:themeShade="BF"/>
+          <w:highlight w:val="green"/>
         </w:rPr>
         <w:t>ua</w:t>
       </w:r>
       <w:r>
         <w:rPr>
           <w:color w:val="2F5496" w:themeColor="accent1" w:themeShade="BF"/>
-        </w:rPr>
-        <w:t xml:space="preserve">l to 0.3 why.. like these questions  </w:t>
-      </w:r>
-    </w:p>
-    <w:p>
-      <w:pPr>
-        <w:rPr>
-          <w:color w:val="2F5496" w:themeColor="accent1" w:themeShade="BF"/>
-        </w:rPr>
-      </w:pPr>
-      <w:r>
-        <w:rPr>
-          <w:color w:val="2F5496" w:themeColor="accent1" w:themeShade="BF"/>
+          <w:highlight w:val="green"/>
+        </w:rPr>
+        <w:t xml:space="preserve">l to 0.3 </w:t>
+      </w:r>
+      <w:proofErr w:type="gramStart"/>
+      <w:r>
+        <w:rPr>
+          <w:color w:val="2F5496" w:themeColor="accent1" w:themeShade="BF"/>
+          <w:highlight w:val="green"/>
+        </w:rPr>
+        <w:t>why..</w:t>
+      </w:r>
+      <w:proofErr w:type="gramEnd"/>
+      <w:r>
+        <w:rPr>
+          <w:color w:val="2F5496" w:themeColor="accent1" w:themeShade="BF"/>
+          <w:highlight w:val="green"/>
+        </w:rPr>
+        <w:t xml:space="preserve"> like these questions  </w:t>
+      </w:r>
+    </w:p>
+    <w:p>
+      <w:pPr>
+        <w:rPr>
+          <w:color w:val="2F5496" w:themeColor="accent1" w:themeShade="BF"/>
+          <w:highlight w:val="green"/>
+        </w:rPr>
+      </w:pPr>
+      <w:r>
+        <w:rPr>
+          <w:color w:val="2F5496" w:themeColor="accent1" w:themeShade="BF"/>
+          <w:highlight w:val="green"/>
         </w:rPr>
         <w:t xml:space="preserve">This is just the basic example </w:t>
       </w:r>
@@ -367,6 +512,7 @@
       <w:r>
         <w:rPr>
           <w:color w:val="2F5496" w:themeColor="accent1" w:themeShade="BF"/>
+          <w:highlight w:val="green"/>
         </w:rPr>
         <w:t>i</w:t>
       </w:r>
@@ -374,39 +520,117 @@
       <w:r>
         <w:rPr>
           <w:color w:val="2F5496" w:themeColor="accent1" w:themeShade="BF"/>
-        </w:rPr>
-        <w:t xml:space="preserve"> am saying .. you know there are lot of things there ... so we have to go to the core of this .. everything  we need to know ...stack and heap things etc </w:t>
-      </w:r>
-    </w:p>
-    <w:p>
-      <w:pPr>
-        <w:rPr>
-          <w:color w:val="2F5496" w:themeColor="accent1" w:themeShade="BF"/>
-        </w:rPr>
-      </w:pPr>
-      <w:r>
-        <w:rPr>
-          <w:color w:val="2F5496" w:themeColor="accent1" w:themeShade="BF"/>
-        </w:rPr>
-        <w:t xml:space="preserve">And everything  in detail </w:t>
-      </w:r>
-    </w:p>
-    <w:p>
-      <w:pPr>
-        <w:rPr>
-          <w:color w:val="2F5496" w:themeColor="accent1" w:themeShade="BF"/>
-        </w:rPr>
-      </w:pPr>
-      <w:r>
-        <w:rPr>
-          <w:color w:val="2F5496" w:themeColor="accent1" w:themeShade="BF"/>
-        </w:rPr>
-        <w:t xml:space="preserve">May be you are getting what </w:t>
+          <w:highlight w:val="green"/>
+        </w:rPr>
+        <w:t xml:space="preserve"> am saying</w:t>
+      </w:r>
+      <w:proofErr w:type="gramStart"/>
+      <w:r>
+        <w:rPr>
+          <w:color w:val="2F5496" w:themeColor="accent1" w:themeShade="BF"/>
+          <w:highlight w:val="green"/>
+        </w:rPr>
+        <w:t xml:space="preserve"> ..</w:t>
+      </w:r>
+      <w:proofErr w:type="gramEnd"/>
+      <w:r>
+        <w:rPr>
+          <w:color w:val="2F5496" w:themeColor="accent1" w:themeShade="BF"/>
+          <w:highlight w:val="green"/>
+        </w:rPr>
+        <w:t xml:space="preserve"> you know there are lot of things there ... so we have to go to the core of this</w:t>
+      </w:r>
+      <w:proofErr w:type="gramStart"/>
+      <w:r>
+        <w:rPr>
+          <w:color w:val="2F5496" w:themeColor="accent1" w:themeShade="BF"/>
+          <w:highlight w:val="green"/>
+        </w:rPr>
+        <w:t xml:space="preserve"> ..</w:t>
+      </w:r>
+      <w:proofErr w:type="gramEnd"/>
+      <w:r>
+        <w:rPr>
+          <w:color w:val="2F5496" w:themeColor="accent1" w:themeShade="BF"/>
+          <w:highlight w:val="green"/>
+        </w:rPr>
+        <w:t xml:space="preserve"> </w:t>
+      </w:r>
+      <w:proofErr w:type="gramStart"/>
+      <w:r>
+        <w:rPr>
+          <w:color w:val="2F5496" w:themeColor="accent1" w:themeShade="BF"/>
+          <w:highlight w:val="green"/>
+        </w:rPr>
+        <w:t>everything  we</w:t>
+      </w:r>
+      <w:proofErr w:type="gramEnd"/>
+      <w:r>
+        <w:rPr>
+          <w:color w:val="2F5496" w:themeColor="accent1" w:themeShade="BF"/>
+          <w:highlight w:val="green"/>
+        </w:rPr>
+        <w:t xml:space="preserve"> need to know ...stack and heap things etc </w:t>
+      </w:r>
+    </w:p>
+    <w:p>
+      <w:pPr>
+        <w:rPr>
+          <w:color w:val="2F5496" w:themeColor="accent1" w:themeShade="BF"/>
+          <w:highlight w:val="green"/>
+        </w:rPr>
+      </w:pPr>
+      <w:r>
+        <w:rPr>
+          <w:color w:val="2F5496" w:themeColor="accent1" w:themeShade="BF"/>
+          <w:highlight w:val="green"/>
+        </w:rPr>
+        <w:t xml:space="preserve">And </w:t>
+      </w:r>
+      <w:proofErr w:type="gramStart"/>
+      <w:r>
+        <w:rPr>
+          <w:color w:val="2F5496" w:themeColor="accent1" w:themeShade="BF"/>
+          <w:highlight w:val="green"/>
+        </w:rPr>
+        <w:t>everything  in</w:t>
+      </w:r>
+      <w:proofErr w:type="gramEnd"/>
+      <w:r>
+        <w:rPr>
+          <w:color w:val="2F5496" w:themeColor="accent1" w:themeShade="BF"/>
+          <w:highlight w:val="green"/>
+        </w:rPr>
+        <w:t xml:space="preserve"> detail </w:t>
+      </w:r>
+    </w:p>
+    <w:p>
+      <w:pPr>
+        <w:rPr>
+          <w:color w:val="2F5496" w:themeColor="accent1" w:themeShade="BF"/>
+        </w:rPr>
+      </w:pPr>
+      <w:proofErr w:type="gramStart"/>
+      <w:r>
+        <w:rPr>
+          <w:color w:val="2F5496" w:themeColor="accent1" w:themeShade="BF"/>
+          <w:highlight w:val="green"/>
+        </w:rPr>
+        <w:t>May be</w:t>
+      </w:r>
+      <w:proofErr w:type="gramEnd"/>
+      <w:r>
+        <w:rPr>
+          <w:color w:val="2F5496" w:themeColor="accent1" w:themeShade="BF"/>
+          <w:highlight w:val="green"/>
+        </w:rPr>
+        <w:t xml:space="preserve"> you are getting what </w:t>
       </w:r>
       <w:proofErr w:type="spellStart"/>
       <w:r>
         <w:rPr>
           <w:color w:val="2F5496" w:themeColor="accent1" w:themeShade="BF"/>
+          <w:highlight w:val="green"/>
         </w:rPr>
         <w:t>i</w:t>
       </w:r>
@@ -414,8 +638,41 @@
       <w:r>
         <w:rPr>
           <w:color w:val="2F5496" w:themeColor="accent1" w:themeShade="BF"/>
-        </w:rPr>
-        <w:t xml:space="preserve"> am trying to say .. like how much deep we have to learn things so that there will be no confusion  in the future as we go onwards</w:t>
+          <w:highlight w:val="green"/>
+        </w:rPr>
+        <w:t xml:space="preserve"> am trying to say</w:t>
+      </w:r>
+      <w:proofErr w:type="gramStart"/>
+      <w:r>
+        <w:rPr>
+          <w:color w:val="2F5496" w:themeColor="accent1" w:themeShade="BF"/>
+          <w:highlight w:val="green"/>
+        </w:rPr>
+        <w:t xml:space="preserve"> ..</w:t>
+      </w:r>
+      <w:proofErr w:type="gramEnd"/>
+      <w:r>
+        <w:rPr>
+          <w:color w:val="2F5496" w:themeColor="accent1" w:themeShade="BF"/>
+          <w:highlight w:val="green"/>
+        </w:rPr>
+        <w:t xml:space="preserve"> like how much deep we have to learn things so that there will be no </w:t>
+      </w:r>
+      <w:proofErr w:type="gramStart"/>
+      <w:r>
+        <w:rPr>
+          <w:color w:val="2F5496" w:themeColor="accent1" w:themeShade="BF"/>
+          <w:highlight w:val="green"/>
+        </w:rPr>
+        <w:t>confusion  in</w:t>
+      </w:r>
+      <w:proofErr w:type="gramEnd"/>
+      <w:r>
+        <w:rPr>
+          <w:color w:val="2F5496" w:themeColor="accent1" w:themeShade="BF"/>
+          <w:highlight w:val="green"/>
+        </w:rPr>
+        <w:t xml:space="preserve"> the future as we go onwards</w:t>
       </w:r>
     </w:p>
     <w:p>
@@ -1038,6 +1295,927 @@
     <w:p>
       <w:pPr>
         <w:rPr>
+          <w:color w:val="000000" w:themeColor="text1"/>
+        </w:rPr>
+      </w:pPr>
+    </w:p>
+    <w:p>
+      <w:pPr>
+        <w:rPr>
+          <w:color w:val="1F3864" w:themeColor="accent1" w:themeShade="80"/>
+        </w:rPr>
+      </w:pPr>
+      <w:r>
+        <w:rPr>
+          <w:color w:val="1F3864" w:themeColor="accent1" w:themeShade="80"/>
+          <w:highlight w:val="green"/>
+        </w:rPr>
+        <w:t xml:space="preserve">Yes </w:t>
+      </w:r>
+      <w:proofErr w:type="spellStart"/>
+      <w:proofErr w:type="gramStart"/>
+      <w:r>
+        <w:rPr>
+          <w:color w:val="1F3864" w:themeColor="accent1" w:themeShade="80"/>
+          <w:highlight w:val="green"/>
+        </w:rPr>
+        <w:t>lets</w:t>
+      </w:r>
+      <w:proofErr w:type="spellEnd"/>
+      <w:proofErr w:type="gramEnd"/>
+      <w:r>
+        <w:rPr>
+          <w:color w:val="1F3864" w:themeColor="accent1" w:themeShade="80"/>
+          <w:highlight w:val="green"/>
+        </w:rPr>
+        <w:t xml:space="preserve"> start</w:t>
+      </w:r>
+      <w:proofErr w:type="gramStart"/>
+      <w:r>
+        <w:rPr>
+          <w:color w:val="1F3864" w:themeColor="accent1" w:themeShade="80"/>
+          <w:highlight w:val="green"/>
+        </w:rPr>
+        <w:t xml:space="preserve"> ..</w:t>
+      </w:r>
+      <w:proofErr w:type="gramEnd"/>
+      <w:r>
+        <w:rPr>
+          <w:color w:val="1F3864" w:themeColor="accent1" w:themeShade="80"/>
+          <w:highlight w:val="green"/>
+        </w:rPr>
+        <w:t xml:space="preserve"> from the scratch</w:t>
+      </w:r>
+    </w:p>
+    <w:p>
+      <w:pPr>
+        <w:rPr>
+          <w:color w:val="000000" w:themeColor="text1"/>
+        </w:rPr>
+      </w:pPr>
+    </w:p>
+    <w:p>
+      <w:pPr>
+        <w:rPr>
+          <w:color w:val="000000" w:themeColor="text1"/>
+        </w:rPr>
+      </w:pPr>
+      <w:r>
+        <w:rPr>
+          <w:color w:val="000000" w:themeColor="text1"/>
+        </w:rPr>
+        <w:t>Let's dive in. We will start with the absolute foundation: creating a variable.</w:t>
+      </w:r>
+    </w:p>
+    <w:p>
+      <w:pPr>
+        <w:rPr>
+          <w:color w:val="000000" w:themeColor="text1"/>
+        </w:rPr>
+      </w:pPr>
+      <w:r>
+        <w:rPr>
+          <w:color w:val="000000" w:themeColor="text1"/>
+        </w:rPr>
+        <w:t>In Python, a variable is just a name you give to a piece of data so you can use it later. But because you want to know what's happening under the hood, we are going to look at how Python actually handles this in memory.</w:t>
+      </w:r>
+    </w:p>
+    <w:p>
+      <w:pPr>
+        <w:rPr>
+          <w:b/>
+          <w:bCs/>
+          <w:color w:val="000000" w:themeColor="text1"/>
+        </w:rPr>
+      </w:pPr>
+      <w:r>
+        <w:rPr>
+          <w:b/>
+          <w:bCs/>
+          <w:color w:val="000000" w:themeColor="text1"/>
+        </w:rPr>
+        <w:t>Step 1: Your First Lines of Code</w:t>
+      </w:r>
+    </w:p>
+    <w:p>
+      <w:pPr>
+        <w:rPr>
+          <w:color w:val="000000" w:themeColor="text1"/>
+        </w:rPr>
+      </w:pPr>
+      <w:r>
+        <w:rPr>
+          <w:color w:val="000000" w:themeColor="text1"/>
+        </w:rPr>
+        <w:t>Imagine you have VS Code open, you create a file named app.py, and you type these exact two lines:</w:t>
+      </w:r>
+    </w:p>
+    <w:p>
+      <w:pPr>
+        <w:rPr>
+          <w:color w:val="000000" w:themeColor="text1"/>
+        </w:rPr>
+      </w:pPr>
+      <w:r>
+        <w:rPr>
+          <w:color w:val="000000" w:themeColor="text1"/>
+        </w:rPr>
+        <w:t>Python</w:t>
+      </w:r>
+    </w:p>
+    <w:p>
+      <w:pPr>
+        <w:rPr>
+          <w:color w:val="000000" w:themeColor="text1"/>
+        </w:rPr>
+      </w:pPr>
+      <w:r>
+        <w:rPr>
+          <w:color w:val="000000" w:themeColor="text1"/>
+        </w:rPr>
+        <w:t>score = 100</w:t>
+      </w:r>
+    </w:p>
+    <w:p>
+      <w:pPr>
+        <w:rPr>
+          <w:color w:val="000000" w:themeColor="text1"/>
+        </w:rPr>
+      </w:pPr>
+      <w:proofErr w:type="spellStart"/>
+      <w:r>
+        <w:rPr>
+          <w:color w:val="000000" w:themeColor="text1"/>
+        </w:rPr>
+        <w:t>player_name</w:t>
+      </w:r>
+      <w:proofErr w:type="spellEnd"/>
+      <w:r>
+        <w:rPr>
+          <w:color w:val="000000" w:themeColor="text1"/>
+        </w:rPr>
+        <w:t xml:space="preserve"> = "</w:t>
+      </w:r>
+      <w:proofErr w:type="spellStart"/>
+      <w:r>
+        <w:rPr>
+          <w:color w:val="000000" w:themeColor="text1"/>
+        </w:rPr>
+        <w:t>Adeal</w:t>
+      </w:r>
+      <w:proofErr w:type="spellEnd"/>
+      <w:r>
+        <w:rPr>
+          <w:color w:val="000000" w:themeColor="text1"/>
+        </w:rPr>
+        <w:t>"</w:t>
+      </w:r>
+    </w:p>
+    <w:p>
+      <w:pPr>
+        <w:rPr>
+          <w:color w:val="000000" w:themeColor="text1"/>
+        </w:rPr>
+      </w:pPr>
+      <w:r>
+        <w:rPr>
+          <w:color w:val="000000" w:themeColor="text1"/>
+        </w:rPr>
+        <w:t xml:space="preserve">If you read this as a human, you say: "Okay, the score is 100, and the player's name is </w:t>
+      </w:r>
+      <w:proofErr w:type="spellStart"/>
+      <w:r>
+        <w:rPr>
+          <w:color w:val="000000" w:themeColor="text1"/>
+        </w:rPr>
+        <w:t>Adeal</w:t>
+      </w:r>
+      <w:proofErr w:type="spellEnd"/>
+      <w:r>
+        <w:rPr>
+          <w:color w:val="000000" w:themeColor="text1"/>
+        </w:rPr>
+        <w:t>."</w:t>
+      </w:r>
+    </w:p>
+    <w:p>
+      <w:pPr>
+        <w:rPr>
+          <w:color w:val="000000" w:themeColor="text1"/>
+        </w:rPr>
+      </w:pPr>
+      <w:r>
+        <w:rPr>
+          <w:color w:val="000000" w:themeColor="text1"/>
+        </w:rPr>
+        <w:t>But let's look at exactly what the computer is doing step-by-step.</w:t>
+      </w:r>
+    </w:p>
+    <w:p>
+      <w:pPr>
+        <w:rPr>
+          <w:b/>
+          <w:bCs/>
+          <w:color w:val="000000" w:themeColor="text1"/>
+        </w:rPr>
+      </w:pPr>
+      <w:r>
+        <w:rPr>
+          <w:b/>
+          <w:bCs/>
+          <w:color w:val="000000" w:themeColor="text1"/>
+        </w:rPr>
+        <w:t>Step 2: Under the Hood (The Memory Dance)</w:t>
+      </w:r>
+    </w:p>
+    <w:p>
+      <w:pPr>
+        <w:rPr>
+          <w:color w:val="000000" w:themeColor="text1"/>
+        </w:rPr>
+      </w:pPr>
+      <w:r>
+        <w:rPr>
+          <w:color w:val="000000" w:themeColor="text1"/>
+        </w:rPr>
+        <w:t xml:space="preserve">Many beginners think of a variable like a box. They think the computer creates a box named score and puts the number 100 inside it. </w:t>
+      </w:r>
+      <w:r>
+        <w:rPr>
+          <w:b/>
+          <w:bCs/>
+          <w:color w:val="000000" w:themeColor="text1"/>
+        </w:rPr>
+        <w:t>In Python, this is completely wrong.</w:t>
+      </w:r>
+    </w:p>
+    <w:p>
+      <w:pPr>
+        <w:rPr>
+          <w:color w:val="000000" w:themeColor="text1"/>
+        </w:rPr>
+      </w:pPr>
+      <w:r>
+        <w:rPr>
+          <w:color w:val="000000" w:themeColor="text1"/>
+        </w:rPr>
+        <w:t xml:space="preserve">In Python, variables are not boxes; they are </w:t>
+      </w:r>
+      <w:r>
+        <w:rPr>
+          <w:b/>
+          <w:bCs/>
+          <w:color w:val="000000" w:themeColor="text1"/>
+        </w:rPr>
+        <w:t>name tags</w:t>
+      </w:r>
+      <w:r>
+        <w:rPr>
+          <w:color w:val="000000" w:themeColor="text1"/>
+        </w:rPr>
+        <w:t xml:space="preserve"> (pointers) tied to objects in memory.</w:t>
+      </w:r>
+    </w:p>
+    <w:p>
+      <w:pPr>
+        <w:rPr>
+          <w:color w:val="000000" w:themeColor="text1"/>
+        </w:rPr>
+      </w:pPr>
+      <w:r>
+        <w:rPr>
+          <w:color w:val="000000" w:themeColor="text1"/>
+        </w:rPr>
+        <w:t>Here is what happens the millisecond you hit "Run":</w:t>
+      </w:r>
+    </w:p>
+    <w:p>
+      <w:pPr>
+        <w:numPr>
+          <w:ilvl w:val="0"/>
+          <w:numId w:val="8"/>
+        </w:numPr>
+        <w:rPr>
+          <w:color w:val="000000" w:themeColor="text1"/>
+        </w:rPr>
+      </w:pPr>
+      <w:r>
+        <w:rPr>
+          <w:b/>
+          <w:bCs/>
+          <w:color w:val="000000" w:themeColor="text1"/>
+        </w:rPr>
+        <w:t>The Heap Acts First:</w:t>
+      </w:r>
+      <w:r>
+        <w:rPr>
+          <w:color w:val="000000" w:themeColor="text1"/>
+        </w:rPr>
+        <w:t xml:space="preserve"> Python looks at the right side of the equals sign first (100). It goes into the massive, messy </w:t>
+      </w:r>
+      <w:r>
+        <w:rPr>
+          <w:b/>
+          <w:bCs/>
+          <w:color w:val="000000" w:themeColor="text1"/>
+        </w:rPr>
+        <w:t>Heap</w:t>
+      </w:r>
+      <w:r>
+        <w:rPr>
+          <w:color w:val="000000" w:themeColor="text1"/>
+        </w:rPr>
+        <w:t xml:space="preserve"> memory and builds an "Integer Object" with the value of 100.</w:t>
+      </w:r>
+    </w:p>
+    <w:p>
+      <w:pPr>
+        <w:numPr>
+          <w:ilvl w:val="0"/>
+          <w:numId w:val="8"/>
+        </w:numPr>
+        <w:rPr>
+          <w:color w:val="000000" w:themeColor="text1"/>
+        </w:rPr>
+      </w:pPr>
+      <w:r>
+        <w:rPr>
+          <w:b/>
+          <w:bCs/>
+          <w:color w:val="000000" w:themeColor="text1"/>
+        </w:rPr>
+        <w:lastRenderedPageBreak/>
+        <w:t>The Stack Gets a Name:</w:t>
+      </w:r>
+      <w:r>
+        <w:rPr>
+          <w:color w:val="000000" w:themeColor="text1"/>
+        </w:rPr>
+        <w:t xml:space="preserve"> Next, Python goes to the fast, organized </w:t>
+      </w:r>
+      <w:r>
+        <w:rPr>
+          <w:b/>
+          <w:bCs/>
+          <w:color w:val="000000" w:themeColor="text1"/>
+        </w:rPr>
+        <w:t>Stack</w:t>
+      </w:r>
+      <w:r>
+        <w:rPr>
+          <w:color w:val="000000" w:themeColor="text1"/>
+        </w:rPr>
+        <w:t xml:space="preserve"> memory. It writes down the name you chose: score.</w:t>
+      </w:r>
+    </w:p>
+    <w:p>
+      <w:pPr>
+        <w:numPr>
+          <w:ilvl w:val="0"/>
+          <w:numId w:val="8"/>
+        </w:numPr>
+        <w:rPr>
+          <w:color w:val="000000" w:themeColor="text1"/>
+        </w:rPr>
+      </w:pPr>
+      <w:r>
+        <w:rPr>
+          <w:b/>
+          <w:bCs/>
+          <w:color w:val="000000" w:themeColor="text1"/>
+        </w:rPr>
+        <w:t>The Connection:</w:t>
+      </w:r>
+      <w:r>
+        <w:rPr>
+          <w:color w:val="000000" w:themeColor="text1"/>
+        </w:rPr>
+        <w:t xml:space="preserve"> Finally, Python draws a physical arrow (a memory address or pointer) from the name score in the Stack, pointing to the object 100 in the Heap.</w:t>
+      </w:r>
+    </w:p>
+    <w:p>
+      <w:pPr>
+        <w:rPr>
+          <w:color w:val="000000" w:themeColor="text1"/>
+        </w:rPr>
+      </w:pPr>
+      <w:r>
+        <w:rPr>
+          <w:color w:val="000000" w:themeColor="text1"/>
+        </w:rPr>
+        <w:t>It repeats this for the next line: It builds a "String Object" containing "</w:t>
+      </w:r>
+      <w:proofErr w:type="spellStart"/>
+      <w:r>
+        <w:rPr>
+          <w:color w:val="000000" w:themeColor="text1"/>
+        </w:rPr>
+        <w:t>Adeal</w:t>
+      </w:r>
+      <w:proofErr w:type="spellEnd"/>
+      <w:r>
+        <w:rPr>
+          <w:color w:val="000000" w:themeColor="text1"/>
+        </w:rPr>
+        <w:t xml:space="preserve">" in the Heap, writes </w:t>
+      </w:r>
+      <w:proofErr w:type="spellStart"/>
+      <w:r>
+        <w:rPr>
+          <w:color w:val="000000" w:themeColor="text1"/>
+        </w:rPr>
+        <w:t>player_name</w:t>
+      </w:r>
+      <w:proofErr w:type="spellEnd"/>
+      <w:r>
+        <w:rPr>
+          <w:color w:val="000000" w:themeColor="text1"/>
+        </w:rPr>
+        <w:t xml:space="preserve"> in the Stack, and draws an arrow connecting them.</w:t>
+      </w:r>
+    </w:p>
+    <w:p>
+      <w:pPr>
+        <w:rPr>
+          <w:color w:val="000000" w:themeColor="text1"/>
+        </w:rPr>
+      </w:pPr>
+      <w:r>
+        <w:rPr>
+          <w:color w:val="000000" w:themeColor="text1"/>
+        </w:rPr>
+        <w:drawing>
+          <wp:inline distT="0" distB="0" distL="0" distR="0" wp14:anchorId="2E106659" wp14:editId="1412AA0E">
+            <wp:extent cx="3886200" cy="2331720"/>
+            <wp:effectExtent l="0" t="0" r="0" b="0"/>
+            <wp:docPr id="765996357" name="Picture 4" descr="Variables point to objects in memory, AI generated"/>
+            <wp:cNvGraphicFramePr>
+              <a:graphicFrameLocks xmlns:a="http://schemas.openxmlformats.org/drawingml/2006/main" noChangeAspect="1"/>
+            </wp:cNvGraphicFramePr>
+            <a:graphic xmlns:a="http://schemas.openxmlformats.org/drawingml/2006/main">
+              <a:graphicData uri="http://schemas.openxmlformats.org/drawingml/2006/picture">
+                <pic:pic xmlns:pic="http://schemas.openxmlformats.org/drawingml/2006/picture">
+                  <pic:nvPicPr>
+                    <pic:cNvPr id="0" name="Picture 13" descr="Variables point to objects in memory, AI generated"/>
+                    <pic:cNvPicPr>
+                      <a:picLocks noChangeAspect="1" noChangeArrowheads="1"/>
+                    </pic:cNvPicPr>
+                  </pic:nvPicPr>
+                  <pic:blipFill>
+                    <a:blip r:embed="rId6">
+                      <a:extLst>
+                        <a:ext uri="{28A0092B-C50C-407E-A947-70E740481C1C}">
+                          <a14:useLocalDpi xmlns:a14="http://schemas.microsoft.com/office/drawing/2010/main" val="0"/>
+                        </a:ext>
+                      </a:extLst>
+                    </a:blip>
+                    <a:srcRect/>
+                    <a:stretch>
+                      <a:fillRect/>
+                    </a:stretch>
+                  </pic:blipFill>
+                  <pic:spPr bwMode="auto">
+                    <a:xfrm>
+                      <a:off x="0" y="0"/>
+                      <a:ext cx="3886200" cy="2331720"/>
+                    </a:xfrm>
+                    <a:prstGeom prst="rect">
+                      <a:avLst/>
+                    </a:prstGeom>
+                    <a:noFill/>
+                    <a:ln>
+                      <a:noFill/>
+                    </a:ln>
+                  </pic:spPr>
+                </pic:pic>
+              </a:graphicData>
+            </a:graphic>
+          </wp:inline>
+        </w:drawing>
+      </w:r>
+    </w:p>
+    <w:p>
+      <w:pPr>
+        <w:rPr>
+          <w:i/>
+          <w:iCs/>
+          <w:color w:val="000000" w:themeColor="text1"/>
+        </w:rPr>
+      </w:pPr>
+      <w:r>
+        <w:rPr>
+          <w:i/>
+          <w:iCs/>
+          <w:color w:val="000000" w:themeColor="text1"/>
+        </w:rPr>
+        <w:t xml:space="preserve">Variables point to objects in memory. Source: AsmaK9 </w:t>
+      </w:r>
+      <w:proofErr w:type="spellStart"/>
+      <w:r>
+        <w:rPr>
+          <w:i/>
+          <w:iCs/>
+          <w:color w:val="000000" w:themeColor="text1"/>
+        </w:rPr>
+        <w:t>Techdoodles</w:t>
+      </w:r>
+      <w:proofErr w:type="spellEnd"/>
+    </w:p>
+    <w:p>
+      <w:pPr>
+        <w:rPr>
+          <w:b/>
+          <w:bCs/>
+          <w:color w:val="000000" w:themeColor="text1"/>
+        </w:rPr>
+      </w:pPr>
+      <w:r>
+        <w:rPr>
+          <w:b/>
+          <w:bCs/>
+          <w:color w:val="000000" w:themeColor="text1"/>
+        </w:rPr>
+        <w:t>Step 3: Proving How It Works (The "Ah-ha" Moment)</w:t>
+      </w:r>
+    </w:p>
+    <w:p>
+      <w:pPr>
+        <w:rPr>
+          <w:color w:val="000000" w:themeColor="text1"/>
+        </w:rPr>
+      </w:pPr>
+      <w:r>
+        <w:rPr>
+          <w:color w:val="000000" w:themeColor="text1"/>
+        </w:rPr>
+        <w:t>Because variables are just name tags, we can do some interesting things that often confuse beginners, but will make perfect sense to you now.</w:t>
+      </w:r>
+    </w:p>
+    <w:p>
+      <w:pPr>
+        <w:rPr>
+          <w:color w:val="000000" w:themeColor="text1"/>
+        </w:rPr>
+      </w:pPr>
+      <w:r>
+        <w:rPr>
+          <w:color w:val="000000" w:themeColor="text1"/>
+        </w:rPr>
+        <w:t>Let's add two more lines to our code:</w:t>
+      </w:r>
+    </w:p>
+    <w:p>
+      <w:pPr>
+        <w:rPr>
+          <w:color w:val="000000" w:themeColor="text1"/>
+        </w:rPr>
+      </w:pPr>
+      <w:r>
+        <w:rPr>
+          <w:color w:val="000000" w:themeColor="text1"/>
+        </w:rPr>
+        <w:t>Python</w:t>
+      </w:r>
+    </w:p>
+    <w:p>
+      <w:pPr>
+        <w:rPr>
+          <w:color w:val="000000" w:themeColor="text1"/>
+        </w:rPr>
+      </w:pPr>
+      <w:r>
+        <w:rPr>
+          <w:color w:val="000000" w:themeColor="text1"/>
+        </w:rPr>
+        <w:t>score = 100</w:t>
+      </w:r>
+    </w:p>
+    <w:p>
+      <w:pPr>
+        <w:rPr>
+          <w:color w:val="000000" w:themeColor="text1"/>
+        </w:rPr>
+      </w:pPr>
+      <w:proofErr w:type="spellStart"/>
+      <w:r>
+        <w:rPr>
+          <w:color w:val="000000" w:themeColor="text1"/>
+        </w:rPr>
+        <w:t>player_name</w:t>
+      </w:r>
+      <w:proofErr w:type="spellEnd"/>
+      <w:r>
+        <w:rPr>
+          <w:color w:val="000000" w:themeColor="text1"/>
+        </w:rPr>
+        <w:t xml:space="preserve"> = "</w:t>
+      </w:r>
+      <w:proofErr w:type="spellStart"/>
+      <w:r>
+        <w:rPr>
+          <w:color w:val="000000" w:themeColor="text1"/>
+        </w:rPr>
+        <w:t>Adeal</w:t>
+      </w:r>
+      <w:proofErr w:type="spellEnd"/>
+      <w:r>
+        <w:rPr>
+          <w:color w:val="000000" w:themeColor="text1"/>
+        </w:rPr>
+        <w:t>"</w:t>
+      </w:r>
+    </w:p>
+    <w:p>
+      <w:pPr>
+        <w:rPr>
+          <w:color w:val="000000" w:themeColor="text1"/>
+        </w:rPr>
+      </w:pPr>
+    </w:p>
+    <w:p>
+      <w:pPr>
+        <w:rPr>
+          <w:color w:val="000000" w:themeColor="text1"/>
+        </w:rPr>
+      </w:pPr>
+      <w:r>
+        <w:rPr>
+          <w:color w:val="000000" w:themeColor="text1"/>
+        </w:rPr>
+        <w:t># Let's create a new variable and set it equal to score</w:t>
+      </w:r>
+    </w:p>
+    <w:p>
+      <w:pPr>
+        <w:rPr>
+          <w:color w:val="000000" w:themeColor="text1"/>
+        </w:rPr>
+      </w:pPr>
+      <w:proofErr w:type="spellStart"/>
+      <w:r>
+        <w:rPr>
+          <w:color w:val="000000" w:themeColor="text1"/>
+        </w:rPr>
+        <w:t>final_score</w:t>
+      </w:r>
+      <w:proofErr w:type="spellEnd"/>
+      <w:r>
+        <w:rPr>
+          <w:color w:val="000000" w:themeColor="text1"/>
+        </w:rPr>
+        <w:t xml:space="preserve"> = score </w:t>
+      </w:r>
+    </w:p>
+    <w:p>
+      <w:pPr>
+        <w:rPr>
+          <w:color w:val="000000" w:themeColor="text1"/>
+        </w:rPr>
+      </w:pPr>
+    </w:p>
+    <w:p>
+      <w:pPr>
+        <w:rPr>
+          <w:color w:val="000000" w:themeColor="text1"/>
+        </w:rPr>
+      </w:pPr>
+      <w:r>
+        <w:rPr>
+          <w:color w:val="000000" w:themeColor="text1"/>
+        </w:rPr>
+        <w:t># Now let's change the original score</w:t>
+      </w:r>
+    </w:p>
+    <w:p>
+      <w:pPr>
+        <w:rPr>
+          <w:color w:val="000000" w:themeColor="text1"/>
+        </w:rPr>
+      </w:pPr>
+      <w:r>
+        <w:rPr>
+          <w:color w:val="000000" w:themeColor="text1"/>
+        </w:rPr>
+        <w:t>score = 50</w:t>
+      </w:r>
+    </w:p>
+    <w:p>
+      <w:pPr>
+        <w:rPr>
+          <w:color w:val="000000" w:themeColor="text1"/>
+        </w:rPr>
+      </w:pPr>
+      <w:r>
+        <w:rPr>
+          <w:b/>
+          <w:bCs/>
+          <w:color w:val="000000" w:themeColor="text1"/>
+        </w:rPr>
+        <w:t>Question:</w:t>
+      </w:r>
+      <w:r>
+        <w:rPr>
+          <w:color w:val="000000" w:themeColor="text1"/>
+        </w:rPr>
+        <w:t xml:space="preserve"> What is the value of </w:t>
+      </w:r>
+      <w:proofErr w:type="spellStart"/>
+      <w:r>
+        <w:rPr>
+          <w:color w:val="000000" w:themeColor="text1"/>
+        </w:rPr>
+        <w:t>final_score</w:t>
+      </w:r>
+      <w:proofErr w:type="spellEnd"/>
+      <w:r>
+        <w:rPr>
+          <w:color w:val="000000" w:themeColor="text1"/>
+        </w:rPr>
+        <w:t xml:space="preserve"> right now? Is it 100 or 50?</w:t>
+      </w:r>
+    </w:p>
+    <w:p>
+      <w:pPr>
+        <w:rPr>
+          <w:color w:val="000000" w:themeColor="text1"/>
+        </w:rPr>
+      </w:pPr>
+      <w:r>
+        <w:rPr>
+          <w:color w:val="000000" w:themeColor="text1"/>
+        </w:rPr>
+        <w:t>Let's trace the memory to find out:</w:t>
+      </w:r>
+    </w:p>
+    <w:p>
+      <w:pPr>
+        <w:numPr>
+          <w:ilvl w:val="0"/>
+          <w:numId w:val="9"/>
+        </w:numPr>
+        <w:rPr>
+          <w:color w:val="000000" w:themeColor="text1"/>
+        </w:rPr>
+      </w:pPr>
+      <w:proofErr w:type="spellStart"/>
+      <w:r>
+        <w:rPr>
+          <w:color w:val="000000" w:themeColor="text1"/>
+        </w:rPr>
+        <w:t>final_score</w:t>
+      </w:r>
+      <w:proofErr w:type="spellEnd"/>
+      <w:r>
+        <w:rPr>
+          <w:color w:val="000000" w:themeColor="text1"/>
+        </w:rPr>
+        <w:t xml:space="preserve"> = score: Python creates a new name tag in the Stack called </w:t>
+      </w:r>
+      <w:proofErr w:type="spellStart"/>
+      <w:r>
+        <w:rPr>
+          <w:color w:val="000000" w:themeColor="text1"/>
+        </w:rPr>
+        <w:t>final_score</w:t>
+      </w:r>
+      <w:proofErr w:type="spellEnd"/>
+      <w:r>
+        <w:rPr>
+          <w:color w:val="000000" w:themeColor="text1"/>
+        </w:rPr>
+        <w:t xml:space="preserve">. Instead of building a new 100 in the Heap, it just takes the string of the </w:t>
+      </w:r>
+      <w:proofErr w:type="spellStart"/>
+      <w:r>
+        <w:rPr>
+          <w:color w:val="000000" w:themeColor="text1"/>
+        </w:rPr>
+        <w:t>final_score</w:t>
+      </w:r>
+      <w:proofErr w:type="spellEnd"/>
+      <w:r>
+        <w:rPr>
+          <w:color w:val="000000" w:themeColor="text1"/>
+        </w:rPr>
+        <w:t xml:space="preserve"> name tag and ties it </w:t>
+      </w:r>
+      <w:r>
+        <w:rPr>
+          <w:color w:val="000000" w:themeColor="text1"/>
+        </w:rPr>
+        <w:lastRenderedPageBreak/>
+        <w:t>to the exact same 100 object in the Heap that score is pointing to. They are both pointing at the same object.</w:t>
+      </w:r>
+    </w:p>
+    <w:p>
+      <w:pPr>
+        <w:numPr>
+          <w:ilvl w:val="0"/>
+          <w:numId w:val="9"/>
+        </w:numPr>
+        <w:rPr>
+          <w:color w:val="000000" w:themeColor="text1"/>
+        </w:rPr>
+      </w:pPr>
+      <w:r>
+        <w:rPr>
+          <w:color w:val="000000" w:themeColor="text1"/>
+        </w:rPr>
+        <w:t xml:space="preserve">score = 50: Python builds a </w:t>
+      </w:r>
+      <w:proofErr w:type="gramStart"/>
+      <w:r>
+        <w:rPr>
+          <w:color w:val="000000" w:themeColor="text1"/>
+        </w:rPr>
+        <w:t>brand new</w:t>
+      </w:r>
+      <w:proofErr w:type="gramEnd"/>
+      <w:r>
+        <w:rPr>
+          <w:color w:val="000000" w:themeColor="text1"/>
+        </w:rPr>
+        <w:t xml:space="preserve"> object in the Heap with the value 50. It takes the score name tag, cuts the string pointing to 100, and ties it to the new 50.</w:t>
+      </w:r>
+    </w:p>
+    <w:p>
+      <w:pPr>
+        <w:rPr>
+          <w:color w:val="000000" w:themeColor="text1"/>
+        </w:rPr>
+      </w:pPr>
+      <w:r>
+        <w:rPr>
+          <w:color w:val="000000" w:themeColor="text1"/>
+        </w:rPr>
+        <w:t xml:space="preserve">Because we only moved the score name tag, </w:t>
+      </w:r>
+      <w:proofErr w:type="spellStart"/>
+      <w:r>
+        <w:rPr>
+          <w:color w:val="000000" w:themeColor="text1"/>
+        </w:rPr>
+        <w:t>final_score</w:t>
+      </w:r>
+      <w:proofErr w:type="spellEnd"/>
+      <w:r>
+        <w:rPr>
+          <w:color w:val="000000" w:themeColor="text1"/>
+        </w:rPr>
+        <w:t xml:space="preserve"> is still pointing safely at 100.</w:t>
+      </w:r>
+    </w:p>
+    <w:p>
+      <w:pPr>
+        <w:rPr>
+          <w:color w:val="000000" w:themeColor="text1"/>
+        </w:rPr>
+      </w:pPr>
+      <w:r>
+        <w:rPr>
+          <w:color w:val="000000" w:themeColor="text1"/>
+        </w:rPr>
+        <w:t xml:space="preserve">This concept is called </w:t>
+      </w:r>
+      <w:r>
+        <w:rPr>
+          <w:b/>
+          <w:bCs/>
+          <w:color w:val="000000" w:themeColor="text1"/>
+        </w:rPr>
+        <w:t>Reference Semantics</w:t>
+      </w:r>
+      <w:r>
+        <w:rPr>
+          <w:color w:val="000000" w:themeColor="text1"/>
+        </w:rPr>
+        <w:t>, and understanding it right now puts you ahead of 50% of junior developers who struggle with data mysteriously changing in their programs.</w:t>
+      </w:r>
+    </w:p>
+    <w:p>
+      <w:pPr>
+        <w:rPr>
+          <w:color w:val="000000" w:themeColor="text1"/>
+        </w:rPr>
+      </w:pPr>
+    </w:p>
+    <w:p>
+      <w:pPr>
+        <w:rPr>
+          <w:color w:val="000000" w:themeColor="text1"/>
+        </w:rPr>
+      </w:pPr>
+    </w:p>
+    <w:p>
+      <w:pPr>
+        <w:rPr>
+          <w:color w:val="000000" w:themeColor="text1"/>
+        </w:rPr>
+      </w:pPr>
+    </w:p>
+    <w:p>
+      <w:pPr>
+        <w:rPr>
           <w:color w:val="2F5496" w:themeColor="accent1" w:themeShade="BF"/>
         </w:rPr>
       </w:pPr>
@@ -1205,6 +2383,119 @@
     </w:lvl>
   </w:abstractNum>
   <w:abstractNum w:abstractNumId="1" w15:restartNumberingAfterBreak="0">
+    <w:nsid w:val="16A748FF"/>
+    <w:multiLevelType w:val="multilevel"/>
+    <w:tmpl w:val="3DCAC8A4"/>
+    <w:lvl w:ilvl="0">
+      <w:start w:val="1"/>
+      <w:numFmt w:val="decimal"/>
+      <w:lvlText w:val="%1."/>
+      <w:lvlJc w:val="left"/>
+      <w:pPr>
+        <w:tabs>
+          <w:tab w:val="num" w:pos="720"/>
+        </w:tabs>
+        <w:ind w:left="720" w:hanging="360"/>
+      </w:pPr>
+    </w:lvl>
+    <w:lvl w:ilvl="1" w:tentative="1">
+      <w:start w:val="1"/>
+      <w:numFmt w:val="decimal"/>
+      <w:lvlText w:val="%2."/>
+      <w:lvlJc w:val="left"/>
+      <w:pPr>
+        <w:tabs>
+          <w:tab w:val="num" w:pos="1440"/>
+        </w:tabs>
+        <w:ind w:left="1440" w:hanging="360"/>
+      </w:pPr>
+    </w:lvl>
+    <w:lvl w:ilvl="2" w:tentative="1">
+      <w:start w:val="1"/>
+      <w:numFmt w:val="decimal"/>
+      <w:lvlText w:val="%3."/>
+      <w:lvlJc w:val="left"/>
+      <w:pPr>
+        <w:tabs>
+          <w:tab w:val="num" w:pos="2160"/>
+        </w:tabs>
+        <w:ind w:left="2160" w:hanging="360"/>
+      </w:pPr>
+    </w:lvl>
+    <w:lvl w:ilvl="3" w:tentative="1">
+      <w:start w:val="1"/>
+      <w:numFmt w:val="decimal"/>
+      <w:lvlText w:val="%4."/>
+      <w:lvlJc w:val="left"/>
+      <w:pPr>
+        <w:tabs>
+          <w:tab w:val="num" w:pos="2880"/>
+        </w:tabs>
+        <w:ind w:left="2880" w:hanging="360"/>
+      </w:pPr>
+    </w:lvl>
+    <w:lvl w:ilvl="4" w:tentative="1">
+      <w:start w:val="1"/>
+      <w:numFmt w:val="decimal"/>
+      <w:lvlText w:val="%5."/>
+      <w:lvlJc w:val="left"/>
+      <w:pPr>
+        <w:tabs>
+          <w:tab w:val="num" w:pos="3600"/>
+        </w:tabs>
+        <w:ind w:left="3600" w:hanging="360"/>
+      </w:pPr>
+    </w:lvl>
+    <w:lvl w:ilvl="5" w:tentative="1">
+      <w:start w:val="1"/>
+      <w:numFmt w:val="decimal"/>
+      <w:lvlText w:val="%6."/>
+      <w:lvlJc w:val="left"/>
+      <w:pPr>
+        <w:tabs>
+          <w:tab w:val="num" w:pos="4320"/>
+        </w:tabs>
+        <w:ind w:left="4320" w:hanging="360"/>
+      </w:pPr>
+    </w:lvl>
+    <w:lvl w:ilvl="6" w:tentative="1">
+      <w:start w:val="1"/>
+      <w:numFmt w:val="decimal"/>
+      <w:lvlText w:val="%7."/>
+      <w:lvlJc w:val="left"/>
+      <w:pPr>
+        <w:tabs>
+          <w:tab w:val="num" w:pos="5040"/>
+        </w:tabs>
+        <w:ind w:left="5040" w:hanging="360"/>
+      </w:pPr>
+    </w:lvl>
+    <w:lvl w:ilvl="7" w:tentative="1">
+      <w:start w:val="1"/>
+      <w:numFmt w:val="decimal"/>
+      <w:lvlText w:val="%8."/>
+      <w:lvlJc w:val="left"/>
+      <w:pPr>
+        <w:tabs>
+          <w:tab w:val="num" w:pos="5760"/>
+        </w:tabs>
+        <w:ind w:left="5760" w:hanging="360"/>
+      </w:pPr>
+    </w:lvl>
+    <w:lvl w:ilvl="8" w:tentative="1">
+      <w:start w:val="1"/>
+      <w:numFmt w:val="decimal"/>
+      <w:lvlText w:val="%9."/>
+      <w:lvlJc w:val="left"/>
+      <w:pPr>
+        <w:tabs>
+          <w:tab w:val="num" w:pos="6480"/>
+        </w:tabs>
+        <w:ind w:left="6480" w:hanging="360"/>
+      </w:pPr>
+    </w:lvl>
+  </w:abstractNum>
+  <w:abstractNum w:abstractNumId="2" w15:restartNumberingAfterBreak="0">
     <w:nsid w:val="1868764F"/>
     <w:multiLevelType w:val="multilevel"/>
     <w:tmpl w:val="F2125E60"/>
@@ -1353,7 +2644,7 @@
       </w:rPr>
     </w:lvl>
   </w:abstractNum>
-  <w:abstractNum w:abstractNumId="2" w15:restartNumberingAfterBreak="0">
+  <w:abstractNum w:abstractNumId="3" w15:restartNumberingAfterBreak="0">
     <w:nsid w:val="30F5671C"/>
     <w:multiLevelType w:val="multilevel"/>
     <w:tmpl w:val="CDD4DB56"/>
@@ -1502,7 +2793,7 @@
       </w:rPr>
     </w:lvl>
   </w:abstractNum>
-  <w:abstractNum w:abstractNumId="3" w15:restartNumberingAfterBreak="0">
+  <w:abstractNum w:abstractNumId="4" w15:restartNumberingAfterBreak="0">
     <w:nsid w:val="35037B4D"/>
     <w:multiLevelType w:val="multilevel"/>
     <w:tmpl w:val="25A45094"/>
@@ -1651,7 +2942,7 @@
       </w:rPr>
     </w:lvl>
   </w:abstractNum>
-  <w:abstractNum w:abstractNumId="4" w15:restartNumberingAfterBreak="0">
+  <w:abstractNum w:abstractNumId="5" w15:restartNumberingAfterBreak="0">
     <w:nsid w:val="368F3C4C"/>
     <w:multiLevelType w:val="multilevel"/>
     <w:tmpl w:val="EC5E60B6"/>
@@ -1800,7 +3091,7 @@
       </w:rPr>
     </w:lvl>
   </w:abstractNum>
-  <w:abstractNum w:abstractNumId="5" w15:restartNumberingAfterBreak="0">
+  <w:abstractNum w:abstractNumId="6" w15:restartNumberingAfterBreak="0">
     <w:nsid w:val="38525D97"/>
     <w:multiLevelType w:val="multilevel"/>
     <w:tmpl w:val="547C83F2"/>
@@ -1949,7 +3240,7 @@
       </w:rPr>
     </w:lvl>
   </w:abstractNum>
-  <w:abstractNum w:abstractNumId="6" w15:restartNumberingAfterBreak="0">
+  <w:abstractNum w:abstractNumId="7" w15:restartNumberingAfterBreak="0">
     <w:nsid w:val="41907999"/>
     <w:multiLevelType w:val="multilevel"/>
     <w:tmpl w:val="65504056"/>
@@ -2062,26 +3353,145 @@
       </w:pPr>
     </w:lvl>
   </w:abstractNum>
+  <w:abstractNum w:abstractNumId="8" w15:restartNumberingAfterBreak="0">
+    <w:nsid w:val="78F23F18"/>
+    <w:multiLevelType w:val="multilevel"/>
+    <w:tmpl w:val="91169836"/>
+    <w:lvl w:ilvl="0">
+      <w:start w:val="1"/>
+      <w:numFmt w:val="decimal"/>
+      <w:lvlText w:val="%1."/>
+      <w:lvlJc w:val="left"/>
+      <w:pPr>
+        <w:tabs>
+          <w:tab w:val="num" w:pos="720"/>
+        </w:tabs>
+        <w:ind w:left="720" w:hanging="360"/>
+      </w:pPr>
+    </w:lvl>
+    <w:lvl w:ilvl="1" w:tentative="1">
+      <w:start w:val="1"/>
+      <w:numFmt w:val="decimal"/>
+      <w:lvlText w:val="%2."/>
+      <w:lvlJc w:val="left"/>
+      <w:pPr>
+        <w:tabs>
+          <w:tab w:val="num" w:pos="1440"/>
+        </w:tabs>
+        <w:ind w:left="1440" w:hanging="360"/>
+      </w:pPr>
+    </w:lvl>
+    <w:lvl w:ilvl="2" w:tentative="1">
+      <w:start w:val="1"/>
+      <w:numFmt w:val="decimal"/>
+      <w:lvlText w:val="%3."/>
+      <w:lvlJc w:val="left"/>
+      <w:pPr>
+        <w:tabs>
+          <w:tab w:val="num" w:pos="2160"/>
+        </w:tabs>
+        <w:ind w:left="2160" w:hanging="360"/>
+      </w:pPr>
+    </w:lvl>
+    <w:lvl w:ilvl="3" w:tentative="1">
+      <w:start w:val="1"/>
+      <w:numFmt w:val="decimal"/>
+      <w:lvlText w:val="%4."/>
+      <w:lvlJc w:val="left"/>
+      <w:pPr>
+        <w:tabs>
+          <w:tab w:val="num" w:pos="2880"/>
+        </w:tabs>
+        <w:ind w:left="2880" w:hanging="360"/>
+      </w:pPr>
+    </w:lvl>
+    <w:lvl w:ilvl="4" w:tentative="1">
+      <w:start w:val="1"/>
+      <w:numFmt w:val="decimal"/>
+      <w:lvlText w:val="%5."/>
+      <w:lvlJc w:val="left"/>
+      <w:pPr>
+        <w:tabs>
+          <w:tab w:val="num" w:pos="3600"/>
+        </w:tabs>
+        <w:ind w:left="3600" w:hanging="360"/>
+      </w:pPr>
+    </w:lvl>
+    <w:lvl w:ilvl="5" w:tentative="1">
+      <w:start w:val="1"/>
+      <w:numFmt w:val="decimal"/>
+      <w:lvlText w:val="%6."/>
+      <w:lvlJc w:val="left"/>
+      <w:pPr>
+        <w:tabs>
+          <w:tab w:val="num" w:pos="4320"/>
+        </w:tabs>
+        <w:ind w:left="4320" w:hanging="360"/>
+      </w:pPr>
+    </w:lvl>
+    <w:lvl w:ilvl="6" w:tentative="1">
+      <w:start w:val="1"/>
+      <w:numFmt w:val="decimal"/>
+      <w:lvlText w:val="%7."/>
+      <w:lvlJc w:val="left"/>
+      <w:pPr>
+        <w:tabs>
+          <w:tab w:val="num" w:pos="5040"/>
+        </w:tabs>
+        <w:ind w:left="5040" w:hanging="360"/>
+      </w:pPr>
+    </w:lvl>
+    <w:lvl w:ilvl="7" w:tentative="1">
+      <w:start w:val="1"/>
+      <w:numFmt w:val="decimal"/>
+      <w:lvlText w:val="%8."/>
+      <w:lvlJc w:val="left"/>
+      <w:pPr>
+        <w:tabs>
+          <w:tab w:val="num" w:pos="5760"/>
+        </w:tabs>
+        <w:ind w:left="5760" w:hanging="360"/>
+      </w:pPr>
+    </w:lvl>
+    <w:lvl w:ilvl="8" w:tentative="1">
+      <w:start w:val="1"/>
+      <w:numFmt w:val="decimal"/>
+      <w:lvlText w:val="%9."/>
+      <w:lvlJc w:val="left"/>
+      <w:pPr>
+        <w:tabs>
+          <w:tab w:val="num" w:pos="6480"/>
+        </w:tabs>
+        <w:ind w:left="6480" w:hanging="360"/>
+      </w:pPr>
+    </w:lvl>
+  </w:abstractNum>
   <w:num w:numId="1" w16cid:durableId="1099566421">
-    <w:abstractNumId w:val="5"/>
+    <w:abstractNumId w:val="6"/>
   </w:num>
   <w:num w:numId="2" w16cid:durableId="2116751180">
-    <w:abstractNumId w:val="1"/>
+    <w:abstractNumId w:val="2"/>
   </w:num>
   <w:num w:numId="3" w16cid:durableId="938954067">
     <w:abstractNumId w:val="0"/>
   </w:num>
   <w:num w:numId="4" w16cid:durableId="49109621">
-    <w:abstractNumId w:val="2"/>
+    <w:abstractNumId w:val="3"/>
   </w:num>
   <w:num w:numId="5" w16cid:durableId="1631398879">
+    <w:abstractNumId w:val="5"/>
+  </w:num>
+  <w:num w:numId="6" w16cid:durableId="1628199336">
     <w:abstractNumId w:val="4"/>
   </w:num>
-  <w:num w:numId="6" w16cid:durableId="1628199336">
-    <w:abstractNumId w:val="3"/>
+  <w:num w:numId="7" w16cid:durableId="1074161061">
+    <w:abstractNumId w:val="7"/>
   </w:num>
-  <w:num w:numId="7" w16cid:durableId="1074161061">
-    <w:abstractNumId w:val="6"/>
+  <w:num w:numId="8" w16cid:durableId="1518034576">
+    <w:abstractNumId w:val="8"/>
+  </w:num>
+  <w:num w:numId="9" w16cid:durableId="1561164621">
+    <w:abstractNumId w:val="1"/>
   </w:num>
 </w:numbering>
 </file>

--- a/extra notes.docx
+++ b/extra notes.docx
@@ -2210,6 +2210,710 @@
       <w:pPr>
         <w:rPr>
           <w:color w:val="000000" w:themeColor="text1"/>
+          <w:highlight w:val="green"/>
+        </w:rPr>
+      </w:pPr>
+      <w:r>
+        <w:rPr>
+          <w:color w:val="000000" w:themeColor="text1"/>
+          <w:highlight w:val="green"/>
+        </w:rPr>
+        <w:t xml:space="preserve">As you are telling it means that heap contains objects which actually are the values which are given to the </w:t>
+      </w:r>
+      <w:proofErr w:type="gramStart"/>
+      <w:r>
+        <w:rPr>
+          <w:color w:val="000000" w:themeColor="text1"/>
+          <w:highlight w:val="green"/>
+        </w:rPr>
+        <w:t>variables .</w:t>
+      </w:r>
+      <w:proofErr w:type="gramEnd"/>
+    </w:p>
+    <w:p>
+      <w:pPr>
+        <w:rPr>
+          <w:color w:val="000000" w:themeColor="text1"/>
+        </w:rPr>
+      </w:pPr>
+      <w:r>
+        <w:rPr>
+          <w:color w:val="000000" w:themeColor="text1"/>
+          <w:highlight w:val="green"/>
+        </w:rPr>
+        <w:t>And variables are stored in stack</w:t>
+      </w:r>
+    </w:p>
+    <w:p>
+      <w:pPr>
+        <w:rPr>
+          <w:color w:val="000000" w:themeColor="text1"/>
+        </w:rPr>
+      </w:pPr>
+      <w:r>
+        <w:rPr>
+          <w:color w:val="000000" w:themeColor="text1"/>
+        </w:rPr>
+        <w:t>You nailed it. You have perfectly grasped the core architecture of how Python handles data.</w:t>
+      </w:r>
+    </w:p>
+    <w:p>
+      <w:pPr>
+        <w:rPr>
+          <w:color w:val="000000" w:themeColor="text1"/>
+        </w:rPr>
+      </w:pPr>
+      <w:r>
+        <w:rPr>
+          <w:color w:val="000000" w:themeColor="text1"/>
+        </w:rPr>
+        <w:t xml:space="preserve">To say it in a single sentence: </w:t>
+      </w:r>
+      <w:r>
+        <w:rPr>
+          <w:b/>
+          <w:bCs/>
+          <w:color w:val="000000" w:themeColor="text1"/>
+        </w:rPr>
+        <w:t>The Stack holds the names, and the Heap holds the heavy data.</w:t>
+      </w:r>
+    </w:p>
+    <w:p>
+      <w:pPr>
+        <w:rPr>
+          <w:color w:val="000000" w:themeColor="text1"/>
+        </w:rPr>
+      </w:pPr>
+      <w:r>
+        <w:rPr>
+          <w:color w:val="000000" w:themeColor="text1"/>
+        </w:rPr>
+        <w:t>Here is exactly why Python was designed this way: The Stack needs to be lightning-fast. To be fast, everything in the Stack must have a fixed, predictable size. A name tag (a memory address) is always the exact same tiny size. But a data object—like a list of 10,000 user emails for a Machine Learning dataset—can be massive and change size constantly. By putting the heavy, unpredictable data in the Heap and just keeping a lightweight name tag in the Stack, Python keeps your program running efficiently.</w:t>
+      </w:r>
+    </w:p>
+    <w:p>
+      <w:pPr>
+        <w:rPr>
+          <w:color w:val="000000" w:themeColor="text1"/>
+        </w:rPr>
+      </w:pPr>
+      <w:r>
+        <w:rPr>
+          <w:color w:val="000000" w:themeColor="text1"/>
+        </w:rPr>
+        <w:t>Now that you understand this, there is one giant lingering question about how this system survives without crashing your computer.</w:t>
+      </w:r>
+    </w:p>
+    <w:p>
+      <w:pPr>
+        <w:rPr>
+          <w:color w:val="000000" w:themeColor="text1"/>
+        </w:rPr>
+      </w:pPr>
+      <w:r>
+        <w:rPr>
+          <w:color w:val="000000" w:themeColor="text1"/>
+        </w:rPr>
+        <w:t>Think back to our previous example:</w:t>
+      </w:r>
+    </w:p>
+    <w:p>
+      <w:pPr>
+        <w:numPr>
+          <w:ilvl w:val="0"/>
+          <w:numId w:val="10"/>
+        </w:numPr>
+        <w:rPr>
+          <w:color w:val="000000" w:themeColor="text1"/>
+        </w:rPr>
+      </w:pPr>
+      <w:r>
+        <w:rPr>
+          <w:color w:val="000000" w:themeColor="text1"/>
+        </w:rPr>
+        <w:t>score points to 100 (in the Heap).</w:t>
+      </w:r>
+    </w:p>
+    <w:p>
+      <w:pPr>
+        <w:numPr>
+          <w:ilvl w:val="0"/>
+          <w:numId w:val="10"/>
+        </w:numPr>
+        <w:rPr>
+          <w:color w:val="000000" w:themeColor="text1"/>
+        </w:rPr>
+      </w:pPr>
+      <w:r>
+        <w:rPr>
+          <w:color w:val="000000" w:themeColor="text1"/>
+        </w:rPr>
+        <w:t>We change it: score = 50.</w:t>
+      </w:r>
+    </w:p>
+    <w:p>
+      <w:pPr>
+        <w:numPr>
+          <w:ilvl w:val="0"/>
+          <w:numId w:val="10"/>
+        </w:numPr>
+        <w:rPr>
+          <w:color w:val="000000" w:themeColor="text1"/>
+        </w:rPr>
+      </w:pPr>
+      <w:r>
+        <w:rPr>
+          <w:color w:val="000000" w:themeColor="text1"/>
+        </w:rPr>
+        <w:t>score now points to 50 (in the Heap).</w:t>
+      </w:r>
+    </w:p>
+    <w:p>
+      <w:pPr>
+        <w:rPr>
+          <w:color w:val="000000" w:themeColor="text1"/>
+        </w:rPr>
+      </w:pPr>
+      <w:r>
+        <w:rPr>
+          <w:color w:val="000000" w:themeColor="text1"/>
+        </w:rPr>
+        <w:t>The object 100 is now sitting in the Heap with absolutely no name tags pointing to it. It is orphaned.</w:t>
+      </w:r>
+    </w:p>
+    <w:p>
+      <w:pPr>
+        <w:rPr>
+          <w:color w:val="000000" w:themeColor="text1"/>
+        </w:rPr>
+      </w:pPr>
+      <w:r>
+        <w:rPr>
+          <w:color w:val="000000" w:themeColor="text1"/>
+        </w:rPr>
+        <w:t>Want to know what Python does with the orphaned '100'?</w:t>
+      </w:r>
+    </w:p>
+    <w:p>
+      <w:pPr>
+        <w:rPr>
+          <w:color w:val="000000" w:themeColor="text1"/>
+        </w:rPr>
+      </w:pPr>
+      <w:r>
+        <w:rPr>
+          <w:color w:val="000000" w:themeColor="text1"/>
+        </w:rPr>
+        <w:t>Yes</w:t>
+      </w:r>
+    </w:p>
+    <w:p>
+      <w:pPr>
+        <w:rPr>
+          <w:color w:val="000000" w:themeColor="text1"/>
+        </w:rPr>
+      </w:pPr>
+      <w:r>
+        <w:rPr>
+          <w:color w:val="000000" w:themeColor="text1"/>
+        </w:rPr>
+        <w:t>What happens to the old data in the Heap when no variables point to it anymore?</w:t>
+      </w:r>
+    </w:p>
+    <w:p>
+      <w:pPr>
+        <w:rPr>
+          <w:color w:val="000000" w:themeColor="text1"/>
+        </w:rPr>
+      </w:pPr>
+      <w:r>
+        <w:rPr>
+          <w:color w:val="000000" w:themeColor="text1"/>
+        </w:rPr>
+        <w:t xml:space="preserve">When an object in the Heap loses all of its name tags, Python sends in the </w:t>
+      </w:r>
+      <w:r>
+        <w:rPr>
+          <w:b/>
+          <w:bCs/>
+          <w:color w:val="000000" w:themeColor="text1"/>
+        </w:rPr>
+        <w:t>Garbage Collector</w:t>
+      </w:r>
+      <w:r>
+        <w:rPr>
+          <w:color w:val="000000" w:themeColor="text1"/>
+        </w:rPr>
+        <w:t>.</w:t>
+      </w:r>
+    </w:p>
+    <w:p>
+      <w:pPr>
+        <w:rPr>
+          <w:color w:val="000000" w:themeColor="text1"/>
+        </w:rPr>
+      </w:pPr>
+      <w:r>
+        <w:rPr>
+          <w:color w:val="000000" w:themeColor="text1"/>
+        </w:rPr>
+        <w:t>This is an automated background process built into Python that cleans up your messy memory so your computer doesn't crash from running out of RAM.</w:t>
+      </w:r>
+    </w:p>
+    <w:p>
+      <w:pPr>
+        <w:rPr>
+          <w:color w:val="000000" w:themeColor="text1"/>
+        </w:rPr>
+      </w:pPr>
+      <w:r>
+        <w:rPr>
+          <w:color w:val="000000" w:themeColor="text1"/>
+        </w:rPr>
+        <w:t xml:space="preserve">Here is exactly how the Garbage Collector knows what to throw away, using a system called </w:t>
+      </w:r>
+      <w:r>
+        <w:rPr>
+          <w:b/>
+          <w:bCs/>
+          <w:color w:val="000000" w:themeColor="text1"/>
+        </w:rPr>
+        <w:t>Reference Counting</w:t>
+      </w:r>
+      <w:r>
+        <w:rPr>
+          <w:color w:val="000000" w:themeColor="text1"/>
+        </w:rPr>
+        <w:t>:</w:t>
+      </w:r>
+    </w:p>
+    <w:p>
+      <w:pPr>
+        <w:rPr>
+          <w:color w:val="000000" w:themeColor="text1"/>
+        </w:rPr>
+      </w:pPr>
+      <w:r>
+        <w:rPr>
+          <w:color w:val="000000" w:themeColor="text1"/>
+        </w:rPr>
+        <w:lastRenderedPageBreak/>
+        <w:drawing>
+          <wp:inline distT="0" distB="0" distL="0" distR="0" wp14:anchorId="0AF6BD6D" wp14:editId="525F795D">
+            <wp:extent cx="5731510" cy="2964180"/>
+            <wp:effectExtent l="0" t="0" r="2540" b="7620"/>
+            <wp:docPr id="1707449558" name="Picture 6" descr="Reference counting determines when memory is freed, AI generated"/>
+            <wp:cNvGraphicFramePr>
+              <a:graphicFrameLocks xmlns:a="http://schemas.openxmlformats.org/drawingml/2006/main" noChangeAspect="1"/>
+            </wp:cNvGraphicFramePr>
+            <a:graphic xmlns:a="http://schemas.openxmlformats.org/drawingml/2006/main">
+              <a:graphicData uri="http://schemas.openxmlformats.org/drawingml/2006/picture">
+                <pic:pic xmlns:pic="http://schemas.openxmlformats.org/drawingml/2006/picture">
+                  <pic:nvPicPr>
+                    <pic:cNvPr id="0" name="Picture 20" descr="Reference counting determines when memory is freed, AI generated"/>
+                    <pic:cNvPicPr>
+                      <a:picLocks noChangeAspect="1" noChangeArrowheads="1"/>
+                    </pic:cNvPicPr>
+                  </pic:nvPicPr>
+                  <pic:blipFill>
+                    <a:blip r:embed="rId7">
+                      <a:extLst>
+                        <a:ext uri="{28A0092B-C50C-407E-A947-70E740481C1C}">
+                          <a14:useLocalDpi xmlns:a14="http://schemas.microsoft.com/office/drawing/2010/main" val="0"/>
+                        </a:ext>
+                      </a:extLst>
+                    </a:blip>
+                    <a:srcRect/>
+                    <a:stretch>
+                      <a:fillRect/>
+                    </a:stretch>
+                  </pic:blipFill>
+                  <pic:spPr bwMode="auto">
+                    <a:xfrm>
+                      <a:off x="0" y="0"/>
+                      <a:ext cx="5731510" cy="2964180"/>
+                    </a:xfrm>
+                    <a:prstGeom prst="rect">
+                      <a:avLst/>
+                    </a:prstGeom>
+                    <a:noFill/>
+                    <a:ln>
+                      <a:noFill/>
+                    </a:ln>
+                  </pic:spPr>
+                </pic:pic>
+              </a:graphicData>
+            </a:graphic>
+          </wp:inline>
+        </w:drawing>
+      </w:r>
+    </w:p>
+    <w:p>
+      <w:pPr>
+        <w:rPr>
+          <w:i/>
+          <w:iCs/>
+          <w:color w:val="000000" w:themeColor="text1"/>
+        </w:rPr>
+      </w:pPr>
+      <w:r>
+        <w:rPr>
+          <w:i/>
+          <w:iCs/>
+          <w:color w:val="000000" w:themeColor="text1"/>
+        </w:rPr>
+        <w:t>Reference counting determines when memory is freed. Source: Medium</w:t>
+      </w:r>
+    </w:p>
+    <w:p>
+      <w:pPr>
+        <w:rPr>
+          <w:b/>
+          <w:bCs/>
+          <w:color w:val="000000" w:themeColor="text1"/>
+        </w:rPr>
+      </w:pPr>
+      <w:r>
+        <w:rPr>
+          <w:b/>
+          <w:bCs/>
+          <w:color w:val="000000" w:themeColor="text1"/>
+        </w:rPr>
+        <w:t>The Reference Counter (The Hidden Tally)</w:t>
+      </w:r>
+    </w:p>
+    <w:p>
+      <w:pPr>
+        <w:rPr>
+          <w:color w:val="000000" w:themeColor="text1"/>
+        </w:rPr>
+      </w:pPr>
+      <w:r>
+        <w:rPr>
+          <w:color w:val="000000" w:themeColor="text1"/>
+        </w:rPr>
+        <w:t>Every single object you create in the Heap has a tiny, hidden scoreboard attached to it called a "reference count." This scoreboard tracks exactly how many name tags (variables) are currently pointing to it.</w:t>
+      </w:r>
+    </w:p>
+    <w:p>
+      <w:pPr>
+        <w:rPr>
+          <w:color w:val="000000" w:themeColor="text1"/>
+        </w:rPr>
+      </w:pPr>
+      <w:r>
+        <w:rPr>
+          <w:color w:val="000000" w:themeColor="text1"/>
+        </w:rPr>
+        <w:t>Let's look at how the scoreboard changes in real-time:</w:t>
+      </w:r>
+    </w:p>
+    <w:p>
+      <w:pPr>
+        <w:numPr>
+          <w:ilvl w:val="0"/>
+          <w:numId w:val="11"/>
+        </w:numPr>
+        <w:rPr>
+          <w:color w:val="000000" w:themeColor="text1"/>
+        </w:rPr>
+      </w:pPr>
+      <w:r>
+        <w:rPr>
+          <w:b/>
+          <w:bCs/>
+          <w:color w:val="000000" w:themeColor="text1"/>
+        </w:rPr>
+        <w:t>score = 100</w:t>
+      </w:r>
+      <w:r>
+        <w:rPr>
+          <w:color w:val="000000" w:themeColor="text1"/>
+        </w:rPr>
+        <w:t xml:space="preserve"> Python creates the 100 </w:t>
+      </w:r>
+      <w:proofErr w:type="gramStart"/>
+      <w:r>
+        <w:rPr>
+          <w:color w:val="000000" w:themeColor="text1"/>
+        </w:rPr>
+        <w:t>object</w:t>
+      </w:r>
+      <w:proofErr w:type="gramEnd"/>
+      <w:r>
+        <w:rPr>
+          <w:color w:val="000000" w:themeColor="text1"/>
+        </w:rPr>
+        <w:t xml:space="preserve"> in the Heap. Because score is pointing to it, the 100 object's reference count is </w:t>
+      </w:r>
+      <w:r>
+        <w:rPr>
+          <w:b/>
+          <w:bCs/>
+          <w:color w:val="000000" w:themeColor="text1"/>
+        </w:rPr>
+        <w:t>1</w:t>
+      </w:r>
+      <w:r>
+        <w:rPr>
+          <w:color w:val="000000" w:themeColor="text1"/>
+        </w:rPr>
+        <w:t>.</w:t>
+      </w:r>
+    </w:p>
+    <w:p>
+      <w:pPr>
+        <w:numPr>
+          <w:ilvl w:val="0"/>
+          <w:numId w:val="11"/>
+        </w:numPr>
+        <w:rPr>
+          <w:color w:val="000000" w:themeColor="text1"/>
+        </w:rPr>
+      </w:pPr>
+      <w:proofErr w:type="spellStart"/>
+      <w:r>
+        <w:rPr>
+          <w:b/>
+          <w:bCs/>
+          <w:color w:val="000000" w:themeColor="text1"/>
+        </w:rPr>
+        <w:t>final_score</w:t>
+      </w:r>
+      <w:proofErr w:type="spellEnd"/>
+      <w:r>
+        <w:rPr>
+          <w:b/>
+          <w:bCs/>
+          <w:color w:val="000000" w:themeColor="text1"/>
+        </w:rPr>
+        <w:t xml:space="preserve"> = score</w:t>
+      </w:r>
+      <w:r>
+        <w:rPr>
+          <w:color w:val="000000" w:themeColor="text1"/>
+        </w:rPr>
+        <w:t xml:space="preserve"> Now </w:t>
+      </w:r>
+      <w:proofErr w:type="spellStart"/>
+      <w:r>
+        <w:rPr>
+          <w:color w:val="000000" w:themeColor="text1"/>
+        </w:rPr>
+        <w:t>final_score</w:t>
+      </w:r>
+      <w:proofErr w:type="spellEnd"/>
+      <w:r>
+        <w:rPr>
+          <w:color w:val="000000" w:themeColor="text1"/>
+        </w:rPr>
+        <w:t xml:space="preserve"> is also pointing at the 100 </w:t>
+      </w:r>
+      <w:proofErr w:type="gramStart"/>
+      <w:r>
+        <w:rPr>
+          <w:color w:val="000000" w:themeColor="text1"/>
+        </w:rPr>
+        <w:t>object</w:t>
+      </w:r>
+      <w:proofErr w:type="gramEnd"/>
+      <w:r>
+        <w:rPr>
+          <w:color w:val="000000" w:themeColor="text1"/>
+        </w:rPr>
+        <w:t xml:space="preserve">. The reference count goes up to </w:t>
+      </w:r>
+      <w:r>
+        <w:rPr>
+          <w:b/>
+          <w:bCs/>
+          <w:color w:val="000000" w:themeColor="text1"/>
+        </w:rPr>
+        <w:t>2</w:t>
+      </w:r>
+      <w:r>
+        <w:rPr>
+          <w:color w:val="000000" w:themeColor="text1"/>
+        </w:rPr>
+        <w:t>. The object is very safe.</w:t>
+      </w:r>
+    </w:p>
+    <w:p>
+      <w:pPr>
+        <w:numPr>
+          <w:ilvl w:val="0"/>
+          <w:numId w:val="11"/>
+        </w:numPr>
+        <w:rPr>
+          <w:color w:val="000000" w:themeColor="text1"/>
+        </w:rPr>
+      </w:pPr>
+      <w:r>
+        <w:rPr>
+          <w:b/>
+          <w:bCs/>
+          <w:color w:val="000000" w:themeColor="text1"/>
+        </w:rPr>
+        <w:t>score = 50</w:t>
+      </w:r>
+      <w:r>
+        <w:rPr>
+          <w:color w:val="000000" w:themeColor="text1"/>
+        </w:rPr>
+        <w:t xml:space="preserve"> We just pointed score away from 100 and toward a new 50 object. The 100 object's reference count drops back to </w:t>
+      </w:r>
+      <w:r>
+        <w:rPr>
+          <w:b/>
+          <w:bCs/>
+          <w:color w:val="000000" w:themeColor="text1"/>
+        </w:rPr>
+        <w:t>1</w:t>
+      </w:r>
+      <w:r>
+        <w:rPr>
+          <w:color w:val="000000" w:themeColor="text1"/>
+        </w:rPr>
+        <w:t>.</w:t>
+      </w:r>
+    </w:p>
+    <w:p>
+      <w:pPr>
+        <w:numPr>
+          <w:ilvl w:val="0"/>
+          <w:numId w:val="11"/>
+        </w:numPr>
+        <w:rPr>
+          <w:color w:val="000000" w:themeColor="text1"/>
+        </w:rPr>
+      </w:pPr>
+      <w:proofErr w:type="spellStart"/>
+      <w:r>
+        <w:rPr>
+          <w:b/>
+          <w:bCs/>
+          <w:color w:val="000000" w:themeColor="text1"/>
+        </w:rPr>
+        <w:t>final_score</w:t>
+      </w:r>
+      <w:proofErr w:type="spellEnd"/>
+      <w:r>
+        <w:rPr>
+          <w:b/>
+          <w:bCs/>
+          <w:color w:val="000000" w:themeColor="text1"/>
+        </w:rPr>
+        <w:t xml:space="preserve"> = 99</w:t>
+      </w:r>
+      <w:r>
+        <w:rPr>
+          <w:color w:val="000000" w:themeColor="text1"/>
+        </w:rPr>
+        <w:t xml:space="preserve"> We point our last variable away from the 100. The 100 object's reference count drops to </w:t>
+      </w:r>
+      <w:r>
+        <w:rPr>
+          <w:b/>
+          <w:bCs/>
+          <w:color w:val="000000" w:themeColor="text1"/>
+        </w:rPr>
+        <w:t>0</w:t>
+      </w:r>
+      <w:r>
+        <w:rPr>
+          <w:color w:val="000000" w:themeColor="text1"/>
+        </w:rPr>
+        <w:t>.</w:t>
+      </w:r>
+    </w:p>
+    <w:p>
+      <w:pPr>
+        <w:rPr>
+          <w:b/>
+          <w:bCs/>
+          <w:color w:val="000000" w:themeColor="text1"/>
+        </w:rPr>
+      </w:pPr>
+      <w:r>
+        <w:rPr>
+          <w:b/>
+          <w:bCs/>
+          <w:color w:val="000000" w:themeColor="text1"/>
+        </w:rPr>
+        <w:t>The Sweep</w:t>
+      </w:r>
+    </w:p>
+    <w:p>
+      <w:pPr>
+        <w:rPr>
+          <w:color w:val="000000" w:themeColor="text1"/>
+        </w:rPr>
+      </w:pPr>
+      <w:r>
+        <w:rPr>
+          <w:color w:val="000000" w:themeColor="text1"/>
+        </w:rPr>
+        <w:t xml:space="preserve">The exact millisecond an object's reference count hits </w:t>
+      </w:r>
+      <w:r>
+        <w:rPr>
+          <w:b/>
+          <w:bCs/>
+          <w:color w:val="000000" w:themeColor="text1"/>
+        </w:rPr>
+        <w:t>0</w:t>
+      </w:r>
+      <w:r>
+        <w:rPr>
+          <w:color w:val="000000" w:themeColor="text1"/>
+        </w:rPr>
+        <w:t>, it triggers a red alert in Python.</w:t>
+      </w:r>
+    </w:p>
+    <w:p>
+      <w:pPr>
+        <w:rPr>
+          <w:color w:val="000000" w:themeColor="text1"/>
+        </w:rPr>
+      </w:pPr>
+      <w:r>
+        <w:rPr>
+          <w:color w:val="000000" w:themeColor="text1"/>
+        </w:rPr>
+        <w:t xml:space="preserve">The Garbage Collector instantly swoops in, destroys the 100 </w:t>
+      </w:r>
+      <w:proofErr w:type="gramStart"/>
+      <w:r>
+        <w:rPr>
+          <w:color w:val="000000" w:themeColor="text1"/>
+        </w:rPr>
+        <w:t>object</w:t>
+      </w:r>
+      <w:proofErr w:type="gramEnd"/>
+      <w:r>
+        <w:rPr>
+          <w:color w:val="000000" w:themeColor="text1"/>
+        </w:rPr>
+        <w:t>, and gives that tiny chunk of memory back to your computer's operating system. This ensures your program only takes up exactly as much memory as it actively needs.</w:t>
+      </w:r>
+    </w:p>
+    <w:p>
+      <w:pPr>
+        <w:rPr>
+          <w:color w:val="000000" w:themeColor="text1"/>
+        </w:rPr>
+      </w:pPr>
+      <w:r>
+        <w:rPr>
+          <w:color w:val="000000" w:themeColor="text1"/>
+        </w:rPr>
+        <w:t>In older languages like C or C++, engineers have to manually write code to delete old data. If they forget, the program slowly eats up all the computer's RAM until it crashes (this is called a "memory leak"). Python handles all of this invisibly for you.</w:t>
+      </w:r>
+    </w:p>
+    <w:p>
+      <w:pPr>
+        <w:rPr>
+          <w:color w:val="000000" w:themeColor="text1"/>
         </w:rPr>
       </w:pPr>
     </w:p>
@@ -2645,6 +3349,232 @@
     </w:lvl>
   </w:abstractNum>
   <w:abstractNum w:abstractNumId="3" w15:restartNumberingAfterBreak="0">
+    <w:nsid w:val="191D1044"/>
+    <w:multiLevelType w:val="multilevel"/>
+    <w:tmpl w:val="76809062"/>
+    <w:lvl w:ilvl="0">
+      <w:start w:val="1"/>
+      <w:numFmt w:val="decimal"/>
+      <w:lvlText w:val="%1."/>
+      <w:lvlJc w:val="left"/>
+      <w:pPr>
+        <w:tabs>
+          <w:tab w:val="num" w:pos="720"/>
+        </w:tabs>
+        <w:ind w:left="720" w:hanging="360"/>
+      </w:pPr>
+    </w:lvl>
+    <w:lvl w:ilvl="1" w:tentative="1">
+      <w:start w:val="1"/>
+      <w:numFmt w:val="decimal"/>
+      <w:lvlText w:val="%2."/>
+      <w:lvlJc w:val="left"/>
+      <w:pPr>
+        <w:tabs>
+          <w:tab w:val="num" w:pos="1440"/>
+        </w:tabs>
+        <w:ind w:left="1440" w:hanging="360"/>
+      </w:pPr>
+    </w:lvl>
+    <w:lvl w:ilvl="2" w:tentative="1">
+      <w:start w:val="1"/>
+      <w:numFmt w:val="decimal"/>
+      <w:lvlText w:val="%3."/>
+      <w:lvlJc w:val="left"/>
+      <w:pPr>
+        <w:tabs>
+          <w:tab w:val="num" w:pos="2160"/>
+        </w:tabs>
+        <w:ind w:left="2160" w:hanging="360"/>
+      </w:pPr>
+    </w:lvl>
+    <w:lvl w:ilvl="3" w:tentative="1">
+      <w:start w:val="1"/>
+      <w:numFmt w:val="decimal"/>
+      <w:lvlText w:val="%4."/>
+      <w:lvlJc w:val="left"/>
+      <w:pPr>
+        <w:tabs>
+          <w:tab w:val="num" w:pos="2880"/>
+        </w:tabs>
+        <w:ind w:left="2880" w:hanging="360"/>
+      </w:pPr>
+    </w:lvl>
+    <w:lvl w:ilvl="4" w:tentative="1">
+      <w:start w:val="1"/>
+      <w:numFmt w:val="decimal"/>
+      <w:lvlText w:val="%5."/>
+      <w:lvlJc w:val="left"/>
+      <w:pPr>
+        <w:tabs>
+          <w:tab w:val="num" w:pos="3600"/>
+        </w:tabs>
+        <w:ind w:left="3600" w:hanging="360"/>
+      </w:pPr>
+    </w:lvl>
+    <w:lvl w:ilvl="5" w:tentative="1">
+      <w:start w:val="1"/>
+      <w:numFmt w:val="decimal"/>
+      <w:lvlText w:val="%6."/>
+      <w:lvlJc w:val="left"/>
+      <w:pPr>
+        <w:tabs>
+          <w:tab w:val="num" w:pos="4320"/>
+        </w:tabs>
+        <w:ind w:left="4320" w:hanging="360"/>
+      </w:pPr>
+    </w:lvl>
+    <w:lvl w:ilvl="6" w:tentative="1">
+      <w:start w:val="1"/>
+      <w:numFmt w:val="decimal"/>
+      <w:lvlText w:val="%7."/>
+      <w:lvlJc w:val="left"/>
+      <w:pPr>
+        <w:tabs>
+          <w:tab w:val="num" w:pos="5040"/>
+        </w:tabs>
+        <w:ind w:left="5040" w:hanging="360"/>
+      </w:pPr>
+    </w:lvl>
+    <w:lvl w:ilvl="7" w:tentative="1">
+      <w:start w:val="1"/>
+      <w:numFmt w:val="decimal"/>
+      <w:lvlText w:val="%8."/>
+      <w:lvlJc w:val="left"/>
+      <w:pPr>
+        <w:tabs>
+          <w:tab w:val="num" w:pos="5760"/>
+        </w:tabs>
+        <w:ind w:left="5760" w:hanging="360"/>
+      </w:pPr>
+    </w:lvl>
+    <w:lvl w:ilvl="8" w:tentative="1">
+      <w:start w:val="1"/>
+      <w:numFmt w:val="decimal"/>
+      <w:lvlText w:val="%9."/>
+      <w:lvlJc w:val="left"/>
+      <w:pPr>
+        <w:tabs>
+          <w:tab w:val="num" w:pos="6480"/>
+        </w:tabs>
+        <w:ind w:left="6480" w:hanging="360"/>
+      </w:pPr>
+    </w:lvl>
+  </w:abstractNum>
+  <w:abstractNum w:abstractNumId="4" w15:restartNumberingAfterBreak="0">
+    <w:nsid w:val="29DF1325"/>
+    <w:multiLevelType w:val="multilevel"/>
+    <w:tmpl w:val="37169D22"/>
+    <w:lvl w:ilvl="0">
+      <w:start w:val="1"/>
+      <w:numFmt w:val="decimal"/>
+      <w:lvlText w:val="%1."/>
+      <w:lvlJc w:val="left"/>
+      <w:pPr>
+        <w:tabs>
+          <w:tab w:val="num" w:pos="720"/>
+        </w:tabs>
+        <w:ind w:left="720" w:hanging="360"/>
+      </w:pPr>
+    </w:lvl>
+    <w:lvl w:ilvl="1" w:tentative="1">
+      <w:start w:val="1"/>
+      <w:numFmt w:val="decimal"/>
+      <w:lvlText w:val="%2."/>
+      <w:lvlJc w:val="left"/>
+      <w:pPr>
+        <w:tabs>
+          <w:tab w:val="num" w:pos="1440"/>
+        </w:tabs>
+        <w:ind w:left="1440" w:hanging="360"/>
+      </w:pPr>
+    </w:lvl>
+    <w:lvl w:ilvl="2" w:tentative="1">
+      <w:start w:val="1"/>
+      <w:numFmt w:val="decimal"/>
+      <w:lvlText w:val="%3."/>
+      <w:lvlJc w:val="left"/>
+      <w:pPr>
+        <w:tabs>
+          <w:tab w:val="num" w:pos="2160"/>
+        </w:tabs>
+        <w:ind w:left="2160" w:hanging="360"/>
+      </w:pPr>
+    </w:lvl>
+    <w:lvl w:ilvl="3" w:tentative="1">
+      <w:start w:val="1"/>
+      <w:numFmt w:val="decimal"/>
+      <w:lvlText w:val="%4."/>
+      <w:lvlJc w:val="left"/>
+      <w:pPr>
+        <w:tabs>
+          <w:tab w:val="num" w:pos="2880"/>
+        </w:tabs>
+        <w:ind w:left="2880" w:hanging="360"/>
+      </w:pPr>
+    </w:lvl>
+    <w:lvl w:ilvl="4" w:tentative="1">
+      <w:start w:val="1"/>
+      <w:numFmt w:val="decimal"/>
+      <w:lvlText w:val="%5."/>
+      <w:lvlJc w:val="left"/>
+      <w:pPr>
+        <w:tabs>
+          <w:tab w:val="num" w:pos="3600"/>
+        </w:tabs>
+        <w:ind w:left="3600" w:hanging="360"/>
+      </w:pPr>
+    </w:lvl>
+    <w:lvl w:ilvl="5" w:tentative="1">
+      <w:start w:val="1"/>
+      <w:numFmt w:val="decimal"/>
+      <w:lvlText w:val="%6."/>
+      <w:lvlJc w:val="left"/>
+      <w:pPr>
+        <w:tabs>
+          <w:tab w:val="num" w:pos="4320"/>
+        </w:tabs>
+        <w:ind w:left="4320" w:hanging="360"/>
+      </w:pPr>
+    </w:lvl>
+    <w:lvl w:ilvl="6" w:tentative="1">
+      <w:start w:val="1"/>
+      <w:numFmt w:val="decimal"/>
+      <w:lvlText w:val="%7."/>
+      <w:lvlJc w:val="left"/>
+      <w:pPr>
+        <w:tabs>
+          <w:tab w:val="num" w:pos="5040"/>
+        </w:tabs>
+        <w:ind w:left="5040" w:hanging="360"/>
+      </w:pPr>
+    </w:lvl>
+    <w:lvl w:ilvl="7" w:tentative="1">
+      <w:start w:val="1"/>
+      <w:numFmt w:val="decimal"/>
+      <w:lvlText w:val="%8."/>
+      <w:lvlJc w:val="left"/>
+      <w:pPr>
+        <w:tabs>
+          <w:tab w:val="num" w:pos="5760"/>
+        </w:tabs>
+        <w:ind w:left="5760" w:hanging="360"/>
+      </w:pPr>
+    </w:lvl>
+    <w:lvl w:ilvl="8" w:tentative="1">
+      <w:start w:val="1"/>
+      <w:numFmt w:val="decimal"/>
+      <w:lvlText w:val="%9."/>
+      <w:lvlJc w:val="left"/>
+      <w:pPr>
+        <w:tabs>
+          <w:tab w:val="num" w:pos="6480"/>
+        </w:tabs>
+        <w:ind w:left="6480" w:hanging="360"/>
+      </w:pPr>
+    </w:lvl>
+  </w:abstractNum>
+  <w:abstractNum w:abstractNumId="5" w15:restartNumberingAfterBreak="0">
     <w:nsid w:val="30F5671C"/>
     <w:multiLevelType w:val="multilevel"/>
     <w:tmpl w:val="CDD4DB56"/>
@@ -2793,7 +3723,7 @@
       </w:rPr>
     </w:lvl>
   </w:abstractNum>
-  <w:abstractNum w:abstractNumId="4" w15:restartNumberingAfterBreak="0">
+  <w:abstractNum w:abstractNumId="6" w15:restartNumberingAfterBreak="0">
     <w:nsid w:val="35037B4D"/>
     <w:multiLevelType w:val="multilevel"/>
     <w:tmpl w:val="25A45094"/>
@@ -2942,7 +3872,7 @@
       </w:rPr>
     </w:lvl>
   </w:abstractNum>
-  <w:abstractNum w:abstractNumId="5" w15:restartNumberingAfterBreak="0">
+  <w:abstractNum w:abstractNumId="7" w15:restartNumberingAfterBreak="0">
     <w:nsid w:val="368F3C4C"/>
     <w:multiLevelType w:val="multilevel"/>
     <w:tmpl w:val="EC5E60B6"/>
@@ -3091,7 +4021,7 @@
       </w:rPr>
     </w:lvl>
   </w:abstractNum>
-  <w:abstractNum w:abstractNumId="6" w15:restartNumberingAfterBreak="0">
+  <w:abstractNum w:abstractNumId="8" w15:restartNumberingAfterBreak="0">
     <w:nsid w:val="38525D97"/>
     <w:multiLevelType w:val="multilevel"/>
     <w:tmpl w:val="547C83F2"/>
@@ -3240,7 +4170,7 @@
       </w:rPr>
     </w:lvl>
   </w:abstractNum>
-  <w:abstractNum w:abstractNumId="7" w15:restartNumberingAfterBreak="0">
+  <w:abstractNum w:abstractNumId="9" w15:restartNumberingAfterBreak="0">
     <w:nsid w:val="41907999"/>
     <w:multiLevelType w:val="multilevel"/>
     <w:tmpl w:val="65504056"/>
@@ -3353,7 +4283,7 @@
       </w:pPr>
     </w:lvl>
   </w:abstractNum>
-  <w:abstractNum w:abstractNumId="8" w15:restartNumberingAfterBreak="0">
+  <w:abstractNum w:abstractNumId="10" w15:restartNumberingAfterBreak="0">
     <w:nsid w:val="78F23F18"/>
     <w:multiLevelType w:val="multilevel"/>
     <w:tmpl w:val="91169836"/>
@@ -3467,7 +4397,7 @@
     </w:lvl>
   </w:abstractNum>
   <w:num w:numId="1" w16cid:durableId="1099566421">
-    <w:abstractNumId w:val="6"/>
+    <w:abstractNumId w:val="8"/>
   </w:num>
   <w:num w:numId="2" w16cid:durableId="2116751180">
     <w:abstractNumId w:val="2"/>
@@ -3476,22 +4406,28 @@
     <w:abstractNumId w:val="0"/>
   </w:num>
   <w:num w:numId="4" w16cid:durableId="49109621">
-    <w:abstractNumId w:val="3"/>
+    <w:abstractNumId w:val="5"/>
   </w:num>
   <w:num w:numId="5" w16cid:durableId="1631398879">
-    <w:abstractNumId w:val="5"/>
+    <w:abstractNumId w:val="7"/>
   </w:num>
   <w:num w:numId="6" w16cid:durableId="1628199336">
-    <w:abstractNumId w:val="4"/>
+    <w:abstractNumId w:val="6"/>
   </w:num>
   <w:num w:numId="7" w16cid:durableId="1074161061">
-    <w:abstractNumId w:val="7"/>
+    <w:abstractNumId w:val="9"/>
   </w:num>
   <w:num w:numId="8" w16cid:durableId="1518034576">
-    <w:abstractNumId w:val="8"/>
+    <w:abstractNumId w:val="10"/>
   </w:num>
   <w:num w:numId="9" w16cid:durableId="1561164621">
     <w:abstractNumId w:val="1"/>
+  </w:num>
+  <w:num w:numId="10" w16cid:durableId="1690449380">
+    <w:abstractNumId w:val="4"/>
+  </w:num>
+  <w:num w:numId="11" w16cid:durableId="1359697395">
+    <w:abstractNumId w:val="3"/>
   </w:num>
 </w:numbering>
 </file>

--- a/extra notes.docx
+++ b/extra notes.docx
@@ -2920,6 +2920,1310 @@
     <w:p>
       <w:pPr>
         <w:rPr>
+          <w:color w:val="000000" w:themeColor="text1"/>
+        </w:rPr>
+      </w:pPr>
+    </w:p>
+    <w:p>
+      <w:pPr>
+        <w:rPr>
+          <w:color w:val="000000" w:themeColor="text1"/>
+          <w:highlight w:val="green"/>
+        </w:rPr>
+      </w:pPr>
+      <w:proofErr w:type="spellStart"/>
+      <w:r>
+        <w:rPr>
+          <w:color w:val="000000" w:themeColor="text1"/>
+          <w:highlight w:val="green"/>
+        </w:rPr>
+        <w:lastRenderedPageBreak/>
+        <w:t>Yeha</w:t>
+      </w:r>
+      <w:proofErr w:type="spellEnd"/>
+      <w:r>
+        <w:rPr>
+          <w:color w:val="000000" w:themeColor="text1"/>
+          <w:highlight w:val="green"/>
+        </w:rPr>
+        <w:t xml:space="preserve"> </w:t>
+      </w:r>
+      <w:proofErr w:type="spellStart"/>
+      <w:r>
+        <w:rPr>
+          <w:color w:val="000000" w:themeColor="text1"/>
+          <w:highlight w:val="green"/>
+        </w:rPr>
+        <w:t>itz</w:t>
+      </w:r>
+      <w:proofErr w:type="spellEnd"/>
+      <w:r>
+        <w:rPr>
+          <w:color w:val="000000" w:themeColor="text1"/>
+          <w:highlight w:val="green"/>
+        </w:rPr>
+        <w:t xml:space="preserve"> good</w:t>
+      </w:r>
+      <w:proofErr w:type="gramStart"/>
+      <w:r>
+        <w:rPr>
+          <w:color w:val="000000" w:themeColor="text1"/>
+          <w:highlight w:val="green"/>
+        </w:rPr>
+        <w:t xml:space="preserve"> ..</w:t>
+      </w:r>
+      <w:proofErr w:type="gramEnd"/>
+      <w:r>
+        <w:rPr>
+          <w:color w:val="000000" w:themeColor="text1"/>
+          <w:highlight w:val="green"/>
+        </w:rPr>
+        <w:t xml:space="preserve"> </w:t>
+      </w:r>
+      <w:proofErr w:type="spellStart"/>
+      <w:r>
+        <w:rPr>
+          <w:color w:val="000000" w:themeColor="text1"/>
+          <w:highlight w:val="green"/>
+        </w:rPr>
+        <w:t>i</w:t>
+      </w:r>
+      <w:proofErr w:type="spellEnd"/>
+      <w:r>
+        <w:rPr>
+          <w:color w:val="000000" w:themeColor="text1"/>
+          <w:highlight w:val="green"/>
+        </w:rPr>
+        <w:t xml:space="preserve"> am understanding ... </w:t>
+      </w:r>
+      <w:proofErr w:type="spellStart"/>
+      <w:r>
+        <w:rPr>
+          <w:color w:val="000000" w:themeColor="text1"/>
+          <w:highlight w:val="green"/>
+        </w:rPr>
+        <w:t>lets</w:t>
+      </w:r>
+      <w:proofErr w:type="spellEnd"/>
+      <w:r>
+        <w:rPr>
+          <w:color w:val="000000" w:themeColor="text1"/>
+          <w:highlight w:val="green"/>
+        </w:rPr>
+        <w:t xml:space="preserve"> move forward</w:t>
+      </w:r>
+      <w:proofErr w:type="gramStart"/>
+      <w:r>
+        <w:rPr>
+          <w:color w:val="000000" w:themeColor="text1"/>
+          <w:highlight w:val="green"/>
+        </w:rPr>
+        <w:t xml:space="preserve"> ..</w:t>
+      </w:r>
+      <w:proofErr w:type="gramEnd"/>
+      <w:r>
+        <w:rPr>
+          <w:color w:val="000000" w:themeColor="text1"/>
+          <w:highlight w:val="green"/>
+        </w:rPr>
+        <w:t xml:space="preserve"> we will cover the whole thing like this ... just </w:t>
+      </w:r>
+      <w:proofErr w:type="spellStart"/>
+      <w:r>
+        <w:rPr>
+          <w:color w:val="000000" w:themeColor="text1"/>
+          <w:highlight w:val="green"/>
+        </w:rPr>
+        <w:t>ho</w:t>
+      </w:r>
+      <w:proofErr w:type="spellEnd"/>
+      <w:r>
+        <w:rPr>
+          <w:color w:val="000000" w:themeColor="text1"/>
+          <w:highlight w:val="green"/>
+        </w:rPr>
+        <w:t xml:space="preserve"> with the next</w:t>
+      </w:r>
+      <w:proofErr w:type="gramStart"/>
+      <w:r>
+        <w:rPr>
+          <w:color w:val="000000" w:themeColor="text1"/>
+          <w:highlight w:val="green"/>
+        </w:rPr>
+        <w:t xml:space="preserve"> ..</w:t>
+      </w:r>
+      <w:proofErr w:type="gramEnd"/>
+    </w:p>
+    <w:p>
+      <w:pPr>
+        <w:rPr>
+          <w:color w:val="1F3864" w:themeColor="accent1" w:themeShade="80"/>
+        </w:rPr>
+      </w:pPr>
+      <w:r>
+        <w:rPr>
+          <w:color w:val="000000" w:themeColor="text1"/>
+          <w:highlight w:val="green"/>
+        </w:rPr>
+        <w:t xml:space="preserve">You have </w:t>
+      </w:r>
+      <w:proofErr w:type="spellStart"/>
+      <w:r>
+        <w:rPr>
+          <w:color w:val="000000" w:themeColor="text1"/>
+          <w:highlight w:val="green"/>
+        </w:rPr>
+        <w:t>yo</w:t>
+      </w:r>
+      <w:proofErr w:type="spellEnd"/>
+      <w:r>
+        <w:rPr>
+          <w:color w:val="000000" w:themeColor="text1"/>
+          <w:highlight w:val="green"/>
+        </w:rPr>
+        <w:t xml:space="preserve"> choose by yourself that what we will learn next</w:t>
+      </w:r>
+      <w:proofErr w:type="gramStart"/>
+      <w:r>
+        <w:rPr>
+          <w:color w:val="000000" w:themeColor="text1"/>
+          <w:highlight w:val="green"/>
+        </w:rPr>
+        <w:t xml:space="preserve"> ..</w:t>
+      </w:r>
+      <w:proofErr w:type="gramEnd"/>
+      <w:r>
+        <w:rPr>
+          <w:color w:val="000000" w:themeColor="text1"/>
+          <w:highlight w:val="green"/>
+        </w:rPr>
+        <w:t xml:space="preserve"> but as </w:t>
+      </w:r>
+      <w:proofErr w:type="spellStart"/>
+      <w:r>
+        <w:rPr>
+          <w:color w:val="000000" w:themeColor="text1"/>
+          <w:highlight w:val="green"/>
+        </w:rPr>
+        <w:t>i</w:t>
+      </w:r>
+      <w:proofErr w:type="spellEnd"/>
+      <w:r>
+        <w:rPr>
+          <w:color w:val="000000" w:themeColor="text1"/>
+          <w:highlight w:val="green"/>
+        </w:rPr>
+        <w:t xml:space="preserve"> told you go deep as you have done so far</w:t>
+      </w:r>
+    </w:p>
+    <w:p>
+      <w:pPr>
+        <w:rPr>
+          <w:color w:val="000000" w:themeColor="text1"/>
+        </w:rPr>
+      </w:pPr>
+      <w:r>
+        <w:rPr>
+          <w:color w:val="000000" w:themeColor="text1"/>
+        </w:rPr>
+        <w:t>I love that you are taking the reins and trusting the process.</w:t>
+      </w:r>
+    </w:p>
+    <w:p>
+      <w:pPr>
+        <w:rPr>
+          <w:color w:val="000000" w:themeColor="text1"/>
+        </w:rPr>
+      </w:pPr>
+      <w:r>
+        <w:rPr>
+          <w:color w:val="000000" w:themeColor="text1"/>
+        </w:rPr>
+        <w:t>Since you now understand the Stack and the Heap, we are going to learn one of the most important concepts in all of Computer Science. This concept is a famous trap in FAANG interviews, and it causes 90% of the bugs that junior developers create.</w:t>
+      </w:r>
+    </w:p>
+    <w:p>
+      <w:pPr>
+        <w:rPr>
+          <w:color w:val="000000" w:themeColor="text1"/>
+        </w:rPr>
+      </w:pPr>
+      <w:r>
+        <w:rPr>
+          <w:color w:val="000000" w:themeColor="text1"/>
+        </w:rPr>
+        <w:t xml:space="preserve">It is called </w:t>
+      </w:r>
+      <w:r>
+        <w:rPr>
+          <w:b/>
+          <w:bCs/>
+          <w:color w:val="000000" w:themeColor="text1"/>
+        </w:rPr>
+        <w:t>Mutability</w:t>
+      </w:r>
+      <w:r>
+        <w:rPr>
+          <w:color w:val="000000" w:themeColor="text1"/>
+        </w:rPr>
+        <w:t xml:space="preserve"> (the ability to be changed).</w:t>
+      </w:r>
+    </w:p>
+    <w:p>
+      <w:pPr>
+        <w:rPr>
+          <w:color w:val="000000" w:themeColor="text1"/>
+        </w:rPr>
+      </w:pPr>
+      <w:r>
+        <w:rPr>
+          <w:color w:val="000000" w:themeColor="text1"/>
+        </w:rPr>
+        <w:t xml:space="preserve">In Python, every single object you put into the Heap is born with a strict rule: it is either </w:t>
+      </w:r>
+      <w:r>
+        <w:rPr>
+          <w:b/>
+          <w:bCs/>
+          <w:color w:val="000000" w:themeColor="text1"/>
+        </w:rPr>
+        <w:t>Immutable</w:t>
+      </w:r>
+      <w:r>
+        <w:rPr>
+          <w:color w:val="000000" w:themeColor="text1"/>
+        </w:rPr>
+        <w:t xml:space="preserve"> (frozen forever) or </w:t>
+      </w:r>
+      <w:r>
+        <w:rPr>
+          <w:b/>
+          <w:bCs/>
+          <w:color w:val="000000" w:themeColor="text1"/>
+        </w:rPr>
+        <w:t>Mutable</w:t>
+      </w:r>
+      <w:r>
+        <w:rPr>
+          <w:color w:val="000000" w:themeColor="text1"/>
+        </w:rPr>
+        <w:t xml:space="preserve"> (flexible and changeable).</w:t>
+      </w:r>
+    </w:p>
+    <w:p>
+      <w:pPr>
+        <w:rPr>
+          <w:color w:val="000000" w:themeColor="text1"/>
+        </w:rPr>
+      </w:pPr>
+      <w:r>
+        <w:rPr>
+          <w:color w:val="000000" w:themeColor="text1"/>
+        </w:rPr>
+        <w:t>Let's break them down.</w:t>
+      </w:r>
+    </w:p>
+    <w:p>
+      <w:pPr>
+        <w:rPr>
+          <w:b/>
+          <w:bCs/>
+          <w:color w:val="000000" w:themeColor="text1"/>
+        </w:rPr>
+      </w:pPr>
+      <w:r>
+        <w:rPr>
+          <w:b/>
+          <w:bCs/>
+          <w:color w:val="000000" w:themeColor="text1"/>
+        </w:rPr>
+        <w:t>1. Immutable Data (The Frozen Objects)</w:t>
+      </w:r>
+    </w:p>
+    <w:p>
+      <w:pPr>
+        <w:rPr>
+          <w:color w:val="000000" w:themeColor="text1"/>
+        </w:rPr>
+      </w:pPr>
+      <w:r>
+        <w:rPr>
+          <w:color w:val="000000" w:themeColor="text1"/>
+        </w:rPr>
+        <w:t xml:space="preserve">Numbers (Integers, Floats), Strings (text), and Booleans (True/False) are immutable. Once Python builds them in the Heap, they can </w:t>
+      </w:r>
+      <w:r>
+        <w:rPr>
+          <w:b/>
+          <w:bCs/>
+          <w:color w:val="000000" w:themeColor="text1"/>
+        </w:rPr>
+        <w:t>never</w:t>
+      </w:r>
+      <w:r>
+        <w:rPr>
+          <w:color w:val="000000" w:themeColor="text1"/>
+        </w:rPr>
+        <w:t xml:space="preserve"> be changed.</w:t>
+      </w:r>
+    </w:p>
+    <w:p>
+      <w:pPr>
+        <w:rPr>
+          <w:color w:val="000000" w:themeColor="text1"/>
+        </w:rPr>
+      </w:pPr>
+      <w:r>
+        <w:rPr>
+          <w:color w:val="000000" w:themeColor="text1"/>
+        </w:rPr>
+        <w:t>Let's look at this code:</w:t>
+      </w:r>
+    </w:p>
+    <w:p>
+      <w:pPr>
+        <w:rPr>
+          <w:color w:val="000000" w:themeColor="text1"/>
+        </w:rPr>
+      </w:pPr>
+      <w:r>
+        <w:rPr>
+          <w:color w:val="000000" w:themeColor="text1"/>
+        </w:rPr>
+        <w:t>Python</w:t>
+      </w:r>
+    </w:p>
+    <w:p>
+      <w:pPr>
+        <w:rPr>
+          <w:color w:val="000000" w:themeColor="text1"/>
+        </w:rPr>
+      </w:pPr>
+      <w:r>
+        <w:rPr>
+          <w:color w:val="000000" w:themeColor="text1"/>
+        </w:rPr>
+        <w:t>x = 10</w:t>
+      </w:r>
+    </w:p>
+    <w:p>
+      <w:pPr>
+        <w:rPr>
+          <w:color w:val="000000" w:themeColor="text1"/>
+        </w:rPr>
+      </w:pPr>
+      <w:r>
+        <w:rPr>
+          <w:color w:val="000000" w:themeColor="text1"/>
+        </w:rPr>
+        <w:t>x = x + 1</w:t>
+      </w:r>
+    </w:p>
+    <w:p>
+      <w:pPr>
+        <w:rPr>
+          <w:color w:val="000000" w:themeColor="text1"/>
+        </w:rPr>
+      </w:pPr>
+      <w:r>
+        <w:rPr>
+          <w:color w:val="000000" w:themeColor="text1"/>
+        </w:rPr>
+        <w:t>A beginner thinks: "The computer found the 10 box and changed it to an 11."</w:t>
+      </w:r>
+    </w:p>
+    <w:p>
+      <w:pPr>
+        <w:rPr>
+          <w:color w:val="000000" w:themeColor="text1"/>
+        </w:rPr>
+      </w:pPr>
+      <w:r>
+        <w:rPr>
+          <w:color w:val="000000" w:themeColor="text1"/>
+        </w:rPr>
+        <w:t>But you know better. Here is what actually happens in the memory:</w:t>
+      </w:r>
+    </w:p>
+    <w:p>
+      <w:pPr>
+        <w:numPr>
+          <w:ilvl w:val="0"/>
+          <w:numId w:val="12"/>
+        </w:numPr>
+        <w:rPr>
+          <w:color w:val="000000" w:themeColor="text1"/>
+        </w:rPr>
+      </w:pPr>
+      <w:r>
+        <w:rPr>
+          <w:color w:val="000000" w:themeColor="text1"/>
+        </w:rPr>
+        <w:t>Python builds a 10 object in the Heap. The x name tag points to it.</w:t>
+      </w:r>
+    </w:p>
+    <w:p>
+      <w:pPr>
+        <w:numPr>
+          <w:ilvl w:val="0"/>
+          <w:numId w:val="12"/>
+        </w:numPr>
+        <w:rPr>
+          <w:color w:val="000000" w:themeColor="text1"/>
+        </w:rPr>
+      </w:pPr>
+      <w:r>
+        <w:rPr>
+          <w:color w:val="000000" w:themeColor="text1"/>
+        </w:rPr>
+        <w:t xml:space="preserve">When you say x = x + 1, Python says, "Ah, 10 is an Integer. Integers are immutable. I cannot touch the 10 </w:t>
+      </w:r>
+      <w:proofErr w:type="gramStart"/>
+      <w:r>
+        <w:rPr>
+          <w:color w:val="000000" w:themeColor="text1"/>
+        </w:rPr>
+        <w:t>object</w:t>
+      </w:r>
+      <w:proofErr w:type="gramEnd"/>
+      <w:r>
+        <w:rPr>
+          <w:color w:val="000000" w:themeColor="text1"/>
+        </w:rPr>
+        <w:t>."</w:t>
+      </w:r>
+    </w:p>
+    <w:p>
+      <w:pPr>
+        <w:numPr>
+          <w:ilvl w:val="0"/>
+          <w:numId w:val="12"/>
+        </w:numPr>
+        <w:rPr>
+          <w:color w:val="000000" w:themeColor="text1"/>
+        </w:rPr>
+      </w:pPr>
+      <w:r>
+        <w:rPr>
+          <w:color w:val="000000" w:themeColor="text1"/>
+        </w:rPr>
+        <w:t xml:space="preserve">So, Python builds a </w:t>
+      </w:r>
+      <w:proofErr w:type="gramStart"/>
+      <w:r>
+        <w:rPr>
+          <w:b/>
+          <w:bCs/>
+          <w:color w:val="000000" w:themeColor="text1"/>
+        </w:rPr>
+        <w:t>brand new</w:t>
+      </w:r>
+      <w:proofErr w:type="gramEnd"/>
+      <w:r>
+        <w:rPr>
+          <w:b/>
+          <w:bCs/>
+          <w:color w:val="000000" w:themeColor="text1"/>
+        </w:rPr>
+        <w:t xml:space="preserve"> object</w:t>
+      </w:r>
+      <w:r>
+        <w:rPr>
+          <w:color w:val="000000" w:themeColor="text1"/>
+        </w:rPr>
+        <w:t xml:space="preserve"> in the Heap with the value 11.</w:t>
+      </w:r>
+    </w:p>
+    <w:p>
+      <w:pPr>
+        <w:numPr>
+          <w:ilvl w:val="0"/>
+          <w:numId w:val="12"/>
+        </w:numPr>
+        <w:rPr>
+          <w:color w:val="000000" w:themeColor="text1"/>
+        </w:rPr>
+      </w:pPr>
+      <w:r>
+        <w:rPr>
+          <w:color w:val="000000" w:themeColor="text1"/>
+        </w:rPr>
+        <w:t>It cuts the x name tag away from 10 and points it to 11.</w:t>
+      </w:r>
+    </w:p>
+    <w:p>
+      <w:pPr>
+        <w:numPr>
+          <w:ilvl w:val="0"/>
+          <w:numId w:val="12"/>
+        </w:numPr>
+        <w:rPr>
+          <w:color w:val="000000" w:themeColor="text1"/>
+        </w:rPr>
+      </w:pPr>
+      <w:r>
+        <w:rPr>
+          <w:color w:val="000000" w:themeColor="text1"/>
+        </w:rPr>
+        <w:t>The 10 object is orphaned, and the Garbage Collector destroys it.</w:t>
+      </w:r>
+    </w:p>
+    <w:p>
+      <w:pPr>
+        <w:rPr>
+          <w:color w:val="000000" w:themeColor="text1"/>
+        </w:rPr>
+      </w:pPr>
+      <w:r>
+        <w:rPr>
+          <w:color w:val="000000" w:themeColor="text1"/>
+        </w:rPr>
+        <w:lastRenderedPageBreak/>
+        <w:drawing>
+          <wp:inline distT="0" distB="0" distL="0" distR="0" wp14:anchorId="23D0A88A" wp14:editId="268E4D97">
+            <wp:extent cx="5731510" cy="3219450"/>
+            <wp:effectExtent l="0" t="0" r="2540" b="0"/>
+            <wp:docPr id="1554138076" name="Picture 8" descr="Data Types grouped by Mutability, AI generated"/>
+            <wp:cNvGraphicFramePr>
+              <a:graphicFrameLocks xmlns:a="http://schemas.openxmlformats.org/drawingml/2006/main" noChangeAspect="1"/>
+            </wp:cNvGraphicFramePr>
+            <a:graphic xmlns:a="http://schemas.openxmlformats.org/drawingml/2006/main">
+              <a:graphicData uri="http://schemas.openxmlformats.org/drawingml/2006/picture">
+                <pic:pic xmlns:pic="http://schemas.openxmlformats.org/drawingml/2006/picture">
+                  <pic:nvPicPr>
+                    <pic:cNvPr id="0" name="Picture 27" descr="Data Types grouped by Mutability, AI generated"/>
+                    <pic:cNvPicPr>
+                      <a:picLocks noChangeAspect="1" noChangeArrowheads="1"/>
+                    </pic:cNvPicPr>
+                  </pic:nvPicPr>
+                  <pic:blipFill>
+                    <a:blip r:embed="rId8">
+                      <a:extLst>
+                        <a:ext uri="{28A0092B-C50C-407E-A947-70E740481C1C}">
+                          <a14:useLocalDpi xmlns:a14="http://schemas.microsoft.com/office/drawing/2010/main" val="0"/>
+                        </a:ext>
+                      </a:extLst>
+                    </a:blip>
+                    <a:srcRect/>
+                    <a:stretch>
+                      <a:fillRect/>
+                    </a:stretch>
+                  </pic:blipFill>
+                  <pic:spPr bwMode="auto">
+                    <a:xfrm>
+                      <a:off x="0" y="0"/>
+                      <a:ext cx="5731510" cy="3219450"/>
+                    </a:xfrm>
+                    <a:prstGeom prst="rect">
+                      <a:avLst/>
+                    </a:prstGeom>
+                    <a:noFill/>
+                    <a:ln>
+                      <a:noFill/>
+                    </a:ln>
+                  </pic:spPr>
+                </pic:pic>
+              </a:graphicData>
+            </a:graphic>
+          </wp:inline>
+        </w:drawing>
+      </w:r>
+    </w:p>
+    <w:p>
+      <w:pPr>
+        <w:rPr>
+          <w:i/>
+          <w:iCs/>
+          <w:color w:val="000000" w:themeColor="text1"/>
+        </w:rPr>
+      </w:pPr>
+      <w:r>
+        <w:rPr>
+          <w:i/>
+          <w:iCs/>
+          <w:color w:val="000000" w:themeColor="text1"/>
+        </w:rPr>
+        <w:t>Data Types grouped by Mutability. Source: Real Python</w:t>
+      </w:r>
+    </w:p>
+    <w:p>
+      <w:pPr>
+        <w:rPr>
+          <w:b/>
+          <w:bCs/>
+          <w:color w:val="000000" w:themeColor="text1"/>
+        </w:rPr>
+      </w:pPr>
+      <w:r>
+        <w:rPr>
+          <w:b/>
+          <w:bCs/>
+          <w:color w:val="000000" w:themeColor="text1"/>
+        </w:rPr>
+        <w:t>2. Mutable Data (The Flexible Objects)</w:t>
+      </w:r>
+    </w:p>
+    <w:p>
+      <w:pPr>
+        <w:rPr>
+          <w:color w:val="000000" w:themeColor="text1"/>
+        </w:rPr>
+      </w:pPr>
+      <w:r>
+        <w:rPr>
+          <w:color w:val="000000" w:themeColor="text1"/>
+        </w:rPr>
+        <w:t xml:space="preserve">Lists (Arrays), Dictionaries (Hash Maps), and Sets are mutable. You can change them directly inside the Heap without having to build a </w:t>
+      </w:r>
+      <w:proofErr w:type="gramStart"/>
+      <w:r>
+        <w:rPr>
+          <w:color w:val="000000" w:themeColor="text1"/>
+        </w:rPr>
+        <w:t>brand new</w:t>
+      </w:r>
+      <w:proofErr w:type="gramEnd"/>
+      <w:r>
+        <w:rPr>
+          <w:color w:val="000000" w:themeColor="text1"/>
+        </w:rPr>
+        <w:t xml:space="preserve"> object.</w:t>
+      </w:r>
+    </w:p>
+    <w:p>
+      <w:pPr>
+        <w:rPr>
+          <w:color w:val="000000" w:themeColor="text1"/>
+        </w:rPr>
+      </w:pPr>
+      <w:r>
+        <w:rPr>
+          <w:color w:val="000000" w:themeColor="text1"/>
+        </w:rPr>
+        <w:t xml:space="preserve">Let's look at a </w:t>
+      </w:r>
+      <w:r>
+        <w:rPr>
+          <w:b/>
+          <w:bCs/>
+          <w:color w:val="000000" w:themeColor="text1"/>
+        </w:rPr>
+        <w:t>List</w:t>
+      </w:r>
+      <w:r>
+        <w:rPr>
+          <w:color w:val="000000" w:themeColor="text1"/>
+        </w:rPr>
+        <w:t xml:space="preserve"> (an ordered collection of items, written in square brackets []).</w:t>
+      </w:r>
+    </w:p>
+    <w:p>
+      <w:pPr>
+        <w:rPr>
+          <w:color w:val="000000" w:themeColor="text1"/>
+        </w:rPr>
+      </w:pPr>
+      <w:r>
+        <w:rPr>
+          <w:color w:val="000000" w:themeColor="text1"/>
+        </w:rPr>
+        <w:t>Python</w:t>
+      </w:r>
+    </w:p>
+    <w:p>
+      <w:pPr>
+        <w:rPr>
+          <w:color w:val="000000" w:themeColor="text1"/>
+        </w:rPr>
+      </w:pPr>
+      <w:proofErr w:type="spellStart"/>
+      <w:r>
+        <w:rPr>
+          <w:color w:val="000000" w:themeColor="text1"/>
+        </w:rPr>
+        <w:t>my_list</w:t>
+      </w:r>
+      <w:proofErr w:type="spellEnd"/>
+      <w:r>
+        <w:rPr>
+          <w:color w:val="000000" w:themeColor="text1"/>
+        </w:rPr>
+        <w:t xml:space="preserve"> = [1, 2, 3]</w:t>
+      </w:r>
+    </w:p>
+    <w:p>
+      <w:pPr>
+        <w:rPr>
+          <w:color w:val="000000" w:themeColor="text1"/>
+        </w:rPr>
+      </w:pPr>
+      <w:proofErr w:type="spellStart"/>
+      <w:r>
+        <w:rPr>
+          <w:color w:val="000000" w:themeColor="text1"/>
+        </w:rPr>
+        <w:t>my_</w:t>
+      </w:r>
+      <w:proofErr w:type="gramStart"/>
+      <w:r>
+        <w:rPr>
+          <w:color w:val="000000" w:themeColor="text1"/>
+        </w:rPr>
+        <w:t>list.append</w:t>
+      </w:r>
+      <w:proofErr w:type="spellEnd"/>
+      <w:proofErr w:type="gramEnd"/>
+      <w:r>
+        <w:rPr>
+          <w:color w:val="000000" w:themeColor="text1"/>
+        </w:rPr>
+        <w:t>(4) # This means "add 4 to the end of the list"</w:t>
+      </w:r>
+    </w:p>
+    <w:p>
+      <w:pPr>
+        <w:rPr>
+          <w:color w:val="000000" w:themeColor="text1"/>
+        </w:rPr>
+      </w:pPr>
+      <w:r>
+        <w:rPr>
+          <w:color w:val="000000" w:themeColor="text1"/>
+        </w:rPr>
+        <w:t>Here is what happens in memory:</w:t>
+      </w:r>
+    </w:p>
+    <w:p>
+      <w:pPr>
+        <w:numPr>
+          <w:ilvl w:val="0"/>
+          <w:numId w:val="13"/>
+        </w:numPr>
+        <w:rPr>
+          <w:color w:val="000000" w:themeColor="text1"/>
+        </w:rPr>
+      </w:pPr>
+      <w:r>
+        <w:rPr>
+          <w:color w:val="000000" w:themeColor="text1"/>
+        </w:rPr>
+        <w:t xml:space="preserve">Python builds a List object [1, 2, 3] in the Heap. The </w:t>
+      </w:r>
+      <w:proofErr w:type="spellStart"/>
+      <w:r>
+        <w:rPr>
+          <w:color w:val="000000" w:themeColor="text1"/>
+        </w:rPr>
+        <w:t>my_list</w:t>
+      </w:r>
+      <w:proofErr w:type="spellEnd"/>
+      <w:r>
+        <w:rPr>
+          <w:color w:val="000000" w:themeColor="text1"/>
+        </w:rPr>
+        <w:t xml:space="preserve"> name tag points to it.</w:t>
+      </w:r>
+    </w:p>
+    <w:p>
+      <w:pPr>
+        <w:numPr>
+          <w:ilvl w:val="0"/>
+          <w:numId w:val="13"/>
+        </w:numPr>
+        <w:rPr>
+          <w:color w:val="000000" w:themeColor="text1"/>
+        </w:rPr>
+      </w:pPr>
+      <w:r>
+        <w:rPr>
+          <w:color w:val="000000" w:themeColor="text1"/>
+        </w:rPr>
+        <w:t xml:space="preserve">When you </w:t>
+      </w:r>
+      <w:proofErr w:type="gramStart"/>
+      <w:r>
+        <w:rPr>
+          <w:color w:val="000000" w:themeColor="text1"/>
+        </w:rPr>
+        <w:t>use .append</w:t>
+      </w:r>
+      <w:proofErr w:type="gramEnd"/>
+      <w:r>
+        <w:rPr>
+          <w:color w:val="000000" w:themeColor="text1"/>
+        </w:rPr>
+        <w:t>(4), Python goes to the exact same object in the Heap, forces it to expand, and stuffs the 4 inside it.</w:t>
+      </w:r>
+    </w:p>
+    <w:p>
+      <w:pPr>
+        <w:numPr>
+          <w:ilvl w:val="0"/>
+          <w:numId w:val="13"/>
+        </w:numPr>
+        <w:rPr>
+          <w:color w:val="000000" w:themeColor="text1"/>
+        </w:rPr>
+      </w:pPr>
+      <w:r>
+        <w:rPr>
+          <w:color w:val="000000" w:themeColor="text1"/>
+        </w:rPr>
+        <w:t xml:space="preserve">It </w:t>
+      </w:r>
+      <w:r>
+        <w:rPr>
+          <w:b/>
+          <w:bCs/>
+          <w:color w:val="000000" w:themeColor="text1"/>
+        </w:rPr>
+        <w:t>did not</w:t>
+      </w:r>
+      <w:r>
+        <w:rPr>
+          <w:color w:val="000000" w:themeColor="text1"/>
+        </w:rPr>
+        <w:t xml:space="preserve"> create a new list. The </w:t>
+      </w:r>
+      <w:proofErr w:type="spellStart"/>
+      <w:r>
+        <w:rPr>
+          <w:color w:val="000000" w:themeColor="text1"/>
+        </w:rPr>
+        <w:t>my_list</w:t>
+      </w:r>
+      <w:proofErr w:type="spellEnd"/>
+      <w:r>
+        <w:rPr>
+          <w:color w:val="000000" w:themeColor="text1"/>
+        </w:rPr>
+        <w:t xml:space="preserve"> name tag is still pointing to the exact same physical location in the Heap, but the object itself has grown.</w:t>
+      </w:r>
+    </w:p>
+    <w:p>
+      <w:pPr>
+        <w:rPr>
+          <w:b/>
+          <w:bCs/>
+          <w:color w:val="000000" w:themeColor="text1"/>
+        </w:rPr>
+      </w:pPr>
+      <w:r>
+        <w:rPr>
+          <w:b/>
+          <w:bCs/>
+          <w:color w:val="000000" w:themeColor="text1"/>
+        </w:rPr>
+        <w:t>The FAANG Trap: The "Shared Reference" Bug</w:t>
+      </w:r>
+    </w:p>
+    <w:p>
+      <w:pPr>
+        <w:rPr>
+          <w:color w:val="000000" w:themeColor="text1"/>
+        </w:rPr>
+      </w:pPr>
+      <w:r>
+        <w:rPr>
+          <w:color w:val="000000" w:themeColor="text1"/>
+        </w:rPr>
+        <w:t>Now that you understand mutability, here is the interview trap. Read this code carefully and think about what will print to the screen:</w:t>
+      </w:r>
+    </w:p>
+    <w:p>
+      <w:pPr>
+        <w:rPr>
+          <w:color w:val="000000" w:themeColor="text1"/>
+        </w:rPr>
+      </w:pPr>
+      <w:r>
+        <w:rPr>
+          <w:color w:val="000000" w:themeColor="text1"/>
+        </w:rPr>
+        <w:t>Python</w:t>
+      </w:r>
+    </w:p>
+    <w:p>
+      <w:pPr>
+        <w:rPr>
+          <w:color w:val="000000" w:themeColor="text1"/>
+        </w:rPr>
+      </w:pPr>
+      <w:proofErr w:type="spellStart"/>
+      <w:r>
+        <w:rPr>
+          <w:color w:val="000000" w:themeColor="text1"/>
+        </w:rPr>
+        <w:t>list_A</w:t>
+      </w:r>
+      <w:proofErr w:type="spellEnd"/>
+      <w:r>
+        <w:rPr>
+          <w:color w:val="000000" w:themeColor="text1"/>
+        </w:rPr>
+        <w:t xml:space="preserve"> = [100, 200, 300]</w:t>
+      </w:r>
+    </w:p>
+    <w:p>
+      <w:pPr>
+        <w:rPr>
+          <w:color w:val="000000" w:themeColor="text1"/>
+        </w:rPr>
+      </w:pPr>
+      <w:proofErr w:type="spellStart"/>
+      <w:r>
+        <w:rPr>
+          <w:color w:val="000000" w:themeColor="text1"/>
+        </w:rPr>
+        <w:t>list_B</w:t>
+      </w:r>
+      <w:proofErr w:type="spellEnd"/>
+      <w:r>
+        <w:rPr>
+          <w:color w:val="000000" w:themeColor="text1"/>
+        </w:rPr>
+        <w:t xml:space="preserve"> = </w:t>
+      </w:r>
+      <w:proofErr w:type="spellStart"/>
+      <w:r>
+        <w:rPr>
+          <w:color w:val="000000" w:themeColor="text1"/>
+        </w:rPr>
+        <w:t>list_A</w:t>
+      </w:r>
+      <w:proofErr w:type="spellEnd"/>
+    </w:p>
+    <w:p>
+      <w:pPr>
+        <w:rPr>
+          <w:color w:val="000000" w:themeColor="text1"/>
+        </w:rPr>
+      </w:pPr>
+    </w:p>
+    <w:p>
+      <w:pPr>
+        <w:rPr>
+          <w:color w:val="000000" w:themeColor="text1"/>
+        </w:rPr>
+      </w:pPr>
+      <w:proofErr w:type="spellStart"/>
+      <w:r>
+        <w:rPr>
+          <w:color w:val="000000" w:themeColor="text1"/>
+        </w:rPr>
+        <w:lastRenderedPageBreak/>
+        <w:t>list_</w:t>
+      </w:r>
+      <w:proofErr w:type="gramStart"/>
+      <w:r>
+        <w:rPr>
+          <w:color w:val="000000" w:themeColor="text1"/>
+        </w:rPr>
+        <w:t>B.append</w:t>
+      </w:r>
+      <w:proofErr w:type="spellEnd"/>
+      <w:proofErr w:type="gramEnd"/>
+      <w:r>
+        <w:rPr>
+          <w:color w:val="000000" w:themeColor="text1"/>
+        </w:rPr>
+        <w:t>(400)</w:t>
+      </w:r>
+    </w:p>
+    <w:p>
+      <w:pPr>
+        <w:rPr>
+          <w:color w:val="000000" w:themeColor="text1"/>
+        </w:rPr>
+      </w:pPr>
+    </w:p>
+    <w:p>
+      <w:pPr>
+        <w:rPr>
+          <w:color w:val="000000" w:themeColor="text1"/>
+        </w:rPr>
+      </w:pPr>
+      <w:r>
+        <w:rPr>
+          <w:color w:val="000000" w:themeColor="text1"/>
+        </w:rPr>
+        <w:t>print(</w:t>
+      </w:r>
+      <w:proofErr w:type="spellStart"/>
+      <w:r>
+        <w:rPr>
+          <w:color w:val="000000" w:themeColor="text1"/>
+        </w:rPr>
+        <w:t>list_A</w:t>
+      </w:r>
+      <w:proofErr w:type="spellEnd"/>
+      <w:r>
+        <w:rPr>
+          <w:color w:val="000000" w:themeColor="text1"/>
+        </w:rPr>
+        <w:t xml:space="preserve">) </w:t>
+      </w:r>
+    </w:p>
+    <w:p>
+      <w:pPr>
+        <w:rPr>
+          <w:color w:val="000000" w:themeColor="text1"/>
+        </w:rPr>
+      </w:pPr>
+      <w:r>
+        <w:rPr>
+          <w:color w:val="000000" w:themeColor="text1"/>
+        </w:rPr>
+        <w:t xml:space="preserve">A junior developer will say: "It prints [100, 200, 300]. We only added the 400 to </w:t>
+      </w:r>
+      <w:proofErr w:type="spellStart"/>
+      <w:r>
+        <w:rPr>
+          <w:color w:val="000000" w:themeColor="text1"/>
+        </w:rPr>
+        <w:t>list_B</w:t>
+      </w:r>
+      <w:proofErr w:type="spellEnd"/>
+      <w:r>
+        <w:rPr>
+          <w:color w:val="000000" w:themeColor="text1"/>
+        </w:rPr>
+        <w:t xml:space="preserve">, not </w:t>
+      </w:r>
+      <w:proofErr w:type="spellStart"/>
+      <w:r>
+        <w:rPr>
+          <w:color w:val="000000" w:themeColor="text1"/>
+        </w:rPr>
+        <w:t>list_A</w:t>
+      </w:r>
+      <w:proofErr w:type="spellEnd"/>
+      <w:r>
+        <w:rPr>
+          <w:color w:val="000000" w:themeColor="text1"/>
+        </w:rPr>
+        <w:t>."</w:t>
+      </w:r>
+    </w:p>
+    <w:p>
+      <w:pPr>
+        <w:rPr>
+          <w:color w:val="000000" w:themeColor="text1"/>
+        </w:rPr>
+      </w:pPr>
+      <w:r>
+        <w:rPr>
+          <w:color w:val="000000" w:themeColor="text1"/>
+        </w:rPr>
+        <w:t>But you know how the Stack and Heap work.</w:t>
+      </w:r>
+    </w:p>
+    <w:p>
+      <w:pPr>
+        <w:numPr>
+          <w:ilvl w:val="0"/>
+          <w:numId w:val="14"/>
+        </w:numPr>
+        <w:rPr>
+          <w:color w:val="000000" w:themeColor="text1"/>
+        </w:rPr>
+      </w:pPr>
+      <w:proofErr w:type="spellStart"/>
+      <w:r>
+        <w:rPr>
+          <w:color w:val="000000" w:themeColor="text1"/>
+        </w:rPr>
+        <w:t>list_A</w:t>
+      </w:r>
+      <w:proofErr w:type="spellEnd"/>
+      <w:r>
+        <w:rPr>
+          <w:color w:val="000000" w:themeColor="text1"/>
+        </w:rPr>
+        <w:t xml:space="preserve"> points to a list object in the Heap.</w:t>
+      </w:r>
+    </w:p>
+    <w:p>
+      <w:pPr>
+        <w:numPr>
+          <w:ilvl w:val="0"/>
+          <w:numId w:val="14"/>
+        </w:numPr>
+        <w:rPr>
+          <w:color w:val="000000" w:themeColor="text1"/>
+        </w:rPr>
+      </w:pPr>
+      <w:proofErr w:type="spellStart"/>
+      <w:r>
+        <w:rPr>
+          <w:color w:val="000000" w:themeColor="text1"/>
+        </w:rPr>
+        <w:t>list_B</w:t>
+      </w:r>
+      <w:proofErr w:type="spellEnd"/>
+      <w:r>
+        <w:rPr>
+          <w:color w:val="000000" w:themeColor="text1"/>
+        </w:rPr>
+        <w:t xml:space="preserve"> = </w:t>
+      </w:r>
+      <w:proofErr w:type="spellStart"/>
+      <w:r>
+        <w:rPr>
+          <w:color w:val="000000" w:themeColor="text1"/>
+        </w:rPr>
+        <w:t>list_A</w:t>
+      </w:r>
+      <w:proofErr w:type="spellEnd"/>
+      <w:r>
+        <w:rPr>
+          <w:color w:val="000000" w:themeColor="text1"/>
+        </w:rPr>
+        <w:t xml:space="preserve"> means </w:t>
+      </w:r>
+      <w:proofErr w:type="spellStart"/>
+      <w:r>
+        <w:rPr>
+          <w:color w:val="000000" w:themeColor="text1"/>
+        </w:rPr>
+        <w:t>list_B</w:t>
+      </w:r>
+      <w:proofErr w:type="spellEnd"/>
+      <w:r>
+        <w:rPr>
+          <w:color w:val="000000" w:themeColor="text1"/>
+        </w:rPr>
+        <w:t xml:space="preserve"> gets a string pointing to the </w:t>
+      </w:r>
+      <w:r>
+        <w:rPr>
+          <w:b/>
+          <w:bCs/>
+          <w:color w:val="000000" w:themeColor="text1"/>
+        </w:rPr>
+        <w:t>exact same list object</w:t>
+      </w:r>
+      <w:r>
+        <w:rPr>
+          <w:color w:val="000000" w:themeColor="text1"/>
+        </w:rPr>
+        <w:t xml:space="preserve"> in the Heap.</w:t>
+      </w:r>
+    </w:p>
+    <w:p>
+      <w:pPr>
+        <w:numPr>
+          <w:ilvl w:val="0"/>
+          <w:numId w:val="14"/>
+        </w:numPr>
+        <w:rPr>
+          <w:color w:val="000000" w:themeColor="text1"/>
+        </w:rPr>
+      </w:pPr>
+      <w:r>
+        <w:rPr>
+          <w:color w:val="000000" w:themeColor="text1"/>
+        </w:rPr>
+        <w:t xml:space="preserve">Because lists are </w:t>
+      </w:r>
+      <w:r>
+        <w:rPr>
+          <w:b/>
+          <w:bCs/>
+          <w:color w:val="000000" w:themeColor="text1"/>
+        </w:rPr>
+        <w:t>mutable</w:t>
+      </w:r>
+      <w:r>
+        <w:rPr>
+          <w:color w:val="000000" w:themeColor="text1"/>
+        </w:rPr>
+        <w:t xml:space="preserve">, </w:t>
+      </w:r>
+      <w:proofErr w:type="spellStart"/>
+      <w:r>
+        <w:rPr>
+          <w:color w:val="000000" w:themeColor="text1"/>
+        </w:rPr>
+        <w:t>list_</w:t>
+      </w:r>
+      <w:proofErr w:type="gramStart"/>
+      <w:r>
+        <w:rPr>
+          <w:color w:val="000000" w:themeColor="text1"/>
+        </w:rPr>
+        <w:t>B.append</w:t>
+      </w:r>
+      <w:proofErr w:type="spellEnd"/>
+      <w:proofErr w:type="gramEnd"/>
+      <w:r>
+        <w:rPr>
+          <w:color w:val="000000" w:themeColor="text1"/>
+        </w:rPr>
+        <w:t>(400) goes to the Heap and permanently alters the physical object.</w:t>
+      </w:r>
+    </w:p>
+    <w:p>
+      <w:pPr>
+        <w:numPr>
+          <w:ilvl w:val="0"/>
+          <w:numId w:val="14"/>
+        </w:numPr>
+        <w:rPr>
+          <w:color w:val="000000" w:themeColor="text1"/>
+        </w:rPr>
+      </w:pPr>
+      <w:r>
+        <w:rPr>
+          <w:color w:val="000000" w:themeColor="text1"/>
+        </w:rPr>
+        <w:t xml:space="preserve">When we ask to print </w:t>
+      </w:r>
+      <w:proofErr w:type="spellStart"/>
+      <w:r>
+        <w:rPr>
+          <w:color w:val="000000" w:themeColor="text1"/>
+        </w:rPr>
+        <w:t>list_A</w:t>
+      </w:r>
+      <w:proofErr w:type="spellEnd"/>
+      <w:r>
+        <w:rPr>
+          <w:color w:val="000000" w:themeColor="text1"/>
+        </w:rPr>
+        <w:t>, it follows its string to the Heap and finds... [100, 200, 300, 400].</w:t>
+      </w:r>
+    </w:p>
+    <w:p>
+      <w:pPr>
+        <w:rPr>
+          <w:color w:val="000000" w:themeColor="text1"/>
+        </w:rPr>
+      </w:pPr>
+      <w:r>
+        <w:rPr>
+          <w:color w:val="000000" w:themeColor="text1"/>
+        </w:rPr>
+        <w:t>By understanding mutability, you just avoided a bug that takes beginners hours to figure out.</w:t>
+      </w:r>
+    </w:p>
+    <w:p>
+      <w:pPr>
+        <w:rPr>
+          <w:color w:val="000000" w:themeColor="text1"/>
+        </w:rPr>
+      </w:pPr>
+    </w:p>
+    <w:p>
+      <w:pPr>
+        <w:rPr>
+          <w:color w:val="000000" w:themeColor="text1"/>
+        </w:rPr>
+      </w:pPr>
+    </w:p>
+    <w:p>
+      <w:pPr>
+        <w:rPr>
           <w:color w:val="2F5496" w:themeColor="accent1" w:themeShade="BF"/>
         </w:rPr>
       </w:pPr>
@@ -3462,6 +4766,119 @@
     </w:lvl>
   </w:abstractNum>
   <w:abstractNum w:abstractNumId="4" w15:restartNumberingAfterBreak="0">
+    <w:nsid w:val="1A3F171F"/>
+    <w:multiLevelType w:val="multilevel"/>
+    <w:tmpl w:val="52726B72"/>
+    <w:lvl w:ilvl="0">
+      <w:start w:val="1"/>
+      <w:numFmt w:val="decimal"/>
+      <w:lvlText w:val="%1."/>
+      <w:lvlJc w:val="left"/>
+      <w:pPr>
+        <w:tabs>
+          <w:tab w:val="num" w:pos="720"/>
+        </w:tabs>
+        <w:ind w:left="720" w:hanging="360"/>
+      </w:pPr>
+    </w:lvl>
+    <w:lvl w:ilvl="1" w:tentative="1">
+      <w:start w:val="1"/>
+      <w:numFmt w:val="decimal"/>
+      <w:lvlText w:val="%2."/>
+      <w:lvlJc w:val="left"/>
+      <w:pPr>
+        <w:tabs>
+          <w:tab w:val="num" w:pos="1440"/>
+        </w:tabs>
+        <w:ind w:left="1440" w:hanging="360"/>
+      </w:pPr>
+    </w:lvl>
+    <w:lvl w:ilvl="2" w:tentative="1">
+      <w:start w:val="1"/>
+      <w:numFmt w:val="decimal"/>
+      <w:lvlText w:val="%3."/>
+      <w:lvlJc w:val="left"/>
+      <w:pPr>
+        <w:tabs>
+          <w:tab w:val="num" w:pos="2160"/>
+        </w:tabs>
+        <w:ind w:left="2160" w:hanging="360"/>
+      </w:pPr>
+    </w:lvl>
+    <w:lvl w:ilvl="3" w:tentative="1">
+      <w:start w:val="1"/>
+      <w:numFmt w:val="decimal"/>
+      <w:lvlText w:val="%4."/>
+      <w:lvlJc w:val="left"/>
+      <w:pPr>
+        <w:tabs>
+          <w:tab w:val="num" w:pos="2880"/>
+        </w:tabs>
+        <w:ind w:left="2880" w:hanging="360"/>
+      </w:pPr>
+    </w:lvl>
+    <w:lvl w:ilvl="4" w:tentative="1">
+      <w:start w:val="1"/>
+      <w:numFmt w:val="decimal"/>
+      <w:lvlText w:val="%5."/>
+      <w:lvlJc w:val="left"/>
+      <w:pPr>
+        <w:tabs>
+          <w:tab w:val="num" w:pos="3600"/>
+        </w:tabs>
+        <w:ind w:left="3600" w:hanging="360"/>
+      </w:pPr>
+    </w:lvl>
+    <w:lvl w:ilvl="5" w:tentative="1">
+      <w:start w:val="1"/>
+      <w:numFmt w:val="decimal"/>
+      <w:lvlText w:val="%6."/>
+      <w:lvlJc w:val="left"/>
+      <w:pPr>
+        <w:tabs>
+          <w:tab w:val="num" w:pos="4320"/>
+        </w:tabs>
+        <w:ind w:left="4320" w:hanging="360"/>
+      </w:pPr>
+    </w:lvl>
+    <w:lvl w:ilvl="6" w:tentative="1">
+      <w:start w:val="1"/>
+      <w:numFmt w:val="decimal"/>
+      <w:lvlText w:val="%7."/>
+      <w:lvlJc w:val="left"/>
+      <w:pPr>
+        <w:tabs>
+          <w:tab w:val="num" w:pos="5040"/>
+        </w:tabs>
+        <w:ind w:left="5040" w:hanging="360"/>
+      </w:pPr>
+    </w:lvl>
+    <w:lvl w:ilvl="7" w:tentative="1">
+      <w:start w:val="1"/>
+      <w:numFmt w:val="decimal"/>
+      <w:lvlText w:val="%8."/>
+      <w:lvlJc w:val="left"/>
+      <w:pPr>
+        <w:tabs>
+          <w:tab w:val="num" w:pos="5760"/>
+        </w:tabs>
+        <w:ind w:left="5760" w:hanging="360"/>
+      </w:pPr>
+    </w:lvl>
+    <w:lvl w:ilvl="8" w:tentative="1">
+      <w:start w:val="1"/>
+      <w:numFmt w:val="decimal"/>
+      <w:lvlText w:val="%9."/>
+      <w:lvlJc w:val="left"/>
+      <w:pPr>
+        <w:tabs>
+          <w:tab w:val="num" w:pos="6480"/>
+        </w:tabs>
+        <w:ind w:left="6480" w:hanging="360"/>
+      </w:pPr>
+    </w:lvl>
+  </w:abstractNum>
+  <w:abstractNum w:abstractNumId="5" w15:restartNumberingAfterBreak="0">
     <w:nsid w:val="29DF1325"/>
     <w:multiLevelType w:val="multilevel"/>
     <w:tmpl w:val="37169D22"/>
@@ -3574,7 +4991,7 @@
       </w:pPr>
     </w:lvl>
   </w:abstractNum>
-  <w:abstractNum w:abstractNumId="5" w15:restartNumberingAfterBreak="0">
+  <w:abstractNum w:abstractNumId="6" w15:restartNumberingAfterBreak="0">
     <w:nsid w:val="30F5671C"/>
     <w:multiLevelType w:val="multilevel"/>
     <w:tmpl w:val="CDD4DB56"/>
@@ -3723,7 +5140,7 @@
       </w:rPr>
     </w:lvl>
   </w:abstractNum>
-  <w:abstractNum w:abstractNumId="6" w15:restartNumberingAfterBreak="0">
+  <w:abstractNum w:abstractNumId="7" w15:restartNumberingAfterBreak="0">
     <w:nsid w:val="35037B4D"/>
     <w:multiLevelType w:val="multilevel"/>
     <w:tmpl w:val="25A45094"/>
@@ -3872,7 +5289,7 @@
       </w:rPr>
     </w:lvl>
   </w:abstractNum>
-  <w:abstractNum w:abstractNumId="7" w15:restartNumberingAfterBreak="0">
+  <w:abstractNum w:abstractNumId="8" w15:restartNumberingAfterBreak="0">
     <w:nsid w:val="368F3C4C"/>
     <w:multiLevelType w:val="multilevel"/>
     <w:tmpl w:val="EC5E60B6"/>
@@ -4021,7 +5438,7 @@
       </w:rPr>
     </w:lvl>
   </w:abstractNum>
-  <w:abstractNum w:abstractNumId="8" w15:restartNumberingAfterBreak="0">
+  <w:abstractNum w:abstractNumId="9" w15:restartNumberingAfterBreak="0">
     <w:nsid w:val="38525D97"/>
     <w:multiLevelType w:val="multilevel"/>
     <w:tmpl w:val="547C83F2"/>
@@ -4170,7 +5587,7 @@
       </w:rPr>
     </w:lvl>
   </w:abstractNum>
-  <w:abstractNum w:abstractNumId="9" w15:restartNumberingAfterBreak="0">
+  <w:abstractNum w:abstractNumId="10" w15:restartNumberingAfterBreak="0">
     <w:nsid w:val="41907999"/>
     <w:multiLevelType w:val="multilevel"/>
     <w:tmpl w:val="65504056"/>
@@ -4283,7 +5700,233 @@
       </w:pPr>
     </w:lvl>
   </w:abstractNum>
-  <w:abstractNum w:abstractNumId="10" w15:restartNumberingAfterBreak="0">
+  <w:abstractNum w:abstractNumId="11" w15:restartNumberingAfterBreak="0">
+    <w:nsid w:val="5F436771"/>
+    <w:multiLevelType w:val="multilevel"/>
+    <w:tmpl w:val="3320C6A2"/>
+    <w:lvl w:ilvl="0">
+      <w:start w:val="1"/>
+      <w:numFmt w:val="decimal"/>
+      <w:lvlText w:val="%1."/>
+      <w:lvlJc w:val="left"/>
+      <w:pPr>
+        <w:tabs>
+          <w:tab w:val="num" w:pos="720"/>
+        </w:tabs>
+        <w:ind w:left="720" w:hanging="360"/>
+      </w:pPr>
+    </w:lvl>
+    <w:lvl w:ilvl="1" w:tentative="1">
+      <w:start w:val="1"/>
+      <w:numFmt w:val="decimal"/>
+      <w:lvlText w:val="%2."/>
+      <w:lvlJc w:val="left"/>
+      <w:pPr>
+        <w:tabs>
+          <w:tab w:val="num" w:pos="1440"/>
+        </w:tabs>
+        <w:ind w:left="1440" w:hanging="360"/>
+      </w:pPr>
+    </w:lvl>
+    <w:lvl w:ilvl="2" w:tentative="1">
+      <w:start w:val="1"/>
+      <w:numFmt w:val="decimal"/>
+      <w:lvlText w:val="%3."/>
+      <w:lvlJc w:val="left"/>
+      <w:pPr>
+        <w:tabs>
+          <w:tab w:val="num" w:pos="2160"/>
+        </w:tabs>
+        <w:ind w:left="2160" w:hanging="360"/>
+      </w:pPr>
+    </w:lvl>
+    <w:lvl w:ilvl="3" w:tentative="1">
+      <w:start w:val="1"/>
+      <w:numFmt w:val="decimal"/>
+      <w:lvlText w:val="%4."/>
+      <w:lvlJc w:val="left"/>
+      <w:pPr>
+        <w:tabs>
+          <w:tab w:val="num" w:pos="2880"/>
+        </w:tabs>
+        <w:ind w:left="2880" w:hanging="360"/>
+      </w:pPr>
+    </w:lvl>
+    <w:lvl w:ilvl="4" w:tentative="1">
+      <w:start w:val="1"/>
+      <w:numFmt w:val="decimal"/>
+      <w:lvlText w:val="%5."/>
+      <w:lvlJc w:val="left"/>
+      <w:pPr>
+        <w:tabs>
+          <w:tab w:val="num" w:pos="3600"/>
+        </w:tabs>
+        <w:ind w:left="3600" w:hanging="360"/>
+      </w:pPr>
+    </w:lvl>
+    <w:lvl w:ilvl="5" w:tentative="1">
+      <w:start w:val="1"/>
+      <w:numFmt w:val="decimal"/>
+      <w:lvlText w:val="%6."/>
+      <w:lvlJc w:val="left"/>
+      <w:pPr>
+        <w:tabs>
+          <w:tab w:val="num" w:pos="4320"/>
+        </w:tabs>
+        <w:ind w:left="4320" w:hanging="360"/>
+      </w:pPr>
+    </w:lvl>
+    <w:lvl w:ilvl="6" w:tentative="1">
+      <w:start w:val="1"/>
+      <w:numFmt w:val="decimal"/>
+      <w:lvlText w:val="%7."/>
+      <w:lvlJc w:val="left"/>
+      <w:pPr>
+        <w:tabs>
+          <w:tab w:val="num" w:pos="5040"/>
+        </w:tabs>
+        <w:ind w:left="5040" w:hanging="360"/>
+      </w:pPr>
+    </w:lvl>
+    <w:lvl w:ilvl="7" w:tentative="1">
+      <w:start w:val="1"/>
+      <w:numFmt w:val="decimal"/>
+      <w:lvlText w:val="%8."/>
+      <w:lvlJc w:val="left"/>
+      <w:pPr>
+        <w:tabs>
+          <w:tab w:val="num" w:pos="5760"/>
+        </w:tabs>
+        <w:ind w:left="5760" w:hanging="360"/>
+      </w:pPr>
+    </w:lvl>
+    <w:lvl w:ilvl="8" w:tentative="1">
+      <w:start w:val="1"/>
+      <w:numFmt w:val="decimal"/>
+      <w:lvlText w:val="%9."/>
+      <w:lvlJc w:val="left"/>
+      <w:pPr>
+        <w:tabs>
+          <w:tab w:val="num" w:pos="6480"/>
+        </w:tabs>
+        <w:ind w:left="6480" w:hanging="360"/>
+      </w:pPr>
+    </w:lvl>
+  </w:abstractNum>
+  <w:abstractNum w:abstractNumId="12" w15:restartNumberingAfterBreak="0">
+    <w:nsid w:val="60E335AB"/>
+    <w:multiLevelType w:val="multilevel"/>
+    <w:tmpl w:val="22AC81BE"/>
+    <w:lvl w:ilvl="0">
+      <w:start w:val="1"/>
+      <w:numFmt w:val="decimal"/>
+      <w:lvlText w:val="%1."/>
+      <w:lvlJc w:val="left"/>
+      <w:pPr>
+        <w:tabs>
+          <w:tab w:val="num" w:pos="720"/>
+        </w:tabs>
+        <w:ind w:left="720" w:hanging="360"/>
+      </w:pPr>
+    </w:lvl>
+    <w:lvl w:ilvl="1" w:tentative="1">
+      <w:start w:val="1"/>
+      <w:numFmt w:val="decimal"/>
+      <w:lvlText w:val="%2."/>
+      <w:lvlJc w:val="left"/>
+      <w:pPr>
+        <w:tabs>
+          <w:tab w:val="num" w:pos="1440"/>
+        </w:tabs>
+        <w:ind w:left="1440" w:hanging="360"/>
+      </w:pPr>
+    </w:lvl>
+    <w:lvl w:ilvl="2" w:tentative="1">
+      <w:start w:val="1"/>
+      <w:numFmt w:val="decimal"/>
+      <w:lvlText w:val="%3."/>
+      <w:lvlJc w:val="left"/>
+      <w:pPr>
+        <w:tabs>
+          <w:tab w:val="num" w:pos="2160"/>
+        </w:tabs>
+        <w:ind w:left="2160" w:hanging="360"/>
+      </w:pPr>
+    </w:lvl>
+    <w:lvl w:ilvl="3" w:tentative="1">
+      <w:start w:val="1"/>
+      <w:numFmt w:val="decimal"/>
+      <w:lvlText w:val="%4."/>
+      <w:lvlJc w:val="left"/>
+      <w:pPr>
+        <w:tabs>
+          <w:tab w:val="num" w:pos="2880"/>
+        </w:tabs>
+        <w:ind w:left="2880" w:hanging="360"/>
+      </w:pPr>
+    </w:lvl>
+    <w:lvl w:ilvl="4" w:tentative="1">
+      <w:start w:val="1"/>
+      <w:numFmt w:val="decimal"/>
+      <w:lvlText w:val="%5."/>
+      <w:lvlJc w:val="left"/>
+      <w:pPr>
+        <w:tabs>
+          <w:tab w:val="num" w:pos="3600"/>
+        </w:tabs>
+        <w:ind w:left="3600" w:hanging="360"/>
+      </w:pPr>
+    </w:lvl>
+    <w:lvl w:ilvl="5" w:tentative="1">
+      <w:start w:val="1"/>
+      <w:numFmt w:val="decimal"/>
+      <w:lvlText w:val="%6."/>
+      <w:lvlJc w:val="left"/>
+      <w:pPr>
+        <w:tabs>
+          <w:tab w:val="num" w:pos="4320"/>
+        </w:tabs>
+        <w:ind w:left="4320" w:hanging="360"/>
+      </w:pPr>
+    </w:lvl>
+    <w:lvl w:ilvl="6" w:tentative="1">
+      <w:start w:val="1"/>
+      <w:numFmt w:val="decimal"/>
+      <w:lvlText w:val="%7."/>
+      <w:lvlJc w:val="left"/>
+      <w:pPr>
+        <w:tabs>
+          <w:tab w:val="num" w:pos="5040"/>
+        </w:tabs>
+        <w:ind w:left="5040" w:hanging="360"/>
+      </w:pPr>
+    </w:lvl>
+    <w:lvl w:ilvl="7" w:tentative="1">
+      <w:start w:val="1"/>
+      <w:numFmt w:val="decimal"/>
+      <w:lvlText w:val="%8."/>
+      <w:lvlJc w:val="left"/>
+      <w:pPr>
+        <w:tabs>
+          <w:tab w:val="num" w:pos="5760"/>
+        </w:tabs>
+        <w:ind w:left="5760" w:hanging="360"/>
+      </w:pPr>
+    </w:lvl>
+    <w:lvl w:ilvl="8" w:tentative="1">
+      <w:start w:val="1"/>
+      <w:numFmt w:val="decimal"/>
+      <w:lvlText w:val="%9."/>
+      <w:lvlJc w:val="left"/>
+      <w:pPr>
+        <w:tabs>
+          <w:tab w:val="num" w:pos="6480"/>
+        </w:tabs>
+        <w:ind w:left="6480" w:hanging="360"/>
+      </w:pPr>
+    </w:lvl>
+  </w:abstractNum>
+  <w:abstractNum w:abstractNumId="13" w15:restartNumberingAfterBreak="0">
     <w:nsid w:val="78F23F18"/>
     <w:multiLevelType w:val="multilevel"/>
     <w:tmpl w:val="91169836"/>
@@ -4397,7 +6040,7 @@
     </w:lvl>
   </w:abstractNum>
   <w:num w:numId="1" w16cid:durableId="1099566421">
-    <w:abstractNumId w:val="8"/>
+    <w:abstractNumId w:val="9"/>
   </w:num>
   <w:num w:numId="2" w16cid:durableId="2116751180">
     <w:abstractNumId w:val="2"/>
@@ -4406,28 +6049,37 @@
     <w:abstractNumId w:val="0"/>
   </w:num>
   <w:num w:numId="4" w16cid:durableId="49109621">
-    <w:abstractNumId w:val="5"/>
+    <w:abstractNumId w:val="6"/>
   </w:num>
   <w:num w:numId="5" w16cid:durableId="1631398879">
+    <w:abstractNumId w:val="8"/>
+  </w:num>
+  <w:num w:numId="6" w16cid:durableId="1628199336">
     <w:abstractNumId w:val="7"/>
   </w:num>
-  <w:num w:numId="6" w16cid:durableId="1628199336">
-    <w:abstractNumId w:val="6"/>
-  </w:num>
   <w:num w:numId="7" w16cid:durableId="1074161061">
-    <w:abstractNumId w:val="9"/>
+    <w:abstractNumId w:val="10"/>
   </w:num>
   <w:num w:numId="8" w16cid:durableId="1518034576">
-    <w:abstractNumId w:val="10"/>
+    <w:abstractNumId w:val="13"/>
   </w:num>
   <w:num w:numId="9" w16cid:durableId="1561164621">
     <w:abstractNumId w:val="1"/>
   </w:num>
   <w:num w:numId="10" w16cid:durableId="1690449380">
-    <w:abstractNumId w:val="4"/>
+    <w:abstractNumId w:val="5"/>
   </w:num>
   <w:num w:numId="11" w16cid:durableId="1359697395">
     <w:abstractNumId w:val="3"/>
+  </w:num>
+  <w:num w:numId="12" w16cid:durableId="1559971753">
+    <w:abstractNumId w:val="11"/>
+  </w:num>
+  <w:num w:numId="13" w16cid:durableId="1625500408">
+    <w:abstractNumId w:val="12"/>
+  </w:num>
+  <w:num w:numId="14" w16cid:durableId="1103452895">
+    <w:abstractNumId w:val="4"/>
   </w:num>
 </w:numbering>
 </file>

--- a/extra notes.docx
+++ b/extra notes.docx
@@ -13,7 +13,6 @@
           <w:szCs w:val="44"/>
         </w:rPr>
       </w:pPr>
-      <w:proofErr w:type="gramStart"/>
       <w:r>
         <w:rPr>
           <w:b/>
@@ -22,18 +21,7 @@
           <w:sz w:val="44"/>
           <w:szCs w:val="44"/>
         </w:rPr>
-        <w:t>NAME :</w:t>
-      </w:r>
-      <w:proofErr w:type="gramEnd"/>
-      <w:r>
-        <w:rPr>
-          <w:b/>
-          <w:bCs/>
-          <w:color w:val="EE0000"/>
-          <w:sz w:val="44"/>
-          <w:szCs w:val="44"/>
-        </w:rPr>
-        <w:t>- ADEAL FAROOQ LONE</w:t>
+        <w:t>NAME :- ADEAL FAROOQ LONE</w:t>
       </w:r>
     </w:p>
     <w:p>
@@ -305,133 +293,132 @@
           <w:highlight w:val="green"/>
         </w:rPr>
       </w:pPr>
-      <w:proofErr w:type="gramStart"/>
       <w:r>
         <w:rPr>
           <w:color w:val="2F5496" w:themeColor="accent1" w:themeShade="BF"/>
           <w:highlight w:val="green"/>
         </w:rPr>
         <w:lastRenderedPageBreak/>
-        <w:t>Yes</w:t>
-      </w:r>
-      <w:proofErr w:type="gramEnd"/>
-      <w:r>
+        <w:t xml:space="preserve">Yes we should start python .. like tell me everything  .. like why we are using this word .. or why using that that .. what is the need .. what will happen  if we do not write or do something like that </w:t>
+      </w:r>
+    </w:p>
+    <w:p>
+      <w:pPr>
         <w:rPr>
           <w:color w:val="2F5496" w:themeColor="accent1" w:themeShade="BF"/>
           <w:highlight w:val="green"/>
         </w:rPr>
-        <w:t xml:space="preserve"> we should start python</w:t>
-      </w:r>
-      <w:proofErr w:type="gramStart"/>
+      </w:pPr>
       <w:r>
         <w:rPr>
           <w:color w:val="2F5496" w:themeColor="accent1" w:themeShade="BF"/>
           <w:highlight w:val="green"/>
         </w:rPr>
-        <w:t xml:space="preserve"> ..</w:t>
-      </w:r>
-      <w:proofErr w:type="gramEnd"/>
+        <w:t xml:space="preserve">Like </w:t>
+      </w:r>
+      <w:proofErr w:type="spellStart"/>
       <w:r>
         <w:rPr>
           <w:color w:val="2F5496" w:themeColor="accent1" w:themeShade="BF"/>
           <w:highlight w:val="green"/>
         </w:rPr>
-        <w:t xml:space="preserve"> like tell me everything </w:t>
-      </w:r>
-      <w:proofErr w:type="gramStart"/>
+        <w:t>i</w:t>
+      </w:r>
+      <w:proofErr w:type="spellEnd"/>
       <w:r>
         <w:rPr>
           <w:color w:val="2F5496" w:themeColor="accent1" w:themeShade="BF"/>
           <w:highlight w:val="green"/>
         </w:rPr>
-        <w:t xml:space="preserve"> ..</w:t>
-      </w:r>
-      <w:proofErr w:type="gramEnd"/>
+        <w:t xml:space="preserve"> will h</w:t>
+      </w:r>
       <w:r>
         <w:rPr>
           <w:color w:val="2F5496" w:themeColor="accent1" w:themeShade="BF"/>
           <w:highlight w:val="green"/>
         </w:rPr>
-        <w:t xml:space="preserve"> like why we are using this word</w:t>
-      </w:r>
-      <w:proofErr w:type="gramStart"/>
+        <w:t>a</w:t>
+      </w:r>
       <w:r>
         <w:rPr>
           <w:color w:val="2F5496" w:themeColor="accent1" w:themeShade="BF"/>
           <w:highlight w:val="green"/>
         </w:rPr>
-        <w:t xml:space="preserve"> ..</w:t>
-      </w:r>
-      <w:proofErr w:type="gramEnd"/>
+        <w:t>ve you the example like float 0.1 + 0.2 is nor eq</w:t>
+      </w:r>
       <w:r>
         <w:rPr>
           <w:color w:val="2F5496" w:themeColor="accent1" w:themeShade="BF"/>
           <w:highlight w:val="green"/>
         </w:rPr>
-        <w:t xml:space="preserve"> or why using that that</w:t>
-      </w:r>
-      <w:proofErr w:type="gramStart"/>
+        <w:t>ua</w:t>
+      </w:r>
       <w:r>
         <w:rPr>
           <w:color w:val="2F5496" w:themeColor="accent1" w:themeShade="BF"/>
           <w:highlight w:val="green"/>
         </w:rPr>
-        <w:t xml:space="preserve"> ..</w:t>
-      </w:r>
-      <w:proofErr w:type="gramEnd"/>
-      <w:r>
+        <w:t xml:space="preserve">l to 0.3 why.. like these questions  </w:t>
+      </w:r>
+    </w:p>
+    <w:p>
+      <w:pPr>
         <w:rPr>
           <w:color w:val="2F5496" w:themeColor="accent1" w:themeShade="BF"/>
           <w:highlight w:val="green"/>
         </w:rPr>
-        <w:t xml:space="preserve"> what is the need</w:t>
-      </w:r>
-      <w:proofErr w:type="gramStart"/>
+      </w:pPr>
       <w:r>
         <w:rPr>
           <w:color w:val="2F5496" w:themeColor="accent1" w:themeShade="BF"/>
           <w:highlight w:val="green"/>
         </w:rPr>
-        <w:t xml:space="preserve"> ..</w:t>
-      </w:r>
-      <w:proofErr w:type="gramEnd"/>
+        <w:t xml:space="preserve">This is just the basic example </w:t>
+      </w:r>
+      <w:proofErr w:type="spellStart"/>
       <w:r>
         <w:rPr>
           <w:color w:val="2F5496" w:themeColor="accent1" w:themeShade="BF"/>
           <w:highlight w:val="green"/>
         </w:rPr>
-        <w:t xml:space="preserve"> what will </w:t>
-      </w:r>
-      <w:proofErr w:type="gramStart"/>
+        <w:t>i</w:t>
+      </w:r>
+      <w:proofErr w:type="spellEnd"/>
       <w:r>
         <w:rPr>
           <w:color w:val="2F5496" w:themeColor="accent1" w:themeShade="BF"/>
           <w:highlight w:val="green"/>
         </w:rPr>
-        <w:t>happen  if</w:t>
-      </w:r>
-      <w:proofErr w:type="gramEnd"/>
-      <w:r>
+        <w:t xml:space="preserve"> am saying .. you know there are lot of things there ... so we have to go to the core of this .. everything  we need to know ...stack and heap things etc </w:t>
+      </w:r>
+    </w:p>
+    <w:p>
+      <w:pPr>
         <w:rPr>
           <w:color w:val="2F5496" w:themeColor="accent1" w:themeShade="BF"/>
           <w:highlight w:val="green"/>
         </w:rPr>
-        <w:t xml:space="preserve"> we do not write or do something like that </w:t>
-      </w:r>
-    </w:p>
-    <w:p>
-      <w:pPr>
+      </w:pPr>
+      <w:r>
         <w:rPr>
           <w:color w:val="2F5496" w:themeColor="accent1" w:themeShade="BF"/>
           <w:highlight w:val="green"/>
         </w:rPr>
+        <w:t xml:space="preserve">And everything  in detail </w:t>
+      </w:r>
+    </w:p>
+    <w:p>
+      <w:pPr>
+        <w:rPr>
+          <w:color w:val="2F5496" w:themeColor="accent1" w:themeShade="BF"/>
+        </w:rPr>
       </w:pPr>
       <w:r>
         <w:rPr>
           <w:color w:val="2F5496" w:themeColor="accent1" w:themeShade="BF"/>
           <w:highlight w:val="green"/>
         </w:rPr>
-        <w:t xml:space="preserve">Like </w:t>
+        <w:t xml:space="preserve">May be you are getting what </w:t>
       </w:r>
       <w:proofErr w:type="spellStart"/>
       <w:r>
@@ -447,232 +434,7 @@
           <w:color w:val="2F5496" w:themeColor="accent1" w:themeShade="BF"/>
           <w:highlight w:val="green"/>
         </w:rPr>
-        <w:t xml:space="preserve"> will h</w:t>
-      </w:r>
-      <w:r>
-        <w:rPr>
-          <w:color w:val="2F5496" w:themeColor="accent1" w:themeShade="BF"/>
-          <w:highlight w:val="green"/>
-        </w:rPr>
-        <w:t>a</w:t>
-      </w:r>
-      <w:r>
-        <w:rPr>
-          <w:color w:val="2F5496" w:themeColor="accent1" w:themeShade="BF"/>
-          <w:highlight w:val="green"/>
-        </w:rPr>
-        <w:t>ve you the example like float 0.1 + 0.2 is nor eq</w:t>
-      </w:r>
-      <w:r>
-        <w:rPr>
-          <w:color w:val="2F5496" w:themeColor="accent1" w:themeShade="BF"/>
-          <w:highlight w:val="green"/>
-        </w:rPr>
-        <w:t>ua</w:t>
-      </w:r>
-      <w:r>
-        <w:rPr>
-          <w:color w:val="2F5496" w:themeColor="accent1" w:themeShade="BF"/>
-          <w:highlight w:val="green"/>
-        </w:rPr>
-        <w:t xml:space="preserve">l to 0.3 </w:t>
-      </w:r>
-      <w:proofErr w:type="gramStart"/>
-      <w:r>
-        <w:rPr>
-          <w:color w:val="2F5496" w:themeColor="accent1" w:themeShade="BF"/>
-          <w:highlight w:val="green"/>
-        </w:rPr>
-        <w:t>why..</w:t>
-      </w:r>
-      <w:proofErr w:type="gramEnd"/>
-      <w:r>
-        <w:rPr>
-          <w:color w:val="2F5496" w:themeColor="accent1" w:themeShade="BF"/>
-          <w:highlight w:val="green"/>
-        </w:rPr>
-        <w:t xml:space="preserve"> like these questions  </w:t>
-      </w:r>
-    </w:p>
-    <w:p>
-      <w:pPr>
-        <w:rPr>
-          <w:color w:val="2F5496" w:themeColor="accent1" w:themeShade="BF"/>
-          <w:highlight w:val="green"/>
-        </w:rPr>
-      </w:pPr>
-      <w:r>
-        <w:rPr>
-          <w:color w:val="2F5496" w:themeColor="accent1" w:themeShade="BF"/>
-          <w:highlight w:val="green"/>
-        </w:rPr>
-        <w:t xml:space="preserve">This is just the basic example </w:t>
-      </w:r>
-      <w:proofErr w:type="spellStart"/>
-      <w:r>
-        <w:rPr>
-          <w:color w:val="2F5496" w:themeColor="accent1" w:themeShade="BF"/>
-          <w:highlight w:val="green"/>
-        </w:rPr>
-        <w:t>i</w:t>
-      </w:r>
-      <w:proofErr w:type="spellEnd"/>
-      <w:r>
-        <w:rPr>
-          <w:color w:val="2F5496" w:themeColor="accent1" w:themeShade="BF"/>
-          <w:highlight w:val="green"/>
-        </w:rPr>
-        <w:t xml:space="preserve"> am saying</w:t>
-      </w:r>
-      <w:proofErr w:type="gramStart"/>
-      <w:r>
-        <w:rPr>
-          <w:color w:val="2F5496" w:themeColor="accent1" w:themeShade="BF"/>
-          <w:highlight w:val="green"/>
-        </w:rPr>
-        <w:t xml:space="preserve"> ..</w:t>
-      </w:r>
-      <w:proofErr w:type="gramEnd"/>
-      <w:r>
-        <w:rPr>
-          <w:color w:val="2F5496" w:themeColor="accent1" w:themeShade="BF"/>
-          <w:highlight w:val="green"/>
-        </w:rPr>
-        <w:t xml:space="preserve"> you know there are lot of things there ... so we have to go to the core of this</w:t>
-      </w:r>
-      <w:proofErr w:type="gramStart"/>
-      <w:r>
-        <w:rPr>
-          <w:color w:val="2F5496" w:themeColor="accent1" w:themeShade="BF"/>
-          <w:highlight w:val="green"/>
-        </w:rPr>
-        <w:t xml:space="preserve"> ..</w:t>
-      </w:r>
-      <w:proofErr w:type="gramEnd"/>
-      <w:r>
-        <w:rPr>
-          <w:color w:val="2F5496" w:themeColor="accent1" w:themeShade="BF"/>
-          <w:highlight w:val="green"/>
-        </w:rPr>
-        <w:t xml:space="preserve"> </w:t>
-      </w:r>
-      <w:proofErr w:type="gramStart"/>
-      <w:r>
-        <w:rPr>
-          <w:color w:val="2F5496" w:themeColor="accent1" w:themeShade="BF"/>
-          <w:highlight w:val="green"/>
-        </w:rPr>
-        <w:t>everything  we</w:t>
-      </w:r>
-      <w:proofErr w:type="gramEnd"/>
-      <w:r>
-        <w:rPr>
-          <w:color w:val="2F5496" w:themeColor="accent1" w:themeShade="BF"/>
-          <w:highlight w:val="green"/>
-        </w:rPr>
-        <w:t xml:space="preserve"> need to know ...stack and heap things etc </w:t>
-      </w:r>
-    </w:p>
-    <w:p>
-      <w:pPr>
-        <w:rPr>
-          <w:color w:val="2F5496" w:themeColor="accent1" w:themeShade="BF"/>
-          <w:highlight w:val="green"/>
-        </w:rPr>
-      </w:pPr>
-      <w:r>
-        <w:rPr>
-          <w:color w:val="2F5496" w:themeColor="accent1" w:themeShade="BF"/>
-          <w:highlight w:val="green"/>
-        </w:rPr>
-        <w:t xml:space="preserve">And </w:t>
-      </w:r>
-      <w:proofErr w:type="gramStart"/>
-      <w:r>
-        <w:rPr>
-          <w:color w:val="2F5496" w:themeColor="accent1" w:themeShade="BF"/>
-          <w:highlight w:val="green"/>
-        </w:rPr>
-        <w:t>everything  in</w:t>
-      </w:r>
-      <w:proofErr w:type="gramEnd"/>
-      <w:r>
-        <w:rPr>
-          <w:color w:val="2F5496" w:themeColor="accent1" w:themeShade="BF"/>
-          <w:highlight w:val="green"/>
-        </w:rPr>
-        <w:t xml:space="preserve"> detail </w:t>
-      </w:r>
-    </w:p>
-    <w:p>
-      <w:pPr>
-        <w:rPr>
-          <w:color w:val="2F5496" w:themeColor="accent1" w:themeShade="BF"/>
-        </w:rPr>
-      </w:pPr>
-      <w:proofErr w:type="gramStart"/>
-      <w:r>
-        <w:rPr>
-          <w:color w:val="2F5496" w:themeColor="accent1" w:themeShade="BF"/>
-          <w:highlight w:val="green"/>
-        </w:rPr>
-        <w:t>May be</w:t>
-      </w:r>
-      <w:proofErr w:type="gramEnd"/>
-      <w:r>
-        <w:rPr>
-          <w:color w:val="2F5496" w:themeColor="accent1" w:themeShade="BF"/>
-          <w:highlight w:val="green"/>
-        </w:rPr>
-        <w:t xml:space="preserve"> you are getting what </w:t>
-      </w:r>
-      <w:proofErr w:type="spellStart"/>
-      <w:r>
-        <w:rPr>
-          <w:color w:val="2F5496" w:themeColor="accent1" w:themeShade="BF"/>
-          <w:highlight w:val="green"/>
-        </w:rPr>
-        <w:t>i</w:t>
-      </w:r>
-      <w:proofErr w:type="spellEnd"/>
-      <w:r>
-        <w:rPr>
-          <w:color w:val="2F5496" w:themeColor="accent1" w:themeShade="BF"/>
-          <w:highlight w:val="green"/>
-        </w:rPr>
-        <w:t xml:space="preserve"> am trying to say</w:t>
-      </w:r>
-      <w:proofErr w:type="gramStart"/>
-      <w:r>
-        <w:rPr>
-          <w:color w:val="2F5496" w:themeColor="accent1" w:themeShade="BF"/>
-          <w:highlight w:val="green"/>
-        </w:rPr>
-        <w:t xml:space="preserve"> ..</w:t>
-      </w:r>
-      <w:proofErr w:type="gramEnd"/>
-      <w:r>
-        <w:rPr>
-          <w:color w:val="2F5496" w:themeColor="accent1" w:themeShade="BF"/>
-          <w:highlight w:val="green"/>
-        </w:rPr>
-        <w:t xml:space="preserve"> like how much deep we have to learn things so that there will be no </w:t>
-      </w:r>
-      <w:proofErr w:type="gramStart"/>
-      <w:r>
-        <w:rPr>
-          <w:color w:val="2F5496" w:themeColor="accent1" w:themeShade="BF"/>
-          <w:highlight w:val="green"/>
-        </w:rPr>
-        <w:t>confusion  in</w:t>
-      </w:r>
-      <w:proofErr w:type="gramEnd"/>
-      <w:r>
-        <w:rPr>
-          <w:color w:val="2F5496" w:themeColor="accent1" w:themeShade="BF"/>
-          <w:highlight w:val="green"/>
-        </w:rPr>
-        <w:t xml:space="preserve"> the future as we go onwards</w:t>
+        <w:t xml:space="preserve"> am trying to say .. like how much deep we have to learn things so that there will be no confusion  in the future as we go onwards</w:t>
       </w:r>
     </w:p>
     <w:p>
@@ -1313,7 +1075,6 @@
         <w:t xml:space="preserve">Yes </w:t>
       </w:r>
       <w:proofErr w:type="spellStart"/>
-      <w:proofErr w:type="gramStart"/>
       <w:r>
         <w:rPr>
           <w:color w:val="1F3864" w:themeColor="accent1" w:themeShade="80"/>
@@ -1322,29 +1083,12 @@
         <w:t>lets</w:t>
       </w:r>
       <w:proofErr w:type="spellEnd"/>
-      <w:proofErr w:type="gramEnd"/>
       <w:r>
         <w:rPr>
           <w:color w:val="1F3864" w:themeColor="accent1" w:themeShade="80"/>
           <w:highlight w:val="green"/>
         </w:rPr>
-        <w:t xml:space="preserve"> start</w:t>
-      </w:r>
-      <w:proofErr w:type="gramStart"/>
-      <w:r>
-        <w:rPr>
-          <w:color w:val="1F3864" w:themeColor="accent1" w:themeShade="80"/>
-          <w:highlight w:val="green"/>
-        </w:rPr>
-        <w:t xml:space="preserve"> ..</w:t>
-      </w:r>
-      <w:proofErr w:type="gramEnd"/>
-      <w:r>
-        <w:rPr>
-          <w:color w:val="1F3864" w:themeColor="accent1" w:themeShade="80"/>
-          <w:highlight w:val="green"/>
-        </w:rPr>
-        <w:t xml:space="preserve"> from the scratch</w:t>
+        <w:t xml:space="preserve"> start .. from the scratch</w:t>
       </w:r>
     </w:p>
     <w:p>
@@ -2121,21 +1865,7 @@
         <w:rPr>
           <w:color w:val="000000" w:themeColor="text1"/>
         </w:rPr>
-        <w:t xml:space="preserve">score = 50: Python builds a </w:t>
-      </w:r>
-      <w:proofErr w:type="gramStart"/>
-      <w:r>
-        <w:rPr>
-          <w:color w:val="000000" w:themeColor="text1"/>
-        </w:rPr>
-        <w:t>brand new</w:t>
-      </w:r>
-      <w:proofErr w:type="gramEnd"/>
-      <w:r>
-        <w:rPr>
-          <w:color w:val="000000" w:themeColor="text1"/>
-        </w:rPr>
-        <w:t xml:space="preserve"> object in the Heap with the value 50. It takes the score name tag, cuts the string pointing to 100, and ties it to the new 50.</w:t>
+        <w:t>score = 50: Python builds a brand new object in the Heap with the value 50. It takes the score name tag, cuts the string pointing to 100, and ties it to the new 50.</w:t>
       </w:r>
     </w:p>
     <w:p>
@@ -2218,17 +1948,8 @@
           <w:color w:val="000000" w:themeColor="text1"/>
           <w:highlight w:val="green"/>
         </w:rPr>
-        <w:t xml:space="preserve">As you are telling it means that heap contains objects which actually are the values which are given to the </w:t>
-      </w:r>
-      <w:proofErr w:type="gramStart"/>
-      <w:r>
-        <w:rPr>
-          <w:color w:val="000000" w:themeColor="text1"/>
-          <w:highlight w:val="green"/>
-        </w:rPr>
-        <w:t>variables .</w:t>
-      </w:r>
-      <w:proofErr w:type="gramEnd"/>
+        <w:t>As you are telling it means that heap contains objects which actually are the values which are given to the variables .</w:t>
+      </w:r>
     </w:p>
     <w:p>
       <w:pPr>
@@ -2630,21 +2351,7 @@
         <w:rPr>
           <w:color w:val="000000" w:themeColor="text1"/>
         </w:rPr>
-        <w:t xml:space="preserve"> Python creates the 100 </w:t>
-      </w:r>
-      <w:proofErr w:type="gramStart"/>
-      <w:r>
-        <w:rPr>
-          <w:color w:val="000000" w:themeColor="text1"/>
-        </w:rPr>
-        <w:t>object</w:t>
-      </w:r>
-      <w:proofErr w:type="gramEnd"/>
-      <w:r>
-        <w:rPr>
-          <w:color w:val="000000" w:themeColor="text1"/>
-        </w:rPr>
-        <w:t xml:space="preserve"> in the Heap. Because score is pointing to it, the 100 object's reference count is </w:t>
+        <w:t xml:space="preserve"> Python creates the 100 object in the Heap. Because score is pointing to it, the 100 object's reference count is </w:t>
       </w:r>
       <w:r>
         <w:rPr>
@@ -2707,21 +2414,7 @@
         <w:rPr>
           <w:color w:val="000000" w:themeColor="text1"/>
         </w:rPr>
-        <w:t xml:space="preserve"> is also pointing at the 100 </w:t>
-      </w:r>
-      <w:proofErr w:type="gramStart"/>
-      <w:r>
-        <w:rPr>
-          <w:color w:val="000000" w:themeColor="text1"/>
-        </w:rPr>
-        <w:t>object</w:t>
-      </w:r>
-      <w:proofErr w:type="gramEnd"/>
-      <w:r>
-        <w:rPr>
-          <w:color w:val="000000" w:themeColor="text1"/>
-        </w:rPr>
-        <w:t xml:space="preserve">. The reference count goes up to </w:t>
+        <w:t xml:space="preserve"> is also pointing at the 100 object. The reference count goes up to </w:t>
       </w:r>
       <w:r>
         <w:rPr>
@@ -2880,21 +2573,7 @@
         <w:rPr>
           <w:color w:val="000000" w:themeColor="text1"/>
         </w:rPr>
-        <w:t xml:space="preserve">The Garbage Collector instantly swoops in, destroys the 100 </w:t>
-      </w:r>
-      <w:proofErr w:type="gramStart"/>
-      <w:r>
-        <w:rPr>
-          <w:color w:val="000000" w:themeColor="text1"/>
-        </w:rPr>
-        <w:t>object</w:t>
-      </w:r>
-      <w:proofErr w:type="gramEnd"/>
-      <w:r>
-        <w:rPr>
-          <w:color w:val="000000" w:themeColor="text1"/>
-        </w:rPr>
-        <w:t>, and gives that tiny chunk of memory back to your computer's operating system. This ensures your program only takes up exactly as much memory as it actively needs.</w:t>
+        <w:t>The Garbage Collector instantly swoops in, destroys the 100 object, and gives that tiny chunk of memory back to your computer's operating system. This ensures your program only takes up exactly as much memory as it actively needs.</w:t>
       </w:r>
     </w:p>
     <w:p>
@@ -2962,23 +2641,23 @@
           <w:color w:val="000000" w:themeColor="text1"/>
           <w:highlight w:val="green"/>
         </w:rPr>
-        <w:t xml:space="preserve"> good</w:t>
-      </w:r>
-      <w:proofErr w:type="gramStart"/>
+        <w:t xml:space="preserve"> good .. </w:t>
+      </w:r>
+      <w:proofErr w:type="spellStart"/>
       <w:r>
         <w:rPr>
           <w:color w:val="000000" w:themeColor="text1"/>
           <w:highlight w:val="green"/>
         </w:rPr>
-        <w:t xml:space="preserve"> ..</w:t>
-      </w:r>
-      <w:proofErr w:type="gramEnd"/>
+        <w:t>i</w:t>
+      </w:r>
+      <w:proofErr w:type="spellEnd"/>
       <w:r>
         <w:rPr>
           <w:color w:val="000000" w:themeColor="text1"/>
           <w:highlight w:val="green"/>
         </w:rPr>
-        <w:t xml:space="preserve"> </w:t>
+        <w:t xml:space="preserve"> am understanding ... </w:t>
       </w:r>
       <w:proofErr w:type="spellStart"/>
       <w:r>
@@ -2986,7 +2665,7 @@
           <w:color w:val="000000" w:themeColor="text1"/>
           <w:highlight w:val="green"/>
         </w:rPr>
-        <w:t>i</w:t>
+        <w:t>lets</w:t>
       </w:r>
       <w:proofErr w:type="spellEnd"/>
       <w:r>
@@ -2994,7 +2673,7 @@
           <w:color w:val="000000" w:themeColor="text1"/>
           <w:highlight w:val="green"/>
         </w:rPr>
-        <w:t xml:space="preserve"> am understanding ... </w:t>
+        <w:t xml:space="preserve"> move forward .. we will cover the whole thing like this ... just </w:t>
       </w:r>
       <w:proofErr w:type="spellStart"/>
       <w:r>
@@ -3002,7 +2681,7 @@
           <w:color w:val="000000" w:themeColor="text1"/>
           <w:highlight w:val="green"/>
         </w:rPr>
-        <w:t>lets</w:t>
+        <w:t>ho</w:t>
       </w:r>
       <w:proofErr w:type="spellEnd"/>
       <w:r>
@@ -3010,94 +2689,37 @@
           <w:color w:val="000000" w:themeColor="text1"/>
           <w:highlight w:val="green"/>
         </w:rPr>
-        <w:t xml:space="preserve"> move forward</w:t>
-      </w:r>
-      <w:proofErr w:type="gramStart"/>
+        <w:t xml:space="preserve"> with the next ..</w:t>
+      </w:r>
+    </w:p>
+    <w:p>
+      <w:pPr>
+        <w:rPr>
+          <w:color w:val="1F3864" w:themeColor="accent1" w:themeShade="80"/>
+        </w:rPr>
+      </w:pPr>
       <w:r>
         <w:rPr>
           <w:color w:val="000000" w:themeColor="text1"/>
           <w:highlight w:val="green"/>
         </w:rPr>
-        <w:t xml:space="preserve"> ..</w:t>
-      </w:r>
-      <w:proofErr w:type="gramEnd"/>
+        <w:t xml:space="preserve">You have </w:t>
+      </w:r>
+      <w:proofErr w:type="spellStart"/>
       <w:r>
         <w:rPr>
           <w:color w:val="000000" w:themeColor="text1"/>
           <w:highlight w:val="green"/>
         </w:rPr>
-        <w:t xml:space="preserve"> we will cover the whole thing like this ... just </w:t>
-      </w:r>
-      <w:proofErr w:type="spellStart"/>
+        <w:t>yo</w:t>
+      </w:r>
+      <w:proofErr w:type="spellEnd"/>
       <w:r>
         <w:rPr>
           <w:color w:val="000000" w:themeColor="text1"/>
           <w:highlight w:val="green"/>
         </w:rPr>
-        <w:t>ho</w:t>
-      </w:r>
-      <w:proofErr w:type="spellEnd"/>
-      <w:r>
-        <w:rPr>
-          <w:color w:val="000000" w:themeColor="text1"/>
-          <w:highlight w:val="green"/>
-        </w:rPr>
-        <w:t xml:space="preserve"> with the next</w:t>
-      </w:r>
-      <w:proofErr w:type="gramStart"/>
-      <w:r>
-        <w:rPr>
-          <w:color w:val="000000" w:themeColor="text1"/>
-          <w:highlight w:val="green"/>
-        </w:rPr>
-        <w:t xml:space="preserve"> ..</w:t>
-      </w:r>
-      <w:proofErr w:type="gramEnd"/>
-    </w:p>
-    <w:p>
-      <w:pPr>
-        <w:rPr>
-          <w:color w:val="1F3864" w:themeColor="accent1" w:themeShade="80"/>
-        </w:rPr>
-      </w:pPr>
-      <w:r>
-        <w:rPr>
-          <w:color w:val="000000" w:themeColor="text1"/>
-          <w:highlight w:val="green"/>
-        </w:rPr>
-        <w:t xml:space="preserve">You have </w:t>
-      </w:r>
-      <w:proofErr w:type="spellStart"/>
-      <w:r>
-        <w:rPr>
-          <w:color w:val="000000" w:themeColor="text1"/>
-          <w:highlight w:val="green"/>
-        </w:rPr>
-        <w:t>yo</w:t>
-      </w:r>
-      <w:proofErr w:type="spellEnd"/>
-      <w:r>
-        <w:rPr>
-          <w:color w:val="000000" w:themeColor="text1"/>
-          <w:highlight w:val="green"/>
-        </w:rPr>
-        <w:t xml:space="preserve"> choose by yourself that what we will learn next</w:t>
-      </w:r>
-      <w:proofErr w:type="gramStart"/>
-      <w:r>
-        <w:rPr>
-          <w:color w:val="000000" w:themeColor="text1"/>
-          <w:highlight w:val="green"/>
-        </w:rPr>
-        <w:t xml:space="preserve"> ..</w:t>
-      </w:r>
-      <w:proofErr w:type="gramEnd"/>
-      <w:r>
-        <w:rPr>
-          <w:color w:val="000000" w:themeColor="text1"/>
-          <w:highlight w:val="green"/>
-        </w:rPr>
-        <w:t xml:space="preserve"> but as </w:t>
+        <w:t xml:space="preserve"> choose by yourself that what we will learn next .. but as </w:t>
       </w:r>
       <w:proofErr w:type="spellStart"/>
       <w:r>
@@ -3376,21 +2998,7 @@
         <w:rPr>
           <w:color w:val="000000" w:themeColor="text1"/>
         </w:rPr>
-        <w:t xml:space="preserve">When you say x = x + 1, Python says, "Ah, 10 is an Integer. Integers are immutable. I cannot touch the 10 </w:t>
-      </w:r>
-      <w:proofErr w:type="gramStart"/>
-      <w:r>
-        <w:rPr>
-          <w:color w:val="000000" w:themeColor="text1"/>
-        </w:rPr>
-        <w:t>object</w:t>
-      </w:r>
-      <w:proofErr w:type="gramEnd"/>
-      <w:r>
-        <w:rPr>
-          <w:color w:val="000000" w:themeColor="text1"/>
-        </w:rPr>
-        <w:t>."</w:t>
+        <w:t>When you say x = x + 1, Python says, "Ah, 10 is an Integer. Integers are immutable. I cannot touch the 10 object."</w:t>
       </w:r>
     </w:p>
     <w:p>
@@ -3409,23 +3017,13 @@
         </w:rPr>
         <w:t xml:space="preserve">So, Python builds a </w:t>
       </w:r>
-      <w:proofErr w:type="gramStart"/>
-      <w:r>
-        <w:rPr>
-          <w:b/>
-          <w:bCs/>
-          <w:color w:val="000000" w:themeColor="text1"/>
-        </w:rPr>
-        <w:t>brand new</w:t>
-      </w:r>
-      <w:proofErr w:type="gramEnd"/>
-      <w:r>
-        <w:rPr>
-          <w:b/>
-          <w:bCs/>
-          <w:color w:val="000000" w:themeColor="text1"/>
-        </w:rPr>
-        <w:t xml:space="preserve"> object</w:t>
+      <w:r>
+        <w:rPr>
+          <w:b/>
+          <w:bCs/>
+          <w:color w:val="000000" w:themeColor="text1"/>
+        </w:rPr>
+        <w:t>brand new object</w:t>
       </w:r>
       <w:r>
         <w:rPr>
@@ -3573,21 +3171,7 @@
         <w:rPr>
           <w:color w:val="000000" w:themeColor="text1"/>
         </w:rPr>
-        <w:t xml:space="preserve">Lists (Arrays), Dictionaries (Hash Maps), and Sets are mutable. You can change them directly inside the Heap without having to build a </w:t>
-      </w:r>
-      <w:proofErr w:type="gramStart"/>
-      <w:r>
-        <w:rPr>
-          <w:color w:val="000000" w:themeColor="text1"/>
-        </w:rPr>
-        <w:t>brand new</w:t>
-      </w:r>
-      <w:proofErr w:type="gramEnd"/>
-      <w:r>
-        <w:rPr>
-          <w:color w:val="000000" w:themeColor="text1"/>
-        </w:rPr>
-        <w:t xml:space="preserve"> object.</w:t>
+        <w:t>Lists (Arrays), Dictionaries (Hash Maps), and Sets are mutable. You can change them directly inside the Heap without having to build a brand new object.</w:t>
       </w:r>
     </w:p>
     <w:p>
@@ -3662,17 +3246,9 @@
         <w:rPr>
           <w:color w:val="000000" w:themeColor="text1"/>
         </w:rPr>
-        <w:t>my_</w:t>
-      </w:r>
-      <w:proofErr w:type="gramStart"/>
-      <w:r>
-        <w:rPr>
-          <w:color w:val="000000" w:themeColor="text1"/>
-        </w:rPr>
-        <w:t>list.append</w:t>
+        <w:t>my_list.append</w:t>
       </w:r>
       <w:proofErr w:type="spellEnd"/>
-      <w:proofErr w:type="gramEnd"/>
       <w:r>
         <w:rPr>
           <w:color w:val="000000" w:themeColor="text1"/>
@@ -3738,21 +3314,7 @@
         <w:rPr>
           <w:color w:val="000000" w:themeColor="text1"/>
         </w:rPr>
-        <w:t xml:space="preserve">When you </w:t>
-      </w:r>
-      <w:proofErr w:type="gramStart"/>
-      <w:r>
-        <w:rPr>
-          <w:color w:val="000000" w:themeColor="text1"/>
-        </w:rPr>
-        <w:t>use .append</w:t>
-      </w:r>
-      <w:proofErr w:type="gramEnd"/>
-      <w:r>
-        <w:rPr>
-          <w:color w:val="000000" w:themeColor="text1"/>
-        </w:rPr>
-        <w:t>(4), Python goes to the exact same object in the Heap, forces it to expand, and stuffs the 4 inside it.</w:t>
+        <w:t>When you use .append(4), Python goes to the exact same object in the Heap, forces it to expand, and stuffs the 4 inside it.</w:t>
       </w:r>
     </w:p>
     <w:p>
@@ -3912,17 +3474,9 @@
           <w:color w:val="000000" w:themeColor="text1"/>
         </w:rPr>
         <w:lastRenderedPageBreak/>
-        <w:t>list_</w:t>
-      </w:r>
-      <w:proofErr w:type="gramStart"/>
-      <w:r>
-        <w:rPr>
-          <w:color w:val="000000" w:themeColor="text1"/>
-        </w:rPr>
-        <w:t>B.append</w:t>
+        <w:t>list_B.append</w:t>
       </w:r>
       <w:proofErr w:type="spellEnd"/>
-      <w:proofErr w:type="gramEnd"/>
       <w:r>
         <w:rPr>
           <w:color w:val="000000" w:themeColor="text1"/>
@@ -4145,17 +3699,9 @@
         <w:rPr>
           <w:color w:val="000000" w:themeColor="text1"/>
         </w:rPr>
-        <w:t>list_</w:t>
-      </w:r>
-      <w:proofErr w:type="gramStart"/>
-      <w:r>
-        <w:rPr>
-          <w:color w:val="000000" w:themeColor="text1"/>
-        </w:rPr>
-        <w:t>B.append</w:t>
+        <w:t>list_B.append</w:t>
       </w:r>
       <w:proofErr w:type="spellEnd"/>
-      <w:proofErr w:type="gramEnd"/>
       <w:r>
         <w:rPr>
           <w:color w:val="000000" w:themeColor="text1"/>
@@ -4205,6 +3751,1084 @@
           <w:color w:val="000000" w:themeColor="text1"/>
         </w:rPr>
         <w:t>By understanding mutability, you just avoided a bug that takes beginners hours to figure out.</w:t>
+      </w:r>
+    </w:p>
+    <w:p>
+      <w:pPr>
+        <w:rPr>
+          <w:color w:val="000000" w:themeColor="text1"/>
+        </w:rPr>
+      </w:pPr>
+    </w:p>
+    <w:p>
+      <w:pPr>
+        <w:rPr>
+          <w:color w:val="000000" w:themeColor="text1"/>
+        </w:rPr>
+      </w:pPr>
+    </w:p>
+    <w:p>
+      <w:pPr>
+        <w:rPr>
+          <w:color w:val="2F5496" w:themeColor="accent1" w:themeShade="BF"/>
+        </w:rPr>
+      </w:pPr>
+      <w:r>
+        <w:rPr>
+          <w:color w:val="2F5496" w:themeColor="accent1" w:themeShade="BF"/>
+          <w:highlight w:val="green"/>
+        </w:rPr>
+        <w:t xml:space="preserve">If setting </w:t>
+      </w:r>
+      <w:proofErr w:type="spellStart"/>
+      <w:r>
+        <w:rPr>
+          <w:color w:val="2F5496" w:themeColor="accent1" w:themeShade="BF"/>
+          <w:highlight w:val="green"/>
+        </w:rPr>
+        <w:t>list_B</w:t>
+      </w:r>
+      <w:proofErr w:type="spellEnd"/>
+      <w:r>
+        <w:rPr>
+          <w:color w:val="2F5496" w:themeColor="accent1" w:themeShade="BF"/>
+          <w:highlight w:val="green"/>
+        </w:rPr>
+        <w:t xml:space="preserve"> = </w:t>
+      </w:r>
+      <w:proofErr w:type="spellStart"/>
+      <w:r>
+        <w:rPr>
+          <w:color w:val="2F5496" w:themeColor="accent1" w:themeShade="BF"/>
+          <w:highlight w:val="green"/>
+        </w:rPr>
+        <w:t>list_A</w:t>
+      </w:r>
+      <w:proofErr w:type="spellEnd"/>
+      <w:r>
+        <w:rPr>
+          <w:color w:val="2F5496" w:themeColor="accent1" w:themeShade="BF"/>
+          <w:highlight w:val="green"/>
+        </w:rPr>
+        <w:t xml:space="preserve"> just shares the same memory reference, how do I actually make a separate, independent copy of a list in Python?</w:t>
+      </w:r>
+    </w:p>
+    <w:p>
+      <w:pPr>
+        <w:rPr>
+          <w:color w:val="000000" w:themeColor="text1"/>
+        </w:rPr>
+      </w:pPr>
+      <w:r>
+        <w:rPr>
+          <w:color w:val="000000" w:themeColor="text1"/>
+        </w:rPr>
+        <w:t>This is the exact question a senior engineer would ask next.</w:t>
+      </w:r>
+    </w:p>
+    <w:p>
+      <w:pPr>
+        <w:rPr>
+          <w:color w:val="000000" w:themeColor="text1"/>
+        </w:rPr>
+      </w:pPr>
+      <w:r>
+        <w:rPr>
+          <w:color w:val="000000" w:themeColor="text1"/>
+        </w:rPr>
+        <w:t xml:space="preserve">If </w:t>
+      </w:r>
+      <w:proofErr w:type="spellStart"/>
+      <w:r>
+        <w:rPr>
+          <w:color w:val="000000" w:themeColor="text1"/>
+        </w:rPr>
+        <w:t>list_B</w:t>
+      </w:r>
+      <w:proofErr w:type="spellEnd"/>
+      <w:r>
+        <w:rPr>
+          <w:color w:val="000000" w:themeColor="text1"/>
+        </w:rPr>
+        <w:t xml:space="preserve"> = </w:t>
+      </w:r>
+      <w:proofErr w:type="spellStart"/>
+      <w:r>
+        <w:rPr>
+          <w:color w:val="000000" w:themeColor="text1"/>
+        </w:rPr>
+        <w:t>list_A</w:t>
+      </w:r>
+      <w:proofErr w:type="spellEnd"/>
+      <w:r>
+        <w:rPr>
+          <w:color w:val="000000" w:themeColor="text1"/>
+        </w:rPr>
+        <w:t xml:space="preserve"> just creates two name tags pointing to the same object, we need a way to force Python to build a </w:t>
+      </w:r>
+      <w:r>
+        <w:rPr>
+          <w:b/>
+          <w:bCs/>
+          <w:color w:val="000000" w:themeColor="text1"/>
+        </w:rPr>
+        <w:t>brand new object</w:t>
+      </w:r>
+      <w:r>
+        <w:rPr>
+          <w:color w:val="000000" w:themeColor="text1"/>
+        </w:rPr>
+        <w:t xml:space="preserve"> in the Heap.</w:t>
+      </w:r>
+    </w:p>
+    <w:p>
+      <w:pPr>
+        <w:rPr>
+          <w:color w:val="000000" w:themeColor="text1"/>
+        </w:rPr>
+      </w:pPr>
+      <w:r>
+        <w:rPr>
+          <w:color w:val="000000" w:themeColor="text1"/>
+        </w:rPr>
+        <w:t>There are two ways to do this, and you need to understand both because the first way has a hidden trap that often appears in machine learning, where data structures get very complex.</w:t>
+      </w:r>
+    </w:p>
+    <w:p>
+      <w:pPr>
+        <w:rPr>
+          <w:b/>
+          <w:bCs/>
+          <w:color w:val="000000" w:themeColor="text1"/>
+        </w:rPr>
+      </w:pPr>
+      <w:r>
+        <w:rPr>
+          <w:b/>
+          <w:bCs/>
+          <w:color w:val="000000" w:themeColor="text1"/>
+        </w:rPr>
+        <w:t>Level 1: The Standard Copy (Shallow Copy)</w:t>
+      </w:r>
+    </w:p>
+    <w:p>
+      <w:pPr>
+        <w:rPr>
+          <w:color w:val="000000" w:themeColor="text1"/>
+        </w:rPr>
+      </w:pPr>
+      <w:r>
+        <w:rPr>
+          <w:color w:val="000000" w:themeColor="text1"/>
+        </w:rPr>
+        <w:t>For a simple, flat list, you can use Python's built-in .copy() method.</w:t>
+      </w:r>
+    </w:p>
+    <w:p>
+      <w:pPr>
+        <w:rPr>
+          <w:color w:val="000000" w:themeColor="text1"/>
+        </w:rPr>
+      </w:pPr>
+      <w:r>
+        <w:rPr>
+          <w:color w:val="000000" w:themeColor="text1"/>
+        </w:rPr>
+        <w:t>Python</w:t>
+      </w:r>
+    </w:p>
+    <w:p>
+      <w:pPr>
+        <w:rPr>
+          <w:color w:val="000000" w:themeColor="text1"/>
+        </w:rPr>
+      </w:pPr>
+      <w:proofErr w:type="spellStart"/>
+      <w:r>
+        <w:rPr>
+          <w:color w:val="000000" w:themeColor="text1"/>
+        </w:rPr>
+        <w:t>list_A</w:t>
+      </w:r>
+      <w:proofErr w:type="spellEnd"/>
+      <w:r>
+        <w:rPr>
+          <w:color w:val="000000" w:themeColor="text1"/>
+        </w:rPr>
+        <w:t xml:space="preserve"> = [100, 200, 300]</w:t>
+      </w:r>
+    </w:p>
+    <w:p>
+      <w:pPr>
+        <w:rPr>
+          <w:color w:val="000000" w:themeColor="text1"/>
+        </w:rPr>
+      </w:pPr>
+      <w:proofErr w:type="spellStart"/>
+      <w:r>
+        <w:rPr>
+          <w:color w:val="000000" w:themeColor="text1"/>
+        </w:rPr>
+        <w:t>list_B</w:t>
+      </w:r>
+      <w:proofErr w:type="spellEnd"/>
+      <w:r>
+        <w:rPr>
+          <w:color w:val="000000" w:themeColor="text1"/>
+        </w:rPr>
+        <w:t xml:space="preserve"> = </w:t>
+      </w:r>
+      <w:proofErr w:type="spellStart"/>
+      <w:r>
+        <w:rPr>
+          <w:color w:val="000000" w:themeColor="text1"/>
+        </w:rPr>
+        <w:t>list_A.copy</w:t>
+      </w:r>
+      <w:proofErr w:type="spellEnd"/>
+      <w:r>
+        <w:rPr>
+          <w:color w:val="000000" w:themeColor="text1"/>
+        </w:rPr>
+        <w:t>()  # Forces a new object in the Heap</w:t>
+      </w:r>
+    </w:p>
+    <w:p>
+      <w:pPr>
+        <w:rPr>
+          <w:color w:val="000000" w:themeColor="text1"/>
+        </w:rPr>
+      </w:pPr>
+    </w:p>
+    <w:p>
+      <w:pPr>
+        <w:rPr>
+          <w:color w:val="000000" w:themeColor="text1"/>
+        </w:rPr>
+      </w:pPr>
+      <w:proofErr w:type="spellStart"/>
+      <w:r>
+        <w:rPr>
+          <w:color w:val="000000" w:themeColor="text1"/>
+        </w:rPr>
+        <w:t>list_B.append</w:t>
+      </w:r>
+      <w:proofErr w:type="spellEnd"/>
+      <w:r>
+        <w:rPr>
+          <w:color w:val="000000" w:themeColor="text1"/>
+        </w:rPr>
+        <w:t>(400)</w:t>
+      </w:r>
+    </w:p>
+    <w:p>
+      <w:pPr>
+        <w:rPr>
+          <w:color w:val="000000" w:themeColor="text1"/>
+        </w:rPr>
+      </w:pPr>
+      <w:r>
+        <w:rPr>
+          <w:b/>
+          <w:bCs/>
+          <w:color w:val="000000" w:themeColor="text1"/>
+        </w:rPr>
+        <w:t>What happens in memory:</w:t>
+      </w:r>
+    </w:p>
+    <w:p>
+      <w:pPr>
+        <w:numPr>
+          <w:ilvl w:val="0"/>
+          <w:numId w:val="15"/>
+        </w:numPr>
+        <w:rPr>
+          <w:color w:val="000000" w:themeColor="text1"/>
+        </w:rPr>
+      </w:pPr>
+      <w:r>
+        <w:rPr>
+          <w:color w:val="000000" w:themeColor="text1"/>
+        </w:rPr>
+        <w:t xml:space="preserve">Python looks at </w:t>
+      </w:r>
+      <w:proofErr w:type="spellStart"/>
+      <w:r>
+        <w:rPr>
+          <w:color w:val="000000" w:themeColor="text1"/>
+        </w:rPr>
+        <w:t>list_A</w:t>
+      </w:r>
+      <w:proofErr w:type="spellEnd"/>
+      <w:r>
+        <w:rPr>
+          <w:color w:val="000000" w:themeColor="text1"/>
+        </w:rPr>
+        <w:t xml:space="preserve">, goes to the Heap, and creates a </w:t>
+      </w:r>
+      <w:r>
+        <w:rPr>
+          <w:b/>
+          <w:bCs/>
+          <w:color w:val="000000" w:themeColor="text1"/>
+        </w:rPr>
+        <w:t>brand new list shell</w:t>
+      </w:r>
+      <w:r>
+        <w:rPr>
+          <w:color w:val="000000" w:themeColor="text1"/>
+        </w:rPr>
+        <w:t>.</w:t>
+      </w:r>
+    </w:p>
+    <w:p>
+      <w:pPr>
+        <w:numPr>
+          <w:ilvl w:val="0"/>
+          <w:numId w:val="15"/>
+        </w:numPr>
+        <w:rPr>
+          <w:color w:val="000000" w:themeColor="text1"/>
+        </w:rPr>
+      </w:pPr>
+      <w:r>
+        <w:rPr>
+          <w:color w:val="000000" w:themeColor="text1"/>
+        </w:rPr>
+        <w:t>It takes the items (100, 200, 300) and puts them into the new list.</w:t>
+      </w:r>
+    </w:p>
+    <w:p>
+      <w:pPr>
+        <w:numPr>
+          <w:ilvl w:val="0"/>
+          <w:numId w:val="15"/>
+        </w:numPr>
+        <w:rPr>
+          <w:color w:val="000000" w:themeColor="text1"/>
+        </w:rPr>
+      </w:pPr>
+      <w:r>
+        <w:rPr>
+          <w:color w:val="000000" w:themeColor="text1"/>
+        </w:rPr>
+        <w:t xml:space="preserve">It points the </w:t>
+      </w:r>
+      <w:proofErr w:type="spellStart"/>
+      <w:r>
+        <w:rPr>
+          <w:color w:val="000000" w:themeColor="text1"/>
+        </w:rPr>
+        <w:t>list_B</w:t>
+      </w:r>
+      <w:proofErr w:type="spellEnd"/>
+      <w:r>
+        <w:rPr>
+          <w:color w:val="000000" w:themeColor="text1"/>
+        </w:rPr>
+        <w:t xml:space="preserve"> name tag to this new list.</w:t>
+      </w:r>
+    </w:p>
+    <w:p>
+      <w:pPr>
+        <w:numPr>
+          <w:ilvl w:val="0"/>
+          <w:numId w:val="15"/>
+        </w:numPr>
+        <w:rPr>
+          <w:color w:val="000000" w:themeColor="text1"/>
+        </w:rPr>
+      </w:pPr>
+      <w:r>
+        <w:rPr>
+          <w:color w:val="000000" w:themeColor="text1"/>
+        </w:rPr>
+        <w:t xml:space="preserve">Because they are now two physically separate list objects, appending 400 to </w:t>
+      </w:r>
+      <w:proofErr w:type="spellStart"/>
+      <w:r>
+        <w:rPr>
+          <w:color w:val="000000" w:themeColor="text1"/>
+        </w:rPr>
+        <w:t>list_B</w:t>
+      </w:r>
+      <w:proofErr w:type="spellEnd"/>
+      <w:r>
+        <w:rPr>
+          <w:color w:val="000000" w:themeColor="text1"/>
+        </w:rPr>
+        <w:t xml:space="preserve"> does not affect </w:t>
+      </w:r>
+      <w:proofErr w:type="spellStart"/>
+      <w:r>
+        <w:rPr>
+          <w:color w:val="000000" w:themeColor="text1"/>
+        </w:rPr>
+        <w:t>list_A</w:t>
+      </w:r>
+      <w:proofErr w:type="spellEnd"/>
+      <w:r>
+        <w:rPr>
+          <w:color w:val="000000" w:themeColor="text1"/>
+        </w:rPr>
+        <w:t>.</w:t>
+      </w:r>
+    </w:p>
+    <w:p>
+      <w:pPr>
+        <w:rPr>
+          <w:color w:val="000000" w:themeColor="text1"/>
+        </w:rPr>
+      </w:pPr>
+      <w:r>
+        <w:rPr>
+          <w:color w:val="000000" w:themeColor="text1"/>
+        </w:rPr>
+        <w:lastRenderedPageBreak/>
+        <w:t xml:space="preserve">Note: You might also see older Python code do this using slicing: </w:t>
+      </w:r>
+      <w:proofErr w:type="spellStart"/>
+      <w:r>
+        <w:rPr>
+          <w:color w:val="000000" w:themeColor="text1"/>
+        </w:rPr>
+        <w:t>list_B</w:t>
+      </w:r>
+      <w:proofErr w:type="spellEnd"/>
+      <w:r>
+        <w:rPr>
+          <w:color w:val="000000" w:themeColor="text1"/>
+        </w:rPr>
+        <w:t xml:space="preserve"> = </w:t>
+      </w:r>
+      <w:proofErr w:type="spellStart"/>
+      <w:r>
+        <w:rPr>
+          <w:color w:val="000000" w:themeColor="text1"/>
+        </w:rPr>
+        <w:t>list_A</w:t>
+      </w:r>
+      <w:proofErr w:type="spellEnd"/>
+      <w:r>
+        <w:rPr>
+          <w:color w:val="000000" w:themeColor="text1"/>
+        </w:rPr>
+        <w:t>[:]. It does the exact same thing as .copy().</w:t>
+      </w:r>
+    </w:p>
+    <w:p>
+      <w:pPr>
+        <w:rPr>
+          <w:b/>
+          <w:bCs/>
+          <w:color w:val="000000" w:themeColor="text1"/>
+        </w:rPr>
+      </w:pPr>
+      <w:r>
+        <w:rPr>
+          <w:b/>
+          <w:bCs/>
+          <w:color w:val="000000" w:themeColor="text1"/>
+        </w:rPr>
+        <w:t>Level 2: The FAANG Curveball (Deep Copy)</w:t>
+      </w:r>
+    </w:p>
+    <w:p>
+      <w:pPr>
+        <w:rPr>
+          <w:color w:val="000000" w:themeColor="text1"/>
+        </w:rPr>
+      </w:pPr>
+      <w:r>
+        <w:rPr>
+          <w:color w:val="000000" w:themeColor="text1"/>
+        </w:rPr>
+        <w:t>In Machine Learning, your data is rarely just a flat list of numbers. You often deal with matrices—lists inside of lists.</w:t>
+      </w:r>
+    </w:p>
+    <w:p>
+      <w:pPr>
+        <w:rPr>
+          <w:color w:val="000000" w:themeColor="text1"/>
+        </w:rPr>
+      </w:pPr>
+      <w:r>
+        <w:rPr>
+          <w:color w:val="000000" w:themeColor="text1"/>
+        </w:rPr>
+        <w:t>Look at this code carefully:</w:t>
+      </w:r>
+    </w:p>
+    <w:p>
+      <w:pPr>
+        <w:rPr>
+          <w:color w:val="000000" w:themeColor="text1"/>
+        </w:rPr>
+      </w:pPr>
+      <w:r>
+        <w:rPr>
+          <w:color w:val="000000" w:themeColor="text1"/>
+        </w:rPr>
+        <w:t>Python</w:t>
+      </w:r>
+    </w:p>
+    <w:p>
+      <w:pPr>
+        <w:rPr>
+          <w:color w:val="000000" w:themeColor="text1"/>
+        </w:rPr>
+      </w:pPr>
+      <w:proofErr w:type="spellStart"/>
+      <w:r>
+        <w:rPr>
+          <w:color w:val="000000" w:themeColor="text1"/>
+        </w:rPr>
+        <w:t>matrix_A</w:t>
+      </w:r>
+      <w:proofErr w:type="spellEnd"/>
+      <w:r>
+        <w:rPr>
+          <w:color w:val="000000" w:themeColor="text1"/>
+        </w:rPr>
+        <w:t xml:space="preserve"> = [[1, 2], [3, 4]]</w:t>
+      </w:r>
+    </w:p>
+    <w:p>
+      <w:pPr>
+        <w:rPr>
+          <w:color w:val="000000" w:themeColor="text1"/>
+        </w:rPr>
+      </w:pPr>
+      <w:proofErr w:type="spellStart"/>
+      <w:r>
+        <w:rPr>
+          <w:color w:val="000000" w:themeColor="text1"/>
+        </w:rPr>
+        <w:t>matrix_B</w:t>
+      </w:r>
+      <w:proofErr w:type="spellEnd"/>
+      <w:r>
+        <w:rPr>
+          <w:color w:val="000000" w:themeColor="text1"/>
+        </w:rPr>
+        <w:t xml:space="preserve"> = </w:t>
+      </w:r>
+      <w:proofErr w:type="spellStart"/>
+      <w:r>
+        <w:rPr>
+          <w:color w:val="000000" w:themeColor="text1"/>
+        </w:rPr>
+        <w:t>matrix_A.copy</w:t>
+      </w:r>
+      <w:proofErr w:type="spellEnd"/>
+      <w:r>
+        <w:rPr>
+          <w:color w:val="000000" w:themeColor="text1"/>
+        </w:rPr>
+        <w:t>() # We used the safe method, right?</w:t>
+      </w:r>
+    </w:p>
+    <w:p>
+      <w:pPr>
+        <w:rPr>
+          <w:color w:val="000000" w:themeColor="text1"/>
+        </w:rPr>
+      </w:pPr>
+    </w:p>
+    <w:p>
+      <w:pPr>
+        <w:rPr>
+          <w:color w:val="000000" w:themeColor="text1"/>
+        </w:rPr>
+      </w:pPr>
+      <w:r>
+        <w:rPr>
+          <w:color w:val="000000" w:themeColor="text1"/>
+        </w:rPr>
+        <w:t># Let's change the first number in the first inner list</w:t>
+      </w:r>
+    </w:p>
+    <w:p>
+      <w:pPr>
+        <w:rPr>
+          <w:color w:val="000000" w:themeColor="text1"/>
+        </w:rPr>
+      </w:pPr>
+      <w:proofErr w:type="spellStart"/>
+      <w:r>
+        <w:rPr>
+          <w:color w:val="000000" w:themeColor="text1"/>
+        </w:rPr>
+        <w:t>matrix_B</w:t>
+      </w:r>
+      <w:proofErr w:type="spellEnd"/>
+      <w:r>
+        <w:rPr>
+          <w:color w:val="000000" w:themeColor="text1"/>
+        </w:rPr>
+        <w:t xml:space="preserve">[0][0] = 99 </w:t>
+      </w:r>
+    </w:p>
+    <w:p>
+      <w:pPr>
+        <w:rPr>
+          <w:color w:val="000000" w:themeColor="text1"/>
+        </w:rPr>
+      </w:pPr>
+    </w:p>
+    <w:p>
+      <w:pPr>
+        <w:rPr>
+          <w:color w:val="000000" w:themeColor="text1"/>
+        </w:rPr>
+      </w:pPr>
+      <w:r>
+        <w:rPr>
+          <w:color w:val="000000" w:themeColor="text1"/>
+        </w:rPr>
+        <w:t>print(</w:t>
+      </w:r>
+      <w:proofErr w:type="spellStart"/>
+      <w:r>
+        <w:rPr>
+          <w:color w:val="000000" w:themeColor="text1"/>
+        </w:rPr>
+        <w:t>matrix_A</w:t>
+      </w:r>
+      <w:proofErr w:type="spellEnd"/>
+      <w:r>
+        <w:rPr>
+          <w:color w:val="000000" w:themeColor="text1"/>
+        </w:rPr>
+        <w:t>)</w:t>
+      </w:r>
+    </w:p>
+    <w:p>
+      <w:pPr>
+        <w:rPr>
+          <w:color w:val="000000" w:themeColor="text1"/>
+        </w:rPr>
+      </w:pPr>
+      <w:r>
+        <w:rPr>
+          <w:color w:val="000000" w:themeColor="text1"/>
+        </w:rPr>
+        <w:t xml:space="preserve">You might expect </w:t>
+      </w:r>
+      <w:proofErr w:type="spellStart"/>
+      <w:r>
+        <w:rPr>
+          <w:color w:val="000000" w:themeColor="text1"/>
+        </w:rPr>
+        <w:t>matrix_A</w:t>
+      </w:r>
+      <w:proofErr w:type="spellEnd"/>
+      <w:r>
+        <w:rPr>
+          <w:color w:val="000000" w:themeColor="text1"/>
+        </w:rPr>
+        <w:t xml:space="preserve"> to remain [[1, 2], [3, 4]] because we used .copy(). </w:t>
+      </w:r>
+      <w:r>
+        <w:rPr>
+          <w:b/>
+          <w:bCs/>
+          <w:color w:val="000000" w:themeColor="text1"/>
+        </w:rPr>
+        <w:t>But it will actually print [[99, 2], [3, 4]].</w:t>
+      </w:r>
+      <w:r>
+        <w:rPr>
+          <w:color w:val="000000" w:themeColor="text1"/>
+        </w:rPr>
+        <w:t xml:space="preserve"> Our original data was corrupted!</w:t>
+      </w:r>
+    </w:p>
+    <w:p>
+      <w:pPr>
+        <w:rPr>
+          <w:color w:val="000000" w:themeColor="text1"/>
+        </w:rPr>
+      </w:pPr>
+      <w:r>
+        <w:rPr>
+          <w:color w:val="000000" w:themeColor="text1"/>
+        </w:rPr>
+        <w:t>Why did .copy() fail us?</w:t>
+      </w:r>
+    </w:p>
+    <w:p>
+      <w:pPr>
+        <w:rPr>
+          <w:color w:val="000000" w:themeColor="text1"/>
+        </w:rPr>
+      </w:pPr>
+      <w:r>
+        <w:rPr>
+          <w:color w:val="000000" w:themeColor="text1"/>
+        </w:rPr>
+        <w:t xml:space="preserve">Because .copy() is a </w:t>
+      </w:r>
+      <w:r>
+        <w:rPr>
+          <w:b/>
+          <w:bCs/>
+          <w:color w:val="000000" w:themeColor="text1"/>
+        </w:rPr>
+        <w:t>Shallow Copy</w:t>
+      </w:r>
+      <w:r>
+        <w:rPr>
+          <w:color w:val="000000" w:themeColor="text1"/>
+        </w:rPr>
+        <w:t>. It only creates a new shell for the outermost list. If there are other mutable objects (like inner lists) tucked inside, it just copies their memory addresses, not the objects themselves.</w:t>
+      </w:r>
+    </w:p>
+    <w:p>
+      <w:pPr>
+        <w:rPr>
+          <w:color w:val="000000" w:themeColor="text1"/>
+        </w:rPr>
+      </w:pPr>
+      <w:r>
+        <w:rPr>
+          <w:color w:val="000000" w:themeColor="text1"/>
+        </w:rPr>
+        <w:t xml:space="preserve">So, </w:t>
+      </w:r>
+      <w:proofErr w:type="spellStart"/>
+      <w:r>
+        <w:rPr>
+          <w:color w:val="000000" w:themeColor="text1"/>
+        </w:rPr>
+        <w:t>matrix_A</w:t>
+      </w:r>
+      <w:proofErr w:type="spellEnd"/>
+      <w:r>
+        <w:rPr>
+          <w:color w:val="000000" w:themeColor="text1"/>
+        </w:rPr>
+        <w:t xml:space="preserve"> and </w:t>
+      </w:r>
+      <w:proofErr w:type="spellStart"/>
+      <w:r>
+        <w:rPr>
+          <w:color w:val="000000" w:themeColor="text1"/>
+        </w:rPr>
+        <w:t>matrix_B</w:t>
+      </w:r>
+      <w:proofErr w:type="spellEnd"/>
+      <w:r>
+        <w:rPr>
+          <w:color w:val="000000" w:themeColor="text1"/>
+        </w:rPr>
+        <w:t xml:space="preserve"> are two different outer lists, but they are secretly holding pointers to the </w:t>
+      </w:r>
+      <w:r>
+        <w:rPr>
+          <w:b/>
+          <w:bCs/>
+          <w:color w:val="000000" w:themeColor="text1"/>
+        </w:rPr>
+        <w:t>exact same inner lists</w:t>
+      </w:r>
+      <w:r>
+        <w:rPr>
+          <w:color w:val="000000" w:themeColor="text1"/>
+        </w:rPr>
+        <w:t xml:space="preserve"> in the Heap.</w:t>
+      </w:r>
+    </w:p>
+    <w:p>
+      <w:pPr>
+        <w:rPr>
+          <w:color w:val="2F5496" w:themeColor="accent1" w:themeShade="BF"/>
+        </w:rPr>
+      </w:pPr>
+      <w:r>
+        <w:rPr>
+          <w:color w:val="2F5496" w:themeColor="accent1" w:themeShade="BF"/>
+        </w:rPr>
+        <w:lastRenderedPageBreak/>
+        <w:drawing>
+          <wp:inline distT="0" distB="0" distL="0" distR="0" wp14:anchorId="4053BBC5" wp14:editId="42C5C7B9">
+            <wp:extent cx="5731510" cy="4676775"/>
+            <wp:effectExtent l="0" t="0" r="2540" b="9525"/>
+            <wp:docPr id="334407295" name="Picture 10" descr="Shallow Copy vs. Deep Copy in Memory, AI generated"/>
+            <wp:cNvGraphicFramePr>
+              <a:graphicFrameLocks xmlns:a="http://schemas.openxmlformats.org/drawingml/2006/main" noChangeAspect="1"/>
+            </wp:cNvGraphicFramePr>
+            <a:graphic xmlns:a="http://schemas.openxmlformats.org/drawingml/2006/main">
+              <a:graphicData uri="http://schemas.openxmlformats.org/drawingml/2006/picture">
+                <pic:pic xmlns:pic="http://schemas.openxmlformats.org/drawingml/2006/picture">
+                  <pic:nvPicPr>
+                    <pic:cNvPr id="0" name="Picture 34" descr="Shallow Copy vs. Deep Copy in Memory, AI generated"/>
+                    <pic:cNvPicPr>
+                      <a:picLocks noChangeAspect="1" noChangeArrowheads="1"/>
+                    </pic:cNvPicPr>
+                  </pic:nvPicPr>
+                  <pic:blipFill>
+                    <a:blip r:embed="rId9">
+                      <a:extLst>
+                        <a:ext uri="{28A0092B-C50C-407E-A947-70E740481C1C}">
+                          <a14:useLocalDpi xmlns:a14="http://schemas.microsoft.com/office/drawing/2010/main" val="0"/>
+                        </a:ext>
+                      </a:extLst>
+                    </a:blip>
+                    <a:srcRect/>
+                    <a:stretch>
+                      <a:fillRect/>
+                    </a:stretch>
+                  </pic:blipFill>
+                  <pic:spPr bwMode="auto">
+                    <a:xfrm>
+                      <a:off x="0" y="0"/>
+                      <a:ext cx="5731510" cy="4676775"/>
+                    </a:xfrm>
+                    <a:prstGeom prst="rect">
+                      <a:avLst/>
+                    </a:prstGeom>
+                    <a:noFill/>
+                    <a:ln>
+                      <a:noFill/>
+                    </a:ln>
+                  </pic:spPr>
+                </pic:pic>
+              </a:graphicData>
+            </a:graphic>
+          </wp:inline>
+        </w:drawing>
+      </w:r>
+    </w:p>
+    <w:p>
+      <w:pPr>
+        <w:rPr>
+          <w:i/>
+          <w:iCs/>
+          <w:color w:val="000000" w:themeColor="text1"/>
+        </w:rPr>
+      </w:pPr>
+      <w:r>
+        <w:rPr>
+          <w:i/>
+          <w:iCs/>
+          <w:color w:val="000000" w:themeColor="text1"/>
+        </w:rPr>
+        <w:t>Shallow Copy vs. Deep Copy in Memory. Source: Medium</w:t>
+      </w:r>
+    </w:p>
+    <w:p>
+      <w:pPr>
+        <w:rPr>
+          <w:b/>
+          <w:bCs/>
+          <w:color w:val="000000" w:themeColor="text1"/>
+        </w:rPr>
+      </w:pPr>
+      <w:r>
+        <w:rPr>
+          <w:b/>
+          <w:bCs/>
+          <w:color w:val="000000" w:themeColor="text1"/>
+        </w:rPr>
+        <w:t>The Solution: The Deep Copy</w:t>
+      </w:r>
+    </w:p>
+    <w:p>
+      <w:pPr>
+        <w:rPr>
+          <w:color w:val="000000" w:themeColor="text1"/>
+        </w:rPr>
+      </w:pPr>
+      <w:r>
+        <w:rPr>
+          <w:color w:val="000000" w:themeColor="text1"/>
+        </w:rPr>
+        <w:t xml:space="preserve">When you have nested data (lists inside lists, dictionaries inside lists), you must use a tool from Python's standard library called </w:t>
+      </w:r>
+      <w:proofErr w:type="spellStart"/>
+      <w:r>
+        <w:rPr>
+          <w:color w:val="000000" w:themeColor="text1"/>
+        </w:rPr>
+        <w:t>deepcopy</w:t>
+      </w:r>
+      <w:proofErr w:type="spellEnd"/>
+      <w:r>
+        <w:rPr>
+          <w:color w:val="000000" w:themeColor="text1"/>
+        </w:rPr>
+        <w:t>.</w:t>
+      </w:r>
+    </w:p>
+    <w:p>
+      <w:pPr>
+        <w:rPr>
+          <w:color w:val="000000" w:themeColor="text1"/>
+        </w:rPr>
+      </w:pPr>
+      <w:r>
+        <w:rPr>
+          <w:color w:val="000000" w:themeColor="text1"/>
+        </w:rPr>
+        <w:t>Python</w:t>
+      </w:r>
+    </w:p>
+    <w:p>
+      <w:pPr>
+        <w:rPr>
+          <w:color w:val="000000" w:themeColor="text1"/>
+        </w:rPr>
+      </w:pPr>
+      <w:r>
+        <w:rPr>
+          <w:color w:val="000000" w:themeColor="text1"/>
+        </w:rPr>
+        <w:t>import copy # We have to bring in this tool</w:t>
+      </w:r>
+    </w:p>
+    <w:p>
+      <w:pPr>
+        <w:rPr>
+          <w:color w:val="000000" w:themeColor="text1"/>
+        </w:rPr>
+      </w:pPr>
+    </w:p>
+    <w:p>
+      <w:pPr>
+        <w:rPr>
+          <w:color w:val="000000" w:themeColor="text1"/>
+        </w:rPr>
+      </w:pPr>
+      <w:proofErr w:type="spellStart"/>
+      <w:r>
+        <w:rPr>
+          <w:color w:val="000000" w:themeColor="text1"/>
+        </w:rPr>
+        <w:t>matrix_A</w:t>
+      </w:r>
+      <w:proofErr w:type="spellEnd"/>
+      <w:r>
+        <w:rPr>
+          <w:color w:val="000000" w:themeColor="text1"/>
+        </w:rPr>
+        <w:t xml:space="preserve"> = [[1, 2], [3, 4]]</w:t>
+      </w:r>
+    </w:p>
+    <w:p>
+      <w:pPr>
+        <w:rPr>
+          <w:color w:val="000000" w:themeColor="text1"/>
+        </w:rPr>
+      </w:pPr>
+      <w:proofErr w:type="spellStart"/>
+      <w:r>
+        <w:rPr>
+          <w:color w:val="000000" w:themeColor="text1"/>
+        </w:rPr>
+        <w:t>matrix_B</w:t>
+      </w:r>
+      <w:proofErr w:type="spellEnd"/>
+      <w:r>
+        <w:rPr>
+          <w:color w:val="000000" w:themeColor="text1"/>
+        </w:rPr>
+        <w:t xml:space="preserve"> = </w:t>
+      </w:r>
+      <w:proofErr w:type="spellStart"/>
+      <w:r>
+        <w:rPr>
+          <w:color w:val="000000" w:themeColor="text1"/>
+        </w:rPr>
+        <w:t>copy.deepcopy</w:t>
+      </w:r>
+      <w:proofErr w:type="spellEnd"/>
+      <w:r>
+        <w:rPr>
+          <w:color w:val="000000" w:themeColor="text1"/>
+        </w:rPr>
+        <w:t>(</w:t>
+      </w:r>
+      <w:proofErr w:type="spellStart"/>
+      <w:r>
+        <w:rPr>
+          <w:color w:val="000000" w:themeColor="text1"/>
+        </w:rPr>
+        <w:t>matrix_A</w:t>
+      </w:r>
+      <w:proofErr w:type="spellEnd"/>
+      <w:r>
+        <w:rPr>
+          <w:color w:val="000000" w:themeColor="text1"/>
+        </w:rPr>
+        <w:t xml:space="preserve">) </w:t>
+      </w:r>
+    </w:p>
+    <w:p>
+      <w:pPr>
+        <w:rPr>
+          <w:color w:val="000000" w:themeColor="text1"/>
+        </w:rPr>
+      </w:pPr>
+    </w:p>
+    <w:p>
+      <w:pPr>
+        <w:rPr>
+          <w:color w:val="000000" w:themeColor="text1"/>
+        </w:rPr>
+      </w:pPr>
+      <w:proofErr w:type="spellStart"/>
+      <w:r>
+        <w:rPr>
+          <w:color w:val="000000" w:themeColor="text1"/>
+        </w:rPr>
+        <w:t>matrix_B</w:t>
+      </w:r>
+      <w:proofErr w:type="spellEnd"/>
+      <w:r>
+        <w:rPr>
+          <w:color w:val="000000" w:themeColor="text1"/>
+        </w:rPr>
+        <w:t>[0][0] = 99</w:t>
+      </w:r>
+    </w:p>
+    <w:p>
+      <w:pPr>
+        <w:rPr>
+          <w:color w:val="000000" w:themeColor="text1"/>
+        </w:rPr>
+      </w:pPr>
+      <w:r>
+        <w:rPr>
+          <w:b/>
+          <w:bCs/>
+          <w:color w:val="000000" w:themeColor="text1"/>
+        </w:rPr>
+        <w:t xml:space="preserve">What </w:t>
+      </w:r>
+      <w:proofErr w:type="spellStart"/>
+      <w:r>
+        <w:rPr>
+          <w:b/>
+          <w:bCs/>
+          <w:color w:val="000000" w:themeColor="text1"/>
+        </w:rPr>
+        <w:t>deepcopy</w:t>
+      </w:r>
+      <w:proofErr w:type="spellEnd"/>
+      <w:r>
+        <w:rPr>
+          <w:b/>
+          <w:bCs/>
+          <w:color w:val="000000" w:themeColor="text1"/>
+        </w:rPr>
+        <w:t xml:space="preserve"> does in memory:</w:t>
+      </w:r>
+      <w:r>
+        <w:rPr>
+          <w:color w:val="000000" w:themeColor="text1"/>
+        </w:rPr>
+        <w:t xml:space="preserve"> It acts like a recursive scanner. It creates a new outer list. Then it looks inside. If it sees another list, it builds a new one of those, too. It goes all the way down to the bottom, ensuring that absolutely no memory addresses are shared between the old object and the new object.</w:t>
       </w:r>
     </w:p>
     <w:p>
@@ -5141,6 +5765,155 @@
     </w:lvl>
   </w:abstractNum>
   <w:abstractNum w:abstractNumId="7" w15:restartNumberingAfterBreak="0">
+    <w:nsid w:val="32657EC3"/>
+    <w:multiLevelType w:val="multilevel"/>
+    <w:tmpl w:val="9F005220"/>
+    <w:lvl w:ilvl="0">
+      <w:start w:val="1"/>
+      <w:numFmt w:val="bullet"/>
+      <w:lvlText w:val=""/>
+      <w:lvlJc w:val="left"/>
+      <w:pPr>
+        <w:tabs>
+          <w:tab w:val="num" w:pos="720"/>
+        </w:tabs>
+        <w:ind w:left="720" w:hanging="360"/>
+      </w:pPr>
+      <w:rPr>
+        <w:rFonts w:ascii="Symbol" w:hAnsi="Symbol" w:hint="default"/>
+        <w:sz w:val="20"/>
+      </w:rPr>
+    </w:lvl>
+    <w:lvl w:ilvl="1" w:tentative="1">
+      <w:start w:val="1"/>
+      <w:numFmt w:val="bullet"/>
+      <w:lvlText w:val="o"/>
+      <w:lvlJc w:val="left"/>
+      <w:pPr>
+        <w:tabs>
+          <w:tab w:val="num" w:pos="1440"/>
+        </w:tabs>
+        <w:ind w:left="1440" w:hanging="360"/>
+      </w:pPr>
+      <w:rPr>
+        <w:rFonts w:ascii="Courier New" w:hAnsi="Courier New" w:hint="default"/>
+        <w:sz w:val="20"/>
+      </w:rPr>
+    </w:lvl>
+    <w:lvl w:ilvl="2" w:tentative="1">
+      <w:start w:val="1"/>
+      <w:numFmt w:val="bullet"/>
+      <w:lvlText w:val=""/>
+      <w:lvlJc w:val="left"/>
+      <w:pPr>
+        <w:tabs>
+          <w:tab w:val="num" w:pos="2160"/>
+        </w:tabs>
+        <w:ind w:left="2160" w:hanging="360"/>
+      </w:pPr>
+      <w:rPr>
+        <w:rFonts w:ascii="Wingdings" w:hAnsi="Wingdings" w:hint="default"/>
+        <w:sz w:val="20"/>
+      </w:rPr>
+    </w:lvl>
+    <w:lvl w:ilvl="3" w:tentative="1">
+      <w:start w:val="1"/>
+      <w:numFmt w:val="bullet"/>
+      <w:lvlText w:val=""/>
+      <w:lvlJc w:val="left"/>
+      <w:pPr>
+        <w:tabs>
+          <w:tab w:val="num" w:pos="2880"/>
+        </w:tabs>
+        <w:ind w:left="2880" w:hanging="360"/>
+      </w:pPr>
+      <w:rPr>
+        <w:rFonts w:ascii="Wingdings" w:hAnsi="Wingdings" w:hint="default"/>
+        <w:sz w:val="20"/>
+      </w:rPr>
+    </w:lvl>
+    <w:lvl w:ilvl="4" w:tentative="1">
+      <w:start w:val="1"/>
+      <w:numFmt w:val="bullet"/>
+      <w:lvlText w:val=""/>
+      <w:lvlJc w:val="left"/>
+      <w:pPr>
+        <w:tabs>
+          <w:tab w:val="num" w:pos="3600"/>
+        </w:tabs>
+        <w:ind w:left="3600" w:hanging="360"/>
+      </w:pPr>
+      <w:rPr>
+        <w:rFonts w:ascii="Wingdings" w:hAnsi="Wingdings" w:hint="default"/>
+        <w:sz w:val="20"/>
+      </w:rPr>
+    </w:lvl>
+    <w:lvl w:ilvl="5" w:tentative="1">
+      <w:start w:val="1"/>
+      <w:numFmt w:val="bullet"/>
+      <w:lvlText w:val=""/>
+      <w:lvlJc w:val="left"/>
+      <w:pPr>
+        <w:tabs>
+          <w:tab w:val="num" w:pos="4320"/>
+        </w:tabs>
+        <w:ind w:left="4320" w:hanging="360"/>
+      </w:pPr>
+      <w:rPr>
+        <w:rFonts w:ascii="Wingdings" w:hAnsi="Wingdings" w:hint="default"/>
+        <w:sz w:val="20"/>
+      </w:rPr>
+    </w:lvl>
+    <w:lvl w:ilvl="6" w:tentative="1">
+      <w:start w:val="1"/>
+      <w:numFmt w:val="bullet"/>
+      <w:lvlText w:val=""/>
+      <w:lvlJc w:val="left"/>
+      <w:pPr>
+        <w:tabs>
+          <w:tab w:val="num" w:pos="5040"/>
+        </w:tabs>
+        <w:ind w:left="5040" w:hanging="360"/>
+      </w:pPr>
+      <w:rPr>
+        <w:rFonts w:ascii="Wingdings" w:hAnsi="Wingdings" w:hint="default"/>
+        <w:sz w:val="20"/>
+      </w:rPr>
+    </w:lvl>
+    <w:lvl w:ilvl="7" w:tentative="1">
+      <w:start w:val="1"/>
+      <w:numFmt w:val="bullet"/>
+      <w:lvlText w:val=""/>
+      <w:lvlJc w:val="left"/>
+      <w:pPr>
+        <w:tabs>
+          <w:tab w:val="num" w:pos="5760"/>
+        </w:tabs>
+        <w:ind w:left="5760" w:hanging="360"/>
+      </w:pPr>
+      <w:rPr>
+        <w:rFonts w:ascii="Wingdings" w:hAnsi="Wingdings" w:hint="default"/>
+        <w:sz w:val="20"/>
+      </w:rPr>
+    </w:lvl>
+    <w:lvl w:ilvl="8" w:tentative="1">
+      <w:start w:val="1"/>
+      <w:numFmt w:val="bullet"/>
+      <w:lvlText w:val=""/>
+      <w:lvlJc w:val="left"/>
+      <w:pPr>
+        <w:tabs>
+          <w:tab w:val="num" w:pos="6480"/>
+        </w:tabs>
+        <w:ind w:left="6480" w:hanging="360"/>
+      </w:pPr>
+      <w:rPr>
+        <w:rFonts w:ascii="Wingdings" w:hAnsi="Wingdings" w:hint="default"/>
+        <w:sz w:val="20"/>
+      </w:rPr>
+    </w:lvl>
+  </w:abstractNum>
+  <w:abstractNum w:abstractNumId="8" w15:restartNumberingAfterBreak="0">
     <w:nsid w:val="35037B4D"/>
     <w:multiLevelType w:val="multilevel"/>
     <w:tmpl w:val="25A45094"/>
@@ -5289,7 +6062,7 @@
       </w:rPr>
     </w:lvl>
   </w:abstractNum>
-  <w:abstractNum w:abstractNumId="8" w15:restartNumberingAfterBreak="0">
+  <w:abstractNum w:abstractNumId="9" w15:restartNumberingAfterBreak="0">
     <w:nsid w:val="368F3C4C"/>
     <w:multiLevelType w:val="multilevel"/>
     <w:tmpl w:val="EC5E60B6"/>
@@ -5438,7 +6211,7 @@
       </w:rPr>
     </w:lvl>
   </w:abstractNum>
-  <w:abstractNum w:abstractNumId="9" w15:restartNumberingAfterBreak="0">
+  <w:abstractNum w:abstractNumId="10" w15:restartNumberingAfterBreak="0">
     <w:nsid w:val="38525D97"/>
     <w:multiLevelType w:val="multilevel"/>
     <w:tmpl w:val="547C83F2"/>
@@ -5587,7 +6360,7 @@
       </w:rPr>
     </w:lvl>
   </w:abstractNum>
-  <w:abstractNum w:abstractNumId="10" w15:restartNumberingAfterBreak="0">
+  <w:abstractNum w:abstractNumId="11" w15:restartNumberingAfterBreak="0">
     <w:nsid w:val="41907999"/>
     <w:multiLevelType w:val="multilevel"/>
     <w:tmpl w:val="65504056"/>
@@ -5700,7 +6473,233 @@
       </w:pPr>
     </w:lvl>
   </w:abstractNum>
-  <w:abstractNum w:abstractNumId="11" w15:restartNumberingAfterBreak="0">
+  <w:abstractNum w:abstractNumId="12" w15:restartNumberingAfterBreak="0">
+    <w:nsid w:val="586610AB"/>
+    <w:multiLevelType w:val="multilevel"/>
+    <w:tmpl w:val="54AA77F4"/>
+    <w:lvl w:ilvl="0">
+      <w:start w:val="1"/>
+      <w:numFmt w:val="decimal"/>
+      <w:lvlText w:val="%1."/>
+      <w:lvlJc w:val="left"/>
+      <w:pPr>
+        <w:tabs>
+          <w:tab w:val="num" w:pos="720"/>
+        </w:tabs>
+        <w:ind w:left="720" w:hanging="360"/>
+      </w:pPr>
+    </w:lvl>
+    <w:lvl w:ilvl="1" w:tentative="1">
+      <w:start w:val="1"/>
+      <w:numFmt w:val="decimal"/>
+      <w:lvlText w:val="%2."/>
+      <w:lvlJc w:val="left"/>
+      <w:pPr>
+        <w:tabs>
+          <w:tab w:val="num" w:pos="1440"/>
+        </w:tabs>
+        <w:ind w:left="1440" w:hanging="360"/>
+      </w:pPr>
+    </w:lvl>
+    <w:lvl w:ilvl="2" w:tentative="1">
+      <w:start w:val="1"/>
+      <w:numFmt w:val="decimal"/>
+      <w:lvlText w:val="%3."/>
+      <w:lvlJc w:val="left"/>
+      <w:pPr>
+        <w:tabs>
+          <w:tab w:val="num" w:pos="2160"/>
+        </w:tabs>
+        <w:ind w:left="2160" w:hanging="360"/>
+      </w:pPr>
+    </w:lvl>
+    <w:lvl w:ilvl="3" w:tentative="1">
+      <w:start w:val="1"/>
+      <w:numFmt w:val="decimal"/>
+      <w:lvlText w:val="%4."/>
+      <w:lvlJc w:val="left"/>
+      <w:pPr>
+        <w:tabs>
+          <w:tab w:val="num" w:pos="2880"/>
+        </w:tabs>
+        <w:ind w:left="2880" w:hanging="360"/>
+      </w:pPr>
+    </w:lvl>
+    <w:lvl w:ilvl="4" w:tentative="1">
+      <w:start w:val="1"/>
+      <w:numFmt w:val="decimal"/>
+      <w:lvlText w:val="%5."/>
+      <w:lvlJc w:val="left"/>
+      <w:pPr>
+        <w:tabs>
+          <w:tab w:val="num" w:pos="3600"/>
+        </w:tabs>
+        <w:ind w:left="3600" w:hanging="360"/>
+      </w:pPr>
+    </w:lvl>
+    <w:lvl w:ilvl="5" w:tentative="1">
+      <w:start w:val="1"/>
+      <w:numFmt w:val="decimal"/>
+      <w:lvlText w:val="%6."/>
+      <w:lvlJc w:val="left"/>
+      <w:pPr>
+        <w:tabs>
+          <w:tab w:val="num" w:pos="4320"/>
+        </w:tabs>
+        <w:ind w:left="4320" w:hanging="360"/>
+      </w:pPr>
+    </w:lvl>
+    <w:lvl w:ilvl="6" w:tentative="1">
+      <w:start w:val="1"/>
+      <w:numFmt w:val="decimal"/>
+      <w:lvlText w:val="%7."/>
+      <w:lvlJc w:val="left"/>
+      <w:pPr>
+        <w:tabs>
+          <w:tab w:val="num" w:pos="5040"/>
+        </w:tabs>
+        <w:ind w:left="5040" w:hanging="360"/>
+      </w:pPr>
+    </w:lvl>
+    <w:lvl w:ilvl="7" w:tentative="1">
+      <w:start w:val="1"/>
+      <w:numFmt w:val="decimal"/>
+      <w:lvlText w:val="%8."/>
+      <w:lvlJc w:val="left"/>
+      <w:pPr>
+        <w:tabs>
+          <w:tab w:val="num" w:pos="5760"/>
+        </w:tabs>
+        <w:ind w:left="5760" w:hanging="360"/>
+      </w:pPr>
+    </w:lvl>
+    <w:lvl w:ilvl="8" w:tentative="1">
+      <w:start w:val="1"/>
+      <w:numFmt w:val="decimal"/>
+      <w:lvlText w:val="%9."/>
+      <w:lvlJc w:val="left"/>
+      <w:pPr>
+        <w:tabs>
+          <w:tab w:val="num" w:pos="6480"/>
+        </w:tabs>
+        <w:ind w:left="6480" w:hanging="360"/>
+      </w:pPr>
+    </w:lvl>
+  </w:abstractNum>
+  <w:abstractNum w:abstractNumId="13" w15:restartNumberingAfterBreak="0">
+    <w:nsid w:val="5BFC2A2B"/>
+    <w:multiLevelType w:val="multilevel"/>
+    <w:tmpl w:val="F68044EC"/>
+    <w:lvl w:ilvl="0">
+      <w:start w:val="1"/>
+      <w:numFmt w:val="decimal"/>
+      <w:lvlText w:val="%1."/>
+      <w:lvlJc w:val="left"/>
+      <w:pPr>
+        <w:tabs>
+          <w:tab w:val="num" w:pos="720"/>
+        </w:tabs>
+        <w:ind w:left="720" w:hanging="360"/>
+      </w:pPr>
+    </w:lvl>
+    <w:lvl w:ilvl="1" w:tentative="1">
+      <w:start w:val="1"/>
+      <w:numFmt w:val="decimal"/>
+      <w:lvlText w:val="%2."/>
+      <w:lvlJc w:val="left"/>
+      <w:pPr>
+        <w:tabs>
+          <w:tab w:val="num" w:pos="1440"/>
+        </w:tabs>
+        <w:ind w:left="1440" w:hanging="360"/>
+      </w:pPr>
+    </w:lvl>
+    <w:lvl w:ilvl="2" w:tentative="1">
+      <w:start w:val="1"/>
+      <w:numFmt w:val="decimal"/>
+      <w:lvlText w:val="%3."/>
+      <w:lvlJc w:val="left"/>
+      <w:pPr>
+        <w:tabs>
+          <w:tab w:val="num" w:pos="2160"/>
+        </w:tabs>
+        <w:ind w:left="2160" w:hanging="360"/>
+      </w:pPr>
+    </w:lvl>
+    <w:lvl w:ilvl="3" w:tentative="1">
+      <w:start w:val="1"/>
+      <w:numFmt w:val="decimal"/>
+      <w:lvlText w:val="%4."/>
+      <w:lvlJc w:val="left"/>
+      <w:pPr>
+        <w:tabs>
+          <w:tab w:val="num" w:pos="2880"/>
+        </w:tabs>
+        <w:ind w:left="2880" w:hanging="360"/>
+      </w:pPr>
+    </w:lvl>
+    <w:lvl w:ilvl="4" w:tentative="1">
+      <w:start w:val="1"/>
+      <w:numFmt w:val="decimal"/>
+      <w:lvlText w:val="%5."/>
+      <w:lvlJc w:val="left"/>
+      <w:pPr>
+        <w:tabs>
+          <w:tab w:val="num" w:pos="3600"/>
+        </w:tabs>
+        <w:ind w:left="3600" w:hanging="360"/>
+      </w:pPr>
+    </w:lvl>
+    <w:lvl w:ilvl="5" w:tentative="1">
+      <w:start w:val="1"/>
+      <w:numFmt w:val="decimal"/>
+      <w:lvlText w:val="%6."/>
+      <w:lvlJc w:val="left"/>
+      <w:pPr>
+        <w:tabs>
+          <w:tab w:val="num" w:pos="4320"/>
+        </w:tabs>
+        <w:ind w:left="4320" w:hanging="360"/>
+      </w:pPr>
+    </w:lvl>
+    <w:lvl w:ilvl="6" w:tentative="1">
+      <w:start w:val="1"/>
+      <w:numFmt w:val="decimal"/>
+      <w:lvlText w:val="%7."/>
+      <w:lvlJc w:val="left"/>
+      <w:pPr>
+        <w:tabs>
+          <w:tab w:val="num" w:pos="5040"/>
+        </w:tabs>
+        <w:ind w:left="5040" w:hanging="360"/>
+      </w:pPr>
+    </w:lvl>
+    <w:lvl w:ilvl="7" w:tentative="1">
+      <w:start w:val="1"/>
+      <w:numFmt w:val="decimal"/>
+      <w:lvlText w:val="%8."/>
+      <w:lvlJc w:val="left"/>
+      <w:pPr>
+        <w:tabs>
+          <w:tab w:val="num" w:pos="5760"/>
+        </w:tabs>
+        <w:ind w:left="5760" w:hanging="360"/>
+      </w:pPr>
+    </w:lvl>
+    <w:lvl w:ilvl="8" w:tentative="1">
+      <w:start w:val="1"/>
+      <w:numFmt w:val="decimal"/>
+      <w:lvlText w:val="%9."/>
+      <w:lvlJc w:val="left"/>
+      <w:pPr>
+        <w:tabs>
+          <w:tab w:val="num" w:pos="6480"/>
+        </w:tabs>
+        <w:ind w:left="6480" w:hanging="360"/>
+      </w:pPr>
+    </w:lvl>
+  </w:abstractNum>
+  <w:abstractNum w:abstractNumId="14" w15:restartNumberingAfterBreak="0">
     <w:nsid w:val="5F436771"/>
     <w:multiLevelType w:val="multilevel"/>
     <w:tmpl w:val="3320C6A2"/>
@@ -5813,7 +6812,7 @@
       </w:pPr>
     </w:lvl>
   </w:abstractNum>
-  <w:abstractNum w:abstractNumId="12" w15:restartNumberingAfterBreak="0">
+  <w:abstractNum w:abstractNumId="15" w15:restartNumberingAfterBreak="0">
     <w:nsid w:val="60E335AB"/>
     <w:multiLevelType w:val="multilevel"/>
     <w:tmpl w:val="22AC81BE"/>
@@ -5926,7 +6925,120 @@
       </w:pPr>
     </w:lvl>
   </w:abstractNum>
-  <w:abstractNum w:abstractNumId="13" w15:restartNumberingAfterBreak="0">
+  <w:abstractNum w:abstractNumId="16" w15:restartNumberingAfterBreak="0">
+    <w:nsid w:val="66811F00"/>
+    <w:multiLevelType w:val="multilevel"/>
+    <w:tmpl w:val="D24C34E4"/>
+    <w:lvl w:ilvl="0">
+      <w:start w:val="1"/>
+      <w:numFmt w:val="decimal"/>
+      <w:lvlText w:val="%1."/>
+      <w:lvlJc w:val="left"/>
+      <w:pPr>
+        <w:tabs>
+          <w:tab w:val="num" w:pos="720"/>
+        </w:tabs>
+        <w:ind w:left="720" w:hanging="360"/>
+      </w:pPr>
+    </w:lvl>
+    <w:lvl w:ilvl="1" w:tentative="1">
+      <w:start w:val="1"/>
+      <w:numFmt w:val="decimal"/>
+      <w:lvlText w:val="%2."/>
+      <w:lvlJc w:val="left"/>
+      <w:pPr>
+        <w:tabs>
+          <w:tab w:val="num" w:pos="1440"/>
+        </w:tabs>
+        <w:ind w:left="1440" w:hanging="360"/>
+      </w:pPr>
+    </w:lvl>
+    <w:lvl w:ilvl="2" w:tentative="1">
+      <w:start w:val="1"/>
+      <w:numFmt w:val="decimal"/>
+      <w:lvlText w:val="%3."/>
+      <w:lvlJc w:val="left"/>
+      <w:pPr>
+        <w:tabs>
+          <w:tab w:val="num" w:pos="2160"/>
+        </w:tabs>
+        <w:ind w:left="2160" w:hanging="360"/>
+      </w:pPr>
+    </w:lvl>
+    <w:lvl w:ilvl="3" w:tentative="1">
+      <w:start w:val="1"/>
+      <w:numFmt w:val="decimal"/>
+      <w:lvlText w:val="%4."/>
+      <w:lvlJc w:val="left"/>
+      <w:pPr>
+        <w:tabs>
+          <w:tab w:val="num" w:pos="2880"/>
+        </w:tabs>
+        <w:ind w:left="2880" w:hanging="360"/>
+      </w:pPr>
+    </w:lvl>
+    <w:lvl w:ilvl="4" w:tentative="1">
+      <w:start w:val="1"/>
+      <w:numFmt w:val="decimal"/>
+      <w:lvlText w:val="%5."/>
+      <w:lvlJc w:val="left"/>
+      <w:pPr>
+        <w:tabs>
+          <w:tab w:val="num" w:pos="3600"/>
+        </w:tabs>
+        <w:ind w:left="3600" w:hanging="360"/>
+      </w:pPr>
+    </w:lvl>
+    <w:lvl w:ilvl="5" w:tentative="1">
+      <w:start w:val="1"/>
+      <w:numFmt w:val="decimal"/>
+      <w:lvlText w:val="%6."/>
+      <w:lvlJc w:val="left"/>
+      <w:pPr>
+        <w:tabs>
+          <w:tab w:val="num" w:pos="4320"/>
+        </w:tabs>
+        <w:ind w:left="4320" w:hanging="360"/>
+      </w:pPr>
+    </w:lvl>
+    <w:lvl w:ilvl="6" w:tentative="1">
+      <w:start w:val="1"/>
+      <w:numFmt w:val="decimal"/>
+      <w:lvlText w:val="%7."/>
+      <w:lvlJc w:val="left"/>
+      <w:pPr>
+        <w:tabs>
+          <w:tab w:val="num" w:pos="5040"/>
+        </w:tabs>
+        <w:ind w:left="5040" w:hanging="360"/>
+      </w:pPr>
+    </w:lvl>
+    <w:lvl w:ilvl="7" w:tentative="1">
+      <w:start w:val="1"/>
+      <w:numFmt w:val="decimal"/>
+      <w:lvlText w:val="%8."/>
+      <w:lvlJc w:val="left"/>
+      <w:pPr>
+        <w:tabs>
+          <w:tab w:val="num" w:pos="5760"/>
+        </w:tabs>
+        <w:ind w:left="5760" w:hanging="360"/>
+      </w:pPr>
+    </w:lvl>
+    <w:lvl w:ilvl="8" w:tentative="1">
+      <w:start w:val="1"/>
+      <w:numFmt w:val="decimal"/>
+      <w:lvlText w:val="%9."/>
+      <w:lvlJc w:val="left"/>
+      <w:pPr>
+        <w:tabs>
+          <w:tab w:val="num" w:pos="6480"/>
+        </w:tabs>
+        <w:ind w:left="6480" w:hanging="360"/>
+      </w:pPr>
+    </w:lvl>
+  </w:abstractNum>
+  <w:abstractNum w:abstractNumId="17" w15:restartNumberingAfterBreak="0">
     <w:nsid w:val="78F23F18"/>
     <w:multiLevelType w:val="multilevel"/>
     <w:tmpl w:val="91169836"/>
@@ -6039,8 +7151,121 @@
       </w:pPr>
     </w:lvl>
   </w:abstractNum>
+  <w:abstractNum w:abstractNumId="18" w15:restartNumberingAfterBreak="0">
+    <w:nsid w:val="79865D90"/>
+    <w:multiLevelType w:val="multilevel"/>
+    <w:tmpl w:val="4C8E399E"/>
+    <w:lvl w:ilvl="0">
+      <w:start w:val="1"/>
+      <w:numFmt w:val="decimal"/>
+      <w:lvlText w:val="%1."/>
+      <w:lvlJc w:val="left"/>
+      <w:pPr>
+        <w:tabs>
+          <w:tab w:val="num" w:pos="720"/>
+        </w:tabs>
+        <w:ind w:left="720" w:hanging="360"/>
+      </w:pPr>
+    </w:lvl>
+    <w:lvl w:ilvl="1" w:tentative="1">
+      <w:start w:val="1"/>
+      <w:numFmt w:val="decimal"/>
+      <w:lvlText w:val="%2."/>
+      <w:lvlJc w:val="left"/>
+      <w:pPr>
+        <w:tabs>
+          <w:tab w:val="num" w:pos="1440"/>
+        </w:tabs>
+        <w:ind w:left="1440" w:hanging="360"/>
+      </w:pPr>
+    </w:lvl>
+    <w:lvl w:ilvl="2" w:tentative="1">
+      <w:start w:val="1"/>
+      <w:numFmt w:val="decimal"/>
+      <w:lvlText w:val="%3."/>
+      <w:lvlJc w:val="left"/>
+      <w:pPr>
+        <w:tabs>
+          <w:tab w:val="num" w:pos="2160"/>
+        </w:tabs>
+        <w:ind w:left="2160" w:hanging="360"/>
+      </w:pPr>
+    </w:lvl>
+    <w:lvl w:ilvl="3" w:tentative="1">
+      <w:start w:val="1"/>
+      <w:numFmt w:val="decimal"/>
+      <w:lvlText w:val="%4."/>
+      <w:lvlJc w:val="left"/>
+      <w:pPr>
+        <w:tabs>
+          <w:tab w:val="num" w:pos="2880"/>
+        </w:tabs>
+        <w:ind w:left="2880" w:hanging="360"/>
+      </w:pPr>
+    </w:lvl>
+    <w:lvl w:ilvl="4" w:tentative="1">
+      <w:start w:val="1"/>
+      <w:numFmt w:val="decimal"/>
+      <w:lvlText w:val="%5."/>
+      <w:lvlJc w:val="left"/>
+      <w:pPr>
+        <w:tabs>
+          <w:tab w:val="num" w:pos="3600"/>
+        </w:tabs>
+        <w:ind w:left="3600" w:hanging="360"/>
+      </w:pPr>
+    </w:lvl>
+    <w:lvl w:ilvl="5" w:tentative="1">
+      <w:start w:val="1"/>
+      <w:numFmt w:val="decimal"/>
+      <w:lvlText w:val="%6."/>
+      <w:lvlJc w:val="left"/>
+      <w:pPr>
+        <w:tabs>
+          <w:tab w:val="num" w:pos="4320"/>
+        </w:tabs>
+        <w:ind w:left="4320" w:hanging="360"/>
+      </w:pPr>
+    </w:lvl>
+    <w:lvl w:ilvl="6" w:tentative="1">
+      <w:start w:val="1"/>
+      <w:numFmt w:val="decimal"/>
+      <w:lvlText w:val="%7."/>
+      <w:lvlJc w:val="left"/>
+      <w:pPr>
+        <w:tabs>
+          <w:tab w:val="num" w:pos="5040"/>
+        </w:tabs>
+        <w:ind w:left="5040" w:hanging="360"/>
+      </w:pPr>
+    </w:lvl>
+    <w:lvl w:ilvl="7" w:tentative="1">
+      <w:start w:val="1"/>
+      <w:numFmt w:val="decimal"/>
+      <w:lvlText w:val="%8."/>
+      <w:lvlJc w:val="left"/>
+      <w:pPr>
+        <w:tabs>
+          <w:tab w:val="num" w:pos="5760"/>
+        </w:tabs>
+        <w:ind w:left="5760" w:hanging="360"/>
+      </w:pPr>
+    </w:lvl>
+    <w:lvl w:ilvl="8" w:tentative="1">
+      <w:start w:val="1"/>
+      <w:numFmt w:val="decimal"/>
+      <w:lvlText w:val="%9."/>
+      <w:lvlJc w:val="left"/>
+      <w:pPr>
+        <w:tabs>
+          <w:tab w:val="num" w:pos="6480"/>
+        </w:tabs>
+        <w:ind w:left="6480" w:hanging="360"/>
+      </w:pPr>
+    </w:lvl>
+  </w:abstractNum>
   <w:num w:numId="1" w16cid:durableId="1099566421">
-    <w:abstractNumId w:val="9"/>
+    <w:abstractNumId w:val="10"/>
   </w:num>
   <w:num w:numId="2" w16cid:durableId="2116751180">
     <w:abstractNumId w:val="2"/>
@@ -6052,16 +7277,16 @@
     <w:abstractNumId w:val="6"/>
   </w:num>
   <w:num w:numId="5" w16cid:durableId="1631398879">
+    <w:abstractNumId w:val="9"/>
+  </w:num>
+  <w:num w:numId="6" w16cid:durableId="1628199336">
     <w:abstractNumId w:val="8"/>
   </w:num>
-  <w:num w:numId="6" w16cid:durableId="1628199336">
-    <w:abstractNumId w:val="7"/>
-  </w:num>
   <w:num w:numId="7" w16cid:durableId="1074161061">
-    <w:abstractNumId w:val="10"/>
+    <w:abstractNumId w:val="11"/>
   </w:num>
   <w:num w:numId="8" w16cid:durableId="1518034576">
-    <w:abstractNumId w:val="13"/>
+    <w:abstractNumId w:val="17"/>
   </w:num>
   <w:num w:numId="9" w16cid:durableId="1561164621">
     <w:abstractNumId w:val="1"/>
@@ -6073,13 +7298,28 @@
     <w:abstractNumId w:val="3"/>
   </w:num>
   <w:num w:numId="12" w16cid:durableId="1559971753">
-    <w:abstractNumId w:val="11"/>
+    <w:abstractNumId w:val="14"/>
   </w:num>
   <w:num w:numId="13" w16cid:durableId="1625500408">
-    <w:abstractNumId w:val="12"/>
+    <w:abstractNumId w:val="15"/>
   </w:num>
   <w:num w:numId="14" w16cid:durableId="1103452895">
     <w:abstractNumId w:val="4"/>
+  </w:num>
+  <w:num w:numId="15" w16cid:durableId="1325015138">
+    <w:abstractNumId w:val="13"/>
+  </w:num>
+  <w:num w:numId="16" w16cid:durableId="889653411">
+    <w:abstractNumId w:val="16"/>
+  </w:num>
+  <w:num w:numId="17" w16cid:durableId="1952055407">
+    <w:abstractNumId w:val="18"/>
+  </w:num>
+  <w:num w:numId="18" w16cid:durableId="942152649">
+    <w:abstractNumId w:val="12"/>
+  </w:num>
+  <w:num w:numId="19" w16cid:durableId="157113166">
+    <w:abstractNumId w:val="7"/>
   </w:num>
 </w:numbering>
 </file>

--- a/extra notes.docx
+++ b/extra notes.docx
@@ -13,6 +13,7 @@
           <w:szCs w:val="44"/>
         </w:rPr>
       </w:pPr>
+      <w:proofErr w:type="gramStart"/>
       <w:r>
         <w:rPr>
           <w:b/>
@@ -21,7 +22,18 @@
           <w:sz w:val="44"/>
           <w:szCs w:val="44"/>
         </w:rPr>
-        <w:t>NAME :- ADEAL FAROOQ LONE</w:t>
+        <w:t>NAME :</w:t>
+      </w:r>
+      <w:proofErr w:type="gramEnd"/>
+      <w:r>
+        <w:rPr>
+          <w:b/>
+          <w:bCs/>
+          <w:color w:val="EE0000"/>
+          <w:sz w:val="44"/>
+          <w:szCs w:val="44"/>
+        </w:rPr>
+        <w:t>- ADEAL FAROOQ LONE</w:t>
       </w:r>
     </w:p>
     <w:p>
@@ -293,132 +305,133 @@
           <w:highlight w:val="green"/>
         </w:rPr>
       </w:pPr>
+      <w:proofErr w:type="gramStart"/>
       <w:r>
         <w:rPr>
           <w:color w:val="2F5496" w:themeColor="accent1" w:themeShade="BF"/>
           <w:highlight w:val="green"/>
         </w:rPr>
         <w:lastRenderedPageBreak/>
-        <w:t xml:space="preserve">Yes we should start python .. like tell me everything  .. like why we are using this word .. or why using that that .. what is the need .. what will happen  if we do not write or do something like that </w:t>
-      </w:r>
-    </w:p>
-    <w:p>
-      <w:pPr>
+        <w:t>Yes</w:t>
+      </w:r>
+      <w:proofErr w:type="gramEnd"/>
+      <w:r>
         <w:rPr>
           <w:color w:val="2F5496" w:themeColor="accent1" w:themeShade="BF"/>
           <w:highlight w:val="green"/>
         </w:rPr>
-      </w:pPr>
+        <w:t xml:space="preserve"> we should start python</w:t>
+      </w:r>
+      <w:proofErr w:type="gramStart"/>
       <w:r>
         <w:rPr>
           <w:color w:val="2F5496" w:themeColor="accent1" w:themeShade="BF"/>
           <w:highlight w:val="green"/>
         </w:rPr>
-        <w:t xml:space="preserve">Like </w:t>
-      </w:r>
-      <w:proofErr w:type="spellStart"/>
+        <w:t xml:space="preserve"> ..</w:t>
+      </w:r>
+      <w:proofErr w:type="gramEnd"/>
       <w:r>
         <w:rPr>
           <w:color w:val="2F5496" w:themeColor="accent1" w:themeShade="BF"/>
           <w:highlight w:val="green"/>
         </w:rPr>
-        <w:t>i</w:t>
-      </w:r>
-      <w:proofErr w:type="spellEnd"/>
+        <w:t xml:space="preserve"> like tell me everything </w:t>
+      </w:r>
+      <w:proofErr w:type="gramStart"/>
       <w:r>
         <w:rPr>
           <w:color w:val="2F5496" w:themeColor="accent1" w:themeShade="BF"/>
           <w:highlight w:val="green"/>
         </w:rPr>
-        <w:t xml:space="preserve"> will h</w:t>
-      </w:r>
+        <w:t xml:space="preserve"> ..</w:t>
+      </w:r>
+      <w:proofErr w:type="gramEnd"/>
       <w:r>
         <w:rPr>
           <w:color w:val="2F5496" w:themeColor="accent1" w:themeShade="BF"/>
           <w:highlight w:val="green"/>
         </w:rPr>
-        <w:t>a</w:t>
-      </w:r>
+        <w:t xml:space="preserve"> like why we are using this word</w:t>
+      </w:r>
+      <w:proofErr w:type="gramStart"/>
       <w:r>
         <w:rPr>
           <w:color w:val="2F5496" w:themeColor="accent1" w:themeShade="BF"/>
           <w:highlight w:val="green"/>
         </w:rPr>
-        <w:t>ve you the example like float 0.1 + 0.2 is nor eq</w:t>
-      </w:r>
+        <w:t xml:space="preserve"> ..</w:t>
+      </w:r>
+      <w:proofErr w:type="gramEnd"/>
       <w:r>
         <w:rPr>
           <w:color w:val="2F5496" w:themeColor="accent1" w:themeShade="BF"/>
           <w:highlight w:val="green"/>
         </w:rPr>
-        <w:t>ua</w:t>
-      </w:r>
+        <w:t xml:space="preserve"> or why using that that</w:t>
+      </w:r>
+      <w:proofErr w:type="gramStart"/>
       <w:r>
         <w:rPr>
           <w:color w:val="2F5496" w:themeColor="accent1" w:themeShade="BF"/>
           <w:highlight w:val="green"/>
         </w:rPr>
-        <w:t xml:space="preserve">l to 0.3 why.. like these questions  </w:t>
-      </w:r>
-    </w:p>
-    <w:p>
-      <w:pPr>
+        <w:t xml:space="preserve"> ..</w:t>
+      </w:r>
+      <w:proofErr w:type="gramEnd"/>
+      <w:r>
         <w:rPr>
           <w:color w:val="2F5496" w:themeColor="accent1" w:themeShade="BF"/>
           <w:highlight w:val="green"/>
         </w:rPr>
-      </w:pPr>
+        <w:t xml:space="preserve"> what is the need</w:t>
+      </w:r>
+      <w:proofErr w:type="gramStart"/>
       <w:r>
         <w:rPr>
           <w:color w:val="2F5496" w:themeColor="accent1" w:themeShade="BF"/>
           <w:highlight w:val="green"/>
         </w:rPr>
-        <w:t xml:space="preserve">This is just the basic example </w:t>
-      </w:r>
-      <w:proofErr w:type="spellStart"/>
+        <w:t xml:space="preserve"> ..</w:t>
+      </w:r>
+      <w:proofErr w:type="gramEnd"/>
       <w:r>
         <w:rPr>
           <w:color w:val="2F5496" w:themeColor="accent1" w:themeShade="BF"/>
           <w:highlight w:val="green"/>
         </w:rPr>
-        <w:t>i</w:t>
-      </w:r>
-      <w:proofErr w:type="spellEnd"/>
+        <w:t xml:space="preserve"> what will </w:t>
+      </w:r>
+      <w:proofErr w:type="gramStart"/>
       <w:r>
         <w:rPr>
           <w:color w:val="2F5496" w:themeColor="accent1" w:themeShade="BF"/>
           <w:highlight w:val="green"/>
         </w:rPr>
-        <w:t xml:space="preserve"> am saying .. you know there are lot of things there ... so we have to go to the core of this .. everything  we need to know ...stack and heap things etc </w:t>
-      </w:r>
-    </w:p>
-    <w:p>
-      <w:pPr>
+        <w:t>happen  if</w:t>
+      </w:r>
+      <w:proofErr w:type="gramEnd"/>
+      <w:r>
         <w:rPr>
           <w:color w:val="2F5496" w:themeColor="accent1" w:themeShade="BF"/>
           <w:highlight w:val="green"/>
         </w:rPr>
-      </w:pPr>
-      <w:r>
+        <w:t xml:space="preserve"> we do not write or do something like that </w:t>
+      </w:r>
+    </w:p>
+    <w:p>
+      <w:pPr>
         <w:rPr>
           <w:color w:val="2F5496" w:themeColor="accent1" w:themeShade="BF"/>
           <w:highlight w:val="green"/>
         </w:rPr>
-        <w:t xml:space="preserve">And everything  in detail </w:t>
-      </w:r>
-    </w:p>
-    <w:p>
-      <w:pPr>
-        <w:rPr>
-          <w:color w:val="2F5496" w:themeColor="accent1" w:themeShade="BF"/>
-        </w:rPr>
       </w:pPr>
       <w:r>
         <w:rPr>
           <w:color w:val="2F5496" w:themeColor="accent1" w:themeShade="BF"/>
           <w:highlight w:val="green"/>
         </w:rPr>
-        <w:t xml:space="preserve">May be you are getting what </w:t>
+        <w:t xml:space="preserve">Like </w:t>
       </w:r>
       <w:proofErr w:type="spellStart"/>
       <w:r>
@@ -434,7 +447,232 @@
           <w:color w:val="2F5496" w:themeColor="accent1" w:themeShade="BF"/>
           <w:highlight w:val="green"/>
         </w:rPr>
-        <w:t xml:space="preserve"> am trying to say .. like how much deep we have to learn things so that there will be no confusion  in the future as we go onwards</w:t>
+        <w:t xml:space="preserve"> will h</w:t>
+      </w:r>
+      <w:r>
+        <w:rPr>
+          <w:color w:val="2F5496" w:themeColor="accent1" w:themeShade="BF"/>
+          <w:highlight w:val="green"/>
+        </w:rPr>
+        <w:t>a</w:t>
+      </w:r>
+      <w:r>
+        <w:rPr>
+          <w:color w:val="2F5496" w:themeColor="accent1" w:themeShade="BF"/>
+          <w:highlight w:val="green"/>
+        </w:rPr>
+        <w:t>ve you the example like float 0.1 + 0.2 is nor eq</w:t>
+      </w:r>
+      <w:r>
+        <w:rPr>
+          <w:color w:val="2F5496" w:themeColor="accent1" w:themeShade="BF"/>
+          <w:highlight w:val="green"/>
+        </w:rPr>
+        <w:t>ua</w:t>
+      </w:r>
+      <w:r>
+        <w:rPr>
+          <w:color w:val="2F5496" w:themeColor="accent1" w:themeShade="BF"/>
+          <w:highlight w:val="green"/>
+        </w:rPr>
+        <w:t xml:space="preserve">l to 0.3 </w:t>
+      </w:r>
+      <w:proofErr w:type="gramStart"/>
+      <w:r>
+        <w:rPr>
+          <w:color w:val="2F5496" w:themeColor="accent1" w:themeShade="BF"/>
+          <w:highlight w:val="green"/>
+        </w:rPr>
+        <w:t>why..</w:t>
+      </w:r>
+      <w:proofErr w:type="gramEnd"/>
+      <w:r>
+        <w:rPr>
+          <w:color w:val="2F5496" w:themeColor="accent1" w:themeShade="BF"/>
+          <w:highlight w:val="green"/>
+        </w:rPr>
+        <w:t xml:space="preserve"> like these questions  </w:t>
+      </w:r>
+    </w:p>
+    <w:p>
+      <w:pPr>
+        <w:rPr>
+          <w:color w:val="2F5496" w:themeColor="accent1" w:themeShade="BF"/>
+          <w:highlight w:val="green"/>
+        </w:rPr>
+      </w:pPr>
+      <w:r>
+        <w:rPr>
+          <w:color w:val="2F5496" w:themeColor="accent1" w:themeShade="BF"/>
+          <w:highlight w:val="green"/>
+        </w:rPr>
+        <w:t xml:space="preserve">This is just the basic example </w:t>
+      </w:r>
+      <w:proofErr w:type="spellStart"/>
+      <w:r>
+        <w:rPr>
+          <w:color w:val="2F5496" w:themeColor="accent1" w:themeShade="BF"/>
+          <w:highlight w:val="green"/>
+        </w:rPr>
+        <w:t>i</w:t>
+      </w:r>
+      <w:proofErr w:type="spellEnd"/>
+      <w:r>
+        <w:rPr>
+          <w:color w:val="2F5496" w:themeColor="accent1" w:themeShade="BF"/>
+          <w:highlight w:val="green"/>
+        </w:rPr>
+        <w:t xml:space="preserve"> am saying</w:t>
+      </w:r>
+      <w:proofErr w:type="gramStart"/>
+      <w:r>
+        <w:rPr>
+          <w:color w:val="2F5496" w:themeColor="accent1" w:themeShade="BF"/>
+          <w:highlight w:val="green"/>
+        </w:rPr>
+        <w:t xml:space="preserve"> ..</w:t>
+      </w:r>
+      <w:proofErr w:type="gramEnd"/>
+      <w:r>
+        <w:rPr>
+          <w:color w:val="2F5496" w:themeColor="accent1" w:themeShade="BF"/>
+          <w:highlight w:val="green"/>
+        </w:rPr>
+        <w:t xml:space="preserve"> you know there are lot of things there ... so we have to go to the core of this</w:t>
+      </w:r>
+      <w:proofErr w:type="gramStart"/>
+      <w:r>
+        <w:rPr>
+          <w:color w:val="2F5496" w:themeColor="accent1" w:themeShade="BF"/>
+          <w:highlight w:val="green"/>
+        </w:rPr>
+        <w:t xml:space="preserve"> ..</w:t>
+      </w:r>
+      <w:proofErr w:type="gramEnd"/>
+      <w:r>
+        <w:rPr>
+          <w:color w:val="2F5496" w:themeColor="accent1" w:themeShade="BF"/>
+          <w:highlight w:val="green"/>
+        </w:rPr>
+        <w:t xml:space="preserve"> </w:t>
+      </w:r>
+      <w:proofErr w:type="gramStart"/>
+      <w:r>
+        <w:rPr>
+          <w:color w:val="2F5496" w:themeColor="accent1" w:themeShade="BF"/>
+          <w:highlight w:val="green"/>
+        </w:rPr>
+        <w:t>everything  we</w:t>
+      </w:r>
+      <w:proofErr w:type="gramEnd"/>
+      <w:r>
+        <w:rPr>
+          <w:color w:val="2F5496" w:themeColor="accent1" w:themeShade="BF"/>
+          <w:highlight w:val="green"/>
+        </w:rPr>
+        <w:t xml:space="preserve"> need to know ...stack and heap things etc </w:t>
+      </w:r>
+    </w:p>
+    <w:p>
+      <w:pPr>
+        <w:rPr>
+          <w:color w:val="2F5496" w:themeColor="accent1" w:themeShade="BF"/>
+          <w:highlight w:val="green"/>
+        </w:rPr>
+      </w:pPr>
+      <w:r>
+        <w:rPr>
+          <w:color w:val="2F5496" w:themeColor="accent1" w:themeShade="BF"/>
+          <w:highlight w:val="green"/>
+        </w:rPr>
+        <w:t xml:space="preserve">And </w:t>
+      </w:r>
+      <w:proofErr w:type="gramStart"/>
+      <w:r>
+        <w:rPr>
+          <w:color w:val="2F5496" w:themeColor="accent1" w:themeShade="BF"/>
+          <w:highlight w:val="green"/>
+        </w:rPr>
+        <w:t>everything  in</w:t>
+      </w:r>
+      <w:proofErr w:type="gramEnd"/>
+      <w:r>
+        <w:rPr>
+          <w:color w:val="2F5496" w:themeColor="accent1" w:themeShade="BF"/>
+          <w:highlight w:val="green"/>
+        </w:rPr>
+        <w:t xml:space="preserve"> detail </w:t>
+      </w:r>
+    </w:p>
+    <w:p>
+      <w:pPr>
+        <w:rPr>
+          <w:color w:val="2F5496" w:themeColor="accent1" w:themeShade="BF"/>
+        </w:rPr>
+      </w:pPr>
+      <w:proofErr w:type="gramStart"/>
+      <w:r>
+        <w:rPr>
+          <w:color w:val="2F5496" w:themeColor="accent1" w:themeShade="BF"/>
+          <w:highlight w:val="green"/>
+        </w:rPr>
+        <w:t>May be</w:t>
+      </w:r>
+      <w:proofErr w:type="gramEnd"/>
+      <w:r>
+        <w:rPr>
+          <w:color w:val="2F5496" w:themeColor="accent1" w:themeShade="BF"/>
+          <w:highlight w:val="green"/>
+        </w:rPr>
+        <w:t xml:space="preserve"> you are getting what </w:t>
+      </w:r>
+      <w:proofErr w:type="spellStart"/>
+      <w:r>
+        <w:rPr>
+          <w:color w:val="2F5496" w:themeColor="accent1" w:themeShade="BF"/>
+          <w:highlight w:val="green"/>
+        </w:rPr>
+        <w:t>i</w:t>
+      </w:r>
+      <w:proofErr w:type="spellEnd"/>
+      <w:r>
+        <w:rPr>
+          <w:color w:val="2F5496" w:themeColor="accent1" w:themeShade="BF"/>
+          <w:highlight w:val="green"/>
+        </w:rPr>
+        <w:t xml:space="preserve"> am trying to say</w:t>
+      </w:r>
+      <w:proofErr w:type="gramStart"/>
+      <w:r>
+        <w:rPr>
+          <w:color w:val="2F5496" w:themeColor="accent1" w:themeShade="BF"/>
+          <w:highlight w:val="green"/>
+        </w:rPr>
+        <w:t xml:space="preserve"> ..</w:t>
+      </w:r>
+      <w:proofErr w:type="gramEnd"/>
+      <w:r>
+        <w:rPr>
+          <w:color w:val="2F5496" w:themeColor="accent1" w:themeShade="BF"/>
+          <w:highlight w:val="green"/>
+        </w:rPr>
+        <w:t xml:space="preserve"> like how much deep we have to learn things so that there will be no </w:t>
+      </w:r>
+      <w:proofErr w:type="gramStart"/>
+      <w:r>
+        <w:rPr>
+          <w:color w:val="2F5496" w:themeColor="accent1" w:themeShade="BF"/>
+          <w:highlight w:val="green"/>
+        </w:rPr>
+        <w:t>confusion  in</w:t>
+      </w:r>
+      <w:proofErr w:type="gramEnd"/>
+      <w:r>
+        <w:rPr>
+          <w:color w:val="2F5496" w:themeColor="accent1" w:themeShade="BF"/>
+          <w:highlight w:val="green"/>
+        </w:rPr>
+        <w:t xml:space="preserve"> the future as we go onwards</w:t>
       </w:r>
     </w:p>
     <w:p>
@@ -1075,6 +1313,7 @@
         <w:t xml:space="preserve">Yes </w:t>
       </w:r>
       <w:proofErr w:type="spellStart"/>
+      <w:proofErr w:type="gramStart"/>
       <w:r>
         <w:rPr>
           <w:color w:val="1F3864" w:themeColor="accent1" w:themeShade="80"/>
@@ -1083,12 +1322,29 @@
         <w:t>lets</w:t>
       </w:r>
       <w:proofErr w:type="spellEnd"/>
+      <w:proofErr w:type="gramEnd"/>
       <w:r>
         <w:rPr>
           <w:color w:val="1F3864" w:themeColor="accent1" w:themeShade="80"/>
           <w:highlight w:val="green"/>
         </w:rPr>
-        <w:t xml:space="preserve"> start .. from the scratch</w:t>
+        <w:t xml:space="preserve"> start</w:t>
+      </w:r>
+      <w:proofErr w:type="gramStart"/>
+      <w:r>
+        <w:rPr>
+          <w:color w:val="1F3864" w:themeColor="accent1" w:themeShade="80"/>
+          <w:highlight w:val="green"/>
+        </w:rPr>
+        <w:t xml:space="preserve"> ..</w:t>
+      </w:r>
+      <w:proofErr w:type="gramEnd"/>
+      <w:r>
+        <w:rPr>
+          <w:color w:val="1F3864" w:themeColor="accent1" w:themeShade="80"/>
+          <w:highlight w:val="green"/>
+        </w:rPr>
+        <w:t xml:space="preserve"> from the scratch</w:t>
       </w:r>
     </w:p>
     <w:p>
@@ -1865,7 +2121,21 @@
         <w:rPr>
           <w:color w:val="000000" w:themeColor="text1"/>
         </w:rPr>
-        <w:t>score = 50: Python builds a brand new object in the Heap with the value 50. It takes the score name tag, cuts the string pointing to 100, and ties it to the new 50.</w:t>
+        <w:t xml:space="preserve">score = 50: Python builds a </w:t>
+      </w:r>
+      <w:proofErr w:type="gramStart"/>
+      <w:r>
+        <w:rPr>
+          <w:color w:val="000000" w:themeColor="text1"/>
+        </w:rPr>
+        <w:t>brand new</w:t>
+      </w:r>
+      <w:proofErr w:type="gramEnd"/>
+      <w:r>
+        <w:rPr>
+          <w:color w:val="000000" w:themeColor="text1"/>
+        </w:rPr>
+        <w:t xml:space="preserve"> object in the Heap with the value 50. It takes the score name tag, cuts the string pointing to 100, and ties it to the new 50.</w:t>
       </w:r>
     </w:p>
     <w:p>
@@ -1948,8 +2218,17 @@
           <w:color w:val="000000" w:themeColor="text1"/>
           <w:highlight w:val="green"/>
         </w:rPr>
-        <w:t>As you are telling it means that heap contains objects which actually are the values which are given to the variables .</w:t>
-      </w:r>
+        <w:t xml:space="preserve">As you are telling it means that heap contains objects which actually are the values which are given to the </w:t>
+      </w:r>
+      <w:proofErr w:type="gramStart"/>
+      <w:r>
+        <w:rPr>
+          <w:color w:val="000000" w:themeColor="text1"/>
+          <w:highlight w:val="green"/>
+        </w:rPr>
+        <w:t>variables .</w:t>
+      </w:r>
+      <w:proofErr w:type="gramEnd"/>
     </w:p>
     <w:p>
       <w:pPr>
@@ -2351,7 +2630,21 @@
         <w:rPr>
           <w:color w:val="000000" w:themeColor="text1"/>
         </w:rPr>
-        <w:t xml:space="preserve"> Python creates the 100 object in the Heap. Because score is pointing to it, the 100 object's reference count is </w:t>
+        <w:t xml:space="preserve"> Python creates the 100 </w:t>
+      </w:r>
+      <w:proofErr w:type="gramStart"/>
+      <w:r>
+        <w:rPr>
+          <w:color w:val="000000" w:themeColor="text1"/>
+        </w:rPr>
+        <w:t>object</w:t>
+      </w:r>
+      <w:proofErr w:type="gramEnd"/>
+      <w:r>
+        <w:rPr>
+          <w:color w:val="000000" w:themeColor="text1"/>
+        </w:rPr>
+        <w:t xml:space="preserve"> in the Heap. Because score is pointing to it, the 100 object's reference count is </w:t>
       </w:r>
       <w:r>
         <w:rPr>
@@ -2414,7 +2707,21 @@
         <w:rPr>
           <w:color w:val="000000" w:themeColor="text1"/>
         </w:rPr>
-        <w:t xml:space="preserve"> is also pointing at the 100 object. The reference count goes up to </w:t>
+        <w:t xml:space="preserve"> is also pointing at the 100 </w:t>
+      </w:r>
+      <w:proofErr w:type="gramStart"/>
+      <w:r>
+        <w:rPr>
+          <w:color w:val="000000" w:themeColor="text1"/>
+        </w:rPr>
+        <w:t>object</w:t>
+      </w:r>
+      <w:proofErr w:type="gramEnd"/>
+      <w:r>
+        <w:rPr>
+          <w:color w:val="000000" w:themeColor="text1"/>
+        </w:rPr>
+        <w:t xml:space="preserve">. The reference count goes up to </w:t>
       </w:r>
       <w:r>
         <w:rPr>
@@ -2573,7 +2880,21 @@
         <w:rPr>
           <w:color w:val="000000" w:themeColor="text1"/>
         </w:rPr>
-        <w:t>The Garbage Collector instantly swoops in, destroys the 100 object, and gives that tiny chunk of memory back to your computer's operating system. This ensures your program only takes up exactly as much memory as it actively needs.</w:t>
+        <w:t xml:space="preserve">The Garbage Collector instantly swoops in, destroys the 100 </w:t>
+      </w:r>
+      <w:proofErr w:type="gramStart"/>
+      <w:r>
+        <w:rPr>
+          <w:color w:val="000000" w:themeColor="text1"/>
+        </w:rPr>
+        <w:t>object</w:t>
+      </w:r>
+      <w:proofErr w:type="gramEnd"/>
+      <w:r>
+        <w:rPr>
+          <w:color w:val="000000" w:themeColor="text1"/>
+        </w:rPr>
+        <w:t>, and gives that tiny chunk of memory back to your computer's operating system. This ensures your program only takes up exactly as much memory as it actively needs.</w:t>
       </w:r>
     </w:p>
     <w:p>
@@ -2641,7 +2962,23 @@
           <w:color w:val="000000" w:themeColor="text1"/>
           <w:highlight w:val="green"/>
         </w:rPr>
-        <w:t xml:space="preserve"> good .. </w:t>
+        <w:t xml:space="preserve"> good</w:t>
+      </w:r>
+      <w:proofErr w:type="gramStart"/>
+      <w:r>
+        <w:rPr>
+          <w:color w:val="000000" w:themeColor="text1"/>
+          <w:highlight w:val="green"/>
+        </w:rPr>
+        <w:t xml:space="preserve"> ..</w:t>
+      </w:r>
+      <w:proofErr w:type="gramEnd"/>
+      <w:r>
+        <w:rPr>
+          <w:color w:val="000000" w:themeColor="text1"/>
+          <w:highlight w:val="green"/>
+        </w:rPr>
+        <w:t xml:space="preserve"> </w:t>
       </w:r>
       <w:proofErr w:type="spellStart"/>
       <w:r>
@@ -2673,7 +3010,23 @@
           <w:color w:val="000000" w:themeColor="text1"/>
           <w:highlight w:val="green"/>
         </w:rPr>
-        <w:t xml:space="preserve"> move forward .. we will cover the whole thing like this ... just </w:t>
+        <w:t xml:space="preserve"> move forward</w:t>
+      </w:r>
+      <w:proofErr w:type="gramStart"/>
+      <w:r>
+        <w:rPr>
+          <w:color w:val="000000" w:themeColor="text1"/>
+          <w:highlight w:val="green"/>
+        </w:rPr>
+        <w:t xml:space="preserve"> ..</w:t>
+      </w:r>
+      <w:proofErr w:type="gramEnd"/>
+      <w:r>
+        <w:rPr>
+          <w:color w:val="000000" w:themeColor="text1"/>
+          <w:highlight w:val="green"/>
+        </w:rPr>
+        <w:t xml:space="preserve"> we will cover the whole thing like this ... just </w:t>
       </w:r>
       <w:proofErr w:type="spellStart"/>
       <w:r>
@@ -2689,8 +3042,17 @@
           <w:color w:val="000000" w:themeColor="text1"/>
           <w:highlight w:val="green"/>
         </w:rPr>
-        <w:t xml:space="preserve"> with the next ..</w:t>
-      </w:r>
+        <w:t xml:space="preserve"> with the next</w:t>
+      </w:r>
+      <w:proofErr w:type="gramStart"/>
+      <w:r>
+        <w:rPr>
+          <w:color w:val="000000" w:themeColor="text1"/>
+          <w:highlight w:val="green"/>
+        </w:rPr>
+        <w:t xml:space="preserve"> ..</w:t>
+      </w:r>
+      <w:proofErr w:type="gramEnd"/>
     </w:p>
     <w:p>
       <w:pPr>
@@ -2719,7 +3081,23 @@
           <w:color w:val="000000" w:themeColor="text1"/>
           <w:highlight w:val="green"/>
         </w:rPr>
-        <w:t xml:space="preserve"> choose by yourself that what we will learn next .. but as </w:t>
+        <w:t xml:space="preserve"> choose by yourself that what we will learn next</w:t>
+      </w:r>
+      <w:proofErr w:type="gramStart"/>
+      <w:r>
+        <w:rPr>
+          <w:color w:val="000000" w:themeColor="text1"/>
+          <w:highlight w:val="green"/>
+        </w:rPr>
+        <w:t xml:space="preserve"> ..</w:t>
+      </w:r>
+      <w:proofErr w:type="gramEnd"/>
+      <w:r>
+        <w:rPr>
+          <w:color w:val="000000" w:themeColor="text1"/>
+          <w:highlight w:val="green"/>
+        </w:rPr>
+        <w:t xml:space="preserve"> but as </w:t>
       </w:r>
       <w:proofErr w:type="spellStart"/>
       <w:r>
@@ -2998,7 +3376,21 @@
         <w:rPr>
           <w:color w:val="000000" w:themeColor="text1"/>
         </w:rPr>
-        <w:t>When you say x = x + 1, Python says, "Ah, 10 is an Integer. Integers are immutable. I cannot touch the 10 object."</w:t>
+        <w:t xml:space="preserve">When you say x = x + 1, Python says, "Ah, 10 is an Integer. Integers are immutable. I cannot touch the 10 </w:t>
+      </w:r>
+      <w:proofErr w:type="gramStart"/>
+      <w:r>
+        <w:rPr>
+          <w:color w:val="000000" w:themeColor="text1"/>
+        </w:rPr>
+        <w:t>object</w:t>
+      </w:r>
+      <w:proofErr w:type="gramEnd"/>
+      <w:r>
+        <w:rPr>
+          <w:color w:val="000000" w:themeColor="text1"/>
+        </w:rPr>
+        <w:t>."</w:t>
       </w:r>
     </w:p>
     <w:p>
@@ -3017,13 +3409,23 @@
         </w:rPr>
         <w:t xml:space="preserve">So, Python builds a </w:t>
       </w:r>
-      <w:r>
-        <w:rPr>
-          <w:b/>
-          <w:bCs/>
-          <w:color w:val="000000" w:themeColor="text1"/>
-        </w:rPr>
-        <w:t>brand new object</w:t>
+      <w:proofErr w:type="gramStart"/>
+      <w:r>
+        <w:rPr>
+          <w:b/>
+          <w:bCs/>
+          <w:color w:val="000000" w:themeColor="text1"/>
+        </w:rPr>
+        <w:t>brand new</w:t>
+      </w:r>
+      <w:proofErr w:type="gramEnd"/>
+      <w:r>
+        <w:rPr>
+          <w:b/>
+          <w:bCs/>
+          <w:color w:val="000000" w:themeColor="text1"/>
+        </w:rPr>
+        <w:t xml:space="preserve"> object</w:t>
       </w:r>
       <w:r>
         <w:rPr>
@@ -3171,7 +3573,21 @@
         <w:rPr>
           <w:color w:val="000000" w:themeColor="text1"/>
         </w:rPr>
-        <w:t>Lists (Arrays), Dictionaries (Hash Maps), and Sets are mutable. You can change them directly inside the Heap without having to build a brand new object.</w:t>
+        <w:t xml:space="preserve">Lists (Arrays), Dictionaries (Hash Maps), and Sets are mutable. You can change them directly inside the Heap without having to build a </w:t>
+      </w:r>
+      <w:proofErr w:type="gramStart"/>
+      <w:r>
+        <w:rPr>
+          <w:color w:val="000000" w:themeColor="text1"/>
+        </w:rPr>
+        <w:t>brand new</w:t>
+      </w:r>
+      <w:proofErr w:type="gramEnd"/>
+      <w:r>
+        <w:rPr>
+          <w:color w:val="000000" w:themeColor="text1"/>
+        </w:rPr>
+        <w:t xml:space="preserve"> object.</w:t>
       </w:r>
     </w:p>
     <w:p>
@@ -3246,9 +3662,17 @@
         <w:rPr>
           <w:color w:val="000000" w:themeColor="text1"/>
         </w:rPr>
-        <w:t>my_list.append</w:t>
+        <w:t>my_</w:t>
+      </w:r>
+      <w:proofErr w:type="gramStart"/>
+      <w:r>
+        <w:rPr>
+          <w:color w:val="000000" w:themeColor="text1"/>
+        </w:rPr>
+        <w:t>list.append</w:t>
       </w:r>
       <w:proofErr w:type="spellEnd"/>
+      <w:proofErr w:type="gramEnd"/>
       <w:r>
         <w:rPr>
           <w:color w:val="000000" w:themeColor="text1"/>
@@ -3314,7 +3738,21 @@
         <w:rPr>
           <w:color w:val="000000" w:themeColor="text1"/>
         </w:rPr>
-        <w:t>When you use .append(4), Python goes to the exact same object in the Heap, forces it to expand, and stuffs the 4 inside it.</w:t>
+        <w:t xml:space="preserve">When you </w:t>
+      </w:r>
+      <w:proofErr w:type="gramStart"/>
+      <w:r>
+        <w:rPr>
+          <w:color w:val="000000" w:themeColor="text1"/>
+        </w:rPr>
+        <w:t>use .append</w:t>
+      </w:r>
+      <w:proofErr w:type="gramEnd"/>
+      <w:r>
+        <w:rPr>
+          <w:color w:val="000000" w:themeColor="text1"/>
+        </w:rPr>
+        <w:t>(4), Python goes to the exact same object in the Heap, forces it to expand, and stuffs the 4 inside it.</w:t>
       </w:r>
     </w:p>
     <w:p>
@@ -3474,9 +3912,17 @@
           <w:color w:val="000000" w:themeColor="text1"/>
         </w:rPr>
         <w:lastRenderedPageBreak/>
-        <w:t>list_B.append</w:t>
+        <w:t>list_</w:t>
+      </w:r>
+      <w:proofErr w:type="gramStart"/>
+      <w:r>
+        <w:rPr>
+          <w:color w:val="000000" w:themeColor="text1"/>
+        </w:rPr>
+        <w:t>B.append</w:t>
       </w:r>
       <w:proofErr w:type="spellEnd"/>
+      <w:proofErr w:type="gramEnd"/>
       <w:r>
         <w:rPr>
           <w:color w:val="000000" w:themeColor="text1"/>
@@ -3699,9 +4145,17 @@
         <w:rPr>
           <w:color w:val="000000" w:themeColor="text1"/>
         </w:rPr>
-        <w:t>list_B.append</w:t>
+        <w:t>list_</w:t>
+      </w:r>
+      <w:proofErr w:type="gramStart"/>
+      <w:r>
+        <w:rPr>
+          <w:color w:val="000000" w:themeColor="text1"/>
+        </w:rPr>
+        <w:t>B.append</w:t>
       </w:r>
       <w:proofErr w:type="spellEnd"/>
+      <w:proofErr w:type="gramEnd"/>
       <w:r>
         <w:rPr>
           <w:color w:val="000000" w:themeColor="text1"/>
@@ -3866,13 +4320,23 @@
         </w:rPr>
         <w:t xml:space="preserve"> just creates two name tags pointing to the same object, we need a way to force Python to build a </w:t>
       </w:r>
-      <w:r>
-        <w:rPr>
-          <w:b/>
-          <w:bCs/>
-          <w:color w:val="000000" w:themeColor="text1"/>
-        </w:rPr>
-        <w:t>brand new object</w:t>
+      <w:proofErr w:type="gramStart"/>
+      <w:r>
+        <w:rPr>
+          <w:b/>
+          <w:bCs/>
+          <w:color w:val="000000" w:themeColor="text1"/>
+        </w:rPr>
+        <w:t>brand new</w:t>
+      </w:r>
+      <w:proofErr w:type="gramEnd"/>
+      <w:r>
+        <w:rPr>
+          <w:b/>
+          <w:bCs/>
+          <w:color w:val="000000" w:themeColor="text1"/>
+        </w:rPr>
+        <w:t xml:space="preserve"> object</w:t>
       </w:r>
       <w:r>
         <w:rPr>
@@ -3921,7 +4385,21 @@
         <w:rPr>
           <w:color w:val="000000" w:themeColor="text1"/>
         </w:rPr>
-        <w:t>For a simple, flat list, you can use Python's built-in .copy() method.</w:t>
+        <w:t>For a simple, flat list, you can use Python's built-</w:t>
+      </w:r>
+      <w:proofErr w:type="gramStart"/>
+      <w:r>
+        <w:rPr>
+          <w:color w:val="000000" w:themeColor="text1"/>
+        </w:rPr>
+        <w:t>in .copy</w:t>
+      </w:r>
+      <w:proofErr w:type="gramEnd"/>
+      <w:r>
+        <w:rPr>
+          <w:color w:val="000000" w:themeColor="text1"/>
+        </w:rPr>
+        <w:t>() method.</w:t>
       </w:r>
     </w:p>
     <w:p>
@@ -3983,14 +4461,28 @@
         <w:rPr>
           <w:color w:val="000000" w:themeColor="text1"/>
         </w:rPr>
-        <w:t>list_A.copy</w:t>
+        <w:t>list_</w:t>
+      </w:r>
+      <w:proofErr w:type="gramStart"/>
+      <w:r>
+        <w:rPr>
+          <w:color w:val="000000" w:themeColor="text1"/>
+        </w:rPr>
+        <w:t>A.copy</w:t>
       </w:r>
       <w:proofErr w:type="spellEnd"/>
       <w:r>
         <w:rPr>
           <w:color w:val="000000" w:themeColor="text1"/>
         </w:rPr>
-        <w:t>()  # Forces a new object in the Heap</w:t>
+        <w:t>()  #</w:t>
+      </w:r>
+      <w:proofErr w:type="gramEnd"/>
+      <w:r>
+        <w:rPr>
+          <w:color w:val="000000" w:themeColor="text1"/>
+        </w:rPr>
+        <w:t xml:space="preserve"> Forces a new object in the Heap</w:t>
       </w:r>
     </w:p>
     <w:p>
@@ -4011,9 +4503,17 @@
         <w:rPr>
           <w:color w:val="000000" w:themeColor="text1"/>
         </w:rPr>
-        <w:t>list_B.append</w:t>
+        <w:t>list_</w:t>
+      </w:r>
+      <w:proofErr w:type="gramStart"/>
+      <w:r>
+        <w:rPr>
+          <w:color w:val="000000" w:themeColor="text1"/>
+        </w:rPr>
+        <w:t>B.append</w:t>
       </w:r>
       <w:proofErr w:type="spellEnd"/>
+      <w:proofErr w:type="gramEnd"/>
       <w:r>
         <w:rPr>
           <w:color w:val="000000" w:themeColor="text1"/>
@@ -4066,13 +4566,23 @@
         </w:rPr>
         <w:t xml:space="preserve">, goes to the Heap, and creates a </w:t>
       </w:r>
-      <w:r>
-        <w:rPr>
-          <w:b/>
-          <w:bCs/>
-          <w:color w:val="000000" w:themeColor="text1"/>
-        </w:rPr>
-        <w:t>brand new list shell</w:t>
+      <w:proofErr w:type="gramStart"/>
+      <w:r>
+        <w:rPr>
+          <w:b/>
+          <w:bCs/>
+          <w:color w:val="000000" w:themeColor="text1"/>
+        </w:rPr>
+        <w:t>brand new</w:t>
+      </w:r>
+      <w:proofErr w:type="gramEnd"/>
+      <w:r>
+        <w:rPr>
+          <w:b/>
+          <w:bCs/>
+          <w:color w:val="000000" w:themeColor="text1"/>
+        </w:rPr>
+        <w:t xml:space="preserve"> list shell</w:t>
       </w:r>
       <w:r>
         <w:rPr>
@@ -4206,14 +4716,42 @@
         <w:rPr>
           <w:color w:val="000000" w:themeColor="text1"/>
         </w:rPr>
-        <w:t>list_A</w:t>
+        <w:t>list_</w:t>
+      </w:r>
+      <w:proofErr w:type="gramStart"/>
+      <w:r>
+        <w:rPr>
+          <w:color w:val="000000" w:themeColor="text1"/>
+        </w:rPr>
+        <w:t>A</w:t>
       </w:r>
       <w:proofErr w:type="spellEnd"/>
       <w:r>
         <w:rPr>
           <w:color w:val="000000" w:themeColor="text1"/>
         </w:rPr>
-        <w:t>[:]. It does the exact same thing as .copy().</w:t>
+        <w:t>[</w:t>
+      </w:r>
+      <w:proofErr w:type="gramEnd"/>
+      <w:r>
+        <w:rPr>
+          <w:color w:val="000000" w:themeColor="text1"/>
+        </w:rPr>
+        <w:t xml:space="preserve">:]. It does the exact same thing </w:t>
+      </w:r>
+      <w:proofErr w:type="gramStart"/>
+      <w:r>
+        <w:rPr>
+          <w:color w:val="000000" w:themeColor="text1"/>
+        </w:rPr>
+        <w:t>as .copy</w:t>
+      </w:r>
+      <w:proofErr w:type="gramEnd"/>
+      <w:r>
+        <w:rPr>
+          <w:color w:val="000000" w:themeColor="text1"/>
+        </w:rPr>
+        <w:t>().</w:t>
       </w:r>
     </w:p>
     <w:p>
@@ -4318,9 +4856,17 @@
         <w:rPr>
           <w:color w:val="000000" w:themeColor="text1"/>
         </w:rPr>
-        <w:t>matrix_A.copy</w:t>
+        <w:t>matrix_</w:t>
+      </w:r>
+      <w:proofErr w:type="gramStart"/>
+      <w:r>
+        <w:rPr>
+          <w:color w:val="000000" w:themeColor="text1"/>
+        </w:rPr>
+        <w:t>A.copy</w:t>
       </w:r>
       <w:proofErr w:type="spellEnd"/>
+      <w:proofErr w:type="gramEnd"/>
       <w:r>
         <w:rPr>
           <w:color w:val="000000" w:themeColor="text1"/>
@@ -4359,14 +4905,28 @@
         <w:rPr>
           <w:color w:val="000000" w:themeColor="text1"/>
         </w:rPr>
-        <w:t>matrix_B</w:t>
+        <w:t>matrix_</w:t>
+      </w:r>
+      <w:proofErr w:type="gramStart"/>
+      <w:r>
+        <w:rPr>
+          <w:color w:val="000000" w:themeColor="text1"/>
+        </w:rPr>
+        <w:t>B</w:t>
       </w:r>
       <w:proofErr w:type="spellEnd"/>
       <w:r>
         <w:rPr>
           <w:color w:val="000000" w:themeColor="text1"/>
         </w:rPr>
-        <w:t xml:space="preserve">[0][0] = 99 </w:t>
+        <w:t>[</w:t>
+      </w:r>
+      <w:proofErr w:type="gramEnd"/>
+      <w:r>
+        <w:rPr>
+          <w:color w:val="000000" w:themeColor="text1"/>
+        </w:rPr>
+        <w:t xml:space="preserve">0][0] = 99 </w:t>
       </w:r>
     </w:p>
     <w:p>
@@ -4427,7 +4987,21 @@
         <w:rPr>
           <w:color w:val="000000" w:themeColor="text1"/>
         </w:rPr>
-        <w:t xml:space="preserve"> to remain [[1, 2], [3, 4]] because we used .copy(). </w:t>
+        <w:t xml:space="preserve"> to remain [[1, 2], [3, 4]] because we </w:t>
+      </w:r>
+      <w:proofErr w:type="gramStart"/>
+      <w:r>
+        <w:rPr>
+          <w:color w:val="000000" w:themeColor="text1"/>
+        </w:rPr>
+        <w:t>used .copy</w:t>
+      </w:r>
+      <w:proofErr w:type="gramEnd"/>
+      <w:r>
+        <w:rPr>
+          <w:color w:val="000000" w:themeColor="text1"/>
+        </w:rPr>
+        <w:t xml:space="preserve">(). </w:t>
       </w:r>
       <w:r>
         <w:rPr>
@@ -4454,20 +5028,42 @@
         <w:rPr>
           <w:color w:val="000000" w:themeColor="text1"/>
         </w:rPr>
-        <w:t>Why did .copy() fail us?</w:t>
-      </w:r>
-    </w:p>
-    <w:p>
-      <w:pPr>
-        <w:rPr>
-          <w:color w:val="000000" w:themeColor="text1"/>
-        </w:rPr>
-      </w:pPr>
-      <w:r>
-        <w:rPr>
-          <w:color w:val="000000" w:themeColor="text1"/>
-        </w:rPr>
-        <w:t xml:space="preserve">Because .copy() is a </w:t>
+        <w:t xml:space="preserve">Why </w:t>
+      </w:r>
+      <w:proofErr w:type="gramStart"/>
+      <w:r>
+        <w:rPr>
+          <w:color w:val="000000" w:themeColor="text1"/>
+        </w:rPr>
+        <w:t>did .copy</w:t>
+      </w:r>
+      <w:proofErr w:type="gramEnd"/>
+      <w:r>
+        <w:rPr>
+          <w:color w:val="000000" w:themeColor="text1"/>
+        </w:rPr>
+        <w:t>() fail us?</w:t>
+      </w:r>
+    </w:p>
+    <w:p>
+      <w:pPr>
+        <w:rPr>
+          <w:color w:val="000000" w:themeColor="text1"/>
+        </w:rPr>
+      </w:pPr>
+      <w:proofErr w:type="gramStart"/>
+      <w:r>
+        <w:rPr>
+          <w:color w:val="000000" w:themeColor="text1"/>
+        </w:rPr>
+        <w:t>Because .copy</w:t>
+      </w:r>
+      <w:proofErr w:type="gramEnd"/>
+      <w:r>
+        <w:rPr>
+          <w:color w:val="000000" w:themeColor="text1"/>
+        </w:rPr>
+        <w:t xml:space="preserve">() is a </w:t>
       </w:r>
       <w:r>
         <w:rPr>
@@ -4736,6 +5332,7 @@
         <w:t xml:space="preserve"> = </w:t>
       </w:r>
       <w:proofErr w:type="spellStart"/>
+      <w:proofErr w:type="gramStart"/>
       <w:r>
         <w:rPr>
           <w:color w:val="000000" w:themeColor="text1"/>
@@ -4743,6 +5340,7 @@
         <w:t>copy.deepcopy</w:t>
       </w:r>
       <w:proofErr w:type="spellEnd"/>
+      <w:proofErr w:type="gramEnd"/>
       <w:r>
         <w:rPr>
           <w:color w:val="000000" w:themeColor="text1"/>
@@ -4782,6 +5380,498 @@
         <w:rPr>
           <w:color w:val="000000" w:themeColor="text1"/>
         </w:rPr>
+        <w:t>matrix_</w:t>
+      </w:r>
+      <w:proofErr w:type="gramStart"/>
+      <w:r>
+        <w:rPr>
+          <w:color w:val="000000" w:themeColor="text1"/>
+        </w:rPr>
+        <w:t>B</w:t>
+      </w:r>
+      <w:proofErr w:type="spellEnd"/>
+      <w:r>
+        <w:rPr>
+          <w:color w:val="000000" w:themeColor="text1"/>
+        </w:rPr>
+        <w:t>[</w:t>
+      </w:r>
+      <w:proofErr w:type="gramEnd"/>
+      <w:r>
+        <w:rPr>
+          <w:color w:val="000000" w:themeColor="text1"/>
+        </w:rPr>
+        <w:t>0][0] = 99</w:t>
+      </w:r>
+    </w:p>
+    <w:p>
+      <w:pPr>
+        <w:rPr>
+          <w:color w:val="000000" w:themeColor="text1"/>
+        </w:rPr>
+      </w:pPr>
+      <w:r>
+        <w:rPr>
+          <w:b/>
+          <w:bCs/>
+          <w:color w:val="000000" w:themeColor="text1"/>
+        </w:rPr>
+        <w:t xml:space="preserve">What </w:t>
+      </w:r>
+      <w:proofErr w:type="spellStart"/>
+      <w:r>
+        <w:rPr>
+          <w:b/>
+          <w:bCs/>
+          <w:color w:val="000000" w:themeColor="text1"/>
+        </w:rPr>
+        <w:t>deepcopy</w:t>
+      </w:r>
+      <w:proofErr w:type="spellEnd"/>
+      <w:r>
+        <w:rPr>
+          <w:b/>
+          <w:bCs/>
+          <w:color w:val="000000" w:themeColor="text1"/>
+        </w:rPr>
+        <w:t xml:space="preserve"> does in memory:</w:t>
+      </w:r>
+      <w:r>
+        <w:rPr>
+          <w:color w:val="000000" w:themeColor="text1"/>
+        </w:rPr>
+        <w:t xml:space="preserve"> It acts like a recursive scanner. It creates a new outer list. Then it looks inside. If it sees another list, it builds a new one of those, too. It goes all the way down to the bottom, ensuring that absolutely no memory addresses are shared between the old object and the new object.</w:t>
+      </w:r>
+    </w:p>
+    <w:p>
+      <w:pPr>
+        <w:rPr>
+          <w:color w:val="000000" w:themeColor="text1"/>
+        </w:rPr>
+      </w:pPr>
+    </w:p>
+    <w:p>
+      <w:pPr>
+        <w:rPr>
+          <w:color w:val="000000" w:themeColor="text1"/>
+        </w:rPr>
+      </w:pPr>
+      <w:proofErr w:type="gramStart"/>
+      <w:r>
+        <w:rPr>
+          <w:color w:val="000000" w:themeColor="text1"/>
+          <w:highlight w:val="green"/>
+        </w:rPr>
+        <w:lastRenderedPageBreak/>
+        <w:t>Because .copy</w:t>
+      </w:r>
+      <w:proofErr w:type="gramEnd"/>
+      <w:r>
+        <w:rPr>
+          <w:color w:val="000000" w:themeColor="text1"/>
+          <w:highlight w:val="green"/>
+        </w:rPr>
+        <w:t>() is a Shallow Copy. It only creates a new shell for the outermost list. If there are other mutable objects (like inner lists) tucked inside, it just copies their memory addresses, not the objects themselves.</w:t>
+      </w:r>
+    </w:p>
+    <w:p>
+      <w:pPr>
+        <w:rPr>
+          <w:color w:val="000000" w:themeColor="text1"/>
+        </w:rPr>
+      </w:pPr>
+      <w:r>
+        <w:rPr>
+          <w:color w:val="000000" w:themeColor="text1"/>
+        </w:rPr>
+        <w:t xml:space="preserve">What </w:t>
+      </w:r>
+      <w:proofErr w:type="spellStart"/>
+      <w:r>
+        <w:rPr>
+          <w:color w:val="000000" w:themeColor="text1"/>
+        </w:rPr>
+        <w:t>deepcopy</w:t>
+      </w:r>
+      <w:proofErr w:type="spellEnd"/>
+      <w:r>
+        <w:rPr>
+          <w:color w:val="000000" w:themeColor="text1"/>
+        </w:rPr>
+        <w:t xml:space="preserve"> does in memory:</w:t>
+      </w:r>
+    </w:p>
+    <w:p>
+      <w:pPr>
+        <w:rPr>
+          <w:color w:val="000000" w:themeColor="text1"/>
+        </w:rPr>
+      </w:pPr>
+      <w:r>
+        <w:rPr>
+          <w:color w:val="000000" w:themeColor="text1"/>
+        </w:rPr>
+        <w:t>It acts like a recursive scanner. It creates a new outer list. Then it looks inside. If it sees another list, it builds a new one of those, too. It goes all the way down to the bottom, ensuring that absolutely no memory addresses are shared between the old object and the new object.</w:t>
+      </w:r>
+    </w:p>
+    <w:p>
+      <w:pPr>
+        <w:rPr>
+          <w:color w:val="000000" w:themeColor="text1"/>
+        </w:rPr>
+      </w:pPr>
+    </w:p>
+    <w:p>
+      <w:pPr>
+        <w:rPr>
+          <w:color w:val="000000" w:themeColor="text1"/>
+        </w:rPr>
+      </w:pPr>
+      <w:r>
+        <w:rPr>
+          <w:color w:val="000000" w:themeColor="text1"/>
+        </w:rPr>
+        <w:t>What do you mean by this</w:t>
+      </w:r>
+      <w:proofErr w:type="gramStart"/>
+      <w:r>
+        <w:rPr>
+          <w:color w:val="000000" w:themeColor="text1"/>
+        </w:rPr>
+        <w:t xml:space="preserve"> ..</w:t>
+      </w:r>
+      <w:proofErr w:type="gramEnd"/>
+      <w:r>
+        <w:rPr>
+          <w:color w:val="000000" w:themeColor="text1"/>
+        </w:rPr>
+        <w:t xml:space="preserve"> </w:t>
+      </w:r>
+      <w:proofErr w:type="spellStart"/>
+      <w:r>
+        <w:rPr>
+          <w:color w:val="000000" w:themeColor="text1"/>
+        </w:rPr>
+        <w:t>i</w:t>
+      </w:r>
+      <w:proofErr w:type="spellEnd"/>
+      <w:r>
+        <w:rPr>
+          <w:color w:val="000000" w:themeColor="text1"/>
+        </w:rPr>
+        <w:t xml:space="preserve"> didn't understand this thing</w:t>
+      </w:r>
+    </w:p>
+    <w:p>
+      <w:pPr>
+        <w:rPr>
+          <w:color w:val="000000" w:themeColor="text1"/>
+        </w:rPr>
+      </w:pPr>
+      <w:r>
+        <w:rPr>
+          <w:color w:val="000000" w:themeColor="text1"/>
+        </w:rPr>
+        <w:t>Make me understand this whole topic again</w:t>
+      </w:r>
+    </w:p>
+    <w:p>
+      <w:pPr>
+        <w:rPr>
+          <w:color w:val="000000" w:themeColor="text1"/>
+        </w:rPr>
+      </w:pPr>
+      <w:r>
+        <w:rPr>
+          <w:color w:val="000000" w:themeColor="text1"/>
+        </w:rPr>
+        <w:t>This is exactly why we are taking this step-by-step. Nested lists (lists inside of lists) are where things get weird in memory. It is completely normal to be confused by this on the first try.</w:t>
+      </w:r>
+    </w:p>
+    <w:p>
+      <w:pPr>
+        <w:rPr>
+          <w:color w:val="000000" w:themeColor="text1"/>
+        </w:rPr>
+      </w:pPr>
+      <w:r>
+        <w:rPr>
+          <w:color w:val="000000" w:themeColor="text1"/>
+        </w:rPr>
+        <w:t>Let’s throw away the technical words like "recursive scanner" and use a real-world analogy.</w:t>
+      </w:r>
+    </w:p>
+    <w:p>
+      <w:pPr>
+        <w:rPr>
+          <w:color w:val="000000" w:themeColor="text1"/>
+        </w:rPr>
+      </w:pPr>
+      <w:r>
+        <w:rPr>
+          <w:color w:val="000000" w:themeColor="text1"/>
+        </w:rPr>
+        <w:t xml:space="preserve">Imagine lists are </w:t>
+      </w:r>
+      <w:r>
+        <w:rPr>
+          <w:b/>
+          <w:bCs/>
+          <w:color w:val="000000" w:themeColor="text1"/>
+        </w:rPr>
+        <w:t>Notebooks</w:t>
+      </w:r>
+      <w:r>
+        <w:rPr>
+          <w:color w:val="000000" w:themeColor="text1"/>
+        </w:rPr>
+        <w:t xml:space="preserve">, and the numbers inside them are </w:t>
+      </w:r>
+      <w:r>
+        <w:rPr>
+          <w:b/>
+          <w:bCs/>
+          <w:color w:val="000000" w:themeColor="text1"/>
+        </w:rPr>
+        <w:t>Houses</w:t>
+      </w:r>
+      <w:r>
+        <w:rPr>
+          <w:color w:val="000000" w:themeColor="text1"/>
+        </w:rPr>
+        <w:t>.</w:t>
+      </w:r>
+    </w:p>
+    <w:p>
+      <w:pPr>
+        <w:rPr>
+          <w:b/>
+          <w:bCs/>
+          <w:color w:val="000000" w:themeColor="text1"/>
+        </w:rPr>
+      </w:pPr>
+      <w:r>
+        <w:rPr>
+          <w:b/>
+          <w:bCs/>
+          <w:color w:val="000000" w:themeColor="text1"/>
+        </w:rPr>
+        <w:t>The Setup: A List Inside a List</w:t>
+      </w:r>
+    </w:p>
+    <w:p>
+      <w:pPr>
+        <w:rPr>
+          <w:color w:val="000000" w:themeColor="text1"/>
+        </w:rPr>
+      </w:pPr>
+      <w:r>
+        <w:rPr>
+          <w:color w:val="000000" w:themeColor="text1"/>
+        </w:rPr>
+        <w:t xml:space="preserve">Let's look at our nested list: </w:t>
+      </w:r>
+      <w:proofErr w:type="spellStart"/>
+      <w:r>
+        <w:rPr>
+          <w:color w:val="000000" w:themeColor="text1"/>
+        </w:rPr>
+        <w:t>matrix_A</w:t>
+      </w:r>
+      <w:proofErr w:type="spellEnd"/>
+      <w:r>
+        <w:rPr>
+          <w:color w:val="000000" w:themeColor="text1"/>
+        </w:rPr>
+        <w:t xml:space="preserve"> = [[1, 2], [3, 4]]</w:t>
+      </w:r>
+    </w:p>
+    <w:p>
+      <w:pPr>
+        <w:rPr>
+          <w:color w:val="000000" w:themeColor="text1"/>
+        </w:rPr>
+      </w:pPr>
+      <w:r>
+        <w:rPr>
+          <w:color w:val="000000" w:themeColor="text1"/>
+        </w:rPr>
+        <w:t xml:space="preserve">When Python builds this in the Heap memory, it does </w:t>
+      </w:r>
+      <w:r>
+        <w:rPr>
+          <w:b/>
+          <w:bCs/>
+          <w:color w:val="000000" w:themeColor="text1"/>
+        </w:rPr>
+        <w:t>not</w:t>
+      </w:r>
+      <w:r>
+        <w:rPr>
+          <w:color w:val="000000" w:themeColor="text1"/>
+        </w:rPr>
+        <w:t xml:space="preserve"> build one giant box with all the numbers inside. It actually builds </w:t>
+      </w:r>
+      <w:r>
+        <w:rPr>
+          <w:b/>
+          <w:bCs/>
+          <w:color w:val="000000" w:themeColor="text1"/>
+        </w:rPr>
+        <w:t>three separate things</w:t>
+      </w:r>
+      <w:r>
+        <w:rPr>
+          <w:color w:val="000000" w:themeColor="text1"/>
+        </w:rPr>
+        <w:t>:</w:t>
+      </w:r>
+    </w:p>
+    <w:p>
+      <w:pPr>
+        <w:numPr>
+          <w:ilvl w:val="0"/>
+          <w:numId w:val="16"/>
+        </w:numPr>
+        <w:rPr>
+          <w:color w:val="000000" w:themeColor="text1"/>
+        </w:rPr>
+      </w:pPr>
+      <w:r>
+        <w:rPr>
+          <w:b/>
+          <w:bCs/>
+          <w:color w:val="000000" w:themeColor="text1"/>
+        </w:rPr>
+        <w:t>House 1:</w:t>
+      </w:r>
+      <w:r>
+        <w:rPr>
+          <w:color w:val="000000" w:themeColor="text1"/>
+        </w:rPr>
+        <w:t xml:space="preserve"> It builds a small list in the Heap containing [1, 2]. (Let's say this is at Memory Address 100).</w:t>
+      </w:r>
+    </w:p>
+    <w:p>
+      <w:pPr>
+        <w:numPr>
+          <w:ilvl w:val="0"/>
+          <w:numId w:val="16"/>
+        </w:numPr>
+        <w:rPr>
+          <w:color w:val="000000" w:themeColor="text1"/>
+        </w:rPr>
+      </w:pPr>
+      <w:r>
+        <w:rPr>
+          <w:b/>
+          <w:bCs/>
+          <w:color w:val="000000" w:themeColor="text1"/>
+        </w:rPr>
+        <w:t>House 2:</w:t>
+      </w:r>
+      <w:r>
+        <w:rPr>
+          <w:color w:val="000000" w:themeColor="text1"/>
+        </w:rPr>
+        <w:t xml:space="preserve"> It builds another small list in the Heap containing [3, 4]. (Memory Address 200).</w:t>
+      </w:r>
+    </w:p>
+    <w:p>
+      <w:pPr>
+        <w:numPr>
+          <w:ilvl w:val="0"/>
+          <w:numId w:val="16"/>
+        </w:numPr>
+        <w:rPr>
+          <w:color w:val="000000" w:themeColor="text1"/>
+        </w:rPr>
+      </w:pPr>
+      <w:r>
+        <w:rPr>
+          <w:b/>
+          <w:bCs/>
+          <w:color w:val="000000" w:themeColor="text1"/>
+        </w:rPr>
+        <w:t>The Notebook (</w:t>
+      </w:r>
+      <w:proofErr w:type="spellStart"/>
+      <w:r>
+        <w:rPr>
+          <w:b/>
+          <w:bCs/>
+          <w:color w:val="000000" w:themeColor="text1"/>
+        </w:rPr>
+        <w:t>matrix_A</w:t>
+      </w:r>
+      <w:proofErr w:type="spellEnd"/>
+      <w:r>
+        <w:rPr>
+          <w:b/>
+          <w:bCs/>
+          <w:color w:val="000000" w:themeColor="text1"/>
+        </w:rPr>
+        <w:t>):</w:t>
+      </w:r>
+      <w:r>
+        <w:rPr>
+          <w:color w:val="000000" w:themeColor="text1"/>
+        </w:rPr>
+        <w:t xml:space="preserve"> Python builds the outer list. But it doesn't put the numbers inside. It just writes down the addresses of the houses. So, the notebook just says: “Go to Address 100, Go to Address 200.”</w:t>
+      </w:r>
+    </w:p>
+    <w:p>
+      <w:pPr>
+        <w:rPr>
+          <w:b/>
+          <w:bCs/>
+          <w:color w:val="000000" w:themeColor="text1"/>
+        </w:rPr>
+      </w:pPr>
+      <w:r>
+        <w:rPr>
+          <w:b/>
+          <w:bCs/>
+          <w:color w:val="000000" w:themeColor="text1"/>
+        </w:rPr>
+        <w:t xml:space="preserve">The Problem: Shallow Copy </w:t>
+      </w:r>
+      <w:proofErr w:type="gramStart"/>
+      <w:r>
+        <w:rPr>
+          <w:b/>
+          <w:bCs/>
+          <w:color w:val="000000" w:themeColor="text1"/>
+        </w:rPr>
+        <w:t>(.copy</w:t>
+      </w:r>
+      <w:proofErr w:type="gramEnd"/>
+      <w:r>
+        <w:rPr>
+          <w:b/>
+          <w:bCs/>
+          <w:color w:val="000000" w:themeColor="text1"/>
+        </w:rPr>
+        <w:t>())</w:t>
+      </w:r>
+    </w:p>
+    <w:p>
+      <w:pPr>
+        <w:rPr>
+          <w:color w:val="000000" w:themeColor="text1"/>
+        </w:rPr>
+      </w:pPr>
+      <w:r>
+        <w:rPr>
+          <w:color w:val="000000" w:themeColor="text1"/>
+        </w:rPr>
+        <w:t xml:space="preserve">Now, let's use a Shallow Copy: </w:t>
+      </w:r>
+      <w:proofErr w:type="spellStart"/>
+      <w:r>
+        <w:rPr>
+          <w:color w:val="000000" w:themeColor="text1"/>
+        </w:rPr>
         <w:t>matrix_B</w:t>
       </w:r>
       <w:proofErr w:type="spellEnd"/>
@@ -4789,26 +5879,264 @@
         <w:rPr>
           <w:color w:val="000000" w:themeColor="text1"/>
         </w:rPr>
-        <w:t>[0][0] = 99</w:t>
-      </w:r>
-    </w:p>
-    <w:p>
-      <w:pPr>
-        <w:rPr>
-          <w:color w:val="000000" w:themeColor="text1"/>
-        </w:rPr>
-      </w:pPr>
-      <w:r>
-        <w:rPr>
-          <w:b/>
-          <w:bCs/>
-          <w:color w:val="000000" w:themeColor="text1"/>
-        </w:rPr>
-        <w:t xml:space="preserve">What </w:t>
+        <w:t xml:space="preserve"> = </w:t>
       </w:r>
       <w:proofErr w:type="spellStart"/>
       <w:r>
         <w:rPr>
+          <w:color w:val="000000" w:themeColor="text1"/>
+        </w:rPr>
+        <w:t>matrix_</w:t>
+      </w:r>
+      <w:proofErr w:type="gramStart"/>
+      <w:r>
+        <w:rPr>
+          <w:color w:val="000000" w:themeColor="text1"/>
+        </w:rPr>
+        <w:t>A.copy</w:t>
+      </w:r>
+      <w:proofErr w:type="spellEnd"/>
+      <w:proofErr w:type="gramEnd"/>
+      <w:r>
+        <w:rPr>
+          <w:color w:val="000000" w:themeColor="text1"/>
+        </w:rPr>
+        <w:t>()</w:t>
+      </w:r>
+    </w:p>
+    <w:p>
+      <w:pPr>
+        <w:rPr>
+          <w:color w:val="000000" w:themeColor="text1"/>
+        </w:rPr>
+      </w:pPr>
+      <w:r>
+        <w:rPr>
+          <w:color w:val="000000" w:themeColor="text1"/>
+        </w:rPr>
+        <w:t xml:space="preserve">Think </w:t>
+      </w:r>
+      <w:proofErr w:type="gramStart"/>
+      <w:r>
+        <w:rPr>
+          <w:color w:val="000000" w:themeColor="text1"/>
+        </w:rPr>
+        <w:t>of .copy</w:t>
+      </w:r>
+      <w:proofErr w:type="gramEnd"/>
+      <w:r>
+        <w:rPr>
+          <w:color w:val="000000" w:themeColor="text1"/>
+        </w:rPr>
+        <w:t>() as a very lazy assistant. You tell the assistant, "Copy my Notebook."</w:t>
+      </w:r>
+    </w:p>
+    <w:p>
+      <w:pPr>
+        <w:numPr>
+          <w:ilvl w:val="0"/>
+          <w:numId w:val="17"/>
+        </w:numPr>
+        <w:rPr>
+          <w:color w:val="000000" w:themeColor="text1"/>
+        </w:rPr>
+      </w:pPr>
+      <w:r>
+        <w:rPr>
+          <w:color w:val="000000" w:themeColor="text1"/>
+        </w:rPr>
+        <w:t xml:space="preserve">The assistant goes to the store and buys a </w:t>
+      </w:r>
+      <w:r>
+        <w:rPr>
+          <w:b/>
+          <w:bCs/>
+          <w:color w:val="000000" w:themeColor="text1"/>
+        </w:rPr>
+        <w:t>brand new, empty Notebook</w:t>
+      </w:r>
+      <w:r>
+        <w:rPr>
+          <w:color w:val="000000" w:themeColor="text1"/>
+        </w:rPr>
+        <w:t xml:space="preserve"> (</w:t>
+      </w:r>
+      <w:proofErr w:type="spellStart"/>
+      <w:r>
+        <w:rPr>
+          <w:color w:val="000000" w:themeColor="text1"/>
+        </w:rPr>
+        <w:t>matrix_B</w:t>
+      </w:r>
+      <w:proofErr w:type="spellEnd"/>
+      <w:r>
+        <w:rPr>
+          <w:color w:val="000000" w:themeColor="text1"/>
+        </w:rPr>
+        <w:t>).</w:t>
+      </w:r>
+    </w:p>
+    <w:p>
+      <w:pPr>
+        <w:numPr>
+          <w:ilvl w:val="0"/>
+          <w:numId w:val="17"/>
+        </w:numPr>
+        <w:rPr>
+          <w:color w:val="000000" w:themeColor="text1"/>
+        </w:rPr>
+      </w:pPr>
+      <w:r>
+        <w:rPr>
+          <w:color w:val="000000" w:themeColor="text1"/>
+        </w:rPr>
+        <w:t>The assistant opens your first notebook (</w:t>
+      </w:r>
+      <w:proofErr w:type="spellStart"/>
+      <w:r>
+        <w:rPr>
+          <w:color w:val="000000" w:themeColor="text1"/>
+        </w:rPr>
+        <w:t>matrix_A</w:t>
+      </w:r>
+      <w:proofErr w:type="spellEnd"/>
+      <w:r>
+        <w:rPr>
+          <w:color w:val="000000" w:themeColor="text1"/>
+        </w:rPr>
+        <w:t>), looks at the pages, and copies exactly what is written there into the new notebook.</w:t>
+      </w:r>
+    </w:p>
+    <w:p>
+      <w:pPr>
+        <w:numPr>
+          <w:ilvl w:val="0"/>
+          <w:numId w:val="17"/>
+        </w:numPr>
+        <w:rPr>
+          <w:color w:val="000000" w:themeColor="text1"/>
+        </w:rPr>
+      </w:pPr>
+      <w:r>
+        <w:rPr>
+          <w:color w:val="000000" w:themeColor="text1"/>
+        </w:rPr>
+        <w:t>What was written there? Just the addresses!</w:t>
+      </w:r>
+    </w:p>
+    <w:p>
+      <w:pPr>
+        <w:numPr>
+          <w:ilvl w:val="0"/>
+          <w:numId w:val="17"/>
+        </w:numPr>
+        <w:rPr>
+          <w:color w:val="000000" w:themeColor="text1"/>
+        </w:rPr>
+      </w:pPr>
+      <w:r>
+        <w:rPr>
+          <w:color w:val="000000" w:themeColor="text1"/>
+        </w:rPr>
+        <w:t>So, the new notebook (</w:t>
+      </w:r>
+      <w:proofErr w:type="spellStart"/>
+      <w:r>
+        <w:rPr>
+          <w:color w:val="000000" w:themeColor="text1"/>
+        </w:rPr>
+        <w:t>matrix_B</w:t>
+      </w:r>
+      <w:proofErr w:type="spellEnd"/>
+      <w:r>
+        <w:rPr>
+          <w:color w:val="000000" w:themeColor="text1"/>
+        </w:rPr>
+        <w:t>) also says: “Go to Address 100, Go to Address 200.”</w:t>
+      </w:r>
+    </w:p>
+    <w:p>
+      <w:pPr>
+        <w:rPr>
+          <w:color w:val="000000" w:themeColor="text1"/>
+        </w:rPr>
+      </w:pPr>
+      <w:r>
+        <w:rPr>
+          <w:b/>
+          <w:bCs/>
+          <w:color w:val="000000" w:themeColor="text1"/>
+        </w:rPr>
+        <w:t>The Trap:</w:t>
+      </w:r>
+      <w:r>
+        <w:rPr>
+          <w:color w:val="000000" w:themeColor="text1"/>
+        </w:rPr>
+        <w:t xml:space="preserve"> You now have two completely separate notebooks (outer lists). </w:t>
+      </w:r>
+      <w:proofErr w:type="gramStart"/>
+      <w:r>
+        <w:rPr>
+          <w:color w:val="000000" w:themeColor="text1"/>
+        </w:rPr>
+        <w:t>BUT,</w:t>
+      </w:r>
+      <w:proofErr w:type="gramEnd"/>
+      <w:r>
+        <w:rPr>
+          <w:color w:val="000000" w:themeColor="text1"/>
+        </w:rPr>
+        <w:t xml:space="preserve"> they both have the addresses to the </w:t>
+      </w:r>
+      <w:r>
+        <w:rPr>
+          <w:b/>
+          <w:bCs/>
+          <w:color w:val="000000" w:themeColor="text1"/>
+        </w:rPr>
+        <w:t>exact same houses</w:t>
+      </w:r>
+      <w:r>
+        <w:rPr>
+          <w:color w:val="000000" w:themeColor="text1"/>
+        </w:rPr>
+        <w:t xml:space="preserve"> (inner lists).</w:t>
+      </w:r>
+    </w:p>
+    <w:p>
+      <w:pPr>
+        <w:rPr>
+          <w:color w:val="000000" w:themeColor="text1"/>
+        </w:rPr>
+      </w:pPr>
+      <w:r>
+        <w:rPr>
+          <w:color w:val="000000" w:themeColor="text1"/>
+        </w:rPr>
+        <w:lastRenderedPageBreak/>
+        <w:t>If you take Notebook B, drive to Address 100, and paint the house red... when you later open Notebook A and drive to Address 100, the house will be red. You accidentally changed the original data because they were sharing the same houses in the Heap.</w:t>
+      </w:r>
+    </w:p>
+    <w:p>
+      <w:pPr>
+        <w:rPr>
+          <w:b/>
+          <w:bCs/>
+          <w:color w:val="000000" w:themeColor="text1"/>
+        </w:rPr>
+      </w:pPr>
+      <w:r>
+        <w:rPr>
+          <w:b/>
+          <w:bCs/>
+          <w:color w:val="000000" w:themeColor="text1"/>
+        </w:rPr>
+        <w:t>The Solution: Deep Copy (</w:t>
+      </w:r>
+      <w:proofErr w:type="spellStart"/>
+      <w:r>
+        <w:rPr>
           <w:b/>
           <w:bCs/>
           <w:color w:val="000000" w:themeColor="text1"/>
@@ -4822,21 +6150,339 @@
           <w:bCs/>
           <w:color w:val="000000" w:themeColor="text1"/>
         </w:rPr>
-        <w:t xml:space="preserve"> does in memory:</w:t>
-      </w:r>
-      <w:r>
-        <w:rPr>
-          <w:color w:val="000000" w:themeColor="text1"/>
-        </w:rPr>
-        <w:t xml:space="preserve"> It acts like a recursive scanner. It creates a new outer list. Then it looks inside. If it sees another list, it builds a new one of those, too. It goes all the way down to the bottom, ensuring that absolutely no memory addresses are shared between the old object and the new object.</w:t>
-      </w:r>
-    </w:p>
-    <w:p>
-      <w:pPr>
-        <w:rPr>
-          <w:color w:val="000000" w:themeColor="text1"/>
-        </w:rPr>
-      </w:pPr>
+        <w:t>)</w:t>
+      </w:r>
+    </w:p>
+    <w:p>
+      <w:pPr>
+        <w:rPr>
+          <w:color w:val="000000" w:themeColor="text1"/>
+        </w:rPr>
+      </w:pPr>
+      <w:r>
+        <w:rPr>
+          <w:color w:val="000000" w:themeColor="text1"/>
+        </w:rPr>
+        <w:t xml:space="preserve">Now, let's use Deep Copy: </w:t>
+      </w:r>
+      <w:proofErr w:type="spellStart"/>
+      <w:r>
+        <w:rPr>
+          <w:color w:val="000000" w:themeColor="text1"/>
+        </w:rPr>
+        <w:t>matrix_B</w:t>
+      </w:r>
+      <w:proofErr w:type="spellEnd"/>
+      <w:r>
+        <w:rPr>
+          <w:color w:val="000000" w:themeColor="text1"/>
+        </w:rPr>
+        <w:t xml:space="preserve"> = </w:t>
+      </w:r>
+      <w:proofErr w:type="spellStart"/>
+      <w:proofErr w:type="gramStart"/>
+      <w:r>
+        <w:rPr>
+          <w:color w:val="000000" w:themeColor="text1"/>
+        </w:rPr>
+        <w:t>copy.deepcopy</w:t>
+      </w:r>
+      <w:proofErr w:type="spellEnd"/>
+      <w:proofErr w:type="gramEnd"/>
+      <w:r>
+        <w:rPr>
+          <w:color w:val="000000" w:themeColor="text1"/>
+        </w:rPr>
+        <w:t>(</w:t>
+      </w:r>
+      <w:proofErr w:type="spellStart"/>
+      <w:r>
+        <w:rPr>
+          <w:color w:val="000000" w:themeColor="text1"/>
+        </w:rPr>
+        <w:t>matrix_A</w:t>
+      </w:r>
+      <w:proofErr w:type="spellEnd"/>
+      <w:r>
+        <w:rPr>
+          <w:color w:val="000000" w:themeColor="text1"/>
+        </w:rPr>
+        <w:t>)</w:t>
+      </w:r>
+    </w:p>
+    <w:p>
+      <w:pPr>
+        <w:rPr>
+          <w:color w:val="000000" w:themeColor="text1"/>
+        </w:rPr>
+      </w:pPr>
+      <w:r>
+        <w:rPr>
+          <w:color w:val="000000" w:themeColor="text1"/>
+        </w:rPr>
+        <w:t xml:space="preserve">Think of </w:t>
+      </w:r>
+      <w:proofErr w:type="spellStart"/>
+      <w:r>
+        <w:rPr>
+          <w:color w:val="000000" w:themeColor="text1"/>
+        </w:rPr>
+        <w:t>deepcopy</w:t>
+      </w:r>
+      <w:proofErr w:type="spellEnd"/>
+      <w:r>
+        <w:rPr>
+          <w:color w:val="000000" w:themeColor="text1"/>
+        </w:rPr>
+        <w:t xml:space="preserve"> as an incredibly thorough contractor. You tell the contractor, "Deep copy my Notebook."</w:t>
+      </w:r>
+    </w:p>
+    <w:p>
+      <w:pPr>
+        <w:numPr>
+          <w:ilvl w:val="0"/>
+          <w:numId w:val="18"/>
+        </w:numPr>
+        <w:rPr>
+          <w:color w:val="000000" w:themeColor="text1"/>
+        </w:rPr>
+      </w:pPr>
+      <w:r>
+        <w:rPr>
+          <w:color w:val="000000" w:themeColor="text1"/>
+        </w:rPr>
+        <w:t xml:space="preserve">The contractor buys a </w:t>
+      </w:r>
+      <w:proofErr w:type="gramStart"/>
+      <w:r>
+        <w:rPr>
+          <w:b/>
+          <w:bCs/>
+          <w:color w:val="000000" w:themeColor="text1"/>
+        </w:rPr>
+        <w:t>brand new</w:t>
+      </w:r>
+      <w:proofErr w:type="gramEnd"/>
+      <w:r>
+        <w:rPr>
+          <w:b/>
+          <w:bCs/>
+          <w:color w:val="000000" w:themeColor="text1"/>
+        </w:rPr>
+        <w:t xml:space="preserve"> Notebook</w:t>
+      </w:r>
+      <w:r>
+        <w:rPr>
+          <w:color w:val="000000" w:themeColor="text1"/>
+        </w:rPr>
+        <w:t xml:space="preserve"> (</w:t>
+      </w:r>
+      <w:proofErr w:type="spellStart"/>
+      <w:r>
+        <w:rPr>
+          <w:color w:val="000000" w:themeColor="text1"/>
+        </w:rPr>
+        <w:t>matrix_B</w:t>
+      </w:r>
+      <w:proofErr w:type="spellEnd"/>
+      <w:r>
+        <w:rPr>
+          <w:color w:val="000000" w:themeColor="text1"/>
+        </w:rPr>
+        <w:t>).</w:t>
+      </w:r>
+    </w:p>
+    <w:p>
+      <w:pPr>
+        <w:numPr>
+          <w:ilvl w:val="0"/>
+          <w:numId w:val="18"/>
+        </w:numPr>
+        <w:rPr>
+          <w:color w:val="000000" w:themeColor="text1"/>
+        </w:rPr>
+      </w:pPr>
+      <w:r>
+        <w:rPr>
+          <w:color w:val="000000" w:themeColor="text1"/>
+        </w:rPr>
+        <w:t>The contractor opens your first notebook and reads: “Go to Address 100.”</w:t>
+      </w:r>
+    </w:p>
+    <w:p>
+      <w:pPr>
+        <w:numPr>
+          <w:ilvl w:val="0"/>
+          <w:numId w:val="18"/>
+        </w:numPr>
+        <w:rPr>
+          <w:color w:val="000000" w:themeColor="text1"/>
+        </w:rPr>
+      </w:pPr>
+      <w:r>
+        <w:rPr>
+          <w:color w:val="000000" w:themeColor="text1"/>
+        </w:rPr>
+        <w:t>The contractor drives to Address 100, looks at the house, and says, "I can't just copy the address. I need to build a whole new house."</w:t>
+      </w:r>
+    </w:p>
+    <w:p>
+      <w:pPr>
+        <w:numPr>
+          <w:ilvl w:val="0"/>
+          <w:numId w:val="18"/>
+        </w:numPr>
+        <w:rPr>
+          <w:color w:val="000000" w:themeColor="text1"/>
+        </w:rPr>
+      </w:pPr>
+      <w:r>
+        <w:rPr>
+          <w:color w:val="000000" w:themeColor="text1"/>
+        </w:rPr>
+        <w:t>The contractor buys a new plot of land (Address 300) and builds an exact replica of the [1, 2] house.</w:t>
+      </w:r>
+    </w:p>
+    <w:p>
+      <w:pPr>
+        <w:numPr>
+          <w:ilvl w:val="0"/>
+          <w:numId w:val="18"/>
+        </w:numPr>
+        <w:rPr>
+          <w:color w:val="000000" w:themeColor="text1"/>
+        </w:rPr>
+      </w:pPr>
+      <w:r>
+        <w:rPr>
+          <w:color w:val="000000" w:themeColor="text1"/>
+        </w:rPr>
+        <w:t>The contractor writes "Go to Address 300" in Notebook B.</w:t>
+      </w:r>
+    </w:p>
+    <w:p>
+      <w:pPr>
+        <w:rPr>
+          <w:color w:val="000000" w:themeColor="text1"/>
+        </w:rPr>
+      </w:pPr>
+      <w:r>
+        <w:rPr>
+          <w:b/>
+          <w:bCs/>
+          <w:color w:val="000000" w:themeColor="text1"/>
+        </w:rPr>
+        <w:t>The Result:</w:t>
+      </w:r>
+      <w:r>
+        <w:rPr>
+          <w:color w:val="000000" w:themeColor="text1"/>
+        </w:rPr>
+        <w:t xml:space="preserve"> You have a new notebook, AND you have brand new houses. Absolutely nothing is shared. If you change a house using Notebook B, Notebook A's houses are completely safe and untouched.</w:t>
+      </w:r>
+    </w:p>
+    <w:p>
+      <w:pPr>
+        <w:rPr>
+          <w:b/>
+          <w:bCs/>
+          <w:color w:val="000000" w:themeColor="text1"/>
+        </w:rPr>
+      </w:pPr>
+      <w:r>
+        <w:rPr>
+          <w:b/>
+          <w:bCs/>
+          <w:color w:val="000000" w:themeColor="text1"/>
+        </w:rPr>
+        <w:t>Summary</w:t>
+      </w:r>
+    </w:p>
+    <w:p>
+      <w:pPr>
+        <w:numPr>
+          <w:ilvl w:val="0"/>
+          <w:numId w:val="19"/>
+        </w:numPr>
+        <w:rPr>
+          <w:color w:val="000000" w:themeColor="text1"/>
+        </w:rPr>
+      </w:pPr>
+      <w:r>
+        <w:rPr>
+          <w:b/>
+          <w:bCs/>
+          <w:color w:val="000000" w:themeColor="text1"/>
+        </w:rPr>
+        <w:t xml:space="preserve">Shallow Copy </w:t>
+      </w:r>
+      <w:proofErr w:type="gramStart"/>
+      <w:r>
+        <w:rPr>
+          <w:b/>
+          <w:bCs/>
+          <w:color w:val="000000" w:themeColor="text1"/>
+        </w:rPr>
+        <w:t>(.copy</w:t>
+      </w:r>
+      <w:proofErr w:type="gramEnd"/>
+      <w:r>
+        <w:rPr>
+          <w:b/>
+          <w:bCs/>
+          <w:color w:val="000000" w:themeColor="text1"/>
+        </w:rPr>
+        <w:t>()):</w:t>
+      </w:r>
+      <w:r>
+        <w:rPr>
+          <w:color w:val="000000" w:themeColor="text1"/>
+        </w:rPr>
+        <w:t xml:space="preserve"> Buys a new notebook, but just copies the old addresses. They share the inner lists.</w:t>
+      </w:r>
+    </w:p>
+    <w:p>
+      <w:pPr>
+        <w:numPr>
+          <w:ilvl w:val="0"/>
+          <w:numId w:val="19"/>
+        </w:numPr>
+        <w:rPr>
+          <w:color w:val="000000" w:themeColor="text1"/>
+        </w:rPr>
+      </w:pPr>
+      <w:r>
+        <w:rPr>
+          <w:b/>
+          <w:bCs/>
+          <w:color w:val="000000" w:themeColor="text1"/>
+        </w:rPr>
+        <w:t>Deep Copy (</w:t>
+      </w:r>
+      <w:proofErr w:type="spellStart"/>
+      <w:r>
+        <w:rPr>
+          <w:b/>
+          <w:bCs/>
+          <w:color w:val="000000" w:themeColor="text1"/>
+        </w:rPr>
+        <w:t>deepcopy</w:t>
+      </w:r>
+      <w:proofErr w:type="spellEnd"/>
+      <w:r>
+        <w:rPr>
+          <w:b/>
+          <w:bCs/>
+          <w:color w:val="000000" w:themeColor="text1"/>
+        </w:rPr>
+        <w:t>):</w:t>
+      </w:r>
+      <w:r>
+        <w:rPr>
+          <w:color w:val="000000" w:themeColor="text1"/>
+        </w:rPr>
+        <w:t xml:space="preserve"> Buys a new notebook AND builds brand new inner lists. Complete separation.</w:t>
+      </w:r>
     </w:p>
     <w:p>
       <w:pPr>

--- a/extra notes.docx
+++ b/extra notes.docx
@@ -6494,6 +6494,517 @@
     <w:p>
       <w:pPr>
         <w:rPr>
+          <w:color w:val="000000" w:themeColor="text1"/>
+        </w:rPr>
+      </w:pPr>
+    </w:p>
+    <w:p>
+      <w:pPr>
+        <w:rPr>
+          <w:color w:val="000000" w:themeColor="text1"/>
+        </w:rPr>
+      </w:pPr>
+      <w:r>
+        <w:rPr>
+          <w:color w:val="000000" w:themeColor="text1"/>
+          <w:highlight w:val="green"/>
+        </w:rPr>
+        <w:t>Here is the master summary of everything we built today to set your foundation for FAANG-level engineering.</w:t>
+      </w:r>
+    </w:p>
+    <w:p>
+      <w:pPr>
+        <w:rPr>
+          <w:b/>
+          <w:bCs/>
+          <w:color w:val="000000" w:themeColor="text1"/>
+        </w:rPr>
+      </w:pPr>
+      <w:r>
+        <w:rPr>
+          <w:b/>
+          <w:bCs/>
+          <w:color w:val="000000" w:themeColor="text1"/>
+        </w:rPr>
+        <w:t>1. The Two Worlds of Memory (Stack &amp; Heap)</w:t>
+      </w:r>
+    </w:p>
+    <w:p>
+      <w:pPr>
+        <w:numPr>
+          <w:ilvl w:val="0"/>
+          <w:numId w:val="20"/>
+        </w:numPr>
+        <w:rPr>
+          <w:color w:val="000000" w:themeColor="text1"/>
+        </w:rPr>
+      </w:pPr>
+      <w:r>
+        <w:rPr>
+          <w:b/>
+          <w:bCs/>
+          <w:color w:val="000000" w:themeColor="text1"/>
+        </w:rPr>
+        <w:t>Variables are NOT boxes:</w:t>
+      </w:r>
+      <w:r>
+        <w:rPr>
+          <w:color w:val="000000" w:themeColor="text1"/>
+        </w:rPr>
+        <w:t xml:space="preserve"> They are </w:t>
+      </w:r>
+      <w:r>
+        <w:rPr>
+          <w:b/>
+          <w:bCs/>
+          <w:color w:val="000000" w:themeColor="text1"/>
+        </w:rPr>
+        <w:t>name tags</w:t>
+      </w:r>
+      <w:r>
+        <w:rPr>
+          <w:color w:val="000000" w:themeColor="text1"/>
+        </w:rPr>
+        <w:t xml:space="preserve"> (pointers).</w:t>
+      </w:r>
+    </w:p>
+    <w:p>
+      <w:pPr>
+        <w:numPr>
+          <w:ilvl w:val="0"/>
+          <w:numId w:val="20"/>
+        </w:numPr>
+        <w:rPr>
+          <w:color w:val="000000" w:themeColor="text1"/>
+        </w:rPr>
+      </w:pPr>
+      <w:r>
+        <w:rPr>
+          <w:b/>
+          <w:bCs/>
+          <w:color w:val="000000" w:themeColor="text1"/>
+        </w:rPr>
+        <w:t>The Stack:</w:t>
+      </w:r>
+      <w:r>
+        <w:rPr>
+          <w:color w:val="000000" w:themeColor="text1"/>
+        </w:rPr>
+        <w:t xml:space="preserve"> The fast, highly organized memory where Python keeps your variables (the name tags).</w:t>
+      </w:r>
+    </w:p>
+    <w:p>
+      <w:pPr>
+        <w:numPr>
+          <w:ilvl w:val="0"/>
+          <w:numId w:val="20"/>
+        </w:numPr>
+        <w:rPr>
+          <w:color w:val="000000" w:themeColor="text1"/>
+        </w:rPr>
+      </w:pPr>
+      <w:r>
+        <w:rPr>
+          <w:b/>
+          <w:bCs/>
+          <w:color w:val="000000" w:themeColor="text1"/>
+        </w:rPr>
+        <w:t>The Heap:</w:t>
+      </w:r>
+      <w:r>
+        <w:rPr>
+          <w:color w:val="000000" w:themeColor="text1"/>
+        </w:rPr>
+        <w:t xml:space="preserve"> The massive, messy warehouse memory where the actual data objects (the numbers, text, lists, and ML models) live.</w:t>
+      </w:r>
+    </w:p>
+    <w:p>
+      <w:pPr>
+        <w:numPr>
+          <w:ilvl w:val="0"/>
+          <w:numId w:val="20"/>
+        </w:numPr>
+        <w:rPr>
+          <w:color w:val="000000" w:themeColor="text1"/>
+        </w:rPr>
+      </w:pPr>
+      <w:r>
+        <w:rPr>
+          <w:i/>
+          <w:iCs/>
+          <w:color w:val="000000" w:themeColor="text1"/>
+        </w:rPr>
+        <w:t>The Mechanic:</w:t>
+      </w:r>
+      <w:r>
+        <w:rPr>
+          <w:color w:val="000000" w:themeColor="text1"/>
+        </w:rPr>
+        <w:t xml:space="preserve"> A variable in the Stack simply shoots an invisible arrow (a memory address) to point at an object in the Heap.</w:t>
+      </w:r>
+    </w:p>
+    <w:p>
+      <w:pPr>
+        <w:rPr>
+          <w:b/>
+          <w:bCs/>
+          <w:color w:val="000000" w:themeColor="text1"/>
+        </w:rPr>
+      </w:pPr>
+      <w:r>
+        <w:rPr>
+          <w:b/>
+          <w:bCs/>
+          <w:color w:val="000000" w:themeColor="text1"/>
+        </w:rPr>
+        <w:t>2. The Clean-Up Crew (Garbage Collection)</w:t>
+      </w:r>
+    </w:p>
+    <w:p>
+      <w:pPr>
+        <w:numPr>
+          <w:ilvl w:val="0"/>
+          <w:numId w:val="21"/>
+        </w:numPr>
+        <w:rPr>
+          <w:color w:val="000000" w:themeColor="text1"/>
+        </w:rPr>
+      </w:pPr>
+      <w:r>
+        <w:rPr>
+          <w:b/>
+          <w:bCs/>
+          <w:color w:val="000000" w:themeColor="text1"/>
+        </w:rPr>
+        <w:lastRenderedPageBreak/>
+        <w:t>Reference Counting:</w:t>
+      </w:r>
+      <w:r>
+        <w:rPr>
+          <w:color w:val="000000" w:themeColor="text1"/>
+        </w:rPr>
+        <w:t xml:space="preserve"> Every object in the Heap has a hidden scoreboard tracking how many name tags are currently pointing at it.</w:t>
+      </w:r>
+    </w:p>
+    <w:p>
+      <w:pPr>
+        <w:numPr>
+          <w:ilvl w:val="0"/>
+          <w:numId w:val="21"/>
+        </w:numPr>
+        <w:rPr>
+          <w:color w:val="000000" w:themeColor="text1"/>
+        </w:rPr>
+      </w:pPr>
+      <w:r>
+        <w:rPr>
+          <w:b/>
+          <w:bCs/>
+          <w:color w:val="000000" w:themeColor="text1"/>
+        </w:rPr>
+        <w:t>The Sweep:</w:t>
+      </w:r>
+      <w:r>
+        <w:rPr>
+          <w:color w:val="000000" w:themeColor="text1"/>
+        </w:rPr>
+        <w:t xml:space="preserve"> The exact millisecond an object's score hits </w:t>
+      </w:r>
+      <w:r>
+        <w:rPr>
+          <w:b/>
+          <w:bCs/>
+          <w:color w:val="000000" w:themeColor="text1"/>
+        </w:rPr>
+        <w:t>0</w:t>
+      </w:r>
+      <w:r>
+        <w:rPr>
+          <w:color w:val="000000" w:themeColor="text1"/>
+        </w:rPr>
+        <w:t xml:space="preserve"> (meaning no variables point to it anymore), Python's Garbage Collector destroys it to free up your computer's RAM.</w:t>
+      </w:r>
+    </w:p>
+    <w:p>
+      <w:pPr>
+        <w:rPr>
+          <w:b/>
+          <w:bCs/>
+          <w:color w:val="000000" w:themeColor="text1"/>
+        </w:rPr>
+      </w:pPr>
+      <w:r>
+        <w:rPr>
+          <w:b/>
+          <w:bCs/>
+          <w:color w:val="000000" w:themeColor="text1"/>
+        </w:rPr>
+        <w:t>3. The Rules of Change (Mutability)</w:t>
+      </w:r>
+    </w:p>
+    <w:p>
+      <w:pPr>
+        <w:rPr>
+          <w:color w:val="000000" w:themeColor="text1"/>
+        </w:rPr>
+      </w:pPr>
+      <w:r>
+        <w:rPr>
+          <w:color w:val="000000" w:themeColor="text1"/>
+        </w:rPr>
+        <w:t>Everything in the Heap is born with one of two strict rules:</w:t>
+      </w:r>
+    </w:p>
+    <w:p>
+      <w:pPr>
+        <w:numPr>
+          <w:ilvl w:val="0"/>
+          <w:numId w:val="22"/>
+        </w:numPr>
+        <w:rPr>
+          <w:color w:val="000000" w:themeColor="text1"/>
+        </w:rPr>
+      </w:pPr>
+      <w:r>
+        <w:rPr>
+          <w:b/>
+          <w:bCs/>
+          <w:color w:val="000000" w:themeColor="text1"/>
+        </w:rPr>
+        <w:t>Immutable (Frozen):</w:t>
+      </w:r>
+      <w:r>
+        <w:rPr>
+          <w:color w:val="000000" w:themeColor="text1"/>
+        </w:rPr>
+        <w:t xml:space="preserve"> Numbers, Strings, and Booleans. You cannot change them in memory. If you add 1 to a number, Python builds a </w:t>
+      </w:r>
+      <w:proofErr w:type="gramStart"/>
+      <w:r>
+        <w:rPr>
+          <w:i/>
+          <w:iCs/>
+          <w:color w:val="000000" w:themeColor="text1"/>
+        </w:rPr>
+        <w:t>brand new</w:t>
+      </w:r>
+      <w:proofErr w:type="gramEnd"/>
+      <w:r>
+        <w:rPr>
+          <w:i/>
+          <w:iCs/>
+          <w:color w:val="000000" w:themeColor="text1"/>
+        </w:rPr>
+        <w:t xml:space="preserve"> object</w:t>
+      </w:r>
+      <w:r>
+        <w:rPr>
+          <w:color w:val="000000" w:themeColor="text1"/>
+        </w:rPr>
+        <w:t xml:space="preserve"> in the Heap and moves the name tag to it.</w:t>
+      </w:r>
+    </w:p>
+    <w:p>
+      <w:pPr>
+        <w:numPr>
+          <w:ilvl w:val="0"/>
+          <w:numId w:val="22"/>
+        </w:numPr>
+        <w:rPr>
+          <w:color w:val="000000" w:themeColor="text1"/>
+        </w:rPr>
+      </w:pPr>
+      <w:r>
+        <w:rPr>
+          <w:b/>
+          <w:bCs/>
+          <w:color w:val="000000" w:themeColor="text1"/>
+        </w:rPr>
+        <w:t>Mutable (Flexible):</w:t>
+      </w:r>
+      <w:r>
+        <w:rPr>
+          <w:color w:val="000000" w:themeColor="text1"/>
+        </w:rPr>
+        <w:t xml:space="preserve"> Lists and Dictionaries. You can open them up and change their insides directly in the Heap without moving the name tag.</w:t>
+      </w:r>
+    </w:p>
+    <w:p>
+      <w:pPr>
+        <w:rPr>
+          <w:b/>
+          <w:bCs/>
+          <w:color w:val="000000" w:themeColor="text1"/>
+        </w:rPr>
+      </w:pPr>
+      <w:r>
+        <w:rPr>
+          <w:b/>
+          <w:bCs/>
+          <w:color w:val="000000" w:themeColor="text1"/>
+        </w:rPr>
+        <w:t>4. The Cloning Trap (Copying Data)</w:t>
+      </w:r>
+    </w:p>
+    <w:p>
+      <w:pPr>
+        <w:rPr>
+          <w:color w:val="000000" w:themeColor="text1"/>
+        </w:rPr>
+      </w:pPr>
+      <w:r>
+        <w:rPr>
+          <w:color w:val="000000" w:themeColor="text1"/>
+        </w:rPr>
+        <w:t xml:space="preserve">Because variables just point to objects, saying </w:t>
+      </w:r>
+      <w:proofErr w:type="spellStart"/>
+      <w:r>
+        <w:rPr>
+          <w:color w:val="000000" w:themeColor="text1"/>
+        </w:rPr>
+        <w:t>list_B</w:t>
+      </w:r>
+      <w:proofErr w:type="spellEnd"/>
+      <w:r>
+        <w:rPr>
+          <w:color w:val="000000" w:themeColor="text1"/>
+        </w:rPr>
+        <w:t xml:space="preserve"> = </w:t>
+      </w:r>
+      <w:proofErr w:type="spellStart"/>
+      <w:r>
+        <w:rPr>
+          <w:color w:val="000000" w:themeColor="text1"/>
+        </w:rPr>
+        <w:t>list_A</w:t>
+      </w:r>
+      <w:proofErr w:type="spellEnd"/>
+      <w:r>
+        <w:rPr>
+          <w:color w:val="000000" w:themeColor="text1"/>
+        </w:rPr>
+        <w:t xml:space="preserve"> just points two name tags at the exact same object. To actually duplicate data, we have two tools:</w:t>
+      </w:r>
+    </w:p>
+    <w:p>
+      <w:pPr>
+        <w:numPr>
+          <w:ilvl w:val="0"/>
+          <w:numId w:val="23"/>
+        </w:numPr>
+        <w:rPr>
+          <w:color w:val="000000" w:themeColor="text1"/>
+        </w:rPr>
+      </w:pPr>
+      <w:r>
+        <w:rPr>
+          <w:b/>
+          <w:bCs/>
+          <w:color w:val="000000" w:themeColor="text1"/>
+        </w:rPr>
+        <w:t xml:space="preserve">Shallow Copy </w:t>
+      </w:r>
+      <w:proofErr w:type="gramStart"/>
+      <w:r>
+        <w:rPr>
+          <w:b/>
+          <w:bCs/>
+          <w:color w:val="000000" w:themeColor="text1"/>
+        </w:rPr>
+        <w:t>(.copy</w:t>
+      </w:r>
+      <w:proofErr w:type="gramEnd"/>
+      <w:r>
+        <w:rPr>
+          <w:b/>
+          <w:bCs/>
+          <w:color w:val="000000" w:themeColor="text1"/>
+        </w:rPr>
+        <w:t>()):</w:t>
+      </w:r>
+      <w:r>
+        <w:rPr>
+          <w:color w:val="000000" w:themeColor="text1"/>
+        </w:rPr>
+        <w:t xml:space="preserve"> Buys a new Notebook (outer list), but just copies the same Addresses (inner lists). If you change an inner list, it changes both!</w:t>
+      </w:r>
+    </w:p>
+    <w:p>
+      <w:pPr>
+        <w:numPr>
+          <w:ilvl w:val="0"/>
+          <w:numId w:val="23"/>
+        </w:numPr>
+        <w:rPr>
+          <w:color w:val="000000" w:themeColor="text1"/>
+        </w:rPr>
+      </w:pPr>
+      <w:r>
+        <w:rPr>
+          <w:b/>
+          <w:bCs/>
+          <w:color w:val="000000" w:themeColor="text1"/>
+        </w:rPr>
+        <w:t>Deep Copy (</w:t>
+      </w:r>
+      <w:proofErr w:type="spellStart"/>
+      <w:proofErr w:type="gramStart"/>
+      <w:r>
+        <w:rPr>
+          <w:b/>
+          <w:bCs/>
+          <w:color w:val="000000" w:themeColor="text1"/>
+        </w:rPr>
+        <w:t>copy.deepcopy</w:t>
+      </w:r>
+      <w:proofErr w:type="spellEnd"/>
+      <w:proofErr w:type="gramEnd"/>
+      <w:r>
+        <w:rPr>
+          <w:b/>
+          <w:bCs/>
+          <w:color w:val="000000" w:themeColor="text1"/>
+        </w:rPr>
+        <w:t>()):</w:t>
+      </w:r>
+      <w:r>
+        <w:rPr>
+          <w:color w:val="000000" w:themeColor="text1"/>
+        </w:rPr>
+        <w:t xml:space="preserve"> Buys a new Notebook AND builds brand new Houses (inner lists). It creates a 100% independent, safe clone of your data.</w:t>
+      </w:r>
+    </w:p>
+    <w:p>
+      <w:pPr>
+        <w:rPr>
+          <w:color w:val="000000" w:themeColor="text1"/>
+        </w:rPr>
+      </w:pPr>
+      <w:r>
+        <w:rPr>
+          <w:color w:val="000000" w:themeColor="text1"/>
+        </w:rPr>
+        <w:t>You now possess the mental model of how Python actually operates under the hood.</w:t>
+      </w:r>
+    </w:p>
+    <w:p>
+      <w:pPr>
+        <w:rPr>
+          <w:color w:val="000000" w:themeColor="text1"/>
+        </w:rPr>
+      </w:pPr>
+    </w:p>
+    <w:p>
+      <w:pPr>
+        <w:rPr>
+          <w:color w:val="000000" w:themeColor="text1"/>
+        </w:rPr>
+      </w:pPr>
+    </w:p>
+    <w:p>
+      <w:pPr>
+        <w:rPr>
           <w:color w:val="2F5496" w:themeColor="accent1" w:themeShade="BF"/>
         </w:rPr>
       </w:pPr>
@@ -6512,6 +7023,155 @@
 <file path=word/numbering.xml><?xml version="1.0" encoding="utf-8"?>
 <w:numbering xmlns:wpc="http://schemas.microsoft.com/office/word/2010/wordprocessingCanvas" xmlns:cx="http://schemas.microsoft.com/office/drawing/2014/chartex" xmlns:cx1="http://schemas.microsoft.com/office/drawing/2015/9/8/chartex" xmlns:cx2="http://schemas.microsoft.com/office/drawing/2015/10/21/chartex" xmlns:cx3="http://schemas.microsoft.com/office/drawing/2016/5/9/chartex" xmlns:cx4="http://schemas.microsoft.com/office/drawing/2016/5/10/chartex" xmlns:cx5="http://schemas.microsoft.com/office/drawing/2016/5/11/chartex" xmlns:cx6="http://schemas.microsoft.com/office/drawing/2016/5/12/chartex" xmlns:cx7="http://schemas.microsoft.com/office/drawing/2016/5/13/chartex" xmlns:cx8="http://schemas.microsoft.com/office/drawing/2016/5/14/chartex" xmlns:mc="http://schemas.openxmlformats.org/markup-compatibility/2006" xmlns:aink="http://schemas.microsoft.com/office/drawing/2016/ink" xmlns:am3d="http://schemas.microsoft.com/office/drawing/2017/model3d" xmlns:o="urn:schemas-microsoft-com:office:office" xmlns:oel="http://schemas.microsoft.com/office/2019/extlst" xmlns:r="http://schemas.openxmlformats.org/officeDocument/2006/relationships" xmlns:m="http://schemas.openxmlformats.org/officeDocument/2006/math" xmlns:v="urn:schemas-microsoft-com:vml" xmlns:wp14="http://schemas.microsoft.com/office/word/2010/wordprocessingDrawing" xmlns:wp="http://schemas.openxmlformats.org/drawingml/2006/wordprocessingDrawing" xmlns:w10="urn:schemas-microsoft-com:office:word" xmlns:w="http://schemas.openxmlformats.org/wordprocessingml/2006/main" xmlns:w14="http://schemas.microsoft.com/office/word/2010/wordml" xmlns:w15="http://schemas.microsoft.com/office/word/2012/wordml" xmlns:w16cei="http://schemas.microsoft.com/office/word/2026/wordml/cei" xmlns:w16cex="http://schemas.microsoft.com/office/word/2018/wordml/cex" xmlns:w16cid="http://schemas.microsoft.com/office/word/2016/wordml/cid" xmlns:w16="http://schemas.microsoft.com/office/word/2018/wordml" xmlns:w16du="http://schemas.microsoft.com/office/word/2023/wordml/word16du" xmlns:w16sdtdh="http://schemas.microsoft.com/office/word/2020/wordml/sdtdatahash" xmlns:w16sdtfl="http://schemas.microsoft.com/office/word/2024/wordml/sdtformatlock" xmlns:w16se="http://schemas.microsoft.com/office/word/2015/wordml/symex" xmlns:wpg="http://schemas.microsoft.com/office/word/2010/wordprocessingGroup" xmlns:wpi="http://schemas.microsoft.com/office/word/2010/wordprocessingInk" xmlns:wne="http://schemas.microsoft.com/office/word/2006/wordml" xmlns:wps="http://schemas.microsoft.com/office/word/2010/wordprocessingShape" mc:Ignorable="w14 w15 w16se w16cid w16 w16cex w16sdtdh w16sdtfl w16du wp14">
   <w:abstractNum w:abstractNumId="0" w15:restartNumberingAfterBreak="0">
+    <w:nsid w:val="00E035FA"/>
+    <w:multiLevelType w:val="multilevel"/>
+    <w:tmpl w:val="EE26DE6E"/>
+    <w:lvl w:ilvl="0">
+      <w:start w:val="1"/>
+      <w:numFmt w:val="bullet"/>
+      <w:lvlText w:val=""/>
+      <w:lvlJc w:val="left"/>
+      <w:pPr>
+        <w:tabs>
+          <w:tab w:val="num" w:pos="720"/>
+        </w:tabs>
+        <w:ind w:left="720" w:hanging="360"/>
+      </w:pPr>
+      <w:rPr>
+        <w:rFonts w:ascii="Symbol" w:hAnsi="Symbol" w:hint="default"/>
+        <w:sz w:val="20"/>
+      </w:rPr>
+    </w:lvl>
+    <w:lvl w:ilvl="1" w:tentative="1">
+      <w:start w:val="1"/>
+      <w:numFmt w:val="bullet"/>
+      <w:lvlText w:val="o"/>
+      <w:lvlJc w:val="left"/>
+      <w:pPr>
+        <w:tabs>
+          <w:tab w:val="num" w:pos="1440"/>
+        </w:tabs>
+        <w:ind w:left="1440" w:hanging="360"/>
+      </w:pPr>
+      <w:rPr>
+        <w:rFonts w:ascii="Courier New" w:hAnsi="Courier New" w:hint="default"/>
+        <w:sz w:val="20"/>
+      </w:rPr>
+    </w:lvl>
+    <w:lvl w:ilvl="2" w:tentative="1">
+      <w:start w:val="1"/>
+      <w:numFmt w:val="bullet"/>
+      <w:lvlText w:val=""/>
+      <w:lvlJc w:val="left"/>
+      <w:pPr>
+        <w:tabs>
+          <w:tab w:val="num" w:pos="2160"/>
+        </w:tabs>
+        <w:ind w:left="2160" w:hanging="360"/>
+      </w:pPr>
+      <w:rPr>
+        <w:rFonts w:ascii="Wingdings" w:hAnsi="Wingdings" w:hint="default"/>
+        <w:sz w:val="20"/>
+      </w:rPr>
+    </w:lvl>
+    <w:lvl w:ilvl="3" w:tentative="1">
+      <w:start w:val="1"/>
+      <w:numFmt w:val="bullet"/>
+      <w:lvlText w:val=""/>
+      <w:lvlJc w:val="left"/>
+      <w:pPr>
+        <w:tabs>
+          <w:tab w:val="num" w:pos="2880"/>
+        </w:tabs>
+        <w:ind w:left="2880" w:hanging="360"/>
+      </w:pPr>
+      <w:rPr>
+        <w:rFonts w:ascii="Wingdings" w:hAnsi="Wingdings" w:hint="default"/>
+        <w:sz w:val="20"/>
+      </w:rPr>
+    </w:lvl>
+    <w:lvl w:ilvl="4" w:tentative="1">
+      <w:start w:val="1"/>
+      <w:numFmt w:val="bullet"/>
+      <w:lvlText w:val=""/>
+      <w:lvlJc w:val="left"/>
+      <w:pPr>
+        <w:tabs>
+          <w:tab w:val="num" w:pos="3600"/>
+        </w:tabs>
+        <w:ind w:left="3600" w:hanging="360"/>
+      </w:pPr>
+      <w:rPr>
+        <w:rFonts w:ascii="Wingdings" w:hAnsi="Wingdings" w:hint="default"/>
+        <w:sz w:val="20"/>
+      </w:rPr>
+    </w:lvl>
+    <w:lvl w:ilvl="5" w:tentative="1">
+      <w:start w:val="1"/>
+      <w:numFmt w:val="bullet"/>
+      <w:lvlText w:val=""/>
+      <w:lvlJc w:val="left"/>
+      <w:pPr>
+        <w:tabs>
+          <w:tab w:val="num" w:pos="4320"/>
+        </w:tabs>
+        <w:ind w:left="4320" w:hanging="360"/>
+      </w:pPr>
+      <w:rPr>
+        <w:rFonts w:ascii="Wingdings" w:hAnsi="Wingdings" w:hint="default"/>
+        <w:sz w:val="20"/>
+      </w:rPr>
+    </w:lvl>
+    <w:lvl w:ilvl="6" w:tentative="1">
+      <w:start w:val="1"/>
+      <w:numFmt w:val="bullet"/>
+      <w:lvlText w:val=""/>
+      <w:lvlJc w:val="left"/>
+      <w:pPr>
+        <w:tabs>
+          <w:tab w:val="num" w:pos="5040"/>
+        </w:tabs>
+        <w:ind w:left="5040" w:hanging="360"/>
+      </w:pPr>
+      <w:rPr>
+        <w:rFonts w:ascii="Wingdings" w:hAnsi="Wingdings" w:hint="default"/>
+        <w:sz w:val="20"/>
+      </w:rPr>
+    </w:lvl>
+    <w:lvl w:ilvl="7" w:tentative="1">
+      <w:start w:val="1"/>
+      <w:numFmt w:val="bullet"/>
+      <w:lvlText w:val=""/>
+      <w:lvlJc w:val="left"/>
+      <w:pPr>
+        <w:tabs>
+          <w:tab w:val="num" w:pos="5760"/>
+        </w:tabs>
+        <w:ind w:left="5760" w:hanging="360"/>
+      </w:pPr>
+      <w:rPr>
+        <w:rFonts w:ascii="Wingdings" w:hAnsi="Wingdings" w:hint="default"/>
+        <w:sz w:val="20"/>
+      </w:rPr>
+    </w:lvl>
+    <w:lvl w:ilvl="8" w:tentative="1">
+      <w:start w:val="1"/>
+      <w:numFmt w:val="bullet"/>
+      <w:lvlText w:val=""/>
+      <w:lvlJc w:val="left"/>
+      <w:pPr>
+        <w:tabs>
+          <w:tab w:val="num" w:pos="6480"/>
+        </w:tabs>
+        <w:ind w:left="6480" w:hanging="360"/>
+      </w:pPr>
+      <w:rPr>
+        <w:rFonts w:ascii="Wingdings" w:hAnsi="Wingdings" w:hint="default"/>
+        <w:sz w:val="20"/>
+      </w:rPr>
+    </w:lvl>
+  </w:abstractNum>
+  <w:abstractNum w:abstractNumId="1" w15:restartNumberingAfterBreak="0">
     <w:nsid w:val="14E0785A"/>
     <w:multiLevelType w:val="multilevel"/>
     <w:tmpl w:val="F1E45954"/>
@@ -6660,7 +7320,7 @@
       </w:rPr>
     </w:lvl>
   </w:abstractNum>
-  <w:abstractNum w:abstractNumId="1" w15:restartNumberingAfterBreak="0">
+  <w:abstractNum w:abstractNumId="2" w15:restartNumberingAfterBreak="0">
     <w:nsid w:val="16A748FF"/>
     <w:multiLevelType w:val="multilevel"/>
     <w:tmpl w:val="3DCAC8A4"/>
@@ -6773,7 +7433,7 @@
       </w:pPr>
     </w:lvl>
   </w:abstractNum>
-  <w:abstractNum w:abstractNumId="2" w15:restartNumberingAfterBreak="0">
+  <w:abstractNum w:abstractNumId="3" w15:restartNumberingAfterBreak="0">
     <w:nsid w:val="1868764F"/>
     <w:multiLevelType w:val="multilevel"/>
     <w:tmpl w:val="F2125E60"/>
@@ -6922,7 +7582,7 @@
       </w:rPr>
     </w:lvl>
   </w:abstractNum>
-  <w:abstractNum w:abstractNumId="3" w15:restartNumberingAfterBreak="0">
+  <w:abstractNum w:abstractNumId="4" w15:restartNumberingAfterBreak="0">
     <w:nsid w:val="191D1044"/>
     <w:multiLevelType w:val="multilevel"/>
     <w:tmpl w:val="76809062"/>
@@ -7035,7 +7695,7 @@
       </w:pPr>
     </w:lvl>
   </w:abstractNum>
-  <w:abstractNum w:abstractNumId="4" w15:restartNumberingAfterBreak="0">
+  <w:abstractNum w:abstractNumId="5" w15:restartNumberingAfterBreak="0">
     <w:nsid w:val="1A3F171F"/>
     <w:multiLevelType w:val="multilevel"/>
     <w:tmpl w:val="52726B72"/>
@@ -7148,7 +7808,7 @@
       </w:pPr>
     </w:lvl>
   </w:abstractNum>
-  <w:abstractNum w:abstractNumId="5" w15:restartNumberingAfterBreak="0">
+  <w:abstractNum w:abstractNumId="6" w15:restartNumberingAfterBreak="0">
     <w:nsid w:val="29DF1325"/>
     <w:multiLevelType w:val="multilevel"/>
     <w:tmpl w:val="37169D22"/>
@@ -7261,7 +7921,7 @@
       </w:pPr>
     </w:lvl>
   </w:abstractNum>
-  <w:abstractNum w:abstractNumId="6" w15:restartNumberingAfterBreak="0">
+  <w:abstractNum w:abstractNumId="7" w15:restartNumberingAfterBreak="0">
     <w:nsid w:val="30F5671C"/>
     <w:multiLevelType w:val="multilevel"/>
     <w:tmpl w:val="CDD4DB56"/>
@@ -7410,7 +8070,7 @@
       </w:rPr>
     </w:lvl>
   </w:abstractNum>
-  <w:abstractNum w:abstractNumId="7" w15:restartNumberingAfterBreak="0">
+  <w:abstractNum w:abstractNumId="8" w15:restartNumberingAfterBreak="0">
     <w:nsid w:val="32657EC3"/>
     <w:multiLevelType w:val="multilevel"/>
     <w:tmpl w:val="9F005220"/>
@@ -7559,7 +8219,156 @@
       </w:rPr>
     </w:lvl>
   </w:abstractNum>
-  <w:abstractNum w:abstractNumId="8" w15:restartNumberingAfterBreak="0">
+  <w:abstractNum w:abstractNumId="9" w15:restartNumberingAfterBreak="0">
+    <w:nsid w:val="34281421"/>
+    <w:multiLevelType w:val="multilevel"/>
+    <w:tmpl w:val="FA4A835C"/>
+    <w:lvl w:ilvl="0">
+      <w:start w:val="1"/>
+      <w:numFmt w:val="bullet"/>
+      <w:lvlText w:val=""/>
+      <w:lvlJc w:val="left"/>
+      <w:pPr>
+        <w:tabs>
+          <w:tab w:val="num" w:pos="720"/>
+        </w:tabs>
+        <w:ind w:left="720" w:hanging="360"/>
+      </w:pPr>
+      <w:rPr>
+        <w:rFonts w:ascii="Symbol" w:hAnsi="Symbol" w:hint="default"/>
+        <w:sz w:val="20"/>
+      </w:rPr>
+    </w:lvl>
+    <w:lvl w:ilvl="1" w:tentative="1">
+      <w:start w:val="1"/>
+      <w:numFmt w:val="bullet"/>
+      <w:lvlText w:val="o"/>
+      <w:lvlJc w:val="left"/>
+      <w:pPr>
+        <w:tabs>
+          <w:tab w:val="num" w:pos="1440"/>
+        </w:tabs>
+        <w:ind w:left="1440" w:hanging="360"/>
+      </w:pPr>
+      <w:rPr>
+        <w:rFonts w:ascii="Courier New" w:hAnsi="Courier New" w:hint="default"/>
+        <w:sz w:val="20"/>
+      </w:rPr>
+    </w:lvl>
+    <w:lvl w:ilvl="2" w:tentative="1">
+      <w:start w:val="1"/>
+      <w:numFmt w:val="bullet"/>
+      <w:lvlText w:val=""/>
+      <w:lvlJc w:val="left"/>
+      <w:pPr>
+        <w:tabs>
+          <w:tab w:val="num" w:pos="2160"/>
+        </w:tabs>
+        <w:ind w:left="2160" w:hanging="360"/>
+      </w:pPr>
+      <w:rPr>
+        <w:rFonts w:ascii="Wingdings" w:hAnsi="Wingdings" w:hint="default"/>
+        <w:sz w:val="20"/>
+      </w:rPr>
+    </w:lvl>
+    <w:lvl w:ilvl="3" w:tentative="1">
+      <w:start w:val="1"/>
+      <w:numFmt w:val="bullet"/>
+      <w:lvlText w:val=""/>
+      <w:lvlJc w:val="left"/>
+      <w:pPr>
+        <w:tabs>
+          <w:tab w:val="num" w:pos="2880"/>
+        </w:tabs>
+        <w:ind w:left="2880" w:hanging="360"/>
+      </w:pPr>
+      <w:rPr>
+        <w:rFonts w:ascii="Wingdings" w:hAnsi="Wingdings" w:hint="default"/>
+        <w:sz w:val="20"/>
+      </w:rPr>
+    </w:lvl>
+    <w:lvl w:ilvl="4" w:tentative="1">
+      <w:start w:val="1"/>
+      <w:numFmt w:val="bullet"/>
+      <w:lvlText w:val=""/>
+      <w:lvlJc w:val="left"/>
+      <w:pPr>
+        <w:tabs>
+          <w:tab w:val="num" w:pos="3600"/>
+        </w:tabs>
+        <w:ind w:left="3600" w:hanging="360"/>
+      </w:pPr>
+      <w:rPr>
+        <w:rFonts w:ascii="Wingdings" w:hAnsi="Wingdings" w:hint="default"/>
+        <w:sz w:val="20"/>
+      </w:rPr>
+    </w:lvl>
+    <w:lvl w:ilvl="5" w:tentative="1">
+      <w:start w:val="1"/>
+      <w:numFmt w:val="bullet"/>
+      <w:lvlText w:val=""/>
+      <w:lvlJc w:val="left"/>
+      <w:pPr>
+        <w:tabs>
+          <w:tab w:val="num" w:pos="4320"/>
+        </w:tabs>
+        <w:ind w:left="4320" w:hanging="360"/>
+      </w:pPr>
+      <w:rPr>
+        <w:rFonts w:ascii="Wingdings" w:hAnsi="Wingdings" w:hint="default"/>
+        <w:sz w:val="20"/>
+      </w:rPr>
+    </w:lvl>
+    <w:lvl w:ilvl="6" w:tentative="1">
+      <w:start w:val="1"/>
+      <w:numFmt w:val="bullet"/>
+      <w:lvlText w:val=""/>
+      <w:lvlJc w:val="left"/>
+      <w:pPr>
+        <w:tabs>
+          <w:tab w:val="num" w:pos="5040"/>
+        </w:tabs>
+        <w:ind w:left="5040" w:hanging="360"/>
+      </w:pPr>
+      <w:rPr>
+        <w:rFonts w:ascii="Wingdings" w:hAnsi="Wingdings" w:hint="default"/>
+        <w:sz w:val="20"/>
+      </w:rPr>
+    </w:lvl>
+    <w:lvl w:ilvl="7" w:tentative="1">
+      <w:start w:val="1"/>
+      <w:numFmt w:val="bullet"/>
+      <w:lvlText w:val=""/>
+      <w:lvlJc w:val="left"/>
+      <w:pPr>
+        <w:tabs>
+          <w:tab w:val="num" w:pos="5760"/>
+        </w:tabs>
+        <w:ind w:left="5760" w:hanging="360"/>
+      </w:pPr>
+      <w:rPr>
+        <w:rFonts w:ascii="Wingdings" w:hAnsi="Wingdings" w:hint="default"/>
+        <w:sz w:val="20"/>
+      </w:rPr>
+    </w:lvl>
+    <w:lvl w:ilvl="8" w:tentative="1">
+      <w:start w:val="1"/>
+      <w:numFmt w:val="bullet"/>
+      <w:lvlText w:val=""/>
+      <w:lvlJc w:val="left"/>
+      <w:pPr>
+        <w:tabs>
+          <w:tab w:val="num" w:pos="6480"/>
+        </w:tabs>
+        <w:ind w:left="6480" w:hanging="360"/>
+      </w:pPr>
+      <w:rPr>
+        <w:rFonts w:ascii="Wingdings" w:hAnsi="Wingdings" w:hint="default"/>
+        <w:sz w:val="20"/>
+      </w:rPr>
+    </w:lvl>
+  </w:abstractNum>
+  <w:abstractNum w:abstractNumId="10" w15:restartNumberingAfterBreak="0">
     <w:nsid w:val="35037B4D"/>
     <w:multiLevelType w:val="multilevel"/>
     <w:tmpl w:val="25A45094"/>
@@ -7708,7 +8517,7 @@
       </w:rPr>
     </w:lvl>
   </w:abstractNum>
-  <w:abstractNum w:abstractNumId="9" w15:restartNumberingAfterBreak="0">
+  <w:abstractNum w:abstractNumId="11" w15:restartNumberingAfterBreak="0">
     <w:nsid w:val="368F3C4C"/>
     <w:multiLevelType w:val="multilevel"/>
     <w:tmpl w:val="EC5E60B6"/>
@@ -7857,7 +8666,7 @@
       </w:rPr>
     </w:lvl>
   </w:abstractNum>
-  <w:abstractNum w:abstractNumId="10" w15:restartNumberingAfterBreak="0">
+  <w:abstractNum w:abstractNumId="12" w15:restartNumberingAfterBreak="0">
     <w:nsid w:val="38525D97"/>
     <w:multiLevelType w:val="multilevel"/>
     <w:tmpl w:val="547C83F2"/>
@@ -8006,7 +8815,7 @@
       </w:rPr>
     </w:lvl>
   </w:abstractNum>
-  <w:abstractNum w:abstractNumId="11" w15:restartNumberingAfterBreak="0">
+  <w:abstractNum w:abstractNumId="13" w15:restartNumberingAfterBreak="0">
     <w:nsid w:val="41907999"/>
     <w:multiLevelType w:val="multilevel"/>
     <w:tmpl w:val="65504056"/>
@@ -8119,7 +8928,7 @@
       </w:pPr>
     </w:lvl>
   </w:abstractNum>
-  <w:abstractNum w:abstractNumId="12" w15:restartNumberingAfterBreak="0">
+  <w:abstractNum w:abstractNumId="14" w15:restartNumberingAfterBreak="0">
     <w:nsid w:val="586610AB"/>
     <w:multiLevelType w:val="multilevel"/>
     <w:tmpl w:val="54AA77F4"/>
@@ -8232,7 +9041,7 @@
       </w:pPr>
     </w:lvl>
   </w:abstractNum>
-  <w:abstractNum w:abstractNumId="13" w15:restartNumberingAfterBreak="0">
+  <w:abstractNum w:abstractNumId="15" w15:restartNumberingAfterBreak="0">
     <w:nsid w:val="5BFC2A2B"/>
     <w:multiLevelType w:val="multilevel"/>
     <w:tmpl w:val="F68044EC"/>
@@ -8345,7 +9154,7 @@
       </w:pPr>
     </w:lvl>
   </w:abstractNum>
-  <w:abstractNum w:abstractNumId="14" w15:restartNumberingAfterBreak="0">
+  <w:abstractNum w:abstractNumId="16" w15:restartNumberingAfterBreak="0">
     <w:nsid w:val="5F436771"/>
     <w:multiLevelType w:val="multilevel"/>
     <w:tmpl w:val="3320C6A2"/>
@@ -8458,7 +9267,7 @@
       </w:pPr>
     </w:lvl>
   </w:abstractNum>
-  <w:abstractNum w:abstractNumId="15" w15:restartNumberingAfterBreak="0">
+  <w:abstractNum w:abstractNumId="17" w15:restartNumberingAfterBreak="0">
     <w:nsid w:val="60E335AB"/>
     <w:multiLevelType w:val="multilevel"/>
     <w:tmpl w:val="22AC81BE"/>
@@ -8571,7 +9380,7 @@
       </w:pPr>
     </w:lvl>
   </w:abstractNum>
-  <w:abstractNum w:abstractNumId="16" w15:restartNumberingAfterBreak="0">
+  <w:abstractNum w:abstractNumId="18" w15:restartNumberingAfterBreak="0">
     <w:nsid w:val="66811F00"/>
     <w:multiLevelType w:val="multilevel"/>
     <w:tmpl w:val="D24C34E4"/>
@@ -8684,7 +9493,156 @@
       </w:pPr>
     </w:lvl>
   </w:abstractNum>
-  <w:abstractNum w:abstractNumId="17" w15:restartNumberingAfterBreak="0">
+  <w:abstractNum w:abstractNumId="19" w15:restartNumberingAfterBreak="0">
+    <w:nsid w:val="74967BA0"/>
+    <w:multiLevelType w:val="multilevel"/>
+    <w:tmpl w:val="022A8502"/>
+    <w:lvl w:ilvl="0">
+      <w:start w:val="1"/>
+      <w:numFmt w:val="bullet"/>
+      <w:lvlText w:val=""/>
+      <w:lvlJc w:val="left"/>
+      <w:pPr>
+        <w:tabs>
+          <w:tab w:val="num" w:pos="720"/>
+        </w:tabs>
+        <w:ind w:left="720" w:hanging="360"/>
+      </w:pPr>
+      <w:rPr>
+        <w:rFonts w:ascii="Symbol" w:hAnsi="Symbol" w:hint="default"/>
+        <w:sz w:val="20"/>
+      </w:rPr>
+    </w:lvl>
+    <w:lvl w:ilvl="1" w:tentative="1">
+      <w:start w:val="1"/>
+      <w:numFmt w:val="bullet"/>
+      <w:lvlText w:val="o"/>
+      <w:lvlJc w:val="left"/>
+      <w:pPr>
+        <w:tabs>
+          <w:tab w:val="num" w:pos="1440"/>
+        </w:tabs>
+        <w:ind w:left="1440" w:hanging="360"/>
+      </w:pPr>
+      <w:rPr>
+        <w:rFonts w:ascii="Courier New" w:hAnsi="Courier New" w:hint="default"/>
+        <w:sz w:val="20"/>
+      </w:rPr>
+    </w:lvl>
+    <w:lvl w:ilvl="2" w:tentative="1">
+      <w:start w:val="1"/>
+      <w:numFmt w:val="bullet"/>
+      <w:lvlText w:val=""/>
+      <w:lvlJc w:val="left"/>
+      <w:pPr>
+        <w:tabs>
+          <w:tab w:val="num" w:pos="2160"/>
+        </w:tabs>
+        <w:ind w:left="2160" w:hanging="360"/>
+      </w:pPr>
+      <w:rPr>
+        <w:rFonts w:ascii="Wingdings" w:hAnsi="Wingdings" w:hint="default"/>
+        <w:sz w:val="20"/>
+      </w:rPr>
+    </w:lvl>
+    <w:lvl w:ilvl="3" w:tentative="1">
+      <w:start w:val="1"/>
+      <w:numFmt w:val="bullet"/>
+      <w:lvlText w:val=""/>
+      <w:lvlJc w:val="left"/>
+      <w:pPr>
+        <w:tabs>
+          <w:tab w:val="num" w:pos="2880"/>
+        </w:tabs>
+        <w:ind w:left="2880" w:hanging="360"/>
+      </w:pPr>
+      <w:rPr>
+        <w:rFonts w:ascii="Wingdings" w:hAnsi="Wingdings" w:hint="default"/>
+        <w:sz w:val="20"/>
+      </w:rPr>
+    </w:lvl>
+    <w:lvl w:ilvl="4" w:tentative="1">
+      <w:start w:val="1"/>
+      <w:numFmt w:val="bullet"/>
+      <w:lvlText w:val=""/>
+      <w:lvlJc w:val="left"/>
+      <w:pPr>
+        <w:tabs>
+          <w:tab w:val="num" w:pos="3600"/>
+        </w:tabs>
+        <w:ind w:left="3600" w:hanging="360"/>
+      </w:pPr>
+      <w:rPr>
+        <w:rFonts w:ascii="Wingdings" w:hAnsi="Wingdings" w:hint="default"/>
+        <w:sz w:val="20"/>
+      </w:rPr>
+    </w:lvl>
+    <w:lvl w:ilvl="5" w:tentative="1">
+      <w:start w:val="1"/>
+      <w:numFmt w:val="bullet"/>
+      <w:lvlText w:val=""/>
+      <w:lvlJc w:val="left"/>
+      <w:pPr>
+        <w:tabs>
+          <w:tab w:val="num" w:pos="4320"/>
+        </w:tabs>
+        <w:ind w:left="4320" w:hanging="360"/>
+      </w:pPr>
+      <w:rPr>
+        <w:rFonts w:ascii="Wingdings" w:hAnsi="Wingdings" w:hint="default"/>
+        <w:sz w:val="20"/>
+      </w:rPr>
+    </w:lvl>
+    <w:lvl w:ilvl="6" w:tentative="1">
+      <w:start w:val="1"/>
+      <w:numFmt w:val="bullet"/>
+      <w:lvlText w:val=""/>
+      <w:lvlJc w:val="left"/>
+      <w:pPr>
+        <w:tabs>
+          <w:tab w:val="num" w:pos="5040"/>
+        </w:tabs>
+        <w:ind w:left="5040" w:hanging="360"/>
+      </w:pPr>
+      <w:rPr>
+        <w:rFonts w:ascii="Wingdings" w:hAnsi="Wingdings" w:hint="default"/>
+        <w:sz w:val="20"/>
+      </w:rPr>
+    </w:lvl>
+    <w:lvl w:ilvl="7" w:tentative="1">
+      <w:start w:val="1"/>
+      <w:numFmt w:val="bullet"/>
+      <w:lvlText w:val=""/>
+      <w:lvlJc w:val="left"/>
+      <w:pPr>
+        <w:tabs>
+          <w:tab w:val="num" w:pos="5760"/>
+        </w:tabs>
+        <w:ind w:left="5760" w:hanging="360"/>
+      </w:pPr>
+      <w:rPr>
+        <w:rFonts w:ascii="Wingdings" w:hAnsi="Wingdings" w:hint="default"/>
+        <w:sz w:val="20"/>
+      </w:rPr>
+    </w:lvl>
+    <w:lvl w:ilvl="8" w:tentative="1">
+      <w:start w:val="1"/>
+      <w:numFmt w:val="bullet"/>
+      <w:lvlText w:val=""/>
+      <w:lvlJc w:val="left"/>
+      <w:pPr>
+        <w:tabs>
+          <w:tab w:val="num" w:pos="6480"/>
+        </w:tabs>
+        <w:ind w:left="6480" w:hanging="360"/>
+      </w:pPr>
+      <w:rPr>
+        <w:rFonts w:ascii="Wingdings" w:hAnsi="Wingdings" w:hint="default"/>
+        <w:sz w:val="20"/>
+      </w:rPr>
+    </w:lvl>
+  </w:abstractNum>
+  <w:abstractNum w:abstractNumId="20" w15:restartNumberingAfterBreak="0">
     <w:nsid w:val="78F23F18"/>
     <w:multiLevelType w:val="multilevel"/>
     <w:tmpl w:val="91169836"/>
@@ -8797,7 +9755,7 @@
       </w:pPr>
     </w:lvl>
   </w:abstractNum>
-  <w:abstractNum w:abstractNumId="18" w15:restartNumberingAfterBreak="0">
+  <w:abstractNum w:abstractNumId="21" w15:restartNumberingAfterBreak="0">
     <w:nsid w:val="79865D90"/>
     <w:multiLevelType w:val="multilevel"/>
     <w:tmpl w:val="4C8E399E"/>
@@ -8910,62 +9868,223 @@
       </w:pPr>
     </w:lvl>
   </w:abstractNum>
+  <w:abstractNum w:abstractNumId="22" w15:restartNumberingAfterBreak="0">
+    <w:nsid w:val="7A666CB5"/>
+    <w:multiLevelType w:val="multilevel"/>
+    <w:tmpl w:val="5602EB2E"/>
+    <w:lvl w:ilvl="0">
+      <w:start w:val="1"/>
+      <w:numFmt w:val="bullet"/>
+      <w:lvlText w:val=""/>
+      <w:lvlJc w:val="left"/>
+      <w:pPr>
+        <w:tabs>
+          <w:tab w:val="num" w:pos="720"/>
+        </w:tabs>
+        <w:ind w:left="720" w:hanging="360"/>
+      </w:pPr>
+      <w:rPr>
+        <w:rFonts w:ascii="Symbol" w:hAnsi="Symbol" w:hint="default"/>
+        <w:sz w:val="20"/>
+      </w:rPr>
+    </w:lvl>
+    <w:lvl w:ilvl="1" w:tentative="1">
+      <w:start w:val="1"/>
+      <w:numFmt w:val="bullet"/>
+      <w:lvlText w:val="o"/>
+      <w:lvlJc w:val="left"/>
+      <w:pPr>
+        <w:tabs>
+          <w:tab w:val="num" w:pos="1440"/>
+        </w:tabs>
+        <w:ind w:left="1440" w:hanging="360"/>
+      </w:pPr>
+      <w:rPr>
+        <w:rFonts w:ascii="Courier New" w:hAnsi="Courier New" w:hint="default"/>
+        <w:sz w:val="20"/>
+      </w:rPr>
+    </w:lvl>
+    <w:lvl w:ilvl="2" w:tentative="1">
+      <w:start w:val="1"/>
+      <w:numFmt w:val="bullet"/>
+      <w:lvlText w:val=""/>
+      <w:lvlJc w:val="left"/>
+      <w:pPr>
+        <w:tabs>
+          <w:tab w:val="num" w:pos="2160"/>
+        </w:tabs>
+        <w:ind w:left="2160" w:hanging="360"/>
+      </w:pPr>
+      <w:rPr>
+        <w:rFonts w:ascii="Wingdings" w:hAnsi="Wingdings" w:hint="default"/>
+        <w:sz w:val="20"/>
+      </w:rPr>
+    </w:lvl>
+    <w:lvl w:ilvl="3" w:tentative="1">
+      <w:start w:val="1"/>
+      <w:numFmt w:val="bullet"/>
+      <w:lvlText w:val=""/>
+      <w:lvlJc w:val="left"/>
+      <w:pPr>
+        <w:tabs>
+          <w:tab w:val="num" w:pos="2880"/>
+        </w:tabs>
+        <w:ind w:left="2880" w:hanging="360"/>
+      </w:pPr>
+      <w:rPr>
+        <w:rFonts w:ascii="Wingdings" w:hAnsi="Wingdings" w:hint="default"/>
+        <w:sz w:val="20"/>
+      </w:rPr>
+    </w:lvl>
+    <w:lvl w:ilvl="4" w:tentative="1">
+      <w:start w:val="1"/>
+      <w:numFmt w:val="bullet"/>
+      <w:lvlText w:val=""/>
+      <w:lvlJc w:val="left"/>
+      <w:pPr>
+        <w:tabs>
+          <w:tab w:val="num" w:pos="3600"/>
+        </w:tabs>
+        <w:ind w:left="3600" w:hanging="360"/>
+      </w:pPr>
+      <w:rPr>
+        <w:rFonts w:ascii="Wingdings" w:hAnsi="Wingdings" w:hint="default"/>
+        <w:sz w:val="20"/>
+      </w:rPr>
+    </w:lvl>
+    <w:lvl w:ilvl="5" w:tentative="1">
+      <w:start w:val="1"/>
+      <w:numFmt w:val="bullet"/>
+      <w:lvlText w:val=""/>
+      <w:lvlJc w:val="left"/>
+      <w:pPr>
+        <w:tabs>
+          <w:tab w:val="num" w:pos="4320"/>
+        </w:tabs>
+        <w:ind w:left="4320" w:hanging="360"/>
+      </w:pPr>
+      <w:rPr>
+        <w:rFonts w:ascii="Wingdings" w:hAnsi="Wingdings" w:hint="default"/>
+        <w:sz w:val="20"/>
+      </w:rPr>
+    </w:lvl>
+    <w:lvl w:ilvl="6" w:tentative="1">
+      <w:start w:val="1"/>
+      <w:numFmt w:val="bullet"/>
+      <w:lvlText w:val=""/>
+      <w:lvlJc w:val="left"/>
+      <w:pPr>
+        <w:tabs>
+          <w:tab w:val="num" w:pos="5040"/>
+        </w:tabs>
+        <w:ind w:left="5040" w:hanging="360"/>
+      </w:pPr>
+      <w:rPr>
+        <w:rFonts w:ascii="Wingdings" w:hAnsi="Wingdings" w:hint="default"/>
+        <w:sz w:val="20"/>
+      </w:rPr>
+    </w:lvl>
+    <w:lvl w:ilvl="7" w:tentative="1">
+      <w:start w:val="1"/>
+      <w:numFmt w:val="bullet"/>
+      <w:lvlText w:val=""/>
+      <w:lvlJc w:val="left"/>
+      <w:pPr>
+        <w:tabs>
+          <w:tab w:val="num" w:pos="5760"/>
+        </w:tabs>
+        <w:ind w:left="5760" w:hanging="360"/>
+      </w:pPr>
+      <w:rPr>
+        <w:rFonts w:ascii="Wingdings" w:hAnsi="Wingdings" w:hint="default"/>
+        <w:sz w:val="20"/>
+      </w:rPr>
+    </w:lvl>
+    <w:lvl w:ilvl="8" w:tentative="1">
+      <w:start w:val="1"/>
+      <w:numFmt w:val="bullet"/>
+      <w:lvlText w:val=""/>
+      <w:lvlJc w:val="left"/>
+      <w:pPr>
+        <w:tabs>
+          <w:tab w:val="num" w:pos="6480"/>
+        </w:tabs>
+        <w:ind w:left="6480" w:hanging="360"/>
+      </w:pPr>
+      <w:rPr>
+        <w:rFonts w:ascii="Wingdings" w:hAnsi="Wingdings" w:hint="default"/>
+        <w:sz w:val="20"/>
+      </w:rPr>
+    </w:lvl>
+  </w:abstractNum>
   <w:num w:numId="1" w16cid:durableId="1099566421">
+    <w:abstractNumId w:val="12"/>
+  </w:num>
+  <w:num w:numId="2" w16cid:durableId="2116751180">
+    <w:abstractNumId w:val="3"/>
+  </w:num>
+  <w:num w:numId="3" w16cid:durableId="938954067">
+    <w:abstractNumId w:val="1"/>
+  </w:num>
+  <w:num w:numId="4" w16cid:durableId="49109621">
+    <w:abstractNumId w:val="7"/>
+  </w:num>
+  <w:num w:numId="5" w16cid:durableId="1631398879">
+    <w:abstractNumId w:val="11"/>
+  </w:num>
+  <w:num w:numId="6" w16cid:durableId="1628199336">
     <w:abstractNumId w:val="10"/>
   </w:num>
-  <w:num w:numId="2" w16cid:durableId="2116751180">
+  <w:num w:numId="7" w16cid:durableId="1074161061">
+    <w:abstractNumId w:val="13"/>
+  </w:num>
+  <w:num w:numId="8" w16cid:durableId="1518034576">
+    <w:abstractNumId w:val="20"/>
+  </w:num>
+  <w:num w:numId="9" w16cid:durableId="1561164621">
     <w:abstractNumId w:val="2"/>
   </w:num>
-  <w:num w:numId="3" w16cid:durableId="938954067">
-    <w:abstractNumId w:val="0"/>
-  </w:num>
-  <w:num w:numId="4" w16cid:durableId="49109621">
+  <w:num w:numId="10" w16cid:durableId="1690449380">
     <w:abstractNumId w:val="6"/>
   </w:num>
-  <w:num w:numId="5" w16cid:durableId="1631398879">
+  <w:num w:numId="11" w16cid:durableId="1359697395">
+    <w:abstractNumId w:val="4"/>
+  </w:num>
+  <w:num w:numId="12" w16cid:durableId="1559971753">
+    <w:abstractNumId w:val="16"/>
+  </w:num>
+  <w:num w:numId="13" w16cid:durableId="1625500408">
+    <w:abstractNumId w:val="17"/>
+  </w:num>
+  <w:num w:numId="14" w16cid:durableId="1103452895">
+    <w:abstractNumId w:val="5"/>
+  </w:num>
+  <w:num w:numId="15" w16cid:durableId="1325015138">
+    <w:abstractNumId w:val="15"/>
+  </w:num>
+  <w:num w:numId="16" w16cid:durableId="889653411">
+    <w:abstractNumId w:val="18"/>
+  </w:num>
+  <w:num w:numId="17" w16cid:durableId="1952055407">
+    <w:abstractNumId w:val="21"/>
+  </w:num>
+  <w:num w:numId="18" w16cid:durableId="942152649">
+    <w:abstractNumId w:val="14"/>
+  </w:num>
+  <w:num w:numId="19" w16cid:durableId="157113166">
+    <w:abstractNumId w:val="8"/>
+  </w:num>
+  <w:num w:numId="20" w16cid:durableId="586619119">
+    <w:abstractNumId w:val="19"/>
+  </w:num>
+  <w:num w:numId="21" w16cid:durableId="10840090">
     <w:abstractNumId w:val="9"/>
   </w:num>
-  <w:num w:numId="6" w16cid:durableId="1628199336">
-    <w:abstractNumId w:val="8"/>
+  <w:num w:numId="22" w16cid:durableId="1623464123">
+    <w:abstractNumId w:val="22"/>
   </w:num>
-  <w:num w:numId="7" w16cid:durableId="1074161061">
-    <w:abstractNumId w:val="11"/>
-  </w:num>
-  <w:num w:numId="8" w16cid:durableId="1518034576">
-    <w:abstractNumId w:val="17"/>
-  </w:num>
-  <w:num w:numId="9" w16cid:durableId="1561164621">
-    <w:abstractNumId w:val="1"/>
-  </w:num>
-  <w:num w:numId="10" w16cid:durableId="1690449380">
-    <w:abstractNumId w:val="5"/>
-  </w:num>
-  <w:num w:numId="11" w16cid:durableId="1359697395">
-    <w:abstractNumId w:val="3"/>
-  </w:num>
-  <w:num w:numId="12" w16cid:durableId="1559971753">
-    <w:abstractNumId w:val="14"/>
-  </w:num>
-  <w:num w:numId="13" w16cid:durableId="1625500408">
-    <w:abstractNumId w:val="15"/>
-  </w:num>
-  <w:num w:numId="14" w16cid:durableId="1103452895">
-    <w:abstractNumId w:val="4"/>
-  </w:num>
-  <w:num w:numId="15" w16cid:durableId="1325015138">
-    <w:abstractNumId w:val="13"/>
-  </w:num>
-  <w:num w:numId="16" w16cid:durableId="889653411">
-    <w:abstractNumId w:val="16"/>
-  </w:num>
-  <w:num w:numId="17" w16cid:durableId="1952055407">
-    <w:abstractNumId w:val="18"/>
-  </w:num>
-  <w:num w:numId="18" w16cid:durableId="942152649">
-    <w:abstractNumId w:val="12"/>
-  </w:num>
-  <w:num w:numId="19" w16cid:durableId="157113166">
-    <w:abstractNumId w:val="7"/>
+  <w:num w:numId="23" w16cid:durableId="1779173879">
+    <w:abstractNumId w:val="0"/>
   </w:num>
 </w:numbering>
 </file>

--- a/extra notes.docx
+++ b/extra notes.docx
@@ -6987,6 +6987,1085 @@
         </w:rPr>
         <w:t>You now possess the mental model of how Python actually operates under the hood.</w:t>
       </w:r>
+    </w:p>
+    <w:p>
+      <w:pPr>
+        <w:rPr>
+          <w:color w:val="000000" w:themeColor="text1"/>
+        </w:rPr>
+      </w:pPr>
+    </w:p>
+    <w:p>
+      <w:pPr>
+        <w:rPr>
+          <w:color w:val="C00000"/>
+          <w:sz w:val="28"/>
+          <w:szCs w:val="28"/>
+        </w:rPr>
+      </w:pPr>
+      <w:r>
+        <w:rPr>
+          <w:b/>
+          <w:bCs/>
+          <w:color w:val="C00000"/>
+          <w:sz w:val="28"/>
+          <w:szCs w:val="28"/>
+          <w:highlight w:val="green"/>
+        </w:rPr>
+        <w:t xml:space="preserve">The </w:t>
+      </w:r>
+      <w:proofErr w:type="gramStart"/>
+      <w:r>
+        <w:rPr>
+          <w:b/>
+          <w:bCs/>
+          <w:color w:val="C00000"/>
+          <w:sz w:val="28"/>
+          <w:szCs w:val="28"/>
+          <w:highlight w:val="green"/>
+        </w:rPr>
+        <w:t>id(</w:t>
+      </w:r>
+      <w:proofErr w:type="gramEnd"/>
+      <w:r>
+        <w:rPr>
+          <w:b/>
+          <w:bCs/>
+          <w:color w:val="C00000"/>
+          <w:sz w:val="28"/>
+          <w:szCs w:val="28"/>
+          <w:highlight w:val="green"/>
+        </w:rPr>
+        <w:t>) Function</w:t>
+      </w:r>
+    </w:p>
+    <w:p>
+      <w:pPr>
+        <w:rPr>
+          <w:color w:val="000000" w:themeColor="text1"/>
+        </w:rPr>
+      </w:pPr>
+      <w:r>
+        <w:rPr>
+          <w:color w:val="000000" w:themeColor="text1"/>
+        </w:rPr>
+        <w:t xml:space="preserve">Today, we are going to learn how to act like a memory detective. We will learn the </w:t>
+      </w:r>
+      <w:proofErr w:type="gramStart"/>
+      <w:r>
+        <w:rPr>
+          <w:b/>
+          <w:bCs/>
+          <w:color w:val="000000" w:themeColor="text1"/>
+        </w:rPr>
+        <w:t>id(</w:t>
+      </w:r>
+      <w:proofErr w:type="gramEnd"/>
+      <w:r>
+        <w:rPr>
+          <w:b/>
+          <w:bCs/>
+          <w:color w:val="000000" w:themeColor="text1"/>
+        </w:rPr>
+        <w:t>) function</w:t>
+      </w:r>
+      <w:r>
+        <w:rPr>
+          <w:color w:val="000000" w:themeColor="text1"/>
+        </w:rPr>
+        <w:t xml:space="preserve"> and one of the most common trick questions asked in junior FAANG interviews: </w:t>
+      </w:r>
+      <w:r>
+        <w:rPr>
+          <w:b/>
+          <w:bCs/>
+          <w:color w:val="000000" w:themeColor="text1"/>
+        </w:rPr>
+        <w:t>The difference between == and is.</w:t>
+      </w:r>
+    </w:p>
+    <w:p>
+      <w:pPr>
+        <w:rPr>
+          <w:b/>
+          <w:bCs/>
+          <w:color w:val="000000" w:themeColor="text1"/>
+        </w:rPr>
+      </w:pPr>
+      <w:r>
+        <w:rPr>
+          <w:b/>
+          <w:bCs/>
+          <w:color w:val="000000" w:themeColor="text1"/>
+        </w:rPr>
+        <w:t xml:space="preserve">1. The </w:t>
+      </w:r>
+      <w:proofErr w:type="gramStart"/>
+      <w:r>
+        <w:rPr>
+          <w:b/>
+          <w:bCs/>
+          <w:color w:val="000000" w:themeColor="text1"/>
+        </w:rPr>
+        <w:t>id(</w:t>
+      </w:r>
+      <w:proofErr w:type="gramEnd"/>
+      <w:r>
+        <w:rPr>
+          <w:b/>
+          <w:bCs/>
+          <w:color w:val="000000" w:themeColor="text1"/>
+        </w:rPr>
+        <w:t>) Function: Uncovering the Truth</w:t>
+      </w:r>
+    </w:p>
+    <w:p>
+      <w:pPr>
+        <w:rPr>
+          <w:color w:val="000000" w:themeColor="text1"/>
+        </w:rPr>
+      </w:pPr>
+      <w:r>
+        <w:rPr>
+          <w:color w:val="000000" w:themeColor="text1"/>
+        </w:rPr>
+        <w:t xml:space="preserve">In Python, you can actually ask the computer, </w:t>
+      </w:r>
+      <w:r>
+        <w:rPr>
+          <w:i/>
+          <w:iCs/>
+          <w:color w:val="000000" w:themeColor="text1"/>
+        </w:rPr>
+        <w:t>"Hey, what is the exact physical address of this object in the Heap?"</w:t>
+      </w:r>
+    </w:p>
+    <w:p>
+      <w:pPr>
+        <w:rPr>
+          <w:color w:val="000000" w:themeColor="text1"/>
+        </w:rPr>
+      </w:pPr>
+      <w:r>
+        <w:rPr>
+          <w:color w:val="000000" w:themeColor="text1"/>
+        </w:rPr>
+        <w:t xml:space="preserve">You do this using a built-in tool called </w:t>
+      </w:r>
+      <w:proofErr w:type="gramStart"/>
+      <w:r>
+        <w:rPr>
+          <w:color w:val="000000" w:themeColor="text1"/>
+        </w:rPr>
+        <w:t>id(</w:t>
+      </w:r>
+      <w:proofErr w:type="gramEnd"/>
+      <w:r>
+        <w:rPr>
+          <w:color w:val="000000" w:themeColor="text1"/>
+        </w:rPr>
+        <w:t xml:space="preserve">). When you wrap a variable in </w:t>
+      </w:r>
+      <w:proofErr w:type="gramStart"/>
+      <w:r>
+        <w:rPr>
+          <w:color w:val="000000" w:themeColor="text1"/>
+        </w:rPr>
+        <w:t>id(</w:t>
+      </w:r>
+      <w:proofErr w:type="gramEnd"/>
+      <w:r>
+        <w:rPr>
+          <w:color w:val="000000" w:themeColor="text1"/>
+        </w:rPr>
+        <w:t>), Python spits out a long number, which represents its actual location in your computer's RAM.</w:t>
+      </w:r>
+    </w:p>
+    <w:p>
+      <w:pPr>
+        <w:rPr>
+          <w:color w:val="000000" w:themeColor="text1"/>
+        </w:rPr>
+      </w:pPr>
+      <w:r>
+        <w:rPr>
+          <w:color w:val="000000" w:themeColor="text1"/>
+        </w:rPr>
+        <w:t>Look at this code:</w:t>
+      </w:r>
+    </w:p>
+    <w:p>
+      <w:pPr>
+        <w:rPr>
+          <w:color w:val="000000" w:themeColor="text1"/>
+        </w:rPr>
+      </w:pPr>
+      <w:r>
+        <w:rPr>
+          <w:color w:val="000000" w:themeColor="text1"/>
+        </w:rPr>
+        <w:t>Python</w:t>
+      </w:r>
+    </w:p>
+    <w:p>
+      <w:pPr>
+        <w:rPr>
+          <w:color w:val="000000" w:themeColor="text1"/>
+        </w:rPr>
+      </w:pPr>
+      <w:r>
+        <w:rPr>
+          <w:color w:val="000000" w:themeColor="text1"/>
+        </w:rPr>
+        <w:t>score = 100</w:t>
+      </w:r>
+    </w:p>
+    <w:p>
+      <w:pPr>
+        <w:rPr>
+          <w:color w:val="000000" w:themeColor="text1"/>
+        </w:rPr>
+      </w:pPr>
+      <w:proofErr w:type="spellStart"/>
+      <w:r>
+        <w:rPr>
+          <w:color w:val="000000" w:themeColor="text1"/>
+        </w:rPr>
+        <w:t>final_score</w:t>
+      </w:r>
+      <w:proofErr w:type="spellEnd"/>
+      <w:r>
+        <w:rPr>
+          <w:color w:val="000000" w:themeColor="text1"/>
+        </w:rPr>
+        <w:t xml:space="preserve"> = score</w:t>
+      </w:r>
+    </w:p>
+    <w:p>
+      <w:pPr>
+        <w:rPr>
+          <w:color w:val="000000" w:themeColor="text1"/>
+        </w:rPr>
+      </w:pPr>
+      <w:proofErr w:type="spellStart"/>
+      <w:r>
+        <w:rPr>
+          <w:color w:val="000000" w:themeColor="text1"/>
+        </w:rPr>
+        <w:t>new_score</w:t>
+      </w:r>
+      <w:proofErr w:type="spellEnd"/>
+      <w:r>
+        <w:rPr>
+          <w:color w:val="000000" w:themeColor="text1"/>
+        </w:rPr>
+        <w:t xml:space="preserve"> = 100</w:t>
+      </w:r>
+    </w:p>
+    <w:p>
+      <w:pPr>
+        <w:rPr>
+          <w:color w:val="000000" w:themeColor="text1"/>
+        </w:rPr>
+      </w:pPr>
+    </w:p>
+    <w:p>
+      <w:pPr>
+        <w:rPr>
+          <w:color w:val="000000" w:themeColor="text1"/>
+        </w:rPr>
+      </w:pPr>
+      <w:r>
+        <w:rPr>
+          <w:color w:val="000000" w:themeColor="text1"/>
+        </w:rPr>
+        <w:lastRenderedPageBreak/>
+        <w:t>print(id(score))</w:t>
+      </w:r>
+    </w:p>
+    <w:p>
+      <w:pPr>
+        <w:rPr>
+          <w:color w:val="000000" w:themeColor="text1"/>
+        </w:rPr>
+      </w:pPr>
+      <w:r>
+        <w:rPr>
+          <w:color w:val="000000" w:themeColor="text1"/>
+        </w:rPr>
+        <w:t>print(id(</w:t>
+      </w:r>
+      <w:proofErr w:type="spellStart"/>
+      <w:r>
+        <w:rPr>
+          <w:color w:val="000000" w:themeColor="text1"/>
+        </w:rPr>
+        <w:t>final_score</w:t>
+      </w:r>
+      <w:proofErr w:type="spellEnd"/>
+      <w:r>
+        <w:rPr>
+          <w:color w:val="000000" w:themeColor="text1"/>
+        </w:rPr>
+        <w:t>))</w:t>
+      </w:r>
+    </w:p>
+    <w:p>
+      <w:pPr>
+        <w:rPr>
+          <w:color w:val="000000" w:themeColor="text1"/>
+        </w:rPr>
+      </w:pPr>
+      <w:r>
+        <w:rPr>
+          <w:color w:val="000000" w:themeColor="text1"/>
+        </w:rPr>
+        <w:t>print(id(</w:t>
+      </w:r>
+      <w:proofErr w:type="spellStart"/>
+      <w:r>
+        <w:rPr>
+          <w:color w:val="000000" w:themeColor="text1"/>
+        </w:rPr>
+        <w:t>new_score</w:t>
+      </w:r>
+      <w:proofErr w:type="spellEnd"/>
+      <w:r>
+        <w:rPr>
+          <w:color w:val="000000" w:themeColor="text1"/>
+        </w:rPr>
+        <w:t>))</w:t>
+      </w:r>
+    </w:p>
+    <w:p>
+      <w:pPr>
+        <w:rPr>
+          <w:color w:val="000000" w:themeColor="text1"/>
+        </w:rPr>
+      </w:pPr>
+      <w:r>
+        <w:rPr>
+          <w:color w:val="000000" w:themeColor="text1"/>
+        </w:rPr>
+        <w:t>If you run this on your laptop, the computer will print out something that looks like this: 140733055400848 140733055400848 140733055400848</w:t>
+      </w:r>
+    </w:p>
+    <w:p>
+      <w:pPr>
+        <w:rPr>
+          <w:color w:val="000000" w:themeColor="text1"/>
+        </w:rPr>
+      </w:pPr>
+      <w:r>
+        <w:rPr>
+          <w:color w:val="000000" w:themeColor="text1"/>
+        </w:rPr>
+        <w:t xml:space="preserve">Notice how they are all the exact same number! Because 100 is an Immutable Integer, Python is smart. It says, </w:t>
+      </w:r>
+      <w:r>
+        <w:rPr>
+          <w:i/>
+          <w:iCs/>
+          <w:color w:val="000000" w:themeColor="text1"/>
+        </w:rPr>
+        <w:t>"Why build three different '100' objects and waste memory? I'll just build one '100' in the Heap, and point all three name tags to the exact same address."</w:t>
+      </w:r>
+    </w:p>
+    <w:p>
+      <w:pPr>
+        <w:rPr>
+          <w:b/>
+          <w:bCs/>
+          <w:color w:val="000000" w:themeColor="text1"/>
+        </w:rPr>
+      </w:pPr>
+      <w:r>
+        <w:rPr>
+          <w:b/>
+          <w:bCs/>
+          <w:color w:val="000000" w:themeColor="text1"/>
+        </w:rPr>
+        <w:t>2. The FAANG Interview Trick: == vs is</w:t>
+      </w:r>
+    </w:p>
+    <w:p>
+      <w:pPr>
+        <w:rPr>
+          <w:color w:val="000000" w:themeColor="text1"/>
+        </w:rPr>
+      </w:pPr>
+      <w:r>
+        <w:rPr>
+          <w:color w:val="000000" w:themeColor="text1"/>
+        </w:rPr>
+        <w:t>Now that you know how memory works, you are ready for a classic interview trap.</w:t>
+      </w:r>
+    </w:p>
+    <w:p>
+      <w:pPr>
+        <w:rPr>
+          <w:color w:val="000000" w:themeColor="text1"/>
+        </w:rPr>
+      </w:pPr>
+      <w:r>
+        <w:rPr>
+          <w:color w:val="000000" w:themeColor="text1"/>
+        </w:rPr>
+        <w:t>In Python, there are two different ways to ask if things are "equal", and they mean completely different things.</w:t>
+      </w:r>
+    </w:p>
+    <w:p>
+      <w:pPr>
+        <w:rPr>
+          <w:b/>
+          <w:bCs/>
+          <w:color w:val="000000" w:themeColor="text1"/>
+        </w:rPr>
+      </w:pPr>
+      <w:r>
+        <w:rPr>
+          <w:b/>
+          <w:bCs/>
+          <w:color w:val="000000" w:themeColor="text1"/>
+        </w:rPr>
+        <w:t>The == Operator (Value Equality)</w:t>
+      </w:r>
+    </w:p>
+    <w:p>
+      <w:pPr>
+        <w:rPr>
+          <w:color w:val="000000" w:themeColor="text1"/>
+        </w:rPr>
+      </w:pPr>
+      <w:r>
+        <w:rPr>
+          <w:color w:val="000000" w:themeColor="text1"/>
+        </w:rPr>
+        <w:t xml:space="preserve">Using == is like asking: </w:t>
+      </w:r>
+      <w:r>
+        <w:rPr>
+          <w:b/>
+          <w:bCs/>
+          <w:color w:val="000000" w:themeColor="text1"/>
+        </w:rPr>
+        <w:t>"Do these houses look identical on the inside?"</w:t>
+      </w:r>
+      <w:r>
+        <w:rPr>
+          <w:color w:val="000000" w:themeColor="text1"/>
+        </w:rPr>
+        <w:t xml:space="preserve"> It only checks the </w:t>
+      </w:r>
+      <w:r>
+        <w:rPr>
+          <w:i/>
+          <w:iCs/>
+          <w:color w:val="000000" w:themeColor="text1"/>
+        </w:rPr>
+        <w:t>value</w:t>
+      </w:r>
+      <w:r>
+        <w:rPr>
+          <w:color w:val="000000" w:themeColor="text1"/>
+        </w:rPr>
+        <w:t xml:space="preserve"> of the data. It does not care where the data lives.</w:t>
+      </w:r>
+    </w:p>
+    <w:p>
+      <w:pPr>
+        <w:rPr>
+          <w:b/>
+          <w:bCs/>
+          <w:color w:val="000000" w:themeColor="text1"/>
+        </w:rPr>
+      </w:pPr>
+      <w:r>
+        <w:rPr>
+          <w:b/>
+          <w:bCs/>
+          <w:color w:val="000000" w:themeColor="text1"/>
+        </w:rPr>
+        <w:t>The is Operator (Identity Equality)</w:t>
+      </w:r>
+    </w:p>
+    <w:p>
+      <w:pPr>
+        <w:rPr>
+          <w:color w:val="000000" w:themeColor="text1"/>
+        </w:rPr>
+      </w:pPr>
+      <w:r>
+        <w:rPr>
+          <w:color w:val="000000" w:themeColor="text1"/>
+        </w:rPr>
+        <w:t xml:space="preserve">Using is </w:t>
+      </w:r>
+      <w:proofErr w:type="spellStart"/>
+      <w:r>
+        <w:rPr>
+          <w:color w:val="000000" w:themeColor="text1"/>
+        </w:rPr>
+        <w:t>is</w:t>
+      </w:r>
+      <w:proofErr w:type="spellEnd"/>
+      <w:r>
+        <w:rPr>
+          <w:color w:val="000000" w:themeColor="text1"/>
+        </w:rPr>
+        <w:t xml:space="preserve"> like asking: </w:t>
+      </w:r>
+      <w:r>
+        <w:rPr>
+          <w:b/>
+          <w:bCs/>
+          <w:color w:val="000000" w:themeColor="text1"/>
+        </w:rPr>
+        <w:t>"Are these the exact same physical house?"</w:t>
+      </w:r>
+      <w:r>
+        <w:rPr>
+          <w:color w:val="000000" w:themeColor="text1"/>
+        </w:rPr>
+        <w:t xml:space="preserve"> It checks the </w:t>
+      </w:r>
+      <w:r>
+        <w:rPr>
+          <w:i/>
+          <w:iCs/>
+          <w:color w:val="000000" w:themeColor="text1"/>
+        </w:rPr>
+        <w:t>memory address</w:t>
+      </w:r>
+      <w:r>
+        <w:rPr>
+          <w:color w:val="000000" w:themeColor="text1"/>
+        </w:rPr>
+        <w:t xml:space="preserve"> (the </w:t>
+      </w:r>
+      <w:proofErr w:type="gramStart"/>
+      <w:r>
+        <w:rPr>
+          <w:color w:val="000000" w:themeColor="text1"/>
+        </w:rPr>
+        <w:t>id(</w:t>
+      </w:r>
+      <w:proofErr w:type="gramEnd"/>
+      <w:r>
+        <w:rPr>
+          <w:color w:val="000000" w:themeColor="text1"/>
+        </w:rPr>
+        <w:t>)). If they don't live at the exact same address in the Heap, it returns False.</w:t>
+      </w:r>
+    </w:p>
+    <w:p>
+      <w:pPr>
+        <w:rPr>
+          <w:b/>
+          <w:bCs/>
+          <w:color w:val="000000" w:themeColor="text1"/>
+        </w:rPr>
+      </w:pPr>
+      <w:r>
+        <w:rPr>
+          <w:b/>
+          <w:bCs/>
+          <w:color w:val="000000" w:themeColor="text1"/>
+        </w:rPr>
+        <w:t>Let's see the trap in action:</w:t>
+      </w:r>
+    </w:p>
+    <w:p>
+      <w:pPr>
+        <w:rPr>
+          <w:color w:val="000000" w:themeColor="text1"/>
+        </w:rPr>
+      </w:pPr>
+      <w:r>
+        <w:rPr>
+          <w:color w:val="000000" w:themeColor="text1"/>
+        </w:rPr>
+        <w:t>We are going to create two identical lists. Remember, lists are Mutable, so Python is forced to build two separate objects in the Heap.</w:t>
+      </w:r>
+    </w:p>
+    <w:p>
+      <w:pPr>
+        <w:rPr>
+          <w:color w:val="000000" w:themeColor="text1"/>
+        </w:rPr>
+      </w:pPr>
+      <w:r>
+        <w:rPr>
+          <w:color w:val="000000" w:themeColor="text1"/>
+        </w:rPr>
+        <w:t>Python</w:t>
+      </w:r>
+    </w:p>
+    <w:p>
+      <w:pPr>
+        <w:rPr>
+          <w:color w:val="000000" w:themeColor="text1"/>
+        </w:rPr>
+      </w:pPr>
+      <w:proofErr w:type="spellStart"/>
+      <w:r>
+        <w:rPr>
+          <w:color w:val="000000" w:themeColor="text1"/>
+        </w:rPr>
+        <w:t>list_A</w:t>
+      </w:r>
+      <w:proofErr w:type="spellEnd"/>
+      <w:r>
+        <w:rPr>
+          <w:color w:val="000000" w:themeColor="text1"/>
+        </w:rPr>
+        <w:t xml:space="preserve"> = [1, 2, 3]</w:t>
+      </w:r>
+    </w:p>
+    <w:p>
+      <w:pPr>
+        <w:rPr>
+          <w:color w:val="000000" w:themeColor="text1"/>
+        </w:rPr>
+      </w:pPr>
+      <w:proofErr w:type="spellStart"/>
+      <w:r>
+        <w:rPr>
+          <w:color w:val="000000" w:themeColor="text1"/>
+        </w:rPr>
+        <w:t>list_B</w:t>
+      </w:r>
+      <w:proofErr w:type="spellEnd"/>
+      <w:r>
+        <w:rPr>
+          <w:color w:val="000000" w:themeColor="text1"/>
+        </w:rPr>
+        <w:t xml:space="preserve"> = [1, 2, 3]</w:t>
+      </w:r>
+    </w:p>
+    <w:p>
+      <w:pPr>
+        <w:rPr>
+          <w:color w:val="000000" w:themeColor="text1"/>
+        </w:rPr>
+      </w:pPr>
+      <w:proofErr w:type="spellStart"/>
+      <w:r>
+        <w:rPr>
+          <w:color w:val="000000" w:themeColor="text1"/>
+        </w:rPr>
+        <w:t>list_C</w:t>
+      </w:r>
+      <w:proofErr w:type="spellEnd"/>
+      <w:r>
+        <w:rPr>
+          <w:color w:val="000000" w:themeColor="text1"/>
+        </w:rPr>
+        <w:t xml:space="preserve"> = </w:t>
+      </w:r>
+      <w:proofErr w:type="spellStart"/>
+      <w:r>
+        <w:rPr>
+          <w:color w:val="000000" w:themeColor="text1"/>
+        </w:rPr>
+        <w:t>list_A</w:t>
+      </w:r>
+      <w:proofErr w:type="spellEnd"/>
+      <w:r>
+        <w:rPr>
+          <w:color w:val="000000" w:themeColor="text1"/>
+        </w:rPr>
+        <w:t xml:space="preserve">       # We point </w:t>
+      </w:r>
+      <w:proofErr w:type="spellStart"/>
+      <w:r>
+        <w:rPr>
+          <w:color w:val="000000" w:themeColor="text1"/>
+        </w:rPr>
+        <w:t>list_C</w:t>
+      </w:r>
+      <w:proofErr w:type="spellEnd"/>
+      <w:r>
+        <w:rPr>
+          <w:color w:val="000000" w:themeColor="text1"/>
+        </w:rPr>
+        <w:t xml:space="preserve"> to </w:t>
+      </w:r>
+      <w:proofErr w:type="spellStart"/>
+      <w:r>
+        <w:rPr>
+          <w:color w:val="000000" w:themeColor="text1"/>
+        </w:rPr>
+        <w:t>list_A's</w:t>
+      </w:r>
+      <w:proofErr w:type="spellEnd"/>
+      <w:r>
+        <w:rPr>
+          <w:color w:val="000000" w:themeColor="text1"/>
+        </w:rPr>
+        <w:t xml:space="preserve"> memory</w:t>
+      </w:r>
+    </w:p>
+    <w:p>
+      <w:pPr>
+        <w:rPr>
+          <w:color w:val="000000" w:themeColor="text1"/>
+        </w:rPr>
+      </w:pPr>
+    </w:p>
+    <w:p>
+      <w:pPr>
+        <w:rPr>
+          <w:color w:val="000000" w:themeColor="text1"/>
+        </w:rPr>
+      </w:pPr>
+      <w:r>
+        <w:rPr>
+          <w:color w:val="000000" w:themeColor="text1"/>
+        </w:rPr>
+        <w:t># Test 1: Do they look the same?</w:t>
+      </w:r>
+    </w:p>
+    <w:p>
+      <w:pPr>
+        <w:rPr>
+          <w:color w:val="000000" w:themeColor="text1"/>
+        </w:rPr>
+      </w:pPr>
+      <w:proofErr w:type="gramStart"/>
+      <w:r>
+        <w:rPr>
+          <w:color w:val="000000" w:themeColor="text1"/>
+        </w:rPr>
+        <w:t>print(</w:t>
+      </w:r>
+      <w:proofErr w:type="spellStart"/>
+      <w:proofErr w:type="gramEnd"/>
+      <w:r>
+        <w:rPr>
+          <w:color w:val="000000" w:themeColor="text1"/>
+        </w:rPr>
+        <w:t>list_A</w:t>
+      </w:r>
+      <w:proofErr w:type="spellEnd"/>
+      <w:r>
+        <w:rPr>
+          <w:color w:val="000000" w:themeColor="text1"/>
+        </w:rPr>
+        <w:t xml:space="preserve"> == </w:t>
+      </w:r>
+      <w:proofErr w:type="spellStart"/>
+      <w:r>
+        <w:rPr>
+          <w:color w:val="000000" w:themeColor="text1"/>
+        </w:rPr>
+        <w:t>list_B</w:t>
+      </w:r>
+      <w:proofErr w:type="spellEnd"/>
+      <w:r>
+        <w:rPr>
+          <w:color w:val="000000" w:themeColor="text1"/>
+        </w:rPr>
+        <w:t xml:space="preserve">)  </w:t>
+      </w:r>
+    </w:p>
+    <w:p>
+      <w:pPr>
+        <w:rPr>
+          <w:color w:val="000000" w:themeColor="text1"/>
+        </w:rPr>
+      </w:pPr>
+      <w:r>
+        <w:rPr>
+          <w:color w:val="000000" w:themeColor="text1"/>
+        </w:rPr>
+        <w:t># Result: True (They both contain 1, 2, 3)</w:t>
+      </w:r>
+    </w:p>
+    <w:p>
+      <w:pPr>
+        <w:rPr>
+          <w:color w:val="000000" w:themeColor="text1"/>
+        </w:rPr>
+      </w:pPr>
+    </w:p>
+    <w:p>
+      <w:pPr>
+        <w:rPr>
+          <w:color w:val="000000" w:themeColor="text1"/>
+        </w:rPr>
+      </w:pPr>
+      <w:r>
+        <w:rPr>
+          <w:color w:val="000000" w:themeColor="text1"/>
+        </w:rPr>
+        <w:t># Test 2: Are they the exact same physical object in memory?</w:t>
+      </w:r>
+    </w:p>
+    <w:p>
+      <w:pPr>
+        <w:rPr>
+          <w:color w:val="000000" w:themeColor="text1"/>
+        </w:rPr>
+      </w:pPr>
+      <w:proofErr w:type="gramStart"/>
+      <w:r>
+        <w:rPr>
+          <w:color w:val="000000" w:themeColor="text1"/>
+        </w:rPr>
+        <w:t>print(</w:t>
+      </w:r>
+      <w:proofErr w:type="spellStart"/>
+      <w:proofErr w:type="gramEnd"/>
+      <w:r>
+        <w:rPr>
+          <w:color w:val="000000" w:themeColor="text1"/>
+        </w:rPr>
+        <w:t>list_A</w:t>
+      </w:r>
+      <w:proofErr w:type="spellEnd"/>
+      <w:r>
+        <w:rPr>
+          <w:color w:val="000000" w:themeColor="text1"/>
+        </w:rPr>
+        <w:t xml:space="preserve"> is </w:t>
+      </w:r>
+      <w:proofErr w:type="spellStart"/>
+      <w:r>
+        <w:rPr>
+          <w:color w:val="000000" w:themeColor="text1"/>
+        </w:rPr>
+        <w:t>list_B</w:t>
+      </w:r>
+      <w:proofErr w:type="spellEnd"/>
+      <w:r>
+        <w:rPr>
+          <w:color w:val="000000" w:themeColor="text1"/>
+        </w:rPr>
+        <w:t xml:space="preserve">)  </w:t>
+      </w:r>
+    </w:p>
+    <w:p>
+      <w:pPr>
+        <w:rPr>
+          <w:color w:val="000000" w:themeColor="text1"/>
+        </w:rPr>
+      </w:pPr>
+      <w:r>
+        <w:rPr>
+          <w:color w:val="000000" w:themeColor="text1"/>
+        </w:rPr>
+        <w:t># Result: False (They live at different addresses in the Heap)</w:t>
+      </w:r>
+    </w:p>
+    <w:p>
+      <w:pPr>
+        <w:rPr>
+          <w:color w:val="000000" w:themeColor="text1"/>
+        </w:rPr>
+      </w:pPr>
+    </w:p>
+    <w:p>
+      <w:pPr>
+        <w:rPr>
+          <w:color w:val="000000" w:themeColor="text1"/>
+        </w:rPr>
+      </w:pPr>
+      <w:r>
+        <w:rPr>
+          <w:color w:val="000000" w:themeColor="text1"/>
+        </w:rPr>
+        <w:t xml:space="preserve"># Test 3: What about </w:t>
+      </w:r>
+      <w:proofErr w:type="spellStart"/>
+      <w:r>
+        <w:rPr>
+          <w:color w:val="000000" w:themeColor="text1"/>
+        </w:rPr>
+        <w:t>list_C</w:t>
+      </w:r>
+      <w:proofErr w:type="spellEnd"/>
+      <w:r>
+        <w:rPr>
+          <w:color w:val="000000" w:themeColor="text1"/>
+        </w:rPr>
+        <w:t>?</w:t>
+      </w:r>
+    </w:p>
+    <w:p>
+      <w:pPr>
+        <w:rPr>
+          <w:color w:val="000000" w:themeColor="text1"/>
+        </w:rPr>
+      </w:pPr>
+      <w:proofErr w:type="gramStart"/>
+      <w:r>
+        <w:rPr>
+          <w:color w:val="000000" w:themeColor="text1"/>
+        </w:rPr>
+        <w:t>print(</w:t>
+      </w:r>
+      <w:proofErr w:type="spellStart"/>
+      <w:proofErr w:type="gramEnd"/>
+      <w:r>
+        <w:rPr>
+          <w:color w:val="000000" w:themeColor="text1"/>
+        </w:rPr>
+        <w:t>list_A</w:t>
+      </w:r>
+      <w:proofErr w:type="spellEnd"/>
+      <w:r>
+        <w:rPr>
+          <w:color w:val="000000" w:themeColor="text1"/>
+        </w:rPr>
+        <w:t xml:space="preserve"> is </w:t>
+      </w:r>
+      <w:proofErr w:type="spellStart"/>
+      <w:r>
+        <w:rPr>
+          <w:color w:val="000000" w:themeColor="text1"/>
+        </w:rPr>
+        <w:t>list_C</w:t>
+      </w:r>
+      <w:proofErr w:type="spellEnd"/>
+      <w:r>
+        <w:rPr>
+          <w:color w:val="000000" w:themeColor="text1"/>
+        </w:rPr>
+        <w:t xml:space="preserve">)  </w:t>
+      </w:r>
+    </w:p>
+    <w:p>
+      <w:pPr>
+        <w:rPr>
+          <w:color w:val="000000" w:themeColor="text1"/>
+        </w:rPr>
+      </w:pPr>
+      <w:r>
+        <w:rPr>
+          <w:color w:val="000000" w:themeColor="text1"/>
+        </w:rPr>
+        <w:t># Result: True (</w:t>
+      </w:r>
+      <w:proofErr w:type="spellStart"/>
+      <w:r>
+        <w:rPr>
+          <w:color w:val="000000" w:themeColor="text1"/>
+        </w:rPr>
+        <w:t>list_C</w:t>
+      </w:r>
+      <w:proofErr w:type="spellEnd"/>
+      <w:r>
+        <w:rPr>
+          <w:color w:val="000000" w:themeColor="text1"/>
+        </w:rPr>
+        <w:t xml:space="preserve"> is just a name tag pointing to </w:t>
+      </w:r>
+      <w:proofErr w:type="spellStart"/>
+      <w:r>
+        <w:rPr>
+          <w:color w:val="000000" w:themeColor="text1"/>
+        </w:rPr>
+        <w:t>list_A's</w:t>
+      </w:r>
+      <w:proofErr w:type="spellEnd"/>
+      <w:r>
+        <w:rPr>
+          <w:color w:val="000000" w:themeColor="text1"/>
+        </w:rPr>
+        <w:t xml:space="preserve"> address)</w:t>
+      </w:r>
+    </w:p>
+    <w:p>
+      <w:pPr>
+        <w:rPr>
+          <w:color w:val="000000" w:themeColor="text1"/>
+        </w:rPr>
+      </w:pPr>
+      <w:r>
+        <w:rPr>
+          <w:color w:val="000000" w:themeColor="text1"/>
+        </w:rPr>
+        <w:t xml:space="preserve">Many beginners use is when they should use ==, and it causes their code to randomly break because they don't understand the difference between </w:t>
+      </w:r>
+      <w:r>
+        <w:rPr>
+          <w:i/>
+          <w:iCs/>
+          <w:color w:val="000000" w:themeColor="text1"/>
+        </w:rPr>
+        <w:t>values</w:t>
+      </w:r>
+      <w:r>
+        <w:rPr>
+          <w:color w:val="000000" w:themeColor="text1"/>
+        </w:rPr>
+        <w:t xml:space="preserve"> and </w:t>
+      </w:r>
+      <w:r>
+        <w:rPr>
+          <w:i/>
+          <w:iCs/>
+          <w:color w:val="000000" w:themeColor="text1"/>
+        </w:rPr>
+        <w:t>memory addresses</w:t>
+      </w:r>
+      <w:r>
+        <w:rPr>
+          <w:color w:val="000000" w:themeColor="text1"/>
+        </w:rPr>
+        <w:t>. You now know the difference.</w:t>
+      </w:r>
+    </w:p>
+    <w:p>
+      <w:pPr>
+        <w:rPr>
+          <w:b/>
+          <w:bCs/>
+          <w:color w:val="000000" w:themeColor="text1"/>
+        </w:rPr>
+      </w:pPr>
+      <w:r>
+        <w:rPr>
+          <w:b/>
+          <w:bCs/>
+          <w:color w:val="000000" w:themeColor="text1"/>
+        </w:rPr>
+        <w:t>Your Next Big Step</w:t>
+      </w:r>
+    </w:p>
+    <w:p>
+      <w:pPr>
+        <w:rPr>
+          <w:color w:val="000000" w:themeColor="text1"/>
+        </w:rPr>
+      </w:pPr>
+      <w:r>
+        <w:rPr>
+          <w:color w:val="000000" w:themeColor="text1"/>
+        </w:rPr>
+        <w:t>We have successfully covered the absolute core mechanics of Python memory. You now know more about how Python handles data than most people who have been coding for six months.</w:t>
+      </w:r>
+    </w:p>
+    <w:p>
+      <w:pPr>
+        <w:rPr>
+          <w:color w:val="000000" w:themeColor="text1"/>
+        </w:rPr>
+      </w:pPr>
+      <w:r>
+        <w:rPr>
+          <w:color w:val="000000" w:themeColor="text1"/>
+        </w:rPr>
+        <w:t>To actually build things (like Machine Learning models or cloud backends), we need to start putting data into these memory spaces and making decisions with it.</w:t>
+      </w:r>
+    </w:p>
+    <w:p>
+      <w:pPr>
+        <w:rPr>
+          <w:color w:val="000000" w:themeColor="text1"/>
+        </w:rPr>
+      </w:pPr>
     </w:p>
     <w:p>
       <w:pPr>

--- a/extra notes.docx
+++ b/extra notes.docx
@@ -8084,6 +8084,610 @@
     <w:p>
       <w:pPr>
         <w:rPr>
+          <w:color w:val="000000" w:themeColor="text1"/>
+        </w:rPr>
+      </w:pPr>
+    </w:p>
+    <w:p>
+      <w:pPr>
+        <w:rPr>
+          <w:color w:val="000000" w:themeColor="text1"/>
+        </w:rPr>
+      </w:pPr>
+    </w:p>
+    <w:p>
+      <w:pPr>
+        <w:rPr>
+          <w:color w:val="000000" w:themeColor="text1"/>
+        </w:rPr>
+      </w:pPr>
+    </w:p>
+    <w:p>
+      <w:pPr>
+        <w:rPr>
+          <w:color w:val="000000" w:themeColor="text1"/>
+        </w:rPr>
+      </w:pPr>
+    </w:p>
+    <w:p>
+      <w:pPr>
+        <w:rPr>
+          <w:color w:val="000000" w:themeColor="text1"/>
+        </w:rPr>
+      </w:pPr>
+    </w:p>
+    <w:p>
+      <w:pPr>
+        <w:rPr>
+          <w:color w:val="000000" w:themeColor="text1"/>
+        </w:rPr>
+      </w:pPr>
+    </w:p>
+    <w:p>
+      <w:pPr>
+        <w:rPr>
+          <w:color w:val="000000" w:themeColor="text1"/>
+        </w:rPr>
+      </w:pPr>
+    </w:p>
+    <w:p>
+      <w:pPr>
+        <w:rPr>
+          <w:color w:val="000000" w:themeColor="text1"/>
+        </w:rPr>
+      </w:pPr>
+    </w:p>
+    <w:p>
+      <w:pPr>
+        <w:rPr>
+          <w:color w:val="000000" w:themeColor="text1"/>
+        </w:rPr>
+      </w:pPr>
+    </w:p>
+    <w:p>
+      <w:pPr>
+        <w:rPr>
+          <w:color w:val="000000" w:themeColor="text1"/>
+        </w:rPr>
+      </w:pPr>
+    </w:p>
+    <w:p>
+      <w:pPr>
+        <w:rPr>
+          <w:color w:val="000000" w:themeColor="text1"/>
+        </w:rPr>
+      </w:pPr>
+    </w:p>
+    <w:p>
+      <w:pPr>
+        <w:rPr>
+          <w:color w:val="000000" w:themeColor="text1"/>
+        </w:rPr>
+      </w:pPr>
+    </w:p>
+    <w:p>
+      <w:pPr>
+        <w:rPr>
+          <w:color w:val="000000" w:themeColor="text1"/>
+        </w:rPr>
+      </w:pPr>
+    </w:p>
+    <w:p>
+      <w:pPr>
+        <w:rPr>
+          <w:color w:val="000000" w:themeColor="text1"/>
+        </w:rPr>
+      </w:pPr>
+    </w:p>
+    <w:p>
+      <w:pPr>
+        <w:rPr>
+          <w:color w:val="000000" w:themeColor="text1"/>
+        </w:rPr>
+      </w:pPr>
+    </w:p>
+    <w:p>
+      <w:pPr>
+        <w:rPr>
+          <w:color w:val="000000" w:themeColor="text1"/>
+        </w:rPr>
+      </w:pPr>
+    </w:p>
+    <w:p>
+      <w:pPr>
+        <w:rPr>
+          <w:color w:val="000000" w:themeColor="text1"/>
+        </w:rPr>
+      </w:pPr>
+    </w:p>
+    <w:p>
+      <w:pPr>
+        <w:rPr>
+          <w:b/>
+          <w:bCs/>
+          <w:color w:val="C00000"/>
+          <w:sz w:val="56"/>
+          <w:szCs w:val="56"/>
+        </w:rPr>
+      </w:pPr>
+      <w:r>
+        <w:rPr>
+          <w:b/>
+          <w:bCs/>
+          <w:color w:val="C00000"/>
+          <w:sz w:val="56"/>
+          <w:szCs w:val="56"/>
+        </w:rPr>
+        <w:lastRenderedPageBreak/>
+        <w:t xml:space="preserve">BASICS OF PYTHON </w:t>
+      </w:r>
+    </w:p>
+    <w:p>
+      <w:pPr>
+        <w:rPr>
+          <w:b/>
+          <w:bCs/>
+          <w:color w:val="000000" w:themeColor="text1"/>
+        </w:rPr>
+      </w:pPr>
+      <w:r>
+        <w:rPr>
+          <w:b/>
+          <w:bCs/>
+          <w:color w:val="000000" w:themeColor="text1"/>
+        </w:rPr>
+        <w:t>Step 1: Where do you type?</w:t>
+      </w:r>
+    </w:p>
+    <w:p>
+      <w:pPr>
+        <w:rPr>
+          <w:color w:val="000000" w:themeColor="text1"/>
+        </w:rPr>
+      </w:pPr>
+      <w:r>
+        <w:rPr>
+          <w:color w:val="000000" w:themeColor="text1"/>
+        </w:rPr>
+        <w:t xml:space="preserve">You can't just type Python code into Microsoft Word. You need a special text editor. Since you are setting up your workspace, open up </w:t>
+      </w:r>
+      <w:r>
+        <w:rPr>
+          <w:b/>
+          <w:bCs/>
+          <w:color w:val="000000" w:themeColor="text1"/>
+        </w:rPr>
+        <w:t>VS Code</w:t>
+      </w:r>
+      <w:r>
+        <w:rPr>
+          <w:color w:val="000000" w:themeColor="text1"/>
+        </w:rPr>
+        <w:t>.</w:t>
+      </w:r>
+    </w:p>
+    <w:p>
+      <w:pPr>
+        <w:numPr>
+          <w:ilvl w:val="0"/>
+          <w:numId w:val="24"/>
+        </w:numPr>
+        <w:rPr>
+          <w:color w:val="000000" w:themeColor="text1"/>
+        </w:rPr>
+      </w:pPr>
+      <w:r>
+        <w:rPr>
+          <w:color w:val="000000" w:themeColor="text1"/>
+        </w:rPr>
+        <w:t>Create a brand new, empty file.</w:t>
+      </w:r>
+    </w:p>
+    <w:p>
+      <w:pPr>
+        <w:numPr>
+          <w:ilvl w:val="0"/>
+          <w:numId w:val="24"/>
+        </w:numPr>
+        <w:rPr>
+          <w:color w:val="000000" w:themeColor="text1"/>
+        </w:rPr>
+      </w:pPr>
+      <w:r>
+        <w:rPr>
+          <w:color w:val="000000" w:themeColor="text1"/>
+        </w:rPr>
+        <w:t xml:space="preserve">Save it and name it app.py. </w:t>
+      </w:r>
+      <w:r>
+        <w:rPr>
+          <w:i/>
+          <w:iCs/>
+          <w:color w:val="000000" w:themeColor="text1"/>
+        </w:rPr>
+        <w:t>Note: The .</w:t>
+      </w:r>
+      <w:proofErr w:type="spellStart"/>
+      <w:r>
+        <w:rPr>
+          <w:i/>
+          <w:iCs/>
+          <w:color w:val="000000" w:themeColor="text1"/>
+        </w:rPr>
+        <w:t>py</w:t>
+      </w:r>
+      <w:proofErr w:type="spellEnd"/>
+      <w:r>
+        <w:rPr>
+          <w:i/>
+          <w:iCs/>
+          <w:color w:val="000000" w:themeColor="text1"/>
+        </w:rPr>
+        <w:t xml:space="preserve"> at the end is crucial. It tells VS Code, "This is a Python file, get ready to read Python rules."</w:t>
+      </w:r>
+    </w:p>
+    <w:p>
+      <w:pPr>
+        <w:rPr>
+          <w:b/>
+          <w:bCs/>
+          <w:color w:val="000000" w:themeColor="text1"/>
+        </w:rPr>
+      </w:pPr>
+      <w:r>
+        <w:rPr>
+          <w:b/>
+          <w:bCs/>
+          <w:color w:val="000000" w:themeColor="text1"/>
+        </w:rPr>
+        <w:t>Step 2: Writing your first line</w:t>
+      </w:r>
+    </w:p>
+    <w:p>
+      <w:pPr>
+        <w:rPr>
+          <w:color w:val="000000" w:themeColor="text1"/>
+        </w:rPr>
+      </w:pPr>
+      <w:r>
+        <w:rPr>
+          <w:color w:val="000000" w:themeColor="text1"/>
+        </w:rPr>
+        <w:t>Type this exact line into your empty app.py file:</w:t>
+      </w:r>
+    </w:p>
+    <w:p>
+      <w:pPr>
+        <w:rPr>
+          <w:color w:val="000000" w:themeColor="text1"/>
+        </w:rPr>
+      </w:pPr>
+      <w:r>
+        <w:rPr>
+          <w:color w:val="000000" w:themeColor="text1"/>
+        </w:rPr>
+        <w:t>Python</w:t>
+      </w:r>
+    </w:p>
+    <w:p>
+      <w:pPr>
+        <w:rPr>
+          <w:color w:val="000000" w:themeColor="text1"/>
+        </w:rPr>
+      </w:pPr>
+      <w:proofErr w:type="gramStart"/>
+      <w:r>
+        <w:rPr>
+          <w:color w:val="000000" w:themeColor="text1"/>
+        </w:rPr>
+        <w:t>print(</w:t>
+      </w:r>
+      <w:proofErr w:type="gramEnd"/>
+      <w:r>
+        <w:rPr>
+          <w:color w:val="000000" w:themeColor="text1"/>
+        </w:rPr>
+        <w:t xml:space="preserve">"Hello, </w:t>
+      </w:r>
+      <w:proofErr w:type="spellStart"/>
+      <w:r>
+        <w:rPr>
+          <w:color w:val="000000" w:themeColor="text1"/>
+        </w:rPr>
+        <w:t>Adeal</w:t>
+      </w:r>
+      <w:proofErr w:type="spellEnd"/>
+      <w:r>
+        <w:rPr>
+          <w:color w:val="000000" w:themeColor="text1"/>
+        </w:rPr>
+        <w:t>!")</w:t>
+      </w:r>
+    </w:p>
+    <w:p>
+      <w:pPr>
+        <w:rPr>
+          <w:b/>
+          <w:bCs/>
+          <w:color w:val="000000" w:themeColor="text1"/>
+        </w:rPr>
+      </w:pPr>
+      <w:r>
+        <w:rPr>
+          <w:b/>
+          <w:bCs/>
+          <w:color w:val="000000" w:themeColor="text1"/>
+        </w:rPr>
+        <w:t>Step 3: What did you just write? (Word by Word)</w:t>
+      </w:r>
+    </w:p>
+    <w:p>
+      <w:pPr>
+        <w:rPr>
+          <w:color w:val="000000" w:themeColor="text1"/>
+        </w:rPr>
+      </w:pPr>
+      <w:r>
+        <w:rPr>
+          <w:color w:val="000000" w:themeColor="text1"/>
+        </w:rPr>
+        <w:t>Let's break down this single line so you understand exactly what every single symbol does. In programming, there are no wasted characters.</w:t>
+      </w:r>
+    </w:p>
+    <w:p>
+      <w:pPr>
+        <w:numPr>
+          <w:ilvl w:val="0"/>
+          <w:numId w:val="25"/>
+        </w:numPr>
+        <w:rPr>
+          <w:color w:val="000000" w:themeColor="text1"/>
+        </w:rPr>
+      </w:pPr>
+      <w:r>
+        <w:rPr>
+          <w:b/>
+          <w:bCs/>
+          <w:color w:val="000000" w:themeColor="text1"/>
+        </w:rPr>
+        <w:t>print</w:t>
+      </w:r>
+      <w:r>
+        <w:rPr>
+          <w:color w:val="000000" w:themeColor="text1"/>
+        </w:rPr>
+        <w:t xml:space="preserve"> This is a </w:t>
+      </w:r>
+      <w:r>
+        <w:rPr>
+          <w:b/>
+          <w:bCs/>
+          <w:color w:val="000000" w:themeColor="text1"/>
+        </w:rPr>
+        <w:t>Function</w:t>
+      </w:r>
+      <w:r>
+        <w:rPr>
+          <w:color w:val="000000" w:themeColor="text1"/>
+        </w:rPr>
+        <w:t>. Think of a function as a pre-built machine inside Python. The print machine has one job: take whatever you give it and push it out to your computer screen.</w:t>
+      </w:r>
+    </w:p>
+    <w:p>
+      <w:pPr>
+        <w:numPr>
+          <w:ilvl w:val="0"/>
+          <w:numId w:val="25"/>
+        </w:numPr>
+        <w:rPr>
+          <w:color w:val="000000" w:themeColor="text1"/>
+        </w:rPr>
+      </w:pPr>
+      <w:r>
+        <w:rPr>
+          <w:b/>
+          <w:bCs/>
+          <w:color w:val="000000" w:themeColor="text1"/>
+        </w:rPr>
+        <w:t>() (The Parentheses)</w:t>
+      </w:r>
+      <w:r>
+        <w:rPr>
+          <w:color w:val="000000" w:themeColor="text1"/>
+        </w:rPr>
+        <w:t xml:space="preserve"> These act like the delivery box for the machine. Whenever you use a function, you must put parentheses right after it. Whatever you put </w:t>
+      </w:r>
+      <w:r>
+        <w:rPr>
+          <w:i/>
+          <w:iCs/>
+          <w:color w:val="000000" w:themeColor="text1"/>
+        </w:rPr>
+        <w:t>inside</w:t>
+      </w:r>
+      <w:r>
+        <w:rPr>
+          <w:color w:val="000000" w:themeColor="text1"/>
+        </w:rPr>
+        <w:t xml:space="preserve"> the parentheses is what you are handing to the machine.</w:t>
+      </w:r>
+    </w:p>
+    <w:p>
+      <w:pPr>
+        <w:numPr>
+          <w:ilvl w:val="0"/>
+          <w:numId w:val="25"/>
+        </w:numPr>
+        <w:rPr>
+          <w:color w:val="000000" w:themeColor="text1"/>
+        </w:rPr>
+      </w:pPr>
+      <w:r>
+        <w:rPr>
+          <w:b/>
+          <w:bCs/>
+          <w:color w:val="000000" w:themeColor="text1"/>
+        </w:rPr>
+        <w:t>"" (The Quotes)</w:t>
+      </w:r>
+      <w:r>
+        <w:rPr>
+          <w:color w:val="000000" w:themeColor="text1"/>
+        </w:rPr>
+        <w:t xml:space="preserve"> This is extremely important. Computers are math machines. If you just typed Hello, the computer would panic and say, </w:t>
+      </w:r>
+      <w:r>
+        <w:rPr>
+          <w:i/>
+          <w:iCs/>
+          <w:color w:val="000000" w:themeColor="text1"/>
+        </w:rPr>
+        <w:t>"I don't know the mathematical value of Hello!"</w:t>
+      </w:r>
+      <w:r>
+        <w:rPr>
+          <w:color w:val="000000" w:themeColor="text1"/>
+        </w:rPr>
+        <w:t xml:space="preserve"> By putting quotes around it, you create a </w:t>
+      </w:r>
+      <w:r>
+        <w:rPr>
+          <w:b/>
+          <w:bCs/>
+          <w:color w:val="000000" w:themeColor="text1"/>
+        </w:rPr>
+        <w:t>String</w:t>
+      </w:r>
+      <w:r>
+        <w:rPr>
+          <w:color w:val="000000" w:themeColor="text1"/>
+        </w:rPr>
+        <w:t xml:space="preserve">. You are telling the computer, </w:t>
+      </w:r>
+      <w:r>
+        <w:rPr>
+          <w:i/>
+          <w:iCs/>
+          <w:color w:val="000000" w:themeColor="text1"/>
+        </w:rPr>
+        <w:t>"Do not try to do math with this. This is just plain human text. Treat it like a sticker."</w:t>
+      </w:r>
+    </w:p>
+    <w:p>
+      <w:pPr>
+        <w:rPr>
+          <w:b/>
+          <w:bCs/>
+          <w:color w:val="000000" w:themeColor="text1"/>
+        </w:rPr>
+      </w:pPr>
+      <w:r>
+        <w:rPr>
+          <w:b/>
+          <w:bCs/>
+          <w:color w:val="000000" w:themeColor="text1"/>
+        </w:rPr>
+        <w:t>Step 4: Running the Code</w:t>
+      </w:r>
+    </w:p>
+    <w:p>
+      <w:pPr>
+        <w:rPr>
+          <w:color w:val="000000" w:themeColor="text1"/>
+        </w:rPr>
+      </w:pPr>
+      <w:r>
+        <w:rPr>
+          <w:color w:val="000000" w:themeColor="text1"/>
+        </w:rPr>
+        <w:t>Code doesn't do anything until you tell the computer to execute it. In VS Code, look for a little "Play" button (a triangle) in the top right corner of the screen, or open your terminal at the bottom and type python app.py and hit Enter.</w:t>
+      </w:r>
+    </w:p>
+    <w:p>
+      <w:pPr>
+        <w:rPr>
+          <w:color w:val="000000" w:themeColor="text1"/>
+        </w:rPr>
+      </w:pPr>
+      <w:r>
+        <w:rPr>
+          <w:color w:val="000000" w:themeColor="text1"/>
+        </w:rPr>
+        <w:t xml:space="preserve">If you do that, the computer will look at your file, run the print machine, and display this exact text on your screen: Hello, </w:t>
+      </w:r>
+      <w:proofErr w:type="spellStart"/>
+      <w:r>
+        <w:rPr>
+          <w:color w:val="000000" w:themeColor="text1"/>
+        </w:rPr>
+        <w:t>Adeal</w:t>
+      </w:r>
+      <w:proofErr w:type="spellEnd"/>
+      <w:r>
+        <w:rPr>
+          <w:color w:val="000000" w:themeColor="text1"/>
+        </w:rPr>
+        <w:t>!</w:t>
+      </w:r>
+    </w:p>
+    <w:p>
+      <w:pPr>
+        <w:rPr>
+          <w:color w:val="000000" w:themeColor="text1"/>
+        </w:rPr>
+      </w:pPr>
+      <w:r>
+        <w:rPr>
+          <w:color w:val="000000" w:themeColor="text1"/>
+        </w:rPr>
+        <w:t>You just wrote and executed your first computer program.</w:t>
+      </w:r>
+    </w:p>
+    <w:p>
+      <w:pPr>
+        <w:rPr>
+          <w:color w:val="000000" w:themeColor="text1"/>
+        </w:rPr>
+      </w:pPr>
+    </w:p>
+    <w:p>
+      <w:pPr>
+        <w:rPr>
+          <w:color w:val="000000" w:themeColor="text1"/>
+        </w:rPr>
+      </w:pPr>
+    </w:p>
+    <w:p>
+      <w:pPr>
+        <w:rPr>
+          <w:color w:val="000000" w:themeColor="text1"/>
+        </w:rPr>
+      </w:pPr>
+    </w:p>
+    <w:p>
+      <w:pPr>
+        <w:rPr>
+          <w:color w:val="000000" w:themeColor="text1"/>
+        </w:rPr>
+      </w:pPr>
+    </w:p>
+    <w:p>
+      <w:pPr>
+        <w:rPr>
+          <w:color w:val="000000" w:themeColor="text1"/>
+        </w:rPr>
+      </w:pPr>
+    </w:p>
+    <w:p>
+      <w:pPr>
+        <w:rPr>
+          <w:color w:val="000000" w:themeColor="text1"/>
+        </w:rPr>
+      </w:pPr>
+    </w:p>
+    <w:p>
+      <w:pPr>
+        <w:rPr>
           <w:color w:val="2F5496" w:themeColor="accent1" w:themeShade="BF"/>
         </w:rPr>
       </w:pPr>
@@ -8251,6 +8855,268 @@
     </w:lvl>
   </w:abstractNum>
   <w:abstractNum w:abstractNumId="1" w15:restartNumberingAfterBreak="0">
+    <w:nsid w:val="09C21B9C"/>
+    <w:multiLevelType w:val="multilevel"/>
+    <w:tmpl w:val="B5028F64"/>
+    <w:lvl w:ilvl="0">
+      <w:start w:val="1"/>
+      <w:numFmt w:val="decimal"/>
+      <w:lvlText w:val="%1."/>
+      <w:lvlJc w:val="left"/>
+      <w:pPr>
+        <w:tabs>
+          <w:tab w:val="num" w:pos="720"/>
+        </w:tabs>
+        <w:ind w:left="720" w:hanging="360"/>
+      </w:pPr>
+    </w:lvl>
+    <w:lvl w:ilvl="1" w:tentative="1">
+      <w:start w:val="1"/>
+      <w:numFmt w:val="decimal"/>
+      <w:lvlText w:val="%2."/>
+      <w:lvlJc w:val="left"/>
+      <w:pPr>
+        <w:tabs>
+          <w:tab w:val="num" w:pos="1440"/>
+        </w:tabs>
+        <w:ind w:left="1440" w:hanging="360"/>
+      </w:pPr>
+    </w:lvl>
+    <w:lvl w:ilvl="2" w:tentative="1">
+      <w:start w:val="1"/>
+      <w:numFmt w:val="decimal"/>
+      <w:lvlText w:val="%3."/>
+      <w:lvlJc w:val="left"/>
+      <w:pPr>
+        <w:tabs>
+          <w:tab w:val="num" w:pos="2160"/>
+        </w:tabs>
+        <w:ind w:left="2160" w:hanging="360"/>
+      </w:pPr>
+    </w:lvl>
+    <w:lvl w:ilvl="3" w:tentative="1">
+      <w:start w:val="1"/>
+      <w:numFmt w:val="decimal"/>
+      <w:lvlText w:val="%4."/>
+      <w:lvlJc w:val="left"/>
+      <w:pPr>
+        <w:tabs>
+          <w:tab w:val="num" w:pos="2880"/>
+        </w:tabs>
+        <w:ind w:left="2880" w:hanging="360"/>
+      </w:pPr>
+    </w:lvl>
+    <w:lvl w:ilvl="4" w:tentative="1">
+      <w:start w:val="1"/>
+      <w:numFmt w:val="decimal"/>
+      <w:lvlText w:val="%5."/>
+      <w:lvlJc w:val="left"/>
+      <w:pPr>
+        <w:tabs>
+          <w:tab w:val="num" w:pos="3600"/>
+        </w:tabs>
+        <w:ind w:left="3600" w:hanging="360"/>
+      </w:pPr>
+    </w:lvl>
+    <w:lvl w:ilvl="5" w:tentative="1">
+      <w:start w:val="1"/>
+      <w:numFmt w:val="decimal"/>
+      <w:lvlText w:val="%6."/>
+      <w:lvlJc w:val="left"/>
+      <w:pPr>
+        <w:tabs>
+          <w:tab w:val="num" w:pos="4320"/>
+        </w:tabs>
+        <w:ind w:left="4320" w:hanging="360"/>
+      </w:pPr>
+    </w:lvl>
+    <w:lvl w:ilvl="6" w:tentative="1">
+      <w:start w:val="1"/>
+      <w:numFmt w:val="decimal"/>
+      <w:lvlText w:val="%7."/>
+      <w:lvlJc w:val="left"/>
+      <w:pPr>
+        <w:tabs>
+          <w:tab w:val="num" w:pos="5040"/>
+        </w:tabs>
+        <w:ind w:left="5040" w:hanging="360"/>
+      </w:pPr>
+    </w:lvl>
+    <w:lvl w:ilvl="7" w:tentative="1">
+      <w:start w:val="1"/>
+      <w:numFmt w:val="decimal"/>
+      <w:lvlText w:val="%8."/>
+      <w:lvlJc w:val="left"/>
+      <w:pPr>
+        <w:tabs>
+          <w:tab w:val="num" w:pos="5760"/>
+        </w:tabs>
+        <w:ind w:left="5760" w:hanging="360"/>
+      </w:pPr>
+    </w:lvl>
+    <w:lvl w:ilvl="8" w:tentative="1">
+      <w:start w:val="1"/>
+      <w:numFmt w:val="decimal"/>
+      <w:lvlText w:val="%9."/>
+      <w:lvlJc w:val="left"/>
+      <w:pPr>
+        <w:tabs>
+          <w:tab w:val="num" w:pos="6480"/>
+        </w:tabs>
+        <w:ind w:left="6480" w:hanging="360"/>
+      </w:pPr>
+    </w:lvl>
+  </w:abstractNum>
+  <w:abstractNum w:abstractNumId="2" w15:restartNumberingAfterBreak="0">
+    <w:nsid w:val="0E1873E9"/>
+    <w:multiLevelType w:val="multilevel"/>
+    <w:tmpl w:val="16A29854"/>
+    <w:lvl w:ilvl="0">
+      <w:start w:val="1"/>
+      <w:numFmt w:val="bullet"/>
+      <w:lvlText w:val=""/>
+      <w:lvlJc w:val="left"/>
+      <w:pPr>
+        <w:tabs>
+          <w:tab w:val="num" w:pos="720"/>
+        </w:tabs>
+        <w:ind w:left="720" w:hanging="360"/>
+      </w:pPr>
+      <w:rPr>
+        <w:rFonts w:ascii="Symbol" w:hAnsi="Symbol" w:hint="default"/>
+        <w:sz w:val="20"/>
+      </w:rPr>
+    </w:lvl>
+    <w:lvl w:ilvl="1" w:tentative="1">
+      <w:start w:val="1"/>
+      <w:numFmt w:val="bullet"/>
+      <w:lvlText w:val="o"/>
+      <w:lvlJc w:val="left"/>
+      <w:pPr>
+        <w:tabs>
+          <w:tab w:val="num" w:pos="1440"/>
+        </w:tabs>
+        <w:ind w:left="1440" w:hanging="360"/>
+      </w:pPr>
+      <w:rPr>
+        <w:rFonts w:ascii="Courier New" w:hAnsi="Courier New" w:hint="default"/>
+        <w:sz w:val="20"/>
+      </w:rPr>
+    </w:lvl>
+    <w:lvl w:ilvl="2" w:tentative="1">
+      <w:start w:val="1"/>
+      <w:numFmt w:val="bullet"/>
+      <w:lvlText w:val=""/>
+      <w:lvlJc w:val="left"/>
+      <w:pPr>
+        <w:tabs>
+          <w:tab w:val="num" w:pos="2160"/>
+        </w:tabs>
+        <w:ind w:left="2160" w:hanging="360"/>
+      </w:pPr>
+      <w:rPr>
+        <w:rFonts w:ascii="Wingdings" w:hAnsi="Wingdings" w:hint="default"/>
+        <w:sz w:val="20"/>
+      </w:rPr>
+    </w:lvl>
+    <w:lvl w:ilvl="3" w:tentative="1">
+      <w:start w:val="1"/>
+      <w:numFmt w:val="bullet"/>
+      <w:lvlText w:val=""/>
+      <w:lvlJc w:val="left"/>
+      <w:pPr>
+        <w:tabs>
+          <w:tab w:val="num" w:pos="2880"/>
+        </w:tabs>
+        <w:ind w:left="2880" w:hanging="360"/>
+      </w:pPr>
+      <w:rPr>
+        <w:rFonts w:ascii="Wingdings" w:hAnsi="Wingdings" w:hint="default"/>
+        <w:sz w:val="20"/>
+      </w:rPr>
+    </w:lvl>
+    <w:lvl w:ilvl="4" w:tentative="1">
+      <w:start w:val="1"/>
+      <w:numFmt w:val="bullet"/>
+      <w:lvlText w:val=""/>
+      <w:lvlJc w:val="left"/>
+      <w:pPr>
+        <w:tabs>
+          <w:tab w:val="num" w:pos="3600"/>
+        </w:tabs>
+        <w:ind w:left="3600" w:hanging="360"/>
+      </w:pPr>
+      <w:rPr>
+        <w:rFonts w:ascii="Wingdings" w:hAnsi="Wingdings" w:hint="default"/>
+        <w:sz w:val="20"/>
+      </w:rPr>
+    </w:lvl>
+    <w:lvl w:ilvl="5" w:tentative="1">
+      <w:start w:val="1"/>
+      <w:numFmt w:val="bullet"/>
+      <w:lvlText w:val=""/>
+      <w:lvlJc w:val="left"/>
+      <w:pPr>
+        <w:tabs>
+          <w:tab w:val="num" w:pos="4320"/>
+        </w:tabs>
+        <w:ind w:left="4320" w:hanging="360"/>
+      </w:pPr>
+      <w:rPr>
+        <w:rFonts w:ascii="Wingdings" w:hAnsi="Wingdings" w:hint="default"/>
+        <w:sz w:val="20"/>
+      </w:rPr>
+    </w:lvl>
+    <w:lvl w:ilvl="6" w:tentative="1">
+      <w:start w:val="1"/>
+      <w:numFmt w:val="bullet"/>
+      <w:lvlText w:val=""/>
+      <w:lvlJc w:val="left"/>
+      <w:pPr>
+        <w:tabs>
+          <w:tab w:val="num" w:pos="5040"/>
+        </w:tabs>
+        <w:ind w:left="5040" w:hanging="360"/>
+      </w:pPr>
+      <w:rPr>
+        <w:rFonts w:ascii="Wingdings" w:hAnsi="Wingdings" w:hint="default"/>
+        <w:sz w:val="20"/>
+      </w:rPr>
+    </w:lvl>
+    <w:lvl w:ilvl="7" w:tentative="1">
+      <w:start w:val="1"/>
+      <w:numFmt w:val="bullet"/>
+      <w:lvlText w:val=""/>
+      <w:lvlJc w:val="left"/>
+      <w:pPr>
+        <w:tabs>
+          <w:tab w:val="num" w:pos="5760"/>
+        </w:tabs>
+        <w:ind w:left="5760" w:hanging="360"/>
+      </w:pPr>
+      <w:rPr>
+        <w:rFonts w:ascii="Wingdings" w:hAnsi="Wingdings" w:hint="default"/>
+        <w:sz w:val="20"/>
+      </w:rPr>
+    </w:lvl>
+    <w:lvl w:ilvl="8" w:tentative="1">
+      <w:start w:val="1"/>
+      <w:numFmt w:val="bullet"/>
+      <w:lvlText w:val=""/>
+      <w:lvlJc w:val="left"/>
+      <w:pPr>
+        <w:tabs>
+          <w:tab w:val="num" w:pos="6480"/>
+        </w:tabs>
+        <w:ind w:left="6480" w:hanging="360"/>
+      </w:pPr>
+      <w:rPr>
+        <w:rFonts w:ascii="Wingdings" w:hAnsi="Wingdings" w:hint="default"/>
+        <w:sz w:val="20"/>
+      </w:rPr>
+    </w:lvl>
+  </w:abstractNum>
+  <w:abstractNum w:abstractNumId="3" w15:restartNumberingAfterBreak="0">
     <w:nsid w:val="14E0785A"/>
     <w:multiLevelType w:val="multilevel"/>
     <w:tmpl w:val="F1E45954"/>
@@ -8399,7 +9265,7 @@
       </w:rPr>
     </w:lvl>
   </w:abstractNum>
-  <w:abstractNum w:abstractNumId="2" w15:restartNumberingAfterBreak="0">
+  <w:abstractNum w:abstractNumId="4" w15:restartNumberingAfterBreak="0">
     <w:nsid w:val="16A748FF"/>
     <w:multiLevelType w:val="multilevel"/>
     <w:tmpl w:val="3DCAC8A4"/>
@@ -8512,7 +9378,7 @@
       </w:pPr>
     </w:lvl>
   </w:abstractNum>
-  <w:abstractNum w:abstractNumId="3" w15:restartNumberingAfterBreak="0">
+  <w:abstractNum w:abstractNumId="5" w15:restartNumberingAfterBreak="0">
     <w:nsid w:val="1868764F"/>
     <w:multiLevelType w:val="multilevel"/>
     <w:tmpl w:val="F2125E60"/>
@@ -8661,7 +9527,7 @@
       </w:rPr>
     </w:lvl>
   </w:abstractNum>
-  <w:abstractNum w:abstractNumId="4" w15:restartNumberingAfterBreak="0">
+  <w:abstractNum w:abstractNumId="6" w15:restartNumberingAfterBreak="0">
     <w:nsid w:val="191D1044"/>
     <w:multiLevelType w:val="multilevel"/>
     <w:tmpl w:val="76809062"/>
@@ -8774,7 +9640,7 @@
       </w:pPr>
     </w:lvl>
   </w:abstractNum>
-  <w:abstractNum w:abstractNumId="5" w15:restartNumberingAfterBreak="0">
+  <w:abstractNum w:abstractNumId="7" w15:restartNumberingAfterBreak="0">
     <w:nsid w:val="1A3F171F"/>
     <w:multiLevelType w:val="multilevel"/>
     <w:tmpl w:val="52726B72"/>
@@ -8887,7 +9753,7 @@
       </w:pPr>
     </w:lvl>
   </w:abstractNum>
-  <w:abstractNum w:abstractNumId="6" w15:restartNumberingAfterBreak="0">
+  <w:abstractNum w:abstractNumId="8" w15:restartNumberingAfterBreak="0">
     <w:nsid w:val="29DF1325"/>
     <w:multiLevelType w:val="multilevel"/>
     <w:tmpl w:val="37169D22"/>
@@ -9000,7 +9866,7 @@
       </w:pPr>
     </w:lvl>
   </w:abstractNum>
-  <w:abstractNum w:abstractNumId="7" w15:restartNumberingAfterBreak="0">
+  <w:abstractNum w:abstractNumId="9" w15:restartNumberingAfterBreak="0">
     <w:nsid w:val="30F5671C"/>
     <w:multiLevelType w:val="multilevel"/>
     <w:tmpl w:val="CDD4DB56"/>
@@ -9149,7 +10015,7 @@
       </w:rPr>
     </w:lvl>
   </w:abstractNum>
-  <w:abstractNum w:abstractNumId="8" w15:restartNumberingAfterBreak="0">
+  <w:abstractNum w:abstractNumId="10" w15:restartNumberingAfterBreak="0">
     <w:nsid w:val="32657EC3"/>
     <w:multiLevelType w:val="multilevel"/>
     <w:tmpl w:val="9F005220"/>
@@ -9298,7 +10164,7 @@
       </w:rPr>
     </w:lvl>
   </w:abstractNum>
-  <w:abstractNum w:abstractNumId="9" w15:restartNumberingAfterBreak="0">
+  <w:abstractNum w:abstractNumId="11" w15:restartNumberingAfterBreak="0">
     <w:nsid w:val="34281421"/>
     <w:multiLevelType w:val="multilevel"/>
     <w:tmpl w:val="FA4A835C"/>
@@ -9447,7 +10313,7 @@
       </w:rPr>
     </w:lvl>
   </w:abstractNum>
-  <w:abstractNum w:abstractNumId="10" w15:restartNumberingAfterBreak="0">
+  <w:abstractNum w:abstractNumId="12" w15:restartNumberingAfterBreak="0">
     <w:nsid w:val="35037B4D"/>
     <w:multiLevelType w:val="multilevel"/>
     <w:tmpl w:val="25A45094"/>
@@ -9596,7 +10462,7 @@
       </w:rPr>
     </w:lvl>
   </w:abstractNum>
-  <w:abstractNum w:abstractNumId="11" w15:restartNumberingAfterBreak="0">
+  <w:abstractNum w:abstractNumId="13" w15:restartNumberingAfterBreak="0">
     <w:nsid w:val="368F3C4C"/>
     <w:multiLevelType w:val="multilevel"/>
     <w:tmpl w:val="EC5E60B6"/>
@@ -9745,7 +10611,7 @@
       </w:rPr>
     </w:lvl>
   </w:abstractNum>
-  <w:abstractNum w:abstractNumId="12" w15:restartNumberingAfterBreak="0">
+  <w:abstractNum w:abstractNumId="14" w15:restartNumberingAfterBreak="0">
     <w:nsid w:val="38525D97"/>
     <w:multiLevelType w:val="multilevel"/>
     <w:tmpl w:val="547C83F2"/>
@@ -9894,7 +10760,7 @@
       </w:rPr>
     </w:lvl>
   </w:abstractNum>
-  <w:abstractNum w:abstractNumId="13" w15:restartNumberingAfterBreak="0">
+  <w:abstractNum w:abstractNumId="15" w15:restartNumberingAfterBreak="0">
     <w:nsid w:val="41907999"/>
     <w:multiLevelType w:val="multilevel"/>
     <w:tmpl w:val="65504056"/>
@@ -10007,7 +10873,7 @@
       </w:pPr>
     </w:lvl>
   </w:abstractNum>
-  <w:abstractNum w:abstractNumId="14" w15:restartNumberingAfterBreak="0">
+  <w:abstractNum w:abstractNumId="16" w15:restartNumberingAfterBreak="0">
     <w:nsid w:val="586610AB"/>
     <w:multiLevelType w:val="multilevel"/>
     <w:tmpl w:val="54AA77F4"/>
@@ -10120,7 +10986,7 @@
       </w:pPr>
     </w:lvl>
   </w:abstractNum>
-  <w:abstractNum w:abstractNumId="15" w15:restartNumberingAfterBreak="0">
+  <w:abstractNum w:abstractNumId="17" w15:restartNumberingAfterBreak="0">
     <w:nsid w:val="5BFC2A2B"/>
     <w:multiLevelType w:val="multilevel"/>
     <w:tmpl w:val="F68044EC"/>
@@ -10233,7 +11099,7 @@
       </w:pPr>
     </w:lvl>
   </w:abstractNum>
-  <w:abstractNum w:abstractNumId="16" w15:restartNumberingAfterBreak="0">
+  <w:abstractNum w:abstractNumId="18" w15:restartNumberingAfterBreak="0">
     <w:nsid w:val="5F436771"/>
     <w:multiLevelType w:val="multilevel"/>
     <w:tmpl w:val="3320C6A2"/>
@@ -10346,7 +11212,7 @@
       </w:pPr>
     </w:lvl>
   </w:abstractNum>
-  <w:abstractNum w:abstractNumId="17" w15:restartNumberingAfterBreak="0">
+  <w:abstractNum w:abstractNumId="19" w15:restartNumberingAfterBreak="0">
     <w:nsid w:val="60E335AB"/>
     <w:multiLevelType w:val="multilevel"/>
     <w:tmpl w:val="22AC81BE"/>
@@ -10459,7 +11325,7 @@
       </w:pPr>
     </w:lvl>
   </w:abstractNum>
-  <w:abstractNum w:abstractNumId="18" w15:restartNumberingAfterBreak="0">
+  <w:abstractNum w:abstractNumId="20" w15:restartNumberingAfterBreak="0">
     <w:nsid w:val="66811F00"/>
     <w:multiLevelType w:val="multilevel"/>
     <w:tmpl w:val="D24C34E4"/>
@@ -10572,7 +11438,7 @@
       </w:pPr>
     </w:lvl>
   </w:abstractNum>
-  <w:abstractNum w:abstractNumId="19" w15:restartNumberingAfterBreak="0">
+  <w:abstractNum w:abstractNumId="21" w15:restartNumberingAfterBreak="0">
     <w:nsid w:val="74967BA0"/>
     <w:multiLevelType w:val="multilevel"/>
     <w:tmpl w:val="022A8502"/>
@@ -10721,7 +11587,7 @@
       </w:rPr>
     </w:lvl>
   </w:abstractNum>
-  <w:abstractNum w:abstractNumId="20" w15:restartNumberingAfterBreak="0">
+  <w:abstractNum w:abstractNumId="22" w15:restartNumberingAfterBreak="0">
     <w:nsid w:val="78F23F18"/>
     <w:multiLevelType w:val="multilevel"/>
     <w:tmpl w:val="91169836"/>
@@ -10834,7 +11700,7 @@
       </w:pPr>
     </w:lvl>
   </w:abstractNum>
-  <w:abstractNum w:abstractNumId="21" w15:restartNumberingAfterBreak="0">
+  <w:abstractNum w:abstractNumId="23" w15:restartNumberingAfterBreak="0">
     <w:nsid w:val="79865D90"/>
     <w:multiLevelType w:val="multilevel"/>
     <w:tmpl w:val="4C8E399E"/>
@@ -10947,7 +11813,7 @@
       </w:pPr>
     </w:lvl>
   </w:abstractNum>
-  <w:abstractNum w:abstractNumId="22" w15:restartNumberingAfterBreak="0">
+  <w:abstractNum w:abstractNumId="24" w15:restartNumberingAfterBreak="0">
     <w:nsid w:val="7A666CB5"/>
     <w:multiLevelType w:val="multilevel"/>
     <w:tmpl w:val="5602EB2E"/>
@@ -11097,73 +11963,79 @@
     </w:lvl>
   </w:abstractNum>
   <w:num w:numId="1" w16cid:durableId="1099566421">
+    <w:abstractNumId w:val="14"/>
+  </w:num>
+  <w:num w:numId="2" w16cid:durableId="2116751180">
+    <w:abstractNumId w:val="5"/>
+  </w:num>
+  <w:num w:numId="3" w16cid:durableId="938954067">
+    <w:abstractNumId w:val="3"/>
+  </w:num>
+  <w:num w:numId="4" w16cid:durableId="49109621">
+    <w:abstractNumId w:val="9"/>
+  </w:num>
+  <w:num w:numId="5" w16cid:durableId="1631398879">
+    <w:abstractNumId w:val="13"/>
+  </w:num>
+  <w:num w:numId="6" w16cid:durableId="1628199336">
     <w:abstractNumId w:val="12"/>
   </w:num>
-  <w:num w:numId="2" w16cid:durableId="2116751180">
-    <w:abstractNumId w:val="3"/>
+  <w:num w:numId="7" w16cid:durableId="1074161061">
+    <w:abstractNumId w:val="15"/>
   </w:num>
-  <w:num w:numId="3" w16cid:durableId="938954067">
-    <w:abstractNumId w:val="1"/>
+  <w:num w:numId="8" w16cid:durableId="1518034576">
+    <w:abstractNumId w:val="22"/>
   </w:num>
-  <w:num w:numId="4" w16cid:durableId="49109621">
+  <w:num w:numId="9" w16cid:durableId="1561164621">
+    <w:abstractNumId w:val="4"/>
+  </w:num>
+  <w:num w:numId="10" w16cid:durableId="1690449380">
+    <w:abstractNumId w:val="8"/>
+  </w:num>
+  <w:num w:numId="11" w16cid:durableId="1359697395">
+    <w:abstractNumId w:val="6"/>
+  </w:num>
+  <w:num w:numId="12" w16cid:durableId="1559971753">
+    <w:abstractNumId w:val="18"/>
+  </w:num>
+  <w:num w:numId="13" w16cid:durableId="1625500408">
+    <w:abstractNumId w:val="19"/>
+  </w:num>
+  <w:num w:numId="14" w16cid:durableId="1103452895">
     <w:abstractNumId w:val="7"/>
   </w:num>
-  <w:num w:numId="5" w16cid:durableId="1631398879">
+  <w:num w:numId="15" w16cid:durableId="1325015138">
+    <w:abstractNumId w:val="17"/>
+  </w:num>
+  <w:num w:numId="16" w16cid:durableId="889653411">
+    <w:abstractNumId w:val="20"/>
+  </w:num>
+  <w:num w:numId="17" w16cid:durableId="1952055407">
+    <w:abstractNumId w:val="23"/>
+  </w:num>
+  <w:num w:numId="18" w16cid:durableId="942152649">
+    <w:abstractNumId w:val="16"/>
+  </w:num>
+  <w:num w:numId="19" w16cid:durableId="157113166">
+    <w:abstractNumId w:val="10"/>
+  </w:num>
+  <w:num w:numId="20" w16cid:durableId="586619119">
+    <w:abstractNumId w:val="21"/>
+  </w:num>
+  <w:num w:numId="21" w16cid:durableId="10840090">
     <w:abstractNumId w:val="11"/>
   </w:num>
-  <w:num w:numId="6" w16cid:durableId="1628199336">
-    <w:abstractNumId w:val="10"/>
-  </w:num>
-  <w:num w:numId="7" w16cid:durableId="1074161061">
-    <w:abstractNumId w:val="13"/>
-  </w:num>
-  <w:num w:numId="8" w16cid:durableId="1518034576">
-    <w:abstractNumId w:val="20"/>
-  </w:num>
-  <w:num w:numId="9" w16cid:durableId="1561164621">
-    <w:abstractNumId w:val="2"/>
-  </w:num>
-  <w:num w:numId="10" w16cid:durableId="1690449380">
-    <w:abstractNumId w:val="6"/>
-  </w:num>
-  <w:num w:numId="11" w16cid:durableId="1359697395">
-    <w:abstractNumId w:val="4"/>
-  </w:num>
-  <w:num w:numId="12" w16cid:durableId="1559971753">
-    <w:abstractNumId w:val="16"/>
-  </w:num>
-  <w:num w:numId="13" w16cid:durableId="1625500408">
-    <w:abstractNumId w:val="17"/>
-  </w:num>
-  <w:num w:numId="14" w16cid:durableId="1103452895">
-    <w:abstractNumId w:val="5"/>
-  </w:num>
-  <w:num w:numId="15" w16cid:durableId="1325015138">
-    <w:abstractNumId w:val="15"/>
-  </w:num>
-  <w:num w:numId="16" w16cid:durableId="889653411">
-    <w:abstractNumId w:val="18"/>
-  </w:num>
-  <w:num w:numId="17" w16cid:durableId="1952055407">
-    <w:abstractNumId w:val="21"/>
-  </w:num>
-  <w:num w:numId="18" w16cid:durableId="942152649">
-    <w:abstractNumId w:val="14"/>
-  </w:num>
-  <w:num w:numId="19" w16cid:durableId="157113166">
-    <w:abstractNumId w:val="8"/>
-  </w:num>
-  <w:num w:numId="20" w16cid:durableId="586619119">
-    <w:abstractNumId w:val="19"/>
-  </w:num>
-  <w:num w:numId="21" w16cid:durableId="10840090">
-    <w:abstractNumId w:val="9"/>
-  </w:num>
   <w:num w:numId="22" w16cid:durableId="1623464123">
-    <w:abstractNumId w:val="22"/>
+    <w:abstractNumId w:val="24"/>
   </w:num>
   <w:num w:numId="23" w16cid:durableId="1779173879">
     <w:abstractNumId w:val="0"/>
+  </w:num>
+  <w:num w:numId="24" w16cid:durableId="1209688674">
+    <w:abstractNumId w:val="1"/>
+  </w:num>
+  <w:num w:numId="25" w16cid:durableId="856891005">
+    <w:abstractNumId w:val="2"/>
   </w:num>
 </w:numbering>
 </file>

--- a/extra notes.docx
+++ b/extra notes.docx
@@ -13,7 +13,6 @@
           <w:szCs w:val="44"/>
         </w:rPr>
       </w:pPr>
-      <w:proofErr w:type="gramStart"/>
       <w:r>
         <w:rPr>
           <w:b/>
@@ -22,18 +21,7 @@
           <w:sz w:val="44"/>
           <w:szCs w:val="44"/>
         </w:rPr>
-        <w:t>NAME :</w:t>
-      </w:r>
-      <w:proofErr w:type="gramEnd"/>
-      <w:r>
-        <w:rPr>
-          <w:b/>
-          <w:bCs/>
-          <w:color w:val="EE0000"/>
-          <w:sz w:val="44"/>
-          <w:szCs w:val="44"/>
-        </w:rPr>
-        <w:t>- ADEAL FAROOQ LONE</w:t>
+        <w:t>NAME :- ADEAL FAROOQ LONE</w:t>
       </w:r>
     </w:p>
     <w:p>
@@ -305,133 +293,132 @@
           <w:highlight w:val="green"/>
         </w:rPr>
       </w:pPr>
-      <w:proofErr w:type="gramStart"/>
       <w:r>
         <w:rPr>
           <w:color w:val="2F5496" w:themeColor="accent1" w:themeShade="BF"/>
           <w:highlight w:val="green"/>
         </w:rPr>
         <w:lastRenderedPageBreak/>
-        <w:t>Yes</w:t>
-      </w:r>
-      <w:proofErr w:type="gramEnd"/>
-      <w:r>
+        <w:t xml:space="preserve">Yes we should start python .. like tell me everything  .. like why we are using this word .. or why using that that .. what is the need .. what will happen  if we do not write or do something like that </w:t>
+      </w:r>
+    </w:p>
+    <w:p>
+      <w:pPr>
         <w:rPr>
           <w:color w:val="2F5496" w:themeColor="accent1" w:themeShade="BF"/>
           <w:highlight w:val="green"/>
         </w:rPr>
-        <w:t xml:space="preserve"> we should start python</w:t>
-      </w:r>
-      <w:proofErr w:type="gramStart"/>
+      </w:pPr>
       <w:r>
         <w:rPr>
           <w:color w:val="2F5496" w:themeColor="accent1" w:themeShade="BF"/>
           <w:highlight w:val="green"/>
         </w:rPr>
-        <w:t xml:space="preserve"> ..</w:t>
-      </w:r>
-      <w:proofErr w:type="gramEnd"/>
+        <w:t xml:space="preserve">Like </w:t>
+      </w:r>
+      <w:proofErr w:type="spellStart"/>
       <w:r>
         <w:rPr>
           <w:color w:val="2F5496" w:themeColor="accent1" w:themeShade="BF"/>
           <w:highlight w:val="green"/>
         </w:rPr>
-        <w:t xml:space="preserve"> like tell me everything </w:t>
-      </w:r>
-      <w:proofErr w:type="gramStart"/>
+        <w:t>i</w:t>
+      </w:r>
+      <w:proofErr w:type="spellEnd"/>
       <w:r>
         <w:rPr>
           <w:color w:val="2F5496" w:themeColor="accent1" w:themeShade="BF"/>
           <w:highlight w:val="green"/>
         </w:rPr>
-        <w:t xml:space="preserve"> ..</w:t>
-      </w:r>
-      <w:proofErr w:type="gramEnd"/>
+        <w:t xml:space="preserve"> will h</w:t>
+      </w:r>
       <w:r>
         <w:rPr>
           <w:color w:val="2F5496" w:themeColor="accent1" w:themeShade="BF"/>
           <w:highlight w:val="green"/>
         </w:rPr>
-        <w:t xml:space="preserve"> like why we are using this word</w:t>
-      </w:r>
-      <w:proofErr w:type="gramStart"/>
+        <w:t>a</w:t>
+      </w:r>
       <w:r>
         <w:rPr>
           <w:color w:val="2F5496" w:themeColor="accent1" w:themeShade="BF"/>
           <w:highlight w:val="green"/>
         </w:rPr>
-        <w:t xml:space="preserve"> ..</w:t>
-      </w:r>
-      <w:proofErr w:type="gramEnd"/>
+        <w:t>ve you the example like float 0.1 + 0.2 is nor eq</w:t>
+      </w:r>
       <w:r>
         <w:rPr>
           <w:color w:val="2F5496" w:themeColor="accent1" w:themeShade="BF"/>
           <w:highlight w:val="green"/>
         </w:rPr>
-        <w:t xml:space="preserve"> or why using that that</w:t>
-      </w:r>
-      <w:proofErr w:type="gramStart"/>
+        <w:t>ua</w:t>
+      </w:r>
       <w:r>
         <w:rPr>
           <w:color w:val="2F5496" w:themeColor="accent1" w:themeShade="BF"/>
           <w:highlight w:val="green"/>
         </w:rPr>
-        <w:t xml:space="preserve"> ..</w:t>
-      </w:r>
-      <w:proofErr w:type="gramEnd"/>
-      <w:r>
+        <w:t xml:space="preserve">l to 0.3 why.. like these questions  </w:t>
+      </w:r>
+    </w:p>
+    <w:p>
+      <w:pPr>
         <w:rPr>
           <w:color w:val="2F5496" w:themeColor="accent1" w:themeShade="BF"/>
           <w:highlight w:val="green"/>
         </w:rPr>
-        <w:t xml:space="preserve"> what is the need</w:t>
-      </w:r>
-      <w:proofErr w:type="gramStart"/>
+      </w:pPr>
       <w:r>
         <w:rPr>
           <w:color w:val="2F5496" w:themeColor="accent1" w:themeShade="BF"/>
           <w:highlight w:val="green"/>
         </w:rPr>
-        <w:t xml:space="preserve"> ..</w:t>
-      </w:r>
-      <w:proofErr w:type="gramEnd"/>
+        <w:t xml:space="preserve">This is just the basic example </w:t>
+      </w:r>
+      <w:proofErr w:type="spellStart"/>
       <w:r>
         <w:rPr>
           <w:color w:val="2F5496" w:themeColor="accent1" w:themeShade="BF"/>
           <w:highlight w:val="green"/>
         </w:rPr>
-        <w:t xml:space="preserve"> what will </w:t>
-      </w:r>
-      <w:proofErr w:type="gramStart"/>
+        <w:t>i</w:t>
+      </w:r>
+      <w:proofErr w:type="spellEnd"/>
       <w:r>
         <w:rPr>
           <w:color w:val="2F5496" w:themeColor="accent1" w:themeShade="BF"/>
           <w:highlight w:val="green"/>
         </w:rPr>
-        <w:t>happen  if</w:t>
-      </w:r>
-      <w:proofErr w:type="gramEnd"/>
-      <w:r>
+        <w:t xml:space="preserve"> am saying .. you know there are lot of things there ... so we have to go to the core of this .. everything  we need to know ...stack and heap things etc </w:t>
+      </w:r>
+    </w:p>
+    <w:p>
+      <w:pPr>
         <w:rPr>
           <w:color w:val="2F5496" w:themeColor="accent1" w:themeShade="BF"/>
           <w:highlight w:val="green"/>
         </w:rPr>
-        <w:t xml:space="preserve"> we do not write or do something like that </w:t>
-      </w:r>
-    </w:p>
-    <w:p>
-      <w:pPr>
+      </w:pPr>
+      <w:r>
         <w:rPr>
           <w:color w:val="2F5496" w:themeColor="accent1" w:themeShade="BF"/>
           <w:highlight w:val="green"/>
         </w:rPr>
+        <w:t xml:space="preserve">And everything  in detail </w:t>
+      </w:r>
+    </w:p>
+    <w:p>
+      <w:pPr>
+        <w:rPr>
+          <w:color w:val="2F5496" w:themeColor="accent1" w:themeShade="BF"/>
+        </w:rPr>
       </w:pPr>
       <w:r>
         <w:rPr>
           <w:color w:val="2F5496" w:themeColor="accent1" w:themeShade="BF"/>
           <w:highlight w:val="green"/>
         </w:rPr>
-        <w:t xml:space="preserve">Like </w:t>
+        <w:t xml:space="preserve">May be you are getting what </w:t>
       </w:r>
       <w:proofErr w:type="spellStart"/>
       <w:r>
@@ -447,232 +434,7 @@
           <w:color w:val="2F5496" w:themeColor="accent1" w:themeShade="BF"/>
           <w:highlight w:val="green"/>
         </w:rPr>
-        <w:t xml:space="preserve"> will h</w:t>
-      </w:r>
-      <w:r>
-        <w:rPr>
-          <w:color w:val="2F5496" w:themeColor="accent1" w:themeShade="BF"/>
-          <w:highlight w:val="green"/>
-        </w:rPr>
-        <w:t>a</w:t>
-      </w:r>
-      <w:r>
-        <w:rPr>
-          <w:color w:val="2F5496" w:themeColor="accent1" w:themeShade="BF"/>
-          <w:highlight w:val="green"/>
-        </w:rPr>
-        <w:t>ve you the example like float 0.1 + 0.2 is nor eq</w:t>
-      </w:r>
-      <w:r>
-        <w:rPr>
-          <w:color w:val="2F5496" w:themeColor="accent1" w:themeShade="BF"/>
-          <w:highlight w:val="green"/>
-        </w:rPr>
-        <w:t>ua</w:t>
-      </w:r>
-      <w:r>
-        <w:rPr>
-          <w:color w:val="2F5496" w:themeColor="accent1" w:themeShade="BF"/>
-          <w:highlight w:val="green"/>
-        </w:rPr>
-        <w:t xml:space="preserve">l to 0.3 </w:t>
-      </w:r>
-      <w:proofErr w:type="gramStart"/>
-      <w:r>
-        <w:rPr>
-          <w:color w:val="2F5496" w:themeColor="accent1" w:themeShade="BF"/>
-          <w:highlight w:val="green"/>
-        </w:rPr>
-        <w:t>why..</w:t>
-      </w:r>
-      <w:proofErr w:type="gramEnd"/>
-      <w:r>
-        <w:rPr>
-          <w:color w:val="2F5496" w:themeColor="accent1" w:themeShade="BF"/>
-          <w:highlight w:val="green"/>
-        </w:rPr>
-        <w:t xml:space="preserve"> like these questions  </w:t>
-      </w:r>
-    </w:p>
-    <w:p>
-      <w:pPr>
-        <w:rPr>
-          <w:color w:val="2F5496" w:themeColor="accent1" w:themeShade="BF"/>
-          <w:highlight w:val="green"/>
-        </w:rPr>
-      </w:pPr>
-      <w:r>
-        <w:rPr>
-          <w:color w:val="2F5496" w:themeColor="accent1" w:themeShade="BF"/>
-          <w:highlight w:val="green"/>
-        </w:rPr>
-        <w:t xml:space="preserve">This is just the basic example </w:t>
-      </w:r>
-      <w:proofErr w:type="spellStart"/>
-      <w:r>
-        <w:rPr>
-          <w:color w:val="2F5496" w:themeColor="accent1" w:themeShade="BF"/>
-          <w:highlight w:val="green"/>
-        </w:rPr>
-        <w:t>i</w:t>
-      </w:r>
-      <w:proofErr w:type="spellEnd"/>
-      <w:r>
-        <w:rPr>
-          <w:color w:val="2F5496" w:themeColor="accent1" w:themeShade="BF"/>
-          <w:highlight w:val="green"/>
-        </w:rPr>
-        <w:t xml:space="preserve"> am saying</w:t>
-      </w:r>
-      <w:proofErr w:type="gramStart"/>
-      <w:r>
-        <w:rPr>
-          <w:color w:val="2F5496" w:themeColor="accent1" w:themeShade="BF"/>
-          <w:highlight w:val="green"/>
-        </w:rPr>
-        <w:t xml:space="preserve"> ..</w:t>
-      </w:r>
-      <w:proofErr w:type="gramEnd"/>
-      <w:r>
-        <w:rPr>
-          <w:color w:val="2F5496" w:themeColor="accent1" w:themeShade="BF"/>
-          <w:highlight w:val="green"/>
-        </w:rPr>
-        <w:t xml:space="preserve"> you know there are lot of things there ... so we have to go to the core of this</w:t>
-      </w:r>
-      <w:proofErr w:type="gramStart"/>
-      <w:r>
-        <w:rPr>
-          <w:color w:val="2F5496" w:themeColor="accent1" w:themeShade="BF"/>
-          <w:highlight w:val="green"/>
-        </w:rPr>
-        <w:t xml:space="preserve"> ..</w:t>
-      </w:r>
-      <w:proofErr w:type="gramEnd"/>
-      <w:r>
-        <w:rPr>
-          <w:color w:val="2F5496" w:themeColor="accent1" w:themeShade="BF"/>
-          <w:highlight w:val="green"/>
-        </w:rPr>
-        <w:t xml:space="preserve"> </w:t>
-      </w:r>
-      <w:proofErr w:type="gramStart"/>
-      <w:r>
-        <w:rPr>
-          <w:color w:val="2F5496" w:themeColor="accent1" w:themeShade="BF"/>
-          <w:highlight w:val="green"/>
-        </w:rPr>
-        <w:t>everything  we</w:t>
-      </w:r>
-      <w:proofErr w:type="gramEnd"/>
-      <w:r>
-        <w:rPr>
-          <w:color w:val="2F5496" w:themeColor="accent1" w:themeShade="BF"/>
-          <w:highlight w:val="green"/>
-        </w:rPr>
-        <w:t xml:space="preserve"> need to know ...stack and heap things etc </w:t>
-      </w:r>
-    </w:p>
-    <w:p>
-      <w:pPr>
-        <w:rPr>
-          <w:color w:val="2F5496" w:themeColor="accent1" w:themeShade="BF"/>
-          <w:highlight w:val="green"/>
-        </w:rPr>
-      </w:pPr>
-      <w:r>
-        <w:rPr>
-          <w:color w:val="2F5496" w:themeColor="accent1" w:themeShade="BF"/>
-          <w:highlight w:val="green"/>
-        </w:rPr>
-        <w:t xml:space="preserve">And </w:t>
-      </w:r>
-      <w:proofErr w:type="gramStart"/>
-      <w:r>
-        <w:rPr>
-          <w:color w:val="2F5496" w:themeColor="accent1" w:themeShade="BF"/>
-          <w:highlight w:val="green"/>
-        </w:rPr>
-        <w:t>everything  in</w:t>
-      </w:r>
-      <w:proofErr w:type="gramEnd"/>
-      <w:r>
-        <w:rPr>
-          <w:color w:val="2F5496" w:themeColor="accent1" w:themeShade="BF"/>
-          <w:highlight w:val="green"/>
-        </w:rPr>
-        <w:t xml:space="preserve"> detail </w:t>
-      </w:r>
-    </w:p>
-    <w:p>
-      <w:pPr>
-        <w:rPr>
-          <w:color w:val="2F5496" w:themeColor="accent1" w:themeShade="BF"/>
-        </w:rPr>
-      </w:pPr>
-      <w:proofErr w:type="gramStart"/>
-      <w:r>
-        <w:rPr>
-          <w:color w:val="2F5496" w:themeColor="accent1" w:themeShade="BF"/>
-          <w:highlight w:val="green"/>
-        </w:rPr>
-        <w:t>May be</w:t>
-      </w:r>
-      <w:proofErr w:type="gramEnd"/>
-      <w:r>
-        <w:rPr>
-          <w:color w:val="2F5496" w:themeColor="accent1" w:themeShade="BF"/>
-          <w:highlight w:val="green"/>
-        </w:rPr>
-        <w:t xml:space="preserve"> you are getting what </w:t>
-      </w:r>
-      <w:proofErr w:type="spellStart"/>
-      <w:r>
-        <w:rPr>
-          <w:color w:val="2F5496" w:themeColor="accent1" w:themeShade="BF"/>
-          <w:highlight w:val="green"/>
-        </w:rPr>
-        <w:t>i</w:t>
-      </w:r>
-      <w:proofErr w:type="spellEnd"/>
-      <w:r>
-        <w:rPr>
-          <w:color w:val="2F5496" w:themeColor="accent1" w:themeShade="BF"/>
-          <w:highlight w:val="green"/>
-        </w:rPr>
-        <w:t xml:space="preserve"> am trying to say</w:t>
-      </w:r>
-      <w:proofErr w:type="gramStart"/>
-      <w:r>
-        <w:rPr>
-          <w:color w:val="2F5496" w:themeColor="accent1" w:themeShade="BF"/>
-          <w:highlight w:val="green"/>
-        </w:rPr>
-        <w:t xml:space="preserve"> ..</w:t>
-      </w:r>
-      <w:proofErr w:type="gramEnd"/>
-      <w:r>
-        <w:rPr>
-          <w:color w:val="2F5496" w:themeColor="accent1" w:themeShade="BF"/>
-          <w:highlight w:val="green"/>
-        </w:rPr>
-        <w:t xml:space="preserve"> like how much deep we have to learn things so that there will be no </w:t>
-      </w:r>
-      <w:proofErr w:type="gramStart"/>
-      <w:r>
-        <w:rPr>
-          <w:color w:val="2F5496" w:themeColor="accent1" w:themeShade="BF"/>
-          <w:highlight w:val="green"/>
-        </w:rPr>
-        <w:t>confusion  in</w:t>
-      </w:r>
-      <w:proofErr w:type="gramEnd"/>
-      <w:r>
-        <w:rPr>
-          <w:color w:val="2F5496" w:themeColor="accent1" w:themeShade="BF"/>
-          <w:highlight w:val="green"/>
-        </w:rPr>
-        <w:t xml:space="preserve"> the future as we go onwards</w:t>
+        <w:t xml:space="preserve"> am trying to say .. like how much deep we have to learn things so that there will be no confusion  in the future as we go onwards</w:t>
       </w:r>
     </w:p>
     <w:p>
@@ -1313,7 +1075,6 @@
         <w:t xml:space="preserve">Yes </w:t>
       </w:r>
       <w:proofErr w:type="spellStart"/>
-      <w:proofErr w:type="gramStart"/>
       <w:r>
         <w:rPr>
           <w:color w:val="1F3864" w:themeColor="accent1" w:themeShade="80"/>
@@ -1322,29 +1083,12 @@
         <w:t>lets</w:t>
       </w:r>
       <w:proofErr w:type="spellEnd"/>
-      <w:proofErr w:type="gramEnd"/>
       <w:r>
         <w:rPr>
           <w:color w:val="1F3864" w:themeColor="accent1" w:themeShade="80"/>
           <w:highlight w:val="green"/>
         </w:rPr>
-        <w:t xml:space="preserve"> start</w:t>
-      </w:r>
-      <w:proofErr w:type="gramStart"/>
-      <w:r>
-        <w:rPr>
-          <w:color w:val="1F3864" w:themeColor="accent1" w:themeShade="80"/>
-          <w:highlight w:val="green"/>
-        </w:rPr>
-        <w:t xml:space="preserve"> ..</w:t>
-      </w:r>
-      <w:proofErr w:type="gramEnd"/>
-      <w:r>
-        <w:rPr>
-          <w:color w:val="1F3864" w:themeColor="accent1" w:themeShade="80"/>
-          <w:highlight w:val="green"/>
-        </w:rPr>
-        <w:t xml:space="preserve"> from the scratch</w:t>
+        <w:t xml:space="preserve"> start .. from the scratch</w:t>
       </w:r>
     </w:p>
     <w:p>
@@ -2121,21 +1865,7 @@
         <w:rPr>
           <w:color w:val="000000" w:themeColor="text1"/>
         </w:rPr>
-        <w:t xml:space="preserve">score = 50: Python builds a </w:t>
-      </w:r>
-      <w:proofErr w:type="gramStart"/>
-      <w:r>
-        <w:rPr>
-          <w:color w:val="000000" w:themeColor="text1"/>
-        </w:rPr>
-        <w:t>brand new</w:t>
-      </w:r>
-      <w:proofErr w:type="gramEnd"/>
-      <w:r>
-        <w:rPr>
-          <w:color w:val="000000" w:themeColor="text1"/>
-        </w:rPr>
-        <w:t xml:space="preserve"> object in the Heap with the value 50. It takes the score name tag, cuts the string pointing to 100, and ties it to the new 50.</w:t>
+        <w:t>score = 50: Python builds a brand new object in the Heap with the value 50. It takes the score name tag, cuts the string pointing to 100, and ties it to the new 50.</w:t>
       </w:r>
     </w:p>
     <w:p>
@@ -2218,17 +1948,8 @@
           <w:color w:val="000000" w:themeColor="text1"/>
           <w:highlight w:val="green"/>
         </w:rPr>
-        <w:t xml:space="preserve">As you are telling it means that heap contains objects which actually are the values which are given to the </w:t>
-      </w:r>
-      <w:proofErr w:type="gramStart"/>
-      <w:r>
-        <w:rPr>
-          <w:color w:val="000000" w:themeColor="text1"/>
-          <w:highlight w:val="green"/>
-        </w:rPr>
-        <w:t>variables .</w:t>
-      </w:r>
-      <w:proofErr w:type="gramEnd"/>
+        <w:t>As you are telling it means that heap contains objects which actually are the values which are given to the variables .</w:t>
+      </w:r>
     </w:p>
     <w:p>
       <w:pPr>
@@ -2630,21 +2351,7 @@
         <w:rPr>
           <w:color w:val="000000" w:themeColor="text1"/>
         </w:rPr>
-        <w:t xml:space="preserve"> Python creates the 100 </w:t>
-      </w:r>
-      <w:proofErr w:type="gramStart"/>
-      <w:r>
-        <w:rPr>
-          <w:color w:val="000000" w:themeColor="text1"/>
-        </w:rPr>
-        <w:t>object</w:t>
-      </w:r>
-      <w:proofErr w:type="gramEnd"/>
-      <w:r>
-        <w:rPr>
-          <w:color w:val="000000" w:themeColor="text1"/>
-        </w:rPr>
-        <w:t xml:space="preserve"> in the Heap. Because score is pointing to it, the 100 object's reference count is </w:t>
+        <w:t xml:space="preserve"> Python creates the 100 object in the Heap. Because score is pointing to it, the 100 object's reference count is </w:t>
       </w:r>
       <w:r>
         <w:rPr>
@@ -2707,21 +2414,7 @@
         <w:rPr>
           <w:color w:val="000000" w:themeColor="text1"/>
         </w:rPr>
-        <w:t xml:space="preserve"> is also pointing at the 100 </w:t>
-      </w:r>
-      <w:proofErr w:type="gramStart"/>
-      <w:r>
-        <w:rPr>
-          <w:color w:val="000000" w:themeColor="text1"/>
-        </w:rPr>
-        <w:t>object</w:t>
-      </w:r>
-      <w:proofErr w:type="gramEnd"/>
-      <w:r>
-        <w:rPr>
-          <w:color w:val="000000" w:themeColor="text1"/>
-        </w:rPr>
-        <w:t xml:space="preserve">. The reference count goes up to </w:t>
+        <w:t xml:space="preserve"> is also pointing at the 100 object. The reference count goes up to </w:t>
       </w:r>
       <w:r>
         <w:rPr>
@@ -2880,21 +2573,7 @@
         <w:rPr>
           <w:color w:val="000000" w:themeColor="text1"/>
         </w:rPr>
-        <w:t xml:space="preserve">The Garbage Collector instantly swoops in, destroys the 100 </w:t>
-      </w:r>
-      <w:proofErr w:type="gramStart"/>
-      <w:r>
-        <w:rPr>
-          <w:color w:val="000000" w:themeColor="text1"/>
-        </w:rPr>
-        <w:t>object</w:t>
-      </w:r>
-      <w:proofErr w:type="gramEnd"/>
-      <w:r>
-        <w:rPr>
-          <w:color w:val="000000" w:themeColor="text1"/>
-        </w:rPr>
-        <w:t>, and gives that tiny chunk of memory back to your computer's operating system. This ensures your program only takes up exactly as much memory as it actively needs.</w:t>
+        <w:t>The Garbage Collector instantly swoops in, destroys the 100 object, and gives that tiny chunk of memory back to your computer's operating system. This ensures your program only takes up exactly as much memory as it actively needs.</w:t>
       </w:r>
     </w:p>
     <w:p>
@@ -2962,23 +2641,23 @@
           <w:color w:val="000000" w:themeColor="text1"/>
           <w:highlight w:val="green"/>
         </w:rPr>
-        <w:t xml:space="preserve"> good</w:t>
-      </w:r>
-      <w:proofErr w:type="gramStart"/>
+        <w:t xml:space="preserve"> good .. </w:t>
+      </w:r>
+      <w:proofErr w:type="spellStart"/>
       <w:r>
         <w:rPr>
           <w:color w:val="000000" w:themeColor="text1"/>
           <w:highlight w:val="green"/>
         </w:rPr>
-        <w:t xml:space="preserve"> ..</w:t>
-      </w:r>
-      <w:proofErr w:type="gramEnd"/>
+        <w:t>i</w:t>
+      </w:r>
+      <w:proofErr w:type="spellEnd"/>
       <w:r>
         <w:rPr>
           <w:color w:val="000000" w:themeColor="text1"/>
           <w:highlight w:val="green"/>
         </w:rPr>
-        <w:t xml:space="preserve"> </w:t>
+        <w:t xml:space="preserve"> am understanding ... </w:t>
       </w:r>
       <w:proofErr w:type="spellStart"/>
       <w:r>
@@ -2986,7 +2665,7 @@
           <w:color w:val="000000" w:themeColor="text1"/>
           <w:highlight w:val="green"/>
         </w:rPr>
-        <w:t>i</w:t>
+        <w:t>lets</w:t>
       </w:r>
       <w:proofErr w:type="spellEnd"/>
       <w:r>
@@ -2994,7 +2673,7 @@
           <w:color w:val="000000" w:themeColor="text1"/>
           <w:highlight w:val="green"/>
         </w:rPr>
-        <w:t xml:space="preserve"> am understanding ... </w:t>
+        <w:t xml:space="preserve"> move forward .. we will cover the whole thing like this ... just </w:t>
       </w:r>
       <w:proofErr w:type="spellStart"/>
       <w:r>
@@ -3002,7 +2681,7 @@
           <w:color w:val="000000" w:themeColor="text1"/>
           <w:highlight w:val="green"/>
         </w:rPr>
-        <w:t>lets</w:t>
+        <w:t>ho</w:t>
       </w:r>
       <w:proofErr w:type="spellEnd"/>
       <w:r>
@@ -3010,94 +2689,37 @@
           <w:color w:val="000000" w:themeColor="text1"/>
           <w:highlight w:val="green"/>
         </w:rPr>
-        <w:t xml:space="preserve"> move forward</w:t>
-      </w:r>
-      <w:proofErr w:type="gramStart"/>
+        <w:t xml:space="preserve"> with the next ..</w:t>
+      </w:r>
+    </w:p>
+    <w:p>
+      <w:pPr>
+        <w:rPr>
+          <w:color w:val="1F3864" w:themeColor="accent1" w:themeShade="80"/>
+        </w:rPr>
+      </w:pPr>
       <w:r>
         <w:rPr>
           <w:color w:val="000000" w:themeColor="text1"/>
           <w:highlight w:val="green"/>
         </w:rPr>
-        <w:t xml:space="preserve"> ..</w:t>
-      </w:r>
-      <w:proofErr w:type="gramEnd"/>
+        <w:t xml:space="preserve">You have </w:t>
+      </w:r>
+      <w:proofErr w:type="spellStart"/>
       <w:r>
         <w:rPr>
           <w:color w:val="000000" w:themeColor="text1"/>
           <w:highlight w:val="green"/>
         </w:rPr>
-        <w:t xml:space="preserve"> we will cover the whole thing like this ... just </w:t>
-      </w:r>
-      <w:proofErr w:type="spellStart"/>
+        <w:t>yo</w:t>
+      </w:r>
+      <w:proofErr w:type="spellEnd"/>
       <w:r>
         <w:rPr>
           <w:color w:val="000000" w:themeColor="text1"/>
           <w:highlight w:val="green"/>
         </w:rPr>
-        <w:t>ho</w:t>
-      </w:r>
-      <w:proofErr w:type="spellEnd"/>
-      <w:r>
-        <w:rPr>
-          <w:color w:val="000000" w:themeColor="text1"/>
-          <w:highlight w:val="green"/>
-        </w:rPr>
-        <w:t xml:space="preserve"> with the next</w:t>
-      </w:r>
-      <w:proofErr w:type="gramStart"/>
-      <w:r>
-        <w:rPr>
-          <w:color w:val="000000" w:themeColor="text1"/>
-          <w:highlight w:val="green"/>
-        </w:rPr>
-        <w:t xml:space="preserve"> ..</w:t>
-      </w:r>
-      <w:proofErr w:type="gramEnd"/>
-    </w:p>
-    <w:p>
-      <w:pPr>
-        <w:rPr>
-          <w:color w:val="1F3864" w:themeColor="accent1" w:themeShade="80"/>
-        </w:rPr>
-      </w:pPr>
-      <w:r>
-        <w:rPr>
-          <w:color w:val="000000" w:themeColor="text1"/>
-          <w:highlight w:val="green"/>
-        </w:rPr>
-        <w:t xml:space="preserve">You have </w:t>
-      </w:r>
-      <w:proofErr w:type="spellStart"/>
-      <w:r>
-        <w:rPr>
-          <w:color w:val="000000" w:themeColor="text1"/>
-          <w:highlight w:val="green"/>
-        </w:rPr>
-        <w:t>yo</w:t>
-      </w:r>
-      <w:proofErr w:type="spellEnd"/>
-      <w:r>
-        <w:rPr>
-          <w:color w:val="000000" w:themeColor="text1"/>
-          <w:highlight w:val="green"/>
-        </w:rPr>
-        <w:t xml:space="preserve"> choose by yourself that what we will learn next</w:t>
-      </w:r>
-      <w:proofErr w:type="gramStart"/>
-      <w:r>
-        <w:rPr>
-          <w:color w:val="000000" w:themeColor="text1"/>
-          <w:highlight w:val="green"/>
-        </w:rPr>
-        <w:t xml:space="preserve"> ..</w:t>
-      </w:r>
-      <w:proofErr w:type="gramEnd"/>
-      <w:r>
-        <w:rPr>
-          <w:color w:val="000000" w:themeColor="text1"/>
-          <w:highlight w:val="green"/>
-        </w:rPr>
-        <w:t xml:space="preserve"> but as </w:t>
+        <w:t xml:space="preserve"> choose by yourself that what we will learn next .. but as </w:t>
       </w:r>
       <w:proofErr w:type="spellStart"/>
       <w:r>
@@ -3376,21 +2998,7 @@
         <w:rPr>
           <w:color w:val="000000" w:themeColor="text1"/>
         </w:rPr>
-        <w:t xml:space="preserve">When you say x = x + 1, Python says, "Ah, 10 is an Integer. Integers are immutable. I cannot touch the 10 </w:t>
-      </w:r>
-      <w:proofErr w:type="gramStart"/>
-      <w:r>
-        <w:rPr>
-          <w:color w:val="000000" w:themeColor="text1"/>
-        </w:rPr>
-        <w:t>object</w:t>
-      </w:r>
-      <w:proofErr w:type="gramEnd"/>
-      <w:r>
-        <w:rPr>
-          <w:color w:val="000000" w:themeColor="text1"/>
-        </w:rPr>
-        <w:t>."</w:t>
+        <w:t>When you say x = x + 1, Python says, "Ah, 10 is an Integer. Integers are immutable. I cannot touch the 10 object."</w:t>
       </w:r>
     </w:p>
     <w:p>
@@ -3409,23 +3017,13 @@
         </w:rPr>
         <w:t xml:space="preserve">So, Python builds a </w:t>
       </w:r>
-      <w:proofErr w:type="gramStart"/>
-      <w:r>
-        <w:rPr>
-          <w:b/>
-          <w:bCs/>
-          <w:color w:val="000000" w:themeColor="text1"/>
-        </w:rPr>
-        <w:t>brand new</w:t>
-      </w:r>
-      <w:proofErr w:type="gramEnd"/>
-      <w:r>
-        <w:rPr>
-          <w:b/>
-          <w:bCs/>
-          <w:color w:val="000000" w:themeColor="text1"/>
-        </w:rPr>
-        <w:t xml:space="preserve"> object</w:t>
+      <w:r>
+        <w:rPr>
+          <w:b/>
+          <w:bCs/>
+          <w:color w:val="000000" w:themeColor="text1"/>
+        </w:rPr>
+        <w:t>brand new object</w:t>
       </w:r>
       <w:r>
         <w:rPr>
@@ -3573,21 +3171,7 @@
         <w:rPr>
           <w:color w:val="000000" w:themeColor="text1"/>
         </w:rPr>
-        <w:t xml:space="preserve">Lists (Arrays), Dictionaries (Hash Maps), and Sets are mutable. You can change them directly inside the Heap without having to build a </w:t>
-      </w:r>
-      <w:proofErr w:type="gramStart"/>
-      <w:r>
-        <w:rPr>
-          <w:color w:val="000000" w:themeColor="text1"/>
-        </w:rPr>
-        <w:t>brand new</w:t>
-      </w:r>
-      <w:proofErr w:type="gramEnd"/>
-      <w:r>
-        <w:rPr>
-          <w:color w:val="000000" w:themeColor="text1"/>
-        </w:rPr>
-        <w:t xml:space="preserve"> object.</w:t>
+        <w:t>Lists (Arrays), Dictionaries (Hash Maps), and Sets are mutable. You can change them directly inside the Heap without having to build a brand new object.</w:t>
       </w:r>
     </w:p>
     <w:p>
@@ -3662,17 +3246,9 @@
         <w:rPr>
           <w:color w:val="000000" w:themeColor="text1"/>
         </w:rPr>
-        <w:t>my_</w:t>
-      </w:r>
-      <w:proofErr w:type="gramStart"/>
-      <w:r>
-        <w:rPr>
-          <w:color w:val="000000" w:themeColor="text1"/>
-        </w:rPr>
-        <w:t>list.append</w:t>
+        <w:t>my_list.append</w:t>
       </w:r>
       <w:proofErr w:type="spellEnd"/>
-      <w:proofErr w:type="gramEnd"/>
       <w:r>
         <w:rPr>
           <w:color w:val="000000" w:themeColor="text1"/>
@@ -3738,21 +3314,7 @@
         <w:rPr>
           <w:color w:val="000000" w:themeColor="text1"/>
         </w:rPr>
-        <w:t xml:space="preserve">When you </w:t>
-      </w:r>
-      <w:proofErr w:type="gramStart"/>
-      <w:r>
-        <w:rPr>
-          <w:color w:val="000000" w:themeColor="text1"/>
-        </w:rPr>
-        <w:t>use .append</w:t>
-      </w:r>
-      <w:proofErr w:type="gramEnd"/>
-      <w:r>
-        <w:rPr>
-          <w:color w:val="000000" w:themeColor="text1"/>
-        </w:rPr>
-        <w:t>(4), Python goes to the exact same object in the Heap, forces it to expand, and stuffs the 4 inside it.</w:t>
+        <w:t>When you use .append(4), Python goes to the exact same object in the Heap, forces it to expand, and stuffs the 4 inside it.</w:t>
       </w:r>
     </w:p>
     <w:p>
@@ -3912,17 +3474,9 @@
           <w:color w:val="000000" w:themeColor="text1"/>
         </w:rPr>
         <w:lastRenderedPageBreak/>
-        <w:t>list_</w:t>
-      </w:r>
-      <w:proofErr w:type="gramStart"/>
-      <w:r>
-        <w:rPr>
-          <w:color w:val="000000" w:themeColor="text1"/>
-        </w:rPr>
-        <w:t>B.append</w:t>
+        <w:t>list_B.append</w:t>
       </w:r>
       <w:proofErr w:type="spellEnd"/>
-      <w:proofErr w:type="gramEnd"/>
       <w:r>
         <w:rPr>
           <w:color w:val="000000" w:themeColor="text1"/>
@@ -4145,17 +3699,9 @@
         <w:rPr>
           <w:color w:val="000000" w:themeColor="text1"/>
         </w:rPr>
-        <w:t>list_</w:t>
-      </w:r>
-      <w:proofErr w:type="gramStart"/>
-      <w:r>
-        <w:rPr>
-          <w:color w:val="000000" w:themeColor="text1"/>
-        </w:rPr>
-        <w:t>B.append</w:t>
+        <w:t>list_B.append</w:t>
       </w:r>
       <w:proofErr w:type="spellEnd"/>
-      <w:proofErr w:type="gramEnd"/>
       <w:r>
         <w:rPr>
           <w:color w:val="000000" w:themeColor="text1"/>
@@ -4320,23 +3866,13 @@
         </w:rPr>
         <w:t xml:space="preserve"> just creates two name tags pointing to the same object, we need a way to force Python to build a </w:t>
       </w:r>
-      <w:proofErr w:type="gramStart"/>
-      <w:r>
-        <w:rPr>
-          <w:b/>
-          <w:bCs/>
-          <w:color w:val="000000" w:themeColor="text1"/>
-        </w:rPr>
-        <w:t>brand new</w:t>
-      </w:r>
-      <w:proofErr w:type="gramEnd"/>
-      <w:r>
-        <w:rPr>
-          <w:b/>
-          <w:bCs/>
-          <w:color w:val="000000" w:themeColor="text1"/>
-        </w:rPr>
-        <w:t xml:space="preserve"> object</w:t>
+      <w:r>
+        <w:rPr>
+          <w:b/>
+          <w:bCs/>
+          <w:color w:val="000000" w:themeColor="text1"/>
+        </w:rPr>
+        <w:t>brand new object</w:t>
       </w:r>
       <w:r>
         <w:rPr>
@@ -4385,21 +3921,7 @@
         <w:rPr>
           <w:color w:val="000000" w:themeColor="text1"/>
         </w:rPr>
-        <w:t>For a simple, flat list, you can use Python's built-</w:t>
-      </w:r>
-      <w:proofErr w:type="gramStart"/>
-      <w:r>
-        <w:rPr>
-          <w:color w:val="000000" w:themeColor="text1"/>
-        </w:rPr>
-        <w:t>in .copy</w:t>
-      </w:r>
-      <w:proofErr w:type="gramEnd"/>
-      <w:r>
-        <w:rPr>
-          <w:color w:val="000000" w:themeColor="text1"/>
-        </w:rPr>
-        <w:t>() method.</w:t>
+        <w:t>For a simple, flat list, you can use Python's built-in .copy() method.</w:t>
       </w:r>
     </w:p>
     <w:p>
@@ -4461,28 +3983,14 @@
         <w:rPr>
           <w:color w:val="000000" w:themeColor="text1"/>
         </w:rPr>
-        <w:t>list_</w:t>
-      </w:r>
-      <w:proofErr w:type="gramStart"/>
-      <w:r>
-        <w:rPr>
-          <w:color w:val="000000" w:themeColor="text1"/>
-        </w:rPr>
-        <w:t>A.copy</w:t>
+        <w:t>list_A.copy</w:t>
       </w:r>
       <w:proofErr w:type="spellEnd"/>
       <w:r>
         <w:rPr>
           <w:color w:val="000000" w:themeColor="text1"/>
         </w:rPr>
-        <w:t>()  #</w:t>
-      </w:r>
-      <w:proofErr w:type="gramEnd"/>
-      <w:r>
-        <w:rPr>
-          <w:color w:val="000000" w:themeColor="text1"/>
-        </w:rPr>
-        <w:t xml:space="preserve"> Forces a new object in the Heap</w:t>
+        <w:t>()  # Forces a new object in the Heap</w:t>
       </w:r>
     </w:p>
     <w:p>
@@ -4503,17 +4011,9 @@
         <w:rPr>
           <w:color w:val="000000" w:themeColor="text1"/>
         </w:rPr>
-        <w:t>list_</w:t>
-      </w:r>
-      <w:proofErr w:type="gramStart"/>
-      <w:r>
-        <w:rPr>
-          <w:color w:val="000000" w:themeColor="text1"/>
-        </w:rPr>
-        <w:t>B.append</w:t>
+        <w:t>list_B.append</w:t>
       </w:r>
       <w:proofErr w:type="spellEnd"/>
-      <w:proofErr w:type="gramEnd"/>
       <w:r>
         <w:rPr>
           <w:color w:val="000000" w:themeColor="text1"/>
@@ -4566,23 +4066,13 @@
         </w:rPr>
         <w:t xml:space="preserve">, goes to the Heap, and creates a </w:t>
       </w:r>
-      <w:proofErr w:type="gramStart"/>
-      <w:r>
-        <w:rPr>
-          <w:b/>
-          <w:bCs/>
-          <w:color w:val="000000" w:themeColor="text1"/>
-        </w:rPr>
-        <w:t>brand new</w:t>
-      </w:r>
-      <w:proofErr w:type="gramEnd"/>
-      <w:r>
-        <w:rPr>
-          <w:b/>
-          <w:bCs/>
-          <w:color w:val="000000" w:themeColor="text1"/>
-        </w:rPr>
-        <w:t xml:space="preserve"> list shell</w:t>
+      <w:r>
+        <w:rPr>
+          <w:b/>
+          <w:bCs/>
+          <w:color w:val="000000" w:themeColor="text1"/>
+        </w:rPr>
+        <w:t>brand new list shell</w:t>
       </w:r>
       <w:r>
         <w:rPr>
@@ -4716,42 +4206,14 @@
         <w:rPr>
           <w:color w:val="000000" w:themeColor="text1"/>
         </w:rPr>
-        <w:t>list_</w:t>
-      </w:r>
-      <w:proofErr w:type="gramStart"/>
-      <w:r>
-        <w:rPr>
-          <w:color w:val="000000" w:themeColor="text1"/>
-        </w:rPr>
-        <w:t>A</w:t>
+        <w:t>list_A</w:t>
       </w:r>
       <w:proofErr w:type="spellEnd"/>
       <w:r>
         <w:rPr>
           <w:color w:val="000000" w:themeColor="text1"/>
         </w:rPr>
-        <w:t>[</w:t>
-      </w:r>
-      <w:proofErr w:type="gramEnd"/>
-      <w:r>
-        <w:rPr>
-          <w:color w:val="000000" w:themeColor="text1"/>
-        </w:rPr>
-        <w:t xml:space="preserve">:]. It does the exact same thing </w:t>
-      </w:r>
-      <w:proofErr w:type="gramStart"/>
-      <w:r>
-        <w:rPr>
-          <w:color w:val="000000" w:themeColor="text1"/>
-        </w:rPr>
-        <w:t>as .copy</w:t>
-      </w:r>
-      <w:proofErr w:type="gramEnd"/>
-      <w:r>
-        <w:rPr>
-          <w:color w:val="000000" w:themeColor="text1"/>
-        </w:rPr>
-        <w:t>().</w:t>
+        <w:t>[:]. It does the exact same thing as .copy().</w:t>
       </w:r>
     </w:p>
     <w:p>
@@ -4856,17 +4318,9 @@
         <w:rPr>
           <w:color w:val="000000" w:themeColor="text1"/>
         </w:rPr>
-        <w:t>matrix_</w:t>
-      </w:r>
-      <w:proofErr w:type="gramStart"/>
-      <w:r>
-        <w:rPr>
-          <w:color w:val="000000" w:themeColor="text1"/>
-        </w:rPr>
-        <w:t>A.copy</w:t>
+        <w:t>matrix_A.copy</w:t>
       </w:r>
       <w:proofErr w:type="spellEnd"/>
-      <w:proofErr w:type="gramEnd"/>
       <w:r>
         <w:rPr>
           <w:color w:val="000000" w:themeColor="text1"/>
@@ -4905,28 +4359,14 @@
         <w:rPr>
           <w:color w:val="000000" w:themeColor="text1"/>
         </w:rPr>
-        <w:t>matrix_</w:t>
-      </w:r>
-      <w:proofErr w:type="gramStart"/>
-      <w:r>
-        <w:rPr>
-          <w:color w:val="000000" w:themeColor="text1"/>
-        </w:rPr>
-        <w:t>B</w:t>
+        <w:t>matrix_B</w:t>
       </w:r>
       <w:proofErr w:type="spellEnd"/>
       <w:r>
         <w:rPr>
           <w:color w:val="000000" w:themeColor="text1"/>
         </w:rPr>
-        <w:t>[</w:t>
-      </w:r>
-      <w:proofErr w:type="gramEnd"/>
-      <w:r>
-        <w:rPr>
-          <w:color w:val="000000" w:themeColor="text1"/>
-        </w:rPr>
-        <w:t xml:space="preserve">0][0] = 99 </w:t>
+        <w:t xml:space="preserve">[0][0] = 99 </w:t>
       </w:r>
     </w:p>
     <w:p>
@@ -4987,21 +4427,7 @@
         <w:rPr>
           <w:color w:val="000000" w:themeColor="text1"/>
         </w:rPr>
-        <w:t xml:space="preserve"> to remain [[1, 2], [3, 4]] because we </w:t>
-      </w:r>
-      <w:proofErr w:type="gramStart"/>
-      <w:r>
-        <w:rPr>
-          <w:color w:val="000000" w:themeColor="text1"/>
-        </w:rPr>
-        <w:t>used .copy</w:t>
-      </w:r>
-      <w:proofErr w:type="gramEnd"/>
-      <w:r>
-        <w:rPr>
-          <w:color w:val="000000" w:themeColor="text1"/>
-        </w:rPr>
-        <w:t xml:space="preserve">(). </w:t>
+        <w:t xml:space="preserve"> to remain [[1, 2], [3, 4]] because we used .copy(). </w:t>
       </w:r>
       <w:r>
         <w:rPr>
@@ -5028,42 +4454,20 @@
         <w:rPr>
           <w:color w:val="000000" w:themeColor="text1"/>
         </w:rPr>
-        <w:t xml:space="preserve">Why </w:t>
-      </w:r>
-      <w:proofErr w:type="gramStart"/>
-      <w:r>
-        <w:rPr>
-          <w:color w:val="000000" w:themeColor="text1"/>
-        </w:rPr>
-        <w:t>did .copy</w:t>
-      </w:r>
-      <w:proofErr w:type="gramEnd"/>
-      <w:r>
-        <w:rPr>
-          <w:color w:val="000000" w:themeColor="text1"/>
-        </w:rPr>
-        <w:t>() fail us?</w:t>
-      </w:r>
-    </w:p>
-    <w:p>
-      <w:pPr>
-        <w:rPr>
-          <w:color w:val="000000" w:themeColor="text1"/>
-        </w:rPr>
-      </w:pPr>
-      <w:proofErr w:type="gramStart"/>
-      <w:r>
-        <w:rPr>
-          <w:color w:val="000000" w:themeColor="text1"/>
-        </w:rPr>
-        <w:t>Because .copy</w:t>
-      </w:r>
-      <w:proofErr w:type="gramEnd"/>
-      <w:r>
-        <w:rPr>
-          <w:color w:val="000000" w:themeColor="text1"/>
-        </w:rPr>
-        <w:t xml:space="preserve">() is a </w:t>
+        <w:t>Why did .copy() fail us?</w:t>
+      </w:r>
+    </w:p>
+    <w:p>
+      <w:pPr>
+        <w:rPr>
+          <w:color w:val="000000" w:themeColor="text1"/>
+        </w:rPr>
+      </w:pPr>
+      <w:r>
+        <w:rPr>
+          <w:color w:val="000000" w:themeColor="text1"/>
+        </w:rPr>
+        <w:t xml:space="preserve">Because .copy() is a </w:t>
       </w:r>
       <w:r>
         <w:rPr>
@@ -5332,7 +4736,6 @@
         <w:t xml:space="preserve"> = </w:t>
       </w:r>
       <w:proofErr w:type="spellStart"/>
-      <w:proofErr w:type="gramStart"/>
       <w:r>
         <w:rPr>
           <w:color w:val="000000" w:themeColor="text1"/>
@@ -5340,7 +4743,6 @@
         <w:t>copy.deepcopy</w:t>
       </w:r>
       <w:proofErr w:type="spellEnd"/>
-      <w:proofErr w:type="gramEnd"/>
       <w:r>
         <w:rPr>
           <w:color w:val="000000" w:themeColor="text1"/>
@@ -5380,28 +4782,14 @@
         <w:rPr>
           <w:color w:val="000000" w:themeColor="text1"/>
         </w:rPr>
-        <w:t>matrix_</w:t>
-      </w:r>
-      <w:proofErr w:type="gramStart"/>
-      <w:r>
-        <w:rPr>
-          <w:color w:val="000000" w:themeColor="text1"/>
-        </w:rPr>
-        <w:t>B</w:t>
+        <w:t>matrix_B</w:t>
       </w:r>
       <w:proofErr w:type="spellEnd"/>
       <w:r>
         <w:rPr>
           <w:color w:val="000000" w:themeColor="text1"/>
         </w:rPr>
-        <w:t>[</w:t>
-      </w:r>
-      <w:proofErr w:type="gramEnd"/>
-      <w:r>
-        <w:rPr>
-          <w:color w:val="000000" w:themeColor="text1"/>
-        </w:rPr>
-        <w:t>0][0] = 99</w:t>
+        <w:t>[0][0] = 99</w:t>
       </w:r>
     </w:p>
     <w:p>
@@ -5456,22 +4844,13 @@
           <w:color w:val="000000" w:themeColor="text1"/>
         </w:rPr>
       </w:pPr>
-      <w:proofErr w:type="gramStart"/>
       <w:r>
         <w:rPr>
           <w:color w:val="000000" w:themeColor="text1"/>
           <w:highlight w:val="green"/>
         </w:rPr>
         <w:lastRenderedPageBreak/>
-        <w:t>Because .copy</w:t>
-      </w:r>
-      <w:proofErr w:type="gramEnd"/>
-      <w:r>
-        <w:rPr>
-          <w:color w:val="000000" w:themeColor="text1"/>
-          <w:highlight w:val="green"/>
-        </w:rPr>
-        <w:t>() is a Shallow Copy. It only creates a new shell for the outermost list. If there are other mutable objects (like inner lists) tucked inside, it just copies their memory addresses, not the objects themselves.</w:t>
+        <w:t>Because .copy() is a Shallow Copy. It only creates a new shell for the outermost list. If there are other mutable objects (like inner lists) tucked inside, it just copies their memory addresses, not the objects themselves.</w:t>
       </w:r>
     </w:p>
     <w:p>
@@ -5531,21 +4910,7 @@
         <w:rPr>
           <w:color w:val="000000" w:themeColor="text1"/>
         </w:rPr>
-        <w:t>What do you mean by this</w:t>
-      </w:r>
-      <w:proofErr w:type="gramStart"/>
-      <w:r>
-        <w:rPr>
-          <w:color w:val="000000" w:themeColor="text1"/>
-        </w:rPr>
-        <w:t xml:space="preserve"> ..</w:t>
-      </w:r>
-      <w:proofErr w:type="gramEnd"/>
-      <w:r>
-        <w:rPr>
-          <w:color w:val="000000" w:themeColor="text1"/>
-        </w:rPr>
-        <w:t xml:space="preserve"> </w:t>
+        <w:t xml:space="preserve">What do you mean by this .. </w:t>
       </w:r>
       <w:proofErr w:type="spellStart"/>
       <w:r>
@@ -5834,25 +5199,7 @@
           <w:bCs/>
           <w:color w:val="000000" w:themeColor="text1"/>
         </w:rPr>
-        <w:t xml:space="preserve">The Problem: Shallow Copy </w:t>
-      </w:r>
-      <w:proofErr w:type="gramStart"/>
-      <w:r>
-        <w:rPr>
-          <w:b/>
-          <w:bCs/>
-          <w:color w:val="000000" w:themeColor="text1"/>
-        </w:rPr>
-        <w:t>(.copy</w:t>
-      </w:r>
-      <w:proofErr w:type="gramEnd"/>
-      <w:r>
-        <w:rPr>
-          <w:b/>
-          <w:bCs/>
-          <w:color w:val="000000" w:themeColor="text1"/>
-        </w:rPr>
-        <w:t>())</w:t>
+        <w:t>The Problem: Shallow Copy (.copy())</w:t>
       </w:r>
     </w:p>
     <w:p>
@@ -5886,17 +5233,9 @@
         <w:rPr>
           <w:color w:val="000000" w:themeColor="text1"/>
         </w:rPr>
-        <w:t>matrix_</w:t>
-      </w:r>
-      <w:proofErr w:type="gramStart"/>
-      <w:r>
-        <w:rPr>
-          <w:color w:val="000000" w:themeColor="text1"/>
-        </w:rPr>
-        <w:t>A.copy</w:t>
+        <w:t>matrix_A.copy</w:t>
       </w:r>
       <w:proofErr w:type="spellEnd"/>
-      <w:proofErr w:type="gramEnd"/>
       <w:r>
         <w:rPr>
           <w:color w:val="000000" w:themeColor="text1"/>
@@ -5914,21 +5253,7 @@
         <w:rPr>
           <w:color w:val="000000" w:themeColor="text1"/>
         </w:rPr>
-        <w:t xml:space="preserve">Think </w:t>
-      </w:r>
-      <w:proofErr w:type="gramStart"/>
-      <w:r>
-        <w:rPr>
-          <w:color w:val="000000" w:themeColor="text1"/>
-        </w:rPr>
-        <w:t>of .copy</w:t>
-      </w:r>
-      <w:proofErr w:type="gramEnd"/>
-      <w:r>
-        <w:rPr>
-          <w:color w:val="000000" w:themeColor="text1"/>
-        </w:rPr>
-        <w:t>() as a very lazy assistant. You tell the assistant, "Copy my Notebook."</w:t>
+        <w:t>Think of .copy() as a very lazy assistant. You tell the assistant, "Copy my Notebook."</w:t>
       </w:r>
     </w:p>
     <w:p>
@@ -6073,21 +5398,7 @@
         <w:rPr>
           <w:color w:val="000000" w:themeColor="text1"/>
         </w:rPr>
-        <w:t xml:space="preserve"> You now have two completely separate notebooks (outer lists). </w:t>
-      </w:r>
-      <w:proofErr w:type="gramStart"/>
-      <w:r>
-        <w:rPr>
-          <w:color w:val="000000" w:themeColor="text1"/>
-        </w:rPr>
-        <w:t>BUT,</w:t>
-      </w:r>
-      <w:proofErr w:type="gramEnd"/>
-      <w:r>
-        <w:rPr>
-          <w:color w:val="000000" w:themeColor="text1"/>
-        </w:rPr>
-        <w:t xml:space="preserve"> they both have the addresses to the </w:t>
+        <w:t xml:space="preserve"> You now have two completely separate notebooks (outer lists). BUT, they both have the addresses to the </w:t>
       </w:r>
       <w:r>
         <w:rPr>
@@ -6180,7 +5491,6 @@
         <w:t xml:space="preserve"> = </w:t>
       </w:r>
       <w:proofErr w:type="spellStart"/>
-      <w:proofErr w:type="gramStart"/>
       <w:r>
         <w:rPr>
           <w:color w:val="000000" w:themeColor="text1"/>
@@ -6188,7 +5498,6 @@
         <w:t>copy.deepcopy</w:t>
       </w:r>
       <w:proofErr w:type="spellEnd"/>
-      <w:proofErr w:type="gramEnd"/>
       <w:r>
         <w:rPr>
           <w:color w:val="000000" w:themeColor="text1"/>
@@ -6253,23 +5562,13 @@
         </w:rPr>
         <w:t xml:space="preserve">The contractor buys a </w:t>
       </w:r>
-      <w:proofErr w:type="gramStart"/>
-      <w:r>
-        <w:rPr>
-          <w:b/>
-          <w:bCs/>
-          <w:color w:val="000000" w:themeColor="text1"/>
-        </w:rPr>
-        <w:t>brand new</w:t>
-      </w:r>
-      <w:proofErr w:type="gramEnd"/>
-      <w:r>
-        <w:rPr>
-          <w:b/>
-          <w:bCs/>
-          <w:color w:val="000000" w:themeColor="text1"/>
-        </w:rPr>
-        <w:t xml:space="preserve"> Notebook</w:t>
+      <w:r>
+        <w:rPr>
+          <w:b/>
+          <w:bCs/>
+          <w:color w:val="000000" w:themeColor="text1"/>
+        </w:rPr>
+        <w:t>brand new Notebook</w:t>
       </w:r>
       <w:r>
         <w:rPr>
@@ -6414,25 +5713,7 @@
           <w:bCs/>
           <w:color w:val="000000" w:themeColor="text1"/>
         </w:rPr>
-        <w:t xml:space="preserve">Shallow Copy </w:t>
-      </w:r>
-      <w:proofErr w:type="gramStart"/>
-      <w:r>
-        <w:rPr>
-          <w:b/>
-          <w:bCs/>
-          <w:color w:val="000000" w:themeColor="text1"/>
-        </w:rPr>
-        <w:t>(.copy</w:t>
-      </w:r>
-      <w:proofErr w:type="gramEnd"/>
-      <w:r>
-        <w:rPr>
-          <w:b/>
-          <w:bCs/>
-          <w:color w:val="000000" w:themeColor="text1"/>
-        </w:rPr>
-        <w:t>()):</w:t>
+        <w:t>Shallow Copy (.copy()):</w:t>
       </w:r>
       <w:r>
         <w:rPr>
@@ -6779,23 +6060,13 @@
         </w:rPr>
         <w:t xml:space="preserve"> Numbers, Strings, and Booleans. You cannot change them in memory. If you add 1 to a number, Python builds a </w:t>
       </w:r>
-      <w:proofErr w:type="gramStart"/>
       <w:r>
         <w:rPr>
           <w:i/>
           <w:iCs/>
           <w:color w:val="000000" w:themeColor="text1"/>
         </w:rPr>
-        <w:t>brand new</w:t>
-      </w:r>
-      <w:proofErr w:type="gramEnd"/>
-      <w:r>
-        <w:rPr>
-          <w:i/>
-          <w:iCs/>
-          <w:color w:val="000000" w:themeColor="text1"/>
-        </w:rPr>
-        <w:t xml:space="preserve"> object</w:t>
+        <w:t>brand new object</w:t>
       </w:r>
       <w:r>
         <w:rPr>
@@ -6903,25 +6174,7 @@
           <w:bCs/>
           <w:color w:val="000000" w:themeColor="text1"/>
         </w:rPr>
-        <w:t xml:space="preserve">Shallow Copy </w:t>
-      </w:r>
-      <w:proofErr w:type="gramStart"/>
-      <w:r>
-        <w:rPr>
-          <w:b/>
-          <w:bCs/>
-          <w:color w:val="000000" w:themeColor="text1"/>
-        </w:rPr>
-        <w:t>(.copy</w:t>
-      </w:r>
-      <w:proofErr w:type="gramEnd"/>
-      <w:r>
-        <w:rPr>
-          <w:b/>
-          <w:bCs/>
-          <w:color w:val="000000" w:themeColor="text1"/>
-        </w:rPr>
-        <w:t>()):</w:t>
+        <w:t>Shallow Copy (.copy()):</w:t>
       </w:r>
       <w:r>
         <w:rPr>
@@ -6949,7 +6202,6 @@
         <w:t>Deep Copy (</w:t>
       </w:r>
       <w:proofErr w:type="spellStart"/>
-      <w:proofErr w:type="gramStart"/>
       <w:r>
         <w:rPr>
           <w:b/>
@@ -6959,7 +6211,6 @@
         <w:t>copy.deepcopy</w:t>
       </w:r>
       <w:proofErr w:type="spellEnd"/>
-      <w:proofErr w:type="gramEnd"/>
       <w:r>
         <w:rPr>
           <w:b/>
@@ -7012,31 +6263,7 @@
           <w:szCs w:val="28"/>
           <w:highlight w:val="green"/>
         </w:rPr>
-        <w:t xml:space="preserve">The </w:t>
-      </w:r>
-      <w:proofErr w:type="gramStart"/>
-      <w:r>
-        <w:rPr>
-          <w:b/>
-          <w:bCs/>
-          <w:color w:val="C00000"/>
-          <w:sz w:val="28"/>
-          <w:szCs w:val="28"/>
-          <w:highlight w:val="green"/>
-        </w:rPr>
-        <w:t>id(</w:t>
-      </w:r>
-      <w:proofErr w:type="gramEnd"/>
-      <w:r>
-        <w:rPr>
-          <w:b/>
-          <w:bCs/>
-          <w:color w:val="C00000"/>
-          <w:sz w:val="28"/>
-          <w:szCs w:val="28"/>
-          <w:highlight w:val="green"/>
-        </w:rPr>
-        <w:t>) Function</w:t>
+        <w:t>The id() Function</w:t>
       </w:r>
     </w:p>
     <w:p>
@@ -7051,23 +6278,13 @@
         </w:rPr>
         <w:t xml:space="preserve">Today, we are going to learn how to act like a memory detective. We will learn the </w:t>
       </w:r>
-      <w:proofErr w:type="gramStart"/>
-      <w:r>
-        <w:rPr>
-          <w:b/>
-          <w:bCs/>
-          <w:color w:val="000000" w:themeColor="text1"/>
-        </w:rPr>
-        <w:t>id(</w:t>
-      </w:r>
-      <w:proofErr w:type="gramEnd"/>
-      <w:r>
-        <w:rPr>
-          <w:b/>
-          <w:bCs/>
-          <w:color w:val="000000" w:themeColor="text1"/>
-        </w:rPr>
-        <w:t>) function</w:t>
+      <w:r>
+        <w:rPr>
+          <w:b/>
+          <w:bCs/>
+          <w:color w:val="000000" w:themeColor="text1"/>
+        </w:rPr>
+        <w:t>id() function</w:t>
       </w:r>
       <w:r>
         <w:rPr>
@@ -7098,25 +6315,7 @@
           <w:bCs/>
           <w:color w:val="000000" w:themeColor="text1"/>
         </w:rPr>
-        <w:t xml:space="preserve">1. The </w:t>
-      </w:r>
-      <w:proofErr w:type="gramStart"/>
-      <w:r>
-        <w:rPr>
-          <w:b/>
-          <w:bCs/>
-          <w:color w:val="000000" w:themeColor="text1"/>
-        </w:rPr>
-        <w:t>id(</w:t>
-      </w:r>
-      <w:proofErr w:type="gramEnd"/>
-      <w:r>
-        <w:rPr>
-          <w:b/>
-          <w:bCs/>
-          <w:color w:val="000000" w:themeColor="text1"/>
-        </w:rPr>
-        <w:t>) Function: Uncovering the Truth</w:t>
+        <w:t>1. The id() Function: Uncovering the Truth</w:t>
       </w:r>
     </w:p>
     <w:p>
@@ -7150,35 +6349,7 @@
         <w:rPr>
           <w:color w:val="000000" w:themeColor="text1"/>
         </w:rPr>
-        <w:t xml:space="preserve">You do this using a built-in tool called </w:t>
-      </w:r>
-      <w:proofErr w:type="gramStart"/>
-      <w:r>
-        <w:rPr>
-          <w:color w:val="000000" w:themeColor="text1"/>
-        </w:rPr>
-        <w:t>id(</w:t>
-      </w:r>
-      <w:proofErr w:type="gramEnd"/>
-      <w:r>
-        <w:rPr>
-          <w:color w:val="000000" w:themeColor="text1"/>
-        </w:rPr>
-        <w:t xml:space="preserve">). When you wrap a variable in </w:t>
-      </w:r>
-      <w:proofErr w:type="gramStart"/>
-      <w:r>
-        <w:rPr>
-          <w:color w:val="000000" w:themeColor="text1"/>
-        </w:rPr>
-        <w:t>id(</w:t>
-      </w:r>
-      <w:proofErr w:type="gramEnd"/>
-      <w:r>
-        <w:rPr>
-          <w:color w:val="000000" w:themeColor="text1"/>
-        </w:rPr>
-        <w:t>), Python spits out a long number, which represents its actual location in your computer's RAM.</w:t>
+        <w:t>You do this using a built-in tool called id(). When you wrap a variable in id(), Python spits out a long number, which represents its actual location in your computer's RAM.</w:t>
       </w:r>
     </w:p>
     <w:p>
@@ -7541,21 +6712,7 @@
         <w:rPr>
           <w:color w:val="000000" w:themeColor="text1"/>
         </w:rPr>
-        <w:t xml:space="preserve"> (the </w:t>
-      </w:r>
-      <w:proofErr w:type="gramStart"/>
-      <w:r>
-        <w:rPr>
-          <w:color w:val="000000" w:themeColor="text1"/>
-        </w:rPr>
-        <w:t>id(</w:t>
-      </w:r>
-      <w:proofErr w:type="gramEnd"/>
-      <w:r>
-        <w:rPr>
-          <w:color w:val="000000" w:themeColor="text1"/>
-        </w:rPr>
-        <w:t>)). If they don't live at the exact same address in the Heap, it returns False.</w:t>
+        <w:t xml:space="preserve"> (the id()). If they don't live at the exact same address in the Heap, it returns False.</w:t>
       </w:r>
     </w:p>
     <w:p>
@@ -7732,7 +6889,6 @@
           <w:color w:val="000000" w:themeColor="text1"/>
         </w:rPr>
       </w:pPr>
-      <w:proofErr w:type="gramStart"/>
       <w:r>
         <w:rPr>
           <w:color w:val="000000" w:themeColor="text1"/>
@@ -7740,7 +6896,6 @@
         <w:t>print(</w:t>
       </w:r>
       <w:proofErr w:type="spellStart"/>
-      <w:proofErr w:type="gramEnd"/>
       <w:r>
         <w:rPr>
           <w:color w:val="000000" w:themeColor="text1"/>
@@ -7808,7 +6963,6 @@
           <w:color w:val="000000" w:themeColor="text1"/>
         </w:rPr>
       </w:pPr>
-      <w:proofErr w:type="gramStart"/>
       <w:r>
         <w:rPr>
           <w:color w:val="000000" w:themeColor="text1"/>
@@ -7816,7 +6970,6 @@
         <w:t>print(</w:t>
       </w:r>
       <w:proofErr w:type="spellStart"/>
-      <w:proofErr w:type="gramEnd"/>
       <w:r>
         <w:rPr>
           <w:color w:val="000000" w:themeColor="text1"/>
@@ -7898,7 +7051,6 @@
           <w:color w:val="000000" w:themeColor="text1"/>
         </w:rPr>
       </w:pPr>
-      <w:proofErr w:type="gramStart"/>
       <w:r>
         <w:rPr>
           <w:color w:val="000000" w:themeColor="text1"/>
@@ -7906,7 +7058,6 @@
         <w:t>print(</w:t>
       </w:r>
       <w:proofErr w:type="spellStart"/>
-      <w:proofErr w:type="gramEnd"/>
       <w:r>
         <w:rPr>
           <w:color w:val="000000" w:themeColor="text1"/>
@@ -8375,19 +7526,11 @@
           <w:color w:val="000000" w:themeColor="text1"/>
         </w:rPr>
       </w:pPr>
-      <w:proofErr w:type="gramStart"/>
-      <w:r>
-        <w:rPr>
-          <w:color w:val="000000" w:themeColor="text1"/>
-        </w:rPr>
-        <w:t>print(</w:t>
-      </w:r>
-      <w:proofErr w:type="gramEnd"/>
-      <w:r>
-        <w:rPr>
-          <w:color w:val="000000" w:themeColor="text1"/>
-        </w:rPr>
-        <w:t xml:space="preserve">"Hello, </w:t>
+      <w:r>
+        <w:rPr>
+          <w:color w:val="000000" w:themeColor="text1"/>
+        </w:rPr>
+        <w:t xml:space="preserve">print("Hello, </w:t>
       </w:r>
       <w:proofErr w:type="spellStart"/>
       <w:r>
@@ -8656,6 +7799,959 @@
           <w:color w:val="000000" w:themeColor="text1"/>
         </w:rPr>
       </w:pPr>
+    </w:p>
+    <w:p>
+      <w:pPr>
+        <w:rPr>
+          <w:color w:val="000000" w:themeColor="text1"/>
+        </w:rPr>
+      </w:pPr>
+      <w:r>
+        <w:rPr>
+          <w:color w:val="000000" w:themeColor="text1"/>
+        </w:rPr>
+        <w:t>Let's dissect the print() function.</w:t>
+      </w:r>
+    </w:p>
+    <w:p>
+      <w:pPr>
+        <w:rPr>
+          <w:color w:val="000000" w:themeColor="text1"/>
+        </w:rPr>
+      </w:pPr>
+      <w:r>
+        <w:rPr>
+          <w:color w:val="000000" w:themeColor="text1"/>
+        </w:rPr>
+        <w:lastRenderedPageBreak/>
+        <w:t>Most people use Python for years without realizing that print() is actually a complex machine with hidden settings. If you look at the official Python blueprint (the documentation) for this function, it actually looks like this:</w:t>
+      </w:r>
+    </w:p>
+    <w:p>
+      <w:pPr>
+        <w:rPr>
+          <w:color w:val="000000" w:themeColor="text1"/>
+        </w:rPr>
+      </w:pPr>
+      <w:r>
+        <w:rPr>
+          <w:color w:val="000000" w:themeColor="text1"/>
+        </w:rPr>
+        <w:t xml:space="preserve">print(*objects, </w:t>
+      </w:r>
+      <w:proofErr w:type="spellStart"/>
+      <w:r>
+        <w:rPr>
+          <w:color w:val="000000" w:themeColor="text1"/>
+        </w:rPr>
+        <w:t>sep</w:t>
+      </w:r>
+      <w:proofErr w:type="spellEnd"/>
+      <w:r>
+        <w:rPr>
+          <w:color w:val="000000" w:themeColor="text1"/>
+        </w:rPr>
+        <w:t>=' ', end='\n', file=</w:t>
+      </w:r>
+      <w:proofErr w:type="spellStart"/>
+      <w:r>
+        <w:rPr>
+          <w:color w:val="000000" w:themeColor="text1"/>
+        </w:rPr>
+        <w:t>sys.stdout</w:t>
+      </w:r>
+      <w:proofErr w:type="spellEnd"/>
+      <w:r>
+        <w:rPr>
+          <w:color w:val="000000" w:themeColor="text1"/>
+        </w:rPr>
+        <w:t>, flush=False)</w:t>
+      </w:r>
+    </w:p>
+    <w:p>
+      <w:pPr>
+        <w:rPr>
+          <w:color w:val="000000" w:themeColor="text1"/>
+        </w:rPr>
+      </w:pPr>
+      <w:r>
+        <w:rPr>
+          <w:color w:val="000000" w:themeColor="text1"/>
+        </w:rPr>
+        <w:t>Let's break down absolutely every piece of this, one by one.</w:t>
+      </w:r>
+    </w:p>
+    <w:p>
+      <w:pPr>
+        <w:rPr>
+          <w:b/>
+          <w:bCs/>
+          <w:color w:val="000000" w:themeColor="text1"/>
+        </w:rPr>
+      </w:pPr>
+      <w:r>
+        <w:rPr>
+          <w:b/>
+          <w:bCs/>
+          <w:color w:val="000000" w:themeColor="text1"/>
+        </w:rPr>
+        <w:t>1. *objects (The Things You Are Printing)</w:t>
+      </w:r>
+    </w:p>
+    <w:p>
+      <w:pPr>
+        <w:rPr>
+          <w:color w:val="000000" w:themeColor="text1"/>
+        </w:rPr>
+      </w:pPr>
+      <w:r>
+        <w:rPr>
+          <w:color w:val="000000" w:themeColor="text1"/>
+        </w:rPr>
+        <w:t>The asterisk * means you can hand the print machine as many items as you want, not just one. You just separate them with a comma.</w:t>
+      </w:r>
+    </w:p>
+    <w:p>
+      <w:pPr>
+        <w:rPr>
+          <w:color w:val="000000" w:themeColor="text1"/>
+        </w:rPr>
+      </w:pPr>
+      <w:r>
+        <w:rPr>
+          <w:color w:val="000000" w:themeColor="text1"/>
+        </w:rPr>
+        <w:t>Python</w:t>
+      </w:r>
+    </w:p>
+    <w:p>
+      <w:pPr>
+        <w:rPr>
+          <w:color w:val="000000" w:themeColor="text1"/>
+        </w:rPr>
+      </w:pPr>
+      <w:r>
+        <w:rPr>
+          <w:color w:val="000000" w:themeColor="text1"/>
+        </w:rPr>
+        <w:t>print("</w:t>
+      </w:r>
+      <w:proofErr w:type="spellStart"/>
+      <w:r>
+        <w:rPr>
+          <w:color w:val="000000" w:themeColor="text1"/>
+        </w:rPr>
+        <w:t>Adeal</w:t>
+      </w:r>
+      <w:proofErr w:type="spellEnd"/>
+      <w:r>
+        <w:rPr>
+          <w:color w:val="000000" w:themeColor="text1"/>
+        </w:rPr>
+        <w:t>", "is", "learning", "Python")</w:t>
+      </w:r>
+    </w:p>
+    <w:p>
+      <w:pPr>
+        <w:rPr>
+          <w:color w:val="000000" w:themeColor="text1"/>
+        </w:rPr>
+      </w:pPr>
+      <w:r>
+        <w:rPr>
+          <w:color w:val="000000" w:themeColor="text1"/>
+        </w:rPr>
+        <w:t>When you do this, Python processes each string in the Heap memory and hands them all to the print machine.</w:t>
+      </w:r>
+    </w:p>
+    <w:p>
+      <w:pPr>
+        <w:rPr>
+          <w:b/>
+          <w:bCs/>
+          <w:color w:val="000000" w:themeColor="text1"/>
+        </w:rPr>
+      </w:pPr>
+      <w:r>
+        <w:rPr>
+          <w:b/>
+          <w:bCs/>
+          <w:color w:val="000000" w:themeColor="text1"/>
+        </w:rPr>
+        <w:t xml:space="preserve">2. </w:t>
+      </w:r>
+      <w:proofErr w:type="spellStart"/>
+      <w:r>
+        <w:rPr>
+          <w:b/>
+          <w:bCs/>
+          <w:color w:val="000000" w:themeColor="text1"/>
+        </w:rPr>
+        <w:t>sep</w:t>
+      </w:r>
+      <w:proofErr w:type="spellEnd"/>
+      <w:r>
+        <w:rPr>
+          <w:b/>
+          <w:bCs/>
+          <w:color w:val="000000" w:themeColor="text1"/>
+        </w:rPr>
+        <w:t>=' ' (The Separator)</w:t>
+      </w:r>
+    </w:p>
+    <w:p>
+      <w:pPr>
+        <w:rPr>
+          <w:color w:val="000000" w:themeColor="text1"/>
+        </w:rPr>
+      </w:pPr>
+      <w:r>
+        <w:rPr>
+          <w:color w:val="000000" w:themeColor="text1"/>
+        </w:rPr>
+        <w:t xml:space="preserve">Notice in the blueprint, there is a setting called </w:t>
+      </w:r>
+      <w:proofErr w:type="spellStart"/>
+      <w:r>
+        <w:rPr>
+          <w:color w:val="000000" w:themeColor="text1"/>
+        </w:rPr>
+        <w:t>sep</w:t>
+      </w:r>
+      <w:proofErr w:type="spellEnd"/>
+      <w:r>
+        <w:rPr>
+          <w:color w:val="000000" w:themeColor="text1"/>
+        </w:rPr>
+        <w:t>=' ' (a space). This is a hidden default.</w:t>
+      </w:r>
+    </w:p>
+    <w:p>
+      <w:pPr>
+        <w:rPr>
+          <w:color w:val="000000" w:themeColor="text1"/>
+        </w:rPr>
+      </w:pPr>
+      <w:r>
+        <w:rPr>
+          <w:color w:val="000000" w:themeColor="text1"/>
+        </w:rPr>
+        <w:t xml:space="preserve">When you handed the machine four different words above, how did it know to put spaces between them? Because the </w:t>
+      </w:r>
+      <w:proofErr w:type="spellStart"/>
+      <w:r>
+        <w:rPr>
+          <w:color w:val="000000" w:themeColor="text1"/>
+        </w:rPr>
+        <w:t>sep</w:t>
+      </w:r>
+      <w:proofErr w:type="spellEnd"/>
+      <w:r>
+        <w:rPr>
+          <w:color w:val="000000" w:themeColor="text1"/>
+        </w:rPr>
+        <w:t xml:space="preserve"> (separator) setting is automatically programmed to insert a space between every object.</w:t>
+      </w:r>
+    </w:p>
+    <w:p>
+      <w:pPr>
+        <w:rPr>
+          <w:color w:val="000000" w:themeColor="text1"/>
+        </w:rPr>
+      </w:pPr>
+      <w:r>
+        <w:rPr>
+          <w:color w:val="000000" w:themeColor="text1"/>
+        </w:rPr>
+        <w:t>But you can override this! Let's say you want to format a date or a file path:</w:t>
+      </w:r>
+    </w:p>
+    <w:p>
+      <w:pPr>
+        <w:rPr>
+          <w:color w:val="000000" w:themeColor="text1"/>
+        </w:rPr>
+      </w:pPr>
+      <w:r>
+        <w:rPr>
+          <w:color w:val="000000" w:themeColor="text1"/>
+        </w:rPr>
+        <w:t>Python</w:t>
+      </w:r>
+    </w:p>
+    <w:p>
+      <w:pPr>
+        <w:rPr>
+          <w:color w:val="000000" w:themeColor="text1"/>
+        </w:rPr>
+      </w:pPr>
+      <w:r>
+        <w:rPr>
+          <w:color w:val="000000" w:themeColor="text1"/>
+        </w:rPr>
+        <w:t># Overriding the default separator</w:t>
+      </w:r>
+    </w:p>
+    <w:p>
+      <w:pPr>
+        <w:rPr>
+          <w:color w:val="000000" w:themeColor="text1"/>
+        </w:rPr>
+      </w:pPr>
+      <w:r>
+        <w:rPr>
+          <w:color w:val="000000" w:themeColor="text1"/>
+        </w:rPr>
+        <w:t xml:space="preserve">print("14", "08", "2026", </w:t>
+      </w:r>
+      <w:proofErr w:type="spellStart"/>
+      <w:r>
+        <w:rPr>
+          <w:color w:val="000000" w:themeColor="text1"/>
+        </w:rPr>
+        <w:t>sep</w:t>
+      </w:r>
+      <w:proofErr w:type="spellEnd"/>
+      <w:r>
+        <w:rPr>
+          <w:color w:val="000000" w:themeColor="text1"/>
+        </w:rPr>
+        <w:t xml:space="preserve">="-") </w:t>
+      </w:r>
+    </w:p>
+    <w:p>
+      <w:pPr>
+        <w:rPr>
+          <w:color w:val="000000" w:themeColor="text1"/>
+        </w:rPr>
+      </w:pPr>
+      <w:r>
+        <w:rPr>
+          <w:b/>
+          <w:bCs/>
+          <w:color w:val="000000" w:themeColor="text1"/>
+        </w:rPr>
+        <w:t>Output:</w:t>
+      </w:r>
+      <w:r>
+        <w:rPr>
+          <w:color w:val="000000" w:themeColor="text1"/>
+        </w:rPr>
+        <w:t xml:space="preserve"> 14-08-2026 The computer saw your </w:t>
+      </w:r>
+      <w:proofErr w:type="spellStart"/>
+      <w:r>
+        <w:rPr>
+          <w:color w:val="000000" w:themeColor="text1"/>
+        </w:rPr>
+        <w:t>sep</w:t>
+      </w:r>
+      <w:proofErr w:type="spellEnd"/>
+      <w:r>
+        <w:rPr>
+          <w:color w:val="000000" w:themeColor="text1"/>
+        </w:rPr>
+        <w:t>="-" and literally glued the objects together using dashes instead of spaces.</w:t>
+      </w:r>
+    </w:p>
+    <w:p>
+      <w:pPr>
+        <w:rPr>
+          <w:b/>
+          <w:bCs/>
+          <w:color w:val="000000" w:themeColor="text1"/>
+        </w:rPr>
+      </w:pPr>
+      <w:r>
+        <w:rPr>
+          <w:b/>
+          <w:bCs/>
+          <w:color w:val="000000" w:themeColor="text1"/>
+        </w:rPr>
+        <w:t>3. end='\n' (The Invisible Line Break)</w:t>
+      </w:r>
+    </w:p>
+    <w:p>
+      <w:pPr>
+        <w:rPr>
+          <w:color w:val="000000" w:themeColor="text1"/>
+        </w:rPr>
+      </w:pPr>
+      <w:r>
+        <w:rPr>
+          <w:color w:val="000000" w:themeColor="text1"/>
+        </w:rPr>
+        <w:t>Have you ever wondered why, if you write two print statements on two lines, they print on two separate lines on the screen?</w:t>
+      </w:r>
+    </w:p>
+    <w:p>
+      <w:pPr>
+        <w:rPr>
+          <w:color w:val="000000" w:themeColor="text1"/>
+        </w:rPr>
+      </w:pPr>
+      <w:r>
+        <w:rPr>
+          <w:color w:val="000000" w:themeColor="text1"/>
+        </w:rPr>
+        <w:t>Python</w:t>
+      </w:r>
+    </w:p>
+    <w:p>
+      <w:pPr>
+        <w:rPr>
+          <w:color w:val="000000" w:themeColor="text1"/>
+        </w:rPr>
+      </w:pPr>
+      <w:r>
+        <w:rPr>
+          <w:color w:val="000000" w:themeColor="text1"/>
+        </w:rPr>
+        <w:t>print("Hello")</w:t>
+      </w:r>
+    </w:p>
+    <w:p>
+      <w:pPr>
+        <w:rPr>
+          <w:color w:val="000000" w:themeColor="text1"/>
+        </w:rPr>
+      </w:pPr>
+      <w:r>
+        <w:rPr>
+          <w:color w:val="000000" w:themeColor="text1"/>
+        </w:rPr>
+        <w:t>print("World")</w:t>
+      </w:r>
+    </w:p>
+    <w:p>
+      <w:pPr>
+        <w:rPr>
+          <w:color w:val="000000" w:themeColor="text1"/>
+        </w:rPr>
+      </w:pPr>
+      <w:r>
+        <w:rPr>
+          <w:color w:val="000000" w:themeColor="text1"/>
+        </w:rPr>
+        <w:t>It prints like this: Hello World</w:t>
+      </w:r>
+    </w:p>
+    <w:p>
+      <w:pPr>
+        <w:rPr>
+          <w:color w:val="000000" w:themeColor="text1"/>
+        </w:rPr>
+      </w:pPr>
+      <w:r>
+        <w:rPr>
+          <w:color w:val="000000" w:themeColor="text1"/>
+        </w:rPr>
+        <w:t xml:space="preserve">This happens because of the end='\n' setting. \n is a secret computer code called an </w:t>
+      </w:r>
+      <w:r>
+        <w:rPr>
+          <w:b/>
+          <w:bCs/>
+          <w:color w:val="000000" w:themeColor="text1"/>
+        </w:rPr>
+        <w:t>Escape Character</w:t>
+      </w:r>
+      <w:r>
+        <w:rPr>
+          <w:color w:val="000000" w:themeColor="text1"/>
+        </w:rPr>
+        <w:t>. It stands for "Newline". By default, the exact millisecond the print machine finishes spitting out your text, it invisibly types \n, which hits the "Enter" key on your screen, moving the cursor to the next line.</w:t>
+      </w:r>
+    </w:p>
+    <w:p>
+      <w:pPr>
+        <w:rPr>
+          <w:color w:val="000000" w:themeColor="text1"/>
+        </w:rPr>
+      </w:pPr>
+      <w:r>
+        <w:rPr>
+          <w:color w:val="000000" w:themeColor="text1"/>
+        </w:rPr>
+        <w:t>You can override this too!</w:t>
+      </w:r>
+    </w:p>
+    <w:p>
+      <w:pPr>
+        <w:rPr>
+          <w:color w:val="000000" w:themeColor="text1"/>
+        </w:rPr>
+      </w:pPr>
+      <w:r>
+        <w:rPr>
+          <w:color w:val="000000" w:themeColor="text1"/>
+        </w:rPr>
+        <w:lastRenderedPageBreak/>
+        <w:t>Python</w:t>
+      </w:r>
+    </w:p>
+    <w:p>
+      <w:pPr>
+        <w:rPr>
+          <w:color w:val="000000" w:themeColor="text1"/>
+        </w:rPr>
+      </w:pPr>
+      <w:r>
+        <w:rPr>
+          <w:color w:val="000000" w:themeColor="text1"/>
+        </w:rPr>
+        <w:t>print("Hello", end="***")</w:t>
+      </w:r>
+    </w:p>
+    <w:p>
+      <w:pPr>
+        <w:rPr>
+          <w:color w:val="000000" w:themeColor="text1"/>
+        </w:rPr>
+      </w:pPr>
+      <w:r>
+        <w:rPr>
+          <w:color w:val="000000" w:themeColor="text1"/>
+        </w:rPr>
+        <w:t>print("World")</w:t>
+      </w:r>
+    </w:p>
+    <w:p>
+      <w:pPr>
+        <w:rPr>
+          <w:color w:val="000000" w:themeColor="text1"/>
+        </w:rPr>
+      </w:pPr>
+      <w:r>
+        <w:rPr>
+          <w:b/>
+          <w:bCs/>
+          <w:color w:val="000000" w:themeColor="text1"/>
+        </w:rPr>
+        <w:t>Output:</w:t>
+      </w:r>
+      <w:r>
+        <w:rPr>
+          <w:color w:val="000000" w:themeColor="text1"/>
+        </w:rPr>
+        <w:t xml:space="preserve"> Hello***World Because we replaced the Enter key (\n) with ***, the second print statement started on the exact same line!</w:t>
+      </w:r>
+    </w:p>
+    <w:p>
+      <w:pPr>
+        <w:rPr>
+          <w:b/>
+          <w:bCs/>
+          <w:color w:val="000000" w:themeColor="text1"/>
+        </w:rPr>
+      </w:pPr>
+      <w:r>
+        <w:rPr>
+          <w:b/>
+          <w:bCs/>
+          <w:color w:val="000000" w:themeColor="text1"/>
+        </w:rPr>
+        <w:t>4. file=</w:t>
+      </w:r>
+      <w:proofErr w:type="spellStart"/>
+      <w:r>
+        <w:rPr>
+          <w:b/>
+          <w:bCs/>
+          <w:color w:val="000000" w:themeColor="text1"/>
+        </w:rPr>
+        <w:t>sys.stdout</w:t>
+      </w:r>
+      <w:proofErr w:type="spellEnd"/>
+      <w:r>
+        <w:rPr>
+          <w:b/>
+          <w:bCs/>
+          <w:color w:val="000000" w:themeColor="text1"/>
+        </w:rPr>
+        <w:t xml:space="preserve"> (The Destination)</w:t>
+      </w:r>
+    </w:p>
+    <w:p>
+      <w:pPr>
+        <w:rPr>
+          <w:color w:val="000000" w:themeColor="text1"/>
+        </w:rPr>
+      </w:pPr>
+      <w:r>
+        <w:rPr>
+          <w:color w:val="000000" w:themeColor="text1"/>
+        </w:rPr>
+        <w:t>This is where it gets into FAANG-level systems engineering.</w:t>
+      </w:r>
+    </w:p>
+    <w:p>
+      <w:pPr>
+        <w:rPr>
+          <w:color w:val="000000" w:themeColor="text1"/>
+        </w:rPr>
+      </w:pPr>
+      <w:r>
+        <w:rPr>
+          <w:color w:val="000000" w:themeColor="text1"/>
+        </w:rPr>
+        <w:t xml:space="preserve">By default, print sends your text to </w:t>
+      </w:r>
+      <w:proofErr w:type="spellStart"/>
+      <w:r>
+        <w:rPr>
+          <w:color w:val="000000" w:themeColor="text1"/>
+        </w:rPr>
+        <w:t>sys.stdout</w:t>
+      </w:r>
+      <w:proofErr w:type="spellEnd"/>
+      <w:r>
+        <w:rPr>
+          <w:color w:val="000000" w:themeColor="text1"/>
+        </w:rPr>
+        <w:t xml:space="preserve"> (System Standard Output). That is just a fancy word for your computer monitor.</w:t>
+      </w:r>
+    </w:p>
+    <w:p>
+      <w:pPr>
+        <w:rPr>
+          <w:color w:val="000000" w:themeColor="text1"/>
+        </w:rPr>
+      </w:pPr>
+      <w:r>
+        <w:rPr>
+          <w:color w:val="000000" w:themeColor="text1"/>
+        </w:rPr>
+        <w:t>But as an ML or Cloud engineer, your code will be running on a server in an Amazon warehouse with no monitor attached. If it prints to a screen, nobody will see it.</w:t>
+      </w:r>
+    </w:p>
+    <w:p>
+      <w:pPr>
+        <w:rPr>
+          <w:color w:val="000000" w:themeColor="text1"/>
+        </w:rPr>
+      </w:pPr>
+      <w:r>
+        <w:rPr>
+          <w:color w:val="000000" w:themeColor="text1"/>
+        </w:rPr>
+        <w:t xml:space="preserve">You can change the file setting to point to a text file on the hard drive instead. </w:t>
+      </w:r>
+      <w:r>
+        <w:rPr>
+          <w:i/>
+          <w:iCs/>
+          <w:color w:val="000000" w:themeColor="text1"/>
+        </w:rPr>
+        <w:t>(Don't worry about memorizing this syntax right now, just understand the concept):</w:t>
+      </w:r>
+    </w:p>
+    <w:p>
+      <w:pPr>
+        <w:rPr>
+          <w:color w:val="000000" w:themeColor="text1"/>
+        </w:rPr>
+      </w:pPr>
+      <w:r>
+        <w:rPr>
+          <w:color w:val="000000" w:themeColor="text1"/>
+        </w:rPr>
+        <w:t>Python</w:t>
+      </w:r>
+    </w:p>
+    <w:p>
+      <w:pPr>
+        <w:rPr>
+          <w:color w:val="000000" w:themeColor="text1"/>
+        </w:rPr>
+      </w:pPr>
+      <w:r>
+        <w:rPr>
+          <w:color w:val="000000" w:themeColor="text1"/>
+        </w:rPr>
+        <w:t># Opening a file on the hard drive</w:t>
+      </w:r>
+    </w:p>
+    <w:p>
+      <w:pPr>
+        <w:rPr>
+          <w:color w:val="000000" w:themeColor="text1"/>
+        </w:rPr>
+      </w:pPr>
+      <w:proofErr w:type="spellStart"/>
+      <w:r>
+        <w:rPr>
+          <w:color w:val="000000" w:themeColor="text1"/>
+        </w:rPr>
+        <w:t>my_log_file</w:t>
+      </w:r>
+      <w:proofErr w:type="spellEnd"/>
+      <w:r>
+        <w:rPr>
+          <w:color w:val="000000" w:themeColor="text1"/>
+        </w:rPr>
+        <w:t xml:space="preserve"> = open("data.txt", "w") </w:t>
+      </w:r>
+    </w:p>
+    <w:p>
+      <w:pPr>
+        <w:rPr>
+          <w:color w:val="000000" w:themeColor="text1"/>
+        </w:rPr>
+      </w:pPr>
+    </w:p>
+    <w:p>
+      <w:pPr>
+        <w:rPr>
+          <w:color w:val="000000" w:themeColor="text1"/>
+        </w:rPr>
+      </w:pPr>
+      <w:r>
+        <w:rPr>
+          <w:color w:val="000000" w:themeColor="text1"/>
+        </w:rPr>
+        <w:t># Telling the print machine to send the text to the file, NOT the screen</w:t>
+      </w:r>
+    </w:p>
+    <w:p>
+      <w:pPr>
+        <w:rPr>
+          <w:color w:val="000000" w:themeColor="text1"/>
+        </w:rPr>
+      </w:pPr>
+      <w:r>
+        <w:rPr>
+          <w:color w:val="000000" w:themeColor="text1"/>
+        </w:rPr>
+        <w:t>print("User logged in", file=</w:t>
+      </w:r>
+      <w:proofErr w:type="spellStart"/>
+      <w:r>
+        <w:rPr>
+          <w:color w:val="000000" w:themeColor="text1"/>
+        </w:rPr>
+        <w:t>my_log_file</w:t>
+      </w:r>
+      <w:proofErr w:type="spellEnd"/>
+      <w:r>
+        <w:rPr>
+          <w:color w:val="000000" w:themeColor="text1"/>
+        </w:rPr>
+        <w:t xml:space="preserve">) </w:t>
+      </w:r>
+    </w:p>
+    <w:p>
+      <w:pPr>
+        <w:rPr>
+          <w:b/>
+          <w:bCs/>
+          <w:color w:val="000000" w:themeColor="text1"/>
+        </w:rPr>
+      </w:pPr>
+      <w:r>
+        <w:rPr>
+          <w:b/>
+          <w:bCs/>
+          <w:color w:val="000000" w:themeColor="text1"/>
+        </w:rPr>
+        <w:t>5. flush=False (The Memory Buffer)</w:t>
+      </w:r>
+    </w:p>
+    <w:p>
+      <w:pPr>
+        <w:rPr>
+          <w:color w:val="000000" w:themeColor="text1"/>
+        </w:rPr>
+      </w:pPr>
+      <w:r>
+        <w:rPr>
+          <w:color w:val="000000" w:themeColor="text1"/>
+        </w:rPr>
+        <w:t>This is the deepest, most hidden mechanic of printing, and it ties perfectly into our memory lesson.</w:t>
+      </w:r>
+    </w:p>
+    <w:p>
+      <w:pPr>
+        <w:rPr>
+          <w:color w:val="000000" w:themeColor="text1"/>
+        </w:rPr>
+      </w:pPr>
+      <w:r>
+        <w:rPr>
+          <w:color w:val="000000" w:themeColor="text1"/>
+        </w:rPr>
+        <w:t xml:space="preserve">When you tell Python to print something, it </w:t>
+      </w:r>
+      <w:r>
+        <w:rPr>
+          <w:b/>
+          <w:bCs/>
+          <w:color w:val="000000" w:themeColor="text1"/>
+        </w:rPr>
+        <w:t>does not go to the screen immediately.</w:t>
+      </w:r>
+    </w:p>
+    <w:p>
+      <w:pPr>
+        <w:rPr>
+          <w:color w:val="000000" w:themeColor="text1"/>
+        </w:rPr>
+      </w:pPr>
+      <w:r>
+        <w:rPr>
+          <w:color w:val="000000" w:themeColor="text1"/>
+        </w:rPr>
+        <w:t xml:space="preserve">Talking to the computer screen is computationally "expensive" (it's slow). So, the operating system uses a </w:t>
+      </w:r>
+      <w:r>
+        <w:rPr>
+          <w:b/>
+          <w:bCs/>
+          <w:color w:val="000000" w:themeColor="text1"/>
+        </w:rPr>
+        <w:t>Buffer</w:t>
+      </w:r>
+      <w:r>
+        <w:rPr>
+          <w:color w:val="000000" w:themeColor="text1"/>
+        </w:rPr>
+        <w:t xml:space="preserve"> (a temporary waiting room in memory). Python puts your text into this waiting room. It waits until the room is full of text, and then ships it all to the screen at once to save energy.</w:t>
+      </w:r>
+    </w:p>
+    <w:p>
+      <w:pPr>
+        <w:rPr>
+          <w:color w:val="000000" w:themeColor="text1"/>
+        </w:rPr>
+      </w:pPr>
+      <w:r>
+        <w:rPr>
+          <w:color w:val="000000" w:themeColor="text1"/>
+        </w:rPr>
+        <w:t>Imagine a delivery truck. The truck doesn't drive to your house to deliver one single letter. It waits until the truck is full.</w:t>
+      </w:r>
+    </w:p>
+    <w:p>
+      <w:pPr>
+        <w:rPr>
+          <w:color w:val="000000" w:themeColor="text1"/>
+        </w:rPr>
+      </w:pPr>
+      <w:r>
+        <w:rPr>
+          <w:color w:val="000000" w:themeColor="text1"/>
+        </w:rPr>
+        <w:t xml:space="preserve">flush=False means: </w:t>
+      </w:r>
+      <w:r>
+        <w:rPr>
+          <w:i/>
+          <w:iCs/>
+          <w:color w:val="000000" w:themeColor="text1"/>
+        </w:rPr>
+        <w:t>"It's okay, let the truck wait until it's full."</w:t>
+      </w:r>
+    </w:p>
+    <w:p>
+      <w:pPr>
+        <w:rPr>
+          <w:color w:val="000000" w:themeColor="text1"/>
+        </w:rPr>
+      </w:pPr>
+      <w:r>
+        <w:rPr>
+          <w:color w:val="000000" w:themeColor="text1"/>
+        </w:rPr>
+        <w:t xml:space="preserve">But what if you are writing a program that shows a live loading bar (like [=====&gt; ])? You can't wait for the truck to get full; you need that text on the screen </w:t>
+      </w:r>
+      <w:r>
+        <w:rPr>
+          <w:i/>
+          <w:iCs/>
+          <w:color w:val="000000" w:themeColor="text1"/>
+        </w:rPr>
+        <w:t>right this exact microsecond</w:t>
+      </w:r>
+      <w:r>
+        <w:rPr>
+          <w:color w:val="000000" w:themeColor="text1"/>
+        </w:rPr>
+        <w:t>.</w:t>
+      </w:r>
+    </w:p>
+    <w:p>
+      <w:pPr>
+        <w:rPr>
+          <w:color w:val="000000" w:themeColor="text1"/>
+        </w:rPr>
+      </w:pPr>
+      <w:r>
+        <w:rPr>
+          <w:color w:val="000000" w:themeColor="text1"/>
+        </w:rPr>
+        <w:t>You do this by forcing a flush:</w:t>
+      </w:r>
+    </w:p>
+    <w:p>
+      <w:pPr>
+        <w:rPr>
+          <w:color w:val="000000" w:themeColor="text1"/>
+        </w:rPr>
+      </w:pPr>
+      <w:r>
+        <w:rPr>
+          <w:color w:val="000000" w:themeColor="text1"/>
+        </w:rPr>
+        <w:t>Python</w:t>
+      </w:r>
+    </w:p>
+    <w:p>
+      <w:pPr>
+        <w:rPr>
+          <w:color w:val="000000" w:themeColor="text1"/>
+        </w:rPr>
+      </w:pPr>
+      <w:r>
+        <w:rPr>
+          <w:color w:val="000000" w:themeColor="text1"/>
+        </w:rPr>
+        <w:t>print("Loading...", flush=True)</w:t>
+      </w:r>
+    </w:p>
+    <w:p>
+      <w:pPr>
+        <w:rPr>
+          <w:color w:val="000000" w:themeColor="text1"/>
+        </w:rPr>
+      </w:pPr>
+      <w:r>
+        <w:rPr>
+          <w:color w:val="000000" w:themeColor="text1"/>
+        </w:rPr>
+        <w:lastRenderedPageBreak/>
+        <w:t xml:space="preserve">This commands the operating system: </w:t>
+      </w:r>
+      <w:r>
+        <w:rPr>
+          <w:i/>
+          <w:iCs/>
+          <w:color w:val="000000" w:themeColor="text1"/>
+        </w:rPr>
+        <w:t>"I don't care if the memory buffer isn't full. Kick the doors open and push this to the screen right now!"</w:t>
+      </w:r>
+    </w:p>
+    <w:p>
+      <w:pPr>
+        <w:rPr>
+          <w:color w:val="000000" w:themeColor="text1"/>
+        </w:rPr>
+      </w:pPr>
+      <w:r>
+        <w:rPr>
+          <w:color w:val="000000" w:themeColor="text1"/>
+        </w:rPr>
+        <w:t>This is the true anatomy of the print() function. You now know literally every mechanism inside it.</w:t>
+      </w:r>
     </w:p>
     <w:p>
       <w:pPr>

--- a/extra notes.docx
+++ b/extra notes.docx
@@ -13,6 +13,7 @@
           <w:szCs w:val="44"/>
         </w:rPr>
       </w:pPr>
+      <w:proofErr w:type="gramStart"/>
       <w:r>
         <w:rPr>
           <w:b/>
@@ -21,7 +22,18 @@
           <w:sz w:val="44"/>
           <w:szCs w:val="44"/>
         </w:rPr>
-        <w:t>NAME :- ADEAL FAROOQ LONE</w:t>
+        <w:t>NAME :</w:t>
+      </w:r>
+      <w:proofErr w:type="gramEnd"/>
+      <w:r>
+        <w:rPr>
+          <w:b/>
+          <w:bCs/>
+          <w:color w:val="EE0000"/>
+          <w:sz w:val="44"/>
+          <w:szCs w:val="44"/>
+        </w:rPr>
+        <w:t>- ADEAL FAROOQ LONE</w:t>
       </w:r>
     </w:p>
     <w:p>
@@ -293,132 +305,133 @@
           <w:highlight w:val="green"/>
         </w:rPr>
       </w:pPr>
+      <w:proofErr w:type="gramStart"/>
       <w:r>
         <w:rPr>
           <w:color w:val="2F5496" w:themeColor="accent1" w:themeShade="BF"/>
           <w:highlight w:val="green"/>
         </w:rPr>
         <w:lastRenderedPageBreak/>
-        <w:t xml:space="preserve">Yes we should start python .. like tell me everything  .. like why we are using this word .. or why using that that .. what is the need .. what will happen  if we do not write or do something like that </w:t>
-      </w:r>
-    </w:p>
-    <w:p>
-      <w:pPr>
+        <w:t>Yes</w:t>
+      </w:r>
+      <w:proofErr w:type="gramEnd"/>
+      <w:r>
         <w:rPr>
           <w:color w:val="2F5496" w:themeColor="accent1" w:themeShade="BF"/>
           <w:highlight w:val="green"/>
         </w:rPr>
-      </w:pPr>
+        <w:t xml:space="preserve"> we should start python</w:t>
+      </w:r>
+      <w:proofErr w:type="gramStart"/>
       <w:r>
         <w:rPr>
           <w:color w:val="2F5496" w:themeColor="accent1" w:themeShade="BF"/>
           <w:highlight w:val="green"/>
         </w:rPr>
-        <w:t xml:space="preserve">Like </w:t>
-      </w:r>
-      <w:proofErr w:type="spellStart"/>
+        <w:t xml:space="preserve"> ..</w:t>
+      </w:r>
+      <w:proofErr w:type="gramEnd"/>
       <w:r>
         <w:rPr>
           <w:color w:val="2F5496" w:themeColor="accent1" w:themeShade="BF"/>
           <w:highlight w:val="green"/>
         </w:rPr>
-        <w:t>i</w:t>
-      </w:r>
-      <w:proofErr w:type="spellEnd"/>
+        <w:t xml:space="preserve"> like tell me everything </w:t>
+      </w:r>
+      <w:proofErr w:type="gramStart"/>
       <w:r>
         <w:rPr>
           <w:color w:val="2F5496" w:themeColor="accent1" w:themeShade="BF"/>
           <w:highlight w:val="green"/>
         </w:rPr>
-        <w:t xml:space="preserve"> will h</w:t>
-      </w:r>
+        <w:t xml:space="preserve"> ..</w:t>
+      </w:r>
+      <w:proofErr w:type="gramEnd"/>
       <w:r>
         <w:rPr>
           <w:color w:val="2F5496" w:themeColor="accent1" w:themeShade="BF"/>
           <w:highlight w:val="green"/>
         </w:rPr>
-        <w:t>a</w:t>
-      </w:r>
+        <w:t xml:space="preserve"> like why we are using this word</w:t>
+      </w:r>
+      <w:proofErr w:type="gramStart"/>
       <w:r>
         <w:rPr>
           <w:color w:val="2F5496" w:themeColor="accent1" w:themeShade="BF"/>
           <w:highlight w:val="green"/>
         </w:rPr>
-        <w:t>ve you the example like float 0.1 + 0.2 is nor eq</w:t>
-      </w:r>
+        <w:t xml:space="preserve"> ..</w:t>
+      </w:r>
+      <w:proofErr w:type="gramEnd"/>
       <w:r>
         <w:rPr>
           <w:color w:val="2F5496" w:themeColor="accent1" w:themeShade="BF"/>
           <w:highlight w:val="green"/>
         </w:rPr>
-        <w:t>ua</w:t>
-      </w:r>
+        <w:t xml:space="preserve"> or why using that that</w:t>
+      </w:r>
+      <w:proofErr w:type="gramStart"/>
       <w:r>
         <w:rPr>
           <w:color w:val="2F5496" w:themeColor="accent1" w:themeShade="BF"/>
           <w:highlight w:val="green"/>
         </w:rPr>
-        <w:t xml:space="preserve">l to 0.3 why.. like these questions  </w:t>
-      </w:r>
-    </w:p>
-    <w:p>
-      <w:pPr>
+        <w:t xml:space="preserve"> ..</w:t>
+      </w:r>
+      <w:proofErr w:type="gramEnd"/>
+      <w:r>
         <w:rPr>
           <w:color w:val="2F5496" w:themeColor="accent1" w:themeShade="BF"/>
           <w:highlight w:val="green"/>
         </w:rPr>
-      </w:pPr>
+        <w:t xml:space="preserve"> what is the need</w:t>
+      </w:r>
+      <w:proofErr w:type="gramStart"/>
       <w:r>
         <w:rPr>
           <w:color w:val="2F5496" w:themeColor="accent1" w:themeShade="BF"/>
           <w:highlight w:val="green"/>
         </w:rPr>
-        <w:t xml:space="preserve">This is just the basic example </w:t>
-      </w:r>
-      <w:proofErr w:type="spellStart"/>
+        <w:t xml:space="preserve"> ..</w:t>
+      </w:r>
+      <w:proofErr w:type="gramEnd"/>
       <w:r>
         <w:rPr>
           <w:color w:val="2F5496" w:themeColor="accent1" w:themeShade="BF"/>
           <w:highlight w:val="green"/>
         </w:rPr>
-        <w:t>i</w:t>
-      </w:r>
-      <w:proofErr w:type="spellEnd"/>
+        <w:t xml:space="preserve"> what will </w:t>
+      </w:r>
+      <w:proofErr w:type="gramStart"/>
       <w:r>
         <w:rPr>
           <w:color w:val="2F5496" w:themeColor="accent1" w:themeShade="BF"/>
           <w:highlight w:val="green"/>
         </w:rPr>
-        <w:t xml:space="preserve"> am saying .. you know there are lot of things there ... so we have to go to the core of this .. everything  we need to know ...stack and heap things etc </w:t>
-      </w:r>
-    </w:p>
-    <w:p>
-      <w:pPr>
+        <w:t>happen  if</w:t>
+      </w:r>
+      <w:proofErr w:type="gramEnd"/>
+      <w:r>
         <w:rPr>
           <w:color w:val="2F5496" w:themeColor="accent1" w:themeShade="BF"/>
           <w:highlight w:val="green"/>
         </w:rPr>
-      </w:pPr>
-      <w:r>
+        <w:t xml:space="preserve"> we do not write or do something like that </w:t>
+      </w:r>
+    </w:p>
+    <w:p>
+      <w:pPr>
         <w:rPr>
           <w:color w:val="2F5496" w:themeColor="accent1" w:themeShade="BF"/>
           <w:highlight w:val="green"/>
         </w:rPr>
-        <w:t xml:space="preserve">And everything  in detail </w:t>
-      </w:r>
-    </w:p>
-    <w:p>
-      <w:pPr>
-        <w:rPr>
-          <w:color w:val="2F5496" w:themeColor="accent1" w:themeShade="BF"/>
-        </w:rPr>
       </w:pPr>
       <w:r>
         <w:rPr>
           <w:color w:val="2F5496" w:themeColor="accent1" w:themeShade="BF"/>
           <w:highlight w:val="green"/>
         </w:rPr>
-        <w:t xml:space="preserve">May be you are getting what </w:t>
+        <w:t xml:space="preserve">Like </w:t>
       </w:r>
       <w:proofErr w:type="spellStart"/>
       <w:r>
@@ -434,7 +447,204 @@
           <w:color w:val="2F5496" w:themeColor="accent1" w:themeShade="BF"/>
           <w:highlight w:val="green"/>
         </w:rPr>
-        <w:t xml:space="preserve"> am trying to say .. like how much deep we have to learn things so that there will be no confusion  in the future as we go onwards</w:t>
+        <w:t xml:space="preserve"> will have you the example like float 0.1 + 0.2 is nor equal to 0.3 </w:t>
+      </w:r>
+      <w:proofErr w:type="gramStart"/>
+      <w:r>
+        <w:rPr>
+          <w:color w:val="2F5496" w:themeColor="accent1" w:themeShade="BF"/>
+          <w:highlight w:val="green"/>
+        </w:rPr>
+        <w:t>why..</w:t>
+      </w:r>
+      <w:proofErr w:type="gramEnd"/>
+      <w:r>
+        <w:rPr>
+          <w:color w:val="2F5496" w:themeColor="accent1" w:themeShade="BF"/>
+          <w:highlight w:val="green"/>
+        </w:rPr>
+        <w:t xml:space="preserve"> like these questions  </w:t>
+      </w:r>
+    </w:p>
+    <w:p>
+      <w:pPr>
+        <w:rPr>
+          <w:color w:val="2F5496" w:themeColor="accent1" w:themeShade="BF"/>
+          <w:highlight w:val="green"/>
+        </w:rPr>
+      </w:pPr>
+      <w:r>
+        <w:rPr>
+          <w:color w:val="2F5496" w:themeColor="accent1" w:themeShade="BF"/>
+          <w:highlight w:val="green"/>
+        </w:rPr>
+        <w:t xml:space="preserve">This is just the basic example </w:t>
+      </w:r>
+      <w:proofErr w:type="spellStart"/>
+      <w:r>
+        <w:rPr>
+          <w:color w:val="2F5496" w:themeColor="accent1" w:themeShade="BF"/>
+          <w:highlight w:val="green"/>
+        </w:rPr>
+        <w:t>i</w:t>
+      </w:r>
+      <w:proofErr w:type="spellEnd"/>
+      <w:r>
+        <w:rPr>
+          <w:color w:val="2F5496" w:themeColor="accent1" w:themeShade="BF"/>
+          <w:highlight w:val="green"/>
+        </w:rPr>
+        <w:t xml:space="preserve"> am saying</w:t>
+      </w:r>
+      <w:proofErr w:type="gramStart"/>
+      <w:r>
+        <w:rPr>
+          <w:color w:val="2F5496" w:themeColor="accent1" w:themeShade="BF"/>
+          <w:highlight w:val="green"/>
+        </w:rPr>
+        <w:t xml:space="preserve"> ..</w:t>
+      </w:r>
+      <w:proofErr w:type="gramEnd"/>
+      <w:r>
+        <w:rPr>
+          <w:color w:val="2F5496" w:themeColor="accent1" w:themeShade="BF"/>
+          <w:highlight w:val="green"/>
+        </w:rPr>
+        <w:t xml:space="preserve"> you know there are lot of things there ... so we have to go to the core of this</w:t>
+      </w:r>
+      <w:proofErr w:type="gramStart"/>
+      <w:r>
+        <w:rPr>
+          <w:color w:val="2F5496" w:themeColor="accent1" w:themeShade="BF"/>
+          <w:highlight w:val="green"/>
+        </w:rPr>
+        <w:t xml:space="preserve"> ..</w:t>
+      </w:r>
+      <w:proofErr w:type="gramEnd"/>
+      <w:r>
+        <w:rPr>
+          <w:color w:val="2F5496" w:themeColor="accent1" w:themeShade="BF"/>
+          <w:highlight w:val="green"/>
+        </w:rPr>
+        <w:t xml:space="preserve"> </w:t>
+      </w:r>
+      <w:proofErr w:type="gramStart"/>
+      <w:r>
+        <w:rPr>
+          <w:color w:val="2F5496" w:themeColor="accent1" w:themeShade="BF"/>
+          <w:highlight w:val="green"/>
+        </w:rPr>
+        <w:t>everything  we</w:t>
+      </w:r>
+      <w:proofErr w:type="gramEnd"/>
+      <w:r>
+        <w:rPr>
+          <w:color w:val="2F5496" w:themeColor="accent1" w:themeShade="BF"/>
+          <w:highlight w:val="green"/>
+        </w:rPr>
+        <w:t xml:space="preserve"> need to know ...stack and heap things etc </w:t>
+      </w:r>
+    </w:p>
+    <w:p>
+      <w:pPr>
+        <w:rPr>
+          <w:color w:val="2F5496" w:themeColor="accent1" w:themeShade="BF"/>
+          <w:highlight w:val="green"/>
+        </w:rPr>
+      </w:pPr>
+      <w:r>
+        <w:rPr>
+          <w:color w:val="2F5496" w:themeColor="accent1" w:themeShade="BF"/>
+          <w:highlight w:val="green"/>
+        </w:rPr>
+        <w:t xml:space="preserve">And </w:t>
+      </w:r>
+      <w:proofErr w:type="gramStart"/>
+      <w:r>
+        <w:rPr>
+          <w:color w:val="2F5496" w:themeColor="accent1" w:themeShade="BF"/>
+          <w:highlight w:val="green"/>
+        </w:rPr>
+        <w:t>everything  in</w:t>
+      </w:r>
+      <w:proofErr w:type="gramEnd"/>
+      <w:r>
+        <w:rPr>
+          <w:color w:val="2F5496" w:themeColor="accent1" w:themeShade="BF"/>
+          <w:highlight w:val="green"/>
+        </w:rPr>
+        <w:t xml:space="preserve"> detail </w:t>
+      </w:r>
+    </w:p>
+    <w:p>
+      <w:pPr>
+        <w:rPr>
+          <w:color w:val="2F5496" w:themeColor="accent1" w:themeShade="BF"/>
+        </w:rPr>
+      </w:pPr>
+      <w:proofErr w:type="gramStart"/>
+      <w:r>
+        <w:rPr>
+          <w:color w:val="2F5496" w:themeColor="accent1" w:themeShade="BF"/>
+          <w:highlight w:val="green"/>
+        </w:rPr>
+        <w:t>May be</w:t>
+      </w:r>
+      <w:proofErr w:type="gramEnd"/>
+      <w:r>
+        <w:rPr>
+          <w:color w:val="2F5496" w:themeColor="accent1" w:themeShade="BF"/>
+          <w:highlight w:val="green"/>
+        </w:rPr>
+        <w:t xml:space="preserve"> you are getting what </w:t>
+      </w:r>
+      <w:proofErr w:type="spellStart"/>
+      <w:r>
+        <w:rPr>
+          <w:color w:val="2F5496" w:themeColor="accent1" w:themeShade="BF"/>
+          <w:highlight w:val="green"/>
+        </w:rPr>
+        <w:t>i</w:t>
+      </w:r>
+      <w:proofErr w:type="spellEnd"/>
+      <w:r>
+        <w:rPr>
+          <w:color w:val="2F5496" w:themeColor="accent1" w:themeShade="BF"/>
+          <w:highlight w:val="green"/>
+        </w:rPr>
+        <w:t xml:space="preserve"> am trying to say</w:t>
+      </w:r>
+      <w:proofErr w:type="gramStart"/>
+      <w:r>
+        <w:rPr>
+          <w:color w:val="2F5496" w:themeColor="accent1" w:themeShade="BF"/>
+          <w:highlight w:val="green"/>
+        </w:rPr>
+        <w:t xml:space="preserve"> ..</w:t>
+      </w:r>
+      <w:proofErr w:type="gramEnd"/>
+      <w:r>
+        <w:rPr>
+          <w:color w:val="2F5496" w:themeColor="accent1" w:themeShade="BF"/>
+          <w:highlight w:val="green"/>
+        </w:rPr>
+        <w:t xml:space="preserve"> like how much deep we have to learn things so that there will be no </w:t>
+      </w:r>
+      <w:proofErr w:type="gramStart"/>
+      <w:r>
+        <w:rPr>
+          <w:color w:val="2F5496" w:themeColor="accent1" w:themeShade="BF"/>
+          <w:highlight w:val="green"/>
+        </w:rPr>
+        <w:t>confusion  in</w:t>
+      </w:r>
+      <w:proofErr w:type="gramEnd"/>
+      <w:r>
+        <w:rPr>
+          <w:color w:val="2F5496" w:themeColor="accent1" w:themeShade="BF"/>
+          <w:highlight w:val="green"/>
+        </w:rPr>
+        <w:t xml:space="preserve"> the future as we go onwards</w:t>
       </w:r>
     </w:p>
     <w:p>
@@ -645,6 +855,7 @@
       </w:pPr>
       <w:r>
         <w:rPr>
+          <w:noProof/>
           <w:color w:val="000000" w:themeColor="text1"/>
         </w:rPr>
         <w:lastRenderedPageBreak/>
@@ -1075,6 +1286,7 @@
         <w:t xml:space="preserve">Yes </w:t>
       </w:r>
       <w:proofErr w:type="spellStart"/>
+      <w:proofErr w:type="gramStart"/>
       <w:r>
         <w:rPr>
           <w:color w:val="1F3864" w:themeColor="accent1" w:themeShade="80"/>
@@ -1083,12 +1295,29 @@
         <w:t>lets</w:t>
       </w:r>
       <w:proofErr w:type="spellEnd"/>
+      <w:proofErr w:type="gramEnd"/>
       <w:r>
         <w:rPr>
           <w:color w:val="1F3864" w:themeColor="accent1" w:themeShade="80"/>
           <w:highlight w:val="green"/>
         </w:rPr>
-        <w:t xml:space="preserve"> start .. from the scratch</w:t>
+        <w:t xml:space="preserve"> start</w:t>
+      </w:r>
+      <w:proofErr w:type="gramStart"/>
+      <w:r>
+        <w:rPr>
+          <w:color w:val="1F3864" w:themeColor="accent1" w:themeShade="80"/>
+          <w:highlight w:val="green"/>
+        </w:rPr>
+        <w:t xml:space="preserve"> ..</w:t>
+      </w:r>
+      <w:proofErr w:type="gramEnd"/>
+      <w:r>
+        <w:rPr>
+          <w:color w:val="1F3864" w:themeColor="accent1" w:themeShade="80"/>
+          <w:highlight w:val="green"/>
+        </w:rPr>
+        <w:t xml:space="preserve"> from the scratch</w:t>
       </w:r>
     </w:p>
     <w:p>
@@ -1486,6 +1715,7 @@
       </w:pPr>
       <w:r>
         <w:rPr>
+          <w:noProof/>
           <w:color w:val="000000" w:themeColor="text1"/>
         </w:rPr>
         <w:drawing>
@@ -1865,7 +2095,21 @@
         <w:rPr>
           <w:color w:val="000000" w:themeColor="text1"/>
         </w:rPr>
-        <w:t>score = 50: Python builds a brand new object in the Heap with the value 50. It takes the score name tag, cuts the string pointing to 100, and ties it to the new 50.</w:t>
+        <w:t xml:space="preserve">score = 50: Python builds a </w:t>
+      </w:r>
+      <w:proofErr w:type="gramStart"/>
+      <w:r>
+        <w:rPr>
+          <w:color w:val="000000" w:themeColor="text1"/>
+        </w:rPr>
+        <w:t>brand new</w:t>
+      </w:r>
+      <w:proofErr w:type="gramEnd"/>
+      <w:r>
+        <w:rPr>
+          <w:color w:val="000000" w:themeColor="text1"/>
+        </w:rPr>
+        <w:t xml:space="preserve"> object in the Heap with the value 50. It takes the score name tag, cuts the string pointing to 100, and ties it to the new 50.</w:t>
       </w:r>
     </w:p>
     <w:p>
@@ -1948,8 +2192,17 @@
           <w:color w:val="000000" w:themeColor="text1"/>
           <w:highlight w:val="green"/>
         </w:rPr>
-        <w:t>As you are telling it means that heap contains objects which actually are the values which are given to the variables .</w:t>
-      </w:r>
+        <w:t xml:space="preserve">As you are telling it means that heap contains objects which actually are the values which are given to the </w:t>
+      </w:r>
+      <w:proofErr w:type="gramStart"/>
+      <w:r>
+        <w:rPr>
+          <w:color w:val="000000" w:themeColor="text1"/>
+          <w:highlight w:val="green"/>
+        </w:rPr>
+        <w:t>variables .</w:t>
+      </w:r>
+      <w:proofErr w:type="gramEnd"/>
     </w:p>
     <w:p>
       <w:pPr>
@@ -2216,6 +2469,7 @@
       </w:pPr>
       <w:r>
         <w:rPr>
+          <w:noProof/>
           <w:color w:val="000000" w:themeColor="text1"/>
         </w:rPr>
         <w:lastRenderedPageBreak/>
@@ -2351,7 +2605,21 @@
         <w:rPr>
           <w:color w:val="000000" w:themeColor="text1"/>
         </w:rPr>
-        <w:t xml:space="preserve"> Python creates the 100 object in the Heap. Because score is pointing to it, the 100 object's reference count is </w:t>
+        <w:t xml:space="preserve"> Python creates the 100 </w:t>
+      </w:r>
+      <w:proofErr w:type="gramStart"/>
+      <w:r>
+        <w:rPr>
+          <w:color w:val="000000" w:themeColor="text1"/>
+        </w:rPr>
+        <w:t>object</w:t>
+      </w:r>
+      <w:proofErr w:type="gramEnd"/>
+      <w:r>
+        <w:rPr>
+          <w:color w:val="000000" w:themeColor="text1"/>
+        </w:rPr>
+        <w:t xml:space="preserve"> in the Heap. Because score is pointing to it, the 100 object's reference count is </w:t>
       </w:r>
       <w:r>
         <w:rPr>
@@ -2414,7 +2682,21 @@
         <w:rPr>
           <w:color w:val="000000" w:themeColor="text1"/>
         </w:rPr>
-        <w:t xml:space="preserve"> is also pointing at the 100 object. The reference count goes up to </w:t>
+        <w:t xml:space="preserve"> is also pointing at the 100 </w:t>
+      </w:r>
+      <w:proofErr w:type="gramStart"/>
+      <w:r>
+        <w:rPr>
+          <w:color w:val="000000" w:themeColor="text1"/>
+        </w:rPr>
+        <w:t>object</w:t>
+      </w:r>
+      <w:proofErr w:type="gramEnd"/>
+      <w:r>
+        <w:rPr>
+          <w:color w:val="000000" w:themeColor="text1"/>
+        </w:rPr>
+        <w:t xml:space="preserve">. The reference count goes up to </w:t>
       </w:r>
       <w:r>
         <w:rPr>
@@ -2573,7 +2855,21 @@
         <w:rPr>
           <w:color w:val="000000" w:themeColor="text1"/>
         </w:rPr>
-        <w:t>The Garbage Collector instantly swoops in, destroys the 100 object, and gives that tiny chunk of memory back to your computer's operating system. This ensures your program only takes up exactly as much memory as it actively needs.</w:t>
+        <w:t xml:space="preserve">The Garbage Collector instantly swoops in, destroys the 100 </w:t>
+      </w:r>
+      <w:proofErr w:type="gramStart"/>
+      <w:r>
+        <w:rPr>
+          <w:color w:val="000000" w:themeColor="text1"/>
+        </w:rPr>
+        <w:t>object</w:t>
+      </w:r>
+      <w:proofErr w:type="gramEnd"/>
+      <w:r>
+        <w:rPr>
+          <w:color w:val="000000" w:themeColor="text1"/>
+        </w:rPr>
+        <w:t>, and gives that tiny chunk of memory back to your computer's operating system. This ensures your program only takes up exactly as much memory as it actively needs.</w:t>
       </w:r>
     </w:p>
     <w:p>
@@ -2641,7 +2937,23 @@
           <w:color w:val="000000" w:themeColor="text1"/>
           <w:highlight w:val="green"/>
         </w:rPr>
-        <w:t xml:space="preserve"> good .. </w:t>
+        <w:t xml:space="preserve"> good</w:t>
+      </w:r>
+      <w:proofErr w:type="gramStart"/>
+      <w:r>
+        <w:rPr>
+          <w:color w:val="000000" w:themeColor="text1"/>
+          <w:highlight w:val="green"/>
+        </w:rPr>
+        <w:t xml:space="preserve"> ..</w:t>
+      </w:r>
+      <w:proofErr w:type="gramEnd"/>
+      <w:r>
+        <w:rPr>
+          <w:color w:val="000000" w:themeColor="text1"/>
+          <w:highlight w:val="green"/>
+        </w:rPr>
+        <w:t xml:space="preserve"> </w:t>
       </w:r>
       <w:proofErr w:type="spellStart"/>
       <w:r>
@@ -2673,7 +2985,23 @@
           <w:color w:val="000000" w:themeColor="text1"/>
           <w:highlight w:val="green"/>
         </w:rPr>
-        <w:t xml:space="preserve"> move forward .. we will cover the whole thing like this ... just </w:t>
+        <w:t xml:space="preserve"> move forward</w:t>
+      </w:r>
+      <w:proofErr w:type="gramStart"/>
+      <w:r>
+        <w:rPr>
+          <w:color w:val="000000" w:themeColor="text1"/>
+          <w:highlight w:val="green"/>
+        </w:rPr>
+        <w:t xml:space="preserve"> ..</w:t>
+      </w:r>
+      <w:proofErr w:type="gramEnd"/>
+      <w:r>
+        <w:rPr>
+          <w:color w:val="000000" w:themeColor="text1"/>
+          <w:highlight w:val="green"/>
+        </w:rPr>
+        <w:t xml:space="preserve"> we will cover the whole thing like this ... just </w:t>
       </w:r>
       <w:proofErr w:type="spellStart"/>
       <w:r>
@@ -2689,8 +3017,17 @@
           <w:color w:val="000000" w:themeColor="text1"/>
           <w:highlight w:val="green"/>
         </w:rPr>
-        <w:t xml:space="preserve"> with the next ..</w:t>
-      </w:r>
+        <w:t xml:space="preserve"> with the next</w:t>
+      </w:r>
+      <w:proofErr w:type="gramStart"/>
+      <w:r>
+        <w:rPr>
+          <w:color w:val="000000" w:themeColor="text1"/>
+          <w:highlight w:val="green"/>
+        </w:rPr>
+        <w:t xml:space="preserve"> ..</w:t>
+      </w:r>
+      <w:proofErr w:type="gramEnd"/>
     </w:p>
     <w:p>
       <w:pPr>
@@ -2719,7 +3056,23 @@
           <w:color w:val="000000" w:themeColor="text1"/>
           <w:highlight w:val="green"/>
         </w:rPr>
-        <w:t xml:space="preserve"> choose by yourself that what we will learn next .. but as </w:t>
+        <w:t xml:space="preserve"> choose by yourself that what we will learn next</w:t>
+      </w:r>
+      <w:proofErr w:type="gramStart"/>
+      <w:r>
+        <w:rPr>
+          <w:color w:val="000000" w:themeColor="text1"/>
+          <w:highlight w:val="green"/>
+        </w:rPr>
+        <w:t xml:space="preserve"> ..</w:t>
+      </w:r>
+      <w:proofErr w:type="gramEnd"/>
+      <w:r>
+        <w:rPr>
+          <w:color w:val="000000" w:themeColor="text1"/>
+          <w:highlight w:val="green"/>
+        </w:rPr>
+        <w:t xml:space="preserve"> but as </w:t>
       </w:r>
       <w:proofErr w:type="spellStart"/>
       <w:r>
@@ -2998,7 +3351,21 @@
         <w:rPr>
           <w:color w:val="000000" w:themeColor="text1"/>
         </w:rPr>
-        <w:t>When you say x = x + 1, Python says, "Ah, 10 is an Integer. Integers are immutable. I cannot touch the 10 object."</w:t>
+        <w:t xml:space="preserve">When you say x = x + 1, Python says, "Ah, 10 is an Integer. Integers are immutable. I cannot touch the 10 </w:t>
+      </w:r>
+      <w:proofErr w:type="gramStart"/>
+      <w:r>
+        <w:rPr>
+          <w:color w:val="000000" w:themeColor="text1"/>
+        </w:rPr>
+        <w:t>object</w:t>
+      </w:r>
+      <w:proofErr w:type="gramEnd"/>
+      <w:r>
+        <w:rPr>
+          <w:color w:val="000000" w:themeColor="text1"/>
+        </w:rPr>
+        <w:t>."</w:t>
       </w:r>
     </w:p>
     <w:p>
@@ -3017,13 +3384,23 @@
         </w:rPr>
         <w:t xml:space="preserve">So, Python builds a </w:t>
       </w:r>
-      <w:r>
-        <w:rPr>
-          <w:b/>
-          <w:bCs/>
-          <w:color w:val="000000" w:themeColor="text1"/>
-        </w:rPr>
-        <w:t>brand new object</w:t>
+      <w:proofErr w:type="gramStart"/>
+      <w:r>
+        <w:rPr>
+          <w:b/>
+          <w:bCs/>
+          <w:color w:val="000000" w:themeColor="text1"/>
+        </w:rPr>
+        <w:t>brand new</w:t>
+      </w:r>
+      <w:proofErr w:type="gramEnd"/>
+      <w:r>
+        <w:rPr>
+          <w:b/>
+          <w:bCs/>
+          <w:color w:val="000000" w:themeColor="text1"/>
+        </w:rPr>
+        <w:t xml:space="preserve"> object</w:t>
       </w:r>
       <w:r>
         <w:rPr>
@@ -3074,6 +3451,7 @@
       </w:pPr>
       <w:r>
         <w:rPr>
+          <w:noProof/>
           <w:color w:val="000000" w:themeColor="text1"/>
         </w:rPr>
         <w:lastRenderedPageBreak/>
@@ -3171,7 +3549,21 @@
         <w:rPr>
           <w:color w:val="000000" w:themeColor="text1"/>
         </w:rPr>
-        <w:t>Lists (Arrays), Dictionaries (Hash Maps), and Sets are mutable. You can change them directly inside the Heap without having to build a brand new object.</w:t>
+        <w:t xml:space="preserve">Lists (Arrays), Dictionaries (Hash Maps), and Sets are mutable. You can change them directly inside the Heap without having to build a </w:t>
+      </w:r>
+      <w:proofErr w:type="gramStart"/>
+      <w:r>
+        <w:rPr>
+          <w:color w:val="000000" w:themeColor="text1"/>
+        </w:rPr>
+        <w:t>brand new</w:t>
+      </w:r>
+      <w:proofErr w:type="gramEnd"/>
+      <w:r>
+        <w:rPr>
+          <w:color w:val="000000" w:themeColor="text1"/>
+        </w:rPr>
+        <w:t xml:space="preserve"> object.</w:t>
       </w:r>
     </w:p>
     <w:p>
@@ -3246,9 +3638,17 @@
         <w:rPr>
           <w:color w:val="000000" w:themeColor="text1"/>
         </w:rPr>
-        <w:t>my_list.append</w:t>
+        <w:t>my_</w:t>
+      </w:r>
+      <w:proofErr w:type="gramStart"/>
+      <w:r>
+        <w:rPr>
+          <w:color w:val="000000" w:themeColor="text1"/>
+        </w:rPr>
+        <w:t>list.append</w:t>
       </w:r>
       <w:proofErr w:type="spellEnd"/>
+      <w:proofErr w:type="gramEnd"/>
       <w:r>
         <w:rPr>
           <w:color w:val="000000" w:themeColor="text1"/>
@@ -3314,7 +3714,21 @@
         <w:rPr>
           <w:color w:val="000000" w:themeColor="text1"/>
         </w:rPr>
-        <w:t>When you use .append(4), Python goes to the exact same object in the Heap, forces it to expand, and stuffs the 4 inside it.</w:t>
+        <w:t xml:space="preserve">When you </w:t>
+      </w:r>
+      <w:proofErr w:type="gramStart"/>
+      <w:r>
+        <w:rPr>
+          <w:color w:val="000000" w:themeColor="text1"/>
+        </w:rPr>
+        <w:t>use .append</w:t>
+      </w:r>
+      <w:proofErr w:type="gramEnd"/>
+      <w:r>
+        <w:rPr>
+          <w:color w:val="000000" w:themeColor="text1"/>
+        </w:rPr>
+        <w:t>(4), Python goes to the exact same object in the Heap, forces it to expand, and stuffs the 4 inside it.</w:t>
       </w:r>
     </w:p>
     <w:p>
@@ -3474,9 +3888,17 @@
           <w:color w:val="000000" w:themeColor="text1"/>
         </w:rPr>
         <w:lastRenderedPageBreak/>
-        <w:t>list_B.append</w:t>
+        <w:t>list_</w:t>
+      </w:r>
+      <w:proofErr w:type="gramStart"/>
+      <w:r>
+        <w:rPr>
+          <w:color w:val="000000" w:themeColor="text1"/>
+        </w:rPr>
+        <w:t>B.append</w:t>
       </w:r>
       <w:proofErr w:type="spellEnd"/>
+      <w:proofErr w:type="gramEnd"/>
       <w:r>
         <w:rPr>
           <w:color w:val="000000" w:themeColor="text1"/>
@@ -3699,9 +4121,17 @@
         <w:rPr>
           <w:color w:val="000000" w:themeColor="text1"/>
         </w:rPr>
-        <w:t>list_B.append</w:t>
+        <w:t>list_</w:t>
+      </w:r>
+      <w:proofErr w:type="gramStart"/>
+      <w:r>
+        <w:rPr>
+          <w:color w:val="000000" w:themeColor="text1"/>
+        </w:rPr>
+        <w:t>B.append</w:t>
       </w:r>
       <w:proofErr w:type="spellEnd"/>
+      <w:proofErr w:type="gramEnd"/>
       <w:r>
         <w:rPr>
           <w:color w:val="000000" w:themeColor="text1"/>
@@ -3866,13 +4296,23 @@
         </w:rPr>
         <w:t xml:space="preserve"> just creates two name tags pointing to the same object, we need a way to force Python to build a </w:t>
       </w:r>
-      <w:r>
-        <w:rPr>
-          <w:b/>
-          <w:bCs/>
-          <w:color w:val="000000" w:themeColor="text1"/>
-        </w:rPr>
-        <w:t>brand new object</w:t>
+      <w:proofErr w:type="gramStart"/>
+      <w:r>
+        <w:rPr>
+          <w:b/>
+          <w:bCs/>
+          <w:color w:val="000000" w:themeColor="text1"/>
+        </w:rPr>
+        <w:t>brand new</w:t>
+      </w:r>
+      <w:proofErr w:type="gramEnd"/>
+      <w:r>
+        <w:rPr>
+          <w:b/>
+          <w:bCs/>
+          <w:color w:val="000000" w:themeColor="text1"/>
+        </w:rPr>
+        <w:t xml:space="preserve"> object</w:t>
       </w:r>
       <w:r>
         <w:rPr>
@@ -3921,7 +4361,21 @@
         <w:rPr>
           <w:color w:val="000000" w:themeColor="text1"/>
         </w:rPr>
-        <w:t>For a simple, flat list, you can use Python's built-in .copy() method.</w:t>
+        <w:t>For a simple, flat list, you can use Python's built-</w:t>
+      </w:r>
+      <w:proofErr w:type="gramStart"/>
+      <w:r>
+        <w:rPr>
+          <w:color w:val="000000" w:themeColor="text1"/>
+        </w:rPr>
+        <w:t>in .copy</w:t>
+      </w:r>
+      <w:proofErr w:type="gramEnd"/>
+      <w:r>
+        <w:rPr>
+          <w:color w:val="000000" w:themeColor="text1"/>
+        </w:rPr>
+        <w:t>() method.</w:t>
       </w:r>
     </w:p>
     <w:p>
@@ -3983,14 +4437,28 @@
         <w:rPr>
           <w:color w:val="000000" w:themeColor="text1"/>
         </w:rPr>
-        <w:t>list_A.copy</w:t>
+        <w:t>list_</w:t>
+      </w:r>
+      <w:proofErr w:type="gramStart"/>
+      <w:r>
+        <w:rPr>
+          <w:color w:val="000000" w:themeColor="text1"/>
+        </w:rPr>
+        <w:t>A.copy</w:t>
       </w:r>
       <w:proofErr w:type="spellEnd"/>
       <w:r>
         <w:rPr>
           <w:color w:val="000000" w:themeColor="text1"/>
         </w:rPr>
-        <w:t>()  # Forces a new object in the Heap</w:t>
+        <w:t>()  #</w:t>
+      </w:r>
+      <w:proofErr w:type="gramEnd"/>
+      <w:r>
+        <w:rPr>
+          <w:color w:val="000000" w:themeColor="text1"/>
+        </w:rPr>
+        <w:t xml:space="preserve"> Forces a new object in the Heap</w:t>
       </w:r>
     </w:p>
     <w:p>
@@ -4011,9 +4479,17 @@
         <w:rPr>
           <w:color w:val="000000" w:themeColor="text1"/>
         </w:rPr>
-        <w:t>list_B.append</w:t>
+        <w:t>list_</w:t>
+      </w:r>
+      <w:proofErr w:type="gramStart"/>
+      <w:r>
+        <w:rPr>
+          <w:color w:val="000000" w:themeColor="text1"/>
+        </w:rPr>
+        <w:t>B.append</w:t>
       </w:r>
       <w:proofErr w:type="spellEnd"/>
+      <w:proofErr w:type="gramEnd"/>
       <w:r>
         <w:rPr>
           <w:color w:val="000000" w:themeColor="text1"/>
@@ -4066,13 +4542,23 @@
         </w:rPr>
         <w:t xml:space="preserve">, goes to the Heap, and creates a </w:t>
       </w:r>
-      <w:r>
-        <w:rPr>
-          <w:b/>
-          <w:bCs/>
-          <w:color w:val="000000" w:themeColor="text1"/>
-        </w:rPr>
-        <w:t>brand new list shell</w:t>
+      <w:proofErr w:type="gramStart"/>
+      <w:r>
+        <w:rPr>
+          <w:b/>
+          <w:bCs/>
+          <w:color w:val="000000" w:themeColor="text1"/>
+        </w:rPr>
+        <w:t>brand new</w:t>
+      </w:r>
+      <w:proofErr w:type="gramEnd"/>
+      <w:r>
+        <w:rPr>
+          <w:b/>
+          <w:bCs/>
+          <w:color w:val="000000" w:themeColor="text1"/>
+        </w:rPr>
+        <w:t xml:space="preserve"> list shell</w:t>
       </w:r>
       <w:r>
         <w:rPr>
@@ -4206,14 +4692,42 @@
         <w:rPr>
           <w:color w:val="000000" w:themeColor="text1"/>
         </w:rPr>
-        <w:t>list_A</w:t>
+        <w:t>list_</w:t>
+      </w:r>
+      <w:proofErr w:type="gramStart"/>
+      <w:r>
+        <w:rPr>
+          <w:color w:val="000000" w:themeColor="text1"/>
+        </w:rPr>
+        <w:t>A</w:t>
       </w:r>
       <w:proofErr w:type="spellEnd"/>
       <w:r>
         <w:rPr>
           <w:color w:val="000000" w:themeColor="text1"/>
         </w:rPr>
-        <w:t>[:]. It does the exact same thing as .copy().</w:t>
+        <w:t>[</w:t>
+      </w:r>
+      <w:proofErr w:type="gramEnd"/>
+      <w:r>
+        <w:rPr>
+          <w:color w:val="000000" w:themeColor="text1"/>
+        </w:rPr>
+        <w:t xml:space="preserve">:]. It does the exact same thing </w:t>
+      </w:r>
+      <w:proofErr w:type="gramStart"/>
+      <w:r>
+        <w:rPr>
+          <w:color w:val="000000" w:themeColor="text1"/>
+        </w:rPr>
+        <w:t>as .copy</w:t>
+      </w:r>
+      <w:proofErr w:type="gramEnd"/>
+      <w:r>
+        <w:rPr>
+          <w:color w:val="000000" w:themeColor="text1"/>
+        </w:rPr>
+        <w:t>().</w:t>
       </w:r>
     </w:p>
     <w:p>
@@ -4318,9 +4832,17 @@
         <w:rPr>
           <w:color w:val="000000" w:themeColor="text1"/>
         </w:rPr>
-        <w:t>matrix_A.copy</w:t>
+        <w:t>matrix_</w:t>
+      </w:r>
+      <w:proofErr w:type="gramStart"/>
+      <w:r>
+        <w:rPr>
+          <w:color w:val="000000" w:themeColor="text1"/>
+        </w:rPr>
+        <w:t>A.copy</w:t>
       </w:r>
       <w:proofErr w:type="spellEnd"/>
+      <w:proofErr w:type="gramEnd"/>
       <w:r>
         <w:rPr>
           <w:color w:val="000000" w:themeColor="text1"/>
@@ -4359,6 +4881,212 @@
         <w:rPr>
           <w:color w:val="000000" w:themeColor="text1"/>
         </w:rPr>
+        <w:t>matrix_</w:t>
+      </w:r>
+      <w:proofErr w:type="gramStart"/>
+      <w:r>
+        <w:rPr>
+          <w:color w:val="000000" w:themeColor="text1"/>
+        </w:rPr>
+        <w:t>B</w:t>
+      </w:r>
+      <w:proofErr w:type="spellEnd"/>
+      <w:r>
+        <w:rPr>
+          <w:color w:val="000000" w:themeColor="text1"/>
+        </w:rPr>
+        <w:t>[</w:t>
+      </w:r>
+      <w:proofErr w:type="gramEnd"/>
+      <w:r>
+        <w:rPr>
+          <w:color w:val="000000" w:themeColor="text1"/>
+        </w:rPr>
+        <w:t xml:space="preserve">0][0] = 99 </w:t>
+      </w:r>
+    </w:p>
+    <w:p>
+      <w:pPr>
+        <w:rPr>
+          <w:color w:val="000000" w:themeColor="text1"/>
+        </w:rPr>
+      </w:pPr>
+    </w:p>
+    <w:p>
+      <w:pPr>
+        <w:rPr>
+          <w:color w:val="000000" w:themeColor="text1"/>
+        </w:rPr>
+      </w:pPr>
+      <w:r>
+        <w:rPr>
+          <w:color w:val="000000" w:themeColor="text1"/>
+        </w:rPr>
+        <w:t>print(</w:t>
+      </w:r>
+      <w:proofErr w:type="spellStart"/>
+      <w:r>
+        <w:rPr>
+          <w:color w:val="000000" w:themeColor="text1"/>
+        </w:rPr>
+        <w:t>matrix_A</w:t>
+      </w:r>
+      <w:proofErr w:type="spellEnd"/>
+      <w:r>
+        <w:rPr>
+          <w:color w:val="000000" w:themeColor="text1"/>
+        </w:rPr>
+        <w:t>)</w:t>
+      </w:r>
+    </w:p>
+    <w:p>
+      <w:pPr>
+        <w:rPr>
+          <w:color w:val="000000" w:themeColor="text1"/>
+        </w:rPr>
+      </w:pPr>
+      <w:r>
+        <w:rPr>
+          <w:color w:val="000000" w:themeColor="text1"/>
+        </w:rPr>
+        <w:t xml:space="preserve">You might expect </w:t>
+      </w:r>
+      <w:proofErr w:type="spellStart"/>
+      <w:r>
+        <w:rPr>
+          <w:color w:val="000000" w:themeColor="text1"/>
+        </w:rPr>
+        <w:t>matrix_A</w:t>
+      </w:r>
+      <w:proofErr w:type="spellEnd"/>
+      <w:r>
+        <w:rPr>
+          <w:color w:val="000000" w:themeColor="text1"/>
+        </w:rPr>
+        <w:t xml:space="preserve"> to remain [[1, 2], [3, 4]] because we </w:t>
+      </w:r>
+      <w:proofErr w:type="gramStart"/>
+      <w:r>
+        <w:rPr>
+          <w:color w:val="000000" w:themeColor="text1"/>
+        </w:rPr>
+        <w:t>used .copy</w:t>
+      </w:r>
+      <w:proofErr w:type="gramEnd"/>
+      <w:r>
+        <w:rPr>
+          <w:color w:val="000000" w:themeColor="text1"/>
+        </w:rPr>
+        <w:t xml:space="preserve">(). </w:t>
+      </w:r>
+      <w:r>
+        <w:rPr>
+          <w:b/>
+          <w:bCs/>
+          <w:color w:val="000000" w:themeColor="text1"/>
+        </w:rPr>
+        <w:t>But it will actually print [[99, 2], [3, 4]].</w:t>
+      </w:r>
+      <w:r>
+        <w:rPr>
+          <w:color w:val="000000" w:themeColor="text1"/>
+        </w:rPr>
+        <w:t xml:space="preserve"> Our original data was corrupted!</w:t>
+      </w:r>
+    </w:p>
+    <w:p>
+      <w:pPr>
+        <w:rPr>
+          <w:color w:val="000000" w:themeColor="text1"/>
+        </w:rPr>
+      </w:pPr>
+      <w:r>
+        <w:rPr>
+          <w:color w:val="000000" w:themeColor="text1"/>
+        </w:rPr>
+        <w:t xml:space="preserve">Why </w:t>
+      </w:r>
+      <w:proofErr w:type="gramStart"/>
+      <w:r>
+        <w:rPr>
+          <w:color w:val="000000" w:themeColor="text1"/>
+        </w:rPr>
+        <w:t>did .copy</w:t>
+      </w:r>
+      <w:proofErr w:type="gramEnd"/>
+      <w:r>
+        <w:rPr>
+          <w:color w:val="000000" w:themeColor="text1"/>
+        </w:rPr>
+        <w:t>() fail us?</w:t>
+      </w:r>
+    </w:p>
+    <w:p>
+      <w:pPr>
+        <w:rPr>
+          <w:color w:val="000000" w:themeColor="text1"/>
+        </w:rPr>
+      </w:pPr>
+      <w:proofErr w:type="gramStart"/>
+      <w:r>
+        <w:rPr>
+          <w:color w:val="000000" w:themeColor="text1"/>
+        </w:rPr>
+        <w:t>Because .copy</w:t>
+      </w:r>
+      <w:proofErr w:type="gramEnd"/>
+      <w:r>
+        <w:rPr>
+          <w:color w:val="000000" w:themeColor="text1"/>
+        </w:rPr>
+        <w:t xml:space="preserve">() is a </w:t>
+      </w:r>
+      <w:r>
+        <w:rPr>
+          <w:b/>
+          <w:bCs/>
+          <w:color w:val="000000" w:themeColor="text1"/>
+        </w:rPr>
+        <w:t>Shallow Copy</w:t>
+      </w:r>
+      <w:r>
+        <w:rPr>
+          <w:color w:val="000000" w:themeColor="text1"/>
+        </w:rPr>
+        <w:t>. It only creates a new shell for the outermost list. If there are other mutable objects (like inner lists) tucked inside, it just copies their memory addresses, not the objects themselves.</w:t>
+      </w:r>
+    </w:p>
+    <w:p>
+      <w:pPr>
+        <w:rPr>
+          <w:color w:val="000000" w:themeColor="text1"/>
+        </w:rPr>
+      </w:pPr>
+      <w:r>
+        <w:rPr>
+          <w:color w:val="000000" w:themeColor="text1"/>
+        </w:rPr>
+        <w:t xml:space="preserve">So, </w:t>
+      </w:r>
+      <w:proofErr w:type="spellStart"/>
+      <w:r>
+        <w:rPr>
+          <w:color w:val="000000" w:themeColor="text1"/>
+        </w:rPr>
+        <w:t>matrix_A</w:t>
+      </w:r>
+      <w:proofErr w:type="spellEnd"/>
+      <w:r>
+        <w:rPr>
+          <w:color w:val="000000" w:themeColor="text1"/>
+        </w:rPr>
+        <w:t xml:space="preserve"> and </w:t>
+      </w:r>
+      <w:proofErr w:type="spellStart"/>
+      <w:r>
+        <w:rPr>
+          <w:color w:val="000000" w:themeColor="text1"/>
+        </w:rPr>
         <w:t>matrix_B</w:t>
       </w:r>
       <w:proofErr w:type="spellEnd"/>
@@ -4366,162 +5094,6 @@
         <w:rPr>
           <w:color w:val="000000" w:themeColor="text1"/>
         </w:rPr>
-        <w:t xml:space="preserve">[0][0] = 99 </w:t>
-      </w:r>
-    </w:p>
-    <w:p>
-      <w:pPr>
-        <w:rPr>
-          <w:color w:val="000000" w:themeColor="text1"/>
-        </w:rPr>
-      </w:pPr>
-    </w:p>
-    <w:p>
-      <w:pPr>
-        <w:rPr>
-          <w:color w:val="000000" w:themeColor="text1"/>
-        </w:rPr>
-      </w:pPr>
-      <w:r>
-        <w:rPr>
-          <w:color w:val="000000" w:themeColor="text1"/>
-        </w:rPr>
-        <w:t>print(</w:t>
-      </w:r>
-      <w:proofErr w:type="spellStart"/>
-      <w:r>
-        <w:rPr>
-          <w:color w:val="000000" w:themeColor="text1"/>
-        </w:rPr>
-        <w:t>matrix_A</w:t>
-      </w:r>
-      <w:proofErr w:type="spellEnd"/>
-      <w:r>
-        <w:rPr>
-          <w:color w:val="000000" w:themeColor="text1"/>
-        </w:rPr>
-        <w:t>)</w:t>
-      </w:r>
-    </w:p>
-    <w:p>
-      <w:pPr>
-        <w:rPr>
-          <w:color w:val="000000" w:themeColor="text1"/>
-        </w:rPr>
-      </w:pPr>
-      <w:r>
-        <w:rPr>
-          <w:color w:val="000000" w:themeColor="text1"/>
-        </w:rPr>
-        <w:t xml:space="preserve">You might expect </w:t>
-      </w:r>
-      <w:proofErr w:type="spellStart"/>
-      <w:r>
-        <w:rPr>
-          <w:color w:val="000000" w:themeColor="text1"/>
-        </w:rPr>
-        <w:t>matrix_A</w:t>
-      </w:r>
-      <w:proofErr w:type="spellEnd"/>
-      <w:r>
-        <w:rPr>
-          <w:color w:val="000000" w:themeColor="text1"/>
-        </w:rPr>
-        <w:t xml:space="preserve"> to remain [[1, 2], [3, 4]] because we used .copy(). </w:t>
-      </w:r>
-      <w:r>
-        <w:rPr>
-          <w:b/>
-          <w:bCs/>
-          <w:color w:val="000000" w:themeColor="text1"/>
-        </w:rPr>
-        <w:t>But it will actually print [[99, 2], [3, 4]].</w:t>
-      </w:r>
-      <w:r>
-        <w:rPr>
-          <w:color w:val="000000" w:themeColor="text1"/>
-        </w:rPr>
-        <w:t xml:space="preserve"> Our original data was corrupted!</w:t>
-      </w:r>
-    </w:p>
-    <w:p>
-      <w:pPr>
-        <w:rPr>
-          <w:color w:val="000000" w:themeColor="text1"/>
-        </w:rPr>
-      </w:pPr>
-      <w:r>
-        <w:rPr>
-          <w:color w:val="000000" w:themeColor="text1"/>
-        </w:rPr>
-        <w:t>Why did .copy() fail us?</w:t>
-      </w:r>
-    </w:p>
-    <w:p>
-      <w:pPr>
-        <w:rPr>
-          <w:color w:val="000000" w:themeColor="text1"/>
-        </w:rPr>
-      </w:pPr>
-      <w:r>
-        <w:rPr>
-          <w:color w:val="000000" w:themeColor="text1"/>
-        </w:rPr>
-        <w:t xml:space="preserve">Because .copy() is a </w:t>
-      </w:r>
-      <w:r>
-        <w:rPr>
-          <w:b/>
-          <w:bCs/>
-          <w:color w:val="000000" w:themeColor="text1"/>
-        </w:rPr>
-        <w:t>Shallow Copy</w:t>
-      </w:r>
-      <w:r>
-        <w:rPr>
-          <w:color w:val="000000" w:themeColor="text1"/>
-        </w:rPr>
-        <w:t>. It only creates a new shell for the outermost list. If there are other mutable objects (like inner lists) tucked inside, it just copies their memory addresses, not the objects themselves.</w:t>
-      </w:r>
-    </w:p>
-    <w:p>
-      <w:pPr>
-        <w:rPr>
-          <w:color w:val="000000" w:themeColor="text1"/>
-        </w:rPr>
-      </w:pPr>
-      <w:r>
-        <w:rPr>
-          <w:color w:val="000000" w:themeColor="text1"/>
-        </w:rPr>
-        <w:t xml:space="preserve">So, </w:t>
-      </w:r>
-      <w:proofErr w:type="spellStart"/>
-      <w:r>
-        <w:rPr>
-          <w:color w:val="000000" w:themeColor="text1"/>
-        </w:rPr>
-        <w:t>matrix_A</w:t>
-      </w:r>
-      <w:proofErr w:type="spellEnd"/>
-      <w:r>
-        <w:rPr>
-          <w:color w:val="000000" w:themeColor="text1"/>
-        </w:rPr>
-        <w:t xml:space="preserve"> and </w:t>
-      </w:r>
-      <w:proofErr w:type="spellStart"/>
-      <w:r>
-        <w:rPr>
-          <w:color w:val="000000" w:themeColor="text1"/>
-        </w:rPr>
-        <w:t>matrix_B</w:t>
-      </w:r>
-      <w:proofErr w:type="spellEnd"/>
-      <w:r>
-        <w:rPr>
-          <w:color w:val="000000" w:themeColor="text1"/>
-        </w:rPr>
         <w:t xml:space="preserve"> are two different outer lists, but they are secretly holding pointers to the </w:t>
       </w:r>
       <w:r>
@@ -4547,6 +5119,7 @@
       </w:pPr>
       <w:r>
         <w:rPr>
+          <w:noProof/>
           <w:color w:val="2F5496" w:themeColor="accent1" w:themeShade="BF"/>
         </w:rPr>
         <w:lastRenderedPageBreak/>
@@ -4736,6 +5309,7 @@
         <w:t xml:space="preserve"> = </w:t>
       </w:r>
       <w:proofErr w:type="spellStart"/>
+      <w:proofErr w:type="gramStart"/>
       <w:r>
         <w:rPr>
           <w:color w:val="000000" w:themeColor="text1"/>
@@ -4743,6 +5317,7 @@
         <w:t>copy.deepcopy</w:t>
       </w:r>
       <w:proofErr w:type="spellEnd"/>
+      <w:proofErr w:type="gramEnd"/>
       <w:r>
         <w:rPr>
           <w:color w:val="000000" w:themeColor="text1"/>
@@ -4782,14 +5357,28 @@
         <w:rPr>
           <w:color w:val="000000" w:themeColor="text1"/>
         </w:rPr>
-        <w:t>matrix_B</w:t>
+        <w:t>matrix_</w:t>
+      </w:r>
+      <w:proofErr w:type="gramStart"/>
+      <w:r>
+        <w:rPr>
+          <w:color w:val="000000" w:themeColor="text1"/>
+        </w:rPr>
+        <w:t>B</w:t>
       </w:r>
       <w:proofErr w:type="spellEnd"/>
       <w:r>
         <w:rPr>
           <w:color w:val="000000" w:themeColor="text1"/>
         </w:rPr>
-        <w:t>[0][0] = 99</w:t>
+        <w:t>[</w:t>
+      </w:r>
+      <w:proofErr w:type="gramEnd"/>
+      <w:r>
+        <w:rPr>
+          <w:color w:val="000000" w:themeColor="text1"/>
+        </w:rPr>
+        <w:t>0][0] = 99</w:t>
       </w:r>
     </w:p>
     <w:p>
@@ -4844,13 +5433,22 @@
           <w:color w:val="000000" w:themeColor="text1"/>
         </w:rPr>
       </w:pPr>
+      <w:proofErr w:type="gramStart"/>
       <w:r>
         <w:rPr>
           <w:color w:val="000000" w:themeColor="text1"/>
           <w:highlight w:val="green"/>
         </w:rPr>
         <w:lastRenderedPageBreak/>
-        <w:t>Because .copy() is a Shallow Copy. It only creates a new shell for the outermost list. If there are other mutable objects (like inner lists) tucked inside, it just copies their memory addresses, not the objects themselves.</w:t>
+        <w:t>Because .copy</w:t>
+      </w:r>
+      <w:proofErr w:type="gramEnd"/>
+      <w:r>
+        <w:rPr>
+          <w:color w:val="000000" w:themeColor="text1"/>
+          <w:highlight w:val="green"/>
+        </w:rPr>
+        <w:t>() is a Shallow Copy. It only creates a new shell for the outermost list. If there are other mutable objects (like inner lists) tucked inside, it just copies their memory addresses, not the objects themselves.</w:t>
       </w:r>
     </w:p>
     <w:p>
@@ -4910,7 +5508,21 @@
         <w:rPr>
           <w:color w:val="000000" w:themeColor="text1"/>
         </w:rPr>
-        <w:t xml:space="preserve">What do you mean by this .. </w:t>
+        <w:t>What do you mean by this</w:t>
+      </w:r>
+      <w:proofErr w:type="gramStart"/>
+      <w:r>
+        <w:rPr>
+          <w:color w:val="000000" w:themeColor="text1"/>
+        </w:rPr>
+        <w:t xml:space="preserve"> ..</w:t>
+      </w:r>
+      <w:proofErr w:type="gramEnd"/>
+      <w:r>
+        <w:rPr>
+          <w:color w:val="000000" w:themeColor="text1"/>
+        </w:rPr>
+        <w:t xml:space="preserve"> </w:t>
       </w:r>
       <w:proofErr w:type="spellStart"/>
       <w:r>
@@ -5199,7 +5811,25 @@
           <w:bCs/>
           <w:color w:val="000000" w:themeColor="text1"/>
         </w:rPr>
-        <w:t>The Problem: Shallow Copy (.copy())</w:t>
+        <w:t xml:space="preserve">The Problem: Shallow Copy </w:t>
+      </w:r>
+      <w:proofErr w:type="gramStart"/>
+      <w:r>
+        <w:rPr>
+          <w:b/>
+          <w:bCs/>
+          <w:color w:val="000000" w:themeColor="text1"/>
+        </w:rPr>
+        <w:t>(.copy</w:t>
+      </w:r>
+      <w:proofErr w:type="gramEnd"/>
+      <w:r>
+        <w:rPr>
+          <w:b/>
+          <w:bCs/>
+          <w:color w:val="000000" w:themeColor="text1"/>
+        </w:rPr>
+        <w:t>())</w:t>
       </w:r>
     </w:p>
     <w:p>
@@ -5233,9 +5863,17 @@
         <w:rPr>
           <w:color w:val="000000" w:themeColor="text1"/>
         </w:rPr>
-        <w:t>matrix_A.copy</w:t>
+        <w:t>matrix_</w:t>
+      </w:r>
+      <w:proofErr w:type="gramStart"/>
+      <w:r>
+        <w:rPr>
+          <w:color w:val="000000" w:themeColor="text1"/>
+        </w:rPr>
+        <w:t>A.copy</w:t>
       </w:r>
       <w:proofErr w:type="spellEnd"/>
+      <w:proofErr w:type="gramEnd"/>
       <w:r>
         <w:rPr>
           <w:color w:val="000000" w:themeColor="text1"/>
@@ -5253,7 +5891,21 @@
         <w:rPr>
           <w:color w:val="000000" w:themeColor="text1"/>
         </w:rPr>
-        <w:t>Think of .copy() as a very lazy assistant. You tell the assistant, "Copy my Notebook."</w:t>
+        <w:t xml:space="preserve">Think </w:t>
+      </w:r>
+      <w:proofErr w:type="gramStart"/>
+      <w:r>
+        <w:rPr>
+          <w:color w:val="000000" w:themeColor="text1"/>
+        </w:rPr>
+        <w:t>of .copy</w:t>
+      </w:r>
+      <w:proofErr w:type="gramEnd"/>
+      <w:r>
+        <w:rPr>
+          <w:color w:val="000000" w:themeColor="text1"/>
+        </w:rPr>
+        <w:t>() as a very lazy assistant. You tell the assistant, "Copy my Notebook."</w:t>
       </w:r>
     </w:p>
     <w:p>
@@ -5398,7 +6050,21 @@
         <w:rPr>
           <w:color w:val="000000" w:themeColor="text1"/>
         </w:rPr>
-        <w:t xml:space="preserve"> You now have two completely separate notebooks (outer lists). BUT, they both have the addresses to the </w:t>
+        <w:t xml:space="preserve"> You now have two completely separate notebooks (outer lists). </w:t>
+      </w:r>
+      <w:proofErr w:type="gramStart"/>
+      <w:r>
+        <w:rPr>
+          <w:color w:val="000000" w:themeColor="text1"/>
+        </w:rPr>
+        <w:t>BUT,</w:t>
+      </w:r>
+      <w:proofErr w:type="gramEnd"/>
+      <w:r>
+        <w:rPr>
+          <w:color w:val="000000" w:themeColor="text1"/>
+        </w:rPr>
+        <w:t xml:space="preserve"> they both have the addresses to the </w:t>
       </w:r>
       <w:r>
         <w:rPr>
@@ -5491,6 +6157,7 @@
         <w:t xml:space="preserve"> = </w:t>
       </w:r>
       <w:proofErr w:type="spellStart"/>
+      <w:proofErr w:type="gramStart"/>
       <w:r>
         <w:rPr>
           <w:color w:val="000000" w:themeColor="text1"/>
@@ -5498,6 +6165,7 @@
         <w:t>copy.deepcopy</w:t>
       </w:r>
       <w:proofErr w:type="spellEnd"/>
+      <w:proofErr w:type="gramEnd"/>
       <w:r>
         <w:rPr>
           <w:color w:val="000000" w:themeColor="text1"/>
@@ -5562,13 +6230,23 @@
         </w:rPr>
         <w:t xml:space="preserve">The contractor buys a </w:t>
       </w:r>
-      <w:r>
-        <w:rPr>
-          <w:b/>
-          <w:bCs/>
-          <w:color w:val="000000" w:themeColor="text1"/>
-        </w:rPr>
-        <w:t>brand new Notebook</w:t>
+      <w:proofErr w:type="gramStart"/>
+      <w:r>
+        <w:rPr>
+          <w:b/>
+          <w:bCs/>
+          <w:color w:val="000000" w:themeColor="text1"/>
+        </w:rPr>
+        <w:t>brand new</w:t>
+      </w:r>
+      <w:proofErr w:type="gramEnd"/>
+      <w:r>
+        <w:rPr>
+          <w:b/>
+          <w:bCs/>
+          <w:color w:val="000000" w:themeColor="text1"/>
+        </w:rPr>
+        <w:t xml:space="preserve"> Notebook</w:t>
       </w:r>
       <w:r>
         <w:rPr>
@@ -5713,7 +6391,25 @@
           <w:bCs/>
           <w:color w:val="000000" w:themeColor="text1"/>
         </w:rPr>
-        <w:t>Shallow Copy (.copy()):</w:t>
+        <w:t xml:space="preserve">Shallow Copy </w:t>
+      </w:r>
+      <w:proofErr w:type="gramStart"/>
+      <w:r>
+        <w:rPr>
+          <w:b/>
+          <w:bCs/>
+          <w:color w:val="000000" w:themeColor="text1"/>
+        </w:rPr>
+        <w:t>(.copy</w:t>
+      </w:r>
+      <w:proofErr w:type="gramEnd"/>
+      <w:r>
+        <w:rPr>
+          <w:b/>
+          <w:bCs/>
+          <w:color w:val="000000" w:themeColor="text1"/>
+        </w:rPr>
+        <w:t>()):</w:t>
       </w:r>
       <w:r>
         <w:rPr>
@@ -6060,13 +6756,23 @@
         </w:rPr>
         <w:t xml:space="preserve"> Numbers, Strings, and Booleans. You cannot change them in memory. If you add 1 to a number, Python builds a </w:t>
       </w:r>
+      <w:proofErr w:type="gramStart"/>
       <w:r>
         <w:rPr>
           <w:i/>
           <w:iCs/>
           <w:color w:val="000000" w:themeColor="text1"/>
         </w:rPr>
-        <w:t>brand new object</w:t>
+        <w:t>brand new</w:t>
+      </w:r>
+      <w:proofErr w:type="gramEnd"/>
+      <w:r>
+        <w:rPr>
+          <w:i/>
+          <w:iCs/>
+          <w:color w:val="000000" w:themeColor="text1"/>
+        </w:rPr>
+        <w:t xml:space="preserve"> object</w:t>
       </w:r>
       <w:r>
         <w:rPr>
@@ -6174,7 +6880,25 @@
           <w:bCs/>
           <w:color w:val="000000" w:themeColor="text1"/>
         </w:rPr>
-        <w:t>Shallow Copy (.copy()):</w:t>
+        <w:t xml:space="preserve">Shallow Copy </w:t>
+      </w:r>
+      <w:proofErr w:type="gramStart"/>
+      <w:r>
+        <w:rPr>
+          <w:b/>
+          <w:bCs/>
+          <w:color w:val="000000" w:themeColor="text1"/>
+        </w:rPr>
+        <w:t>(.copy</w:t>
+      </w:r>
+      <w:proofErr w:type="gramEnd"/>
+      <w:r>
+        <w:rPr>
+          <w:b/>
+          <w:bCs/>
+          <w:color w:val="000000" w:themeColor="text1"/>
+        </w:rPr>
+        <w:t>()):</w:t>
       </w:r>
       <w:r>
         <w:rPr>
@@ -6202,6 +6926,7 @@
         <w:t>Deep Copy (</w:t>
       </w:r>
       <w:proofErr w:type="spellStart"/>
+      <w:proofErr w:type="gramStart"/>
       <w:r>
         <w:rPr>
           <w:b/>
@@ -6211,6 +6936,7 @@
         <w:t>copy.deepcopy</w:t>
       </w:r>
       <w:proofErr w:type="spellEnd"/>
+      <w:proofErr w:type="gramEnd"/>
       <w:r>
         <w:rPr>
           <w:b/>
@@ -6263,7 +6989,31 @@
           <w:szCs w:val="28"/>
           <w:highlight w:val="green"/>
         </w:rPr>
-        <w:t>The id() Function</w:t>
+        <w:t xml:space="preserve">The </w:t>
+      </w:r>
+      <w:proofErr w:type="gramStart"/>
+      <w:r>
+        <w:rPr>
+          <w:b/>
+          <w:bCs/>
+          <w:color w:val="C00000"/>
+          <w:sz w:val="28"/>
+          <w:szCs w:val="28"/>
+          <w:highlight w:val="green"/>
+        </w:rPr>
+        <w:t>id(</w:t>
+      </w:r>
+      <w:proofErr w:type="gramEnd"/>
+      <w:r>
+        <w:rPr>
+          <w:b/>
+          <w:bCs/>
+          <w:color w:val="C00000"/>
+          <w:sz w:val="28"/>
+          <w:szCs w:val="28"/>
+          <w:highlight w:val="green"/>
+        </w:rPr>
+        <w:t>) Function</w:t>
       </w:r>
     </w:p>
     <w:p>
@@ -6278,13 +7028,23 @@
         </w:rPr>
         <w:t xml:space="preserve">Today, we are going to learn how to act like a memory detective. We will learn the </w:t>
       </w:r>
-      <w:r>
-        <w:rPr>
-          <w:b/>
-          <w:bCs/>
-          <w:color w:val="000000" w:themeColor="text1"/>
-        </w:rPr>
-        <w:t>id() function</w:t>
+      <w:proofErr w:type="gramStart"/>
+      <w:r>
+        <w:rPr>
+          <w:b/>
+          <w:bCs/>
+          <w:color w:val="000000" w:themeColor="text1"/>
+        </w:rPr>
+        <w:t>id(</w:t>
+      </w:r>
+      <w:proofErr w:type="gramEnd"/>
+      <w:r>
+        <w:rPr>
+          <w:b/>
+          <w:bCs/>
+          <w:color w:val="000000" w:themeColor="text1"/>
+        </w:rPr>
+        <w:t>) function</w:t>
       </w:r>
       <w:r>
         <w:rPr>
@@ -6315,7 +7075,25 @@
           <w:bCs/>
           <w:color w:val="000000" w:themeColor="text1"/>
         </w:rPr>
-        <w:t>1. The id() Function: Uncovering the Truth</w:t>
+        <w:t xml:space="preserve">1. The </w:t>
+      </w:r>
+      <w:proofErr w:type="gramStart"/>
+      <w:r>
+        <w:rPr>
+          <w:b/>
+          <w:bCs/>
+          <w:color w:val="000000" w:themeColor="text1"/>
+        </w:rPr>
+        <w:t>id(</w:t>
+      </w:r>
+      <w:proofErr w:type="gramEnd"/>
+      <w:r>
+        <w:rPr>
+          <w:b/>
+          <w:bCs/>
+          <w:color w:val="000000" w:themeColor="text1"/>
+        </w:rPr>
+        <w:t>) Function: Uncovering the Truth</w:t>
       </w:r>
     </w:p>
     <w:p>
@@ -6349,7 +7127,35 @@
         <w:rPr>
           <w:color w:val="000000" w:themeColor="text1"/>
         </w:rPr>
-        <w:t>You do this using a built-in tool called id(). When you wrap a variable in id(), Python spits out a long number, which represents its actual location in your computer's RAM.</w:t>
+        <w:t xml:space="preserve">You do this using a built-in tool called </w:t>
+      </w:r>
+      <w:proofErr w:type="gramStart"/>
+      <w:r>
+        <w:rPr>
+          <w:color w:val="000000" w:themeColor="text1"/>
+        </w:rPr>
+        <w:t>id(</w:t>
+      </w:r>
+      <w:proofErr w:type="gramEnd"/>
+      <w:r>
+        <w:rPr>
+          <w:color w:val="000000" w:themeColor="text1"/>
+        </w:rPr>
+        <w:t xml:space="preserve">). When you wrap a variable in </w:t>
+      </w:r>
+      <w:proofErr w:type="gramStart"/>
+      <w:r>
+        <w:rPr>
+          <w:color w:val="000000" w:themeColor="text1"/>
+        </w:rPr>
+        <w:t>id(</w:t>
+      </w:r>
+      <w:proofErr w:type="gramEnd"/>
+      <w:r>
+        <w:rPr>
+          <w:color w:val="000000" w:themeColor="text1"/>
+        </w:rPr>
+        <w:t>), Python spits out a long number, which represents its actual location in your computer's RAM.</w:t>
       </w:r>
     </w:p>
     <w:p>
@@ -6712,7 +7518,21 @@
         <w:rPr>
           <w:color w:val="000000" w:themeColor="text1"/>
         </w:rPr>
-        <w:t xml:space="preserve"> (the id()). If they don't live at the exact same address in the Heap, it returns False.</w:t>
+        <w:t xml:space="preserve"> (the </w:t>
+      </w:r>
+      <w:proofErr w:type="gramStart"/>
+      <w:r>
+        <w:rPr>
+          <w:color w:val="000000" w:themeColor="text1"/>
+        </w:rPr>
+        <w:t>id(</w:t>
+      </w:r>
+      <w:proofErr w:type="gramEnd"/>
+      <w:r>
+        <w:rPr>
+          <w:color w:val="000000" w:themeColor="text1"/>
+        </w:rPr>
+        <w:t>)). If they don't live at the exact same address in the Heap, it returns False.</w:t>
       </w:r>
     </w:p>
     <w:p>
@@ -6889,6 +7709,7 @@
           <w:color w:val="000000" w:themeColor="text1"/>
         </w:rPr>
       </w:pPr>
+      <w:proofErr w:type="gramStart"/>
       <w:r>
         <w:rPr>
           <w:color w:val="000000" w:themeColor="text1"/>
@@ -6896,6 +7717,7 @@
         <w:t>print(</w:t>
       </w:r>
       <w:proofErr w:type="spellStart"/>
+      <w:proofErr w:type="gramEnd"/>
       <w:r>
         <w:rPr>
           <w:color w:val="000000" w:themeColor="text1"/>
@@ -6963,6 +7785,7 @@
           <w:color w:val="000000" w:themeColor="text1"/>
         </w:rPr>
       </w:pPr>
+      <w:proofErr w:type="gramStart"/>
       <w:r>
         <w:rPr>
           <w:color w:val="000000" w:themeColor="text1"/>
@@ -6970,6 +7793,7 @@
         <w:t>print(</w:t>
       </w:r>
       <w:proofErr w:type="spellStart"/>
+      <w:proofErr w:type="gramEnd"/>
       <w:r>
         <w:rPr>
           <w:color w:val="000000" w:themeColor="text1"/>
@@ -7051,6 +7875,7 @@
           <w:color w:val="000000" w:themeColor="text1"/>
         </w:rPr>
       </w:pPr>
+      <w:proofErr w:type="gramStart"/>
       <w:r>
         <w:rPr>
           <w:color w:val="000000" w:themeColor="text1"/>
@@ -7058,6 +7883,7 @@
         <w:t>print(</w:t>
       </w:r>
       <w:proofErr w:type="spellStart"/>
+      <w:proofErr w:type="gramEnd"/>
       <w:r>
         <w:rPr>
           <w:color w:val="000000" w:themeColor="text1"/>
@@ -7526,11 +8352,19 @@
           <w:color w:val="000000" w:themeColor="text1"/>
         </w:rPr>
       </w:pPr>
-      <w:r>
-        <w:rPr>
-          <w:color w:val="000000" w:themeColor="text1"/>
-        </w:rPr>
-        <w:t xml:space="preserve">print("Hello, </w:t>
+      <w:proofErr w:type="gramStart"/>
+      <w:r>
+        <w:rPr>
+          <w:color w:val="000000" w:themeColor="text1"/>
+        </w:rPr>
+        <w:t>print(</w:t>
+      </w:r>
+      <w:proofErr w:type="gramEnd"/>
+      <w:r>
+        <w:rPr>
+          <w:color w:val="000000" w:themeColor="text1"/>
+        </w:rPr>
+        <w:t xml:space="preserve">"Hello, </w:t>
       </w:r>
       <w:proofErr w:type="spellStart"/>
       <w:r>
@@ -7810,7 +8644,21 @@
         <w:rPr>
           <w:color w:val="000000" w:themeColor="text1"/>
         </w:rPr>
-        <w:t>Let's dissect the print() function.</w:t>
+        <w:t xml:space="preserve">Let's dissect the </w:t>
+      </w:r>
+      <w:proofErr w:type="gramStart"/>
+      <w:r>
+        <w:rPr>
+          <w:color w:val="000000" w:themeColor="text1"/>
+        </w:rPr>
+        <w:t>print(</w:t>
+      </w:r>
+      <w:proofErr w:type="gramEnd"/>
+      <w:r>
+        <w:rPr>
+          <w:color w:val="000000" w:themeColor="text1"/>
+        </w:rPr>
+        <w:t>) function.</w:t>
       </w:r>
     </w:p>
     <w:p>
@@ -7824,25 +8672,50 @@
           <w:color w:val="000000" w:themeColor="text1"/>
         </w:rPr>
         <w:lastRenderedPageBreak/>
-        <w:t>Most people use Python for years without realizing that print() is actually a complex machine with hidden settings. If you look at the official Python blueprint (the documentation) for this function, it actually looks like this:</w:t>
-      </w:r>
-    </w:p>
-    <w:p>
-      <w:pPr>
-        <w:rPr>
-          <w:color w:val="000000" w:themeColor="text1"/>
-        </w:rPr>
-      </w:pPr>
-      <w:r>
-        <w:rPr>
-          <w:color w:val="000000" w:themeColor="text1"/>
-        </w:rPr>
-        <w:t xml:space="preserve">print(*objects, </w:t>
+        <w:t xml:space="preserve">Most people use Python for years without realizing that </w:t>
+      </w:r>
+      <w:proofErr w:type="gramStart"/>
+      <w:r>
+        <w:rPr>
+          <w:color w:val="000000" w:themeColor="text1"/>
+        </w:rPr>
+        <w:t>print(</w:t>
+      </w:r>
+      <w:proofErr w:type="gramEnd"/>
+      <w:r>
+        <w:rPr>
+          <w:color w:val="000000" w:themeColor="text1"/>
+        </w:rPr>
+        <w:t>) is actually a complex machine with hidden settings. If you look at the official Python blueprint (the documentation) for this function, it actually looks like this:</w:t>
+      </w:r>
+    </w:p>
+    <w:p>
+      <w:pPr>
+        <w:rPr>
+          <w:color w:val="000000" w:themeColor="text1"/>
+        </w:rPr>
+      </w:pPr>
+      <w:proofErr w:type="gramStart"/>
+      <w:r>
+        <w:rPr>
+          <w:color w:val="000000" w:themeColor="text1"/>
+          <w:highlight w:val="yellow"/>
+        </w:rPr>
+        <w:t>print(</w:t>
+      </w:r>
+      <w:proofErr w:type="gramEnd"/>
+      <w:r>
+        <w:rPr>
+          <w:color w:val="000000" w:themeColor="text1"/>
+          <w:highlight w:val="yellow"/>
+        </w:rPr>
+        <w:t xml:space="preserve">*objects, </w:t>
       </w:r>
       <w:proofErr w:type="spellStart"/>
       <w:r>
         <w:rPr>
           <w:color w:val="000000" w:themeColor="text1"/>
+          <w:highlight w:val="yellow"/>
         </w:rPr>
         <w:t>sep</w:t>
       </w:r>
@@ -7850,20 +8723,25 @@
       <w:r>
         <w:rPr>
           <w:color w:val="000000" w:themeColor="text1"/>
+          <w:highlight w:val="yellow"/>
         </w:rPr>
         <w:t>=' ', end='\n', file=</w:t>
       </w:r>
       <w:proofErr w:type="spellStart"/>
-      <w:r>
-        <w:rPr>
-          <w:color w:val="000000" w:themeColor="text1"/>
+      <w:proofErr w:type="gramStart"/>
+      <w:r>
+        <w:rPr>
+          <w:color w:val="000000" w:themeColor="text1"/>
+          <w:highlight w:val="yellow"/>
         </w:rPr>
         <w:t>sys.stdout</w:t>
       </w:r>
       <w:proofErr w:type="spellEnd"/>
-      <w:r>
-        <w:rPr>
-          <w:color w:val="000000" w:themeColor="text1"/>
+      <w:proofErr w:type="gramEnd"/>
+      <w:r>
+        <w:rPr>
+          <w:color w:val="000000" w:themeColor="text1"/>
+          <w:highlight w:val="yellow"/>
         </w:rPr>
         <w:t>, flush=False)</w:t>
       </w:r>
@@ -7917,6 +8795,13 @@
           <w:color w:val="000000" w:themeColor="text1"/>
         </w:rPr>
       </w:pPr>
+    </w:p>
+    <w:p>
+      <w:pPr>
+        <w:rPr>
+          <w:color w:val="000000" w:themeColor="text1"/>
+        </w:rPr>
+      </w:pPr>
       <w:r>
         <w:rPr>
           <w:color w:val="000000" w:themeColor="text1"/>
@@ -7930,11 +8815,19 @@
           <w:color w:val="000000" w:themeColor="text1"/>
         </w:rPr>
       </w:pPr>
-      <w:r>
-        <w:rPr>
-          <w:color w:val="000000" w:themeColor="text1"/>
-        </w:rPr>
-        <w:t>print("</w:t>
+      <w:proofErr w:type="gramStart"/>
+      <w:r>
+        <w:rPr>
+          <w:color w:val="000000" w:themeColor="text1"/>
+        </w:rPr>
+        <w:t>print(</w:t>
+      </w:r>
+      <w:proofErr w:type="gramEnd"/>
+      <w:r>
+        <w:rPr>
+          <w:color w:val="000000" w:themeColor="text1"/>
+        </w:rPr>
+        <w:t>"</w:t>
       </w:r>
       <w:proofErr w:type="spellStart"/>
       <w:r>
@@ -8098,11 +8991,19 @@
           <w:color w:val="000000" w:themeColor="text1"/>
         </w:rPr>
       </w:pPr>
-      <w:r>
-        <w:rPr>
-          <w:color w:val="000000" w:themeColor="text1"/>
-        </w:rPr>
-        <w:t xml:space="preserve">print("14", "08", "2026", </w:t>
+      <w:proofErr w:type="gramStart"/>
+      <w:r>
+        <w:rPr>
+          <w:color w:val="000000" w:themeColor="text1"/>
+        </w:rPr>
+        <w:t>print(</w:t>
+      </w:r>
+      <w:proofErr w:type="gramEnd"/>
+      <w:r>
+        <w:rPr>
+          <w:color w:val="000000" w:themeColor="text1"/>
+        </w:rPr>
+        <w:t xml:space="preserve">"14", "08", "2026", </w:t>
       </w:r>
       <w:proofErr w:type="spellStart"/>
       <w:r>
@@ -8273,6 +9174,7 @@
         <w:rPr>
           <w:color w:val="000000" w:themeColor="text1"/>
         </w:rPr>
+        <w:lastRenderedPageBreak/>
         <w:t>You can override this too!</w:t>
       </w:r>
     </w:p>
@@ -8286,7 +9188,6 @@
         <w:rPr>
           <w:color w:val="000000" w:themeColor="text1"/>
         </w:rPr>
-        <w:lastRenderedPageBreak/>
         <w:t>Python</w:t>
       </w:r>
     </w:p>
@@ -8296,11 +9197,19 @@
           <w:color w:val="000000" w:themeColor="text1"/>
         </w:rPr>
       </w:pPr>
-      <w:r>
-        <w:rPr>
-          <w:color w:val="000000" w:themeColor="text1"/>
-        </w:rPr>
-        <w:t>print("Hello", end="***")</w:t>
+      <w:proofErr w:type="gramStart"/>
+      <w:r>
+        <w:rPr>
+          <w:color w:val="000000" w:themeColor="text1"/>
+        </w:rPr>
+        <w:t>print(</w:t>
+      </w:r>
+      <w:proofErr w:type="gramEnd"/>
+      <w:r>
+        <w:rPr>
+          <w:color w:val="000000" w:themeColor="text1"/>
+        </w:rPr>
+        <w:t>"Hello", end="***")</w:t>
       </w:r>
     </w:p>
     <w:p>
@@ -8354,6 +9263,7 @@
         <w:t>4. file=</w:t>
       </w:r>
       <w:proofErr w:type="spellStart"/>
+      <w:proofErr w:type="gramStart"/>
       <w:r>
         <w:rPr>
           <w:b/>
@@ -8363,6 +9273,7 @@
         <w:t>sys.stdout</w:t>
       </w:r>
       <w:proofErr w:type="spellEnd"/>
+      <w:proofErr w:type="gramEnd"/>
       <w:r>
         <w:rPr>
           <w:b/>
@@ -8398,6 +9309,7 @@
         <w:t xml:space="preserve">By default, print sends your text to </w:t>
       </w:r>
       <w:proofErr w:type="spellStart"/>
+      <w:proofErr w:type="gramStart"/>
       <w:r>
         <w:rPr>
           <w:color w:val="000000" w:themeColor="text1"/>
@@ -8405,6 +9317,7 @@
         <w:t>sys.stdout</w:t>
       </w:r>
       <w:proofErr w:type="spellEnd"/>
+      <w:proofErr w:type="gramEnd"/>
       <w:r>
         <w:rPr>
           <w:color w:val="000000" w:themeColor="text1"/>
@@ -8490,7 +9403,21 @@
         <w:rPr>
           <w:color w:val="000000" w:themeColor="text1"/>
         </w:rPr>
-        <w:t xml:space="preserve"> = open("data.txt", "w") </w:t>
+        <w:t xml:space="preserve"> = </w:t>
+      </w:r>
+      <w:proofErr w:type="gramStart"/>
+      <w:r>
+        <w:rPr>
+          <w:color w:val="000000" w:themeColor="text1"/>
+        </w:rPr>
+        <w:t>open(</w:t>
+      </w:r>
+      <w:proofErr w:type="gramEnd"/>
+      <w:r>
+        <w:rPr>
+          <w:color w:val="000000" w:themeColor="text1"/>
+        </w:rPr>
+        <w:t xml:space="preserve">"data.txt", "w") </w:t>
       </w:r>
     </w:p>
     <w:p>
@@ -8519,11 +9446,19 @@
           <w:color w:val="000000" w:themeColor="text1"/>
         </w:rPr>
       </w:pPr>
-      <w:r>
-        <w:rPr>
-          <w:color w:val="000000" w:themeColor="text1"/>
-        </w:rPr>
-        <w:t>print("User logged in", file=</w:t>
+      <w:proofErr w:type="gramStart"/>
+      <w:r>
+        <w:rPr>
+          <w:color w:val="000000" w:themeColor="text1"/>
+        </w:rPr>
+        <w:t>print(</w:t>
+      </w:r>
+      <w:proofErr w:type="gramEnd"/>
+      <w:r>
+        <w:rPr>
+          <w:color w:val="000000" w:themeColor="text1"/>
+        </w:rPr>
+        <w:t>"User logged in", file=</w:t>
       </w:r>
       <w:proofErr w:type="spellStart"/>
       <w:r>
@@ -8662,7 +9597,21 @@
         <w:rPr>
           <w:color w:val="000000" w:themeColor="text1"/>
         </w:rPr>
-        <w:t xml:space="preserve">But what if you are writing a program that shows a live loading bar (like [=====&gt; ])? You can't wait for the truck to get full; you need that text on the screen </w:t>
+        <w:t>But what if you are writing a program that shows a live loading bar (like [=====</w:t>
+      </w:r>
+      <w:proofErr w:type="gramStart"/>
+      <w:r>
+        <w:rPr>
+          <w:color w:val="000000" w:themeColor="text1"/>
+        </w:rPr>
+        <w:t>&gt; ]</w:t>
+      </w:r>
+      <w:proofErr w:type="gramEnd"/>
+      <w:r>
+        <w:rPr>
+          <w:color w:val="000000" w:themeColor="text1"/>
+        </w:rPr>
+        <w:t xml:space="preserve">)? You can't wait for the truck to get full; you need that text on the screen </w:t>
       </w:r>
       <w:r>
         <w:rPr>
@@ -8711,11 +9660,19 @@
           <w:color w:val="000000" w:themeColor="text1"/>
         </w:rPr>
       </w:pPr>
-      <w:r>
-        <w:rPr>
-          <w:color w:val="000000" w:themeColor="text1"/>
-        </w:rPr>
-        <w:t>print("Loading...", flush=True)</w:t>
+      <w:proofErr w:type="gramStart"/>
+      <w:r>
+        <w:rPr>
+          <w:color w:val="000000" w:themeColor="text1"/>
+        </w:rPr>
+        <w:t>print(</w:t>
+      </w:r>
+      <w:proofErr w:type="gramEnd"/>
+      <w:r>
+        <w:rPr>
+          <w:color w:val="000000" w:themeColor="text1"/>
+        </w:rPr>
+        <w:t>"Loading...", flush=True)</w:t>
       </w:r>
     </w:p>
     <w:p>
@@ -8750,7 +9707,21 @@
         <w:rPr>
           <w:color w:val="000000" w:themeColor="text1"/>
         </w:rPr>
-        <w:t>This is the true anatomy of the print() function. You now know literally every mechanism inside it.</w:t>
+        <w:t xml:space="preserve">This is the true anatomy of the </w:t>
+      </w:r>
+      <w:proofErr w:type="gramStart"/>
+      <w:r>
+        <w:rPr>
+          <w:color w:val="000000" w:themeColor="text1"/>
+        </w:rPr>
+        <w:t>print(</w:t>
+      </w:r>
+      <w:proofErr w:type="gramEnd"/>
+      <w:r>
+        <w:rPr>
+          <w:color w:val="000000" w:themeColor="text1"/>
+        </w:rPr>
+        <w:t>) function. You now know literally every mechanism inside it.</w:t>
       </w:r>
     </w:p>
     <w:p>
@@ -12739,6 +13710,7 @@
   <w:style w:type="character" w:default="1" w:styleId="DefaultParagraphFont">
     <w:name w:val="Default Paragraph Font"/>
     <w:uiPriority w:val="1"/>
+    <w:semiHidden/>
     <w:unhideWhenUsed/>
   </w:style>
   <w:style w:type="table" w:default="1" w:styleId="TableNormal">

--- a/extra notes.docx
+++ b/extra notes.docx
@@ -311,7 +311,6 @@
           <w:color w:val="2F5496" w:themeColor="accent1" w:themeShade="BF"/>
           <w:highlight w:val="green"/>
         </w:rPr>
-        <w:lastRenderedPageBreak/>
         <w:t>Yes</w:t>
       </w:r>
       <w:proofErr w:type="gramEnd"/>
@@ -478,6 +477,7 @@
           <w:color w:val="2F5496" w:themeColor="accent1" w:themeShade="BF"/>
           <w:highlight w:val="green"/>
         </w:rPr>
+        <w:lastRenderedPageBreak/>
         <w:t xml:space="preserve">This is just the basic example </w:t>
       </w:r>
       <w:proofErr w:type="spellStart"/>
@@ -1123,7 +1123,6 @@
           <w:bCs/>
           <w:color w:val="000000" w:themeColor="text1"/>
         </w:rPr>
-        <w:lastRenderedPageBreak/>
         <w:t>The Connection:</w:t>
       </w:r>
       <w:r>
@@ -1174,6 +1173,7 @@
         <w:rPr>
           <w:color w:val="000000" w:themeColor="text1"/>
         </w:rPr>
+        <w:lastRenderedPageBreak/>
         <w:t>If we want to get you to a FAANG level, we will not just write code; we will understand what the hardware is doing.</w:t>
       </w:r>
     </w:p>
@@ -1617,7 +1617,6 @@
           <w:bCs/>
           <w:color w:val="000000" w:themeColor="text1"/>
         </w:rPr>
-        <w:lastRenderedPageBreak/>
         <w:t>The Stack Gets a Name:</w:t>
       </w:r>
       <w:r>
@@ -1718,6 +1717,7 @@
           <w:noProof/>
           <w:color w:val="000000" w:themeColor="text1"/>
         </w:rPr>
+        <w:lastRenderedPageBreak/>
         <w:drawing>
           <wp:inline distT="0" distB="0" distL="0" distR="0" wp14:anchorId="2E106659" wp14:editId="1412AA0E">
             <wp:extent cx="3886200" cy="2331720"/>
@@ -2071,14 +2071,7 @@
         <w:rPr>
           <w:color w:val="000000" w:themeColor="text1"/>
         </w:rPr>
-        <w:t xml:space="preserve"> name tag and ties it </w:t>
-      </w:r>
-      <w:r>
-        <w:rPr>
-          <w:color w:val="000000" w:themeColor="text1"/>
-        </w:rPr>
-        <w:lastRenderedPageBreak/>
-        <w:t>to the exact same 100 object in the Heap that score is pointing to. They are both pointing at the same object.</w:t>
+        <w:t xml:space="preserve"> name tag and ties it to the exact same 100 object in the Heap that score is pointing to. They are both pointing at the same object.</w:t>
       </w:r>
     </w:p>
     <w:p>
@@ -2912,195 +2905,195 @@
           <w:color w:val="000000" w:themeColor="text1"/>
           <w:highlight w:val="green"/>
         </w:rPr>
+        <w:t>Yeha</w:t>
+      </w:r>
+      <w:proofErr w:type="spellEnd"/>
+      <w:r>
+        <w:rPr>
+          <w:color w:val="000000" w:themeColor="text1"/>
+          <w:highlight w:val="green"/>
+        </w:rPr>
+        <w:t xml:space="preserve"> </w:t>
+      </w:r>
+      <w:proofErr w:type="spellStart"/>
+      <w:r>
+        <w:rPr>
+          <w:color w:val="000000" w:themeColor="text1"/>
+          <w:highlight w:val="green"/>
+        </w:rPr>
+        <w:t>itz</w:t>
+      </w:r>
+      <w:proofErr w:type="spellEnd"/>
+      <w:r>
+        <w:rPr>
+          <w:color w:val="000000" w:themeColor="text1"/>
+          <w:highlight w:val="green"/>
+        </w:rPr>
+        <w:t xml:space="preserve"> good</w:t>
+      </w:r>
+      <w:proofErr w:type="gramStart"/>
+      <w:r>
+        <w:rPr>
+          <w:color w:val="000000" w:themeColor="text1"/>
+          <w:highlight w:val="green"/>
+        </w:rPr>
+        <w:t xml:space="preserve"> ..</w:t>
+      </w:r>
+      <w:proofErr w:type="gramEnd"/>
+      <w:r>
+        <w:rPr>
+          <w:color w:val="000000" w:themeColor="text1"/>
+          <w:highlight w:val="green"/>
+        </w:rPr>
+        <w:t xml:space="preserve"> </w:t>
+      </w:r>
+      <w:proofErr w:type="spellStart"/>
+      <w:r>
+        <w:rPr>
+          <w:color w:val="000000" w:themeColor="text1"/>
+          <w:highlight w:val="green"/>
+        </w:rPr>
+        <w:t>i</w:t>
+      </w:r>
+      <w:proofErr w:type="spellEnd"/>
+      <w:r>
+        <w:rPr>
+          <w:color w:val="000000" w:themeColor="text1"/>
+          <w:highlight w:val="green"/>
+        </w:rPr>
+        <w:t xml:space="preserve"> am understanding ... </w:t>
+      </w:r>
+      <w:proofErr w:type="spellStart"/>
+      <w:r>
+        <w:rPr>
+          <w:color w:val="000000" w:themeColor="text1"/>
+          <w:highlight w:val="green"/>
+        </w:rPr>
+        <w:t>lets</w:t>
+      </w:r>
+      <w:proofErr w:type="spellEnd"/>
+      <w:r>
+        <w:rPr>
+          <w:color w:val="000000" w:themeColor="text1"/>
+          <w:highlight w:val="green"/>
+        </w:rPr>
+        <w:t xml:space="preserve"> move forward</w:t>
+      </w:r>
+      <w:proofErr w:type="gramStart"/>
+      <w:r>
+        <w:rPr>
+          <w:color w:val="000000" w:themeColor="text1"/>
+          <w:highlight w:val="green"/>
+        </w:rPr>
+        <w:t xml:space="preserve"> ..</w:t>
+      </w:r>
+      <w:proofErr w:type="gramEnd"/>
+      <w:r>
+        <w:rPr>
+          <w:color w:val="000000" w:themeColor="text1"/>
+          <w:highlight w:val="green"/>
+        </w:rPr>
+        <w:t xml:space="preserve"> we will cover the whole thing like this ... just </w:t>
+      </w:r>
+      <w:proofErr w:type="spellStart"/>
+      <w:r>
+        <w:rPr>
+          <w:color w:val="000000" w:themeColor="text1"/>
+          <w:highlight w:val="green"/>
+        </w:rPr>
+        <w:t>ho</w:t>
+      </w:r>
+      <w:proofErr w:type="spellEnd"/>
+      <w:r>
+        <w:rPr>
+          <w:color w:val="000000" w:themeColor="text1"/>
+          <w:highlight w:val="green"/>
+        </w:rPr>
+        <w:t xml:space="preserve"> with the next</w:t>
+      </w:r>
+      <w:proofErr w:type="gramStart"/>
+      <w:r>
+        <w:rPr>
+          <w:color w:val="000000" w:themeColor="text1"/>
+          <w:highlight w:val="green"/>
+        </w:rPr>
+        <w:t xml:space="preserve"> ..</w:t>
+      </w:r>
+      <w:proofErr w:type="gramEnd"/>
+    </w:p>
+    <w:p>
+      <w:pPr>
+        <w:rPr>
+          <w:color w:val="1F3864" w:themeColor="accent1" w:themeShade="80"/>
+        </w:rPr>
+      </w:pPr>
+      <w:r>
+        <w:rPr>
+          <w:color w:val="000000" w:themeColor="text1"/>
+          <w:highlight w:val="green"/>
+        </w:rPr>
+        <w:t xml:space="preserve">You have </w:t>
+      </w:r>
+      <w:proofErr w:type="spellStart"/>
+      <w:r>
+        <w:rPr>
+          <w:color w:val="000000" w:themeColor="text1"/>
+          <w:highlight w:val="green"/>
+        </w:rPr>
+        <w:t>yo</w:t>
+      </w:r>
+      <w:proofErr w:type="spellEnd"/>
+      <w:r>
+        <w:rPr>
+          <w:color w:val="000000" w:themeColor="text1"/>
+          <w:highlight w:val="green"/>
+        </w:rPr>
+        <w:t xml:space="preserve"> choose by yourself that what we will learn next</w:t>
+      </w:r>
+      <w:proofErr w:type="gramStart"/>
+      <w:r>
+        <w:rPr>
+          <w:color w:val="000000" w:themeColor="text1"/>
+          <w:highlight w:val="green"/>
+        </w:rPr>
+        <w:t xml:space="preserve"> ..</w:t>
+      </w:r>
+      <w:proofErr w:type="gramEnd"/>
+      <w:r>
+        <w:rPr>
+          <w:color w:val="000000" w:themeColor="text1"/>
+          <w:highlight w:val="green"/>
+        </w:rPr>
+        <w:t xml:space="preserve"> but as </w:t>
+      </w:r>
+      <w:proofErr w:type="spellStart"/>
+      <w:r>
+        <w:rPr>
+          <w:color w:val="000000" w:themeColor="text1"/>
+          <w:highlight w:val="green"/>
+        </w:rPr>
+        <w:t>i</w:t>
+      </w:r>
+      <w:proofErr w:type="spellEnd"/>
+      <w:r>
+        <w:rPr>
+          <w:color w:val="000000" w:themeColor="text1"/>
+          <w:highlight w:val="green"/>
+        </w:rPr>
+        <w:t xml:space="preserve"> told you go deep as you have done so far</w:t>
+      </w:r>
+    </w:p>
+    <w:p>
+      <w:pPr>
+        <w:rPr>
+          <w:color w:val="000000" w:themeColor="text1"/>
+        </w:rPr>
+      </w:pPr>
+      <w:r>
+        <w:rPr>
+          <w:color w:val="000000" w:themeColor="text1"/>
+        </w:rPr>
         <w:lastRenderedPageBreak/>
-        <w:t>Yeha</w:t>
-      </w:r>
-      <w:proofErr w:type="spellEnd"/>
-      <w:r>
-        <w:rPr>
-          <w:color w:val="000000" w:themeColor="text1"/>
-          <w:highlight w:val="green"/>
-        </w:rPr>
-        <w:t xml:space="preserve"> </w:t>
-      </w:r>
-      <w:proofErr w:type="spellStart"/>
-      <w:r>
-        <w:rPr>
-          <w:color w:val="000000" w:themeColor="text1"/>
-          <w:highlight w:val="green"/>
-        </w:rPr>
-        <w:t>itz</w:t>
-      </w:r>
-      <w:proofErr w:type="spellEnd"/>
-      <w:r>
-        <w:rPr>
-          <w:color w:val="000000" w:themeColor="text1"/>
-          <w:highlight w:val="green"/>
-        </w:rPr>
-        <w:t xml:space="preserve"> good</w:t>
-      </w:r>
-      <w:proofErr w:type="gramStart"/>
-      <w:r>
-        <w:rPr>
-          <w:color w:val="000000" w:themeColor="text1"/>
-          <w:highlight w:val="green"/>
-        </w:rPr>
-        <w:t xml:space="preserve"> ..</w:t>
-      </w:r>
-      <w:proofErr w:type="gramEnd"/>
-      <w:r>
-        <w:rPr>
-          <w:color w:val="000000" w:themeColor="text1"/>
-          <w:highlight w:val="green"/>
-        </w:rPr>
-        <w:t xml:space="preserve"> </w:t>
-      </w:r>
-      <w:proofErr w:type="spellStart"/>
-      <w:r>
-        <w:rPr>
-          <w:color w:val="000000" w:themeColor="text1"/>
-          <w:highlight w:val="green"/>
-        </w:rPr>
-        <w:t>i</w:t>
-      </w:r>
-      <w:proofErr w:type="spellEnd"/>
-      <w:r>
-        <w:rPr>
-          <w:color w:val="000000" w:themeColor="text1"/>
-          <w:highlight w:val="green"/>
-        </w:rPr>
-        <w:t xml:space="preserve"> am understanding ... </w:t>
-      </w:r>
-      <w:proofErr w:type="spellStart"/>
-      <w:r>
-        <w:rPr>
-          <w:color w:val="000000" w:themeColor="text1"/>
-          <w:highlight w:val="green"/>
-        </w:rPr>
-        <w:t>lets</w:t>
-      </w:r>
-      <w:proofErr w:type="spellEnd"/>
-      <w:r>
-        <w:rPr>
-          <w:color w:val="000000" w:themeColor="text1"/>
-          <w:highlight w:val="green"/>
-        </w:rPr>
-        <w:t xml:space="preserve"> move forward</w:t>
-      </w:r>
-      <w:proofErr w:type="gramStart"/>
-      <w:r>
-        <w:rPr>
-          <w:color w:val="000000" w:themeColor="text1"/>
-          <w:highlight w:val="green"/>
-        </w:rPr>
-        <w:t xml:space="preserve"> ..</w:t>
-      </w:r>
-      <w:proofErr w:type="gramEnd"/>
-      <w:r>
-        <w:rPr>
-          <w:color w:val="000000" w:themeColor="text1"/>
-          <w:highlight w:val="green"/>
-        </w:rPr>
-        <w:t xml:space="preserve"> we will cover the whole thing like this ... just </w:t>
-      </w:r>
-      <w:proofErr w:type="spellStart"/>
-      <w:r>
-        <w:rPr>
-          <w:color w:val="000000" w:themeColor="text1"/>
-          <w:highlight w:val="green"/>
-        </w:rPr>
-        <w:t>ho</w:t>
-      </w:r>
-      <w:proofErr w:type="spellEnd"/>
-      <w:r>
-        <w:rPr>
-          <w:color w:val="000000" w:themeColor="text1"/>
-          <w:highlight w:val="green"/>
-        </w:rPr>
-        <w:t xml:space="preserve"> with the next</w:t>
-      </w:r>
-      <w:proofErr w:type="gramStart"/>
-      <w:r>
-        <w:rPr>
-          <w:color w:val="000000" w:themeColor="text1"/>
-          <w:highlight w:val="green"/>
-        </w:rPr>
-        <w:t xml:space="preserve"> ..</w:t>
-      </w:r>
-      <w:proofErr w:type="gramEnd"/>
-    </w:p>
-    <w:p>
-      <w:pPr>
-        <w:rPr>
-          <w:color w:val="1F3864" w:themeColor="accent1" w:themeShade="80"/>
-        </w:rPr>
-      </w:pPr>
-      <w:r>
-        <w:rPr>
-          <w:color w:val="000000" w:themeColor="text1"/>
-          <w:highlight w:val="green"/>
-        </w:rPr>
-        <w:t xml:space="preserve">You have </w:t>
-      </w:r>
-      <w:proofErr w:type="spellStart"/>
-      <w:r>
-        <w:rPr>
-          <w:color w:val="000000" w:themeColor="text1"/>
-          <w:highlight w:val="green"/>
-        </w:rPr>
-        <w:t>yo</w:t>
-      </w:r>
-      <w:proofErr w:type="spellEnd"/>
-      <w:r>
-        <w:rPr>
-          <w:color w:val="000000" w:themeColor="text1"/>
-          <w:highlight w:val="green"/>
-        </w:rPr>
-        <w:t xml:space="preserve"> choose by yourself that what we will learn next</w:t>
-      </w:r>
-      <w:proofErr w:type="gramStart"/>
-      <w:r>
-        <w:rPr>
-          <w:color w:val="000000" w:themeColor="text1"/>
-          <w:highlight w:val="green"/>
-        </w:rPr>
-        <w:t xml:space="preserve"> ..</w:t>
-      </w:r>
-      <w:proofErr w:type="gramEnd"/>
-      <w:r>
-        <w:rPr>
-          <w:color w:val="000000" w:themeColor="text1"/>
-          <w:highlight w:val="green"/>
-        </w:rPr>
-        <w:t xml:space="preserve"> but as </w:t>
-      </w:r>
-      <w:proofErr w:type="spellStart"/>
-      <w:r>
-        <w:rPr>
-          <w:color w:val="000000" w:themeColor="text1"/>
-          <w:highlight w:val="green"/>
-        </w:rPr>
-        <w:t>i</w:t>
-      </w:r>
-      <w:proofErr w:type="spellEnd"/>
-      <w:r>
-        <w:rPr>
-          <w:color w:val="000000" w:themeColor="text1"/>
-          <w:highlight w:val="green"/>
-        </w:rPr>
-        <w:t xml:space="preserve"> told you go deep as you have done so far</w:t>
-      </w:r>
-    </w:p>
-    <w:p>
-      <w:pPr>
-        <w:rPr>
-          <w:color w:val="000000" w:themeColor="text1"/>
-        </w:rPr>
-      </w:pPr>
-      <w:r>
-        <w:rPr>
-          <w:color w:val="000000" w:themeColor="text1"/>
-        </w:rPr>
         <w:t>I love that you are taking the reins and trusting the process.</w:t>
       </w:r>
     </w:p>
@@ -3887,7 +3880,6 @@
         <w:rPr>
           <w:color w:val="000000" w:themeColor="text1"/>
         </w:rPr>
-        <w:lastRenderedPageBreak/>
         <w:t>list_</w:t>
       </w:r>
       <w:proofErr w:type="gramStart"/>
@@ -4670,93 +4662,93 @@
         <w:rPr>
           <w:color w:val="000000" w:themeColor="text1"/>
         </w:rPr>
+        <w:t xml:space="preserve">Note: You might also see older Python code do this using slicing: </w:t>
+      </w:r>
+      <w:proofErr w:type="spellStart"/>
+      <w:r>
+        <w:rPr>
+          <w:color w:val="000000" w:themeColor="text1"/>
+        </w:rPr>
+        <w:t>list_B</w:t>
+      </w:r>
+      <w:proofErr w:type="spellEnd"/>
+      <w:r>
+        <w:rPr>
+          <w:color w:val="000000" w:themeColor="text1"/>
+        </w:rPr>
+        <w:t xml:space="preserve"> = </w:t>
+      </w:r>
+      <w:proofErr w:type="spellStart"/>
+      <w:r>
+        <w:rPr>
+          <w:color w:val="000000" w:themeColor="text1"/>
+        </w:rPr>
+        <w:t>list_</w:t>
+      </w:r>
+      <w:proofErr w:type="gramStart"/>
+      <w:r>
+        <w:rPr>
+          <w:color w:val="000000" w:themeColor="text1"/>
+        </w:rPr>
+        <w:t>A</w:t>
+      </w:r>
+      <w:proofErr w:type="spellEnd"/>
+      <w:r>
+        <w:rPr>
+          <w:color w:val="000000" w:themeColor="text1"/>
+        </w:rPr>
+        <w:t>[</w:t>
+      </w:r>
+      <w:proofErr w:type="gramEnd"/>
+      <w:r>
+        <w:rPr>
+          <w:color w:val="000000" w:themeColor="text1"/>
+        </w:rPr>
+        <w:t xml:space="preserve">:]. It does the exact same thing </w:t>
+      </w:r>
+      <w:proofErr w:type="gramStart"/>
+      <w:r>
+        <w:rPr>
+          <w:color w:val="000000" w:themeColor="text1"/>
+        </w:rPr>
+        <w:t>as .copy</w:t>
+      </w:r>
+      <w:proofErr w:type="gramEnd"/>
+      <w:r>
+        <w:rPr>
+          <w:color w:val="000000" w:themeColor="text1"/>
+        </w:rPr>
+        <w:t>().</w:t>
+      </w:r>
+    </w:p>
+    <w:p>
+      <w:pPr>
+        <w:rPr>
+          <w:b/>
+          <w:bCs/>
+          <w:color w:val="000000" w:themeColor="text1"/>
+        </w:rPr>
+      </w:pPr>
+      <w:r>
+        <w:rPr>
+          <w:b/>
+          <w:bCs/>
+          <w:color w:val="000000" w:themeColor="text1"/>
+        </w:rPr>
+        <w:t>Level 2: The FAANG Curveball (Deep Copy)</w:t>
+      </w:r>
+    </w:p>
+    <w:p>
+      <w:pPr>
+        <w:rPr>
+          <w:color w:val="000000" w:themeColor="text1"/>
+        </w:rPr>
+      </w:pPr>
+      <w:r>
+        <w:rPr>
+          <w:color w:val="000000" w:themeColor="text1"/>
+        </w:rPr>
         <w:lastRenderedPageBreak/>
-        <w:t xml:space="preserve">Note: You might also see older Python code do this using slicing: </w:t>
-      </w:r>
-      <w:proofErr w:type="spellStart"/>
-      <w:r>
-        <w:rPr>
-          <w:color w:val="000000" w:themeColor="text1"/>
-        </w:rPr>
-        <w:t>list_B</w:t>
-      </w:r>
-      <w:proofErr w:type="spellEnd"/>
-      <w:r>
-        <w:rPr>
-          <w:color w:val="000000" w:themeColor="text1"/>
-        </w:rPr>
-        <w:t xml:space="preserve"> = </w:t>
-      </w:r>
-      <w:proofErr w:type="spellStart"/>
-      <w:r>
-        <w:rPr>
-          <w:color w:val="000000" w:themeColor="text1"/>
-        </w:rPr>
-        <w:t>list_</w:t>
-      </w:r>
-      <w:proofErr w:type="gramStart"/>
-      <w:r>
-        <w:rPr>
-          <w:color w:val="000000" w:themeColor="text1"/>
-        </w:rPr>
-        <w:t>A</w:t>
-      </w:r>
-      <w:proofErr w:type="spellEnd"/>
-      <w:r>
-        <w:rPr>
-          <w:color w:val="000000" w:themeColor="text1"/>
-        </w:rPr>
-        <w:t>[</w:t>
-      </w:r>
-      <w:proofErr w:type="gramEnd"/>
-      <w:r>
-        <w:rPr>
-          <w:color w:val="000000" w:themeColor="text1"/>
-        </w:rPr>
-        <w:t xml:space="preserve">:]. It does the exact same thing </w:t>
-      </w:r>
-      <w:proofErr w:type="gramStart"/>
-      <w:r>
-        <w:rPr>
-          <w:color w:val="000000" w:themeColor="text1"/>
-        </w:rPr>
-        <w:t>as .copy</w:t>
-      </w:r>
-      <w:proofErr w:type="gramEnd"/>
-      <w:r>
-        <w:rPr>
-          <w:color w:val="000000" w:themeColor="text1"/>
-        </w:rPr>
-        <w:t>().</w:t>
-      </w:r>
-    </w:p>
-    <w:p>
-      <w:pPr>
-        <w:rPr>
-          <w:b/>
-          <w:bCs/>
-          <w:color w:val="000000" w:themeColor="text1"/>
-        </w:rPr>
-      </w:pPr>
-      <w:r>
-        <w:rPr>
-          <w:b/>
-          <w:bCs/>
-          <w:color w:val="000000" w:themeColor="text1"/>
-        </w:rPr>
-        <w:t>Level 2: The FAANG Curveball (Deep Copy)</w:t>
-      </w:r>
-    </w:p>
-    <w:p>
-      <w:pPr>
-        <w:rPr>
-          <w:color w:val="000000" w:themeColor="text1"/>
-        </w:rPr>
-      </w:pPr>
-      <w:r>
-        <w:rPr>
-          <w:color w:val="000000" w:themeColor="text1"/>
-        </w:rPr>
         <w:t>In Machine Learning, your data is rarely just a flat list of numbers. You often deal with matrices—lists inside of lists.</w:t>
       </w:r>
     </w:p>
@@ -5439,28 +5431,28 @@
           <w:color w:val="000000" w:themeColor="text1"/>
           <w:highlight w:val="green"/>
         </w:rPr>
+        <w:t>Because .copy</w:t>
+      </w:r>
+      <w:proofErr w:type="gramEnd"/>
+      <w:r>
+        <w:rPr>
+          <w:color w:val="000000" w:themeColor="text1"/>
+          <w:highlight w:val="green"/>
+        </w:rPr>
+        <w:t>() is a Shallow Copy. It only creates a new shell for the outermost list. If there are other mutable objects (like inner lists) tucked inside, it just copies their memory addresses, not the objects themselves.</w:t>
+      </w:r>
+    </w:p>
+    <w:p>
+      <w:pPr>
+        <w:rPr>
+          <w:color w:val="000000" w:themeColor="text1"/>
+        </w:rPr>
+      </w:pPr>
+      <w:r>
+        <w:rPr>
+          <w:color w:val="000000" w:themeColor="text1"/>
+        </w:rPr>
         <w:lastRenderedPageBreak/>
-        <w:t>Because .copy</w:t>
-      </w:r>
-      <w:proofErr w:type="gramEnd"/>
-      <w:r>
-        <w:rPr>
-          <w:color w:val="000000" w:themeColor="text1"/>
-          <w:highlight w:val="green"/>
-        </w:rPr>
-        <w:t>() is a Shallow Copy. It only creates a new shell for the outermost list. If there are other mutable objects (like inner lists) tucked inside, it just copies their memory addresses, not the objects themselves.</w:t>
-      </w:r>
-    </w:p>
-    <w:p>
-      <w:pPr>
-        <w:rPr>
-          <w:color w:val="000000" w:themeColor="text1"/>
-        </w:rPr>
-      </w:pPr>
-      <w:r>
-        <w:rPr>
-          <w:color w:val="000000" w:themeColor="text1"/>
-        </w:rPr>
         <w:t xml:space="preserve">What </w:t>
       </w:r>
       <w:proofErr w:type="spellStart"/>
@@ -6091,7 +6083,6 @@
         <w:rPr>
           <w:color w:val="000000" w:themeColor="text1"/>
         </w:rPr>
-        <w:lastRenderedPageBreak/>
         <w:t>If you take Notebook B, drive to Address 100, and paint the house red... when you later open Notebook A and drive to Address 100, the house will be red. You accidentally changed the original data because they were sharing the same houses in the Heap.</w:t>
       </w:r>
     </w:p>
@@ -6228,6 +6219,7 @@
         <w:rPr>
           <w:color w:val="000000" w:themeColor="text1"/>
         </w:rPr>
+        <w:lastRenderedPageBreak/>
         <w:t xml:space="preserve">The contractor buys a </w:t>
       </w:r>
       <w:proofErr w:type="gramStart"/>
@@ -6653,7 +6645,6 @@
           <w:bCs/>
           <w:color w:val="000000" w:themeColor="text1"/>
         </w:rPr>
-        <w:lastRenderedPageBreak/>
         <w:t>Reference Counting:</w:t>
       </w:r>
       <w:r>
@@ -6880,6 +6871,7 @@
           <w:bCs/>
           <w:color w:val="000000" w:themeColor="text1"/>
         </w:rPr>
+        <w:lastRenderedPageBreak/>
         <w:t xml:space="preserve">Shallow Copy </w:t>
       </w:r>
       <w:proofErr w:type="gramStart"/>
@@ -7256,7 +7248,6 @@
         <w:rPr>
           <w:color w:val="000000" w:themeColor="text1"/>
         </w:rPr>
-        <w:lastRenderedPageBreak/>
         <w:t>print(id(score))</w:t>
       </w:r>
     </w:p>
@@ -7476,6 +7467,7 @@
         <w:rPr>
           <w:color w:val="000000" w:themeColor="text1"/>
         </w:rPr>
+        <w:lastRenderedPageBreak/>
         <w:t xml:space="preserve">Using is </w:t>
       </w:r>
       <w:proofErr w:type="spellStart"/>
@@ -8195,7 +8187,6 @@
           <w:sz w:val="56"/>
           <w:szCs w:val="56"/>
         </w:rPr>
-        <w:lastRenderedPageBreak/>
         <w:t xml:space="preserve">BASICS OF PYTHON </w:t>
       </w:r>
     </w:p>
@@ -8505,6 +8496,7 @@
           <w:bCs/>
           <w:color w:val="000000" w:themeColor="text1"/>
         </w:rPr>
+        <w:lastRenderedPageBreak/>
         <w:t>"" (The Quotes)</w:t>
       </w:r>
       <w:r>
@@ -8671,7 +8663,6 @@
         <w:rPr>
           <w:color w:val="000000" w:themeColor="text1"/>
         </w:rPr>
-        <w:lastRenderedPageBreak/>
         <w:t xml:space="preserve">Most people use Python for years without realizing that </w:t>
       </w:r>
       <w:proofErr w:type="gramStart"/>
@@ -9069,6 +9060,7 @@
           <w:bCs/>
           <w:color w:val="000000" w:themeColor="text1"/>
         </w:rPr>
+        <w:lastRenderedPageBreak/>
         <w:t>3. end='\n' (The Invisible Line Break)</w:t>
       </w:r>
     </w:p>
@@ -9174,7 +9166,6 @@
         <w:rPr>
           <w:color w:val="000000" w:themeColor="text1"/>
         </w:rPr>
-        <w:lastRenderedPageBreak/>
         <w:t>You can override this too!</w:t>
       </w:r>
     </w:p>
@@ -9536,6 +9527,7 @@
         <w:rPr>
           <w:color w:val="000000" w:themeColor="text1"/>
         </w:rPr>
+        <w:lastRenderedPageBreak/>
         <w:t xml:space="preserve">Talking to the computer screen is computationally "expensive" (it's slow). So, the operating system uses a </w:t>
       </w:r>
       <w:r>
@@ -9685,7 +9677,6 @@
         <w:rPr>
           <w:color w:val="000000" w:themeColor="text1"/>
         </w:rPr>
-        <w:lastRenderedPageBreak/>
         <w:t xml:space="preserve">This commands the operating system: </w:t>
       </w:r>
       <w:r>
@@ -9723,6 +9714,1128 @@
         </w:rPr>
         <w:t>) function. You now know literally every mechanism inside it.</w:t>
       </w:r>
+    </w:p>
+    <w:p>
+      <w:pPr>
+        <w:rPr>
+          <w:color w:val="000000" w:themeColor="text1"/>
+          <w:sz w:val="24"/>
+          <w:szCs w:val="24"/>
+        </w:rPr>
+      </w:pPr>
+    </w:p>
+    <w:p>
+      <w:pPr>
+        <w:ind w:left="-142"/>
+        <w:rPr>
+          <w:b/>
+          <w:bCs/>
+          <w:color w:val="EE0000"/>
+          <w:sz w:val="28"/>
+          <w:szCs w:val="28"/>
+        </w:rPr>
+      </w:pPr>
+      <w:r>
+        <w:rPr>
+          <w:b/>
+          <w:bCs/>
+          <w:color w:val="EE0000"/>
+          <w:sz w:val="28"/>
+          <w:szCs w:val="28"/>
+        </w:rPr>
+        <w:t>Now that you understand how the print machine works, we need to make it actually useful.</w:t>
+      </w:r>
+    </w:p>
+    <w:p>
+      <w:pPr>
+        <w:ind w:left="-142"/>
+        <w:rPr>
+          <w:color w:val="000000" w:themeColor="text1"/>
+        </w:rPr>
+      </w:pPr>
+      <w:r>
+        <w:rPr>
+          <w:color w:val="000000" w:themeColor="text1"/>
+        </w:rPr>
+        <w:t xml:space="preserve">Printing static text like "Hello World" gets boring quickly. Real engineering involves printing data that changes—our </w:t>
+      </w:r>
+      <w:r>
+        <w:rPr>
+          <w:b/>
+          <w:bCs/>
+          <w:color w:val="000000" w:themeColor="text1"/>
+        </w:rPr>
+        <w:t>Variables</w:t>
+      </w:r>
+      <w:r>
+        <w:rPr>
+          <w:color w:val="000000" w:themeColor="text1"/>
+        </w:rPr>
+        <w:t>.</w:t>
+      </w:r>
+    </w:p>
+    <w:p>
+      <w:pPr>
+        <w:rPr>
+          <w:color w:val="000000" w:themeColor="text1"/>
+        </w:rPr>
+      </w:pPr>
+      <w:r>
+        <w:rPr>
+          <w:color w:val="000000" w:themeColor="text1"/>
+        </w:rPr>
+        <w:t xml:space="preserve">Today, we are diving into </w:t>
+      </w:r>
+      <w:r>
+        <w:rPr>
+          <w:b/>
+          <w:bCs/>
+          <w:color w:val="000000" w:themeColor="text1"/>
+        </w:rPr>
+        <w:t>String Formatting</w:t>
+      </w:r>
+      <w:r>
+        <w:rPr>
+          <w:color w:val="000000" w:themeColor="text1"/>
+        </w:rPr>
+        <w:t xml:space="preserve">. We are going to look at the old, broken ways people used to do this, and then I will show you the modern FAANG standard: the </w:t>
+      </w:r>
+      <w:r>
+        <w:rPr>
+          <w:b/>
+          <w:bCs/>
+          <w:color w:val="000000" w:themeColor="text1"/>
+        </w:rPr>
+        <w:t>f-string</w:t>
+      </w:r>
+      <w:r>
+        <w:rPr>
+          <w:color w:val="000000" w:themeColor="text1"/>
+        </w:rPr>
+        <w:t>.</w:t>
+      </w:r>
+    </w:p>
+    <w:p>
+      <w:pPr>
+        <w:rPr>
+          <w:b/>
+          <w:bCs/>
+          <w:color w:val="000000" w:themeColor="text1"/>
+        </w:rPr>
+      </w:pPr>
+      <w:r>
+        <w:rPr>
+          <w:b/>
+          <w:bCs/>
+          <w:color w:val="000000" w:themeColor="text1"/>
+        </w:rPr>
+        <w:t>The Problem: Mixing Text and Data</w:t>
+      </w:r>
+    </w:p>
+    <w:p>
+      <w:pPr>
+        <w:rPr>
+          <w:color w:val="000000" w:themeColor="text1"/>
+        </w:rPr>
+      </w:pPr>
+      <w:r>
+        <w:rPr>
+          <w:color w:val="000000" w:themeColor="text1"/>
+        </w:rPr>
+        <w:t>Let's say we have two variables sitting in our Stack, pointing to data in our Heap:</w:t>
+      </w:r>
+    </w:p>
+    <w:p>
+      <w:pPr>
+        <w:rPr>
+          <w:color w:val="000000" w:themeColor="text1"/>
+        </w:rPr>
+      </w:pPr>
+      <w:r>
+        <w:rPr>
+          <w:color w:val="000000" w:themeColor="text1"/>
+        </w:rPr>
+        <w:t>Python</w:t>
+      </w:r>
+    </w:p>
+    <w:p>
+      <w:pPr>
+        <w:rPr>
+          <w:color w:val="000000" w:themeColor="text1"/>
+        </w:rPr>
+      </w:pPr>
+      <w:proofErr w:type="spellStart"/>
+      <w:r>
+        <w:rPr>
+          <w:color w:val="000000" w:themeColor="text1"/>
+        </w:rPr>
+        <w:t>player_name</w:t>
+      </w:r>
+      <w:proofErr w:type="spellEnd"/>
+      <w:r>
+        <w:rPr>
+          <w:color w:val="000000" w:themeColor="text1"/>
+        </w:rPr>
+        <w:t xml:space="preserve"> = "</w:t>
+      </w:r>
+      <w:proofErr w:type="spellStart"/>
+      <w:r>
+        <w:rPr>
+          <w:color w:val="000000" w:themeColor="text1"/>
+        </w:rPr>
+        <w:t>Adeal</w:t>
+      </w:r>
+      <w:proofErr w:type="spellEnd"/>
+      <w:proofErr w:type="gramStart"/>
+      <w:r>
+        <w:rPr>
+          <w:color w:val="000000" w:themeColor="text1"/>
+        </w:rPr>
+        <w:t>"  #</w:t>
+      </w:r>
+      <w:proofErr w:type="gramEnd"/>
+      <w:r>
+        <w:rPr>
+          <w:color w:val="000000" w:themeColor="text1"/>
+        </w:rPr>
+        <w:t xml:space="preserve"> A String</w:t>
+      </w:r>
+    </w:p>
+    <w:p>
+      <w:pPr>
+        <w:rPr>
+          <w:color w:val="000000" w:themeColor="text1"/>
+        </w:rPr>
+      </w:pPr>
+      <w:r>
+        <w:rPr>
+          <w:color w:val="000000" w:themeColor="text1"/>
+        </w:rPr>
+        <w:t>score = 100            # An Integer</w:t>
+      </w:r>
+    </w:p>
+    <w:p>
+      <w:pPr>
+        <w:rPr>
+          <w:color w:val="000000" w:themeColor="text1"/>
+        </w:rPr>
+      </w:pPr>
+      <w:r>
+        <w:rPr>
+          <w:color w:val="000000" w:themeColor="text1"/>
+        </w:rPr>
+        <w:t xml:space="preserve">We want to print: </w:t>
+      </w:r>
+      <w:proofErr w:type="spellStart"/>
+      <w:r>
+        <w:rPr>
+          <w:color w:val="000000" w:themeColor="text1"/>
+        </w:rPr>
+        <w:t>Adeal</w:t>
+      </w:r>
+      <w:proofErr w:type="spellEnd"/>
+      <w:r>
+        <w:rPr>
+          <w:color w:val="000000" w:themeColor="text1"/>
+        </w:rPr>
+        <w:t xml:space="preserve"> has 100 points.</w:t>
+      </w:r>
+    </w:p>
+    <w:p>
+      <w:pPr>
+        <w:rPr>
+          <w:b/>
+          <w:bCs/>
+          <w:color w:val="000000" w:themeColor="text1"/>
+        </w:rPr>
+      </w:pPr>
+      <w:r>
+        <w:rPr>
+          <w:b/>
+          <w:bCs/>
+          <w:color w:val="000000" w:themeColor="text1"/>
+        </w:rPr>
+        <w:t>The Old, Clunky Way (Concatenation)</w:t>
+      </w:r>
+    </w:p>
+    <w:p>
+      <w:pPr>
+        <w:rPr>
+          <w:color w:val="000000" w:themeColor="text1"/>
+        </w:rPr>
+      </w:pPr>
+      <w:r>
+        <w:rPr>
+          <w:color w:val="000000" w:themeColor="text1"/>
+        </w:rPr>
+        <w:t>In the early days of Python, developers glued text and variables together using the + math symbol. This is called concatenation.</w:t>
+      </w:r>
+    </w:p>
+    <w:p>
+      <w:pPr>
+        <w:rPr>
+          <w:color w:val="000000" w:themeColor="text1"/>
+        </w:rPr>
+      </w:pPr>
+      <w:r>
+        <w:rPr>
+          <w:color w:val="000000" w:themeColor="text1"/>
+        </w:rPr>
+        <w:t>Python</w:t>
+      </w:r>
+    </w:p>
+    <w:p>
+      <w:pPr>
+        <w:rPr>
+          <w:color w:val="000000" w:themeColor="text1"/>
+        </w:rPr>
+      </w:pPr>
+      <w:proofErr w:type="gramStart"/>
+      <w:r>
+        <w:rPr>
+          <w:color w:val="000000" w:themeColor="text1"/>
+        </w:rPr>
+        <w:t>print(</w:t>
+      </w:r>
+      <w:proofErr w:type="spellStart"/>
+      <w:proofErr w:type="gramEnd"/>
+      <w:r>
+        <w:rPr>
+          <w:color w:val="000000" w:themeColor="text1"/>
+        </w:rPr>
+        <w:t>player_name</w:t>
+      </w:r>
+      <w:proofErr w:type="spellEnd"/>
+      <w:r>
+        <w:rPr>
+          <w:color w:val="000000" w:themeColor="text1"/>
+        </w:rPr>
+        <w:t xml:space="preserve"> + " has " + score + " points.") </w:t>
+      </w:r>
+    </w:p>
+    <w:p>
+      <w:pPr>
+        <w:rPr>
+          <w:color w:val="000000" w:themeColor="text1"/>
+        </w:rPr>
+      </w:pPr>
+      <w:r>
+        <w:rPr>
+          <w:color w:val="000000" w:themeColor="text1"/>
+        </w:rPr>
+        <w:t xml:space="preserve">If you run this, </w:t>
+      </w:r>
+      <w:r>
+        <w:rPr>
+          <w:b/>
+          <w:bCs/>
+          <w:color w:val="000000" w:themeColor="text1"/>
+        </w:rPr>
+        <w:t>your program will crash.</w:t>
+      </w:r>
+      <w:r>
+        <w:rPr>
+          <w:color w:val="000000" w:themeColor="text1"/>
+        </w:rPr>
+        <w:t xml:space="preserve"> Python will throw a </w:t>
+      </w:r>
+      <w:proofErr w:type="spellStart"/>
+      <w:r>
+        <w:rPr>
+          <w:color w:val="000000" w:themeColor="text1"/>
+        </w:rPr>
+        <w:t>TypeError</w:t>
+      </w:r>
+      <w:proofErr w:type="spellEnd"/>
+      <w:r>
+        <w:rPr>
+          <w:color w:val="000000" w:themeColor="text1"/>
+        </w:rPr>
+        <w:t>.</w:t>
+      </w:r>
+    </w:p>
+    <w:p>
+      <w:pPr>
+        <w:rPr>
+          <w:color w:val="000000" w:themeColor="text1"/>
+        </w:rPr>
+      </w:pPr>
+      <w:r>
+        <w:rPr>
+          <w:color w:val="000000" w:themeColor="text1"/>
+        </w:rPr>
+        <w:t xml:space="preserve">Why? Because Python is strictly typed. It looks at the + sign and panics. It says: </w:t>
+      </w:r>
+      <w:r>
+        <w:rPr>
+          <w:i/>
+          <w:iCs/>
+          <w:color w:val="000000" w:themeColor="text1"/>
+        </w:rPr>
+        <w:t>"You are asking me to do math between text ('</w:t>
+      </w:r>
+      <w:proofErr w:type="spellStart"/>
+      <w:r>
+        <w:rPr>
+          <w:i/>
+          <w:iCs/>
+          <w:color w:val="000000" w:themeColor="text1"/>
+        </w:rPr>
+        <w:t>Adeal</w:t>
+      </w:r>
+      <w:proofErr w:type="spellEnd"/>
+      <w:r>
+        <w:rPr>
+          <w:i/>
+          <w:iCs/>
+          <w:color w:val="000000" w:themeColor="text1"/>
+        </w:rPr>
+        <w:t>') and a raw number (100). I cannot add words and math together!"</w:t>
+      </w:r>
+    </w:p>
+    <w:p>
+      <w:pPr>
+        <w:rPr>
+          <w:color w:val="000000" w:themeColor="text1"/>
+        </w:rPr>
+      </w:pPr>
+      <w:r>
+        <w:rPr>
+          <w:color w:val="000000" w:themeColor="text1"/>
+        </w:rPr>
+        <w:lastRenderedPageBreak/>
+        <w:t xml:space="preserve">To fix this, older developers had to manually wrap every number in a string converter machine called </w:t>
+      </w:r>
+      <w:proofErr w:type="gramStart"/>
+      <w:r>
+        <w:rPr>
+          <w:color w:val="000000" w:themeColor="text1"/>
+        </w:rPr>
+        <w:t>str(</w:t>
+      </w:r>
+      <w:proofErr w:type="gramEnd"/>
+      <w:r>
+        <w:rPr>
+          <w:color w:val="000000" w:themeColor="text1"/>
+        </w:rPr>
+        <w:t>), like this: str(score). It made the code incredibly ugly and hard to read.</w:t>
+      </w:r>
+    </w:p>
+    <w:p>
+      <w:pPr>
+        <w:rPr>
+          <w:b/>
+          <w:bCs/>
+          <w:color w:val="000000" w:themeColor="text1"/>
+        </w:rPr>
+      </w:pPr>
+      <w:r>
+        <w:rPr>
+          <w:b/>
+          <w:bCs/>
+          <w:color w:val="000000" w:themeColor="text1"/>
+        </w:rPr>
+        <w:t>The FAANG Standard: The f-string</w:t>
+      </w:r>
+    </w:p>
+    <w:p>
+      <w:pPr>
+        <w:rPr>
+          <w:color w:val="000000" w:themeColor="text1"/>
+        </w:rPr>
+      </w:pPr>
+      <w:r>
+        <w:rPr>
+          <w:color w:val="000000" w:themeColor="text1"/>
+        </w:rPr>
+        <w:t xml:space="preserve">In Python 3.6, the creators of Python introduced a masterpiece: </w:t>
+      </w:r>
+      <w:r>
+        <w:rPr>
+          <w:b/>
+          <w:bCs/>
+          <w:color w:val="000000" w:themeColor="text1"/>
+        </w:rPr>
+        <w:t>Formatted String Literals</w:t>
+      </w:r>
+      <w:r>
+        <w:rPr>
+          <w:color w:val="000000" w:themeColor="text1"/>
+        </w:rPr>
+        <w:t xml:space="preserve">, known as </w:t>
+      </w:r>
+      <w:r>
+        <w:rPr>
+          <w:b/>
+          <w:bCs/>
+          <w:color w:val="000000" w:themeColor="text1"/>
+        </w:rPr>
+        <w:t>f-strings</w:t>
+      </w:r>
+      <w:r>
+        <w:rPr>
+          <w:color w:val="000000" w:themeColor="text1"/>
+        </w:rPr>
+        <w:t xml:space="preserve">. This is the </w:t>
+      </w:r>
+      <w:r>
+        <w:rPr>
+          <w:i/>
+          <w:iCs/>
+          <w:color w:val="000000" w:themeColor="text1"/>
+        </w:rPr>
+        <w:t>only</w:t>
+      </w:r>
+      <w:r>
+        <w:rPr>
+          <w:color w:val="000000" w:themeColor="text1"/>
+        </w:rPr>
+        <w:t xml:space="preserve"> way you should combine text and variables today.</w:t>
+      </w:r>
+    </w:p>
+    <w:p>
+      <w:pPr>
+        <w:rPr>
+          <w:color w:val="000000" w:themeColor="text1"/>
+        </w:rPr>
+      </w:pPr>
+      <w:r>
+        <w:rPr>
+          <w:color w:val="000000" w:themeColor="text1"/>
+        </w:rPr>
+        <w:t>Here is how you write it:</w:t>
+      </w:r>
+    </w:p>
+    <w:p>
+      <w:pPr>
+        <w:rPr>
+          <w:color w:val="000000" w:themeColor="text1"/>
+        </w:rPr>
+      </w:pPr>
+      <w:r>
+        <w:rPr>
+          <w:color w:val="000000" w:themeColor="text1"/>
+        </w:rPr>
+        <w:t>Python</w:t>
+      </w:r>
+    </w:p>
+    <w:p>
+      <w:pPr>
+        <w:rPr>
+          <w:color w:val="000000" w:themeColor="text1"/>
+        </w:rPr>
+      </w:pPr>
+      <w:proofErr w:type="spellStart"/>
+      <w:r>
+        <w:rPr>
+          <w:color w:val="000000" w:themeColor="text1"/>
+        </w:rPr>
+        <w:t>player_name</w:t>
+      </w:r>
+      <w:proofErr w:type="spellEnd"/>
+      <w:r>
+        <w:rPr>
+          <w:color w:val="000000" w:themeColor="text1"/>
+        </w:rPr>
+        <w:t xml:space="preserve"> = "</w:t>
+      </w:r>
+      <w:proofErr w:type="spellStart"/>
+      <w:r>
+        <w:rPr>
+          <w:color w:val="000000" w:themeColor="text1"/>
+        </w:rPr>
+        <w:t>Adeal</w:t>
+      </w:r>
+      <w:proofErr w:type="spellEnd"/>
+      <w:r>
+        <w:rPr>
+          <w:color w:val="000000" w:themeColor="text1"/>
+        </w:rPr>
+        <w:t>"</w:t>
+      </w:r>
+    </w:p>
+    <w:p>
+      <w:pPr>
+        <w:rPr>
+          <w:color w:val="000000" w:themeColor="text1"/>
+        </w:rPr>
+      </w:pPr>
+      <w:r>
+        <w:rPr>
+          <w:color w:val="000000" w:themeColor="text1"/>
+        </w:rPr>
+        <w:t>score = 100</w:t>
+      </w:r>
+    </w:p>
+    <w:p>
+      <w:pPr>
+        <w:rPr>
+          <w:color w:val="000000" w:themeColor="text1"/>
+        </w:rPr>
+      </w:pPr>
+    </w:p>
+    <w:p>
+      <w:pPr>
+        <w:rPr>
+          <w:color w:val="000000" w:themeColor="text1"/>
+        </w:rPr>
+      </w:pPr>
+      <w:r>
+        <w:rPr>
+          <w:color w:val="000000" w:themeColor="text1"/>
+        </w:rPr>
+        <w:t>print(f"{</w:t>
+      </w:r>
+      <w:proofErr w:type="spellStart"/>
+      <w:r>
+        <w:rPr>
+          <w:color w:val="000000" w:themeColor="text1"/>
+        </w:rPr>
+        <w:t>player_name</w:t>
+      </w:r>
+      <w:proofErr w:type="spellEnd"/>
+      <w:r>
+        <w:rPr>
+          <w:color w:val="000000" w:themeColor="text1"/>
+        </w:rPr>
+        <w:t>} has {score} points.")</w:t>
+      </w:r>
+    </w:p>
+    <w:p>
+      <w:pPr>
+        <w:rPr>
+          <w:color w:val="000000" w:themeColor="text1"/>
+        </w:rPr>
+      </w:pPr>
+      <w:r>
+        <w:rPr>
+          <w:color w:val="000000" w:themeColor="text1"/>
+        </w:rPr>
+        <w:t>Let’s go deep into the mechanics of why this works and what it is actually doing in memory.</w:t>
+      </w:r>
+    </w:p>
+    <w:p>
+      <w:pPr>
+        <w:rPr>
+          <w:b/>
+          <w:bCs/>
+          <w:color w:val="000000" w:themeColor="text1"/>
+        </w:rPr>
+      </w:pPr>
+      <w:r>
+        <w:rPr>
+          <w:b/>
+          <w:bCs/>
+          <w:color w:val="000000" w:themeColor="text1"/>
+        </w:rPr>
+        <w:t>The Mechanics of the f-string</w:t>
+      </w:r>
+    </w:p>
+    <w:p>
+      <w:pPr>
+        <w:numPr>
+          <w:ilvl w:val="0"/>
+          <w:numId w:val="26"/>
+        </w:numPr>
+        <w:rPr>
+          <w:color w:val="000000" w:themeColor="text1"/>
+        </w:rPr>
+      </w:pPr>
+      <w:r>
+        <w:rPr>
+          <w:b/>
+          <w:bCs/>
+          <w:color w:val="000000" w:themeColor="text1"/>
+        </w:rPr>
+        <w:t>The f Trigger:</w:t>
+      </w:r>
+      <w:r>
+        <w:rPr>
+          <w:color w:val="000000" w:themeColor="text1"/>
+        </w:rPr>
+        <w:t xml:space="preserve"> Notice the letter f sitting directly outside the quotation marks. This is a command to Python. Normally, anything inside quotes is treated as "dumb text"—Python just blindly prints it. But the f tells Python: </w:t>
+      </w:r>
+      <w:r>
+        <w:rPr>
+          <w:i/>
+          <w:iCs/>
+          <w:color w:val="000000" w:themeColor="text1"/>
+        </w:rPr>
+        <w:t>"Stop! Do not treat this as dumb text. Scan the inside of these quotes for hidden portals."</w:t>
+      </w:r>
+    </w:p>
+    <w:p>
+      <w:pPr>
+        <w:numPr>
+          <w:ilvl w:val="0"/>
+          <w:numId w:val="26"/>
+        </w:numPr>
+        <w:rPr>
+          <w:color w:val="000000" w:themeColor="text1"/>
+        </w:rPr>
+      </w:pPr>
+      <w:r>
+        <w:rPr>
+          <w:b/>
+          <w:bCs/>
+          <w:color w:val="000000" w:themeColor="text1"/>
+        </w:rPr>
+        <w:t>The {} Portals:</w:t>
+      </w:r>
+      <w:r>
+        <w:rPr>
+          <w:color w:val="000000" w:themeColor="text1"/>
+        </w:rPr>
+        <w:t xml:space="preserve"> The curly braces {} act as live windows looking directly into your Stack memory.</w:t>
+      </w:r>
+    </w:p>
+    <w:p>
+      <w:pPr>
+        <w:numPr>
+          <w:ilvl w:val="0"/>
+          <w:numId w:val="26"/>
+        </w:numPr>
+        <w:rPr>
+          <w:color w:val="000000" w:themeColor="text1"/>
+        </w:rPr>
+      </w:pPr>
+      <w:r>
+        <w:rPr>
+          <w:b/>
+          <w:bCs/>
+          <w:color w:val="000000" w:themeColor="text1"/>
+        </w:rPr>
+        <w:t>The Extraction:</w:t>
+      </w:r>
+      <w:r>
+        <w:rPr>
+          <w:color w:val="000000" w:themeColor="text1"/>
+        </w:rPr>
+        <w:t xml:space="preserve"> When Python scans the text and finds {</w:t>
+      </w:r>
+      <w:proofErr w:type="spellStart"/>
+      <w:r>
+        <w:rPr>
+          <w:color w:val="000000" w:themeColor="text1"/>
+        </w:rPr>
+        <w:t>player_name</w:t>
+      </w:r>
+      <w:proofErr w:type="spellEnd"/>
+      <w:r>
+        <w:rPr>
+          <w:color w:val="000000" w:themeColor="text1"/>
+        </w:rPr>
+        <w:t xml:space="preserve">}, it reaches through that window, goes into the Stack, finds the name tag </w:t>
+      </w:r>
+      <w:proofErr w:type="spellStart"/>
+      <w:r>
+        <w:rPr>
+          <w:color w:val="000000" w:themeColor="text1"/>
+        </w:rPr>
+        <w:t>player_name</w:t>
+      </w:r>
+      <w:proofErr w:type="spellEnd"/>
+      <w:r>
+        <w:rPr>
+          <w:color w:val="000000" w:themeColor="text1"/>
+        </w:rPr>
+        <w:t>, follows the pointer to the Heap, grabs the string "</w:t>
+      </w:r>
+      <w:proofErr w:type="spellStart"/>
+      <w:r>
+        <w:rPr>
+          <w:color w:val="000000" w:themeColor="text1"/>
+        </w:rPr>
+        <w:t>Adeal</w:t>
+      </w:r>
+      <w:proofErr w:type="spellEnd"/>
+      <w:r>
+        <w:rPr>
+          <w:color w:val="000000" w:themeColor="text1"/>
+        </w:rPr>
+        <w:t>", and injects it into the text.</w:t>
+      </w:r>
+    </w:p>
+    <w:p>
+      <w:pPr>
+        <w:numPr>
+          <w:ilvl w:val="0"/>
+          <w:numId w:val="26"/>
+        </w:numPr>
+        <w:rPr>
+          <w:color w:val="000000" w:themeColor="text1"/>
+        </w:rPr>
+      </w:pPr>
+      <w:r>
+        <w:rPr>
+          <w:b/>
+          <w:bCs/>
+          <w:color w:val="000000" w:themeColor="text1"/>
+        </w:rPr>
+        <w:t>The Automatic Conversion:</w:t>
+      </w:r>
+      <w:r>
+        <w:rPr>
+          <w:color w:val="000000" w:themeColor="text1"/>
+        </w:rPr>
+        <w:t xml:space="preserve"> When it hits {score}, it grabs the integer 100 from the Heap. Because it is an f-string, Python </w:t>
+      </w:r>
+      <w:r>
+        <w:rPr>
+          <w:i/>
+          <w:iCs/>
+          <w:color w:val="000000" w:themeColor="text1"/>
+        </w:rPr>
+        <w:t>automatically</w:t>
+      </w:r>
+      <w:r>
+        <w:rPr>
+          <w:color w:val="000000" w:themeColor="text1"/>
+        </w:rPr>
+        <w:t xml:space="preserve"> converts the integer into a text string behind the scenes so the program doesn't crash.</w:t>
+      </w:r>
+    </w:p>
+    <w:p>
+      <w:pPr>
+        <w:rPr>
+          <w:b/>
+          <w:bCs/>
+          <w:color w:val="000000" w:themeColor="text1"/>
+        </w:rPr>
+      </w:pPr>
+      <w:r>
+        <w:rPr>
+          <w:b/>
+          <w:bCs/>
+          <w:color w:val="000000" w:themeColor="text1"/>
+        </w:rPr>
+        <w:t>The Hidden Power of f-strings</w:t>
+      </w:r>
+    </w:p>
+    <w:p>
+      <w:pPr>
+        <w:rPr>
+          <w:color w:val="000000" w:themeColor="text1"/>
+        </w:rPr>
+      </w:pPr>
+      <w:r>
+        <w:rPr>
+          <w:color w:val="000000" w:themeColor="text1"/>
+        </w:rPr>
+        <w:t xml:space="preserve">Because the {} are live portals to your computer's brain, you don't just have to put variable names inside them. You can put </w:t>
+      </w:r>
+      <w:r>
+        <w:rPr>
+          <w:b/>
+          <w:bCs/>
+          <w:color w:val="000000" w:themeColor="text1"/>
+        </w:rPr>
+        <w:t>actual math and logic</w:t>
+      </w:r>
+      <w:r>
+        <w:rPr>
+          <w:color w:val="000000" w:themeColor="text1"/>
+        </w:rPr>
+        <w:t xml:space="preserve"> inside the braces, and Python will calculate it </w:t>
+      </w:r>
+      <w:r>
+        <w:rPr>
+          <w:i/>
+          <w:iCs/>
+          <w:color w:val="000000" w:themeColor="text1"/>
+        </w:rPr>
+        <w:t>before</w:t>
+      </w:r>
+      <w:r>
+        <w:rPr>
+          <w:color w:val="000000" w:themeColor="text1"/>
+        </w:rPr>
+        <w:t xml:space="preserve"> it prints the sentence.</w:t>
+      </w:r>
+    </w:p>
+    <w:p>
+      <w:pPr>
+        <w:rPr>
+          <w:color w:val="000000" w:themeColor="text1"/>
+        </w:rPr>
+      </w:pPr>
+      <w:r>
+        <w:rPr>
+          <w:color w:val="000000" w:themeColor="text1"/>
+        </w:rPr>
+        <w:t>Look at this:</w:t>
+      </w:r>
+    </w:p>
+    <w:p>
+      <w:pPr>
+        <w:rPr>
+          <w:color w:val="000000" w:themeColor="text1"/>
+        </w:rPr>
+      </w:pPr>
+      <w:r>
+        <w:rPr>
+          <w:color w:val="000000" w:themeColor="text1"/>
+        </w:rPr>
+        <w:t>Python</w:t>
+      </w:r>
+    </w:p>
+    <w:p>
+      <w:pPr>
+        <w:rPr>
+          <w:color w:val="000000" w:themeColor="text1"/>
+        </w:rPr>
+      </w:pPr>
+      <w:r>
+        <w:rPr>
+          <w:color w:val="000000" w:themeColor="text1"/>
+        </w:rPr>
+        <w:t>score = 100</w:t>
+      </w:r>
+    </w:p>
+    <w:p>
+      <w:pPr>
+        <w:rPr>
+          <w:color w:val="000000" w:themeColor="text1"/>
+        </w:rPr>
+      </w:pPr>
+    </w:p>
+    <w:p>
+      <w:pPr>
+        <w:rPr>
+          <w:color w:val="000000" w:themeColor="text1"/>
+        </w:rPr>
+      </w:pPr>
+      <w:proofErr w:type="gramStart"/>
+      <w:r>
+        <w:rPr>
+          <w:color w:val="000000" w:themeColor="text1"/>
+        </w:rPr>
+        <w:t>print(</w:t>
+      </w:r>
+      <w:proofErr w:type="spellStart"/>
+      <w:proofErr w:type="gramEnd"/>
+      <w:r>
+        <w:rPr>
+          <w:color w:val="000000" w:themeColor="text1"/>
+        </w:rPr>
+        <w:t>f"Double</w:t>
+      </w:r>
+      <w:proofErr w:type="spellEnd"/>
+      <w:r>
+        <w:rPr>
+          <w:color w:val="000000" w:themeColor="text1"/>
+        </w:rPr>
+        <w:t xml:space="preserve"> the score is {score * 2}.")</w:t>
+      </w:r>
+    </w:p>
+    <w:p>
+      <w:pPr>
+        <w:rPr>
+          <w:color w:val="000000" w:themeColor="text1"/>
+        </w:rPr>
+      </w:pPr>
+      <w:r>
+        <w:rPr>
+          <w:b/>
+          <w:bCs/>
+          <w:color w:val="000000" w:themeColor="text1"/>
+        </w:rPr>
+        <w:t>Output:</w:t>
+      </w:r>
+      <w:r>
+        <w:rPr>
+          <w:color w:val="000000" w:themeColor="text1"/>
+        </w:rPr>
+        <w:t xml:space="preserve"> Double the score is 200.</w:t>
+      </w:r>
+    </w:p>
+    <w:p>
+      <w:pPr>
+        <w:rPr>
+          <w:color w:val="000000" w:themeColor="text1"/>
+        </w:rPr>
+      </w:pPr>
+      <w:r>
+        <w:rPr>
+          <w:color w:val="000000" w:themeColor="text1"/>
+        </w:rPr>
+        <w:t>Python goes into the {} portal, does the multiplication operation on the processor, gets the result, turns it into text, and prints it.</w:t>
+      </w:r>
+    </w:p>
+    <w:p>
+      <w:pPr>
+        <w:rPr>
+          <w:b/>
+          <w:bCs/>
+          <w:color w:val="000000" w:themeColor="text1"/>
+        </w:rPr>
+      </w:pPr>
+      <w:r>
+        <w:rPr>
+          <w:b/>
+          <w:bCs/>
+          <w:color w:val="000000" w:themeColor="text1"/>
+        </w:rPr>
+        <w:t>Formatting Decimals (The ML Use Case)</w:t>
+      </w:r>
+    </w:p>
+    <w:p>
+      <w:pPr>
+        <w:rPr>
+          <w:color w:val="000000" w:themeColor="text1"/>
+        </w:rPr>
+      </w:pPr>
+      <w:r>
+        <w:rPr>
+          <w:color w:val="000000" w:themeColor="text1"/>
+        </w:rPr>
+        <w:lastRenderedPageBreak/>
+        <w:t>As an ML engineer, your models will often spit out crazy, long numbers like 0.849382749. You don't want to print all of that to the user. F-strings have a secret mini-language inside them to control how things look.</w:t>
+      </w:r>
+    </w:p>
+    <w:p>
+      <w:pPr>
+        <w:rPr>
+          <w:color w:val="000000" w:themeColor="text1"/>
+        </w:rPr>
+      </w:pPr>
+      <w:r>
+        <w:rPr>
+          <w:color w:val="000000" w:themeColor="text1"/>
+        </w:rPr>
+        <w:t>Python</w:t>
+      </w:r>
+    </w:p>
+    <w:p>
+      <w:pPr>
+        <w:rPr>
+          <w:color w:val="000000" w:themeColor="text1"/>
+        </w:rPr>
+      </w:pPr>
+      <w:r>
+        <w:rPr>
+          <w:color w:val="000000" w:themeColor="text1"/>
+        </w:rPr>
+        <w:t>accuracy = 0.849382749</w:t>
+      </w:r>
+    </w:p>
+    <w:p>
+      <w:pPr>
+        <w:rPr>
+          <w:color w:val="000000" w:themeColor="text1"/>
+        </w:rPr>
+      </w:pPr>
+    </w:p>
+    <w:p>
+      <w:pPr>
+        <w:rPr>
+          <w:color w:val="000000" w:themeColor="text1"/>
+        </w:rPr>
+      </w:pPr>
+      <w:r>
+        <w:rPr>
+          <w:color w:val="000000" w:themeColor="text1"/>
+        </w:rPr>
+        <w:t xml:space="preserve"># </w:t>
+      </w:r>
+      <w:proofErr w:type="gramStart"/>
+      <w:r>
+        <w:rPr>
+          <w:color w:val="000000" w:themeColor="text1"/>
+        </w:rPr>
+        <w:t>The :</w:t>
+      </w:r>
+      <w:proofErr w:type="gramEnd"/>
+      <w:r>
+        <w:rPr>
+          <w:color w:val="000000" w:themeColor="text1"/>
+        </w:rPr>
+        <w:t xml:space="preserve">.2f tells Python </w:t>
+      </w:r>
+      <w:proofErr w:type="gramStart"/>
+      <w:r>
+        <w:rPr>
+          <w:color w:val="000000" w:themeColor="text1"/>
+        </w:rPr>
+        <w:t>"format</w:t>
+      </w:r>
+      <w:proofErr w:type="gramEnd"/>
+      <w:r>
+        <w:rPr>
+          <w:color w:val="000000" w:themeColor="text1"/>
+        </w:rPr>
+        <w:t xml:space="preserve"> this as a Float, but chop it off after 2 decimal places"</w:t>
+      </w:r>
+    </w:p>
+    <w:p>
+      <w:pPr>
+        <w:rPr>
+          <w:color w:val="000000" w:themeColor="text1"/>
+        </w:rPr>
+      </w:pPr>
+      <w:proofErr w:type="gramStart"/>
+      <w:r>
+        <w:rPr>
+          <w:color w:val="000000" w:themeColor="text1"/>
+        </w:rPr>
+        <w:t>print(</w:t>
+      </w:r>
+      <w:proofErr w:type="spellStart"/>
+      <w:proofErr w:type="gramEnd"/>
+      <w:r>
+        <w:rPr>
+          <w:color w:val="000000" w:themeColor="text1"/>
+        </w:rPr>
+        <w:t>f"The</w:t>
+      </w:r>
+      <w:proofErr w:type="spellEnd"/>
+      <w:r>
+        <w:rPr>
+          <w:color w:val="000000" w:themeColor="text1"/>
+        </w:rPr>
+        <w:t xml:space="preserve"> model's accuracy is {accuracy:.2f}")</w:t>
+      </w:r>
+    </w:p>
+    <w:p>
+      <w:pPr>
+        <w:rPr>
+          <w:color w:val="000000" w:themeColor="text1"/>
+        </w:rPr>
+      </w:pPr>
+      <w:r>
+        <w:rPr>
+          <w:b/>
+          <w:bCs/>
+          <w:color w:val="000000" w:themeColor="text1"/>
+        </w:rPr>
+        <w:t>Output:</w:t>
+      </w:r>
+      <w:r>
+        <w:rPr>
+          <w:color w:val="000000" w:themeColor="text1"/>
+        </w:rPr>
+        <w:t xml:space="preserve"> The model's accuracy is 0.85</w:t>
+      </w:r>
+    </w:p>
+    <w:p>
+      <w:pPr>
+        <w:rPr>
+          <w:color w:val="000000" w:themeColor="text1"/>
+        </w:rPr>
+      </w:pPr>
+      <w:r>
+        <w:rPr>
+          <w:color w:val="000000" w:themeColor="text1"/>
+        </w:rPr>
+        <w:t>You now know how to output data perfectly. But a program is a two-way street. It shouldn't just talk to the user; it needs to listen to them.</w:t>
+      </w:r>
+    </w:p>
+    <w:p>
+      <w:pPr>
+        <w:rPr>
+          <w:color w:val="000000" w:themeColor="text1"/>
+        </w:rPr>
+      </w:pPr>
     </w:p>
     <w:p>
       <w:pPr>
@@ -9762,7 +10875,7 @@
     <w:p/>
     <w:sectPr>
       <w:pgSz w:w="11906" w:h="16838"/>
-      <w:pgMar w:top="1440" w:right="1440" w:bottom="1440" w:left="1440" w:header="708" w:footer="708" w:gutter="0"/>
+      <w:pgMar w:top="1440" w:right="707" w:bottom="993" w:left="709" w:header="708" w:footer="708" w:gutter="0"/>
       <w:cols w:space="708"/>
       <w:docGrid w:linePitch="360"/>
     </w:sectPr>
@@ -10934,6 +12047,119 @@
     </w:lvl>
   </w:abstractNum>
   <w:abstractNum w:abstractNumId="9" w15:restartNumberingAfterBreak="0">
+    <w:nsid w:val="2BF5247C"/>
+    <w:multiLevelType w:val="multilevel"/>
+    <w:tmpl w:val="DAA80C4E"/>
+    <w:lvl w:ilvl="0">
+      <w:start w:val="1"/>
+      <w:numFmt w:val="decimal"/>
+      <w:lvlText w:val="%1."/>
+      <w:lvlJc w:val="left"/>
+      <w:pPr>
+        <w:tabs>
+          <w:tab w:val="num" w:pos="720"/>
+        </w:tabs>
+        <w:ind w:left="720" w:hanging="360"/>
+      </w:pPr>
+    </w:lvl>
+    <w:lvl w:ilvl="1" w:tentative="1">
+      <w:start w:val="1"/>
+      <w:numFmt w:val="decimal"/>
+      <w:lvlText w:val="%2."/>
+      <w:lvlJc w:val="left"/>
+      <w:pPr>
+        <w:tabs>
+          <w:tab w:val="num" w:pos="1440"/>
+        </w:tabs>
+        <w:ind w:left="1440" w:hanging="360"/>
+      </w:pPr>
+    </w:lvl>
+    <w:lvl w:ilvl="2" w:tentative="1">
+      <w:start w:val="1"/>
+      <w:numFmt w:val="decimal"/>
+      <w:lvlText w:val="%3."/>
+      <w:lvlJc w:val="left"/>
+      <w:pPr>
+        <w:tabs>
+          <w:tab w:val="num" w:pos="2160"/>
+        </w:tabs>
+        <w:ind w:left="2160" w:hanging="360"/>
+      </w:pPr>
+    </w:lvl>
+    <w:lvl w:ilvl="3" w:tentative="1">
+      <w:start w:val="1"/>
+      <w:numFmt w:val="decimal"/>
+      <w:lvlText w:val="%4."/>
+      <w:lvlJc w:val="left"/>
+      <w:pPr>
+        <w:tabs>
+          <w:tab w:val="num" w:pos="2880"/>
+        </w:tabs>
+        <w:ind w:left="2880" w:hanging="360"/>
+      </w:pPr>
+    </w:lvl>
+    <w:lvl w:ilvl="4" w:tentative="1">
+      <w:start w:val="1"/>
+      <w:numFmt w:val="decimal"/>
+      <w:lvlText w:val="%5."/>
+      <w:lvlJc w:val="left"/>
+      <w:pPr>
+        <w:tabs>
+          <w:tab w:val="num" w:pos="3600"/>
+        </w:tabs>
+        <w:ind w:left="3600" w:hanging="360"/>
+      </w:pPr>
+    </w:lvl>
+    <w:lvl w:ilvl="5" w:tentative="1">
+      <w:start w:val="1"/>
+      <w:numFmt w:val="decimal"/>
+      <w:lvlText w:val="%6."/>
+      <w:lvlJc w:val="left"/>
+      <w:pPr>
+        <w:tabs>
+          <w:tab w:val="num" w:pos="4320"/>
+        </w:tabs>
+        <w:ind w:left="4320" w:hanging="360"/>
+      </w:pPr>
+    </w:lvl>
+    <w:lvl w:ilvl="6" w:tentative="1">
+      <w:start w:val="1"/>
+      <w:numFmt w:val="decimal"/>
+      <w:lvlText w:val="%7."/>
+      <w:lvlJc w:val="left"/>
+      <w:pPr>
+        <w:tabs>
+          <w:tab w:val="num" w:pos="5040"/>
+        </w:tabs>
+        <w:ind w:left="5040" w:hanging="360"/>
+      </w:pPr>
+    </w:lvl>
+    <w:lvl w:ilvl="7" w:tentative="1">
+      <w:start w:val="1"/>
+      <w:numFmt w:val="decimal"/>
+      <w:lvlText w:val="%8."/>
+      <w:lvlJc w:val="left"/>
+      <w:pPr>
+        <w:tabs>
+          <w:tab w:val="num" w:pos="5760"/>
+        </w:tabs>
+        <w:ind w:left="5760" w:hanging="360"/>
+      </w:pPr>
+    </w:lvl>
+    <w:lvl w:ilvl="8" w:tentative="1">
+      <w:start w:val="1"/>
+      <w:numFmt w:val="decimal"/>
+      <w:lvlText w:val="%9."/>
+      <w:lvlJc w:val="left"/>
+      <w:pPr>
+        <w:tabs>
+          <w:tab w:val="num" w:pos="6480"/>
+        </w:tabs>
+        <w:ind w:left="6480" w:hanging="360"/>
+      </w:pPr>
+    </w:lvl>
+  </w:abstractNum>
+  <w:abstractNum w:abstractNumId="10" w15:restartNumberingAfterBreak="0">
     <w:nsid w:val="30F5671C"/>
     <w:multiLevelType w:val="multilevel"/>
     <w:tmpl w:val="CDD4DB56"/>
@@ -11082,7 +12308,7 @@
       </w:rPr>
     </w:lvl>
   </w:abstractNum>
-  <w:abstractNum w:abstractNumId="10" w15:restartNumberingAfterBreak="0">
+  <w:abstractNum w:abstractNumId="11" w15:restartNumberingAfterBreak="0">
     <w:nsid w:val="32657EC3"/>
     <w:multiLevelType w:val="multilevel"/>
     <w:tmpl w:val="9F005220"/>
@@ -11231,7 +12457,7 @@
       </w:rPr>
     </w:lvl>
   </w:abstractNum>
-  <w:abstractNum w:abstractNumId="11" w15:restartNumberingAfterBreak="0">
+  <w:abstractNum w:abstractNumId="12" w15:restartNumberingAfterBreak="0">
     <w:nsid w:val="34281421"/>
     <w:multiLevelType w:val="multilevel"/>
     <w:tmpl w:val="FA4A835C"/>
@@ -11380,7 +12606,7 @@
       </w:rPr>
     </w:lvl>
   </w:abstractNum>
-  <w:abstractNum w:abstractNumId="12" w15:restartNumberingAfterBreak="0">
+  <w:abstractNum w:abstractNumId="13" w15:restartNumberingAfterBreak="0">
     <w:nsid w:val="35037B4D"/>
     <w:multiLevelType w:val="multilevel"/>
     <w:tmpl w:val="25A45094"/>
@@ -11529,7 +12755,7 @@
       </w:rPr>
     </w:lvl>
   </w:abstractNum>
-  <w:abstractNum w:abstractNumId="13" w15:restartNumberingAfterBreak="0">
+  <w:abstractNum w:abstractNumId="14" w15:restartNumberingAfterBreak="0">
     <w:nsid w:val="368F3C4C"/>
     <w:multiLevelType w:val="multilevel"/>
     <w:tmpl w:val="EC5E60B6"/>
@@ -11678,7 +12904,7 @@
       </w:rPr>
     </w:lvl>
   </w:abstractNum>
-  <w:abstractNum w:abstractNumId="14" w15:restartNumberingAfterBreak="0">
+  <w:abstractNum w:abstractNumId="15" w15:restartNumberingAfterBreak="0">
     <w:nsid w:val="38525D97"/>
     <w:multiLevelType w:val="multilevel"/>
     <w:tmpl w:val="547C83F2"/>
@@ -11827,7 +13053,7 @@
       </w:rPr>
     </w:lvl>
   </w:abstractNum>
-  <w:abstractNum w:abstractNumId="15" w15:restartNumberingAfterBreak="0">
+  <w:abstractNum w:abstractNumId="16" w15:restartNumberingAfterBreak="0">
     <w:nsid w:val="41907999"/>
     <w:multiLevelType w:val="multilevel"/>
     <w:tmpl w:val="65504056"/>
@@ -11940,7 +13166,7 @@
       </w:pPr>
     </w:lvl>
   </w:abstractNum>
-  <w:abstractNum w:abstractNumId="16" w15:restartNumberingAfterBreak="0">
+  <w:abstractNum w:abstractNumId="17" w15:restartNumberingAfterBreak="0">
     <w:nsid w:val="586610AB"/>
     <w:multiLevelType w:val="multilevel"/>
     <w:tmpl w:val="54AA77F4"/>
@@ -12053,7 +13279,7 @@
       </w:pPr>
     </w:lvl>
   </w:abstractNum>
-  <w:abstractNum w:abstractNumId="17" w15:restartNumberingAfterBreak="0">
+  <w:abstractNum w:abstractNumId="18" w15:restartNumberingAfterBreak="0">
     <w:nsid w:val="5BFC2A2B"/>
     <w:multiLevelType w:val="multilevel"/>
     <w:tmpl w:val="F68044EC"/>
@@ -12166,7 +13392,7 @@
       </w:pPr>
     </w:lvl>
   </w:abstractNum>
-  <w:abstractNum w:abstractNumId="18" w15:restartNumberingAfterBreak="0">
+  <w:abstractNum w:abstractNumId="19" w15:restartNumberingAfterBreak="0">
     <w:nsid w:val="5F436771"/>
     <w:multiLevelType w:val="multilevel"/>
     <w:tmpl w:val="3320C6A2"/>
@@ -12279,7 +13505,7 @@
       </w:pPr>
     </w:lvl>
   </w:abstractNum>
-  <w:abstractNum w:abstractNumId="19" w15:restartNumberingAfterBreak="0">
+  <w:abstractNum w:abstractNumId="20" w15:restartNumberingAfterBreak="0">
     <w:nsid w:val="60E335AB"/>
     <w:multiLevelType w:val="multilevel"/>
     <w:tmpl w:val="22AC81BE"/>
@@ -12392,7 +13618,7 @@
       </w:pPr>
     </w:lvl>
   </w:abstractNum>
-  <w:abstractNum w:abstractNumId="20" w15:restartNumberingAfterBreak="0">
+  <w:abstractNum w:abstractNumId="21" w15:restartNumberingAfterBreak="0">
     <w:nsid w:val="66811F00"/>
     <w:multiLevelType w:val="multilevel"/>
     <w:tmpl w:val="D24C34E4"/>
@@ -12505,7 +13731,7 @@
       </w:pPr>
     </w:lvl>
   </w:abstractNum>
-  <w:abstractNum w:abstractNumId="21" w15:restartNumberingAfterBreak="0">
+  <w:abstractNum w:abstractNumId="22" w15:restartNumberingAfterBreak="0">
     <w:nsid w:val="74967BA0"/>
     <w:multiLevelType w:val="multilevel"/>
     <w:tmpl w:val="022A8502"/>
@@ -12654,7 +13880,7 @@
       </w:rPr>
     </w:lvl>
   </w:abstractNum>
-  <w:abstractNum w:abstractNumId="22" w15:restartNumberingAfterBreak="0">
+  <w:abstractNum w:abstractNumId="23" w15:restartNumberingAfterBreak="0">
     <w:nsid w:val="78F23F18"/>
     <w:multiLevelType w:val="multilevel"/>
     <w:tmpl w:val="91169836"/>
@@ -12767,7 +13993,7 @@
       </w:pPr>
     </w:lvl>
   </w:abstractNum>
-  <w:abstractNum w:abstractNumId="23" w15:restartNumberingAfterBreak="0">
+  <w:abstractNum w:abstractNumId="24" w15:restartNumberingAfterBreak="0">
     <w:nsid w:val="79865D90"/>
     <w:multiLevelType w:val="multilevel"/>
     <w:tmpl w:val="4C8E399E"/>
@@ -12880,7 +14106,7 @@
       </w:pPr>
     </w:lvl>
   </w:abstractNum>
-  <w:abstractNum w:abstractNumId="24" w15:restartNumberingAfterBreak="0">
+  <w:abstractNum w:abstractNumId="25" w15:restartNumberingAfterBreak="0">
     <w:nsid w:val="7A666CB5"/>
     <w:multiLevelType w:val="multilevel"/>
     <w:tmpl w:val="5602EB2E"/>
@@ -13030,7 +14256,7 @@
     </w:lvl>
   </w:abstractNum>
   <w:num w:numId="1" w16cid:durableId="1099566421">
-    <w:abstractNumId w:val="14"/>
+    <w:abstractNumId w:val="15"/>
   </w:num>
   <w:num w:numId="2" w16cid:durableId="2116751180">
     <w:abstractNumId w:val="5"/>
@@ -13039,19 +14265,19 @@
     <w:abstractNumId w:val="3"/>
   </w:num>
   <w:num w:numId="4" w16cid:durableId="49109621">
-    <w:abstractNumId w:val="9"/>
+    <w:abstractNumId w:val="10"/>
   </w:num>
   <w:num w:numId="5" w16cid:durableId="1631398879">
+    <w:abstractNumId w:val="14"/>
+  </w:num>
+  <w:num w:numId="6" w16cid:durableId="1628199336">
     <w:abstractNumId w:val="13"/>
   </w:num>
-  <w:num w:numId="6" w16cid:durableId="1628199336">
-    <w:abstractNumId w:val="12"/>
-  </w:num>
   <w:num w:numId="7" w16cid:durableId="1074161061">
-    <w:abstractNumId w:val="15"/>
+    <w:abstractNumId w:val="16"/>
   </w:num>
   <w:num w:numId="8" w16cid:durableId="1518034576">
-    <w:abstractNumId w:val="22"/>
+    <w:abstractNumId w:val="23"/>
   </w:num>
   <w:num w:numId="9" w16cid:durableId="1561164621">
     <w:abstractNumId w:val="4"/>
@@ -13063,37 +14289,37 @@
     <w:abstractNumId w:val="6"/>
   </w:num>
   <w:num w:numId="12" w16cid:durableId="1559971753">
-    <w:abstractNumId w:val="18"/>
+    <w:abstractNumId w:val="19"/>
   </w:num>
   <w:num w:numId="13" w16cid:durableId="1625500408">
-    <w:abstractNumId w:val="19"/>
+    <w:abstractNumId w:val="20"/>
   </w:num>
   <w:num w:numId="14" w16cid:durableId="1103452895">
     <w:abstractNumId w:val="7"/>
   </w:num>
   <w:num w:numId="15" w16cid:durableId="1325015138">
+    <w:abstractNumId w:val="18"/>
+  </w:num>
+  <w:num w:numId="16" w16cid:durableId="889653411">
+    <w:abstractNumId w:val="21"/>
+  </w:num>
+  <w:num w:numId="17" w16cid:durableId="1952055407">
+    <w:abstractNumId w:val="24"/>
+  </w:num>
+  <w:num w:numId="18" w16cid:durableId="942152649">
     <w:abstractNumId w:val="17"/>
   </w:num>
-  <w:num w:numId="16" w16cid:durableId="889653411">
-    <w:abstractNumId w:val="20"/>
-  </w:num>
-  <w:num w:numId="17" w16cid:durableId="1952055407">
-    <w:abstractNumId w:val="23"/>
-  </w:num>
-  <w:num w:numId="18" w16cid:durableId="942152649">
-    <w:abstractNumId w:val="16"/>
-  </w:num>
   <w:num w:numId="19" w16cid:durableId="157113166">
-    <w:abstractNumId w:val="10"/>
+    <w:abstractNumId w:val="11"/>
   </w:num>
   <w:num w:numId="20" w16cid:durableId="586619119">
-    <w:abstractNumId w:val="21"/>
+    <w:abstractNumId w:val="22"/>
   </w:num>
   <w:num w:numId="21" w16cid:durableId="10840090">
-    <w:abstractNumId w:val="11"/>
+    <w:abstractNumId w:val="12"/>
   </w:num>
   <w:num w:numId="22" w16cid:durableId="1623464123">
-    <w:abstractNumId w:val="24"/>
+    <w:abstractNumId w:val="25"/>
   </w:num>
   <w:num w:numId="23" w16cid:durableId="1779173879">
     <w:abstractNumId w:val="0"/>
@@ -13103,6 +14329,9 @@
   </w:num>
   <w:num w:numId="25" w16cid:durableId="856891005">
     <w:abstractNumId w:val="2"/>
+  </w:num>
+  <w:num w:numId="26" w16cid:durableId="1153520976">
+    <w:abstractNumId w:val="9"/>
   </w:num>
 </w:numbering>
 </file>
@@ -13710,7 +14939,6 @@
   <w:style w:type="character" w:default="1" w:styleId="DefaultParagraphFont">
     <w:name w:val="Default Paragraph Font"/>
     <w:uiPriority w:val="1"/>
-    <w:semiHidden/>
     <w:unhideWhenUsed/>
   </w:style>
   <w:style w:type="table" w:default="1" w:styleId="TableNormal">

--- a/extra notes.docx
+++ b/extra notes.docx
@@ -10840,6 +10840,1370 @@
     <w:p>
       <w:pPr>
         <w:rPr>
+          <w:b/>
+          <w:bCs/>
+          <w:color w:val="EE0000"/>
+          <w:sz w:val="32"/>
+          <w:szCs w:val="32"/>
+        </w:rPr>
+      </w:pPr>
+      <w:r>
+        <w:rPr>
+          <w:b/>
+          <w:bCs/>
+          <w:color w:val="EE0000"/>
+          <w:sz w:val="32"/>
+          <w:szCs w:val="32"/>
+        </w:rPr>
+        <w:t xml:space="preserve">I know how to use </w:t>
+      </w:r>
+      <w:proofErr w:type="gramStart"/>
+      <w:r>
+        <w:rPr>
+          <w:b/>
+          <w:bCs/>
+          <w:color w:val="EE0000"/>
+          <w:sz w:val="32"/>
+          <w:szCs w:val="32"/>
+        </w:rPr>
+        <w:t>print(</w:t>
+      </w:r>
+      <w:proofErr w:type="gramEnd"/>
+      <w:r>
+        <w:rPr>
+          <w:b/>
+          <w:bCs/>
+          <w:color w:val="EE0000"/>
+          <w:sz w:val="32"/>
+          <w:szCs w:val="32"/>
+        </w:rPr>
+        <w:t>) to output data. How do I use Python to pause the program and wait for the user to type something into the keyboard?</w:t>
+      </w:r>
+    </w:p>
+    <w:p>
+      <w:pPr>
+        <w:rPr>
+          <w:b/>
+          <w:bCs/>
+          <w:color w:val="EE0000"/>
+          <w:sz w:val="32"/>
+          <w:szCs w:val="32"/>
+        </w:rPr>
+      </w:pPr>
+      <w:proofErr w:type="gramStart"/>
+      <w:r>
+        <w:rPr>
+          <w:b/>
+          <w:bCs/>
+          <w:color w:val="EE0000"/>
+          <w:sz w:val="32"/>
+          <w:szCs w:val="32"/>
+        </w:rPr>
+        <w:t>Input(</w:t>
+      </w:r>
+      <w:proofErr w:type="gramEnd"/>
+      <w:r>
+        <w:rPr>
+          <w:b/>
+          <w:bCs/>
+          <w:color w:val="EE0000"/>
+          <w:sz w:val="32"/>
+          <w:szCs w:val="32"/>
+        </w:rPr>
+        <w:t xml:space="preserve">) </w:t>
+      </w:r>
+      <w:proofErr w:type="gramStart"/>
+      <w:r>
+        <w:rPr>
+          <w:b/>
+          <w:bCs/>
+          <w:color w:val="EE0000"/>
+          <w:sz w:val="32"/>
+          <w:szCs w:val="32"/>
+        </w:rPr>
+        <w:t>Function :</w:t>
+      </w:r>
+      <w:proofErr w:type="gramEnd"/>
+      <w:r>
+        <w:rPr>
+          <w:b/>
+          <w:bCs/>
+          <w:color w:val="EE0000"/>
+          <w:sz w:val="32"/>
+          <w:szCs w:val="32"/>
+        </w:rPr>
+        <w:t xml:space="preserve"> -</w:t>
+      </w:r>
+    </w:p>
+    <w:p>
+      <w:pPr>
+        <w:rPr>
+          <w:color w:val="000000" w:themeColor="text1"/>
+        </w:rPr>
+      </w:pPr>
+      <w:r>
+        <w:rPr>
+          <w:color w:val="000000" w:themeColor="text1"/>
+        </w:rPr>
+        <w:t xml:space="preserve">To make a program listen, we use the exact opposite of the print machine. We use a function called </w:t>
+      </w:r>
+      <w:proofErr w:type="gramStart"/>
+      <w:r>
+        <w:rPr>
+          <w:b/>
+          <w:bCs/>
+          <w:color w:val="000000" w:themeColor="text1"/>
+        </w:rPr>
+        <w:t>input(</w:t>
+      </w:r>
+      <w:proofErr w:type="gramEnd"/>
+      <w:r>
+        <w:rPr>
+          <w:b/>
+          <w:bCs/>
+          <w:color w:val="000000" w:themeColor="text1"/>
+        </w:rPr>
+        <w:t>)</w:t>
+      </w:r>
+      <w:r>
+        <w:rPr>
+          <w:color w:val="000000" w:themeColor="text1"/>
+        </w:rPr>
+        <w:t>.</w:t>
+      </w:r>
+    </w:p>
+    <w:p>
+      <w:pPr>
+        <w:rPr>
+          <w:color w:val="000000" w:themeColor="text1"/>
+        </w:rPr>
+      </w:pPr>
+      <w:r>
+        <w:rPr>
+          <w:color w:val="000000" w:themeColor="text1"/>
+        </w:rPr>
+        <w:t>Just like print silently talks to your monitor (</w:t>
+      </w:r>
+      <w:proofErr w:type="spellStart"/>
+      <w:proofErr w:type="gramStart"/>
+      <w:r>
+        <w:rPr>
+          <w:color w:val="000000" w:themeColor="text1"/>
+        </w:rPr>
+        <w:t>sys.stdout</w:t>
+      </w:r>
+      <w:proofErr w:type="spellEnd"/>
+      <w:proofErr w:type="gramEnd"/>
+      <w:r>
+        <w:rPr>
+          <w:color w:val="000000" w:themeColor="text1"/>
+        </w:rPr>
+        <w:t xml:space="preserve">), input silently listens to your keyboard (a channel called </w:t>
+      </w:r>
+      <w:proofErr w:type="spellStart"/>
+      <w:proofErr w:type="gramStart"/>
+      <w:r>
+        <w:rPr>
+          <w:color w:val="000000" w:themeColor="text1"/>
+        </w:rPr>
+        <w:t>sys.stdin</w:t>
+      </w:r>
+      <w:proofErr w:type="spellEnd"/>
+      <w:proofErr w:type="gramEnd"/>
+      <w:r>
+        <w:rPr>
+          <w:color w:val="000000" w:themeColor="text1"/>
+        </w:rPr>
+        <w:t>, or Standard Input).</w:t>
+      </w:r>
+    </w:p>
+    <w:p>
+      <w:pPr>
+        <w:rPr>
+          <w:color w:val="000000" w:themeColor="text1"/>
+        </w:rPr>
+      </w:pPr>
+      <w:r>
+        <w:rPr>
+          <w:color w:val="000000" w:themeColor="text1"/>
+        </w:rPr>
+        <w:t>Here is how you write it:</w:t>
+      </w:r>
+    </w:p>
+    <w:p>
+      <w:pPr>
+        <w:rPr>
+          <w:rStyle w:val="SubtleReference"/>
+          <w:sz w:val="24"/>
+          <w:szCs w:val="24"/>
+          <w:highlight w:val="yellow"/>
+        </w:rPr>
+      </w:pPr>
+      <w:r>
+        <w:rPr>
+          <w:rStyle w:val="SubtleReference"/>
+          <w:sz w:val="24"/>
+          <w:szCs w:val="24"/>
+          <w:highlight w:val="yellow"/>
+        </w:rPr>
+        <w:t>Python</w:t>
+      </w:r>
+    </w:p>
+    <w:p>
+      <w:pPr>
+        <w:rPr>
+          <w:rStyle w:val="SubtleReference"/>
+          <w:sz w:val="24"/>
+          <w:szCs w:val="24"/>
+        </w:rPr>
+      </w:pPr>
+      <w:proofErr w:type="spellStart"/>
+      <w:r>
+        <w:rPr>
+          <w:rStyle w:val="SubtleReference"/>
+          <w:sz w:val="24"/>
+          <w:szCs w:val="24"/>
+          <w:highlight w:val="yellow"/>
+        </w:rPr>
+        <w:t>player_name</w:t>
+      </w:r>
+      <w:proofErr w:type="spellEnd"/>
+      <w:r>
+        <w:rPr>
+          <w:rStyle w:val="SubtleReference"/>
+          <w:sz w:val="24"/>
+          <w:szCs w:val="24"/>
+          <w:highlight w:val="yellow"/>
+        </w:rPr>
+        <w:t xml:space="preserve"> = </w:t>
+      </w:r>
+      <w:proofErr w:type="gramStart"/>
+      <w:r>
+        <w:rPr>
+          <w:rStyle w:val="SubtleReference"/>
+          <w:sz w:val="24"/>
+          <w:szCs w:val="24"/>
+          <w:highlight w:val="yellow"/>
+        </w:rPr>
+        <w:t>input(</w:t>
+      </w:r>
+      <w:proofErr w:type="gramEnd"/>
+      <w:r>
+        <w:rPr>
+          <w:rStyle w:val="SubtleReference"/>
+          <w:sz w:val="24"/>
+          <w:szCs w:val="24"/>
+          <w:highlight w:val="yellow"/>
+        </w:rPr>
+        <w:t>"Please type your name: ")</w:t>
+      </w:r>
+    </w:p>
+    <w:p>
+      <w:pPr>
+        <w:rPr>
+          <w:color w:val="000000" w:themeColor="text1"/>
+        </w:rPr>
+      </w:pPr>
+      <w:r>
+        <w:rPr>
+          <w:color w:val="000000" w:themeColor="text1"/>
+        </w:rPr>
+        <w:t xml:space="preserve">If you run this code, it looks </w:t>
+      </w:r>
+      <w:proofErr w:type="gramStart"/>
+      <w:r>
+        <w:rPr>
+          <w:color w:val="000000" w:themeColor="text1"/>
+        </w:rPr>
+        <w:t>simple</w:t>
+      </w:r>
+      <w:proofErr w:type="gramEnd"/>
+      <w:r>
+        <w:rPr>
+          <w:color w:val="000000" w:themeColor="text1"/>
+        </w:rPr>
+        <w:t>, but the mechanics happening at the processor level are fascinating. Let's break down exactly what the computer is doing.</w:t>
+      </w:r>
+    </w:p>
+    <w:p>
+      <w:pPr>
+        <w:rPr>
+          <w:b/>
+          <w:bCs/>
+          <w:color w:val="000000" w:themeColor="text1"/>
+        </w:rPr>
+      </w:pPr>
+      <w:r>
+        <w:rPr>
+          <w:b/>
+          <w:bCs/>
+          <w:color w:val="000000" w:themeColor="text1"/>
+        </w:rPr>
+        <w:t>1. The Execution Thread Freezes (Blocking)</w:t>
+      </w:r>
+    </w:p>
+    <w:p>
+      <w:pPr>
+        <w:rPr>
+          <w:color w:val="000000" w:themeColor="text1"/>
+        </w:rPr>
+      </w:pPr>
+      <w:r>
+        <w:rPr>
+          <w:color w:val="000000" w:themeColor="text1"/>
+        </w:rPr>
+        <w:t>Normally, Python reads Line 1, runs it, and instantly moves to Line 2 in a fraction of a millisecond.</w:t>
+      </w:r>
+    </w:p>
+    <w:p>
+      <w:pPr>
+        <w:rPr>
+          <w:color w:val="000000" w:themeColor="text1"/>
+        </w:rPr>
+      </w:pPr>
+      <w:r>
+        <w:rPr>
+          <w:color w:val="000000" w:themeColor="text1"/>
+        </w:rPr>
+        <w:t xml:space="preserve">But the moment Python hits the </w:t>
+      </w:r>
+      <w:proofErr w:type="gramStart"/>
+      <w:r>
+        <w:rPr>
+          <w:color w:val="000000" w:themeColor="text1"/>
+        </w:rPr>
+        <w:t>input(</w:t>
+      </w:r>
+      <w:proofErr w:type="gramEnd"/>
+      <w:r>
+        <w:rPr>
+          <w:color w:val="000000" w:themeColor="text1"/>
+        </w:rPr>
+        <w:t xml:space="preserve">) function, it enters a special state called </w:t>
+      </w:r>
+      <w:r>
+        <w:rPr>
+          <w:b/>
+          <w:bCs/>
+          <w:color w:val="000000" w:themeColor="text1"/>
+          <w:highlight w:val="yellow"/>
+        </w:rPr>
+        <w:t>Blocking</w:t>
+      </w:r>
+      <w:r>
+        <w:rPr>
+          <w:color w:val="000000" w:themeColor="text1"/>
+        </w:rPr>
+        <w:t xml:space="preserve">. Python literally pauses the Execution Thread. It puts your program to sleep and tells your computer's Operating System: </w:t>
+      </w:r>
+      <w:r>
+        <w:rPr>
+          <w:i/>
+          <w:iCs/>
+          <w:color w:val="000000" w:themeColor="text1"/>
+          <w:highlight w:val="yellow"/>
+        </w:rPr>
+        <w:t>"I am waiting for a hardware signal from the keyboard. Do not move to the next line of code until I say so."</w:t>
+      </w:r>
+    </w:p>
+    <w:p>
+      <w:pPr>
+        <w:rPr>
+          <w:color w:val="000000" w:themeColor="text1"/>
+        </w:rPr>
+      </w:pPr>
+      <w:r>
+        <w:rPr>
+          <w:color w:val="000000" w:themeColor="text1"/>
+        </w:rPr>
+        <w:t>It prints the prompt ("Please type your name: ") to the screen, and then it waits. It will wait forever if it has to.</w:t>
+      </w:r>
+    </w:p>
+    <w:p>
+      <w:pPr>
+        <w:rPr>
+          <w:b/>
+          <w:bCs/>
+          <w:color w:val="000000" w:themeColor="text1"/>
+        </w:rPr>
+      </w:pPr>
+      <w:r>
+        <w:rPr>
+          <w:b/>
+          <w:bCs/>
+          <w:color w:val="000000" w:themeColor="text1"/>
+        </w:rPr>
+        <w:t>2. The Keyboard Buffer</w:t>
+      </w:r>
+    </w:p>
+    <w:p>
+      <w:pPr>
+        <w:rPr>
+          <w:color w:val="000000" w:themeColor="text1"/>
+        </w:rPr>
+      </w:pPr>
+      <w:r>
+        <w:rPr>
+          <w:color w:val="000000" w:themeColor="text1"/>
+        </w:rPr>
+        <w:t xml:space="preserve">When you start typing A-d-e-a-l, Python doesn't actually process those letters one by one. The Operating System stores your keystrokes in a temporary holding cell called the </w:t>
+      </w:r>
+      <w:r>
+        <w:rPr>
+          <w:b/>
+          <w:bCs/>
+          <w:color w:val="000000" w:themeColor="text1"/>
+          <w:highlight w:val="yellow"/>
+        </w:rPr>
+        <w:t>Keyboard Buffer</w:t>
+      </w:r>
+      <w:r>
+        <w:rPr>
+          <w:color w:val="000000" w:themeColor="text1"/>
+          <w:highlight w:val="yellow"/>
+        </w:rPr>
+        <w:t>.</w:t>
+      </w:r>
+    </w:p>
+    <w:p>
+      <w:pPr>
+        <w:rPr>
+          <w:b/>
+          <w:bCs/>
+          <w:color w:val="000000" w:themeColor="text1"/>
+        </w:rPr>
+      </w:pPr>
+      <w:r>
+        <w:rPr>
+          <w:b/>
+          <w:bCs/>
+          <w:color w:val="000000" w:themeColor="text1"/>
+        </w:rPr>
+        <w:t>3. The Trigger (The Enter Key)</w:t>
+      </w:r>
+    </w:p>
+    <w:p>
+      <w:pPr>
+        <w:rPr>
+          <w:color w:val="000000" w:themeColor="text1"/>
+        </w:rPr>
+      </w:pPr>
+      <w:r>
+        <w:rPr>
+          <w:color w:val="000000" w:themeColor="text1"/>
+        </w:rPr>
+        <w:t xml:space="preserve">How does Python know you are done typing? It is waiting for a very specific invisible character: \n (the Newline character, which is sent when you hit the </w:t>
+      </w:r>
+      <w:r>
+        <w:rPr>
+          <w:b/>
+          <w:bCs/>
+          <w:color w:val="000000" w:themeColor="text1"/>
+        </w:rPr>
+        <w:t>Enter</w:t>
+      </w:r>
+      <w:r>
+        <w:rPr>
+          <w:color w:val="000000" w:themeColor="text1"/>
+        </w:rPr>
+        <w:t xml:space="preserve"> key).</w:t>
+      </w:r>
+    </w:p>
+    <w:p>
+      <w:pPr>
+        <w:rPr>
+          <w:color w:val="000000" w:themeColor="text1"/>
+        </w:rPr>
+      </w:pPr>
+      <w:r>
+        <w:rPr>
+          <w:color w:val="000000" w:themeColor="text1"/>
+        </w:rPr>
+        <w:lastRenderedPageBreak/>
+        <w:t>The millisecond you press Enter, the floodgates open:</w:t>
+      </w:r>
+    </w:p>
+    <w:p>
+      <w:pPr>
+        <w:numPr>
+          <w:ilvl w:val="0"/>
+          <w:numId w:val="27"/>
+        </w:numPr>
+        <w:rPr>
+          <w:color w:val="000000" w:themeColor="text1"/>
+        </w:rPr>
+      </w:pPr>
+      <w:r>
+        <w:rPr>
+          <w:color w:val="000000" w:themeColor="text1"/>
+        </w:rPr>
+        <w:t>Python reaches into the Keyboard Buffer and grabs the letters you typed.</w:t>
+      </w:r>
+    </w:p>
+    <w:p>
+      <w:pPr>
+        <w:numPr>
+          <w:ilvl w:val="0"/>
+          <w:numId w:val="27"/>
+        </w:numPr>
+        <w:rPr>
+          <w:color w:val="000000" w:themeColor="text1"/>
+        </w:rPr>
+      </w:pPr>
+      <w:r>
+        <w:rPr>
+          <w:color w:val="000000" w:themeColor="text1"/>
+        </w:rPr>
+        <w:t xml:space="preserve">It goes to the </w:t>
+      </w:r>
+      <w:r>
+        <w:rPr>
+          <w:b/>
+          <w:bCs/>
+          <w:color w:val="000000" w:themeColor="text1"/>
+        </w:rPr>
+        <w:t>Heap</w:t>
+      </w:r>
+      <w:r>
+        <w:rPr>
+          <w:color w:val="000000" w:themeColor="text1"/>
+        </w:rPr>
+        <w:t xml:space="preserve"> memory and builds a </w:t>
+      </w:r>
+      <w:proofErr w:type="gramStart"/>
+      <w:r>
+        <w:rPr>
+          <w:color w:val="000000" w:themeColor="text1"/>
+        </w:rPr>
+        <w:t>brand new</w:t>
+      </w:r>
+      <w:proofErr w:type="gramEnd"/>
+      <w:r>
+        <w:rPr>
+          <w:color w:val="000000" w:themeColor="text1"/>
+        </w:rPr>
+        <w:t xml:space="preserve"> String object containing your text.</w:t>
+      </w:r>
+    </w:p>
+    <w:p>
+      <w:pPr>
+        <w:numPr>
+          <w:ilvl w:val="0"/>
+          <w:numId w:val="27"/>
+        </w:numPr>
+        <w:rPr>
+          <w:color w:val="000000" w:themeColor="text1"/>
+        </w:rPr>
+      </w:pPr>
+      <w:r>
+        <w:rPr>
+          <w:color w:val="000000" w:themeColor="text1"/>
+        </w:rPr>
+        <w:t xml:space="preserve">It goes to the </w:t>
+      </w:r>
+      <w:r>
+        <w:rPr>
+          <w:b/>
+          <w:bCs/>
+          <w:color w:val="000000" w:themeColor="text1"/>
+        </w:rPr>
+        <w:t>Stack</w:t>
+      </w:r>
+      <w:r>
+        <w:rPr>
+          <w:color w:val="000000" w:themeColor="text1"/>
+        </w:rPr>
+        <w:t xml:space="preserve"> memory, writes down the name tag </w:t>
+      </w:r>
+      <w:proofErr w:type="spellStart"/>
+      <w:r>
+        <w:rPr>
+          <w:color w:val="000000" w:themeColor="text1"/>
+        </w:rPr>
+        <w:t>player_name</w:t>
+      </w:r>
+      <w:proofErr w:type="spellEnd"/>
+      <w:r>
+        <w:rPr>
+          <w:color w:val="000000" w:themeColor="text1"/>
+        </w:rPr>
+        <w:t>, and draws a pointer arrow to the new String object in the Heap.</w:t>
+      </w:r>
+    </w:p>
+    <w:p>
+      <w:pPr>
+        <w:numPr>
+          <w:ilvl w:val="0"/>
+          <w:numId w:val="27"/>
+        </w:numPr>
+        <w:rPr>
+          <w:color w:val="000000" w:themeColor="text1"/>
+        </w:rPr>
+      </w:pPr>
+      <w:r>
+        <w:rPr>
+          <w:color w:val="000000" w:themeColor="text1"/>
+        </w:rPr>
+        <w:t>The Blocking state ends, and the Execution Thread wakes up and moves to the next line of code.</w:t>
+      </w:r>
+    </w:p>
+    <w:p>
+      <w:pPr>
+        <w:rPr>
+          <w:b/>
+          <w:bCs/>
+          <w:color w:val="000000" w:themeColor="text1"/>
+        </w:rPr>
+      </w:pPr>
+      <w:r>
+        <w:rPr>
+          <w:b/>
+          <w:bCs/>
+          <w:color w:val="000000" w:themeColor="text1"/>
+        </w:rPr>
+        <w:t>The FAANG Trap: The Illusion of Numbers</w:t>
+      </w:r>
+    </w:p>
+    <w:p>
+      <w:pPr>
+        <w:rPr>
+          <w:color w:val="000000" w:themeColor="text1"/>
+        </w:rPr>
+      </w:pPr>
+      <w:r>
+        <w:rPr>
+          <w:color w:val="000000" w:themeColor="text1"/>
+        </w:rPr>
+        <w:t xml:space="preserve">Understanding how </w:t>
+      </w:r>
+      <w:proofErr w:type="gramStart"/>
+      <w:r>
+        <w:rPr>
+          <w:color w:val="000000" w:themeColor="text1"/>
+        </w:rPr>
+        <w:t>input(</w:t>
+      </w:r>
+      <w:proofErr w:type="gramEnd"/>
+      <w:r>
+        <w:rPr>
+          <w:color w:val="000000" w:themeColor="text1"/>
+        </w:rPr>
+        <w:t>) works in memory will save you from the single most common bug that destroys beginner programs.</w:t>
+      </w:r>
+    </w:p>
+    <w:p>
+      <w:pPr>
+        <w:rPr>
+          <w:color w:val="000000" w:themeColor="text1"/>
+        </w:rPr>
+      </w:pPr>
+      <w:r>
+        <w:rPr>
+          <w:color w:val="000000" w:themeColor="text1"/>
+        </w:rPr>
+        <w:t>Look at this code. We are going to ask the user for their age, and then calculate how old they will be in 10 years.</w:t>
+      </w:r>
+    </w:p>
+    <w:p>
+      <w:pPr>
+        <w:rPr>
+          <w:color w:val="000000" w:themeColor="text1"/>
+          <w:highlight w:val="yellow"/>
+        </w:rPr>
+      </w:pPr>
+      <w:r>
+        <w:rPr>
+          <w:color w:val="000000" w:themeColor="text1"/>
+          <w:highlight w:val="yellow"/>
+        </w:rPr>
+        <w:t>Python</w:t>
+      </w:r>
+    </w:p>
+    <w:p>
+      <w:pPr>
+        <w:rPr>
+          <w:color w:val="000000" w:themeColor="text1"/>
+          <w:highlight w:val="yellow"/>
+        </w:rPr>
+      </w:pPr>
+      <w:proofErr w:type="spellStart"/>
+      <w:r>
+        <w:rPr>
+          <w:color w:val="000000" w:themeColor="text1"/>
+          <w:highlight w:val="yellow"/>
+        </w:rPr>
+        <w:t>user_age</w:t>
+      </w:r>
+      <w:proofErr w:type="spellEnd"/>
+      <w:r>
+        <w:rPr>
+          <w:color w:val="000000" w:themeColor="text1"/>
+          <w:highlight w:val="yellow"/>
+        </w:rPr>
+        <w:t xml:space="preserve"> = </w:t>
+      </w:r>
+      <w:proofErr w:type="gramStart"/>
+      <w:r>
+        <w:rPr>
+          <w:color w:val="000000" w:themeColor="text1"/>
+          <w:highlight w:val="yellow"/>
+        </w:rPr>
+        <w:t>input(</w:t>
+      </w:r>
+      <w:proofErr w:type="gramEnd"/>
+      <w:r>
+        <w:rPr>
+          <w:color w:val="000000" w:themeColor="text1"/>
+          <w:highlight w:val="yellow"/>
+        </w:rPr>
+        <w:t>"Enter your age: ")</w:t>
+      </w:r>
+    </w:p>
+    <w:p>
+      <w:pPr>
+        <w:rPr>
+          <w:color w:val="000000" w:themeColor="text1"/>
+          <w:highlight w:val="yellow"/>
+        </w:rPr>
+      </w:pPr>
+      <w:proofErr w:type="spellStart"/>
+      <w:r>
+        <w:rPr>
+          <w:color w:val="000000" w:themeColor="text1"/>
+          <w:highlight w:val="yellow"/>
+        </w:rPr>
+        <w:t>future_age</w:t>
+      </w:r>
+      <w:proofErr w:type="spellEnd"/>
+      <w:r>
+        <w:rPr>
+          <w:color w:val="000000" w:themeColor="text1"/>
+          <w:highlight w:val="yellow"/>
+        </w:rPr>
+        <w:t xml:space="preserve"> = </w:t>
+      </w:r>
+      <w:proofErr w:type="spellStart"/>
+      <w:r>
+        <w:rPr>
+          <w:color w:val="000000" w:themeColor="text1"/>
+          <w:highlight w:val="yellow"/>
+        </w:rPr>
+        <w:t>user_age</w:t>
+      </w:r>
+      <w:proofErr w:type="spellEnd"/>
+      <w:r>
+        <w:rPr>
+          <w:color w:val="000000" w:themeColor="text1"/>
+          <w:highlight w:val="yellow"/>
+        </w:rPr>
+        <w:t xml:space="preserve"> + 10</w:t>
+      </w:r>
+    </w:p>
+    <w:p>
+      <w:pPr>
+        <w:rPr>
+          <w:color w:val="000000" w:themeColor="text1"/>
+        </w:rPr>
+      </w:pPr>
+      <w:proofErr w:type="gramStart"/>
+      <w:r>
+        <w:rPr>
+          <w:color w:val="000000" w:themeColor="text1"/>
+          <w:highlight w:val="yellow"/>
+        </w:rPr>
+        <w:t>print(</w:t>
+      </w:r>
+      <w:proofErr w:type="spellStart"/>
+      <w:proofErr w:type="gramEnd"/>
+      <w:r>
+        <w:rPr>
+          <w:color w:val="000000" w:themeColor="text1"/>
+          <w:highlight w:val="yellow"/>
+        </w:rPr>
+        <w:t>f"In</w:t>
+      </w:r>
+      <w:proofErr w:type="spellEnd"/>
+      <w:r>
+        <w:rPr>
+          <w:color w:val="000000" w:themeColor="text1"/>
+          <w:highlight w:val="yellow"/>
+        </w:rPr>
+        <w:t xml:space="preserve"> 10 years, you will be {</w:t>
+      </w:r>
+      <w:proofErr w:type="spellStart"/>
+      <w:r>
+        <w:rPr>
+          <w:color w:val="000000" w:themeColor="text1"/>
+          <w:highlight w:val="yellow"/>
+        </w:rPr>
+        <w:t>future_age</w:t>
+      </w:r>
+      <w:proofErr w:type="spellEnd"/>
+      <w:r>
+        <w:rPr>
+          <w:color w:val="000000" w:themeColor="text1"/>
+          <w:highlight w:val="yellow"/>
+        </w:rPr>
+        <w:t>} years old.")</w:t>
+      </w:r>
+    </w:p>
+    <w:p>
+      <w:pPr>
+        <w:rPr>
+          <w:color w:val="000000" w:themeColor="text1"/>
+        </w:rPr>
+      </w:pPr>
+      <w:r>
+        <w:rPr>
+          <w:color w:val="000000" w:themeColor="text1"/>
+        </w:rPr>
+        <w:t xml:space="preserve">If you run this and type 21, </w:t>
+      </w:r>
+      <w:r>
+        <w:rPr>
+          <w:b/>
+          <w:bCs/>
+          <w:color w:val="000000" w:themeColor="text1"/>
+        </w:rPr>
+        <w:t xml:space="preserve">the program will violently crash with a </w:t>
+      </w:r>
+      <w:proofErr w:type="spellStart"/>
+      <w:r>
+        <w:rPr>
+          <w:b/>
+          <w:bCs/>
+          <w:color w:val="000000" w:themeColor="text1"/>
+        </w:rPr>
+        <w:t>TypeError</w:t>
+      </w:r>
+      <w:proofErr w:type="spellEnd"/>
+      <w:r>
+        <w:rPr>
+          <w:b/>
+          <w:bCs/>
+          <w:color w:val="000000" w:themeColor="text1"/>
+        </w:rPr>
+        <w:t>.</w:t>
+      </w:r>
+    </w:p>
+    <w:p>
+      <w:pPr>
+        <w:rPr>
+          <w:color w:val="000000" w:themeColor="text1"/>
+        </w:rPr>
+      </w:pPr>
+      <w:r>
+        <w:rPr>
+          <w:color w:val="000000" w:themeColor="text1"/>
+        </w:rPr>
+        <w:t xml:space="preserve">Why? Because of this unbreakable rule: </w:t>
+      </w:r>
+      <w:r>
+        <w:rPr>
+          <w:b/>
+          <w:bCs/>
+          <w:color w:val="000000" w:themeColor="text1"/>
+          <w:highlight w:val="yellow"/>
+        </w:rPr>
+        <w:t xml:space="preserve">The </w:t>
+      </w:r>
+      <w:proofErr w:type="gramStart"/>
+      <w:r>
+        <w:rPr>
+          <w:b/>
+          <w:bCs/>
+          <w:color w:val="000000" w:themeColor="text1"/>
+          <w:highlight w:val="yellow"/>
+        </w:rPr>
+        <w:t>input(</w:t>
+      </w:r>
+      <w:proofErr w:type="gramEnd"/>
+      <w:r>
+        <w:rPr>
+          <w:b/>
+          <w:bCs/>
+          <w:color w:val="000000" w:themeColor="text1"/>
+          <w:highlight w:val="yellow"/>
+        </w:rPr>
+        <w:t xml:space="preserve">) machine </w:t>
+      </w:r>
+      <w:r>
+        <w:rPr>
+          <w:b/>
+          <w:bCs/>
+          <w:i/>
+          <w:iCs/>
+          <w:color w:val="000000" w:themeColor="text1"/>
+          <w:highlight w:val="yellow"/>
+        </w:rPr>
+        <w:t>only</w:t>
+      </w:r>
+      <w:r>
+        <w:rPr>
+          <w:b/>
+          <w:bCs/>
+          <w:color w:val="000000" w:themeColor="text1"/>
+          <w:highlight w:val="yellow"/>
+        </w:rPr>
+        <w:t xml:space="preserve"> builds String objects in the Heap.</w:t>
+      </w:r>
+    </w:p>
+    <w:p>
+      <w:pPr>
+        <w:rPr>
+          <w:color w:val="000000" w:themeColor="text1"/>
+        </w:rPr>
+      </w:pPr>
+      <w:r>
+        <w:rPr>
+          <w:color w:val="000000" w:themeColor="text1"/>
+        </w:rPr>
+        <w:t xml:space="preserve">Even if you type the numbers 2 and 1, Python does not build the integer 21. It builds the text string "21". When the computer reaches the math equation, it panics. It says: </w:t>
+      </w:r>
+      <w:r>
+        <w:rPr>
+          <w:i/>
+          <w:iCs/>
+          <w:color w:val="000000" w:themeColor="text1"/>
+        </w:rPr>
+        <w:t>"You are asking me to add the mathematical number 10 to a word! I can't do math with words!"</w:t>
+      </w:r>
+    </w:p>
+    <w:p>
+      <w:pPr>
+        <w:rPr>
+          <w:b/>
+          <w:bCs/>
+          <w:color w:val="000000" w:themeColor="text1"/>
+        </w:rPr>
+      </w:pPr>
+      <w:r>
+        <w:rPr>
+          <w:b/>
+          <w:bCs/>
+          <w:color w:val="000000" w:themeColor="text1"/>
+        </w:rPr>
+        <w:t xml:space="preserve">The Fix: </w:t>
+      </w:r>
+      <w:r>
+        <w:rPr>
+          <w:b/>
+          <w:bCs/>
+          <w:color w:val="000000" w:themeColor="text1"/>
+          <w:highlight w:val="yellow"/>
+        </w:rPr>
+        <w:t>Type Casting</w:t>
+      </w:r>
+      <w:r>
+        <w:rPr>
+          <w:b/>
+          <w:bCs/>
+          <w:color w:val="000000" w:themeColor="text1"/>
+        </w:rPr>
+        <w:t xml:space="preserve"> (The Transformation Machine)</w:t>
+      </w:r>
+    </w:p>
+    <w:p>
+      <w:pPr>
+        <w:rPr>
+          <w:color w:val="000000" w:themeColor="text1"/>
+        </w:rPr>
+      </w:pPr>
+      <w:r>
+        <w:rPr>
+          <w:color w:val="000000" w:themeColor="text1"/>
+        </w:rPr>
+        <w:t xml:space="preserve">If we want the computer to do math with the user's input, we have to force Python to transform the String object into an Integer object. We do this using a new machine called </w:t>
+      </w:r>
+      <w:proofErr w:type="gramStart"/>
+      <w:r>
+        <w:rPr>
+          <w:b/>
+          <w:bCs/>
+          <w:color w:val="000000" w:themeColor="text1"/>
+        </w:rPr>
+        <w:t>int(</w:t>
+      </w:r>
+      <w:proofErr w:type="gramEnd"/>
+      <w:r>
+        <w:rPr>
+          <w:b/>
+          <w:bCs/>
+          <w:color w:val="000000" w:themeColor="text1"/>
+        </w:rPr>
+        <w:t>)</w:t>
+      </w:r>
+      <w:r>
+        <w:rPr>
+          <w:color w:val="000000" w:themeColor="text1"/>
+        </w:rPr>
+        <w:t>.</w:t>
+      </w:r>
+    </w:p>
+    <w:p>
+      <w:pPr>
+        <w:rPr>
+          <w:color w:val="000000" w:themeColor="text1"/>
+        </w:rPr>
+      </w:pPr>
+      <w:r>
+        <w:rPr>
+          <w:color w:val="000000" w:themeColor="text1"/>
+        </w:rPr>
+        <w:t>Here is the correct code:</w:t>
+      </w:r>
+    </w:p>
+    <w:p>
+      <w:pPr>
+        <w:rPr>
+          <w:color w:val="000000" w:themeColor="text1"/>
+          <w:highlight w:val="yellow"/>
+        </w:rPr>
+      </w:pPr>
+      <w:r>
+        <w:rPr>
+          <w:color w:val="000000" w:themeColor="text1"/>
+          <w:highlight w:val="yellow"/>
+        </w:rPr>
+        <w:t>Python</w:t>
+      </w:r>
+    </w:p>
+    <w:p>
+      <w:pPr>
+        <w:rPr>
+          <w:color w:val="000000" w:themeColor="text1"/>
+          <w:highlight w:val="yellow"/>
+        </w:rPr>
+      </w:pPr>
+      <w:r>
+        <w:rPr>
+          <w:color w:val="000000" w:themeColor="text1"/>
+          <w:highlight w:val="yellow"/>
+        </w:rPr>
+        <w:t xml:space="preserve"># Wrap the entire input function inside the </w:t>
+      </w:r>
+      <w:proofErr w:type="gramStart"/>
+      <w:r>
+        <w:rPr>
+          <w:color w:val="000000" w:themeColor="text1"/>
+          <w:highlight w:val="yellow"/>
+        </w:rPr>
+        <w:t>int(</w:t>
+      </w:r>
+      <w:proofErr w:type="gramEnd"/>
+      <w:r>
+        <w:rPr>
+          <w:color w:val="000000" w:themeColor="text1"/>
+          <w:highlight w:val="yellow"/>
+        </w:rPr>
+        <w:t>) machine</w:t>
+      </w:r>
+    </w:p>
+    <w:p>
+      <w:pPr>
+        <w:rPr>
+          <w:color w:val="000000" w:themeColor="text1"/>
+          <w:highlight w:val="yellow"/>
+        </w:rPr>
+      </w:pPr>
+      <w:proofErr w:type="spellStart"/>
+      <w:r>
+        <w:rPr>
+          <w:color w:val="000000" w:themeColor="text1"/>
+          <w:highlight w:val="yellow"/>
+        </w:rPr>
+        <w:t>user_age</w:t>
+      </w:r>
+      <w:proofErr w:type="spellEnd"/>
+      <w:r>
+        <w:rPr>
+          <w:color w:val="000000" w:themeColor="text1"/>
+          <w:highlight w:val="yellow"/>
+        </w:rPr>
+        <w:t xml:space="preserve"> = </w:t>
+      </w:r>
+      <w:proofErr w:type="gramStart"/>
+      <w:r>
+        <w:rPr>
+          <w:color w:val="000000" w:themeColor="text1"/>
+          <w:highlight w:val="yellow"/>
+        </w:rPr>
+        <w:t>int(input(</w:t>
+      </w:r>
+      <w:proofErr w:type="gramEnd"/>
+      <w:r>
+        <w:rPr>
+          <w:color w:val="000000" w:themeColor="text1"/>
+          <w:highlight w:val="yellow"/>
+        </w:rPr>
+        <w:t>"Enter your age: "))</w:t>
+      </w:r>
+    </w:p>
+    <w:p>
+      <w:pPr>
+        <w:rPr>
+          <w:color w:val="000000" w:themeColor="text1"/>
+          <w:highlight w:val="yellow"/>
+        </w:rPr>
+      </w:pPr>
+      <w:proofErr w:type="spellStart"/>
+      <w:r>
+        <w:rPr>
+          <w:color w:val="000000" w:themeColor="text1"/>
+          <w:highlight w:val="yellow"/>
+        </w:rPr>
+        <w:t>future_age</w:t>
+      </w:r>
+      <w:proofErr w:type="spellEnd"/>
+      <w:r>
+        <w:rPr>
+          <w:color w:val="000000" w:themeColor="text1"/>
+          <w:highlight w:val="yellow"/>
+        </w:rPr>
+        <w:t xml:space="preserve"> = </w:t>
+      </w:r>
+      <w:proofErr w:type="spellStart"/>
+      <w:r>
+        <w:rPr>
+          <w:color w:val="000000" w:themeColor="text1"/>
+          <w:highlight w:val="yellow"/>
+        </w:rPr>
+        <w:t>user_age</w:t>
+      </w:r>
+      <w:proofErr w:type="spellEnd"/>
+      <w:r>
+        <w:rPr>
+          <w:color w:val="000000" w:themeColor="text1"/>
+          <w:highlight w:val="yellow"/>
+        </w:rPr>
+        <w:t xml:space="preserve"> + 10</w:t>
+      </w:r>
+    </w:p>
+    <w:p>
+      <w:pPr>
+        <w:rPr>
+          <w:color w:val="000000" w:themeColor="text1"/>
+        </w:rPr>
+      </w:pPr>
+      <w:proofErr w:type="gramStart"/>
+      <w:r>
+        <w:rPr>
+          <w:color w:val="000000" w:themeColor="text1"/>
+          <w:highlight w:val="yellow"/>
+        </w:rPr>
+        <w:t>print(</w:t>
+      </w:r>
+      <w:proofErr w:type="spellStart"/>
+      <w:proofErr w:type="gramEnd"/>
+      <w:r>
+        <w:rPr>
+          <w:color w:val="000000" w:themeColor="text1"/>
+          <w:highlight w:val="yellow"/>
+        </w:rPr>
+        <w:t>f"In</w:t>
+      </w:r>
+      <w:proofErr w:type="spellEnd"/>
+      <w:r>
+        <w:rPr>
+          <w:color w:val="000000" w:themeColor="text1"/>
+          <w:highlight w:val="yellow"/>
+        </w:rPr>
+        <w:t xml:space="preserve"> 10 years, you will be {</w:t>
+      </w:r>
+      <w:proofErr w:type="spellStart"/>
+      <w:r>
+        <w:rPr>
+          <w:color w:val="000000" w:themeColor="text1"/>
+          <w:highlight w:val="yellow"/>
+        </w:rPr>
+        <w:t>future_age</w:t>
+      </w:r>
+      <w:proofErr w:type="spellEnd"/>
+      <w:r>
+        <w:rPr>
+          <w:color w:val="000000" w:themeColor="text1"/>
+          <w:highlight w:val="yellow"/>
+        </w:rPr>
+        <w:t>} years old.")</w:t>
+      </w:r>
+    </w:p>
+    <w:p>
+      <w:pPr>
+        <w:rPr>
+          <w:color w:val="000000" w:themeColor="text1"/>
+        </w:rPr>
+      </w:pPr>
+      <w:r>
+        <w:rPr>
+          <w:b/>
+          <w:bCs/>
+          <w:color w:val="000000" w:themeColor="text1"/>
+        </w:rPr>
+        <w:t>What happens in the Heap right now:</w:t>
+      </w:r>
+    </w:p>
+    <w:p>
+      <w:pPr>
+        <w:numPr>
+          <w:ilvl w:val="0"/>
+          <w:numId w:val="28"/>
+        </w:numPr>
+        <w:rPr>
+          <w:color w:val="000000" w:themeColor="text1"/>
+        </w:rPr>
+      </w:pPr>
+      <w:r>
+        <w:rPr>
+          <w:color w:val="000000" w:themeColor="text1"/>
+        </w:rPr>
+        <w:t>You type 21 and hit Enter.</w:t>
+      </w:r>
+    </w:p>
+    <w:p>
+      <w:pPr>
+        <w:numPr>
+          <w:ilvl w:val="0"/>
+          <w:numId w:val="28"/>
+        </w:numPr>
+        <w:rPr>
+          <w:color w:val="000000" w:themeColor="text1"/>
+        </w:rPr>
+      </w:pPr>
+      <w:proofErr w:type="gramStart"/>
+      <w:r>
+        <w:rPr>
+          <w:color w:val="000000" w:themeColor="text1"/>
+        </w:rPr>
+        <w:t>input(</w:t>
+      </w:r>
+      <w:proofErr w:type="gramEnd"/>
+      <w:r>
+        <w:rPr>
+          <w:color w:val="000000" w:themeColor="text1"/>
+        </w:rPr>
+        <w:t>) builds a String object "21" in the Heap.</w:t>
+      </w:r>
+    </w:p>
+    <w:p>
+      <w:pPr>
+        <w:numPr>
+          <w:ilvl w:val="0"/>
+          <w:numId w:val="28"/>
+        </w:numPr>
+        <w:rPr>
+          <w:color w:val="000000" w:themeColor="text1"/>
+        </w:rPr>
+      </w:pPr>
+      <w:r>
+        <w:rPr>
+          <w:color w:val="000000" w:themeColor="text1"/>
+        </w:rPr>
+        <w:t xml:space="preserve">The </w:t>
+      </w:r>
+      <w:proofErr w:type="gramStart"/>
+      <w:r>
+        <w:rPr>
+          <w:color w:val="000000" w:themeColor="text1"/>
+        </w:rPr>
+        <w:t>int(</w:t>
+      </w:r>
+      <w:proofErr w:type="gramEnd"/>
+      <w:r>
+        <w:rPr>
+          <w:color w:val="000000" w:themeColor="text1"/>
+        </w:rPr>
+        <w:t xml:space="preserve">) machine immediately grabs that String, reads the text, and builds a </w:t>
+      </w:r>
+      <w:proofErr w:type="gramStart"/>
+      <w:r>
+        <w:rPr>
+          <w:b/>
+          <w:bCs/>
+          <w:color w:val="000000" w:themeColor="text1"/>
+        </w:rPr>
+        <w:t>brand new</w:t>
+      </w:r>
+      <w:proofErr w:type="gramEnd"/>
+      <w:r>
+        <w:rPr>
+          <w:b/>
+          <w:bCs/>
+          <w:color w:val="000000" w:themeColor="text1"/>
+        </w:rPr>
+        <w:t xml:space="preserve"> Integer object</w:t>
+      </w:r>
+      <w:r>
+        <w:rPr>
+          <w:color w:val="000000" w:themeColor="text1"/>
+        </w:rPr>
+        <w:t xml:space="preserve"> 21 in the Heap.</w:t>
+      </w:r>
+    </w:p>
+    <w:p>
+      <w:pPr>
+        <w:numPr>
+          <w:ilvl w:val="0"/>
+          <w:numId w:val="28"/>
+        </w:numPr>
+        <w:rPr>
+          <w:color w:val="000000" w:themeColor="text1"/>
+        </w:rPr>
+      </w:pPr>
+      <w:r>
+        <w:rPr>
+          <w:color w:val="000000" w:themeColor="text1"/>
+        </w:rPr>
+        <w:t xml:space="preserve">The Stack variable </w:t>
+      </w:r>
+      <w:proofErr w:type="spellStart"/>
+      <w:r>
+        <w:rPr>
+          <w:color w:val="000000" w:themeColor="text1"/>
+        </w:rPr>
+        <w:t>user_age</w:t>
+      </w:r>
+      <w:proofErr w:type="spellEnd"/>
+      <w:r>
+        <w:rPr>
+          <w:color w:val="000000" w:themeColor="text1"/>
+        </w:rPr>
+        <w:t xml:space="preserve"> points to the new Integer.</w:t>
+      </w:r>
+    </w:p>
+    <w:p>
+      <w:pPr>
+        <w:numPr>
+          <w:ilvl w:val="0"/>
+          <w:numId w:val="28"/>
+        </w:numPr>
+        <w:rPr>
+          <w:color w:val="000000" w:themeColor="text1"/>
+        </w:rPr>
+      </w:pPr>
+      <w:r>
+        <w:rPr>
+          <w:color w:val="000000" w:themeColor="text1"/>
+        </w:rPr>
+        <w:lastRenderedPageBreak/>
+        <w:t>The old String "21" is left orphaned, and the Garbage Collector instantly destroys it.</w:t>
+      </w:r>
+    </w:p>
+    <w:p>
+      <w:pPr>
+        <w:rPr>
+          <w:color w:val="000000" w:themeColor="text1"/>
+        </w:rPr>
+      </w:pPr>
+      <w:r>
+        <w:rPr>
+          <w:color w:val="000000" w:themeColor="text1"/>
+        </w:rPr>
+        <w:t>You now have a program that can ask questions, store the answers perfectly in memory, transform data types, calculate results, and print them back out.</w:t>
+      </w:r>
+    </w:p>
+    <w:p>
+      <w:pPr>
+        <w:rPr>
           <w:color w:val="000000" w:themeColor="text1"/>
         </w:rPr>
       </w:pPr>
@@ -12458,6 +13822,119 @@
     </w:lvl>
   </w:abstractNum>
   <w:abstractNum w:abstractNumId="12" w15:restartNumberingAfterBreak="0">
+    <w:nsid w:val="326D4E4A"/>
+    <w:multiLevelType w:val="multilevel"/>
+    <w:tmpl w:val="8642F19C"/>
+    <w:lvl w:ilvl="0">
+      <w:start w:val="1"/>
+      <w:numFmt w:val="decimal"/>
+      <w:lvlText w:val="%1."/>
+      <w:lvlJc w:val="left"/>
+      <w:pPr>
+        <w:tabs>
+          <w:tab w:val="num" w:pos="720"/>
+        </w:tabs>
+        <w:ind w:left="720" w:hanging="360"/>
+      </w:pPr>
+    </w:lvl>
+    <w:lvl w:ilvl="1" w:tentative="1">
+      <w:start w:val="1"/>
+      <w:numFmt w:val="decimal"/>
+      <w:lvlText w:val="%2."/>
+      <w:lvlJc w:val="left"/>
+      <w:pPr>
+        <w:tabs>
+          <w:tab w:val="num" w:pos="1440"/>
+        </w:tabs>
+        <w:ind w:left="1440" w:hanging="360"/>
+      </w:pPr>
+    </w:lvl>
+    <w:lvl w:ilvl="2" w:tentative="1">
+      <w:start w:val="1"/>
+      <w:numFmt w:val="decimal"/>
+      <w:lvlText w:val="%3."/>
+      <w:lvlJc w:val="left"/>
+      <w:pPr>
+        <w:tabs>
+          <w:tab w:val="num" w:pos="2160"/>
+        </w:tabs>
+        <w:ind w:left="2160" w:hanging="360"/>
+      </w:pPr>
+    </w:lvl>
+    <w:lvl w:ilvl="3" w:tentative="1">
+      <w:start w:val="1"/>
+      <w:numFmt w:val="decimal"/>
+      <w:lvlText w:val="%4."/>
+      <w:lvlJc w:val="left"/>
+      <w:pPr>
+        <w:tabs>
+          <w:tab w:val="num" w:pos="2880"/>
+        </w:tabs>
+        <w:ind w:left="2880" w:hanging="360"/>
+      </w:pPr>
+    </w:lvl>
+    <w:lvl w:ilvl="4" w:tentative="1">
+      <w:start w:val="1"/>
+      <w:numFmt w:val="decimal"/>
+      <w:lvlText w:val="%5."/>
+      <w:lvlJc w:val="left"/>
+      <w:pPr>
+        <w:tabs>
+          <w:tab w:val="num" w:pos="3600"/>
+        </w:tabs>
+        <w:ind w:left="3600" w:hanging="360"/>
+      </w:pPr>
+    </w:lvl>
+    <w:lvl w:ilvl="5" w:tentative="1">
+      <w:start w:val="1"/>
+      <w:numFmt w:val="decimal"/>
+      <w:lvlText w:val="%6."/>
+      <w:lvlJc w:val="left"/>
+      <w:pPr>
+        <w:tabs>
+          <w:tab w:val="num" w:pos="4320"/>
+        </w:tabs>
+        <w:ind w:left="4320" w:hanging="360"/>
+      </w:pPr>
+    </w:lvl>
+    <w:lvl w:ilvl="6" w:tentative="1">
+      <w:start w:val="1"/>
+      <w:numFmt w:val="decimal"/>
+      <w:lvlText w:val="%7."/>
+      <w:lvlJc w:val="left"/>
+      <w:pPr>
+        <w:tabs>
+          <w:tab w:val="num" w:pos="5040"/>
+        </w:tabs>
+        <w:ind w:left="5040" w:hanging="360"/>
+      </w:pPr>
+    </w:lvl>
+    <w:lvl w:ilvl="7" w:tentative="1">
+      <w:start w:val="1"/>
+      <w:numFmt w:val="decimal"/>
+      <w:lvlText w:val="%8."/>
+      <w:lvlJc w:val="left"/>
+      <w:pPr>
+        <w:tabs>
+          <w:tab w:val="num" w:pos="5760"/>
+        </w:tabs>
+        <w:ind w:left="5760" w:hanging="360"/>
+      </w:pPr>
+    </w:lvl>
+    <w:lvl w:ilvl="8" w:tentative="1">
+      <w:start w:val="1"/>
+      <w:numFmt w:val="decimal"/>
+      <w:lvlText w:val="%9."/>
+      <w:lvlJc w:val="left"/>
+      <w:pPr>
+        <w:tabs>
+          <w:tab w:val="num" w:pos="6480"/>
+        </w:tabs>
+        <w:ind w:left="6480" w:hanging="360"/>
+      </w:pPr>
+    </w:lvl>
+  </w:abstractNum>
+  <w:abstractNum w:abstractNumId="13" w15:restartNumberingAfterBreak="0">
     <w:nsid w:val="34281421"/>
     <w:multiLevelType w:val="multilevel"/>
     <w:tmpl w:val="FA4A835C"/>
@@ -12606,7 +14083,7 @@
       </w:rPr>
     </w:lvl>
   </w:abstractNum>
-  <w:abstractNum w:abstractNumId="13" w15:restartNumberingAfterBreak="0">
+  <w:abstractNum w:abstractNumId="14" w15:restartNumberingAfterBreak="0">
     <w:nsid w:val="35037B4D"/>
     <w:multiLevelType w:val="multilevel"/>
     <w:tmpl w:val="25A45094"/>
@@ -12755,7 +14232,7 @@
       </w:rPr>
     </w:lvl>
   </w:abstractNum>
-  <w:abstractNum w:abstractNumId="14" w15:restartNumberingAfterBreak="0">
+  <w:abstractNum w:abstractNumId="15" w15:restartNumberingAfterBreak="0">
     <w:nsid w:val="368F3C4C"/>
     <w:multiLevelType w:val="multilevel"/>
     <w:tmpl w:val="EC5E60B6"/>
@@ -12904,7 +14381,7 @@
       </w:rPr>
     </w:lvl>
   </w:abstractNum>
-  <w:abstractNum w:abstractNumId="15" w15:restartNumberingAfterBreak="0">
+  <w:abstractNum w:abstractNumId="16" w15:restartNumberingAfterBreak="0">
     <w:nsid w:val="38525D97"/>
     <w:multiLevelType w:val="multilevel"/>
     <w:tmpl w:val="547C83F2"/>
@@ -13053,7 +14530,7 @@
       </w:rPr>
     </w:lvl>
   </w:abstractNum>
-  <w:abstractNum w:abstractNumId="16" w15:restartNumberingAfterBreak="0">
+  <w:abstractNum w:abstractNumId="17" w15:restartNumberingAfterBreak="0">
     <w:nsid w:val="41907999"/>
     <w:multiLevelType w:val="multilevel"/>
     <w:tmpl w:val="65504056"/>
@@ -13166,7 +14643,7 @@
       </w:pPr>
     </w:lvl>
   </w:abstractNum>
-  <w:abstractNum w:abstractNumId="17" w15:restartNumberingAfterBreak="0">
+  <w:abstractNum w:abstractNumId="18" w15:restartNumberingAfterBreak="0">
     <w:nsid w:val="586610AB"/>
     <w:multiLevelType w:val="multilevel"/>
     <w:tmpl w:val="54AA77F4"/>
@@ -13279,7 +14756,7 @@
       </w:pPr>
     </w:lvl>
   </w:abstractNum>
-  <w:abstractNum w:abstractNumId="18" w15:restartNumberingAfterBreak="0">
+  <w:abstractNum w:abstractNumId="19" w15:restartNumberingAfterBreak="0">
     <w:nsid w:val="5BFC2A2B"/>
     <w:multiLevelType w:val="multilevel"/>
     <w:tmpl w:val="F68044EC"/>
@@ -13392,7 +14869,7 @@
       </w:pPr>
     </w:lvl>
   </w:abstractNum>
-  <w:abstractNum w:abstractNumId="19" w15:restartNumberingAfterBreak="0">
+  <w:abstractNum w:abstractNumId="20" w15:restartNumberingAfterBreak="0">
     <w:nsid w:val="5F436771"/>
     <w:multiLevelType w:val="multilevel"/>
     <w:tmpl w:val="3320C6A2"/>
@@ -13505,7 +14982,7 @@
       </w:pPr>
     </w:lvl>
   </w:abstractNum>
-  <w:abstractNum w:abstractNumId="20" w15:restartNumberingAfterBreak="0">
+  <w:abstractNum w:abstractNumId="21" w15:restartNumberingAfterBreak="0">
     <w:nsid w:val="60E335AB"/>
     <w:multiLevelType w:val="multilevel"/>
     <w:tmpl w:val="22AC81BE"/>
@@ -13618,7 +15095,7 @@
       </w:pPr>
     </w:lvl>
   </w:abstractNum>
-  <w:abstractNum w:abstractNumId="21" w15:restartNumberingAfterBreak="0">
+  <w:abstractNum w:abstractNumId="22" w15:restartNumberingAfterBreak="0">
     <w:nsid w:val="66811F00"/>
     <w:multiLevelType w:val="multilevel"/>
     <w:tmpl w:val="D24C34E4"/>
@@ -13731,7 +15208,7 @@
       </w:pPr>
     </w:lvl>
   </w:abstractNum>
-  <w:abstractNum w:abstractNumId="22" w15:restartNumberingAfterBreak="0">
+  <w:abstractNum w:abstractNumId="23" w15:restartNumberingAfterBreak="0">
     <w:nsid w:val="74967BA0"/>
     <w:multiLevelType w:val="multilevel"/>
     <w:tmpl w:val="022A8502"/>
@@ -13880,7 +15357,120 @@
       </w:rPr>
     </w:lvl>
   </w:abstractNum>
-  <w:abstractNum w:abstractNumId="23" w15:restartNumberingAfterBreak="0">
+  <w:abstractNum w:abstractNumId="24" w15:restartNumberingAfterBreak="0">
+    <w:nsid w:val="772108D7"/>
+    <w:multiLevelType w:val="multilevel"/>
+    <w:tmpl w:val="AED6F526"/>
+    <w:lvl w:ilvl="0">
+      <w:start w:val="1"/>
+      <w:numFmt w:val="decimal"/>
+      <w:lvlText w:val="%1."/>
+      <w:lvlJc w:val="left"/>
+      <w:pPr>
+        <w:tabs>
+          <w:tab w:val="num" w:pos="720"/>
+        </w:tabs>
+        <w:ind w:left="720" w:hanging="360"/>
+      </w:pPr>
+    </w:lvl>
+    <w:lvl w:ilvl="1" w:tentative="1">
+      <w:start w:val="1"/>
+      <w:numFmt w:val="decimal"/>
+      <w:lvlText w:val="%2."/>
+      <w:lvlJc w:val="left"/>
+      <w:pPr>
+        <w:tabs>
+          <w:tab w:val="num" w:pos="1440"/>
+        </w:tabs>
+        <w:ind w:left="1440" w:hanging="360"/>
+      </w:pPr>
+    </w:lvl>
+    <w:lvl w:ilvl="2" w:tentative="1">
+      <w:start w:val="1"/>
+      <w:numFmt w:val="decimal"/>
+      <w:lvlText w:val="%3."/>
+      <w:lvlJc w:val="left"/>
+      <w:pPr>
+        <w:tabs>
+          <w:tab w:val="num" w:pos="2160"/>
+        </w:tabs>
+        <w:ind w:left="2160" w:hanging="360"/>
+      </w:pPr>
+    </w:lvl>
+    <w:lvl w:ilvl="3" w:tentative="1">
+      <w:start w:val="1"/>
+      <w:numFmt w:val="decimal"/>
+      <w:lvlText w:val="%4."/>
+      <w:lvlJc w:val="left"/>
+      <w:pPr>
+        <w:tabs>
+          <w:tab w:val="num" w:pos="2880"/>
+        </w:tabs>
+        <w:ind w:left="2880" w:hanging="360"/>
+      </w:pPr>
+    </w:lvl>
+    <w:lvl w:ilvl="4" w:tentative="1">
+      <w:start w:val="1"/>
+      <w:numFmt w:val="decimal"/>
+      <w:lvlText w:val="%5."/>
+      <w:lvlJc w:val="left"/>
+      <w:pPr>
+        <w:tabs>
+          <w:tab w:val="num" w:pos="3600"/>
+        </w:tabs>
+        <w:ind w:left="3600" w:hanging="360"/>
+      </w:pPr>
+    </w:lvl>
+    <w:lvl w:ilvl="5" w:tentative="1">
+      <w:start w:val="1"/>
+      <w:numFmt w:val="decimal"/>
+      <w:lvlText w:val="%6."/>
+      <w:lvlJc w:val="left"/>
+      <w:pPr>
+        <w:tabs>
+          <w:tab w:val="num" w:pos="4320"/>
+        </w:tabs>
+        <w:ind w:left="4320" w:hanging="360"/>
+      </w:pPr>
+    </w:lvl>
+    <w:lvl w:ilvl="6" w:tentative="1">
+      <w:start w:val="1"/>
+      <w:numFmt w:val="decimal"/>
+      <w:lvlText w:val="%7."/>
+      <w:lvlJc w:val="left"/>
+      <w:pPr>
+        <w:tabs>
+          <w:tab w:val="num" w:pos="5040"/>
+        </w:tabs>
+        <w:ind w:left="5040" w:hanging="360"/>
+      </w:pPr>
+    </w:lvl>
+    <w:lvl w:ilvl="7" w:tentative="1">
+      <w:start w:val="1"/>
+      <w:numFmt w:val="decimal"/>
+      <w:lvlText w:val="%8."/>
+      <w:lvlJc w:val="left"/>
+      <w:pPr>
+        <w:tabs>
+          <w:tab w:val="num" w:pos="5760"/>
+        </w:tabs>
+        <w:ind w:left="5760" w:hanging="360"/>
+      </w:pPr>
+    </w:lvl>
+    <w:lvl w:ilvl="8" w:tentative="1">
+      <w:start w:val="1"/>
+      <w:numFmt w:val="decimal"/>
+      <w:lvlText w:val="%9."/>
+      <w:lvlJc w:val="left"/>
+      <w:pPr>
+        <w:tabs>
+          <w:tab w:val="num" w:pos="6480"/>
+        </w:tabs>
+        <w:ind w:left="6480" w:hanging="360"/>
+      </w:pPr>
+    </w:lvl>
+  </w:abstractNum>
+  <w:abstractNum w:abstractNumId="25" w15:restartNumberingAfterBreak="0">
     <w:nsid w:val="78F23F18"/>
     <w:multiLevelType w:val="multilevel"/>
     <w:tmpl w:val="91169836"/>
@@ -13993,7 +15583,7 @@
       </w:pPr>
     </w:lvl>
   </w:abstractNum>
-  <w:abstractNum w:abstractNumId="24" w15:restartNumberingAfterBreak="0">
+  <w:abstractNum w:abstractNumId="26" w15:restartNumberingAfterBreak="0">
     <w:nsid w:val="79865D90"/>
     <w:multiLevelType w:val="multilevel"/>
     <w:tmpl w:val="4C8E399E"/>
@@ -14106,7 +15696,7 @@
       </w:pPr>
     </w:lvl>
   </w:abstractNum>
-  <w:abstractNum w:abstractNumId="25" w15:restartNumberingAfterBreak="0">
+  <w:abstractNum w:abstractNumId="27" w15:restartNumberingAfterBreak="0">
     <w:nsid w:val="7A666CB5"/>
     <w:multiLevelType w:val="multilevel"/>
     <w:tmpl w:val="5602EB2E"/>
@@ -14256,7 +15846,7 @@
     </w:lvl>
   </w:abstractNum>
   <w:num w:numId="1" w16cid:durableId="1099566421">
-    <w:abstractNumId w:val="15"/>
+    <w:abstractNumId w:val="16"/>
   </w:num>
   <w:num w:numId="2" w16cid:durableId="2116751180">
     <w:abstractNumId w:val="5"/>
@@ -14268,16 +15858,16 @@
     <w:abstractNumId w:val="10"/>
   </w:num>
   <w:num w:numId="5" w16cid:durableId="1631398879">
+    <w:abstractNumId w:val="15"/>
+  </w:num>
+  <w:num w:numId="6" w16cid:durableId="1628199336">
     <w:abstractNumId w:val="14"/>
   </w:num>
-  <w:num w:numId="6" w16cid:durableId="1628199336">
-    <w:abstractNumId w:val="13"/>
-  </w:num>
   <w:num w:numId="7" w16cid:durableId="1074161061">
-    <w:abstractNumId w:val="16"/>
+    <w:abstractNumId w:val="17"/>
   </w:num>
   <w:num w:numId="8" w16cid:durableId="1518034576">
-    <w:abstractNumId w:val="23"/>
+    <w:abstractNumId w:val="25"/>
   </w:num>
   <w:num w:numId="9" w16cid:durableId="1561164621">
     <w:abstractNumId w:val="4"/>
@@ -14289,37 +15879,37 @@
     <w:abstractNumId w:val="6"/>
   </w:num>
   <w:num w:numId="12" w16cid:durableId="1559971753">
-    <w:abstractNumId w:val="19"/>
+    <w:abstractNumId w:val="20"/>
   </w:num>
   <w:num w:numId="13" w16cid:durableId="1625500408">
-    <w:abstractNumId w:val="20"/>
+    <w:abstractNumId w:val="21"/>
   </w:num>
   <w:num w:numId="14" w16cid:durableId="1103452895">
     <w:abstractNumId w:val="7"/>
   </w:num>
   <w:num w:numId="15" w16cid:durableId="1325015138">
-    <w:abstractNumId w:val="18"/>
+    <w:abstractNumId w:val="19"/>
   </w:num>
   <w:num w:numId="16" w16cid:durableId="889653411">
-    <w:abstractNumId w:val="21"/>
+    <w:abstractNumId w:val="22"/>
   </w:num>
   <w:num w:numId="17" w16cid:durableId="1952055407">
-    <w:abstractNumId w:val="24"/>
+    <w:abstractNumId w:val="26"/>
   </w:num>
   <w:num w:numId="18" w16cid:durableId="942152649">
-    <w:abstractNumId w:val="17"/>
+    <w:abstractNumId w:val="18"/>
   </w:num>
   <w:num w:numId="19" w16cid:durableId="157113166">
     <w:abstractNumId w:val="11"/>
   </w:num>
   <w:num w:numId="20" w16cid:durableId="586619119">
-    <w:abstractNumId w:val="22"/>
+    <w:abstractNumId w:val="23"/>
   </w:num>
   <w:num w:numId="21" w16cid:durableId="10840090">
-    <w:abstractNumId w:val="12"/>
+    <w:abstractNumId w:val="13"/>
   </w:num>
   <w:num w:numId="22" w16cid:durableId="1623464123">
-    <w:abstractNumId w:val="25"/>
+    <w:abstractNumId w:val="27"/>
   </w:num>
   <w:num w:numId="23" w16cid:durableId="1779173879">
     <w:abstractNumId w:val="0"/>
@@ -14332,6 +15922,12 @@
   </w:num>
   <w:num w:numId="26" w16cid:durableId="1153520976">
     <w:abstractNumId w:val="9"/>
+  </w:num>
+  <w:num w:numId="27" w16cid:durableId="837771531">
+    <w:abstractNumId w:val="24"/>
+  </w:num>
+  <w:num w:numId="28" w16cid:durableId="1471630325">
+    <w:abstractNumId w:val="12"/>
   </w:num>
 </w:numbering>
 </file>
@@ -15252,6 +16848,17 @@
       <w:spacing w:val="5"/>
     </w:rPr>
   </w:style>
+  <w:style w:type="character" w:styleId="SubtleReference">
+    <w:name w:val="Subtle Reference"/>
+    <w:basedOn w:val="DefaultParagraphFont"/>
+    <w:uiPriority w:val="31"/>
+    <w:qFormat/>
+    <w:rsid w:val="006F4027"/>
+    <w:rPr>
+      <w:smallCaps/>
+      <w:color w:val="5A5A5A" w:themeColor="text1" w:themeTint="A5"/>
+    </w:rPr>
+  </w:style>
 </w:styles>
 </file>
 

--- a/extra notes.docx
+++ b/extra notes.docx
@@ -12211,6 +12211,2068 @@
     <w:p>
       <w:pPr>
         <w:rPr>
+          <w:b/>
+          <w:bCs/>
+          <w:color w:val="EE0000"/>
+          <w:sz w:val="28"/>
+          <w:szCs w:val="28"/>
+        </w:rPr>
+      </w:pPr>
+      <w:r>
+        <w:rPr>
+          <w:b/>
+          <w:bCs/>
+          <w:color w:val="EE0000"/>
+          <w:sz w:val="28"/>
+          <w:szCs w:val="28"/>
+        </w:rPr>
+        <w:t>If I use int(</w:t>
+      </w:r>
+      <w:proofErr w:type="gramStart"/>
+      <w:r>
+        <w:rPr>
+          <w:b/>
+          <w:bCs/>
+          <w:color w:val="EE0000"/>
+          <w:sz w:val="28"/>
+          <w:szCs w:val="28"/>
+        </w:rPr>
+        <w:t>input(</w:t>
+      </w:r>
+      <w:proofErr w:type="gramEnd"/>
+      <w:r>
+        <w:rPr>
+          <w:b/>
+          <w:bCs/>
+          <w:color w:val="EE0000"/>
+          <w:sz w:val="28"/>
+          <w:szCs w:val="28"/>
+        </w:rPr>
+        <w:t>)), what happens if a user types the word 'twenty' instead of the number 20? How do we stop the program from crashing?</w:t>
+      </w:r>
+    </w:p>
+    <w:p>
+      <w:pPr>
+        <w:rPr>
+          <w:color w:val="000000" w:themeColor="text1"/>
+        </w:rPr>
+      </w:pPr>
+    </w:p>
+    <w:p>
+      <w:pPr>
+        <w:rPr>
+          <w:color w:val="000000" w:themeColor="text1"/>
+        </w:rPr>
+      </w:pPr>
+      <w:r>
+        <w:rPr>
+          <w:color w:val="000000" w:themeColor="text1"/>
+        </w:rPr>
+        <w:t xml:space="preserve">If a user types the word "twenty", the </w:t>
+      </w:r>
+      <w:proofErr w:type="gramStart"/>
+      <w:r>
+        <w:rPr>
+          <w:color w:val="000000" w:themeColor="text1"/>
+        </w:rPr>
+        <w:t>int(</w:t>
+      </w:r>
+      <w:proofErr w:type="gramEnd"/>
+      <w:r>
+        <w:rPr>
+          <w:color w:val="000000" w:themeColor="text1"/>
+        </w:rPr>
+        <w:t xml:space="preserve">) machine looks at the first letter, realizes it is not a base-10 digit (0-9), and immediately throws a </w:t>
+      </w:r>
+      <w:proofErr w:type="spellStart"/>
+      <w:r>
+        <w:rPr>
+          <w:b/>
+          <w:bCs/>
+          <w:color w:val="000000" w:themeColor="text1"/>
+        </w:rPr>
+        <w:t>ValueError</w:t>
+      </w:r>
+      <w:proofErr w:type="spellEnd"/>
+      <w:r>
+        <w:rPr>
+          <w:color w:val="000000" w:themeColor="text1"/>
+        </w:rPr>
+        <w:t>.</w:t>
+      </w:r>
+    </w:p>
+    <w:p>
+      <w:pPr>
+        <w:rPr>
+          <w:color w:val="000000" w:themeColor="text1"/>
+        </w:rPr>
+      </w:pPr>
+      <w:r>
+        <w:rPr>
+          <w:color w:val="000000" w:themeColor="text1"/>
+        </w:rPr>
+        <w:t>When an error like this is thrown, the Execution Thread violently stops, prints a massive red error message to the screen, and the entire program dies. If this was a cloud server, your app would go offline.</w:t>
+      </w:r>
+    </w:p>
+    <w:p>
+      <w:pPr>
+        <w:rPr>
+          <w:color w:val="000000" w:themeColor="text1"/>
+        </w:rPr>
+      </w:pPr>
+      <w:r>
+        <w:rPr>
+          <w:color w:val="000000" w:themeColor="text1"/>
+        </w:rPr>
+        <w:t xml:space="preserve">To prevent this, we use a concept called </w:t>
+      </w:r>
+      <w:r>
+        <w:rPr>
+          <w:b/>
+          <w:bCs/>
+          <w:color w:val="000000" w:themeColor="text1"/>
+        </w:rPr>
+        <w:t>Exception Handling</w:t>
+      </w:r>
+      <w:r>
+        <w:rPr>
+          <w:color w:val="000000" w:themeColor="text1"/>
+        </w:rPr>
+        <w:t xml:space="preserve">. We build a safety net around dangerous code using a </w:t>
+      </w:r>
+      <w:r>
+        <w:rPr>
+          <w:b/>
+          <w:bCs/>
+          <w:color w:val="000000" w:themeColor="text1"/>
+        </w:rPr>
+        <w:t>try</w:t>
+      </w:r>
+      <w:r>
+        <w:rPr>
+          <w:color w:val="000000" w:themeColor="text1"/>
+        </w:rPr>
+        <w:t xml:space="preserve"> and </w:t>
+      </w:r>
+      <w:r>
+        <w:rPr>
+          <w:b/>
+          <w:bCs/>
+          <w:color w:val="000000" w:themeColor="text1"/>
+        </w:rPr>
+        <w:t>except</w:t>
+      </w:r>
+      <w:r>
+        <w:rPr>
+          <w:color w:val="000000" w:themeColor="text1"/>
+        </w:rPr>
+        <w:t xml:space="preserve"> block.</w:t>
+      </w:r>
+    </w:p>
+    <w:p>
+      <w:pPr>
+        <w:rPr>
+          <w:b/>
+          <w:bCs/>
+          <w:color w:val="000000" w:themeColor="text1"/>
+        </w:rPr>
+      </w:pPr>
+      <w:r>
+        <w:rPr>
+          <w:b/>
+          <w:bCs/>
+          <w:color w:val="000000" w:themeColor="text1"/>
+        </w:rPr>
+        <w:t>The Try-Except Block (The Safety Net)</w:t>
+      </w:r>
+    </w:p>
+    <w:p>
+      <w:pPr>
+        <w:rPr>
+          <w:color w:val="000000" w:themeColor="text1"/>
+        </w:rPr>
+      </w:pPr>
+      <w:r>
+        <w:rPr>
+          <w:color w:val="000000" w:themeColor="text1"/>
+        </w:rPr>
+        <w:t>Here is how you write it:</w:t>
+      </w:r>
+    </w:p>
+    <w:p>
+      <w:pPr>
+        <w:rPr>
+          <w:color w:val="000000" w:themeColor="text1"/>
+          <w:highlight w:val="yellow"/>
+        </w:rPr>
+      </w:pPr>
+      <w:r>
+        <w:rPr>
+          <w:color w:val="000000" w:themeColor="text1"/>
+          <w:highlight w:val="yellow"/>
+        </w:rPr>
+        <w:t>Python</w:t>
+      </w:r>
+    </w:p>
+    <w:p>
+      <w:pPr>
+        <w:rPr>
+          <w:color w:val="000000" w:themeColor="text1"/>
+          <w:highlight w:val="yellow"/>
+        </w:rPr>
+      </w:pPr>
+      <w:r>
+        <w:rPr>
+          <w:color w:val="000000" w:themeColor="text1"/>
+          <w:highlight w:val="yellow"/>
+        </w:rPr>
+        <w:t>try:</w:t>
+      </w:r>
+    </w:p>
+    <w:p>
+      <w:pPr>
+        <w:rPr>
+          <w:color w:val="000000" w:themeColor="text1"/>
+          <w:highlight w:val="yellow"/>
+        </w:rPr>
+      </w:pPr>
+      <w:r>
+        <w:rPr>
+          <w:color w:val="000000" w:themeColor="text1"/>
+          <w:highlight w:val="yellow"/>
+        </w:rPr>
+        <w:t xml:space="preserve">    </w:t>
+      </w:r>
+      <w:proofErr w:type="spellStart"/>
+      <w:r>
+        <w:rPr>
+          <w:color w:val="000000" w:themeColor="text1"/>
+          <w:highlight w:val="yellow"/>
+        </w:rPr>
+        <w:t>user_age</w:t>
+      </w:r>
+      <w:proofErr w:type="spellEnd"/>
+      <w:r>
+        <w:rPr>
+          <w:color w:val="000000" w:themeColor="text1"/>
+          <w:highlight w:val="yellow"/>
+        </w:rPr>
+        <w:t xml:space="preserve"> = </w:t>
+      </w:r>
+      <w:proofErr w:type="gramStart"/>
+      <w:r>
+        <w:rPr>
+          <w:color w:val="000000" w:themeColor="text1"/>
+          <w:highlight w:val="yellow"/>
+        </w:rPr>
+        <w:t>int(input(</w:t>
+      </w:r>
+      <w:proofErr w:type="gramEnd"/>
+      <w:r>
+        <w:rPr>
+          <w:color w:val="000000" w:themeColor="text1"/>
+          <w:highlight w:val="yellow"/>
+        </w:rPr>
+        <w:t>"Enter your age: "))</w:t>
+      </w:r>
+    </w:p>
+    <w:p>
+      <w:pPr>
+        <w:rPr>
+          <w:color w:val="000000" w:themeColor="text1"/>
+          <w:highlight w:val="yellow"/>
+        </w:rPr>
+      </w:pPr>
+      <w:r>
+        <w:rPr>
+          <w:color w:val="000000" w:themeColor="text1"/>
+          <w:highlight w:val="yellow"/>
+        </w:rPr>
+        <w:t xml:space="preserve">    </w:t>
+      </w:r>
+      <w:proofErr w:type="spellStart"/>
+      <w:r>
+        <w:rPr>
+          <w:color w:val="000000" w:themeColor="text1"/>
+          <w:highlight w:val="yellow"/>
+        </w:rPr>
+        <w:t>future_age</w:t>
+      </w:r>
+      <w:proofErr w:type="spellEnd"/>
+      <w:r>
+        <w:rPr>
+          <w:color w:val="000000" w:themeColor="text1"/>
+          <w:highlight w:val="yellow"/>
+        </w:rPr>
+        <w:t xml:space="preserve"> = </w:t>
+      </w:r>
+      <w:proofErr w:type="spellStart"/>
+      <w:r>
+        <w:rPr>
+          <w:color w:val="000000" w:themeColor="text1"/>
+          <w:highlight w:val="yellow"/>
+        </w:rPr>
+        <w:t>user_age</w:t>
+      </w:r>
+      <w:proofErr w:type="spellEnd"/>
+      <w:r>
+        <w:rPr>
+          <w:color w:val="000000" w:themeColor="text1"/>
+          <w:highlight w:val="yellow"/>
+        </w:rPr>
+        <w:t xml:space="preserve"> + 10</w:t>
+      </w:r>
+    </w:p>
+    <w:p>
+      <w:pPr>
+        <w:rPr>
+          <w:color w:val="000000" w:themeColor="text1"/>
+          <w:highlight w:val="yellow"/>
+        </w:rPr>
+      </w:pPr>
+      <w:r>
+        <w:rPr>
+          <w:color w:val="000000" w:themeColor="text1"/>
+          <w:highlight w:val="yellow"/>
+        </w:rPr>
+        <w:t xml:space="preserve">    </w:t>
+      </w:r>
+      <w:proofErr w:type="gramStart"/>
+      <w:r>
+        <w:rPr>
+          <w:color w:val="000000" w:themeColor="text1"/>
+          <w:highlight w:val="yellow"/>
+        </w:rPr>
+        <w:t>print(</w:t>
+      </w:r>
+      <w:proofErr w:type="spellStart"/>
+      <w:proofErr w:type="gramEnd"/>
+      <w:r>
+        <w:rPr>
+          <w:color w:val="000000" w:themeColor="text1"/>
+          <w:highlight w:val="yellow"/>
+        </w:rPr>
+        <w:t>f"In</w:t>
+      </w:r>
+      <w:proofErr w:type="spellEnd"/>
+      <w:r>
+        <w:rPr>
+          <w:color w:val="000000" w:themeColor="text1"/>
+          <w:highlight w:val="yellow"/>
+        </w:rPr>
+        <w:t xml:space="preserve"> 10 years, you will be {</w:t>
+      </w:r>
+      <w:proofErr w:type="spellStart"/>
+      <w:r>
+        <w:rPr>
+          <w:color w:val="000000" w:themeColor="text1"/>
+          <w:highlight w:val="yellow"/>
+        </w:rPr>
+        <w:t>future_age</w:t>
+      </w:r>
+      <w:proofErr w:type="spellEnd"/>
+      <w:r>
+        <w:rPr>
+          <w:color w:val="000000" w:themeColor="text1"/>
+          <w:highlight w:val="yellow"/>
+        </w:rPr>
+        <w:t>} years old.")</w:t>
+      </w:r>
+    </w:p>
+    <w:p>
+      <w:pPr>
+        <w:rPr>
+          <w:color w:val="000000" w:themeColor="text1"/>
+          <w:highlight w:val="yellow"/>
+        </w:rPr>
+      </w:pPr>
+    </w:p>
+    <w:p>
+      <w:pPr>
+        <w:rPr>
+          <w:color w:val="000000" w:themeColor="text1"/>
+        </w:rPr>
+      </w:pPr>
+      <w:r>
+        <w:rPr>
+          <w:color w:val="000000" w:themeColor="text1"/>
+          <w:highlight w:val="yellow"/>
+        </w:rPr>
+        <w:t xml:space="preserve">except </w:t>
+      </w:r>
+      <w:proofErr w:type="spellStart"/>
+      <w:r>
+        <w:rPr>
+          <w:color w:val="000000" w:themeColor="text1"/>
+          <w:highlight w:val="yellow"/>
+        </w:rPr>
+        <w:t>ValueError</w:t>
+      </w:r>
+      <w:proofErr w:type="spellEnd"/>
+      <w:r>
+        <w:rPr>
+          <w:color w:val="000000" w:themeColor="text1"/>
+          <w:highlight w:val="yellow"/>
+        </w:rPr>
+        <w:t>:</w:t>
+      </w:r>
+    </w:p>
+    <w:p>
+      <w:pPr>
+        <w:rPr>
+          <w:color w:val="000000" w:themeColor="text1"/>
+        </w:rPr>
+      </w:pPr>
+      <w:r>
+        <w:rPr>
+          <w:color w:val="000000" w:themeColor="text1"/>
+        </w:rPr>
+        <w:t xml:space="preserve">    </w:t>
+      </w:r>
+      <w:proofErr w:type="gramStart"/>
+      <w:r>
+        <w:rPr>
+          <w:color w:val="000000" w:themeColor="text1"/>
+          <w:highlight w:val="yellow"/>
+        </w:rPr>
+        <w:t>print(</w:t>
+      </w:r>
+      <w:proofErr w:type="gramEnd"/>
+      <w:r>
+        <w:rPr>
+          <w:color w:val="000000" w:themeColor="text1"/>
+          <w:highlight w:val="yellow"/>
+        </w:rPr>
+        <w:t>"Error: Please type a real number, not a word.")</w:t>
+      </w:r>
+    </w:p>
+    <w:p>
+      <w:pPr>
+        <w:rPr>
+          <w:b/>
+          <w:bCs/>
+          <w:color w:val="000000" w:themeColor="text1"/>
+        </w:rPr>
+      </w:pPr>
+      <w:r>
+        <w:rPr>
+          <w:b/>
+          <w:bCs/>
+          <w:color w:val="000000" w:themeColor="text1"/>
+        </w:rPr>
+        <w:t>What happens to the Execution Thread?</w:t>
+      </w:r>
+    </w:p>
+    <w:p>
+      <w:pPr>
+        <w:numPr>
+          <w:ilvl w:val="0"/>
+          <w:numId w:val="29"/>
+        </w:numPr>
+        <w:rPr>
+          <w:color w:val="000000" w:themeColor="text1"/>
+        </w:rPr>
+      </w:pPr>
+      <w:r>
+        <w:rPr>
+          <w:b/>
+          <w:bCs/>
+          <w:color w:val="000000" w:themeColor="text1"/>
+        </w:rPr>
+        <w:t>The Safe Zone (try):</w:t>
+      </w:r>
+      <w:r>
+        <w:rPr>
+          <w:color w:val="000000" w:themeColor="text1"/>
+        </w:rPr>
+        <w:t xml:space="preserve"> Python enters the try block. It knows to be on high alert.</w:t>
+      </w:r>
+    </w:p>
+    <w:p>
+      <w:pPr>
+        <w:numPr>
+          <w:ilvl w:val="0"/>
+          <w:numId w:val="29"/>
+        </w:numPr>
+        <w:rPr>
+          <w:color w:val="000000" w:themeColor="text1"/>
+        </w:rPr>
+      </w:pPr>
+      <w:r>
+        <w:rPr>
+          <w:b/>
+          <w:bCs/>
+          <w:color w:val="000000" w:themeColor="text1"/>
+        </w:rPr>
+        <w:t xml:space="preserve">The </w:t>
+      </w:r>
+      <w:proofErr w:type="gramStart"/>
+      <w:r>
+        <w:rPr>
+          <w:b/>
+          <w:bCs/>
+          <w:color w:val="000000" w:themeColor="text1"/>
+        </w:rPr>
+        <w:t>Bomb</w:t>
+      </w:r>
+      <w:proofErr w:type="gramEnd"/>
+      <w:r>
+        <w:rPr>
+          <w:b/>
+          <w:bCs/>
+          <w:color w:val="000000" w:themeColor="text1"/>
+        </w:rPr>
+        <w:t>:</w:t>
+      </w:r>
+      <w:r>
+        <w:rPr>
+          <w:color w:val="000000" w:themeColor="text1"/>
+        </w:rPr>
+        <w:t xml:space="preserve"> The user types "twenty". The </w:t>
+      </w:r>
+      <w:proofErr w:type="gramStart"/>
+      <w:r>
+        <w:rPr>
+          <w:color w:val="000000" w:themeColor="text1"/>
+        </w:rPr>
+        <w:t>input(</w:t>
+      </w:r>
+      <w:proofErr w:type="gramEnd"/>
+      <w:r>
+        <w:rPr>
+          <w:color w:val="000000" w:themeColor="text1"/>
+        </w:rPr>
+        <w:t xml:space="preserve">) function creates the string "twenty". The </w:t>
+      </w:r>
+      <w:proofErr w:type="gramStart"/>
+      <w:r>
+        <w:rPr>
+          <w:color w:val="000000" w:themeColor="text1"/>
+        </w:rPr>
+        <w:t>int(</w:t>
+      </w:r>
+      <w:proofErr w:type="gramEnd"/>
+      <w:r>
+        <w:rPr>
+          <w:color w:val="000000" w:themeColor="text1"/>
+        </w:rPr>
+        <w:t>) function tries to convert it and fails.</w:t>
+      </w:r>
+    </w:p>
+    <w:p>
+      <w:pPr>
+        <w:numPr>
+          <w:ilvl w:val="0"/>
+          <w:numId w:val="29"/>
+        </w:numPr>
+        <w:rPr>
+          <w:color w:val="000000" w:themeColor="text1"/>
+        </w:rPr>
+      </w:pPr>
+      <w:r>
+        <w:rPr>
+          <w:b/>
+          <w:bCs/>
+          <w:color w:val="000000" w:themeColor="text1"/>
+        </w:rPr>
+        <w:t>The Teleportation:</w:t>
+      </w:r>
+      <w:r>
+        <w:rPr>
+          <w:color w:val="000000" w:themeColor="text1"/>
+        </w:rPr>
+        <w:t xml:space="preserve"> The millisecond the </w:t>
+      </w:r>
+      <w:proofErr w:type="gramStart"/>
+      <w:r>
+        <w:rPr>
+          <w:color w:val="000000" w:themeColor="text1"/>
+        </w:rPr>
+        <w:t>int(</w:t>
+      </w:r>
+      <w:proofErr w:type="gramEnd"/>
+      <w:r>
+        <w:rPr>
+          <w:color w:val="000000" w:themeColor="text1"/>
+        </w:rPr>
+        <w:t xml:space="preserve">) machine throws the </w:t>
+      </w:r>
+      <w:proofErr w:type="spellStart"/>
+      <w:r>
+        <w:rPr>
+          <w:color w:val="000000" w:themeColor="text1"/>
+        </w:rPr>
+        <w:t>ValueError</w:t>
+      </w:r>
+      <w:proofErr w:type="spellEnd"/>
+      <w:r>
+        <w:rPr>
+          <w:color w:val="000000" w:themeColor="text1"/>
+        </w:rPr>
+        <w:t xml:space="preserve">, the Execution Thread </w:t>
+      </w:r>
+      <w:r>
+        <w:rPr>
+          <w:b/>
+          <w:bCs/>
+          <w:color w:val="000000" w:themeColor="text1"/>
+        </w:rPr>
+        <w:t>instantly stops</w:t>
+      </w:r>
+      <w:r>
+        <w:rPr>
+          <w:color w:val="000000" w:themeColor="text1"/>
+        </w:rPr>
+        <w:t xml:space="preserve">. It does </w:t>
+      </w:r>
+      <w:r>
+        <w:rPr>
+          <w:i/>
+          <w:iCs/>
+          <w:color w:val="000000" w:themeColor="text1"/>
+        </w:rPr>
+        <w:t>not</w:t>
+      </w:r>
+      <w:r>
+        <w:rPr>
+          <w:color w:val="000000" w:themeColor="text1"/>
+        </w:rPr>
+        <w:t xml:space="preserve"> move to the </w:t>
+      </w:r>
+      <w:proofErr w:type="spellStart"/>
+      <w:r>
+        <w:rPr>
+          <w:color w:val="000000" w:themeColor="text1"/>
+        </w:rPr>
+        <w:t>future_age</w:t>
+      </w:r>
+      <w:proofErr w:type="spellEnd"/>
+      <w:r>
+        <w:rPr>
+          <w:color w:val="000000" w:themeColor="text1"/>
+        </w:rPr>
+        <w:t xml:space="preserve"> line. Instead, it teleports completely out of the try block.</w:t>
+      </w:r>
+    </w:p>
+    <w:p>
+      <w:pPr>
+        <w:numPr>
+          <w:ilvl w:val="0"/>
+          <w:numId w:val="29"/>
+        </w:numPr>
+        <w:rPr>
+          <w:color w:val="000000" w:themeColor="text1"/>
+        </w:rPr>
+      </w:pPr>
+      <w:r>
+        <w:rPr>
+          <w:b/>
+          <w:bCs/>
+          <w:color w:val="000000" w:themeColor="text1"/>
+        </w:rPr>
+        <w:t>The Catcher (except):</w:t>
+      </w:r>
+      <w:r>
+        <w:rPr>
+          <w:color w:val="000000" w:themeColor="text1"/>
+        </w:rPr>
+        <w:t xml:space="preserve"> Python scans the except blocks looking for a catcher that matches the error. It sees except </w:t>
+      </w:r>
+      <w:proofErr w:type="spellStart"/>
+      <w:proofErr w:type="gramStart"/>
+      <w:r>
+        <w:rPr>
+          <w:color w:val="000000" w:themeColor="text1"/>
+        </w:rPr>
+        <w:t>ValueError</w:t>
+      </w:r>
+      <w:proofErr w:type="spellEnd"/>
+      <w:r>
+        <w:rPr>
+          <w:color w:val="000000" w:themeColor="text1"/>
+        </w:rPr>
+        <w:t>:,</w:t>
+      </w:r>
+      <w:proofErr w:type="gramEnd"/>
+      <w:r>
+        <w:rPr>
+          <w:color w:val="000000" w:themeColor="text1"/>
+        </w:rPr>
+        <w:t xml:space="preserve"> so it jumps inside that block, prints your friendly error message, and the program survives without crashing.</w:t>
+      </w:r>
+    </w:p>
+    <w:p>
+      <w:pPr>
+        <w:rPr>
+          <w:b/>
+          <w:bCs/>
+          <w:color w:val="000000" w:themeColor="text1"/>
+        </w:rPr>
+      </w:pPr>
+      <w:r>
+        <w:rPr>
+          <w:b/>
+          <w:bCs/>
+          <w:color w:val="000000" w:themeColor="text1"/>
+        </w:rPr>
+        <w:t>The FAANG Standard: Don't use a "Naked Except"</w:t>
+      </w:r>
+    </w:p>
+    <w:p>
+      <w:pPr>
+        <w:rPr>
+          <w:color w:val="000000" w:themeColor="text1"/>
+        </w:rPr>
+      </w:pPr>
+      <w:r>
+        <w:rPr>
+          <w:color w:val="000000" w:themeColor="text1"/>
+        </w:rPr>
+        <w:t>A junior developer will often just write except: without specifying the error name (</w:t>
+      </w:r>
+      <w:proofErr w:type="spellStart"/>
+      <w:r>
+        <w:rPr>
+          <w:color w:val="000000" w:themeColor="text1"/>
+        </w:rPr>
+        <w:t>ValueError</w:t>
+      </w:r>
+      <w:proofErr w:type="spellEnd"/>
+      <w:r>
+        <w:rPr>
+          <w:color w:val="000000" w:themeColor="text1"/>
+        </w:rPr>
+        <w:t>).</w:t>
+      </w:r>
+    </w:p>
+    <w:p>
+      <w:pPr>
+        <w:rPr>
+          <w:color w:val="000000" w:themeColor="text1"/>
+        </w:rPr>
+      </w:pPr>
+      <w:r>
+        <w:rPr>
+          <w:b/>
+          <w:bCs/>
+          <w:color w:val="000000" w:themeColor="text1"/>
+        </w:rPr>
+        <w:lastRenderedPageBreak/>
+        <w:t>Never do this.</w:t>
+      </w:r>
+      <w:r>
+        <w:rPr>
+          <w:color w:val="000000" w:themeColor="text1"/>
+        </w:rPr>
+        <w:t xml:space="preserve"> This is called a "naked except" or a "catch-all". If you do this, it will catch </w:t>
+      </w:r>
+      <w:r>
+        <w:rPr>
+          <w:i/>
+          <w:iCs/>
+          <w:color w:val="000000" w:themeColor="text1"/>
+        </w:rPr>
+        <w:t>every single error</w:t>
+      </w:r>
+      <w:r>
+        <w:rPr>
+          <w:color w:val="000000" w:themeColor="text1"/>
+        </w:rPr>
+        <w:t xml:space="preserve">—even if you accidentally made a typo in your code (like spelling it </w:t>
+      </w:r>
+      <w:proofErr w:type="spellStart"/>
+      <w:r>
+        <w:rPr>
+          <w:color w:val="000000" w:themeColor="text1"/>
+        </w:rPr>
+        <w:t>futur_age</w:t>
+      </w:r>
+      <w:proofErr w:type="spellEnd"/>
+      <w:r>
+        <w:rPr>
+          <w:color w:val="000000" w:themeColor="text1"/>
+        </w:rPr>
+        <w:t>). It will silently hide your typos behind the "Please type a real number" message, and you will spend days trying to hunt down a bug you can't see.</w:t>
+      </w:r>
+    </w:p>
+    <w:p>
+      <w:pPr>
+        <w:rPr>
+          <w:color w:val="000000" w:themeColor="text1"/>
+        </w:rPr>
+      </w:pPr>
+      <w:r>
+        <w:rPr>
+          <w:color w:val="000000" w:themeColor="text1"/>
+        </w:rPr>
+        <w:t xml:space="preserve">Always catch the </w:t>
+      </w:r>
+      <w:r>
+        <w:rPr>
+          <w:i/>
+          <w:iCs/>
+          <w:color w:val="000000" w:themeColor="text1"/>
+        </w:rPr>
+        <w:t>exact</w:t>
+      </w:r>
+      <w:r>
+        <w:rPr>
+          <w:color w:val="000000" w:themeColor="text1"/>
+        </w:rPr>
+        <w:t xml:space="preserve"> error you are anticipating (</w:t>
+      </w:r>
+      <w:proofErr w:type="spellStart"/>
+      <w:r>
+        <w:rPr>
+          <w:color w:val="000000" w:themeColor="text1"/>
+        </w:rPr>
+        <w:t>ValueError</w:t>
+      </w:r>
+      <w:proofErr w:type="spellEnd"/>
+      <w:r>
+        <w:rPr>
+          <w:color w:val="000000" w:themeColor="text1"/>
+        </w:rPr>
+        <w:t>).</w:t>
+      </w:r>
+    </w:p>
+    <w:p>
+      <w:pPr>
+        <w:rPr>
+          <w:b/>
+          <w:bCs/>
+          <w:color w:val="000000" w:themeColor="text1"/>
+        </w:rPr>
+      </w:pPr>
+      <w:r>
+        <w:rPr>
+          <w:b/>
+          <w:bCs/>
+          <w:color w:val="000000" w:themeColor="text1"/>
+        </w:rPr>
+        <w:t>Building a Production-Ready Input (The Infinite Loop)</w:t>
+      </w:r>
+    </w:p>
+    <w:p>
+      <w:pPr>
+        <w:rPr>
+          <w:color w:val="000000" w:themeColor="text1"/>
+        </w:rPr>
+      </w:pPr>
+      <w:r>
+        <w:rPr>
+          <w:color w:val="000000" w:themeColor="text1"/>
+        </w:rPr>
+        <w:t>Right now, if the user types "twenty", our program prints the error, but then it just ends. A real application should give them another chance.</w:t>
+      </w:r>
+    </w:p>
+    <w:p>
+      <w:pPr>
+        <w:rPr>
+          <w:color w:val="000000" w:themeColor="text1"/>
+        </w:rPr>
+      </w:pPr>
+      <w:r>
+        <w:rPr>
+          <w:color w:val="000000" w:themeColor="text1"/>
+        </w:rPr>
+        <w:t>We can combine our new try/except knowledge with the while loop we talked about earlier to create an unbreakable input request.</w:t>
+      </w:r>
+    </w:p>
+    <w:p>
+      <w:pPr>
+        <w:rPr>
+          <w:color w:val="000000" w:themeColor="text1"/>
+        </w:rPr>
+      </w:pPr>
+      <w:r>
+        <w:rPr>
+          <w:color w:val="000000" w:themeColor="text1"/>
+        </w:rPr>
+        <w:t xml:space="preserve">We use a while True loop (which runs forever) and a new command called </w:t>
+      </w:r>
+      <w:r>
+        <w:rPr>
+          <w:b/>
+          <w:bCs/>
+          <w:color w:val="000000" w:themeColor="text1"/>
+        </w:rPr>
+        <w:t>break</w:t>
+      </w:r>
+      <w:r>
+        <w:rPr>
+          <w:color w:val="000000" w:themeColor="text1"/>
+        </w:rPr>
+        <w:t xml:space="preserve"> (which destroys the loop from the inside).</w:t>
+      </w:r>
+    </w:p>
+    <w:p>
+      <w:pPr>
+        <w:rPr>
+          <w:color w:val="000000" w:themeColor="text1"/>
+          <w:highlight w:val="yellow"/>
+        </w:rPr>
+      </w:pPr>
+      <w:r>
+        <w:rPr>
+          <w:color w:val="000000" w:themeColor="text1"/>
+          <w:highlight w:val="yellow"/>
+        </w:rPr>
+        <w:t>Python</w:t>
+      </w:r>
+    </w:p>
+    <w:p>
+      <w:pPr>
+        <w:rPr>
+          <w:color w:val="000000" w:themeColor="text1"/>
+          <w:highlight w:val="yellow"/>
+        </w:rPr>
+      </w:pPr>
+      <w:r>
+        <w:rPr>
+          <w:color w:val="000000" w:themeColor="text1"/>
+          <w:highlight w:val="yellow"/>
+        </w:rPr>
+        <w:t>while True:</w:t>
+      </w:r>
+    </w:p>
+    <w:p>
+      <w:pPr>
+        <w:rPr>
+          <w:color w:val="000000" w:themeColor="text1"/>
+          <w:highlight w:val="yellow"/>
+        </w:rPr>
+      </w:pPr>
+      <w:r>
+        <w:rPr>
+          <w:color w:val="000000" w:themeColor="text1"/>
+          <w:highlight w:val="yellow"/>
+        </w:rPr>
+        <w:t xml:space="preserve">    try:</w:t>
+      </w:r>
+    </w:p>
+    <w:p>
+      <w:pPr>
+        <w:rPr>
+          <w:color w:val="000000" w:themeColor="text1"/>
+          <w:highlight w:val="yellow"/>
+        </w:rPr>
+      </w:pPr>
+      <w:r>
+        <w:rPr>
+          <w:color w:val="000000" w:themeColor="text1"/>
+          <w:highlight w:val="yellow"/>
+        </w:rPr>
+        <w:t xml:space="preserve">        # 1. We ask the user for their age</w:t>
+      </w:r>
+    </w:p>
+    <w:p>
+      <w:pPr>
+        <w:rPr>
+          <w:color w:val="000000" w:themeColor="text1"/>
+          <w:highlight w:val="yellow"/>
+        </w:rPr>
+      </w:pPr>
+      <w:r>
+        <w:rPr>
+          <w:color w:val="000000" w:themeColor="text1"/>
+          <w:highlight w:val="yellow"/>
+        </w:rPr>
+        <w:t xml:space="preserve">        </w:t>
+      </w:r>
+      <w:proofErr w:type="spellStart"/>
+      <w:r>
+        <w:rPr>
+          <w:color w:val="000000" w:themeColor="text1"/>
+          <w:highlight w:val="yellow"/>
+        </w:rPr>
+        <w:t>user_age</w:t>
+      </w:r>
+      <w:proofErr w:type="spellEnd"/>
+      <w:r>
+        <w:rPr>
+          <w:color w:val="000000" w:themeColor="text1"/>
+          <w:highlight w:val="yellow"/>
+        </w:rPr>
+        <w:t xml:space="preserve"> = </w:t>
+      </w:r>
+      <w:proofErr w:type="gramStart"/>
+      <w:r>
+        <w:rPr>
+          <w:color w:val="000000" w:themeColor="text1"/>
+          <w:highlight w:val="yellow"/>
+        </w:rPr>
+        <w:t>int(input(</w:t>
+      </w:r>
+      <w:proofErr w:type="gramEnd"/>
+      <w:r>
+        <w:rPr>
+          <w:color w:val="000000" w:themeColor="text1"/>
+          <w:highlight w:val="yellow"/>
+        </w:rPr>
+        <w:t>"Enter your age: "))</w:t>
+      </w:r>
+    </w:p>
+    <w:p>
+      <w:pPr>
+        <w:rPr>
+          <w:color w:val="000000" w:themeColor="text1"/>
+          <w:highlight w:val="yellow"/>
+        </w:rPr>
+      </w:pPr>
+      <w:r>
+        <w:rPr>
+          <w:color w:val="000000" w:themeColor="text1"/>
+          <w:highlight w:val="yellow"/>
+        </w:rPr>
+        <w:t xml:space="preserve">        </w:t>
+      </w:r>
+    </w:p>
+    <w:p>
+      <w:pPr>
+        <w:rPr>
+          <w:color w:val="000000" w:themeColor="text1"/>
+          <w:highlight w:val="yellow"/>
+        </w:rPr>
+      </w:pPr>
+      <w:r>
+        <w:rPr>
+          <w:color w:val="000000" w:themeColor="text1"/>
+          <w:highlight w:val="yellow"/>
+        </w:rPr>
+        <w:t xml:space="preserve">        # 2. If the line above works perfectly, we break the infinite loop!</w:t>
+      </w:r>
+    </w:p>
+    <w:p>
+      <w:pPr>
+        <w:rPr>
+          <w:color w:val="000000" w:themeColor="text1"/>
+          <w:highlight w:val="yellow"/>
+        </w:rPr>
+      </w:pPr>
+      <w:r>
+        <w:rPr>
+          <w:color w:val="000000" w:themeColor="text1"/>
+          <w:highlight w:val="yellow"/>
+        </w:rPr>
+        <w:t xml:space="preserve">        break </w:t>
+      </w:r>
+    </w:p>
+    <w:p>
+      <w:pPr>
+        <w:rPr>
+          <w:color w:val="000000" w:themeColor="text1"/>
+          <w:highlight w:val="yellow"/>
+        </w:rPr>
+      </w:pPr>
+      <w:r>
+        <w:rPr>
+          <w:color w:val="000000" w:themeColor="text1"/>
+          <w:highlight w:val="yellow"/>
+        </w:rPr>
+        <w:t xml:space="preserve">        </w:t>
+      </w:r>
+    </w:p>
+    <w:p>
+      <w:pPr>
+        <w:rPr>
+          <w:color w:val="000000" w:themeColor="text1"/>
+          <w:highlight w:val="yellow"/>
+        </w:rPr>
+      </w:pPr>
+      <w:r>
+        <w:rPr>
+          <w:color w:val="000000" w:themeColor="text1"/>
+          <w:highlight w:val="yellow"/>
+        </w:rPr>
+        <w:t xml:space="preserve">    except </w:t>
+      </w:r>
+      <w:proofErr w:type="spellStart"/>
+      <w:r>
+        <w:rPr>
+          <w:color w:val="000000" w:themeColor="text1"/>
+          <w:highlight w:val="yellow"/>
+        </w:rPr>
+        <w:t>ValueError</w:t>
+      </w:r>
+      <w:proofErr w:type="spellEnd"/>
+      <w:r>
+        <w:rPr>
+          <w:color w:val="000000" w:themeColor="text1"/>
+          <w:highlight w:val="yellow"/>
+        </w:rPr>
+        <w:t>:</w:t>
+      </w:r>
+    </w:p>
+    <w:p>
+      <w:pPr>
+        <w:rPr>
+          <w:color w:val="000000" w:themeColor="text1"/>
+          <w:highlight w:val="yellow"/>
+        </w:rPr>
+      </w:pPr>
+      <w:r>
+        <w:rPr>
+          <w:color w:val="000000" w:themeColor="text1"/>
+          <w:highlight w:val="yellow"/>
+        </w:rPr>
+        <w:t xml:space="preserve">        # 3. If they type a word, the thread teleports here, skipping the 'break'.</w:t>
+      </w:r>
+    </w:p>
+    <w:p>
+      <w:pPr>
+        <w:rPr>
+          <w:color w:val="000000" w:themeColor="text1"/>
+          <w:highlight w:val="yellow"/>
+        </w:rPr>
+      </w:pPr>
+      <w:r>
+        <w:rPr>
+          <w:color w:val="000000" w:themeColor="text1"/>
+          <w:highlight w:val="yellow"/>
+        </w:rPr>
+        <w:t xml:space="preserve">        # The loop repeats and asks them again!</w:t>
+      </w:r>
+    </w:p>
+    <w:p>
+      <w:pPr>
+        <w:rPr>
+          <w:color w:val="000000" w:themeColor="text1"/>
+          <w:highlight w:val="yellow"/>
+        </w:rPr>
+      </w:pPr>
+      <w:r>
+        <w:rPr>
+          <w:color w:val="000000" w:themeColor="text1"/>
+          <w:highlight w:val="yellow"/>
+        </w:rPr>
+        <w:t xml:space="preserve">        </w:t>
+      </w:r>
+      <w:proofErr w:type="gramStart"/>
+      <w:r>
+        <w:rPr>
+          <w:color w:val="000000" w:themeColor="text1"/>
+          <w:highlight w:val="yellow"/>
+        </w:rPr>
+        <w:t>print(</w:t>
+      </w:r>
+      <w:proofErr w:type="gramEnd"/>
+      <w:r>
+        <w:rPr>
+          <w:color w:val="000000" w:themeColor="text1"/>
+          <w:highlight w:val="yellow"/>
+        </w:rPr>
+        <w:t>"Invalid input. Please type a number using digits (e.g., 20).")</w:t>
+      </w:r>
+    </w:p>
+    <w:p>
+      <w:pPr>
+        <w:rPr>
+          <w:color w:val="000000" w:themeColor="text1"/>
+          <w:highlight w:val="yellow"/>
+        </w:rPr>
+      </w:pPr>
+    </w:p>
+    <w:p>
+      <w:pPr>
+        <w:rPr>
+          <w:color w:val="000000" w:themeColor="text1"/>
+          <w:highlight w:val="yellow"/>
+        </w:rPr>
+      </w:pPr>
+      <w:r>
+        <w:rPr>
+          <w:color w:val="000000" w:themeColor="text1"/>
+          <w:highlight w:val="yellow"/>
+        </w:rPr>
+        <w:t># 4. We only reach this code once the loop is broken.</w:t>
+      </w:r>
+    </w:p>
+    <w:p>
+      <w:pPr>
+        <w:rPr>
+          <w:color w:val="000000" w:themeColor="text1"/>
+          <w:highlight w:val="yellow"/>
+        </w:rPr>
+      </w:pPr>
+      <w:proofErr w:type="spellStart"/>
+      <w:r>
+        <w:rPr>
+          <w:color w:val="000000" w:themeColor="text1"/>
+          <w:highlight w:val="yellow"/>
+        </w:rPr>
+        <w:t>future_age</w:t>
+      </w:r>
+      <w:proofErr w:type="spellEnd"/>
+      <w:r>
+        <w:rPr>
+          <w:color w:val="000000" w:themeColor="text1"/>
+          <w:highlight w:val="yellow"/>
+        </w:rPr>
+        <w:t xml:space="preserve"> = </w:t>
+      </w:r>
+      <w:proofErr w:type="spellStart"/>
+      <w:r>
+        <w:rPr>
+          <w:color w:val="000000" w:themeColor="text1"/>
+          <w:highlight w:val="yellow"/>
+        </w:rPr>
+        <w:t>user_age</w:t>
+      </w:r>
+      <w:proofErr w:type="spellEnd"/>
+      <w:r>
+        <w:rPr>
+          <w:color w:val="000000" w:themeColor="text1"/>
+          <w:highlight w:val="yellow"/>
+        </w:rPr>
+        <w:t xml:space="preserve"> + 10</w:t>
+      </w:r>
+    </w:p>
+    <w:p>
+      <w:pPr>
+        <w:rPr>
+          <w:color w:val="000000" w:themeColor="text1"/>
+        </w:rPr>
+      </w:pPr>
+      <w:proofErr w:type="gramStart"/>
+      <w:r>
+        <w:rPr>
+          <w:color w:val="000000" w:themeColor="text1"/>
+          <w:highlight w:val="yellow"/>
+        </w:rPr>
+        <w:t>print(</w:t>
+      </w:r>
+      <w:proofErr w:type="spellStart"/>
+      <w:proofErr w:type="gramEnd"/>
+      <w:r>
+        <w:rPr>
+          <w:color w:val="000000" w:themeColor="text1"/>
+          <w:highlight w:val="yellow"/>
+        </w:rPr>
+        <w:t>f"Success</w:t>
+      </w:r>
+      <w:proofErr w:type="spellEnd"/>
+      <w:r>
+        <w:rPr>
+          <w:color w:val="000000" w:themeColor="text1"/>
+          <w:highlight w:val="yellow"/>
+        </w:rPr>
+        <w:t>! In 10 years, you will be {</w:t>
+      </w:r>
+      <w:proofErr w:type="spellStart"/>
+      <w:r>
+        <w:rPr>
+          <w:color w:val="000000" w:themeColor="text1"/>
+          <w:highlight w:val="yellow"/>
+        </w:rPr>
+        <w:t>future_age</w:t>
+      </w:r>
+      <w:proofErr w:type="spellEnd"/>
+      <w:r>
+        <w:rPr>
+          <w:color w:val="000000" w:themeColor="text1"/>
+          <w:highlight w:val="yellow"/>
+        </w:rPr>
+        <w:t>} years old.")</w:t>
+      </w:r>
+    </w:p>
+    <w:p>
+      <w:pPr>
+        <w:rPr>
+          <w:color w:val="000000" w:themeColor="text1"/>
+        </w:rPr>
+      </w:pPr>
+      <w:r>
+        <w:rPr>
+          <w:b/>
+          <w:bCs/>
+          <w:color w:val="000000" w:themeColor="text1"/>
+        </w:rPr>
+        <w:t>Why this is FAANG-level code:</w:t>
+      </w:r>
+      <w:r>
+        <w:rPr>
+          <w:color w:val="000000" w:themeColor="text1"/>
+        </w:rPr>
+        <w:t xml:space="preserve"> You have built a self-healing system. It anticipates human stupidity, catches the failure before it crashes the machine, provides clear feedback, and forces the system into a stable state before allowing the rest of the program to execute.</w:t>
+      </w:r>
+    </w:p>
+    <w:p>
+      <w:pPr>
+        <w:rPr>
+          <w:color w:val="000000" w:themeColor="text1"/>
+        </w:rPr>
+      </w:pPr>
+    </w:p>
+    <w:p>
+      <w:pPr>
+        <w:rPr>
+          <w:color w:val="000000" w:themeColor="text1"/>
+        </w:rPr>
+      </w:pPr>
+    </w:p>
+    <w:p>
+      <w:pPr>
+        <w:rPr>
+          <w:color w:val="000000" w:themeColor="text1"/>
+        </w:rPr>
+      </w:pPr>
+    </w:p>
+    <w:p>
+      <w:pPr>
+        <w:rPr>
+          <w:b/>
+          <w:bCs/>
+          <w:color w:val="EE0000"/>
+          <w:sz w:val="36"/>
+          <w:szCs w:val="36"/>
+        </w:rPr>
+      </w:pPr>
+      <w:r>
+        <w:rPr>
+          <w:b/>
+          <w:bCs/>
+          <w:color w:val="EE0000"/>
+          <w:sz w:val="36"/>
+          <w:szCs w:val="36"/>
+        </w:rPr>
+        <w:lastRenderedPageBreak/>
+        <w:t>Data Types and Declaration</w:t>
+      </w:r>
+    </w:p>
+    <w:p>
+      <w:pPr>
+        <w:rPr>
+          <w:color w:val="000000" w:themeColor="text1"/>
+        </w:rPr>
+      </w:pPr>
+      <w:r>
+        <w:rPr>
+          <w:color w:val="000000" w:themeColor="text1"/>
+        </w:rPr>
+        <w:t>Let's go back to the absolute basics of writing code.</w:t>
+      </w:r>
+    </w:p>
+    <w:p>
+      <w:pPr>
+        <w:rPr>
+          <w:color w:val="000000" w:themeColor="text1"/>
+        </w:rPr>
+      </w:pPr>
+      <w:r>
+        <w:rPr>
+          <w:color w:val="000000" w:themeColor="text1"/>
+        </w:rPr>
+        <w:t xml:space="preserve">When you want to store data in the computer's memory (the Heap), Python needs to know exactly what </w:t>
+      </w:r>
+      <w:r>
+        <w:rPr>
+          <w:i/>
+          <w:iCs/>
+          <w:color w:val="000000" w:themeColor="text1"/>
+        </w:rPr>
+        <w:t>type</w:t>
+      </w:r>
+      <w:r>
+        <w:rPr>
+          <w:color w:val="000000" w:themeColor="text1"/>
+        </w:rPr>
+        <w:t xml:space="preserve"> of data it is. Python has 4 primary "Data Types" that act as the building blocks for every program in the world.</w:t>
+      </w:r>
+    </w:p>
+    <w:p>
+      <w:pPr>
+        <w:rPr>
+          <w:color w:val="000000" w:themeColor="text1"/>
+        </w:rPr>
+      </w:pPr>
+      <w:r>
+        <w:rPr>
+          <w:color w:val="000000" w:themeColor="text1"/>
+        </w:rPr>
+        <w:t xml:space="preserve">Here is how you </w:t>
+      </w:r>
+      <w:r>
+        <w:rPr>
+          <w:b/>
+          <w:bCs/>
+          <w:color w:val="000000" w:themeColor="text1"/>
+        </w:rPr>
+        <w:t>declare</w:t>
+      </w:r>
+      <w:r>
+        <w:rPr>
+          <w:color w:val="000000" w:themeColor="text1"/>
+        </w:rPr>
+        <w:t xml:space="preserve"> (create) each of them in your code.</w:t>
+      </w:r>
+    </w:p>
+    <w:p>
+      <w:pPr>
+        <w:rPr>
+          <w:b/>
+          <w:bCs/>
+          <w:color w:val="000000" w:themeColor="text1"/>
+        </w:rPr>
+      </w:pPr>
+      <w:r>
+        <w:rPr>
+          <w:b/>
+          <w:bCs/>
+          <w:color w:val="000000" w:themeColor="text1"/>
+        </w:rPr>
+        <w:t>1. Integers (Whole Numbers)</w:t>
+      </w:r>
+    </w:p>
+    <w:p>
+      <w:pPr>
+        <w:rPr>
+          <w:color w:val="000000" w:themeColor="text1"/>
+        </w:rPr>
+      </w:pPr>
+      <w:r>
+        <w:rPr>
+          <w:color w:val="000000" w:themeColor="text1"/>
+        </w:rPr>
+        <w:t>An integer is any whole number, positive or negative, without a decimal point. You declare it by just typing the number.</w:t>
+      </w:r>
+    </w:p>
+    <w:p>
+      <w:pPr>
+        <w:rPr>
+          <w:color w:val="000000" w:themeColor="text1"/>
+        </w:rPr>
+      </w:pPr>
+      <w:r>
+        <w:rPr>
+          <w:color w:val="000000" w:themeColor="text1"/>
+        </w:rPr>
+        <w:t>Python</w:t>
+      </w:r>
+    </w:p>
+    <w:p>
+      <w:pPr>
+        <w:rPr>
+          <w:color w:val="000000" w:themeColor="text1"/>
+        </w:rPr>
+      </w:pPr>
+      <w:r>
+        <w:rPr>
+          <w:color w:val="000000" w:themeColor="text1"/>
+        </w:rPr>
+        <w:t># Declaring Integers</w:t>
+      </w:r>
+    </w:p>
+    <w:p>
+      <w:pPr>
+        <w:rPr>
+          <w:color w:val="000000" w:themeColor="text1"/>
+        </w:rPr>
+      </w:pPr>
+      <w:r>
+        <w:rPr>
+          <w:color w:val="000000" w:themeColor="text1"/>
+        </w:rPr>
+        <w:t>age = 21</w:t>
+      </w:r>
+    </w:p>
+    <w:p>
+      <w:pPr>
+        <w:rPr>
+          <w:color w:val="000000" w:themeColor="text1"/>
+        </w:rPr>
+      </w:pPr>
+      <w:r>
+        <w:rPr>
+          <w:color w:val="000000" w:themeColor="text1"/>
+        </w:rPr>
+        <w:t>temperature = -5</w:t>
+      </w:r>
+    </w:p>
+    <w:p>
+      <w:pPr>
+        <w:rPr>
+          <w:color w:val="000000" w:themeColor="text1"/>
+        </w:rPr>
+      </w:pPr>
+      <w:r>
+        <w:rPr>
+          <w:i/>
+          <w:iCs/>
+          <w:color w:val="000000" w:themeColor="text1"/>
+        </w:rPr>
+        <w:t>Heap translation:</w:t>
+      </w:r>
+      <w:r>
+        <w:rPr>
+          <w:color w:val="000000" w:themeColor="text1"/>
+        </w:rPr>
+        <w:t xml:space="preserve"> Python sees a number without a dot, builds an Integer object in the Heap, and points the Stack variable to it.</w:t>
+      </w:r>
+    </w:p>
+    <w:p>
+      <w:pPr>
+        <w:rPr>
+          <w:b/>
+          <w:bCs/>
+          <w:color w:val="000000" w:themeColor="text1"/>
+        </w:rPr>
+      </w:pPr>
+      <w:r>
+        <w:rPr>
+          <w:b/>
+          <w:bCs/>
+          <w:color w:val="000000" w:themeColor="text1"/>
+        </w:rPr>
+        <w:t>2. Floats (Decimal Numbers)</w:t>
+      </w:r>
+    </w:p>
+    <w:p>
+      <w:pPr>
+        <w:rPr>
+          <w:color w:val="000000" w:themeColor="text1"/>
+        </w:rPr>
+      </w:pPr>
+      <w:r>
+        <w:rPr>
+          <w:color w:val="000000" w:themeColor="text1"/>
+        </w:rPr>
+        <w:t>A float (short for "Floating-Point Number") is any number with a decimal. Python treats these completely differently from integers in memory (which is why 0.1 + 0.2 acts weird, as we learned earlier!).</w:t>
+      </w:r>
+    </w:p>
+    <w:p>
+      <w:pPr>
+        <w:rPr>
+          <w:color w:val="000000" w:themeColor="text1"/>
+        </w:rPr>
+      </w:pPr>
+      <w:r>
+        <w:rPr>
+          <w:color w:val="000000" w:themeColor="text1"/>
+        </w:rPr>
+        <w:t>Python</w:t>
+      </w:r>
+    </w:p>
+    <w:p>
+      <w:pPr>
+        <w:rPr>
+          <w:color w:val="000000" w:themeColor="text1"/>
+        </w:rPr>
+      </w:pPr>
+      <w:r>
+        <w:rPr>
+          <w:color w:val="000000" w:themeColor="text1"/>
+        </w:rPr>
+        <w:t># Declaring Floats</w:t>
+      </w:r>
+    </w:p>
+    <w:p>
+      <w:pPr>
+        <w:rPr>
+          <w:color w:val="000000" w:themeColor="text1"/>
+        </w:rPr>
+      </w:pPr>
+      <w:r>
+        <w:rPr>
+          <w:color w:val="000000" w:themeColor="text1"/>
+        </w:rPr>
+        <w:t>weight = 75.5</w:t>
+      </w:r>
+    </w:p>
+    <w:p>
+      <w:pPr>
+        <w:rPr>
+          <w:color w:val="000000" w:themeColor="text1"/>
+        </w:rPr>
+      </w:pPr>
+      <w:r>
+        <w:rPr>
+          <w:color w:val="000000" w:themeColor="text1"/>
+        </w:rPr>
+        <w:t>pi = 3.14159</w:t>
+      </w:r>
+    </w:p>
+    <w:p>
+      <w:pPr>
+        <w:rPr>
+          <w:color w:val="000000" w:themeColor="text1"/>
+        </w:rPr>
+      </w:pPr>
+      <w:r>
+        <w:rPr>
+          <w:i/>
+          <w:iCs/>
+          <w:color w:val="000000" w:themeColor="text1"/>
+        </w:rPr>
+        <w:t>Heap translation:</w:t>
+      </w:r>
+      <w:r>
+        <w:rPr>
+          <w:color w:val="000000" w:themeColor="text1"/>
+        </w:rPr>
+        <w:t xml:space="preserve"> Python sees the decimal point, builds a Float object in the Heap, and points the variable to it.</w:t>
+      </w:r>
+    </w:p>
+    <w:p>
+      <w:pPr>
+        <w:rPr>
+          <w:b/>
+          <w:bCs/>
+          <w:color w:val="000000" w:themeColor="text1"/>
+        </w:rPr>
+      </w:pPr>
+      <w:r>
+        <w:rPr>
+          <w:b/>
+          <w:bCs/>
+          <w:color w:val="000000" w:themeColor="text1"/>
+        </w:rPr>
+        <w:t>3. Strings (Text)</w:t>
+      </w:r>
+    </w:p>
+    <w:p>
+      <w:pPr>
+        <w:rPr>
+          <w:color w:val="000000" w:themeColor="text1"/>
+        </w:rPr>
+      </w:pPr>
+      <w:r>
+        <w:rPr>
+          <w:color w:val="000000" w:themeColor="text1"/>
+        </w:rPr>
+        <w:t xml:space="preserve">A string is just a sequence of characters (letters, numbers, or symbols) treated as pure text. To declare a string, you </w:t>
+      </w:r>
+      <w:r>
+        <w:rPr>
+          <w:b/>
+          <w:bCs/>
+          <w:color w:val="000000" w:themeColor="text1"/>
+        </w:rPr>
+        <w:t>must</w:t>
+      </w:r>
+      <w:r>
+        <w:rPr>
+          <w:color w:val="000000" w:themeColor="text1"/>
+        </w:rPr>
+        <w:t xml:space="preserve"> wrap it in quotation marks. You can use single quotes '' or double quotes "", Python doesn't care, as long as they match.</w:t>
+      </w:r>
+    </w:p>
+    <w:p>
+      <w:pPr>
+        <w:rPr>
+          <w:color w:val="000000" w:themeColor="text1"/>
+        </w:rPr>
+      </w:pPr>
+      <w:r>
+        <w:rPr>
+          <w:color w:val="000000" w:themeColor="text1"/>
+        </w:rPr>
+        <w:t>Python</w:t>
+      </w:r>
+    </w:p>
+    <w:p>
+      <w:pPr>
+        <w:rPr>
+          <w:color w:val="000000" w:themeColor="text1"/>
+        </w:rPr>
+      </w:pPr>
+      <w:r>
+        <w:rPr>
+          <w:color w:val="000000" w:themeColor="text1"/>
+        </w:rPr>
+        <w:t># Declaring Strings</w:t>
+      </w:r>
+    </w:p>
+    <w:p>
+      <w:pPr>
+        <w:rPr>
+          <w:color w:val="000000" w:themeColor="text1"/>
+        </w:rPr>
+      </w:pPr>
+      <w:proofErr w:type="spellStart"/>
+      <w:r>
+        <w:rPr>
+          <w:color w:val="000000" w:themeColor="text1"/>
+        </w:rPr>
+        <w:t>player_name</w:t>
+      </w:r>
+      <w:proofErr w:type="spellEnd"/>
+      <w:r>
+        <w:rPr>
+          <w:color w:val="000000" w:themeColor="text1"/>
+        </w:rPr>
+        <w:t xml:space="preserve"> = "</w:t>
+      </w:r>
+      <w:proofErr w:type="spellStart"/>
+      <w:r>
+        <w:rPr>
+          <w:color w:val="000000" w:themeColor="text1"/>
+        </w:rPr>
+        <w:t>Adeal</w:t>
+      </w:r>
+      <w:proofErr w:type="spellEnd"/>
+      <w:r>
+        <w:rPr>
+          <w:color w:val="000000" w:themeColor="text1"/>
+        </w:rPr>
+        <w:t>"</w:t>
+      </w:r>
+    </w:p>
+    <w:p>
+      <w:pPr>
+        <w:rPr>
+          <w:color w:val="000000" w:themeColor="text1"/>
+        </w:rPr>
+      </w:pPr>
+      <w:r>
+        <w:rPr>
+          <w:color w:val="000000" w:themeColor="text1"/>
+        </w:rPr>
+        <w:t>password = 'MySecretPassword123!'</w:t>
+      </w:r>
+    </w:p>
+    <w:p>
+      <w:pPr>
+        <w:rPr>
+          <w:color w:val="000000" w:themeColor="text1"/>
+        </w:rPr>
+      </w:pPr>
+      <w:proofErr w:type="spellStart"/>
+      <w:r>
+        <w:rPr>
+          <w:color w:val="000000" w:themeColor="text1"/>
+        </w:rPr>
+        <w:t>fake_number</w:t>
+      </w:r>
+      <w:proofErr w:type="spellEnd"/>
+      <w:r>
+        <w:rPr>
+          <w:color w:val="000000" w:themeColor="text1"/>
+        </w:rPr>
+        <w:t xml:space="preserve"> = "100" </w:t>
+      </w:r>
+    </w:p>
+    <w:p>
+      <w:pPr>
+        <w:rPr>
+          <w:color w:val="000000" w:themeColor="text1"/>
+        </w:rPr>
+      </w:pPr>
+      <w:r>
+        <w:rPr>
+          <w:i/>
+          <w:iCs/>
+          <w:color w:val="000000" w:themeColor="text1"/>
+        </w:rPr>
+        <w:t>Important Note:</w:t>
+      </w:r>
+      <w:r>
+        <w:rPr>
+          <w:color w:val="000000" w:themeColor="text1"/>
+        </w:rPr>
+        <w:t xml:space="preserve"> Look at </w:t>
+      </w:r>
+      <w:proofErr w:type="spellStart"/>
+      <w:r>
+        <w:rPr>
+          <w:color w:val="000000" w:themeColor="text1"/>
+        </w:rPr>
+        <w:t>fake_number</w:t>
+      </w:r>
+      <w:proofErr w:type="spellEnd"/>
+      <w:r>
+        <w:rPr>
+          <w:color w:val="000000" w:themeColor="text1"/>
+        </w:rPr>
+        <w:t>. Because it has quotes around it, Python treats it as a String (text), NOT an integer. You cannot do math with "100".</w:t>
+      </w:r>
+    </w:p>
+    <w:p>
+      <w:pPr>
+        <w:rPr>
+          <w:b/>
+          <w:bCs/>
+          <w:color w:val="000000" w:themeColor="text1"/>
+        </w:rPr>
+      </w:pPr>
+      <w:r>
+        <w:rPr>
+          <w:b/>
+          <w:bCs/>
+          <w:color w:val="000000" w:themeColor="text1"/>
+        </w:rPr>
+        <w:t>4. Booleans (True or False)</w:t>
+      </w:r>
+    </w:p>
+    <w:p>
+      <w:pPr>
+        <w:rPr>
+          <w:color w:val="000000" w:themeColor="text1"/>
+        </w:rPr>
+      </w:pPr>
+      <w:r>
+        <w:rPr>
+          <w:color w:val="000000" w:themeColor="text1"/>
+        </w:rPr>
+        <w:lastRenderedPageBreak/>
+        <w:t xml:space="preserve">A Boolean is the simplest data type in existence. It can only ever be one of two values: True or False. It is used to represent an on/off switch. </w:t>
+      </w:r>
+      <w:r>
+        <w:rPr>
+          <w:i/>
+          <w:iCs/>
+          <w:color w:val="000000" w:themeColor="text1"/>
+        </w:rPr>
+        <w:t>Note: In Python, you must capitalize the T and the F, and there are no quotes.</w:t>
+      </w:r>
+    </w:p>
+    <w:p>
+      <w:pPr>
+        <w:rPr>
+          <w:color w:val="000000" w:themeColor="text1"/>
+        </w:rPr>
+      </w:pPr>
+      <w:r>
+        <w:rPr>
+          <w:color w:val="000000" w:themeColor="text1"/>
+        </w:rPr>
+        <w:t>Python</w:t>
+      </w:r>
+    </w:p>
+    <w:p>
+      <w:pPr>
+        <w:rPr>
+          <w:color w:val="000000" w:themeColor="text1"/>
+        </w:rPr>
+      </w:pPr>
+      <w:r>
+        <w:rPr>
+          <w:color w:val="000000" w:themeColor="text1"/>
+        </w:rPr>
+        <w:t># Declaring Booleans</w:t>
+      </w:r>
+    </w:p>
+    <w:p>
+      <w:pPr>
+        <w:rPr>
+          <w:color w:val="000000" w:themeColor="text1"/>
+        </w:rPr>
+      </w:pPr>
+      <w:proofErr w:type="spellStart"/>
+      <w:r>
+        <w:rPr>
+          <w:color w:val="000000" w:themeColor="text1"/>
+        </w:rPr>
+        <w:t>is_logged_in</w:t>
+      </w:r>
+      <w:proofErr w:type="spellEnd"/>
+      <w:r>
+        <w:rPr>
+          <w:color w:val="000000" w:themeColor="text1"/>
+        </w:rPr>
+        <w:t xml:space="preserve"> = True</w:t>
+      </w:r>
+    </w:p>
+    <w:p>
+      <w:pPr>
+        <w:rPr>
+          <w:color w:val="000000" w:themeColor="text1"/>
+        </w:rPr>
+      </w:pPr>
+      <w:proofErr w:type="spellStart"/>
+      <w:r>
+        <w:rPr>
+          <w:color w:val="000000" w:themeColor="text1"/>
+        </w:rPr>
+        <w:t>has_premium_account</w:t>
+      </w:r>
+      <w:proofErr w:type="spellEnd"/>
+      <w:r>
+        <w:rPr>
+          <w:color w:val="000000" w:themeColor="text1"/>
+        </w:rPr>
+        <w:t xml:space="preserve"> = False</w:t>
+      </w:r>
+    </w:p>
+    <w:p>
+      <w:pPr>
+        <w:rPr>
+          <w:b/>
+          <w:bCs/>
+          <w:color w:val="000000" w:themeColor="text1"/>
+        </w:rPr>
+      </w:pPr>
+      <w:r>
+        <w:rPr>
+          <w:b/>
+          <w:bCs/>
+          <w:color w:val="000000" w:themeColor="text1"/>
+        </w:rPr>
+        <w:t xml:space="preserve">The </w:t>
+      </w:r>
+      <w:proofErr w:type="gramStart"/>
+      <w:r>
+        <w:rPr>
+          <w:b/>
+          <w:bCs/>
+          <w:color w:val="000000" w:themeColor="text1"/>
+        </w:rPr>
+        <w:t>type(</w:t>
+      </w:r>
+      <w:proofErr w:type="gramEnd"/>
+      <w:r>
+        <w:rPr>
+          <w:b/>
+          <w:bCs/>
+          <w:color w:val="000000" w:themeColor="text1"/>
+        </w:rPr>
+        <w:t>) Machine: Your Detective Tool</w:t>
+      </w:r>
+    </w:p>
+    <w:p>
+      <w:pPr>
+        <w:rPr>
+          <w:color w:val="000000" w:themeColor="text1"/>
+        </w:rPr>
+      </w:pPr>
+      <w:r>
+        <w:rPr>
+          <w:color w:val="000000" w:themeColor="text1"/>
+        </w:rPr>
+        <w:t>Because Python doesn't force you to write the word "Integer" or "String" when you declare a variable, sometimes you might forget what type of data is sitting in the Heap.</w:t>
+      </w:r>
+    </w:p>
+    <w:p>
+      <w:pPr>
+        <w:rPr>
+          <w:color w:val="000000" w:themeColor="text1"/>
+        </w:rPr>
+      </w:pPr>
+      <w:r>
+        <w:rPr>
+          <w:color w:val="000000" w:themeColor="text1"/>
+        </w:rPr>
+        <w:t xml:space="preserve">Python has a built-in machine called </w:t>
+      </w:r>
+      <w:proofErr w:type="gramStart"/>
+      <w:r>
+        <w:rPr>
+          <w:color w:val="000000" w:themeColor="text1"/>
+        </w:rPr>
+        <w:t>type(</w:t>
+      </w:r>
+      <w:proofErr w:type="gramEnd"/>
+      <w:r>
+        <w:rPr>
+          <w:color w:val="000000" w:themeColor="text1"/>
+        </w:rPr>
+        <w:t>) that will inspect the Heap and tell you exactly what the object is.</w:t>
+      </w:r>
+    </w:p>
+    <w:p>
+      <w:pPr>
+        <w:rPr>
+          <w:color w:val="000000" w:themeColor="text1"/>
+        </w:rPr>
+      </w:pPr>
+      <w:r>
+        <w:rPr>
+          <w:color w:val="000000" w:themeColor="text1"/>
+        </w:rPr>
+        <w:t>Python</w:t>
+      </w:r>
+    </w:p>
+    <w:p>
+      <w:pPr>
+        <w:rPr>
+          <w:color w:val="000000" w:themeColor="text1"/>
+        </w:rPr>
+      </w:pPr>
+      <w:proofErr w:type="spellStart"/>
+      <w:r>
+        <w:rPr>
+          <w:color w:val="000000" w:themeColor="text1"/>
+        </w:rPr>
+        <w:t>mystery_data</w:t>
+      </w:r>
+      <w:proofErr w:type="spellEnd"/>
+      <w:r>
+        <w:rPr>
+          <w:color w:val="000000" w:themeColor="text1"/>
+        </w:rPr>
+        <w:t xml:space="preserve"> = "42"</w:t>
+      </w:r>
+    </w:p>
+    <w:p>
+      <w:pPr>
+        <w:rPr>
+          <w:color w:val="000000" w:themeColor="text1"/>
+        </w:rPr>
+      </w:pPr>
+    </w:p>
+    <w:p>
+      <w:pPr>
+        <w:rPr>
+          <w:color w:val="000000" w:themeColor="text1"/>
+        </w:rPr>
+      </w:pPr>
+      <w:r>
+        <w:rPr>
+          <w:color w:val="000000" w:themeColor="text1"/>
+        </w:rPr>
+        <w:t># Let's print the type of the mystery data</w:t>
+      </w:r>
+    </w:p>
+    <w:p>
+      <w:pPr>
+        <w:rPr>
+          <w:color w:val="000000" w:themeColor="text1"/>
+        </w:rPr>
+      </w:pPr>
+      <w:r>
+        <w:rPr>
+          <w:color w:val="000000" w:themeColor="text1"/>
+        </w:rPr>
+        <w:t>print(type(</w:t>
+      </w:r>
+      <w:proofErr w:type="spellStart"/>
+      <w:r>
+        <w:rPr>
+          <w:color w:val="000000" w:themeColor="text1"/>
+        </w:rPr>
+        <w:t>mystery_data</w:t>
+      </w:r>
+      <w:proofErr w:type="spellEnd"/>
+      <w:r>
+        <w:rPr>
+          <w:color w:val="000000" w:themeColor="text1"/>
+        </w:rPr>
+        <w:t>))</w:t>
+      </w:r>
+    </w:p>
+    <w:p>
+      <w:pPr>
+        <w:rPr>
+          <w:color w:val="000000" w:themeColor="text1"/>
+        </w:rPr>
+      </w:pPr>
+      <w:r>
+        <w:rPr>
+          <w:color w:val="000000" w:themeColor="text1"/>
+        </w:rPr>
+        <w:t>If you run this, Python prints &lt;class 'str'&gt; (str is short for String). It proves that even though it looks like a number, the quotes made it a String!</w:t>
+      </w:r>
+    </w:p>
+    <w:p>
+      <w:pPr>
+        <w:rPr>
+          <w:color w:val="000000" w:themeColor="text1"/>
+        </w:rPr>
+      </w:pPr>
+    </w:p>
+    <w:p>
+      <w:pPr>
+        <w:rPr>
           <w:color w:val="000000" w:themeColor="text1"/>
         </w:rPr>
       </w:pPr>
@@ -13411,6 +15473,119 @@
     </w:lvl>
   </w:abstractNum>
   <w:abstractNum w:abstractNumId="9" w15:restartNumberingAfterBreak="0">
+    <w:nsid w:val="2B1E6729"/>
+    <w:multiLevelType w:val="multilevel"/>
+    <w:tmpl w:val="DE90F7B6"/>
+    <w:lvl w:ilvl="0">
+      <w:start w:val="1"/>
+      <w:numFmt w:val="decimal"/>
+      <w:lvlText w:val="%1."/>
+      <w:lvlJc w:val="left"/>
+      <w:pPr>
+        <w:tabs>
+          <w:tab w:val="num" w:pos="720"/>
+        </w:tabs>
+        <w:ind w:left="720" w:hanging="360"/>
+      </w:pPr>
+    </w:lvl>
+    <w:lvl w:ilvl="1" w:tentative="1">
+      <w:start w:val="1"/>
+      <w:numFmt w:val="decimal"/>
+      <w:lvlText w:val="%2."/>
+      <w:lvlJc w:val="left"/>
+      <w:pPr>
+        <w:tabs>
+          <w:tab w:val="num" w:pos="1440"/>
+        </w:tabs>
+        <w:ind w:left="1440" w:hanging="360"/>
+      </w:pPr>
+    </w:lvl>
+    <w:lvl w:ilvl="2" w:tentative="1">
+      <w:start w:val="1"/>
+      <w:numFmt w:val="decimal"/>
+      <w:lvlText w:val="%3."/>
+      <w:lvlJc w:val="left"/>
+      <w:pPr>
+        <w:tabs>
+          <w:tab w:val="num" w:pos="2160"/>
+        </w:tabs>
+        <w:ind w:left="2160" w:hanging="360"/>
+      </w:pPr>
+    </w:lvl>
+    <w:lvl w:ilvl="3" w:tentative="1">
+      <w:start w:val="1"/>
+      <w:numFmt w:val="decimal"/>
+      <w:lvlText w:val="%4."/>
+      <w:lvlJc w:val="left"/>
+      <w:pPr>
+        <w:tabs>
+          <w:tab w:val="num" w:pos="2880"/>
+        </w:tabs>
+        <w:ind w:left="2880" w:hanging="360"/>
+      </w:pPr>
+    </w:lvl>
+    <w:lvl w:ilvl="4" w:tentative="1">
+      <w:start w:val="1"/>
+      <w:numFmt w:val="decimal"/>
+      <w:lvlText w:val="%5."/>
+      <w:lvlJc w:val="left"/>
+      <w:pPr>
+        <w:tabs>
+          <w:tab w:val="num" w:pos="3600"/>
+        </w:tabs>
+        <w:ind w:left="3600" w:hanging="360"/>
+      </w:pPr>
+    </w:lvl>
+    <w:lvl w:ilvl="5" w:tentative="1">
+      <w:start w:val="1"/>
+      <w:numFmt w:val="decimal"/>
+      <w:lvlText w:val="%6."/>
+      <w:lvlJc w:val="left"/>
+      <w:pPr>
+        <w:tabs>
+          <w:tab w:val="num" w:pos="4320"/>
+        </w:tabs>
+        <w:ind w:left="4320" w:hanging="360"/>
+      </w:pPr>
+    </w:lvl>
+    <w:lvl w:ilvl="6" w:tentative="1">
+      <w:start w:val="1"/>
+      <w:numFmt w:val="decimal"/>
+      <w:lvlText w:val="%7."/>
+      <w:lvlJc w:val="left"/>
+      <w:pPr>
+        <w:tabs>
+          <w:tab w:val="num" w:pos="5040"/>
+        </w:tabs>
+        <w:ind w:left="5040" w:hanging="360"/>
+      </w:pPr>
+    </w:lvl>
+    <w:lvl w:ilvl="7" w:tentative="1">
+      <w:start w:val="1"/>
+      <w:numFmt w:val="decimal"/>
+      <w:lvlText w:val="%8."/>
+      <w:lvlJc w:val="left"/>
+      <w:pPr>
+        <w:tabs>
+          <w:tab w:val="num" w:pos="5760"/>
+        </w:tabs>
+        <w:ind w:left="5760" w:hanging="360"/>
+      </w:pPr>
+    </w:lvl>
+    <w:lvl w:ilvl="8" w:tentative="1">
+      <w:start w:val="1"/>
+      <w:numFmt w:val="decimal"/>
+      <w:lvlText w:val="%9."/>
+      <w:lvlJc w:val="left"/>
+      <w:pPr>
+        <w:tabs>
+          <w:tab w:val="num" w:pos="6480"/>
+        </w:tabs>
+        <w:ind w:left="6480" w:hanging="360"/>
+      </w:pPr>
+    </w:lvl>
+  </w:abstractNum>
+  <w:abstractNum w:abstractNumId="10" w15:restartNumberingAfterBreak="0">
     <w:nsid w:val="2BF5247C"/>
     <w:multiLevelType w:val="multilevel"/>
     <w:tmpl w:val="DAA80C4E"/>
@@ -13523,7 +15698,7 @@
       </w:pPr>
     </w:lvl>
   </w:abstractNum>
-  <w:abstractNum w:abstractNumId="10" w15:restartNumberingAfterBreak="0">
+  <w:abstractNum w:abstractNumId="11" w15:restartNumberingAfterBreak="0">
     <w:nsid w:val="30F5671C"/>
     <w:multiLevelType w:val="multilevel"/>
     <w:tmpl w:val="CDD4DB56"/>
@@ -13672,7 +15847,7 @@
       </w:rPr>
     </w:lvl>
   </w:abstractNum>
-  <w:abstractNum w:abstractNumId="11" w15:restartNumberingAfterBreak="0">
+  <w:abstractNum w:abstractNumId="12" w15:restartNumberingAfterBreak="0">
     <w:nsid w:val="32657EC3"/>
     <w:multiLevelType w:val="multilevel"/>
     <w:tmpl w:val="9F005220"/>
@@ -13821,7 +15996,7 @@
       </w:rPr>
     </w:lvl>
   </w:abstractNum>
-  <w:abstractNum w:abstractNumId="12" w15:restartNumberingAfterBreak="0">
+  <w:abstractNum w:abstractNumId="13" w15:restartNumberingAfterBreak="0">
     <w:nsid w:val="326D4E4A"/>
     <w:multiLevelType w:val="multilevel"/>
     <w:tmpl w:val="8642F19C"/>
@@ -13934,7 +16109,7 @@
       </w:pPr>
     </w:lvl>
   </w:abstractNum>
-  <w:abstractNum w:abstractNumId="13" w15:restartNumberingAfterBreak="0">
+  <w:abstractNum w:abstractNumId="14" w15:restartNumberingAfterBreak="0">
     <w:nsid w:val="34281421"/>
     <w:multiLevelType w:val="multilevel"/>
     <w:tmpl w:val="FA4A835C"/>
@@ -14083,7 +16258,7 @@
       </w:rPr>
     </w:lvl>
   </w:abstractNum>
-  <w:abstractNum w:abstractNumId="14" w15:restartNumberingAfterBreak="0">
+  <w:abstractNum w:abstractNumId="15" w15:restartNumberingAfterBreak="0">
     <w:nsid w:val="35037B4D"/>
     <w:multiLevelType w:val="multilevel"/>
     <w:tmpl w:val="25A45094"/>
@@ -14232,7 +16407,7 @@
       </w:rPr>
     </w:lvl>
   </w:abstractNum>
-  <w:abstractNum w:abstractNumId="15" w15:restartNumberingAfterBreak="0">
+  <w:abstractNum w:abstractNumId="16" w15:restartNumberingAfterBreak="0">
     <w:nsid w:val="368F3C4C"/>
     <w:multiLevelType w:val="multilevel"/>
     <w:tmpl w:val="EC5E60B6"/>
@@ -14381,7 +16556,7 @@
       </w:rPr>
     </w:lvl>
   </w:abstractNum>
-  <w:abstractNum w:abstractNumId="16" w15:restartNumberingAfterBreak="0">
+  <w:abstractNum w:abstractNumId="17" w15:restartNumberingAfterBreak="0">
     <w:nsid w:val="38525D97"/>
     <w:multiLevelType w:val="multilevel"/>
     <w:tmpl w:val="547C83F2"/>
@@ -14530,7 +16705,7 @@
       </w:rPr>
     </w:lvl>
   </w:abstractNum>
-  <w:abstractNum w:abstractNumId="17" w15:restartNumberingAfterBreak="0">
+  <w:abstractNum w:abstractNumId="18" w15:restartNumberingAfterBreak="0">
     <w:nsid w:val="41907999"/>
     <w:multiLevelType w:val="multilevel"/>
     <w:tmpl w:val="65504056"/>
@@ -14643,7 +16818,7 @@
       </w:pPr>
     </w:lvl>
   </w:abstractNum>
-  <w:abstractNum w:abstractNumId="18" w15:restartNumberingAfterBreak="0">
+  <w:abstractNum w:abstractNumId="19" w15:restartNumberingAfterBreak="0">
     <w:nsid w:val="586610AB"/>
     <w:multiLevelType w:val="multilevel"/>
     <w:tmpl w:val="54AA77F4"/>
@@ -14756,7 +16931,7 @@
       </w:pPr>
     </w:lvl>
   </w:abstractNum>
-  <w:abstractNum w:abstractNumId="19" w15:restartNumberingAfterBreak="0">
+  <w:abstractNum w:abstractNumId="20" w15:restartNumberingAfterBreak="0">
     <w:nsid w:val="5BFC2A2B"/>
     <w:multiLevelType w:val="multilevel"/>
     <w:tmpl w:val="F68044EC"/>
@@ -14869,7 +17044,7 @@
       </w:pPr>
     </w:lvl>
   </w:abstractNum>
-  <w:abstractNum w:abstractNumId="20" w15:restartNumberingAfterBreak="0">
+  <w:abstractNum w:abstractNumId="21" w15:restartNumberingAfterBreak="0">
     <w:nsid w:val="5F436771"/>
     <w:multiLevelType w:val="multilevel"/>
     <w:tmpl w:val="3320C6A2"/>
@@ -14982,7 +17157,7 @@
       </w:pPr>
     </w:lvl>
   </w:abstractNum>
-  <w:abstractNum w:abstractNumId="21" w15:restartNumberingAfterBreak="0">
+  <w:abstractNum w:abstractNumId="22" w15:restartNumberingAfterBreak="0">
     <w:nsid w:val="60E335AB"/>
     <w:multiLevelType w:val="multilevel"/>
     <w:tmpl w:val="22AC81BE"/>
@@ -15095,7 +17270,7 @@
       </w:pPr>
     </w:lvl>
   </w:abstractNum>
-  <w:abstractNum w:abstractNumId="22" w15:restartNumberingAfterBreak="0">
+  <w:abstractNum w:abstractNumId="23" w15:restartNumberingAfterBreak="0">
     <w:nsid w:val="66811F00"/>
     <w:multiLevelType w:val="multilevel"/>
     <w:tmpl w:val="D24C34E4"/>
@@ -15208,7 +17383,7 @@
       </w:pPr>
     </w:lvl>
   </w:abstractNum>
-  <w:abstractNum w:abstractNumId="23" w15:restartNumberingAfterBreak="0">
+  <w:abstractNum w:abstractNumId="24" w15:restartNumberingAfterBreak="0">
     <w:nsid w:val="74967BA0"/>
     <w:multiLevelType w:val="multilevel"/>
     <w:tmpl w:val="022A8502"/>
@@ -15357,7 +17532,7 @@
       </w:rPr>
     </w:lvl>
   </w:abstractNum>
-  <w:abstractNum w:abstractNumId="24" w15:restartNumberingAfterBreak="0">
+  <w:abstractNum w:abstractNumId="25" w15:restartNumberingAfterBreak="0">
     <w:nsid w:val="772108D7"/>
     <w:multiLevelType w:val="multilevel"/>
     <w:tmpl w:val="AED6F526"/>
@@ -15470,7 +17645,7 @@
       </w:pPr>
     </w:lvl>
   </w:abstractNum>
-  <w:abstractNum w:abstractNumId="25" w15:restartNumberingAfterBreak="0">
+  <w:abstractNum w:abstractNumId="26" w15:restartNumberingAfterBreak="0">
     <w:nsid w:val="78F23F18"/>
     <w:multiLevelType w:val="multilevel"/>
     <w:tmpl w:val="91169836"/>
@@ -15583,7 +17758,7 @@
       </w:pPr>
     </w:lvl>
   </w:abstractNum>
-  <w:abstractNum w:abstractNumId="26" w15:restartNumberingAfterBreak="0">
+  <w:abstractNum w:abstractNumId="27" w15:restartNumberingAfterBreak="0">
     <w:nsid w:val="79865D90"/>
     <w:multiLevelType w:val="multilevel"/>
     <w:tmpl w:val="4C8E399E"/>
@@ -15696,7 +17871,7 @@
       </w:pPr>
     </w:lvl>
   </w:abstractNum>
-  <w:abstractNum w:abstractNumId="27" w15:restartNumberingAfterBreak="0">
+  <w:abstractNum w:abstractNumId="28" w15:restartNumberingAfterBreak="0">
     <w:nsid w:val="7A666CB5"/>
     <w:multiLevelType w:val="multilevel"/>
     <w:tmpl w:val="5602EB2E"/>
@@ -15846,7 +18021,7 @@
     </w:lvl>
   </w:abstractNum>
   <w:num w:numId="1" w16cid:durableId="1099566421">
-    <w:abstractNumId w:val="16"/>
+    <w:abstractNumId w:val="17"/>
   </w:num>
   <w:num w:numId="2" w16cid:durableId="2116751180">
     <w:abstractNumId w:val="5"/>
@@ -15855,19 +18030,19 @@
     <w:abstractNumId w:val="3"/>
   </w:num>
   <w:num w:numId="4" w16cid:durableId="49109621">
-    <w:abstractNumId w:val="10"/>
+    <w:abstractNumId w:val="11"/>
   </w:num>
   <w:num w:numId="5" w16cid:durableId="1631398879">
+    <w:abstractNumId w:val="16"/>
+  </w:num>
+  <w:num w:numId="6" w16cid:durableId="1628199336">
     <w:abstractNumId w:val="15"/>
   </w:num>
-  <w:num w:numId="6" w16cid:durableId="1628199336">
-    <w:abstractNumId w:val="14"/>
-  </w:num>
   <w:num w:numId="7" w16cid:durableId="1074161061">
-    <w:abstractNumId w:val="17"/>
+    <w:abstractNumId w:val="18"/>
   </w:num>
   <w:num w:numId="8" w16cid:durableId="1518034576">
-    <w:abstractNumId w:val="25"/>
+    <w:abstractNumId w:val="26"/>
   </w:num>
   <w:num w:numId="9" w16cid:durableId="1561164621">
     <w:abstractNumId w:val="4"/>
@@ -15879,37 +18054,37 @@
     <w:abstractNumId w:val="6"/>
   </w:num>
   <w:num w:numId="12" w16cid:durableId="1559971753">
-    <w:abstractNumId w:val="20"/>
+    <w:abstractNumId w:val="21"/>
   </w:num>
   <w:num w:numId="13" w16cid:durableId="1625500408">
-    <w:abstractNumId w:val="21"/>
+    <w:abstractNumId w:val="22"/>
   </w:num>
   <w:num w:numId="14" w16cid:durableId="1103452895">
     <w:abstractNumId w:val="7"/>
   </w:num>
   <w:num w:numId="15" w16cid:durableId="1325015138">
+    <w:abstractNumId w:val="20"/>
+  </w:num>
+  <w:num w:numId="16" w16cid:durableId="889653411">
+    <w:abstractNumId w:val="23"/>
+  </w:num>
+  <w:num w:numId="17" w16cid:durableId="1952055407">
+    <w:abstractNumId w:val="27"/>
+  </w:num>
+  <w:num w:numId="18" w16cid:durableId="942152649">
     <w:abstractNumId w:val="19"/>
   </w:num>
-  <w:num w:numId="16" w16cid:durableId="889653411">
-    <w:abstractNumId w:val="22"/>
-  </w:num>
-  <w:num w:numId="17" w16cid:durableId="1952055407">
-    <w:abstractNumId w:val="26"/>
-  </w:num>
-  <w:num w:numId="18" w16cid:durableId="942152649">
-    <w:abstractNumId w:val="18"/>
-  </w:num>
   <w:num w:numId="19" w16cid:durableId="157113166">
-    <w:abstractNumId w:val="11"/>
+    <w:abstractNumId w:val="12"/>
   </w:num>
   <w:num w:numId="20" w16cid:durableId="586619119">
-    <w:abstractNumId w:val="23"/>
+    <w:abstractNumId w:val="24"/>
   </w:num>
   <w:num w:numId="21" w16cid:durableId="10840090">
-    <w:abstractNumId w:val="13"/>
+    <w:abstractNumId w:val="14"/>
   </w:num>
   <w:num w:numId="22" w16cid:durableId="1623464123">
-    <w:abstractNumId w:val="27"/>
+    <w:abstractNumId w:val="28"/>
   </w:num>
   <w:num w:numId="23" w16cid:durableId="1779173879">
     <w:abstractNumId w:val="0"/>
@@ -15921,13 +18096,16 @@
     <w:abstractNumId w:val="2"/>
   </w:num>
   <w:num w:numId="26" w16cid:durableId="1153520976">
-    <w:abstractNumId w:val="9"/>
+    <w:abstractNumId w:val="10"/>
   </w:num>
   <w:num w:numId="27" w16cid:durableId="837771531">
-    <w:abstractNumId w:val="24"/>
+    <w:abstractNumId w:val="25"/>
   </w:num>
   <w:num w:numId="28" w16cid:durableId="1471630325">
-    <w:abstractNumId w:val="12"/>
+    <w:abstractNumId w:val="13"/>
+  </w:num>
+  <w:num w:numId="29" w16cid:durableId="1352681797">
+    <w:abstractNumId w:val="9"/>
   </w:num>
 </w:numbering>
 </file>

--- a/extra notes.docx
+++ b/extra notes.docx
@@ -477,7 +477,6 @@
           <w:color w:val="2F5496" w:themeColor="accent1" w:themeShade="BF"/>
           <w:highlight w:val="green"/>
         </w:rPr>
-        <w:lastRenderedPageBreak/>
         <w:t xml:space="preserve">This is just the basic example </w:t>
       </w:r>
       <w:proofErr w:type="spellStart"/>
@@ -557,6 +556,7 @@
           <w:color w:val="2F5496" w:themeColor="accent1" w:themeShade="BF"/>
           <w:highlight w:val="green"/>
         </w:rPr>
+        <w:lastRenderedPageBreak/>
         <w:t xml:space="preserve">And </w:t>
       </w:r>
       <w:proofErr w:type="gramStart"/>
@@ -1173,20 +1173,20 @@
         <w:rPr>
           <w:color w:val="000000" w:themeColor="text1"/>
         </w:rPr>
+        <w:t>If we want to get you to a FAANG level, we will not just write code; we will understand what the hardware is doing.</w:t>
+      </w:r>
+    </w:p>
+    <w:p>
+      <w:pPr>
+        <w:rPr>
+          <w:color w:val="000000" w:themeColor="text1"/>
+        </w:rPr>
+      </w:pPr>
+      <w:r>
+        <w:rPr>
+          <w:color w:val="000000" w:themeColor="text1"/>
+        </w:rPr>
         <w:lastRenderedPageBreak/>
-        <w:t>If we want to get you to a FAANG level, we will not just write code; we will understand what the hardware is doing.</w:t>
-      </w:r>
-    </w:p>
-    <w:p>
-      <w:pPr>
-        <w:rPr>
-          <w:color w:val="000000" w:themeColor="text1"/>
-        </w:rPr>
-      </w:pPr>
-      <w:r>
-        <w:rPr>
-          <w:color w:val="000000" w:themeColor="text1"/>
-        </w:rPr>
         <w:t>Here is our plan:</w:t>
       </w:r>
     </w:p>
@@ -2185,6 +2185,7 @@
           <w:color w:val="000000" w:themeColor="text1"/>
           <w:highlight w:val="green"/>
         </w:rPr>
+        <w:lastRenderedPageBreak/>
         <w:t xml:space="preserve">As you are telling it means that heap contains objects which actually are the values which are given to the </w:t>
       </w:r>
       <w:proofErr w:type="gramStart"/>
@@ -2465,7 +2466,6 @@
           <w:noProof/>
           <w:color w:val="000000" w:themeColor="text1"/>
         </w:rPr>
-        <w:lastRenderedPageBreak/>
         <w:drawing>
           <wp:inline distT="0" distB="0" distL="0" distR="0" wp14:anchorId="0AF6BD6D" wp14:editId="525F795D">
             <wp:extent cx="5731510" cy="2964180"/>
@@ -2547,6 +2547,7 @@
           <w:bCs/>
           <w:color w:val="000000" w:themeColor="text1"/>
         </w:rPr>
+        <w:lastRenderedPageBreak/>
         <w:t>The Reference Counter (The Hidden Tally)</w:t>
       </w:r>
     </w:p>
@@ -3093,197 +3094,197 @@
         <w:rPr>
           <w:color w:val="000000" w:themeColor="text1"/>
         </w:rPr>
+        <w:t>I love that you are taking the reins and trusting the process.</w:t>
+      </w:r>
+    </w:p>
+    <w:p>
+      <w:pPr>
+        <w:rPr>
+          <w:color w:val="000000" w:themeColor="text1"/>
+        </w:rPr>
+      </w:pPr>
+      <w:r>
+        <w:rPr>
+          <w:color w:val="000000" w:themeColor="text1"/>
+        </w:rPr>
+        <w:t>Since you now understand the Stack and the Heap, we are going to learn one of the most important concepts in all of Computer Science. This concept is a famous trap in FAANG interviews, and it causes 90% of the bugs that junior developers create.</w:t>
+      </w:r>
+    </w:p>
+    <w:p>
+      <w:pPr>
+        <w:rPr>
+          <w:color w:val="000000" w:themeColor="text1"/>
+        </w:rPr>
+      </w:pPr>
+      <w:r>
+        <w:rPr>
+          <w:color w:val="000000" w:themeColor="text1"/>
+        </w:rPr>
+        <w:t xml:space="preserve">It is called </w:t>
+      </w:r>
+      <w:r>
+        <w:rPr>
+          <w:b/>
+          <w:bCs/>
+          <w:color w:val="000000" w:themeColor="text1"/>
+        </w:rPr>
+        <w:t>Mutability</w:t>
+      </w:r>
+      <w:r>
+        <w:rPr>
+          <w:color w:val="000000" w:themeColor="text1"/>
+        </w:rPr>
+        <w:t xml:space="preserve"> (the ability to be changed).</w:t>
+      </w:r>
+    </w:p>
+    <w:p>
+      <w:pPr>
+        <w:rPr>
+          <w:color w:val="000000" w:themeColor="text1"/>
+        </w:rPr>
+      </w:pPr>
+      <w:r>
+        <w:rPr>
+          <w:color w:val="000000" w:themeColor="text1"/>
+        </w:rPr>
+        <w:t xml:space="preserve">In Python, every single object you put into the Heap is born with a strict rule: it is either </w:t>
+      </w:r>
+      <w:r>
+        <w:rPr>
+          <w:b/>
+          <w:bCs/>
+          <w:color w:val="000000" w:themeColor="text1"/>
+        </w:rPr>
+        <w:t>Immutable</w:t>
+      </w:r>
+      <w:r>
+        <w:rPr>
+          <w:color w:val="000000" w:themeColor="text1"/>
+        </w:rPr>
+        <w:t xml:space="preserve"> (frozen forever) or </w:t>
+      </w:r>
+      <w:r>
+        <w:rPr>
+          <w:b/>
+          <w:bCs/>
+          <w:color w:val="000000" w:themeColor="text1"/>
+        </w:rPr>
+        <w:t>Mutable</w:t>
+      </w:r>
+      <w:r>
+        <w:rPr>
+          <w:color w:val="000000" w:themeColor="text1"/>
+        </w:rPr>
+        <w:t xml:space="preserve"> (flexible and changeable).</w:t>
+      </w:r>
+    </w:p>
+    <w:p>
+      <w:pPr>
+        <w:rPr>
+          <w:color w:val="000000" w:themeColor="text1"/>
+        </w:rPr>
+      </w:pPr>
+      <w:r>
+        <w:rPr>
+          <w:color w:val="000000" w:themeColor="text1"/>
+        </w:rPr>
+        <w:t>Let's break them down.</w:t>
+      </w:r>
+    </w:p>
+    <w:p>
+      <w:pPr>
+        <w:rPr>
+          <w:b/>
+          <w:bCs/>
+          <w:color w:val="000000" w:themeColor="text1"/>
+        </w:rPr>
+      </w:pPr>
+      <w:r>
+        <w:rPr>
+          <w:b/>
+          <w:bCs/>
+          <w:color w:val="000000" w:themeColor="text1"/>
+        </w:rPr>
+        <w:t>1. Immutable Data (The Frozen Objects)</w:t>
+      </w:r>
+    </w:p>
+    <w:p>
+      <w:pPr>
+        <w:rPr>
+          <w:color w:val="000000" w:themeColor="text1"/>
+        </w:rPr>
+      </w:pPr>
+      <w:r>
+        <w:rPr>
+          <w:color w:val="000000" w:themeColor="text1"/>
+        </w:rPr>
+        <w:t xml:space="preserve">Numbers (Integers, Floats), Strings (text), and Booleans (True/False) are immutable. Once Python builds them in the Heap, they can </w:t>
+      </w:r>
+      <w:r>
+        <w:rPr>
+          <w:b/>
+          <w:bCs/>
+          <w:color w:val="000000" w:themeColor="text1"/>
+        </w:rPr>
+        <w:t>never</w:t>
+      </w:r>
+      <w:r>
+        <w:rPr>
+          <w:color w:val="000000" w:themeColor="text1"/>
+        </w:rPr>
+        <w:t xml:space="preserve"> be changed.</w:t>
+      </w:r>
+    </w:p>
+    <w:p>
+      <w:pPr>
+        <w:rPr>
+          <w:color w:val="000000" w:themeColor="text1"/>
+        </w:rPr>
+      </w:pPr>
+      <w:r>
+        <w:rPr>
+          <w:color w:val="000000" w:themeColor="text1"/>
+        </w:rPr>
+        <w:t>Let's look at this code:</w:t>
+      </w:r>
+    </w:p>
+    <w:p>
+      <w:pPr>
+        <w:rPr>
+          <w:color w:val="000000" w:themeColor="text1"/>
+        </w:rPr>
+      </w:pPr>
+      <w:r>
+        <w:rPr>
+          <w:color w:val="000000" w:themeColor="text1"/>
+        </w:rPr>
+        <w:t>Python</w:t>
+      </w:r>
+    </w:p>
+    <w:p>
+      <w:pPr>
+        <w:rPr>
+          <w:color w:val="000000" w:themeColor="text1"/>
+        </w:rPr>
+      </w:pPr>
+      <w:r>
+        <w:rPr>
+          <w:color w:val="000000" w:themeColor="text1"/>
+        </w:rPr>
+        <w:t>x = 10</w:t>
+      </w:r>
+    </w:p>
+    <w:p>
+      <w:pPr>
+        <w:rPr>
+          <w:color w:val="000000" w:themeColor="text1"/>
+        </w:rPr>
+      </w:pPr>
+      <w:r>
+        <w:rPr>
+          <w:color w:val="000000" w:themeColor="text1"/>
+        </w:rPr>
         <w:lastRenderedPageBreak/>
-        <w:t>I love that you are taking the reins and trusting the process.</w:t>
-      </w:r>
-    </w:p>
-    <w:p>
-      <w:pPr>
-        <w:rPr>
-          <w:color w:val="000000" w:themeColor="text1"/>
-        </w:rPr>
-      </w:pPr>
-      <w:r>
-        <w:rPr>
-          <w:color w:val="000000" w:themeColor="text1"/>
-        </w:rPr>
-        <w:t>Since you now understand the Stack and the Heap, we are going to learn one of the most important concepts in all of Computer Science. This concept is a famous trap in FAANG interviews, and it causes 90% of the bugs that junior developers create.</w:t>
-      </w:r>
-    </w:p>
-    <w:p>
-      <w:pPr>
-        <w:rPr>
-          <w:color w:val="000000" w:themeColor="text1"/>
-        </w:rPr>
-      </w:pPr>
-      <w:r>
-        <w:rPr>
-          <w:color w:val="000000" w:themeColor="text1"/>
-        </w:rPr>
-        <w:t xml:space="preserve">It is called </w:t>
-      </w:r>
-      <w:r>
-        <w:rPr>
-          <w:b/>
-          <w:bCs/>
-          <w:color w:val="000000" w:themeColor="text1"/>
-        </w:rPr>
-        <w:t>Mutability</w:t>
-      </w:r>
-      <w:r>
-        <w:rPr>
-          <w:color w:val="000000" w:themeColor="text1"/>
-        </w:rPr>
-        <w:t xml:space="preserve"> (the ability to be changed).</w:t>
-      </w:r>
-    </w:p>
-    <w:p>
-      <w:pPr>
-        <w:rPr>
-          <w:color w:val="000000" w:themeColor="text1"/>
-        </w:rPr>
-      </w:pPr>
-      <w:r>
-        <w:rPr>
-          <w:color w:val="000000" w:themeColor="text1"/>
-        </w:rPr>
-        <w:t xml:space="preserve">In Python, every single object you put into the Heap is born with a strict rule: it is either </w:t>
-      </w:r>
-      <w:r>
-        <w:rPr>
-          <w:b/>
-          <w:bCs/>
-          <w:color w:val="000000" w:themeColor="text1"/>
-        </w:rPr>
-        <w:t>Immutable</w:t>
-      </w:r>
-      <w:r>
-        <w:rPr>
-          <w:color w:val="000000" w:themeColor="text1"/>
-        </w:rPr>
-        <w:t xml:space="preserve"> (frozen forever) or </w:t>
-      </w:r>
-      <w:r>
-        <w:rPr>
-          <w:b/>
-          <w:bCs/>
-          <w:color w:val="000000" w:themeColor="text1"/>
-        </w:rPr>
-        <w:t>Mutable</w:t>
-      </w:r>
-      <w:r>
-        <w:rPr>
-          <w:color w:val="000000" w:themeColor="text1"/>
-        </w:rPr>
-        <w:t xml:space="preserve"> (flexible and changeable).</w:t>
-      </w:r>
-    </w:p>
-    <w:p>
-      <w:pPr>
-        <w:rPr>
-          <w:color w:val="000000" w:themeColor="text1"/>
-        </w:rPr>
-      </w:pPr>
-      <w:r>
-        <w:rPr>
-          <w:color w:val="000000" w:themeColor="text1"/>
-        </w:rPr>
-        <w:t>Let's break them down.</w:t>
-      </w:r>
-    </w:p>
-    <w:p>
-      <w:pPr>
-        <w:rPr>
-          <w:b/>
-          <w:bCs/>
-          <w:color w:val="000000" w:themeColor="text1"/>
-        </w:rPr>
-      </w:pPr>
-      <w:r>
-        <w:rPr>
-          <w:b/>
-          <w:bCs/>
-          <w:color w:val="000000" w:themeColor="text1"/>
-        </w:rPr>
-        <w:t>1. Immutable Data (The Frozen Objects)</w:t>
-      </w:r>
-    </w:p>
-    <w:p>
-      <w:pPr>
-        <w:rPr>
-          <w:color w:val="000000" w:themeColor="text1"/>
-        </w:rPr>
-      </w:pPr>
-      <w:r>
-        <w:rPr>
-          <w:color w:val="000000" w:themeColor="text1"/>
-        </w:rPr>
-        <w:t xml:space="preserve">Numbers (Integers, Floats), Strings (text), and Booleans (True/False) are immutable. Once Python builds them in the Heap, they can </w:t>
-      </w:r>
-      <w:r>
-        <w:rPr>
-          <w:b/>
-          <w:bCs/>
-          <w:color w:val="000000" w:themeColor="text1"/>
-        </w:rPr>
-        <w:t>never</w:t>
-      </w:r>
-      <w:r>
-        <w:rPr>
-          <w:color w:val="000000" w:themeColor="text1"/>
-        </w:rPr>
-        <w:t xml:space="preserve"> be changed.</w:t>
-      </w:r>
-    </w:p>
-    <w:p>
-      <w:pPr>
-        <w:rPr>
-          <w:color w:val="000000" w:themeColor="text1"/>
-        </w:rPr>
-      </w:pPr>
-      <w:r>
-        <w:rPr>
-          <w:color w:val="000000" w:themeColor="text1"/>
-        </w:rPr>
-        <w:t>Let's look at this code:</w:t>
-      </w:r>
-    </w:p>
-    <w:p>
-      <w:pPr>
-        <w:rPr>
-          <w:color w:val="000000" w:themeColor="text1"/>
-        </w:rPr>
-      </w:pPr>
-      <w:r>
-        <w:rPr>
-          <w:color w:val="000000" w:themeColor="text1"/>
-        </w:rPr>
-        <w:t>Python</w:t>
-      </w:r>
-    </w:p>
-    <w:p>
-      <w:pPr>
-        <w:rPr>
-          <w:color w:val="000000" w:themeColor="text1"/>
-        </w:rPr>
-      </w:pPr>
-      <w:r>
-        <w:rPr>
-          <w:color w:val="000000" w:themeColor="text1"/>
-        </w:rPr>
-        <w:t>x = 10</w:t>
-      </w:r>
-    </w:p>
-    <w:p>
-      <w:pPr>
-        <w:rPr>
-          <w:color w:val="000000" w:themeColor="text1"/>
-        </w:rPr>
-      </w:pPr>
-      <w:r>
-        <w:rPr>
-          <w:color w:val="000000" w:themeColor="text1"/>
-        </w:rPr>
         <w:t>x = x + 1</w:t>
       </w:r>
     </w:p>
@@ -3447,7 +3448,6 @@
           <w:noProof/>
           <w:color w:val="000000" w:themeColor="text1"/>
         </w:rPr>
-        <w:lastRenderedPageBreak/>
         <w:drawing>
           <wp:inline distT="0" distB="0" distL="0" distR="0" wp14:anchorId="23D0A88A" wp14:editId="268E4D97">
             <wp:extent cx="5731510" cy="3219450"/>
@@ -3783,6 +3783,7 @@
           <w:bCs/>
           <w:color w:val="000000" w:themeColor="text1"/>
         </w:rPr>
+        <w:lastRenderedPageBreak/>
         <w:t>The FAANG Trap: The "Shared Reference" Bug</w:t>
       </w:r>
     </w:p>
@@ -4518,6 +4519,7 @@
         <w:rPr>
           <w:color w:val="000000" w:themeColor="text1"/>
         </w:rPr>
+        <w:lastRenderedPageBreak/>
         <w:t xml:space="preserve">Python looks at </w:t>
       </w:r>
       <w:proofErr w:type="spellStart"/>
@@ -4748,7 +4750,6 @@
         <w:rPr>
           <w:color w:val="000000" w:themeColor="text1"/>
         </w:rPr>
-        <w:lastRenderedPageBreak/>
         <w:t>In Machine Learning, your data is rarely just a flat list of numbers. You often deal with matrices—lists inside of lists.</w:t>
       </w:r>
     </w:p>
@@ -5452,34 +5453,34 @@
         <w:rPr>
           <w:color w:val="000000" w:themeColor="text1"/>
         </w:rPr>
+        <w:t xml:space="preserve">What </w:t>
+      </w:r>
+      <w:proofErr w:type="spellStart"/>
+      <w:r>
+        <w:rPr>
+          <w:color w:val="000000" w:themeColor="text1"/>
+        </w:rPr>
+        <w:t>deepcopy</w:t>
+      </w:r>
+      <w:proofErr w:type="spellEnd"/>
+      <w:r>
+        <w:rPr>
+          <w:color w:val="000000" w:themeColor="text1"/>
+        </w:rPr>
+        <w:t xml:space="preserve"> does in memory:</w:t>
+      </w:r>
+    </w:p>
+    <w:p>
+      <w:pPr>
+        <w:rPr>
+          <w:color w:val="000000" w:themeColor="text1"/>
+        </w:rPr>
+      </w:pPr>
+      <w:r>
+        <w:rPr>
+          <w:color w:val="000000" w:themeColor="text1"/>
+        </w:rPr>
         <w:lastRenderedPageBreak/>
-        <w:t xml:space="preserve">What </w:t>
-      </w:r>
-      <w:proofErr w:type="spellStart"/>
-      <w:r>
-        <w:rPr>
-          <w:color w:val="000000" w:themeColor="text1"/>
-        </w:rPr>
-        <w:t>deepcopy</w:t>
-      </w:r>
-      <w:proofErr w:type="spellEnd"/>
-      <w:r>
-        <w:rPr>
-          <w:color w:val="000000" w:themeColor="text1"/>
-        </w:rPr>
-        <w:t xml:space="preserve"> does in memory:</w:t>
-      </w:r>
-    </w:p>
-    <w:p>
-      <w:pPr>
-        <w:rPr>
-          <w:color w:val="000000" w:themeColor="text1"/>
-        </w:rPr>
-      </w:pPr>
-      <w:r>
-        <w:rPr>
-          <w:color w:val="000000" w:themeColor="text1"/>
-        </w:rPr>
         <w:t>It acts like a recursive scanner. It creates a new outer list. Then it looks inside. If it sees another list, it builds a new one of those, too. It goes all the way down to the bottom, ensuring that absolutely no memory addresses are shared between the old object and the new object.</w:t>
       </w:r>
     </w:p>
@@ -6219,7 +6220,6 @@
         <w:rPr>
           <w:color w:val="000000" w:themeColor="text1"/>
         </w:rPr>
-        <w:lastRenderedPageBreak/>
         <w:t xml:space="preserve">The contractor buys a </w:t>
       </w:r>
       <w:proofErr w:type="gramStart"/>
@@ -6292,6 +6292,7 @@
         <w:rPr>
           <w:color w:val="000000" w:themeColor="text1"/>
         </w:rPr>
+        <w:lastRenderedPageBreak/>
         <w:t>The contractor drives to Address 100, looks at the house, and says, "I can't just copy the address. I need to build a whole new house."</w:t>
       </w:r>
     </w:p>
@@ -6871,7 +6872,6 @@
           <w:bCs/>
           <w:color w:val="000000" w:themeColor="text1"/>
         </w:rPr>
-        <w:lastRenderedPageBreak/>
         <w:t xml:space="preserve">Shallow Copy </w:t>
       </w:r>
       <w:proofErr w:type="gramStart"/>
@@ -6954,6 +6954,7 @@
         <w:rPr>
           <w:color w:val="000000" w:themeColor="text1"/>
         </w:rPr>
+        <w:lastRenderedPageBreak/>
         <w:t>You now possess the mental model of how Python actually operates under the hood.</w:t>
       </w:r>
     </w:p>
@@ -7467,7 +7468,6 @@
         <w:rPr>
           <w:color w:val="000000" w:themeColor="text1"/>
         </w:rPr>
-        <w:lastRenderedPageBreak/>
         <w:t xml:space="preserve">Using is </w:t>
       </w:r>
       <w:proofErr w:type="spellStart"/>
@@ -7581,6 +7581,7 @@
         <w:rPr>
           <w:color w:val="000000" w:themeColor="text1"/>
         </w:rPr>
+        <w:lastRenderedPageBreak/>
         <w:t>list_A</w:t>
       </w:r>
       <w:proofErr w:type="spellEnd"/>
@@ -8496,7 +8497,6 @@
           <w:bCs/>
           <w:color w:val="000000" w:themeColor="text1"/>
         </w:rPr>
-        <w:lastRenderedPageBreak/>
         <w:t>"" (The Quotes)</w:t>
       </w:r>
       <w:r>
@@ -8582,6 +8582,7 @@
         <w:rPr>
           <w:color w:val="000000" w:themeColor="text1"/>
         </w:rPr>
+        <w:lastRenderedPageBreak/>
         <w:t xml:space="preserve">If you do that, the computer will look at your file, run the print machine, and display this exact text on your screen: Hello, </w:t>
       </w:r>
       <w:proofErr w:type="spellStart"/>
@@ -9060,85 +9061,85 @@
           <w:bCs/>
           <w:color w:val="000000" w:themeColor="text1"/>
         </w:rPr>
+        <w:t>3. end='\n' (The Invisible Line Break)</w:t>
+      </w:r>
+    </w:p>
+    <w:p>
+      <w:pPr>
+        <w:rPr>
+          <w:color w:val="000000" w:themeColor="text1"/>
+        </w:rPr>
+      </w:pPr>
+      <w:r>
+        <w:rPr>
+          <w:color w:val="000000" w:themeColor="text1"/>
+        </w:rPr>
+        <w:t>Have you ever wondered why, if you write two print statements on two lines, they print on two separate lines on the screen?</w:t>
+      </w:r>
+    </w:p>
+    <w:p>
+      <w:pPr>
+        <w:rPr>
+          <w:color w:val="000000" w:themeColor="text1"/>
+        </w:rPr>
+      </w:pPr>
+      <w:r>
+        <w:rPr>
+          <w:color w:val="000000" w:themeColor="text1"/>
+        </w:rPr>
+        <w:t>Python</w:t>
+      </w:r>
+    </w:p>
+    <w:p>
+      <w:pPr>
+        <w:rPr>
+          <w:color w:val="000000" w:themeColor="text1"/>
+        </w:rPr>
+      </w:pPr>
+      <w:r>
+        <w:rPr>
+          <w:color w:val="000000" w:themeColor="text1"/>
+        </w:rPr>
+        <w:t>print("Hello")</w:t>
+      </w:r>
+    </w:p>
+    <w:p>
+      <w:pPr>
+        <w:rPr>
+          <w:color w:val="000000" w:themeColor="text1"/>
+        </w:rPr>
+      </w:pPr>
+      <w:r>
+        <w:rPr>
+          <w:color w:val="000000" w:themeColor="text1"/>
+        </w:rPr>
+        <w:t>print("World")</w:t>
+      </w:r>
+    </w:p>
+    <w:p>
+      <w:pPr>
+        <w:rPr>
+          <w:color w:val="000000" w:themeColor="text1"/>
+        </w:rPr>
+      </w:pPr>
+      <w:r>
+        <w:rPr>
+          <w:color w:val="000000" w:themeColor="text1"/>
+        </w:rPr>
+        <w:t>It prints like this: Hello World</w:t>
+      </w:r>
+    </w:p>
+    <w:p>
+      <w:pPr>
+        <w:rPr>
+          <w:color w:val="000000" w:themeColor="text1"/>
+        </w:rPr>
+      </w:pPr>
+      <w:r>
+        <w:rPr>
+          <w:color w:val="000000" w:themeColor="text1"/>
+        </w:rPr>
         <w:lastRenderedPageBreak/>
-        <w:t>3. end='\n' (The Invisible Line Break)</w:t>
-      </w:r>
-    </w:p>
-    <w:p>
-      <w:pPr>
-        <w:rPr>
-          <w:color w:val="000000" w:themeColor="text1"/>
-        </w:rPr>
-      </w:pPr>
-      <w:r>
-        <w:rPr>
-          <w:color w:val="000000" w:themeColor="text1"/>
-        </w:rPr>
-        <w:t>Have you ever wondered why, if you write two print statements on two lines, they print on two separate lines on the screen?</w:t>
-      </w:r>
-    </w:p>
-    <w:p>
-      <w:pPr>
-        <w:rPr>
-          <w:color w:val="000000" w:themeColor="text1"/>
-        </w:rPr>
-      </w:pPr>
-      <w:r>
-        <w:rPr>
-          <w:color w:val="000000" w:themeColor="text1"/>
-        </w:rPr>
-        <w:t>Python</w:t>
-      </w:r>
-    </w:p>
-    <w:p>
-      <w:pPr>
-        <w:rPr>
-          <w:color w:val="000000" w:themeColor="text1"/>
-        </w:rPr>
-      </w:pPr>
-      <w:r>
-        <w:rPr>
-          <w:color w:val="000000" w:themeColor="text1"/>
-        </w:rPr>
-        <w:t>print("Hello")</w:t>
-      </w:r>
-    </w:p>
-    <w:p>
-      <w:pPr>
-        <w:rPr>
-          <w:color w:val="000000" w:themeColor="text1"/>
-        </w:rPr>
-      </w:pPr>
-      <w:r>
-        <w:rPr>
-          <w:color w:val="000000" w:themeColor="text1"/>
-        </w:rPr>
-        <w:t>print("World")</w:t>
-      </w:r>
-    </w:p>
-    <w:p>
-      <w:pPr>
-        <w:rPr>
-          <w:color w:val="000000" w:themeColor="text1"/>
-        </w:rPr>
-      </w:pPr>
-      <w:r>
-        <w:rPr>
-          <w:color w:val="000000" w:themeColor="text1"/>
-        </w:rPr>
-        <w:t>It prints like this: Hello World</w:t>
-      </w:r>
-    </w:p>
-    <w:p>
-      <w:pPr>
-        <w:rPr>
-          <w:color w:val="000000" w:themeColor="text1"/>
-        </w:rPr>
-      </w:pPr>
-      <w:r>
-        <w:rPr>
-          <w:color w:val="000000" w:themeColor="text1"/>
-        </w:rPr>
         <w:t xml:space="preserve">This happens because of the end='\n' setting. \n is a secret computer code called an </w:t>
       </w:r>
       <w:r>
@@ -9527,7 +9528,6 @@
         <w:rPr>
           <w:color w:val="000000" w:themeColor="text1"/>
         </w:rPr>
-        <w:lastRenderedPageBreak/>
         <w:t xml:space="preserve">Talking to the computer screen is computationally "expensive" (it's slow). So, the operating system uses a </w:t>
       </w:r>
       <w:r>
@@ -9657,6 +9657,7 @@
         <w:rPr>
           <w:color w:val="000000" w:themeColor="text1"/>
         </w:rPr>
+        <w:lastRenderedPageBreak/>
         <w:t>print(</w:t>
       </w:r>
       <w:proofErr w:type="gramEnd"/>
@@ -10103,7 +10104,6 @@
         <w:rPr>
           <w:color w:val="000000" w:themeColor="text1"/>
         </w:rPr>
-        <w:lastRenderedPageBreak/>
         <w:t xml:space="preserve">To fix this, older developers had to manually wrap every number in a string converter machine called </w:t>
       </w:r>
       <w:proofErr w:type="gramStart"/>
@@ -10311,6 +10311,7 @@
         <w:rPr>
           <w:color w:val="000000" w:themeColor="text1"/>
         </w:rPr>
+        <w:lastRenderedPageBreak/>
         <w:t>Let’s go deep into the mechanics of why this works and what it is actually doing in memory.</w:t>
       </w:r>
     </w:p>
@@ -10689,7 +10690,6 @@
         <w:rPr>
           <w:color w:val="000000" w:themeColor="text1"/>
         </w:rPr>
-        <w:lastRenderedPageBreak/>
         <w:t>As an ML engineer, your models will often spit out crazy, long numbers like 0.849382749. You don't want to print all of that to the user. F-strings have a secret mini-language inside them to control how things look.</w:t>
       </w:r>
     </w:p>
@@ -10855,6 +10855,7 @@
           <w:sz w:val="32"/>
           <w:szCs w:val="32"/>
         </w:rPr>
+        <w:lastRenderedPageBreak/>
         <w:t xml:space="preserve">I know how to use </w:t>
       </w:r>
       <w:proofErr w:type="gramStart"/>
@@ -11319,7 +11320,6 @@
         <w:rPr>
           <w:color w:val="000000" w:themeColor="text1"/>
         </w:rPr>
-        <w:lastRenderedPageBreak/>
         <w:t>The millisecond you press Enter, the floodgates open:</w:t>
       </w:r>
     </w:p>
@@ -11572,6 +11572,7 @@
           <w:color w:val="000000" w:themeColor="text1"/>
           <w:highlight w:val="yellow"/>
         </w:rPr>
+        <w:lastRenderedPageBreak/>
         <w:t>future_age</w:t>
       </w:r>
       <w:proofErr w:type="spellEnd"/>
@@ -12184,7 +12185,6 @@
         <w:rPr>
           <w:color w:val="000000" w:themeColor="text1"/>
         </w:rPr>
-        <w:lastRenderedPageBreak/>
         <w:t>The old String "21" is left orphaned, and the Garbage Collector instantly destroys it.</w:t>
       </w:r>
     </w:p>
@@ -12396,6 +12396,7 @@
         <w:rPr>
           <w:color w:val="000000" w:themeColor="text1"/>
         </w:rPr>
+        <w:lastRenderedPageBreak/>
         <w:t>Here is how you write it:</w:t>
       </w:r>
     </w:p>
@@ -12957,7 +12958,6 @@
           <w:bCs/>
           <w:color w:val="000000" w:themeColor="text1"/>
         </w:rPr>
-        <w:lastRenderedPageBreak/>
         <w:t>Never do this.</w:t>
       </w:r>
       <w:r>
@@ -13225,6 +13225,7 @@
           <w:color w:val="000000" w:themeColor="text1"/>
           <w:highlight w:val="yellow"/>
         </w:rPr>
+        <w:lastRenderedPageBreak/>
         <w:t xml:space="preserve">        </w:t>
       </w:r>
     </w:p>
@@ -13536,7 +13537,6 @@
           <w:sz w:val="36"/>
           <w:szCs w:val="36"/>
         </w:rPr>
-        <w:lastRenderedPageBreak/>
         <w:t>Data Types and Declaration</w:t>
       </w:r>
     </w:p>
@@ -13641,11 +13641,13 @@
       <w:pPr>
         <w:rPr>
           <w:color w:val="000000" w:themeColor="text1"/>
-        </w:rPr>
-      </w:pPr>
-      <w:r>
-        <w:rPr>
-          <w:color w:val="000000" w:themeColor="text1"/>
+          <w:highlight w:val="yellow"/>
+        </w:rPr>
+      </w:pPr>
+      <w:r>
+        <w:rPr>
+          <w:color w:val="000000" w:themeColor="text1"/>
+          <w:highlight w:val="yellow"/>
         </w:rPr>
         <w:t>Python</w:t>
       </w:r>
@@ -13654,11 +13656,13 @@
       <w:pPr>
         <w:rPr>
           <w:color w:val="000000" w:themeColor="text1"/>
-        </w:rPr>
-      </w:pPr>
-      <w:r>
-        <w:rPr>
-          <w:color w:val="000000" w:themeColor="text1"/>
+          <w:highlight w:val="yellow"/>
+        </w:rPr>
+      </w:pPr>
+      <w:r>
+        <w:rPr>
+          <w:color w:val="000000" w:themeColor="text1"/>
+          <w:highlight w:val="yellow"/>
         </w:rPr>
         <w:t># Declaring Integers</w:t>
       </w:r>
@@ -13667,11 +13671,13 @@
       <w:pPr>
         <w:rPr>
           <w:color w:val="000000" w:themeColor="text1"/>
-        </w:rPr>
-      </w:pPr>
-      <w:r>
-        <w:rPr>
-          <w:color w:val="000000" w:themeColor="text1"/>
+          <w:highlight w:val="yellow"/>
+        </w:rPr>
+      </w:pPr>
+      <w:r>
+        <w:rPr>
+          <w:color w:val="000000" w:themeColor="text1"/>
+          <w:highlight w:val="yellow"/>
         </w:rPr>
         <w:t>age = 21</w:t>
       </w:r>
@@ -13685,6 +13691,7 @@
       <w:r>
         <w:rPr>
           <w:color w:val="000000" w:themeColor="text1"/>
+          <w:highlight w:val="yellow"/>
         </w:rPr>
         <w:t>temperature = -5</w:t>
       </w:r>
@@ -13744,12 +13751,15 @@
       <w:pPr>
         <w:rPr>
           <w:color w:val="000000" w:themeColor="text1"/>
-        </w:rPr>
-      </w:pPr>
-      <w:r>
-        <w:rPr>
-          <w:color w:val="000000" w:themeColor="text1"/>
-        </w:rPr>
+          <w:highlight w:val="yellow"/>
+        </w:rPr>
+      </w:pPr>
+      <w:r>
+        <w:rPr>
+          <w:color w:val="000000" w:themeColor="text1"/>
+          <w:highlight w:val="yellow"/>
+        </w:rPr>
+        <w:lastRenderedPageBreak/>
         <w:t>Python</w:t>
       </w:r>
     </w:p>
@@ -13757,11 +13767,13 @@
       <w:pPr>
         <w:rPr>
           <w:color w:val="000000" w:themeColor="text1"/>
-        </w:rPr>
-      </w:pPr>
-      <w:r>
-        <w:rPr>
-          <w:color w:val="000000" w:themeColor="text1"/>
+          <w:highlight w:val="yellow"/>
+        </w:rPr>
+      </w:pPr>
+      <w:r>
+        <w:rPr>
+          <w:color w:val="000000" w:themeColor="text1"/>
+          <w:highlight w:val="yellow"/>
         </w:rPr>
         <w:t># Declaring Floats</w:t>
       </w:r>
@@ -13770,11 +13782,13 @@
       <w:pPr>
         <w:rPr>
           <w:color w:val="000000" w:themeColor="text1"/>
-        </w:rPr>
-      </w:pPr>
-      <w:r>
-        <w:rPr>
-          <w:color w:val="000000" w:themeColor="text1"/>
+          <w:highlight w:val="yellow"/>
+        </w:rPr>
+      </w:pPr>
+      <w:r>
+        <w:rPr>
+          <w:color w:val="000000" w:themeColor="text1"/>
+          <w:highlight w:val="yellow"/>
         </w:rPr>
         <w:t>weight = 75.5</w:t>
       </w:r>
@@ -13783,11 +13797,13 @@
       <w:pPr>
         <w:rPr>
           <w:color w:val="000000" w:themeColor="text1"/>
-        </w:rPr>
-      </w:pPr>
-      <w:r>
-        <w:rPr>
-          <w:color w:val="000000" w:themeColor="text1"/>
+          <w:highlight w:val="yellow"/>
+        </w:rPr>
+      </w:pPr>
+      <w:r>
+        <w:rPr>
+          <w:color w:val="000000" w:themeColor="text1"/>
+          <w:highlight w:val="yellow"/>
         </w:rPr>
         <w:t>pi = 3.14159</w:t>
       </w:r>
@@ -13803,12 +13819,14 @@
           <w:i/>
           <w:iCs/>
           <w:color w:val="000000" w:themeColor="text1"/>
+          <w:highlight w:val="yellow"/>
         </w:rPr>
         <w:t>Heap translation:</w:t>
       </w:r>
       <w:r>
         <w:rPr>
           <w:color w:val="000000" w:themeColor="text1"/>
+          <w:highlight w:val="yellow"/>
         </w:rPr>
         <w:t xml:space="preserve"> Python sees the decimal point, builds a Float object in the Heap, and points the variable to it.</w:t>
       </w:r>
@@ -13861,11 +13879,13 @@
       <w:pPr>
         <w:rPr>
           <w:color w:val="000000" w:themeColor="text1"/>
-        </w:rPr>
-      </w:pPr>
-      <w:r>
-        <w:rPr>
-          <w:color w:val="000000" w:themeColor="text1"/>
+          <w:highlight w:val="yellow"/>
+        </w:rPr>
+      </w:pPr>
+      <w:r>
+        <w:rPr>
+          <w:color w:val="000000" w:themeColor="text1"/>
+          <w:highlight w:val="yellow"/>
         </w:rPr>
         <w:t>Python</w:t>
       </w:r>
@@ -13874,11 +13894,13 @@
       <w:pPr>
         <w:rPr>
           <w:color w:val="000000" w:themeColor="text1"/>
-        </w:rPr>
-      </w:pPr>
-      <w:r>
-        <w:rPr>
-          <w:color w:val="000000" w:themeColor="text1"/>
+          <w:highlight w:val="yellow"/>
+        </w:rPr>
+      </w:pPr>
+      <w:r>
+        <w:rPr>
+          <w:color w:val="000000" w:themeColor="text1"/>
+          <w:highlight w:val="yellow"/>
         </w:rPr>
         <w:t># Declaring Strings</w:t>
       </w:r>
@@ -13887,12 +13909,14 @@
       <w:pPr>
         <w:rPr>
           <w:color w:val="000000" w:themeColor="text1"/>
+          <w:highlight w:val="yellow"/>
         </w:rPr>
       </w:pPr>
       <w:proofErr w:type="spellStart"/>
       <w:r>
         <w:rPr>
           <w:color w:val="000000" w:themeColor="text1"/>
+          <w:highlight w:val="yellow"/>
         </w:rPr>
         <w:t>player_name</w:t>
       </w:r>
@@ -13900,6 +13924,7 @@
       <w:r>
         <w:rPr>
           <w:color w:val="000000" w:themeColor="text1"/>
+          <w:highlight w:val="yellow"/>
         </w:rPr>
         <w:t xml:space="preserve"> = "</w:t>
       </w:r>
@@ -13907,6 +13932,7 @@
       <w:r>
         <w:rPr>
           <w:color w:val="000000" w:themeColor="text1"/>
+          <w:highlight w:val="yellow"/>
         </w:rPr>
         <w:t>Adeal</w:t>
       </w:r>
@@ -13914,6 +13940,7 @@
       <w:r>
         <w:rPr>
           <w:color w:val="000000" w:themeColor="text1"/>
+          <w:highlight w:val="yellow"/>
         </w:rPr>
         <w:t>"</w:t>
       </w:r>
@@ -13922,11 +13949,13 @@
       <w:pPr>
         <w:rPr>
           <w:color w:val="000000" w:themeColor="text1"/>
-        </w:rPr>
-      </w:pPr>
-      <w:r>
-        <w:rPr>
-          <w:color w:val="000000" w:themeColor="text1"/>
+          <w:highlight w:val="yellow"/>
+        </w:rPr>
+      </w:pPr>
+      <w:r>
+        <w:rPr>
+          <w:color w:val="000000" w:themeColor="text1"/>
+          <w:highlight w:val="yellow"/>
         </w:rPr>
         <w:t>password = 'MySecretPassword123!'</w:t>
       </w:r>
@@ -13935,12 +13964,14 @@
       <w:pPr>
         <w:rPr>
           <w:color w:val="000000" w:themeColor="text1"/>
+          <w:highlight w:val="yellow"/>
         </w:rPr>
       </w:pPr>
       <w:proofErr w:type="spellStart"/>
       <w:r>
         <w:rPr>
           <w:color w:val="000000" w:themeColor="text1"/>
+          <w:highlight w:val="yellow"/>
         </w:rPr>
         <w:t>fake_number</w:t>
       </w:r>
@@ -13948,6 +13979,7 @@
       <w:r>
         <w:rPr>
           <w:color w:val="000000" w:themeColor="text1"/>
+          <w:highlight w:val="yellow"/>
         </w:rPr>
         <w:t xml:space="preserve"> = "100" </w:t>
       </w:r>
@@ -13963,12 +13995,14 @@
           <w:i/>
           <w:iCs/>
           <w:color w:val="000000" w:themeColor="text1"/>
+          <w:highlight w:val="yellow"/>
         </w:rPr>
         <w:t>Important Note:</w:t>
       </w:r>
       <w:r>
         <w:rPr>
           <w:color w:val="000000" w:themeColor="text1"/>
+          <w:highlight w:val="yellow"/>
         </w:rPr>
         <w:t xml:space="preserve"> Look at </w:t>
       </w:r>
@@ -13976,6 +14010,7 @@
       <w:r>
         <w:rPr>
           <w:color w:val="000000" w:themeColor="text1"/>
+          <w:highlight w:val="yellow"/>
         </w:rPr>
         <w:t>fake_number</w:t>
       </w:r>
@@ -13983,6 +14018,7 @@
       <w:r>
         <w:rPr>
           <w:color w:val="000000" w:themeColor="text1"/>
+          <w:highlight w:val="yellow"/>
         </w:rPr>
         <w:t>. Because it has quotes around it, Python treats it as a String (text), NOT an integer. You cannot do math with "100".</w:t>
       </w:r>
@@ -14014,7 +14050,6 @@
         <w:rPr>
           <w:color w:val="000000" w:themeColor="text1"/>
         </w:rPr>
-        <w:lastRenderedPageBreak/>
         <w:t xml:space="preserve">A Boolean is the simplest data type in existence. It can only ever be one of two values: True or False. It is used to represent an on/off switch. </w:t>
       </w:r>
       <w:r>
@@ -14030,11 +14065,13 @@
       <w:pPr>
         <w:rPr>
           <w:color w:val="000000" w:themeColor="text1"/>
-        </w:rPr>
-      </w:pPr>
-      <w:r>
-        <w:rPr>
-          <w:color w:val="000000" w:themeColor="text1"/>
+          <w:highlight w:val="yellow"/>
+        </w:rPr>
+      </w:pPr>
+      <w:r>
+        <w:rPr>
+          <w:color w:val="000000" w:themeColor="text1"/>
+          <w:highlight w:val="yellow"/>
         </w:rPr>
         <w:t>Python</w:t>
       </w:r>
@@ -14043,11 +14080,13 @@
       <w:pPr>
         <w:rPr>
           <w:color w:val="000000" w:themeColor="text1"/>
-        </w:rPr>
-      </w:pPr>
-      <w:r>
-        <w:rPr>
-          <w:color w:val="000000" w:themeColor="text1"/>
+          <w:highlight w:val="yellow"/>
+        </w:rPr>
+      </w:pPr>
+      <w:r>
+        <w:rPr>
+          <w:color w:val="000000" w:themeColor="text1"/>
+          <w:highlight w:val="yellow"/>
         </w:rPr>
         <w:t># Declaring Booleans</w:t>
       </w:r>
@@ -14056,12 +14095,14 @@
       <w:pPr>
         <w:rPr>
           <w:color w:val="000000" w:themeColor="text1"/>
+          <w:highlight w:val="yellow"/>
         </w:rPr>
       </w:pPr>
       <w:proofErr w:type="spellStart"/>
       <w:r>
         <w:rPr>
           <w:color w:val="000000" w:themeColor="text1"/>
+          <w:highlight w:val="yellow"/>
         </w:rPr>
         <w:t>is_logged_in</w:t>
       </w:r>
@@ -14069,6 +14110,7 @@
       <w:r>
         <w:rPr>
           <w:color w:val="000000" w:themeColor="text1"/>
+          <w:highlight w:val="yellow"/>
         </w:rPr>
         <w:t xml:space="preserve"> = True</w:t>
       </w:r>
@@ -14083,6 +14125,7 @@
       <w:r>
         <w:rPr>
           <w:color w:val="000000" w:themeColor="text1"/>
+          <w:highlight w:val="yellow"/>
         </w:rPr>
         <w:t>has_premium_account</w:t>
       </w:r>
@@ -14090,6 +14133,7 @@
       <w:r>
         <w:rPr>
           <w:color w:val="000000" w:themeColor="text1"/>
+          <w:highlight w:val="yellow"/>
         </w:rPr>
         <w:t xml:space="preserve"> = False</w:t>
       </w:r>
@@ -14097,16 +14141,27 @@
     <w:p>
       <w:pPr>
         <w:rPr>
-          <w:b/>
-          <w:bCs/>
-          <w:color w:val="000000" w:themeColor="text1"/>
-        </w:rPr>
-      </w:pPr>
-      <w:r>
-        <w:rPr>
-          <w:b/>
-          <w:bCs/>
-          <w:color w:val="000000" w:themeColor="text1"/>
+          <w:color w:val="000000" w:themeColor="text1"/>
+        </w:rPr>
+      </w:pPr>
+    </w:p>
+    <w:p>
+      <w:pPr>
+        <w:rPr>
+          <w:b/>
+          <w:bCs/>
+          <w:color w:val="000000" w:themeColor="text1"/>
+          <w:sz w:val="28"/>
+          <w:szCs w:val="28"/>
+        </w:rPr>
+      </w:pPr>
+      <w:r>
+        <w:rPr>
+          <w:b/>
+          <w:bCs/>
+          <w:color w:val="000000" w:themeColor="text1"/>
+          <w:sz w:val="28"/>
+          <w:szCs w:val="28"/>
         </w:rPr>
         <w:t xml:space="preserve">The </w:t>
       </w:r>
@@ -14116,6 +14171,8 @@
           <w:b/>
           <w:bCs/>
           <w:color w:val="000000" w:themeColor="text1"/>
+          <w:sz w:val="28"/>
+          <w:szCs w:val="28"/>
         </w:rPr>
         <w:t>type(</w:t>
       </w:r>
@@ -14125,6 +14182,8 @@
           <w:b/>
           <w:bCs/>
           <w:color w:val="000000" w:themeColor="text1"/>
+          <w:sz w:val="28"/>
+          <w:szCs w:val="28"/>
         </w:rPr>
         <w:t>) Machine: Your Detective Tool</w:t>
       </w:r>
@@ -14173,11 +14232,13 @@
       <w:pPr>
         <w:rPr>
           <w:color w:val="000000" w:themeColor="text1"/>
-        </w:rPr>
-      </w:pPr>
-      <w:r>
-        <w:rPr>
-          <w:color w:val="000000" w:themeColor="text1"/>
+          <w:highlight w:val="yellow"/>
+        </w:rPr>
+      </w:pPr>
+      <w:r>
+        <w:rPr>
+          <w:color w:val="000000" w:themeColor="text1"/>
+          <w:highlight w:val="yellow"/>
         </w:rPr>
         <w:t>Python</w:t>
       </w:r>
@@ -14186,12 +14247,14 @@
       <w:pPr>
         <w:rPr>
           <w:color w:val="000000" w:themeColor="text1"/>
+          <w:highlight w:val="yellow"/>
         </w:rPr>
       </w:pPr>
       <w:proofErr w:type="spellStart"/>
       <w:r>
         <w:rPr>
           <w:color w:val="000000" w:themeColor="text1"/>
+          <w:highlight w:val="yellow"/>
         </w:rPr>
         <w:t>mystery_data</w:t>
       </w:r>
@@ -14199,6 +14262,7 @@
       <w:r>
         <w:rPr>
           <w:color w:val="000000" w:themeColor="text1"/>
+          <w:highlight w:val="yellow"/>
         </w:rPr>
         <w:t xml:space="preserve"> = "42"</w:t>
       </w:r>
@@ -14207,18 +14271,13 @@
       <w:pPr>
         <w:rPr>
           <w:color w:val="000000" w:themeColor="text1"/>
-        </w:rPr>
-      </w:pPr>
-    </w:p>
-    <w:p>
-      <w:pPr>
-        <w:rPr>
-          <w:color w:val="000000" w:themeColor="text1"/>
-        </w:rPr>
-      </w:pPr>
-      <w:r>
-        <w:rPr>
-          <w:color w:val="000000" w:themeColor="text1"/>
+          <w:highlight w:val="yellow"/>
+        </w:rPr>
+      </w:pPr>
+      <w:r>
+        <w:rPr>
+          <w:color w:val="000000" w:themeColor="text1"/>
+          <w:highlight w:val="yellow"/>
         </w:rPr>
         <w:t># Let's print the type of the mystery data</w:t>
       </w:r>
@@ -14232,6 +14291,7 @@
       <w:r>
         <w:rPr>
           <w:color w:val="000000" w:themeColor="text1"/>
+          <w:highlight w:val="yellow"/>
         </w:rPr>
         <w:t>print(type(</w:t>
       </w:r>
@@ -14239,6 +14299,7 @@
       <w:r>
         <w:rPr>
           <w:color w:val="000000" w:themeColor="text1"/>
+          <w:highlight w:val="yellow"/>
         </w:rPr>
         <w:t>mystery_data</w:t>
       </w:r>
@@ -14246,6 +14307,7 @@
       <w:r>
         <w:rPr>
           <w:color w:val="000000" w:themeColor="text1"/>
+          <w:highlight w:val="yellow"/>
         </w:rPr>
         <w:t>))</w:t>
       </w:r>
@@ -14283,6 +14345,1183 @@
           <w:color w:val="000000" w:themeColor="text1"/>
         </w:rPr>
       </w:pPr>
+    </w:p>
+    <w:p>
+      <w:pPr>
+        <w:rPr>
+          <w:b/>
+          <w:bCs/>
+          <w:color w:val="EE0000"/>
+          <w:sz w:val="32"/>
+          <w:szCs w:val="32"/>
+        </w:rPr>
+      </w:pPr>
+      <w:r>
+        <w:rPr>
+          <w:b/>
+          <w:bCs/>
+          <w:color w:val="EE0000"/>
+          <w:sz w:val="32"/>
+          <w:szCs w:val="32"/>
+        </w:rPr>
+        <w:t>1. Variable Naming Rules (The Strict Laws)</w:t>
+      </w:r>
+    </w:p>
+    <w:p>
+      <w:pPr>
+        <w:rPr>
+          <w:color w:val="000000" w:themeColor="text1"/>
+        </w:rPr>
+      </w:pPr>
+      <w:r>
+        <w:rPr>
+          <w:color w:val="000000" w:themeColor="text1"/>
+        </w:rPr>
+        <w:t xml:space="preserve">When you create a name tag in the Stack, Python has strict laws about what you can name it. If you break these laws, the program crashes before it even runs (this is called a </w:t>
+      </w:r>
+      <w:r>
+        <w:rPr>
+          <w:b/>
+          <w:bCs/>
+          <w:color w:val="000000" w:themeColor="text1"/>
+        </w:rPr>
+        <w:t>Syntax Error</w:t>
+      </w:r>
+      <w:r>
+        <w:rPr>
+          <w:color w:val="000000" w:themeColor="text1"/>
+        </w:rPr>
+        <w:t>).</w:t>
+      </w:r>
+    </w:p>
+    <w:p>
+      <w:pPr>
+        <w:rPr>
+          <w:color w:val="000000" w:themeColor="text1"/>
+        </w:rPr>
+      </w:pPr>
+      <w:r>
+        <w:rPr>
+          <w:b/>
+          <w:bCs/>
+          <w:color w:val="000000" w:themeColor="text1"/>
+        </w:rPr>
+        <w:t>The Absolute Laws (Will cause a crash):</w:t>
+      </w:r>
+    </w:p>
+    <w:p>
+      <w:pPr>
+        <w:numPr>
+          <w:ilvl w:val="0"/>
+          <w:numId w:val="30"/>
+        </w:numPr>
+        <w:rPr>
+          <w:color w:val="000000" w:themeColor="text1"/>
+        </w:rPr>
+      </w:pPr>
+      <w:r>
+        <w:rPr>
+          <w:b/>
+          <w:bCs/>
+          <w:color w:val="000000" w:themeColor="text1"/>
+        </w:rPr>
+        <w:t>No Spaces:</w:t>
+      </w:r>
+      <w:r>
+        <w:rPr>
+          <w:color w:val="000000" w:themeColor="text1"/>
+        </w:rPr>
+        <w:t xml:space="preserve"> player score = 100 is illegal. The computer thinks you are writing two different commands.</w:t>
+      </w:r>
+    </w:p>
+    <w:p>
+      <w:pPr>
+        <w:numPr>
+          <w:ilvl w:val="0"/>
+          <w:numId w:val="30"/>
+        </w:numPr>
+        <w:rPr>
+          <w:color w:val="000000" w:themeColor="text1"/>
+        </w:rPr>
+      </w:pPr>
+      <w:r>
+        <w:rPr>
+          <w:b/>
+          <w:bCs/>
+          <w:color w:val="000000" w:themeColor="text1"/>
+        </w:rPr>
+        <w:t xml:space="preserve">Cannot Start </w:t>
+      </w:r>
+      <w:proofErr w:type="gramStart"/>
+      <w:r>
+        <w:rPr>
+          <w:b/>
+          <w:bCs/>
+          <w:color w:val="000000" w:themeColor="text1"/>
+        </w:rPr>
+        <w:t>With</w:t>
+      </w:r>
+      <w:proofErr w:type="gramEnd"/>
+      <w:r>
+        <w:rPr>
+          <w:b/>
+          <w:bCs/>
+          <w:color w:val="000000" w:themeColor="text1"/>
+        </w:rPr>
+        <w:t xml:space="preserve"> a Number:</w:t>
+      </w:r>
+      <w:r>
+        <w:rPr>
+          <w:color w:val="000000" w:themeColor="text1"/>
+        </w:rPr>
+        <w:t xml:space="preserve"> 1st_player = "</w:t>
+      </w:r>
+      <w:proofErr w:type="spellStart"/>
+      <w:r>
+        <w:rPr>
+          <w:color w:val="000000" w:themeColor="text1"/>
+        </w:rPr>
+        <w:t>Adeal</w:t>
+      </w:r>
+      <w:proofErr w:type="spellEnd"/>
+      <w:r>
+        <w:rPr>
+          <w:color w:val="000000" w:themeColor="text1"/>
+        </w:rPr>
+        <w:t xml:space="preserve">" is illegal. However, numbers </w:t>
+      </w:r>
+      <w:r>
+        <w:rPr>
+          <w:i/>
+          <w:iCs/>
+          <w:color w:val="000000" w:themeColor="text1"/>
+        </w:rPr>
+        <w:t>inside</w:t>
+      </w:r>
+      <w:r>
+        <w:rPr>
+          <w:color w:val="000000" w:themeColor="text1"/>
+        </w:rPr>
+        <w:t xml:space="preserve"> or at the </w:t>
+      </w:r>
+      <w:r>
+        <w:rPr>
+          <w:i/>
+          <w:iCs/>
+          <w:color w:val="000000" w:themeColor="text1"/>
+        </w:rPr>
+        <w:t>end</w:t>
+      </w:r>
+      <w:r>
+        <w:rPr>
+          <w:color w:val="000000" w:themeColor="text1"/>
+        </w:rPr>
+        <w:t xml:space="preserve"> are fine (player_1 = "</w:t>
+      </w:r>
+      <w:proofErr w:type="spellStart"/>
+      <w:r>
+        <w:rPr>
+          <w:color w:val="000000" w:themeColor="text1"/>
+        </w:rPr>
+        <w:t>Adeal</w:t>
+      </w:r>
+      <w:proofErr w:type="spellEnd"/>
+      <w:r>
+        <w:rPr>
+          <w:color w:val="000000" w:themeColor="text1"/>
+        </w:rPr>
+        <w:t>" is legal).</w:t>
+      </w:r>
+    </w:p>
+    <w:p>
+      <w:pPr>
+        <w:numPr>
+          <w:ilvl w:val="0"/>
+          <w:numId w:val="30"/>
+        </w:numPr>
+        <w:rPr>
+          <w:color w:val="000000" w:themeColor="text1"/>
+        </w:rPr>
+      </w:pPr>
+      <w:r>
+        <w:rPr>
+          <w:b/>
+          <w:bCs/>
+          <w:color w:val="000000" w:themeColor="text1"/>
+        </w:rPr>
+        <w:t>No Special Symbols:</w:t>
+      </w:r>
+      <w:r>
+        <w:rPr>
+          <w:color w:val="000000" w:themeColor="text1"/>
+        </w:rPr>
+        <w:t xml:space="preserve"> You cannot use @, -, $, </w:t>
+      </w:r>
+      <w:proofErr w:type="gramStart"/>
+      <w:r>
+        <w:rPr>
+          <w:color w:val="000000" w:themeColor="text1"/>
+        </w:rPr>
+        <w:t>or !</w:t>
+      </w:r>
+      <w:proofErr w:type="gramEnd"/>
+      <w:r>
+        <w:rPr>
+          <w:color w:val="000000" w:themeColor="text1"/>
+        </w:rPr>
+        <w:t>. The only symbol allowed is the underscore _.</w:t>
+      </w:r>
+    </w:p>
+    <w:p>
+      <w:pPr>
+        <w:numPr>
+          <w:ilvl w:val="0"/>
+          <w:numId w:val="30"/>
+        </w:numPr>
+        <w:rPr>
+          <w:color w:val="000000" w:themeColor="text1"/>
+        </w:rPr>
+      </w:pPr>
+      <w:r>
+        <w:rPr>
+          <w:b/>
+          <w:bCs/>
+          <w:color w:val="000000" w:themeColor="text1"/>
+        </w:rPr>
+        <w:t>No Reserved Words:</w:t>
+      </w:r>
+      <w:r>
+        <w:rPr>
+          <w:color w:val="000000" w:themeColor="text1"/>
+        </w:rPr>
+        <w:t xml:space="preserve"> Python has about 35 built-in words that run the engine (like if, for, while, print, True). You cannot name your variable True = 100. Python will panic.</w:t>
+      </w:r>
+    </w:p>
+    <w:p>
+      <w:pPr>
+        <w:rPr>
+          <w:color w:val="000000" w:themeColor="text1"/>
+        </w:rPr>
+      </w:pPr>
+      <w:r>
+        <w:rPr>
+          <w:b/>
+          <w:bCs/>
+          <w:color w:val="000000" w:themeColor="text1"/>
+        </w:rPr>
+        <w:t>The FAANG Convention (</w:t>
+      </w:r>
+      <w:proofErr w:type="spellStart"/>
+      <w:r>
+        <w:rPr>
+          <w:b/>
+          <w:bCs/>
+          <w:color w:val="000000" w:themeColor="text1"/>
+        </w:rPr>
+        <w:t>snake_case</w:t>
+      </w:r>
+      <w:proofErr w:type="spellEnd"/>
+      <w:r>
+        <w:rPr>
+          <w:b/>
+          <w:bCs/>
+          <w:color w:val="000000" w:themeColor="text1"/>
+        </w:rPr>
+        <w:t>):</w:t>
+      </w:r>
+      <w:r>
+        <w:rPr>
+          <w:color w:val="000000" w:themeColor="text1"/>
+        </w:rPr>
+        <w:t xml:space="preserve"> Even if a name is legal, companies care about </w:t>
+      </w:r>
+      <w:r>
+        <w:rPr>
+          <w:i/>
+          <w:iCs/>
+          <w:color w:val="000000" w:themeColor="text1"/>
+        </w:rPr>
+        <w:t>style</w:t>
+      </w:r>
+      <w:r>
+        <w:rPr>
+          <w:color w:val="000000" w:themeColor="text1"/>
+        </w:rPr>
+        <w:t xml:space="preserve">. In languages like Java, engineers name variables like this: </w:t>
+      </w:r>
+      <w:proofErr w:type="spellStart"/>
+      <w:r>
+        <w:rPr>
+          <w:color w:val="000000" w:themeColor="text1"/>
+        </w:rPr>
+        <w:t>playerHighScore</w:t>
+      </w:r>
+      <w:proofErr w:type="spellEnd"/>
+      <w:r>
+        <w:rPr>
+          <w:color w:val="000000" w:themeColor="text1"/>
+        </w:rPr>
+        <w:t xml:space="preserve"> (called Camel Case). In Python, the global standard is </w:t>
+      </w:r>
+      <w:r>
+        <w:rPr>
+          <w:b/>
+          <w:bCs/>
+          <w:color w:val="000000" w:themeColor="text1"/>
+        </w:rPr>
+        <w:t>Snake Case</w:t>
+      </w:r>
+      <w:r>
+        <w:rPr>
+          <w:color w:val="000000" w:themeColor="text1"/>
+        </w:rPr>
+        <w:t>. All letters must be lowercase, and spaces are replaced by underscores.</w:t>
+      </w:r>
+    </w:p>
+    <w:p>
+      <w:pPr>
+        <w:numPr>
+          <w:ilvl w:val="0"/>
+          <w:numId w:val="31"/>
+        </w:numPr>
+        <w:rPr>
+          <w:color w:val="000000" w:themeColor="text1"/>
+        </w:rPr>
+      </w:pPr>
+      <w:r>
+        <w:rPr>
+          <w:i/>
+          <w:iCs/>
+          <w:color w:val="000000" w:themeColor="text1"/>
+        </w:rPr>
+        <w:t>Amateur:</w:t>
+      </w:r>
+      <w:r>
+        <w:rPr>
+          <w:color w:val="000000" w:themeColor="text1"/>
+        </w:rPr>
+        <w:t xml:space="preserve"> </w:t>
+      </w:r>
+      <w:proofErr w:type="spellStart"/>
+      <w:r>
+        <w:rPr>
+          <w:color w:val="000000" w:themeColor="text1"/>
+        </w:rPr>
+        <w:t>PlayerName</w:t>
+      </w:r>
+      <w:proofErr w:type="spellEnd"/>
+      <w:r>
+        <w:rPr>
+          <w:color w:val="000000" w:themeColor="text1"/>
+        </w:rPr>
+        <w:t xml:space="preserve"> = "</w:t>
+      </w:r>
+      <w:proofErr w:type="spellStart"/>
+      <w:r>
+        <w:rPr>
+          <w:color w:val="000000" w:themeColor="text1"/>
+        </w:rPr>
+        <w:t>Adeal</w:t>
+      </w:r>
+      <w:proofErr w:type="spellEnd"/>
+      <w:r>
+        <w:rPr>
+          <w:color w:val="000000" w:themeColor="text1"/>
+        </w:rPr>
+        <w:t>"</w:t>
+      </w:r>
+    </w:p>
+    <w:p>
+      <w:pPr>
+        <w:numPr>
+          <w:ilvl w:val="0"/>
+          <w:numId w:val="31"/>
+        </w:numPr>
+        <w:rPr>
+          <w:color w:val="000000" w:themeColor="text1"/>
+        </w:rPr>
+      </w:pPr>
+      <w:r>
+        <w:rPr>
+          <w:i/>
+          <w:iCs/>
+          <w:color w:val="000000" w:themeColor="text1"/>
+        </w:rPr>
+        <w:t>Professional:</w:t>
+      </w:r>
+      <w:r>
+        <w:rPr>
+          <w:color w:val="000000" w:themeColor="text1"/>
+        </w:rPr>
+        <w:t xml:space="preserve"> </w:t>
+      </w:r>
+      <w:proofErr w:type="spellStart"/>
+      <w:r>
+        <w:rPr>
+          <w:color w:val="000000" w:themeColor="text1"/>
+        </w:rPr>
+        <w:t>player_name</w:t>
+      </w:r>
+      <w:proofErr w:type="spellEnd"/>
+      <w:r>
+        <w:rPr>
+          <w:color w:val="000000" w:themeColor="text1"/>
+        </w:rPr>
+        <w:t xml:space="preserve"> = "</w:t>
+      </w:r>
+      <w:proofErr w:type="spellStart"/>
+      <w:r>
+        <w:rPr>
+          <w:color w:val="000000" w:themeColor="text1"/>
+        </w:rPr>
+        <w:t>Adeal</w:t>
+      </w:r>
+      <w:proofErr w:type="spellEnd"/>
+      <w:r>
+        <w:rPr>
+          <w:color w:val="000000" w:themeColor="text1"/>
+        </w:rPr>
+        <w:t>"</w:t>
+      </w:r>
+    </w:p>
+    <w:p>
+      <w:pPr>
+        <w:rPr>
+          <w:b/>
+          <w:bCs/>
+          <w:color w:val="000000" w:themeColor="text1"/>
+        </w:rPr>
+      </w:pPr>
+      <w:r>
+        <w:rPr>
+          <w:b/>
+          <w:bCs/>
+          <w:color w:val="000000" w:themeColor="text1"/>
+        </w:rPr>
+        <w:t>2. Dynamic Typing (The Secret of Python's Variables)</w:t>
+      </w:r>
+    </w:p>
+    <w:p>
+      <w:pPr>
+        <w:rPr>
+          <w:color w:val="000000" w:themeColor="text1"/>
+        </w:rPr>
+      </w:pPr>
+      <w:r>
+        <w:rPr>
+          <w:color w:val="000000" w:themeColor="text1"/>
+        </w:rPr>
+        <w:t>This ties perfectly into our Stack and Heap lesson, and it is a massive interview question.</w:t>
+      </w:r>
+    </w:p>
+    <w:p>
+      <w:pPr>
+        <w:rPr>
+          <w:color w:val="000000" w:themeColor="text1"/>
+        </w:rPr>
+      </w:pPr>
+      <w:r>
+        <w:rPr>
+          <w:color w:val="000000" w:themeColor="text1"/>
+        </w:rPr>
+        <w:t xml:space="preserve">Languages like C++ and Java use </w:t>
+      </w:r>
+      <w:r>
+        <w:rPr>
+          <w:b/>
+          <w:bCs/>
+          <w:color w:val="000000" w:themeColor="text1"/>
+        </w:rPr>
+        <w:t>Static Typing</w:t>
+      </w:r>
+      <w:r>
+        <w:rPr>
+          <w:color w:val="000000" w:themeColor="text1"/>
+        </w:rPr>
+        <w:t>. When you declare a variable, you have to lock in its data type forever.</w:t>
+      </w:r>
+    </w:p>
+    <w:p>
+      <w:pPr>
+        <w:numPr>
+          <w:ilvl w:val="0"/>
+          <w:numId w:val="32"/>
+        </w:numPr>
+        <w:rPr>
+          <w:color w:val="000000" w:themeColor="text1"/>
+        </w:rPr>
+      </w:pPr>
+      <w:r>
+        <w:rPr>
+          <w:i/>
+          <w:iCs/>
+          <w:color w:val="000000" w:themeColor="text1"/>
+        </w:rPr>
+        <w:t>C++ Code:</w:t>
+      </w:r>
+      <w:r>
+        <w:rPr>
+          <w:color w:val="000000" w:themeColor="text1"/>
+        </w:rPr>
+        <w:t xml:space="preserve"> int score = 100; If you later try to say score = "High", the C++ compiler will crash. You promised score would only ever point to an Integer.</w:t>
+      </w:r>
+    </w:p>
+    <w:p>
+      <w:pPr>
+        <w:rPr>
+          <w:color w:val="000000" w:themeColor="text1"/>
+        </w:rPr>
+      </w:pPr>
+      <w:r>
+        <w:rPr>
+          <w:color w:val="000000" w:themeColor="text1"/>
+        </w:rPr>
+        <w:t xml:space="preserve">Python uses </w:t>
+      </w:r>
+      <w:r>
+        <w:rPr>
+          <w:b/>
+          <w:bCs/>
+          <w:color w:val="000000" w:themeColor="text1"/>
+        </w:rPr>
+        <w:t>Dynamic Typing</w:t>
+      </w:r>
+      <w:r>
+        <w:rPr>
+          <w:color w:val="000000" w:themeColor="text1"/>
+        </w:rPr>
+        <w:t xml:space="preserve">. In Python, </w:t>
+      </w:r>
+      <w:r>
+        <w:rPr>
+          <w:b/>
+          <w:bCs/>
+          <w:color w:val="000000" w:themeColor="text1"/>
+        </w:rPr>
+        <w:t>variables (the name tags in the Stack) have no data type.</w:t>
+      </w:r>
+      <w:r>
+        <w:rPr>
+          <w:color w:val="000000" w:themeColor="text1"/>
+        </w:rPr>
+        <w:t xml:space="preserve"> Only the </w:t>
+      </w:r>
+      <w:r>
+        <w:rPr>
+          <w:i/>
+          <w:iCs/>
+          <w:color w:val="000000" w:themeColor="text1"/>
+        </w:rPr>
+        <w:t>objects in the Heap</w:t>
+      </w:r>
+      <w:r>
+        <w:rPr>
+          <w:color w:val="000000" w:themeColor="text1"/>
+        </w:rPr>
+        <w:t xml:space="preserve"> have a type.</w:t>
+      </w:r>
+    </w:p>
+    <w:p>
+      <w:pPr>
+        <w:rPr>
+          <w:color w:val="000000" w:themeColor="text1"/>
+        </w:rPr>
+      </w:pPr>
+      <w:r>
+        <w:rPr>
+          <w:color w:val="000000" w:themeColor="text1"/>
+        </w:rPr>
+        <w:t>Because score is just a string of text in the Stack, you can point it at an Integer on line 1, and point it at a String on line 2, and Python is perfectly happy.</w:t>
+      </w:r>
+    </w:p>
+    <w:p>
+      <w:pPr>
+        <w:rPr>
+          <w:color w:val="000000" w:themeColor="text1"/>
+          <w:highlight w:val="yellow"/>
+        </w:rPr>
+      </w:pPr>
+      <w:r>
+        <w:rPr>
+          <w:color w:val="000000" w:themeColor="text1"/>
+          <w:highlight w:val="yellow"/>
+        </w:rPr>
+        <w:t>Python</w:t>
+      </w:r>
+    </w:p>
+    <w:p>
+      <w:pPr>
+        <w:rPr>
+          <w:color w:val="000000" w:themeColor="text1"/>
+          <w:highlight w:val="yellow"/>
+        </w:rPr>
+      </w:pPr>
+      <w:r>
+        <w:rPr>
+          <w:color w:val="000000" w:themeColor="text1"/>
+          <w:highlight w:val="yellow"/>
+        </w:rPr>
+        <w:t>score = 100         # Python says: "Cool, it points to an Integer object."</w:t>
+      </w:r>
+    </w:p>
+    <w:p>
+      <w:pPr>
+        <w:rPr>
+          <w:color w:val="000000" w:themeColor="text1"/>
+        </w:rPr>
+      </w:pPr>
+      <w:r>
+        <w:rPr>
+          <w:color w:val="000000" w:themeColor="text1"/>
+          <w:highlight w:val="yellow"/>
+        </w:rPr>
+        <w:t>score = "</w:t>
+      </w:r>
+      <w:proofErr w:type="spellStart"/>
+      <w:r>
+        <w:rPr>
+          <w:color w:val="000000" w:themeColor="text1"/>
+          <w:highlight w:val="yellow"/>
+        </w:rPr>
+        <w:t>Adeal</w:t>
+      </w:r>
+      <w:proofErr w:type="spellEnd"/>
+      <w:r>
+        <w:rPr>
+          <w:color w:val="000000" w:themeColor="text1"/>
+          <w:highlight w:val="yellow"/>
+        </w:rPr>
+        <w:t>"     # Python says: "Cool, now it points to a String object."</w:t>
+      </w:r>
+    </w:p>
+    <w:p>
+      <w:pPr>
+        <w:rPr>
+          <w:color w:val="000000" w:themeColor="text1"/>
+        </w:rPr>
+      </w:pPr>
+      <w:r>
+        <w:rPr>
+          <w:i/>
+          <w:iCs/>
+          <w:color w:val="000000" w:themeColor="text1"/>
+        </w:rPr>
+        <w:t>Why this matters:</w:t>
+      </w:r>
+      <w:r>
+        <w:rPr>
+          <w:color w:val="000000" w:themeColor="text1"/>
+        </w:rPr>
+        <w:t xml:space="preserve"> It makes Python incredibly easy to write, but it also makes it easy to accidentally introduce bugs if you forget what kind of data your name tag is currently pointing to.</w:t>
+      </w:r>
+    </w:p>
+    <w:p>
+      <w:pPr>
+        <w:rPr>
+          <w:b/>
+          <w:bCs/>
+          <w:color w:val="000000" w:themeColor="text1"/>
+        </w:rPr>
+      </w:pPr>
+      <w:r>
+        <w:rPr>
+          <w:b/>
+          <w:bCs/>
+          <w:color w:val="000000" w:themeColor="text1"/>
+        </w:rPr>
+        <w:t>3. Type Casting (The Transformation)</w:t>
+      </w:r>
+    </w:p>
+    <w:p>
+      <w:pPr>
+        <w:rPr>
+          <w:color w:val="000000" w:themeColor="text1"/>
+        </w:rPr>
+      </w:pPr>
+      <w:r>
+        <w:rPr>
+          <w:color w:val="000000" w:themeColor="text1"/>
+        </w:rPr>
+        <w:t xml:space="preserve">We know that 100 (Integer) and "100" (String) are completely different objects in the Heap. But what if you have a String, and you </w:t>
+      </w:r>
+      <w:r>
+        <w:rPr>
+          <w:i/>
+          <w:iCs/>
+          <w:color w:val="000000" w:themeColor="text1"/>
+        </w:rPr>
+        <w:t>need</w:t>
+      </w:r>
+      <w:r>
+        <w:rPr>
+          <w:color w:val="000000" w:themeColor="text1"/>
+        </w:rPr>
+        <w:t xml:space="preserve"> to do math with it?</w:t>
+      </w:r>
+    </w:p>
+    <w:p>
+      <w:pPr>
+        <w:rPr>
+          <w:color w:val="000000" w:themeColor="text1"/>
+        </w:rPr>
+      </w:pPr>
+      <w:r>
+        <w:rPr>
+          <w:color w:val="000000" w:themeColor="text1"/>
+        </w:rPr>
+        <w:t xml:space="preserve">You have to manually transform it using built-in transformation machines. This process is called </w:t>
+      </w:r>
+      <w:r>
+        <w:rPr>
+          <w:b/>
+          <w:bCs/>
+          <w:color w:val="000000" w:themeColor="text1"/>
+        </w:rPr>
+        <w:t>Type Casting</w:t>
+      </w:r>
+      <w:r>
+        <w:rPr>
+          <w:color w:val="000000" w:themeColor="text1"/>
+        </w:rPr>
+        <w:t>.</w:t>
+      </w:r>
+    </w:p>
+    <w:p>
+      <w:pPr>
+        <w:numPr>
+          <w:ilvl w:val="0"/>
+          <w:numId w:val="33"/>
+        </w:numPr>
+        <w:rPr>
+          <w:color w:val="000000" w:themeColor="text1"/>
+        </w:rPr>
+      </w:pPr>
+      <w:proofErr w:type="gramStart"/>
+      <w:r>
+        <w:rPr>
+          <w:b/>
+          <w:bCs/>
+          <w:color w:val="000000" w:themeColor="text1"/>
+        </w:rPr>
+        <w:t>int(</w:t>
+      </w:r>
+      <w:proofErr w:type="gramEnd"/>
+      <w:r>
+        <w:rPr>
+          <w:b/>
+          <w:bCs/>
+          <w:color w:val="000000" w:themeColor="text1"/>
+        </w:rPr>
+        <w:t>)</w:t>
+      </w:r>
+      <w:r>
+        <w:rPr>
+          <w:color w:val="000000" w:themeColor="text1"/>
+        </w:rPr>
+        <w:t>: Tries to turn the object into an Integer.</w:t>
+      </w:r>
+    </w:p>
+    <w:p>
+      <w:pPr>
+        <w:numPr>
+          <w:ilvl w:val="0"/>
+          <w:numId w:val="33"/>
+        </w:numPr>
+        <w:rPr>
+          <w:color w:val="000000" w:themeColor="text1"/>
+        </w:rPr>
+      </w:pPr>
+      <w:proofErr w:type="gramStart"/>
+      <w:r>
+        <w:rPr>
+          <w:b/>
+          <w:bCs/>
+          <w:color w:val="000000" w:themeColor="text1"/>
+        </w:rPr>
+        <w:lastRenderedPageBreak/>
+        <w:t>float(</w:t>
+      </w:r>
+      <w:proofErr w:type="gramEnd"/>
+      <w:r>
+        <w:rPr>
+          <w:b/>
+          <w:bCs/>
+          <w:color w:val="000000" w:themeColor="text1"/>
+        </w:rPr>
+        <w:t>)</w:t>
+      </w:r>
+      <w:r>
+        <w:rPr>
+          <w:color w:val="000000" w:themeColor="text1"/>
+        </w:rPr>
+        <w:t>: Tries to turn the object into a Decimal.</w:t>
+      </w:r>
+    </w:p>
+    <w:p>
+      <w:pPr>
+        <w:numPr>
+          <w:ilvl w:val="0"/>
+          <w:numId w:val="33"/>
+        </w:numPr>
+        <w:rPr>
+          <w:color w:val="000000" w:themeColor="text1"/>
+        </w:rPr>
+      </w:pPr>
+      <w:proofErr w:type="gramStart"/>
+      <w:r>
+        <w:rPr>
+          <w:b/>
+          <w:bCs/>
+          <w:color w:val="000000" w:themeColor="text1"/>
+        </w:rPr>
+        <w:t>str(</w:t>
+      </w:r>
+      <w:proofErr w:type="gramEnd"/>
+      <w:r>
+        <w:rPr>
+          <w:b/>
+          <w:bCs/>
+          <w:color w:val="000000" w:themeColor="text1"/>
+        </w:rPr>
+        <w:t>)</w:t>
+      </w:r>
+      <w:r>
+        <w:rPr>
+          <w:color w:val="000000" w:themeColor="text1"/>
+        </w:rPr>
+        <w:t>: Turns anything into text.</w:t>
+      </w:r>
+    </w:p>
+    <w:p>
+      <w:pPr>
+        <w:numPr>
+          <w:ilvl w:val="0"/>
+          <w:numId w:val="33"/>
+        </w:numPr>
+        <w:rPr>
+          <w:color w:val="000000" w:themeColor="text1"/>
+        </w:rPr>
+      </w:pPr>
+      <w:proofErr w:type="gramStart"/>
+      <w:r>
+        <w:rPr>
+          <w:b/>
+          <w:bCs/>
+          <w:color w:val="000000" w:themeColor="text1"/>
+        </w:rPr>
+        <w:t>bool(</w:t>
+      </w:r>
+      <w:proofErr w:type="gramEnd"/>
+      <w:r>
+        <w:rPr>
+          <w:b/>
+          <w:bCs/>
+          <w:color w:val="000000" w:themeColor="text1"/>
+        </w:rPr>
+        <w:t>)</w:t>
+      </w:r>
+      <w:r>
+        <w:rPr>
+          <w:color w:val="000000" w:themeColor="text1"/>
+        </w:rPr>
+        <w:t>: Turns data into True or False.</w:t>
+      </w:r>
+    </w:p>
+    <w:p>
+      <w:pPr>
+        <w:rPr>
+          <w:color w:val="000000" w:themeColor="text1"/>
+        </w:rPr>
+      </w:pPr>
+      <w:r>
+        <w:rPr>
+          <w:b/>
+          <w:bCs/>
+          <w:color w:val="000000" w:themeColor="text1"/>
+        </w:rPr>
+        <w:t>What happens in the Heap during Casting?</w:t>
+      </w:r>
+      <w:r>
+        <w:rPr>
+          <w:color w:val="000000" w:themeColor="text1"/>
+        </w:rPr>
+        <w:t xml:space="preserve"> Remember our lesson on Mutability: Numbers and Strings are </w:t>
+      </w:r>
+      <w:r>
+        <w:rPr>
+          <w:i/>
+          <w:iCs/>
+          <w:color w:val="000000" w:themeColor="text1"/>
+        </w:rPr>
+        <w:t>Frozen</w:t>
+      </w:r>
+      <w:r>
+        <w:rPr>
+          <w:color w:val="000000" w:themeColor="text1"/>
+        </w:rPr>
+        <w:t xml:space="preserve">. When you cast data, Python </w:t>
+      </w:r>
+      <w:r>
+        <w:rPr>
+          <w:b/>
+          <w:bCs/>
+          <w:color w:val="000000" w:themeColor="text1"/>
+        </w:rPr>
+        <w:t>does not</w:t>
+      </w:r>
+      <w:r>
+        <w:rPr>
+          <w:color w:val="000000" w:themeColor="text1"/>
+        </w:rPr>
+        <w:t xml:space="preserve"> change the original object. It reads the original object, and builds a </w:t>
+      </w:r>
+      <w:proofErr w:type="gramStart"/>
+      <w:r>
+        <w:rPr>
+          <w:b/>
+          <w:bCs/>
+          <w:color w:val="000000" w:themeColor="text1"/>
+        </w:rPr>
+        <w:t>brand new</w:t>
+      </w:r>
+      <w:proofErr w:type="gramEnd"/>
+      <w:r>
+        <w:rPr>
+          <w:b/>
+          <w:bCs/>
+          <w:color w:val="000000" w:themeColor="text1"/>
+        </w:rPr>
+        <w:t xml:space="preserve"> object</w:t>
+      </w:r>
+      <w:r>
+        <w:rPr>
+          <w:color w:val="000000" w:themeColor="text1"/>
+        </w:rPr>
+        <w:t xml:space="preserve"> of the new type in the Heap.</w:t>
+      </w:r>
+    </w:p>
+    <w:p>
+      <w:pPr>
+        <w:rPr>
+          <w:color w:val="000000" w:themeColor="text1"/>
+          <w:highlight w:val="yellow"/>
+        </w:rPr>
+      </w:pPr>
+      <w:r>
+        <w:rPr>
+          <w:color w:val="000000" w:themeColor="text1"/>
+          <w:highlight w:val="yellow"/>
+        </w:rPr>
+        <w:t>Python</w:t>
+      </w:r>
+    </w:p>
+    <w:p>
+      <w:pPr>
+        <w:rPr>
+          <w:color w:val="000000" w:themeColor="text1"/>
+          <w:highlight w:val="yellow"/>
+        </w:rPr>
+      </w:pPr>
+      <w:r>
+        <w:rPr>
+          <w:color w:val="000000" w:themeColor="text1"/>
+          <w:highlight w:val="yellow"/>
+        </w:rPr>
+        <w:t># 1. We create a String in the Heap</w:t>
+      </w:r>
+    </w:p>
+    <w:p>
+      <w:pPr>
+        <w:rPr>
+          <w:color w:val="000000" w:themeColor="text1"/>
+          <w:highlight w:val="yellow"/>
+        </w:rPr>
+      </w:pPr>
+      <w:proofErr w:type="spellStart"/>
+      <w:r>
+        <w:rPr>
+          <w:color w:val="000000" w:themeColor="text1"/>
+          <w:highlight w:val="yellow"/>
+        </w:rPr>
+        <w:t>fake_number</w:t>
+      </w:r>
+      <w:proofErr w:type="spellEnd"/>
+      <w:r>
+        <w:rPr>
+          <w:color w:val="000000" w:themeColor="text1"/>
+          <w:highlight w:val="yellow"/>
+        </w:rPr>
+        <w:t xml:space="preserve"> = "50" </w:t>
+      </w:r>
+    </w:p>
+    <w:p>
+      <w:pPr>
+        <w:rPr>
+          <w:color w:val="000000" w:themeColor="text1"/>
+          <w:highlight w:val="yellow"/>
+        </w:rPr>
+      </w:pPr>
+      <w:r>
+        <w:rPr>
+          <w:color w:val="000000" w:themeColor="text1"/>
+          <w:highlight w:val="yellow"/>
+        </w:rPr>
+        <w:t xml:space="preserve"># 2. We use </w:t>
+      </w:r>
+      <w:proofErr w:type="gramStart"/>
+      <w:r>
+        <w:rPr>
+          <w:color w:val="000000" w:themeColor="text1"/>
+          <w:highlight w:val="yellow"/>
+        </w:rPr>
+        <w:t>int(</w:t>
+      </w:r>
+      <w:proofErr w:type="gramEnd"/>
+      <w:r>
+        <w:rPr>
+          <w:color w:val="000000" w:themeColor="text1"/>
+          <w:highlight w:val="yellow"/>
+        </w:rPr>
+        <w:t xml:space="preserve">) to build a </w:t>
+      </w:r>
+      <w:proofErr w:type="gramStart"/>
+      <w:r>
+        <w:rPr>
+          <w:color w:val="000000" w:themeColor="text1"/>
+          <w:highlight w:val="yellow"/>
+        </w:rPr>
+        <w:t>brand new</w:t>
+      </w:r>
+      <w:proofErr w:type="gramEnd"/>
+      <w:r>
+        <w:rPr>
+          <w:color w:val="000000" w:themeColor="text1"/>
+          <w:highlight w:val="yellow"/>
+        </w:rPr>
+        <w:t xml:space="preserve"> Integer object</w:t>
+      </w:r>
+    </w:p>
+    <w:p>
+      <w:pPr>
+        <w:rPr>
+          <w:color w:val="000000" w:themeColor="text1"/>
+          <w:highlight w:val="yellow"/>
+        </w:rPr>
+      </w:pPr>
+      <w:r>
+        <w:rPr>
+          <w:color w:val="000000" w:themeColor="text1"/>
+          <w:highlight w:val="yellow"/>
+        </w:rPr>
+        <w:t># 3. We create a new name tag '</w:t>
+      </w:r>
+      <w:proofErr w:type="spellStart"/>
+      <w:r>
+        <w:rPr>
+          <w:color w:val="000000" w:themeColor="text1"/>
+          <w:highlight w:val="yellow"/>
+        </w:rPr>
+        <w:t>real_number</w:t>
+      </w:r>
+      <w:proofErr w:type="spellEnd"/>
+      <w:r>
+        <w:rPr>
+          <w:color w:val="000000" w:themeColor="text1"/>
+          <w:highlight w:val="yellow"/>
+        </w:rPr>
+        <w:t>' to point to it</w:t>
+      </w:r>
+    </w:p>
+    <w:p>
+      <w:pPr>
+        <w:rPr>
+          <w:color w:val="000000" w:themeColor="text1"/>
+          <w:highlight w:val="yellow"/>
+        </w:rPr>
+      </w:pPr>
+      <w:proofErr w:type="spellStart"/>
+      <w:r>
+        <w:rPr>
+          <w:color w:val="000000" w:themeColor="text1"/>
+          <w:highlight w:val="yellow"/>
+        </w:rPr>
+        <w:t>real_number</w:t>
+      </w:r>
+      <w:proofErr w:type="spellEnd"/>
+      <w:r>
+        <w:rPr>
+          <w:color w:val="000000" w:themeColor="text1"/>
+          <w:highlight w:val="yellow"/>
+        </w:rPr>
+        <w:t xml:space="preserve"> = int(</w:t>
+      </w:r>
+      <w:proofErr w:type="spellStart"/>
+      <w:r>
+        <w:rPr>
+          <w:color w:val="000000" w:themeColor="text1"/>
+          <w:highlight w:val="yellow"/>
+        </w:rPr>
+        <w:t>fake_number</w:t>
+      </w:r>
+      <w:proofErr w:type="spellEnd"/>
+      <w:r>
+        <w:rPr>
+          <w:color w:val="000000" w:themeColor="text1"/>
+          <w:highlight w:val="yellow"/>
+        </w:rPr>
+        <w:t>)</w:t>
+      </w:r>
+    </w:p>
+    <w:p>
+      <w:pPr>
+        <w:rPr>
+          <w:color w:val="000000" w:themeColor="text1"/>
+          <w:highlight w:val="yellow"/>
+        </w:rPr>
+      </w:pPr>
+      <w:r>
+        <w:rPr>
+          <w:color w:val="000000" w:themeColor="text1"/>
+          <w:highlight w:val="yellow"/>
+        </w:rPr>
+        <w:t># We can now do math!</w:t>
+      </w:r>
+    </w:p>
+    <w:p>
+      <w:pPr>
+        <w:rPr>
+          <w:color w:val="000000" w:themeColor="text1"/>
+        </w:rPr>
+      </w:pPr>
+      <w:r>
+        <w:rPr>
+          <w:color w:val="000000" w:themeColor="text1"/>
+          <w:highlight w:val="yellow"/>
+        </w:rPr>
+        <w:t xml:space="preserve">total = </w:t>
+      </w:r>
+      <w:proofErr w:type="spellStart"/>
+      <w:r>
+        <w:rPr>
+          <w:color w:val="000000" w:themeColor="text1"/>
+          <w:highlight w:val="yellow"/>
+        </w:rPr>
+        <w:t>real_number</w:t>
+      </w:r>
+      <w:proofErr w:type="spellEnd"/>
+      <w:r>
+        <w:rPr>
+          <w:color w:val="000000" w:themeColor="text1"/>
+          <w:highlight w:val="yellow"/>
+        </w:rPr>
+        <w:t xml:space="preserve"> + 10</w:t>
+      </w:r>
+      <w:r>
+        <w:rPr>
+          <w:color w:val="000000" w:themeColor="text1"/>
+        </w:rPr>
+        <w:t xml:space="preserve"> </w:t>
+      </w:r>
     </w:p>
     <w:p>
       <w:pPr>
@@ -14301,7 +15540,7 @@
     <w:p/>
     <w:sectPr>
       <w:pgSz w:w="11906" w:h="16838"/>
-      <w:pgMar w:top="1440" w:right="707" w:bottom="993" w:left="709" w:header="708" w:footer="708" w:gutter="0"/>
+      <w:pgMar w:top="993" w:right="707" w:bottom="993" w:left="709" w:header="708" w:footer="708" w:gutter="0"/>
       <w:cols w:space="708"/>
       <w:docGrid w:linePitch="360"/>
     </w:sectPr>
@@ -15360,6 +16599,155 @@
     </w:lvl>
   </w:abstractNum>
   <w:abstractNum w:abstractNumId="8" w15:restartNumberingAfterBreak="0">
+    <w:nsid w:val="1F564DF1"/>
+    <w:multiLevelType w:val="multilevel"/>
+    <w:tmpl w:val="B596AA1C"/>
+    <w:lvl w:ilvl="0">
+      <w:start w:val="1"/>
+      <w:numFmt w:val="bullet"/>
+      <w:lvlText w:val=""/>
+      <w:lvlJc w:val="left"/>
+      <w:pPr>
+        <w:tabs>
+          <w:tab w:val="num" w:pos="720"/>
+        </w:tabs>
+        <w:ind w:left="720" w:hanging="360"/>
+      </w:pPr>
+      <w:rPr>
+        <w:rFonts w:ascii="Symbol" w:hAnsi="Symbol" w:hint="default"/>
+        <w:sz w:val="20"/>
+      </w:rPr>
+    </w:lvl>
+    <w:lvl w:ilvl="1" w:tentative="1">
+      <w:start w:val="1"/>
+      <w:numFmt w:val="bullet"/>
+      <w:lvlText w:val="o"/>
+      <w:lvlJc w:val="left"/>
+      <w:pPr>
+        <w:tabs>
+          <w:tab w:val="num" w:pos="1440"/>
+        </w:tabs>
+        <w:ind w:left="1440" w:hanging="360"/>
+      </w:pPr>
+      <w:rPr>
+        <w:rFonts w:ascii="Courier New" w:hAnsi="Courier New" w:hint="default"/>
+        <w:sz w:val="20"/>
+      </w:rPr>
+    </w:lvl>
+    <w:lvl w:ilvl="2" w:tentative="1">
+      <w:start w:val="1"/>
+      <w:numFmt w:val="bullet"/>
+      <w:lvlText w:val=""/>
+      <w:lvlJc w:val="left"/>
+      <w:pPr>
+        <w:tabs>
+          <w:tab w:val="num" w:pos="2160"/>
+        </w:tabs>
+        <w:ind w:left="2160" w:hanging="360"/>
+      </w:pPr>
+      <w:rPr>
+        <w:rFonts w:ascii="Wingdings" w:hAnsi="Wingdings" w:hint="default"/>
+        <w:sz w:val="20"/>
+      </w:rPr>
+    </w:lvl>
+    <w:lvl w:ilvl="3" w:tentative="1">
+      <w:start w:val="1"/>
+      <w:numFmt w:val="bullet"/>
+      <w:lvlText w:val=""/>
+      <w:lvlJc w:val="left"/>
+      <w:pPr>
+        <w:tabs>
+          <w:tab w:val="num" w:pos="2880"/>
+        </w:tabs>
+        <w:ind w:left="2880" w:hanging="360"/>
+      </w:pPr>
+      <w:rPr>
+        <w:rFonts w:ascii="Wingdings" w:hAnsi="Wingdings" w:hint="default"/>
+        <w:sz w:val="20"/>
+      </w:rPr>
+    </w:lvl>
+    <w:lvl w:ilvl="4" w:tentative="1">
+      <w:start w:val="1"/>
+      <w:numFmt w:val="bullet"/>
+      <w:lvlText w:val=""/>
+      <w:lvlJc w:val="left"/>
+      <w:pPr>
+        <w:tabs>
+          <w:tab w:val="num" w:pos="3600"/>
+        </w:tabs>
+        <w:ind w:left="3600" w:hanging="360"/>
+      </w:pPr>
+      <w:rPr>
+        <w:rFonts w:ascii="Wingdings" w:hAnsi="Wingdings" w:hint="default"/>
+        <w:sz w:val="20"/>
+      </w:rPr>
+    </w:lvl>
+    <w:lvl w:ilvl="5" w:tentative="1">
+      <w:start w:val="1"/>
+      <w:numFmt w:val="bullet"/>
+      <w:lvlText w:val=""/>
+      <w:lvlJc w:val="left"/>
+      <w:pPr>
+        <w:tabs>
+          <w:tab w:val="num" w:pos="4320"/>
+        </w:tabs>
+        <w:ind w:left="4320" w:hanging="360"/>
+      </w:pPr>
+      <w:rPr>
+        <w:rFonts w:ascii="Wingdings" w:hAnsi="Wingdings" w:hint="default"/>
+        <w:sz w:val="20"/>
+      </w:rPr>
+    </w:lvl>
+    <w:lvl w:ilvl="6" w:tentative="1">
+      <w:start w:val="1"/>
+      <w:numFmt w:val="bullet"/>
+      <w:lvlText w:val=""/>
+      <w:lvlJc w:val="left"/>
+      <w:pPr>
+        <w:tabs>
+          <w:tab w:val="num" w:pos="5040"/>
+        </w:tabs>
+        <w:ind w:left="5040" w:hanging="360"/>
+      </w:pPr>
+      <w:rPr>
+        <w:rFonts w:ascii="Wingdings" w:hAnsi="Wingdings" w:hint="default"/>
+        <w:sz w:val="20"/>
+      </w:rPr>
+    </w:lvl>
+    <w:lvl w:ilvl="7" w:tentative="1">
+      <w:start w:val="1"/>
+      <w:numFmt w:val="bullet"/>
+      <w:lvlText w:val=""/>
+      <w:lvlJc w:val="left"/>
+      <w:pPr>
+        <w:tabs>
+          <w:tab w:val="num" w:pos="5760"/>
+        </w:tabs>
+        <w:ind w:left="5760" w:hanging="360"/>
+      </w:pPr>
+      <w:rPr>
+        <w:rFonts w:ascii="Wingdings" w:hAnsi="Wingdings" w:hint="default"/>
+        <w:sz w:val="20"/>
+      </w:rPr>
+    </w:lvl>
+    <w:lvl w:ilvl="8" w:tentative="1">
+      <w:start w:val="1"/>
+      <w:numFmt w:val="bullet"/>
+      <w:lvlText w:val=""/>
+      <w:lvlJc w:val="left"/>
+      <w:pPr>
+        <w:tabs>
+          <w:tab w:val="num" w:pos="6480"/>
+        </w:tabs>
+        <w:ind w:left="6480" w:hanging="360"/>
+      </w:pPr>
+      <w:rPr>
+        <w:rFonts w:ascii="Wingdings" w:hAnsi="Wingdings" w:hint="default"/>
+        <w:sz w:val="20"/>
+      </w:rPr>
+    </w:lvl>
+  </w:abstractNum>
+  <w:abstractNum w:abstractNumId="9" w15:restartNumberingAfterBreak="0">
     <w:nsid w:val="29DF1325"/>
     <w:multiLevelType w:val="multilevel"/>
     <w:tmpl w:val="37169D22"/>
@@ -15472,7 +16860,7 @@
       </w:pPr>
     </w:lvl>
   </w:abstractNum>
-  <w:abstractNum w:abstractNumId="9" w15:restartNumberingAfterBreak="0">
+  <w:abstractNum w:abstractNumId="10" w15:restartNumberingAfterBreak="0">
     <w:nsid w:val="2B1E6729"/>
     <w:multiLevelType w:val="multilevel"/>
     <w:tmpl w:val="DE90F7B6"/>
@@ -15585,7 +16973,7 @@
       </w:pPr>
     </w:lvl>
   </w:abstractNum>
-  <w:abstractNum w:abstractNumId="10" w15:restartNumberingAfterBreak="0">
+  <w:abstractNum w:abstractNumId="11" w15:restartNumberingAfterBreak="0">
     <w:nsid w:val="2BF5247C"/>
     <w:multiLevelType w:val="multilevel"/>
     <w:tmpl w:val="DAA80C4E"/>
@@ -15698,7 +17086,7 @@
       </w:pPr>
     </w:lvl>
   </w:abstractNum>
-  <w:abstractNum w:abstractNumId="11" w15:restartNumberingAfterBreak="0">
+  <w:abstractNum w:abstractNumId="12" w15:restartNumberingAfterBreak="0">
     <w:nsid w:val="30F5671C"/>
     <w:multiLevelType w:val="multilevel"/>
     <w:tmpl w:val="CDD4DB56"/>
@@ -15847,7 +17235,156 @@
       </w:rPr>
     </w:lvl>
   </w:abstractNum>
-  <w:abstractNum w:abstractNumId="12" w15:restartNumberingAfterBreak="0">
+  <w:abstractNum w:abstractNumId="13" w15:restartNumberingAfterBreak="0">
+    <w:nsid w:val="32180E9D"/>
+    <w:multiLevelType w:val="multilevel"/>
+    <w:tmpl w:val="A740BDA6"/>
+    <w:lvl w:ilvl="0">
+      <w:start w:val="1"/>
+      <w:numFmt w:val="bullet"/>
+      <w:lvlText w:val=""/>
+      <w:lvlJc w:val="left"/>
+      <w:pPr>
+        <w:tabs>
+          <w:tab w:val="num" w:pos="720"/>
+        </w:tabs>
+        <w:ind w:left="720" w:hanging="360"/>
+      </w:pPr>
+      <w:rPr>
+        <w:rFonts w:ascii="Symbol" w:hAnsi="Symbol" w:hint="default"/>
+        <w:sz w:val="20"/>
+      </w:rPr>
+    </w:lvl>
+    <w:lvl w:ilvl="1" w:tentative="1">
+      <w:start w:val="1"/>
+      <w:numFmt w:val="bullet"/>
+      <w:lvlText w:val="o"/>
+      <w:lvlJc w:val="left"/>
+      <w:pPr>
+        <w:tabs>
+          <w:tab w:val="num" w:pos="1440"/>
+        </w:tabs>
+        <w:ind w:left="1440" w:hanging="360"/>
+      </w:pPr>
+      <w:rPr>
+        <w:rFonts w:ascii="Courier New" w:hAnsi="Courier New" w:hint="default"/>
+        <w:sz w:val="20"/>
+      </w:rPr>
+    </w:lvl>
+    <w:lvl w:ilvl="2" w:tentative="1">
+      <w:start w:val="1"/>
+      <w:numFmt w:val="bullet"/>
+      <w:lvlText w:val=""/>
+      <w:lvlJc w:val="left"/>
+      <w:pPr>
+        <w:tabs>
+          <w:tab w:val="num" w:pos="2160"/>
+        </w:tabs>
+        <w:ind w:left="2160" w:hanging="360"/>
+      </w:pPr>
+      <w:rPr>
+        <w:rFonts w:ascii="Wingdings" w:hAnsi="Wingdings" w:hint="default"/>
+        <w:sz w:val="20"/>
+      </w:rPr>
+    </w:lvl>
+    <w:lvl w:ilvl="3" w:tentative="1">
+      <w:start w:val="1"/>
+      <w:numFmt w:val="bullet"/>
+      <w:lvlText w:val=""/>
+      <w:lvlJc w:val="left"/>
+      <w:pPr>
+        <w:tabs>
+          <w:tab w:val="num" w:pos="2880"/>
+        </w:tabs>
+        <w:ind w:left="2880" w:hanging="360"/>
+      </w:pPr>
+      <w:rPr>
+        <w:rFonts w:ascii="Wingdings" w:hAnsi="Wingdings" w:hint="default"/>
+        <w:sz w:val="20"/>
+      </w:rPr>
+    </w:lvl>
+    <w:lvl w:ilvl="4" w:tentative="1">
+      <w:start w:val="1"/>
+      <w:numFmt w:val="bullet"/>
+      <w:lvlText w:val=""/>
+      <w:lvlJc w:val="left"/>
+      <w:pPr>
+        <w:tabs>
+          <w:tab w:val="num" w:pos="3600"/>
+        </w:tabs>
+        <w:ind w:left="3600" w:hanging="360"/>
+      </w:pPr>
+      <w:rPr>
+        <w:rFonts w:ascii="Wingdings" w:hAnsi="Wingdings" w:hint="default"/>
+        <w:sz w:val="20"/>
+      </w:rPr>
+    </w:lvl>
+    <w:lvl w:ilvl="5" w:tentative="1">
+      <w:start w:val="1"/>
+      <w:numFmt w:val="bullet"/>
+      <w:lvlText w:val=""/>
+      <w:lvlJc w:val="left"/>
+      <w:pPr>
+        <w:tabs>
+          <w:tab w:val="num" w:pos="4320"/>
+        </w:tabs>
+        <w:ind w:left="4320" w:hanging="360"/>
+      </w:pPr>
+      <w:rPr>
+        <w:rFonts w:ascii="Wingdings" w:hAnsi="Wingdings" w:hint="default"/>
+        <w:sz w:val="20"/>
+      </w:rPr>
+    </w:lvl>
+    <w:lvl w:ilvl="6" w:tentative="1">
+      <w:start w:val="1"/>
+      <w:numFmt w:val="bullet"/>
+      <w:lvlText w:val=""/>
+      <w:lvlJc w:val="left"/>
+      <w:pPr>
+        <w:tabs>
+          <w:tab w:val="num" w:pos="5040"/>
+        </w:tabs>
+        <w:ind w:left="5040" w:hanging="360"/>
+      </w:pPr>
+      <w:rPr>
+        <w:rFonts w:ascii="Wingdings" w:hAnsi="Wingdings" w:hint="default"/>
+        <w:sz w:val="20"/>
+      </w:rPr>
+    </w:lvl>
+    <w:lvl w:ilvl="7" w:tentative="1">
+      <w:start w:val="1"/>
+      <w:numFmt w:val="bullet"/>
+      <w:lvlText w:val=""/>
+      <w:lvlJc w:val="left"/>
+      <w:pPr>
+        <w:tabs>
+          <w:tab w:val="num" w:pos="5760"/>
+        </w:tabs>
+        <w:ind w:left="5760" w:hanging="360"/>
+      </w:pPr>
+      <w:rPr>
+        <w:rFonts w:ascii="Wingdings" w:hAnsi="Wingdings" w:hint="default"/>
+        <w:sz w:val="20"/>
+      </w:rPr>
+    </w:lvl>
+    <w:lvl w:ilvl="8" w:tentative="1">
+      <w:start w:val="1"/>
+      <w:numFmt w:val="bullet"/>
+      <w:lvlText w:val=""/>
+      <w:lvlJc w:val="left"/>
+      <w:pPr>
+        <w:tabs>
+          <w:tab w:val="num" w:pos="6480"/>
+        </w:tabs>
+        <w:ind w:left="6480" w:hanging="360"/>
+      </w:pPr>
+      <w:rPr>
+        <w:rFonts w:ascii="Wingdings" w:hAnsi="Wingdings" w:hint="default"/>
+        <w:sz w:val="20"/>
+      </w:rPr>
+    </w:lvl>
+  </w:abstractNum>
+  <w:abstractNum w:abstractNumId="14" w15:restartNumberingAfterBreak="0">
     <w:nsid w:val="32657EC3"/>
     <w:multiLevelType w:val="multilevel"/>
     <w:tmpl w:val="9F005220"/>
@@ -15996,7 +17533,7 @@
       </w:rPr>
     </w:lvl>
   </w:abstractNum>
-  <w:abstractNum w:abstractNumId="13" w15:restartNumberingAfterBreak="0">
+  <w:abstractNum w:abstractNumId="15" w15:restartNumberingAfterBreak="0">
     <w:nsid w:val="326D4E4A"/>
     <w:multiLevelType w:val="multilevel"/>
     <w:tmpl w:val="8642F19C"/>
@@ -16109,7 +17646,7 @@
       </w:pPr>
     </w:lvl>
   </w:abstractNum>
-  <w:abstractNum w:abstractNumId="14" w15:restartNumberingAfterBreak="0">
+  <w:abstractNum w:abstractNumId="16" w15:restartNumberingAfterBreak="0">
     <w:nsid w:val="34281421"/>
     <w:multiLevelType w:val="multilevel"/>
     <w:tmpl w:val="FA4A835C"/>
@@ -16258,7 +17795,7 @@
       </w:rPr>
     </w:lvl>
   </w:abstractNum>
-  <w:abstractNum w:abstractNumId="15" w15:restartNumberingAfterBreak="0">
+  <w:abstractNum w:abstractNumId="17" w15:restartNumberingAfterBreak="0">
     <w:nsid w:val="35037B4D"/>
     <w:multiLevelType w:val="multilevel"/>
     <w:tmpl w:val="25A45094"/>
@@ -16407,7 +17944,7 @@
       </w:rPr>
     </w:lvl>
   </w:abstractNum>
-  <w:abstractNum w:abstractNumId="16" w15:restartNumberingAfterBreak="0">
+  <w:abstractNum w:abstractNumId="18" w15:restartNumberingAfterBreak="0">
     <w:nsid w:val="368F3C4C"/>
     <w:multiLevelType w:val="multilevel"/>
     <w:tmpl w:val="EC5E60B6"/>
@@ -16556,7 +18093,7 @@
       </w:rPr>
     </w:lvl>
   </w:abstractNum>
-  <w:abstractNum w:abstractNumId="17" w15:restartNumberingAfterBreak="0">
+  <w:abstractNum w:abstractNumId="19" w15:restartNumberingAfterBreak="0">
     <w:nsid w:val="38525D97"/>
     <w:multiLevelType w:val="multilevel"/>
     <w:tmpl w:val="547C83F2"/>
@@ -16705,7 +18242,7 @@
       </w:rPr>
     </w:lvl>
   </w:abstractNum>
-  <w:abstractNum w:abstractNumId="18" w15:restartNumberingAfterBreak="0">
+  <w:abstractNum w:abstractNumId="20" w15:restartNumberingAfterBreak="0">
     <w:nsid w:val="41907999"/>
     <w:multiLevelType w:val="multilevel"/>
     <w:tmpl w:val="65504056"/>
@@ -16818,7 +18355,7 @@
       </w:pPr>
     </w:lvl>
   </w:abstractNum>
-  <w:abstractNum w:abstractNumId="19" w15:restartNumberingAfterBreak="0">
+  <w:abstractNum w:abstractNumId="21" w15:restartNumberingAfterBreak="0">
     <w:nsid w:val="586610AB"/>
     <w:multiLevelType w:val="multilevel"/>
     <w:tmpl w:val="54AA77F4"/>
@@ -16931,7 +18468,7 @@
       </w:pPr>
     </w:lvl>
   </w:abstractNum>
-  <w:abstractNum w:abstractNumId="20" w15:restartNumberingAfterBreak="0">
+  <w:abstractNum w:abstractNumId="22" w15:restartNumberingAfterBreak="0">
     <w:nsid w:val="5BFC2A2B"/>
     <w:multiLevelType w:val="multilevel"/>
     <w:tmpl w:val="F68044EC"/>
@@ -17044,7 +18581,156 @@
       </w:pPr>
     </w:lvl>
   </w:abstractNum>
-  <w:abstractNum w:abstractNumId="21" w15:restartNumberingAfterBreak="0">
+  <w:abstractNum w:abstractNumId="23" w15:restartNumberingAfterBreak="0">
+    <w:nsid w:val="5DFF40AE"/>
+    <w:multiLevelType w:val="multilevel"/>
+    <w:tmpl w:val="3D86B8D8"/>
+    <w:lvl w:ilvl="0">
+      <w:start w:val="1"/>
+      <w:numFmt w:val="bullet"/>
+      <w:lvlText w:val=""/>
+      <w:lvlJc w:val="left"/>
+      <w:pPr>
+        <w:tabs>
+          <w:tab w:val="num" w:pos="720"/>
+        </w:tabs>
+        <w:ind w:left="720" w:hanging="360"/>
+      </w:pPr>
+      <w:rPr>
+        <w:rFonts w:ascii="Symbol" w:hAnsi="Symbol" w:hint="default"/>
+        <w:sz w:val="20"/>
+      </w:rPr>
+    </w:lvl>
+    <w:lvl w:ilvl="1" w:tentative="1">
+      <w:start w:val="1"/>
+      <w:numFmt w:val="bullet"/>
+      <w:lvlText w:val="o"/>
+      <w:lvlJc w:val="left"/>
+      <w:pPr>
+        <w:tabs>
+          <w:tab w:val="num" w:pos="1440"/>
+        </w:tabs>
+        <w:ind w:left="1440" w:hanging="360"/>
+      </w:pPr>
+      <w:rPr>
+        <w:rFonts w:ascii="Courier New" w:hAnsi="Courier New" w:hint="default"/>
+        <w:sz w:val="20"/>
+      </w:rPr>
+    </w:lvl>
+    <w:lvl w:ilvl="2" w:tentative="1">
+      <w:start w:val="1"/>
+      <w:numFmt w:val="bullet"/>
+      <w:lvlText w:val=""/>
+      <w:lvlJc w:val="left"/>
+      <w:pPr>
+        <w:tabs>
+          <w:tab w:val="num" w:pos="2160"/>
+        </w:tabs>
+        <w:ind w:left="2160" w:hanging="360"/>
+      </w:pPr>
+      <w:rPr>
+        <w:rFonts w:ascii="Wingdings" w:hAnsi="Wingdings" w:hint="default"/>
+        <w:sz w:val="20"/>
+      </w:rPr>
+    </w:lvl>
+    <w:lvl w:ilvl="3" w:tentative="1">
+      <w:start w:val="1"/>
+      <w:numFmt w:val="bullet"/>
+      <w:lvlText w:val=""/>
+      <w:lvlJc w:val="left"/>
+      <w:pPr>
+        <w:tabs>
+          <w:tab w:val="num" w:pos="2880"/>
+        </w:tabs>
+        <w:ind w:left="2880" w:hanging="360"/>
+      </w:pPr>
+      <w:rPr>
+        <w:rFonts w:ascii="Wingdings" w:hAnsi="Wingdings" w:hint="default"/>
+        <w:sz w:val="20"/>
+      </w:rPr>
+    </w:lvl>
+    <w:lvl w:ilvl="4" w:tentative="1">
+      <w:start w:val="1"/>
+      <w:numFmt w:val="bullet"/>
+      <w:lvlText w:val=""/>
+      <w:lvlJc w:val="left"/>
+      <w:pPr>
+        <w:tabs>
+          <w:tab w:val="num" w:pos="3600"/>
+        </w:tabs>
+        <w:ind w:left="3600" w:hanging="360"/>
+      </w:pPr>
+      <w:rPr>
+        <w:rFonts w:ascii="Wingdings" w:hAnsi="Wingdings" w:hint="default"/>
+        <w:sz w:val="20"/>
+      </w:rPr>
+    </w:lvl>
+    <w:lvl w:ilvl="5" w:tentative="1">
+      <w:start w:val="1"/>
+      <w:numFmt w:val="bullet"/>
+      <w:lvlText w:val=""/>
+      <w:lvlJc w:val="left"/>
+      <w:pPr>
+        <w:tabs>
+          <w:tab w:val="num" w:pos="4320"/>
+        </w:tabs>
+        <w:ind w:left="4320" w:hanging="360"/>
+      </w:pPr>
+      <w:rPr>
+        <w:rFonts w:ascii="Wingdings" w:hAnsi="Wingdings" w:hint="default"/>
+        <w:sz w:val="20"/>
+      </w:rPr>
+    </w:lvl>
+    <w:lvl w:ilvl="6" w:tentative="1">
+      <w:start w:val="1"/>
+      <w:numFmt w:val="bullet"/>
+      <w:lvlText w:val=""/>
+      <w:lvlJc w:val="left"/>
+      <w:pPr>
+        <w:tabs>
+          <w:tab w:val="num" w:pos="5040"/>
+        </w:tabs>
+        <w:ind w:left="5040" w:hanging="360"/>
+      </w:pPr>
+      <w:rPr>
+        <w:rFonts w:ascii="Wingdings" w:hAnsi="Wingdings" w:hint="default"/>
+        <w:sz w:val="20"/>
+      </w:rPr>
+    </w:lvl>
+    <w:lvl w:ilvl="7" w:tentative="1">
+      <w:start w:val="1"/>
+      <w:numFmt w:val="bullet"/>
+      <w:lvlText w:val=""/>
+      <w:lvlJc w:val="left"/>
+      <w:pPr>
+        <w:tabs>
+          <w:tab w:val="num" w:pos="5760"/>
+        </w:tabs>
+        <w:ind w:left="5760" w:hanging="360"/>
+      </w:pPr>
+      <w:rPr>
+        <w:rFonts w:ascii="Wingdings" w:hAnsi="Wingdings" w:hint="default"/>
+        <w:sz w:val="20"/>
+      </w:rPr>
+    </w:lvl>
+    <w:lvl w:ilvl="8" w:tentative="1">
+      <w:start w:val="1"/>
+      <w:numFmt w:val="bullet"/>
+      <w:lvlText w:val=""/>
+      <w:lvlJc w:val="left"/>
+      <w:pPr>
+        <w:tabs>
+          <w:tab w:val="num" w:pos="6480"/>
+        </w:tabs>
+        <w:ind w:left="6480" w:hanging="360"/>
+      </w:pPr>
+      <w:rPr>
+        <w:rFonts w:ascii="Wingdings" w:hAnsi="Wingdings" w:hint="default"/>
+        <w:sz w:val="20"/>
+      </w:rPr>
+    </w:lvl>
+  </w:abstractNum>
+  <w:abstractNum w:abstractNumId="24" w15:restartNumberingAfterBreak="0">
     <w:nsid w:val="5F436771"/>
     <w:multiLevelType w:val="multilevel"/>
     <w:tmpl w:val="3320C6A2"/>
@@ -17157,7 +18843,7 @@
       </w:pPr>
     </w:lvl>
   </w:abstractNum>
-  <w:abstractNum w:abstractNumId="22" w15:restartNumberingAfterBreak="0">
+  <w:abstractNum w:abstractNumId="25" w15:restartNumberingAfterBreak="0">
     <w:nsid w:val="60E335AB"/>
     <w:multiLevelType w:val="multilevel"/>
     <w:tmpl w:val="22AC81BE"/>
@@ -17270,7 +18956,7 @@
       </w:pPr>
     </w:lvl>
   </w:abstractNum>
-  <w:abstractNum w:abstractNumId="23" w15:restartNumberingAfterBreak="0">
+  <w:abstractNum w:abstractNumId="26" w15:restartNumberingAfterBreak="0">
     <w:nsid w:val="66811F00"/>
     <w:multiLevelType w:val="multilevel"/>
     <w:tmpl w:val="D24C34E4"/>
@@ -17383,7 +19069,120 @@
       </w:pPr>
     </w:lvl>
   </w:abstractNum>
-  <w:abstractNum w:abstractNumId="24" w15:restartNumberingAfterBreak="0">
+  <w:abstractNum w:abstractNumId="27" w15:restartNumberingAfterBreak="0">
+    <w:nsid w:val="6DBE51C3"/>
+    <w:multiLevelType w:val="multilevel"/>
+    <w:tmpl w:val="F14C8AF0"/>
+    <w:lvl w:ilvl="0">
+      <w:start w:val="1"/>
+      <w:numFmt w:val="decimal"/>
+      <w:lvlText w:val="%1."/>
+      <w:lvlJc w:val="left"/>
+      <w:pPr>
+        <w:tabs>
+          <w:tab w:val="num" w:pos="720"/>
+        </w:tabs>
+        <w:ind w:left="720" w:hanging="360"/>
+      </w:pPr>
+    </w:lvl>
+    <w:lvl w:ilvl="1" w:tentative="1">
+      <w:start w:val="1"/>
+      <w:numFmt w:val="decimal"/>
+      <w:lvlText w:val="%2."/>
+      <w:lvlJc w:val="left"/>
+      <w:pPr>
+        <w:tabs>
+          <w:tab w:val="num" w:pos="1440"/>
+        </w:tabs>
+        <w:ind w:left="1440" w:hanging="360"/>
+      </w:pPr>
+    </w:lvl>
+    <w:lvl w:ilvl="2" w:tentative="1">
+      <w:start w:val="1"/>
+      <w:numFmt w:val="decimal"/>
+      <w:lvlText w:val="%3."/>
+      <w:lvlJc w:val="left"/>
+      <w:pPr>
+        <w:tabs>
+          <w:tab w:val="num" w:pos="2160"/>
+        </w:tabs>
+        <w:ind w:left="2160" w:hanging="360"/>
+      </w:pPr>
+    </w:lvl>
+    <w:lvl w:ilvl="3" w:tentative="1">
+      <w:start w:val="1"/>
+      <w:numFmt w:val="decimal"/>
+      <w:lvlText w:val="%4."/>
+      <w:lvlJc w:val="left"/>
+      <w:pPr>
+        <w:tabs>
+          <w:tab w:val="num" w:pos="2880"/>
+        </w:tabs>
+        <w:ind w:left="2880" w:hanging="360"/>
+      </w:pPr>
+    </w:lvl>
+    <w:lvl w:ilvl="4" w:tentative="1">
+      <w:start w:val="1"/>
+      <w:numFmt w:val="decimal"/>
+      <w:lvlText w:val="%5."/>
+      <w:lvlJc w:val="left"/>
+      <w:pPr>
+        <w:tabs>
+          <w:tab w:val="num" w:pos="3600"/>
+        </w:tabs>
+        <w:ind w:left="3600" w:hanging="360"/>
+      </w:pPr>
+    </w:lvl>
+    <w:lvl w:ilvl="5" w:tentative="1">
+      <w:start w:val="1"/>
+      <w:numFmt w:val="decimal"/>
+      <w:lvlText w:val="%6."/>
+      <w:lvlJc w:val="left"/>
+      <w:pPr>
+        <w:tabs>
+          <w:tab w:val="num" w:pos="4320"/>
+        </w:tabs>
+        <w:ind w:left="4320" w:hanging="360"/>
+      </w:pPr>
+    </w:lvl>
+    <w:lvl w:ilvl="6" w:tentative="1">
+      <w:start w:val="1"/>
+      <w:numFmt w:val="decimal"/>
+      <w:lvlText w:val="%7."/>
+      <w:lvlJc w:val="left"/>
+      <w:pPr>
+        <w:tabs>
+          <w:tab w:val="num" w:pos="5040"/>
+        </w:tabs>
+        <w:ind w:left="5040" w:hanging="360"/>
+      </w:pPr>
+    </w:lvl>
+    <w:lvl w:ilvl="7" w:tentative="1">
+      <w:start w:val="1"/>
+      <w:numFmt w:val="decimal"/>
+      <w:lvlText w:val="%8."/>
+      <w:lvlJc w:val="left"/>
+      <w:pPr>
+        <w:tabs>
+          <w:tab w:val="num" w:pos="5760"/>
+        </w:tabs>
+        <w:ind w:left="5760" w:hanging="360"/>
+      </w:pPr>
+    </w:lvl>
+    <w:lvl w:ilvl="8" w:tentative="1">
+      <w:start w:val="1"/>
+      <w:numFmt w:val="decimal"/>
+      <w:lvlText w:val="%9."/>
+      <w:lvlJc w:val="left"/>
+      <w:pPr>
+        <w:tabs>
+          <w:tab w:val="num" w:pos="6480"/>
+        </w:tabs>
+        <w:ind w:left="6480" w:hanging="360"/>
+      </w:pPr>
+    </w:lvl>
+  </w:abstractNum>
+  <w:abstractNum w:abstractNumId="28" w15:restartNumberingAfterBreak="0">
     <w:nsid w:val="74967BA0"/>
     <w:multiLevelType w:val="multilevel"/>
     <w:tmpl w:val="022A8502"/>
@@ -17532,7 +19331,7 @@
       </w:rPr>
     </w:lvl>
   </w:abstractNum>
-  <w:abstractNum w:abstractNumId="25" w15:restartNumberingAfterBreak="0">
+  <w:abstractNum w:abstractNumId="29" w15:restartNumberingAfterBreak="0">
     <w:nsid w:val="772108D7"/>
     <w:multiLevelType w:val="multilevel"/>
     <w:tmpl w:val="AED6F526"/>
@@ -17645,7 +19444,7 @@
       </w:pPr>
     </w:lvl>
   </w:abstractNum>
-  <w:abstractNum w:abstractNumId="26" w15:restartNumberingAfterBreak="0">
+  <w:abstractNum w:abstractNumId="30" w15:restartNumberingAfterBreak="0">
     <w:nsid w:val="78F23F18"/>
     <w:multiLevelType w:val="multilevel"/>
     <w:tmpl w:val="91169836"/>
@@ -17758,7 +19557,7 @@
       </w:pPr>
     </w:lvl>
   </w:abstractNum>
-  <w:abstractNum w:abstractNumId="27" w15:restartNumberingAfterBreak="0">
+  <w:abstractNum w:abstractNumId="31" w15:restartNumberingAfterBreak="0">
     <w:nsid w:val="79865D90"/>
     <w:multiLevelType w:val="multilevel"/>
     <w:tmpl w:val="4C8E399E"/>
@@ -17871,7 +19670,7 @@
       </w:pPr>
     </w:lvl>
   </w:abstractNum>
-  <w:abstractNum w:abstractNumId="28" w15:restartNumberingAfterBreak="0">
+  <w:abstractNum w:abstractNumId="32" w15:restartNumberingAfterBreak="0">
     <w:nsid w:val="7A666CB5"/>
     <w:multiLevelType w:val="multilevel"/>
     <w:tmpl w:val="5602EB2E"/>
@@ -18021,7 +19820,7 @@
     </w:lvl>
   </w:abstractNum>
   <w:num w:numId="1" w16cid:durableId="1099566421">
-    <w:abstractNumId w:val="17"/>
+    <w:abstractNumId w:val="19"/>
   </w:num>
   <w:num w:numId="2" w16cid:durableId="2116751180">
     <w:abstractNumId w:val="5"/>
@@ -18030,61 +19829,61 @@
     <w:abstractNumId w:val="3"/>
   </w:num>
   <w:num w:numId="4" w16cid:durableId="49109621">
-    <w:abstractNumId w:val="11"/>
+    <w:abstractNumId w:val="12"/>
   </w:num>
   <w:num w:numId="5" w16cid:durableId="1631398879">
-    <w:abstractNumId w:val="16"/>
+    <w:abstractNumId w:val="18"/>
   </w:num>
   <w:num w:numId="6" w16cid:durableId="1628199336">
-    <w:abstractNumId w:val="15"/>
+    <w:abstractNumId w:val="17"/>
   </w:num>
   <w:num w:numId="7" w16cid:durableId="1074161061">
-    <w:abstractNumId w:val="18"/>
+    <w:abstractNumId w:val="20"/>
   </w:num>
   <w:num w:numId="8" w16cid:durableId="1518034576">
-    <w:abstractNumId w:val="26"/>
+    <w:abstractNumId w:val="30"/>
   </w:num>
   <w:num w:numId="9" w16cid:durableId="1561164621">
     <w:abstractNumId w:val="4"/>
   </w:num>
   <w:num w:numId="10" w16cid:durableId="1690449380">
-    <w:abstractNumId w:val="8"/>
+    <w:abstractNumId w:val="9"/>
   </w:num>
   <w:num w:numId="11" w16cid:durableId="1359697395">
     <w:abstractNumId w:val="6"/>
   </w:num>
   <w:num w:numId="12" w16cid:durableId="1559971753">
-    <w:abstractNumId w:val="21"/>
+    <w:abstractNumId w:val="24"/>
   </w:num>
   <w:num w:numId="13" w16cid:durableId="1625500408">
-    <w:abstractNumId w:val="22"/>
+    <w:abstractNumId w:val="25"/>
   </w:num>
   <w:num w:numId="14" w16cid:durableId="1103452895">
     <w:abstractNumId w:val="7"/>
   </w:num>
   <w:num w:numId="15" w16cid:durableId="1325015138">
-    <w:abstractNumId w:val="20"/>
+    <w:abstractNumId w:val="22"/>
   </w:num>
   <w:num w:numId="16" w16cid:durableId="889653411">
-    <w:abstractNumId w:val="23"/>
+    <w:abstractNumId w:val="26"/>
   </w:num>
   <w:num w:numId="17" w16cid:durableId="1952055407">
-    <w:abstractNumId w:val="27"/>
+    <w:abstractNumId w:val="31"/>
   </w:num>
   <w:num w:numId="18" w16cid:durableId="942152649">
-    <w:abstractNumId w:val="19"/>
+    <w:abstractNumId w:val="21"/>
   </w:num>
   <w:num w:numId="19" w16cid:durableId="157113166">
-    <w:abstractNumId w:val="12"/>
+    <w:abstractNumId w:val="14"/>
   </w:num>
   <w:num w:numId="20" w16cid:durableId="586619119">
-    <w:abstractNumId w:val="24"/>
+    <w:abstractNumId w:val="28"/>
   </w:num>
   <w:num w:numId="21" w16cid:durableId="10840090">
-    <w:abstractNumId w:val="14"/>
+    <w:abstractNumId w:val="16"/>
   </w:num>
   <w:num w:numId="22" w16cid:durableId="1623464123">
-    <w:abstractNumId w:val="28"/>
+    <w:abstractNumId w:val="32"/>
   </w:num>
   <w:num w:numId="23" w16cid:durableId="1779173879">
     <w:abstractNumId w:val="0"/>
@@ -18096,16 +19895,28 @@
     <w:abstractNumId w:val="2"/>
   </w:num>
   <w:num w:numId="26" w16cid:durableId="1153520976">
+    <w:abstractNumId w:val="11"/>
+  </w:num>
+  <w:num w:numId="27" w16cid:durableId="837771531">
+    <w:abstractNumId w:val="29"/>
+  </w:num>
+  <w:num w:numId="28" w16cid:durableId="1471630325">
+    <w:abstractNumId w:val="15"/>
+  </w:num>
+  <w:num w:numId="29" w16cid:durableId="1352681797">
     <w:abstractNumId w:val="10"/>
   </w:num>
-  <w:num w:numId="27" w16cid:durableId="837771531">
-    <w:abstractNumId w:val="25"/>
+  <w:num w:numId="30" w16cid:durableId="1148403827">
+    <w:abstractNumId w:val="27"/>
   </w:num>
-  <w:num w:numId="28" w16cid:durableId="1471630325">
+  <w:num w:numId="31" w16cid:durableId="286357560">
     <w:abstractNumId w:val="13"/>
   </w:num>
-  <w:num w:numId="29" w16cid:durableId="1352681797">
-    <w:abstractNumId w:val="9"/>
+  <w:num w:numId="32" w16cid:durableId="1699963023">
+    <w:abstractNumId w:val="23"/>
+  </w:num>
+  <w:num w:numId="33" w16cid:durableId="1059791945">
+    <w:abstractNumId w:val="8"/>
   </w:num>
 </w:numbering>
 </file>

--- a/extra notes.docx
+++ b/extra notes.docx
@@ -15533,6 +15533,2734 @@
     <w:p>
       <w:pPr>
         <w:rPr>
+          <w:color w:val="000000" w:themeColor="text1"/>
+        </w:rPr>
+      </w:pPr>
+    </w:p>
+    <w:p>
+      <w:pPr>
+        <w:rPr>
+          <w:b/>
+          <w:bCs/>
+          <w:color w:val="000000" w:themeColor="text1"/>
+        </w:rPr>
+      </w:pPr>
+      <w:r>
+        <w:rPr>
+          <w:b/>
+          <w:bCs/>
+          <w:color w:val="000000" w:themeColor="text1"/>
+          <w:highlight w:val="green"/>
+        </w:rPr>
+        <w:t>1. The Absence of Data: The None Type</w:t>
+      </w:r>
+    </w:p>
+    <w:p>
+      <w:pPr>
+        <w:rPr>
+          <w:color w:val="000000" w:themeColor="text1"/>
+        </w:rPr>
+      </w:pPr>
+      <w:r>
+        <w:rPr>
+          <w:color w:val="000000" w:themeColor="text1"/>
+        </w:rPr>
+        <w:t>Sometimes, you want to create a variable (a name tag in the Stack) because you know you will need it later, but you don't have the data for it right now.</w:t>
+      </w:r>
+    </w:p>
+    <w:p>
+      <w:pPr>
+        <w:rPr>
+          <w:color w:val="000000" w:themeColor="text1"/>
+        </w:rPr>
+      </w:pPr>
+      <w:r>
+        <w:rPr>
+          <w:color w:val="000000" w:themeColor="text1"/>
+        </w:rPr>
+        <w:t xml:space="preserve">You can't point it to 0 or "" (an empty string), because 0 is an actual mathematical number and "" is actual text. To represent the </w:t>
+      </w:r>
+      <w:r>
+        <w:rPr>
+          <w:i/>
+          <w:iCs/>
+          <w:color w:val="000000" w:themeColor="text1"/>
+        </w:rPr>
+        <w:t>pure absence of value</w:t>
+      </w:r>
+      <w:r>
+        <w:rPr>
+          <w:color w:val="000000" w:themeColor="text1"/>
+        </w:rPr>
+        <w:t xml:space="preserve">, Python has a special data type called </w:t>
+      </w:r>
+      <w:r>
+        <w:rPr>
+          <w:b/>
+          <w:bCs/>
+          <w:color w:val="000000" w:themeColor="text1"/>
+        </w:rPr>
+        <w:t>None</w:t>
+      </w:r>
+      <w:r>
+        <w:rPr>
+          <w:color w:val="000000" w:themeColor="text1"/>
+        </w:rPr>
+        <w:t>.</w:t>
+      </w:r>
+    </w:p>
+    <w:p>
+      <w:pPr>
+        <w:rPr>
+          <w:color w:val="000000" w:themeColor="text1"/>
+        </w:rPr>
+      </w:pPr>
+      <w:r>
+        <w:rPr>
+          <w:color w:val="000000" w:themeColor="text1"/>
+        </w:rPr>
+        <w:t>Python</w:t>
+      </w:r>
+    </w:p>
+    <w:p>
+      <w:pPr>
+        <w:rPr>
+          <w:color w:val="000000" w:themeColor="text1"/>
+        </w:rPr>
+      </w:pPr>
+      <w:r>
+        <w:rPr>
+          <w:color w:val="000000" w:themeColor="text1"/>
+        </w:rPr>
+        <w:t># The user hasn't uploaded a profile picture yet</w:t>
+      </w:r>
+    </w:p>
+    <w:p>
+      <w:pPr>
+        <w:rPr>
+          <w:color w:val="000000" w:themeColor="text1"/>
+        </w:rPr>
+      </w:pPr>
+      <w:proofErr w:type="spellStart"/>
+      <w:r>
+        <w:rPr>
+          <w:color w:val="000000" w:themeColor="text1"/>
+        </w:rPr>
+        <w:t>profile_picture</w:t>
+      </w:r>
+      <w:proofErr w:type="spellEnd"/>
+      <w:r>
+        <w:rPr>
+          <w:color w:val="000000" w:themeColor="text1"/>
+        </w:rPr>
+        <w:t xml:space="preserve"> = None </w:t>
+      </w:r>
+    </w:p>
+    <w:p>
+      <w:pPr>
+        <w:rPr>
+          <w:color w:val="000000" w:themeColor="text1"/>
+        </w:rPr>
+      </w:pPr>
+      <w:r>
+        <w:rPr>
+          <w:b/>
+          <w:bCs/>
+          <w:color w:val="000000" w:themeColor="text1"/>
+        </w:rPr>
+        <w:t>What happens in memory:</w:t>
+      </w:r>
+      <w:r>
+        <w:rPr>
+          <w:color w:val="000000" w:themeColor="text1"/>
+        </w:rPr>
+        <w:t xml:space="preserve"> When Python starts running, it builds one single, immortal object in the Heap called the None object. It cannot be changed, and it is never destroyed. Whenever you set a variable to None, Python just points that name tag to this immortal "empty" object.</w:t>
+      </w:r>
+    </w:p>
+    <w:p>
+      <w:pPr>
+        <w:rPr>
+          <w:color w:val="000000" w:themeColor="text1"/>
+        </w:rPr>
+      </w:pPr>
+      <w:r>
+        <w:rPr>
+          <w:i/>
+          <w:iCs/>
+          <w:color w:val="000000" w:themeColor="text1"/>
+        </w:rPr>
+        <w:t>Note: In other languages like C++ or Java, this is called null. In Python, it is strictly capitalized None.</w:t>
+      </w:r>
+    </w:p>
+    <w:p>
+      <w:pPr>
+        <w:rPr>
+          <w:b/>
+          <w:bCs/>
+          <w:color w:val="000000" w:themeColor="text1"/>
+        </w:rPr>
+      </w:pPr>
+      <w:r>
+        <w:rPr>
+          <w:b/>
+          <w:bCs/>
+          <w:color w:val="000000" w:themeColor="text1"/>
+        </w:rPr>
+        <w:t>2. Constants (The "Honor System")</w:t>
+      </w:r>
+    </w:p>
+    <w:p>
+      <w:pPr>
+        <w:rPr>
+          <w:color w:val="000000" w:themeColor="text1"/>
+        </w:rPr>
+      </w:pPr>
+      <w:r>
+        <w:rPr>
+          <w:color w:val="000000" w:themeColor="text1"/>
+        </w:rPr>
+        <w:t xml:space="preserve">In software engineering, you often have variables that should </w:t>
+      </w:r>
+      <w:r>
+        <w:rPr>
+          <w:i/>
+          <w:iCs/>
+          <w:color w:val="000000" w:themeColor="text1"/>
+        </w:rPr>
+        <w:t>never</w:t>
+      </w:r>
+      <w:r>
+        <w:rPr>
+          <w:color w:val="000000" w:themeColor="text1"/>
+        </w:rPr>
+        <w:t xml:space="preserve"> change while the program is running—like the value of Pi (3.14159), or a maximum speed limit.</w:t>
+      </w:r>
+    </w:p>
+    <w:p>
+      <w:pPr>
+        <w:rPr>
+          <w:color w:val="000000" w:themeColor="text1"/>
+        </w:rPr>
+      </w:pPr>
+      <w:r>
+        <w:rPr>
+          <w:color w:val="000000" w:themeColor="text1"/>
+        </w:rPr>
+        <w:t xml:space="preserve">In other languages, you can physically lock a variable so no one can change it. </w:t>
+      </w:r>
+      <w:r>
+        <w:rPr>
+          <w:b/>
+          <w:bCs/>
+          <w:color w:val="000000" w:themeColor="text1"/>
+        </w:rPr>
+        <w:t>Python does not have this feature.</w:t>
+      </w:r>
+      <w:r>
+        <w:rPr>
+          <w:color w:val="000000" w:themeColor="text1"/>
+        </w:rPr>
+        <w:t xml:space="preserve"> Everything can be changed.</w:t>
+      </w:r>
+    </w:p>
+    <w:p>
+      <w:pPr>
+        <w:rPr>
+          <w:color w:val="000000" w:themeColor="text1"/>
+        </w:rPr>
+      </w:pPr>
+      <w:r>
+        <w:rPr>
+          <w:color w:val="000000" w:themeColor="text1"/>
+        </w:rPr>
+        <w:t xml:space="preserve">Because of this, FAANG engineers created a strict visual rule to warn other programmers: </w:t>
+      </w:r>
+      <w:r>
+        <w:rPr>
+          <w:b/>
+          <w:bCs/>
+          <w:color w:val="000000" w:themeColor="text1"/>
+        </w:rPr>
+        <w:t>If a variable name is written in ALL CAPS, it is a Constant. Do not touch it.</w:t>
+      </w:r>
+    </w:p>
+    <w:p>
+      <w:pPr>
+        <w:rPr>
+          <w:color w:val="000000" w:themeColor="text1"/>
+          <w:highlight w:val="yellow"/>
+        </w:rPr>
+      </w:pPr>
+      <w:r>
+        <w:rPr>
+          <w:color w:val="000000" w:themeColor="text1"/>
+          <w:highlight w:val="yellow"/>
+        </w:rPr>
+        <w:t>Python</w:t>
+      </w:r>
+    </w:p>
+    <w:p>
+      <w:pPr>
+        <w:rPr>
+          <w:color w:val="000000" w:themeColor="text1"/>
+          <w:highlight w:val="yellow"/>
+        </w:rPr>
+      </w:pPr>
+      <w:r>
+        <w:rPr>
+          <w:color w:val="000000" w:themeColor="text1"/>
+          <w:highlight w:val="yellow"/>
+        </w:rPr>
+        <w:lastRenderedPageBreak/>
+        <w:t># Standard variables (Snake Case - you can change these)</w:t>
+      </w:r>
+    </w:p>
+    <w:p>
+      <w:pPr>
+        <w:rPr>
+          <w:color w:val="000000" w:themeColor="text1"/>
+          <w:highlight w:val="yellow"/>
+        </w:rPr>
+      </w:pPr>
+      <w:proofErr w:type="spellStart"/>
+      <w:r>
+        <w:rPr>
+          <w:color w:val="000000" w:themeColor="text1"/>
+          <w:highlight w:val="yellow"/>
+        </w:rPr>
+        <w:t>player_score</w:t>
+      </w:r>
+      <w:proofErr w:type="spellEnd"/>
+      <w:r>
+        <w:rPr>
+          <w:color w:val="000000" w:themeColor="text1"/>
+          <w:highlight w:val="yellow"/>
+        </w:rPr>
+        <w:t xml:space="preserve"> = 0</w:t>
+      </w:r>
+    </w:p>
+    <w:p>
+      <w:pPr>
+        <w:rPr>
+          <w:color w:val="000000" w:themeColor="text1"/>
+        </w:rPr>
+      </w:pPr>
+      <w:proofErr w:type="spellStart"/>
+      <w:r>
+        <w:rPr>
+          <w:color w:val="000000" w:themeColor="text1"/>
+          <w:highlight w:val="yellow"/>
+        </w:rPr>
+        <w:t>current_level</w:t>
+      </w:r>
+      <w:proofErr w:type="spellEnd"/>
+      <w:r>
+        <w:rPr>
+          <w:color w:val="000000" w:themeColor="text1"/>
+          <w:highlight w:val="yellow"/>
+        </w:rPr>
+        <w:t xml:space="preserve"> = 1</w:t>
+      </w:r>
+    </w:p>
+    <w:p>
+      <w:pPr>
+        <w:rPr>
+          <w:color w:val="000000" w:themeColor="text1"/>
+        </w:rPr>
+      </w:pPr>
+    </w:p>
+    <w:p>
+      <w:pPr>
+        <w:rPr>
+          <w:color w:val="000000" w:themeColor="text1"/>
+          <w:highlight w:val="yellow"/>
+        </w:rPr>
+      </w:pPr>
+      <w:r>
+        <w:rPr>
+          <w:color w:val="000000" w:themeColor="text1"/>
+          <w:highlight w:val="yellow"/>
+        </w:rPr>
+        <w:t># Constants (ALL CAPS - hands off!)</w:t>
+      </w:r>
+    </w:p>
+    <w:p>
+      <w:pPr>
+        <w:rPr>
+          <w:color w:val="000000" w:themeColor="text1"/>
+          <w:highlight w:val="yellow"/>
+        </w:rPr>
+      </w:pPr>
+      <w:r>
+        <w:rPr>
+          <w:color w:val="000000" w:themeColor="text1"/>
+          <w:highlight w:val="yellow"/>
+        </w:rPr>
+        <w:t>MAX_HEALTH = 100</w:t>
+      </w:r>
+    </w:p>
+    <w:p>
+      <w:pPr>
+        <w:rPr>
+          <w:color w:val="000000" w:themeColor="text1"/>
+        </w:rPr>
+      </w:pPr>
+      <w:r>
+        <w:rPr>
+          <w:color w:val="000000" w:themeColor="text1"/>
+          <w:highlight w:val="yellow"/>
+        </w:rPr>
+        <w:t>SERVER_URL = "https://aws.amazon.com/my-server"</w:t>
+      </w:r>
+    </w:p>
+    <w:p>
+      <w:pPr>
+        <w:rPr>
+          <w:color w:val="000000" w:themeColor="text1"/>
+        </w:rPr>
+      </w:pPr>
+      <w:r>
+        <w:rPr>
+          <w:color w:val="000000" w:themeColor="text1"/>
+        </w:rPr>
+        <w:t xml:space="preserve">Python will technically let you change MAX_HEALTH = 50 later in the code, but doing so will make a senior engineer very angry. It is an </w:t>
+      </w:r>
+      <w:proofErr w:type="spellStart"/>
+      <w:r>
+        <w:rPr>
+          <w:color w:val="000000" w:themeColor="text1"/>
+        </w:rPr>
+        <w:t>honor</w:t>
+      </w:r>
+      <w:proofErr w:type="spellEnd"/>
+      <w:r>
+        <w:rPr>
+          <w:color w:val="000000" w:themeColor="text1"/>
+        </w:rPr>
+        <w:t xml:space="preserve"> system.</w:t>
+      </w:r>
+    </w:p>
+    <w:p>
+      <w:pPr>
+        <w:rPr>
+          <w:color w:val="000000" w:themeColor="text1"/>
+        </w:rPr>
+      </w:pPr>
+    </w:p>
+    <w:p>
+      <w:pPr>
+        <w:rPr>
+          <w:color w:val="000000" w:themeColor="text1"/>
+        </w:rPr>
+      </w:pPr>
+    </w:p>
+    <w:p>
+      <w:pPr>
+        <w:rPr>
+          <w:color w:val="000000" w:themeColor="text1"/>
+          <w:sz w:val="24"/>
+          <w:szCs w:val="24"/>
+        </w:rPr>
+      </w:pPr>
+    </w:p>
+    <w:p>
+      <w:pPr>
+        <w:rPr>
+          <w:b/>
+          <w:bCs/>
+          <w:color w:val="EE0000"/>
+          <w:sz w:val="24"/>
+          <w:szCs w:val="24"/>
+        </w:rPr>
+      </w:pPr>
+      <w:r>
+        <w:rPr>
+          <w:b/>
+          <w:bCs/>
+          <w:color w:val="EE0000"/>
+          <w:sz w:val="24"/>
+          <w:szCs w:val="24"/>
+        </w:rPr>
+        <w:t>Basic Input &amp; Conversion</w:t>
+      </w:r>
+    </w:p>
+    <w:p>
+      <w:pPr>
+        <w:rPr>
+          <w:color w:val="000000" w:themeColor="text1"/>
+        </w:rPr>
+      </w:pPr>
+      <w:r>
+        <w:rPr>
+          <w:color w:val="000000" w:themeColor="text1"/>
+        </w:rPr>
+        <w:t>We actually covered the core of this step when I accidentally jumped ahead earlier, but let's officially formalize it so our roadmap is clean.</w:t>
+      </w:r>
+    </w:p>
+    <w:p>
+      <w:pPr>
+        <w:rPr>
+          <w:color w:val="000000" w:themeColor="text1"/>
+        </w:rPr>
+      </w:pPr>
+      <w:r>
+        <w:rPr>
+          <w:color w:val="000000" w:themeColor="text1"/>
+        </w:rPr>
+        <w:t>We now know that:</w:t>
+      </w:r>
+    </w:p>
+    <w:p>
+      <w:pPr>
+        <w:numPr>
+          <w:ilvl w:val="0"/>
+          <w:numId w:val="34"/>
+        </w:numPr>
+        <w:rPr>
+          <w:color w:val="000000" w:themeColor="text1"/>
+        </w:rPr>
+      </w:pPr>
+      <w:proofErr w:type="gramStart"/>
+      <w:r>
+        <w:rPr>
+          <w:b/>
+          <w:bCs/>
+          <w:color w:val="000000" w:themeColor="text1"/>
+        </w:rPr>
+        <w:t>input(</w:t>
+      </w:r>
+      <w:proofErr w:type="gramEnd"/>
+      <w:r>
+        <w:rPr>
+          <w:b/>
+          <w:bCs/>
+          <w:color w:val="000000" w:themeColor="text1"/>
+        </w:rPr>
+        <w:t>)</w:t>
+      </w:r>
+      <w:r>
+        <w:rPr>
+          <w:color w:val="000000" w:themeColor="text1"/>
+        </w:rPr>
+        <w:t xml:space="preserve"> freezes the Execution Thread, listens to the keyboard, and </w:t>
+      </w:r>
+      <w:r>
+        <w:rPr>
+          <w:b/>
+          <w:bCs/>
+          <w:color w:val="000000" w:themeColor="text1"/>
+        </w:rPr>
+        <w:t>always</w:t>
+      </w:r>
+      <w:r>
+        <w:rPr>
+          <w:color w:val="000000" w:themeColor="text1"/>
+        </w:rPr>
+        <w:t xml:space="preserve"> creates a String (str) object in the Heap, even if you type numbers.</w:t>
+      </w:r>
+    </w:p>
+    <w:p>
+      <w:pPr>
+        <w:numPr>
+          <w:ilvl w:val="0"/>
+          <w:numId w:val="34"/>
+        </w:numPr>
+        <w:rPr>
+          <w:color w:val="000000" w:themeColor="text1"/>
+        </w:rPr>
+      </w:pPr>
+      <w:r>
+        <w:rPr>
+          <w:b/>
+          <w:bCs/>
+          <w:color w:val="000000" w:themeColor="text1"/>
+        </w:rPr>
+        <w:t>Type Casting</w:t>
+      </w:r>
+      <w:r>
+        <w:rPr>
+          <w:color w:val="000000" w:themeColor="text1"/>
+        </w:rPr>
+        <w:t xml:space="preserve"> (</w:t>
+      </w:r>
+      <w:proofErr w:type="gramStart"/>
+      <w:r>
+        <w:rPr>
+          <w:color w:val="000000" w:themeColor="text1"/>
+        </w:rPr>
+        <w:t>int(</w:t>
+      </w:r>
+      <w:proofErr w:type="gramEnd"/>
+      <w:r>
+        <w:rPr>
+          <w:color w:val="000000" w:themeColor="text1"/>
+        </w:rPr>
+        <w:t xml:space="preserve">), </w:t>
+      </w:r>
+      <w:proofErr w:type="gramStart"/>
+      <w:r>
+        <w:rPr>
+          <w:color w:val="000000" w:themeColor="text1"/>
+        </w:rPr>
+        <w:t>float(</w:t>
+      </w:r>
+      <w:proofErr w:type="gramEnd"/>
+      <w:r>
+        <w:rPr>
+          <w:color w:val="000000" w:themeColor="text1"/>
+        </w:rPr>
+        <w:t xml:space="preserve">)) reads that String and builds a </w:t>
+      </w:r>
+      <w:proofErr w:type="gramStart"/>
+      <w:r>
+        <w:rPr>
+          <w:color w:val="000000" w:themeColor="text1"/>
+        </w:rPr>
+        <w:t>brand new</w:t>
+      </w:r>
+      <w:proofErr w:type="gramEnd"/>
+      <w:r>
+        <w:rPr>
+          <w:color w:val="000000" w:themeColor="text1"/>
+        </w:rPr>
+        <w:t xml:space="preserve"> number object in the Heap.</w:t>
+      </w:r>
+    </w:p>
+    <w:p>
+      <w:pPr>
+        <w:rPr>
+          <w:color w:val="000000" w:themeColor="text1"/>
+        </w:rPr>
+      </w:pPr>
+      <w:r>
+        <w:rPr>
+          <w:color w:val="000000" w:themeColor="text1"/>
+        </w:rPr>
+        <w:t>To formally complete Step 4, here is the master template for taking user input and safely converting it into the exact data types you need for Machine Learning or cloud apps:</w:t>
+      </w:r>
+    </w:p>
+    <w:p>
+      <w:pPr>
+        <w:rPr>
+          <w:color w:val="000000" w:themeColor="text1"/>
+          <w:highlight w:val="yellow"/>
+        </w:rPr>
+      </w:pPr>
+      <w:r>
+        <w:rPr>
+          <w:color w:val="000000" w:themeColor="text1"/>
+          <w:highlight w:val="yellow"/>
+        </w:rPr>
+        <w:t>Python</w:t>
+      </w:r>
+    </w:p>
+    <w:p>
+      <w:pPr>
+        <w:rPr>
+          <w:color w:val="000000" w:themeColor="text1"/>
+          <w:highlight w:val="yellow"/>
+        </w:rPr>
+      </w:pPr>
+      <w:r>
+        <w:rPr>
+          <w:color w:val="000000" w:themeColor="text1"/>
+          <w:highlight w:val="yellow"/>
+        </w:rPr>
+        <w:t># 1. Taking a String (No conversion needed)</w:t>
+      </w:r>
+    </w:p>
+    <w:p>
+      <w:pPr>
+        <w:rPr>
+          <w:color w:val="000000" w:themeColor="text1"/>
+          <w:highlight w:val="yellow"/>
+        </w:rPr>
+      </w:pPr>
+      <w:proofErr w:type="spellStart"/>
+      <w:r>
+        <w:rPr>
+          <w:color w:val="000000" w:themeColor="text1"/>
+          <w:highlight w:val="yellow"/>
+        </w:rPr>
+        <w:t>first_name</w:t>
+      </w:r>
+      <w:proofErr w:type="spellEnd"/>
+      <w:r>
+        <w:rPr>
+          <w:color w:val="000000" w:themeColor="text1"/>
+          <w:highlight w:val="yellow"/>
+        </w:rPr>
+        <w:t xml:space="preserve"> = </w:t>
+      </w:r>
+      <w:proofErr w:type="gramStart"/>
+      <w:r>
+        <w:rPr>
+          <w:color w:val="000000" w:themeColor="text1"/>
+          <w:highlight w:val="yellow"/>
+        </w:rPr>
+        <w:t>input(</w:t>
+      </w:r>
+      <w:proofErr w:type="gramEnd"/>
+      <w:r>
+        <w:rPr>
+          <w:color w:val="000000" w:themeColor="text1"/>
+          <w:highlight w:val="yellow"/>
+        </w:rPr>
+        <w:t>"Enter your first name: ")</w:t>
+      </w:r>
+    </w:p>
+    <w:p>
+      <w:pPr>
+        <w:rPr>
+          <w:color w:val="000000" w:themeColor="text1"/>
+          <w:highlight w:val="yellow"/>
+        </w:rPr>
+      </w:pPr>
+    </w:p>
+    <w:p>
+      <w:pPr>
+        <w:rPr>
+          <w:color w:val="000000" w:themeColor="text1"/>
+          <w:highlight w:val="yellow"/>
+        </w:rPr>
+      </w:pPr>
+      <w:r>
+        <w:rPr>
+          <w:color w:val="000000" w:themeColor="text1"/>
+          <w:highlight w:val="yellow"/>
+        </w:rPr>
+        <w:t># 2. Taking an Integer (Whole number conversion)</w:t>
+      </w:r>
+    </w:p>
+    <w:p>
+      <w:pPr>
+        <w:rPr>
+          <w:color w:val="000000" w:themeColor="text1"/>
+          <w:highlight w:val="yellow"/>
+        </w:rPr>
+      </w:pPr>
+      <w:r>
+        <w:rPr>
+          <w:color w:val="000000" w:themeColor="text1"/>
+          <w:highlight w:val="yellow"/>
+        </w:rPr>
+        <w:t xml:space="preserve"># We wrap the </w:t>
+      </w:r>
+      <w:proofErr w:type="gramStart"/>
+      <w:r>
+        <w:rPr>
+          <w:color w:val="000000" w:themeColor="text1"/>
+          <w:highlight w:val="yellow"/>
+        </w:rPr>
+        <w:t>input(</w:t>
+      </w:r>
+      <w:proofErr w:type="gramEnd"/>
+      <w:r>
+        <w:rPr>
+          <w:color w:val="000000" w:themeColor="text1"/>
+          <w:highlight w:val="yellow"/>
+        </w:rPr>
+        <w:t xml:space="preserve">) machine inside the </w:t>
+      </w:r>
+      <w:proofErr w:type="gramStart"/>
+      <w:r>
+        <w:rPr>
+          <w:color w:val="000000" w:themeColor="text1"/>
+          <w:highlight w:val="yellow"/>
+        </w:rPr>
+        <w:t>int(</w:t>
+      </w:r>
+      <w:proofErr w:type="gramEnd"/>
+      <w:r>
+        <w:rPr>
+          <w:color w:val="000000" w:themeColor="text1"/>
+          <w:highlight w:val="yellow"/>
+        </w:rPr>
+        <w:t>) machine</w:t>
+      </w:r>
+    </w:p>
+    <w:p>
+      <w:pPr>
+        <w:rPr>
+          <w:color w:val="000000" w:themeColor="text1"/>
+        </w:rPr>
+      </w:pPr>
+      <w:r>
+        <w:rPr>
+          <w:color w:val="000000" w:themeColor="text1"/>
+          <w:highlight w:val="yellow"/>
+        </w:rPr>
+        <w:t xml:space="preserve">age = </w:t>
+      </w:r>
+      <w:proofErr w:type="gramStart"/>
+      <w:r>
+        <w:rPr>
+          <w:color w:val="000000" w:themeColor="text1"/>
+          <w:highlight w:val="yellow"/>
+        </w:rPr>
+        <w:t>int(input(</w:t>
+      </w:r>
+      <w:proofErr w:type="gramEnd"/>
+      <w:r>
+        <w:rPr>
+          <w:color w:val="000000" w:themeColor="text1"/>
+          <w:highlight w:val="yellow"/>
+        </w:rPr>
+        <w:t>"Enter your age: "))</w:t>
+      </w:r>
+    </w:p>
+    <w:p>
+      <w:pPr>
+        <w:rPr>
+          <w:color w:val="000000" w:themeColor="text1"/>
+        </w:rPr>
+      </w:pPr>
+    </w:p>
+    <w:p>
+      <w:pPr>
+        <w:rPr>
+          <w:color w:val="000000" w:themeColor="text1"/>
+        </w:rPr>
+      </w:pPr>
+      <w:r>
+        <w:rPr>
+          <w:color w:val="000000" w:themeColor="text1"/>
+        </w:rPr>
+        <w:t># 3. Taking a Float (Decimal conversion)</w:t>
+      </w:r>
+    </w:p>
+    <w:p>
+      <w:pPr>
+        <w:rPr>
+          <w:color w:val="000000" w:themeColor="text1"/>
+        </w:rPr>
+      </w:pPr>
+      <w:r>
+        <w:rPr>
+          <w:color w:val="000000" w:themeColor="text1"/>
+        </w:rPr>
+        <w:t xml:space="preserve"># We wrap the </w:t>
+      </w:r>
+      <w:proofErr w:type="gramStart"/>
+      <w:r>
+        <w:rPr>
+          <w:color w:val="000000" w:themeColor="text1"/>
+        </w:rPr>
+        <w:t>input(</w:t>
+      </w:r>
+      <w:proofErr w:type="gramEnd"/>
+      <w:r>
+        <w:rPr>
+          <w:color w:val="000000" w:themeColor="text1"/>
+        </w:rPr>
+        <w:t xml:space="preserve">) machine inside the </w:t>
+      </w:r>
+      <w:proofErr w:type="gramStart"/>
+      <w:r>
+        <w:rPr>
+          <w:color w:val="000000" w:themeColor="text1"/>
+        </w:rPr>
+        <w:t>float(</w:t>
+      </w:r>
+      <w:proofErr w:type="gramEnd"/>
+      <w:r>
+        <w:rPr>
+          <w:color w:val="000000" w:themeColor="text1"/>
+        </w:rPr>
+        <w:t>) machine</w:t>
+      </w:r>
+    </w:p>
+    <w:p>
+      <w:pPr>
+        <w:rPr>
+          <w:color w:val="000000" w:themeColor="text1"/>
+        </w:rPr>
+      </w:pPr>
+      <w:r>
+        <w:rPr>
+          <w:color w:val="000000" w:themeColor="text1"/>
+        </w:rPr>
+        <w:t xml:space="preserve">weight = </w:t>
+      </w:r>
+      <w:proofErr w:type="gramStart"/>
+      <w:r>
+        <w:rPr>
+          <w:color w:val="000000" w:themeColor="text1"/>
+        </w:rPr>
+        <w:t>float(input(</w:t>
+      </w:r>
+      <w:proofErr w:type="gramEnd"/>
+      <w:r>
+        <w:rPr>
+          <w:color w:val="000000" w:themeColor="text1"/>
+        </w:rPr>
+        <w:t>"Enter your weight in kg (e.g., 75.5): "))</w:t>
+      </w:r>
+    </w:p>
+    <w:p>
+      <w:pPr>
+        <w:rPr>
+          <w:color w:val="000000" w:themeColor="text1"/>
+        </w:rPr>
+      </w:pPr>
+    </w:p>
+    <w:p>
+      <w:pPr>
+        <w:rPr>
+          <w:color w:val="000000" w:themeColor="text1"/>
+        </w:rPr>
+      </w:pPr>
+    </w:p>
+    <w:p>
+      <w:pPr>
+        <w:rPr>
+          <w:b/>
+          <w:bCs/>
+          <w:color w:val="EE0000"/>
+        </w:rPr>
+      </w:pPr>
+      <w:r>
+        <w:rPr>
+          <w:b/>
+          <w:bCs/>
+          <w:color w:val="EE0000"/>
+        </w:rPr>
+        <w:lastRenderedPageBreak/>
+        <w:t>1. Advanced Variable Assignment (The Python Shortcut)</w:t>
+      </w:r>
+    </w:p>
+    <w:p>
+      <w:pPr>
+        <w:rPr>
+          <w:color w:val="000000" w:themeColor="text1"/>
+        </w:rPr>
+      </w:pPr>
+      <w:r>
+        <w:rPr>
+          <w:color w:val="000000" w:themeColor="text1"/>
+        </w:rPr>
+        <w:t>Until now, we have assigned one variable per line. But Python has a feature that allows you to assign multiple variables instantly.</w:t>
+      </w:r>
+    </w:p>
+    <w:p>
+      <w:pPr>
+        <w:rPr>
+          <w:color w:val="000000" w:themeColor="text1"/>
+        </w:rPr>
+      </w:pPr>
+      <w:r>
+        <w:rPr>
+          <w:b/>
+          <w:bCs/>
+          <w:color w:val="000000" w:themeColor="text1"/>
+        </w:rPr>
+        <w:t>Multiple Assignment:</w:t>
+      </w:r>
+      <w:r>
+        <w:rPr>
+          <w:color w:val="000000" w:themeColor="text1"/>
+        </w:rPr>
+        <w:t xml:space="preserve"> Instead of taking up three lines, you can declare them on one line separated by commas. Python will perfectly match the Stack name tags to the Heap objects from left to right.</w:t>
+      </w:r>
+    </w:p>
+    <w:p>
+      <w:pPr>
+        <w:rPr>
+          <w:color w:val="000000" w:themeColor="text1"/>
+          <w:highlight w:val="yellow"/>
+        </w:rPr>
+      </w:pPr>
+      <w:r>
+        <w:rPr>
+          <w:color w:val="000000" w:themeColor="text1"/>
+          <w:highlight w:val="yellow"/>
+        </w:rPr>
+        <w:t>Python</w:t>
+      </w:r>
+    </w:p>
+    <w:p>
+      <w:pPr>
+        <w:rPr>
+          <w:color w:val="000000" w:themeColor="text1"/>
+          <w:highlight w:val="yellow"/>
+        </w:rPr>
+      </w:pPr>
+      <w:r>
+        <w:rPr>
+          <w:color w:val="000000" w:themeColor="text1"/>
+          <w:highlight w:val="yellow"/>
+        </w:rPr>
+        <w:t># The professional way to assign coordinates or related data</w:t>
+      </w:r>
+    </w:p>
+    <w:p>
+      <w:pPr>
+        <w:rPr>
+          <w:color w:val="000000" w:themeColor="text1"/>
+        </w:rPr>
+      </w:pPr>
+      <w:r>
+        <w:rPr>
+          <w:color w:val="000000" w:themeColor="text1"/>
+          <w:highlight w:val="yellow"/>
+        </w:rPr>
+        <w:t>x, y, z = 10, 20, 30</w:t>
+      </w:r>
+    </w:p>
+    <w:p>
+      <w:pPr>
+        <w:rPr>
+          <w:color w:val="000000" w:themeColor="text1"/>
+        </w:rPr>
+      </w:pPr>
+      <w:r>
+        <w:rPr>
+          <w:b/>
+          <w:bCs/>
+          <w:color w:val="000000" w:themeColor="text1"/>
+        </w:rPr>
+        <w:t>Chained Assignment:</w:t>
+      </w:r>
+      <w:r>
+        <w:rPr>
+          <w:color w:val="000000" w:themeColor="text1"/>
+        </w:rPr>
+        <w:t xml:space="preserve"> What if you want three variables to all point to the exact same 0 in the Heap?</w:t>
+      </w:r>
+    </w:p>
+    <w:p>
+      <w:pPr>
+        <w:rPr>
+          <w:color w:val="000000" w:themeColor="text1"/>
+          <w:highlight w:val="yellow"/>
+        </w:rPr>
+      </w:pPr>
+      <w:r>
+        <w:rPr>
+          <w:color w:val="000000" w:themeColor="text1"/>
+          <w:highlight w:val="yellow"/>
+        </w:rPr>
+        <w:t>Python</w:t>
+      </w:r>
+    </w:p>
+    <w:p>
+      <w:pPr>
+        <w:rPr>
+          <w:color w:val="000000" w:themeColor="text1"/>
+          <w:highlight w:val="yellow"/>
+        </w:rPr>
+      </w:pPr>
+      <w:r>
+        <w:rPr>
+          <w:color w:val="000000" w:themeColor="text1"/>
+          <w:highlight w:val="yellow"/>
+        </w:rPr>
+        <w:t># Player 1, 2, and 3 all start with a score of 0</w:t>
+      </w:r>
+    </w:p>
+    <w:p>
+      <w:pPr>
+        <w:rPr>
+          <w:color w:val="000000" w:themeColor="text1"/>
+        </w:rPr>
+      </w:pPr>
+      <w:r>
+        <w:rPr>
+          <w:color w:val="000000" w:themeColor="text1"/>
+          <w:highlight w:val="yellow"/>
+        </w:rPr>
+        <w:t>score_1 = score_2 = score_3 = 0</w:t>
+      </w:r>
+    </w:p>
+    <w:p>
+      <w:pPr>
+        <w:rPr>
+          <w:color w:val="000000" w:themeColor="text1"/>
+        </w:rPr>
+      </w:pPr>
+      <w:r>
+        <w:rPr>
+          <w:i/>
+          <w:iCs/>
+          <w:color w:val="000000" w:themeColor="text1"/>
+        </w:rPr>
+        <w:t>Memory Check:</w:t>
+      </w:r>
+      <w:r>
+        <w:rPr>
+          <w:color w:val="000000" w:themeColor="text1"/>
+        </w:rPr>
+        <w:t xml:space="preserve"> Python builds a single 0 in the Heap, and points all three name tags to it instantly.</w:t>
+      </w:r>
+    </w:p>
+    <w:p>
+      <w:pPr>
+        <w:rPr>
+          <w:b/>
+          <w:bCs/>
+          <w:color w:val="000000" w:themeColor="text1"/>
+        </w:rPr>
+      </w:pPr>
+      <w:r>
+        <w:rPr>
+          <w:b/>
+          <w:bCs/>
+          <w:color w:val="000000" w:themeColor="text1"/>
+        </w:rPr>
+        <w:t>2. "Truthy" and "</w:t>
+      </w:r>
+      <w:proofErr w:type="spellStart"/>
+      <w:r>
+        <w:rPr>
+          <w:b/>
+          <w:bCs/>
+          <w:color w:val="000000" w:themeColor="text1"/>
+        </w:rPr>
+        <w:t>Falsy</w:t>
+      </w:r>
+      <w:proofErr w:type="spellEnd"/>
+      <w:r>
+        <w:rPr>
+          <w:b/>
+          <w:bCs/>
+          <w:color w:val="000000" w:themeColor="text1"/>
+        </w:rPr>
+        <w:t>" Values (The Boolean Secret)</w:t>
+      </w:r>
+    </w:p>
+    <w:p>
+      <w:pPr>
+        <w:rPr>
+          <w:color w:val="000000" w:themeColor="text1"/>
+        </w:rPr>
+      </w:pPr>
+      <w:r>
+        <w:rPr>
+          <w:color w:val="000000" w:themeColor="text1"/>
+        </w:rPr>
+        <w:t xml:space="preserve">We learned that </w:t>
+      </w:r>
+      <w:proofErr w:type="gramStart"/>
+      <w:r>
+        <w:rPr>
+          <w:color w:val="000000" w:themeColor="text1"/>
+        </w:rPr>
+        <w:t>bool(</w:t>
+      </w:r>
+      <w:proofErr w:type="gramEnd"/>
+      <w:r>
+        <w:rPr>
+          <w:color w:val="000000" w:themeColor="text1"/>
+        </w:rPr>
+        <w:t>) can cast data into True or False. But how does the computer decide if a word or a number is true or false?</w:t>
+      </w:r>
+    </w:p>
+    <w:p>
+      <w:pPr>
+        <w:rPr>
+          <w:color w:val="000000" w:themeColor="text1"/>
+        </w:rPr>
+      </w:pPr>
+      <w:r>
+        <w:rPr>
+          <w:color w:val="000000" w:themeColor="text1"/>
+        </w:rPr>
+        <w:t>Python has strict rules about what contains "substance" (Truthy) and what is "empty" (</w:t>
+      </w:r>
+      <w:proofErr w:type="spellStart"/>
+      <w:r>
+        <w:rPr>
+          <w:color w:val="000000" w:themeColor="text1"/>
+        </w:rPr>
+        <w:t>Falsy</w:t>
+      </w:r>
+      <w:proofErr w:type="spellEnd"/>
+      <w:r>
+        <w:rPr>
+          <w:color w:val="000000" w:themeColor="text1"/>
+        </w:rPr>
+        <w:t>).</w:t>
+      </w:r>
+    </w:p>
+    <w:p>
+      <w:pPr>
+        <w:rPr>
+          <w:color w:val="000000" w:themeColor="text1"/>
+        </w:rPr>
+      </w:pPr>
+      <w:proofErr w:type="spellStart"/>
+      <w:r>
+        <w:rPr>
+          <w:b/>
+          <w:bCs/>
+          <w:color w:val="000000" w:themeColor="text1"/>
+        </w:rPr>
+        <w:t>Falsy</w:t>
+      </w:r>
+      <w:proofErr w:type="spellEnd"/>
+      <w:r>
+        <w:rPr>
+          <w:b/>
+          <w:bCs/>
+          <w:color w:val="000000" w:themeColor="text1"/>
+        </w:rPr>
+        <w:t xml:space="preserve"> (Evaluates </w:t>
+      </w:r>
+      <w:proofErr w:type="gramStart"/>
+      <w:r>
+        <w:rPr>
+          <w:b/>
+          <w:bCs/>
+          <w:color w:val="000000" w:themeColor="text1"/>
+        </w:rPr>
+        <w:t>to</w:t>
+      </w:r>
+      <w:proofErr w:type="gramEnd"/>
+      <w:r>
+        <w:rPr>
+          <w:b/>
+          <w:bCs/>
+          <w:color w:val="000000" w:themeColor="text1"/>
+        </w:rPr>
+        <w:t xml:space="preserve"> False):</w:t>
+      </w:r>
+    </w:p>
+    <w:p>
+      <w:pPr>
+        <w:numPr>
+          <w:ilvl w:val="0"/>
+          <w:numId w:val="35"/>
+        </w:numPr>
+        <w:rPr>
+          <w:color w:val="000000" w:themeColor="text1"/>
+        </w:rPr>
+      </w:pPr>
+      <w:r>
+        <w:rPr>
+          <w:color w:val="000000" w:themeColor="text1"/>
+        </w:rPr>
+        <w:t>0 or 0.0 (Zero)</w:t>
+      </w:r>
+    </w:p>
+    <w:p>
+      <w:pPr>
+        <w:numPr>
+          <w:ilvl w:val="0"/>
+          <w:numId w:val="35"/>
+        </w:numPr>
+        <w:rPr>
+          <w:color w:val="000000" w:themeColor="text1"/>
+        </w:rPr>
+      </w:pPr>
+      <w:r>
+        <w:rPr>
+          <w:color w:val="000000" w:themeColor="text1"/>
+        </w:rPr>
+        <w:t>"" (An absolutely empty string)</w:t>
+      </w:r>
+    </w:p>
+    <w:p>
+      <w:pPr>
+        <w:numPr>
+          <w:ilvl w:val="0"/>
+          <w:numId w:val="35"/>
+        </w:numPr>
+        <w:rPr>
+          <w:color w:val="000000" w:themeColor="text1"/>
+        </w:rPr>
+      </w:pPr>
+      <w:r>
+        <w:rPr>
+          <w:color w:val="000000" w:themeColor="text1"/>
+        </w:rPr>
+        <w:t>None (The absence of value)</w:t>
+      </w:r>
+    </w:p>
+    <w:p>
+      <w:pPr>
+        <w:numPr>
+          <w:ilvl w:val="0"/>
+          <w:numId w:val="35"/>
+        </w:numPr>
+        <w:rPr>
+          <w:color w:val="000000" w:themeColor="text1"/>
+        </w:rPr>
+      </w:pPr>
+      <w:r>
+        <w:rPr>
+          <w:color w:val="000000" w:themeColor="text1"/>
+        </w:rPr>
+        <w:t>[] (An empty list)</w:t>
+      </w:r>
+    </w:p>
+    <w:p>
+      <w:pPr>
+        <w:rPr>
+          <w:color w:val="000000" w:themeColor="text1"/>
+        </w:rPr>
+      </w:pPr>
+      <w:r>
+        <w:rPr>
+          <w:b/>
+          <w:bCs/>
+          <w:color w:val="000000" w:themeColor="text1"/>
+        </w:rPr>
+        <w:t>Truthy (Evaluates to True):</w:t>
+      </w:r>
+    </w:p>
+    <w:p>
+      <w:pPr>
+        <w:numPr>
+          <w:ilvl w:val="0"/>
+          <w:numId w:val="36"/>
+        </w:numPr>
+        <w:rPr>
+          <w:color w:val="000000" w:themeColor="text1"/>
+        </w:rPr>
+      </w:pPr>
+      <w:r>
+        <w:rPr>
+          <w:b/>
+          <w:bCs/>
+          <w:color w:val="000000" w:themeColor="text1"/>
+        </w:rPr>
+        <w:t>Absolutely everything else.</w:t>
+      </w:r>
+    </w:p>
+    <w:p>
+      <w:pPr>
+        <w:rPr>
+          <w:color w:val="000000" w:themeColor="text1"/>
+        </w:rPr>
+      </w:pPr>
+      <w:r>
+        <w:rPr>
+          <w:i/>
+          <w:iCs/>
+          <w:color w:val="000000" w:themeColor="text1"/>
+        </w:rPr>
+        <w:t>The FAANG Trap:</w:t>
+      </w:r>
+      <w:r>
+        <w:rPr>
+          <w:color w:val="000000" w:themeColor="text1"/>
+        </w:rPr>
+        <w:t xml:space="preserve"> What does bool("False") evaluate to? It evaluates to </w:t>
+      </w:r>
+      <w:r>
+        <w:rPr>
+          <w:b/>
+          <w:bCs/>
+          <w:color w:val="000000" w:themeColor="text1"/>
+        </w:rPr>
+        <w:t>True</w:t>
+      </w:r>
+      <w:r>
+        <w:rPr>
+          <w:color w:val="000000" w:themeColor="text1"/>
+        </w:rPr>
+        <w:t>! Why? Because it has quotation marks around it, meaning it is a String. It is not empty, so Python says, "There are letters inside this string, therefore it has substance, therefore it is True."</w:t>
+      </w:r>
+    </w:p>
+    <w:p>
+      <w:pPr>
+        <w:rPr>
+          <w:b/>
+          <w:bCs/>
+          <w:color w:val="000000" w:themeColor="text1"/>
+        </w:rPr>
+      </w:pPr>
+      <w:r>
+        <w:rPr>
+          <w:b/>
+          <w:bCs/>
+          <w:color w:val="000000" w:themeColor="text1"/>
+        </w:rPr>
+        <w:t>3. Cleaning User Input (</w:t>
+      </w:r>
+      <w:proofErr w:type="gramStart"/>
+      <w:r>
+        <w:rPr>
+          <w:b/>
+          <w:bCs/>
+          <w:color w:val="000000" w:themeColor="text1"/>
+        </w:rPr>
+        <w:t>Sanitization)</w:t>
+      </w:r>
+      <w:r>
+        <w:rPr>
+          <w:b/>
+          <w:bCs/>
+          <w:color w:val="000000" w:themeColor="text1"/>
+        </w:rPr>
+        <w:t xml:space="preserve">   </w:t>
+      </w:r>
+      <w:proofErr w:type="gramEnd"/>
+      <w:r>
+        <w:rPr>
+          <w:b/>
+          <w:bCs/>
+          <w:color w:val="EE0000"/>
+          <w:sz w:val="36"/>
+          <w:szCs w:val="36"/>
+          <w:highlight w:val="yellow"/>
+        </w:rPr>
+        <w:t>.</w:t>
+      </w:r>
+      <w:proofErr w:type="gramStart"/>
+      <w:r>
+        <w:rPr>
+          <w:b/>
+          <w:bCs/>
+          <w:color w:val="EE0000"/>
+          <w:sz w:val="36"/>
+          <w:szCs w:val="36"/>
+          <w:highlight w:val="yellow"/>
+        </w:rPr>
+        <w:t>strip(</w:t>
+      </w:r>
+      <w:proofErr w:type="gramEnd"/>
+      <w:r>
+        <w:rPr>
+          <w:b/>
+          <w:bCs/>
+          <w:color w:val="EE0000"/>
+          <w:sz w:val="36"/>
+          <w:szCs w:val="36"/>
+          <w:highlight w:val="yellow"/>
+        </w:rPr>
+        <w:t>)</w:t>
+      </w:r>
+    </w:p>
+    <w:p>
+      <w:pPr>
+        <w:rPr>
+          <w:color w:val="000000" w:themeColor="text1"/>
+        </w:rPr>
+      </w:pPr>
+      <w:r>
+        <w:rPr>
+          <w:color w:val="000000" w:themeColor="text1"/>
+        </w:rPr>
+        <w:t>When dealing with human input, you must assume the human will make a mistake.</w:t>
+      </w:r>
+    </w:p>
+    <w:p>
+      <w:pPr>
+        <w:rPr>
+          <w:color w:val="000000" w:themeColor="text1"/>
+        </w:rPr>
+      </w:pPr>
+      <w:r>
+        <w:rPr>
+          <w:color w:val="000000" w:themeColor="text1"/>
+        </w:rPr>
+        <w:t xml:space="preserve">If you ask a user for their name, and their finger accidentally brushes the spacebar before they hit enter, </w:t>
+      </w:r>
+      <w:proofErr w:type="gramStart"/>
+      <w:r>
+        <w:rPr>
+          <w:color w:val="000000" w:themeColor="text1"/>
+        </w:rPr>
+        <w:t>input(</w:t>
+      </w:r>
+      <w:proofErr w:type="gramEnd"/>
+      <w:r>
+        <w:rPr>
+          <w:color w:val="000000" w:themeColor="text1"/>
+        </w:rPr>
+        <w:t xml:space="preserve">) will store " </w:t>
+      </w:r>
+      <w:proofErr w:type="spellStart"/>
+      <w:r>
+        <w:rPr>
+          <w:color w:val="000000" w:themeColor="text1"/>
+        </w:rPr>
+        <w:t>Adeal</w:t>
+      </w:r>
+      <w:proofErr w:type="spellEnd"/>
+      <w:r>
+        <w:rPr>
+          <w:color w:val="000000" w:themeColor="text1"/>
+        </w:rPr>
+        <w:t>" instead of "</w:t>
+      </w:r>
+      <w:proofErr w:type="spellStart"/>
+      <w:r>
+        <w:rPr>
+          <w:color w:val="000000" w:themeColor="text1"/>
+        </w:rPr>
+        <w:t>Adeal</w:t>
+      </w:r>
+      <w:proofErr w:type="spellEnd"/>
+      <w:r>
+        <w:rPr>
+          <w:color w:val="000000" w:themeColor="text1"/>
+        </w:rPr>
+        <w:t>". In a database, those are two completely different names.</w:t>
+      </w:r>
+    </w:p>
+    <w:p>
+      <w:pPr>
+        <w:rPr>
+          <w:color w:val="000000" w:themeColor="text1"/>
+        </w:rPr>
+      </w:pPr>
+      <w:r>
+        <w:rPr>
+          <w:color w:val="000000" w:themeColor="text1"/>
+        </w:rPr>
+        <w:t xml:space="preserve">Production engineers always "sanitize" (clean) strings the millisecond they receive them using a built-in string machine </w:t>
+      </w:r>
+      <w:proofErr w:type="gramStart"/>
+      <w:r>
+        <w:rPr>
+          <w:color w:val="000000" w:themeColor="text1"/>
+        </w:rPr>
+        <w:t xml:space="preserve">called </w:t>
+      </w:r>
+      <w:r>
+        <w:rPr>
+          <w:b/>
+          <w:bCs/>
+          <w:color w:val="000000" w:themeColor="text1"/>
+          <w:highlight w:val="yellow"/>
+        </w:rPr>
+        <w:t>.strip</w:t>
+      </w:r>
+      <w:proofErr w:type="gramEnd"/>
+      <w:r>
+        <w:rPr>
+          <w:b/>
+          <w:bCs/>
+          <w:color w:val="000000" w:themeColor="text1"/>
+          <w:highlight w:val="yellow"/>
+        </w:rPr>
+        <w:t>()</w:t>
+      </w:r>
+      <w:r>
+        <w:rPr>
+          <w:color w:val="000000" w:themeColor="text1"/>
+          <w:highlight w:val="yellow"/>
+        </w:rPr>
+        <w:t>.</w:t>
+      </w:r>
+    </w:p>
+    <w:p>
+      <w:pPr>
+        <w:rPr>
+          <w:color w:val="000000" w:themeColor="text1"/>
+        </w:rPr>
+      </w:pPr>
+      <w:proofErr w:type="gramStart"/>
+      <w:r>
+        <w:rPr>
+          <w:color w:val="000000" w:themeColor="text1"/>
+        </w:rPr>
+        <w:t>What .strip</w:t>
+      </w:r>
+      <w:proofErr w:type="gramEnd"/>
+      <w:r>
+        <w:rPr>
+          <w:color w:val="000000" w:themeColor="text1"/>
+        </w:rPr>
+        <w:t>() does is invisibly chop off any spaces or hidden "Enter" keys at the very beginning and very end of the string.</w:t>
+      </w:r>
+    </w:p>
+    <w:p>
+      <w:pPr>
+        <w:rPr>
+          <w:color w:val="000000" w:themeColor="text1"/>
+          <w:highlight w:val="yellow"/>
+        </w:rPr>
+      </w:pPr>
+      <w:r>
+        <w:rPr>
+          <w:color w:val="000000" w:themeColor="text1"/>
+          <w:highlight w:val="yellow"/>
+        </w:rPr>
+        <w:lastRenderedPageBreak/>
+        <w:t>Python</w:t>
+      </w:r>
+    </w:p>
+    <w:p>
+      <w:pPr>
+        <w:rPr>
+          <w:color w:val="000000" w:themeColor="text1"/>
+          <w:highlight w:val="yellow"/>
+        </w:rPr>
+      </w:pPr>
+      <w:r>
+        <w:rPr>
+          <w:color w:val="000000" w:themeColor="text1"/>
+          <w:highlight w:val="yellow"/>
+        </w:rPr>
+        <w:t xml:space="preserve"># We </w:t>
+      </w:r>
+      <w:proofErr w:type="gramStart"/>
+      <w:r>
+        <w:rPr>
+          <w:color w:val="000000" w:themeColor="text1"/>
+          <w:highlight w:val="yellow"/>
+        </w:rPr>
+        <w:t>chain .strip</w:t>
+      </w:r>
+      <w:proofErr w:type="gramEnd"/>
+      <w:r>
+        <w:rPr>
+          <w:color w:val="000000" w:themeColor="text1"/>
+          <w:highlight w:val="yellow"/>
+        </w:rPr>
+        <w:t xml:space="preserve">() right to the end of </w:t>
+      </w:r>
+      <w:proofErr w:type="gramStart"/>
+      <w:r>
+        <w:rPr>
+          <w:color w:val="000000" w:themeColor="text1"/>
+          <w:highlight w:val="yellow"/>
+        </w:rPr>
+        <w:t>input(</w:t>
+      </w:r>
+      <w:proofErr w:type="gramEnd"/>
+      <w:r>
+        <w:rPr>
+          <w:color w:val="000000" w:themeColor="text1"/>
+          <w:highlight w:val="yellow"/>
+        </w:rPr>
+        <w:t>)</w:t>
+      </w:r>
+    </w:p>
+    <w:p>
+      <w:pPr>
+        <w:rPr>
+          <w:color w:val="000000" w:themeColor="text1"/>
+        </w:rPr>
+      </w:pPr>
+      <w:proofErr w:type="spellStart"/>
+      <w:r>
+        <w:rPr>
+          <w:color w:val="000000" w:themeColor="text1"/>
+          <w:highlight w:val="yellow"/>
+        </w:rPr>
+        <w:t>player_name</w:t>
+      </w:r>
+      <w:proofErr w:type="spellEnd"/>
+      <w:r>
+        <w:rPr>
+          <w:color w:val="000000" w:themeColor="text1"/>
+          <w:highlight w:val="yellow"/>
+        </w:rPr>
+        <w:t xml:space="preserve"> = </w:t>
+      </w:r>
+      <w:proofErr w:type="gramStart"/>
+      <w:r>
+        <w:rPr>
+          <w:color w:val="000000" w:themeColor="text1"/>
+          <w:highlight w:val="yellow"/>
+        </w:rPr>
+        <w:t>input(</w:t>
+      </w:r>
+      <w:proofErr w:type="gramEnd"/>
+      <w:r>
+        <w:rPr>
+          <w:color w:val="000000" w:themeColor="text1"/>
+          <w:highlight w:val="yellow"/>
+        </w:rPr>
+        <w:t>"Enter your name: "</w:t>
+      </w:r>
+      <w:proofErr w:type="gramStart"/>
+      <w:r>
+        <w:rPr>
+          <w:color w:val="000000" w:themeColor="text1"/>
+          <w:highlight w:val="yellow"/>
+        </w:rPr>
+        <w:t>).strip</w:t>
+      </w:r>
+      <w:proofErr w:type="gramEnd"/>
+      <w:r>
+        <w:rPr>
+          <w:color w:val="000000" w:themeColor="text1"/>
+          <w:highlight w:val="yellow"/>
+        </w:rPr>
+        <w:t>()</w:t>
+      </w:r>
+    </w:p>
+    <w:p>
+      <w:pPr>
+        <w:rPr>
+          <w:color w:val="000000" w:themeColor="text1"/>
+        </w:rPr>
+      </w:pPr>
+      <w:r>
+        <w:rPr>
+          <w:i/>
+          <w:iCs/>
+          <w:color w:val="000000" w:themeColor="text1"/>
+        </w:rPr>
+        <w:t>What happens in memory:</w:t>
+      </w:r>
+    </w:p>
+    <w:p>
+      <w:pPr>
+        <w:numPr>
+          <w:ilvl w:val="0"/>
+          <w:numId w:val="37"/>
+        </w:numPr>
+        <w:rPr>
+          <w:color w:val="000000" w:themeColor="text1"/>
+        </w:rPr>
+      </w:pPr>
+      <w:r>
+        <w:rPr>
+          <w:color w:val="000000" w:themeColor="text1"/>
+        </w:rPr>
+        <w:t>User types [Space]</w:t>
+      </w:r>
+      <w:proofErr w:type="spellStart"/>
+      <w:proofErr w:type="gramStart"/>
+      <w:r>
+        <w:rPr>
+          <w:color w:val="000000" w:themeColor="text1"/>
+        </w:rPr>
+        <w:t>Adeal</w:t>
+      </w:r>
+      <w:proofErr w:type="spellEnd"/>
+      <w:r>
+        <w:rPr>
+          <w:color w:val="000000" w:themeColor="text1"/>
+        </w:rPr>
+        <w:t>[</w:t>
+      </w:r>
+      <w:proofErr w:type="gramEnd"/>
+      <w:r>
+        <w:rPr>
+          <w:color w:val="000000" w:themeColor="text1"/>
+        </w:rPr>
+        <w:t>Space] and hits Enter.</w:t>
+      </w:r>
+    </w:p>
+    <w:p>
+      <w:pPr>
+        <w:numPr>
+          <w:ilvl w:val="0"/>
+          <w:numId w:val="37"/>
+        </w:numPr>
+        <w:rPr>
+          <w:color w:val="000000" w:themeColor="text1"/>
+        </w:rPr>
+      </w:pPr>
+      <w:proofErr w:type="gramStart"/>
+      <w:r>
+        <w:rPr>
+          <w:color w:val="000000" w:themeColor="text1"/>
+        </w:rPr>
+        <w:t>input(</w:t>
+      </w:r>
+      <w:proofErr w:type="gramEnd"/>
+      <w:r>
+        <w:rPr>
+          <w:color w:val="000000" w:themeColor="text1"/>
+        </w:rPr>
+        <w:t xml:space="preserve">) builds the string " </w:t>
+      </w:r>
+      <w:proofErr w:type="spellStart"/>
+      <w:r>
+        <w:rPr>
+          <w:color w:val="000000" w:themeColor="text1"/>
+        </w:rPr>
+        <w:t>Adeal</w:t>
+      </w:r>
+      <w:proofErr w:type="spellEnd"/>
+      <w:r>
+        <w:rPr>
+          <w:color w:val="000000" w:themeColor="text1"/>
+        </w:rPr>
+        <w:t xml:space="preserve"> " in the Heap.</w:t>
+      </w:r>
+    </w:p>
+    <w:p>
+      <w:pPr>
+        <w:numPr>
+          <w:ilvl w:val="0"/>
+          <w:numId w:val="37"/>
+        </w:numPr>
+        <w:rPr>
+          <w:color w:val="000000" w:themeColor="text1"/>
+        </w:rPr>
+      </w:pPr>
+      <w:proofErr w:type="gramStart"/>
+      <w:r>
+        <w:rPr>
+          <w:color w:val="000000" w:themeColor="text1"/>
+        </w:rPr>
+        <w:t>.strip</w:t>
+      </w:r>
+      <w:proofErr w:type="gramEnd"/>
+      <w:r>
+        <w:rPr>
+          <w:color w:val="000000" w:themeColor="text1"/>
+        </w:rPr>
+        <w:t xml:space="preserve">() instantly looks at it, builds a </w:t>
+      </w:r>
+      <w:r>
+        <w:rPr>
+          <w:i/>
+          <w:iCs/>
+          <w:color w:val="000000" w:themeColor="text1"/>
+        </w:rPr>
+        <w:t>brand new, clean</w:t>
+      </w:r>
+      <w:r>
+        <w:rPr>
+          <w:color w:val="000000" w:themeColor="text1"/>
+        </w:rPr>
+        <w:t xml:space="preserve"> string "</w:t>
+      </w:r>
+      <w:proofErr w:type="spellStart"/>
+      <w:r>
+        <w:rPr>
+          <w:color w:val="000000" w:themeColor="text1"/>
+        </w:rPr>
+        <w:t>Adeal</w:t>
+      </w:r>
+      <w:proofErr w:type="spellEnd"/>
+      <w:r>
+        <w:rPr>
+          <w:color w:val="000000" w:themeColor="text1"/>
+        </w:rPr>
+        <w:t>" in the Heap.</w:t>
+      </w:r>
+    </w:p>
+    <w:p>
+      <w:pPr>
+        <w:numPr>
+          <w:ilvl w:val="0"/>
+          <w:numId w:val="37"/>
+        </w:numPr>
+        <w:rPr>
+          <w:color w:val="000000" w:themeColor="text1"/>
+        </w:rPr>
+      </w:pPr>
+      <w:r>
+        <w:rPr>
+          <w:color w:val="000000" w:themeColor="text1"/>
+        </w:rPr>
+        <w:t xml:space="preserve">The Stack variable </w:t>
+      </w:r>
+      <w:proofErr w:type="spellStart"/>
+      <w:r>
+        <w:rPr>
+          <w:color w:val="000000" w:themeColor="text1"/>
+        </w:rPr>
+        <w:t>player_name</w:t>
+      </w:r>
+      <w:proofErr w:type="spellEnd"/>
+      <w:r>
+        <w:rPr>
+          <w:color w:val="000000" w:themeColor="text1"/>
+        </w:rPr>
+        <w:t xml:space="preserve"> points to the clean string, and the Garbage Collector destroys the messy one.</w:t>
+      </w:r>
+    </w:p>
+    <w:p>
+      <w:pPr>
+        <w:rPr>
+          <w:color w:val="000000" w:themeColor="text1"/>
+        </w:rPr>
+      </w:pPr>
+    </w:p>
+    <w:p>
+      <w:pPr>
+        <w:rPr>
+          <w:b/>
+          <w:bCs/>
+          <w:color w:val="EE0000"/>
+        </w:rPr>
+      </w:pPr>
+      <w:r>
+        <w:rPr>
+          <w:b/>
+          <w:bCs/>
+          <w:color w:val="EE0000"/>
+        </w:rPr>
+        <w:t>1. Large Numbers and Visual Memory (The Underscore Rule)</w:t>
+      </w:r>
+    </w:p>
+    <w:p>
+      <w:pPr>
+        <w:rPr>
+          <w:color w:val="000000" w:themeColor="text1"/>
+        </w:rPr>
+      </w:pPr>
+      <w:r>
+        <w:rPr>
+          <w:color w:val="000000" w:themeColor="text1"/>
+        </w:rPr>
+        <w:t>As an ML engineer, you will deal with massive numbers (e.g., training a model on 5,000,000 images).</w:t>
+      </w:r>
+    </w:p>
+    <w:p>
+      <w:pPr>
+        <w:rPr>
+          <w:color w:val="000000" w:themeColor="text1"/>
+        </w:rPr>
+      </w:pPr>
+      <w:r>
+        <w:rPr>
+          <w:color w:val="000000" w:themeColor="text1"/>
+        </w:rPr>
+        <w:t>If you type images = 5000000, it is very hard for a human to read. Did you type 5 million or 500 thousand? In math, we use commas (5,000,000), but Python doesn't allow commas in integers.</w:t>
+      </w:r>
+    </w:p>
+    <w:p>
+      <w:pPr>
+        <w:rPr>
+          <w:color w:val="000000" w:themeColor="text1"/>
+        </w:rPr>
+      </w:pPr>
+      <w:r>
+        <w:rPr>
+          <w:b/>
+          <w:bCs/>
+          <w:color w:val="000000" w:themeColor="text1"/>
+        </w:rPr>
+        <w:t>The FAANG Trick:</w:t>
+      </w:r>
+      <w:r>
+        <w:rPr>
+          <w:color w:val="000000" w:themeColor="text1"/>
+        </w:rPr>
+        <w:t xml:space="preserve"> Python allows you to use underscores _ as visual separators in numbers. The computer completely ignores them, but it saves human eyes.</w:t>
+      </w:r>
+    </w:p>
+    <w:p>
+      <w:pPr>
+        <w:rPr>
+          <w:color w:val="000000" w:themeColor="text1"/>
+          <w:highlight w:val="yellow"/>
+        </w:rPr>
+      </w:pPr>
+      <w:r>
+        <w:rPr>
+          <w:color w:val="000000" w:themeColor="text1"/>
+          <w:highlight w:val="yellow"/>
+        </w:rPr>
+        <w:t>Python</w:t>
+      </w:r>
+    </w:p>
+    <w:p>
+      <w:pPr>
+        <w:rPr>
+          <w:color w:val="000000" w:themeColor="text1"/>
+          <w:highlight w:val="yellow"/>
+        </w:rPr>
+      </w:pPr>
+      <w:r>
+        <w:rPr>
+          <w:color w:val="000000" w:themeColor="text1"/>
+          <w:highlight w:val="yellow"/>
+        </w:rPr>
+        <w:t># The computer sees this exactly as 5000000 in the Heap</w:t>
+      </w:r>
+    </w:p>
+    <w:p>
+      <w:pPr>
+        <w:rPr>
+          <w:color w:val="000000" w:themeColor="text1"/>
+          <w:highlight w:val="yellow"/>
+        </w:rPr>
+      </w:pPr>
+      <w:proofErr w:type="spellStart"/>
+      <w:r>
+        <w:rPr>
+          <w:color w:val="000000" w:themeColor="text1"/>
+          <w:highlight w:val="yellow"/>
+        </w:rPr>
+        <w:t>total_images</w:t>
+      </w:r>
+      <w:proofErr w:type="spellEnd"/>
+      <w:r>
+        <w:rPr>
+          <w:color w:val="000000" w:themeColor="text1"/>
+          <w:highlight w:val="yellow"/>
+        </w:rPr>
+        <w:t xml:space="preserve"> = 5_000_000  </w:t>
+      </w:r>
+    </w:p>
+    <w:p>
+      <w:pPr>
+        <w:rPr>
+          <w:color w:val="000000" w:themeColor="text1"/>
+        </w:rPr>
+      </w:pPr>
+      <w:proofErr w:type="spellStart"/>
+      <w:r>
+        <w:rPr>
+          <w:color w:val="000000" w:themeColor="text1"/>
+          <w:highlight w:val="yellow"/>
+        </w:rPr>
+        <w:t>learning_rate</w:t>
+      </w:r>
+      <w:proofErr w:type="spellEnd"/>
+      <w:r>
+        <w:rPr>
+          <w:color w:val="000000" w:themeColor="text1"/>
+          <w:highlight w:val="yellow"/>
+        </w:rPr>
+        <w:t xml:space="preserve"> = 0.000_001</w:t>
+      </w:r>
+    </w:p>
+    <w:p>
+      <w:pPr>
+        <w:rPr>
+          <w:b/>
+          <w:bCs/>
+          <w:color w:val="000000" w:themeColor="text1"/>
+        </w:rPr>
+      </w:pPr>
+      <w:r>
+        <w:rPr>
+          <w:b/>
+          <w:bCs/>
+          <w:color w:val="000000" w:themeColor="text1"/>
+        </w:rPr>
+        <w:t>2. The File Path Trap (Raw Strings)</w:t>
+      </w:r>
+    </w:p>
+    <w:p>
+      <w:pPr>
+        <w:rPr>
+          <w:color w:val="000000" w:themeColor="text1"/>
+        </w:rPr>
+      </w:pPr>
+      <w:r>
+        <w:rPr>
+          <w:color w:val="000000" w:themeColor="text1"/>
+        </w:rPr>
+        <w:t>When you build an ML model, you have to tell Python where your data is stored on your computer.</w:t>
+      </w:r>
+    </w:p>
+    <w:p>
+      <w:pPr>
+        <w:rPr>
+          <w:color w:val="000000" w:themeColor="text1"/>
+        </w:rPr>
+      </w:pPr>
+      <w:r>
+        <w:rPr>
+          <w:color w:val="000000" w:themeColor="text1"/>
+        </w:rPr>
+        <w:t>A beginner will write this:</w:t>
+      </w:r>
+    </w:p>
+    <w:p>
+      <w:pPr>
+        <w:rPr>
+          <w:color w:val="000000" w:themeColor="text1"/>
+          <w:highlight w:val="yellow"/>
+        </w:rPr>
+      </w:pPr>
+      <w:r>
+        <w:rPr>
+          <w:color w:val="000000" w:themeColor="text1"/>
+          <w:highlight w:val="yellow"/>
+        </w:rPr>
+        <w:t>Python</w:t>
+      </w:r>
+    </w:p>
+    <w:p>
+      <w:pPr>
+        <w:rPr>
+          <w:color w:val="000000" w:themeColor="text1"/>
+        </w:rPr>
+      </w:pPr>
+      <w:proofErr w:type="spellStart"/>
+      <w:r>
+        <w:rPr>
+          <w:color w:val="000000" w:themeColor="text1"/>
+          <w:highlight w:val="yellow"/>
+        </w:rPr>
+        <w:t>dataset_path</w:t>
+      </w:r>
+      <w:proofErr w:type="spellEnd"/>
+      <w:r>
+        <w:rPr>
+          <w:color w:val="000000" w:themeColor="text1"/>
+          <w:highlight w:val="yellow"/>
+        </w:rPr>
+        <w:t xml:space="preserve"> = "C:\network\train_data"</w:t>
+      </w:r>
+    </w:p>
+    <w:p>
+      <w:pPr>
+        <w:rPr>
+          <w:color w:val="000000" w:themeColor="text1"/>
+        </w:rPr>
+      </w:pPr>
+      <w:r>
+        <w:rPr>
+          <w:b/>
+          <w:bCs/>
+          <w:color w:val="000000" w:themeColor="text1"/>
+        </w:rPr>
+        <w:t>This will crash your program.</w:t>
+      </w:r>
+      <w:r>
+        <w:rPr>
+          <w:color w:val="000000" w:themeColor="text1"/>
+        </w:rPr>
+        <w:t xml:space="preserve"> Why? Because \n and \t </w:t>
+      </w:r>
+      <w:proofErr w:type="gramStart"/>
+      <w:r>
+        <w:rPr>
+          <w:color w:val="000000" w:themeColor="text1"/>
+        </w:rPr>
+        <w:t>are</w:t>
+      </w:r>
+      <w:proofErr w:type="gramEnd"/>
+      <w:r>
+        <w:rPr>
+          <w:color w:val="000000" w:themeColor="text1"/>
+        </w:rPr>
+        <w:t xml:space="preserve"> secret "Escape Characters" in Python.</w:t>
+      </w:r>
+    </w:p>
+    <w:p>
+      <w:pPr>
+        <w:numPr>
+          <w:ilvl w:val="0"/>
+          <w:numId w:val="38"/>
+        </w:numPr>
+        <w:rPr>
+          <w:color w:val="000000" w:themeColor="text1"/>
+        </w:rPr>
+      </w:pPr>
+      <w:r>
+        <w:rPr>
+          <w:color w:val="000000" w:themeColor="text1"/>
+        </w:rPr>
+        <w:t>\n means "Hit the Enter key".</w:t>
+      </w:r>
+    </w:p>
+    <w:p>
+      <w:pPr>
+        <w:numPr>
+          <w:ilvl w:val="0"/>
+          <w:numId w:val="38"/>
+        </w:numPr>
+        <w:rPr>
+          <w:color w:val="000000" w:themeColor="text1"/>
+        </w:rPr>
+      </w:pPr>
+      <w:r>
+        <w:rPr>
+          <w:color w:val="000000" w:themeColor="text1"/>
+        </w:rPr>
+        <w:t>\t means "Hit the Tab key".</w:t>
+      </w:r>
+    </w:p>
+    <w:p>
+      <w:pPr>
+        <w:rPr>
+          <w:color w:val="000000" w:themeColor="text1"/>
+        </w:rPr>
+      </w:pPr>
+      <w:r>
+        <w:rPr>
+          <w:color w:val="000000" w:themeColor="text1"/>
+        </w:rPr>
+        <w:t>Python reads "C:\network\train_data", sees the \n and the \t, and corrupts your text into a broken mess.</w:t>
+      </w:r>
+    </w:p>
+    <w:p>
+      <w:pPr>
+        <w:rPr>
+          <w:color w:val="000000" w:themeColor="text1"/>
+        </w:rPr>
+      </w:pPr>
+      <w:r>
+        <w:rPr>
+          <w:b/>
+          <w:bCs/>
+          <w:color w:val="000000" w:themeColor="text1"/>
+        </w:rPr>
+        <w:t xml:space="preserve">The Solution: </w:t>
+      </w:r>
+      <w:r>
+        <w:rPr>
+          <w:b/>
+          <w:bCs/>
+          <w:color w:val="000000" w:themeColor="text1"/>
+          <w:highlight w:val="yellow"/>
+        </w:rPr>
+        <w:t>Raw Strings (r</w:t>
+      </w:r>
+      <w:r>
+        <w:rPr>
+          <w:b/>
+          <w:bCs/>
+          <w:color w:val="000000" w:themeColor="text1"/>
+        </w:rPr>
+        <w:t>)</w:t>
+      </w:r>
+      <w:r>
+        <w:rPr>
+          <w:color w:val="000000" w:themeColor="text1"/>
+        </w:rPr>
+        <w:t xml:space="preserve"> Just like we put an f outside the quotes for f-strings, we put an r outside the quotes for </w:t>
+      </w:r>
+      <w:r>
+        <w:rPr>
+          <w:b/>
+          <w:bCs/>
+          <w:color w:val="000000" w:themeColor="text1"/>
+        </w:rPr>
+        <w:t>Raw Strings</w:t>
+      </w:r>
+      <w:r>
+        <w:rPr>
+          <w:color w:val="000000" w:themeColor="text1"/>
+        </w:rPr>
+        <w:t xml:space="preserve">. This tells Python: </w:t>
+      </w:r>
+      <w:r>
+        <w:rPr>
+          <w:i/>
+          <w:iCs/>
+          <w:color w:val="000000" w:themeColor="text1"/>
+        </w:rPr>
+        <w:t>"Turn off all escape characters. Read this string absolutely literally."</w:t>
+      </w:r>
+    </w:p>
+    <w:p>
+      <w:pPr>
+        <w:rPr>
+          <w:color w:val="000000" w:themeColor="text1"/>
+          <w:highlight w:val="yellow"/>
+        </w:rPr>
+      </w:pPr>
+      <w:r>
+        <w:rPr>
+          <w:color w:val="000000" w:themeColor="text1"/>
+          <w:highlight w:val="yellow"/>
+        </w:rPr>
+        <w:t>Python</w:t>
+      </w:r>
+    </w:p>
+    <w:p>
+      <w:pPr>
+        <w:rPr>
+          <w:color w:val="000000" w:themeColor="text1"/>
+          <w:highlight w:val="yellow"/>
+        </w:rPr>
+      </w:pPr>
+      <w:r>
+        <w:rPr>
+          <w:color w:val="000000" w:themeColor="text1"/>
+          <w:highlight w:val="yellow"/>
+        </w:rPr>
+        <w:t># The 'r' saves the day. It treats the slashes as normal text.</w:t>
+      </w:r>
+    </w:p>
+    <w:p>
+      <w:pPr>
+        <w:rPr>
+          <w:color w:val="000000" w:themeColor="text1"/>
+        </w:rPr>
+      </w:pPr>
+      <w:proofErr w:type="spellStart"/>
+      <w:r>
+        <w:rPr>
+          <w:color w:val="000000" w:themeColor="text1"/>
+          <w:highlight w:val="yellow"/>
+        </w:rPr>
+        <w:t>dataset_path</w:t>
+      </w:r>
+      <w:proofErr w:type="spellEnd"/>
+      <w:r>
+        <w:rPr>
+          <w:color w:val="000000" w:themeColor="text1"/>
+          <w:highlight w:val="yellow"/>
+        </w:rPr>
+        <w:t xml:space="preserve"> = </w:t>
+      </w:r>
+      <w:proofErr w:type="spellStart"/>
+      <w:r>
+        <w:rPr>
+          <w:color w:val="000000" w:themeColor="text1"/>
+          <w:highlight w:val="yellow"/>
+        </w:rPr>
+        <w:t>r"C</w:t>
+      </w:r>
+      <w:proofErr w:type="spellEnd"/>
+      <w:r>
+        <w:rPr>
+          <w:color w:val="000000" w:themeColor="text1"/>
+          <w:highlight w:val="yellow"/>
+        </w:rPr>
+        <w:t>:\network\train_data"</w:t>
+      </w:r>
+    </w:p>
+    <w:p>
+      <w:pPr>
+        <w:rPr>
+          <w:b/>
+          <w:bCs/>
+          <w:color w:val="000000" w:themeColor="text1"/>
+        </w:rPr>
+      </w:pPr>
+      <w:r>
+        <w:rPr>
+          <w:b/>
+          <w:bCs/>
+          <w:color w:val="000000" w:themeColor="text1"/>
+        </w:rPr>
+        <w:t>3. The Cloud Server Reality (Command-Line Arguments)</w:t>
+      </w:r>
+    </w:p>
+    <w:p>
+      <w:pPr>
+        <w:rPr>
+          <w:color w:val="000000" w:themeColor="text1"/>
+        </w:rPr>
+      </w:pPr>
+      <w:r>
+        <w:rPr>
+          <w:color w:val="000000" w:themeColor="text1"/>
+        </w:rPr>
+        <w:lastRenderedPageBreak/>
+        <w:t xml:space="preserve">We spent a lot of time perfecting the </w:t>
+      </w:r>
+      <w:proofErr w:type="gramStart"/>
+      <w:r>
+        <w:rPr>
+          <w:color w:val="000000" w:themeColor="text1"/>
+        </w:rPr>
+        <w:t>input(</w:t>
+      </w:r>
+      <w:proofErr w:type="gramEnd"/>
+      <w:r>
+        <w:rPr>
+          <w:color w:val="000000" w:themeColor="text1"/>
+        </w:rPr>
+        <w:t xml:space="preserve">) function. But here is a harsh reality of production engineering: </w:t>
+      </w:r>
+      <w:r>
+        <w:rPr>
+          <w:b/>
+          <w:bCs/>
+          <w:color w:val="000000" w:themeColor="text1"/>
+        </w:rPr>
+        <w:t xml:space="preserve">You almost never use </w:t>
+      </w:r>
+      <w:proofErr w:type="gramStart"/>
+      <w:r>
+        <w:rPr>
+          <w:b/>
+          <w:bCs/>
+          <w:color w:val="000000" w:themeColor="text1"/>
+        </w:rPr>
+        <w:t>input(</w:t>
+      </w:r>
+      <w:proofErr w:type="gramEnd"/>
+      <w:r>
+        <w:rPr>
+          <w:b/>
+          <w:bCs/>
+          <w:color w:val="000000" w:themeColor="text1"/>
+        </w:rPr>
+        <w:t>) in the cloud.</w:t>
+      </w:r>
+    </w:p>
+    <w:p>
+      <w:pPr>
+        <w:rPr>
+          <w:color w:val="000000" w:themeColor="text1"/>
+        </w:rPr>
+      </w:pPr>
+      <w:r>
+        <w:rPr>
+          <w:color w:val="000000" w:themeColor="text1"/>
+        </w:rPr>
+        <w:t xml:space="preserve">Why? Because your code will be running on an AWS server in a warehouse. There is no human with a keyboard sitting in front of it. If your code hits an </w:t>
+      </w:r>
+      <w:proofErr w:type="gramStart"/>
+      <w:r>
+        <w:rPr>
+          <w:color w:val="000000" w:themeColor="text1"/>
+        </w:rPr>
+        <w:t>input(</w:t>
+      </w:r>
+      <w:proofErr w:type="gramEnd"/>
+      <w:r>
+        <w:rPr>
+          <w:color w:val="000000" w:themeColor="text1"/>
+        </w:rPr>
+        <w:t>) function, it will freeze forever waiting for someone to type, and your app will die.</w:t>
+      </w:r>
+    </w:p>
+    <w:p>
+      <w:pPr>
+        <w:rPr>
+          <w:color w:val="000000" w:themeColor="text1"/>
+        </w:rPr>
+      </w:pPr>
+      <w:r>
+        <w:rPr>
+          <w:b/>
+          <w:bCs/>
+          <w:color w:val="000000" w:themeColor="text1"/>
+        </w:rPr>
+        <w:t>How do production scripts take input?</w:t>
+      </w:r>
+      <w:r>
+        <w:rPr>
+          <w:color w:val="000000" w:themeColor="text1"/>
+        </w:rPr>
+        <w:t xml:space="preserve"> Instead of pausing the program to ask a question, we hand the program the data </w:t>
+      </w:r>
+      <w:r>
+        <w:rPr>
+          <w:i/>
+          <w:iCs/>
+          <w:color w:val="000000" w:themeColor="text1"/>
+        </w:rPr>
+        <w:t>at the exact moment we start it</w:t>
+      </w:r>
+      <w:r>
+        <w:rPr>
+          <w:color w:val="000000" w:themeColor="text1"/>
+        </w:rPr>
+        <w:t xml:space="preserve">. We do this using </w:t>
+      </w:r>
+      <w:r>
+        <w:rPr>
+          <w:b/>
+          <w:bCs/>
+          <w:color w:val="000000" w:themeColor="text1"/>
+        </w:rPr>
+        <w:t>Command-Line Arguments</w:t>
+      </w:r>
+      <w:r>
+        <w:rPr>
+          <w:color w:val="000000" w:themeColor="text1"/>
+        </w:rPr>
+        <w:t>.</w:t>
+      </w:r>
+    </w:p>
+    <w:p>
+      <w:pPr>
+        <w:rPr>
+          <w:color w:val="000000" w:themeColor="text1"/>
+        </w:rPr>
+      </w:pPr>
+      <w:r>
+        <w:rPr>
+          <w:color w:val="000000" w:themeColor="text1"/>
+        </w:rPr>
+        <w:t xml:space="preserve">You use a built-in tool called </w:t>
+      </w:r>
+      <w:proofErr w:type="spellStart"/>
+      <w:proofErr w:type="gramStart"/>
+      <w:r>
+        <w:rPr>
+          <w:color w:val="000000" w:themeColor="text1"/>
+        </w:rPr>
+        <w:t>sys.argv</w:t>
+      </w:r>
+      <w:proofErr w:type="spellEnd"/>
+      <w:proofErr w:type="gramEnd"/>
+      <w:r>
+        <w:rPr>
+          <w:color w:val="000000" w:themeColor="text1"/>
+        </w:rPr>
+        <w:t xml:space="preserve"> (System Argument Values). When you start the script in your terminal, you pass the data right next to the file name:</w:t>
+      </w:r>
+    </w:p>
+    <w:p>
+      <w:pPr>
+        <w:rPr>
+          <w:color w:val="000000" w:themeColor="text1"/>
+        </w:rPr>
+      </w:pPr>
+      <w:r>
+        <w:rPr>
+          <w:i/>
+          <w:iCs/>
+          <w:color w:val="000000" w:themeColor="text1"/>
+        </w:rPr>
+        <w:t>How you run the script:</w:t>
+      </w:r>
+      <w:r>
+        <w:rPr>
+          <w:color w:val="000000" w:themeColor="text1"/>
+        </w:rPr>
+        <w:t xml:space="preserve"> python app.py </w:t>
+      </w:r>
+      <w:proofErr w:type="spellStart"/>
+      <w:r>
+        <w:rPr>
+          <w:color w:val="000000" w:themeColor="text1"/>
+        </w:rPr>
+        <w:t>Adeal</w:t>
+      </w:r>
+      <w:proofErr w:type="spellEnd"/>
+    </w:p>
+    <w:p>
+      <w:pPr>
+        <w:rPr>
+          <w:color w:val="000000" w:themeColor="text1"/>
+        </w:rPr>
+      </w:pPr>
+      <w:r>
+        <w:rPr>
+          <w:i/>
+          <w:iCs/>
+          <w:color w:val="000000" w:themeColor="text1"/>
+        </w:rPr>
+        <w:t>How the code handles it:</w:t>
+      </w:r>
+    </w:p>
+    <w:p>
+      <w:pPr>
+        <w:rPr>
+          <w:color w:val="000000" w:themeColor="text1"/>
+          <w:highlight w:val="yellow"/>
+        </w:rPr>
+      </w:pPr>
+      <w:r>
+        <w:rPr>
+          <w:color w:val="000000" w:themeColor="text1"/>
+          <w:highlight w:val="yellow"/>
+        </w:rPr>
+        <w:t>Python</w:t>
+      </w:r>
+    </w:p>
+    <w:p>
+      <w:pPr>
+        <w:rPr>
+          <w:color w:val="000000" w:themeColor="text1"/>
+          <w:highlight w:val="yellow"/>
+        </w:rPr>
+      </w:pPr>
+      <w:r>
+        <w:rPr>
+          <w:color w:val="000000" w:themeColor="text1"/>
+          <w:highlight w:val="yellow"/>
+        </w:rPr>
+        <w:t>import sys # Bring in the system tool</w:t>
+      </w:r>
+    </w:p>
+    <w:p>
+      <w:pPr>
+        <w:rPr>
+          <w:color w:val="000000" w:themeColor="text1"/>
+          <w:highlight w:val="yellow"/>
+        </w:rPr>
+      </w:pPr>
+    </w:p>
+    <w:p>
+      <w:pPr>
+        <w:rPr>
+          <w:color w:val="000000" w:themeColor="text1"/>
+          <w:highlight w:val="yellow"/>
+        </w:rPr>
+      </w:pPr>
+      <w:r>
+        <w:rPr>
+          <w:color w:val="000000" w:themeColor="text1"/>
+          <w:highlight w:val="yellow"/>
+        </w:rPr>
+        <w:t xml:space="preserve"># </w:t>
+      </w:r>
+      <w:proofErr w:type="spellStart"/>
+      <w:proofErr w:type="gramStart"/>
+      <w:r>
+        <w:rPr>
+          <w:color w:val="000000" w:themeColor="text1"/>
+          <w:highlight w:val="yellow"/>
+        </w:rPr>
+        <w:t>sys.argv</w:t>
+      </w:r>
+      <w:proofErr w:type="spellEnd"/>
+      <w:proofErr w:type="gramEnd"/>
+      <w:r>
+        <w:rPr>
+          <w:color w:val="000000" w:themeColor="text1"/>
+          <w:highlight w:val="yellow"/>
+        </w:rPr>
+        <w:t xml:space="preserve"> is automatically a List of what was typed in the terminal</w:t>
+      </w:r>
+    </w:p>
+    <w:p>
+      <w:pPr>
+        <w:rPr>
+          <w:color w:val="000000" w:themeColor="text1"/>
+          <w:highlight w:val="yellow"/>
+        </w:rPr>
+      </w:pPr>
+      <w:r>
+        <w:rPr>
+          <w:color w:val="000000" w:themeColor="text1"/>
+          <w:highlight w:val="yellow"/>
+        </w:rPr>
+        <w:t># Item 0 is the file name ('app.py')</w:t>
+      </w:r>
+    </w:p>
+    <w:p>
+      <w:pPr>
+        <w:rPr>
+          <w:color w:val="000000" w:themeColor="text1"/>
+          <w:highlight w:val="yellow"/>
+        </w:rPr>
+      </w:pPr>
+      <w:r>
+        <w:rPr>
+          <w:color w:val="000000" w:themeColor="text1"/>
+          <w:highlight w:val="yellow"/>
+        </w:rPr>
+        <w:t># Item 1 is your data ('</w:t>
+      </w:r>
+      <w:proofErr w:type="spellStart"/>
+      <w:r>
+        <w:rPr>
+          <w:color w:val="000000" w:themeColor="text1"/>
+          <w:highlight w:val="yellow"/>
+        </w:rPr>
+        <w:t>Adeal</w:t>
+      </w:r>
+      <w:proofErr w:type="spellEnd"/>
+      <w:r>
+        <w:rPr>
+          <w:color w:val="000000" w:themeColor="text1"/>
+          <w:highlight w:val="yellow"/>
+        </w:rPr>
+        <w:t>')</w:t>
+      </w:r>
+    </w:p>
+    <w:p>
+      <w:pPr>
+        <w:rPr>
+          <w:color w:val="000000" w:themeColor="text1"/>
+          <w:highlight w:val="yellow"/>
+        </w:rPr>
+      </w:pPr>
+    </w:p>
+    <w:p>
+      <w:pPr>
+        <w:rPr>
+          <w:color w:val="000000" w:themeColor="text1"/>
+          <w:highlight w:val="yellow"/>
+        </w:rPr>
+      </w:pPr>
+      <w:proofErr w:type="spellStart"/>
+      <w:r>
+        <w:rPr>
+          <w:color w:val="000000" w:themeColor="text1"/>
+          <w:highlight w:val="yellow"/>
+        </w:rPr>
+        <w:t>player_name</w:t>
+      </w:r>
+      <w:proofErr w:type="spellEnd"/>
+      <w:r>
+        <w:rPr>
+          <w:color w:val="000000" w:themeColor="text1"/>
+          <w:highlight w:val="yellow"/>
+        </w:rPr>
+        <w:t xml:space="preserve"> = </w:t>
+      </w:r>
+      <w:proofErr w:type="spellStart"/>
+      <w:proofErr w:type="gramStart"/>
+      <w:r>
+        <w:rPr>
+          <w:color w:val="000000" w:themeColor="text1"/>
+          <w:highlight w:val="yellow"/>
+        </w:rPr>
+        <w:t>sys.argv</w:t>
+      </w:r>
+      <w:proofErr w:type="spellEnd"/>
+      <w:proofErr w:type="gramEnd"/>
+      <w:r>
+        <w:rPr>
+          <w:color w:val="000000" w:themeColor="text1"/>
+          <w:highlight w:val="yellow"/>
+        </w:rPr>
+        <w:t xml:space="preserve">[1] </w:t>
+      </w:r>
+    </w:p>
+    <w:p>
+      <w:pPr>
+        <w:rPr>
+          <w:color w:val="000000" w:themeColor="text1"/>
+        </w:rPr>
+      </w:pPr>
+      <w:proofErr w:type="gramStart"/>
+      <w:r>
+        <w:rPr>
+          <w:color w:val="000000" w:themeColor="text1"/>
+          <w:highlight w:val="yellow"/>
+        </w:rPr>
+        <w:t>print(</w:t>
+      </w:r>
+      <w:proofErr w:type="spellStart"/>
+      <w:proofErr w:type="gramEnd"/>
+      <w:r>
+        <w:rPr>
+          <w:color w:val="000000" w:themeColor="text1"/>
+          <w:highlight w:val="yellow"/>
+        </w:rPr>
+        <w:t>f"Server</w:t>
+      </w:r>
+      <w:proofErr w:type="spellEnd"/>
+      <w:r>
+        <w:rPr>
+          <w:color w:val="000000" w:themeColor="text1"/>
+          <w:highlight w:val="yellow"/>
+        </w:rPr>
+        <w:t xml:space="preserve"> started for user: {</w:t>
+      </w:r>
+      <w:proofErr w:type="spellStart"/>
+      <w:r>
+        <w:rPr>
+          <w:color w:val="000000" w:themeColor="text1"/>
+          <w:highlight w:val="yellow"/>
+        </w:rPr>
+        <w:t>player_name</w:t>
+      </w:r>
+      <w:proofErr w:type="spellEnd"/>
+      <w:r>
+        <w:rPr>
+          <w:color w:val="000000" w:themeColor="text1"/>
+          <w:highlight w:val="yellow"/>
+        </w:rPr>
+        <w:t>}")</w:t>
+      </w:r>
+    </w:p>
+    <w:p>
+      <w:pPr>
+        <w:rPr>
+          <w:color w:val="000000" w:themeColor="text1"/>
+        </w:rPr>
+      </w:pPr>
+    </w:p>
+    <w:p>
+      <w:pPr>
+        <w:rPr>
+          <w:color w:val="000000" w:themeColor="text1"/>
+        </w:rPr>
+      </w:pPr>
+    </w:p>
+    <w:p>
+      <w:pPr>
+        <w:rPr>
+          <w:color w:val="000000" w:themeColor="text1"/>
+        </w:rPr>
+      </w:pPr>
+    </w:p>
+    <w:p>
+      <w:pPr>
+        <w:rPr>
           <w:color w:val="2F5496" w:themeColor="accent1" w:themeShade="BF"/>
         </w:rPr>
       </w:pPr>
@@ -15962,6 +18690,155 @@
     </w:lvl>
   </w:abstractNum>
   <w:abstractNum w:abstractNumId="3" w15:restartNumberingAfterBreak="0">
+    <w:nsid w:val="0FA30F5F"/>
+    <w:multiLevelType w:val="multilevel"/>
+    <w:tmpl w:val="A7E8F182"/>
+    <w:lvl w:ilvl="0">
+      <w:start w:val="1"/>
+      <w:numFmt w:val="bullet"/>
+      <w:lvlText w:val=""/>
+      <w:lvlJc w:val="left"/>
+      <w:pPr>
+        <w:tabs>
+          <w:tab w:val="num" w:pos="720"/>
+        </w:tabs>
+        <w:ind w:left="720" w:hanging="360"/>
+      </w:pPr>
+      <w:rPr>
+        <w:rFonts w:ascii="Symbol" w:hAnsi="Symbol" w:hint="default"/>
+        <w:sz w:val="20"/>
+      </w:rPr>
+    </w:lvl>
+    <w:lvl w:ilvl="1" w:tentative="1">
+      <w:start w:val="1"/>
+      <w:numFmt w:val="bullet"/>
+      <w:lvlText w:val="o"/>
+      <w:lvlJc w:val="left"/>
+      <w:pPr>
+        <w:tabs>
+          <w:tab w:val="num" w:pos="1440"/>
+        </w:tabs>
+        <w:ind w:left="1440" w:hanging="360"/>
+      </w:pPr>
+      <w:rPr>
+        <w:rFonts w:ascii="Courier New" w:hAnsi="Courier New" w:hint="default"/>
+        <w:sz w:val="20"/>
+      </w:rPr>
+    </w:lvl>
+    <w:lvl w:ilvl="2" w:tentative="1">
+      <w:start w:val="1"/>
+      <w:numFmt w:val="bullet"/>
+      <w:lvlText w:val=""/>
+      <w:lvlJc w:val="left"/>
+      <w:pPr>
+        <w:tabs>
+          <w:tab w:val="num" w:pos="2160"/>
+        </w:tabs>
+        <w:ind w:left="2160" w:hanging="360"/>
+      </w:pPr>
+      <w:rPr>
+        <w:rFonts w:ascii="Wingdings" w:hAnsi="Wingdings" w:hint="default"/>
+        <w:sz w:val="20"/>
+      </w:rPr>
+    </w:lvl>
+    <w:lvl w:ilvl="3" w:tentative="1">
+      <w:start w:val="1"/>
+      <w:numFmt w:val="bullet"/>
+      <w:lvlText w:val=""/>
+      <w:lvlJc w:val="left"/>
+      <w:pPr>
+        <w:tabs>
+          <w:tab w:val="num" w:pos="2880"/>
+        </w:tabs>
+        <w:ind w:left="2880" w:hanging="360"/>
+      </w:pPr>
+      <w:rPr>
+        <w:rFonts w:ascii="Wingdings" w:hAnsi="Wingdings" w:hint="default"/>
+        <w:sz w:val="20"/>
+      </w:rPr>
+    </w:lvl>
+    <w:lvl w:ilvl="4" w:tentative="1">
+      <w:start w:val="1"/>
+      <w:numFmt w:val="bullet"/>
+      <w:lvlText w:val=""/>
+      <w:lvlJc w:val="left"/>
+      <w:pPr>
+        <w:tabs>
+          <w:tab w:val="num" w:pos="3600"/>
+        </w:tabs>
+        <w:ind w:left="3600" w:hanging="360"/>
+      </w:pPr>
+      <w:rPr>
+        <w:rFonts w:ascii="Wingdings" w:hAnsi="Wingdings" w:hint="default"/>
+        <w:sz w:val="20"/>
+      </w:rPr>
+    </w:lvl>
+    <w:lvl w:ilvl="5" w:tentative="1">
+      <w:start w:val="1"/>
+      <w:numFmt w:val="bullet"/>
+      <w:lvlText w:val=""/>
+      <w:lvlJc w:val="left"/>
+      <w:pPr>
+        <w:tabs>
+          <w:tab w:val="num" w:pos="4320"/>
+        </w:tabs>
+        <w:ind w:left="4320" w:hanging="360"/>
+      </w:pPr>
+      <w:rPr>
+        <w:rFonts w:ascii="Wingdings" w:hAnsi="Wingdings" w:hint="default"/>
+        <w:sz w:val="20"/>
+      </w:rPr>
+    </w:lvl>
+    <w:lvl w:ilvl="6" w:tentative="1">
+      <w:start w:val="1"/>
+      <w:numFmt w:val="bullet"/>
+      <w:lvlText w:val=""/>
+      <w:lvlJc w:val="left"/>
+      <w:pPr>
+        <w:tabs>
+          <w:tab w:val="num" w:pos="5040"/>
+        </w:tabs>
+        <w:ind w:left="5040" w:hanging="360"/>
+      </w:pPr>
+      <w:rPr>
+        <w:rFonts w:ascii="Wingdings" w:hAnsi="Wingdings" w:hint="default"/>
+        <w:sz w:val="20"/>
+      </w:rPr>
+    </w:lvl>
+    <w:lvl w:ilvl="7" w:tentative="1">
+      <w:start w:val="1"/>
+      <w:numFmt w:val="bullet"/>
+      <w:lvlText w:val=""/>
+      <w:lvlJc w:val="left"/>
+      <w:pPr>
+        <w:tabs>
+          <w:tab w:val="num" w:pos="5760"/>
+        </w:tabs>
+        <w:ind w:left="5760" w:hanging="360"/>
+      </w:pPr>
+      <w:rPr>
+        <w:rFonts w:ascii="Wingdings" w:hAnsi="Wingdings" w:hint="default"/>
+        <w:sz w:val="20"/>
+      </w:rPr>
+    </w:lvl>
+    <w:lvl w:ilvl="8" w:tentative="1">
+      <w:start w:val="1"/>
+      <w:numFmt w:val="bullet"/>
+      <w:lvlText w:val=""/>
+      <w:lvlJc w:val="left"/>
+      <w:pPr>
+        <w:tabs>
+          <w:tab w:val="num" w:pos="6480"/>
+        </w:tabs>
+        <w:ind w:left="6480" w:hanging="360"/>
+      </w:pPr>
+      <w:rPr>
+        <w:rFonts w:ascii="Wingdings" w:hAnsi="Wingdings" w:hint="default"/>
+        <w:sz w:val="20"/>
+      </w:rPr>
+    </w:lvl>
+  </w:abstractNum>
+  <w:abstractNum w:abstractNumId="4" w15:restartNumberingAfterBreak="0">
     <w:nsid w:val="14E0785A"/>
     <w:multiLevelType w:val="multilevel"/>
     <w:tmpl w:val="F1E45954"/>
@@ -16110,7 +18987,7 @@
       </w:rPr>
     </w:lvl>
   </w:abstractNum>
-  <w:abstractNum w:abstractNumId="4" w15:restartNumberingAfterBreak="0">
+  <w:abstractNum w:abstractNumId="5" w15:restartNumberingAfterBreak="0">
     <w:nsid w:val="16A748FF"/>
     <w:multiLevelType w:val="multilevel"/>
     <w:tmpl w:val="3DCAC8A4"/>
@@ -16223,7 +19100,7 @@
       </w:pPr>
     </w:lvl>
   </w:abstractNum>
-  <w:abstractNum w:abstractNumId="5" w15:restartNumberingAfterBreak="0">
+  <w:abstractNum w:abstractNumId="6" w15:restartNumberingAfterBreak="0">
     <w:nsid w:val="1868764F"/>
     <w:multiLevelType w:val="multilevel"/>
     <w:tmpl w:val="F2125E60"/>
@@ -16372,7 +19249,7 @@
       </w:rPr>
     </w:lvl>
   </w:abstractNum>
-  <w:abstractNum w:abstractNumId="6" w15:restartNumberingAfterBreak="0">
+  <w:abstractNum w:abstractNumId="7" w15:restartNumberingAfterBreak="0">
     <w:nsid w:val="191D1044"/>
     <w:multiLevelType w:val="multilevel"/>
     <w:tmpl w:val="76809062"/>
@@ -16485,7 +19362,7 @@
       </w:pPr>
     </w:lvl>
   </w:abstractNum>
-  <w:abstractNum w:abstractNumId="7" w15:restartNumberingAfterBreak="0">
+  <w:abstractNum w:abstractNumId="8" w15:restartNumberingAfterBreak="0">
     <w:nsid w:val="1A3F171F"/>
     <w:multiLevelType w:val="multilevel"/>
     <w:tmpl w:val="52726B72"/>
@@ -16598,7 +19475,7 @@
       </w:pPr>
     </w:lvl>
   </w:abstractNum>
-  <w:abstractNum w:abstractNumId="8" w15:restartNumberingAfterBreak="0">
+  <w:abstractNum w:abstractNumId="9" w15:restartNumberingAfterBreak="0">
     <w:nsid w:val="1F564DF1"/>
     <w:multiLevelType w:val="multilevel"/>
     <w:tmpl w:val="B596AA1C"/>
@@ -16747,7 +19624,7 @@
       </w:rPr>
     </w:lvl>
   </w:abstractNum>
-  <w:abstractNum w:abstractNumId="9" w15:restartNumberingAfterBreak="0">
+  <w:abstractNum w:abstractNumId="10" w15:restartNumberingAfterBreak="0">
     <w:nsid w:val="29DF1325"/>
     <w:multiLevelType w:val="multilevel"/>
     <w:tmpl w:val="37169D22"/>
@@ -16860,7 +19737,7 @@
       </w:pPr>
     </w:lvl>
   </w:abstractNum>
-  <w:abstractNum w:abstractNumId="10" w15:restartNumberingAfterBreak="0">
+  <w:abstractNum w:abstractNumId="11" w15:restartNumberingAfterBreak="0">
     <w:nsid w:val="2B1E6729"/>
     <w:multiLevelType w:val="multilevel"/>
     <w:tmpl w:val="DE90F7B6"/>
@@ -16973,7 +19850,7 @@
       </w:pPr>
     </w:lvl>
   </w:abstractNum>
-  <w:abstractNum w:abstractNumId="11" w15:restartNumberingAfterBreak="0">
+  <w:abstractNum w:abstractNumId="12" w15:restartNumberingAfterBreak="0">
     <w:nsid w:val="2BF5247C"/>
     <w:multiLevelType w:val="multilevel"/>
     <w:tmpl w:val="DAA80C4E"/>
@@ -17086,7 +19963,156 @@
       </w:pPr>
     </w:lvl>
   </w:abstractNum>
-  <w:abstractNum w:abstractNumId="12" w15:restartNumberingAfterBreak="0">
+  <w:abstractNum w:abstractNumId="13" w15:restartNumberingAfterBreak="0">
+    <w:nsid w:val="2CC837FC"/>
+    <w:multiLevelType w:val="multilevel"/>
+    <w:tmpl w:val="F2925D28"/>
+    <w:lvl w:ilvl="0">
+      <w:start w:val="1"/>
+      <w:numFmt w:val="bullet"/>
+      <w:lvlText w:val=""/>
+      <w:lvlJc w:val="left"/>
+      <w:pPr>
+        <w:tabs>
+          <w:tab w:val="num" w:pos="720"/>
+        </w:tabs>
+        <w:ind w:left="720" w:hanging="360"/>
+      </w:pPr>
+      <w:rPr>
+        <w:rFonts w:ascii="Symbol" w:hAnsi="Symbol" w:hint="default"/>
+        <w:sz w:val="20"/>
+      </w:rPr>
+    </w:lvl>
+    <w:lvl w:ilvl="1" w:tentative="1">
+      <w:start w:val="1"/>
+      <w:numFmt w:val="bullet"/>
+      <w:lvlText w:val="o"/>
+      <w:lvlJc w:val="left"/>
+      <w:pPr>
+        <w:tabs>
+          <w:tab w:val="num" w:pos="1440"/>
+        </w:tabs>
+        <w:ind w:left="1440" w:hanging="360"/>
+      </w:pPr>
+      <w:rPr>
+        <w:rFonts w:ascii="Courier New" w:hAnsi="Courier New" w:hint="default"/>
+        <w:sz w:val="20"/>
+      </w:rPr>
+    </w:lvl>
+    <w:lvl w:ilvl="2" w:tentative="1">
+      <w:start w:val="1"/>
+      <w:numFmt w:val="bullet"/>
+      <w:lvlText w:val=""/>
+      <w:lvlJc w:val="left"/>
+      <w:pPr>
+        <w:tabs>
+          <w:tab w:val="num" w:pos="2160"/>
+        </w:tabs>
+        <w:ind w:left="2160" w:hanging="360"/>
+      </w:pPr>
+      <w:rPr>
+        <w:rFonts w:ascii="Wingdings" w:hAnsi="Wingdings" w:hint="default"/>
+        <w:sz w:val="20"/>
+      </w:rPr>
+    </w:lvl>
+    <w:lvl w:ilvl="3" w:tentative="1">
+      <w:start w:val="1"/>
+      <w:numFmt w:val="bullet"/>
+      <w:lvlText w:val=""/>
+      <w:lvlJc w:val="left"/>
+      <w:pPr>
+        <w:tabs>
+          <w:tab w:val="num" w:pos="2880"/>
+        </w:tabs>
+        <w:ind w:left="2880" w:hanging="360"/>
+      </w:pPr>
+      <w:rPr>
+        <w:rFonts w:ascii="Wingdings" w:hAnsi="Wingdings" w:hint="default"/>
+        <w:sz w:val="20"/>
+      </w:rPr>
+    </w:lvl>
+    <w:lvl w:ilvl="4" w:tentative="1">
+      <w:start w:val="1"/>
+      <w:numFmt w:val="bullet"/>
+      <w:lvlText w:val=""/>
+      <w:lvlJc w:val="left"/>
+      <w:pPr>
+        <w:tabs>
+          <w:tab w:val="num" w:pos="3600"/>
+        </w:tabs>
+        <w:ind w:left="3600" w:hanging="360"/>
+      </w:pPr>
+      <w:rPr>
+        <w:rFonts w:ascii="Wingdings" w:hAnsi="Wingdings" w:hint="default"/>
+        <w:sz w:val="20"/>
+      </w:rPr>
+    </w:lvl>
+    <w:lvl w:ilvl="5" w:tentative="1">
+      <w:start w:val="1"/>
+      <w:numFmt w:val="bullet"/>
+      <w:lvlText w:val=""/>
+      <w:lvlJc w:val="left"/>
+      <w:pPr>
+        <w:tabs>
+          <w:tab w:val="num" w:pos="4320"/>
+        </w:tabs>
+        <w:ind w:left="4320" w:hanging="360"/>
+      </w:pPr>
+      <w:rPr>
+        <w:rFonts w:ascii="Wingdings" w:hAnsi="Wingdings" w:hint="default"/>
+        <w:sz w:val="20"/>
+      </w:rPr>
+    </w:lvl>
+    <w:lvl w:ilvl="6" w:tentative="1">
+      <w:start w:val="1"/>
+      <w:numFmt w:val="bullet"/>
+      <w:lvlText w:val=""/>
+      <w:lvlJc w:val="left"/>
+      <w:pPr>
+        <w:tabs>
+          <w:tab w:val="num" w:pos="5040"/>
+        </w:tabs>
+        <w:ind w:left="5040" w:hanging="360"/>
+      </w:pPr>
+      <w:rPr>
+        <w:rFonts w:ascii="Wingdings" w:hAnsi="Wingdings" w:hint="default"/>
+        <w:sz w:val="20"/>
+      </w:rPr>
+    </w:lvl>
+    <w:lvl w:ilvl="7" w:tentative="1">
+      <w:start w:val="1"/>
+      <w:numFmt w:val="bullet"/>
+      <w:lvlText w:val=""/>
+      <w:lvlJc w:val="left"/>
+      <w:pPr>
+        <w:tabs>
+          <w:tab w:val="num" w:pos="5760"/>
+        </w:tabs>
+        <w:ind w:left="5760" w:hanging="360"/>
+      </w:pPr>
+      <w:rPr>
+        <w:rFonts w:ascii="Wingdings" w:hAnsi="Wingdings" w:hint="default"/>
+        <w:sz w:val="20"/>
+      </w:rPr>
+    </w:lvl>
+    <w:lvl w:ilvl="8" w:tentative="1">
+      <w:start w:val="1"/>
+      <w:numFmt w:val="bullet"/>
+      <w:lvlText w:val=""/>
+      <w:lvlJc w:val="left"/>
+      <w:pPr>
+        <w:tabs>
+          <w:tab w:val="num" w:pos="6480"/>
+        </w:tabs>
+        <w:ind w:left="6480" w:hanging="360"/>
+      </w:pPr>
+      <w:rPr>
+        <w:rFonts w:ascii="Wingdings" w:hAnsi="Wingdings" w:hint="default"/>
+        <w:sz w:val="20"/>
+      </w:rPr>
+    </w:lvl>
+  </w:abstractNum>
+  <w:abstractNum w:abstractNumId="14" w15:restartNumberingAfterBreak="0">
     <w:nsid w:val="30F5671C"/>
     <w:multiLevelType w:val="multilevel"/>
     <w:tmpl w:val="CDD4DB56"/>
@@ -17235,7 +20261,7 @@
       </w:rPr>
     </w:lvl>
   </w:abstractNum>
-  <w:abstractNum w:abstractNumId="13" w15:restartNumberingAfterBreak="0">
+  <w:abstractNum w:abstractNumId="15" w15:restartNumberingAfterBreak="0">
     <w:nsid w:val="32180E9D"/>
     <w:multiLevelType w:val="multilevel"/>
     <w:tmpl w:val="A740BDA6"/>
@@ -17384,7 +20410,7 @@
       </w:rPr>
     </w:lvl>
   </w:abstractNum>
-  <w:abstractNum w:abstractNumId="14" w15:restartNumberingAfterBreak="0">
+  <w:abstractNum w:abstractNumId="16" w15:restartNumberingAfterBreak="0">
     <w:nsid w:val="32657EC3"/>
     <w:multiLevelType w:val="multilevel"/>
     <w:tmpl w:val="9F005220"/>
@@ -17533,7 +20559,7 @@
       </w:rPr>
     </w:lvl>
   </w:abstractNum>
-  <w:abstractNum w:abstractNumId="15" w15:restartNumberingAfterBreak="0">
+  <w:abstractNum w:abstractNumId="17" w15:restartNumberingAfterBreak="0">
     <w:nsid w:val="326D4E4A"/>
     <w:multiLevelType w:val="multilevel"/>
     <w:tmpl w:val="8642F19C"/>
@@ -17646,7 +20672,7 @@
       </w:pPr>
     </w:lvl>
   </w:abstractNum>
-  <w:abstractNum w:abstractNumId="16" w15:restartNumberingAfterBreak="0">
+  <w:abstractNum w:abstractNumId="18" w15:restartNumberingAfterBreak="0">
     <w:nsid w:val="34281421"/>
     <w:multiLevelType w:val="multilevel"/>
     <w:tmpl w:val="FA4A835C"/>
@@ -17795,7 +20821,7 @@
       </w:rPr>
     </w:lvl>
   </w:abstractNum>
-  <w:abstractNum w:abstractNumId="17" w15:restartNumberingAfterBreak="0">
+  <w:abstractNum w:abstractNumId="19" w15:restartNumberingAfterBreak="0">
     <w:nsid w:val="35037B4D"/>
     <w:multiLevelType w:val="multilevel"/>
     <w:tmpl w:val="25A45094"/>
@@ -17944,7 +20970,7 @@
       </w:rPr>
     </w:lvl>
   </w:abstractNum>
-  <w:abstractNum w:abstractNumId="18" w15:restartNumberingAfterBreak="0">
+  <w:abstractNum w:abstractNumId="20" w15:restartNumberingAfterBreak="0">
     <w:nsid w:val="368F3C4C"/>
     <w:multiLevelType w:val="multilevel"/>
     <w:tmpl w:val="EC5E60B6"/>
@@ -18093,7 +21119,7 @@
       </w:rPr>
     </w:lvl>
   </w:abstractNum>
-  <w:abstractNum w:abstractNumId="19" w15:restartNumberingAfterBreak="0">
+  <w:abstractNum w:abstractNumId="21" w15:restartNumberingAfterBreak="0">
     <w:nsid w:val="38525D97"/>
     <w:multiLevelType w:val="multilevel"/>
     <w:tmpl w:val="547C83F2"/>
@@ -18242,7 +21268,156 @@
       </w:rPr>
     </w:lvl>
   </w:abstractNum>
-  <w:abstractNum w:abstractNumId="20" w15:restartNumberingAfterBreak="0">
+  <w:abstractNum w:abstractNumId="22" w15:restartNumberingAfterBreak="0">
+    <w:nsid w:val="3BCC4E85"/>
+    <w:multiLevelType w:val="multilevel"/>
+    <w:tmpl w:val="216211A8"/>
+    <w:lvl w:ilvl="0">
+      <w:start w:val="1"/>
+      <w:numFmt w:val="bullet"/>
+      <w:lvlText w:val=""/>
+      <w:lvlJc w:val="left"/>
+      <w:pPr>
+        <w:tabs>
+          <w:tab w:val="num" w:pos="720"/>
+        </w:tabs>
+        <w:ind w:left="720" w:hanging="360"/>
+      </w:pPr>
+      <w:rPr>
+        <w:rFonts w:ascii="Symbol" w:hAnsi="Symbol" w:hint="default"/>
+        <w:sz w:val="20"/>
+      </w:rPr>
+    </w:lvl>
+    <w:lvl w:ilvl="1" w:tentative="1">
+      <w:start w:val="1"/>
+      <w:numFmt w:val="bullet"/>
+      <w:lvlText w:val="o"/>
+      <w:lvlJc w:val="left"/>
+      <w:pPr>
+        <w:tabs>
+          <w:tab w:val="num" w:pos="1440"/>
+        </w:tabs>
+        <w:ind w:left="1440" w:hanging="360"/>
+      </w:pPr>
+      <w:rPr>
+        <w:rFonts w:ascii="Courier New" w:hAnsi="Courier New" w:hint="default"/>
+        <w:sz w:val="20"/>
+      </w:rPr>
+    </w:lvl>
+    <w:lvl w:ilvl="2" w:tentative="1">
+      <w:start w:val="1"/>
+      <w:numFmt w:val="bullet"/>
+      <w:lvlText w:val=""/>
+      <w:lvlJc w:val="left"/>
+      <w:pPr>
+        <w:tabs>
+          <w:tab w:val="num" w:pos="2160"/>
+        </w:tabs>
+        <w:ind w:left="2160" w:hanging="360"/>
+      </w:pPr>
+      <w:rPr>
+        <w:rFonts w:ascii="Wingdings" w:hAnsi="Wingdings" w:hint="default"/>
+        <w:sz w:val="20"/>
+      </w:rPr>
+    </w:lvl>
+    <w:lvl w:ilvl="3" w:tentative="1">
+      <w:start w:val="1"/>
+      <w:numFmt w:val="bullet"/>
+      <w:lvlText w:val=""/>
+      <w:lvlJc w:val="left"/>
+      <w:pPr>
+        <w:tabs>
+          <w:tab w:val="num" w:pos="2880"/>
+        </w:tabs>
+        <w:ind w:left="2880" w:hanging="360"/>
+      </w:pPr>
+      <w:rPr>
+        <w:rFonts w:ascii="Wingdings" w:hAnsi="Wingdings" w:hint="default"/>
+        <w:sz w:val="20"/>
+      </w:rPr>
+    </w:lvl>
+    <w:lvl w:ilvl="4" w:tentative="1">
+      <w:start w:val="1"/>
+      <w:numFmt w:val="bullet"/>
+      <w:lvlText w:val=""/>
+      <w:lvlJc w:val="left"/>
+      <w:pPr>
+        <w:tabs>
+          <w:tab w:val="num" w:pos="3600"/>
+        </w:tabs>
+        <w:ind w:left="3600" w:hanging="360"/>
+      </w:pPr>
+      <w:rPr>
+        <w:rFonts w:ascii="Wingdings" w:hAnsi="Wingdings" w:hint="default"/>
+        <w:sz w:val="20"/>
+      </w:rPr>
+    </w:lvl>
+    <w:lvl w:ilvl="5" w:tentative="1">
+      <w:start w:val="1"/>
+      <w:numFmt w:val="bullet"/>
+      <w:lvlText w:val=""/>
+      <w:lvlJc w:val="left"/>
+      <w:pPr>
+        <w:tabs>
+          <w:tab w:val="num" w:pos="4320"/>
+        </w:tabs>
+        <w:ind w:left="4320" w:hanging="360"/>
+      </w:pPr>
+      <w:rPr>
+        <w:rFonts w:ascii="Wingdings" w:hAnsi="Wingdings" w:hint="default"/>
+        <w:sz w:val="20"/>
+      </w:rPr>
+    </w:lvl>
+    <w:lvl w:ilvl="6" w:tentative="1">
+      <w:start w:val="1"/>
+      <w:numFmt w:val="bullet"/>
+      <w:lvlText w:val=""/>
+      <w:lvlJc w:val="left"/>
+      <w:pPr>
+        <w:tabs>
+          <w:tab w:val="num" w:pos="5040"/>
+        </w:tabs>
+        <w:ind w:left="5040" w:hanging="360"/>
+      </w:pPr>
+      <w:rPr>
+        <w:rFonts w:ascii="Wingdings" w:hAnsi="Wingdings" w:hint="default"/>
+        <w:sz w:val="20"/>
+      </w:rPr>
+    </w:lvl>
+    <w:lvl w:ilvl="7" w:tentative="1">
+      <w:start w:val="1"/>
+      <w:numFmt w:val="bullet"/>
+      <w:lvlText w:val=""/>
+      <w:lvlJc w:val="left"/>
+      <w:pPr>
+        <w:tabs>
+          <w:tab w:val="num" w:pos="5760"/>
+        </w:tabs>
+        <w:ind w:left="5760" w:hanging="360"/>
+      </w:pPr>
+      <w:rPr>
+        <w:rFonts w:ascii="Wingdings" w:hAnsi="Wingdings" w:hint="default"/>
+        <w:sz w:val="20"/>
+      </w:rPr>
+    </w:lvl>
+    <w:lvl w:ilvl="8" w:tentative="1">
+      <w:start w:val="1"/>
+      <w:numFmt w:val="bullet"/>
+      <w:lvlText w:val=""/>
+      <w:lvlJc w:val="left"/>
+      <w:pPr>
+        <w:tabs>
+          <w:tab w:val="num" w:pos="6480"/>
+        </w:tabs>
+        <w:ind w:left="6480" w:hanging="360"/>
+      </w:pPr>
+      <w:rPr>
+        <w:rFonts w:ascii="Wingdings" w:hAnsi="Wingdings" w:hint="default"/>
+        <w:sz w:val="20"/>
+      </w:rPr>
+    </w:lvl>
+  </w:abstractNum>
+  <w:abstractNum w:abstractNumId="23" w15:restartNumberingAfterBreak="0">
     <w:nsid w:val="41907999"/>
     <w:multiLevelType w:val="multilevel"/>
     <w:tmpl w:val="65504056"/>
@@ -18355,7 +21530,7 @@
       </w:pPr>
     </w:lvl>
   </w:abstractNum>
-  <w:abstractNum w:abstractNumId="21" w15:restartNumberingAfterBreak="0">
+  <w:abstractNum w:abstractNumId="24" w15:restartNumberingAfterBreak="0">
     <w:nsid w:val="586610AB"/>
     <w:multiLevelType w:val="multilevel"/>
     <w:tmpl w:val="54AA77F4"/>
@@ -18468,7 +21643,7 @@
       </w:pPr>
     </w:lvl>
   </w:abstractNum>
-  <w:abstractNum w:abstractNumId="22" w15:restartNumberingAfterBreak="0">
+  <w:abstractNum w:abstractNumId="25" w15:restartNumberingAfterBreak="0">
     <w:nsid w:val="5BFC2A2B"/>
     <w:multiLevelType w:val="multilevel"/>
     <w:tmpl w:val="F68044EC"/>
@@ -18581,7 +21756,7 @@
       </w:pPr>
     </w:lvl>
   </w:abstractNum>
-  <w:abstractNum w:abstractNumId="23" w15:restartNumberingAfterBreak="0">
+  <w:abstractNum w:abstractNumId="26" w15:restartNumberingAfterBreak="0">
     <w:nsid w:val="5DFF40AE"/>
     <w:multiLevelType w:val="multilevel"/>
     <w:tmpl w:val="3D86B8D8"/>
@@ -18730,7 +21905,7 @@
       </w:rPr>
     </w:lvl>
   </w:abstractNum>
-  <w:abstractNum w:abstractNumId="24" w15:restartNumberingAfterBreak="0">
+  <w:abstractNum w:abstractNumId="27" w15:restartNumberingAfterBreak="0">
     <w:nsid w:val="5F436771"/>
     <w:multiLevelType w:val="multilevel"/>
     <w:tmpl w:val="3320C6A2"/>
@@ -18843,7 +22018,7 @@
       </w:pPr>
     </w:lvl>
   </w:abstractNum>
-  <w:abstractNum w:abstractNumId="25" w15:restartNumberingAfterBreak="0">
+  <w:abstractNum w:abstractNumId="28" w15:restartNumberingAfterBreak="0">
     <w:nsid w:val="60E335AB"/>
     <w:multiLevelType w:val="multilevel"/>
     <w:tmpl w:val="22AC81BE"/>
@@ -18956,7 +22131,7 @@
       </w:pPr>
     </w:lvl>
   </w:abstractNum>
-  <w:abstractNum w:abstractNumId="26" w15:restartNumberingAfterBreak="0">
+  <w:abstractNum w:abstractNumId="29" w15:restartNumberingAfterBreak="0">
     <w:nsid w:val="66811F00"/>
     <w:multiLevelType w:val="multilevel"/>
     <w:tmpl w:val="D24C34E4"/>
@@ -19069,7 +22244,233 @@
       </w:pPr>
     </w:lvl>
   </w:abstractNum>
-  <w:abstractNum w:abstractNumId="27" w15:restartNumberingAfterBreak="0">
+  <w:abstractNum w:abstractNumId="30" w15:restartNumberingAfterBreak="0">
+    <w:nsid w:val="6A150506"/>
+    <w:multiLevelType w:val="multilevel"/>
+    <w:tmpl w:val="A96C2FBC"/>
+    <w:lvl w:ilvl="0">
+      <w:start w:val="1"/>
+      <w:numFmt w:val="decimal"/>
+      <w:lvlText w:val="%1."/>
+      <w:lvlJc w:val="left"/>
+      <w:pPr>
+        <w:tabs>
+          <w:tab w:val="num" w:pos="720"/>
+        </w:tabs>
+        <w:ind w:left="720" w:hanging="360"/>
+      </w:pPr>
+    </w:lvl>
+    <w:lvl w:ilvl="1" w:tentative="1">
+      <w:start w:val="1"/>
+      <w:numFmt w:val="decimal"/>
+      <w:lvlText w:val="%2."/>
+      <w:lvlJc w:val="left"/>
+      <w:pPr>
+        <w:tabs>
+          <w:tab w:val="num" w:pos="1440"/>
+        </w:tabs>
+        <w:ind w:left="1440" w:hanging="360"/>
+      </w:pPr>
+    </w:lvl>
+    <w:lvl w:ilvl="2" w:tentative="1">
+      <w:start w:val="1"/>
+      <w:numFmt w:val="decimal"/>
+      <w:lvlText w:val="%3."/>
+      <w:lvlJc w:val="left"/>
+      <w:pPr>
+        <w:tabs>
+          <w:tab w:val="num" w:pos="2160"/>
+        </w:tabs>
+        <w:ind w:left="2160" w:hanging="360"/>
+      </w:pPr>
+    </w:lvl>
+    <w:lvl w:ilvl="3" w:tentative="1">
+      <w:start w:val="1"/>
+      <w:numFmt w:val="decimal"/>
+      <w:lvlText w:val="%4."/>
+      <w:lvlJc w:val="left"/>
+      <w:pPr>
+        <w:tabs>
+          <w:tab w:val="num" w:pos="2880"/>
+        </w:tabs>
+        <w:ind w:left="2880" w:hanging="360"/>
+      </w:pPr>
+    </w:lvl>
+    <w:lvl w:ilvl="4" w:tentative="1">
+      <w:start w:val="1"/>
+      <w:numFmt w:val="decimal"/>
+      <w:lvlText w:val="%5."/>
+      <w:lvlJc w:val="left"/>
+      <w:pPr>
+        <w:tabs>
+          <w:tab w:val="num" w:pos="3600"/>
+        </w:tabs>
+        <w:ind w:left="3600" w:hanging="360"/>
+      </w:pPr>
+    </w:lvl>
+    <w:lvl w:ilvl="5" w:tentative="1">
+      <w:start w:val="1"/>
+      <w:numFmt w:val="decimal"/>
+      <w:lvlText w:val="%6."/>
+      <w:lvlJc w:val="left"/>
+      <w:pPr>
+        <w:tabs>
+          <w:tab w:val="num" w:pos="4320"/>
+        </w:tabs>
+        <w:ind w:left="4320" w:hanging="360"/>
+      </w:pPr>
+    </w:lvl>
+    <w:lvl w:ilvl="6" w:tentative="1">
+      <w:start w:val="1"/>
+      <w:numFmt w:val="decimal"/>
+      <w:lvlText w:val="%7."/>
+      <w:lvlJc w:val="left"/>
+      <w:pPr>
+        <w:tabs>
+          <w:tab w:val="num" w:pos="5040"/>
+        </w:tabs>
+        <w:ind w:left="5040" w:hanging="360"/>
+      </w:pPr>
+    </w:lvl>
+    <w:lvl w:ilvl="7" w:tentative="1">
+      <w:start w:val="1"/>
+      <w:numFmt w:val="decimal"/>
+      <w:lvlText w:val="%8."/>
+      <w:lvlJc w:val="left"/>
+      <w:pPr>
+        <w:tabs>
+          <w:tab w:val="num" w:pos="5760"/>
+        </w:tabs>
+        <w:ind w:left="5760" w:hanging="360"/>
+      </w:pPr>
+    </w:lvl>
+    <w:lvl w:ilvl="8" w:tentative="1">
+      <w:start w:val="1"/>
+      <w:numFmt w:val="decimal"/>
+      <w:lvlText w:val="%9."/>
+      <w:lvlJc w:val="left"/>
+      <w:pPr>
+        <w:tabs>
+          <w:tab w:val="num" w:pos="6480"/>
+        </w:tabs>
+        <w:ind w:left="6480" w:hanging="360"/>
+      </w:pPr>
+    </w:lvl>
+  </w:abstractNum>
+  <w:abstractNum w:abstractNumId="31" w15:restartNumberingAfterBreak="0">
+    <w:nsid w:val="6B2B18FE"/>
+    <w:multiLevelType w:val="multilevel"/>
+    <w:tmpl w:val="0BDE9AF8"/>
+    <w:lvl w:ilvl="0">
+      <w:start w:val="1"/>
+      <w:numFmt w:val="decimal"/>
+      <w:lvlText w:val="%1."/>
+      <w:lvlJc w:val="left"/>
+      <w:pPr>
+        <w:tabs>
+          <w:tab w:val="num" w:pos="720"/>
+        </w:tabs>
+        <w:ind w:left="720" w:hanging="360"/>
+      </w:pPr>
+    </w:lvl>
+    <w:lvl w:ilvl="1" w:tentative="1">
+      <w:start w:val="1"/>
+      <w:numFmt w:val="decimal"/>
+      <w:lvlText w:val="%2."/>
+      <w:lvlJc w:val="left"/>
+      <w:pPr>
+        <w:tabs>
+          <w:tab w:val="num" w:pos="1440"/>
+        </w:tabs>
+        <w:ind w:left="1440" w:hanging="360"/>
+      </w:pPr>
+    </w:lvl>
+    <w:lvl w:ilvl="2" w:tentative="1">
+      <w:start w:val="1"/>
+      <w:numFmt w:val="decimal"/>
+      <w:lvlText w:val="%3."/>
+      <w:lvlJc w:val="left"/>
+      <w:pPr>
+        <w:tabs>
+          <w:tab w:val="num" w:pos="2160"/>
+        </w:tabs>
+        <w:ind w:left="2160" w:hanging="360"/>
+      </w:pPr>
+    </w:lvl>
+    <w:lvl w:ilvl="3" w:tentative="1">
+      <w:start w:val="1"/>
+      <w:numFmt w:val="decimal"/>
+      <w:lvlText w:val="%4."/>
+      <w:lvlJc w:val="left"/>
+      <w:pPr>
+        <w:tabs>
+          <w:tab w:val="num" w:pos="2880"/>
+        </w:tabs>
+        <w:ind w:left="2880" w:hanging="360"/>
+      </w:pPr>
+    </w:lvl>
+    <w:lvl w:ilvl="4" w:tentative="1">
+      <w:start w:val="1"/>
+      <w:numFmt w:val="decimal"/>
+      <w:lvlText w:val="%5."/>
+      <w:lvlJc w:val="left"/>
+      <w:pPr>
+        <w:tabs>
+          <w:tab w:val="num" w:pos="3600"/>
+        </w:tabs>
+        <w:ind w:left="3600" w:hanging="360"/>
+      </w:pPr>
+    </w:lvl>
+    <w:lvl w:ilvl="5" w:tentative="1">
+      <w:start w:val="1"/>
+      <w:numFmt w:val="decimal"/>
+      <w:lvlText w:val="%6."/>
+      <w:lvlJc w:val="left"/>
+      <w:pPr>
+        <w:tabs>
+          <w:tab w:val="num" w:pos="4320"/>
+        </w:tabs>
+        <w:ind w:left="4320" w:hanging="360"/>
+      </w:pPr>
+    </w:lvl>
+    <w:lvl w:ilvl="6" w:tentative="1">
+      <w:start w:val="1"/>
+      <w:numFmt w:val="decimal"/>
+      <w:lvlText w:val="%7."/>
+      <w:lvlJc w:val="left"/>
+      <w:pPr>
+        <w:tabs>
+          <w:tab w:val="num" w:pos="5040"/>
+        </w:tabs>
+        <w:ind w:left="5040" w:hanging="360"/>
+      </w:pPr>
+    </w:lvl>
+    <w:lvl w:ilvl="7" w:tentative="1">
+      <w:start w:val="1"/>
+      <w:numFmt w:val="decimal"/>
+      <w:lvlText w:val="%8."/>
+      <w:lvlJc w:val="left"/>
+      <w:pPr>
+        <w:tabs>
+          <w:tab w:val="num" w:pos="5760"/>
+        </w:tabs>
+        <w:ind w:left="5760" w:hanging="360"/>
+      </w:pPr>
+    </w:lvl>
+    <w:lvl w:ilvl="8" w:tentative="1">
+      <w:start w:val="1"/>
+      <w:numFmt w:val="decimal"/>
+      <w:lvlText w:val="%9."/>
+      <w:lvlJc w:val="left"/>
+      <w:pPr>
+        <w:tabs>
+          <w:tab w:val="num" w:pos="6480"/>
+        </w:tabs>
+        <w:ind w:left="6480" w:hanging="360"/>
+      </w:pPr>
+    </w:lvl>
+  </w:abstractNum>
+  <w:abstractNum w:abstractNumId="32" w15:restartNumberingAfterBreak="0">
     <w:nsid w:val="6DBE51C3"/>
     <w:multiLevelType w:val="multilevel"/>
     <w:tmpl w:val="F14C8AF0"/>
@@ -19182,7 +22583,7 @@
       </w:pPr>
     </w:lvl>
   </w:abstractNum>
-  <w:abstractNum w:abstractNumId="28" w15:restartNumberingAfterBreak="0">
+  <w:abstractNum w:abstractNumId="33" w15:restartNumberingAfterBreak="0">
     <w:nsid w:val="74967BA0"/>
     <w:multiLevelType w:val="multilevel"/>
     <w:tmpl w:val="022A8502"/>
@@ -19331,7 +22732,7 @@
       </w:rPr>
     </w:lvl>
   </w:abstractNum>
-  <w:abstractNum w:abstractNumId="29" w15:restartNumberingAfterBreak="0">
+  <w:abstractNum w:abstractNumId="34" w15:restartNumberingAfterBreak="0">
     <w:nsid w:val="772108D7"/>
     <w:multiLevelType w:val="multilevel"/>
     <w:tmpl w:val="AED6F526"/>
@@ -19444,7 +22845,7 @@
       </w:pPr>
     </w:lvl>
   </w:abstractNum>
-  <w:abstractNum w:abstractNumId="30" w15:restartNumberingAfterBreak="0">
+  <w:abstractNum w:abstractNumId="35" w15:restartNumberingAfterBreak="0">
     <w:nsid w:val="78F23F18"/>
     <w:multiLevelType w:val="multilevel"/>
     <w:tmpl w:val="91169836"/>
@@ -19557,7 +22958,7 @@
       </w:pPr>
     </w:lvl>
   </w:abstractNum>
-  <w:abstractNum w:abstractNumId="31" w15:restartNumberingAfterBreak="0">
+  <w:abstractNum w:abstractNumId="36" w15:restartNumberingAfterBreak="0">
     <w:nsid w:val="79865D90"/>
     <w:multiLevelType w:val="multilevel"/>
     <w:tmpl w:val="4C8E399E"/>
@@ -19670,7 +23071,7 @@
       </w:pPr>
     </w:lvl>
   </w:abstractNum>
-  <w:abstractNum w:abstractNumId="32" w15:restartNumberingAfterBreak="0">
+  <w:abstractNum w:abstractNumId="37" w15:restartNumberingAfterBreak="0">
     <w:nsid w:val="7A666CB5"/>
     <w:multiLevelType w:val="multilevel"/>
     <w:tmpl w:val="5602EB2E"/>
@@ -19820,70 +23221,70 @@
     </w:lvl>
   </w:abstractNum>
   <w:num w:numId="1" w16cid:durableId="1099566421">
+    <w:abstractNumId w:val="21"/>
+  </w:num>
+  <w:num w:numId="2" w16cid:durableId="2116751180">
+    <w:abstractNumId w:val="6"/>
+  </w:num>
+  <w:num w:numId="3" w16cid:durableId="938954067">
+    <w:abstractNumId w:val="4"/>
+  </w:num>
+  <w:num w:numId="4" w16cid:durableId="49109621">
+    <w:abstractNumId w:val="14"/>
+  </w:num>
+  <w:num w:numId="5" w16cid:durableId="1631398879">
+    <w:abstractNumId w:val="20"/>
+  </w:num>
+  <w:num w:numId="6" w16cid:durableId="1628199336">
     <w:abstractNumId w:val="19"/>
   </w:num>
-  <w:num w:numId="2" w16cid:durableId="2116751180">
+  <w:num w:numId="7" w16cid:durableId="1074161061">
+    <w:abstractNumId w:val="23"/>
+  </w:num>
+  <w:num w:numId="8" w16cid:durableId="1518034576">
+    <w:abstractNumId w:val="35"/>
+  </w:num>
+  <w:num w:numId="9" w16cid:durableId="1561164621">
     <w:abstractNumId w:val="5"/>
   </w:num>
-  <w:num w:numId="3" w16cid:durableId="938954067">
-    <w:abstractNumId w:val="3"/>
+  <w:num w:numId="10" w16cid:durableId="1690449380">
+    <w:abstractNumId w:val="10"/>
   </w:num>
-  <w:num w:numId="4" w16cid:durableId="49109621">
-    <w:abstractNumId w:val="12"/>
+  <w:num w:numId="11" w16cid:durableId="1359697395">
+    <w:abstractNumId w:val="7"/>
   </w:num>
-  <w:num w:numId="5" w16cid:durableId="1631398879">
+  <w:num w:numId="12" w16cid:durableId="1559971753">
+    <w:abstractNumId w:val="27"/>
+  </w:num>
+  <w:num w:numId="13" w16cid:durableId="1625500408">
+    <w:abstractNumId w:val="28"/>
+  </w:num>
+  <w:num w:numId="14" w16cid:durableId="1103452895">
+    <w:abstractNumId w:val="8"/>
+  </w:num>
+  <w:num w:numId="15" w16cid:durableId="1325015138">
+    <w:abstractNumId w:val="25"/>
+  </w:num>
+  <w:num w:numId="16" w16cid:durableId="889653411">
+    <w:abstractNumId w:val="29"/>
+  </w:num>
+  <w:num w:numId="17" w16cid:durableId="1952055407">
+    <w:abstractNumId w:val="36"/>
+  </w:num>
+  <w:num w:numId="18" w16cid:durableId="942152649">
+    <w:abstractNumId w:val="24"/>
+  </w:num>
+  <w:num w:numId="19" w16cid:durableId="157113166">
+    <w:abstractNumId w:val="16"/>
+  </w:num>
+  <w:num w:numId="20" w16cid:durableId="586619119">
+    <w:abstractNumId w:val="33"/>
+  </w:num>
+  <w:num w:numId="21" w16cid:durableId="10840090">
     <w:abstractNumId w:val="18"/>
   </w:num>
-  <w:num w:numId="6" w16cid:durableId="1628199336">
-    <w:abstractNumId w:val="17"/>
-  </w:num>
-  <w:num w:numId="7" w16cid:durableId="1074161061">
-    <w:abstractNumId w:val="20"/>
-  </w:num>
-  <w:num w:numId="8" w16cid:durableId="1518034576">
-    <w:abstractNumId w:val="30"/>
-  </w:num>
-  <w:num w:numId="9" w16cid:durableId="1561164621">
-    <w:abstractNumId w:val="4"/>
-  </w:num>
-  <w:num w:numId="10" w16cid:durableId="1690449380">
-    <w:abstractNumId w:val="9"/>
-  </w:num>
-  <w:num w:numId="11" w16cid:durableId="1359697395">
-    <w:abstractNumId w:val="6"/>
-  </w:num>
-  <w:num w:numId="12" w16cid:durableId="1559971753">
-    <w:abstractNumId w:val="24"/>
-  </w:num>
-  <w:num w:numId="13" w16cid:durableId="1625500408">
-    <w:abstractNumId w:val="25"/>
-  </w:num>
-  <w:num w:numId="14" w16cid:durableId="1103452895">
-    <w:abstractNumId w:val="7"/>
-  </w:num>
-  <w:num w:numId="15" w16cid:durableId="1325015138">
-    <w:abstractNumId w:val="22"/>
-  </w:num>
-  <w:num w:numId="16" w16cid:durableId="889653411">
-    <w:abstractNumId w:val="26"/>
-  </w:num>
-  <w:num w:numId="17" w16cid:durableId="1952055407">
-    <w:abstractNumId w:val="31"/>
-  </w:num>
-  <w:num w:numId="18" w16cid:durableId="942152649">
-    <w:abstractNumId w:val="21"/>
-  </w:num>
-  <w:num w:numId="19" w16cid:durableId="157113166">
-    <w:abstractNumId w:val="14"/>
-  </w:num>
-  <w:num w:numId="20" w16cid:durableId="586619119">
-    <w:abstractNumId w:val="28"/>
-  </w:num>
-  <w:num w:numId="21" w16cid:durableId="10840090">
-    <w:abstractNumId w:val="16"/>
-  </w:num>
   <w:num w:numId="22" w16cid:durableId="1623464123">
-    <w:abstractNumId w:val="32"/>
+    <w:abstractNumId w:val="37"/>
   </w:num>
   <w:num w:numId="23" w16cid:durableId="1779173879">
     <w:abstractNumId w:val="0"/>
@@ -19895,28 +23296,43 @@
     <w:abstractNumId w:val="2"/>
   </w:num>
   <w:num w:numId="26" w16cid:durableId="1153520976">
+    <w:abstractNumId w:val="12"/>
+  </w:num>
+  <w:num w:numId="27" w16cid:durableId="837771531">
+    <w:abstractNumId w:val="34"/>
+  </w:num>
+  <w:num w:numId="28" w16cid:durableId="1471630325">
+    <w:abstractNumId w:val="17"/>
+  </w:num>
+  <w:num w:numId="29" w16cid:durableId="1352681797">
     <w:abstractNumId w:val="11"/>
   </w:num>
-  <w:num w:numId="27" w16cid:durableId="837771531">
-    <w:abstractNumId w:val="29"/>
+  <w:num w:numId="30" w16cid:durableId="1148403827">
+    <w:abstractNumId w:val="32"/>
   </w:num>
-  <w:num w:numId="28" w16cid:durableId="1471630325">
+  <w:num w:numId="31" w16cid:durableId="286357560">
     <w:abstractNumId w:val="15"/>
   </w:num>
-  <w:num w:numId="29" w16cid:durableId="1352681797">
-    <w:abstractNumId w:val="10"/>
+  <w:num w:numId="32" w16cid:durableId="1699963023">
+    <w:abstractNumId w:val="26"/>
   </w:num>
-  <w:num w:numId="30" w16cid:durableId="1148403827">
-    <w:abstractNumId w:val="27"/>
+  <w:num w:numId="33" w16cid:durableId="1059791945">
+    <w:abstractNumId w:val="9"/>
   </w:num>
-  <w:num w:numId="31" w16cid:durableId="286357560">
+  <w:num w:numId="34" w16cid:durableId="1354721593">
+    <w:abstractNumId w:val="30"/>
+  </w:num>
+  <w:num w:numId="35" w16cid:durableId="1637828997">
+    <w:abstractNumId w:val="3"/>
+  </w:num>
+  <w:num w:numId="36" w16cid:durableId="394544842">
     <w:abstractNumId w:val="13"/>
   </w:num>
-  <w:num w:numId="32" w16cid:durableId="1699963023">
-    <w:abstractNumId w:val="23"/>
+  <w:num w:numId="37" w16cid:durableId="1363284568">
+    <w:abstractNumId w:val="31"/>
   </w:num>
-  <w:num w:numId="33" w16cid:durableId="1059791945">
-    <w:abstractNumId w:val="8"/>
+  <w:num w:numId="38" w16cid:durableId="1716586183">
+    <w:abstractNumId w:val="22"/>
   </w:num>
 </w:numbering>
 </file>

--- a/extra notes.docx
+++ b/extra notes.docx
@@ -18254,6 +18254,899 @@
     <w:p>
       <w:pPr>
         <w:rPr>
+          <w:b/>
+          <w:bCs/>
+          <w:color w:val="EE0000"/>
+          <w:sz w:val="28"/>
+          <w:szCs w:val="28"/>
+        </w:rPr>
+      </w:pPr>
+      <w:r>
+        <w:rPr>
+          <w:b/>
+          <w:bCs/>
+          <w:color w:val="EE0000"/>
+          <w:sz w:val="36"/>
+          <w:szCs w:val="36"/>
+          <w:highlight w:val="yellow"/>
+        </w:rPr>
+        <w:t>Type Hinting</w:t>
+      </w:r>
+      <w:r>
+        <w:rPr>
+          <w:b/>
+          <w:bCs/>
+          <w:color w:val="EE0000"/>
+          <w:sz w:val="36"/>
+          <w:szCs w:val="36"/>
+        </w:rPr>
+        <w:t xml:space="preserve"> </w:t>
+      </w:r>
+      <w:r>
+        <w:rPr>
+          <w:b/>
+          <w:bCs/>
+          <w:color w:val="EE0000"/>
+          <w:sz w:val="28"/>
+          <w:szCs w:val="28"/>
+        </w:rPr>
+        <w:t>(The FAANG Safety Net)</w:t>
+      </w:r>
+    </w:p>
+    <w:p>
+      <w:pPr>
+        <w:rPr>
+          <w:color w:val="000000" w:themeColor="text1"/>
+        </w:rPr>
+      </w:pPr>
+      <w:r>
+        <w:rPr>
+          <w:color w:val="000000" w:themeColor="text1"/>
+        </w:rPr>
+        <w:t xml:space="preserve">We learned earlier that Python uses </w:t>
+      </w:r>
+      <w:r>
+        <w:rPr>
+          <w:b/>
+          <w:bCs/>
+          <w:color w:val="000000" w:themeColor="text1"/>
+        </w:rPr>
+        <w:t>Dynamic Typing</w:t>
+      </w:r>
+      <w:r>
+        <w:rPr>
+          <w:color w:val="000000" w:themeColor="text1"/>
+        </w:rPr>
+        <w:t xml:space="preserve"> (variables can point to an Integer, and then point to a String, and Python doesn't care).</w:t>
+      </w:r>
+    </w:p>
+    <w:p>
+      <w:pPr>
+        <w:rPr>
+          <w:color w:val="000000" w:themeColor="text1"/>
+        </w:rPr>
+      </w:pPr>
+      <w:r>
+        <w:rPr>
+          <w:color w:val="000000" w:themeColor="text1"/>
+        </w:rPr>
+        <w:t>But in a production environment, this "freedom" causes terrible bugs. If you have a team of 50 engineers, and someone accidentally passes a String into your math equation, the server crashes.</w:t>
+      </w:r>
+    </w:p>
+    <w:p>
+      <w:pPr>
+        <w:rPr>
+          <w:color w:val="000000" w:themeColor="text1"/>
+        </w:rPr>
+      </w:pPr>
+      <w:r>
+        <w:rPr>
+          <w:color w:val="000000" w:themeColor="text1"/>
+        </w:rPr>
+        <w:t xml:space="preserve">To fix this, modern Python introduced </w:t>
+      </w:r>
+      <w:r>
+        <w:rPr>
+          <w:b/>
+          <w:bCs/>
+          <w:color w:val="000000" w:themeColor="text1"/>
+          <w:sz w:val="28"/>
+          <w:szCs w:val="28"/>
+          <w:highlight w:val="yellow"/>
+        </w:rPr>
+        <w:t>Type Hinting</w:t>
+      </w:r>
+      <w:r>
+        <w:rPr>
+          <w:color w:val="000000" w:themeColor="text1"/>
+        </w:rPr>
+        <w:t>. It allows you to attach a visual "warning label" to your variables.</w:t>
+      </w:r>
+    </w:p>
+    <w:p>
+      <w:pPr>
+        <w:rPr>
+          <w:color w:val="000000" w:themeColor="text1"/>
+          <w:highlight w:val="yellow"/>
+        </w:rPr>
+      </w:pPr>
+      <w:r>
+        <w:rPr>
+          <w:color w:val="000000" w:themeColor="text1"/>
+          <w:highlight w:val="yellow"/>
+        </w:rPr>
+        <w:t>Python</w:t>
+      </w:r>
+    </w:p>
+    <w:p>
+      <w:pPr>
+        <w:rPr>
+          <w:color w:val="000000" w:themeColor="text1"/>
+          <w:highlight w:val="yellow"/>
+        </w:rPr>
+      </w:pPr>
+      <w:r>
+        <w:rPr>
+          <w:color w:val="000000" w:themeColor="text1"/>
+          <w:highlight w:val="yellow"/>
+        </w:rPr>
+        <w:t># The standard way:</w:t>
+      </w:r>
+    </w:p>
+    <w:p>
+      <w:pPr>
+        <w:rPr>
+          <w:color w:val="000000" w:themeColor="text1"/>
+          <w:highlight w:val="yellow"/>
+        </w:rPr>
+      </w:pPr>
+      <w:r>
+        <w:rPr>
+          <w:color w:val="000000" w:themeColor="text1"/>
+          <w:highlight w:val="yellow"/>
+        </w:rPr>
+        <w:t>score = 100</w:t>
+      </w:r>
+    </w:p>
+    <w:p>
+      <w:pPr>
+        <w:rPr>
+          <w:color w:val="000000" w:themeColor="text1"/>
+          <w:highlight w:val="yellow"/>
+        </w:rPr>
+      </w:pPr>
+      <w:r>
+        <w:rPr>
+          <w:color w:val="000000" w:themeColor="text1"/>
+          <w:highlight w:val="yellow"/>
+        </w:rPr>
+        <w:t># The FAANG (Type Hinted) way:</w:t>
+      </w:r>
+    </w:p>
+    <w:p>
+      <w:pPr>
+        <w:rPr>
+          <w:color w:val="000000" w:themeColor="text1"/>
+          <w:highlight w:val="yellow"/>
+        </w:rPr>
+      </w:pPr>
+      <w:r>
+        <w:rPr>
+          <w:color w:val="000000" w:themeColor="text1"/>
+          <w:highlight w:val="yellow"/>
+        </w:rPr>
+        <w:t>score: int = 100</w:t>
+      </w:r>
+    </w:p>
+    <w:p>
+      <w:pPr>
+        <w:rPr>
+          <w:color w:val="000000" w:themeColor="text1"/>
+          <w:highlight w:val="yellow"/>
+        </w:rPr>
+      </w:pPr>
+      <w:proofErr w:type="spellStart"/>
+      <w:r>
+        <w:rPr>
+          <w:color w:val="000000" w:themeColor="text1"/>
+          <w:highlight w:val="yellow"/>
+        </w:rPr>
+        <w:t>player_name</w:t>
+      </w:r>
+      <w:proofErr w:type="spellEnd"/>
+      <w:r>
+        <w:rPr>
+          <w:color w:val="000000" w:themeColor="text1"/>
+          <w:highlight w:val="yellow"/>
+        </w:rPr>
+        <w:t>: str = "</w:t>
+      </w:r>
+      <w:proofErr w:type="spellStart"/>
+      <w:r>
+        <w:rPr>
+          <w:color w:val="000000" w:themeColor="text1"/>
+          <w:highlight w:val="yellow"/>
+        </w:rPr>
+        <w:t>Adeal</w:t>
+      </w:r>
+      <w:proofErr w:type="spellEnd"/>
+      <w:r>
+        <w:rPr>
+          <w:color w:val="000000" w:themeColor="text1"/>
+          <w:highlight w:val="yellow"/>
+        </w:rPr>
+        <w:t>"</w:t>
+      </w:r>
+    </w:p>
+    <w:p>
+      <w:pPr>
+        <w:rPr>
+          <w:color w:val="000000" w:themeColor="text1"/>
+        </w:rPr>
+      </w:pPr>
+      <w:proofErr w:type="spellStart"/>
+      <w:r>
+        <w:rPr>
+          <w:color w:val="000000" w:themeColor="text1"/>
+          <w:highlight w:val="yellow"/>
+        </w:rPr>
+        <w:lastRenderedPageBreak/>
+        <w:t>is_active</w:t>
+      </w:r>
+      <w:proofErr w:type="spellEnd"/>
+      <w:r>
+        <w:rPr>
+          <w:color w:val="000000" w:themeColor="text1"/>
+          <w:highlight w:val="yellow"/>
+        </w:rPr>
+        <w:t>: bool = True</w:t>
+      </w:r>
+    </w:p>
+    <w:p>
+      <w:pPr>
+        <w:rPr>
+          <w:color w:val="000000" w:themeColor="text1"/>
+        </w:rPr>
+      </w:pPr>
+      <w:r>
+        <w:rPr>
+          <w:b/>
+          <w:bCs/>
+          <w:color w:val="000000" w:themeColor="text1"/>
+        </w:rPr>
+        <w:t>The Catch:</w:t>
+      </w:r>
+      <w:r>
+        <w:rPr>
+          <w:color w:val="000000" w:themeColor="text1"/>
+        </w:rPr>
+        <w:t xml:space="preserve"> Python still doesn't enforce this at runtime! If you write score: int = "</w:t>
+      </w:r>
+      <w:proofErr w:type="spellStart"/>
+      <w:r>
+        <w:rPr>
+          <w:color w:val="000000" w:themeColor="text1"/>
+        </w:rPr>
+        <w:t>Adeal</w:t>
+      </w:r>
+      <w:proofErr w:type="spellEnd"/>
+      <w:r>
+        <w:rPr>
+          <w:color w:val="000000" w:themeColor="text1"/>
+        </w:rPr>
+        <w:t xml:space="preserve">", Python will still run it. </w:t>
+      </w:r>
+      <w:r>
+        <w:rPr>
+          <w:i/>
+          <w:iCs/>
+          <w:color w:val="000000" w:themeColor="text1"/>
+        </w:rPr>
+        <w:t>So why do we do it?</w:t>
+      </w:r>
+      <w:r>
+        <w:rPr>
+          <w:color w:val="000000" w:themeColor="text1"/>
+        </w:rPr>
+        <w:t xml:space="preserve"> Because professional engineers use external tools (like one called </w:t>
+      </w:r>
+      <w:proofErr w:type="spellStart"/>
+      <w:r>
+        <w:rPr>
+          <w:color w:val="000000" w:themeColor="text1"/>
+        </w:rPr>
+        <w:t>mypy</w:t>
+      </w:r>
+      <w:proofErr w:type="spellEnd"/>
+      <w:r>
+        <w:rPr>
+          <w:color w:val="000000" w:themeColor="text1"/>
+        </w:rPr>
+        <w:t xml:space="preserve">) that scan the code </w:t>
+      </w:r>
+      <w:r>
+        <w:rPr>
+          <w:i/>
+          <w:iCs/>
+          <w:color w:val="000000" w:themeColor="text1"/>
+        </w:rPr>
+        <w:t>before</w:t>
+      </w:r>
+      <w:r>
+        <w:rPr>
+          <w:color w:val="000000" w:themeColor="text1"/>
+        </w:rPr>
+        <w:t xml:space="preserve"> it goes to the cloud. If the tool sees you tried to put a String into a variable tagged as an int, it blocks the deployment and warns you. You must write code this way to get hired at top companies.</w:t>
+      </w:r>
+    </w:p>
+    <w:p>
+      <w:pPr>
+        <w:rPr>
+          <w:b/>
+          <w:bCs/>
+          <w:color w:val="000000" w:themeColor="text1"/>
+        </w:rPr>
+      </w:pPr>
+      <w:r>
+        <w:rPr>
+          <w:b/>
+          <w:bCs/>
+          <w:color w:val="000000" w:themeColor="text1"/>
+        </w:rPr>
+        <w:t>2. Manual Memory Assassination (The del Keyword)</w:t>
+      </w:r>
+    </w:p>
+    <w:p>
+      <w:pPr>
+        <w:rPr>
+          <w:color w:val="000000" w:themeColor="text1"/>
+        </w:rPr>
+      </w:pPr>
+      <w:r>
+        <w:rPr>
+          <w:color w:val="000000" w:themeColor="text1"/>
+        </w:rPr>
+        <w:t xml:space="preserve">We spent a lot of time on the </w:t>
+      </w:r>
+      <w:r>
+        <w:rPr>
+          <w:b/>
+          <w:bCs/>
+          <w:color w:val="000000" w:themeColor="text1"/>
+        </w:rPr>
+        <w:t>Garbage Collector</w:t>
+      </w:r>
+      <w:r>
+        <w:rPr>
+          <w:color w:val="000000" w:themeColor="text1"/>
+        </w:rPr>
+        <w:t>. We know that when a variable's reference count hits 0, the Garbage Collector destroys it to free up RAM.</w:t>
+      </w:r>
+    </w:p>
+    <w:p>
+      <w:pPr>
+        <w:rPr>
+          <w:color w:val="000000" w:themeColor="text1"/>
+        </w:rPr>
+      </w:pPr>
+      <w:r>
+        <w:rPr>
+          <w:color w:val="000000" w:themeColor="text1"/>
+        </w:rPr>
+        <w:t>Usually, this happens automatically when your program finishes running. But as an ML Engineer, you will load massive objects into the Heap—like a 10-Gigabyte dataset. If you finish using that dataset halfway through your script, you cannot afford to wait for the program to end. Your computer will run out of RAM and crash.</w:t>
+      </w:r>
+    </w:p>
+    <w:p>
+      <w:pPr>
+        <w:rPr>
+          <w:color w:val="000000" w:themeColor="text1"/>
+        </w:rPr>
+      </w:pPr>
+      <w:r>
+        <w:rPr>
+          <w:color w:val="000000" w:themeColor="text1"/>
+        </w:rPr>
+        <w:t xml:space="preserve">You can manually rip a name tag out of the Stack using the </w:t>
+      </w:r>
+      <w:r>
+        <w:rPr>
+          <w:b/>
+          <w:bCs/>
+          <w:color w:val="000000" w:themeColor="text1"/>
+        </w:rPr>
+        <w:t>del</w:t>
+      </w:r>
+      <w:r>
+        <w:rPr>
+          <w:color w:val="000000" w:themeColor="text1"/>
+        </w:rPr>
+        <w:t xml:space="preserve"> (delete) command.</w:t>
+      </w:r>
+    </w:p>
+    <w:p>
+      <w:pPr>
+        <w:rPr>
+          <w:color w:val="000000" w:themeColor="text1"/>
+          <w:highlight w:val="yellow"/>
+        </w:rPr>
+      </w:pPr>
+      <w:r>
+        <w:rPr>
+          <w:color w:val="000000" w:themeColor="text1"/>
+          <w:highlight w:val="yellow"/>
+        </w:rPr>
+        <w:t>Python</w:t>
+      </w:r>
+    </w:p>
+    <w:p>
+      <w:pPr>
+        <w:rPr>
+          <w:color w:val="000000" w:themeColor="text1"/>
+          <w:highlight w:val="yellow"/>
+        </w:rPr>
+      </w:pPr>
+      <w:proofErr w:type="spellStart"/>
+      <w:r>
+        <w:rPr>
+          <w:color w:val="000000" w:themeColor="text1"/>
+          <w:highlight w:val="yellow"/>
+        </w:rPr>
+        <w:t>massive_dataset</w:t>
+      </w:r>
+      <w:proofErr w:type="spellEnd"/>
+      <w:r>
+        <w:rPr>
+          <w:color w:val="000000" w:themeColor="text1"/>
+          <w:highlight w:val="yellow"/>
+        </w:rPr>
+        <w:t xml:space="preserve"> = [ ... 10 million numbers </w:t>
+      </w:r>
+      <w:proofErr w:type="gramStart"/>
+      <w:r>
+        <w:rPr>
+          <w:color w:val="000000" w:themeColor="text1"/>
+          <w:highlight w:val="yellow"/>
+        </w:rPr>
+        <w:t>... ]</w:t>
+      </w:r>
+      <w:proofErr w:type="gramEnd"/>
+    </w:p>
+    <w:p>
+      <w:pPr>
+        <w:rPr>
+          <w:color w:val="000000" w:themeColor="text1"/>
+          <w:highlight w:val="yellow"/>
+        </w:rPr>
+      </w:pPr>
+    </w:p>
+    <w:p>
+      <w:pPr>
+        <w:rPr>
+          <w:color w:val="000000" w:themeColor="text1"/>
+          <w:highlight w:val="yellow"/>
+        </w:rPr>
+      </w:pPr>
+      <w:r>
+        <w:rPr>
+          <w:color w:val="000000" w:themeColor="text1"/>
+          <w:highlight w:val="yellow"/>
+        </w:rPr>
+        <w:t># You do your ML calculations here...</w:t>
+      </w:r>
+    </w:p>
+    <w:p>
+      <w:pPr>
+        <w:rPr>
+          <w:color w:val="000000" w:themeColor="text1"/>
+          <w:highlight w:val="yellow"/>
+        </w:rPr>
+      </w:pPr>
+    </w:p>
+    <w:p>
+      <w:pPr>
+        <w:rPr>
+          <w:color w:val="000000" w:themeColor="text1"/>
+          <w:highlight w:val="yellow"/>
+        </w:rPr>
+      </w:pPr>
+      <w:r>
+        <w:rPr>
+          <w:color w:val="000000" w:themeColor="text1"/>
+          <w:highlight w:val="yellow"/>
+        </w:rPr>
+        <w:t># Now you need to free up the RAM manually:</w:t>
+      </w:r>
+    </w:p>
+    <w:p>
+      <w:pPr>
+        <w:rPr>
+          <w:color w:val="000000" w:themeColor="text1"/>
+        </w:rPr>
+      </w:pPr>
+      <w:r>
+        <w:rPr>
+          <w:color w:val="000000" w:themeColor="text1"/>
+          <w:highlight w:val="yellow"/>
+        </w:rPr>
+        <w:t xml:space="preserve">del </w:t>
+      </w:r>
+      <w:proofErr w:type="spellStart"/>
+      <w:r>
+        <w:rPr>
+          <w:color w:val="000000" w:themeColor="text1"/>
+          <w:highlight w:val="yellow"/>
+        </w:rPr>
+        <w:t>massive_dataset</w:t>
+      </w:r>
+      <w:proofErr w:type="spellEnd"/>
+      <w:r>
+        <w:rPr>
+          <w:color w:val="000000" w:themeColor="text1"/>
+        </w:rPr>
+        <w:t xml:space="preserve"> </w:t>
+      </w:r>
+    </w:p>
+    <w:p>
+      <w:pPr>
+        <w:rPr>
+          <w:color w:val="000000" w:themeColor="text1"/>
+        </w:rPr>
+      </w:pPr>
+      <w:r>
+        <w:rPr>
+          <w:b/>
+          <w:bCs/>
+          <w:color w:val="000000" w:themeColor="text1"/>
+        </w:rPr>
+        <w:t>What happens in memory:</w:t>
+      </w:r>
+    </w:p>
+    <w:p>
+      <w:pPr>
+        <w:numPr>
+          <w:ilvl w:val="0"/>
+          <w:numId w:val="39"/>
+        </w:numPr>
+        <w:rPr>
+          <w:color w:val="000000" w:themeColor="text1"/>
+        </w:rPr>
+      </w:pPr>
+      <w:r>
+        <w:rPr>
+          <w:color w:val="000000" w:themeColor="text1"/>
+        </w:rPr>
+        <w:t xml:space="preserve">Python goes to the Stack and literally deletes the </w:t>
+      </w:r>
+      <w:proofErr w:type="spellStart"/>
+      <w:r>
+        <w:rPr>
+          <w:color w:val="000000" w:themeColor="text1"/>
+        </w:rPr>
+        <w:t>massive_dataset</w:t>
+      </w:r>
+      <w:proofErr w:type="spellEnd"/>
+      <w:r>
+        <w:rPr>
+          <w:color w:val="000000" w:themeColor="text1"/>
+        </w:rPr>
+        <w:t xml:space="preserve"> name tag.</w:t>
+      </w:r>
+    </w:p>
+    <w:p>
+      <w:pPr>
+        <w:numPr>
+          <w:ilvl w:val="0"/>
+          <w:numId w:val="39"/>
+        </w:numPr>
+        <w:rPr>
+          <w:color w:val="000000" w:themeColor="text1"/>
+        </w:rPr>
+      </w:pPr>
+      <w:r>
+        <w:rPr>
+          <w:color w:val="000000" w:themeColor="text1"/>
+        </w:rPr>
+        <w:t>The invisible pointer string is cut.</w:t>
+      </w:r>
+    </w:p>
+    <w:p>
+      <w:pPr>
+        <w:numPr>
+          <w:ilvl w:val="0"/>
+          <w:numId w:val="39"/>
+        </w:numPr>
+        <w:rPr>
+          <w:color w:val="000000" w:themeColor="text1"/>
+        </w:rPr>
+      </w:pPr>
+      <w:r>
+        <w:rPr>
+          <w:color w:val="000000" w:themeColor="text1"/>
+        </w:rPr>
+        <w:t>The 10-Gigabyte list in the Heap drops its reference score to 0.</w:t>
+      </w:r>
+    </w:p>
+    <w:p>
+      <w:pPr>
+        <w:numPr>
+          <w:ilvl w:val="0"/>
+          <w:numId w:val="39"/>
+        </w:numPr>
+        <w:rPr>
+          <w:color w:val="000000" w:themeColor="text1"/>
+        </w:rPr>
+      </w:pPr>
+      <w:r>
+        <w:rPr>
+          <w:color w:val="000000" w:themeColor="text1"/>
+        </w:rPr>
+        <w:t>The Garbage Collector instantly vaporizes it, returning 10GB of RAM to your computer.</w:t>
+      </w:r>
+    </w:p>
+    <w:p>
+      <w:pPr>
+        <w:rPr>
+          <w:b/>
+          <w:bCs/>
+          <w:color w:val="000000" w:themeColor="text1"/>
+        </w:rPr>
+      </w:pPr>
+      <w:r>
+        <w:rPr>
+          <w:b/>
+          <w:bCs/>
+          <w:color w:val="000000" w:themeColor="text1"/>
+        </w:rPr>
+        <w:t>3. The 5th Primitive Data Type (Complex Numbers)</w:t>
+      </w:r>
+    </w:p>
+    <w:p>
+      <w:pPr>
+        <w:rPr>
+          <w:color w:val="000000" w:themeColor="text1"/>
+        </w:rPr>
+      </w:pPr>
+      <w:r>
+        <w:rPr>
+          <w:color w:val="000000" w:themeColor="text1"/>
+        </w:rPr>
+        <w:t>I told you there were 4 primary data types (Integers, Floats, Strings, Booleans). For 99% of web developers, that is true.</w:t>
+      </w:r>
+    </w:p>
+    <w:p>
+      <w:pPr>
+        <w:rPr>
+          <w:color w:val="000000" w:themeColor="text1"/>
+        </w:rPr>
+      </w:pPr>
+      <w:r>
+        <w:rPr>
+          <w:color w:val="000000" w:themeColor="text1"/>
+        </w:rPr>
+        <w:t xml:space="preserve">But you want to be a Machine Learning Engineer. Which means you deal with advanced mathematics. Python natively supports a 5th data type: </w:t>
+      </w:r>
+      <w:r>
+        <w:rPr>
+          <w:b/>
+          <w:bCs/>
+          <w:color w:val="000000" w:themeColor="text1"/>
+        </w:rPr>
+        <w:t>Complex Numbers</w:t>
+      </w:r>
+      <w:r>
+        <w:rPr>
+          <w:color w:val="000000" w:themeColor="text1"/>
+        </w:rPr>
+        <w:t>.</w:t>
+      </w:r>
+    </w:p>
+    <w:p>
+      <w:pPr>
+        <w:rPr>
+          <w:color w:val="000000" w:themeColor="text1"/>
+        </w:rPr>
+      </w:pPr>
+      <w:r>
+        <w:rPr>
+          <w:color w:val="000000" w:themeColor="text1"/>
+        </w:rPr>
+        <w:t>In standard math, the square root of a negative number is imaginary. In Python, imaginary numbers are represented by the letter j (engineers use 'j' instead of '</w:t>
+      </w:r>
+      <w:proofErr w:type="spellStart"/>
+      <w:r>
+        <w:rPr>
+          <w:color w:val="000000" w:themeColor="text1"/>
+        </w:rPr>
+        <w:t>i</w:t>
+      </w:r>
+      <w:proofErr w:type="spellEnd"/>
+      <w:r>
+        <w:rPr>
+          <w:color w:val="000000" w:themeColor="text1"/>
+        </w:rPr>
+        <w:t>' to avoid confusing it with electrical current).</w:t>
+      </w:r>
+    </w:p>
+    <w:p>
+      <w:pPr>
+        <w:rPr>
+          <w:color w:val="000000" w:themeColor="text1"/>
+          <w:highlight w:val="yellow"/>
+        </w:rPr>
+      </w:pPr>
+      <w:r>
+        <w:rPr>
+          <w:color w:val="000000" w:themeColor="text1"/>
+          <w:highlight w:val="yellow"/>
+        </w:rPr>
+        <w:t>Python</w:t>
+      </w:r>
+    </w:p>
+    <w:p>
+      <w:pPr>
+        <w:rPr>
+          <w:color w:val="000000" w:themeColor="text1"/>
+          <w:highlight w:val="yellow"/>
+        </w:rPr>
+      </w:pPr>
+      <w:r>
+        <w:rPr>
+          <w:color w:val="000000" w:themeColor="text1"/>
+          <w:highlight w:val="yellow"/>
+        </w:rPr>
+        <w:t># Declaring a Complex Number</w:t>
+      </w:r>
+    </w:p>
+    <w:p>
+      <w:pPr>
+        <w:rPr>
+          <w:color w:val="000000" w:themeColor="text1"/>
+          <w:highlight w:val="yellow"/>
+        </w:rPr>
+      </w:pPr>
+      <w:proofErr w:type="spellStart"/>
+      <w:r>
+        <w:rPr>
+          <w:color w:val="000000" w:themeColor="text1"/>
+          <w:highlight w:val="yellow"/>
+        </w:rPr>
+        <w:t>mathematical_vector</w:t>
+      </w:r>
+      <w:proofErr w:type="spellEnd"/>
+      <w:r>
+        <w:rPr>
+          <w:color w:val="000000" w:themeColor="text1"/>
+          <w:highlight w:val="yellow"/>
+        </w:rPr>
+        <w:t xml:space="preserve"> = 3 + 4j</w:t>
+      </w:r>
+    </w:p>
+    <w:p>
+      <w:pPr>
+        <w:rPr>
+          <w:color w:val="000000" w:themeColor="text1"/>
+          <w:highlight w:val="yellow"/>
+        </w:rPr>
+      </w:pPr>
+    </w:p>
+    <w:p>
+      <w:pPr>
+        <w:rPr>
+          <w:color w:val="000000" w:themeColor="text1"/>
+          <w:highlight w:val="yellow"/>
+        </w:rPr>
+      </w:pPr>
+      <w:r>
+        <w:rPr>
+          <w:color w:val="000000" w:themeColor="text1"/>
+          <w:highlight w:val="yellow"/>
+        </w:rPr>
+        <w:t>print(type(</w:t>
+      </w:r>
+      <w:proofErr w:type="spellStart"/>
+      <w:r>
+        <w:rPr>
+          <w:color w:val="000000" w:themeColor="text1"/>
+          <w:highlight w:val="yellow"/>
+        </w:rPr>
+        <w:t>mathematical_vector</w:t>
+      </w:r>
+      <w:proofErr w:type="spellEnd"/>
+      <w:r>
+        <w:rPr>
+          <w:color w:val="000000" w:themeColor="text1"/>
+          <w:highlight w:val="yellow"/>
+        </w:rPr>
+        <w:t xml:space="preserve">)) </w:t>
+      </w:r>
+    </w:p>
+    <w:p>
+      <w:pPr>
+        <w:rPr>
+          <w:color w:val="000000" w:themeColor="text1"/>
+        </w:rPr>
+      </w:pPr>
+      <w:r>
+        <w:rPr>
+          <w:color w:val="000000" w:themeColor="text1"/>
+          <w:highlight w:val="yellow"/>
+        </w:rPr>
+        <w:lastRenderedPageBreak/>
+        <w:t># Output: &lt;class 'complex'&gt;</w:t>
+      </w:r>
+    </w:p>
+    <w:p>
+      <w:pPr>
+        <w:rPr>
+          <w:color w:val="000000" w:themeColor="text1"/>
+        </w:rPr>
+      </w:pPr>
+      <w:r>
+        <w:rPr>
+          <w:color w:val="000000" w:themeColor="text1"/>
+        </w:rPr>
+        <w:t xml:space="preserve">You won't use this every day, but if an interviewer asks, </w:t>
+      </w:r>
+      <w:r>
+        <w:rPr>
+          <w:i/>
+          <w:iCs/>
+          <w:color w:val="000000" w:themeColor="text1"/>
+        </w:rPr>
+        <w:t>"What are all the primitive number types in Python?"</w:t>
+      </w:r>
+      <w:r>
+        <w:rPr>
+          <w:color w:val="000000" w:themeColor="text1"/>
+        </w:rPr>
+        <w:t xml:space="preserve"> and you say </w:t>
+      </w:r>
+      <w:r>
+        <w:rPr>
+          <w:i/>
+          <w:iCs/>
+          <w:color w:val="000000" w:themeColor="text1"/>
+        </w:rPr>
+        <w:t>"Integers, Floats, and Complex Numbers,"</w:t>
+      </w:r>
+      <w:r>
+        <w:rPr>
+          <w:color w:val="000000" w:themeColor="text1"/>
+        </w:rPr>
+        <w:t xml:space="preserve"> they will immediately know you have a deep mathematical foundation.</w:t>
+      </w:r>
+    </w:p>
+    <w:p>
+      <w:pPr>
+        <w:rPr>
+          <w:color w:val="000000" w:themeColor="text1"/>
+        </w:rPr>
+      </w:pPr>
+    </w:p>
+    <w:p>
+      <w:pPr>
+        <w:rPr>
+          <w:color w:val="000000" w:themeColor="text1"/>
+        </w:rPr>
+      </w:pPr>
+    </w:p>
+    <w:p>
+      <w:pPr>
+        <w:rPr>
+          <w:color w:val="000000" w:themeColor="text1"/>
+        </w:rPr>
+      </w:pPr>
+    </w:p>
+    <w:p>
+      <w:pPr>
+        <w:rPr>
+          <w:color w:val="000000" w:themeColor="text1"/>
+        </w:rPr>
+      </w:pPr>
+    </w:p>
+    <w:p>
+      <w:pPr>
+        <w:rPr>
           <w:color w:val="000000" w:themeColor="text1"/>
         </w:rPr>
       </w:pPr>
@@ -18988,6 +19881,119 @@
     </w:lvl>
   </w:abstractNum>
   <w:abstractNum w:abstractNumId="5" w15:restartNumberingAfterBreak="0">
+    <w:nsid w:val="154D4DF3"/>
+    <w:multiLevelType w:val="multilevel"/>
+    <w:tmpl w:val="2D9E86AC"/>
+    <w:lvl w:ilvl="0">
+      <w:start w:val="1"/>
+      <w:numFmt w:val="decimal"/>
+      <w:lvlText w:val="%1."/>
+      <w:lvlJc w:val="left"/>
+      <w:pPr>
+        <w:tabs>
+          <w:tab w:val="num" w:pos="720"/>
+        </w:tabs>
+        <w:ind w:left="720" w:hanging="360"/>
+      </w:pPr>
+    </w:lvl>
+    <w:lvl w:ilvl="1" w:tentative="1">
+      <w:start w:val="1"/>
+      <w:numFmt w:val="decimal"/>
+      <w:lvlText w:val="%2."/>
+      <w:lvlJc w:val="left"/>
+      <w:pPr>
+        <w:tabs>
+          <w:tab w:val="num" w:pos="1440"/>
+        </w:tabs>
+        <w:ind w:left="1440" w:hanging="360"/>
+      </w:pPr>
+    </w:lvl>
+    <w:lvl w:ilvl="2" w:tentative="1">
+      <w:start w:val="1"/>
+      <w:numFmt w:val="decimal"/>
+      <w:lvlText w:val="%3."/>
+      <w:lvlJc w:val="left"/>
+      <w:pPr>
+        <w:tabs>
+          <w:tab w:val="num" w:pos="2160"/>
+        </w:tabs>
+        <w:ind w:left="2160" w:hanging="360"/>
+      </w:pPr>
+    </w:lvl>
+    <w:lvl w:ilvl="3" w:tentative="1">
+      <w:start w:val="1"/>
+      <w:numFmt w:val="decimal"/>
+      <w:lvlText w:val="%4."/>
+      <w:lvlJc w:val="left"/>
+      <w:pPr>
+        <w:tabs>
+          <w:tab w:val="num" w:pos="2880"/>
+        </w:tabs>
+        <w:ind w:left="2880" w:hanging="360"/>
+      </w:pPr>
+    </w:lvl>
+    <w:lvl w:ilvl="4" w:tentative="1">
+      <w:start w:val="1"/>
+      <w:numFmt w:val="decimal"/>
+      <w:lvlText w:val="%5."/>
+      <w:lvlJc w:val="left"/>
+      <w:pPr>
+        <w:tabs>
+          <w:tab w:val="num" w:pos="3600"/>
+        </w:tabs>
+        <w:ind w:left="3600" w:hanging="360"/>
+      </w:pPr>
+    </w:lvl>
+    <w:lvl w:ilvl="5" w:tentative="1">
+      <w:start w:val="1"/>
+      <w:numFmt w:val="decimal"/>
+      <w:lvlText w:val="%6."/>
+      <w:lvlJc w:val="left"/>
+      <w:pPr>
+        <w:tabs>
+          <w:tab w:val="num" w:pos="4320"/>
+        </w:tabs>
+        <w:ind w:left="4320" w:hanging="360"/>
+      </w:pPr>
+    </w:lvl>
+    <w:lvl w:ilvl="6" w:tentative="1">
+      <w:start w:val="1"/>
+      <w:numFmt w:val="decimal"/>
+      <w:lvlText w:val="%7."/>
+      <w:lvlJc w:val="left"/>
+      <w:pPr>
+        <w:tabs>
+          <w:tab w:val="num" w:pos="5040"/>
+        </w:tabs>
+        <w:ind w:left="5040" w:hanging="360"/>
+      </w:pPr>
+    </w:lvl>
+    <w:lvl w:ilvl="7" w:tentative="1">
+      <w:start w:val="1"/>
+      <w:numFmt w:val="decimal"/>
+      <w:lvlText w:val="%8."/>
+      <w:lvlJc w:val="left"/>
+      <w:pPr>
+        <w:tabs>
+          <w:tab w:val="num" w:pos="5760"/>
+        </w:tabs>
+        <w:ind w:left="5760" w:hanging="360"/>
+      </w:pPr>
+    </w:lvl>
+    <w:lvl w:ilvl="8" w:tentative="1">
+      <w:start w:val="1"/>
+      <w:numFmt w:val="decimal"/>
+      <w:lvlText w:val="%9."/>
+      <w:lvlJc w:val="left"/>
+      <w:pPr>
+        <w:tabs>
+          <w:tab w:val="num" w:pos="6480"/>
+        </w:tabs>
+        <w:ind w:left="6480" w:hanging="360"/>
+      </w:pPr>
+    </w:lvl>
+  </w:abstractNum>
+  <w:abstractNum w:abstractNumId="6" w15:restartNumberingAfterBreak="0">
     <w:nsid w:val="16A748FF"/>
     <w:multiLevelType w:val="multilevel"/>
     <w:tmpl w:val="3DCAC8A4"/>
@@ -19100,7 +20106,7 @@
       </w:pPr>
     </w:lvl>
   </w:abstractNum>
-  <w:abstractNum w:abstractNumId="6" w15:restartNumberingAfterBreak="0">
+  <w:abstractNum w:abstractNumId="7" w15:restartNumberingAfterBreak="0">
     <w:nsid w:val="1868764F"/>
     <w:multiLevelType w:val="multilevel"/>
     <w:tmpl w:val="F2125E60"/>
@@ -19249,7 +20255,7 @@
       </w:rPr>
     </w:lvl>
   </w:abstractNum>
-  <w:abstractNum w:abstractNumId="7" w15:restartNumberingAfterBreak="0">
+  <w:abstractNum w:abstractNumId="8" w15:restartNumberingAfterBreak="0">
     <w:nsid w:val="191D1044"/>
     <w:multiLevelType w:val="multilevel"/>
     <w:tmpl w:val="76809062"/>
@@ -19362,7 +20368,7 @@
       </w:pPr>
     </w:lvl>
   </w:abstractNum>
-  <w:abstractNum w:abstractNumId="8" w15:restartNumberingAfterBreak="0">
+  <w:abstractNum w:abstractNumId="9" w15:restartNumberingAfterBreak="0">
     <w:nsid w:val="1A3F171F"/>
     <w:multiLevelType w:val="multilevel"/>
     <w:tmpl w:val="52726B72"/>
@@ -19475,7 +20481,7 @@
       </w:pPr>
     </w:lvl>
   </w:abstractNum>
-  <w:abstractNum w:abstractNumId="9" w15:restartNumberingAfterBreak="0">
+  <w:abstractNum w:abstractNumId="10" w15:restartNumberingAfterBreak="0">
     <w:nsid w:val="1F564DF1"/>
     <w:multiLevelType w:val="multilevel"/>
     <w:tmpl w:val="B596AA1C"/>
@@ -19624,7 +20630,7 @@
       </w:rPr>
     </w:lvl>
   </w:abstractNum>
-  <w:abstractNum w:abstractNumId="10" w15:restartNumberingAfterBreak="0">
+  <w:abstractNum w:abstractNumId="11" w15:restartNumberingAfterBreak="0">
     <w:nsid w:val="29DF1325"/>
     <w:multiLevelType w:val="multilevel"/>
     <w:tmpl w:val="37169D22"/>
@@ -19737,7 +20743,7 @@
       </w:pPr>
     </w:lvl>
   </w:abstractNum>
-  <w:abstractNum w:abstractNumId="11" w15:restartNumberingAfterBreak="0">
+  <w:abstractNum w:abstractNumId="12" w15:restartNumberingAfterBreak="0">
     <w:nsid w:val="2B1E6729"/>
     <w:multiLevelType w:val="multilevel"/>
     <w:tmpl w:val="DE90F7B6"/>
@@ -19850,7 +20856,7 @@
       </w:pPr>
     </w:lvl>
   </w:abstractNum>
-  <w:abstractNum w:abstractNumId="12" w15:restartNumberingAfterBreak="0">
+  <w:abstractNum w:abstractNumId="13" w15:restartNumberingAfterBreak="0">
     <w:nsid w:val="2BF5247C"/>
     <w:multiLevelType w:val="multilevel"/>
     <w:tmpl w:val="DAA80C4E"/>
@@ -19963,7 +20969,7 @@
       </w:pPr>
     </w:lvl>
   </w:abstractNum>
-  <w:abstractNum w:abstractNumId="13" w15:restartNumberingAfterBreak="0">
+  <w:abstractNum w:abstractNumId="14" w15:restartNumberingAfterBreak="0">
     <w:nsid w:val="2CC837FC"/>
     <w:multiLevelType w:val="multilevel"/>
     <w:tmpl w:val="F2925D28"/>
@@ -20112,7 +21118,7 @@
       </w:rPr>
     </w:lvl>
   </w:abstractNum>
-  <w:abstractNum w:abstractNumId="14" w15:restartNumberingAfterBreak="0">
+  <w:abstractNum w:abstractNumId="15" w15:restartNumberingAfterBreak="0">
     <w:nsid w:val="30F5671C"/>
     <w:multiLevelType w:val="multilevel"/>
     <w:tmpl w:val="CDD4DB56"/>
@@ -20261,7 +21267,7 @@
       </w:rPr>
     </w:lvl>
   </w:abstractNum>
-  <w:abstractNum w:abstractNumId="15" w15:restartNumberingAfterBreak="0">
+  <w:abstractNum w:abstractNumId="16" w15:restartNumberingAfterBreak="0">
     <w:nsid w:val="32180E9D"/>
     <w:multiLevelType w:val="multilevel"/>
     <w:tmpl w:val="A740BDA6"/>
@@ -20410,7 +21416,7 @@
       </w:rPr>
     </w:lvl>
   </w:abstractNum>
-  <w:abstractNum w:abstractNumId="16" w15:restartNumberingAfterBreak="0">
+  <w:abstractNum w:abstractNumId="17" w15:restartNumberingAfterBreak="0">
     <w:nsid w:val="32657EC3"/>
     <w:multiLevelType w:val="multilevel"/>
     <w:tmpl w:val="9F005220"/>
@@ -20559,7 +21565,7 @@
       </w:rPr>
     </w:lvl>
   </w:abstractNum>
-  <w:abstractNum w:abstractNumId="17" w15:restartNumberingAfterBreak="0">
+  <w:abstractNum w:abstractNumId="18" w15:restartNumberingAfterBreak="0">
     <w:nsid w:val="326D4E4A"/>
     <w:multiLevelType w:val="multilevel"/>
     <w:tmpl w:val="8642F19C"/>
@@ -20672,7 +21678,7 @@
       </w:pPr>
     </w:lvl>
   </w:abstractNum>
-  <w:abstractNum w:abstractNumId="18" w15:restartNumberingAfterBreak="0">
+  <w:abstractNum w:abstractNumId="19" w15:restartNumberingAfterBreak="0">
     <w:nsid w:val="34281421"/>
     <w:multiLevelType w:val="multilevel"/>
     <w:tmpl w:val="FA4A835C"/>
@@ -20821,7 +21827,7 @@
       </w:rPr>
     </w:lvl>
   </w:abstractNum>
-  <w:abstractNum w:abstractNumId="19" w15:restartNumberingAfterBreak="0">
+  <w:abstractNum w:abstractNumId="20" w15:restartNumberingAfterBreak="0">
     <w:nsid w:val="35037B4D"/>
     <w:multiLevelType w:val="multilevel"/>
     <w:tmpl w:val="25A45094"/>
@@ -20970,7 +21976,7 @@
       </w:rPr>
     </w:lvl>
   </w:abstractNum>
-  <w:abstractNum w:abstractNumId="20" w15:restartNumberingAfterBreak="0">
+  <w:abstractNum w:abstractNumId="21" w15:restartNumberingAfterBreak="0">
     <w:nsid w:val="368F3C4C"/>
     <w:multiLevelType w:val="multilevel"/>
     <w:tmpl w:val="EC5E60B6"/>
@@ -21119,7 +22125,7 @@
       </w:rPr>
     </w:lvl>
   </w:abstractNum>
-  <w:abstractNum w:abstractNumId="21" w15:restartNumberingAfterBreak="0">
+  <w:abstractNum w:abstractNumId="22" w15:restartNumberingAfterBreak="0">
     <w:nsid w:val="38525D97"/>
     <w:multiLevelType w:val="multilevel"/>
     <w:tmpl w:val="547C83F2"/>
@@ -21268,7 +22274,7 @@
       </w:rPr>
     </w:lvl>
   </w:abstractNum>
-  <w:abstractNum w:abstractNumId="22" w15:restartNumberingAfterBreak="0">
+  <w:abstractNum w:abstractNumId="23" w15:restartNumberingAfterBreak="0">
     <w:nsid w:val="3BCC4E85"/>
     <w:multiLevelType w:val="multilevel"/>
     <w:tmpl w:val="216211A8"/>
@@ -21417,7 +22423,7 @@
       </w:rPr>
     </w:lvl>
   </w:abstractNum>
-  <w:abstractNum w:abstractNumId="23" w15:restartNumberingAfterBreak="0">
+  <w:abstractNum w:abstractNumId="24" w15:restartNumberingAfterBreak="0">
     <w:nsid w:val="41907999"/>
     <w:multiLevelType w:val="multilevel"/>
     <w:tmpl w:val="65504056"/>
@@ -21530,7 +22536,7 @@
       </w:pPr>
     </w:lvl>
   </w:abstractNum>
-  <w:abstractNum w:abstractNumId="24" w15:restartNumberingAfterBreak="0">
+  <w:abstractNum w:abstractNumId="25" w15:restartNumberingAfterBreak="0">
     <w:nsid w:val="586610AB"/>
     <w:multiLevelType w:val="multilevel"/>
     <w:tmpl w:val="54AA77F4"/>
@@ -21643,7 +22649,7 @@
       </w:pPr>
     </w:lvl>
   </w:abstractNum>
-  <w:abstractNum w:abstractNumId="25" w15:restartNumberingAfterBreak="0">
+  <w:abstractNum w:abstractNumId="26" w15:restartNumberingAfterBreak="0">
     <w:nsid w:val="5BFC2A2B"/>
     <w:multiLevelType w:val="multilevel"/>
     <w:tmpl w:val="F68044EC"/>
@@ -21756,7 +22762,7 @@
       </w:pPr>
     </w:lvl>
   </w:abstractNum>
-  <w:abstractNum w:abstractNumId="26" w15:restartNumberingAfterBreak="0">
+  <w:abstractNum w:abstractNumId="27" w15:restartNumberingAfterBreak="0">
     <w:nsid w:val="5DFF40AE"/>
     <w:multiLevelType w:val="multilevel"/>
     <w:tmpl w:val="3D86B8D8"/>
@@ -21905,7 +22911,7 @@
       </w:rPr>
     </w:lvl>
   </w:abstractNum>
-  <w:abstractNum w:abstractNumId="27" w15:restartNumberingAfterBreak="0">
+  <w:abstractNum w:abstractNumId="28" w15:restartNumberingAfterBreak="0">
     <w:nsid w:val="5F436771"/>
     <w:multiLevelType w:val="multilevel"/>
     <w:tmpl w:val="3320C6A2"/>
@@ -22018,7 +23024,7 @@
       </w:pPr>
     </w:lvl>
   </w:abstractNum>
-  <w:abstractNum w:abstractNumId="28" w15:restartNumberingAfterBreak="0">
+  <w:abstractNum w:abstractNumId="29" w15:restartNumberingAfterBreak="0">
     <w:nsid w:val="60E335AB"/>
     <w:multiLevelType w:val="multilevel"/>
     <w:tmpl w:val="22AC81BE"/>
@@ -22131,7 +23137,7 @@
       </w:pPr>
     </w:lvl>
   </w:abstractNum>
-  <w:abstractNum w:abstractNumId="29" w15:restartNumberingAfterBreak="0">
+  <w:abstractNum w:abstractNumId="30" w15:restartNumberingAfterBreak="0">
     <w:nsid w:val="66811F00"/>
     <w:multiLevelType w:val="multilevel"/>
     <w:tmpl w:val="D24C34E4"/>
@@ -22244,7 +23250,7 @@
       </w:pPr>
     </w:lvl>
   </w:abstractNum>
-  <w:abstractNum w:abstractNumId="30" w15:restartNumberingAfterBreak="0">
+  <w:abstractNum w:abstractNumId="31" w15:restartNumberingAfterBreak="0">
     <w:nsid w:val="6A150506"/>
     <w:multiLevelType w:val="multilevel"/>
     <w:tmpl w:val="A96C2FBC"/>
@@ -22357,7 +23363,7 @@
       </w:pPr>
     </w:lvl>
   </w:abstractNum>
-  <w:abstractNum w:abstractNumId="31" w15:restartNumberingAfterBreak="0">
+  <w:abstractNum w:abstractNumId="32" w15:restartNumberingAfterBreak="0">
     <w:nsid w:val="6B2B18FE"/>
     <w:multiLevelType w:val="multilevel"/>
     <w:tmpl w:val="0BDE9AF8"/>
@@ -22470,7 +23476,7 @@
       </w:pPr>
     </w:lvl>
   </w:abstractNum>
-  <w:abstractNum w:abstractNumId="32" w15:restartNumberingAfterBreak="0">
+  <w:abstractNum w:abstractNumId="33" w15:restartNumberingAfterBreak="0">
     <w:nsid w:val="6DBE51C3"/>
     <w:multiLevelType w:val="multilevel"/>
     <w:tmpl w:val="F14C8AF0"/>
@@ -22583,7 +23589,7 @@
       </w:pPr>
     </w:lvl>
   </w:abstractNum>
-  <w:abstractNum w:abstractNumId="33" w15:restartNumberingAfterBreak="0">
+  <w:abstractNum w:abstractNumId="34" w15:restartNumberingAfterBreak="0">
     <w:nsid w:val="74967BA0"/>
     <w:multiLevelType w:val="multilevel"/>
     <w:tmpl w:val="022A8502"/>
@@ -22732,7 +23738,7 @@
       </w:rPr>
     </w:lvl>
   </w:abstractNum>
-  <w:abstractNum w:abstractNumId="34" w15:restartNumberingAfterBreak="0">
+  <w:abstractNum w:abstractNumId="35" w15:restartNumberingAfterBreak="0">
     <w:nsid w:val="772108D7"/>
     <w:multiLevelType w:val="multilevel"/>
     <w:tmpl w:val="AED6F526"/>
@@ -22845,7 +23851,7 @@
       </w:pPr>
     </w:lvl>
   </w:abstractNum>
-  <w:abstractNum w:abstractNumId="35" w15:restartNumberingAfterBreak="0">
+  <w:abstractNum w:abstractNumId="36" w15:restartNumberingAfterBreak="0">
     <w:nsid w:val="78F23F18"/>
     <w:multiLevelType w:val="multilevel"/>
     <w:tmpl w:val="91169836"/>
@@ -22958,7 +23964,7 @@
       </w:pPr>
     </w:lvl>
   </w:abstractNum>
-  <w:abstractNum w:abstractNumId="36" w15:restartNumberingAfterBreak="0">
+  <w:abstractNum w:abstractNumId="37" w15:restartNumberingAfterBreak="0">
     <w:nsid w:val="79865D90"/>
     <w:multiLevelType w:val="multilevel"/>
     <w:tmpl w:val="4C8E399E"/>
@@ -23071,7 +24077,7 @@
       </w:pPr>
     </w:lvl>
   </w:abstractNum>
-  <w:abstractNum w:abstractNumId="37" w15:restartNumberingAfterBreak="0">
+  <w:abstractNum w:abstractNumId="38" w15:restartNumberingAfterBreak="0">
     <w:nsid w:val="7A666CB5"/>
     <w:multiLevelType w:val="multilevel"/>
     <w:tmpl w:val="5602EB2E"/>
@@ -23221,70 +24227,70 @@
     </w:lvl>
   </w:abstractNum>
   <w:num w:numId="1" w16cid:durableId="1099566421">
-    <w:abstractNumId w:val="21"/>
+    <w:abstractNumId w:val="22"/>
   </w:num>
   <w:num w:numId="2" w16cid:durableId="2116751180">
-    <w:abstractNumId w:val="6"/>
+    <w:abstractNumId w:val="7"/>
   </w:num>
   <w:num w:numId="3" w16cid:durableId="938954067">
     <w:abstractNumId w:val="4"/>
   </w:num>
   <w:num w:numId="4" w16cid:durableId="49109621">
-    <w:abstractNumId w:val="14"/>
+    <w:abstractNumId w:val="15"/>
   </w:num>
   <w:num w:numId="5" w16cid:durableId="1631398879">
+    <w:abstractNumId w:val="21"/>
+  </w:num>
+  <w:num w:numId="6" w16cid:durableId="1628199336">
     <w:abstractNumId w:val="20"/>
   </w:num>
-  <w:num w:numId="6" w16cid:durableId="1628199336">
+  <w:num w:numId="7" w16cid:durableId="1074161061">
+    <w:abstractNumId w:val="24"/>
+  </w:num>
+  <w:num w:numId="8" w16cid:durableId="1518034576">
+    <w:abstractNumId w:val="36"/>
+  </w:num>
+  <w:num w:numId="9" w16cid:durableId="1561164621">
+    <w:abstractNumId w:val="6"/>
+  </w:num>
+  <w:num w:numId="10" w16cid:durableId="1690449380">
+    <w:abstractNumId w:val="11"/>
+  </w:num>
+  <w:num w:numId="11" w16cid:durableId="1359697395">
+    <w:abstractNumId w:val="8"/>
+  </w:num>
+  <w:num w:numId="12" w16cid:durableId="1559971753">
+    <w:abstractNumId w:val="28"/>
+  </w:num>
+  <w:num w:numId="13" w16cid:durableId="1625500408">
+    <w:abstractNumId w:val="29"/>
+  </w:num>
+  <w:num w:numId="14" w16cid:durableId="1103452895">
+    <w:abstractNumId w:val="9"/>
+  </w:num>
+  <w:num w:numId="15" w16cid:durableId="1325015138">
+    <w:abstractNumId w:val="26"/>
+  </w:num>
+  <w:num w:numId="16" w16cid:durableId="889653411">
+    <w:abstractNumId w:val="30"/>
+  </w:num>
+  <w:num w:numId="17" w16cid:durableId="1952055407">
+    <w:abstractNumId w:val="37"/>
+  </w:num>
+  <w:num w:numId="18" w16cid:durableId="942152649">
+    <w:abstractNumId w:val="25"/>
+  </w:num>
+  <w:num w:numId="19" w16cid:durableId="157113166">
+    <w:abstractNumId w:val="17"/>
+  </w:num>
+  <w:num w:numId="20" w16cid:durableId="586619119">
+    <w:abstractNumId w:val="34"/>
+  </w:num>
+  <w:num w:numId="21" w16cid:durableId="10840090">
     <w:abstractNumId w:val="19"/>
   </w:num>
-  <w:num w:numId="7" w16cid:durableId="1074161061">
-    <w:abstractNumId w:val="23"/>
-  </w:num>
-  <w:num w:numId="8" w16cid:durableId="1518034576">
-    <w:abstractNumId w:val="35"/>
-  </w:num>
-  <w:num w:numId="9" w16cid:durableId="1561164621">
-    <w:abstractNumId w:val="5"/>
-  </w:num>
-  <w:num w:numId="10" w16cid:durableId="1690449380">
-    <w:abstractNumId w:val="10"/>
-  </w:num>
-  <w:num w:numId="11" w16cid:durableId="1359697395">
-    <w:abstractNumId w:val="7"/>
-  </w:num>
-  <w:num w:numId="12" w16cid:durableId="1559971753">
-    <w:abstractNumId w:val="27"/>
-  </w:num>
-  <w:num w:numId="13" w16cid:durableId="1625500408">
-    <w:abstractNumId w:val="28"/>
-  </w:num>
-  <w:num w:numId="14" w16cid:durableId="1103452895">
-    <w:abstractNumId w:val="8"/>
-  </w:num>
-  <w:num w:numId="15" w16cid:durableId="1325015138">
-    <w:abstractNumId w:val="25"/>
-  </w:num>
-  <w:num w:numId="16" w16cid:durableId="889653411">
-    <w:abstractNumId w:val="29"/>
-  </w:num>
-  <w:num w:numId="17" w16cid:durableId="1952055407">
-    <w:abstractNumId w:val="36"/>
-  </w:num>
-  <w:num w:numId="18" w16cid:durableId="942152649">
-    <w:abstractNumId w:val="24"/>
-  </w:num>
-  <w:num w:numId="19" w16cid:durableId="157113166">
-    <w:abstractNumId w:val="16"/>
-  </w:num>
-  <w:num w:numId="20" w16cid:durableId="586619119">
-    <w:abstractNumId w:val="33"/>
-  </w:num>
-  <w:num w:numId="21" w16cid:durableId="10840090">
-    <w:abstractNumId w:val="18"/>
-  </w:num>
   <w:num w:numId="22" w16cid:durableId="1623464123">
-    <w:abstractNumId w:val="37"/>
+    <w:abstractNumId w:val="38"/>
   </w:num>
   <w:num w:numId="23" w16cid:durableId="1779173879">
     <w:abstractNumId w:val="0"/>
@@ -23296,43 +24302,46 @@
     <w:abstractNumId w:val="2"/>
   </w:num>
   <w:num w:numId="26" w16cid:durableId="1153520976">
+    <w:abstractNumId w:val="13"/>
+  </w:num>
+  <w:num w:numId="27" w16cid:durableId="837771531">
+    <w:abstractNumId w:val="35"/>
+  </w:num>
+  <w:num w:numId="28" w16cid:durableId="1471630325">
+    <w:abstractNumId w:val="18"/>
+  </w:num>
+  <w:num w:numId="29" w16cid:durableId="1352681797">
     <w:abstractNumId w:val="12"/>
   </w:num>
-  <w:num w:numId="27" w16cid:durableId="837771531">
-    <w:abstractNumId w:val="34"/>
-  </w:num>
-  <w:num w:numId="28" w16cid:durableId="1471630325">
-    <w:abstractNumId w:val="17"/>
-  </w:num>
-  <w:num w:numId="29" w16cid:durableId="1352681797">
-    <w:abstractNumId w:val="11"/>
-  </w:num>
   <w:num w:numId="30" w16cid:durableId="1148403827">
-    <w:abstractNumId w:val="32"/>
+    <w:abstractNumId w:val="33"/>
   </w:num>
   <w:num w:numId="31" w16cid:durableId="286357560">
-    <w:abstractNumId w:val="15"/>
+    <w:abstractNumId w:val="16"/>
   </w:num>
   <w:num w:numId="32" w16cid:durableId="1699963023">
-    <w:abstractNumId w:val="26"/>
+    <w:abstractNumId w:val="27"/>
   </w:num>
   <w:num w:numId="33" w16cid:durableId="1059791945">
-    <w:abstractNumId w:val="9"/>
+    <w:abstractNumId w:val="10"/>
   </w:num>
   <w:num w:numId="34" w16cid:durableId="1354721593">
-    <w:abstractNumId w:val="30"/>
+    <w:abstractNumId w:val="31"/>
   </w:num>
   <w:num w:numId="35" w16cid:durableId="1637828997">
     <w:abstractNumId w:val="3"/>
   </w:num>
   <w:num w:numId="36" w16cid:durableId="394544842">
-    <w:abstractNumId w:val="13"/>
+    <w:abstractNumId w:val="14"/>
   </w:num>
   <w:num w:numId="37" w16cid:durableId="1363284568">
-    <w:abstractNumId w:val="31"/>
+    <w:abstractNumId w:val="32"/>
   </w:num>
   <w:num w:numId="38" w16cid:durableId="1716586183">
-    <w:abstractNumId w:val="22"/>
+    <w:abstractNumId w:val="23"/>
+  </w:num>
+  <w:num w:numId="39" w16cid:durableId="92239824">
+    <w:abstractNumId w:val="5"/>
   </w:num>
 </w:numbering>
 </file>

--- a/extra notes.docx
+++ b/extra notes.docx
@@ -19126,6 +19126,4161 @@
     <w:p>
       <w:pPr>
         <w:rPr>
+          <w:b/>
+          <w:bCs/>
+          <w:color w:val="EE0000"/>
+          <w:sz w:val="40"/>
+          <w:szCs w:val="40"/>
+        </w:rPr>
+      </w:pPr>
+      <w:r>
+        <w:rPr>
+          <w:b/>
+          <w:bCs/>
+          <w:color w:val="EE0000"/>
+          <w:sz w:val="40"/>
+          <w:szCs w:val="40"/>
+        </w:rPr>
+        <w:t>MATH AND OPERATORS</w:t>
+      </w:r>
+    </w:p>
+    <w:p>
+      <w:pPr>
+        <w:rPr>
+          <w:b/>
+          <w:bCs/>
+          <w:color w:val="EE0000"/>
+          <w:sz w:val="40"/>
+          <w:szCs w:val="40"/>
+        </w:rPr>
+      </w:pPr>
+      <w:r>
+        <w:rPr>
+          <w:b/>
+          <w:bCs/>
+          <w:color w:val="EE0000"/>
+          <w:sz w:val="40"/>
+          <w:szCs w:val="40"/>
+        </w:rPr>
+        <w:t>Arithmetic Operators (The Math Engine)</w:t>
+      </w:r>
+    </w:p>
+    <w:p>
+      <w:pPr>
+        <w:rPr>
+          <w:color w:val="000000" w:themeColor="text1"/>
+        </w:rPr>
+      </w:pPr>
+      <w:r>
+        <w:rPr>
+          <w:color w:val="000000" w:themeColor="text1"/>
+        </w:rPr>
+        <w:t>These evaluate mathematical expressions. However, in Python, the data type of the output depends strictly on the operator used.</w:t>
+      </w:r>
+    </w:p>
+    <w:tbl>
+      <w:tblPr>
+        <w:tblW w:w="0" w:type="auto"/>
+        <w:tblCellSpacing w:w="15" w:type="dxa"/>
+        <w:tblCellMar>
+          <w:top w:w="15" w:type="dxa"/>
+          <w:left w:w="15" w:type="dxa"/>
+          <w:bottom w:w="15" w:type="dxa"/>
+          <w:right w:w="15" w:type="dxa"/>
+        </w:tblCellMar>
+        <w:tblLook w:val="04A0" w:firstRow="1" w:lastRow="0" w:firstColumn="1" w:lastColumn="0" w:noHBand="0" w:noVBand="1"/>
+      </w:tblPr>
+      <w:tblGrid>
+        <w:gridCol w:w="1264"/>
+        <w:gridCol w:w="1773"/>
+        <w:gridCol w:w="1215"/>
+        <w:gridCol w:w="6222"/>
+      </w:tblGrid>
+      <w:tr>
+        <w:trPr>
+          <w:tblHeader/>
+          <w:tblCellSpacing w:w="15" w:type="dxa"/>
+        </w:trPr>
+        <w:tc>
+          <w:tcPr>
+            <w:tcW w:w="0" w:type="auto"/>
+            <w:tcBorders>
+              <w:top w:val="single" w:sz="6" w:space="0" w:color="C4C7C5"/>
+              <w:left w:val="single" w:sz="6" w:space="0" w:color="C4C7C5"/>
+              <w:bottom w:val="single" w:sz="6" w:space="0" w:color="C4C7C5"/>
+              <w:right w:val="single" w:sz="6" w:space="0" w:color="C4C7C5"/>
+            </w:tcBorders>
+            <w:tcMar>
+              <w:top w:w="120" w:type="dxa"/>
+              <w:left w:w="180" w:type="dxa"/>
+              <w:bottom w:w="120" w:type="dxa"/>
+              <w:right w:w="180" w:type="dxa"/>
+            </w:tcMar>
+            <w:vAlign w:val="center"/>
+            <w:hideMark/>
+          </w:tcPr>
+          <w:p>
+            <w:pPr>
+              <w:rPr>
+                <w:color w:val="000000" w:themeColor="text1"/>
+              </w:rPr>
+            </w:pPr>
+            <w:r>
+              <w:rPr>
+                <w:b/>
+                <w:bCs/>
+                <w:color w:val="000000" w:themeColor="text1"/>
+              </w:rPr>
+              <w:t>Operator</w:t>
+            </w:r>
+          </w:p>
+        </w:tc>
+        <w:tc>
+          <w:tcPr>
+            <w:tcW w:w="0" w:type="auto"/>
+            <w:tcBorders>
+              <w:top w:val="single" w:sz="6" w:space="0" w:color="C4C7C5"/>
+              <w:left w:val="single" w:sz="6" w:space="0" w:color="C4C7C5"/>
+              <w:bottom w:val="single" w:sz="6" w:space="0" w:color="C4C7C5"/>
+              <w:right w:val="single" w:sz="6" w:space="0" w:color="C4C7C5"/>
+            </w:tcBorders>
+            <w:tcMar>
+              <w:top w:w="120" w:type="dxa"/>
+              <w:left w:w="180" w:type="dxa"/>
+              <w:bottom w:w="120" w:type="dxa"/>
+              <w:right w:w="180" w:type="dxa"/>
+            </w:tcMar>
+            <w:vAlign w:val="center"/>
+            <w:hideMark/>
+          </w:tcPr>
+          <w:p>
+            <w:pPr>
+              <w:rPr>
+                <w:color w:val="000000" w:themeColor="text1"/>
+              </w:rPr>
+            </w:pPr>
+            <w:r>
+              <w:rPr>
+                <w:b/>
+                <w:bCs/>
+                <w:color w:val="000000" w:themeColor="text1"/>
+              </w:rPr>
+              <w:t>Name</w:t>
+            </w:r>
+          </w:p>
+        </w:tc>
+        <w:tc>
+          <w:tcPr>
+            <w:tcW w:w="0" w:type="auto"/>
+            <w:tcBorders>
+              <w:top w:val="single" w:sz="6" w:space="0" w:color="C4C7C5"/>
+              <w:left w:val="single" w:sz="6" w:space="0" w:color="C4C7C5"/>
+              <w:bottom w:val="single" w:sz="6" w:space="0" w:color="C4C7C5"/>
+              <w:right w:val="single" w:sz="6" w:space="0" w:color="C4C7C5"/>
+            </w:tcBorders>
+            <w:tcMar>
+              <w:top w:w="120" w:type="dxa"/>
+              <w:left w:w="180" w:type="dxa"/>
+              <w:bottom w:w="120" w:type="dxa"/>
+              <w:right w:w="180" w:type="dxa"/>
+            </w:tcMar>
+            <w:vAlign w:val="center"/>
+            <w:hideMark/>
+          </w:tcPr>
+          <w:p>
+            <w:pPr>
+              <w:rPr>
+                <w:color w:val="000000" w:themeColor="text1"/>
+              </w:rPr>
+            </w:pPr>
+            <w:r>
+              <w:rPr>
+                <w:b/>
+                <w:bCs/>
+                <w:color w:val="000000" w:themeColor="text1"/>
+              </w:rPr>
+              <w:t>Function</w:t>
+            </w:r>
+          </w:p>
+        </w:tc>
+        <w:tc>
+          <w:tcPr>
+            <w:tcW w:w="0" w:type="auto"/>
+            <w:tcBorders>
+              <w:top w:val="single" w:sz="6" w:space="0" w:color="C4C7C5"/>
+              <w:left w:val="single" w:sz="6" w:space="0" w:color="C4C7C5"/>
+              <w:bottom w:val="single" w:sz="6" w:space="0" w:color="C4C7C5"/>
+              <w:right w:val="single" w:sz="6" w:space="0" w:color="C4C7C5"/>
+            </w:tcBorders>
+            <w:tcMar>
+              <w:top w:w="120" w:type="dxa"/>
+              <w:left w:w="180" w:type="dxa"/>
+              <w:bottom w:w="120" w:type="dxa"/>
+              <w:right w:w="180" w:type="dxa"/>
+            </w:tcMar>
+            <w:vAlign w:val="center"/>
+            <w:hideMark/>
+          </w:tcPr>
+          <w:p>
+            <w:pPr>
+              <w:rPr>
+                <w:color w:val="000000" w:themeColor="text1"/>
+              </w:rPr>
+            </w:pPr>
+            <w:r>
+              <w:rPr>
+                <w:b/>
+                <w:bCs/>
+                <w:color w:val="000000" w:themeColor="text1"/>
+              </w:rPr>
+              <w:t>The Memory Reality</w:t>
+            </w:r>
+          </w:p>
+        </w:tc>
+      </w:tr>
+      <w:tr>
+        <w:trPr>
+          <w:tblCellSpacing w:w="15" w:type="dxa"/>
+        </w:trPr>
+        <w:tc>
+          <w:tcPr>
+            <w:tcW w:w="0" w:type="auto"/>
+            <w:tcBorders>
+              <w:top w:val="single" w:sz="6" w:space="0" w:color="C4C7C5"/>
+              <w:left w:val="single" w:sz="6" w:space="0" w:color="C4C7C5"/>
+              <w:bottom w:val="single" w:sz="6" w:space="0" w:color="C4C7C5"/>
+              <w:right w:val="single" w:sz="6" w:space="0" w:color="C4C7C5"/>
+            </w:tcBorders>
+            <w:tcMar>
+              <w:top w:w="120" w:type="dxa"/>
+              <w:left w:w="180" w:type="dxa"/>
+              <w:bottom w:w="120" w:type="dxa"/>
+              <w:right w:w="180" w:type="dxa"/>
+            </w:tcMar>
+            <w:vAlign w:val="center"/>
+            <w:hideMark/>
+          </w:tcPr>
+          <w:p>
+            <w:pPr>
+              <w:rPr>
+                <w:color w:val="000000" w:themeColor="text1"/>
+              </w:rPr>
+            </w:pPr>
+            <w:r>
+              <w:rPr>
+                <w:color w:val="000000" w:themeColor="text1"/>
+              </w:rPr>
+              <w:t>+</w:t>
+            </w:r>
+          </w:p>
+        </w:tc>
+        <w:tc>
+          <w:tcPr>
+            <w:tcW w:w="0" w:type="auto"/>
+            <w:tcBorders>
+              <w:top w:val="single" w:sz="6" w:space="0" w:color="C4C7C5"/>
+              <w:left w:val="single" w:sz="6" w:space="0" w:color="C4C7C5"/>
+              <w:bottom w:val="single" w:sz="6" w:space="0" w:color="C4C7C5"/>
+              <w:right w:val="single" w:sz="6" w:space="0" w:color="C4C7C5"/>
+            </w:tcBorders>
+            <w:tcMar>
+              <w:top w:w="120" w:type="dxa"/>
+              <w:left w:w="180" w:type="dxa"/>
+              <w:bottom w:w="120" w:type="dxa"/>
+              <w:right w:w="180" w:type="dxa"/>
+            </w:tcMar>
+            <w:vAlign w:val="center"/>
+            <w:hideMark/>
+          </w:tcPr>
+          <w:p>
+            <w:pPr>
+              <w:rPr>
+                <w:color w:val="000000" w:themeColor="text1"/>
+              </w:rPr>
+            </w:pPr>
+            <w:r>
+              <w:rPr>
+                <w:color w:val="000000" w:themeColor="text1"/>
+              </w:rPr>
+              <w:t>Addition</w:t>
+            </w:r>
+          </w:p>
+        </w:tc>
+        <w:tc>
+          <w:tcPr>
+            <w:tcW w:w="0" w:type="auto"/>
+            <w:tcBorders>
+              <w:top w:val="single" w:sz="6" w:space="0" w:color="C4C7C5"/>
+              <w:left w:val="single" w:sz="6" w:space="0" w:color="C4C7C5"/>
+              <w:bottom w:val="single" w:sz="6" w:space="0" w:color="C4C7C5"/>
+              <w:right w:val="single" w:sz="6" w:space="0" w:color="C4C7C5"/>
+            </w:tcBorders>
+            <w:tcMar>
+              <w:top w:w="120" w:type="dxa"/>
+              <w:left w:w="180" w:type="dxa"/>
+              <w:bottom w:w="120" w:type="dxa"/>
+              <w:right w:w="180" w:type="dxa"/>
+            </w:tcMar>
+            <w:vAlign w:val="center"/>
+            <w:hideMark/>
+          </w:tcPr>
+          <w:p>
+            <w:pPr>
+              <w:rPr>
+                <w:color w:val="000000" w:themeColor="text1"/>
+              </w:rPr>
+            </w:pPr>
+            <w:r>
+              <w:rPr>
+                <w:color w:val="000000" w:themeColor="text1"/>
+              </w:rPr>
+              <w:t>A + B</w:t>
+            </w:r>
+          </w:p>
+        </w:tc>
+        <w:tc>
+          <w:tcPr>
+            <w:tcW w:w="0" w:type="auto"/>
+            <w:tcBorders>
+              <w:top w:val="single" w:sz="6" w:space="0" w:color="C4C7C5"/>
+              <w:left w:val="single" w:sz="6" w:space="0" w:color="C4C7C5"/>
+              <w:bottom w:val="single" w:sz="6" w:space="0" w:color="C4C7C5"/>
+              <w:right w:val="single" w:sz="6" w:space="0" w:color="C4C7C5"/>
+            </w:tcBorders>
+            <w:tcMar>
+              <w:top w:w="120" w:type="dxa"/>
+              <w:left w:w="180" w:type="dxa"/>
+              <w:bottom w:w="120" w:type="dxa"/>
+              <w:right w:w="180" w:type="dxa"/>
+            </w:tcMar>
+            <w:vAlign w:val="center"/>
+            <w:hideMark/>
+          </w:tcPr>
+          <w:p>
+            <w:pPr>
+              <w:rPr>
+                <w:color w:val="000000" w:themeColor="text1"/>
+              </w:rPr>
+            </w:pPr>
+            <w:r>
+              <w:rPr>
+                <w:color w:val="000000" w:themeColor="text1"/>
+              </w:rPr>
+              <w:t>If both are int, returns int. If one is float, forces both to float.</w:t>
+            </w:r>
+          </w:p>
+        </w:tc>
+      </w:tr>
+      <w:tr>
+        <w:trPr>
+          <w:tblCellSpacing w:w="15" w:type="dxa"/>
+        </w:trPr>
+        <w:tc>
+          <w:tcPr>
+            <w:tcW w:w="0" w:type="auto"/>
+            <w:tcBorders>
+              <w:top w:val="single" w:sz="6" w:space="0" w:color="C4C7C5"/>
+              <w:left w:val="single" w:sz="6" w:space="0" w:color="C4C7C5"/>
+              <w:bottom w:val="single" w:sz="6" w:space="0" w:color="C4C7C5"/>
+              <w:right w:val="single" w:sz="6" w:space="0" w:color="C4C7C5"/>
+            </w:tcBorders>
+            <w:tcMar>
+              <w:top w:w="120" w:type="dxa"/>
+              <w:left w:w="180" w:type="dxa"/>
+              <w:bottom w:w="120" w:type="dxa"/>
+              <w:right w:w="180" w:type="dxa"/>
+            </w:tcMar>
+            <w:vAlign w:val="center"/>
+            <w:hideMark/>
+          </w:tcPr>
+          <w:p>
+            <w:pPr>
+              <w:rPr>
+                <w:color w:val="000000" w:themeColor="text1"/>
+              </w:rPr>
+            </w:pPr>
+            <w:r>
+              <w:rPr>
+                <w:color w:val="000000" w:themeColor="text1"/>
+              </w:rPr>
+              <w:t>-</w:t>
+            </w:r>
+          </w:p>
+        </w:tc>
+        <w:tc>
+          <w:tcPr>
+            <w:tcW w:w="0" w:type="auto"/>
+            <w:tcBorders>
+              <w:top w:val="single" w:sz="6" w:space="0" w:color="C4C7C5"/>
+              <w:left w:val="single" w:sz="6" w:space="0" w:color="C4C7C5"/>
+              <w:bottom w:val="single" w:sz="6" w:space="0" w:color="C4C7C5"/>
+              <w:right w:val="single" w:sz="6" w:space="0" w:color="C4C7C5"/>
+            </w:tcBorders>
+            <w:tcMar>
+              <w:top w:w="120" w:type="dxa"/>
+              <w:left w:w="180" w:type="dxa"/>
+              <w:bottom w:w="120" w:type="dxa"/>
+              <w:right w:w="180" w:type="dxa"/>
+            </w:tcMar>
+            <w:vAlign w:val="center"/>
+            <w:hideMark/>
+          </w:tcPr>
+          <w:p>
+            <w:pPr>
+              <w:rPr>
+                <w:color w:val="000000" w:themeColor="text1"/>
+              </w:rPr>
+            </w:pPr>
+            <w:r>
+              <w:rPr>
+                <w:color w:val="000000" w:themeColor="text1"/>
+              </w:rPr>
+              <w:t>Subtraction</w:t>
+            </w:r>
+          </w:p>
+        </w:tc>
+        <w:tc>
+          <w:tcPr>
+            <w:tcW w:w="0" w:type="auto"/>
+            <w:tcBorders>
+              <w:top w:val="single" w:sz="6" w:space="0" w:color="C4C7C5"/>
+              <w:left w:val="single" w:sz="6" w:space="0" w:color="C4C7C5"/>
+              <w:bottom w:val="single" w:sz="6" w:space="0" w:color="C4C7C5"/>
+              <w:right w:val="single" w:sz="6" w:space="0" w:color="C4C7C5"/>
+            </w:tcBorders>
+            <w:tcMar>
+              <w:top w:w="120" w:type="dxa"/>
+              <w:left w:w="180" w:type="dxa"/>
+              <w:bottom w:w="120" w:type="dxa"/>
+              <w:right w:w="180" w:type="dxa"/>
+            </w:tcMar>
+            <w:vAlign w:val="center"/>
+            <w:hideMark/>
+          </w:tcPr>
+          <w:p>
+            <w:pPr>
+              <w:rPr>
+                <w:color w:val="000000" w:themeColor="text1"/>
+              </w:rPr>
+            </w:pPr>
+            <w:r>
+              <w:rPr>
+                <w:color w:val="000000" w:themeColor="text1"/>
+              </w:rPr>
+              <w:t>A - B</w:t>
+            </w:r>
+          </w:p>
+        </w:tc>
+        <w:tc>
+          <w:tcPr>
+            <w:tcW w:w="0" w:type="auto"/>
+            <w:tcBorders>
+              <w:top w:val="single" w:sz="6" w:space="0" w:color="C4C7C5"/>
+              <w:left w:val="single" w:sz="6" w:space="0" w:color="C4C7C5"/>
+              <w:bottom w:val="single" w:sz="6" w:space="0" w:color="C4C7C5"/>
+              <w:right w:val="single" w:sz="6" w:space="0" w:color="C4C7C5"/>
+            </w:tcBorders>
+            <w:tcMar>
+              <w:top w:w="120" w:type="dxa"/>
+              <w:left w:w="180" w:type="dxa"/>
+              <w:bottom w:w="120" w:type="dxa"/>
+              <w:right w:w="180" w:type="dxa"/>
+            </w:tcMar>
+            <w:vAlign w:val="center"/>
+            <w:hideMark/>
+          </w:tcPr>
+          <w:p>
+            <w:pPr>
+              <w:rPr>
+                <w:color w:val="000000" w:themeColor="text1"/>
+              </w:rPr>
+            </w:pPr>
+            <w:r>
+              <w:rPr>
+                <w:color w:val="000000" w:themeColor="text1"/>
+              </w:rPr>
+              <w:t>Same as Addition.</w:t>
+            </w:r>
+          </w:p>
+        </w:tc>
+      </w:tr>
+      <w:tr>
+        <w:trPr>
+          <w:tblCellSpacing w:w="15" w:type="dxa"/>
+        </w:trPr>
+        <w:tc>
+          <w:tcPr>
+            <w:tcW w:w="0" w:type="auto"/>
+            <w:tcBorders>
+              <w:top w:val="single" w:sz="6" w:space="0" w:color="C4C7C5"/>
+              <w:left w:val="single" w:sz="6" w:space="0" w:color="C4C7C5"/>
+              <w:bottom w:val="single" w:sz="6" w:space="0" w:color="C4C7C5"/>
+              <w:right w:val="single" w:sz="6" w:space="0" w:color="C4C7C5"/>
+            </w:tcBorders>
+            <w:tcMar>
+              <w:top w:w="120" w:type="dxa"/>
+              <w:left w:w="180" w:type="dxa"/>
+              <w:bottom w:w="120" w:type="dxa"/>
+              <w:right w:w="180" w:type="dxa"/>
+            </w:tcMar>
+            <w:vAlign w:val="center"/>
+            <w:hideMark/>
+          </w:tcPr>
+          <w:p>
+            <w:pPr>
+              <w:rPr>
+                <w:color w:val="000000" w:themeColor="text1"/>
+              </w:rPr>
+            </w:pPr>
+            <w:r>
+              <w:rPr>
+                <w:color w:val="000000" w:themeColor="text1"/>
+              </w:rPr>
+              <w:t>*</w:t>
+            </w:r>
+          </w:p>
+        </w:tc>
+        <w:tc>
+          <w:tcPr>
+            <w:tcW w:w="0" w:type="auto"/>
+            <w:tcBorders>
+              <w:top w:val="single" w:sz="6" w:space="0" w:color="C4C7C5"/>
+              <w:left w:val="single" w:sz="6" w:space="0" w:color="C4C7C5"/>
+              <w:bottom w:val="single" w:sz="6" w:space="0" w:color="C4C7C5"/>
+              <w:right w:val="single" w:sz="6" w:space="0" w:color="C4C7C5"/>
+            </w:tcBorders>
+            <w:tcMar>
+              <w:top w:w="120" w:type="dxa"/>
+              <w:left w:w="180" w:type="dxa"/>
+              <w:bottom w:w="120" w:type="dxa"/>
+              <w:right w:w="180" w:type="dxa"/>
+            </w:tcMar>
+            <w:vAlign w:val="center"/>
+            <w:hideMark/>
+          </w:tcPr>
+          <w:p>
+            <w:pPr>
+              <w:rPr>
+                <w:color w:val="000000" w:themeColor="text1"/>
+              </w:rPr>
+            </w:pPr>
+            <w:r>
+              <w:rPr>
+                <w:color w:val="000000" w:themeColor="text1"/>
+              </w:rPr>
+              <w:t>Multiplication</w:t>
+            </w:r>
+          </w:p>
+        </w:tc>
+        <w:tc>
+          <w:tcPr>
+            <w:tcW w:w="0" w:type="auto"/>
+            <w:tcBorders>
+              <w:top w:val="single" w:sz="6" w:space="0" w:color="C4C7C5"/>
+              <w:left w:val="single" w:sz="6" w:space="0" w:color="C4C7C5"/>
+              <w:bottom w:val="single" w:sz="6" w:space="0" w:color="C4C7C5"/>
+              <w:right w:val="single" w:sz="6" w:space="0" w:color="C4C7C5"/>
+            </w:tcBorders>
+            <w:tcMar>
+              <w:top w:w="120" w:type="dxa"/>
+              <w:left w:w="180" w:type="dxa"/>
+              <w:bottom w:w="120" w:type="dxa"/>
+              <w:right w:w="180" w:type="dxa"/>
+            </w:tcMar>
+            <w:vAlign w:val="center"/>
+            <w:hideMark/>
+          </w:tcPr>
+          <w:p>
+            <w:pPr>
+              <w:rPr>
+                <w:color w:val="000000" w:themeColor="text1"/>
+              </w:rPr>
+            </w:pPr>
+            <w:r>
+              <w:rPr>
+                <w:color w:val="000000" w:themeColor="text1"/>
+              </w:rPr>
+              <w:t>A * B</w:t>
+            </w:r>
+          </w:p>
+        </w:tc>
+        <w:tc>
+          <w:tcPr>
+            <w:tcW w:w="0" w:type="auto"/>
+            <w:tcBorders>
+              <w:top w:val="single" w:sz="6" w:space="0" w:color="C4C7C5"/>
+              <w:left w:val="single" w:sz="6" w:space="0" w:color="C4C7C5"/>
+              <w:bottom w:val="single" w:sz="6" w:space="0" w:color="C4C7C5"/>
+              <w:right w:val="single" w:sz="6" w:space="0" w:color="C4C7C5"/>
+            </w:tcBorders>
+            <w:tcMar>
+              <w:top w:w="120" w:type="dxa"/>
+              <w:left w:w="180" w:type="dxa"/>
+              <w:bottom w:w="120" w:type="dxa"/>
+              <w:right w:w="180" w:type="dxa"/>
+            </w:tcMar>
+            <w:vAlign w:val="center"/>
+            <w:hideMark/>
+          </w:tcPr>
+          <w:p>
+            <w:pPr>
+              <w:rPr>
+                <w:color w:val="000000" w:themeColor="text1"/>
+              </w:rPr>
+            </w:pPr>
+            <w:r>
+              <w:rPr>
+                <w:color w:val="000000" w:themeColor="text1"/>
+              </w:rPr>
+              <w:t>Same as Addition.</w:t>
+            </w:r>
+          </w:p>
+        </w:tc>
+      </w:tr>
+      <w:tr>
+        <w:trPr>
+          <w:tblCellSpacing w:w="15" w:type="dxa"/>
+        </w:trPr>
+        <w:tc>
+          <w:tcPr>
+            <w:tcW w:w="0" w:type="auto"/>
+            <w:tcBorders>
+              <w:top w:val="single" w:sz="6" w:space="0" w:color="C4C7C5"/>
+              <w:left w:val="single" w:sz="6" w:space="0" w:color="C4C7C5"/>
+              <w:bottom w:val="single" w:sz="6" w:space="0" w:color="C4C7C5"/>
+              <w:right w:val="single" w:sz="6" w:space="0" w:color="C4C7C5"/>
+            </w:tcBorders>
+            <w:tcMar>
+              <w:top w:w="120" w:type="dxa"/>
+              <w:left w:w="180" w:type="dxa"/>
+              <w:bottom w:w="120" w:type="dxa"/>
+              <w:right w:w="180" w:type="dxa"/>
+            </w:tcMar>
+            <w:vAlign w:val="center"/>
+            <w:hideMark/>
+          </w:tcPr>
+          <w:p>
+            <w:pPr>
+              <w:rPr>
+                <w:color w:val="000000" w:themeColor="text1"/>
+              </w:rPr>
+            </w:pPr>
+            <w:r>
+              <w:rPr>
+                <w:color w:val="000000" w:themeColor="text1"/>
+              </w:rPr>
+              <w:t>/</w:t>
+            </w:r>
+          </w:p>
+        </w:tc>
+        <w:tc>
+          <w:tcPr>
+            <w:tcW w:w="0" w:type="auto"/>
+            <w:tcBorders>
+              <w:top w:val="single" w:sz="6" w:space="0" w:color="C4C7C5"/>
+              <w:left w:val="single" w:sz="6" w:space="0" w:color="C4C7C5"/>
+              <w:bottom w:val="single" w:sz="6" w:space="0" w:color="C4C7C5"/>
+              <w:right w:val="single" w:sz="6" w:space="0" w:color="C4C7C5"/>
+            </w:tcBorders>
+            <w:tcMar>
+              <w:top w:w="120" w:type="dxa"/>
+              <w:left w:w="180" w:type="dxa"/>
+              <w:bottom w:w="120" w:type="dxa"/>
+              <w:right w:w="180" w:type="dxa"/>
+            </w:tcMar>
+            <w:vAlign w:val="center"/>
+            <w:hideMark/>
+          </w:tcPr>
+          <w:p>
+            <w:pPr>
+              <w:rPr>
+                <w:color w:val="000000" w:themeColor="text1"/>
+              </w:rPr>
+            </w:pPr>
+            <w:r>
+              <w:rPr>
+                <w:color w:val="000000" w:themeColor="text1"/>
+              </w:rPr>
+              <w:t>True Division</w:t>
+            </w:r>
+          </w:p>
+        </w:tc>
+        <w:tc>
+          <w:tcPr>
+            <w:tcW w:w="0" w:type="auto"/>
+            <w:tcBorders>
+              <w:top w:val="single" w:sz="6" w:space="0" w:color="C4C7C5"/>
+              <w:left w:val="single" w:sz="6" w:space="0" w:color="C4C7C5"/>
+              <w:bottom w:val="single" w:sz="6" w:space="0" w:color="C4C7C5"/>
+              <w:right w:val="single" w:sz="6" w:space="0" w:color="C4C7C5"/>
+            </w:tcBorders>
+            <w:tcMar>
+              <w:top w:w="120" w:type="dxa"/>
+              <w:left w:w="180" w:type="dxa"/>
+              <w:bottom w:w="120" w:type="dxa"/>
+              <w:right w:w="180" w:type="dxa"/>
+            </w:tcMar>
+            <w:vAlign w:val="center"/>
+            <w:hideMark/>
+          </w:tcPr>
+          <w:p>
+            <w:pPr>
+              <w:rPr>
+                <w:color w:val="000000" w:themeColor="text1"/>
+              </w:rPr>
+            </w:pPr>
+            <w:r>
+              <w:rPr>
+                <w:color w:val="000000" w:themeColor="text1"/>
+              </w:rPr>
+              <w:t>10 / 2</w:t>
+            </w:r>
+          </w:p>
+        </w:tc>
+        <w:tc>
+          <w:tcPr>
+            <w:tcW w:w="0" w:type="auto"/>
+            <w:tcBorders>
+              <w:top w:val="single" w:sz="6" w:space="0" w:color="C4C7C5"/>
+              <w:left w:val="single" w:sz="6" w:space="0" w:color="C4C7C5"/>
+              <w:bottom w:val="single" w:sz="6" w:space="0" w:color="C4C7C5"/>
+              <w:right w:val="single" w:sz="6" w:space="0" w:color="C4C7C5"/>
+            </w:tcBorders>
+            <w:tcMar>
+              <w:top w:w="120" w:type="dxa"/>
+              <w:left w:w="180" w:type="dxa"/>
+              <w:bottom w:w="120" w:type="dxa"/>
+              <w:right w:w="180" w:type="dxa"/>
+            </w:tcMar>
+            <w:vAlign w:val="center"/>
+            <w:hideMark/>
+          </w:tcPr>
+          <w:p>
+            <w:pPr>
+              <w:rPr>
+                <w:color w:val="000000" w:themeColor="text1"/>
+              </w:rPr>
+            </w:pPr>
+            <w:r>
+              <w:rPr>
+                <w:b/>
+                <w:bCs/>
+                <w:color w:val="000000" w:themeColor="text1"/>
+              </w:rPr>
+              <w:t>Always returns a Float (5.0), even if it divides perfectly.</w:t>
+            </w:r>
+            <w:r>
+              <w:rPr>
+                <w:color w:val="000000" w:themeColor="text1"/>
+              </w:rPr>
+              <w:t xml:space="preserve"> It forces a new Float object in the Heap.</w:t>
+            </w:r>
+          </w:p>
+        </w:tc>
+      </w:tr>
+      <w:tr>
+        <w:trPr>
+          <w:tblCellSpacing w:w="15" w:type="dxa"/>
+        </w:trPr>
+        <w:tc>
+          <w:tcPr>
+            <w:tcW w:w="0" w:type="auto"/>
+            <w:tcBorders>
+              <w:top w:val="single" w:sz="6" w:space="0" w:color="C4C7C5"/>
+              <w:left w:val="single" w:sz="6" w:space="0" w:color="C4C7C5"/>
+              <w:bottom w:val="single" w:sz="6" w:space="0" w:color="C4C7C5"/>
+              <w:right w:val="single" w:sz="6" w:space="0" w:color="C4C7C5"/>
+            </w:tcBorders>
+            <w:tcMar>
+              <w:top w:w="120" w:type="dxa"/>
+              <w:left w:w="180" w:type="dxa"/>
+              <w:bottom w:w="120" w:type="dxa"/>
+              <w:right w:w="180" w:type="dxa"/>
+            </w:tcMar>
+            <w:vAlign w:val="center"/>
+            <w:hideMark/>
+          </w:tcPr>
+          <w:p>
+            <w:pPr>
+              <w:rPr>
+                <w:color w:val="000000" w:themeColor="text1"/>
+              </w:rPr>
+            </w:pPr>
+            <w:r>
+              <w:rPr>
+                <w:color w:val="000000" w:themeColor="text1"/>
+              </w:rPr>
+              <w:t>//</w:t>
+            </w:r>
+          </w:p>
+        </w:tc>
+        <w:tc>
+          <w:tcPr>
+            <w:tcW w:w="0" w:type="auto"/>
+            <w:tcBorders>
+              <w:top w:val="single" w:sz="6" w:space="0" w:color="C4C7C5"/>
+              <w:left w:val="single" w:sz="6" w:space="0" w:color="C4C7C5"/>
+              <w:bottom w:val="single" w:sz="6" w:space="0" w:color="C4C7C5"/>
+              <w:right w:val="single" w:sz="6" w:space="0" w:color="C4C7C5"/>
+            </w:tcBorders>
+            <w:tcMar>
+              <w:top w:w="120" w:type="dxa"/>
+              <w:left w:w="180" w:type="dxa"/>
+              <w:bottom w:w="120" w:type="dxa"/>
+              <w:right w:w="180" w:type="dxa"/>
+            </w:tcMar>
+            <w:vAlign w:val="center"/>
+            <w:hideMark/>
+          </w:tcPr>
+          <w:p>
+            <w:pPr>
+              <w:rPr>
+                <w:color w:val="000000" w:themeColor="text1"/>
+              </w:rPr>
+            </w:pPr>
+            <w:r>
+              <w:rPr>
+                <w:color w:val="000000" w:themeColor="text1"/>
+              </w:rPr>
+              <w:t>Floor Division</w:t>
+            </w:r>
+          </w:p>
+        </w:tc>
+        <w:tc>
+          <w:tcPr>
+            <w:tcW w:w="0" w:type="auto"/>
+            <w:tcBorders>
+              <w:top w:val="single" w:sz="6" w:space="0" w:color="C4C7C5"/>
+              <w:left w:val="single" w:sz="6" w:space="0" w:color="C4C7C5"/>
+              <w:bottom w:val="single" w:sz="6" w:space="0" w:color="C4C7C5"/>
+              <w:right w:val="single" w:sz="6" w:space="0" w:color="C4C7C5"/>
+            </w:tcBorders>
+            <w:tcMar>
+              <w:top w:w="120" w:type="dxa"/>
+              <w:left w:w="180" w:type="dxa"/>
+              <w:bottom w:w="120" w:type="dxa"/>
+              <w:right w:w="180" w:type="dxa"/>
+            </w:tcMar>
+            <w:vAlign w:val="center"/>
+            <w:hideMark/>
+          </w:tcPr>
+          <w:p>
+            <w:pPr>
+              <w:rPr>
+                <w:color w:val="000000" w:themeColor="text1"/>
+              </w:rPr>
+            </w:pPr>
+            <w:r>
+              <w:rPr>
+                <w:color w:val="000000" w:themeColor="text1"/>
+              </w:rPr>
+              <w:t>10 // 3</w:t>
+            </w:r>
+          </w:p>
+        </w:tc>
+        <w:tc>
+          <w:tcPr>
+            <w:tcW w:w="0" w:type="auto"/>
+            <w:tcBorders>
+              <w:top w:val="single" w:sz="6" w:space="0" w:color="C4C7C5"/>
+              <w:left w:val="single" w:sz="6" w:space="0" w:color="C4C7C5"/>
+              <w:bottom w:val="single" w:sz="6" w:space="0" w:color="C4C7C5"/>
+              <w:right w:val="single" w:sz="6" w:space="0" w:color="C4C7C5"/>
+            </w:tcBorders>
+            <w:tcMar>
+              <w:top w:w="120" w:type="dxa"/>
+              <w:left w:w="180" w:type="dxa"/>
+              <w:bottom w:w="120" w:type="dxa"/>
+              <w:right w:w="180" w:type="dxa"/>
+            </w:tcMar>
+            <w:vAlign w:val="center"/>
+            <w:hideMark/>
+          </w:tcPr>
+          <w:p>
+            <w:pPr>
+              <w:rPr>
+                <w:color w:val="000000" w:themeColor="text1"/>
+              </w:rPr>
+            </w:pPr>
+            <w:r>
+              <w:rPr>
+                <w:color w:val="000000" w:themeColor="text1"/>
+              </w:rPr>
+              <w:t xml:space="preserve">Chops off the decimal entirely (returns 3). </w:t>
+            </w:r>
+            <w:r>
+              <w:rPr>
+                <w:i/>
+                <w:iCs/>
+                <w:color w:val="000000" w:themeColor="text1"/>
+              </w:rPr>
+              <w:t>Trap:</w:t>
+            </w:r>
+            <w:r>
+              <w:rPr>
+                <w:color w:val="000000" w:themeColor="text1"/>
+              </w:rPr>
+              <w:t xml:space="preserve"> If you do 10.0 // 3, it returns 3.0 (a chopped Float).</w:t>
+            </w:r>
+          </w:p>
+        </w:tc>
+      </w:tr>
+      <w:tr>
+        <w:trPr>
+          <w:tblCellSpacing w:w="15" w:type="dxa"/>
+        </w:trPr>
+        <w:tc>
+          <w:tcPr>
+            <w:tcW w:w="0" w:type="auto"/>
+            <w:tcBorders>
+              <w:top w:val="single" w:sz="6" w:space="0" w:color="C4C7C5"/>
+              <w:left w:val="single" w:sz="6" w:space="0" w:color="C4C7C5"/>
+              <w:bottom w:val="single" w:sz="6" w:space="0" w:color="C4C7C5"/>
+              <w:right w:val="single" w:sz="6" w:space="0" w:color="C4C7C5"/>
+            </w:tcBorders>
+            <w:tcMar>
+              <w:top w:w="120" w:type="dxa"/>
+              <w:left w:w="180" w:type="dxa"/>
+              <w:bottom w:w="120" w:type="dxa"/>
+              <w:right w:w="180" w:type="dxa"/>
+            </w:tcMar>
+            <w:vAlign w:val="center"/>
+            <w:hideMark/>
+          </w:tcPr>
+          <w:p>
+            <w:pPr>
+              <w:rPr>
+                <w:color w:val="000000" w:themeColor="text1"/>
+              </w:rPr>
+            </w:pPr>
+            <w:r>
+              <w:rPr>
+                <w:color w:val="000000" w:themeColor="text1"/>
+              </w:rPr>
+              <w:t>%</w:t>
+            </w:r>
+          </w:p>
+        </w:tc>
+        <w:tc>
+          <w:tcPr>
+            <w:tcW w:w="0" w:type="auto"/>
+            <w:tcBorders>
+              <w:top w:val="single" w:sz="6" w:space="0" w:color="C4C7C5"/>
+              <w:left w:val="single" w:sz="6" w:space="0" w:color="C4C7C5"/>
+              <w:bottom w:val="single" w:sz="6" w:space="0" w:color="C4C7C5"/>
+              <w:right w:val="single" w:sz="6" w:space="0" w:color="C4C7C5"/>
+            </w:tcBorders>
+            <w:tcMar>
+              <w:top w:w="120" w:type="dxa"/>
+              <w:left w:w="180" w:type="dxa"/>
+              <w:bottom w:w="120" w:type="dxa"/>
+              <w:right w:w="180" w:type="dxa"/>
+            </w:tcMar>
+            <w:vAlign w:val="center"/>
+            <w:hideMark/>
+          </w:tcPr>
+          <w:p>
+            <w:pPr>
+              <w:rPr>
+                <w:color w:val="000000" w:themeColor="text1"/>
+              </w:rPr>
+            </w:pPr>
+            <w:r>
+              <w:rPr>
+                <w:color w:val="000000" w:themeColor="text1"/>
+              </w:rPr>
+              <w:t>Modulo</w:t>
+            </w:r>
+          </w:p>
+        </w:tc>
+        <w:tc>
+          <w:tcPr>
+            <w:tcW w:w="0" w:type="auto"/>
+            <w:tcBorders>
+              <w:top w:val="single" w:sz="6" w:space="0" w:color="C4C7C5"/>
+              <w:left w:val="single" w:sz="6" w:space="0" w:color="C4C7C5"/>
+              <w:bottom w:val="single" w:sz="6" w:space="0" w:color="C4C7C5"/>
+              <w:right w:val="single" w:sz="6" w:space="0" w:color="C4C7C5"/>
+            </w:tcBorders>
+            <w:tcMar>
+              <w:top w:w="120" w:type="dxa"/>
+              <w:left w:w="180" w:type="dxa"/>
+              <w:bottom w:w="120" w:type="dxa"/>
+              <w:right w:w="180" w:type="dxa"/>
+            </w:tcMar>
+            <w:vAlign w:val="center"/>
+            <w:hideMark/>
+          </w:tcPr>
+          <w:p>
+            <w:pPr>
+              <w:rPr>
+                <w:color w:val="000000" w:themeColor="text1"/>
+              </w:rPr>
+            </w:pPr>
+            <w:r>
+              <w:rPr>
+                <w:color w:val="000000" w:themeColor="text1"/>
+              </w:rPr>
+              <w:t>10 % 3</w:t>
+            </w:r>
+          </w:p>
+        </w:tc>
+        <w:tc>
+          <w:tcPr>
+            <w:tcW w:w="0" w:type="auto"/>
+            <w:tcBorders>
+              <w:top w:val="single" w:sz="6" w:space="0" w:color="C4C7C5"/>
+              <w:left w:val="single" w:sz="6" w:space="0" w:color="C4C7C5"/>
+              <w:bottom w:val="single" w:sz="6" w:space="0" w:color="C4C7C5"/>
+              <w:right w:val="single" w:sz="6" w:space="0" w:color="C4C7C5"/>
+            </w:tcBorders>
+            <w:tcMar>
+              <w:top w:w="120" w:type="dxa"/>
+              <w:left w:w="180" w:type="dxa"/>
+              <w:bottom w:w="120" w:type="dxa"/>
+              <w:right w:w="180" w:type="dxa"/>
+            </w:tcMar>
+            <w:vAlign w:val="center"/>
+            <w:hideMark/>
+          </w:tcPr>
+          <w:p>
+            <w:pPr>
+              <w:rPr>
+                <w:color w:val="000000" w:themeColor="text1"/>
+              </w:rPr>
+            </w:pPr>
+            <w:r>
+              <w:rPr>
+                <w:color w:val="000000" w:themeColor="text1"/>
+              </w:rPr>
+              <w:t xml:space="preserve">Returns the remainder (1). </w:t>
+            </w:r>
+            <w:r>
+              <w:rPr>
+                <w:i/>
+                <w:iCs/>
+                <w:color w:val="000000" w:themeColor="text1"/>
+              </w:rPr>
+              <w:t>ML Use Case:</w:t>
+            </w:r>
+            <w:r>
+              <w:rPr>
+                <w:color w:val="000000" w:themeColor="text1"/>
+              </w:rPr>
+              <w:t xml:space="preserve"> Used constantly to loop through circular arrays without going out of bounds.</w:t>
+            </w:r>
+          </w:p>
+        </w:tc>
+      </w:tr>
+      <w:tr>
+        <w:trPr>
+          <w:tblCellSpacing w:w="15" w:type="dxa"/>
+        </w:trPr>
+        <w:tc>
+          <w:tcPr>
+            <w:tcW w:w="0" w:type="auto"/>
+            <w:tcBorders>
+              <w:top w:val="single" w:sz="6" w:space="0" w:color="C4C7C5"/>
+              <w:left w:val="single" w:sz="6" w:space="0" w:color="C4C7C5"/>
+              <w:bottom w:val="single" w:sz="6" w:space="0" w:color="C4C7C5"/>
+              <w:right w:val="single" w:sz="6" w:space="0" w:color="C4C7C5"/>
+            </w:tcBorders>
+            <w:tcMar>
+              <w:top w:w="120" w:type="dxa"/>
+              <w:left w:w="180" w:type="dxa"/>
+              <w:bottom w:w="120" w:type="dxa"/>
+              <w:right w:w="180" w:type="dxa"/>
+            </w:tcMar>
+            <w:vAlign w:val="center"/>
+            <w:hideMark/>
+          </w:tcPr>
+          <w:p>
+            <w:pPr>
+              <w:rPr>
+                <w:color w:val="000000" w:themeColor="text1"/>
+              </w:rPr>
+            </w:pPr>
+            <w:r>
+              <w:rPr>
+                <w:color w:val="000000" w:themeColor="text1"/>
+              </w:rPr>
+              <w:t>**</w:t>
+            </w:r>
+          </w:p>
+        </w:tc>
+        <w:tc>
+          <w:tcPr>
+            <w:tcW w:w="0" w:type="auto"/>
+            <w:tcBorders>
+              <w:top w:val="single" w:sz="6" w:space="0" w:color="C4C7C5"/>
+              <w:left w:val="single" w:sz="6" w:space="0" w:color="C4C7C5"/>
+              <w:bottom w:val="single" w:sz="6" w:space="0" w:color="C4C7C5"/>
+              <w:right w:val="single" w:sz="6" w:space="0" w:color="C4C7C5"/>
+            </w:tcBorders>
+            <w:tcMar>
+              <w:top w:w="120" w:type="dxa"/>
+              <w:left w:w="180" w:type="dxa"/>
+              <w:bottom w:w="120" w:type="dxa"/>
+              <w:right w:w="180" w:type="dxa"/>
+            </w:tcMar>
+            <w:vAlign w:val="center"/>
+            <w:hideMark/>
+          </w:tcPr>
+          <w:p>
+            <w:pPr>
+              <w:rPr>
+                <w:color w:val="000000" w:themeColor="text1"/>
+              </w:rPr>
+            </w:pPr>
+            <w:r>
+              <w:rPr>
+                <w:color w:val="000000" w:themeColor="text1"/>
+              </w:rPr>
+              <w:t>Exponentiation</w:t>
+            </w:r>
+          </w:p>
+        </w:tc>
+        <w:tc>
+          <w:tcPr>
+            <w:tcW w:w="0" w:type="auto"/>
+            <w:tcBorders>
+              <w:top w:val="single" w:sz="6" w:space="0" w:color="C4C7C5"/>
+              <w:left w:val="single" w:sz="6" w:space="0" w:color="C4C7C5"/>
+              <w:bottom w:val="single" w:sz="6" w:space="0" w:color="C4C7C5"/>
+              <w:right w:val="single" w:sz="6" w:space="0" w:color="C4C7C5"/>
+            </w:tcBorders>
+            <w:tcMar>
+              <w:top w:w="120" w:type="dxa"/>
+              <w:left w:w="180" w:type="dxa"/>
+              <w:bottom w:w="120" w:type="dxa"/>
+              <w:right w:w="180" w:type="dxa"/>
+            </w:tcMar>
+            <w:vAlign w:val="center"/>
+            <w:hideMark/>
+          </w:tcPr>
+          <w:p>
+            <w:pPr>
+              <w:rPr>
+                <w:color w:val="000000" w:themeColor="text1"/>
+              </w:rPr>
+            </w:pPr>
+            <w:r>
+              <w:rPr>
+                <w:color w:val="000000" w:themeColor="text1"/>
+              </w:rPr>
+              <w:t>2 ** 3</w:t>
+            </w:r>
+          </w:p>
+        </w:tc>
+        <w:tc>
+          <w:tcPr>
+            <w:tcW w:w="0" w:type="auto"/>
+            <w:tcBorders>
+              <w:top w:val="single" w:sz="6" w:space="0" w:color="C4C7C5"/>
+              <w:left w:val="single" w:sz="6" w:space="0" w:color="C4C7C5"/>
+              <w:bottom w:val="single" w:sz="6" w:space="0" w:color="C4C7C5"/>
+              <w:right w:val="single" w:sz="6" w:space="0" w:color="C4C7C5"/>
+            </w:tcBorders>
+            <w:tcMar>
+              <w:top w:w="120" w:type="dxa"/>
+              <w:left w:w="180" w:type="dxa"/>
+              <w:bottom w:w="120" w:type="dxa"/>
+              <w:right w:w="180" w:type="dxa"/>
+            </w:tcMar>
+            <w:vAlign w:val="center"/>
+            <w:hideMark/>
+          </w:tcPr>
+          <w:p>
+            <w:pPr>
+              <w:rPr>
+                <w:color w:val="000000" w:themeColor="text1"/>
+              </w:rPr>
+            </w:pPr>
+            <w:r>
+              <w:rPr>
+                <w:color w:val="000000" w:themeColor="text1"/>
+              </w:rPr>
+              <w:t>Calculates 2 to the power of 3 (8).</w:t>
+            </w:r>
+          </w:p>
+        </w:tc>
+      </w:tr>
+    </w:tbl>
+    <w:p>
+      <w:pPr>
+        <w:rPr>
+          <w:b/>
+          <w:bCs/>
+          <w:color w:val="000000" w:themeColor="text1"/>
+        </w:rPr>
+      </w:pPr>
+      <w:r>
+        <w:rPr>
+          <w:b/>
+          <w:bCs/>
+          <w:color w:val="000000" w:themeColor="text1"/>
+        </w:rPr>
+        <w:t>Category 2: Assignment Operators (In-Place vs. Re-Assignment)</w:t>
+      </w:r>
+    </w:p>
+    <w:p>
+      <w:pPr>
+        <w:rPr>
+          <w:color w:val="000000" w:themeColor="text1"/>
+        </w:rPr>
+      </w:pPr>
+      <w:r>
+        <w:rPr>
+          <w:color w:val="000000" w:themeColor="text1"/>
+        </w:rPr>
+        <w:t>You know that = assigns a value. But Python has shortcuts (+=, -=, *=, /=, %=, **=).</w:t>
+      </w:r>
+    </w:p>
+    <w:p>
+      <w:pPr>
+        <w:rPr>
+          <w:color w:val="000000" w:themeColor="text1"/>
+        </w:rPr>
+      </w:pPr>
+      <w:r>
+        <w:rPr>
+          <w:b/>
+          <w:bCs/>
+          <w:color w:val="000000" w:themeColor="text1"/>
+        </w:rPr>
+        <w:t>The FAANG Mutability Trap:</w:t>
+      </w:r>
+    </w:p>
+    <w:p>
+      <w:pPr>
+        <w:rPr>
+          <w:color w:val="000000" w:themeColor="text1"/>
+        </w:rPr>
+      </w:pPr>
+      <w:r>
+        <w:rPr>
+          <w:color w:val="000000" w:themeColor="text1"/>
+        </w:rPr>
+        <w:t xml:space="preserve">How these operators behave depends </w:t>
+      </w:r>
+      <w:r>
+        <w:rPr>
+          <w:i/>
+          <w:iCs/>
+          <w:color w:val="000000" w:themeColor="text1"/>
+        </w:rPr>
+        <w:t>entirely</w:t>
+      </w:r>
+      <w:r>
+        <w:rPr>
+          <w:color w:val="000000" w:themeColor="text1"/>
+        </w:rPr>
+        <w:t xml:space="preserve"> on whether the object is Mutable or Immutable.</w:t>
+      </w:r>
+    </w:p>
+    <w:p>
+      <w:pPr>
+        <w:rPr>
+          <w:color w:val="000000" w:themeColor="text1"/>
+        </w:rPr>
+      </w:pPr>
+      <w:r>
+        <w:rPr>
+          <w:color w:val="000000" w:themeColor="text1"/>
+        </w:rPr>
+        <w:t>Python</w:t>
+      </w:r>
+    </w:p>
+    <w:p>
+      <w:pPr>
+        <w:rPr>
+          <w:color w:val="000000" w:themeColor="text1"/>
+        </w:rPr>
+      </w:pPr>
+      <w:r>
+        <w:rPr>
+          <w:color w:val="000000" w:themeColor="text1"/>
+        </w:rPr>
+        <w:t># Scenario A: Immutable (Integers)</w:t>
+      </w:r>
+    </w:p>
+    <w:p>
+      <w:pPr>
+        <w:rPr>
+          <w:color w:val="000000" w:themeColor="text1"/>
+        </w:rPr>
+      </w:pPr>
+      <w:r>
+        <w:rPr>
+          <w:color w:val="000000" w:themeColor="text1"/>
+        </w:rPr>
+        <w:t>x = 10</w:t>
+      </w:r>
+    </w:p>
+    <w:p>
+      <w:pPr>
+        <w:rPr>
+          <w:color w:val="000000" w:themeColor="text1"/>
+        </w:rPr>
+      </w:pPr>
+      <w:r>
+        <w:rPr>
+          <w:color w:val="000000" w:themeColor="text1"/>
+        </w:rPr>
+        <w:t xml:space="preserve">x += 5  </w:t>
+      </w:r>
+    </w:p>
+    <w:p>
+      <w:pPr>
+        <w:rPr>
+          <w:color w:val="000000" w:themeColor="text1"/>
+        </w:rPr>
+      </w:pPr>
+      <w:r>
+        <w:rPr>
+          <w:i/>
+          <w:iCs/>
+          <w:color w:val="000000" w:themeColor="text1"/>
+        </w:rPr>
+        <w:t>Heap Reality:</w:t>
+      </w:r>
+      <w:r>
+        <w:rPr>
+          <w:color w:val="000000" w:themeColor="text1"/>
+        </w:rPr>
+        <w:t xml:space="preserve"> Because integers are frozen, Python translates x += 5 into x = x + 5. It builds a brand new 15 object in the Heap and moves the name tag.</w:t>
+      </w:r>
+    </w:p>
+    <w:p>
+      <w:pPr>
+        <w:rPr>
+          <w:color w:val="000000" w:themeColor="text1"/>
+          <w:highlight w:val="yellow"/>
+        </w:rPr>
+      </w:pPr>
+      <w:r>
+        <w:rPr>
+          <w:color w:val="000000" w:themeColor="text1"/>
+          <w:highlight w:val="yellow"/>
+        </w:rPr>
+        <w:lastRenderedPageBreak/>
+        <w:t>Python</w:t>
+      </w:r>
+    </w:p>
+    <w:p>
+      <w:pPr>
+        <w:rPr>
+          <w:color w:val="000000" w:themeColor="text1"/>
+          <w:highlight w:val="yellow"/>
+        </w:rPr>
+      </w:pPr>
+      <w:r>
+        <w:rPr>
+          <w:color w:val="000000" w:themeColor="text1"/>
+          <w:highlight w:val="yellow"/>
+        </w:rPr>
+        <w:t># Scenario B: Mutable (Lists)</w:t>
+      </w:r>
+    </w:p>
+    <w:p>
+      <w:pPr>
+        <w:rPr>
+          <w:color w:val="000000" w:themeColor="text1"/>
+          <w:highlight w:val="yellow"/>
+        </w:rPr>
+      </w:pPr>
+      <w:proofErr w:type="spellStart"/>
+      <w:r>
+        <w:rPr>
+          <w:color w:val="000000" w:themeColor="text1"/>
+          <w:highlight w:val="yellow"/>
+        </w:rPr>
+        <w:t>list_A</w:t>
+      </w:r>
+      <w:proofErr w:type="spellEnd"/>
+      <w:r>
+        <w:rPr>
+          <w:color w:val="000000" w:themeColor="text1"/>
+          <w:highlight w:val="yellow"/>
+        </w:rPr>
+        <w:t xml:space="preserve"> = [1, 2]</w:t>
+      </w:r>
+    </w:p>
+    <w:p>
+      <w:pPr>
+        <w:rPr>
+          <w:color w:val="000000" w:themeColor="text1"/>
+        </w:rPr>
+      </w:pPr>
+      <w:proofErr w:type="spellStart"/>
+      <w:r>
+        <w:rPr>
+          <w:color w:val="000000" w:themeColor="text1"/>
+          <w:highlight w:val="yellow"/>
+        </w:rPr>
+        <w:t>list_A</w:t>
+      </w:r>
+      <w:proofErr w:type="spellEnd"/>
+      <w:r>
+        <w:rPr>
+          <w:color w:val="000000" w:themeColor="text1"/>
+          <w:highlight w:val="yellow"/>
+        </w:rPr>
+        <w:t xml:space="preserve"> += [3]</w:t>
+      </w:r>
+    </w:p>
+    <w:p>
+      <w:pPr>
+        <w:rPr>
+          <w:color w:val="000000" w:themeColor="text1"/>
+        </w:rPr>
+      </w:pPr>
+      <w:r>
+        <w:rPr>
+          <w:i/>
+          <w:iCs/>
+          <w:color w:val="000000" w:themeColor="text1"/>
+        </w:rPr>
+        <w:t>Heap Reality:</w:t>
+      </w:r>
+      <w:r>
+        <w:rPr>
+          <w:color w:val="000000" w:themeColor="text1"/>
+        </w:rPr>
+        <w:t xml:space="preserve"> Because lists are flexible, += triggers a secret internal machine called __</w:t>
+      </w:r>
+      <w:proofErr w:type="spellStart"/>
+      <w:r>
+        <w:rPr>
+          <w:color w:val="000000" w:themeColor="text1"/>
+        </w:rPr>
+        <w:t>iadd</w:t>
+      </w:r>
+      <w:proofErr w:type="spellEnd"/>
+      <w:r>
+        <w:rPr>
+          <w:color w:val="000000" w:themeColor="text1"/>
+        </w:rPr>
+        <w:t xml:space="preserve">__ (In-Place Add). It goes into the Heap, rips the list open, and shoves 3 inside. </w:t>
+      </w:r>
+      <w:r>
+        <w:rPr>
+          <w:b/>
+          <w:bCs/>
+          <w:color w:val="000000" w:themeColor="text1"/>
+        </w:rPr>
+        <w:t>It does not build a new list.</w:t>
+      </w:r>
+      <w:r>
+        <w:rPr>
+          <w:color w:val="000000" w:themeColor="text1"/>
+        </w:rPr>
+        <w:t xml:space="preserve"> If another variable was pointing to </w:t>
+      </w:r>
+      <w:proofErr w:type="spellStart"/>
+      <w:r>
+        <w:rPr>
+          <w:color w:val="000000" w:themeColor="text1"/>
+        </w:rPr>
+        <w:t>list_A</w:t>
+      </w:r>
+      <w:proofErr w:type="spellEnd"/>
+      <w:r>
+        <w:rPr>
+          <w:color w:val="000000" w:themeColor="text1"/>
+        </w:rPr>
+        <w:t>, it just got modified too.</w:t>
+      </w:r>
+    </w:p>
+    <w:p>
+      <w:pPr>
+        <w:rPr>
+          <w:b/>
+          <w:bCs/>
+          <w:color w:val="000000" w:themeColor="text1"/>
+        </w:rPr>
+      </w:pPr>
+      <w:r>
+        <w:rPr>
+          <w:b/>
+          <w:bCs/>
+          <w:color w:val="000000" w:themeColor="text1"/>
+        </w:rPr>
+        <w:t>Category 3: Comparison Operators (Boolean Generators)</w:t>
+      </w:r>
+    </w:p>
+    <w:p>
+      <w:pPr>
+        <w:rPr>
+          <w:color w:val="000000" w:themeColor="text1"/>
+        </w:rPr>
+      </w:pPr>
+      <w:r>
+        <w:rPr>
+          <w:color w:val="000000" w:themeColor="text1"/>
+        </w:rPr>
+        <w:t>These operators look at two objects and always return a Boolean (True or False).</w:t>
+      </w:r>
+    </w:p>
+    <w:p>
+      <w:pPr>
+        <w:numPr>
+          <w:ilvl w:val="0"/>
+          <w:numId w:val="40"/>
+        </w:numPr>
+        <w:rPr>
+          <w:color w:val="000000" w:themeColor="text1"/>
+        </w:rPr>
+      </w:pPr>
+      <w:r>
+        <w:rPr>
+          <w:color w:val="000000" w:themeColor="text1"/>
+        </w:rPr>
+        <w:t>== (Equal to value)</w:t>
+      </w:r>
+    </w:p>
+    <w:p>
+      <w:pPr>
+        <w:numPr>
+          <w:ilvl w:val="0"/>
+          <w:numId w:val="40"/>
+        </w:numPr>
+        <w:rPr>
+          <w:color w:val="000000" w:themeColor="text1"/>
+        </w:rPr>
+      </w:pPr>
+      <w:proofErr w:type="gramStart"/>
+      <w:r>
+        <w:rPr>
+          <w:color w:val="000000" w:themeColor="text1"/>
+        </w:rPr>
+        <w:t>!=</w:t>
+      </w:r>
+      <w:proofErr w:type="gramEnd"/>
+      <w:r>
+        <w:rPr>
+          <w:color w:val="000000" w:themeColor="text1"/>
+        </w:rPr>
+        <w:t xml:space="preserve"> (Not equal to value)</w:t>
+      </w:r>
+    </w:p>
+    <w:p>
+      <w:pPr>
+        <w:numPr>
+          <w:ilvl w:val="0"/>
+          <w:numId w:val="40"/>
+        </w:numPr>
+        <w:rPr>
+          <w:color w:val="000000" w:themeColor="text1"/>
+        </w:rPr>
+      </w:pPr>
+      <w:r>
+        <w:rPr>
+          <w:color w:val="000000" w:themeColor="text1"/>
+        </w:rPr>
+        <w:t>&gt; (Greater than)</w:t>
+      </w:r>
+    </w:p>
+    <w:p>
+      <w:pPr>
+        <w:numPr>
+          <w:ilvl w:val="0"/>
+          <w:numId w:val="40"/>
+        </w:numPr>
+        <w:rPr>
+          <w:color w:val="000000" w:themeColor="text1"/>
+        </w:rPr>
+      </w:pPr>
+      <w:r>
+        <w:rPr>
+          <w:color w:val="000000" w:themeColor="text1"/>
+        </w:rPr>
+        <w:t>&lt; (Less than)</w:t>
+      </w:r>
+    </w:p>
+    <w:p>
+      <w:pPr>
+        <w:numPr>
+          <w:ilvl w:val="0"/>
+          <w:numId w:val="40"/>
+        </w:numPr>
+        <w:rPr>
+          <w:color w:val="000000" w:themeColor="text1"/>
+        </w:rPr>
+      </w:pPr>
+      <w:r>
+        <w:rPr>
+          <w:color w:val="000000" w:themeColor="text1"/>
+        </w:rPr>
+        <w:t>&gt;= (Greater than or equal)</w:t>
+      </w:r>
+    </w:p>
+    <w:p>
+      <w:pPr>
+        <w:numPr>
+          <w:ilvl w:val="0"/>
+          <w:numId w:val="40"/>
+        </w:numPr>
+        <w:rPr>
+          <w:color w:val="000000" w:themeColor="text1"/>
+        </w:rPr>
+      </w:pPr>
+      <w:r>
+        <w:rPr>
+          <w:color w:val="000000" w:themeColor="text1"/>
+        </w:rPr>
+        <w:t>&lt;= (Less than or equal)</w:t>
+      </w:r>
+    </w:p>
+    <w:p>
+      <w:pPr>
+        <w:rPr>
+          <w:color w:val="000000" w:themeColor="text1"/>
+        </w:rPr>
+      </w:pPr>
+      <w:r>
+        <w:rPr>
+          <w:b/>
+          <w:bCs/>
+          <w:color w:val="000000" w:themeColor="text1"/>
+        </w:rPr>
+        <w:t>The Lexicographical Secret:</w:t>
+      </w:r>
+    </w:p>
+    <w:p>
+      <w:pPr>
+        <w:rPr>
+          <w:color w:val="000000" w:themeColor="text1"/>
+        </w:rPr>
+      </w:pPr>
+      <w:r>
+        <w:rPr>
+          <w:color w:val="000000" w:themeColor="text1"/>
+        </w:rPr>
+        <w:t xml:space="preserve">You can compare text! </w:t>
+      </w:r>
+      <w:proofErr w:type="gramStart"/>
+      <w:r>
+        <w:rPr>
+          <w:color w:val="000000" w:themeColor="text1"/>
+        </w:rPr>
+        <w:t>print(</w:t>
+      </w:r>
+      <w:proofErr w:type="gramEnd"/>
+      <w:r>
+        <w:rPr>
+          <w:color w:val="000000" w:themeColor="text1"/>
+        </w:rPr>
+        <w:t>"Apple" &lt; "Banana") returns True.</w:t>
+      </w:r>
+    </w:p>
+    <w:p>
+      <w:pPr>
+        <w:rPr>
+          <w:color w:val="000000" w:themeColor="text1"/>
+        </w:rPr>
+      </w:pPr>
+      <w:r>
+        <w:rPr>
+          <w:i/>
+          <w:iCs/>
+          <w:color w:val="000000" w:themeColor="text1"/>
+        </w:rPr>
+        <w:t>Under the hood:</w:t>
+      </w:r>
+      <w:r>
+        <w:rPr>
+          <w:color w:val="000000" w:themeColor="text1"/>
+        </w:rPr>
+        <w:t xml:space="preserve"> The processor doesn't know what letters are. It looks up the ASCII binary value of A (65) and B (66). Because 65 is less than 66, it evaluates to True. </w:t>
+      </w:r>
+      <w:r>
+        <w:rPr>
+          <w:i/>
+          <w:iCs/>
+          <w:color w:val="000000" w:themeColor="text1"/>
+        </w:rPr>
+        <w:t>Trap:</w:t>
+      </w:r>
+      <w:r>
+        <w:rPr>
+          <w:color w:val="000000" w:themeColor="text1"/>
+        </w:rPr>
+        <w:t xml:space="preserve"> Capital Z (90) is less than lowercase a (97).</w:t>
+      </w:r>
+    </w:p>
+    <w:p>
+      <w:pPr>
+        <w:rPr>
+          <w:b/>
+          <w:bCs/>
+          <w:color w:val="000000" w:themeColor="text1"/>
+        </w:rPr>
+      </w:pPr>
+      <w:r>
+        <w:rPr>
+          <w:b/>
+          <w:bCs/>
+          <w:color w:val="000000" w:themeColor="text1"/>
+        </w:rPr>
+        <w:t>Category 4: Logical Operators (The "Short-Circuit")</w:t>
+      </w:r>
+    </w:p>
+    <w:p>
+      <w:pPr>
+        <w:rPr>
+          <w:color w:val="000000" w:themeColor="text1"/>
+        </w:rPr>
+      </w:pPr>
+      <w:r>
+        <w:rPr>
+          <w:color w:val="000000" w:themeColor="text1"/>
+        </w:rPr>
+        <w:t>These chain multiple Booleans together. They are and, or, and not.</w:t>
+      </w:r>
+    </w:p>
+    <w:p>
+      <w:pPr>
+        <w:numPr>
+          <w:ilvl w:val="0"/>
+          <w:numId w:val="41"/>
+        </w:numPr>
+        <w:rPr>
+          <w:color w:val="000000" w:themeColor="text1"/>
+        </w:rPr>
+      </w:pPr>
+      <w:r>
+        <w:rPr>
+          <w:color w:val="000000" w:themeColor="text1"/>
+        </w:rPr>
+        <w:t>A and B: Both must be True.</w:t>
+      </w:r>
+    </w:p>
+    <w:p>
+      <w:pPr>
+        <w:numPr>
+          <w:ilvl w:val="0"/>
+          <w:numId w:val="41"/>
+        </w:numPr>
+        <w:rPr>
+          <w:color w:val="000000" w:themeColor="text1"/>
+        </w:rPr>
+      </w:pPr>
+      <w:r>
+        <w:rPr>
+          <w:color w:val="000000" w:themeColor="text1"/>
+        </w:rPr>
+        <w:t>A or B: Only one needs to be True.</w:t>
+      </w:r>
+    </w:p>
+    <w:p>
+      <w:pPr>
+        <w:numPr>
+          <w:ilvl w:val="0"/>
+          <w:numId w:val="41"/>
+        </w:numPr>
+        <w:rPr>
+          <w:color w:val="000000" w:themeColor="text1"/>
+        </w:rPr>
+      </w:pPr>
+      <w:r>
+        <w:rPr>
+          <w:color w:val="000000" w:themeColor="text1"/>
+        </w:rPr>
+        <w:t>not A: Flips True to False, and False to True.</w:t>
+      </w:r>
+    </w:p>
+    <w:p>
+      <w:pPr>
+        <w:rPr>
+          <w:color w:val="000000" w:themeColor="text1"/>
+        </w:rPr>
+      </w:pPr>
+      <w:r>
+        <w:rPr>
+          <w:b/>
+          <w:bCs/>
+          <w:color w:val="000000" w:themeColor="text1"/>
+        </w:rPr>
+        <w:t>The Production Secret: Short-Circuit Evaluation</w:t>
+      </w:r>
+    </w:p>
+    <w:p>
+      <w:pPr>
+        <w:rPr>
+          <w:color w:val="000000" w:themeColor="text1"/>
+        </w:rPr>
+      </w:pPr>
+      <w:r>
+        <w:rPr>
+          <w:color w:val="000000" w:themeColor="text1"/>
+        </w:rPr>
+        <w:t>Python reads code from left to right. To save processor power, Python will aggressively stop reading the moment it knows the final answer.</w:t>
+      </w:r>
+    </w:p>
+    <w:p>
+      <w:pPr>
+        <w:rPr>
+          <w:color w:val="000000" w:themeColor="text1"/>
+        </w:rPr>
+      </w:pPr>
+      <w:r>
+        <w:rPr>
+          <w:color w:val="000000" w:themeColor="text1"/>
+        </w:rPr>
+        <w:t>Look at this code:</w:t>
+      </w:r>
+    </w:p>
+    <w:p>
+      <w:pPr>
+        <w:rPr>
+          <w:color w:val="000000" w:themeColor="text1"/>
+          <w:highlight w:val="yellow"/>
+        </w:rPr>
+      </w:pPr>
+      <w:r>
+        <w:rPr>
+          <w:color w:val="000000" w:themeColor="text1"/>
+          <w:highlight w:val="yellow"/>
+        </w:rPr>
+        <w:t>Python</w:t>
+      </w:r>
+    </w:p>
+    <w:p>
+      <w:pPr>
+        <w:rPr>
+          <w:color w:val="000000" w:themeColor="text1"/>
+          <w:highlight w:val="yellow"/>
+        </w:rPr>
+      </w:pPr>
+      <w:r>
+        <w:rPr>
+          <w:color w:val="000000" w:themeColor="text1"/>
+          <w:highlight w:val="yellow"/>
+        </w:rPr>
+        <w:t xml:space="preserve">if </w:t>
+      </w:r>
+      <w:proofErr w:type="spellStart"/>
+      <w:r>
+        <w:rPr>
+          <w:color w:val="000000" w:themeColor="text1"/>
+          <w:highlight w:val="yellow"/>
+        </w:rPr>
+        <w:t>object_exists</w:t>
+      </w:r>
+      <w:proofErr w:type="spellEnd"/>
+      <w:r>
+        <w:rPr>
+          <w:color w:val="000000" w:themeColor="text1"/>
+          <w:highlight w:val="yellow"/>
+        </w:rPr>
+        <w:t xml:space="preserve"> and </w:t>
+      </w:r>
+      <w:proofErr w:type="spellStart"/>
+      <w:r>
+        <w:rPr>
+          <w:color w:val="000000" w:themeColor="text1"/>
+          <w:highlight w:val="yellow"/>
+        </w:rPr>
+        <w:t>object.value</w:t>
+      </w:r>
+      <w:proofErr w:type="spellEnd"/>
+      <w:r>
+        <w:rPr>
+          <w:color w:val="000000" w:themeColor="text1"/>
+          <w:highlight w:val="yellow"/>
+        </w:rPr>
+        <w:t xml:space="preserve"> == 10:</w:t>
+      </w:r>
+    </w:p>
+    <w:p>
+      <w:pPr>
+        <w:rPr>
+          <w:color w:val="000000" w:themeColor="text1"/>
+        </w:rPr>
+      </w:pPr>
+      <w:r>
+        <w:rPr>
+          <w:color w:val="000000" w:themeColor="text1"/>
+          <w:highlight w:val="yellow"/>
+        </w:rPr>
+        <w:t xml:space="preserve">    print("Success")</w:t>
+      </w:r>
+    </w:p>
+    <w:p>
+      <w:pPr>
+        <w:rPr>
+          <w:color w:val="000000" w:themeColor="text1"/>
+        </w:rPr>
+      </w:pPr>
+      <w:r>
+        <w:rPr>
+          <w:color w:val="000000" w:themeColor="text1"/>
+        </w:rPr>
+        <w:t xml:space="preserve">If </w:t>
+      </w:r>
+      <w:proofErr w:type="spellStart"/>
+      <w:r>
+        <w:rPr>
+          <w:color w:val="000000" w:themeColor="text1"/>
+        </w:rPr>
+        <w:t>object_exists</w:t>
+      </w:r>
+      <w:proofErr w:type="spellEnd"/>
+      <w:r>
+        <w:rPr>
+          <w:color w:val="000000" w:themeColor="text1"/>
+        </w:rPr>
+        <w:t xml:space="preserve"> is False, the entire and statement is mathematically doomed to be False. So, Python </w:t>
+      </w:r>
+      <w:r>
+        <w:rPr>
+          <w:b/>
+          <w:bCs/>
+          <w:color w:val="000000" w:themeColor="text1"/>
+        </w:rPr>
+        <w:t>Short-Circuits</w:t>
+      </w:r>
+      <w:r>
+        <w:rPr>
+          <w:color w:val="000000" w:themeColor="text1"/>
+        </w:rPr>
+        <w:t>. It completely refuses to read the right side (</w:t>
+      </w:r>
+      <w:proofErr w:type="spellStart"/>
+      <w:r>
+        <w:rPr>
+          <w:color w:val="000000" w:themeColor="text1"/>
+        </w:rPr>
+        <w:t>object.value</w:t>
+      </w:r>
+      <w:proofErr w:type="spellEnd"/>
+      <w:r>
+        <w:rPr>
+          <w:color w:val="000000" w:themeColor="text1"/>
+        </w:rPr>
+        <w:t xml:space="preserve"> == 10).</w:t>
+      </w:r>
+    </w:p>
+    <w:p>
+      <w:pPr>
+        <w:rPr>
+          <w:color w:val="000000" w:themeColor="text1"/>
+        </w:rPr>
+      </w:pPr>
+      <w:r>
+        <w:rPr>
+          <w:i/>
+          <w:iCs/>
+          <w:color w:val="000000" w:themeColor="text1"/>
+        </w:rPr>
+        <w:t>Why engineers use this:</w:t>
+      </w:r>
+      <w:r>
+        <w:rPr>
+          <w:color w:val="000000" w:themeColor="text1"/>
+        </w:rPr>
+        <w:t xml:space="preserve"> If the object doesn't exist, trying to read its value would crash the server with an </w:t>
+      </w:r>
+      <w:proofErr w:type="spellStart"/>
+      <w:r>
+        <w:rPr>
+          <w:color w:val="000000" w:themeColor="text1"/>
+        </w:rPr>
+        <w:t>AttributeError</w:t>
+      </w:r>
+      <w:proofErr w:type="spellEnd"/>
+      <w:r>
+        <w:rPr>
+          <w:color w:val="000000" w:themeColor="text1"/>
+        </w:rPr>
+        <w:t>. By putting the existence check on the left, the Short-Circuit acts as a bulletproof shield.</w:t>
+      </w:r>
+    </w:p>
+    <w:p>
+      <w:pPr>
+        <w:rPr>
+          <w:b/>
+          <w:bCs/>
+          <w:color w:val="000000" w:themeColor="text1"/>
+        </w:rPr>
+      </w:pPr>
+      <w:r>
+        <w:rPr>
+          <w:b/>
+          <w:bCs/>
+          <w:color w:val="000000" w:themeColor="text1"/>
+        </w:rPr>
+        <w:lastRenderedPageBreak/>
+        <w:t>Category 5: Membership Operators (The Hash Lookup)</w:t>
+      </w:r>
+    </w:p>
+    <w:p>
+      <w:pPr>
+        <w:rPr>
+          <w:color w:val="000000" w:themeColor="text1"/>
+        </w:rPr>
+      </w:pPr>
+      <w:r>
+        <w:rPr>
+          <w:color w:val="000000" w:themeColor="text1"/>
+        </w:rPr>
+        <w:t xml:space="preserve">These check if a specific item exists </w:t>
+      </w:r>
+      <w:r>
+        <w:rPr>
+          <w:i/>
+          <w:iCs/>
+          <w:color w:val="000000" w:themeColor="text1"/>
+        </w:rPr>
+        <w:t>inside</w:t>
+      </w:r>
+      <w:r>
+        <w:rPr>
+          <w:color w:val="000000" w:themeColor="text1"/>
+        </w:rPr>
+        <w:t xml:space="preserve"> a collection of items.</w:t>
+      </w:r>
+    </w:p>
+    <w:p>
+      <w:pPr>
+        <w:rPr>
+          <w:color w:val="000000" w:themeColor="text1"/>
+        </w:rPr>
+      </w:pPr>
+      <w:r>
+        <w:rPr>
+          <w:color w:val="000000" w:themeColor="text1"/>
+        </w:rPr>
+        <w:t>They are in and not in.</w:t>
+      </w:r>
+    </w:p>
+    <w:p>
+      <w:pPr>
+        <w:rPr>
+          <w:color w:val="000000" w:themeColor="text1"/>
+        </w:rPr>
+      </w:pPr>
+      <w:r>
+        <w:rPr>
+          <w:color w:val="000000" w:themeColor="text1"/>
+        </w:rPr>
+        <w:t>Python</w:t>
+      </w:r>
+    </w:p>
+    <w:p>
+      <w:pPr>
+        <w:rPr>
+          <w:color w:val="000000" w:themeColor="text1"/>
+        </w:rPr>
+      </w:pPr>
+      <w:r>
+        <w:rPr>
+          <w:color w:val="000000" w:themeColor="text1"/>
+        </w:rPr>
+        <w:t># Checking a List</w:t>
+      </w:r>
+    </w:p>
+    <w:p>
+      <w:pPr>
+        <w:rPr>
+          <w:color w:val="000000" w:themeColor="text1"/>
+        </w:rPr>
+      </w:pPr>
+      <w:r>
+        <w:rPr>
+          <w:color w:val="000000" w:themeColor="text1"/>
+        </w:rPr>
+        <w:t>if "</w:t>
+      </w:r>
+      <w:proofErr w:type="spellStart"/>
+      <w:r>
+        <w:rPr>
+          <w:color w:val="000000" w:themeColor="text1"/>
+        </w:rPr>
+        <w:t>Adeal</w:t>
+      </w:r>
+      <w:proofErr w:type="spellEnd"/>
+      <w:r>
+        <w:rPr>
+          <w:color w:val="000000" w:themeColor="text1"/>
+        </w:rPr>
+        <w:t>" in ["John", "</w:t>
+      </w:r>
+      <w:proofErr w:type="spellStart"/>
+      <w:r>
+        <w:rPr>
+          <w:color w:val="000000" w:themeColor="text1"/>
+        </w:rPr>
+        <w:t>Adeal</w:t>
+      </w:r>
+      <w:proofErr w:type="spellEnd"/>
+      <w:r>
+        <w:rPr>
+          <w:color w:val="000000" w:themeColor="text1"/>
+        </w:rPr>
+        <w:t>", "Sarah"]:</w:t>
+      </w:r>
+    </w:p>
+    <w:p>
+      <w:pPr>
+        <w:rPr>
+          <w:color w:val="000000" w:themeColor="text1"/>
+        </w:rPr>
+      </w:pPr>
+      <w:r>
+        <w:rPr>
+          <w:b/>
+          <w:bCs/>
+          <w:color w:val="000000" w:themeColor="text1"/>
+        </w:rPr>
+        <w:t>The Big O Time Complexity Reality:</w:t>
+      </w:r>
+    </w:p>
+    <w:p>
+      <w:pPr>
+        <w:rPr>
+          <w:color w:val="000000" w:themeColor="text1"/>
+        </w:rPr>
+      </w:pPr>
+      <w:r>
+        <w:rPr>
+          <w:color w:val="000000" w:themeColor="text1"/>
+        </w:rPr>
+        <w:t xml:space="preserve">If you use in on a </w:t>
+      </w:r>
+      <w:r>
+        <w:rPr>
+          <w:b/>
+          <w:bCs/>
+          <w:color w:val="000000" w:themeColor="text1"/>
+        </w:rPr>
+        <w:t>List</w:t>
+      </w:r>
+      <w:r>
+        <w:rPr>
+          <w:color w:val="000000" w:themeColor="text1"/>
+        </w:rPr>
+        <w:t>, Python starts at index 0 and checks every single item one by one until it finds it. If the list has 10 million items, the processor does 10 million checks. (This is O(N) time).</w:t>
+      </w:r>
+    </w:p>
+    <w:p>
+      <w:pPr>
+        <w:rPr>
+          <w:color w:val="000000" w:themeColor="text1"/>
+        </w:rPr>
+      </w:pPr>
+      <w:r>
+        <w:rPr>
+          <w:color w:val="000000" w:themeColor="text1"/>
+        </w:rPr>
+        <w:t xml:space="preserve">If you use in on a </w:t>
+      </w:r>
+      <w:r>
+        <w:rPr>
+          <w:b/>
+          <w:bCs/>
+          <w:color w:val="000000" w:themeColor="text1"/>
+        </w:rPr>
+        <w:t>Dictionary</w:t>
+      </w:r>
+      <w:r>
+        <w:rPr>
+          <w:color w:val="000000" w:themeColor="text1"/>
+        </w:rPr>
+        <w:t xml:space="preserve"> or a </w:t>
+      </w:r>
+      <w:r>
+        <w:rPr>
+          <w:b/>
+          <w:bCs/>
+          <w:color w:val="000000" w:themeColor="text1"/>
+        </w:rPr>
+        <w:t>Set</w:t>
+      </w:r>
+      <w:r>
+        <w:rPr>
+          <w:color w:val="000000" w:themeColor="text1"/>
+        </w:rPr>
+        <w:t>, Python uses a mathematical algorithm called a Hash Function. It runs the word "</w:t>
+      </w:r>
+      <w:proofErr w:type="spellStart"/>
+      <w:r>
+        <w:rPr>
+          <w:color w:val="000000" w:themeColor="text1"/>
+        </w:rPr>
+        <w:t>Adeal</w:t>
+      </w:r>
+      <w:proofErr w:type="spellEnd"/>
+      <w:r>
+        <w:rPr>
+          <w:color w:val="000000" w:themeColor="text1"/>
+        </w:rPr>
+        <w:t xml:space="preserve">" through the math equation, which instantly spits out the exact memory address in the Heap. It teleports there in 1 single check. (This is </w:t>
+      </w:r>
+      <w:proofErr w:type="gramStart"/>
+      <w:r>
+        <w:rPr>
+          <w:color w:val="000000" w:themeColor="text1"/>
+        </w:rPr>
+        <w:t>O(</w:t>
+      </w:r>
+      <w:proofErr w:type="gramEnd"/>
+      <w:r>
+        <w:rPr>
+          <w:color w:val="000000" w:themeColor="text1"/>
+        </w:rPr>
+        <w:t>1) time).</w:t>
+      </w:r>
+    </w:p>
+    <w:p>
+      <w:pPr>
+        <w:rPr>
+          <w:color w:val="000000" w:themeColor="text1"/>
+        </w:rPr>
+      </w:pPr>
+      <w:r>
+        <w:rPr>
+          <w:i/>
+          <w:iCs/>
+          <w:color w:val="000000" w:themeColor="text1"/>
+        </w:rPr>
+        <w:t>FAANG interviews test this heavily. Never use in on a massive List if you care about speed.</w:t>
+      </w:r>
+    </w:p>
+    <w:p>
+      <w:pPr>
+        <w:rPr>
+          <w:b/>
+          <w:bCs/>
+          <w:color w:val="000000" w:themeColor="text1"/>
+        </w:rPr>
+      </w:pPr>
+      <w:r>
+        <w:rPr>
+          <w:b/>
+          <w:bCs/>
+          <w:color w:val="000000" w:themeColor="text1"/>
+        </w:rPr>
+        <w:t>Category 6: Bitwise Operators (The Hardware Level)</w:t>
+      </w:r>
+    </w:p>
+    <w:p>
+      <w:pPr>
+        <w:rPr>
+          <w:color w:val="000000" w:themeColor="text1"/>
+        </w:rPr>
+      </w:pPr>
+      <w:r>
+        <w:rPr>
+          <w:color w:val="000000" w:themeColor="text1"/>
+        </w:rPr>
+        <w:t>This is the absolute bottom of the ocean. These operators bypass standard human math entirely. They force Python to open up the Integer object, look at the raw binary 1s and 0s, and manipulate the actual electronic switches.</w:t>
+      </w:r>
+    </w:p>
+    <w:p>
+      <w:pPr>
+        <w:rPr>
+          <w:color w:val="000000" w:themeColor="text1"/>
+        </w:rPr>
+      </w:pPr>
+      <w:r>
+        <w:rPr>
+          <w:color w:val="000000" w:themeColor="text1"/>
+        </w:rPr>
+        <w:t xml:space="preserve">You will use these in cryptography, compression, and heavily optimized </w:t>
+      </w:r>
+      <w:proofErr w:type="spellStart"/>
+      <w:r>
+        <w:rPr>
+          <w:color w:val="000000" w:themeColor="text1"/>
+        </w:rPr>
+        <w:t>LeetCode</w:t>
+      </w:r>
+      <w:proofErr w:type="spellEnd"/>
+      <w:r>
+        <w:rPr>
+          <w:color w:val="000000" w:themeColor="text1"/>
+        </w:rPr>
+        <w:t xml:space="preserve"> problems.</w:t>
+      </w:r>
+    </w:p>
+    <w:tbl>
+      <w:tblPr>
+        <w:tblW w:w="0" w:type="auto"/>
+        <w:tblCellSpacing w:w="15" w:type="dxa"/>
+        <w:tblCellMar>
+          <w:top w:w="15" w:type="dxa"/>
+          <w:left w:w="15" w:type="dxa"/>
+          <w:bottom w:w="15" w:type="dxa"/>
+          <w:right w:w="15" w:type="dxa"/>
+        </w:tblCellMar>
+        <w:tblLook w:val="04A0" w:firstRow="1" w:lastRow="0" w:firstColumn="1" w:lastColumn="0" w:noHBand="0" w:noVBand="1"/>
+      </w:tblPr>
+      <w:tblGrid>
+        <w:gridCol w:w="1264"/>
+        <w:gridCol w:w="1421"/>
+        <w:gridCol w:w="7789"/>
+      </w:tblGrid>
+      <w:tr>
+        <w:trPr>
+          <w:tblHeader/>
+          <w:tblCellSpacing w:w="15" w:type="dxa"/>
+        </w:trPr>
+        <w:tc>
+          <w:tcPr>
+            <w:tcW w:w="0" w:type="auto"/>
+            <w:tcBorders>
+              <w:top w:val="single" w:sz="6" w:space="0" w:color="C4C7C5"/>
+              <w:left w:val="single" w:sz="6" w:space="0" w:color="C4C7C5"/>
+              <w:bottom w:val="single" w:sz="6" w:space="0" w:color="C4C7C5"/>
+              <w:right w:val="single" w:sz="6" w:space="0" w:color="C4C7C5"/>
+            </w:tcBorders>
+            <w:tcMar>
+              <w:top w:w="120" w:type="dxa"/>
+              <w:left w:w="180" w:type="dxa"/>
+              <w:bottom w:w="120" w:type="dxa"/>
+              <w:right w:w="180" w:type="dxa"/>
+            </w:tcMar>
+            <w:vAlign w:val="center"/>
+            <w:hideMark/>
+          </w:tcPr>
+          <w:p>
+            <w:pPr>
+              <w:rPr>
+                <w:color w:val="000000" w:themeColor="text1"/>
+              </w:rPr>
+            </w:pPr>
+            <w:r>
+              <w:rPr>
+                <w:b/>
+                <w:bCs/>
+                <w:color w:val="000000" w:themeColor="text1"/>
+              </w:rPr>
+              <w:t>Operator</w:t>
+            </w:r>
+          </w:p>
+        </w:tc>
+        <w:tc>
+          <w:tcPr>
+            <w:tcW w:w="0" w:type="auto"/>
+            <w:tcBorders>
+              <w:top w:val="single" w:sz="6" w:space="0" w:color="C4C7C5"/>
+              <w:left w:val="single" w:sz="6" w:space="0" w:color="C4C7C5"/>
+              <w:bottom w:val="single" w:sz="6" w:space="0" w:color="C4C7C5"/>
+              <w:right w:val="single" w:sz="6" w:space="0" w:color="C4C7C5"/>
+            </w:tcBorders>
+            <w:tcMar>
+              <w:top w:w="120" w:type="dxa"/>
+              <w:left w:w="180" w:type="dxa"/>
+              <w:bottom w:w="120" w:type="dxa"/>
+              <w:right w:w="180" w:type="dxa"/>
+            </w:tcMar>
+            <w:vAlign w:val="center"/>
+            <w:hideMark/>
+          </w:tcPr>
+          <w:p>
+            <w:pPr>
+              <w:rPr>
+                <w:color w:val="000000" w:themeColor="text1"/>
+              </w:rPr>
+            </w:pPr>
+            <w:r>
+              <w:rPr>
+                <w:b/>
+                <w:bCs/>
+                <w:color w:val="000000" w:themeColor="text1"/>
+              </w:rPr>
+              <w:t>Name</w:t>
+            </w:r>
+          </w:p>
+        </w:tc>
+        <w:tc>
+          <w:tcPr>
+            <w:tcW w:w="0" w:type="auto"/>
+            <w:tcBorders>
+              <w:top w:val="single" w:sz="6" w:space="0" w:color="C4C7C5"/>
+              <w:left w:val="single" w:sz="6" w:space="0" w:color="C4C7C5"/>
+              <w:bottom w:val="single" w:sz="6" w:space="0" w:color="C4C7C5"/>
+              <w:right w:val="single" w:sz="6" w:space="0" w:color="C4C7C5"/>
+            </w:tcBorders>
+            <w:tcMar>
+              <w:top w:w="120" w:type="dxa"/>
+              <w:left w:w="180" w:type="dxa"/>
+              <w:bottom w:w="120" w:type="dxa"/>
+              <w:right w:w="180" w:type="dxa"/>
+            </w:tcMar>
+            <w:vAlign w:val="center"/>
+            <w:hideMark/>
+          </w:tcPr>
+          <w:p>
+            <w:pPr>
+              <w:rPr>
+                <w:color w:val="000000" w:themeColor="text1"/>
+              </w:rPr>
+            </w:pPr>
+            <w:r>
+              <w:rPr>
+                <w:b/>
+                <w:bCs/>
+                <w:color w:val="000000" w:themeColor="text1"/>
+              </w:rPr>
+              <w:t>Logic</w:t>
+            </w:r>
+          </w:p>
+        </w:tc>
+      </w:tr>
+      <w:tr>
+        <w:trPr>
+          <w:tblCellSpacing w:w="15" w:type="dxa"/>
+        </w:trPr>
+        <w:tc>
+          <w:tcPr>
+            <w:tcW w:w="0" w:type="auto"/>
+            <w:tcBorders>
+              <w:top w:val="single" w:sz="6" w:space="0" w:color="C4C7C5"/>
+              <w:left w:val="single" w:sz="6" w:space="0" w:color="C4C7C5"/>
+              <w:bottom w:val="single" w:sz="6" w:space="0" w:color="C4C7C5"/>
+              <w:right w:val="single" w:sz="6" w:space="0" w:color="C4C7C5"/>
+            </w:tcBorders>
+            <w:tcMar>
+              <w:top w:w="120" w:type="dxa"/>
+              <w:left w:w="180" w:type="dxa"/>
+              <w:bottom w:w="120" w:type="dxa"/>
+              <w:right w:w="180" w:type="dxa"/>
+            </w:tcMar>
+            <w:vAlign w:val="center"/>
+            <w:hideMark/>
+          </w:tcPr>
+          <w:p>
+            <w:pPr>
+              <w:rPr>
+                <w:color w:val="000000" w:themeColor="text1"/>
+              </w:rPr>
+            </w:pPr>
+            <w:r>
+              <w:rPr>
+                <w:color w:val="000000" w:themeColor="text1"/>
+              </w:rPr>
+              <w:t>&amp;</w:t>
+            </w:r>
+          </w:p>
+        </w:tc>
+        <w:tc>
+          <w:tcPr>
+            <w:tcW w:w="0" w:type="auto"/>
+            <w:tcBorders>
+              <w:top w:val="single" w:sz="6" w:space="0" w:color="C4C7C5"/>
+              <w:left w:val="single" w:sz="6" w:space="0" w:color="C4C7C5"/>
+              <w:bottom w:val="single" w:sz="6" w:space="0" w:color="C4C7C5"/>
+              <w:right w:val="single" w:sz="6" w:space="0" w:color="C4C7C5"/>
+            </w:tcBorders>
+            <w:tcMar>
+              <w:top w:w="120" w:type="dxa"/>
+              <w:left w:w="180" w:type="dxa"/>
+              <w:bottom w:w="120" w:type="dxa"/>
+              <w:right w:w="180" w:type="dxa"/>
+            </w:tcMar>
+            <w:vAlign w:val="center"/>
+            <w:hideMark/>
+          </w:tcPr>
+          <w:p>
+            <w:pPr>
+              <w:rPr>
+                <w:color w:val="000000" w:themeColor="text1"/>
+              </w:rPr>
+            </w:pPr>
+            <w:r>
+              <w:rPr>
+                <w:color w:val="000000" w:themeColor="text1"/>
+              </w:rPr>
+              <w:t>Bitwise AND</w:t>
+            </w:r>
+          </w:p>
+        </w:tc>
+        <w:tc>
+          <w:tcPr>
+            <w:tcW w:w="0" w:type="auto"/>
+            <w:tcBorders>
+              <w:top w:val="single" w:sz="6" w:space="0" w:color="C4C7C5"/>
+              <w:left w:val="single" w:sz="6" w:space="0" w:color="C4C7C5"/>
+              <w:bottom w:val="single" w:sz="6" w:space="0" w:color="C4C7C5"/>
+              <w:right w:val="single" w:sz="6" w:space="0" w:color="C4C7C5"/>
+            </w:tcBorders>
+            <w:tcMar>
+              <w:top w:w="120" w:type="dxa"/>
+              <w:left w:w="180" w:type="dxa"/>
+              <w:bottom w:w="120" w:type="dxa"/>
+              <w:right w:w="180" w:type="dxa"/>
+            </w:tcMar>
+            <w:vAlign w:val="center"/>
+            <w:hideMark/>
+          </w:tcPr>
+          <w:p>
+            <w:pPr>
+              <w:rPr>
+                <w:color w:val="000000" w:themeColor="text1"/>
+              </w:rPr>
+            </w:pPr>
+            <w:r>
+              <w:rPr>
+                <w:color w:val="000000" w:themeColor="text1"/>
+              </w:rPr>
+              <w:t>Compares bits. Returns 1 only if BOTH are 1.</w:t>
+            </w:r>
+          </w:p>
+        </w:tc>
+      </w:tr>
+      <w:tr>
+        <w:trPr>
+          <w:tblCellSpacing w:w="15" w:type="dxa"/>
+        </w:trPr>
+        <w:tc>
+          <w:tcPr>
+            <w:tcW w:w="0" w:type="auto"/>
+            <w:tcBorders>
+              <w:top w:val="single" w:sz="6" w:space="0" w:color="C4C7C5"/>
+              <w:left w:val="single" w:sz="6" w:space="0" w:color="C4C7C5"/>
+              <w:bottom w:val="single" w:sz="6" w:space="0" w:color="C4C7C5"/>
+              <w:right w:val="single" w:sz="6" w:space="0" w:color="C4C7C5"/>
+            </w:tcBorders>
+            <w:tcMar>
+              <w:top w:w="120" w:type="dxa"/>
+              <w:left w:w="180" w:type="dxa"/>
+              <w:bottom w:w="120" w:type="dxa"/>
+              <w:right w:w="180" w:type="dxa"/>
+            </w:tcMar>
+            <w:vAlign w:val="center"/>
+            <w:hideMark/>
+          </w:tcPr>
+          <w:p>
+            <w:pPr>
+              <w:rPr>
+                <w:color w:val="000000" w:themeColor="text1"/>
+              </w:rPr>
+            </w:pPr>
+            <w:r>
+              <w:rPr>
+                <w:color w:val="000000" w:themeColor="text1"/>
+              </w:rPr>
+              <w:t>|</w:t>
+            </w:r>
+          </w:p>
+        </w:tc>
+        <w:tc>
+          <w:tcPr>
+            <w:tcW w:w="0" w:type="auto"/>
+            <w:tcBorders>
+              <w:top w:val="single" w:sz="6" w:space="0" w:color="C4C7C5"/>
+              <w:left w:val="single" w:sz="6" w:space="0" w:color="C4C7C5"/>
+              <w:bottom w:val="single" w:sz="6" w:space="0" w:color="C4C7C5"/>
+              <w:right w:val="single" w:sz="6" w:space="0" w:color="C4C7C5"/>
+            </w:tcBorders>
+            <w:tcMar>
+              <w:top w:w="120" w:type="dxa"/>
+              <w:left w:w="180" w:type="dxa"/>
+              <w:bottom w:w="120" w:type="dxa"/>
+              <w:right w:w="180" w:type="dxa"/>
+            </w:tcMar>
+            <w:vAlign w:val="center"/>
+            <w:hideMark/>
+          </w:tcPr>
+          <w:p>
+            <w:pPr>
+              <w:rPr>
+                <w:color w:val="000000" w:themeColor="text1"/>
+              </w:rPr>
+            </w:pPr>
+            <w:r>
+              <w:rPr>
+                <w:color w:val="000000" w:themeColor="text1"/>
+              </w:rPr>
+              <w:t>Bitwise OR</w:t>
+            </w:r>
+          </w:p>
+        </w:tc>
+        <w:tc>
+          <w:tcPr>
+            <w:tcW w:w="0" w:type="auto"/>
+            <w:tcBorders>
+              <w:top w:val="single" w:sz="6" w:space="0" w:color="C4C7C5"/>
+              <w:left w:val="single" w:sz="6" w:space="0" w:color="C4C7C5"/>
+              <w:bottom w:val="single" w:sz="6" w:space="0" w:color="C4C7C5"/>
+              <w:right w:val="single" w:sz="6" w:space="0" w:color="C4C7C5"/>
+            </w:tcBorders>
+            <w:tcMar>
+              <w:top w:w="120" w:type="dxa"/>
+              <w:left w:w="180" w:type="dxa"/>
+              <w:bottom w:w="120" w:type="dxa"/>
+              <w:right w:w="180" w:type="dxa"/>
+            </w:tcMar>
+            <w:vAlign w:val="center"/>
+            <w:hideMark/>
+          </w:tcPr>
+          <w:p>
+            <w:pPr>
+              <w:rPr>
+                <w:color w:val="000000" w:themeColor="text1"/>
+              </w:rPr>
+            </w:pPr>
+            <w:r>
+              <w:rPr>
+                <w:color w:val="000000" w:themeColor="text1"/>
+              </w:rPr>
+              <w:t>Returns 1 if EITHER is 1.</w:t>
+            </w:r>
+          </w:p>
+        </w:tc>
+      </w:tr>
+      <w:tr>
+        <w:trPr>
+          <w:tblCellSpacing w:w="15" w:type="dxa"/>
+        </w:trPr>
+        <w:tc>
+          <w:tcPr>
+            <w:tcW w:w="0" w:type="auto"/>
+            <w:tcBorders>
+              <w:top w:val="single" w:sz="6" w:space="0" w:color="C4C7C5"/>
+              <w:left w:val="single" w:sz="6" w:space="0" w:color="C4C7C5"/>
+              <w:bottom w:val="single" w:sz="6" w:space="0" w:color="C4C7C5"/>
+              <w:right w:val="single" w:sz="6" w:space="0" w:color="C4C7C5"/>
+            </w:tcBorders>
+            <w:tcMar>
+              <w:top w:w="120" w:type="dxa"/>
+              <w:left w:w="180" w:type="dxa"/>
+              <w:bottom w:w="120" w:type="dxa"/>
+              <w:right w:w="180" w:type="dxa"/>
+            </w:tcMar>
+            <w:vAlign w:val="center"/>
+            <w:hideMark/>
+          </w:tcPr>
+          <w:p>
+            <w:pPr>
+              <w:rPr>
+                <w:color w:val="000000" w:themeColor="text1"/>
+              </w:rPr>
+            </w:pPr>
+            <w:r>
+              <w:rPr>
+                <w:color w:val="000000" w:themeColor="text1"/>
+              </w:rPr>
+              <w:t>^</w:t>
+            </w:r>
+          </w:p>
+        </w:tc>
+        <w:tc>
+          <w:tcPr>
+            <w:tcW w:w="0" w:type="auto"/>
+            <w:tcBorders>
+              <w:top w:val="single" w:sz="6" w:space="0" w:color="C4C7C5"/>
+              <w:left w:val="single" w:sz="6" w:space="0" w:color="C4C7C5"/>
+              <w:bottom w:val="single" w:sz="6" w:space="0" w:color="C4C7C5"/>
+              <w:right w:val="single" w:sz="6" w:space="0" w:color="C4C7C5"/>
+            </w:tcBorders>
+            <w:tcMar>
+              <w:top w:w="120" w:type="dxa"/>
+              <w:left w:w="180" w:type="dxa"/>
+              <w:bottom w:w="120" w:type="dxa"/>
+              <w:right w:w="180" w:type="dxa"/>
+            </w:tcMar>
+            <w:vAlign w:val="center"/>
+            <w:hideMark/>
+          </w:tcPr>
+          <w:p>
+            <w:pPr>
+              <w:rPr>
+                <w:color w:val="000000" w:themeColor="text1"/>
+              </w:rPr>
+            </w:pPr>
+            <w:r>
+              <w:rPr>
+                <w:color w:val="000000" w:themeColor="text1"/>
+              </w:rPr>
+              <w:t>Bitwise XOR</w:t>
+            </w:r>
+          </w:p>
+        </w:tc>
+        <w:tc>
+          <w:tcPr>
+            <w:tcW w:w="0" w:type="auto"/>
+            <w:tcBorders>
+              <w:top w:val="single" w:sz="6" w:space="0" w:color="C4C7C5"/>
+              <w:left w:val="single" w:sz="6" w:space="0" w:color="C4C7C5"/>
+              <w:bottom w:val="single" w:sz="6" w:space="0" w:color="C4C7C5"/>
+              <w:right w:val="single" w:sz="6" w:space="0" w:color="C4C7C5"/>
+            </w:tcBorders>
+            <w:tcMar>
+              <w:top w:w="120" w:type="dxa"/>
+              <w:left w:w="180" w:type="dxa"/>
+              <w:bottom w:w="120" w:type="dxa"/>
+              <w:right w:w="180" w:type="dxa"/>
+            </w:tcMar>
+            <w:vAlign w:val="center"/>
+            <w:hideMark/>
+          </w:tcPr>
+          <w:p>
+            <w:pPr>
+              <w:rPr>
+                <w:color w:val="000000" w:themeColor="text1"/>
+              </w:rPr>
+            </w:pPr>
+            <w:r>
+              <w:rPr>
+                <w:color w:val="000000" w:themeColor="text1"/>
+              </w:rPr>
+              <w:t>Returns 1 only if they are DIFFERENT.</w:t>
+            </w:r>
+          </w:p>
+        </w:tc>
+      </w:tr>
+      <w:tr>
+        <w:trPr>
+          <w:tblCellSpacing w:w="15" w:type="dxa"/>
+        </w:trPr>
+        <w:tc>
+          <w:tcPr>
+            <w:tcW w:w="0" w:type="auto"/>
+            <w:tcBorders>
+              <w:top w:val="single" w:sz="6" w:space="0" w:color="C4C7C5"/>
+              <w:left w:val="single" w:sz="6" w:space="0" w:color="C4C7C5"/>
+              <w:bottom w:val="single" w:sz="6" w:space="0" w:color="C4C7C5"/>
+              <w:right w:val="single" w:sz="6" w:space="0" w:color="C4C7C5"/>
+            </w:tcBorders>
+            <w:tcMar>
+              <w:top w:w="120" w:type="dxa"/>
+              <w:left w:w="180" w:type="dxa"/>
+              <w:bottom w:w="120" w:type="dxa"/>
+              <w:right w:w="180" w:type="dxa"/>
+            </w:tcMar>
+            <w:vAlign w:val="center"/>
+            <w:hideMark/>
+          </w:tcPr>
+          <w:p>
+            <w:pPr>
+              <w:rPr>
+                <w:color w:val="000000" w:themeColor="text1"/>
+              </w:rPr>
+            </w:pPr>
+            <w:r>
+              <w:rPr>
+                <w:color w:val="000000" w:themeColor="text1"/>
+              </w:rPr>
+              <w:t>~</w:t>
+            </w:r>
+          </w:p>
+        </w:tc>
+        <w:tc>
+          <w:tcPr>
+            <w:tcW w:w="0" w:type="auto"/>
+            <w:tcBorders>
+              <w:top w:val="single" w:sz="6" w:space="0" w:color="C4C7C5"/>
+              <w:left w:val="single" w:sz="6" w:space="0" w:color="C4C7C5"/>
+              <w:bottom w:val="single" w:sz="6" w:space="0" w:color="C4C7C5"/>
+              <w:right w:val="single" w:sz="6" w:space="0" w:color="C4C7C5"/>
+            </w:tcBorders>
+            <w:tcMar>
+              <w:top w:w="120" w:type="dxa"/>
+              <w:left w:w="180" w:type="dxa"/>
+              <w:bottom w:w="120" w:type="dxa"/>
+              <w:right w:w="180" w:type="dxa"/>
+            </w:tcMar>
+            <w:vAlign w:val="center"/>
+            <w:hideMark/>
+          </w:tcPr>
+          <w:p>
+            <w:pPr>
+              <w:rPr>
+                <w:color w:val="000000" w:themeColor="text1"/>
+              </w:rPr>
+            </w:pPr>
+            <w:r>
+              <w:rPr>
+                <w:color w:val="000000" w:themeColor="text1"/>
+              </w:rPr>
+              <w:t>Bitwise NOT</w:t>
+            </w:r>
+          </w:p>
+        </w:tc>
+        <w:tc>
+          <w:tcPr>
+            <w:tcW w:w="0" w:type="auto"/>
+            <w:tcBorders>
+              <w:top w:val="single" w:sz="6" w:space="0" w:color="C4C7C5"/>
+              <w:left w:val="single" w:sz="6" w:space="0" w:color="C4C7C5"/>
+              <w:bottom w:val="single" w:sz="6" w:space="0" w:color="C4C7C5"/>
+              <w:right w:val="single" w:sz="6" w:space="0" w:color="C4C7C5"/>
+            </w:tcBorders>
+            <w:tcMar>
+              <w:top w:w="120" w:type="dxa"/>
+              <w:left w:w="180" w:type="dxa"/>
+              <w:bottom w:w="120" w:type="dxa"/>
+              <w:right w:w="180" w:type="dxa"/>
+            </w:tcMar>
+            <w:vAlign w:val="center"/>
+            <w:hideMark/>
+          </w:tcPr>
+          <w:p>
+            <w:pPr>
+              <w:rPr>
+                <w:color w:val="000000" w:themeColor="text1"/>
+              </w:rPr>
+            </w:pPr>
+            <w:r>
+              <w:rPr>
+                <w:color w:val="000000" w:themeColor="text1"/>
+              </w:rPr>
+              <w:t>Inverts all 1s to 0s and 0s to 1s.</w:t>
+            </w:r>
+          </w:p>
+        </w:tc>
+      </w:tr>
+      <w:tr>
+        <w:trPr>
+          <w:tblCellSpacing w:w="15" w:type="dxa"/>
+        </w:trPr>
+        <w:tc>
+          <w:tcPr>
+            <w:tcW w:w="0" w:type="auto"/>
+            <w:tcBorders>
+              <w:top w:val="single" w:sz="6" w:space="0" w:color="C4C7C5"/>
+              <w:left w:val="single" w:sz="6" w:space="0" w:color="C4C7C5"/>
+              <w:bottom w:val="single" w:sz="6" w:space="0" w:color="C4C7C5"/>
+              <w:right w:val="single" w:sz="6" w:space="0" w:color="C4C7C5"/>
+            </w:tcBorders>
+            <w:tcMar>
+              <w:top w:w="120" w:type="dxa"/>
+              <w:left w:w="180" w:type="dxa"/>
+              <w:bottom w:w="120" w:type="dxa"/>
+              <w:right w:w="180" w:type="dxa"/>
+            </w:tcMar>
+            <w:vAlign w:val="center"/>
+            <w:hideMark/>
+          </w:tcPr>
+          <w:p>
+            <w:pPr>
+              <w:rPr>
+                <w:color w:val="000000" w:themeColor="text1"/>
+              </w:rPr>
+            </w:pPr>
+            <w:r>
+              <w:rPr>
+                <w:color w:val="000000" w:themeColor="text1"/>
+              </w:rPr>
+              <w:t>&lt;&lt;</w:t>
+            </w:r>
+          </w:p>
+        </w:tc>
+        <w:tc>
+          <w:tcPr>
+            <w:tcW w:w="0" w:type="auto"/>
+            <w:tcBorders>
+              <w:top w:val="single" w:sz="6" w:space="0" w:color="C4C7C5"/>
+              <w:left w:val="single" w:sz="6" w:space="0" w:color="C4C7C5"/>
+              <w:bottom w:val="single" w:sz="6" w:space="0" w:color="C4C7C5"/>
+              <w:right w:val="single" w:sz="6" w:space="0" w:color="C4C7C5"/>
+            </w:tcBorders>
+            <w:tcMar>
+              <w:top w:w="120" w:type="dxa"/>
+              <w:left w:w="180" w:type="dxa"/>
+              <w:bottom w:w="120" w:type="dxa"/>
+              <w:right w:w="180" w:type="dxa"/>
+            </w:tcMar>
+            <w:vAlign w:val="center"/>
+            <w:hideMark/>
+          </w:tcPr>
+          <w:p>
+            <w:pPr>
+              <w:rPr>
+                <w:color w:val="000000" w:themeColor="text1"/>
+              </w:rPr>
+            </w:pPr>
+            <w:r>
+              <w:rPr>
+                <w:color w:val="000000" w:themeColor="text1"/>
+              </w:rPr>
+              <w:t>Left Shift</w:t>
+            </w:r>
+          </w:p>
+        </w:tc>
+        <w:tc>
+          <w:tcPr>
+            <w:tcW w:w="0" w:type="auto"/>
+            <w:tcBorders>
+              <w:top w:val="single" w:sz="6" w:space="0" w:color="C4C7C5"/>
+              <w:left w:val="single" w:sz="6" w:space="0" w:color="C4C7C5"/>
+              <w:bottom w:val="single" w:sz="6" w:space="0" w:color="C4C7C5"/>
+              <w:right w:val="single" w:sz="6" w:space="0" w:color="C4C7C5"/>
+            </w:tcBorders>
+            <w:tcMar>
+              <w:top w:w="120" w:type="dxa"/>
+              <w:left w:w="180" w:type="dxa"/>
+              <w:bottom w:w="120" w:type="dxa"/>
+              <w:right w:w="180" w:type="dxa"/>
+            </w:tcMar>
+            <w:vAlign w:val="center"/>
+            <w:hideMark/>
+          </w:tcPr>
+          <w:p>
+            <w:pPr>
+              <w:rPr>
+                <w:color w:val="000000" w:themeColor="text1"/>
+              </w:rPr>
+            </w:pPr>
+            <w:r>
+              <w:rPr>
+                <w:color w:val="000000" w:themeColor="text1"/>
+              </w:rPr>
+              <w:t>Shifts the binary code to the left, adding zeros. (Mathematically multiplies the number by 2 very fast).</w:t>
+            </w:r>
+          </w:p>
+        </w:tc>
+      </w:tr>
+      <w:tr>
+        <w:trPr>
+          <w:tblCellSpacing w:w="15" w:type="dxa"/>
+        </w:trPr>
+        <w:tc>
+          <w:tcPr>
+            <w:tcW w:w="0" w:type="auto"/>
+            <w:tcBorders>
+              <w:top w:val="single" w:sz="6" w:space="0" w:color="C4C7C5"/>
+              <w:left w:val="single" w:sz="6" w:space="0" w:color="C4C7C5"/>
+              <w:bottom w:val="single" w:sz="6" w:space="0" w:color="C4C7C5"/>
+              <w:right w:val="single" w:sz="6" w:space="0" w:color="C4C7C5"/>
+            </w:tcBorders>
+            <w:tcMar>
+              <w:top w:w="120" w:type="dxa"/>
+              <w:left w:w="180" w:type="dxa"/>
+              <w:bottom w:w="120" w:type="dxa"/>
+              <w:right w:w="180" w:type="dxa"/>
+            </w:tcMar>
+            <w:vAlign w:val="center"/>
+            <w:hideMark/>
+          </w:tcPr>
+          <w:p>
+            <w:pPr>
+              <w:rPr>
+                <w:color w:val="000000" w:themeColor="text1"/>
+              </w:rPr>
+            </w:pPr>
+            <w:r>
+              <w:rPr>
+                <w:color w:val="000000" w:themeColor="text1"/>
+              </w:rPr>
+              <w:t>&gt;&gt;</w:t>
+            </w:r>
+          </w:p>
+        </w:tc>
+        <w:tc>
+          <w:tcPr>
+            <w:tcW w:w="0" w:type="auto"/>
+            <w:tcBorders>
+              <w:top w:val="single" w:sz="6" w:space="0" w:color="C4C7C5"/>
+              <w:left w:val="single" w:sz="6" w:space="0" w:color="C4C7C5"/>
+              <w:bottom w:val="single" w:sz="6" w:space="0" w:color="C4C7C5"/>
+              <w:right w:val="single" w:sz="6" w:space="0" w:color="C4C7C5"/>
+            </w:tcBorders>
+            <w:tcMar>
+              <w:top w:w="120" w:type="dxa"/>
+              <w:left w:w="180" w:type="dxa"/>
+              <w:bottom w:w="120" w:type="dxa"/>
+              <w:right w:w="180" w:type="dxa"/>
+            </w:tcMar>
+            <w:vAlign w:val="center"/>
+            <w:hideMark/>
+          </w:tcPr>
+          <w:p>
+            <w:pPr>
+              <w:rPr>
+                <w:color w:val="000000" w:themeColor="text1"/>
+              </w:rPr>
+            </w:pPr>
+            <w:r>
+              <w:rPr>
+                <w:color w:val="000000" w:themeColor="text1"/>
+              </w:rPr>
+              <w:t>Right Shift</w:t>
+            </w:r>
+          </w:p>
+        </w:tc>
+        <w:tc>
+          <w:tcPr>
+            <w:tcW w:w="0" w:type="auto"/>
+            <w:tcBorders>
+              <w:top w:val="single" w:sz="6" w:space="0" w:color="C4C7C5"/>
+              <w:left w:val="single" w:sz="6" w:space="0" w:color="C4C7C5"/>
+              <w:bottom w:val="single" w:sz="6" w:space="0" w:color="C4C7C5"/>
+              <w:right w:val="single" w:sz="6" w:space="0" w:color="C4C7C5"/>
+            </w:tcBorders>
+            <w:tcMar>
+              <w:top w:w="120" w:type="dxa"/>
+              <w:left w:w="180" w:type="dxa"/>
+              <w:bottom w:w="120" w:type="dxa"/>
+              <w:right w:w="180" w:type="dxa"/>
+            </w:tcMar>
+            <w:vAlign w:val="center"/>
+            <w:hideMark/>
+          </w:tcPr>
+          <w:p>
+            <w:pPr>
+              <w:rPr>
+                <w:color w:val="000000" w:themeColor="text1"/>
+              </w:rPr>
+            </w:pPr>
+            <w:r>
+              <w:rPr>
+                <w:color w:val="000000" w:themeColor="text1"/>
+              </w:rPr>
+              <w:t>Shifts binary to the right. (Mathematically divides by 2 very fast).</w:t>
+            </w:r>
+          </w:p>
+        </w:tc>
+      </w:tr>
+    </w:tbl>
+    <w:p>
+      <w:pPr>
+        <w:rPr>
+          <w:color w:val="000000" w:themeColor="text1"/>
+        </w:rPr>
+      </w:pPr>
+      <w:r>
+        <w:rPr>
+          <w:b/>
+          <w:bCs/>
+          <w:color w:val="000000" w:themeColor="text1"/>
+        </w:rPr>
+        <w:t xml:space="preserve">The </w:t>
+      </w:r>
+      <w:proofErr w:type="spellStart"/>
+      <w:r>
+        <w:rPr>
+          <w:b/>
+          <w:bCs/>
+          <w:color w:val="000000" w:themeColor="text1"/>
+        </w:rPr>
+        <w:t>LeetCode</w:t>
+      </w:r>
+      <w:proofErr w:type="spellEnd"/>
+      <w:r>
+        <w:rPr>
+          <w:b/>
+          <w:bCs/>
+          <w:color w:val="000000" w:themeColor="text1"/>
+        </w:rPr>
+        <w:t xml:space="preserve"> FAANG Trick:</w:t>
+      </w:r>
+    </w:p>
+    <w:p>
+      <w:pPr>
+        <w:rPr>
+          <w:color w:val="000000" w:themeColor="text1"/>
+        </w:rPr>
+      </w:pPr>
+      <w:r>
+        <w:rPr>
+          <w:color w:val="000000" w:themeColor="text1"/>
+        </w:rPr>
+        <w:t>If you have an array of numbers where every number appears exactly twice, except for one number that appears once, how do you find the single number without using any extra memory?</w:t>
+      </w:r>
+    </w:p>
+    <w:p>
+      <w:pPr>
+        <w:rPr>
+          <w:color w:val="000000" w:themeColor="text1"/>
+        </w:rPr>
+      </w:pPr>
+      <w:r>
+        <w:rPr>
+          <w:color w:val="000000" w:themeColor="text1"/>
+        </w:rPr>
+        <w:lastRenderedPageBreak/>
+        <w:t>You use ^ (XOR). Because XOR returns 0 when two bits are the same, x ^ x = 0. If you XOR every number in the array together, all the duplicates obliterate each other into zeros, and the only thing left in memory is the single missing number.</w:t>
+      </w:r>
+    </w:p>
+    <w:p>
+      <w:pPr>
+        <w:rPr>
+          <w:b/>
+          <w:bCs/>
+          <w:color w:val="000000" w:themeColor="text1"/>
+        </w:rPr>
+      </w:pPr>
+      <w:r>
+        <w:rPr>
+          <w:b/>
+          <w:bCs/>
+          <w:color w:val="000000" w:themeColor="text1"/>
+        </w:rPr>
+        <w:t>Category 7: Operator Precedence (The Order of Operations)</w:t>
+      </w:r>
+    </w:p>
+    <w:p>
+      <w:pPr>
+        <w:rPr>
+          <w:color w:val="000000" w:themeColor="text1"/>
+        </w:rPr>
+      </w:pPr>
+      <w:r>
+        <w:rPr>
+          <w:color w:val="000000" w:themeColor="text1"/>
+        </w:rPr>
+        <w:t>If you throw all of these into one massive equation, Python follows a strict hierarchy (PEMDAS on steroids). If two operators are on the same level, it reads left-to-right.</w:t>
+      </w:r>
+    </w:p>
+    <w:p>
+      <w:pPr>
+        <w:numPr>
+          <w:ilvl w:val="0"/>
+          <w:numId w:val="42"/>
+        </w:numPr>
+        <w:rPr>
+          <w:color w:val="000000" w:themeColor="text1"/>
+        </w:rPr>
+      </w:pPr>
+      <w:r>
+        <w:rPr>
+          <w:color w:val="000000" w:themeColor="text1"/>
+        </w:rPr>
+        <w:t>() Parentheses (Absolute highest priority)</w:t>
+      </w:r>
+    </w:p>
+    <w:p>
+      <w:pPr>
+        <w:numPr>
+          <w:ilvl w:val="0"/>
+          <w:numId w:val="42"/>
+        </w:numPr>
+        <w:rPr>
+          <w:color w:val="000000" w:themeColor="text1"/>
+        </w:rPr>
+      </w:pPr>
+      <w:r>
+        <w:rPr>
+          <w:color w:val="000000" w:themeColor="text1"/>
+        </w:rPr>
+        <w:t>** Exponentiation</w:t>
+      </w:r>
+    </w:p>
+    <w:p>
+      <w:pPr>
+        <w:numPr>
+          <w:ilvl w:val="0"/>
+          <w:numId w:val="42"/>
+        </w:numPr>
+        <w:rPr>
+          <w:color w:val="000000" w:themeColor="text1"/>
+        </w:rPr>
+      </w:pPr>
+      <w:r>
+        <w:rPr>
+          <w:color w:val="000000" w:themeColor="text1"/>
+        </w:rPr>
+        <w:t>+x, -x, ~x (Positive, Negative, Bitwise NOT)</w:t>
+      </w:r>
+    </w:p>
+    <w:p>
+      <w:pPr>
+        <w:numPr>
+          <w:ilvl w:val="0"/>
+          <w:numId w:val="42"/>
+        </w:numPr>
+        <w:rPr>
+          <w:color w:val="000000" w:themeColor="text1"/>
+        </w:rPr>
+      </w:pPr>
+      <w:r>
+        <w:rPr>
+          <w:color w:val="000000" w:themeColor="text1"/>
+        </w:rPr>
+        <w:t>*, /, //, % (Multiplication, Division, Floor, Modulo)</w:t>
+      </w:r>
+    </w:p>
+    <w:p>
+      <w:pPr>
+        <w:numPr>
+          <w:ilvl w:val="0"/>
+          <w:numId w:val="42"/>
+        </w:numPr>
+        <w:rPr>
+          <w:color w:val="000000" w:themeColor="text1"/>
+        </w:rPr>
+      </w:pPr>
+      <w:r>
+        <w:rPr>
+          <w:color w:val="000000" w:themeColor="text1"/>
+        </w:rPr>
+        <w:t>+, - (Addition and Subtraction)</w:t>
+      </w:r>
+    </w:p>
+    <w:p>
+      <w:pPr>
+        <w:numPr>
+          <w:ilvl w:val="0"/>
+          <w:numId w:val="42"/>
+        </w:numPr>
+        <w:rPr>
+          <w:color w:val="000000" w:themeColor="text1"/>
+        </w:rPr>
+      </w:pPr>
+      <w:r>
+        <w:rPr>
+          <w:color w:val="000000" w:themeColor="text1"/>
+        </w:rPr>
+        <w:t>&lt;&lt;, &gt;&gt; (Bitwise Shifts)</w:t>
+      </w:r>
+    </w:p>
+    <w:p>
+      <w:pPr>
+        <w:numPr>
+          <w:ilvl w:val="0"/>
+          <w:numId w:val="42"/>
+        </w:numPr>
+        <w:rPr>
+          <w:color w:val="000000" w:themeColor="text1"/>
+        </w:rPr>
+      </w:pPr>
+      <w:r>
+        <w:rPr>
+          <w:color w:val="000000" w:themeColor="text1"/>
+        </w:rPr>
+        <w:t>&amp; (Bitwise AND)</w:t>
+      </w:r>
+    </w:p>
+    <w:p>
+      <w:pPr>
+        <w:numPr>
+          <w:ilvl w:val="0"/>
+          <w:numId w:val="42"/>
+        </w:numPr>
+        <w:rPr>
+          <w:color w:val="000000" w:themeColor="text1"/>
+        </w:rPr>
+      </w:pPr>
+      <w:r>
+        <w:rPr>
+          <w:color w:val="000000" w:themeColor="text1"/>
+        </w:rPr>
+        <w:t>^ (Bitwise XOR)</w:t>
+      </w:r>
+    </w:p>
+    <w:p>
+      <w:pPr>
+        <w:numPr>
+          <w:ilvl w:val="0"/>
+          <w:numId w:val="42"/>
+        </w:numPr>
+        <w:rPr>
+          <w:color w:val="000000" w:themeColor="text1"/>
+        </w:rPr>
+      </w:pPr>
+      <w:r>
+        <w:rPr>
+          <w:color w:val="000000" w:themeColor="text1"/>
+        </w:rPr>
+        <w:t>| (Bitwise OR)</w:t>
+      </w:r>
+    </w:p>
+    <w:p>
+      <w:pPr>
+        <w:numPr>
+          <w:ilvl w:val="0"/>
+          <w:numId w:val="42"/>
+        </w:numPr>
+        <w:rPr>
+          <w:color w:val="000000" w:themeColor="text1"/>
+        </w:rPr>
+      </w:pPr>
+      <w:r>
+        <w:rPr>
+          <w:color w:val="000000" w:themeColor="text1"/>
+        </w:rPr>
+        <w:t>==</w:t>
+      </w:r>
+      <w:proofErr w:type="gramStart"/>
+      <w:r>
+        <w:rPr>
+          <w:color w:val="000000" w:themeColor="text1"/>
+        </w:rPr>
+        <w:t>, !</w:t>
+      </w:r>
+      <w:proofErr w:type="gramEnd"/>
+      <w:r>
+        <w:rPr>
+          <w:color w:val="000000" w:themeColor="text1"/>
+        </w:rPr>
+        <w:t>=, &gt;, &gt;=, &lt;, &lt;=, is, is not, in, not in (Comparisons)</w:t>
+      </w:r>
+    </w:p>
+    <w:p>
+      <w:pPr>
+        <w:numPr>
+          <w:ilvl w:val="0"/>
+          <w:numId w:val="42"/>
+        </w:numPr>
+        <w:rPr>
+          <w:color w:val="000000" w:themeColor="text1"/>
+        </w:rPr>
+      </w:pPr>
+      <w:r>
+        <w:rPr>
+          <w:color w:val="000000" w:themeColor="text1"/>
+        </w:rPr>
+        <w:t>not (Logical NOT)</w:t>
+      </w:r>
+    </w:p>
+    <w:p>
+      <w:pPr>
+        <w:numPr>
+          <w:ilvl w:val="0"/>
+          <w:numId w:val="42"/>
+        </w:numPr>
+        <w:rPr>
+          <w:color w:val="000000" w:themeColor="text1"/>
+        </w:rPr>
+      </w:pPr>
+      <w:r>
+        <w:rPr>
+          <w:color w:val="000000" w:themeColor="text1"/>
+        </w:rPr>
+        <w:t>and (Logical AND)</w:t>
+      </w:r>
+    </w:p>
+    <w:p>
+      <w:pPr>
+        <w:numPr>
+          <w:ilvl w:val="0"/>
+          <w:numId w:val="42"/>
+        </w:numPr>
+        <w:rPr>
+          <w:color w:val="000000" w:themeColor="text1"/>
+        </w:rPr>
+      </w:pPr>
+      <w:r>
+        <w:rPr>
+          <w:color w:val="000000" w:themeColor="text1"/>
+        </w:rPr>
+        <w:t>or (Logical OR)</w:t>
+      </w:r>
+    </w:p>
+    <w:p>
+      <w:pPr>
+        <w:rPr>
+          <w:color w:val="000000" w:themeColor="text1"/>
+        </w:rPr>
+      </w:pPr>
+      <w:r>
+        <w:rPr>
+          <w:i/>
+          <w:iCs/>
+          <w:color w:val="000000" w:themeColor="text1"/>
+        </w:rPr>
+        <w:t>Pro-tip:</w:t>
+      </w:r>
+      <w:r>
+        <w:rPr>
+          <w:color w:val="000000" w:themeColor="text1"/>
+        </w:rPr>
+        <w:t xml:space="preserve"> Never force the computer to rely on Precedence. If you have a complex equation, use parentheses () to explicitly lock the groups together so other humans can read your code without memorizing this chart.</w:t>
+      </w:r>
+    </w:p>
+    <w:p>
+      <w:pPr>
+        <w:rPr>
+          <w:color w:val="000000" w:themeColor="text1"/>
+        </w:rPr>
+      </w:pPr>
+    </w:p>
+    <w:p>
+      <w:pPr>
+        <w:rPr>
+          <w:b/>
+          <w:bCs/>
+          <w:color w:val="EE0000"/>
+          <w:sz w:val="24"/>
+          <w:szCs w:val="24"/>
+        </w:rPr>
+      </w:pPr>
+      <w:r>
+        <w:rPr>
+          <w:b/>
+          <w:bCs/>
+          <w:color w:val="EE0000"/>
+          <w:sz w:val="24"/>
+          <w:szCs w:val="24"/>
+        </w:rPr>
+        <w:t>The Missing Math: Math with Text</w:t>
+      </w:r>
+    </w:p>
+    <w:p>
+      <w:pPr>
+        <w:rPr>
+          <w:color w:val="000000" w:themeColor="text1"/>
+        </w:rPr>
+      </w:pPr>
+      <w:r>
+        <w:rPr>
+          <w:color w:val="000000" w:themeColor="text1"/>
+        </w:rPr>
+        <w:t>In real life, you cannot multiply the word "Car" by 3. In Python, you can. The math operators do weird, hidden things when you use them on Strings (text).</w:t>
+      </w:r>
+    </w:p>
+    <w:p>
+      <w:pPr>
+        <w:numPr>
+          <w:ilvl w:val="0"/>
+          <w:numId w:val="43"/>
+        </w:numPr>
+        <w:rPr>
+          <w:color w:val="000000" w:themeColor="text1"/>
+        </w:rPr>
+      </w:pPr>
+      <w:r>
+        <w:rPr>
+          <w:b/>
+          <w:bCs/>
+          <w:color w:val="000000" w:themeColor="text1"/>
+        </w:rPr>
+        <w:t>Addition (+):</w:t>
+      </w:r>
+      <w:r>
+        <w:rPr>
+          <w:color w:val="000000" w:themeColor="text1"/>
+        </w:rPr>
+        <w:t xml:space="preserve"> This is called Concatenation (glue). "Hello" + "World" becomes "HelloWorld". (Notice it doesn't add a </w:t>
+      </w:r>
+      <w:proofErr w:type="gramStart"/>
+      <w:r>
+        <w:rPr>
+          <w:color w:val="000000" w:themeColor="text1"/>
+        </w:rPr>
+        <w:t>space,</w:t>
+      </w:r>
+      <w:proofErr w:type="gramEnd"/>
+      <w:r>
+        <w:rPr>
+          <w:color w:val="000000" w:themeColor="text1"/>
+        </w:rPr>
+        <w:t xml:space="preserve"> it just aggressively glues them together).</w:t>
+      </w:r>
+    </w:p>
+    <w:p>
+      <w:pPr>
+        <w:numPr>
+          <w:ilvl w:val="0"/>
+          <w:numId w:val="43"/>
+        </w:numPr>
+        <w:rPr>
+          <w:color w:val="000000" w:themeColor="text1"/>
+        </w:rPr>
+      </w:pPr>
+      <w:r>
+        <w:rPr>
+          <w:b/>
+          <w:bCs/>
+          <w:color w:val="000000" w:themeColor="text1"/>
+        </w:rPr>
+        <w:t>Multiplication (*):</w:t>
+      </w:r>
+      <w:r>
+        <w:rPr>
+          <w:color w:val="000000" w:themeColor="text1"/>
+        </w:rPr>
+        <w:t xml:space="preserve"> This acts like a Copy-Paste machine. "</w:t>
+      </w:r>
+      <w:proofErr w:type="spellStart"/>
+      <w:r>
+        <w:rPr>
+          <w:color w:val="000000" w:themeColor="text1"/>
+        </w:rPr>
+        <w:t>Adeal</w:t>
+      </w:r>
+      <w:proofErr w:type="spellEnd"/>
+      <w:r>
+        <w:rPr>
+          <w:color w:val="000000" w:themeColor="text1"/>
+        </w:rPr>
+        <w:t>" * 3 becomes "</w:t>
+      </w:r>
+      <w:proofErr w:type="spellStart"/>
+      <w:r>
+        <w:rPr>
+          <w:color w:val="000000" w:themeColor="text1"/>
+        </w:rPr>
+        <w:t>AdealAdealAdeal</w:t>
+      </w:r>
+      <w:proofErr w:type="spellEnd"/>
+      <w:r>
+        <w:rPr>
+          <w:color w:val="000000" w:themeColor="text1"/>
+        </w:rPr>
+        <w:t>".</w:t>
+      </w:r>
+    </w:p>
+    <w:p>
+      <w:pPr>
+        <w:rPr>
+          <w:color w:val="000000" w:themeColor="text1"/>
+        </w:rPr>
+      </w:pPr>
+      <w:r>
+        <w:rPr>
+          <w:i/>
+          <w:iCs/>
+          <w:color w:val="000000" w:themeColor="text1"/>
+        </w:rPr>
+        <w:t>Why do we care?</w:t>
+      </w:r>
+      <w:r>
+        <w:rPr>
+          <w:color w:val="000000" w:themeColor="text1"/>
+        </w:rPr>
+        <w:t xml:space="preserve"> If you want to print a visual dividing line on the screen, instead of typing 50 dashes by hand ("--------------------"), you just type </w:t>
+      </w:r>
+      <w:proofErr w:type="gramStart"/>
+      <w:r>
+        <w:rPr>
+          <w:color w:val="000000" w:themeColor="text1"/>
+        </w:rPr>
+        <w:t>print(</w:t>
+      </w:r>
+      <w:proofErr w:type="gramEnd"/>
+      <w:r>
+        <w:rPr>
+          <w:color w:val="000000" w:themeColor="text1"/>
+        </w:rPr>
+        <w:t>"-" * 50).</w:t>
+      </w:r>
+    </w:p>
+    <w:p>
+      <w:pPr>
+        <w:rPr>
+          <w:color w:val="000000" w:themeColor="text1"/>
+        </w:rPr>
+      </w:pPr>
+    </w:p>
+    <w:p>
+      <w:pPr>
+        <w:rPr>
+          <w:b/>
+          <w:bCs/>
+          <w:color w:val="EE0000"/>
+        </w:rPr>
+      </w:pPr>
+      <w:r>
+        <w:rPr>
+          <w:b/>
+          <w:bCs/>
+          <w:color w:val="000000" w:themeColor="text1"/>
+        </w:rPr>
+        <w:t xml:space="preserve">3. The Missing Operator: </w:t>
+      </w:r>
+      <w:r>
+        <w:rPr>
+          <w:b/>
+          <w:bCs/>
+          <w:color w:val="EE0000"/>
+          <w:sz w:val="28"/>
+          <w:szCs w:val="28"/>
+          <w:highlight w:val="yellow"/>
+        </w:rPr>
+        <w:t xml:space="preserve">The Walrus </w:t>
+      </w:r>
+      <w:proofErr w:type="gramStart"/>
+      <w:r>
+        <w:rPr>
+          <w:b/>
+          <w:bCs/>
+          <w:color w:val="EE0000"/>
+          <w:sz w:val="28"/>
+          <w:szCs w:val="28"/>
+          <w:highlight w:val="yellow"/>
+        </w:rPr>
+        <w:t>(:=</w:t>
+      </w:r>
+      <w:proofErr w:type="gramEnd"/>
+      <w:r>
+        <w:rPr>
+          <w:b/>
+          <w:bCs/>
+          <w:color w:val="EE0000"/>
+          <w:sz w:val="28"/>
+          <w:szCs w:val="28"/>
+          <w:highlight w:val="yellow"/>
+        </w:rPr>
+        <w:t>)</w:t>
+      </w:r>
+    </w:p>
+    <w:p>
+      <w:pPr>
+        <w:rPr>
+          <w:color w:val="000000" w:themeColor="text1"/>
+        </w:rPr>
+      </w:pPr>
+      <w:r>
+        <w:rPr>
+          <w:color w:val="000000" w:themeColor="text1"/>
+        </w:rPr>
+        <w:t xml:space="preserve">I skipped this because it is new (introduced in Python 3.8), but FAANG companies love it. It is called the </w:t>
+      </w:r>
+      <w:r>
+        <w:rPr>
+          <w:b/>
+          <w:bCs/>
+          <w:color w:val="000000" w:themeColor="text1"/>
+        </w:rPr>
+        <w:t>Walrus Operator</w:t>
+      </w:r>
+      <w:r>
+        <w:rPr>
+          <w:color w:val="000000" w:themeColor="text1"/>
+        </w:rPr>
+        <w:t xml:space="preserve"> because the </w:t>
+      </w:r>
+      <w:proofErr w:type="gramStart"/>
+      <w:r>
+        <w:rPr>
+          <w:color w:val="000000" w:themeColor="text1"/>
+        </w:rPr>
+        <w:t>symbol :</w:t>
+      </w:r>
+      <w:proofErr w:type="gramEnd"/>
+      <w:r>
+        <w:rPr>
+          <w:color w:val="000000" w:themeColor="text1"/>
+        </w:rPr>
+        <w:t>= looks like a pair of eyes and tusks.</w:t>
+      </w:r>
+    </w:p>
+    <w:p>
+      <w:pPr>
+        <w:rPr>
+          <w:color w:val="000000" w:themeColor="text1"/>
+        </w:rPr>
+      </w:pPr>
+      <w:r>
+        <w:rPr>
+          <w:color w:val="000000" w:themeColor="text1"/>
+        </w:rPr>
+        <w:t>Normally, assigning a variable and checking it takes two separate steps:</w:t>
+      </w:r>
+    </w:p>
+    <w:p>
+      <w:pPr>
+        <w:rPr>
+          <w:color w:val="000000" w:themeColor="text1"/>
+          <w:highlight w:val="yellow"/>
+        </w:rPr>
+      </w:pPr>
+      <w:r>
+        <w:rPr>
+          <w:color w:val="000000" w:themeColor="text1"/>
+          <w:highlight w:val="yellow"/>
+        </w:rPr>
+        <w:t>Python</w:t>
+      </w:r>
+    </w:p>
+    <w:p>
+      <w:pPr>
+        <w:rPr>
+          <w:color w:val="000000" w:themeColor="text1"/>
+          <w:highlight w:val="yellow"/>
+        </w:rPr>
+      </w:pPr>
+      <w:r>
+        <w:rPr>
+          <w:color w:val="000000" w:themeColor="text1"/>
+          <w:highlight w:val="yellow"/>
+        </w:rPr>
+        <w:lastRenderedPageBreak/>
+        <w:t># Step 1: Assign the variable</w:t>
+      </w:r>
+    </w:p>
+    <w:p>
+      <w:pPr>
+        <w:rPr>
+          <w:color w:val="000000" w:themeColor="text1"/>
+          <w:highlight w:val="yellow"/>
+        </w:rPr>
+      </w:pPr>
+      <w:proofErr w:type="spellStart"/>
+      <w:r>
+        <w:rPr>
+          <w:color w:val="000000" w:themeColor="text1"/>
+          <w:highlight w:val="yellow"/>
+        </w:rPr>
+        <w:t>user_input</w:t>
+      </w:r>
+      <w:proofErr w:type="spellEnd"/>
+      <w:r>
+        <w:rPr>
+          <w:color w:val="000000" w:themeColor="text1"/>
+          <w:highlight w:val="yellow"/>
+        </w:rPr>
+        <w:t xml:space="preserve"> = </w:t>
+      </w:r>
+      <w:proofErr w:type="gramStart"/>
+      <w:r>
+        <w:rPr>
+          <w:color w:val="000000" w:themeColor="text1"/>
+          <w:highlight w:val="yellow"/>
+        </w:rPr>
+        <w:t>input(</w:t>
+      </w:r>
+      <w:proofErr w:type="gramEnd"/>
+      <w:r>
+        <w:rPr>
+          <w:color w:val="000000" w:themeColor="text1"/>
+          <w:highlight w:val="yellow"/>
+        </w:rPr>
+        <w:t>"Enter a command: ")</w:t>
+      </w:r>
+    </w:p>
+    <w:p>
+      <w:pPr>
+        <w:rPr>
+          <w:color w:val="000000" w:themeColor="text1"/>
+          <w:highlight w:val="yellow"/>
+        </w:rPr>
+      </w:pPr>
+    </w:p>
+    <w:p>
+      <w:pPr>
+        <w:rPr>
+          <w:color w:val="000000" w:themeColor="text1"/>
+          <w:highlight w:val="yellow"/>
+        </w:rPr>
+      </w:pPr>
+      <w:r>
+        <w:rPr>
+          <w:color w:val="000000" w:themeColor="text1"/>
+          <w:highlight w:val="yellow"/>
+        </w:rPr>
+        <w:t># Step 2: Check the variable</w:t>
+      </w:r>
+    </w:p>
+    <w:p>
+      <w:pPr>
+        <w:rPr>
+          <w:color w:val="000000" w:themeColor="text1"/>
+          <w:highlight w:val="yellow"/>
+        </w:rPr>
+      </w:pPr>
+      <w:r>
+        <w:rPr>
+          <w:color w:val="000000" w:themeColor="text1"/>
+          <w:highlight w:val="yellow"/>
+        </w:rPr>
+        <w:t xml:space="preserve">if </w:t>
+      </w:r>
+      <w:proofErr w:type="spellStart"/>
+      <w:r>
+        <w:rPr>
+          <w:color w:val="000000" w:themeColor="text1"/>
+          <w:highlight w:val="yellow"/>
+        </w:rPr>
+        <w:t>user_input</w:t>
+      </w:r>
+      <w:proofErr w:type="spellEnd"/>
+      <w:r>
+        <w:rPr>
+          <w:color w:val="000000" w:themeColor="text1"/>
+          <w:highlight w:val="yellow"/>
+        </w:rPr>
+        <w:t xml:space="preserve"> == "quit":</w:t>
+      </w:r>
+    </w:p>
+    <w:p>
+      <w:pPr>
+        <w:rPr>
+          <w:color w:val="000000" w:themeColor="text1"/>
+        </w:rPr>
+      </w:pPr>
+      <w:r>
+        <w:rPr>
+          <w:color w:val="000000" w:themeColor="text1"/>
+          <w:highlight w:val="yellow"/>
+        </w:rPr>
+        <w:t xml:space="preserve">    </w:t>
+      </w:r>
+      <w:proofErr w:type="gramStart"/>
+      <w:r>
+        <w:rPr>
+          <w:color w:val="000000" w:themeColor="text1"/>
+          <w:highlight w:val="yellow"/>
+        </w:rPr>
+        <w:t>print(</w:t>
+      </w:r>
+      <w:proofErr w:type="gramEnd"/>
+      <w:r>
+        <w:rPr>
+          <w:color w:val="000000" w:themeColor="text1"/>
+          <w:highlight w:val="yellow"/>
+        </w:rPr>
+        <w:t>"Shutting down.")</w:t>
+      </w:r>
+    </w:p>
+    <w:p>
+      <w:pPr>
+        <w:rPr>
+          <w:color w:val="000000" w:themeColor="text1"/>
+        </w:rPr>
+      </w:pPr>
+      <w:r>
+        <w:rPr>
+          <w:color w:val="000000" w:themeColor="text1"/>
+        </w:rPr>
+        <w:t xml:space="preserve">The Walrus Operator lets you do both in </w:t>
+      </w:r>
+      <w:r>
+        <w:rPr>
+          <w:b/>
+          <w:bCs/>
+          <w:color w:val="000000" w:themeColor="text1"/>
+        </w:rPr>
+        <w:t>one single, fluid motion</w:t>
+      </w:r>
+      <w:r>
+        <w:rPr>
+          <w:color w:val="000000" w:themeColor="text1"/>
+        </w:rPr>
+        <w:t>. It catches the baseball and throws it to first base without stopping.</w:t>
+      </w:r>
+    </w:p>
+    <w:p>
+      <w:pPr>
+        <w:rPr>
+          <w:color w:val="000000" w:themeColor="text1"/>
+          <w:highlight w:val="yellow"/>
+        </w:rPr>
+      </w:pPr>
+      <w:r>
+        <w:rPr>
+          <w:color w:val="000000" w:themeColor="text1"/>
+          <w:highlight w:val="yellow"/>
+        </w:rPr>
+        <w:t>Python</w:t>
+      </w:r>
+    </w:p>
+    <w:p>
+      <w:pPr>
+        <w:rPr>
+          <w:color w:val="000000" w:themeColor="text1"/>
+          <w:highlight w:val="yellow"/>
+        </w:rPr>
+      </w:pPr>
+      <w:r>
+        <w:rPr>
+          <w:color w:val="000000" w:themeColor="text1"/>
+          <w:highlight w:val="yellow"/>
+        </w:rPr>
+        <w:t># Assigns the variable AND checks it at the exact same time</w:t>
+      </w:r>
+    </w:p>
+    <w:p>
+      <w:pPr>
+        <w:rPr>
+          <w:color w:val="000000" w:themeColor="text1"/>
+          <w:highlight w:val="yellow"/>
+        </w:rPr>
+      </w:pPr>
+      <w:r>
+        <w:rPr>
+          <w:color w:val="000000" w:themeColor="text1"/>
+          <w:highlight w:val="yellow"/>
+        </w:rPr>
+        <w:t>if (</w:t>
+      </w:r>
+      <w:proofErr w:type="spellStart"/>
+      <w:r>
+        <w:rPr>
+          <w:color w:val="000000" w:themeColor="text1"/>
+          <w:highlight w:val="yellow"/>
+        </w:rPr>
+        <w:t>user_</w:t>
+      </w:r>
+      <w:proofErr w:type="gramStart"/>
+      <w:r>
+        <w:rPr>
+          <w:color w:val="000000" w:themeColor="text1"/>
+          <w:highlight w:val="yellow"/>
+        </w:rPr>
+        <w:t>input</w:t>
+      </w:r>
+      <w:proofErr w:type="spellEnd"/>
+      <w:r>
+        <w:rPr>
+          <w:color w:val="000000" w:themeColor="text1"/>
+          <w:highlight w:val="yellow"/>
+        </w:rPr>
+        <w:t xml:space="preserve"> :</w:t>
+      </w:r>
+      <w:proofErr w:type="gramEnd"/>
+      <w:r>
+        <w:rPr>
+          <w:color w:val="000000" w:themeColor="text1"/>
+          <w:highlight w:val="yellow"/>
+        </w:rPr>
+        <w:t xml:space="preserve">= </w:t>
+      </w:r>
+      <w:proofErr w:type="gramStart"/>
+      <w:r>
+        <w:rPr>
+          <w:color w:val="000000" w:themeColor="text1"/>
+          <w:highlight w:val="yellow"/>
+        </w:rPr>
+        <w:t>input(</w:t>
+      </w:r>
+      <w:proofErr w:type="gramEnd"/>
+      <w:r>
+        <w:rPr>
+          <w:color w:val="000000" w:themeColor="text1"/>
+          <w:highlight w:val="yellow"/>
+        </w:rPr>
+        <w:t>"Enter a command: ")) == "quit":</w:t>
+      </w:r>
+    </w:p>
+    <w:p>
+      <w:pPr>
+        <w:rPr>
+          <w:color w:val="000000" w:themeColor="text1"/>
+        </w:rPr>
+      </w:pPr>
+      <w:r>
+        <w:rPr>
+          <w:color w:val="000000" w:themeColor="text1"/>
+          <w:highlight w:val="yellow"/>
+        </w:rPr>
+        <w:t xml:space="preserve">    </w:t>
+      </w:r>
+      <w:proofErr w:type="gramStart"/>
+      <w:r>
+        <w:rPr>
+          <w:color w:val="000000" w:themeColor="text1"/>
+          <w:highlight w:val="yellow"/>
+        </w:rPr>
+        <w:t>print(</w:t>
+      </w:r>
+      <w:proofErr w:type="gramEnd"/>
+      <w:r>
+        <w:rPr>
+          <w:color w:val="000000" w:themeColor="text1"/>
+          <w:highlight w:val="yellow"/>
+        </w:rPr>
+        <w:t>"Shutting down.")</w:t>
+      </w:r>
+    </w:p>
+    <w:p>
+      <w:pPr>
+        <w:rPr>
+          <w:color w:val="000000" w:themeColor="text1"/>
+        </w:rPr>
+      </w:pPr>
+      <w:r>
+        <w:rPr>
+          <w:color w:val="000000" w:themeColor="text1"/>
+        </w:rPr>
+        <w:t>It saves lines of code and makes the program run a tiny fraction of a second faster.</w:t>
+      </w:r>
+    </w:p>
+    <w:p>
+      <w:pPr>
+        <w:rPr>
+          <w:b/>
+          <w:bCs/>
+          <w:color w:val="000000" w:themeColor="text1"/>
+        </w:rPr>
+      </w:pPr>
+      <w:r>
+        <w:rPr>
+          <w:b/>
+          <w:bCs/>
+          <w:color w:val="000000" w:themeColor="text1"/>
+        </w:rPr>
+        <w:t>4. When Basic Math Isn't Enough (The math Library)</w:t>
+      </w:r>
+    </w:p>
+    <w:p>
+      <w:pPr>
+        <w:rPr>
+          <w:color w:val="000000" w:themeColor="text1"/>
+        </w:rPr>
+      </w:pPr>
+      <w:r>
+        <w:rPr>
+          <w:color w:val="000000" w:themeColor="text1"/>
+        </w:rPr>
+        <w:t>We covered +, -, *, and /. But what if you are building an ML algorithm and you need to find the Square Root of a number? Or do Trigonometry (Sine, Cosine)?</w:t>
+      </w:r>
+    </w:p>
+    <w:p>
+      <w:pPr>
+        <w:rPr>
+          <w:color w:val="000000" w:themeColor="text1"/>
+        </w:rPr>
+      </w:pPr>
+      <w:r>
+        <w:rPr>
+          <w:color w:val="000000" w:themeColor="text1"/>
+        </w:rPr>
+        <w:t>There is no operator symbol for Square Root on your keyboard.</w:t>
+      </w:r>
+    </w:p>
+    <w:p>
+      <w:pPr>
+        <w:rPr>
+          <w:color w:val="000000" w:themeColor="text1"/>
+        </w:rPr>
+      </w:pPr>
+      <w:r>
+        <w:rPr>
+          <w:color w:val="000000" w:themeColor="text1"/>
+        </w:rPr>
+        <w:t>When you need advanced math, you have to go to Python's built-in tool shed and check out a toolbox called math.</w:t>
+      </w:r>
+    </w:p>
+    <w:p>
+      <w:pPr>
+        <w:rPr>
+          <w:color w:val="000000" w:themeColor="text1"/>
+        </w:rPr>
+      </w:pPr>
+      <w:r>
+        <w:rPr>
+          <w:color w:val="000000" w:themeColor="text1"/>
+        </w:rPr>
+        <w:t>At the very top of your file, you type:</w:t>
+      </w:r>
+    </w:p>
+    <w:p>
+      <w:pPr>
+        <w:rPr>
+          <w:color w:val="000000" w:themeColor="text1"/>
+        </w:rPr>
+      </w:pPr>
+      <w:r>
+        <w:rPr>
+          <w:color w:val="000000" w:themeColor="text1"/>
+        </w:rPr>
+        <w:t>Python</w:t>
+      </w:r>
+    </w:p>
+    <w:p>
+      <w:pPr>
+        <w:rPr>
+          <w:color w:val="000000" w:themeColor="text1"/>
+        </w:rPr>
+      </w:pPr>
+      <w:r>
+        <w:rPr>
+          <w:color w:val="000000" w:themeColor="text1"/>
+        </w:rPr>
+        <w:t>import math</w:t>
+      </w:r>
+    </w:p>
+    <w:p>
+      <w:pPr>
+        <w:rPr>
+          <w:color w:val="000000" w:themeColor="text1"/>
+        </w:rPr>
+      </w:pPr>
+      <w:r>
+        <w:rPr>
+          <w:color w:val="000000" w:themeColor="text1"/>
+        </w:rPr>
+        <w:t>Now, you have access to a massive calculator:</w:t>
+      </w:r>
+    </w:p>
+    <w:p>
+      <w:pPr>
+        <w:numPr>
+          <w:ilvl w:val="0"/>
+          <w:numId w:val="44"/>
+        </w:numPr>
+        <w:rPr>
+          <w:color w:val="000000" w:themeColor="text1"/>
+        </w:rPr>
+      </w:pPr>
+      <w:proofErr w:type="spellStart"/>
+      <w:proofErr w:type="gramStart"/>
+      <w:r>
+        <w:rPr>
+          <w:color w:val="000000" w:themeColor="text1"/>
+        </w:rPr>
+        <w:t>math.sqrt</w:t>
+      </w:r>
+      <w:proofErr w:type="spellEnd"/>
+      <w:proofErr w:type="gramEnd"/>
+      <w:r>
+        <w:rPr>
+          <w:color w:val="000000" w:themeColor="text1"/>
+        </w:rPr>
+        <w:t>(16) -&gt; Calculates the square root (Returns 4.0)</w:t>
+      </w:r>
+    </w:p>
+    <w:p>
+      <w:pPr>
+        <w:numPr>
+          <w:ilvl w:val="0"/>
+          <w:numId w:val="44"/>
+        </w:numPr>
+        <w:rPr>
+          <w:color w:val="000000" w:themeColor="text1"/>
+        </w:rPr>
+      </w:pPr>
+      <w:proofErr w:type="spellStart"/>
+      <w:proofErr w:type="gramStart"/>
+      <w:r>
+        <w:rPr>
+          <w:color w:val="000000" w:themeColor="text1"/>
+        </w:rPr>
+        <w:t>math.ceil</w:t>
+      </w:r>
+      <w:proofErr w:type="spellEnd"/>
+      <w:proofErr w:type="gramEnd"/>
+      <w:r>
+        <w:rPr>
+          <w:color w:val="000000" w:themeColor="text1"/>
+        </w:rPr>
+        <w:t>(3.1) -&gt; Forces a decimal to round UP to the ceiling (Returns 4)</w:t>
+      </w:r>
+    </w:p>
+    <w:p>
+      <w:pPr>
+        <w:numPr>
+          <w:ilvl w:val="0"/>
+          <w:numId w:val="44"/>
+        </w:numPr>
+        <w:rPr>
+          <w:color w:val="000000" w:themeColor="text1"/>
+        </w:rPr>
+      </w:pPr>
+      <w:proofErr w:type="spellStart"/>
+      <w:proofErr w:type="gramStart"/>
+      <w:r>
+        <w:rPr>
+          <w:color w:val="000000" w:themeColor="text1"/>
+        </w:rPr>
+        <w:t>math.floor</w:t>
+      </w:r>
+      <w:proofErr w:type="spellEnd"/>
+      <w:proofErr w:type="gramEnd"/>
+      <w:r>
+        <w:rPr>
+          <w:color w:val="000000" w:themeColor="text1"/>
+        </w:rPr>
+        <w:t>(3.9) -&gt; Forces a decimal to round DOWN to the floor (Returns 3)</w:t>
+      </w:r>
+    </w:p>
+    <w:p>
+      <w:pPr>
+        <w:rPr>
+          <w:color w:val="000000" w:themeColor="text1"/>
+        </w:rPr>
+      </w:pPr>
+    </w:p>
+    <w:p>
+      <w:pPr>
+        <w:rPr>
           <w:color w:val="000000" w:themeColor="text1"/>
         </w:rPr>
       </w:pPr>
@@ -19732,6 +23887,453 @@
     </w:lvl>
   </w:abstractNum>
   <w:abstractNum w:abstractNumId="4" w15:restartNumberingAfterBreak="0">
+    <w:nsid w:val="0FE2099F"/>
+    <w:multiLevelType w:val="multilevel"/>
+    <w:tmpl w:val="8364FF78"/>
+    <w:lvl w:ilvl="0">
+      <w:start w:val="1"/>
+      <w:numFmt w:val="bullet"/>
+      <w:lvlText w:val=""/>
+      <w:lvlJc w:val="left"/>
+      <w:pPr>
+        <w:tabs>
+          <w:tab w:val="num" w:pos="720"/>
+        </w:tabs>
+        <w:ind w:left="720" w:hanging="360"/>
+      </w:pPr>
+      <w:rPr>
+        <w:rFonts w:ascii="Symbol" w:hAnsi="Symbol" w:hint="default"/>
+        <w:sz w:val="20"/>
+      </w:rPr>
+    </w:lvl>
+    <w:lvl w:ilvl="1" w:tentative="1">
+      <w:start w:val="1"/>
+      <w:numFmt w:val="bullet"/>
+      <w:lvlText w:val="o"/>
+      <w:lvlJc w:val="left"/>
+      <w:pPr>
+        <w:tabs>
+          <w:tab w:val="num" w:pos="1440"/>
+        </w:tabs>
+        <w:ind w:left="1440" w:hanging="360"/>
+      </w:pPr>
+      <w:rPr>
+        <w:rFonts w:ascii="Courier New" w:hAnsi="Courier New" w:hint="default"/>
+        <w:sz w:val="20"/>
+      </w:rPr>
+    </w:lvl>
+    <w:lvl w:ilvl="2" w:tentative="1">
+      <w:start w:val="1"/>
+      <w:numFmt w:val="bullet"/>
+      <w:lvlText w:val=""/>
+      <w:lvlJc w:val="left"/>
+      <w:pPr>
+        <w:tabs>
+          <w:tab w:val="num" w:pos="2160"/>
+        </w:tabs>
+        <w:ind w:left="2160" w:hanging="360"/>
+      </w:pPr>
+      <w:rPr>
+        <w:rFonts w:ascii="Wingdings" w:hAnsi="Wingdings" w:hint="default"/>
+        <w:sz w:val="20"/>
+      </w:rPr>
+    </w:lvl>
+    <w:lvl w:ilvl="3" w:tentative="1">
+      <w:start w:val="1"/>
+      <w:numFmt w:val="bullet"/>
+      <w:lvlText w:val=""/>
+      <w:lvlJc w:val="left"/>
+      <w:pPr>
+        <w:tabs>
+          <w:tab w:val="num" w:pos="2880"/>
+        </w:tabs>
+        <w:ind w:left="2880" w:hanging="360"/>
+      </w:pPr>
+      <w:rPr>
+        <w:rFonts w:ascii="Wingdings" w:hAnsi="Wingdings" w:hint="default"/>
+        <w:sz w:val="20"/>
+      </w:rPr>
+    </w:lvl>
+    <w:lvl w:ilvl="4" w:tentative="1">
+      <w:start w:val="1"/>
+      <w:numFmt w:val="bullet"/>
+      <w:lvlText w:val=""/>
+      <w:lvlJc w:val="left"/>
+      <w:pPr>
+        <w:tabs>
+          <w:tab w:val="num" w:pos="3600"/>
+        </w:tabs>
+        <w:ind w:left="3600" w:hanging="360"/>
+      </w:pPr>
+      <w:rPr>
+        <w:rFonts w:ascii="Wingdings" w:hAnsi="Wingdings" w:hint="default"/>
+        <w:sz w:val="20"/>
+      </w:rPr>
+    </w:lvl>
+    <w:lvl w:ilvl="5" w:tentative="1">
+      <w:start w:val="1"/>
+      <w:numFmt w:val="bullet"/>
+      <w:lvlText w:val=""/>
+      <w:lvlJc w:val="left"/>
+      <w:pPr>
+        <w:tabs>
+          <w:tab w:val="num" w:pos="4320"/>
+        </w:tabs>
+        <w:ind w:left="4320" w:hanging="360"/>
+      </w:pPr>
+      <w:rPr>
+        <w:rFonts w:ascii="Wingdings" w:hAnsi="Wingdings" w:hint="default"/>
+        <w:sz w:val="20"/>
+      </w:rPr>
+    </w:lvl>
+    <w:lvl w:ilvl="6" w:tentative="1">
+      <w:start w:val="1"/>
+      <w:numFmt w:val="bullet"/>
+      <w:lvlText w:val=""/>
+      <w:lvlJc w:val="left"/>
+      <w:pPr>
+        <w:tabs>
+          <w:tab w:val="num" w:pos="5040"/>
+        </w:tabs>
+        <w:ind w:left="5040" w:hanging="360"/>
+      </w:pPr>
+      <w:rPr>
+        <w:rFonts w:ascii="Wingdings" w:hAnsi="Wingdings" w:hint="default"/>
+        <w:sz w:val="20"/>
+      </w:rPr>
+    </w:lvl>
+    <w:lvl w:ilvl="7" w:tentative="1">
+      <w:start w:val="1"/>
+      <w:numFmt w:val="bullet"/>
+      <w:lvlText w:val=""/>
+      <w:lvlJc w:val="left"/>
+      <w:pPr>
+        <w:tabs>
+          <w:tab w:val="num" w:pos="5760"/>
+        </w:tabs>
+        <w:ind w:left="5760" w:hanging="360"/>
+      </w:pPr>
+      <w:rPr>
+        <w:rFonts w:ascii="Wingdings" w:hAnsi="Wingdings" w:hint="default"/>
+        <w:sz w:val="20"/>
+      </w:rPr>
+    </w:lvl>
+    <w:lvl w:ilvl="8" w:tentative="1">
+      <w:start w:val="1"/>
+      <w:numFmt w:val="bullet"/>
+      <w:lvlText w:val=""/>
+      <w:lvlJc w:val="left"/>
+      <w:pPr>
+        <w:tabs>
+          <w:tab w:val="num" w:pos="6480"/>
+        </w:tabs>
+        <w:ind w:left="6480" w:hanging="360"/>
+      </w:pPr>
+      <w:rPr>
+        <w:rFonts w:ascii="Wingdings" w:hAnsi="Wingdings" w:hint="default"/>
+        <w:sz w:val="20"/>
+      </w:rPr>
+    </w:lvl>
+  </w:abstractNum>
+  <w:abstractNum w:abstractNumId="5" w15:restartNumberingAfterBreak="0">
+    <w:nsid w:val="133E53EA"/>
+    <w:multiLevelType w:val="multilevel"/>
+    <w:tmpl w:val="121ABBAC"/>
+    <w:lvl w:ilvl="0">
+      <w:start w:val="1"/>
+      <w:numFmt w:val="bullet"/>
+      <w:lvlText w:val=""/>
+      <w:lvlJc w:val="left"/>
+      <w:pPr>
+        <w:tabs>
+          <w:tab w:val="num" w:pos="720"/>
+        </w:tabs>
+        <w:ind w:left="720" w:hanging="360"/>
+      </w:pPr>
+      <w:rPr>
+        <w:rFonts w:ascii="Symbol" w:hAnsi="Symbol" w:hint="default"/>
+        <w:sz w:val="20"/>
+      </w:rPr>
+    </w:lvl>
+    <w:lvl w:ilvl="1" w:tentative="1">
+      <w:start w:val="1"/>
+      <w:numFmt w:val="bullet"/>
+      <w:lvlText w:val="o"/>
+      <w:lvlJc w:val="left"/>
+      <w:pPr>
+        <w:tabs>
+          <w:tab w:val="num" w:pos="1440"/>
+        </w:tabs>
+        <w:ind w:left="1440" w:hanging="360"/>
+      </w:pPr>
+      <w:rPr>
+        <w:rFonts w:ascii="Courier New" w:hAnsi="Courier New" w:hint="default"/>
+        <w:sz w:val="20"/>
+      </w:rPr>
+    </w:lvl>
+    <w:lvl w:ilvl="2" w:tentative="1">
+      <w:start w:val="1"/>
+      <w:numFmt w:val="bullet"/>
+      <w:lvlText w:val=""/>
+      <w:lvlJc w:val="left"/>
+      <w:pPr>
+        <w:tabs>
+          <w:tab w:val="num" w:pos="2160"/>
+        </w:tabs>
+        <w:ind w:left="2160" w:hanging="360"/>
+      </w:pPr>
+      <w:rPr>
+        <w:rFonts w:ascii="Wingdings" w:hAnsi="Wingdings" w:hint="default"/>
+        <w:sz w:val="20"/>
+      </w:rPr>
+    </w:lvl>
+    <w:lvl w:ilvl="3" w:tentative="1">
+      <w:start w:val="1"/>
+      <w:numFmt w:val="bullet"/>
+      <w:lvlText w:val=""/>
+      <w:lvlJc w:val="left"/>
+      <w:pPr>
+        <w:tabs>
+          <w:tab w:val="num" w:pos="2880"/>
+        </w:tabs>
+        <w:ind w:left="2880" w:hanging="360"/>
+      </w:pPr>
+      <w:rPr>
+        <w:rFonts w:ascii="Wingdings" w:hAnsi="Wingdings" w:hint="default"/>
+        <w:sz w:val="20"/>
+      </w:rPr>
+    </w:lvl>
+    <w:lvl w:ilvl="4" w:tentative="1">
+      <w:start w:val="1"/>
+      <w:numFmt w:val="bullet"/>
+      <w:lvlText w:val=""/>
+      <w:lvlJc w:val="left"/>
+      <w:pPr>
+        <w:tabs>
+          <w:tab w:val="num" w:pos="3600"/>
+        </w:tabs>
+        <w:ind w:left="3600" w:hanging="360"/>
+      </w:pPr>
+      <w:rPr>
+        <w:rFonts w:ascii="Wingdings" w:hAnsi="Wingdings" w:hint="default"/>
+        <w:sz w:val="20"/>
+      </w:rPr>
+    </w:lvl>
+    <w:lvl w:ilvl="5" w:tentative="1">
+      <w:start w:val="1"/>
+      <w:numFmt w:val="bullet"/>
+      <w:lvlText w:val=""/>
+      <w:lvlJc w:val="left"/>
+      <w:pPr>
+        <w:tabs>
+          <w:tab w:val="num" w:pos="4320"/>
+        </w:tabs>
+        <w:ind w:left="4320" w:hanging="360"/>
+      </w:pPr>
+      <w:rPr>
+        <w:rFonts w:ascii="Wingdings" w:hAnsi="Wingdings" w:hint="default"/>
+        <w:sz w:val="20"/>
+      </w:rPr>
+    </w:lvl>
+    <w:lvl w:ilvl="6" w:tentative="1">
+      <w:start w:val="1"/>
+      <w:numFmt w:val="bullet"/>
+      <w:lvlText w:val=""/>
+      <w:lvlJc w:val="left"/>
+      <w:pPr>
+        <w:tabs>
+          <w:tab w:val="num" w:pos="5040"/>
+        </w:tabs>
+        <w:ind w:left="5040" w:hanging="360"/>
+      </w:pPr>
+      <w:rPr>
+        <w:rFonts w:ascii="Wingdings" w:hAnsi="Wingdings" w:hint="default"/>
+        <w:sz w:val="20"/>
+      </w:rPr>
+    </w:lvl>
+    <w:lvl w:ilvl="7" w:tentative="1">
+      <w:start w:val="1"/>
+      <w:numFmt w:val="bullet"/>
+      <w:lvlText w:val=""/>
+      <w:lvlJc w:val="left"/>
+      <w:pPr>
+        <w:tabs>
+          <w:tab w:val="num" w:pos="5760"/>
+        </w:tabs>
+        <w:ind w:left="5760" w:hanging="360"/>
+      </w:pPr>
+      <w:rPr>
+        <w:rFonts w:ascii="Wingdings" w:hAnsi="Wingdings" w:hint="default"/>
+        <w:sz w:val="20"/>
+      </w:rPr>
+    </w:lvl>
+    <w:lvl w:ilvl="8" w:tentative="1">
+      <w:start w:val="1"/>
+      <w:numFmt w:val="bullet"/>
+      <w:lvlText w:val=""/>
+      <w:lvlJc w:val="left"/>
+      <w:pPr>
+        <w:tabs>
+          <w:tab w:val="num" w:pos="6480"/>
+        </w:tabs>
+        <w:ind w:left="6480" w:hanging="360"/>
+      </w:pPr>
+      <w:rPr>
+        <w:rFonts w:ascii="Wingdings" w:hAnsi="Wingdings" w:hint="default"/>
+        <w:sz w:val="20"/>
+      </w:rPr>
+    </w:lvl>
+  </w:abstractNum>
+  <w:abstractNum w:abstractNumId="6" w15:restartNumberingAfterBreak="0">
+    <w:nsid w:val="14A66A48"/>
+    <w:multiLevelType w:val="multilevel"/>
+    <w:tmpl w:val="208CE82C"/>
+    <w:lvl w:ilvl="0">
+      <w:start w:val="1"/>
+      <w:numFmt w:val="bullet"/>
+      <w:lvlText w:val=""/>
+      <w:lvlJc w:val="left"/>
+      <w:pPr>
+        <w:tabs>
+          <w:tab w:val="num" w:pos="720"/>
+        </w:tabs>
+        <w:ind w:left="720" w:hanging="360"/>
+      </w:pPr>
+      <w:rPr>
+        <w:rFonts w:ascii="Symbol" w:hAnsi="Symbol" w:hint="default"/>
+        <w:sz w:val="20"/>
+      </w:rPr>
+    </w:lvl>
+    <w:lvl w:ilvl="1" w:tentative="1">
+      <w:start w:val="1"/>
+      <w:numFmt w:val="bullet"/>
+      <w:lvlText w:val="o"/>
+      <w:lvlJc w:val="left"/>
+      <w:pPr>
+        <w:tabs>
+          <w:tab w:val="num" w:pos="1440"/>
+        </w:tabs>
+        <w:ind w:left="1440" w:hanging="360"/>
+      </w:pPr>
+      <w:rPr>
+        <w:rFonts w:ascii="Courier New" w:hAnsi="Courier New" w:hint="default"/>
+        <w:sz w:val="20"/>
+      </w:rPr>
+    </w:lvl>
+    <w:lvl w:ilvl="2" w:tentative="1">
+      <w:start w:val="1"/>
+      <w:numFmt w:val="bullet"/>
+      <w:lvlText w:val=""/>
+      <w:lvlJc w:val="left"/>
+      <w:pPr>
+        <w:tabs>
+          <w:tab w:val="num" w:pos="2160"/>
+        </w:tabs>
+        <w:ind w:left="2160" w:hanging="360"/>
+      </w:pPr>
+      <w:rPr>
+        <w:rFonts w:ascii="Wingdings" w:hAnsi="Wingdings" w:hint="default"/>
+        <w:sz w:val="20"/>
+      </w:rPr>
+    </w:lvl>
+    <w:lvl w:ilvl="3" w:tentative="1">
+      <w:start w:val="1"/>
+      <w:numFmt w:val="bullet"/>
+      <w:lvlText w:val=""/>
+      <w:lvlJc w:val="left"/>
+      <w:pPr>
+        <w:tabs>
+          <w:tab w:val="num" w:pos="2880"/>
+        </w:tabs>
+        <w:ind w:left="2880" w:hanging="360"/>
+      </w:pPr>
+      <w:rPr>
+        <w:rFonts w:ascii="Wingdings" w:hAnsi="Wingdings" w:hint="default"/>
+        <w:sz w:val="20"/>
+      </w:rPr>
+    </w:lvl>
+    <w:lvl w:ilvl="4" w:tentative="1">
+      <w:start w:val="1"/>
+      <w:numFmt w:val="bullet"/>
+      <w:lvlText w:val=""/>
+      <w:lvlJc w:val="left"/>
+      <w:pPr>
+        <w:tabs>
+          <w:tab w:val="num" w:pos="3600"/>
+        </w:tabs>
+        <w:ind w:left="3600" w:hanging="360"/>
+      </w:pPr>
+      <w:rPr>
+        <w:rFonts w:ascii="Wingdings" w:hAnsi="Wingdings" w:hint="default"/>
+        <w:sz w:val="20"/>
+      </w:rPr>
+    </w:lvl>
+    <w:lvl w:ilvl="5" w:tentative="1">
+      <w:start w:val="1"/>
+      <w:numFmt w:val="bullet"/>
+      <w:lvlText w:val=""/>
+      <w:lvlJc w:val="left"/>
+      <w:pPr>
+        <w:tabs>
+          <w:tab w:val="num" w:pos="4320"/>
+        </w:tabs>
+        <w:ind w:left="4320" w:hanging="360"/>
+      </w:pPr>
+      <w:rPr>
+        <w:rFonts w:ascii="Wingdings" w:hAnsi="Wingdings" w:hint="default"/>
+        <w:sz w:val="20"/>
+      </w:rPr>
+    </w:lvl>
+    <w:lvl w:ilvl="6" w:tentative="1">
+      <w:start w:val="1"/>
+      <w:numFmt w:val="bullet"/>
+      <w:lvlText w:val=""/>
+      <w:lvlJc w:val="left"/>
+      <w:pPr>
+        <w:tabs>
+          <w:tab w:val="num" w:pos="5040"/>
+        </w:tabs>
+        <w:ind w:left="5040" w:hanging="360"/>
+      </w:pPr>
+      <w:rPr>
+        <w:rFonts w:ascii="Wingdings" w:hAnsi="Wingdings" w:hint="default"/>
+        <w:sz w:val="20"/>
+      </w:rPr>
+    </w:lvl>
+    <w:lvl w:ilvl="7" w:tentative="1">
+      <w:start w:val="1"/>
+      <w:numFmt w:val="bullet"/>
+      <w:lvlText w:val=""/>
+      <w:lvlJc w:val="left"/>
+      <w:pPr>
+        <w:tabs>
+          <w:tab w:val="num" w:pos="5760"/>
+        </w:tabs>
+        <w:ind w:left="5760" w:hanging="360"/>
+      </w:pPr>
+      <w:rPr>
+        <w:rFonts w:ascii="Wingdings" w:hAnsi="Wingdings" w:hint="default"/>
+        <w:sz w:val="20"/>
+      </w:rPr>
+    </w:lvl>
+    <w:lvl w:ilvl="8" w:tentative="1">
+      <w:start w:val="1"/>
+      <w:numFmt w:val="bullet"/>
+      <w:lvlText w:val=""/>
+      <w:lvlJc w:val="left"/>
+      <w:pPr>
+        <w:tabs>
+          <w:tab w:val="num" w:pos="6480"/>
+        </w:tabs>
+        <w:ind w:left="6480" w:hanging="360"/>
+      </w:pPr>
+      <w:rPr>
+        <w:rFonts w:ascii="Wingdings" w:hAnsi="Wingdings" w:hint="default"/>
+        <w:sz w:val="20"/>
+      </w:rPr>
+    </w:lvl>
+  </w:abstractNum>
+  <w:abstractNum w:abstractNumId="7" w15:restartNumberingAfterBreak="0">
     <w:nsid w:val="14E0785A"/>
     <w:multiLevelType w:val="multilevel"/>
     <w:tmpl w:val="F1E45954"/>
@@ -19880,7 +24482,7 @@
       </w:rPr>
     </w:lvl>
   </w:abstractNum>
-  <w:abstractNum w:abstractNumId="5" w15:restartNumberingAfterBreak="0">
+  <w:abstractNum w:abstractNumId="8" w15:restartNumberingAfterBreak="0">
     <w:nsid w:val="154D4DF3"/>
     <w:multiLevelType w:val="multilevel"/>
     <w:tmpl w:val="2D9E86AC"/>
@@ -19993,7 +24595,7 @@
       </w:pPr>
     </w:lvl>
   </w:abstractNum>
-  <w:abstractNum w:abstractNumId="6" w15:restartNumberingAfterBreak="0">
+  <w:abstractNum w:abstractNumId="9" w15:restartNumberingAfterBreak="0">
     <w:nsid w:val="16A748FF"/>
     <w:multiLevelType w:val="multilevel"/>
     <w:tmpl w:val="3DCAC8A4"/>
@@ -20106,7 +24708,7 @@
       </w:pPr>
     </w:lvl>
   </w:abstractNum>
-  <w:abstractNum w:abstractNumId="7" w15:restartNumberingAfterBreak="0">
+  <w:abstractNum w:abstractNumId="10" w15:restartNumberingAfterBreak="0">
     <w:nsid w:val="1868764F"/>
     <w:multiLevelType w:val="multilevel"/>
     <w:tmpl w:val="F2125E60"/>
@@ -20255,7 +24857,7 @@
       </w:rPr>
     </w:lvl>
   </w:abstractNum>
-  <w:abstractNum w:abstractNumId="8" w15:restartNumberingAfterBreak="0">
+  <w:abstractNum w:abstractNumId="11" w15:restartNumberingAfterBreak="0">
     <w:nsid w:val="191D1044"/>
     <w:multiLevelType w:val="multilevel"/>
     <w:tmpl w:val="76809062"/>
@@ -20368,7 +24970,7 @@
       </w:pPr>
     </w:lvl>
   </w:abstractNum>
-  <w:abstractNum w:abstractNumId="9" w15:restartNumberingAfterBreak="0">
+  <w:abstractNum w:abstractNumId="12" w15:restartNumberingAfterBreak="0">
     <w:nsid w:val="1A3F171F"/>
     <w:multiLevelType w:val="multilevel"/>
     <w:tmpl w:val="52726B72"/>
@@ -20481,7 +25083,7 @@
       </w:pPr>
     </w:lvl>
   </w:abstractNum>
-  <w:abstractNum w:abstractNumId="10" w15:restartNumberingAfterBreak="0">
+  <w:abstractNum w:abstractNumId="13" w15:restartNumberingAfterBreak="0">
     <w:nsid w:val="1F564DF1"/>
     <w:multiLevelType w:val="multilevel"/>
     <w:tmpl w:val="B596AA1C"/>
@@ -20630,7 +25232,7 @@
       </w:rPr>
     </w:lvl>
   </w:abstractNum>
-  <w:abstractNum w:abstractNumId="11" w15:restartNumberingAfterBreak="0">
+  <w:abstractNum w:abstractNumId="14" w15:restartNumberingAfterBreak="0">
     <w:nsid w:val="29DF1325"/>
     <w:multiLevelType w:val="multilevel"/>
     <w:tmpl w:val="37169D22"/>
@@ -20743,7 +25345,7 @@
       </w:pPr>
     </w:lvl>
   </w:abstractNum>
-  <w:abstractNum w:abstractNumId="12" w15:restartNumberingAfterBreak="0">
+  <w:abstractNum w:abstractNumId="15" w15:restartNumberingAfterBreak="0">
     <w:nsid w:val="2B1E6729"/>
     <w:multiLevelType w:val="multilevel"/>
     <w:tmpl w:val="DE90F7B6"/>
@@ -20856,7 +25458,7 @@
       </w:pPr>
     </w:lvl>
   </w:abstractNum>
-  <w:abstractNum w:abstractNumId="13" w15:restartNumberingAfterBreak="0">
+  <w:abstractNum w:abstractNumId="16" w15:restartNumberingAfterBreak="0">
     <w:nsid w:val="2BF5247C"/>
     <w:multiLevelType w:val="multilevel"/>
     <w:tmpl w:val="DAA80C4E"/>
@@ -20969,7 +25571,7 @@
       </w:pPr>
     </w:lvl>
   </w:abstractNum>
-  <w:abstractNum w:abstractNumId="14" w15:restartNumberingAfterBreak="0">
+  <w:abstractNum w:abstractNumId="17" w15:restartNumberingAfterBreak="0">
     <w:nsid w:val="2CC837FC"/>
     <w:multiLevelType w:val="multilevel"/>
     <w:tmpl w:val="F2925D28"/>
@@ -21118,7 +25720,7 @@
       </w:rPr>
     </w:lvl>
   </w:abstractNum>
-  <w:abstractNum w:abstractNumId="15" w15:restartNumberingAfterBreak="0">
+  <w:abstractNum w:abstractNumId="18" w15:restartNumberingAfterBreak="0">
     <w:nsid w:val="30F5671C"/>
     <w:multiLevelType w:val="multilevel"/>
     <w:tmpl w:val="CDD4DB56"/>
@@ -21267,7 +25869,7 @@
       </w:rPr>
     </w:lvl>
   </w:abstractNum>
-  <w:abstractNum w:abstractNumId="16" w15:restartNumberingAfterBreak="0">
+  <w:abstractNum w:abstractNumId="19" w15:restartNumberingAfterBreak="0">
     <w:nsid w:val="32180E9D"/>
     <w:multiLevelType w:val="multilevel"/>
     <w:tmpl w:val="A740BDA6"/>
@@ -21416,7 +26018,7 @@
       </w:rPr>
     </w:lvl>
   </w:abstractNum>
-  <w:abstractNum w:abstractNumId="17" w15:restartNumberingAfterBreak="0">
+  <w:abstractNum w:abstractNumId="20" w15:restartNumberingAfterBreak="0">
     <w:nsid w:val="32657EC3"/>
     <w:multiLevelType w:val="multilevel"/>
     <w:tmpl w:val="9F005220"/>
@@ -21565,7 +26167,7 @@
       </w:rPr>
     </w:lvl>
   </w:abstractNum>
-  <w:abstractNum w:abstractNumId="18" w15:restartNumberingAfterBreak="0">
+  <w:abstractNum w:abstractNumId="21" w15:restartNumberingAfterBreak="0">
     <w:nsid w:val="326D4E4A"/>
     <w:multiLevelType w:val="multilevel"/>
     <w:tmpl w:val="8642F19C"/>
@@ -21678,7 +26280,7 @@
       </w:pPr>
     </w:lvl>
   </w:abstractNum>
-  <w:abstractNum w:abstractNumId="19" w15:restartNumberingAfterBreak="0">
+  <w:abstractNum w:abstractNumId="22" w15:restartNumberingAfterBreak="0">
     <w:nsid w:val="34281421"/>
     <w:multiLevelType w:val="multilevel"/>
     <w:tmpl w:val="FA4A835C"/>
@@ -21827,7 +26429,7 @@
       </w:rPr>
     </w:lvl>
   </w:abstractNum>
-  <w:abstractNum w:abstractNumId="20" w15:restartNumberingAfterBreak="0">
+  <w:abstractNum w:abstractNumId="23" w15:restartNumberingAfterBreak="0">
     <w:nsid w:val="35037B4D"/>
     <w:multiLevelType w:val="multilevel"/>
     <w:tmpl w:val="25A45094"/>
@@ -21976,7 +26578,7 @@
       </w:rPr>
     </w:lvl>
   </w:abstractNum>
-  <w:abstractNum w:abstractNumId="21" w15:restartNumberingAfterBreak="0">
+  <w:abstractNum w:abstractNumId="24" w15:restartNumberingAfterBreak="0">
     <w:nsid w:val="368F3C4C"/>
     <w:multiLevelType w:val="multilevel"/>
     <w:tmpl w:val="EC5E60B6"/>
@@ -22125,7 +26727,7 @@
       </w:rPr>
     </w:lvl>
   </w:abstractNum>
-  <w:abstractNum w:abstractNumId="22" w15:restartNumberingAfterBreak="0">
+  <w:abstractNum w:abstractNumId="25" w15:restartNumberingAfterBreak="0">
     <w:nsid w:val="38525D97"/>
     <w:multiLevelType w:val="multilevel"/>
     <w:tmpl w:val="547C83F2"/>
@@ -22274,7 +26876,7 @@
       </w:rPr>
     </w:lvl>
   </w:abstractNum>
-  <w:abstractNum w:abstractNumId="23" w15:restartNumberingAfterBreak="0">
+  <w:abstractNum w:abstractNumId="26" w15:restartNumberingAfterBreak="0">
     <w:nsid w:val="3BCC4E85"/>
     <w:multiLevelType w:val="multilevel"/>
     <w:tmpl w:val="216211A8"/>
@@ -22423,7 +27025,7 @@
       </w:rPr>
     </w:lvl>
   </w:abstractNum>
-  <w:abstractNum w:abstractNumId="24" w15:restartNumberingAfterBreak="0">
+  <w:abstractNum w:abstractNumId="27" w15:restartNumberingAfterBreak="0">
     <w:nsid w:val="41907999"/>
     <w:multiLevelType w:val="multilevel"/>
     <w:tmpl w:val="65504056"/>
@@ -22536,7 +27138,156 @@
       </w:pPr>
     </w:lvl>
   </w:abstractNum>
-  <w:abstractNum w:abstractNumId="25" w15:restartNumberingAfterBreak="0">
+  <w:abstractNum w:abstractNumId="28" w15:restartNumberingAfterBreak="0">
+    <w:nsid w:val="445369B7"/>
+    <w:multiLevelType w:val="multilevel"/>
+    <w:tmpl w:val="A76EBA7C"/>
+    <w:lvl w:ilvl="0">
+      <w:start w:val="1"/>
+      <w:numFmt w:val="bullet"/>
+      <w:lvlText w:val=""/>
+      <w:lvlJc w:val="left"/>
+      <w:pPr>
+        <w:tabs>
+          <w:tab w:val="num" w:pos="720"/>
+        </w:tabs>
+        <w:ind w:left="720" w:hanging="360"/>
+      </w:pPr>
+      <w:rPr>
+        <w:rFonts w:ascii="Symbol" w:hAnsi="Symbol" w:hint="default"/>
+        <w:sz w:val="20"/>
+      </w:rPr>
+    </w:lvl>
+    <w:lvl w:ilvl="1" w:tentative="1">
+      <w:start w:val="1"/>
+      <w:numFmt w:val="bullet"/>
+      <w:lvlText w:val="o"/>
+      <w:lvlJc w:val="left"/>
+      <w:pPr>
+        <w:tabs>
+          <w:tab w:val="num" w:pos="1440"/>
+        </w:tabs>
+        <w:ind w:left="1440" w:hanging="360"/>
+      </w:pPr>
+      <w:rPr>
+        <w:rFonts w:ascii="Courier New" w:hAnsi="Courier New" w:hint="default"/>
+        <w:sz w:val="20"/>
+      </w:rPr>
+    </w:lvl>
+    <w:lvl w:ilvl="2" w:tentative="1">
+      <w:start w:val="1"/>
+      <w:numFmt w:val="bullet"/>
+      <w:lvlText w:val=""/>
+      <w:lvlJc w:val="left"/>
+      <w:pPr>
+        <w:tabs>
+          <w:tab w:val="num" w:pos="2160"/>
+        </w:tabs>
+        <w:ind w:left="2160" w:hanging="360"/>
+      </w:pPr>
+      <w:rPr>
+        <w:rFonts w:ascii="Wingdings" w:hAnsi="Wingdings" w:hint="default"/>
+        <w:sz w:val="20"/>
+      </w:rPr>
+    </w:lvl>
+    <w:lvl w:ilvl="3" w:tentative="1">
+      <w:start w:val="1"/>
+      <w:numFmt w:val="bullet"/>
+      <w:lvlText w:val=""/>
+      <w:lvlJc w:val="left"/>
+      <w:pPr>
+        <w:tabs>
+          <w:tab w:val="num" w:pos="2880"/>
+        </w:tabs>
+        <w:ind w:left="2880" w:hanging="360"/>
+      </w:pPr>
+      <w:rPr>
+        <w:rFonts w:ascii="Wingdings" w:hAnsi="Wingdings" w:hint="default"/>
+        <w:sz w:val="20"/>
+      </w:rPr>
+    </w:lvl>
+    <w:lvl w:ilvl="4" w:tentative="1">
+      <w:start w:val="1"/>
+      <w:numFmt w:val="bullet"/>
+      <w:lvlText w:val=""/>
+      <w:lvlJc w:val="left"/>
+      <w:pPr>
+        <w:tabs>
+          <w:tab w:val="num" w:pos="3600"/>
+        </w:tabs>
+        <w:ind w:left="3600" w:hanging="360"/>
+      </w:pPr>
+      <w:rPr>
+        <w:rFonts w:ascii="Wingdings" w:hAnsi="Wingdings" w:hint="default"/>
+        <w:sz w:val="20"/>
+      </w:rPr>
+    </w:lvl>
+    <w:lvl w:ilvl="5" w:tentative="1">
+      <w:start w:val="1"/>
+      <w:numFmt w:val="bullet"/>
+      <w:lvlText w:val=""/>
+      <w:lvlJc w:val="left"/>
+      <w:pPr>
+        <w:tabs>
+          <w:tab w:val="num" w:pos="4320"/>
+        </w:tabs>
+        <w:ind w:left="4320" w:hanging="360"/>
+      </w:pPr>
+      <w:rPr>
+        <w:rFonts w:ascii="Wingdings" w:hAnsi="Wingdings" w:hint="default"/>
+        <w:sz w:val="20"/>
+      </w:rPr>
+    </w:lvl>
+    <w:lvl w:ilvl="6" w:tentative="1">
+      <w:start w:val="1"/>
+      <w:numFmt w:val="bullet"/>
+      <w:lvlText w:val=""/>
+      <w:lvlJc w:val="left"/>
+      <w:pPr>
+        <w:tabs>
+          <w:tab w:val="num" w:pos="5040"/>
+        </w:tabs>
+        <w:ind w:left="5040" w:hanging="360"/>
+      </w:pPr>
+      <w:rPr>
+        <w:rFonts w:ascii="Wingdings" w:hAnsi="Wingdings" w:hint="default"/>
+        <w:sz w:val="20"/>
+      </w:rPr>
+    </w:lvl>
+    <w:lvl w:ilvl="7" w:tentative="1">
+      <w:start w:val="1"/>
+      <w:numFmt w:val="bullet"/>
+      <w:lvlText w:val=""/>
+      <w:lvlJc w:val="left"/>
+      <w:pPr>
+        <w:tabs>
+          <w:tab w:val="num" w:pos="5760"/>
+        </w:tabs>
+        <w:ind w:left="5760" w:hanging="360"/>
+      </w:pPr>
+      <w:rPr>
+        <w:rFonts w:ascii="Wingdings" w:hAnsi="Wingdings" w:hint="default"/>
+        <w:sz w:val="20"/>
+      </w:rPr>
+    </w:lvl>
+    <w:lvl w:ilvl="8" w:tentative="1">
+      <w:start w:val="1"/>
+      <w:numFmt w:val="bullet"/>
+      <w:lvlText w:val=""/>
+      <w:lvlJc w:val="left"/>
+      <w:pPr>
+        <w:tabs>
+          <w:tab w:val="num" w:pos="6480"/>
+        </w:tabs>
+        <w:ind w:left="6480" w:hanging="360"/>
+      </w:pPr>
+      <w:rPr>
+        <w:rFonts w:ascii="Wingdings" w:hAnsi="Wingdings" w:hint="default"/>
+        <w:sz w:val="20"/>
+      </w:rPr>
+    </w:lvl>
+  </w:abstractNum>
+  <w:abstractNum w:abstractNumId="29" w15:restartNumberingAfterBreak="0">
     <w:nsid w:val="586610AB"/>
     <w:multiLevelType w:val="multilevel"/>
     <w:tmpl w:val="54AA77F4"/>
@@ -22649,7 +27400,120 @@
       </w:pPr>
     </w:lvl>
   </w:abstractNum>
-  <w:abstractNum w:abstractNumId="26" w15:restartNumberingAfterBreak="0">
+  <w:abstractNum w:abstractNumId="30" w15:restartNumberingAfterBreak="0">
+    <w:nsid w:val="5B5A6620"/>
+    <w:multiLevelType w:val="multilevel"/>
+    <w:tmpl w:val="655AB44C"/>
+    <w:lvl w:ilvl="0">
+      <w:start w:val="1"/>
+      <w:numFmt w:val="decimal"/>
+      <w:lvlText w:val="%1."/>
+      <w:lvlJc w:val="left"/>
+      <w:pPr>
+        <w:tabs>
+          <w:tab w:val="num" w:pos="720"/>
+        </w:tabs>
+        <w:ind w:left="720" w:hanging="360"/>
+      </w:pPr>
+    </w:lvl>
+    <w:lvl w:ilvl="1" w:tentative="1">
+      <w:start w:val="1"/>
+      <w:numFmt w:val="decimal"/>
+      <w:lvlText w:val="%2."/>
+      <w:lvlJc w:val="left"/>
+      <w:pPr>
+        <w:tabs>
+          <w:tab w:val="num" w:pos="1440"/>
+        </w:tabs>
+        <w:ind w:left="1440" w:hanging="360"/>
+      </w:pPr>
+    </w:lvl>
+    <w:lvl w:ilvl="2" w:tentative="1">
+      <w:start w:val="1"/>
+      <w:numFmt w:val="decimal"/>
+      <w:lvlText w:val="%3."/>
+      <w:lvlJc w:val="left"/>
+      <w:pPr>
+        <w:tabs>
+          <w:tab w:val="num" w:pos="2160"/>
+        </w:tabs>
+        <w:ind w:left="2160" w:hanging="360"/>
+      </w:pPr>
+    </w:lvl>
+    <w:lvl w:ilvl="3" w:tentative="1">
+      <w:start w:val="1"/>
+      <w:numFmt w:val="decimal"/>
+      <w:lvlText w:val="%4."/>
+      <w:lvlJc w:val="left"/>
+      <w:pPr>
+        <w:tabs>
+          <w:tab w:val="num" w:pos="2880"/>
+        </w:tabs>
+        <w:ind w:left="2880" w:hanging="360"/>
+      </w:pPr>
+    </w:lvl>
+    <w:lvl w:ilvl="4" w:tentative="1">
+      <w:start w:val="1"/>
+      <w:numFmt w:val="decimal"/>
+      <w:lvlText w:val="%5."/>
+      <w:lvlJc w:val="left"/>
+      <w:pPr>
+        <w:tabs>
+          <w:tab w:val="num" w:pos="3600"/>
+        </w:tabs>
+        <w:ind w:left="3600" w:hanging="360"/>
+      </w:pPr>
+    </w:lvl>
+    <w:lvl w:ilvl="5" w:tentative="1">
+      <w:start w:val="1"/>
+      <w:numFmt w:val="decimal"/>
+      <w:lvlText w:val="%6."/>
+      <w:lvlJc w:val="left"/>
+      <w:pPr>
+        <w:tabs>
+          <w:tab w:val="num" w:pos="4320"/>
+        </w:tabs>
+        <w:ind w:left="4320" w:hanging="360"/>
+      </w:pPr>
+    </w:lvl>
+    <w:lvl w:ilvl="6" w:tentative="1">
+      <w:start w:val="1"/>
+      <w:numFmt w:val="decimal"/>
+      <w:lvlText w:val="%7."/>
+      <w:lvlJc w:val="left"/>
+      <w:pPr>
+        <w:tabs>
+          <w:tab w:val="num" w:pos="5040"/>
+        </w:tabs>
+        <w:ind w:left="5040" w:hanging="360"/>
+      </w:pPr>
+    </w:lvl>
+    <w:lvl w:ilvl="7" w:tentative="1">
+      <w:start w:val="1"/>
+      <w:numFmt w:val="decimal"/>
+      <w:lvlText w:val="%8."/>
+      <w:lvlJc w:val="left"/>
+      <w:pPr>
+        <w:tabs>
+          <w:tab w:val="num" w:pos="5760"/>
+        </w:tabs>
+        <w:ind w:left="5760" w:hanging="360"/>
+      </w:pPr>
+    </w:lvl>
+    <w:lvl w:ilvl="8" w:tentative="1">
+      <w:start w:val="1"/>
+      <w:numFmt w:val="decimal"/>
+      <w:lvlText w:val="%9."/>
+      <w:lvlJc w:val="left"/>
+      <w:pPr>
+        <w:tabs>
+          <w:tab w:val="num" w:pos="6480"/>
+        </w:tabs>
+        <w:ind w:left="6480" w:hanging="360"/>
+      </w:pPr>
+    </w:lvl>
+  </w:abstractNum>
+  <w:abstractNum w:abstractNumId="31" w15:restartNumberingAfterBreak="0">
     <w:nsid w:val="5BFC2A2B"/>
     <w:multiLevelType w:val="multilevel"/>
     <w:tmpl w:val="F68044EC"/>
@@ -22762,7 +27626,7 @@
       </w:pPr>
     </w:lvl>
   </w:abstractNum>
-  <w:abstractNum w:abstractNumId="27" w15:restartNumberingAfterBreak="0">
+  <w:abstractNum w:abstractNumId="32" w15:restartNumberingAfterBreak="0">
     <w:nsid w:val="5DFF40AE"/>
     <w:multiLevelType w:val="multilevel"/>
     <w:tmpl w:val="3D86B8D8"/>
@@ -22911,7 +27775,7 @@
       </w:rPr>
     </w:lvl>
   </w:abstractNum>
-  <w:abstractNum w:abstractNumId="28" w15:restartNumberingAfterBreak="0">
+  <w:abstractNum w:abstractNumId="33" w15:restartNumberingAfterBreak="0">
     <w:nsid w:val="5F436771"/>
     <w:multiLevelType w:val="multilevel"/>
     <w:tmpl w:val="3320C6A2"/>
@@ -23024,7 +27888,7 @@
       </w:pPr>
     </w:lvl>
   </w:abstractNum>
-  <w:abstractNum w:abstractNumId="29" w15:restartNumberingAfterBreak="0">
+  <w:abstractNum w:abstractNumId="34" w15:restartNumberingAfterBreak="0">
     <w:nsid w:val="60E335AB"/>
     <w:multiLevelType w:val="multilevel"/>
     <w:tmpl w:val="22AC81BE"/>
@@ -23137,7 +28001,7 @@
       </w:pPr>
     </w:lvl>
   </w:abstractNum>
-  <w:abstractNum w:abstractNumId="30" w15:restartNumberingAfterBreak="0">
+  <w:abstractNum w:abstractNumId="35" w15:restartNumberingAfterBreak="0">
     <w:nsid w:val="66811F00"/>
     <w:multiLevelType w:val="multilevel"/>
     <w:tmpl w:val="D24C34E4"/>
@@ -23250,7 +28114,7 @@
       </w:pPr>
     </w:lvl>
   </w:abstractNum>
-  <w:abstractNum w:abstractNumId="31" w15:restartNumberingAfterBreak="0">
+  <w:abstractNum w:abstractNumId="36" w15:restartNumberingAfterBreak="0">
     <w:nsid w:val="6A150506"/>
     <w:multiLevelType w:val="multilevel"/>
     <w:tmpl w:val="A96C2FBC"/>
@@ -23363,7 +28227,7 @@
       </w:pPr>
     </w:lvl>
   </w:abstractNum>
-  <w:abstractNum w:abstractNumId="32" w15:restartNumberingAfterBreak="0">
+  <w:abstractNum w:abstractNumId="37" w15:restartNumberingAfterBreak="0">
     <w:nsid w:val="6B2B18FE"/>
     <w:multiLevelType w:val="multilevel"/>
     <w:tmpl w:val="0BDE9AF8"/>
@@ -23476,7 +28340,7 @@
       </w:pPr>
     </w:lvl>
   </w:abstractNum>
-  <w:abstractNum w:abstractNumId="33" w15:restartNumberingAfterBreak="0">
+  <w:abstractNum w:abstractNumId="38" w15:restartNumberingAfterBreak="0">
     <w:nsid w:val="6DBE51C3"/>
     <w:multiLevelType w:val="multilevel"/>
     <w:tmpl w:val="F14C8AF0"/>
@@ -23589,7 +28453,7 @@
       </w:pPr>
     </w:lvl>
   </w:abstractNum>
-  <w:abstractNum w:abstractNumId="34" w15:restartNumberingAfterBreak="0">
+  <w:abstractNum w:abstractNumId="39" w15:restartNumberingAfterBreak="0">
     <w:nsid w:val="74967BA0"/>
     <w:multiLevelType w:val="multilevel"/>
     <w:tmpl w:val="022A8502"/>
@@ -23738,7 +28602,7 @@
       </w:rPr>
     </w:lvl>
   </w:abstractNum>
-  <w:abstractNum w:abstractNumId="35" w15:restartNumberingAfterBreak="0">
+  <w:abstractNum w:abstractNumId="40" w15:restartNumberingAfterBreak="0">
     <w:nsid w:val="772108D7"/>
     <w:multiLevelType w:val="multilevel"/>
     <w:tmpl w:val="AED6F526"/>
@@ -23851,7 +28715,7 @@
       </w:pPr>
     </w:lvl>
   </w:abstractNum>
-  <w:abstractNum w:abstractNumId="36" w15:restartNumberingAfterBreak="0">
+  <w:abstractNum w:abstractNumId="41" w15:restartNumberingAfterBreak="0">
     <w:nsid w:val="78F23F18"/>
     <w:multiLevelType w:val="multilevel"/>
     <w:tmpl w:val="91169836"/>
@@ -23964,7 +28828,7 @@
       </w:pPr>
     </w:lvl>
   </w:abstractNum>
-  <w:abstractNum w:abstractNumId="37" w15:restartNumberingAfterBreak="0">
+  <w:abstractNum w:abstractNumId="42" w15:restartNumberingAfterBreak="0">
     <w:nsid w:val="79865D90"/>
     <w:multiLevelType w:val="multilevel"/>
     <w:tmpl w:val="4C8E399E"/>
@@ -24077,7 +28941,7 @@
       </w:pPr>
     </w:lvl>
   </w:abstractNum>
-  <w:abstractNum w:abstractNumId="38" w15:restartNumberingAfterBreak="0">
+  <w:abstractNum w:abstractNumId="43" w15:restartNumberingAfterBreak="0">
     <w:nsid w:val="7A666CB5"/>
     <w:multiLevelType w:val="multilevel"/>
     <w:tmpl w:val="5602EB2E"/>
@@ -24227,70 +29091,70 @@
     </w:lvl>
   </w:abstractNum>
   <w:num w:numId="1" w16cid:durableId="1099566421">
+    <w:abstractNumId w:val="25"/>
+  </w:num>
+  <w:num w:numId="2" w16cid:durableId="2116751180">
+    <w:abstractNumId w:val="10"/>
+  </w:num>
+  <w:num w:numId="3" w16cid:durableId="938954067">
+    <w:abstractNumId w:val="7"/>
+  </w:num>
+  <w:num w:numId="4" w16cid:durableId="49109621">
+    <w:abstractNumId w:val="18"/>
+  </w:num>
+  <w:num w:numId="5" w16cid:durableId="1631398879">
+    <w:abstractNumId w:val="24"/>
+  </w:num>
+  <w:num w:numId="6" w16cid:durableId="1628199336">
+    <w:abstractNumId w:val="23"/>
+  </w:num>
+  <w:num w:numId="7" w16cid:durableId="1074161061">
+    <w:abstractNumId w:val="27"/>
+  </w:num>
+  <w:num w:numId="8" w16cid:durableId="1518034576">
+    <w:abstractNumId w:val="41"/>
+  </w:num>
+  <w:num w:numId="9" w16cid:durableId="1561164621">
+    <w:abstractNumId w:val="9"/>
+  </w:num>
+  <w:num w:numId="10" w16cid:durableId="1690449380">
+    <w:abstractNumId w:val="14"/>
+  </w:num>
+  <w:num w:numId="11" w16cid:durableId="1359697395">
+    <w:abstractNumId w:val="11"/>
+  </w:num>
+  <w:num w:numId="12" w16cid:durableId="1559971753">
+    <w:abstractNumId w:val="33"/>
+  </w:num>
+  <w:num w:numId="13" w16cid:durableId="1625500408">
+    <w:abstractNumId w:val="34"/>
+  </w:num>
+  <w:num w:numId="14" w16cid:durableId="1103452895">
+    <w:abstractNumId w:val="12"/>
+  </w:num>
+  <w:num w:numId="15" w16cid:durableId="1325015138">
+    <w:abstractNumId w:val="31"/>
+  </w:num>
+  <w:num w:numId="16" w16cid:durableId="889653411">
+    <w:abstractNumId w:val="35"/>
+  </w:num>
+  <w:num w:numId="17" w16cid:durableId="1952055407">
+    <w:abstractNumId w:val="42"/>
+  </w:num>
+  <w:num w:numId="18" w16cid:durableId="942152649">
+    <w:abstractNumId w:val="29"/>
+  </w:num>
+  <w:num w:numId="19" w16cid:durableId="157113166">
+    <w:abstractNumId w:val="20"/>
+  </w:num>
+  <w:num w:numId="20" w16cid:durableId="586619119">
+    <w:abstractNumId w:val="39"/>
+  </w:num>
+  <w:num w:numId="21" w16cid:durableId="10840090">
     <w:abstractNumId w:val="22"/>
   </w:num>
-  <w:num w:numId="2" w16cid:durableId="2116751180">
-    <w:abstractNumId w:val="7"/>
-  </w:num>
-  <w:num w:numId="3" w16cid:durableId="938954067">
-    <w:abstractNumId w:val="4"/>
-  </w:num>
-  <w:num w:numId="4" w16cid:durableId="49109621">
-    <w:abstractNumId w:val="15"/>
-  </w:num>
-  <w:num w:numId="5" w16cid:durableId="1631398879">
-    <w:abstractNumId w:val="21"/>
-  </w:num>
-  <w:num w:numId="6" w16cid:durableId="1628199336">
-    <w:abstractNumId w:val="20"/>
-  </w:num>
-  <w:num w:numId="7" w16cid:durableId="1074161061">
-    <w:abstractNumId w:val="24"/>
-  </w:num>
-  <w:num w:numId="8" w16cid:durableId="1518034576">
-    <w:abstractNumId w:val="36"/>
-  </w:num>
-  <w:num w:numId="9" w16cid:durableId="1561164621">
-    <w:abstractNumId w:val="6"/>
-  </w:num>
-  <w:num w:numId="10" w16cid:durableId="1690449380">
-    <w:abstractNumId w:val="11"/>
-  </w:num>
-  <w:num w:numId="11" w16cid:durableId="1359697395">
-    <w:abstractNumId w:val="8"/>
-  </w:num>
-  <w:num w:numId="12" w16cid:durableId="1559971753">
-    <w:abstractNumId w:val="28"/>
-  </w:num>
-  <w:num w:numId="13" w16cid:durableId="1625500408">
-    <w:abstractNumId w:val="29"/>
-  </w:num>
-  <w:num w:numId="14" w16cid:durableId="1103452895">
-    <w:abstractNumId w:val="9"/>
-  </w:num>
-  <w:num w:numId="15" w16cid:durableId="1325015138">
-    <w:abstractNumId w:val="26"/>
-  </w:num>
-  <w:num w:numId="16" w16cid:durableId="889653411">
-    <w:abstractNumId w:val="30"/>
-  </w:num>
-  <w:num w:numId="17" w16cid:durableId="1952055407">
-    <w:abstractNumId w:val="37"/>
-  </w:num>
-  <w:num w:numId="18" w16cid:durableId="942152649">
-    <w:abstractNumId w:val="25"/>
-  </w:num>
-  <w:num w:numId="19" w16cid:durableId="157113166">
-    <w:abstractNumId w:val="17"/>
-  </w:num>
-  <w:num w:numId="20" w16cid:durableId="586619119">
-    <w:abstractNumId w:val="34"/>
-  </w:num>
-  <w:num w:numId="21" w16cid:durableId="10840090">
-    <w:abstractNumId w:val="19"/>
-  </w:num>
   <w:num w:numId="22" w16cid:durableId="1623464123">
-    <w:abstractNumId w:val="38"/>
+    <w:abstractNumId w:val="43"/>
   </w:num>
   <w:num w:numId="23" w16cid:durableId="1779173879">
     <w:abstractNumId w:val="0"/>
@@ -24302,46 +29166,61 @@
     <w:abstractNumId w:val="2"/>
   </w:num>
   <w:num w:numId="26" w16cid:durableId="1153520976">
+    <w:abstractNumId w:val="16"/>
+  </w:num>
+  <w:num w:numId="27" w16cid:durableId="837771531">
+    <w:abstractNumId w:val="40"/>
+  </w:num>
+  <w:num w:numId="28" w16cid:durableId="1471630325">
+    <w:abstractNumId w:val="21"/>
+  </w:num>
+  <w:num w:numId="29" w16cid:durableId="1352681797">
+    <w:abstractNumId w:val="15"/>
+  </w:num>
+  <w:num w:numId="30" w16cid:durableId="1148403827">
+    <w:abstractNumId w:val="38"/>
+  </w:num>
+  <w:num w:numId="31" w16cid:durableId="286357560">
+    <w:abstractNumId w:val="19"/>
+  </w:num>
+  <w:num w:numId="32" w16cid:durableId="1699963023">
+    <w:abstractNumId w:val="32"/>
+  </w:num>
+  <w:num w:numId="33" w16cid:durableId="1059791945">
     <w:abstractNumId w:val="13"/>
   </w:num>
-  <w:num w:numId="27" w16cid:durableId="837771531">
-    <w:abstractNumId w:val="35"/>
-  </w:num>
-  <w:num w:numId="28" w16cid:durableId="1471630325">
-    <w:abstractNumId w:val="18"/>
-  </w:num>
-  <w:num w:numId="29" w16cid:durableId="1352681797">
-    <w:abstractNumId w:val="12"/>
-  </w:num>
-  <w:num w:numId="30" w16cid:durableId="1148403827">
-    <w:abstractNumId w:val="33"/>
-  </w:num>
-  <w:num w:numId="31" w16cid:durableId="286357560">
-    <w:abstractNumId w:val="16"/>
-  </w:num>
-  <w:num w:numId="32" w16cid:durableId="1699963023">
-    <w:abstractNumId w:val="27"/>
-  </w:num>
-  <w:num w:numId="33" w16cid:durableId="1059791945">
-    <w:abstractNumId w:val="10"/>
-  </w:num>
   <w:num w:numId="34" w16cid:durableId="1354721593">
-    <w:abstractNumId w:val="31"/>
+    <w:abstractNumId w:val="36"/>
   </w:num>
   <w:num w:numId="35" w16cid:durableId="1637828997">
     <w:abstractNumId w:val="3"/>
   </w:num>
   <w:num w:numId="36" w16cid:durableId="394544842">
-    <w:abstractNumId w:val="14"/>
+    <w:abstractNumId w:val="17"/>
   </w:num>
   <w:num w:numId="37" w16cid:durableId="1363284568">
-    <w:abstractNumId w:val="32"/>
+    <w:abstractNumId w:val="37"/>
   </w:num>
   <w:num w:numId="38" w16cid:durableId="1716586183">
-    <w:abstractNumId w:val="23"/>
+    <w:abstractNumId w:val="26"/>
   </w:num>
   <w:num w:numId="39" w16cid:durableId="92239824">
+    <w:abstractNumId w:val="8"/>
+  </w:num>
+  <w:num w:numId="40" w16cid:durableId="654333090">
     <w:abstractNumId w:val="5"/>
+  </w:num>
+  <w:num w:numId="41" w16cid:durableId="1360929995">
+    <w:abstractNumId w:val="6"/>
+  </w:num>
+  <w:num w:numId="42" w16cid:durableId="578828978">
+    <w:abstractNumId w:val="30"/>
+  </w:num>
+  <w:num w:numId="43" w16cid:durableId="1780223200">
+    <w:abstractNumId w:val="28"/>
+  </w:num>
+  <w:num w:numId="44" w16cid:durableId="897936573">
+    <w:abstractNumId w:val="4"/>
   </w:num>
 </w:numbering>
 </file>

--- a/extra notes.docx
+++ b/extra notes.docx
@@ -23281,6 +23281,1209 @@
     <w:p>
       <w:pPr>
         <w:rPr>
+          <w:b/>
+          <w:bCs/>
+          <w:color w:val="EE0000"/>
+          <w:sz w:val="28"/>
+          <w:szCs w:val="28"/>
+        </w:rPr>
+      </w:pPr>
+      <w:r>
+        <w:rPr>
+          <w:b/>
+          <w:bCs/>
+          <w:color w:val="EE0000"/>
+          <w:sz w:val="28"/>
+          <w:szCs w:val="28"/>
+          <w:highlight w:val="yellow"/>
+        </w:rPr>
+        <w:t xml:space="preserve">The Statistical Trap: </w:t>
+      </w:r>
+      <w:r>
+        <w:rPr>
+          <w:b/>
+          <w:bCs/>
+          <w:color w:val="EE0000"/>
+          <w:sz w:val="36"/>
+          <w:szCs w:val="36"/>
+          <w:highlight w:val="yellow"/>
+        </w:rPr>
+        <w:t>Banker's Rounding</w:t>
+      </w:r>
+    </w:p>
+    <w:p>
+      <w:pPr>
+        <w:rPr>
+          <w:color w:val="000000" w:themeColor="text1"/>
+        </w:rPr>
+      </w:pPr>
+      <w:r>
+        <w:rPr>
+          <w:color w:val="000000" w:themeColor="text1"/>
+        </w:rPr>
+        <w:t>If you ask a normal person to round the number 2.5, they will say 3. We are taught in grade school to always round .5 UP.</w:t>
+      </w:r>
+    </w:p>
+    <w:p>
+      <w:pPr>
+        <w:rPr>
+          <w:color w:val="000000" w:themeColor="text1"/>
+        </w:rPr>
+      </w:pPr>
+      <w:r>
+        <w:rPr>
+          <w:color w:val="000000" w:themeColor="text1"/>
+        </w:rPr>
+        <w:t xml:space="preserve">But watch what happens in Python if you use the built-in </w:t>
+      </w:r>
+      <w:proofErr w:type="gramStart"/>
+      <w:r>
+        <w:rPr>
+          <w:color w:val="000000" w:themeColor="text1"/>
+        </w:rPr>
+        <w:t>round(</w:t>
+      </w:r>
+      <w:proofErr w:type="gramEnd"/>
+      <w:r>
+        <w:rPr>
+          <w:color w:val="000000" w:themeColor="text1"/>
+        </w:rPr>
+        <w:t>) machine:</w:t>
+      </w:r>
+    </w:p>
+    <w:p>
+      <w:pPr>
+        <w:rPr>
+          <w:color w:val="000000" w:themeColor="text1"/>
+          <w:highlight w:val="yellow"/>
+        </w:rPr>
+      </w:pPr>
+      <w:r>
+        <w:rPr>
+          <w:color w:val="000000" w:themeColor="text1"/>
+          <w:highlight w:val="yellow"/>
+        </w:rPr>
+        <w:t>Python</w:t>
+      </w:r>
+    </w:p>
+    <w:p>
+      <w:pPr>
+        <w:rPr>
+          <w:color w:val="000000" w:themeColor="text1"/>
+          <w:highlight w:val="yellow"/>
+        </w:rPr>
+      </w:pPr>
+      <w:r>
+        <w:rPr>
+          <w:color w:val="000000" w:themeColor="text1"/>
+          <w:highlight w:val="yellow"/>
+        </w:rPr>
+        <w:t>print(</w:t>
+      </w:r>
+      <w:proofErr w:type="gramStart"/>
+      <w:r>
+        <w:rPr>
+          <w:color w:val="000000" w:themeColor="text1"/>
+          <w:highlight w:val="yellow"/>
+        </w:rPr>
+        <w:t>round(</w:t>
+      </w:r>
+      <w:proofErr w:type="gramEnd"/>
+      <w:r>
+        <w:rPr>
+          <w:color w:val="000000" w:themeColor="text1"/>
+          <w:highlight w:val="yellow"/>
+        </w:rPr>
+        <w:t>2.5</w:t>
+      </w:r>
+      <w:proofErr w:type="gramStart"/>
+      <w:r>
+        <w:rPr>
+          <w:color w:val="000000" w:themeColor="text1"/>
+          <w:highlight w:val="yellow"/>
+        </w:rPr>
+        <w:t>))  #</w:t>
+      </w:r>
+      <w:proofErr w:type="gramEnd"/>
+      <w:r>
+        <w:rPr>
+          <w:color w:val="000000" w:themeColor="text1"/>
+          <w:highlight w:val="yellow"/>
+        </w:rPr>
+        <w:t xml:space="preserve"> Python prints: 2</w:t>
+      </w:r>
+    </w:p>
+    <w:p>
+      <w:pPr>
+        <w:rPr>
+          <w:color w:val="000000" w:themeColor="text1"/>
+        </w:rPr>
+      </w:pPr>
+      <w:r>
+        <w:rPr>
+          <w:color w:val="000000" w:themeColor="text1"/>
+          <w:highlight w:val="yellow"/>
+        </w:rPr>
+        <w:t>print(</w:t>
+      </w:r>
+      <w:proofErr w:type="gramStart"/>
+      <w:r>
+        <w:rPr>
+          <w:color w:val="000000" w:themeColor="text1"/>
+          <w:highlight w:val="yellow"/>
+        </w:rPr>
+        <w:t>round(</w:t>
+      </w:r>
+      <w:proofErr w:type="gramEnd"/>
+      <w:r>
+        <w:rPr>
+          <w:color w:val="000000" w:themeColor="text1"/>
+          <w:highlight w:val="yellow"/>
+        </w:rPr>
+        <w:t>3.5</w:t>
+      </w:r>
+      <w:proofErr w:type="gramStart"/>
+      <w:r>
+        <w:rPr>
+          <w:color w:val="000000" w:themeColor="text1"/>
+          <w:highlight w:val="yellow"/>
+        </w:rPr>
+        <w:t>))  #</w:t>
+      </w:r>
+      <w:proofErr w:type="gramEnd"/>
+      <w:r>
+        <w:rPr>
+          <w:color w:val="000000" w:themeColor="text1"/>
+          <w:highlight w:val="yellow"/>
+        </w:rPr>
+        <w:t xml:space="preserve"> Python prints: 4</w:t>
+      </w:r>
+    </w:p>
+    <w:p>
+      <w:pPr>
+        <w:rPr>
+          <w:color w:val="000000" w:themeColor="text1"/>
+        </w:rPr>
+      </w:pPr>
+      <w:r>
+        <w:rPr>
+          <w:b/>
+          <w:bCs/>
+          <w:color w:val="000000" w:themeColor="text1"/>
+        </w:rPr>
+        <w:t>Why did 2.5 round DOWN to 2?!</w:t>
+      </w:r>
+      <w:r>
+        <w:rPr>
+          <w:color w:val="000000" w:themeColor="text1"/>
+        </w:rPr>
+        <w:t xml:space="preserve"> This is called </w:t>
+      </w:r>
+      <w:r>
+        <w:rPr>
+          <w:b/>
+          <w:bCs/>
+          <w:color w:val="000000" w:themeColor="text1"/>
+        </w:rPr>
+        <w:t>Banker's Rounding</w:t>
+      </w:r>
+      <w:r>
+        <w:rPr>
+          <w:color w:val="000000" w:themeColor="text1"/>
+        </w:rPr>
+        <w:t xml:space="preserve">. Python rounds .5 to the </w:t>
+      </w:r>
+      <w:r>
+        <w:rPr>
+          <w:i/>
+          <w:iCs/>
+          <w:color w:val="000000" w:themeColor="text1"/>
+        </w:rPr>
+        <w:t>nearest EVEN number</w:t>
+      </w:r>
+      <w:r>
+        <w:rPr>
+          <w:color w:val="000000" w:themeColor="text1"/>
+        </w:rPr>
+        <w:t>.</w:t>
+      </w:r>
+    </w:p>
+    <w:p>
+      <w:pPr>
+        <w:rPr>
+          <w:color w:val="000000" w:themeColor="text1"/>
+        </w:rPr>
+      </w:pPr>
+      <w:r>
+        <w:rPr>
+          <w:b/>
+          <w:bCs/>
+          <w:color w:val="000000" w:themeColor="text1"/>
+        </w:rPr>
+        <w:lastRenderedPageBreak/>
+        <w:t>The ML Why:</w:t>
+      </w:r>
+      <w:r>
+        <w:rPr>
+          <w:color w:val="000000" w:themeColor="text1"/>
+        </w:rPr>
+        <w:t xml:space="preserve"> If you have a dataset of millions of numbers, and you always round .5 UP, your total average will artificially drift higher and higher. It corrupts the data. By rounding to the nearest </w:t>
+      </w:r>
+      <w:r>
+        <w:rPr>
+          <w:i/>
+          <w:iCs/>
+          <w:color w:val="000000" w:themeColor="text1"/>
+        </w:rPr>
+        <w:t>even</w:t>
+      </w:r>
+      <w:r>
+        <w:rPr>
+          <w:color w:val="000000" w:themeColor="text1"/>
+        </w:rPr>
+        <w:t xml:space="preserve"> number, half the time it rounds down (2.5 -&gt; 2), and half the time it rounds up (3.5 -&gt; 4). The errors perfectly cancel each other out, keeping your Machine Learning averages perfectly accurate.</w:t>
+      </w:r>
+    </w:p>
+    <w:p>
+      <w:pPr>
+        <w:rPr>
+          <w:b/>
+          <w:bCs/>
+          <w:color w:val="EE0000"/>
+        </w:rPr>
+      </w:pPr>
+      <w:r>
+        <w:rPr>
+          <w:b/>
+          <w:bCs/>
+          <w:color w:val="EE0000"/>
+          <w:highlight w:val="yellow"/>
+        </w:rPr>
+        <w:t xml:space="preserve">2. Fixing the </w:t>
+      </w:r>
+      <w:proofErr w:type="gramStart"/>
+      <w:r>
+        <w:rPr>
+          <w:b/>
+          <w:bCs/>
+          <w:color w:val="EE0000"/>
+          <w:highlight w:val="yellow"/>
+        </w:rPr>
+        <w:t>Floating Point</w:t>
+      </w:r>
+      <w:proofErr w:type="gramEnd"/>
+      <w:r>
+        <w:rPr>
+          <w:b/>
+          <w:bCs/>
+          <w:color w:val="EE0000"/>
+          <w:highlight w:val="yellow"/>
+        </w:rPr>
+        <w:t xml:space="preserve"> Bug (</w:t>
+      </w:r>
+      <w:proofErr w:type="spellStart"/>
+      <w:proofErr w:type="gramStart"/>
+      <w:r>
+        <w:rPr>
+          <w:b/>
+          <w:bCs/>
+          <w:color w:val="EE0000"/>
+          <w:highlight w:val="yellow"/>
+        </w:rPr>
+        <w:t>math.isclose</w:t>
+      </w:r>
+      <w:proofErr w:type="spellEnd"/>
+      <w:proofErr w:type="gramEnd"/>
+      <w:r>
+        <w:rPr>
+          <w:b/>
+          <w:bCs/>
+          <w:color w:val="EE0000"/>
+          <w:highlight w:val="yellow"/>
+        </w:rPr>
+        <w:t>)</w:t>
+      </w:r>
+    </w:p>
+    <w:p>
+      <w:pPr>
+        <w:rPr>
+          <w:color w:val="000000" w:themeColor="text1"/>
+        </w:rPr>
+      </w:pPr>
+      <w:r>
+        <w:rPr>
+          <w:color w:val="000000" w:themeColor="text1"/>
+        </w:rPr>
+        <w:t>Remember our very first lesson? We learned that 0.1 + 0.2 == 0.3 evaluates to False because the computer chops off the tiny binary decimals, making it 0.30000000000000004.</w:t>
+      </w:r>
+    </w:p>
+    <w:p>
+      <w:pPr>
+        <w:rPr>
+          <w:color w:val="000000" w:themeColor="text1"/>
+        </w:rPr>
+      </w:pPr>
+      <w:r>
+        <w:rPr>
+          <w:color w:val="000000" w:themeColor="text1"/>
+        </w:rPr>
+        <w:t xml:space="preserve">But what if you </w:t>
+      </w:r>
+      <w:r>
+        <w:rPr>
+          <w:i/>
+          <w:iCs/>
+          <w:color w:val="000000" w:themeColor="text1"/>
+        </w:rPr>
+        <w:t>need</w:t>
+      </w:r>
+      <w:r>
+        <w:rPr>
+          <w:color w:val="000000" w:themeColor="text1"/>
+        </w:rPr>
+        <w:t xml:space="preserve"> to check if two floats are equal in your program? You cannot use ==. It will fail.</w:t>
+      </w:r>
+    </w:p>
+    <w:p>
+      <w:pPr>
+        <w:rPr>
+          <w:color w:val="000000" w:themeColor="text1"/>
+        </w:rPr>
+      </w:pPr>
+      <w:r>
+        <w:rPr>
+          <w:b/>
+          <w:bCs/>
+          <w:color w:val="000000" w:themeColor="text1"/>
+        </w:rPr>
+        <w:t>The Solution:</w:t>
+      </w:r>
+      <w:r>
+        <w:rPr>
+          <w:color w:val="000000" w:themeColor="text1"/>
+        </w:rPr>
+        <w:t xml:space="preserve"> You use a special tool from the math library we just learned about called </w:t>
+      </w:r>
+      <w:proofErr w:type="spellStart"/>
+      <w:proofErr w:type="gramStart"/>
+      <w:r>
+        <w:rPr>
+          <w:color w:val="000000" w:themeColor="text1"/>
+        </w:rPr>
+        <w:t>math.isclose</w:t>
+      </w:r>
+      <w:proofErr w:type="spellEnd"/>
+      <w:proofErr w:type="gramEnd"/>
+      <w:r>
+        <w:rPr>
+          <w:color w:val="000000" w:themeColor="text1"/>
+        </w:rPr>
+        <w:t>().</w:t>
+      </w:r>
+    </w:p>
+    <w:p>
+      <w:pPr>
+        <w:rPr>
+          <w:color w:val="000000" w:themeColor="text1"/>
+          <w:highlight w:val="yellow"/>
+        </w:rPr>
+      </w:pPr>
+      <w:r>
+        <w:rPr>
+          <w:color w:val="000000" w:themeColor="text1"/>
+          <w:highlight w:val="yellow"/>
+        </w:rPr>
+        <w:t>Python</w:t>
+      </w:r>
+    </w:p>
+    <w:p>
+      <w:pPr>
+        <w:rPr>
+          <w:color w:val="000000" w:themeColor="text1"/>
+          <w:highlight w:val="yellow"/>
+        </w:rPr>
+      </w:pPr>
+      <w:r>
+        <w:rPr>
+          <w:color w:val="000000" w:themeColor="text1"/>
+          <w:highlight w:val="yellow"/>
+        </w:rPr>
+        <w:t>import math</w:t>
+      </w:r>
+    </w:p>
+    <w:p>
+      <w:pPr>
+        <w:rPr>
+          <w:color w:val="000000" w:themeColor="text1"/>
+          <w:highlight w:val="yellow"/>
+        </w:rPr>
+      </w:pPr>
+    </w:p>
+    <w:p>
+      <w:pPr>
+        <w:rPr>
+          <w:color w:val="000000" w:themeColor="text1"/>
+          <w:highlight w:val="yellow"/>
+        </w:rPr>
+      </w:pPr>
+      <w:r>
+        <w:rPr>
+          <w:color w:val="000000" w:themeColor="text1"/>
+          <w:highlight w:val="yellow"/>
+        </w:rPr>
+        <w:t># Do NOT do this:</w:t>
+      </w:r>
+    </w:p>
+    <w:p>
+      <w:pPr>
+        <w:rPr>
+          <w:color w:val="000000" w:themeColor="text1"/>
+          <w:highlight w:val="yellow"/>
+        </w:rPr>
+      </w:pPr>
+      <w:r>
+        <w:rPr>
+          <w:color w:val="000000" w:themeColor="text1"/>
+          <w:highlight w:val="yellow"/>
+        </w:rPr>
+        <w:t xml:space="preserve"># </w:t>
+      </w:r>
+      <w:proofErr w:type="gramStart"/>
+      <w:r>
+        <w:rPr>
+          <w:color w:val="000000" w:themeColor="text1"/>
+          <w:highlight w:val="yellow"/>
+        </w:rPr>
+        <w:t>if</w:t>
+      </w:r>
+      <w:proofErr w:type="gramEnd"/>
+      <w:r>
+        <w:rPr>
+          <w:color w:val="000000" w:themeColor="text1"/>
+          <w:highlight w:val="yellow"/>
+        </w:rPr>
+        <w:t xml:space="preserve"> (0.1 + 0.2) == 0.3: </w:t>
+      </w:r>
+    </w:p>
+    <w:p>
+      <w:pPr>
+        <w:rPr>
+          <w:color w:val="000000" w:themeColor="text1"/>
+          <w:highlight w:val="yellow"/>
+        </w:rPr>
+      </w:pPr>
+    </w:p>
+    <w:p>
+      <w:pPr>
+        <w:rPr>
+          <w:color w:val="000000" w:themeColor="text1"/>
+          <w:highlight w:val="yellow"/>
+        </w:rPr>
+      </w:pPr>
+      <w:r>
+        <w:rPr>
+          <w:color w:val="000000" w:themeColor="text1"/>
+          <w:highlight w:val="yellow"/>
+        </w:rPr>
+        <w:t># DO this:</w:t>
+      </w:r>
+    </w:p>
+    <w:p>
+      <w:pPr>
+        <w:rPr>
+          <w:color w:val="000000" w:themeColor="text1"/>
+          <w:highlight w:val="yellow"/>
+        </w:rPr>
+      </w:pPr>
+      <w:r>
+        <w:rPr>
+          <w:color w:val="000000" w:themeColor="text1"/>
+          <w:highlight w:val="yellow"/>
+        </w:rPr>
+        <w:t xml:space="preserve">if </w:t>
+      </w:r>
+      <w:proofErr w:type="spellStart"/>
+      <w:proofErr w:type="gramStart"/>
+      <w:r>
+        <w:rPr>
+          <w:color w:val="000000" w:themeColor="text1"/>
+          <w:highlight w:val="yellow"/>
+        </w:rPr>
+        <w:t>math.isclose</w:t>
+      </w:r>
+      <w:proofErr w:type="spellEnd"/>
+      <w:proofErr w:type="gramEnd"/>
+      <w:r>
+        <w:rPr>
+          <w:color w:val="000000" w:themeColor="text1"/>
+          <w:highlight w:val="yellow"/>
+        </w:rPr>
+        <w:t>(0.1 + 0.2, 0.3):</w:t>
+      </w:r>
+    </w:p>
+    <w:p>
+      <w:pPr>
+        <w:rPr>
+          <w:color w:val="000000" w:themeColor="text1"/>
+        </w:rPr>
+      </w:pPr>
+      <w:r>
+        <w:rPr>
+          <w:color w:val="000000" w:themeColor="text1"/>
+          <w:highlight w:val="yellow"/>
+        </w:rPr>
+        <w:t xml:space="preserve">    </w:t>
+      </w:r>
+      <w:proofErr w:type="gramStart"/>
+      <w:r>
+        <w:rPr>
+          <w:color w:val="000000" w:themeColor="text1"/>
+          <w:highlight w:val="yellow"/>
+        </w:rPr>
+        <w:t>print(</w:t>
+      </w:r>
+      <w:proofErr w:type="gramEnd"/>
+      <w:r>
+        <w:rPr>
+          <w:color w:val="000000" w:themeColor="text1"/>
+          <w:highlight w:val="yellow"/>
+        </w:rPr>
+        <w:t>"The computer considers them equal!")</w:t>
+      </w:r>
+    </w:p>
+    <w:p>
+      <w:pPr>
+        <w:rPr>
+          <w:color w:val="000000" w:themeColor="text1"/>
+        </w:rPr>
+      </w:pPr>
+      <w:r>
+        <w:rPr>
+          <w:b/>
+          <w:bCs/>
+          <w:color w:val="000000" w:themeColor="text1"/>
+        </w:rPr>
+        <w:t>How it works:</w:t>
+      </w:r>
+      <w:r>
+        <w:rPr>
+          <w:color w:val="000000" w:themeColor="text1"/>
+        </w:rPr>
+        <w:t xml:space="preserve"> It checks if the two numbers are "close enough" by ignoring the microscopic binary garbage at the very end of the decimal.</w:t>
+      </w:r>
+    </w:p>
+    <w:p>
+      <w:pPr>
+        <w:rPr>
+          <w:b/>
+          <w:bCs/>
+          <w:color w:val="000000" w:themeColor="text1"/>
+        </w:rPr>
+      </w:pPr>
+      <w:r>
+        <w:rPr>
+          <w:b/>
+          <w:bCs/>
+          <w:color w:val="000000" w:themeColor="text1"/>
+        </w:rPr>
+        <w:t>3. The Processor Panic: Division by Zero</w:t>
+      </w:r>
+    </w:p>
+    <w:p>
+      <w:pPr>
+        <w:rPr>
+          <w:color w:val="000000" w:themeColor="text1"/>
+        </w:rPr>
+      </w:pPr>
+      <w:r>
+        <w:rPr>
+          <w:color w:val="000000" w:themeColor="text1"/>
+        </w:rPr>
+        <w:t>What happens in the computer's hardware if you write this?</w:t>
+      </w:r>
+    </w:p>
+    <w:p>
+      <w:pPr>
+        <w:rPr>
+          <w:color w:val="000000" w:themeColor="text1"/>
+        </w:rPr>
+      </w:pPr>
+      <w:r>
+        <w:rPr>
+          <w:color w:val="000000" w:themeColor="text1"/>
+        </w:rPr>
+        <w:t>Python</w:t>
+      </w:r>
+    </w:p>
+    <w:p>
+      <w:pPr>
+        <w:rPr>
+          <w:color w:val="000000" w:themeColor="text1"/>
+        </w:rPr>
+      </w:pPr>
+      <w:r>
+        <w:rPr>
+          <w:color w:val="000000" w:themeColor="text1"/>
+        </w:rPr>
+        <w:t>result = 10 / 0</w:t>
+      </w:r>
+    </w:p>
+    <w:p>
+      <w:pPr>
+        <w:rPr>
+          <w:color w:val="000000" w:themeColor="text1"/>
+        </w:rPr>
+      </w:pPr>
+      <w:r>
+        <w:rPr>
+          <w:color w:val="000000" w:themeColor="text1"/>
+        </w:rPr>
+        <w:t xml:space="preserve">In normal math, this is undefined. In computer science, this is a </w:t>
+      </w:r>
+      <w:r>
+        <w:rPr>
+          <w:b/>
+          <w:bCs/>
+          <w:color w:val="000000" w:themeColor="text1"/>
+        </w:rPr>
+        <w:t>Hardware Interrupt</w:t>
+      </w:r>
+      <w:r>
+        <w:rPr>
+          <w:color w:val="000000" w:themeColor="text1"/>
+        </w:rPr>
+        <w:t>.</w:t>
+      </w:r>
+    </w:p>
+    <w:p>
+      <w:pPr>
+        <w:rPr>
+          <w:color w:val="000000" w:themeColor="text1"/>
+        </w:rPr>
+      </w:pPr>
+      <w:r>
+        <w:rPr>
+          <w:b/>
+          <w:bCs/>
+          <w:color w:val="000000" w:themeColor="text1"/>
+        </w:rPr>
+        <w:t>What actually happens:</w:t>
+      </w:r>
+    </w:p>
+    <w:p>
+      <w:pPr>
+        <w:numPr>
+          <w:ilvl w:val="0"/>
+          <w:numId w:val="45"/>
+        </w:numPr>
+        <w:rPr>
+          <w:color w:val="000000" w:themeColor="text1"/>
+        </w:rPr>
+      </w:pPr>
+      <w:r>
+        <w:rPr>
+          <w:color w:val="000000" w:themeColor="text1"/>
+        </w:rPr>
+        <w:t>Python sends the numbers to the CPU (your computer's physical brain).</w:t>
+      </w:r>
+    </w:p>
+    <w:p>
+      <w:pPr>
+        <w:numPr>
+          <w:ilvl w:val="0"/>
+          <w:numId w:val="45"/>
+        </w:numPr>
+        <w:rPr>
+          <w:color w:val="000000" w:themeColor="text1"/>
+        </w:rPr>
+      </w:pPr>
+      <w:r>
+        <w:rPr>
+          <w:color w:val="000000" w:themeColor="text1"/>
+        </w:rPr>
+        <w:t>The CPU tries to divide by zero, realizes it is mathematically impossible, and literally sends a distress signal (an interrupt) back to the Operating System.</w:t>
+      </w:r>
+    </w:p>
+    <w:p>
+      <w:pPr>
+        <w:numPr>
+          <w:ilvl w:val="0"/>
+          <w:numId w:val="45"/>
+        </w:numPr>
+        <w:rPr>
+          <w:color w:val="000000" w:themeColor="text1"/>
+        </w:rPr>
+      </w:pPr>
+      <w:r>
+        <w:rPr>
+          <w:color w:val="000000" w:themeColor="text1"/>
+        </w:rPr>
+        <w:t xml:space="preserve">Python catches this distress signal and throws a </w:t>
+      </w:r>
+      <w:proofErr w:type="spellStart"/>
+      <w:r>
+        <w:rPr>
+          <w:color w:val="000000" w:themeColor="text1"/>
+        </w:rPr>
+        <w:t>ZeroDivisionError</w:t>
+      </w:r>
+      <w:proofErr w:type="spellEnd"/>
+      <w:r>
+        <w:rPr>
+          <w:color w:val="000000" w:themeColor="text1"/>
+        </w:rPr>
+        <w:t>.</w:t>
+      </w:r>
+    </w:p>
+    <w:p>
+      <w:pPr>
+        <w:numPr>
+          <w:ilvl w:val="0"/>
+          <w:numId w:val="45"/>
+        </w:numPr>
+        <w:rPr>
+          <w:color w:val="000000" w:themeColor="text1"/>
+        </w:rPr>
+      </w:pPr>
+      <w:r>
+        <w:rPr>
+          <w:color w:val="000000" w:themeColor="text1"/>
+        </w:rPr>
+        <w:t>The Execution Thread violently dies.</w:t>
+      </w:r>
+    </w:p>
+    <w:p>
+      <w:pPr>
+        <w:rPr>
+          <w:color w:val="000000" w:themeColor="text1"/>
+        </w:rPr>
+      </w:pPr>
+      <w:r>
+        <w:rPr>
+          <w:b/>
+          <w:bCs/>
+          <w:color w:val="000000" w:themeColor="text1"/>
+        </w:rPr>
+        <w:t>The FAANG Rule:</w:t>
+      </w:r>
+      <w:r>
+        <w:rPr>
+          <w:color w:val="000000" w:themeColor="text1"/>
+        </w:rPr>
+        <w:t xml:space="preserve"> Never, ever divide by a variable without checking if it is 0 first, or wrapping it in the try/except safety net we learned about earlier.</w:t>
+      </w:r>
+    </w:p>
+    <w:p>
+      <w:pPr>
+        <w:rPr>
+          <w:b/>
+          <w:bCs/>
+          <w:color w:val="000000" w:themeColor="text1"/>
+        </w:rPr>
+      </w:pPr>
+      <w:r>
+        <w:rPr>
+          <w:b/>
+          <w:bCs/>
+          <w:color w:val="000000" w:themeColor="text1"/>
+        </w:rPr>
+        <w:t>4. The Python Shortcut: Chained Comparisons</w:t>
+      </w:r>
+    </w:p>
+    <w:p>
+      <w:pPr>
+        <w:rPr>
+          <w:color w:val="000000" w:themeColor="text1"/>
+        </w:rPr>
+      </w:pPr>
+      <w:r>
+        <w:rPr>
+          <w:color w:val="000000" w:themeColor="text1"/>
+        </w:rPr>
+        <w:t>In other languages like Java or C++, if you want to check if a user's age is between 18 and 65, you have to write a clunky equation using the and operator:</w:t>
+      </w:r>
+    </w:p>
+    <w:p>
+      <w:pPr>
+        <w:rPr>
+          <w:color w:val="000000" w:themeColor="text1"/>
+          <w:highlight w:val="yellow"/>
+        </w:rPr>
+      </w:pPr>
+      <w:r>
+        <w:rPr>
+          <w:color w:val="000000" w:themeColor="text1"/>
+          <w:highlight w:val="yellow"/>
+        </w:rPr>
+        <w:lastRenderedPageBreak/>
+        <w:t>C++</w:t>
+      </w:r>
+    </w:p>
+    <w:p>
+      <w:pPr>
+        <w:rPr>
+          <w:color w:val="000000" w:themeColor="text1"/>
+          <w:highlight w:val="yellow"/>
+        </w:rPr>
+      </w:pPr>
+      <w:r>
+        <w:rPr>
+          <w:color w:val="000000" w:themeColor="text1"/>
+          <w:highlight w:val="yellow"/>
+        </w:rPr>
+        <w:t>// How you do it in other languages:</w:t>
+      </w:r>
+    </w:p>
+    <w:p>
+      <w:pPr>
+        <w:rPr>
+          <w:color w:val="000000" w:themeColor="text1"/>
+        </w:rPr>
+      </w:pPr>
+      <w:r>
+        <w:rPr>
+          <w:color w:val="000000" w:themeColor="text1"/>
+          <w:highlight w:val="yellow"/>
+        </w:rPr>
+        <w:t>if (age &gt;= 18 and age &lt;= 65)</w:t>
+      </w:r>
+    </w:p>
+    <w:p>
+      <w:pPr>
+        <w:rPr>
+          <w:color w:val="000000" w:themeColor="text1"/>
+        </w:rPr>
+      </w:pPr>
+      <w:r>
+        <w:rPr>
+          <w:color w:val="000000" w:themeColor="text1"/>
+        </w:rPr>
+        <w:t xml:space="preserve">Python was built to read like English. It allows you to </w:t>
+      </w:r>
+      <w:r>
+        <w:rPr>
+          <w:b/>
+          <w:bCs/>
+          <w:color w:val="000000" w:themeColor="text1"/>
+        </w:rPr>
+        <w:t>chain</w:t>
+      </w:r>
+      <w:r>
+        <w:rPr>
+          <w:color w:val="000000" w:themeColor="text1"/>
+        </w:rPr>
+        <w:t xml:space="preserve"> comparison operators together exactly how you would write them in a math class.</w:t>
+      </w:r>
+    </w:p>
+    <w:p>
+      <w:pPr>
+        <w:rPr>
+          <w:color w:val="000000" w:themeColor="text1"/>
+          <w:highlight w:val="yellow"/>
+        </w:rPr>
+      </w:pPr>
+      <w:r>
+        <w:rPr>
+          <w:color w:val="000000" w:themeColor="text1"/>
+          <w:highlight w:val="yellow"/>
+        </w:rPr>
+        <w:t>Python</w:t>
+      </w:r>
+    </w:p>
+    <w:p>
+      <w:pPr>
+        <w:rPr>
+          <w:color w:val="000000" w:themeColor="text1"/>
+          <w:highlight w:val="yellow"/>
+        </w:rPr>
+      </w:pPr>
+      <w:r>
+        <w:rPr>
+          <w:color w:val="000000" w:themeColor="text1"/>
+          <w:highlight w:val="yellow"/>
+        </w:rPr>
+        <w:t># The Python Way:</w:t>
+      </w:r>
+    </w:p>
+    <w:p>
+      <w:pPr>
+        <w:rPr>
+          <w:color w:val="000000" w:themeColor="text1"/>
+          <w:highlight w:val="yellow"/>
+        </w:rPr>
+      </w:pPr>
+      <w:r>
+        <w:rPr>
+          <w:color w:val="000000" w:themeColor="text1"/>
+          <w:highlight w:val="yellow"/>
+        </w:rPr>
+        <w:t>if 18 &lt;= age &lt;= 65:</w:t>
+      </w:r>
+    </w:p>
+    <w:p>
+      <w:pPr>
+        <w:rPr>
+          <w:color w:val="000000" w:themeColor="text1"/>
+        </w:rPr>
+      </w:pPr>
+      <w:r>
+        <w:rPr>
+          <w:color w:val="000000" w:themeColor="text1"/>
+          <w:highlight w:val="yellow"/>
+        </w:rPr>
+        <w:t xml:space="preserve">    </w:t>
+      </w:r>
+      <w:proofErr w:type="gramStart"/>
+      <w:r>
+        <w:rPr>
+          <w:color w:val="000000" w:themeColor="text1"/>
+          <w:highlight w:val="yellow"/>
+        </w:rPr>
+        <w:t>print(</w:t>
+      </w:r>
+      <w:proofErr w:type="gramEnd"/>
+      <w:r>
+        <w:rPr>
+          <w:color w:val="000000" w:themeColor="text1"/>
+          <w:highlight w:val="yellow"/>
+        </w:rPr>
+        <w:t>"You are eligible.")</w:t>
+      </w:r>
+    </w:p>
+    <w:p>
+      <w:pPr>
+        <w:rPr>
+          <w:color w:val="000000" w:themeColor="text1"/>
+        </w:rPr>
+      </w:pPr>
+      <w:r>
+        <w:rPr>
+          <w:b/>
+          <w:bCs/>
+          <w:color w:val="000000" w:themeColor="text1"/>
+        </w:rPr>
+        <w:t>Under the hood:</w:t>
+      </w:r>
+      <w:r>
+        <w:rPr>
+          <w:color w:val="000000" w:themeColor="text1"/>
+        </w:rPr>
+        <w:t xml:space="preserve"> Python automatically splits this into two checks and puts an invisible and between them, but it is infinitely easier for a human to read.</w:t>
+      </w:r>
+    </w:p>
+    <w:p>
+      <w:pPr>
+        <w:rPr>
+          <w:b/>
+          <w:bCs/>
+          <w:color w:val="EE0000"/>
+          <w:sz w:val="24"/>
+          <w:szCs w:val="24"/>
+        </w:rPr>
+      </w:pPr>
+      <w:r>
+        <w:rPr>
+          <w:b/>
+          <w:bCs/>
+          <w:color w:val="EE0000"/>
+          <w:sz w:val="24"/>
+          <w:szCs w:val="24"/>
+          <w:highlight w:val="yellow"/>
+        </w:rPr>
+        <w:t>5. The Weirdness of Negative Modulo (Clock Math)</w:t>
+      </w:r>
+    </w:p>
+    <w:p>
+      <w:pPr>
+        <w:rPr>
+          <w:color w:val="000000" w:themeColor="text1"/>
+        </w:rPr>
+      </w:pPr>
+      <w:r>
+        <w:rPr>
+          <w:color w:val="000000" w:themeColor="text1"/>
+        </w:rPr>
+        <w:t>We learned that Modulo (%) gives you the remainder of division. 10 % 3 is 1 (because 3 goes into 10 three times, leaving 1 leftover).</w:t>
+      </w:r>
+    </w:p>
+    <w:p>
+      <w:pPr>
+        <w:rPr>
+          <w:color w:val="000000" w:themeColor="text1"/>
+        </w:rPr>
+      </w:pPr>
+      <w:r>
+        <w:rPr>
+          <w:color w:val="000000" w:themeColor="text1"/>
+        </w:rPr>
+        <w:t>But what happens if you do this?</w:t>
+      </w:r>
+    </w:p>
+    <w:p>
+      <w:pPr>
+        <w:rPr>
+          <w:color w:val="000000" w:themeColor="text1"/>
+          <w:highlight w:val="yellow"/>
+        </w:rPr>
+      </w:pPr>
+      <w:r>
+        <w:rPr>
+          <w:color w:val="000000" w:themeColor="text1"/>
+          <w:highlight w:val="yellow"/>
+        </w:rPr>
+        <w:t>Python</w:t>
+      </w:r>
+    </w:p>
+    <w:p>
+      <w:pPr>
+        <w:rPr>
+          <w:color w:val="000000" w:themeColor="text1"/>
+        </w:rPr>
+      </w:pPr>
+      <w:proofErr w:type="gramStart"/>
+      <w:r>
+        <w:rPr>
+          <w:color w:val="000000" w:themeColor="text1"/>
+          <w:highlight w:val="yellow"/>
+        </w:rPr>
+        <w:t>print(</w:t>
+      </w:r>
+      <w:proofErr w:type="gramEnd"/>
+      <w:r>
+        <w:rPr>
+          <w:color w:val="000000" w:themeColor="text1"/>
+          <w:highlight w:val="yellow"/>
+        </w:rPr>
+        <w:t>-10 % 3)</w:t>
+      </w:r>
+    </w:p>
+    <w:p>
+      <w:pPr>
+        <w:rPr>
+          <w:color w:val="000000" w:themeColor="text1"/>
+        </w:rPr>
+      </w:pPr>
+      <w:r>
+        <w:rPr>
+          <w:color w:val="000000" w:themeColor="text1"/>
+        </w:rPr>
+        <w:t xml:space="preserve">In languages like C++ or Java, the answer is -1. </w:t>
+      </w:r>
+      <w:r>
+        <w:rPr>
+          <w:b/>
+          <w:bCs/>
+          <w:color w:val="000000" w:themeColor="text1"/>
+        </w:rPr>
+        <w:t>In Python, the answer is 2.</w:t>
+      </w:r>
+    </w:p>
+    <w:p>
+      <w:pPr>
+        <w:rPr>
+          <w:color w:val="000000" w:themeColor="text1"/>
+        </w:rPr>
+      </w:pPr>
+      <w:r>
+        <w:rPr>
+          <w:b/>
+          <w:bCs/>
+          <w:color w:val="000000" w:themeColor="text1"/>
+        </w:rPr>
+        <w:t>Why? (The Clock Analogy):</w:t>
+      </w:r>
+      <w:r>
+        <w:rPr>
+          <w:color w:val="000000" w:themeColor="text1"/>
+        </w:rPr>
+        <w:t xml:space="preserve"> Python treats modulo like a spinning clock. If you have a clock with 3 numbers (0, 1, 2) on it:</w:t>
+      </w:r>
+    </w:p>
+    <w:p>
+      <w:pPr>
+        <w:numPr>
+          <w:ilvl w:val="0"/>
+          <w:numId w:val="46"/>
+        </w:numPr>
+        <w:rPr>
+          <w:color w:val="000000" w:themeColor="text1"/>
+        </w:rPr>
+      </w:pPr>
+      <w:r>
+        <w:rPr>
+          <w:color w:val="000000" w:themeColor="text1"/>
+        </w:rPr>
+        <w:t xml:space="preserve">Positive numbers spin the clock </w:t>
+      </w:r>
+      <w:r>
+        <w:rPr>
+          <w:i/>
+          <w:iCs/>
+          <w:color w:val="000000" w:themeColor="text1"/>
+        </w:rPr>
+        <w:t>forward</w:t>
+      </w:r>
+      <w:r>
+        <w:rPr>
+          <w:color w:val="000000" w:themeColor="text1"/>
+        </w:rPr>
+        <w:t>.</w:t>
+      </w:r>
+    </w:p>
+    <w:p>
+      <w:pPr>
+        <w:numPr>
+          <w:ilvl w:val="0"/>
+          <w:numId w:val="46"/>
+        </w:numPr>
+        <w:rPr>
+          <w:color w:val="000000" w:themeColor="text1"/>
+        </w:rPr>
+      </w:pPr>
+      <w:r>
+        <w:rPr>
+          <w:color w:val="000000" w:themeColor="text1"/>
+        </w:rPr>
+        <w:t xml:space="preserve">Negative numbers spin the clock </w:t>
+      </w:r>
+      <w:r>
+        <w:rPr>
+          <w:i/>
+          <w:iCs/>
+          <w:color w:val="000000" w:themeColor="text1"/>
+        </w:rPr>
+        <w:t>backward</w:t>
+      </w:r>
+      <w:r>
+        <w:rPr>
+          <w:color w:val="000000" w:themeColor="text1"/>
+        </w:rPr>
+        <w:t>. If you spin backward 10 ticks on a 3-tick clock, you land on the number 2.</w:t>
+      </w:r>
+    </w:p>
+    <w:p>
+      <w:pPr>
+        <w:rPr>
+          <w:color w:val="000000" w:themeColor="text1"/>
+        </w:rPr>
+      </w:pPr>
+      <w:r>
+        <w:rPr>
+          <w:color w:val="000000" w:themeColor="text1"/>
+        </w:rPr>
+        <w:t>This is incredibly useful in algorithms when you are looping through a list and accidentally go backward past zero; Python naturally wraps around to the end of the list instead of crashing!</w:t>
+      </w:r>
+    </w:p>
+    <w:p>
+      <w:pPr>
+        <w:rPr>
+          <w:color w:val="000000" w:themeColor="text1"/>
+        </w:rPr>
+      </w:pPr>
+    </w:p>
+    <w:p>
+      <w:pPr>
+        <w:rPr>
           <w:color w:val="000000" w:themeColor="text1"/>
         </w:rPr>
       </w:pPr>
@@ -25084,6 +26287,268 @@
     </w:lvl>
   </w:abstractNum>
   <w:abstractNum w:abstractNumId="13" w15:restartNumberingAfterBreak="0">
+    <w:nsid w:val="1B716377"/>
+    <w:multiLevelType w:val="multilevel"/>
+    <w:tmpl w:val="0C7EA60C"/>
+    <w:lvl w:ilvl="0">
+      <w:start w:val="1"/>
+      <w:numFmt w:val="bullet"/>
+      <w:lvlText w:val=""/>
+      <w:lvlJc w:val="left"/>
+      <w:pPr>
+        <w:tabs>
+          <w:tab w:val="num" w:pos="720"/>
+        </w:tabs>
+        <w:ind w:left="720" w:hanging="360"/>
+      </w:pPr>
+      <w:rPr>
+        <w:rFonts w:ascii="Symbol" w:hAnsi="Symbol" w:hint="default"/>
+        <w:sz w:val="20"/>
+      </w:rPr>
+    </w:lvl>
+    <w:lvl w:ilvl="1" w:tentative="1">
+      <w:start w:val="1"/>
+      <w:numFmt w:val="bullet"/>
+      <w:lvlText w:val="o"/>
+      <w:lvlJc w:val="left"/>
+      <w:pPr>
+        <w:tabs>
+          <w:tab w:val="num" w:pos="1440"/>
+        </w:tabs>
+        <w:ind w:left="1440" w:hanging="360"/>
+      </w:pPr>
+      <w:rPr>
+        <w:rFonts w:ascii="Courier New" w:hAnsi="Courier New" w:hint="default"/>
+        <w:sz w:val="20"/>
+      </w:rPr>
+    </w:lvl>
+    <w:lvl w:ilvl="2" w:tentative="1">
+      <w:start w:val="1"/>
+      <w:numFmt w:val="bullet"/>
+      <w:lvlText w:val=""/>
+      <w:lvlJc w:val="left"/>
+      <w:pPr>
+        <w:tabs>
+          <w:tab w:val="num" w:pos="2160"/>
+        </w:tabs>
+        <w:ind w:left="2160" w:hanging="360"/>
+      </w:pPr>
+      <w:rPr>
+        <w:rFonts w:ascii="Wingdings" w:hAnsi="Wingdings" w:hint="default"/>
+        <w:sz w:val="20"/>
+      </w:rPr>
+    </w:lvl>
+    <w:lvl w:ilvl="3" w:tentative="1">
+      <w:start w:val="1"/>
+      <w:numFmt w:val="bullet"/>
+      <w:lvlText w:val=""/>
+      <w:lvlJc w:val="left"/>
+      <w:pPr>
+        <w:tabs>
+          <w:tab w:val="num" w:pos="2880"/>
+        </w:tabs>
+        <w:ind w:left="2880" w:hanging="360"/>
+      </w:pPr>
+      <w:rPr>
+        <w:rFonts w:ascii="Wingdings" w:hAnsi="Wingdings" w:hint="default"/>
+        <w:sz w:val="20"/>
+      </w:rPr>
+    </w:lvl>
+    <w:lvl w:ilvl="4" w:tentative="1">
+      <w:start w:val="1"/>
+      <w:numFmt w:val="bullet"/>
+      <w:lvlText w:val=""/>
+      <w:lvlJc w:val="left"/>
+      <w:pPr>
+        <w:tabs>
+          <w:tab w:val="num" w:pos="3600"/>
+        </w:tabs>
+        <w:ind w:left="3600" w:hanging="360"/>
+      </w:pPr>
+      <w:rPr>
+        <w:rFonts w:ascii="Wingdings" w:hAnsi="Wingdings" w:hint="default"/>
+        <w:sz w:val="20"/>
+      </w:rPr>
+    </w:lvl>
+    <w:lvl w:ilvl="5" w:tentative="1">
+      <w:start w:val="1"/>
+      <w:numFmt w:val="bullet"/>
+      <w:lvlText w:val=""/>
+      <w:lvlJc w:val="left"/>
+      <w:pPr>
+        <w:tabs>
+          <w:tab w:val="num" w:pos="4320"/>
+        </w:tabs>
+        <w:ind w:left="4320" w:hanging="360"/>
+      </w:pPr>
+      <w:rPr>
+        <w:rFonts w:ascii="Wingdings" w:hAnsi="Wingdings" w:hint="default"/>
+        <w:sz w:val="20"/>
+      </w:rPr>
+    </w:lvl>
+    <w:lvl w:ilvl="6" w:tentative="1">
+      <w:start w:val="1"/>
+      <w:numFmt w:val="bullet"/>
+      <w:lvlText w:val=""/>
+      <w:lvlJc w:val="left"/>
+      <w:pPr>
+        <w:tabs>
+          <w:tab w:val="num" w:pos="5040"/>
+        </w:tabs>
+        <w:ind w:left="5040" w:hanging="360"/>
+      </w:pPr>
+      <w:rPr>
+        <w:rFonts w:ascii="Wingdings" w:hAnsi="Wingdings" w:hint="default"/>
+        <w:sz w:val="20"/>
+      </w:rPr>
+    </w:lvl>
+    <w:lvl w:ilvl="7" w:tentative="1">
+      <w:start w:val="1"/>
+      <w:numFmt w:val="bullet"/>
+      <w:lvlText w:val=""/>
+      <w:lvlJc w:val="left"/>
+      <w:pPr>
+        <w:tabs>
+          <w:tab w:val="num" w:pos="5760"/>
+        </w:tabs>
+        <w:ind w:left="5760" w:hanging="360"/>
+      </w:pPr>
+      <w:rPr>
+        <w:rFonts w:ascii="Wingdings" w:hAnsi="Wingdings" w:hint="default"/>
+        <w:sz w:val="20"/>
+      </w:rPr>
+    </w:lvl>
+    <w:lvl w:ilvl="8" w:tentative="1">
+      <w:start w:val="1"/>
+      <w:numFmt w:val="bullet"/>
+      <w:lvlText w:val=""/>
+      <w:lvlJc w:val="left"/>
+      <w:pPr>
+        <w:tabs>
+          <w:tab w:val="num" w:pos="6480"/>
+        </w:tabs>
+        <w:ind w:left="6480" w:hanging="360"/>
+      </w:pPr>
+      <w:rPr>
+        <w:rFonts w:ascii="Wingdings" w:hAnsi="Wingdings" w:hint="default"/>
+        <w:sz w:val="20"/>
+      </w:rPr>
+    </w:lvl>
+  </w:abstractNum>
+  <w:abstractNum w:abstractNumId="14" w15:restartNumberingAfterBreak="0">
+    <w:nsid w:val="1C9364AF"/>
+    <w:multiLevelType w:val="multilevel"/>
+    <w:tmpl w:val="CE7C0370"/>
+    <w:lvl w:ilvl="0">
+      <w:start w:val="1"/>
+      <w:numFmt w:val="decimal"/>
+      <w:lvlText w:val="%1."/>
+      <w:lvlJc w:val="left"/>
+      <w:pPr>
+        <w:tabs>
+          <w:tab w:val="num" w:pos="720"/>
+        </w:tabs>
+        <w:ind w:left="720" w:hanging="360"/>
+      </w:pPr>
+    </w:lvl>
+    <w:lvl w:ilvl="1" w:tentative="1">
+      <w:start w:val="1"/>
+      <w:numFmt w:val="decimal"/>
+      <w:lvlText w:val="%2."/>
+      <w:lvlJc w:val="left"/>
+      <w:pPr>
+        <w:tabs>
+          <w:tab w:val="num" w:pos="1440"/>
+        </w:tabs>
+        <w:ind w:left="1440" w:hanging="360"/>
+      </w:pPr>
+    </w:lvl>
+    <w:lvl w:ilvl="2" w:tentative="1">
+      <w:start w:val="1"/>
+      <w:numFmt w:val="decimal"/>
+      <w:lvlText w:val="%3."/>
+      <w:lvlJc w:val="left"/>
+      <w:pPr>
+        <w:tabs>
+          <w:tab w:val="num" w:pos="2160"/>
+        </w:tabs>
+        <w:ind w:left="2160" w:hanging="360"/>
+      </w:pPr>
+    </w:lvl>
+    <w:lvl w:ilvl="3" w:tentative="1">
+      <w:start w:val="1"/>
+      <w:numFmt w:val="decimal"/>
+      <w:lvlText w:val="%4."/>
+      <w:lvlJc w:val="left"/>
+      <w:pPr>
+        <w:tabs>
+          <w:tab w:val="num" w:pos="2880"/>
+        </w:tabs>
+        <w:ind w:left="2880" w:hanging="360"/>
+      </w:pPr>
+    </w:lvl>
+    <w:lvl w:ilvl="4" w:tentative="1">
+      <w:start w:val="1"/>
+      <w:numFmt w:val="decimal"/>
+      <w:lvlText w:val="%5."/>
+      <w:lvlJc w:val="left"/>
+      <w:pPr>
+        <w:tabs>
+          <w:tab w:val="num" w:pos="3600"/>
+        </w:tabs>
+        <w:ind w:left="3600" w:hanging="360"/>
+      </w:pPr>
+    </w:lvl>
+    <w:lvl w:ilvl="5" w:tentative="1">
+      <w:start w:val="1"/>
+      <w:numFmt w:val="decimal"/>
+      <w:lvlText w:val="%6."/>
+      <w:lvlJc w:val="left"/>
+      <w:pPr>
+        <w:tabs>
+          <w:tab w:val="num" w:pos="4320"/>
+        </w:tabs>
+        <w:ind w:left="4320" w:hanging="360"/>
+      </w:pPr>
+    </w:lvl>
+    <w:lvl w:ilvl="6" w:tentative="1">
+      <w:start w:val="1"/>
+      <w:numFmt w:val="decimal"/>
+      <w:lvlText w:val="%7."/>
+      <w:lvlJc w:val="left"/>
+      <w:pPr>
+        <w:tabs>
+          <w:tab w:val="num" w:pos="5040"/>
+        </w:tabs>
+        <w:ind w:left="5040" w:hanging="360"/>
+      </w:pPr>
+    </w:lvl>
+    <w:lvl w:ilvl="7" w:tentative="1">
+      <w:start w:val="1"/>
+      <w:numFmt w:val="decimal"/>
+      <w:lvlText w:val="%8."/>
+      <w:lvlJc w:val="left"/>
+      <w:pPr>
+        <w:tabs>
+          <w:tab w:val="num" w:pos="5760"/>
+        </w:tabs>
+        <w:ind w:left="5760" w:hanging="360"/>
+      </w:pPr>
+    </w:lvl>
+    <w:lvl w:ilvl="8" w:tentative="1">
+      <w:start w:val="1"/>
+      <w:numFmt w:val="decimal"/>
+      <w:lvlText w:val="%9."/>
+      <w:lvlJc w:val="left"/>
+      <w:pPr>
+        <w:tabs>
+          <w:tab w:val="num" w:pos="6480"/>
+        </w:tabs>
+        <w:ind w:left="6480" w:hanging="360"/>
+      </w:pPr>
+    </w:lvl>
+  </w:abstractNum>
+  <w:abstractNum w:abstractNumId="15" w15:restartNumberingAfterBreak="0">
     <w:nsid w:val="1F564DF1"/>
     <w:multiLevelType w:val="multilevel"/>
     <w:tmpl w:val="B596AA1C"/>
@@ -25232,7 +26697,7 @@
       </w:rPr>
     </w:lvl>
   </w:abstractNum>
-  <w:abstractNum w:abstractNumId="14" w15:restartNumberingAfterBreak="0">
+  <w:abstractNum w:abstractNumId="16" w15:restartNumberingAfterBreak="0">
     <w:nsid w:val="29DF1325"/>
     <w:multiLevelType w:val="multilevel"/>
     <w:tmpl w:val="37169D22"/>
@@ -25345,7 +26810,7 @@
       </w:pPr>
     </w:lvl>
   </w:abstractNum>
-  <w:abstractNum w:abstractNumId="15" w15:restartNumberingAfterBreak="0">
+  <w:abstractNum w:abstractNumId="17" w15:restartNumberingAfterBreak="0">
     <w:nsid w:val="2B1E6729"/>
     <w:multiLevelType w:val="multilevel"/>
     <w:tmpl w:val="DE90F7B6"/>
@@ -25458,7 +26923,7 @@
       </w:pPr>
     </w:lvl>
   </w:abstractNum>
-  <w:abstractNum w:abstractNumId="16" w15:restartNumberingAfterBreak="0">
+  <w:abstractNum w:abstractNumId="18" w15:restartNumberingAfterBreak="0">
     <w:nsid w:val="2BF5247C"/>
     <w:multiLevelType w:val="multilevel"/>
     <w:tmpl w:val="DAA80C4E"/>
@@ -25571,7 +27036,7 @@
       </w:pPr>
     </w:lvl>
   </w:abstractNum>
-  <w:abstractNum w:abstractNumId="17" w15:restartNumberingAfterBreak="0">
+  <w:abstractNum w:abstractNumId="19" w15:restartNumberingAfterBreak="0">
     <w:nsid w:val="2CC837FC"/>
     <w:multiLevelType w:val="multilevel"/>
     <w:tmpl w:val="F2925D28"/>
@@ -25720,7 +27185,7 @@
       </w:rPr>
     </w:lvl>
   </w:abstractNum>
-  <w:abstractNum w:abstractNumId="18" w15:restartNumberingAfterBreak="0">
+  <w:abstractNum w:abstractNumId="20" w15:restartNumberingAfterBreak="0">
     <w:nsid w:val="30F5671C"/>
     <w:multiLevelType w:val="multilevel"/>
     <w:tmpl w:val="CDD4DB56"/>
@@ -25869,7 +27334,7 @@
       </w:rPr>
     </w:lvl>
   </w:abstractNum>
-  <w:abstractNum w:abstractNumId="19" w15:restartNumberingAfterBreak="0">
+  <w:abstractNum w:abstractNumId="21" w15:restartNumberingAfterBreak="0">
     <w:nsid w:val="32180E9D"/>
     <w:multiLevelType w:val="multilevel"/>
     <w:tmpl w:val="A740BDA6"/>
@@ -26018,7 +27483,7 @@
       </w:rPr>
     </w:lvl>
   </w:abstractNum>
-  <w:abstractNum w:abstractNumId="20" w15:restartNumberingAfterBreak="0">
+  <w:abstractNum w:abstractNumId="22" w15:restartNumberingAfterBreak="0">
     <w:nsid w:val="32657EC3"/>
     <w:multiLevelType w:val="multilevel"/>
     <w:tmpl w:val="9F005220"/>
@@ -26167,7 +27632,7 @@
       </w:rPr>
     </w:lvl>
   </w:abstractNum>
-  <w:abstractNum w:abstractNumId="21" w15:restartNumberingAfterBreak="0">
+  <w:abstractNum w:abstractNumId="23" w15:restartNumberingAfterBreak="0">
     <w:nsid w:val="326D4E4A"/>
     <w:multiLevelType w:val="multilevel"/>
     <w:tmpl w:val="8642F19C"/>
@@ -26280,7 +27745,7 @@
       </w:pPr>
     </w:lvl>
   </w:abstractNum>
-  <w:abstractNum w:abstractNumId="22" w15:restartNumberingAfterBreak="0">
+  <w:abstractNum w:abstractNumId="24" w15:restartNumberingAfterBreak="0">
     <w:nsid w:val="34281421"/>
     <w:multiLevelType w:val="multilevel"/>
     <w:tmpl w:val="FA4A835C"/>
@@ -26429,7 +27894,7 @@
       </w:rPr>
     </w:lvl>
   </w:abstractNum>
-  <w:abstractNum w:abstractNumId="23" w15:restartNumberingAfterBreak="0">
+  <w:abstractNum w:abstractNumId="25" w15:restartNumberingAfterBreak="0">
     <w:nsid w:val="35037B4D"/>
     <w:multiLevelType w:val="multilevel"/>
     <w:tmpl w:val="25A45094"/>
@@ -26578,7 +28043,7 @@
       </w:rPr>
     </w:lvl>
   </w:abstractNum>
-  <w:abstractNum w:abstractNumId="24" w15:restartNumberingAfterBreak="0">
+  <w:abstractNum w:abstractNumId="26" w15:restartNumberingAfterBreak="0">
     <w:nsid w:val="368F3C4C"/>
     <w:multiLevelType w:val="multilevel"/>
     <w:tmpl w:val="EC5E60B6"/>
@@ -26727,7 +28192,7 @@
       </w:rPr>
     </w:lvl>
   </w:abstractNum>
-  <w:abstractNum w:abstractNumId="25" w15:restartNumberingAfterBreak="0">
+  <w:abstractNum w:abstractNumId="27" w15:restartNumberingAfterBreak="0">
     <w:nsid w:val="38525D97"/>
     <w:multiLevelType w:val="multilevel"/>
     <w:tmpl w:val="547C83F2"/>
@@ -26876,7 +28341,7 @@
       </w:rPr>
     </w:lvl>
   </w:abstractNum>
-  <w:abstractNum w:abstractNumId="26" w15:restartNumberingAfterBreak="0">
+  <w:abstractNum w:abstractNumId="28" w15:restartNumberingAfterBreak="0">
     <w:nsid w:val="3BCC4E85"/>
     <w:multiLevelType w:val="multilevel"/>
     <w:tmpl w:val="216211A8"/>
@@ -27025,7 +28490,7 @@
       </w:rPr>
     </w:lvl>
   </w:abstractNum>
-  <w:abstractNum w:abstractNumId="27" w15:restartNumberingAfterBreak="0">
+  <w:abstractNum w:abstractNumId="29" w15:restartNumberingAfterBreak="0">
     <w:nsid w:val="41907999"/>
     <w:multiLevelType w:val="multilevel"/>
     <w:tmpl w:val="65504056"/>
@@ -27138,7 +28603,7 @@
       </w:pPr>
     </w:lvl>
   </w:abstractNum>
-  <w:abstractNum w:abstractNumId="28" w15:restartNumberingAfterBreak="0">
+  <w:abstractNum w:abstractNumId="30" w15:restartNumberingAfterBreak="0">
     <w:nsid w:val="445369B7"/>
     <w:multiLevelType w:val="multilevel"/>
     <w:tmpl w:val="A76EBA7C"/>
@@ -27287,7 +28752,7 @@
       </w:rPr>
     </w:lvl>
   </w:abstractNum>
-  <w:abstractNum w:abstractNumId="29" w15:restartNumberingAfterBreak="0">
+  <w:abstractNum w:abstractNumId="31" w15:restartNumberingAfterBreak="0">
     <w:nsid w:val="586610AB"/>
     <w:multiLevelType w:val="multilevel"/>
     <w:tmpl w:val="54AA77F4"/>
@@ -27400,7 +28865,7 @@
       </w:pPr>
     </w:lvl>
   </w:abstractNum>
-  <w:abstractNum w:abstractNumId="30" w15:restartNumberingAfterBreak="0">
+  <w:abstractNum w:abstractNumId="32" w15:restartNumberingAfterBreak="0">
     <w:nsid w:val="5B5A6620"/>
     <w:multiLevelType w:val="multilevel"/>
     <w:tmpl w:val="655AB44C"/>
@@ -27513,7 +28978,7 @@
       </w:pPr>
     </w:lvl>
   </w:abstractNum>
-  <w:abstractNum w:abstractNumId="31" w15:restartNumberingAfterBreak="0">
+  <w:abstractNum w:abstractNumId="33" w15:restartNumberingAfterBreak="0">
     <w:nsid w:val="5BFC2A2B"/>
     <w:multiLevelType w:val="multilevel"/>
     <w:tmpl w:val="F68044EC"/>
@@ -27626,7 +29091,7 @@
       </w:pPr>
     </w:lvl>
   </w:abstractNum>
-  <w:abstractNum w:abstractNumId="32" w15:restartNumberingAfterBreak="0">
+  <w:abstractNum w:abstractNumId="34" w15:restartNumberingAfterBreak="0">
     <w:nsid w:val="5DFF40AE"/>
     <w:multiLevelType w:val="multilevel"/>
     <w:tmpl w:val="3D86B8D8"/>
@@ -27775,7 +29240,7 @@
       </w:rPr>
     </w:lvl>
   </w:abstractNum>
-  <w:abstractNum w:abstractNumId="33" w15:restartNumberingAfterBreak="0">
+  <w:abstractNum w:abstractNumId="35" w15:restartNumberingAfterBreak="0">
     <w:nsid w:val="5F436771"/>
     <w:multiLevelType w:val="multilevel"/>
     <w:tmpl w:val="3320C6A2"/>
@@ -27888,7 +29353,7 @@
       </w:pPr>
     </w:lvl>
   </w:abstractNum>
-  <w:abstractNum w:abstractNumId="34" w15:restartNumberingAfterBreak="0">
+  <w:abstractNum w:abstractNumId="36" w15:restartNumberingAfterBreak="0">
     <w:nsid w:val="60E335AB"/>
     <w:multiLevelType w:val="multilevel"/>
     <w:tmpl w:val="22AC81BE"/>
@@ -28001,7 +29466,7 @@
       </w:pPr>
     </w:lvl>
   </w:abstractNum>
-  <w:abstractNum w:abstractNumId="35" w15:restartNumberingAfterBreak="0">
+  <w:abstractNum w:abstractNumId="37" w15:restartNumberingAfterBreak="0">
     <w:nsid w:val="66811F00"/>
     <w:multiLevelType w:val="multilevel"/>
     <w:tmpl w:val="D24C34E4"/>
@@ -28114,7 +29579,7 @@
       </w:pPr>
     </w:lvl>
   </w:abstractNum>
-  <w:abstractNum w:abstractNumId="36" w15:restartNumberingAfterBreak="0">
+  <w:abstractNum w:abstractNumId="38" w15:restartNumberingAfterBreak="0">
     <w:nsid w:val="6A150506"/>
     <w:multiLevelType w:val="multilevel"/>
     <w:tmpl w:val="A96C2FBC"/>
@@ -28227,7 +29692,7 @@
       </w:pPr>
     </w:lvl>
   </w:abstractNum>
-  <w:abstractNum w:abstractNumId="37" w15:restartNumberingAfterBreak="0">
+  <w:abstractNum w:abstractNumId="39" w15:restartNumberingAfterBreak="0">
     <w:nsid w:val="6B2B18FE"/>
     <w:multiLevelType w:val="multilevel"/>
     <w:tmpl w:val="0BDE9AF8"/>
@@ -28340,7 +29805,7 @@
       </w:pPr>
     </w:lvl>
   </w:abstractNum>
-  <w:abstractNum w:abstractNumId="38" w15:restartNumberingAfterBreak="0">
+  <w:abstractNum w:abstractNumId="40" w15:restartNumberingAfterBreak="0">
     <w:nsid w:val="6DBE51C3"/>
     <w:multiLevelType w:val="multilevel"/>
     <w:tmpl w:val="F14C8AF0"/>
@@ -28453,7 +29918,7 @@
       </w:pPr>
     </w:lvl>
   </w:abstractNum>
-  <w:abstractNum w:abstractNumId="39" w15:restartNumberingAfterBreak="0">
+  <w:abstractNum w:abstractNumId="41" w15:restartNumberingAfterBreak="0">
     <w:nsid w:val="74967BA0"/>
     <w:multiLevelType w:val="multilevel"/>
     <w:tmpl w:val="022A8502"/>
@@ -28602,7 +30067,7 @@
       </w:rPr>
     </w:lvl>
   </w:abstractNum>
-  <w:abstractNum w:abstractNumId="40" w15:restartNumberingAfterBreak="0">
+  <w:abstractNum w:abstractNumId="42" w15:restartNumberingAfterBreak="0">
     <w:nsid w:val="772108D7"/>
     <w:multiLevelType w:val="multilevel"/>
     <w:tmpl w:val="AED6F526"/>
@@ -28715,7 +30180,7 @@
       </w:pPr>
     </w:lvl>
   </w:abstractNum>
-  <w:abstractNum w:abstractNumId="41" w15:restartNumberingAfterBreak="0">
+  <w:abstractNum w:abstractNumId="43" w15:restartNumberingAfterBreak="0">
     <w:nsid w:val="78F23F18"/>
     <w:multiLevelType w:val="multilevel"/>
     <w:tmpl w:val="91169836"/>
@@ -28828,7 +30293,7 @@
       </w:pPr>
     </w:lvl>
   </w:abstractNum>
-  <w:abstractNum w:abstractNumId="42" w15:restartNumberingAfterBreak="0">
+  <w:abstractNum w:abstractNumId="44" w15:restartNumberingAfterBreak="0">
     <w:nsid w:val="79865D90"/>
     <w:multiLevelType w:val="multilevel"/>
     <w:tmpl w:val="4C8E399E"/>
@@ -28941,7 +30406,7 @@
       </w:pPr>
     </w:lvl>
   </w:abstractNum>
-  <w:abstractNum w:abstractNumId="43" w15:restartNumberingAfterBreak="0">
+  <w:abstractNum w:abstractNumId="45" w15:restartNumberingAfterBreak="0">
     <w:nsid w:val="7A666CB5"/>
     <w:multiLevelType w:val="multilevel"/>
     <w:tmpl w:val="5602EB2E"/>
@@ -29091,7 +30556,7 @@
     </w:lvl>
   </w:abstractNum>
   <w:num w:numId="1" w16cid:durableId="1099566421">
-    <w:abstractNumId w:val="25"/>
+    <w:abstractNumId w:val="27"/>
   </w:num>
   <w:num w:numId="2" w16cid:durableId="2116751180">
     <w:abstractNumId w:val="10"/>
@@ -29100,61 +30565,61 @@
     <w:abstractNumId w:val="7"/>
   </w:num>
   <w:num w:numId="4" w16cid:durableId="49109621">
-    <w:abstractNumId w:val="18"/>
+    <w:abstractNumId w:val="20"/>
   </w:num>
   <w:num w:numId="5" w16cid:durableId="1631398879">
-    <w:abstractNumId w:val="24"/>
+    <w:abstractNumId w:val="26"/>
   </w:num>
   <w:num w:numId="6" w16cid:durableId="1628199336">
-    <w:abstractNumId w:val="23"/>
+    <w:abstractNumId w:val="25"/>
   </w:num>
   <w:num w:numId="7" w16cid:durableId="1074161061">
-    <w:abstractNumId w:val="27"/>
+    <w:abstractNumId w:val="29"/>
   </w:num>
   <w:num w:numId="8" w16cid:durableId="1518034576">
-    <w:abstractNumId w:val="41"/>
+    <w:abstractNumId w:val="43"/>
   </w:num>
   <w:num w:numId="9" w16cid:durableId="1561164621">
     <w:abstractNumId w:val="9"/>
   </w:num>
   <w:num w:numId="10" w16cid:durableId="1690449380">
-    <w:abstractNumId w:val="14"/>
+    <w:abstractNumId w:val="16"/>
   </w:num>
   <w:num w:numId="11" w16cid:durableId="1359697395">
     <w:abstractNumId w:val="11"/>
   </w:num>
   <w:num w:numId="12" w16cid:durableId="1559971753">
-    <w:abstractNumId w:val="33"/>
+    <w:abstractNumId w:val="35"/>
   </w:num>
   <w:num w:numId="13" w16cid:durableId="1625500408">
-    <w:abstractNumId w:val="34"/>
+    <w:abstractNumId w:val="36"/>
   </w:num>
   <w:num w:numId="14" w16cid:durableId="1103452895">
     <w:abstractNumId w:val="12"/>
   </w:num>
   <w:num w:numId="15" w16cid:durableId="1325015138">
+    <w:abstractNumId w:val="33"/>
+  </w:num>
+  <w:num w:numId="16" w16cid:durableId="889653411">
+    <w:abstractNumId w:val="37"/>
+  </w:num>
+  <w:num w:numId="17" w16cid:durableId="1952055407">
+    <w:abstractNumId w:val="44"/>
+  </w:num>
+  <w:num w:numId="18" w16cid:durableId="942152649">
     <w:abstractNumId w:val="31"/>
   </w:num>
-  <w:num w:numId="16" w16cid:durableId="889653411">
-    <w:abstractNumId w:val="35"/>
-  </w:num>
-  <w:num w:numId="17" w16cid:durableId="1952055407">
-    <w:abstractNumId w:val="42"/>
-  </w:num>
-  <w:num w:numId="18" w16cid:durableId="942152649">
-    <w:abstractNumId w:val="29"/>
-  </w:num>
   <w:num w:numId="19" w16cid:durableId="157113166">
-    <w:abstractNumId w:val="20"/>
+    <w:abstractNumId w:val="22"/>
   </w:num>
   <w:num w:numId="20" w16cid:durableId="586619119">
-    <w:abstractNumId w:val="39"/>
+    <w:abstractNumId w:val="41"/>
   </w:num>
   <w:num w:numId="21" w16cid:durableId="10840090">
-    <w:abstractNumId w:val="22"/>
+    <w:abstractNumId w:val="24"/>
   </w:num>
   <w:num w:numId="22" w16cid:durableId="1623464123">
-    <w:abstractNumId w:val="43"/>
+    <w:abstractNumId w:val="45"/>
   </w:num>
   <w:num w:numId="23" w16cid:durableId="1779173879">
     <w:abstractNumId w:val="0"/>
@@ -29166,43 +30631,43 @@
     <w:abstractNumId w:val="2"/>
   </w:num>
   <w:num w:numId="26" w16cid:durableId="1153520976">
-    <w:abstractNumId w:val="16"/>
+    <w:abstractNumId w:val="18"/>
   </w:num>
   <w:num w:numId="27" w16cid:durableId="837771531">
+    <w:abstractNumId w:val="42"/>
+  </w:num>
+  <w:num w:numId="28" w16cid:durableId="1471630325">
+    <w:abstractNumId w:val="23"/>
+  </w:num>
+  <w:num w:numId="29" w16cid:durableId="1352681797">
+    <w:abstractNumId w:val="17"/>
+  </w:num>
+  <w:num w:numId="30" w16cid:durableId="1148403827">
     <w:abstractNumId w:val="40"/>
   </w:num>
-  <w:num w:numId="28" w16cid:durableId="1471630325">
+  <w:num w:numId="31" w16cid:durableId="286357560">
     <w:abstractNumId w:val="21"/>
   </w:num>
-  <w:num w:numId="29" w16cid:durableId="1352681797">
+  <w:num w:numId="32" w16cid:durableId="1699963023">
+    <w:abstractNumId w:val="34"/>
+  </w:num>
+  <w:num w:numId="33" w16cid:durableId="1059791945">
     <w:abstractNumId w:val="15"/>
   </w:num>
-  <w:num w:numId="30" w16cid:durableId="1148403827">
+  <w:num w:numId="34" w16cid:durableId="1354721593">
     <w:abstractNumId w:val="38"/>
-  </w:num>
-  <w:num w:numId="31" w16cid:durableId="286357560">
-    <w:abstractNumId w:val="19"/>
-  </w:num>
-  <w:num w:numId="32" w16cid:durableId="1699963023">
-    <w:abstractNumId w:val="32"/>
-  </w:num>
-  <w:num w:numId="33" w16cid:durableId="1059791945">
-    <w:abstractNumId w:val="13"/>
-  </w:num>
-  <w:num w:numId="34" w16cid:durableId="1354721593">
-    <w:abstractNumId w:val="36"/>
   </w:num>
   <w:num w:numId="35" w16cid:durableId="1637828997">
     <w:abstractNumId w:val="3"/>
   </w:num>
   <w:num w:numId="36" w16cid:durableId="394544842">
-    <w:abstractNumId w:val="17"/>
+    <w:abstractNumId w:val="19"/>
   </w:num>
   <w:num w:numId="37" w16cid:durableId="1363284568">
-    <w:abstractNumId w:val="37"/>
+    <w:abstractNumId w:val="39"/>
   </w:num>
   <w:num w:numId="38" w16cid:durableId="1716586183">
-    <w:abstractNumId w:val="26"/>
+    <w:abstractNumId w:val="28"/>
   </w:num>
   <w:num w:numId="39" w16cid:durableId="92239824">
     <w:abstractNumId w:val="8"/>
@@ -29214,13 +30679,19 @@
     <w:abstractNumId w:val="6"/>
   </w:num>
   <w:num w:numId="42" w16cid:durableId="578828978">
-    <w:abstractNumId w:val="30"/>
+    <w:abstractNumId w:val="32"/>
   </w:num>
   <w:num w:numId="43" w16cid:durableId="1780223200">
-    <w:abstractNumId w:val="28"/>
+    <w:abstractNumId w:val="30"/>
   </w:num>
   <w:num w:numId="44" w16cid:durableId="897936573">
     <w:abstractNumId w:val="4"/>
+  </w:num>
+  <w:num w:numId="45" w16cid:durableId="792096799">
+    <w:abstractNumId w:val="14"/>
+  </w:num>
+  <w:num w:numId="46" w16cid:durableId="1733044796">
+    <w:abstractNumId w:val="13"/>
   </w:num>
 </w:numbering>
 </file>

--- a/extra notes.docx
+++ b/extra notes.docx
@@ -24498,6 +24498,1443 @@
     <w:p>
       <w:pPr>
         <w:rPr>
+          <w:b/>
+          <w:bCs/>
+          <w:color w:val="EE0000"/>
+        </w:rPr>
+      </w:pPr>
+      <w:r>
+        <w:rPr>
+          <w:b/>
+          <w:bCs/>
+          <w:color w:val="EE0000"/>
+          <w:highlight w:val="yellow"/>
+        </w:rPr>
+        <w:t>The Secret ML Operator: The Matrix Multiplier (@)</w:t>
+      </w:r>
+    </w:p>
+    <w:p>
+      <w:pPr>
+        <w:rPr>
+          <w:color w:val="000000" w:themeColor="text1"/>
+        </w:rPr>
+      </w:pPr>
+      <w:r>
+        <w:rPr>
+          <w:color w:val="000000" w:themeColor="text1"/>
+        </w:rPr>
+        <w:t xml:space="preserve">If you look at a standard list of Python operators, you will see +, -, *, and /. But in Python 3.5, the creators added a </w:t>
+      </w:r>
+      <w:proofErr w:type="gramStart"/>
+      <w:r>
+        <w:rPr>
+          <w:color w:val="000000" w:themeColor="text1"/>
+        </w:rPr>
+        <w:t>brand new</w:t>
+      </w:r>
+      <w:proofErr w:type="gramEnd"/>
+      <w:r>
+        <w:rPr>
+          <w:color w:val="000000" w:themeColor="text1"/>
+        </w:rPr>
+        <w:t xml:space="preserve"> operator specifically because Machine Learning engineers begged them for it: </w:t>
+      </w:r>
+      <w:r>
+        <w:rPr>
+          <w:b/>
+          <w:bCs/>
+          <w:color w:val="000000" w:themeColor="text1"/>
+        </w:rPr>
+        <w:t>The @ symbol</w:t>
+      </w:r>
+      <w:r>
+        <w:rPr>
+          <w:color w:val="000000" w:themeColor="text1"/>
+        </w:rPr>
+        <w:t>.</w:t>
+      </w:r>
+    </w:p>
+    <w:p>
+      <w:pPr>
+        <w:rPr>
+          <w:color w:val="000000" w:themeColor="text1"/>
+        </w:rPr>
+      </w:pPr>
+      <w:r>
+        <w:rPr>
+          <w:color w:val="000000" w:themeColor="text1"/>
+        </w:rPr>
+        <w:t>In Machine Learning, you don't just multiply single numbers. You multiply massive grids of numbers (called Matrices) together.</w:t>
+      </w:r>
+    </w:p>
+    <w:p>
+      <w:pPr>
+        <w:rPr>
+          <w:color w:val="000000" w:themeColor="text1"/>
+          <w:highlight w:val="yellow"/>
+        </w:rPr>
+      </w:pPr>
+      <w:r>
+        <w:rPr>
+          <w:color w:val="000000" w:themeColor="text1"/>
+          <w:highlight w:val="yellow"/>
+        </w:rPr>
+        <w:t>Python</w:t>
+      </w:r>
+    </w:p>
+    <w:p>
+      <w:pPr>
+        <w:rPr>
+          <w:color w:val="000000" w:themeColor="text1"/>
+          <w:highlight w:val="yellow"/>
+        </w:rPr>
+      </w:pPr>
+      <w:r>
+        <w:rPr>
+          <w:color w:val="000000" w:themeColor="text1"/>
+          <w:highlight w:val="yellow"/>
+        </w:rPr>
+        <w:t># If you have two matrices (grids of numbers) in an ML library like NumPy:</w:t>
+      </w:r>
+    </w:p>
+    <w:p>
+      <w:pPr>
+        <w:rPr>
+          <w:color w:val="000000" w:themeColor="text1"/>
+          <w:highlight w:val="yellow"/>
+        </w:rPr>
+      </w:pPr>
+      <w:proofErr w:type="spellStart"/>
+      <w:r>
+        <w:rPr>
+          <w:color w:val="000000" w:themeColor="text1"/>
+          <w:highlight w:val="yellow"/>
+        </w:rPr>
+        <w:t>grid_A</w:t>
+      </w:r>
+      <w:proofErr w:type="spellEnd"/>
+      <w:r>
+        <w:rPr>
+          <w:color w:val="000000" w:themeColor="text1"/>
+          <w:highlight w:val="yellow"/>
+        </w:rPr>
+        <w:t xml:space="preserve"> = [ </w:t>
+      </w:r>
+      <w:proofErr w:type="gramStart"/>
+      <w:r>
+        <w:rPr>
+          <w:color w:val="000000" w:themeColor="text1"/>
+          <w:highlight w:val="yellow"/>
+        </w:rPr>
+        <w:t>... ]</w:t>
+      </w:r>
+      <w:proofErr w:type="gramEnd"/>
+    </w:p>
+    <w:p>
+      <w:pPr>
+        <w:rPr>
+          <w:color w:val="000000" w:themeColor="text1"/>
+          <w:highlight w:val="yellow"/>
+        </w:rPr>
+      </w:pPr>
+      <w:proofErr w:type="spellStart"/>
+      <w:r>
+        <w:rPr>
+          <w:color w:val="000000" w:themeColor="text1"/>
+          <w:highlight w:val="yellow"/>
+        </w:rPr>
+        <w:lastRenderedPageBreak/>
+        <w:t>grid_B</w:t>
+      </w:r>
+      <w:proofErr w:type="spellEnd"/>
+      <w:r>
+        <w:rPr>
+          <w:color w:val="000000" w:themeColor="text1"/>
+          <w:highlight w:val="yellow"/>
+        </w:rPr>
+        <w:t xml:space="preserve"> = [ </w:t>
+      </w:r>
+      <w:proofErr w:type="gramStart"/>
+      <w:r>
+        <w:rPr>
+          <w:color w:val="000000" w:themeColor="text1"/>
+          <w:highlight w:val="yellow"/>
+        </w:rPr>
+        <w:t>... ]</w:t>
+      </w:r>
+      <w:proofErr w:type="gramEnd"/>
+    </w:p>
+    <w:p>
+      <w:pPr>
+        <w:rPr>
+          <w:color w:val="000000" w:themeColor="text1"/>
+          <w:highlight w:val="yellow"/>
+        </w:rPr>
+      </w:pPr>
+    </w:p>
+    <w:p>
+      <w:pPr>
+        <w:rPr>
+          <w:color w:val="000000" w:themeColor="text1"/>
+          <w:highlight w:val="yellow"/>
+        </w:rPr>
+      </w:pPr>
+      <w:r>
+        <w:rPr>
+          <w:color w:val="000000" w:themeColor="text1"/>
+          <w:highlight w:val="yellow"/>
+        </w:rPr>
+        <w:t># The @ symbol performs advanced Matrix Multiplication</w:t>
+      </w:r>
+    </w:p>
+    <w:p>
+      <w:pPr>
+        <w:rPr>
+          <w:color w:val="000000" w:themeColor="text1"/>
+        </w:rPr>
+      </w:pPr>
+      <w:r>
+        <w:rPr>
+          <w:color w:val="000000" w:themeColor="text1"/>
+          <w:highlight w:val="yellow"/>
+        </w:rPr>
+        <w:t xml:space="preserve">result = </w:t>
+      </w:r>
+      <w:proofErr w:type="spellStart"/>
+      <w:r>
+        <w:rPr>
+          <w:color w:val="000000" w:themeColor="text1"/>
+          <w:highlight w:val="yellow"/>
+        </w:rPr>
+        <w:t>grid_A</w:t>
+      </w:r>
+      <w:proofErr w:type="spellEnd"/>
+      <w:r>
+        <w:rPr>
+          <w:color w:val="000000" w:themeColor="text1"/>
+          <w:highlight w:val="yellow"/>
+        </w:rPr>
+        <w:t xml:space="preserve"> @ </w:t>
+      </w:r>
+      <w:proofErr w:type="spellStart"/>
+      <w:r>
+        <w:rPr>
+          <w:color w:val="000000" w:themeColor="text1"/>
+          <w:highlight w:val="yellow"/>
+        </w:rPr>
+        <w:t>grid_B</w:t>
+      </w:r>
+      <w:proofErr w:type="spellEnd"/>
+    </w:p>
+    <w:p>
+      <w:pPr>
+        <w:rPr>
+          <w:color w:val="000000" w:themeColor="text1"/>
+        </w:rPr>
+      </w:pPr>
+      <w:r>
+        <w:rPr>
+          <w:b/>
+          <w:bCs/>
+          <w:color w:val="000000" w:themeColor="text1"/>
+        </w:rPr>
+        <w:t>Why you need to know this:</w:t>
+      </w:r>
+      <w:r>
+        <w:rPr>
+          <w:color w:val="000000" w:themeColor="text1"/>
+        </w:rPr>
+        <w:t xml:space="preserve"> If you try to use </w:t>
+      </w:r>
+      <w:proofErr w:type="spellStart"/>
+      <w:r>
+        <w:rPr>
+          <w:color w:val="000000" w:themeColor="text1"/>
+        </w:rPr>
+        <w:t>grid_A</w:t>
+      </w:r>
+      <w:proofErr w:type="spellEnd"/>
+      <w:r>
+        <w:rPr>
+          <w:color w:val="000000" w:themeColor="text1"/>
+        </w:rPr>
+        <w:t xml:space="preserve"> * </w:t>
+      </w:r>
+      <w:proofErr w:type="spellStart"/>
+      <w:r>
+        <w:rPr>
+          <w:color w:val="000000" w:themeColor="text1"/>
+        </w:rPr>
+        <w:t>grid_B</w:t>
+      </w:r>
+      <w:proofErr w:type="spellEnd"/>
+      <w:r>
+        <w:rPr>
+          <w:color w:val="000000" w:themeColor="text1"/>
+        </w:rPr>
+        <w:t>, Python just multiplies the numbers straight across. The @ operator triggers complex linear algebra (Dot Products). You won't use it in basic Python, but the second you start building AI models, @ will be your most used operator.</w:t>
+      </w:r>
+    </w:p>
+    <w:p>
+      <w:pPr>
+        <w:rPr>
+          <w:b/>
+          <w:bCs/>
+          <w:color w:val="000000" w:themeColor="text1"/>
+        </w:rPr>
+      </w:pPr>
+      <w:r>
+        <w:rPr>
+          <w:b/>
+          <w:bCs/>
+          <w:color w:val="000000" w:themeColor="text1"/>
+        </w:rPr>
+        <w:t xml:space="preserve">2. When Math Breaks: </w:t>
+      </w:r>
+      <w:proofErr w:type="spellStart"/>
+      <w:r>
+        <w:rPr>
+          <w:b/>
+          <w:bCs/>
+          <w:color w:val="000000" w:themeColor="text1"/>
+        </w:rPr>
+        <w:t>NaN</w:t>
+      </w:r>
+      <w:proofErr w:type="spellEnd"/>
+      <w:r>
+        <w:rPr>
+          <w:b/>
+          <w:bCs/>
+          <w:color w:val="000000" w:themeColor="text1"/>
+        </w:rPr>
+        <w:t xml:space="preserve"> and Infinity</w:t>
+      </w:r>
+    </w:p>
+    <w:p>
+      <w:pPr>
+        <w:rPr>
+          <w:color w:val="000000" w:themeColor="text1"/>
+        </w:rPr>
+      </w:pPr>
+      <w:r>
+        <w:rPr>
+          <w:color w:val="000000" w:themeColor="text1"/>
+        </w:rPr>
+        <w:t>In Machine Learning, models often train for days. Sometimes, the math equations spiral out of control and the numbers get too big for the computer's RAM.</w:t>
+      </w:r>
+    </w:p>
+    <w:p>
+      <w:pPr>
+        <w:rPr>
+          <w:color w:val="000000" w:themeColor="text1"/>
+        </w:rPr>
+      </w:pPr>
+      <w:r>
+        <w:rPr>
+          <w:color w:val="000000" w:themeColor="text1"/>
+        </w:rPr>
+        <w:t>Python has two special mathematical concepts built into the float data type to handle this without crashing:</w:t>
+      </w:r>
+    </w:p>
+    <w:p>
+      <w:pPr>
+        <w:rPr>
+          <w:color w:val="000000" w:themeColor="text1"/>
+        </w:rPr>
+      </w:pPr>
+      <w:r>
+        <w:rPr>
+          <w:b/>
+          <w:bCs/>
+          <w:color w:val="000000" w:themeColor="text1"/>
+        </w:rPr>
+        <w:t>Infinity (inf)</w:t>
+      </w:r>
+      <w:r>
+        <w:rPr>
+          <w:color w:val="000000" w:themeColor="text1"/>
+        </w:rPr>
+        <w:t xml:space="preserve"> You can actually declare mathematical infinity. If you are trying to find the "lowest score" in a game, you often start the record at infinity, so the very first score is guaranteed to be lower.</w:t>
+      </w:r>
+    </w:p>
+    <w:p>
+      <w:pPr>
+        <w:rPr>
+          <w:color w:val="000000" w:themeColor="text1"/>
+          <w:highlight w:val="yellow"/>
+        </w:rPr>
+      </w:pPr>
+      <w:r>
+        <w:rPr>
+          <w:color w:val="000000" w:themeColor="text1"/>
+          <w:highlight w:val="yellow"/>
+        </w:rPr>
+        <w:t>Python</w:t>
+      </w:r>
+    </w:p>
+    <w:p>
+      <w:pPr>
+        <w:rPr>
+          <w:color w:val="000000" w:themeColor="text1"/>
+          <w:highlight w:val="yellow"/>
+        </w:rPr>
+      </w:pPr>
+      <w:proofErr w:type="spellStart"/>
+      <w:r>
+        <w:rPr>
+          <w:color w:val="000000" w:themeColor="text1"/>
+          <w:highlight w:val="yellow"/>
+        </w:rPr>
+        <w:t>lowest_score</w:t>
+      </w:r>
+      <w:proofErr w:type="spellEnd"/>
+      <w:r>
+        <w:rPr>
+          <w:color w:val="000000" w:themeColor="text1"/>
+          <w:highlight w:val="yellow"/>
+        </w:rPr>
+        <w:t xml:space="preserve"> = float('inf')</w:t>
+      </w:r>
+    </w:p>
+    <w:p>
+      <w:pPr>
+        <w:rPr>
+          <w:color w:val="000000" w:themeColor="text1"/>
+        </w:rPr>
+      </w:pPr>
+      <w:proofErr w:type="spellStart"/>
+      <w:r>
+        <w:rPr>
+          <w:color w:val="000000" w:themeColor="text1"/>
+          <w:highlight w:val="yellow"/>
+        </w:rPr>
+        <w:t>highest_score</w:t>
+      </w:r>
+      <w:proofErr w:type="spellEnd"/>
+      <w:r>
+        <w:rPr>
+          <w:color w:val="000000" w:themeColor="text1"/>
+          <w:highlight w:val="yellow"/>
+        </w:rPr>
+        <w:t xml:space="preserve"> = float('-inf') # Negative infinity</w:t>
+      </w:r>
+    </w:p>
+    <w:p>
+      <w:pPr>
+        <w:rPr>
+          <w:color w:val="000000" w:themeColor="text1"/>
+        </w:rPr>
+      </w:pPr>
+      <w:r>
+        <w:rPr>
+          <w:b/>
+          <w:bCs/>
+          <w:color w:val="000000" w:themeColor="text1"/>
+        </w:rPr>
+        <w:t>Not a Number (</w:t>
+      </w:r>
+      <w:proofErr w:type="spellStart"/>
+      <w:r>
+        <w:rPr>
+          <w:b/>
+          <w:bCs/>
+          <w:color w:val="000000" w:themeColor="text1"/>
+        </w:rPr>
+        <w:t>NaN</w:t>
+      </w:r>
+      <w:proofErr w:type="spellEnd"/>
+      <w:r>
+        <w:rPr>
+          <w:b/>
+          <w:bCs/>
+          <w:color w:val="000000" w:themeColor="text1"/>
+        </w:rPr>
+        <w:t>)</w:t>
+      </w:r>
+      <w:r>
+        <w:rPr>
+          <w:color w:val="000000" w:themeColor="text1"/>
+        </w:rPr>
+        <w:t xml:space="preserve"> If your ML dataset is missing data (like a blank cell in a spreadsheet), or if an equation completely breaks, Python creates a </w:t>
+      </w:r>
+      <w:proofErr w:type="spellStart"/>
+      <w:r>
+        <w:rPr>
+          <w:color w:val="000000" w:themeColor="text1"/>
+        </w:rPr>
+        <w:t>NaN</w:t>
+      </w:r>
+      <w:proofErr w:type="spellEnd"/>
+      <w:r>
+        <w:rPr>
+          <w:color w:val="000000" w:themeColor="text1"/>
+        </w:rPr>
+        <w:t xml:space="preserve"> object.</w:t>
+      </w:r>
+    </w:p>
+    <w:p>
+      <w:pPr>
+        <w:rPr>
+          <w:color w:val="000000" w:themeColor="text1"/>
+          <w:highlight w:val="yellow"/>
+        </w:rPr>
+      </w:pPr>
+      <w:r>
+        <w:rPr>
+          <w:color w:val="000000" w:themeColor="text1"/>
+          <w:highlight w:val="yellow"/>
+        </w:rPr>
+        <w:t>Python</w:t>
+      </w:r>
+    </w:p>
+    <w:p>
+      <w:pPr>
+        <w:rPr>
+          <w:color w:val="000000" w:themeColor="text1"/>
+        </w:rPr>
+      </w:pPr>
+      <w:proofErr w:type="spellStart"/>
+      <w:r>
+        <w:rPr>
+          <w:color w:val="000000" w:themeColor="text1"/>
+          <w:highlight w:val="yellow"/>
+        </w:rPr>
+        <w:t>missing_data</w:t>
+      </w:r>
+      <w:proofErr w:type="spellEnd"/>
+      <w:r>
+        <w:rPr>
+          <w:color w:val="000000" w:themeColor="text1"/>
+          <w:highlight w:val="yellow"/>
+        </w:rPr>
+        <w:t xml:space="preserve"> = float('nan')</w:t>
+      </w:r>
+    </w:p>
+    <w:p>
+      <w:pPr>
+        <w:rPr>
+          <w:color w:val="000000" w:themeColor="text1"/>
+        </w:rPr>
+      </w:pPr>
+      <w:r>
+        <w:rPr>
+          <w:b/>
+          <w:bCs/>
+          <w:color w:val="000000" w:themeColor="text1"/>
+        </w:rPr>
+        <w:t>The FAANG Trap:</w:t>
+      </w:r>
+      <w:r>
+        <w:rPr>
+          <w:color w:val="000000" w:themeColor="text1"/>
+        </w:rPr>
+        <w:t xml:space="preserve"> </w:t>
+      </w:r>
+      <w:proofErr w:type="spellStart"/>
+      <w:r>
+        <w:rPr>
+          <w:color w:val="000000" w:themeColor="text1"/>
+        </w:rPr>
+        <w:t>NaN</w:t>
+      </w:r>
+      <w:proofErr w:type="spellEnd"/>
+      <w:r>
+        <w:rPr>
+          <w:color w:val="000000" w:themeColor="text1"/>
+        </w:rPr>
+        <w:t xml:space="preserve"> acts like a virus. If you add, subtract, or multiply </w:t>
+      </w:r>
+      <w:r>
+        <w:rPr>
+          <w:i/>
+          <w:iCs/>
+          <w:color w:val="000000" w:themeColor="text1"/>
+        </w:rPr>
+        <w:t>any</w:t>
+      </w:r>
+      <w:r>
+        <w:rPr>
+          <w:color w:val="000000" w:themeColor="text1"/>
+        </w:rPr>
+        <w:t xml:space="preserve"> number by </w:t>
+      </w:r>
+      <w:proofErr w:type="spellStart"/>
+      <w:r>
+        <w:rPr>
+          <w:color w:val="000000" w:themeColor="text1"/>
+        </w:rPr>
+        <w:t>NaN</w:t>
+      </w:r>
+      <w:proofErr w:type="spellEnd"/>
+      <w:r>
+        <w:rPr>
+          <w:color w:val="000000" w:themeColor="text1"/>
+        </w:rPr>
+        <w:t xml:space="preserve">, the answer is always </w:t>
+      </w:r>
+      <w:proofErr w:type="spellStart"/>
+      <w:r>
+        <w:rPr>
+          <w:color w:val="000000" w:themeColor="text1"/>
+        </w:rPr>
+        <w:t>NaN</w:t>
+      </w:r>
+      <w:proofErr w:type="spellEnd"/>
+      <w:r>
+        <w:rPr>
+          <w:color w:val="000000" w:themeColor="text1"/>
+        </w:rPr>
+        <w:t xml:space="preserve">. It will silently corrupt your entire Machine Learning model if you don't check for it using </w:t>
+      </w:r>
+      <w:proofErr w:type="spellStart"/>
+      <w:proofErr w:type="gramStart"/>
+      <w:r>
+        <w:rPr>
+          <w:color w:val="000000" w:themeColor="text1"/>
+        </w:rPr>
+        <w:t>math.isnan</w:t>
+      </w:r>
+      <w:proofErr w:type="spellEnd"/>
+      <w:proofErr w:type="gramEnd"/>
+      <w:r>
+        <w:rPr>
+          <w:color w:val="000000" w:themeColor="text1"/>
+        </w:rPr>
+        <w:t>().</w:t>
+      </w:r>
+    </w:p>
+    <w:p>
+      <w:pPr>
+        <w:rPr>
+          <w:b/>
+          <w:bCs/>
+          <w:color w:val="000000" w:themeColor="text1"/>
+        </w:rPr>
+      </w:pPr>
+      <w:r>
+        <w:rPr>
+          <w:b/>
+          <w:bCs/>
+          <w:color w:val="000000" w:themeColor="text1"/>
+        </w:rPr>
+        <w:t>3. Absolute Financial Precision (The Decimal Library)</w:t>
+      </w:r>
+    </w:p>
+    <w:p>
+      <w:pPr>
+        <w:rPr>
+          <w:color w:val="000000" w:themeColor="text1"/>
+        </w:rPr>
+      </w:pPr>
+      <w:r>
+        <w:rPr>
+          <w:color w:val="000000" w:themeColor="text1"/>
+        </w:rPr>
+        <w:t xml:space="preserve">We solved the 0.1 + 0.2 floating-point bug earlier by using </w:t>
+      </w:r>
+      <w:proofErr w:type="spellStart"/>
+      <w:proofErr w:type="gramStart"/>
+      <w:r>
+        <w:rPr>
+          <w:color w:val="000000" w:themeColor="text1"/>
+        </w:rPr>
+        <w:t>math.isclose</w:t>
+      </w:r>
+      <w:proofErr w:type="spellEnd"/>
+      <w:proofErr w:type="gramEnd"/>
+      <w:r>
+        <w:rPr>
+          <w:color w:val="000000" w:themeColor="text1"/>
+        </w:rPr>
+        <w:t xml:space="preserve">(). But what if you are building an app for a bank? You can't just say, </w:t>
+      </w:r>
+      <w:r>
+        <w:rPr>
+          <w:i/>
+          <w:iCs/>
+          <w:color w:val="000000" w:themeColor="text1"/>
+        </w:rPr>
+        <w:t>"Eh, the money is close enough."</w:t>
+      </w:r>
+      <w:r>
+        <w:rPr>
+          <w:color w:val="000000" w:themeColor="text1"/>
+        </w:rPr>
+        <w:t xml:space="preserve"> It must be mathematically perfect.</w:t>
+      </w:r>
+    </w:p>
+    <w:p>
+      <w:pPr>
+        <w:rPr>
+          <w:color w:val="000000" w:themeColor="text1"/>
+        </w:rPr>
+      </w:pPr>
+      <w:r>
+        <w:rPr>
+          <w:color w:val="000000" w:themeColor="text1"/>
+        </w:rPr>
+        <w:t>When building financial systems, you bypass Floats entirely and use a special built-in tool called Decimal.</w:t>
+      </w:r>
+    </w:p>
+    <w:p>
+      <w:pPr>
+        <w:rPr>
+          <w:color w:val="000000" w:themeColor="text1"/>
+          <w:highlight w:val="yellow"/>
+        </w:rPr>
+      </w:pPr>
+      <w:r>
+        <w:rPr>
+          <w:color w:val="000000" w:themeColor="text1"/>
+          <w:highlight w:val="yellow"/>
+        </w:rPr>
+        <w:t>Python</w:t>
+      </w:r>
+    </w:p>
+    <w:p>
+      <w:pPr>
+        <w:rPr>
+          <w:color w:val="000000" w:themeColor="text1"/>
+          <w:highlight w:val="yellow"/>
+        </w:rPr>
+      </w:pPr>
+      <w:r>
+        <w:rPr>
+          <w:color w:val="000000" w:themeColor="text1"/>
+          <w:highlight w:val="yellow"/>
+        </w:rPr>
+        <w:t>from decimal import Decimal</w:t>
+      </w:r>
+    </w:p>
+    <w:p>
+      <w:pPr>
+        <w:rPr>
+          <w:color w:val="000000" w:themeColor="text1"/>
+          <w:highlight w:val="yellow"/>
+        </w:rPr>
+      </w:pPr>
+      <w:r>
+        <w:rPr>
+          <w:color w:val="000000" w:themeColor="text1"/>
+          <w:highlight w:val="yellow"/>
+        </w:rPr>
+        <w:t># We pass the numbers as STRINGS into the Decimal machine</w:t>
+      </w:r>
+    </w:p>
+    <w:p>
+      <w:pPr>
+        <w:rPr>
+          <w:color w:val="000000" w:themeColor="text1"/>
+          <w:highlight w:val="yellow"/>
+        </w:rPr>
+      </w:pPr>
+      <w:proofErr w:type="spellStart"/>
+      <w:r>
+        <w:rPr>
+          <w:color w:val="000000" w:themeColor="text1"/>
+          <w:highlight w:val="yellow"/>
+        </w:rPr>
+        <w:t>money_a</w:t>
+      </w:r>
+      <w:proofErr w:type="spellEnd"/>
+      <w:r>
+        <w:rPr>
+          <w:color w:val="000000" w:themeColor="text1"/>
+          <w:highlight w:val="yellow"/>
+        </w:rPr>
+        <w:t xml:space="preserve"> = </w:t>
+      </w:r>
+      <w:proofErr w:type="gramStart"/>
+      <w:r>
+        <w:rPr>
+          <w:color w:val="000000" w:themeColor="text1"/>
+          <w:highlight w:val="yellow"/>
+        </w:rPr>
+        <w:t>Decimal(</w:t>
+      </w:r>
+      <w:proofErr w:type="gramEnd"/>
+      <w:r>
+        <w:rPr>
+          <w:color w:val="000000" w:themeColor="text1"/>
+          <w:highlight w:val="yellow"/>
+        </w:rPr>
+        <w:t>"0.1")</w:t>
+      </w:r>
+    </w:p>
+    <w:p>
+      <w:pPr>
+        <w:rPr>
+          <w:color w:val="000000" w:themeColor="text1"/>
+          <w:highlight w:val="yellow"/>
+        </w:rPr>
+      </w:pPr>
+      <w:proofErr w:type="spellStart"/>
+      <w:r>
+        <w:rPr>
+          <w:color w:val="000000" w:themeColor="text1"/>
+          <w:highlight w:val="yellow"/>
+        </w:rPr>
+        <w:t>money_b</w:t>
+      </w:r>
+      <w:proofErr w:type="spellEnd"/>
+      <w:r>
+        <w:rPr>
+          <w:color w:val="000000" w:themeColor="text1"/>
+          <w:highlight w:val="yellow"/>
+        </w:rPr>
+        <w:t xml:space="preserve"> = </w:t>
+      </w:r>
+      <w:proofErr w:type="gramStart"/>
+      <w:r>
+        <w:rPr>
+          <w:color w:val="000000" w:themeColor="text1"/>
+          <w:highlight w:val="yellow"/>
+        </w:rPr>
+        <w:t>Decimal(</w:t>
+      </w:r>
+      <w:proofErr w:type="gramEnd"/>
+      <w:r>
+        <w:rPr>
+          <w:color w:val="000000" w:themeColor="text1"/>
+          <w:highlight w:val="yellow"/>
+        </w:rPr>
+        <w:t>"0.2")</w:t>
+      </w:r>
+    </w:p>
+    <w:p>
+      <w:pPr>
+        <w:rPr>
+          <w:color w:val="000000" w:themeColor="text1"/>
+          <w:highlight w:val="yellow"/>
+        </w:rPr>
+      </w:pPr>
+      <w:r>
+        <w:rPr>
+          <w:color w:val="000000" w:themeColor="text1"/>
+          <w:highlight w:val="yellow"/>
+        </w:rPr>
+        <w:t># This will calculate perfectly to exactly 0.3 without binary garbage</w:t>
+      </w:r>
+    </w:p>
+    <w:p>
+      <w:pPr>
+        <w:rPr>
+          <w:color w:val="000000" w:themeColor="text1"/>
+        </w:rPr>
+      </w:pPr>
+      <w:proofErr w:type="gramStart"/>
+      <w:r>
+        <w:rPr>
+          <w:color w:val="000000" w:themeColor="text1"/>
+          <w:highlight w:val="yellow"/>
+        </w:rPr>
+        <w:t>print(</w:t>
+      </w:r>
+      <w:proofErr w:type="spellStart"/>
+      <w:proofErr w:type="gramEnd"/>
+      <w:r>
+        <w:rPr>
+          <w:color w:val="000000" w:themeColor="text1"/>
+          <w:highlight w:val="yellow"/>
+        </w:rPr>
+        <w:t>money_a</w:t>
+      </w:r>
+      <w:proofErr w:type="spellEnd"/>
+      <w:r>
+        <w:rPr>
+          <w:color w:val="000000" w:themeColor="text1"/>
+          <w:highlight w:val="yellow"/>
+        </w:rPr>
+        <w:t xml:space="preserve"> + </w:t>
+      </w:r>
+      <w:proofErr w:type="spellStart"/>
+      <w:r>
+        <w:rPr>
+          <w:color w:val="000000" w:themeColor="text1"/>
+          <w:highlight w:val="yellow"/>
+        </w:rPr>
+        <w:t>money_b</w:t>
+      </w:r>
+      <w:proofErr w:type="spellEnd"/>
+      <w:r>
+        <w:rPr>
+          <w:color w:val="000000" w:themeColor="text1"/>
+          <w:highlight w:val="yellow"/>
+        </w:rPr>
+        <w:t xml:space="preserve"> == </w:t>
+      </w:r>
+      <w:proofErr w:type="gramStart"/>
+      <w:r>
+        <w:rPr>
+          <w:color w:val="000000" w:themeColor="text1"/>
+          <w:highlight w:val="yellow"/>
+        </w:rPr>
+        <w:t>Decimal(</w:t>
+      </w:r>
+      <w:proofErr w:type="gramEnd"/>
+      <w:r>
+        <w:rPr>
+          <w:color w:val="000000" w:themeColor="text1"/>
+          <w:highlight w:val="yellow"/>
+        </w:rPr>
+        <w:t>"0.3")) # Returns True!</w:t>
+      </w:r>
+    </w:p>
+    <w:p>
+      <w:pPr>
+        <w:rPr>
+          <w:color w:val="000000" w:themeColor="text1"/>
+        </w:rPr>
+      </w:pPr>
+    </w:p>
+    <w:p>
+      <w:pPr>
+        <w:rPr>
+          <w:color w:val="000000" w:themeColor="text1"/>
+        </w:rPr>
+      </w:pPr>
+      <w:r>
+        <w:rPr>
+          <w:b/>
+          <w:bCs/>
+          <w:color w:val="000000" w:themeColor="text1"/>
+        </w:rPr>
+        <w:t>The Trade-off:</w:t>
+      </w:r>
+      <w:r>
+        <w:rPr>
+          <w:color w:val="000000" w:themeColor="text1"/>
+        </w:rPr>
+        <w:t xml:space="preserve"> Decimal is mathematically flawless, but it is much slower for the processor. We use Floats for fast Machine Learning, and Decimal for money.</w:t>
+      </w:r>
+    </w:p>
+    <w:p>
+      <w:pPr>
+        <w:rPr>
+          <w:b/>
+          <w:bCs/>
+          <w:color w:val="000000" w:themeColor="text1"/>
+        </w:rPr>
+      </w:pPr>
+      <w:r>
+        <w:rPr>
+          <w:b/>
+          <w:bCs/>
+          <w:color w:val="000000" w:themeColor="text1"/>
+        </w:rPr>
+        <w:lastRenderedPageBreak/>
+        <w:t>4. The One-Line Decision: The Ternary Operator</w:t>
+      </w:r>
+    </w:p>
+    <w:p>
+      <w:pPr>
+        <w:rPr>
+          <w:color w:val="000000" w:themeColor="text1"/>
+        </w:rPr>
+      </w:pPr>
+      <w:r>
+        <w:rPr>
+          <w:color w:val="000000" w:themeColor="text1"/>
+        </w:rPr>
+        <w:t>We haven't fully covered if/else statements yet, but there is a mathematical operator that acts as a shortcut to make a decision in a single line of code. It is heavily used in production to keep code clean.</w:t>
+      </w:r>
+    </w:p>
+    <w:p>
+      <w:pPr>
+        <w:rPr>
+          <w:color w:val="000000" w:themeColor="text1"/>
+        </w:rPr>
+      </w:pPr>
+      <w:r>
+        <w:rPr>
+          <w:color w:val="000000" w:themeColor="text1"/>
+        </w:rPr>
+        <w:t>Normally, assigning a status looks like this:</w:t>
+      </w:r>
+    </w:p>
+    <w:p>
+      <w:pPr>
+        <w:rPr>
+          <w:color w:val="000000" w:themeColor="text1"/>
+          <w:highlight w:val="yellow"/>
+        </w:rPr>
+      </w:pPr>
+      <w:r>
+        <w:rPr>
+          <w:color w:val="000000" w:themeColor="text1"/>
+          <w:highlight w:val="yellow"/>
+        </w:rPr>
+        <w:t>Python</w:t>
+      </w:r>
+    </w:p>
+    <w:p>
+      <w:pPr>
+        <w:rPr>
+          <w:color w:val="000000" w:themeColor="text1"/>
+          <w:highlight w:val="yellow"/>
+        </w:rPr>
+      </w:pPr>
+      <w:r>
+        <w:rPr>
+          <w:color w:val="000000" w:themeColor="text1"/>
+          <w:highlight w:val="yellow"/>
+        </w:rPr>
+        <w:t>if score &gt; 50:</w:t>
+      </w:r>
+    </w:p>
+    <w:p>
+      <w:pPr>
+        <w:rPr>
+          <w:color w:val="000000" w:themeColor="text1"/>
+          <w:highlight w:val="yellow"/>
+        </w:rPr>
+      </w:pPr>
+      <w:r>
+        <w:rPr>
+          <w:color w:val="000000" w:themeColor="text1"/>
+          <w:highlight w:val="yellow"/>
+        </w:rPr>
+        <w:t xml:space="preserve">    status = "Pass"</w:t>
+      </w:r>
+    </w:p>
+    <w:p>
+      <w:pPr>
+        <w:rPr>
+          <w:color w:val="000000" w:themeColor="text1"/>
+          <w:highlight w:val="yellow"/>
+        </w:rPr>
+      </w:pPr>
+      <w:r>
+        <w:rPr>
+          <w:color w:val="000000" w:themeColor="text1"/>
+          <w:highlight w:val="yellow"/>
+        </w:rPr>
+        <w:t>else:</w:t>
+      </w:r>
+    </w:p>
+    <w:p>
+      <w:pPr>
+        <w:rPr>
+          <w:color w:val="000000" w:themeColor="text1"/>
+        </w:rPr>
+      </w:pPr>
+      <w:r>
+        <w:rPr>
+          <w:color w:val="000000" w:themeColor="text1"/>
+          <w:highlight w:val="yellow"/>
+        </w:rPr>
+        <w:t xml:space="preserve">    status = "Fail"</w:t>
+      </w:r>
+    </w:p>
+    <w:p>
+      <w:pPr>
+        <w:rPr>
+          <w:color w:val="000000" w:themeColor="text1"/>
+        </w:rPr>
+      </w:pPr>
+      <w:r>
+        <w:rPr>
+          <w:b/>
+          <w:bCs/>
+          <w:color w:val="000000" w:themeColor="text1"/>
+        </w:rPr>
+        <w:t>The Ternary Operator</w:t>
+      </w:r>
+      <w:r>
+        <w:rPr>
+          <w:color w:val="000000" w:themeColor="text1"/>
+        </w:rPr>
+        <w:t xml:space="preserve"> crushes this into one mathematical evaluation from left to right:</w:t>
+      </w:r>
+    </w:p>
+    <w:p>
+      <w:pPr>
+        <w:rPr>
+          <w:color w:val="000000" w:themeColor="text1"/>
+          <w:highlight w:val="yellow"/>
+        </w:rPr>
+      </w:pPr>
+      <w:r>
+        <w:rPr>
+          <w:color w:val="000000" w:themeColor="text1"/>
+          <w:highlight w:val="yellow"/>
+        </w:rPr>
+        <w:t>Python</w:t>
+      </w:r>
+    </w:p>
+    <w:p>
+      <w:pPr>
+        <w:rPr>
+          <w:color w:val="000000" w:themeColor="text1"/>
+          <w:highlight w:val="yellow"/>
+        </w:rPr>
+      </w:pPr>
+      <w:r>
+        <w:rPr>
+          <w:color w:val="000000" w:themeColor="text1"/>
+          <w:highlight w:val="yellow"/>
+        </w:rPr>
+        <w:t># [Value if True] if [Condition] else [Value if False]</w:t>
+      </w:r>
+    </w:p>
+    <w:p>
+      <w:pPr>
+        <w:rPr>
+          <w:color w:val="000000" w:themeColor="text1"/>
+        </w:rPr>
+      </w:pPr>
+      <w:r>
+        <w:rPr>
+          <w:color w:val="000000" w:themeColor="text1"/>
+          <w:highlight w:val="yellow"/>
+        </w:rPr>
+        <w:t>status = "Pass" if score &gt; 50 else "Fail"</w:t>
+      </w:r>
+    </w:p>
+    <w:p>
+      <w:pPr>
+        <w:rPr>
+          <w:color w:val="000000" w:themeColor="text1"/>
+        </w:rPr>
+      </w:pPr>
+      <w:r>
+        <w:rPr>
+          <w:color w:val="000000" w:themeColor="text1"/>
+        </w:rPr>
+        <w:t xml:space="preserve">It reads exactly like an English sentence: </w:t>
+      </w:r>
+      <w:r>
+        <w:rPr>
+          <w:i/>
+          <w:iCs/>
+          <w:color w:val="000000" w:themeColor="text1"/>
+        </w:rPr>
+        <w:t>"Set the status to Pass if the score is greater than 50, otherwise set it to Fail."</w:t>
+      </w:r>
+    </w:p>
+    <w:p>
+      <w:pPr>
+        <w:rPr>
+          <w:b/>
+          <w:bCs/>
+          <w:color w:val="000000" w:themeColor="text1"/>
+        </w:rPr>
+      </w:pPr>
+      <w:r>
+        <w:rPr>
+          <w:b/>
+          <w:bCs/>
+          <w:color w:val="000000" w:themeColor="text1"/>
+        </w:rPr>
+        <w:t xml:space="preserve">5. Two Birds, One Stone: </w:t>
+      </w:r>
+      <w:proofErr w:type="spellStart"/>
+      <w:proofErr w:type="gramStart"/>
+      <w:r>
+        <w:rPr>
+          <w:b/>
+          <w:bCs/>
+          <w:color w:val="000000" w:themeColor="text1"/>
+        </w:rPr>
+        <w:t>divmod</w:t>
+      </w:r>
+      <w:proofErr w:type="spellEnd"/>
+      <w:r>
+        <w:rPr>
+          <w:b/>
+          <w:bCs/>
+          <w:color w:val="000000" w:themeColor="text1"/>
+        </w:rPr>
+        <w:t>(</w:t>
+      </w:r>
+      <w:proofErr w:type="gramEnd"/>
+      <w:r>
+        <w:rPr>
+          <w:b/>
+          <w:bCs/>
+          <w:color w:val="000000" w:themeColor="text1"/>
+        </w:rPr>
+        <w:t>)</w:t>
+      </w:r>
+    </w:p>
+    <w:p>
+      <w:pPr>
+        <w:rPr>
+          <w:color w:val="000000" w:themeColor="text1"/>
+        </w:rPr>
+      </w:pPr>
+      <w:r>
+        <w:rPr>
+          <w:color w:val="000000" w:themeColor="text1"/>
+        </w:rPr>
+        <w:t>If you are building a cloud application that tracks time (like converting 100 minutes into Hours and Minutes), you need two things:</w:t>
+      </w:r>
+    </w:p>
+    <w:p>
+      <w:pPr>
+        <w:numPr>
+          <w:ilvl w:val="0"/>
+          <w:numId w:val="47"/>
+        </w:numPr>
+        <w:rPr>
+          <w:color w:val="000000" w:themeColor="text1"/>
+        </w:rPr>
+      </w:pPr>
+      <w:r>
+        <w:rPr>
+          <w:color w:val="000000" w:themeColor="text1"/>
+        </w:rPr>
+        <w:t>Floor Division (//) to get the hours.</w:t>
+      </w:r>
+    </w:p>
+    <w:p>
+      <w:pPr>
+        <w:numPr>
+          <w:ilvl w:val="0"/>
+          <w:numId w:val="47"/>
+        </w:numPr>
+        <w:rPr>
+          <w:color w:val="000000" w:themeColor="text1"/>
+        </w:rPr>
+      </w:pPr>
+      <w:r>
+        <w:rPr>
+          <w:color w:val="000000" w:themeColor="text1"/>
+        </w:rPr>
+        <w:t>Modulo (%) to get the leftover minutes.</w:t>
+      </w:r>
+    </w:p>
+    <w:p>
+      <w:pPr>
+        <w:rPr>
+          <w:color w:val="000000" w:themeColor="text1"/>
+        </w:rPr>
+      </w:pPr>
+      <w:r>
+        <w:rPr>
+          <w:color w:val="000000" w:themeColor="text1"/>
+        </w:rPr>
+        <w:t xml:space="preserve">Instead of making the processor do the math twice, Python has a built-in machine called </w:t>
+      </w:r>
+      <w:proofErr w:type="spellStart"/>
+      <w:proofErr w:type="gramStart"/>
+      <w:r>
+        <w:rPr>
+          <w:color w:val="000000" w:themeColor="text1"/>
+        </w:rPr>
+        <w:t>divmod</w:t>
+      </w:r>
+      <w:proofErr w:type="spellEnd"/>
+      <w:r>
+        <w:rPr>
+          <w:color w:val="000000" w:themeColor="text1"/>
+        </w:rPr>
+        <w:t>(</w:t>
+      </w:r>
+      <w:proofErr w:type="gramEnd"/>
+      <w:r>
+        <w:rPr>
+          <w:color w:val="000000" w:themeColor="text1"/>
+        </w:rPr>
+        <w:t>) that calculates both at the exact same time and hands you two variables back instantly.</w:t>
+      </w:r>
+    </w:p>
+    <w:p>
+      <w:pPr>
+        <w:rPr>
+          <w:color w:val="000000" w:themeColor="text1"/>
+          <w:highlight w:val="yellow"/>
+        </w:rPr>
+      </w:pPr>
+      <w:r>
+        <w:rPr>
+          <w:color w:val="000000" w:themeColor="text1"/>
+          <w:highlight w:val="yellow"/>
+        </w:rPr>
+        <w:t>Python</w:t>
+      </w:r>
+    </w:p>
+    <w:p>
+      <w:pPr>
+        <w:rPr>
+          <w:color w:val="000000" w:themeColor="text1"/>
+          <w:highlight w:val="yellow"/>
+        </w:rPr>
+      </w:pPr>
+      <w:proofErr w:type="spellStart"/>
+      <w:r>
+        <w:rPr>
+          <w:color w:val="000000" w:themeColor="text1"/>
+          <w:highlight w:val="yellow"/>
+        </w:rPr>
+        <w:t>total_minutes</w:t>
+      </w:r>
+      <w:proofErr w:type="spellEnd"/>
+      <w:r>
+        <w:rPr>
+          <w:color w:val="000000" w:themeColor="text1"/>
+          <w:highlight w:val="yellow"/>
+        </w:rPr>
+        <w:t xml:space="preserve"> = 100</w:t>
+      </w:r>
+    </w:p>
+    <w:p>
+      <w:pPr>
+        <w:rPr>
+          <w:color w:val="000000" w:themeColor="text1"/>
+          <w:highlight w:val="yellow"/>
+        </w:rPr>
+      </w:pPr>
+    </w:p>
+    <w:p>
+      <w:pPr>
+        <w:rPr>
+          <w:color w:val="000000" w:themeColor="text1"/>
+          <w:highlight w:val="yellow"/>
+        </w:rPr>
+      </w:pPr>
+      <w:r>
+        <w:rPr>
+          <w:color w:val="000000" w:themeColor="text1"/>
+          <w:highlight w:val="yellow"/>
+        </w:rPr>
+        <w:t># It hands back the Quotient (1) and the Remainder (40)</w:t>
+      </w:r>
+    </w:p>
+    <w:p>
+      <w:pPr>
+        <w:rPr>
+          <w:color w:val="000000" w:themeColor="text1"/>
+          <w:highlight w:val="yellow"/>
+        </w:rPr>
+      </w:pPr>
+      <w:r>
+        <w:rPr>
+          <w:color w:val="000000" w:themeColor="text1"/>
+          <w:highlight w:val="yellow"/>
+        </w:rPr>
+        <w:t xml:space="preserve">hours, </w:t>
+      </w:r>
+      <w:proofErr w:type="spellStart"/>
+      <w:r>
+        <w:rPr>
+          <w:color w:val="000000" w:themeColor="text1"/>
+          <w:highlight w:val="yellow"/>
+        </w:rPr>
+        <w:t>leftover_minutes</w:t>
+      </w:r>
+      <w:proofErr w:type="spellEnd"/>
+      <w:r>
+        <w:rPr>
+          <w:color w:val="000000" w:themeColor="text1"/>
+          <w:highlight w:val="yellow"/>
+        </w:rPr>
+        <w:t xml:space="preserve"> = </w:t>
+      </w:r>
+      <w:proofErr w:type="spellStart"/>
+      <w:proofErr w:type="gramStart"/>
+      <w:r>
+        <w:rPr>
+          <w:color w:val="000000" w:themeColor="text1"/>
+          <w:highlight w:val="yellow"/>
+        </w:rPr>
+        <w:t>divmod</w:t>
+      </w:r>
+      <w:proofErr w:type="spellEnd"/>
+      <w:r>
+        <w:rPr>
+          <w:color w:val="000000" w:themeColor="text1"/>
+          <w:highlight w:val="yellow"/>
+        </w:rPr>
+        <w:t>(</w:t>
+      </w:r>
+      <w:proofErr w:type="spellStart"/>
+      <w:proofErr w:type="gramEnd"/>
+      <w:r>
+        <w:rPr>
+          <w:color w:val="000000" w:themeColor="text1"/>
+          <w:highlight w:val="yellow"/>
+        </w:rPr>
+        <w:t>total_minutes</w:t>
+      </w:r>
+      <w:proofErr w:type="spellEnd"/>
+      <w:r>
+        <w:rPr>
+          <w:color w:val="000000" w:themeColor="text1"/>
+          <w:highlight w:val="yellow"/>
+        </w:rPr>
+        <w:t>, 60)</w:t>
+      </w:r>
+    </w:p>
+    <w:p>
+      <w:pPr>
+        <w:rPr>
+          <w:color w:val="000000" w:themeColor="text1"/>
+          <w:highlight w:val="yellow"/>
+        </w:rPr>
+      </w:pPr>
+    </w:p>
+    <w:p>
+      <w:pPr>
+        <w:rPr>
+          <w:color w:val="000000" w:themeColor="text1"/>
+        </w:rPr>
+      </w:pPr>
+      <w:r>
+        <w:rPr>
+          <w:color w:val="000000" w:themeColor="text1"/>
+          <w:highlight w:val="yellow"/>
+        </w:rPr>
+        <w:t>print(f"{hours} hour and {</w:t>
+      </w:r>
+      <w:proofErr w:type="spellStart"/>
+      <w:r>
+        <w:rPr>
+          <w:color w:val="000000" w:themeColor="text1"/>
+          <w:highlight w:val="yellow"/>
+        </w:rPr>
+        <w:t>leftover_minutes</w:t>
+      </w:r>
+      <w:proofErr w:type="spellEnd"/>
+      <w:r>
+        <w:rPr>
+          <w:color w:val="000000" w:themeColor="text1"/>
+          <w:highlight w:val="yellow"/>
+        </w:rPr>
+        <w:t>} minutes")</w:t>
+      </w:r>
+    </w:p>
+    <w:p>
+      <w:pPr>
+        <w:rPr>
+          <w:color w:val="000000" w:themeColor="text1"/>
+        </w:rPr>
+      </w:pPr>
+    </w:p>
+    <w:p>
+      <w:pPr>
+        <w:rPr>
+          <w:color w:val="000000" w:themeColor="text1"/>
+        </w:rPr>
+      </w:pPr>
+    </w:p>
+    <w:p>
+      <w:pPr>
+        <w:rPr>
+          <w:color w:val="000000" w:themeColor="text1"/>
+        </w:rPr>
+      </w:pPr>
+    </w:p>
+    <w:p>
+      <w:pPr>
+        <w:rPr>
+          <w:color w:val="000000" w:themeColor="text1"/>
+        </w:rPr>
+      </w:pPr>
+    </w:p>
+    <w:p>
+      <w:pPr>
+        <w:rPr>
           <w:color w:val="000000" w:themeColor="text1"/>
         </w:rPr>
       </w:pPr>
@@ -28753,6 +30190,119 @@
     </w:lvl>
   </w:abstractNum>
   <w:abstractNum w:abstractNumId="31" w15:restartNumberingAfterBreak="0">
+    <w:nsid w:val="56A002DD"/>
+    <w:multiLevelType w:val="multilevel"/>
+    <w:tmpl w:val="E94226F0"/>
+    <w:lvl w:ilvl="0">
+      <w:start w:val="1"/>
+      <w:numFmt w:val="decimal"/>
+      <w:lvlText w:val="%1."/>
+      <w:lvlJc w:val="left"/>
+      <w:pPr>
+        <w:tabs>
+          <w:tab w:val="num" w:pos="720"/>
+        </w:tabs>
+        <w:ind w:left="720" w:hanging="360"/>
+      </w:pPr>
+    </w:lvl>
+    <w:lvl w:ilvl="1" w:tentative="1">
+      <w:start w:val="1"/>
+      <w:numFmt w:val="decimal"/>
+      <w:lvlText w:val="%2."/>
+      <w:lvlJc w:val="left"/>
+      <w:pPr>
+        <w:tabs>
+          <w:tab w:val="num" w:pos="1440"/>
+        </w:tabs>
+        <w:ind w:left="1440" w:hanging="360"/>
+      </w:pPr>
+    </w:lvl>
+    <w:lvl w:ilvl="2" w:tentative="1">
+      <w:start w:val="1"/>
+      <w:numFmt w:val="decimal"/>
+      <w:lvlText w:val="%3."/>
+      <w:lvlJc w:val="left"/>
+      <w:pPr>
+        <w:tabs>
+          <w:tab w:val="num" w:pos="2160"/>
+        </w:tabs>
+        <w:ind w:left="2160" w:hanging="360"/>
+      </w:pPr>
+    </w:lvl>
+    <w:lvl w:ilvl="3" w:tentative="1">
+      <w:start w:val="1"/>
+      <w:numFmt w:val="decimal"/>
+      <w:lvlText w:val="%4."/>
+      <w:lvlJc w:val="left"/>
+      <w:pPr>
+        <w:tabs>
+          <w:tab w:val="num" w:pos="2880"/>
+        </w:tabs>
+        <w:ind w:left="2880" w:hanging="360"/>
+      </w:pPr>
+    </w:lvl>
+    <w:lvl w:ilvl="4" w:tentative="1">
+      <w:start w:val="1"/>
+      <w:numFmt w:val="decimal"/>
+      <w:lvlText w:val="%5."/>
+      <w:lvlJc w:val="left"/>
+      <w:pPr>
+        <w:tabs>
+          <w:tab w:val="num" w:pos="3600"/>
+        </w:tabs>
+        <w:ind w:left="3600" w:hanging="360"/>
+      </w:pPr>
+    </w:lvl>
+    <w:lvl w:ilvl="5" w:tentative="1">
+      <w:start w:val="1"/>
+      <w:numFmt w:val="decimal"/>
+      <w:lvlText w:val="%6."/>
+      <w:lvlJc w:val="left"/>
+      <w:pPr>
+        <w:tabs>
+          <w:tab w:val="num" w:pos="4320"/>
+        </w:tabs>
+        <w:ind w:left="4320" w:hanging="360"/>
+      </w:pPr>
+    </w:lvl>
+    <w:lvl w:ilvl="6" w:tentative="1">
+      <w:start w:val="1"/>
+      <w:numFmt w:val="decimal"/>
+      <w:lvlText w:val="%7."/>
+      <w:lvlJc w:val="left"/>
+      <w:pPr>
+        <w:tabs>
+          <w:tab w:val="num" w:pos="5040"/>
+        </w:tabs>
+        <w:ind w:left="5040" w:hanging="360"/>
+      </w:pPr>
+    </w:lvl>
+    <w:lvl w:ilvl="7" w:tentative="1">
+      <w:start w:val="1"/>
+      <w:numFmt w:val="decimal"/>
+      <w:lvlText w:val="%8."/>
+      <w:lvlJc w:val="left"/>
+      <w:pPr>
+        <w:tabs>
+          <w:tab w:val="num" w:pos="5760"/>
+        </w:tabs>
+        <w:ind w:left="5760" w:hanging="360"/>
+      </w:pPr>
+    </w:lvl>
+    <w:lvl w:ilvl="8" w:tentative="1">
+      <w:start w:val="1"/>
+      <w:numFmt w:val="decimal"/>
+      <w:lvlText w:val="%9."/>
+      <w:lvlJc w:val="left"/>
+      <w:pPr>
+        <w:tabs>
+          <w:tab w:val="num" w:pos="6480"/>
+        </w:tabs>
+        <w:ind w:left="6480" w:hanging="360"/>
+      </w:pPr>
+    </w:lvl>
+  </w:abstractNum>
+  <w:abstractNum w:abstractNumId="32" w15:restartNumberingAfterBreak="0">
     <w:nsid w:val="586610AB"/>
     <w:multiLevelType w:val="multilevel"/>
     <w:tmpl w:val="54AA77F4"/>
@@ -28865,7 +30415,7 @@
       </w:pPr>
     </w:lvl>
   </w:abstractNum>
-  <w:abstractNum w:abstractNumId="32" w15:restartNumberingAfterBreak="0">
+  <w:abstractNum w:abstractNumId="33" w15:restartNumberingAfterBreak="0">
     <w:nsid w:val="5B5A6620"/>
     <w:multiLevelType w:val="multilevel"/>
     <w:tmpl w:val="655AB44C"/>
@@ -28978,7 +30528,7 @@
       </w:pPr>
     </w:lvl>
   </w:abstractNum>
-  <w:abstractNum w:abstractNumId="33" w15:restartNumberingAfterBreak="0">
+  <w:abstractNum w:abstractNumId="34" w15:restartNumberingAfterBreak="0">
     <w:nsid w:val="5BFC2A2B"/>
     <w:multiLevelType w:val="multilevel"/>
     <w:tmpl w:val="F68044EC"/>
@@ -29091,7 +30641,7 @@
       </w:pPr>
     </w:lvl>
   </w:abstractNum>
-  <w:abstractNum w:abstractNumId="34" w15:restartNumberingAfterBreak="0">
+  <w:abstractNum w:abstractNumId="35" w15:restartNumberingAfterBreak="0">
     <w:nsid w:val="5DFF40AE"/>
     <w:multiLevelType w:val="multilevel"/>
     <w:tmpl w:val="3D86B8D8"/>
@@ -29240,7 +30790,7 @@
       </w:rPr>
     </w:lvl>
   </w:abstractNum>
-  <w:abstractNum w:abstractNumId="35" w15:restartNumberingAfterBreak="0">
+  <w:abstractNum w:abstractNumId="36" w15:restartNumberingAfterBreak="0">
     <w:nsid w:val="5F436771"/>
     <w:multiLevelType w:val="multilevel"/>
     <w:tmpl w:val="3320C6A2"/>
@@ -29353,7 +30903,7 @@
       </w:pPr>
     </w:lvl>
   </w:abstractNum>
-  <w:abstractNum w:abstractNumId="36" w15:restartNumberingAfterBreak="0">
+  <w:abstractNum w:abstractNumId="37" w15:restartNumberingAfterBreak="0">
     <w:nsid w:val="60E335AB"/>
     <w:multiLevelType w:val="multilevel"/>
     <w:tmpl w:val="22AC81BE"/>
@@ -29466,7 +31016,7 @@
       </w:pPr>
     </w:lvl>
   </w:abstractNum>
-  <w:abstractNum w:abstractNumId="37" w15:restartNumberingAfterBreak="0">
+  <w:abstractNum w:abstractNumId="38" w15:restartNumberingAfterBreak="0">
     <w:nsid w:val="66811F00"/>
     <w:multiLevelType w:val="multilevel"/>
     <w:tmpl w:val="D24C34E4"/>
@@ -29579,7 +31129,7 @@
       </w:pPr>
     </w:lvl>
   </w:abstractNum>
-  <w:abstractNum w:abstractNumId="38" w15:restartNumberingAfterBreak="0">
+  <w:abstractNum w:abstractNumId="39" w15:restartNumberingAfterBreak="0">
     <w:nsid w:val="6A150506"/>
     <w:multiLevelType w:val="multilevel"/>
     <w:tmpl w:val="A96C2FBC"/>
@@ -29692,7 +31242,7 @@
       </w:pPr>
     </w:lvl>
   </w:abstractNum>
-  <w:abstractNum w:abstractNumId="39" w15:restartNumberingAfterBreak="0">
+  <w:abstractNum w:abstractNumId="40" w15:restartNumberingAfterBreak="0">
     <w:nsid w:val="6B2B18FE"/>
     <w:multiLevelType w:val="multilevel"/>
     <w:tmpl w:val="0BDE9AF8"/>
@@ -29805,7 +31355,7 @@
       </w:pPr>
     </w:lvl>
   </w:abstractNum>
-  <w:abstractNum w:abstractNumId="40" w15:restartNumberingAfterBreak="0">
+  <w:abstractNum w:abstractNumId="41" w15:restartNumberingAfterBreak="0">
     <w:nsid w:val="6DBE51C3"/>
     <w:multiLevelType w:val="multilevel"/>
     <w:tmpl w:val="F14C8AF0"/>
@@ -29918,7 +31468,7 @@
       </w:pPr>
     </w:lvl>
   </w:abstractNum>
-  <w:abstractNum w:abstractNumId="41" w15:restartNumberingAfterBreak="0">
+  <w:abstractNum w:abstractNumId="42" w15:restartNumberingAfterBreak="0">
     <w:nsid w:val="74967BA0"/>
     <w:multiLevelType w:val="multilevel"/>
     <w:tmpl w:val="022A8502"/>
@@ -30067,7 +31617,7 @@
       </w:rPr>
     </w:lvl>
   </w:abstractNum>
-  <w:abstractNum w:abstractNumId="42" w15:restartNumberingAfterBreak="0">
+  <w:abstractNum w:abstractNumId="43" w15:restartNumberingAfterBreak="0">
     <w:nsid w:val="772108D7"/>
     <w:multiLevelType w:val="multilevel"/>
     <w:tmpl w:val="AED6F526"/>
@@ -30180,7 +31730,7 @@
       </w:pPr>
     </w:lvl>
   </w:abstractNum>
-  <w:abstractNum w:abstractNumId="43" w15:restartNumberingAfterBreak="0">
+  <w:abstractNum w:abstractNumId="44" w15:restartNumberingAfterBreak="0">
     <w:nsid w:val="78F23F18"/>
     <w:multiLevelType w:val="multilevel"/>
     <w:tmpl w:val="91169836"/>
@@ -30293,7 +31843,7 @@
       </w:pPr>
     </w:lvl>
   </w:abstractNum>
-  <w:abstractNum w:abstractNumId="44" w15:restartNumberingAfterBreak="0">
+  <w:abstractNum w:abstractNumId="45" w15:restartNumberingAfterBreak="0">
     <w:nsid w:val="79865D90"/>
     <w:multiLevelType w:val="multilevel"/>
     <w:tmpl w:val="4C8E399E"/>
@@ -30406,7 +31956,7 @@
       </w:pPr>
     </w:lvl>
   </w:abstractNum>
-  <w:abstractNum w:abstractNumId="45" w15:restartNumberingAfterBreak="0">
+  <w:abstractNum w:abstractNumId="46" w15:restartNumberingAfterBreak="0">
     <w:nsid w:val="7A666CB5"/>
     <w:multiLevelType w:val="multilevel"/>
     <w:tmpl w:val="5602EB2E"/>
@@ -30577,7 +32127,7 @@
     <w:abstractNumId w:val="29"/>
   </w:num>
   <w:num w:numId="8" w16cid:durableId="1518034576">
-    <w:abstractNumId w:val="43"/>
+    <w:abstractNumId w:val="44"/>
   </w:num>
   <w:num w:numId="9" w16cid:durableId="1561164621">
     <w:abstractNumId w:val="9"/>
@@ -30589,37 +32139,37 @@
     <w:abstractNumId w:val="11"/>
   </w:num>
   <w:num w:numId="12" w16cid:durableId="1559971753">
-    <w:abstractNumId w:val="35"/>
+    <w:abstractNumId w:val="36"/>
   </w:num>
   <w:num w:numId="13" w16cid:durableId="1625500408">
-    <w:abstractNumId w:val="36"/>
+    <w:abstractNumId w:val="37"/>
   </w:num>
   <w:num w:numId="14" w16cid:durableId="1103452895">
     <w:abstractNumId w:val="12"/>
   </w:num>
   <w:num w:numId="15" w16cid:durableId="1325015138">
-    <w:abstractNumId w:val="33"/>
+    <w:abstractNumId w:val="34"/>
   </w:num>
   <w:num w:numId="16" w16cid:durableId="889653411">
-    <w:abstractNumId w:val="37"/>
+    <w:abstractNumId w:val="38"/>
   </w:num>
   <w:num w:numId="17" w16cid:durableId="1952055407">
-    <w:abstractNumId w:val="44"/>
+    <w:abstractNumId w:val="45"/>
   </w:num>
   <w:num w:numId="18" w16cid:durableId="942152649">
-    <w:abstractNumId w:val="31"/>
+    <w:abstractNumId w:val="32"/>
   </w:num>
   <w:num w:numId="19" w16cid:durableId="157113166">
     <w:abstractNumId w:val="22"/>
   </w:num>
   <w:num w:numId="20" w16cid:durableId="586619119">
-    <w:abstractNumId w:val="41"/>
+    <w:abstractNumId w:val="42"/>
   </w:num>
   <w:num w:numId="21" w16cid:durableId="10840090">
     <w:abstractNumId w:val="24"/>
   </w:num>
   <w:num w:numId="22" w16cid:durableId="1623464123">
-    <w:abstractNumId w:val="45"/>
+    <w:abstractNumId w:val="46"/>
   </w:num>
   <w:num w:numId="23" w16cid:durableId="1779173879">
     <w:abstractNumId w:val="0"/>
@@ -30634,7 +32184,7 @@
     <w:abstractNumId w:val="18"/>
   </w:num>
   <w:num w:numId="27" w16cid:durableId="837771531">
-    <w:abstractNumId w:val="42"/>
+    <w:abstractNumId w:val="43"/>
   </w:num>
   <w:num w:numId="28" w16cid:durableId="1471630325">
     <w:abstractNumId w:val="23"/>
@@ -30643,19 +32193,19 @@
     <w:abstractNumId w:val="17"/>
   </w:num>
   <w:num w:numId="30" w16cid:durableId="1148403827">
-    <w:abstractNumId w:val="40"/>
+    <w:abstractNumId w:val="41"/>
   </w:num>
   <w:num w:numId="31" w16cid:durableId="286357560">
     <w:abstractNumId w:val="21"/>
   </w:num>
   <w:num w:numId="32" w16cid:durableId="1699963023">
-    <w:abstractNumId w:val="34"/>
+    <w:abstractNumId w:val="35"/>
   </w:num>
   <w:num w:numId="33" w16cid:durableId="1059791945">
     <w:abstractNumId w:val="15"/>
   </w:num>
   <w:num w:numId="34" w16cid:durableId="1354721593">
-    <w:abstractNumId w:val="38"/>
+    <w:abstractNumId w:val="39"/>
   </w:num>
   <w:num w:numId="35" w16cid:durableId="1637828997">
     <w:abstractNumId w:val="3"/>
@@ -30664,7 +32214,7 @@
     <w:abstractNumId w:val="19"/>
   </w:num>
   <w:num w:numId="37" w16cid:durableId="1363284568">
-    <w:abstractNumId w:val="39"/>
+    <w:abstractNumId w:val="40"/>
   </w:num>
   <w:num w:numId="38" w16cid:durableId="1716586183">
     <w:abstractNumId w:val="28"/>
@@ -30679,7 +32229,7 @@
     <w:abstractNumId w:val="6"/>
   </w:num>
   <w:num w:numId="42" w16cid:durableId="578828978">
-    <w:abstractNumId w:val="32"/>
+    <w:abstractNumId w:val="33"/>
   </w:num>
   <w:num w:numId="43" w16cid:durableId="1780223200">
     <w:abstractNumId w:val="30"/>
@@ -30692,6 +32242,9 @@
   </w:num>
   <w:num w:numId="46" w16cid:durableId="1733044796">
     <w:abstractNumId w:val="13"/>
+  </w:num>
+  <w:num w:numId="47" w16cid:durableId="183860369">
+    <w:abstractNumId w:val="31"/>
   </w:num>
 </w:numbering>
 </file>

--- a/extra notes.docx
+++ b/extra notes.docx
@@ -1,6 +1,6 @@
 
 <file path=word/document.xml><?xml version="1.0" encoding="utf-8"?>
-<w:document xmlns:wpc="http://schemas.microsoft.com/office/word/2010/wordprocessingCanvas" xmlns:cx="http://schemas.microsoft.com/office/drawing/2014/chartex" xmlns:cx1="http://schemas.microsoft.com/office/drawing/2015/9/8/chartex" xmlns:cx2="http://schemas.microsoft.com/office/drawing/2015/10/21/chartex" xmlns:cx3="http://schemas.microsoft.com/office/drawing/2016/5/9/chartex" xmlns:cx4="http://schemas.microsoft.com/office/drawing/2016/5/10/chartex" xmlns:cx5="http://schemas.microsoft.com/office/drawing/2016/5/11/chartex" xmlns:cx6="http://schemas.microsoft.com/office/drawing/2016/5/12/chartex" xmlns:cx7="http://schemas.microsoft.com/office/drawing/2016/5/13/chartex" xmlns:cx8="http://schemas.microsoft.com/office/drawing/2016/5/14/chartex" xmlns:mc="http://schemas.openxmlformats.org/markup-compatibility/2006" xmlns:aink="http://schemas.microsoft.com/office/drawing/2016/ink" xmlns:am3d="http://schemas.microsoft.com/office/drawing/2017/model3d" xmlns:o="urn:schemas-microsoft-com:office:office" xmlns:oel="http://schemas.microsoft.com/office/2019/extlst" xmlns:r="http://schemas.openxmlformats.org/officeDocument/2006/relationships" xmlns:m="http://schemas.openxmlformats.org/officeDocument/2006/math" xmlns:v="urn:schemas-microsoft-com:vml" xmlns:wp14="http://schemas.microsoft.com/office/word/2010/wordprocessingDrawing" xmlns:wp="http://schemas.openxmlformats.org/drawingml/2006/wordprocessingDrawing" xmlns:w10="urn:schemas-microsoft-com:office:word" xmlns:w="http://schemas.openxmlformats.org/wordprocessingml/2006/main" xmlns:w14="http://schemas.microsoft.com/office/word/2010/wordml" xmlns:w15="http://schemas.microsoft.com/office/word/2012/wordml" xmlns:w16cei="http://schemas.microsoft.com/office/word/2026/wordml/cei" xmlns:w16cex="http://schemas.microsoft.com/office/word/2018/wordml/cex" xmlns:w16cid="http://schemas.microsoft.com/office/word/2016/wordml/cid" xmlns:w16="http://schemas.microsoft.com/office/word/2018/wordml" xmlns:w16du="http://schemas.microsoft.com/office/word/2023/wordml/word16du" xmlns:w16sdtdh="http://schemas.microsoft.com/office/word/2020/wordml/sdtdatahash" xmlns:w16sdtfl="http://schemas.microsoft.com/office/word/2024/wordml/sdtformatlock" xmlns:w16se="http://schemas.microsoft.com/office/word/2015/wordml/symex" xmlns:wpg="http://schemas.microsoft.com/office/word/2010/wordprocessingGroup" xmlns:wpi="http://schemas.microsoft.com/office/word/2010/wordprocessingInk" xmlns:wne="http://schemas.microsoft.com/office/word/2006/wordml" xmlns:wps="http://schemas.microsoft.com/office/word/2010/wordprocessingShape" mc:Ignorable="w14 w15 w16se w16cid w16 w16cex w16sdtdh w16sdtfl w16du wp14">
+<w:document xmlns:wpc="http://schemas.microsoft.com/office/word/2010/wordprocessingCanvas" xmlns:cx="http://schemas.microsoft.com/office/drawing/2014/chartex" xmlns:cx1="http://schemas.microsoft.com/office/drawing/2015/9/8/chartex" xmlns:cx2="http://schemas.microsoft.com/office/drawing/2015/10/21/chartex" xmlns:cx3="http://schemas.microsoft.com/office/drawing/2016/5/9/chartex" xmlns:cx4="http://schemas.microsoft.com/office/drawing/2016/5/10/chartex" xmlns:cx5="http://schemas.microsoft.com/office/drawing/2016/5/11/chartex" xmlns:cx6="http://schemas.microsoft.com/office/drawing/2016/5/12/chartex" xmlns:cx7="http://schemas.microsoft.com/office/drawing/2016/5/13/chartex" xmlns:cx8="http://schemas.microsoft.com/office/drawing/2016/5/14/chartex" xmlns:mc="http://schemas.openxmlformats.org/markup-compatibility/2006" xmlns:aink="http://schemas.microsoft.com/office/drawing/2016/ink" xmlns:am3d="http://schemas.microsoft.com/office/drawing/2017/model3d" xmlns:o="urn:schemas-microsoft-com:office:office" xmlns:oel="http://schemas.microsoft.com/office/2019/extlst" xmlns:r="http://schemas.openxmlformats.org/officeDocument/2006/relationships" xmlns:m="http://schemas.openxmlformats.org/officeDocument/2006/math" xmlns:v="urn:schemas-microsoft-com:vml" xmlns:wp14="http://schemas.microsoft.com/office/word/2010/wordprocessingDrawing" xmlns:wp="http://schemas.openxmlformats.org/drawingml/2006/wordprocessingDrawing" xmlns:w10="urn:schemas-microsoft-com:office:word" xmlns:w="http://schemas.openxmlformats.org/wordprocessingml/2006/main" xmlns:w14="http://schemas.microsoft.com/office/word/2010/wordml" xmlns:w15="http://schemas.microsoft.com/office/word/2012/wordml" xmlns:w16cex="http://schemas.microsoft.com/office/word/2018/wordml/cex" xmlns:w16cid="http://schemas.microsoft.com/office/word/2016/wordml/cid" xmlns:w16="http://schemas.microsoft.com/office/word/2018/wordml" xmlns:w16du="http://schemas.microsoft.com/office/word/2023/wordml/word16du" xmlns:w16sdtdh="http://schemas.microsoft.com/office/word/2020/wordml/sdtdatahash" xmlns:w16sdtfl="http://schemas.microsoft.com/office/word/2024/wordml/sdtformatlock" xmlns:w16se="http://schemas.microsoft.com/office/word/2015/wordml/symex" xmlns:wpg="http://schemas.microsoft.com/office/word/2010/wordprocessingGroup" xmlns:wpi="http://schemas.microsoft.com/office/word/2010/wordprocessingInk" xmlns:wne="http://schemas.microsoft.com/office/word/2006/wordml" xmlns:wps="http://schemas.microsoft.com/office/word/2010/wordprocessingShape" mc:Ignorable="w14 w15 w16se w16cid w16 w16cex w16sdtdh w16sdtfl w16du wp14">
   <w:body>
     <w:p>
       <w:pPr>
@@ -8117,62 +8117,6 @@
     <w:p>
       <w:pPr>
         <w:rPr>
-          <w:color w:val="000000" w:themeColor="text1"/>
-        </w:rPr>
-      </w:pPr>
-    </w:p>
-    <w:p>
-      <w:pPr>
-        <w:rPr>
-          <w:color w:val="000000" w:themeColor="text1"/>
-        </w:rPr>
-      </w:pPr>
-    </w:p>
-    <w:p>
-      <w:pPr>
-        <w:rPr>
-          <w:color w:val="000000" w:themeColor="text1"/>
-        </w:rPr>
-      </w:pPr>
-    </w:p>
-    <w:p>
-      <w:pPr>
-        <w:rPr>
-          <w:color w:val="000000" w:themeColor="text1"/>
-        </w:rPr>
-      </w:pPr>
-    </w:p>
-    <w:p>
-      <w:pPr>
-        <w:rPr>
-          <w:color w:val="000000" w:themeColor="text1"/>
-        </w:rPr>
-      </w:pPr>
-    </w:p>
-    <w:p>
-      <w:pPr>
-        <w:rPr>
-          <w:color w:val="000000" w:themeColor="text1"/>
-        </w:rPr>
-      </w:pPr>
-    </w:p>
-    <w:p>
-      <w:pPr>
-        <w:rPr>
-          <w:color w:val="000000" w:themeColor="text1"/>
-        </w:rPr>
-      </w:pPr>
-    </w:p>
-    <w:p>
-      <w:pPr>
-        <w:rPr>
-          <w:color w:val="000000" w:themeColor="text1"/>
-        </w:rPr>
-      </w:pPr>
-    </w:p>
-    <w:p>
-      <w:pPr>
-        <w:rPr>
           <w:b/>
           <w:bCs/>
           <w:color w:val="C00000"/>
@@ -8188,6 +8132,7 @@
           <w:sz w:val="56"/>
           <w:szCs w:val="56"/>
         </w:rPr>
+        <w:lastRenderedPageBreak/>
         <w:t xml:space="preserve">BASICS OF PYTHON </w:t>
       </w:r>
     </w:p>
@@ -8582,7 +8527,6 @@
         <w:rPr>
           <w:color w:val="000000" w:themeColor="text1"/>
         </w:rPr>
-        <w:lastRenderedPageBreak/>
         <w:t xml:space="preserve">If you do that, the computer will look at your file, run the print machine, and display this exact text on your screen: Hello, </w:t>
       </w:r>
       <w:proofErr w:type="spellStart"/>
@@ -8765,6 +8709,7 @@
           <w:bCs/>
           <w:color w:val="000000" w:themeColor="text1"/>
         </w:rPr>
+        <w:lastRenderedPageBreak/>
         <w:t>1. *objects (The Things You Are Printing)</w:t>
       </w:r>
     </w:p>
@@ -9139,7 +9084,6 @@
         <w:rPr>
           <w:color w:val="000000" w:themeColor="text1"/>
         </w:rPr>
-        <w:lastRenderedPageBreak/>
         <w:t xml:space="preserve">This happens because of the end='\n' setting. \n is a secret computer code called an </w:t>
       </w:r>
       <w:r>
@@ -9298,6 +9242,7 @@
         <w:rPr>
           <w:color w:val="000000" w:themeColor="text1"/>
         </w:rPr>
+        <w:lastRenderedPageBreak/>
         <w:t xml:space="preserve">By default, print sends your text to </w:t>
       </w:r>
       <w:proofErr w:type="spellStart"/>
@@ -9657,7 +9602,6 @@
         <w:rPr>
           <w:color w:val="000000" w:themeColor="text1"/>
         </w:rPr>
-        <w:lastRenderedPageBreak/>
         <w:t>print(</w:t>
       </w:r>
       <w:proofErr w:type="gramEnd"/>
@@ -9843,6 +9787,7 @@
         <w:rPr>
           <w:color w:val="000000" w:themeColor="text1"/>
         </w:rPr>
+        <w:lastRenderedPageBreak/>
         <w:t>Let's say we have two variables sitting in our Stack, pointing to data in our Heap:</w:t>
       </w:r>
     </w:p>
@@ -10311,7 +10256,6 @@
         <w:rPr>
           <w:color w:val="000000" w:themeColor="text1"/>
         </w:rPr>
-        <w:lastRenderedPageBreak/>
         <w:t>Let’s go deep into the mechanics of why this works and what it is actually doing in memory.</w:t>
       </w:r>
     </w:p>
@@ -10510,6 +10454,7 @@
           <w:bCs/>
           <w:color w:val="000000" w:themeColor="text1"/>
         </w:rPr>
+        <w:lastRenderedPageBreak/>
         <w:t>The Hidden Power of f-strings</w:t>
       </w:r>
     </w:p>
@@ -10855,7 +10800,6 @@
           <w:sz w:val="32"/>
           <w:szCs w:val="32"/>
         </w:rPr>
-        <w:lastRenderedPageBreak/>
         <w:t xml:space="preserve">I know how to use </w:t>
       </w:r>
       <w:proofErr w:type="gramStart"/>
@@ -11140,6 +11084,7 @@
           <w:bCs/>
           <w:color w:val="000000" w:themeColor="text1"/>
         </w:rPr>
+        <w:lastRenderedPageBreak/>
         <w:t>1. The Execution Thread Freezes (Blocking)</w:t>
       </w:r>
     </w:p>
@@ -11572,7 +11517,6 @@
           <w:color w:val="000000" w:themeColor="text1"/>
           <w:highlight w:val="yellow"/>
         </w:rPr>
-        <w:lastRenderedPageBreak/>
         <w:t>future_age</w:t>
       </w:r>
       <w:proofErr w:type="spellEnd"/>
@@ -11881,6 +11825,7 @@
           <w:color w:val="000000" w:themeColor="text1"/>
           <w:highlight w:val="yellow"/>
         </w:rPr>
+        <w:lastRenderedPageBreak/>
         <w:t xml:space="preserve"># Wrap the entire input function inside the </w:t>
       </w:r>
       <w:proofErr w:type="gramStart"/>
@@ -12396,7 +12341,6 @@
         <w:rPr>
           <w:color w:val="000000" w:themeColor="text1"/>
         </w:rPr>
-        <w:lastRenderedPageBreak/>
         <w:t>Here is how you write it:</w:t>
       </w:r>
     </w:p>
@@ -12705,6 +12649,7 @@
           <w:bCs/>
           <w:color w:val="000000" w:themeColor="text1"/>
         </w:rPr>
+        <w:lastRenderedPageBreak/>
         <w:t xml:space="preserve">The </w:t>
       </w:r>
       <w:proofErr w:type="gramStart"/>
@@ -13225,222 +13170,222 @@
           <w:color w:val="000000" w:themeColor="text1"/>
           <w:highlight w:val="yellow"/>
         </w:rPr>
+        <w:t xml:space="preserve">        </w:t>
+      </w:r>
+    </w:p>
+    <w:p>
+      <w:pPr>
+        <w:rPr>
+          <w:color w:val="000000" w:themeColor="text1"/>
+          <w:highlight w:val="yellow"/>
+        </w:rPr>
+      </w:pPr>
+      <w:r>
+        <w:rPr>
+          <w:color w:val="000000" w:themeColor="text1"/>
+          <w:highlight w:val="yellow"/>
+        </w:rPr>
+        <w:t xml:space="preserve">        # 2. If the line above works perfectly, we break the infinite loop!</w:t>
+      </w:r>
+    </w:p>
+    <w:p>
+      <w:pPr>
+        <w:rPr>
+          <w:color w:val="000000" w:themeColor="text1"/>
+          <w:highlight w:val="yellow"/>
+        </w:rPr>
+      </w:pPr>
+      <w:r>
+        <w:rPr>
+          <w:color w:val="000000" w:themeColor="text1"/>
+          <w:highlight w:val="yellow"/>
+        </w:rPr>
+        <w:t xml:space="preserve">        break </w:t>
+      </w:r>
+    </w:p>
+    <w:p>
+      <w:pPr>
+        <w:rPr>
+          <w:color w:val="000000" w:themeColor="text1"/>
+          <w:highlight w:val="yellow"/>
+        </w:rPr>
+      </w:pPr>
+      <w:r>
+        <w:rPr>
+          <w:color w:val="000000" w:themeColor="text1"/>
+          <w:highlight w:val="yellow"/>
+        </w:rPr>
+        <w:t xml:space="preserve">        </w:t>
+      </w:r>
+    </w:p>
+    <w:p>
+      <w:pPr>
+        <w:rPr>
+          <w:color w:val="000000" w:themeColor="text1"/>
+          <w:highlight w:val="yellow"/>
+        </w:rPr>
+      </w:pPr>
+      <w:r>
+        <w:rPr>
+          <w:color w:val="000000" w:themeColor="text1"/>
+          <w:highlight w:val="yellow"/>
+        </w:rPr>
+        <w:t xml:space="preserve">    except </w:t>
+      </w:r>
+      <w:proofErr w:type="spellStart"/>
+      <w:r>
+        <w:rPr>
+          <w:color w:val="000000" w:themeColor="text1"/>
+          <w:highlight w:val="yellow"/>
+        </w:rPr>
+        <w:t>ValueError</w:t>
+      </w:r>
+      <w:proofErr w:type="spellEnd"/>
+      <w:r>
+        <w:rPr>
+          <w:color w:val="000000" w:themeColor="text1"/>
+          <w:highlight w:val="yellow"/>
+        </w:rPr>
+        <w:t>:</w:t>
+      </w:r>
+    </w:p>
+    <w:p>
+      <w:pPr>
+        <w:rPr>
+          <w:color w:val="000000" w:themeColor="text1"/>
+          <w:highlight w:val="yellow"/>
+        </w:rPr>
+      </w:pPr>
+      <w:r>
+        <w:rPr>
+          <w:color w:val="000000" w:themeColor="text1"/>
+          <w:highlight w:val="yellow"/>
+        </w:rPr>
+        <w:t xml:space="preserve">        # 3. If they type a word, the thread teleports here, skipping the 'break'.</w:t>
+      </w:r>
+    </w:p>
+    <w:p>
+      <w:pPr>
+        <w:rPr>
+          <w:color w:val="000000" w:themeColor="text1"/>
+          <w:highlight w:val="yellow"/>
+        </w:rPr>
+      </w:pPr>
+      <w:r>
+        <w:rPr>
+          <w:color w:val="000000" w:themeColor="text1"/>
+          <w:highlight w:val="yellow"/>
+        </w:rPr>
+        <w:t xml:space="preserve">        # The loop repeats and asks them again!</w:t>
+      </w:r>
+    </w:p>
+    <w:p>
+      <w:pPr>
+        <w:rPr>
+          <w:color w:val="000000" w:themeColor="text1"/>
+          <w:highlight w:val="yellow"/>
+        </w:rPr>
+      </w:pPr>
+      <w:r>
+        <w:rPr>
+          <w:color w:val="000000" w:themeColor="text1"/>
+          <w:highlight w:val="yellow"/>
+        </w:rPr>
+        <w:t xml:space="preserve">        </w:t>
+      </w:r>
+      <w:proofErr w:type="gramStart"/>
+      <w:r>
+        <w:rPr>
+          <w:color w:val="000000" w:themeColor="text1"/>
+          <w:highlight w:val="yellow"/>
+        </w:rPr>
+        <w:t>print(</w:t>
+      </w:r>
+      <w:proofErr w:type="gramEnd"/>
+      <w:r>
+        <w:rPr>
+          <w:color w:val="000000" w:themeColor="text1"/>
+          <w:highlight w:val="yellow"/>
+        </w:rPr>
+        <w:t>"Invalid input. Please type a number using digits (e.g., 20).")</w:t>
+      </w:r>
+    </w:p>
+    <w:p>
+      <w:pPr>
+        <w:rPr>
+          <w:color w:val="000000" w:themeColor="text1"/>
+          <w:highlight w:val="yellow"/>
+        </w:rPr>
+      </w:pPr>
+    </w:p>
+    <w:p>
+      <w:pPr>
+        <w:rPr>
+          <w:color w:val="000000" w:themeColor="text1"/>
+          <w:highlight w:val="yellow"/>
+        </w:rPr>
+      </w:pPr>
+      <w:r>
+        <w:rPr>
+          <w:color w:val="000000" w:themeColor="text1"/>
+          <w:highlight w:val="yellow"/>
+        </w:rPr>
+        <w:t># 4. We only reach this code once the loop is broken.</w:t>
+      </w:r>
+    </w:p>
+    <w:p>
+      <w:pPr>
+        <w:rPr>
+          <w:color w:val="000000" w:themeColor="text1"/>
+          <w:highlight w:val="yellow"/>
+        </w:rPr>
+      </w:pPr>
+      <w:proofErr w:type="spellStart"/>
+      <w:r>
+        <w:rPr>
+          <w:color w:val="000000" w:themeColor="text1"/>
+          <w:highlight w:val="yellow"/>
+        </w:rPr>
+        <w:t>future_age</w:t>
+      </w:r>
+      <w:proofErr w:type="spellEnd"/>
+      <w:r>
+        <w:rPr>
+          <w:color w:val="000000" w:themeColor="text1"/>
+          <w:highlight w:val="yellow"/>
+        </w:rPr>
+        <w:t xml:space="preserve"> = </w:t>
+      </w:r>
+      <w:proofErr w:type="spellStart"/>
+      <w:r>
+        <w:rPr>
+          <w:color w:val="000000" w:themeColor="text1"/>
+          <w:highlight w:val="yellow"/>
+        </w:rPr>
+        <w:t>user_age</w:t>
+      </w:r>
+      <w:proofErr w:type="spellEnd"/>
+      <w:r>
+        <w:rPr>
+          <w:color w:val="000000" w:themeColor="text1"/>
+          <w:highlight w:val="yellow"/>
+        </w:rPr>
+        <w:t xml:space="preserve"> + 10</w:t>
+      </w:r>
+    </w:p>
+    <w:p>
+      <w:pPr>
+        <w:rPr>
+          <w:color w:val="000000" w:themeColor="text1"/>
+        </w:rPr>
+      </w:pPr>
+      <w:proofErr w:type="gramStart"/>
+      <w:r>
+        <w:rPr>
+          <w:color w:val="000000" w:themeColor="text1"/>
+          <w:highlight w:val="yellow"/>
+        </w:rPr>
         <w:lastRenderedPageBreak/>
-        <w:t xml:space="preserve">        </w:t>
-      </w:r>
-    </w:p>
-    <w:p>
-      <w:pPr>
-        <w:rPr>
-          <w:color w:val="000000" w:themeColor="text1"/>
-          <w:highlight w:val="yellow"/>
-        </w:rPr>
-      </w:pPr>
-      <w:r>
-        <w:rPr>
-          <w:color w:val="000000" w:themeColor="text1"/>
-          <w:highlight w:val="yellow"/>
-        </w:rPr>
-        <w:t xml:space="preserve">        # 2. If the line above works perfectly, we break the infinite loop!</w:t>
-      </w:r>
-    </w:p>
-    <w:p>
-      <w:pPr>
-        <w:rPr>
-          <w:color w:val="000000" w:themeColor="text1"/>
-          <w:highlight w:val="yellow"/>
-        </w:rPr>
-      </w:pPr>
-      <w:r>
-        <w:rPr>
-          <w:color w:val="000000" w:themeColor="text1"/>
-          <w:highlight w:val="yellow"/>
-        </w:rPr>
-        <w:t xml:space="preserve">        break </w:t>
-      </w:r>
-    </w:p>
-    <w:p>
-      <w:pPr>
-        <w:rPr>
-          <w:color w:val="000000" w:themeColor="text1"/>
-          <w:highlight w:val="yellow"/>
-        </w:rPr>
-      </w:pPr>
-      <w:r>
-        <w:rPr>
-          <w:color w:val="000000" w:themeColor="text1"/>
-          <w:highlight w:val="yellow"/>
-        </w:rPr>
-        <w:t xml:space="preserve">        </w:t>
-      </w:r>
-    </w:p>
-    <w:p>
-      <w:pPr>
-        <w:rPr>
-          <w:color w:val="000000" w:themeColor="text1"/>
-          <w:highlight w:val="yellow"/>
-        </w:rPr>
-      </w:pPr>
-      <w:r>
-        <w:rPr>
-          <w:color w:val="000000" w:themeColor="text1"/>
-          <w:highlight w:val="yellow"/>
-        </w:rPr>
-        <w:t xml:space="preserve">    except </w:t>
-      </w:r>
-      <w:proofErr w:type="spellStart"/>
-      <w:r>
-        <w:rPr>
-          <w:color w:val="000000" w:themeColor="text1"/>
-          <w:highlight w:val="yellow"/>
-        </w:rPr>
-        <w:t>ValueError</w:t>
-      </w:r>
-      <w:proofErr w:type="spellEnd"/>
-      <w:r>
-        <w:rPr>
-          <w:color w:val="000000" w:themeColor="text1"/>
-          <w:highlight w:val="yellow"/>
-        </w:rPr>
-        <w:t>:</w:t>
-      </w:r>
-    </w:p>
-    <w:p>
-      <w:pPr>
-        <w:rPr>
-          <w:color w:val="000000" w:themeColor="text1"/>
-          <w:highlight w:val="yellow"/>
-        </w:rPr>
-      </w:pPr>
-      <w:r>
-        <w:rPr>
-          <w:color w:val="000000" w:themeColor="text1"/>
-          <w:highlight w:val="yellow"/>
-        </w:rPr>
-        <w:t xml:space="preserve">        # 3. If they type a word, the thread teleports here, skipping the 'break'.</w:t>
-      </w:r>
-    </w:p>
-    <w:p>
-      <w:pPr>
-        <w:rPr>
-          <w:color w:val="000000" w:themeColor="text1"/>
-          <w:highlight w:val="yellow"/>
-        </w:rPr>
-      </w:pPr>
-      <w:r>
-        <w:rPr>
-          <w:color w:val="000000" w:themeColor="text1"/>
-          <w:highlight w:val="yellow"/>
-        </w:rPr>
-        <w:t xml:space="preserve">        # The loop repeats and asks them again!</w:t>
-      </w:r>
-    </w:p>
-    <w:p>
-      <w:pPr>
-        <w:rPr>
-          <w:color w:val="000000" w:themeColor="text1"/>
-          <w:highlight w:val="yellow"/>
-        </w:rPr>
-      </w:pPr>
-      <w:r>
-        <w:rPr>
-          <w:color w:val="000000" w:themeColor="text1"/>
-          <w:highlight w:val="yellow"/>
-        </w:rPr>
-        <w:t xml:space="preserve">        </w:t>
-      </w:r>
-      <w:proofErr w:type="gramStart"/>
-      <w:r>
-        <w:rPr>
-          <w:color w:val="000000" w:themeColor="text1"/>
-          <w:highlight w:val="yellow"/>
-        </w:rPr>
-        <w:t>print(</w:t>
-      </w:r>
-      <w:proofErr w:type="gramEnd"/>
-      <w:r>
-        <w:rPr>
-          <w:color w:val="000000" w:themeColor="text1"/>
-          <w:highlight w:val="yellow"/>
-        </w:rPr>
-        <w:t>"Invalid input. Please type a number using digits (e.g., 20).")</w:t>
-      </w:r>
-    </w:p>
-    <w:p>
-      <w:pPr>
-        <w:rPr>
-          <w:color w:val="000000" w:themeColor="text1"/>
-          <w:highlight w:val="yellow"/>
-        </w:rPr>
-      </w:pPr>
-    </w:p>
-    <w:p>
-      <w:pPr>
-        <w:rPr>
-          <w:color w:val="000000" w:themeColor="text1"/>
-          <w:highlight w:val="yellow"/>
-        </w:rPr>
-      </w:pPr>
-      <w:r>
-        <w:rPr>
-          <w:color w:val="000000" w:themeColor="text1"/>
-          <w:highlight w:val="yellow"/>
-        </w:rPr>
-        <w:t># 4. We only reach this code once the loop is broken.</w:t>
-      </w:r>
-    </w:p>
-    <w:p>
-      <w:pPr>
-        <w:rPr>
-          <w:color w:val="000000" w:themeColor="text1"/>
-          <w:highlight w:val="yellow"/>
-        </w:rPr>
-      </w:pPr>
-      <w:proofErr w:type="spellStart"/>
-      <w:r>
-        <w:rPr>
-          <w:color w:val="000000" w:themeColor="text1"/>
-          <w:highlight w:val="yellow"/>
-        </w:rPr>
-        <w:t>future_age</w:t>
-      </w:r>
-      <w:proofErr w:type="spellEnd"/>
-      <w:r>
-        <w:rPr>
-          <w:color w:val="000000" w:themeColor="text1"/>
-          <w:highlight w:val="yellow"/>
-        </w:rPr>
-        <w:t xml:space="preserve"> = </w:t>
-      </w:r>
-      <w:proofErr w:type="spellStart"/>
-      <w:r>
-        <w:rPr>
-          <w:color w:val="000000" w:themeColor="text1"/>
-          <w:highlight w:val="yellow"/>
-        </w:rPr>
-        <w:t>user_age</w:t>
-      </w:r>
-      <w:proofErr w:type="spellEnd"/>
-      <w:r>
-        <w:rPr>
-          <w:color w:val="000000" w:themeColor="text1"/>
-          <w:highlight w:val="yellow"/>
-        </w:rPr>
-        <w:t xml:space="preserve"> + 10</w:t>
-      </w:r>
-    </w:p>
-    <w:p>
-      <w:pPr>
-        <w:rPr>
-          <w:color w:val="000000" w:themeColor="text1"/>
-        </w:rPr>
-      </w:pPr>
-      <w:proofErr w:type="gramStart"/>
-      <w:r>
-        <w:rPr>
-          <w:color w:val="000000" w:themeColor="text1"/>
-          <w:highlight w:val="yellow"/>
-        </w:rPr>
         <w:t>print(</w:t>
       </w:r>
       <w:proofErr w:type="spellStart"/>
@@ -13759,7 +13704,6 @@
           <w:color w:val="000000" w:themeColor="text1"/>
           <w:highlight w:val="yellow"/>
         </w:rPr>
-        <w:lastRenderedPageBreak/>
         <w:t>Python</w:t>
       </w:r>
     </w:p>
@@ -13918,6 +13862,7 @@
           <w:color w:val="000000" w:themeColor="text1"/>
           <w:highlight w:val="yellow"/>
         </w:rPr>
+        <w:lastRenderedPageBreak/>
         <w:t>player_name</w:t>
       </w:r>
       <w:proofErr w:type="spellEnd"/>
@@ -14588,6 +14533,7 @@
           <w:bCs/>
           <w:color w:val="000000" w:themeColor="text1"/>
         </w:rPr>
+        <w:lastRenderedPageBreak/>
         <w:t>No Reserved Words:</w:t>
       </w:r>
       <w:r>
@@ -15138,7 +15084,6 @@
           <w:bCs/>
           <w:color w:val="000000" w:themeColor="text1"/>
         </w:rPr>
-        <w:lastRenderedPageBreak/>
         <w:t>float(</w:t>
       </w:r>
       <w:proofErr w:type="gramEnd"/>
@@ -15413,6 +15358,7 @@
           <w:color w:val="000000" w:themeColor="text1"/>
           <w:highlight w:val="yellow"/>
         </w:rPr>
+        <w:lastRenderedPageBreak/>
         <w:t># 3. We create a new name tag '</w:t>
       </w:r>
       <w:proofErr w:type="spellStart"/>
@@ -15811,7 +15757,6 @@
           <w:color w:val="000000" w:themeColor="text1"/>
           <w:highlight w:val="yellow"/>
         </w:rPr>
-        <w:lastRenderedPageBreak/>
         <w:t># Standard variables (Snake Case - you can change these)</w:t>
       </w:r>
     </w:p>
@@ -16425,150 +16370,150 @@
           <w:bCs/>
           <w:color w:val="EE0000"/>
         </w:rPr>
+        <w:t>1. Advanced Variable Assignment (The Python Shortcut)</w:t>
+      </w:r>
+    </w:p>
+    <w:p>
+      <w:pPr>
+        <w:rPr>
+          <w:color w:val="000000" w:themeColor="text1"/>
+        </w:rPr>
+      </w:pPr>
+      <w:r>
+        <w:rPr>
+          <w:color w:val="000000" w:themeColor="text1"/>
+        </w:rPr>
+        <w:t>Until now, we have assigned one variable per line. But Python has a feature that allows you to assign multiple variables instantly.</w:t>
+      </w:r>
+    </w:p>
+    <w:p>
+      <w:pPr>
+        <w:rPr>
+          <w:color w:val="000000" w:themeColor="text1"/>
+        </w:rPr>
+      </w:pPr>
+      <w:r>
+        <w:rPr>
+          <w:b/>
+          <w:bCs/>
+          <w:color w:val="000000" w:themeColor="text1"/>
+        </w:rPr>
+        <w:t>Multiple Assignment:</w:t>
+      </w:r>
+      <w:r>
+        <w:rPr>
+          <w:color w:val="000000" w:themeColor="text1"/>
+        </w:rPr>
+        <w:t xml:space="preserve"> Instead of taking up three lines, you can declare them on one line separated by commas. Python will perfectly match the Stack name tags to the Heap objects from left to right.</w:t>
+      </w:r>
+    </w:p>
+    <w:p>
+      <w:pPr>
+        <w:rPr>
+          <w:color w:val="000000" w:themeColor="text1"/>
+          <w:highlight w:val="yellow"/>
+        </w:rPr>
+      </w:pPr>
+      <w:r>
+        <w:rPr>
+          <w:color w:val="000000" w:themeColor="text1"/>
+          <w:highlight w:val="yellow"/>
+        </w:rPr>
+        <w:t>Python</w:t>
+      </w:r>
+    </w:p>
+    <w:p>
+      <w:pPr>
+        <w:rPr>
+          <w:color w:val="000000" w:themeColor="text1"/>
+          <w:highlight w:val="yellow"/>
+        </w:rPr>
+      </w:pPr>
+      <w:r>
+        <w:rPr>
+          <w:color w:val="000000" w:themeColor="text1"/>
+          <w:highlight w:val="yellow"/>
+        </w:rPr>
+        <w:t># The professional way to assign coordinates or related data</w:t>
+      </w:r>
+    </w:p>
+    <w:p>
+      <w:pPr>
+        <w:rPr>
+          <w:color w:val="000000" w:themeColor="text1"/>
+        </w:rPr>
+      </w:pPr>
+      <w:r>
+        <w:rPr>
+          <w:color w:val="000000" w:themeColor="text1"/>
+          <w:highlight w:val="yellow"/>
+        </w:rPr>
+        <w:t>x, y, z = 10, 20, 30</w:t>
+      </w:r>
+    </w:p>
+    <w:p>
+      <w:pPr>
+        <w:rPr>
+          <w:color w:val="000000" w:themeColor="text1"/>
+        </w:rPr>
+      </w:pPr>
+      <w:r>
+        <w:rPr>
+          <w:b/>
+          <w:bCs/>
+          <w:color w:val="000000" w:themeColor="text1"/>
+        </w:rPr>
+        <w:t>Chained Assignment:</w:t>
+      </w:r>
+      <w:r>
+        <w:rPr>
+          <w:color w:val="000000" w:themeColor="text1"/>
+        </w:rPr>
+        <w:t xml:space="preserve"> What if you want three variables to all point to the exact same 0 in the Heap?</w:t>
+      </w:r>
+    </w:p>
+    <w:p>
+      <w:pPr>
+        <w:rPr>
+          <w:color w:val="000000" w:themeColor="text1"/>
+          <w:highlight w:val="yellow"/>
+        </w:rPr>
+      </w:pPr>
+      <w:r>
+        <w:rPr>
+          <w:color w:val="000000" w:themeColor="text1"/>
+          <w:highlight w:val="yellow"/>
+        </w:rPr>
+        <w:t>Python</w:t>
+      </w:r>
+    </w:p>
+    <w:p>
+      <w:pPr>
+        <w:rPr>
+          <w:color w:val="000000" w:themeColor="text1"/>
+          <w:highlight w:val="yellow"/>
+        </w:rPr>
+      </w:pPr>
+      <w:r>
+        <w:rPr>
+          <w:color w:val="000000" w:themeColor="text1"/>
+          <w:highlight w:val="yellow"/>
+        </w:rPr>
+        <w:t># Player 1, 2, and 3 all start with a score of 0</w:t>
+      </w:r>
+    </w:p>
+    <w:p>
+      <w:pPr>
+        <w:rPr>
+          <w:color w:val="000000" w:themeColor="text1"/>
+        </w:rPr>
+      </w:pPr>
+      <w:r>
+        <w:rPr>
+          <w:color w:val="000000" w:themeColor="text1"/>
+          <w:highlight w:val="yellow"/>
+        </w:rPr>
         <w:lastRenderedPageBreak/>
-        <w:t>1. Advanced Variable Assignment (The Python Shortcut)</w:t>
-      </w:r>
-    </w:p>
-    <w:p>
-      <w:pPr>
-        <w:rPr>
-          <w:color w:val="000000" w:themeColor="text1"/>
-        </w:rPr>
-      </w:pPr>
-      <w:r>
-        <w:rPr>
-          <w:color w:val="000000" w:themeColor="text1"/>
-        </w:rPr>
-        <w:t>Until now, we have assigned one variable per line. But Python has a feature that allows you to assign multiple variables instantly.</w:t>
-      </w:r>
-    </w:p>
-    <w:p>
-      <w:pPr>
-        <w:rPr>
-          <w:color w:val="000000" w:themeColor="text1"/>
-        </w:rPr>
-      </w:pPr>
-      <w:r>
-        <w:rPr>
-          <w:b/>
-          <w:bCs/>
-          <w:color w:val="000000" w:themeColor="text1"/>
-        </w:rPr>
-        <w:t>Multiple Assignment:</w:t>
-      </w:r>
-      <w:r>
-        <w:rPr>
-          <w:color w:val="000000" w:themeColor="text1"/>
-        </w:rPr>
-        <w:t xml:space="preserve"> Instead of taking up three lines, you can declare them on one line separated by commas. Python will perfectly match the Stack name tags to the Heap objects from left to right.</w:t>
-      </w:r>
-    </w:p>
-    <w:p>
-      <w:pPr>
-        <w:rPr>
-          <w:color w:val="000000" w:themeColor="text1"/>
-          <w:highlight w:val="yellow"/>
-        </w:rPr>
-      </w:pPr>
-      <w:r>
-        <w:rPr>
-          <w:color w:val="000000" w:themeColor="text1"/>
-          <w:highlight w:val="yellow"/>
-        </w:rPr>
-        <w:t>Python</w:t>
-      </w:r>
-    </w:p>
-    <w:p>
-      <w:pPr>
-        <w:rPr>
-          <w:color w:val="000000" w:themeColor="text1"/>
-          <w:highlight w:val="yellow"/>
-        </w:rPr>
-      </w:pPr>
-      <w:r>
-        <w:rPr>
-          <w:color w:val="000000" w:themeColor="text1"/>
-          <w:highlight w:val="yellow"/>
-        </w:rPr>
-        <w:t># The professional way to assign coordinates or related data</w:t>
-      </w:r>
-    </w:p>
-    <w:p>
-      <w:pPr>
-        <w:rPr>
-          <w:color w:val="000000" w:themeColor="text1"/>
-        </w:rPr>
-      </w:pPr>
-      <w:r>
-        <w:rPr>
-          <w:color w:val="000000" w:themeColor="text1"/>
-          <w:highlight w:val="yellow"/>
-        </w:rPr>
-        <w:t>x, y, z = 10, 20, 30</w:t>
-      </w:r>
-    </w:p>
-    <w:p>
-      <w:pPr>
-        <w:rPr>
-          <w:color w:val="000000" w:themeColor="text1"/>
-        </w:rPr>
-      </w:pPr>
-      <w:r>
-        <w:rPr>
-          <w:b/>
-          <w:bCs/>
-          <w:color w:val="000000" w:themeColor="text1"/>
-        </w:rPr>
-        <w:t>Chained Assignment:</w:t>
-      </w:r>
-      <w:r>
-        <w:rPr>
-          <w:color w:val="000000" w:themeColor="text1"/>
-        </w:rPr>
-        <w:t xml:space="preserve"> What if you want three variables to all point to the exact same 0 in the Heap?</w:t>
-      </w:r>
-    </w:p>
-    <w:p>
-      <w:pPr>
-        <w:rPr>
-          <w:color w:val="000000" w:themeColor="text1"/>
-          <w:highlight w:val="yellow"/>
-        </w:rPr>
-      </w:pPr>
-      <w:r>
-        <w:rPr>
-          <w:color w:val="000000" w:themeColor="text1"/>
-          <w:highlight w:val="yellow"/>
-        </w:rPr>
-        <w:t>Python</w:t>
-      </w:r>
-    </w:p>
-    <w:p>
-      <w:pPr>
-        <w:rPr>
-          <w:color w:val="000000" w:themeColor="text1"/>
-          <w:highlight w:val="yellow"/>
-        </w:rPr>
-      </w:pPr>
-      <w:r>
-        <w:rPr>
-          <w:color w:val="000000" w:themeColor="text1"/>
-          <w:highlight w:val="yellow"/>
-        </w:rPr>
-        <w:t># Player 1, 2, and 3 all start with a score of 0</w:t>
-      </w:r>
-    </w:p>
-    <w:p>
-      <w:pPr>
-        <w:rPr>
-          <w:color w:val="000000" w:themeColor="text1"/>
-        </w:rPr>
-      </w:pPr>
-      <w:r>
-        <w:rPr>
-          <w:color w:val="000000" w:themeColor="text1"/>
-          <w:highlight w:val="yellow"/>
-        </w:rPr>
         <w:t>score_1 = score_2 = score_3 = 0</w:t>
       </w:r>
     </w:p>
@@ -17079,7 +17024,6 @@
           <w:color w:val="000000" w:themeColor="text1"/>
           <w:highlight w:val="yellow"/>
         </w:rPr>
-        <w:lastRenderedPageBreak/>
         <w:t>Python</w:t>
       </w:r>
     </w:p>
@@ -17409,6 +17353,7 @@
         <w:rPr>
           <w:color w:val="000000" w:themeColor="text1"/>
         </w:rPr>
+        <w:lastRenderedPageBreak/>
         <w:t>If you type images = 5000000, it is very hard for a human to read. Did you type 5 million or 500 thousand? In math, we use commas (5,000,000), but Python doesn't allow commas in integers.</w:t>
       </w:r>
     </w:p>
@@ -17829,7 +17774,6 @@
         <w:rPr>
           <w:color w:val="000000" w:themeColor="text1"/>
         </w:rPr>
-        <w:lastRenderedPageBreak/>
         <w:t xml:space="preserve">We spent a lot of time perfecting the </w:t>
       </w:r>
       <w:proofErr w:type="gramStart"/>
@@ -18490,7 +18434,6 @@
           <w:color w:val="000000" w:themeColor="text1"/>
           <w:highlight w:val="yellow"/>
         </w:rPr>
-        <w:lastRenderedPageBreak/>
         <w:t>is_active</w:t>
       </w:r>
       <w:proofErr w:type="spellEnd"/>
@@ -19071,7 +19014,6 @@
           <w:color w:val="000000" w:themeColor="text1"/>
           <w:highlight w:val="yellow"/>
         </w:rPr>
-        <w:lastRenderedPageBreak/>
         <w:t># Output: &lt;class 'complex'&gt;</w:t>
       </w:r>
     </w:p>
@@ -19503,6 +19445,7 @@
               <w:rPr>
                 <w:color w:val="000000" w:themeColor="text1"/>
               </w:rPr>
+              <w:lastRenderedPageBreak/>
               <w:t>-</w:t>
             </w:r>
           </w:p>
@@ -20463,7 +20406,6 @@
           <w:color w:val="000000" w:themeColor="text1"/>
           <w:highlight w:val="yellow"/>
         </w:rPr>
-        <w:lastRenderedPageBreak/>
         <w:t>Python</w:t>
       </w:r>
     </w:p>
@@ -20654,6 +20596,7 @@
         <w:rPr>
           <w:color w:val="000000" w:themeColor="text1"/>
         </w:rPr>
+        <w:lastRenderedPageBreak/>
         <w:t>!=</w:t>
       </w:r>
       <w:proofErr w:type="gramEnd"/>
@@ -21111,7 +21054,6 @@
           <w:bCs/>
           <w:color w:val="000000" w:themeColor="text1"/>
         </w:rPr>
-        <w:lastRenderedPageBreak/>
         <w:t>Category 5: Membership Operators (The Hash Lookup)</w:t>
       </w:r>
     </w:p>
@@ -21274,6 +21216,7 @@
         <w:rPr>
           <w:color w:val="000000" w:themeColor="text1"/>
         </w:rPr>
+        <w:lastRenderedPageBreak/>
         <w:t xml:space="preserve">If you use in on a </w:t>
       </w:r>
       <w:r>
@@ -22193,7 +22136,6 @@
         <w:rPr>
           <w:color w:val="000000" w:themeColor="text1"/>
         </w:rPr>
-        <w:lastRenderedPageBreak/>
         <w:t>You use ^ (XOR). Because XOR returns 0 when two bits are the same, x ^ x = 0. If you XOR every number in the array together, all the duplicates obliterate each other into zeros, and the only thing left in memory is the single missing number.</w:t>
       </w:r>
     </w:p>
@@ -22309,6 +22251,7 @@
         <w:rPr>
           <w:color w:val="000000" w:themeColor="text1"/>
         </w:rPr>
+        <w:lastRenderedPageBreak/>
         <w:t>+, - (Addition and Subtraction)</w:t>
       </w:r>
     </w:p>
@@ -22791,188 +22734,188 @@
           <w:color w:val="000000" w:themeColor="text1"/>
           <w:highlight w:val="yellow"/>
         </w:rPr>
+        <w:t># Step 1: Assign the variable</w:t>
+      </w:r>
+    </w:p>
+    <w:p>
+      <w:pPr>
+        <w:rPr>
+          <w:color w:val="000000" w:themeColor="text1"/>
+          <w:highlight w:val="yellow"/>
+        </w:rPr>
+      </w:pPr>
+      <w:proofErr w:type="spellStart"/>
+      <w:r>
+        <w:rPr>
+          <w:color w:val="000000" w:themeColor="text1"/>
+          <w:highlight w:val="yellow"/>
+        </w:rPr>
+        <w:t>user_input</w:t>
+      </w:r>
+      <w:proofErr w:type="spellEnd"/>
+      <w:r>
+        <w:rPr>
+          <w:color w:val="000000" w:themeColor="text1"/>
+          <w:highlight w:val="yellow"/>
+        </w:rPr>
+        <w:t xml:space="preserve"> = </w:t>
+      </w:r>
+      <w:proofErr w:type="gramStart"/>
+      <w:r>
+        <w:rPr>
+          <w:color w:val="000000" w:themeColor="text1"/>
+          <w:highlight w:val="yellow"/>
+        </w:rPr>
+        <w:t>input(</w:t>
+      </w:r>
+      <w:proofErr w:type="gramEnd"/>
+      <w:r>
+        <w:rPr>
+          <w:color w:val="000000" w:themeColor="text1"/>
+          <w:highlight w:val="yellow"/>
+        </w:rPr>
+        <w:t>"Enter a command: ")</w:t>
+      </w:r>
+    </w:p>
+    <w:p>
+      <w:pPr>
+        <w:rPr>
+          <w:color w:val="000000" w:themeColor="text1"/>
+          <w:highlight w:val="yellow"/>
+        </w:rPr>
+      </w:pPr>
+    </w:p>
+    <w:p>
+      <w:pPr>
+        <w:rPr>
+          <w:color w:val="000000" w:themeColor="text1"/>
+          <w:highlight w:val="yellow"/>
+        </w:rPr>
+      </w:pPr>
+      <w:r>
+        <w:rPr>
+          <w:color w:val="000000" w:themeColor="text1"/>
+          <w:highlight w:val="yellow"/>
+        </w:rPr>
+        <w:t># Step 2: Check the variable</w:t>
+      </w:r>
+    </w:p>
+    <w:p>
+      <w:pPr>
+        <w:rPr>
+          <w:color w:val="000000" w:themeColor="text1"/>
+          <w:highlight w:val="yellow"/>
+        </w:rPr>
+      </w:pPr>
+      <w:r>
+        <w:rPr>
+          <w:color w:val="000000" w:themeColor="text1"/>
+          <w:highlight w:val="yellow"/>
+        </w:rPr>
+        <w:t xml:space="preserve">if </w:t>
+      </w:r>
+      <w:proofErr w:type="spellStart"/>
+      <w:r>
+        <w:rPr>
+          <w:color w:val="000000" w:themeColor="text1"/>
+          <w:highlight w:val="yellow"/>
+        </w:rPr>
+        <w:t>user_input</w:t>
+      </w:r>
+      <w:proofErr w:type="spellEnd"/>
+      <w:r>
+        <w:rPr>
+          <w:color w:val="000000" w:themeColor="text1"/>
+          <w:highlight w:val="yellow"/>
+        </w:rPr>
+        <w:t xml:space="preserve"> == "quit":</w:t>
+      </w:r>
+    </w:p>
+    <w:p>
+      <w:pPr>
+        <w:rPr>
+          <w:color w:val="000000" w:themeColor="text1"/>
+        </w:rPr>
+      </w:pPr>
+      <w:r>
+        <w:rPr>
+          <w:color w:val="000000" w:themeColor="text1"/>
+          <w:highlight w:val="yellow"/>
+        </w:rPr>
+        <w:t xml:space="preserve">    </w:t>
+      </w:r>
+      <w:proofErr w:type="gramStart"/>
+      <w:r>
+        <w:rPr>
+          <w:color w:val="000000" w:themeColor="text1"/>
+          <w:highlight w:val="yellow"/>
+        </w:rPr>
+        <w:t>print(</w:t>
+      </w:r>
+      <w:proofErr w:type="gramEnd"/>
+      <w:r>
+        <w:rPr>
+          <w:color w:val="000000" w:themeColor="text1"/>
+          <w:highlight w:val="yellow"/>
+        </w:rPr>
+        <w:t>"Shutting down.")</w:t>
+      </w:r>
+    </w:p>
+    <w:p>
+      <w:pPr>
+        <w:rPr>
+          <w:color w:val="000000" w:themeColor="text1"/>
+        </w:rPr>
+      </w:pPr>
+      <w:r>
+        <w:rPr>
+          <w:color w:val="000000" w:themeColor="text1"/>
+        </w:rPr>
+        <w:t xml:space="preserve">The Walrus Operator lets you do both in </w:t>
+      </w:r>
+      <w:r>
+        <w:rPr>
+          <w:b/>
+          <w:bCs/>
+          <w:color w:val="000000" w:themeColor="text1"/>
+        </w:rPr>
+        <w:t>one single, fluid motion</w:t>
+      </w:r>
+      <w:r>
+        <w:rPr>
+          <w:color w:val="000000" w:themeColor="text1"/>
+        </w:rPr>
+        <w:t>. It catches the baseball and throws it to first base without stopping.</w:t>
+      </w:r>
+    </w:p>
+    <w:p>
+      <w:pPr>
+        <w:rPr>
+          <w:color w:val="000000" w:themeColor="text1"/>
+          <w:highlight w:val="yellow"/>
+        </w:rPr>
+      </w:pPr>
+      <w:r>
+        <w:rPr>
+          <w:color w:val="000000" w:themeColor="text1"/>
+          <w:highlight w:val="yellow"/>
+        </w:rPr>
+        <w:t>Python</w:t>
+      </w:r>
+    </w:p>
+    <w:p>
+      <w:pPr>
+        <w:rPr>
+          <w:color w:val="000000" w:themeColor="text1"/>
+          <w:highlight w:val="yellow"/>
+        </w:rPr>
+      </w:pPr>
+      <w:r>
+        <w:rPr>
+          <w:color w:val="000000" w:themeColor="text1"/>
+          <w:highlight w:val="yellow"/>
+        </w:rPr>
         <w:lastRenderedPageBreak/>
-        <w:t># Step 1: Assign the variable</w:t>
-      </w:r>
-    </w:p>
-    <w:p>
-      <w:pPr>
-        <w:rPr>
-          <w:color w:val="000000" w:themeColor="text1"/>
-          <w:highlight w:val="yellow"/>
-        </w:rPr>
-      </w:pPr>
-      <w:proofErr w:type="spellStart"/>
-      <w:r>
-        <w:rPr>
-          <w:color w:val="000000" w:themeColor="text1"/>
-          <w:highlight w:val="yellow"/>
-        </w:rPr>
-        <w:t>user_input</w:t>
-      </w:r>
-      <w:proofErr w:type="spellEnd"/>
-      <w:r>
-        <w:rPr>
-          <w:color w:val="000000" w:themeColor="text1"/>
-          <w:highlight w:val="yellow"/>
-        </w:rPr>
-        <w:t xml:space="preserve"> = </w:t>
-      </w:r>
-      <w:proofErr w:type="gramStart"/>
-      <w:r>
-        <w:rPr>
-          <w:color w:val="000000" w:themeColor="text1"/>
-          <w:highlight w:val="yellow"/>
-        </w:rPr>
-        <w:t>input(</w:t>
-      </w:r>
-      <w:proofErr w:type="gramEnd"/>
-      <w:r>
-        <w:rPr>
-          <w:color w:val="000000" w:themeColor="text1"/>
-          <w:highlight w:val="yellow"/>
-        </w:rPr>
-        <w:t>"Enter a command: ")</w:t>
-      </w:r>
-    </w:p>
-    <w:p>
-      <w:pPr>
-        <w:rPr>
-          <w:color w:val="000000" w:themeColor="text1"/>
-          <w:highlight w:val="yellow"/>
-        </w:rPr>
-      </w:pPr>
-    </w:p>
-    <w:p>
-      <w:pPr>
-        <w:rPr>
-          <w:color w:val="000000" w:themeColor="text1"/>
-          <w:highlight w:val="yellow"/>
-        </w:rPr>
-      </w:pPr>
-      <w:r>
-        <w:rPr>
-          <w:color w:val="000000" w:themeColor="text1"/>
-          <w:highlight w:val="yellow"/>
-        </w:rPr>
-        <w:t># Step 2: Check the variable</w:t>
-      </w:r>
-    </w:p>
-    <w:p>
-      <w:pPr>
-        <w:rPr>
-          <w:color w:val="000000" w:themeColor="text1"/>
-          <w:highlight w:val="yellow"/>
-        </w:rPr>
-      </w:pPr>
-      <w:r>
-        <w:rPr>
-          <w:color w:val="000000" w:themeColor="text1"/>
-          <w:highlight w:val="yellow"/>
-        </w:rPr>
-        <w:t xml:space="preserve">if </w:t>
-      </w:r>
-      <w:proofErr w:type="spellStart"/>
-      <w:r>
-        <w:rPr>
-          <w:color w:val="000000" w:themeColor="text1"/>
-          <w:highlight w:val="yellow"/>
-        </w:rPr>
-        <w:t>user_input</w:t>
-      </w:r>
-      <w:proofErr w:type="spellEnd"/>
-      <w:r>
-        <w:rPr>
-          <w:color w:val="000000" w:themeColor="text1"/>
-          <w:highlight w:val="yellow"/>
-        </w:rPr>
-        <w:t xml:space="preserve"> == "quit":</w:t>
-      </w:r>
-    </w:p>
-    <w:p>
-      <w:pPr>
-        <w:rPr>
-          <w:color w:val="000000" w:themeColor="text1"/>
-        </w:rPr>
-      </w:pPr>
-      <w:r>
-        <w:rPr>
-          <w:color w:val="000000" w:themeColor="text1"/>
-          <w:highlight w:val="yellow"/>
-        </w:rPr>
-        <w:t xml:space="preserve">    </w:t>
-      </w:r>
-      <w:proofErr w:type="gramStart"/>
-      <w:r>
-        <w:rPr>
-          <w:color w:val="000000" w:themeColor="text1"/>
-          <w:highlight w:val="yellow"/>
-        </w:rPr>
-        <w:t>print(</w:t>
-      </w:r>
-      <w:proofErr w:type="gramEnd"/>
-      <w:r>
-        <w:rPr>
-          <w:color w:val="000000" w:themeColor="text1"/>
-          <w:highlight w:val="yellow"/>
-        </w:rPr>
-        <w:t>"Shutting down.")</w:t>
-      </w:r>
-    </w:p>
-    <w:p>
-      <w:pPr>
-        <w:rPr>
-          <w:color w:val="000000" w:themeColor="text1"/>
-        </w:rPr>
-      </w:pPr>
-      <w:r>
-        <w:rPr>
-          <w:color w:val="000000" w:themeColor="text1"/>
-        </w:rPr>
-        <w:t xml:space="preserve">The Walrus Operator lets you do both in </w:t>
-      </w:r>
-      <w:r>
-        <w:rPr>
-          <w:b/>
-          <w:bCs/>
-          <w:color w:val="000000" w:themeColor="text1"/>
-        </w:rPr>
-        <w:t>one single, fluid motion</w:t>
-      </w:r>
-      <w:r>
-        <w:rPr>
-          <w:color w:val="000000" w:themeColor="text1"/>
-        </w:rPr>
-        <w:t>. It catches the baseball and throws it to first base without stopping.</w:t>
-      </w:r>
-    </w:p>
-    <w:p>
-      <w:pPr>
-        <w:rPr>
-          <w:color w:val="000000" w:themeColor="text1"/>
-          <w:highlight w:val="yellow"/>
-        </w:rPr>
-      </w:pPr>
-      <w:r>
-        <w:rPr>
-          <w:color w:val="000000" w:themeColor="text1"/>
-          <w:highlight w:val="yellow"/>
-        </w:rPr>
-        <w:t>Python</w:t>
-      </w:r>
-    </w:p>
-    <w:p>
-      <w:pPr>
-        <w:rPr>
-          <w:color w:val="000000" w:themeColor="text1"/>
-          <w:highlight w:val="yellow"/>
-        </w:rPr>
-      </w:pPr>
-      <w:r>
-        <w:rPr>
-          <w:color w:val="000000" w:themeColor="text1"/>
-          <w:highlight w:val="yellow"/>
-        </w:rPr>
         <w:t># Assigns the variable AND checks it at the exact same time</w:t>
       </w:r>
     </w:p>
@@ -23520,7 +23463,6 @@
           <w:bCs/>
           <w:color w:val="000000" w:themeColor="text1"/>
         </w:rPr>
-        <w:lastRenderedPageBreak/>
         <w:t>The ML Why:</w:t>
       </w:r>
       <w:r>
@@ -23708,6 +23650,7 @@
           <w:color w:val="000000" w:themeColor="text1"/>
           <w:highlight w:val="yellow"/>
         </w:rPr>
+        <w:lastRenderedPageBreak/>
         <w:t>import math</w:t>
       </w:r>
     </w:p>
@@ -24115,153 +24058,153 @@
           <w:color w:val="000000" w:themeColor="text1"/>
           <w:highlight w:val="yellow"/>
         </w:rPr>
+        <w:t>C++</w:t>
+      </w:r>
+    </w:p>
+    <w:p>
+      <w:pPr>
+        <w:rPr>
+          <w:color w:val="000000" w:themeColor="text1"/>
+          <w:highlight w:val="yellow"/>
+        </w:rPr>
+      </w:pPr>
+      <w:r>
+        <w:rPr>
+          <w:color w:val="000000" w:themeColor="text1"/>
+          <w:highlight w:val="yellow"/>
+        </w:rPr>
+        <w:t>// How you do it in other languages:</w:t>
+      </w:r>
+    </w:p>
+    <w:p>
+      <w:pPr>
+        <w:rPr>
+          <w:color w:val="000000" w:themeColor="text1"/>
+        </w:rPr>
+      </w:pPr>
+      <w:r>
+        <w:rPr>
+          <w:color w:val="000000" w:themeColor="text1"/>
+          <w:highlight w:val="yellow"/>
+        </w:rPr>
+        <w:t>if (age &gt;= 18 and age &lt;= 65)</w:t>
+      </w:r>
+    </w:p>
+    <w:p>
+      <w:pPr>
+        <w:rPr>
+          <w:color w:val="000000" w:themeColor="text1"/>
+        </w:rPr>
+      </w:pPr>
+      <w:r>
+        <w:rPr>
+          <w:color w:val="000000" w:themeColor="text1"/>
+        </w:rPr>
+        <w:t xml:space="preserve">Python was built to read like English. It allows you to </w:t>
+      </w:r>
+      <w:r>
+        <w:rPr>
+          <w:b/>
+          <w:bCs/>
+          <w:color w:val="000000" w:themeColor="text1"/>
+        </w:rPr>
+        <w:t>chain</w:t>
+      </w:r>
+      <w:r>
+        <w:rPr>
+          <w:color w:val="000000" w:themeColor="text1"/>
+        </w:rPr>
+        <w:t xml:space="preserve"> comparison operators together exactly how you would write them in a math class.</w:t>
+      </w:r>
+    </w:p>
+    <w:p>
+      <w:pPr>
+        <w:rPr>
+          <w:color w:val="000000" w:themeColor="text1"/>
+          <w:highlight w:val="yellow"/>
+        </w:rPr>
+      </w:pPr>
+      <w:r>
+        <w:rPr>
+          <w:color w:val="000000" w:themeColor="text1"/>
+          <w:highlight w:val="yellow"/>
+        </w:rPr>
+        <w:t>Python</w:t>
+      </w:r>
+    </w:p>
+    <w:p>
+      <w:pPr>
+        <w:rPr>
+          <w:color w:val="000000" w:themeColor="text1"/>
+          <w:highlight w:val="yellow"/>
+        </w:rPr>
+      </w:pPr>
+      <w:r>
+        <w:rPr>
+          <w:color w:val="000000" w:themeColor="text1"/>
+          <w:highlight w:val="yellow"/>
+        </w:rPr>
+        <w:t># The Python Way:</w:t>
+      </w:r>
+    </w:p>
+    <w:p>
+      <w:pPr>
+        <w:rPr>
+          <w:color w:val="000000" w:themeColor="text1"/>
+          <w:highlight w:val="yellow"/>
+        </w:rPr>
+      </w:pPr>
+      <w:r>
+        <w:rPr>
+          <w:color w:val="000000" w:themeColor="text1"/>
+          <w:highlight w:val="yellow"/>
+        </w:rPr>
+        <w:t>if 18 &lt;= age &lt;= 65:</w:t>
+      </w:r>
+    </w:p>
+    <w:p>
+      <w:pPr>
+        <w:rPr>
+          <w:color w:val="000000" w:themeColor="text1"/>
+        </w:rPr>
+      </w:pPr>
+      <w:r>
+        <w:rPr>
+          <w:color w:val="000000" w:themeColor="text1"/>
+          <w:highlight w:val="yellow"/>
+        </w:rPr>
+        <w:t xml:space="preserve">    </w:t>
+      </w:r>
+      <w:proofErr w:type="gramStart"/>
+      <w:r>
+        <w:rPr>
+          <w:color w:val="000000" w:themeColor="text1"/>
+          <w:highlight w:val="yellow"/>
+        </w:rPr>
+        <w:t>print(</w:t>
+      </w:r>
+      <w:proofErr w:type="gramEnd"/>
+      <w:r>
+        <w:rPr>
+          <w:color w:val="000000" w:themeColor="text1"/>
+          <w:highlight w:val="yellow"/>
+        </w:rPr>
+        <w:t>"You are eligible.")</w:t>
+      </w:r>
+    </w:p>
+    <w:p>
+      <w:pPr>
+        <w:rPr>
+          <w:color w:val="000000" w:themeColor="text1"/>
+        </w:rPr>
+      </w:pPr>
+      <w:r>
+        <w:rPr>
+          <w:b/>
+          <w:bCs/>
+          <w:color w:val="000000" w:themeColor="text1"/>
+        </w:rPr>
         <w:lastRenderedPageBreak/>
-        <w:t>C++</w:t>
-      </w:r>
-    </w:p>
-    <w:p>
-      <w:pPr>
-        <w:rPr>
-          <w:color w:val="000000" w:themeColor="text1"/>
-          <w:highlight w:val="yellow"/>
-        </w:rPr>
-      </w:pPr>
-      <w:r>
-        <w:rPr>
-          <w:color w:val="000000" w:themeColor="text1"/>
-          <w:highlight w:val="yellow"/>
-        </w:rPr>
-        <w:t>// How you do it in other languages:</w:t>
-      </w:r>
-    </w:p>
-    <w:p>
-      <w:pPr>
-        <w:rPr>
-          <w:color w:val="000000" w:themeColor="text1"/>
-        </w:rPr>
-      </w:pPr>
-      <w:r>
-        <w:rPr>
-          <w:color w:val="000000" w:themeColor="text1"/>
-          <w:highlight w:val="yellow"/>
-        </w:rPr>
-        <w:t>if (age &gt;= 18 and age &lt;= 65)</w:t>
-      </w:r>
-    </w:p>
-    <w:p>
-      <w:pPr>
-        <w:rPr>
-          <w:color w:val="000000" w:themeColor="text1"/>
-        </w:rPr>
-      </w:pPr>
-      <w:r>
-        <w:rPr>
-          <w:color w:val="000000" w:themeColor="text1"/>
-        </w:rPr>
-        <w:t xml:space="preserve">Python was built to read like English. It allows you to </w:t>
-      </w:r>
-      <w:r>
-        <w:rPr>
-          <w:b/>
-          <w:bCs/>
-          <w:color w:val="000000" w:themeColor="text1"/>
-        </w:rPr>
-        <w:t>chain</w:t>
-      </w:r>
-      <w:r>
-        <w:rPr>
-          <w:color w:val="000000" w:themeColor="text1"/>
-        </w:rPr>
-        <w:t xml:space="preserve"> comparison operators together exactly how you would write them in a math class.</w:t>
-      </w:r>
-    </w:p>
-    <w:p>
-      <w:pPr>
-        <w:rPr>
-          <w:color w:val="000000" w:themeColor="text1"/>
-          <w:highlight w:val="yellow"/>
-        </w:rPr>
-      </w:pPr>
-      <w:r>
-        <w:rPr>
-          <w:color w:val="000000" w:themeColor="text1"/>
-          <w:highlight w:val="yellow"/>
-        </w:rPr>
-        <w:t>Python</w:t>
-      </w:r>
-    </w:p>
-    <w:p>
-      <w:pPr>
-        <w:rPr>
-          <w:color w:val="000000" w:themeColor="text1"/>
-          <w:highlight w:val="yellow"/>
-        </w:rPr>
-      </w:pPr>
-      <w:r>
-        <w:rPr>
-          <w:color w:val="000000" w:themeColor="text1"/>
-          <w:highlight w:val="yellow"/>
-        </w:rPr>
-        <w:t># The Python Way:</w:t>
-      </w:r>
-    </w:p>
-    <w:p>
-      <w:pPr>
-        <w:rPr>
-          <w:color w:val="000000" w:themeColor="text1"/>
-          <w:highlight w:val="yellow"/>
-        </w:rPr>
-      </w:pPr>
-      <w:r>
-        <w:rPr>
-          <w:color w:val="000000" w:themeColor="text1"/>
-          <w:highlight w:val="yellow"/>
-        </w:rPr>
-        <w:t>if 18 &lt;= age &lt;= 65:</w:t>
-      </w:r>
-    </w:p>
-    <w:p>
-      <w:pPr>
-        <w:rPr>
-          <w:color w:val="000000" w:themeColor="text1"/>
-        </w:rPr>
-      </w:pPr>
-      <w:r>
-        <w:rPr>
-          <w:color w:val="000000" w:themeColor="text1"/>
-          <w:highlight w:val="yellow"/>
-        </w:rPr>
-        <w:t xml:space="preserve">    </w:t>
-      </w:r>
-      <w:proofErr w:type="gramStart"/>
-      <w:r>
-        <w:rPr>
-          <w:color w:val="000000" w:themeColor="text1"/>
-          <w:highlight w:val="yellow"/>
-        </w:rPr>
-        <w:t>print(</w:t>
-      </w:r>
-      <w:proofErr w:type="gramEnd"/>
-      <w:r>
-        <w:rPr>
-          <w:color w:val="000000" w:themeColor="text1"/>
-          <w:highlight w:val="yellow"/>
-        </w:rPr>
-        <w:t>"You are eligible.")</w:t>
-      </w:r>
-    </w:p>
-    <w:p>
-      <w:pPr>
-        <w:rPr>
-          <w:color w:val="000000" w:themeColor="text1"/>
-        </w:rPr>
-      </w:pPr>
-      <w:r>
-        <w:rPr>
-          <w:b/>
-          <w:bCs/>
-          <w:color w:val="000000" w:themeColor="text1"/>
-        </w:rPr>
         <w:t>Under the hood:</w:t>
       </w:r>
       <w:r>
@@ -24643,183 +24586,183 @@
           <w:color w:val="000000" w:themeColor="text1"/>
           <w:highlight w:val="yellow"/>
         </w:rPr>
+        <w:t>grid_B</w:t>
+      </w:r>
+      <w:proofErr w:type="spellEnd"/>
+      <w:r>
+        <w:rPr>
+          <w:color w:val="000000" w:themeColor="text1"/>
+          <w:highlight w:val="yellow"/>
+        </w:rPr>
+        <w:t xml:space="preserve"> = [ </w:t>
+      </w:r>
+      <w:proofErr w:type="gramStart"/>
+      <w:r>
+        <w:rPr>
+          <w:color w:val="000000" w:themeColor="text1"/>
+          <w:highlight w:val="yellow"/>
+        </w:rPr>
+        <w:t>... ]</w:t>
+      </w:r>
+      <w:proofErr w:type="gramEnd"/>
+    </w:p>
+    <w:p>
+      <w:pPr>
+        <w:rPr>
+          <w:color w:val="000000" w:themeColor="text1"/>
+          <w:highlight w:val="yellow"/>
+        </w:rPr>
+      </w:pPr>
+    </w:p>
+    <w:p>
+      <w:pPr>
+        <w:rPr>
+          <w:color w:val="000000" w:themeColor="text1"/>
+          <w:highlight w:val="yellow"/>
+        </w:rPr>
+      </w:pPr>
+      <w:r>
+        <w:rPr>
+          <w:color w:val="000000" w:themeColor="text1"/>
+          <w:highlight w:val="yellow"/>
+        </w:rPr>
+        <w:t># The @ symbol performs advanced Matrix Multiplication</w:t>
+      </w:r>
+    </w:p>
+    <w:p>
+      <w:pPr>
+        <w:rPr>
+          <w:color w:val="000000" w:themeColor="text1"/>
+        </w:rPr>
+      </w:pPr>
+      <w:r>
+        <w:rPr>
+          <w:color w:val="000000" w:themeColor="text1"/>
+          <w:highlight w:val="yellow"/>
+        </w:rPr>
+        <w:t xml:space="preserve">result = </w:t>
+      </w:r>
+      <w:proofErr w:type="spellStart"/>
+      <w:r>
+        <w:rPr>
+          <w:color w:val="000000" w:themeColor="text1"/>
+          <w:highlight w:val="yellow"/>
+        </w:rPr>
+        <w:t>grid_A</w:t>
+      </w:r>
+      <w:proofErr w:type="spellEnd"/>
+      <w:r>
+        <w:rPr>
+          <w:color w:val="000000" w:themeColor="text1"/>
+          <w:highlight w:val="yellow"/>
+        </w:rPr>
+        <w:t xml:space="preserve"> @ </w:t>
+      </w:r>
+      <w:proofErr w:type="spellStart"/>
+      <w:r>
+        <w:rPr>
+          <w:color w:val="000000" w:themeColor="text1"/>
+          <w:highlight w:val="yellow"/>
+        </w:rPr>
+        <w:t>grid_B</w:t>
+      </w:r>
+      <w:proofErr w:type="spellEnd"/>
+    </w:p>
+    <w:p>
+      <w:pPr>
+        <w:rPr>
+          <w:color w:val="000000" w:themeColor="text1"/>
+        </w:rPr>
+      </w:pPr>
+      <w:r>
+        <w:rPr>
+          <w:b/>
+          <w:bCs/>
+          <w:color w:val="000000" w:themeColor="text1"/>
+        </w:rPr>
+        <w:t>Why you need to know this:</w:t>
+      </w:r>
+      <w:r>
+        <w:rPr>
+          <w:color w:val="000000" w:themeColor="text1"/>
+        </w:rPr>
+        <w:t xml:space="preserve"> If you try to use </w:t>
+      </w:r>
+      <w:proofErr w:type="spellStart"/>
+      <w:r>
+        <w:rPr>
+          <w:color w:val="000000" w:themeColor="text1"/>
+        </w:rPr>
+        <w:t>grid_A</w:t>
+      </w:r>
+      <w:proofErr w:type="spellEnd"/>
+      <w:r>
+        <w:rPr>
+          <w:color w:val="000000" w:themeColor="text1"/>
+        </w:rPr>
+        <w:t xml:space="preserve"> * </w:t>
+      </w:r>
+      <w:proofErr w:type="spellStart"/>
+      <w:r>
+        <w:rPr>
+          <w:color w:val="000000" w:themeColor="text1"/>
+        </w:rPr>
+        <w:t>grid_B</w:t>
+      </w:r>
+      <w:proofErr w:type="spellEnd"/>
+      <w:r>
+        <w:rPr>
+          <w:color w:val="000000" w:themeColor="text1"/>
+        </w:rPr>
+        <w:t>, Python just multiplies the numbers straight across. The @ operator triggers complex linear algebra (Dot Products). You won't use it in basic Python, but the second you start building AI models, @ will be your most used operator.</w:t>
+      </w:r>
+    </w:p>
+    <w:p>
+      <w:pPr>
+        <w:rPr>
+          <w:b/>
+          <w:bCs/>
+          <w:color w:val="000000" w:themeColor="text1"/>
+        </w:rPr>
+      </w:pPr>
+      <w:r>
+        <w:rPr>
+          <w:b/>
+          <w:bCs/>
+          <w:color w:val="000000" w:themeColor="text1"/>
+        </w:rPr>
+        <w:t xml:space="preserve">2. When Math Breaks: </w:t>
+      </w:r>
+      <w:proofErr w:type="spellStart"/>
+      <w:r>
+        <w:rPr>
+          <w:b/>
+          <w:bCs/>
+          <w:color w:val="000000" w:themeColor="text1"/>
+        </w:rPr>
+        <w:t>NaN</w:t>
+      </w:r>
+      <w:proofErr w:type="spellEnd"/>
+      <w:r>
+        <w:rPr>
+          <w:b/>
+          <w:bCs/>
+          <w:color w:val="000000" w:themeColor="text1"/>
+        </w:rPr>
+        <w:t xml:space="preserve"> and Infinity</w:t>
+      </w:r>
+    </w:p>
+    <w:p>
+      <w:pPr>
+        <w:rPr>
+          <w:color w:val="000000" w:themeColor="text1"/>
+        </w:rPr>
+      </w:pPr>
+      <w:r>
+        <w:rPr>
+          <w:color w:val="000000" w:themeColor="text1"/>
+        </w:rPr>
         <w:lastRenderedPageBreak/>
-        <w:t>grid_B</w:t>
-      </w:r>
-      <w:proofErr w:type="spellEnd"/>
-      <w:r>
-        <w:rPr>
-          <w:color w:val="000000" w:themeColor="text1"/>
-          <w:highlight w:val="yellow"/>
-        </w:rPr>
-        <w:t xml:space="preserve"> = [ </w:t>
-      </w:r>
-      <w:proofErr w:type="gramStart"/>
-      <w:r>
-        <w:rPr>
-          <w:color w:val="000000" w:themeColor="text1"/>
-          <w:highlight w:val="yellow"/>
-        </w:rPr>
-        <w:t>... ]</w:t>
-      </w:r>
-      <w:proofErr w:type="gramEnd"/>
-    </w:p>
-    <w:p>
-      <w:pPr>
-        <w:rPr>
-          <w:color w:val="000000" w:themeColor="text1"/>
-          <w:highlight w:val="yellow"/>
-        </w:rPr>
-      </w:pPr>
-    </w:p>
-    <w:p>
-      <w:pPr>
-        <w:rPr>
-          <w:color w:val="000000" w:themeColor="text1"/>
-          <w:highlight w:val="yellow"/>
-        </w:rPr>
-      </w:pPr>
-      <w:r>
-        <w:rPr>
-          <w:color w:val="000000" w:themeColor="text1"/>
-          <w:highlight w:val="yellow"/>
-        </w:rPr>
-        <w:t># The @ symbol performs advanced Matrix Multiplication</w:t>
-      </w:r>
-    </w:p>
-    <w:p>
-      <w:pPr>
-        <w:rPr>
-          <w:color w:val="000000" w:themeColor="text1"/>
-        </w:rPr>
-      </w:pPr>
-      <w:r>
-        <w:rPr>
-          <w:color w:val="000000" w:themeColor="text1"/>
-          <w:highlight w:val="yellow"/>
-        </w:rPr>
-        <w:t xml:space="preserve">result = </w:t>
-      </w:r>
-      <w:proofErr w:type="spellStart"/>
-      <w:r>
-        <w:rPr>
-          <w:color w:val="000000" w:themeColor="text1"/>
-          <w:highlight w:val="yellow"/>
-        </w:rPr>
-        <w:t>grid_A</w:t>
-      </w:r>
-      <w:proofErr w:type="spellEnd"/>
-      <w:r>
-        <w:rPr>
-          <w:color w:val="000000" w:themeColor="text1"/>
-          <w:highlight w:val="yellow"/>
-        </w:rPr>
-        <w:t xml:space="preserve"> @ </w:t>
-      </w:r>
-      <w:proofErr w:type="spellStart"/>
-      <w:r>
-        <w:rPr>
-          <w:color w:val="000000" w:themeColor="text1"/>
-          <w:highlight w:val="yellow"/>
-        </w:rPr>
-        <w:t>grid_B</w:t>
-      </w:r>
-      <w:proofErr w:type="spellEnd"/>
-    </w:p>
-    <w:p>
-      <w:pPr>
-        <w:rPr>
-          <w:color w:val="000000" w:themeColor="text1"/>
-        </w:rPr>
-      </w:pPr>
-      <w:r>
-        <w:rPr>
-          <w:b/>
-          <w:bCs/>
-          <w:color w:val="000000" w:themeColor="text1"/>
-        </w:rPr>
-        <w:t>Why you need to know this:</w:t>
-      </w:r>
-      <w:r>
-        <w:rPr>
-          <w:color w:val="000000" w:themeColor="text1"/>
-        </w:rPr>
-        <w:t xml:space="preserve"> If you try to use </w:t>
-      </w:r>
-      <w:proofErr w:type="spellStart"/>
-      <w:r>
-        <w:rPr>
-          <w:color w:val="000000" w:themeColor="text1"/>
-        </w:rPr>
-        <w:t>grid_A</w:t>
-      </w:r>
-      <w:proofErr w:type="spellEnd"/>
-      <w:r>
-        <w:rPr>
-          <w:color w:val="000000" w:themeColor="text1"/>
-        </w:rPr>
-        <w:t xml:space="preserve"> * </w:t>
-      </w:r>
-      <w:proofErr w:type="spellStart"/>
-      <w:r>
-        <w:rPr>
-          <w:color w:val="000000" w:themeColor="text1"/>
-        </w:rPr>
-        <w:t>grid_B</w:t>
-      </w:r>
-      <w:proofErr w:type="spellEnd"/>
-      <w:r>
-        <w:rPr>
-          <w:color w:val="000000" w:themeColor="text1"/>
-        </w:rPr>
-        <w:t>, Python just multiplies the numbers straight across. The @ operator triggers complex linear algebra (Dot Products). You won't use it in basic Python, but the second you start building AI models, @ will be your most used operator.</w:t>
-      </w:r>
-    </w:p>
-    <w:p>
-      <w:pPr>
-        <w:rPr>
-          <w:b/>
-          <w:bCs/>
-          <w:color w:val="000000" w:themeColor="text1"/>
-        </w:rPr>
-      </w:pPr>
-      <w:r>
-        <w:rPr>
-          <w:b/>
-          <w:bCs/>
-          <w:color w:val="000000" w:themeColor="text1"/>
-        </w:rPr>
-        <w:t xml:space="preserve">2. When Math Breaks: </w:t>
-      </w:r>
-      <w:proofErr w:type="spellStart"/>
-      <w:r>
-        <w:rPr>
-          <w:b/>
-          <w:bCs/>
-          <w:color w:val="000000" w:themeColor="text1"/>
-        </w:rPr>
-        <w:t>NaN</w:t>
-      </w:r>
-      <w:proofErr w:type="spellEnd"/>
-      <w:r>
-        <w:rPr>
-          <w:b/>
-          <w:bCs/>
-          <w:color w:val="000000" w:themeColor="text1"/>
-        </w:rPr>
-        <w:t xml:space="preserve"> and Infinity</w:t>
-      </w:r>
-    </w:p>
-    <w:p>
-      <w:pPr>
-        <w:rPr>
-          <w:color w:val="000000" w:themeColor="text1"/>
-        </w:rPr>
-      </w:pPr>
-      <w:r>
-        <w:rPr>
-          <w:color w:val="000000" w:themeColor="text1"/>
-        </w:rPr>
         <w:t>In Machine Learning, models often train for days. Sometimes, the math equations spiral out of control and the numbers get too big for the computer's RAM.</w:t>
       </w:r>
     </w:p>
@@ -25422,93 +25365,93 @@
           <w:bCs/>
           <w:color w:val="000000" w:themeColor="text1"/>
         </w:rPr>
+        <w:t>4. The One-Line Decision: The Ternary Operator</w:t>
+      </w:r>
+    </w:p>
+    <w:p>
+      <w:pPr>
+        <w:rPr>
+          <w:color w:val="000000" w:themeColor="text1"/>
+        </w:rPr>
+      </w:pPr>
+      <w:r>
+        <w:rPr>
+          <w:color w:val="000000" w:themeColor="text1"/>
+        </w:rPr>
+        <w:t>We haven't fully covered if/else statements yet, but there is a mathematical operator that acts as a shortcut to make a decision in a single line of code. It is heavily used in production to keep code clean.</w:t>
+      </w:r>
+    </w:p>
+    <w:p>
+      <w:pPr>
+        <w:rPr>
+          <w:color w:val="000000" w:themeColor="text1"/>
+        </w:rPr>
+      </w:pPr>
+      <w:r>
+        <w:rPr>
+          <w:color w:val="000000" w:themeColor="text1"/>
+        </w:rPr>
+        <w:t>Normally, assigning a status looks like this:</w:t>
+      </w:r>
+    </w:p>
+    <w:p>
+      <w:pPr>
+        <w:rPr>
+          <w:color w:val="000000" w:themeColor="text1"/>
+          <w:highlight w:val="yellow"/>
+        </w:rPr>
+      </w:pPr>
+      <w:r>
+        <w:rPr>
+          <w:color w:val="000000" w:themeColor="text1"/>
+          <w:highlight w:val="yellow"/>
+        </w:rPr>
+        <w:t>Python</w:t>
+      </w:r>
+    </w:p>
+    <w:p>
+      <w:pPr>
+        <w:rPr>
+          <w:color w:val="000000" w:themeColor="text1"/>
+          <w:highlight w:val="yellow"/>
+        </w:rPr>
+      </w:pPr>
+      <w:r>
+        <w:rPr>
+          <w:color w:val="000000" w:themeColor="text1"/>
+          <w:highlight w:val="yellow"/>
+        </w:rPr>
+        <w:t>if score &gt; 50:</w:t>
+      </w:r>
+    </w:p>
+    <w:p>
+      <w:pPr>
+        <w:rPr>
+          <w:color w:val="000000" w:themeColor="text1"/>
+          <w:highlight w:val="yellow"/>
+        </w:rPr>
+      </w:pPr>
+      <w:r>
+        <w:rPr>
+          <w:color w:val="000000" w:themeColor="text1"/>
+          <w:highlight w:val="yellow"/>
+        </w:rPr>
+        <w:t xml:space="preserve">    status = "Pass"</w:t>
+      </w:r>
+    </w:p>
+    <w:p>
+      <w:pPr>
+        <w:rPr>
+          <w:color w:val="000000" w:themeColor="text1"/>
+          <w:highlight w:val="yellow"/>
+        </w:rPr>
+      </w:pPr>
+      <w:r>
+        <w:rPr>
+          <w:color w:val="000000" w:themeColor="text1"/>
+          <w:highlight w:val="yellow"/>
+        </w:rPr>
         <w:lastRenderedPageBreak/>
-        <w:t>4. The One-Line Decision: The Ternary Operator</w:t>
-      </w:r>
-    </w:p>
-    <w:p>
-      <w:pPr>
-        <w:rPr>
-          <w:color w:val="000000" w:themeColor="text1"/>
-        </w:rPr>
-      </w:pPr>
-      <w:r>
-        <w:rPr>
-          <w:color w:val="000000" w:themeColor="text1"/>
-        </w:rPr>
-        <w:t>We haven't fully covered if/else statements yet, but there is a mathematical operator that acts as a shortcut to make a decision in a single line of code. It is heavily used in production to keep code clean.</w:t>
-      </w:r>
-    </w:p>
-    <w:p>
-      <w:pPr>
-        <w:rPr>
-          <w:color w:val="000000" w:themeColor="text1"/>
-        </w:rPr>
-      </w:pPr>
-      <w:r>
-        <w:rPr>
-          <w:color w:val="000000" w:themeColor="text1"/>
-        </w:rPr>
-        <w:t>Normally, assigning a status looks like this:</w:t>
-      </w:r>
-    </w:p>
-    <w:p>
-      <w:pPr>
-        <w:rPr>
-          <w:color w:val="000000" w:themeColor="text1"/>
-          <w:highlight w:val="yellow"/>
-        </w:rPr>
-      </w:pPr>
-      <w:r>
-        <w:rPr>
-          <w:color w:val="000000" w:themeColor="text1"/>
-          <w:highlight w:val="yellow"/>
-        </w:rPr>
-        <w:t>Python</w:t>
-      </w:r>
-    </w:p>
-    <w:p>
-      <w:pPr>
-        <w:rPr>
-          <w:color w:val="000000" w:themeColor="text1"/>
-          <w:highlight w:val="yellow"/>
-        </w:rPr>
-      </w:pPr>
-      <w:r>
-        <w:rPr>
-          <w:color w:val="000000" w:themeColor="text1"/>
-          <w:highlight w:val="yellow"/>
-        </w:rPr>
-        <w:t>if score &gt; 50:</w:t>
-      </w:r>
-    </w:p>
-    <w:p>
-      <w:pPr>
-        <w:rPr>
-          <w:color w:val="000000" w:themeColor="text1"/>
-          <w:highlight w:val="yellow"/>
-        </w:rPr>
-      </w:pPr>
-      <w:r>
-        <w:rPr>
-          <w:color w:val="000000" w:themeColor="text1"/>
-          <w:highlight w:val="yellow"/>
-        </w:rPr>
-        <w:t xml:space="preserve">    status = "Pass"</w:t>
-      </w:r>
-    </w:p>
-    <w:p>
-      <w:pPr>
-        <w:rPr>
-          <w:color w:val="000000" w:themeColor="text1"/>
-          <w:highlight w:val="yellow"/>
-        </w:rPr>
-      </w:pPr>
-      <w:r>
-        <w:rPr>
-          <w:color w:val="000000" w:themeColor="text1"/>
-          <w:highlight w:val="yellow"/>
-        </w:rPr>
         <w:t>else:</w:t>
       </w:r>
     </w:p>
@@ -25965,7 +25908,7 @@
 </file>
 
 <file path=word/numbering.xml><?xml version="1.0" encoding="utf-8"?>
-<w:numbering xmlns:wpc="http://schemas.microsoft.com/office/word/2010/wordprocessingCanvas" xmlns:cx="http://schemas.microsoft.com/office/drawing/2014/chartex" xmlns:cx1="http://schemas.microsoft.com/office/drawing/2015/9/8/chartex" xmlns:cx2="http://schemas.microsoft.com/office/drawing/2015/10/21/chartex" xmlns:cx3="http://schemas.microsoft.com/office/drawing/2016/5/9/chartex" xmlns:cx4="http://schemas.microsoft.com/office/drawing/2016/5/10/chartex" xmlns:cx5="http://schemas.microsoft.com/office/drawing/2016/5/11/chartex" xmlns:cx6="http://schemas.microsoft.com/office/drawing/2016/5/12/chartex" xmlns:cx7="http://schemas.microsoft.com/office/drawing/2016/5/13/chartex" xmlns:cx8="http://schemas.microsoft.com/office/drawing/2016/5/14/chartex" xmlns:mc="http://schemas.openxmlformats.org/markup-compatibility/2006" xmlns:aink="http://schemas.microsoft.com/office/drawing/2016/ink" xmlns:am3d="http://schemas.microsoft.com/office/drawing/2017/model3d" xmlns:o="urn:schemas-microsoft-com:office:office" xmlns:oel="http://schemas.microsoft.com/office/2019/extlst" xmlns:r="http://schemas.openxmlformats.org/officeDocument/2006/relationships" xmlns:m="http://schemas.openxmlformats.org/officeDocument/2006/math" xmlns:v="urn:schemas-microsoft-com:vml" xmlns:wp14="http://schemas.microsoft.com/office/word/2010/wordprocessingDrawing" xmlns:wp="http://schemas.openxmlformats.org/drawingml/2006/wordprocessingDrawing" xmlns:w10="urn:schemas-microsoft-com:office:word" xmlns:w="http://schemas.openxmlformats.org/wordprocessingml/2006/main" xmlns:w14="http://schemas.microsoft.com/office/word/2010/wordml" xmlns:w15="http://schemas.microsoft.com/office/word/2012/wordml" xmlns:w16cei="http://schemas.microsoft.com/office/word/2026/wordml/cei" xmlns:w16cex="http://schemas.microsoft.com/office/word/2018/wordml/cex" xmlns:w16cid="http://schemas.microsoft.com/office/word/2016/wordml/cid" xmlns:w16="http://schemas.microsoft.com/office/word/2018/wordml" xmlns:w16du="http://schemas.microsoft.com/office/word/2023/wordml/word16du" xmlns:w16sdtdh="http://schemas.microsoft.com/office/word/2020/wordml/sdtdatahash" xmlns:w16sdtfl="http://schemas.microsoft.com/office/word/2024/wordml/sdtformatlock" xmlns:w16se="http://schemas.microsoft.com/office/word/2015/wordml/symex" xmlns:wpg="http://schemas.microsoft.com/office/word/2010/wordprocessingGroup" xmlns:wpi="http://schemas.microsoft.com/office/word/2010/wordprocessingInk" xmlns:wne="http://schemas.microsoft.com/office/word/2006/wordml" xmlns:wps="http://schemas.microsoft.com/office/word/2010/wordprocessingShape" mc:Ignorable="w14 w15 w16se w16cid w16 w16cex w16sdtdh w16sdtfl w16du wp14">
+<w:numbering xmlns:wpc="http://schemas.microsoft.com/office/word/2010/wordprocessingCanvas" xmlns:cx="http://schemas.microsoft.com/office/drawing/2014/chartex" xmlns:cx1="http://schemas.microsoft.com/office/drawing/2015/9/8/chartex" xmlns:cx2="http://schemas.microsoft.com/office/drawing/2015/10/21/chartex" xmlns:cx3="http://schemas.microsoft.com/office/drawing/2016/5/9/chartex" xmlns:cx4="http://schemas.microsoft.com/office/drawing/2016/5/10/chartex" xmlns:cx5="http://schemas.microsoft.com/office/drawing/2016/5/11/chartex" xmlns:cx6="http://schemas.microsoft.com/office/drawing/2016/5/12/chartex" xmlns:cx7="http://schemas.microsoft.com/office/drawing/2016/5/13/chartex" xmlns:cx8="http://schemas.microsoft.com/office/drawing/2016/5/14/chartex" xmlns:mc="http://schemas.openxmlformats.org/markup-compatibility/2006" xmlns:aink="http://schemas.microsoft.com/office/drawing/2016/ink" xmlns:am3d="http://schemas.microsoft.com/office/drawing/2017/model3d" xmlns:o="urn:schemas-microsoft-com:office:office" xmlns:oel="http://schemas.microsoft.com/office/2019/extlst" xmlns:r="http://schemas.openxmlformats.org/officeDocument/2006/relationships" xmlns:m="http://schemas.openxmlformats.org/officeDocument/2006/math" xmlns:v="urn:schemas-microsoft-com:vml" xmlns:wp14="http://schemas.microsoft.com/office/word/2010/wordprocessingDrawing" xmlns:wp="http://schemas.openxmlformats.org/drawingml/2006/wordprocessingDrawing" xmlns:w10="urn:schemas-microsoft-com:office:word" xmlns:w="http://schemas.openxmlformats.org/wordprocessingml/2006/main" xmlns:w14="http://schemas.microsoft.com/office/word/2010/wordml" xmlns:w15="http://schemas.microsoft.com/office/word/2012/wordml" xmlns:w16cex="http://schemas.microsoft.com/office/word/2018/wordml/cex" xmlns:w16cid="http://schemas.microsoft.com/office/word/2016/wordml/cid" xmlns:w16="http://schemas.microsoft.com/office/word/2018/wordml" xmlns:w16du="http://schemas.microsoft.com/office/word/2023/wordml/word16du" xmlns:w16sdtdh="http://schemas.microsoft.com/office/word/2020/wordml/sdtdatahash" xmlns:w16sdtfl="http://schemas.microsoft.com/office/word/2024/wordml/sdtformatlock" xmlns:w16se="http://schemas.microsoft.com/office/word/2015/wordml/symex" xmlns:wpg="http://schemas.microsoft.com/office/word/2010/wordprocessingGroup" xmlns:wpi="http://schemas.microsoft.com/office/word/2010/wordprocessingInk" xmlns:wne="http://schemas.microsoft.com/office/word/2006/wordml" xmlns:wps="http://schemas.microsoft.com/office/word/2010/wordprocessingShape" mc:Ignorable="w14 w15 w16se w16cid w16 w16cex w16sdtdh w16sdtfl w16du wp14">
   <w:abstractNum w:abstractNumId="0" w15:restartNumberingAfterBreak="0">
     <w:nsid w:val="00E035FA"/>
     <w:multiLevelType w:val="multilevel"/>
@@ -32852,6 +32795,7 @@
   <w:style w:type="character" w:default="1" w:styleId="DefaultParagraphFont">
     <w:name w:val="Default Paragraph Font"/>
     <w:uiPriority w:val="1"/>
+    <w:semiHidden/>
     <w:unhideWhenUsed/>
   </w:style>
   <w:style w:type="table" w:default="1" w:styleId="TableNormal">
